--- a/manual/downloads/manual.docx
+++ b/manual/downloads/manual.docx
@@ -133,7 +133,20 @@
         <w:pStyle w:val="FirstParagraph"/>
       </w:pPr>
       <w:r>
-        <w:t xml:space="preserve">SpecCompiler is a document processing pipeline that transforms structured Markdown specifications into multiple output formats (DOCX, HTML5). It provides:</w:t>
+        <w:t xml:space="preserve">SpecCompiler is the reference compiler for</w:t>
+      </w:r>
+      <w:r>
+        <w:t xml:space="preserve"> </w:t>
+      </w:r>
+      <w:r>
+        <w:rPr>
+          <w:b/>
+          <w:bCs/>
+        </w:rPr>
+        <w:t xml:space="preserve">CommonSpec</w:t>
+      </w:r>
+      <w:r>
+        <w:t xml:space="preserve">, a structured Markdown language for typed, traceable specifications. It lowers CommonSpec into SpecIR (a SQLite-backed intermediate representation) and generates multiple output formats (DOCX, HTML5, ReqIF). It provides:</w:t>
       </w:r>
     </w:p>
     <w:p>
@@ -341,7 +354,7 @@
         </w:numPr>
       </w:pPr>
       <w:r>
-        <w:t xml:space="preserve">Authoring specification documents using the SpecCompiler Markdown syntax (</w:t>
+        <w:t xml:space="preserve">Authoring specification documents using CommonSpec syntax (</w:t>
       </w:r>
       <w:hyperlink w:anchor="MANUAL-sec4">
         <w:r>
@@ -606,7 +619,16 @@
         <w:t xml:space="preserve">– Assemble Pandoc documents from the SpecIR and generate output files in configured formats via parallel Pandoc subprocess invocations.</w:t>
       </w:r>
     </w:p>
-    <w:bookmarkStart w:id="78556" w:name="puml-diag-pipeline"/>
+    <w:p>
+      <w:pPr>
+        <w:spacing w:lineRule="exact" w:line="20" w:before="0" w:after="0"/>
+        <w:rPr>
+          <w:sz w:val="2"/>
+        </w:rPr>
+      </w:pPr>
+      <w:bookmarkStart w:name="puml-diag-pipeline" w:id="78556"/>
+      <w:bookmarkEnd w:id="78556"/>
+    </w:p>
     <w:p>
       <w:pPr>
         <w:pStyle w:val="Caption"/>
@@ -682,8 +704,16 @@
         </w:drawing>
       </w:r>
     </w:p>
-    <w:bookmarkEnd w:id="78556"/>
-    <w:bookmarkStart w:id="92874" w:name="echarts-chart-pipeline-ops"/>
+    <w:p>
+      <w:pPr>
+        <w:spacing w:lineRule="exact" w:line="20" w:before="0" w:after="0"/>
+        <w:rPr>
+          <w:sz w:val="2"/>
+        </w:rPr>
+      </w:pPr>
+      <w:bookmarkStart w:name="echarts-chart-pipeline-ops" w:id="92874"/>
+      <w:bookmarkEnd w:id="92874"/>
+    </w:p>
     <w:p>
       <w:pPr>
         <w:pStyle w:val="Caption"/>
@@ -759,7 +789,6 @@
         </w:drawing>
       </w:r>
     </w:p>
-    <w:bookmarkEnd w:id="92874"/>
     <w:p>
       <w:pPr>
         <w:pStyle w:val="BodyText"/>
@@ -821,7 +850,16 @@
         <w:t xml:space="preserve">The following are required to run SpecCompiler-Core:</w:t>
       </w:r>
     </w:p>
-    <w:bookmarkStart w:id="54024" w:name="csv-tbl-prerequisites"/>
+    <w:p>
+      <w:pPr>
+        <w:spacing w:lineRule="exact" w:line="20" w:before="0" w:after="0"/>
+        <w:rPr>
+          <w:sz w:val="2"/>
+        </w:rPr>
+      </w:pPr>
+      <w:bookmarkStart w:name="csv-tbl-prerequisites" w:id="54024"/>
+      <w:bookmarkEnd w:id="54024"/>
+    </w:p>
     <w:p>
       <w:pPr>
         <w:pStyle w:val="Caption"/>
@@ -855,18 +893,18 @@
         <w:tblW w:type="auto" w:w="0"/>
         <w:tblLook w:firstRow="1" w:lastRow="0" w:firstColumn="0" w:lastColumn="0" w:noHBand="0" w:noVBand="0" w:val="0020"/>
         <w:tblBorders>
-          <w:top w:color="000000" w:sz="6" w:space="0" w:val="single"/>
-          <w:left w:color="000000" w:sz="6" w:space="0" w:val="single"/>
-          <w:bottom w:color="000000" w:sz="6" w:space="0" w:val="single"/>
-          <w:right w:color="000000" w:sz="6" w:space="0" w:val="single"/>
-          <w:insideH w:color="000000" w:sz="6" w:space="0" w:val="single"/>
-          <w:insideV w:color="000000" w:sz="6" w:space="0" w:val="single"/>
+          <w:top w:val="single" w:space="0" w:color="000000" w:sz="6"/>
+          <w:left w:val="single" w:space="0" w:color="000000" w:sz="6"/>
+          <w:bottom w:val="single" w:space="0" w:color="000000" w:sz="6"/>
+          <w:right w:val="single" w:space="0" w:color="000000" w:sz="6"/>
+          <w:insideH w:val="single" w:space="0" w:color="000000" w:sz="6"/>
+          <w:insideV w:val="single" w:space="0" w:color="000000" w:sz="6"/>
         </w:tblBorders>
         <w:tblCellMar>
-          <w:top w:w="57" w:type="dxa"/>
-          <w:left w:w="108" w:type="dxa"/>
-          <w:bottom w:w="57" w:type="dxa"/>
-          <w:right w:w="108" w:type="dxa"/>
+          <w:top w:type="dxa" w:w="57"/>
+          <w:left w:type="dxa" w:w="108"/>
+          <w:bottom w:type="dxa" w:w="57"/>
+          <w:right w:type="dxa" w:w="108"/>
         </w:tblCellMar>
       </w:tblPr>
       <w:tblGrid>
@@ -880,14 +918,14 @@
         </w:trPr>
         <w:tc>
           <w:tcPr>
-            <w:shd w:color="auto" w:fill="E8E8E8" w:val="clear"/>
+            <w:shd w:val="clear" w:color="auto" w:fill="E8E8E8"/>
           </w:tcPr>
           <w:p>
             <w:pPr>
               <w:pStyle w:val="Compact"/>
               <w:jc w:val="left"/>
-              <w:ind w:right="0" w:firstLine="0" w:left="0"/>
-              <w:spacing w:lineRule="auto" w:after="40" w:line="240" w:before="40"/>
+              <w:ind w:firstLine="0" w:left="0" w:right="0"/>
+              <w:spacing w:after="40" w:before="40" w:lineRule="auto" w:line="240"/>
             </w:pPr>
             <w:r>
               <w:rPr>
@@ -899,14 +937,14 @@
         </w:tc>
         <w:tc>
           <w:tcPr>
-            <w:shd w:color="auto" w:fill="E8E8E8" w:val="clear"/>
+            <w:shd w:val="clear" w:color="auto" w:fill="E8E8E8"/>
           </w:tcPr>
           <w:p>
             <w:pPr>
               <w:pStyle w:val="Compact"/>
               <w:jc w:val="left"/>
-              <w:ind w:right="0" w:firstLine="0" w:left="0"/>
-              <w:spacing w:lineRule="auto" w:after="40" w:line="240" w:before="40"/>
+              <w:ind w:firstLine="0" w:left="0" w:right="0"/>
+              <w:spacing w:after="40" w:before="40" w:lineRule="auto" w:line="240"/>
             </w:pPr>
             <w:r>
               <w:rPr>
@@ -918,14 +956,14 @@
         </w:tc>
         <w:tc>
           <w:tcPr>
-            <w:shd w:color="auto" w:fill="E8E8E8" w:val="clear"/>
+            <w:shd w:val="clear" w:color="auto" w:fill="E8E8E8"/>
           </w:tcPr>
           <w:p>
             <w:pPr>
               <w:pStyle w:val="Compact"/>
               <w:jc w:val="left"/>
-              <w:ind w:right="0" w:firstLine="0" w:left="0"/>
-              <w:spacing w:lineRule="auto" w:after="40" w:line="240" w:before="40"/>
+              <w:ind w:firstLine="0" w:left="0" w:right="0"/>
+              <w:spacing w:after="40" w:before="40" w:lineRule="auto" w:line="240"/>
             </w:pPr>
             <w:r>
               <w:rPr>
@@ -943,8 +981,8 @@
             <w:pPr>
               <w:pStyle w:val="Compact"/>
               <w:jc w:val="left"/>
-              <w:ind w:right="0" w:firstLine="0" w:left="0"/>
-              <w:spacing w:lineRule="auto" w:after="40" w:line="240" w:before="40"/>
+              <w:ind w:firstLine="0" w:left="0" w:right="0"/>
+              <w:spacing w:after="40" w:before="40" w:lineRule="auto" w:line="240"/>
             </w:pPr>
             <w:r>
               <w:t xml:space="preserve">Docker runtime</w:t>
@@ -957,8 +995,8 @@
             <w:pPr>
               <w:pStyle w:val="Compact"/>
               <w:jc w:val="left"/>
-              <w:ind w:right="0" w:firstLine="0" w:left="0"/>
-              <w:spacing w:lineRule="auto" w:after="40" w:line="240" w:before="40"/>
+              <w:ind w:firstLine="0" w:left="0" w:right="0"/>
+              <w:spacing w:after="40" w:before="40" w:lineRule="auto" w:line="240"/>
             </w:pPr>
             <w:r>
               <w:t xml:space="preserve">20.10+</w:t>
@@ -971,8 +1009,8 @@
             <w:pPr>
               <w:pStyle w:val="Compact"/>
               <w:jc w:val="left"/>
-              <w:ind w:right="0" w:firstLine="0" w:left="0"/>
-              <w:spacing w:lineRule="auto" w:after="40" w:line="240" w:before="40"/>
+              <w:ind w:firstLine="0" w:left="0" w:right="0"/>
+              <w:spacing w:after="40" w:before="40" w:lineRule="auto" w:line="240"/>
             </w:pPr>
             <w:r>
               <w:t xml:space="preserve">Docker Desktop or Docker Engine (daemon must be running)</w:t>
@@ -987,8 +1025,8 @@
             <w:pPr>
               <w:pStyle w:val="Compact"/>
               <w:jc w:val="left"/>
-              <w:ind w:right="0" w:firstLine="0" w:left="0"/>
-              <w:spacing w:lineRule="auto" w:after="40" w:line="240" w:before="40"/>
+              <w:ind w:firstLine="0" w:left="0" w:right="0"/>
+              <w:spacing w:after="40" w:before="40" w:lineRule="auto" w:line="240"/>
             </w:pPr>
             <w:r>
               <w:t xml:space="preserve">Disk space</w:t>
@@ -1001,8 +1039,8 @@
             <w:pPr>
               <w:pStyle w:val="Compact"/>
               <w:jc w:val="left"/>
-              <w:ind w:right="0" w:firstLine="0" w:left="0"/>
-              <w:spacing w:lineRule="auto" w:after="40" w:line="240" w:before="40"/>
+              <w:ind w:firstLine="0" w:left="0" w:right="0"/>
+              <w:spacing w:after="40" w:before="40" w:lineRule="auto" w:line="240"/>
             </w:pPr>
             <w:r>
               <w:t xml:space="preserve">2 GB</w:t>
@@ -1015,8 +1053,8 @@
             <w:pPr>
               <w:pStyle w:val="Compact"/>
               <w:jc w:val="left"/>
-              <w:ind w:right="0" w:firstLine="0" w:left="0"/>
-              <w:spacing w:lineRule="auto" w:after="40" w:line="240" w:before="40"/>
+              <w:ind w:firstLine="0" w:left="0" w:right="0"/>
+              <w:spacing w:after="40" w:before="40" w:lineRule="auto" w:line="240"/>
             </w:pPr>
             <w:r>
               <w:t xml:space="preserve">For the Docker image and build artifacts</w:t>
@@ -1031,8 +1069,8 @@
             <w:pPr>
               <w:pStyle w:val="Compact"/>
               <w:jc w:val="left"/>
-              <w:ind w:right="0" w:firstLine="0" w:left="0"/>
-              <w:spacing w:lineRule="auto" w:after="40" w:line="240" w:before="40"/>
+              <w:ind w:firstLine="0" w:left="0" w:right="0"/>
+              <w:spacing w:after="40" w:before="40" w:lineRule="auto" w:line="240"/>
             </w:pPr>
             <w:r>
               <w:t xml:space="preserve">Host OS</w:t>
@@ -1045,8 +1083,8 @@
             <w:pPr>
               <w:pStyle w:val="Compact"/>
               <w:jc w:val="left"/>
-              <w:ind w:right="0" w:firstLine="0" w:left="0"/>
-              <w:spacing w:lineRule="auto" w:after="40" w:line="240" w:before="40"/>
+              <w:ind w:firstLine="0" w:left="0" w:right="0"/>
+              <w:spacing w:after="40" w:before="40" w:lineRule="auto" w:line="240"/>
             </w:pPr>
             <w:r>
               <w:t xml:space="preserve">Linux, macOS, or Windows (with WSL2)</w:t>
@@ -1059,8 +1097,8 @@
             <w:pPr>
               <w:pStyle w:val="Compact"/>
               <w:jc w:val="left"/>
-              <w:ind w:right="0" w:firstLine="0" w:left="0"/>
-              <w:spacing w:lineRule="auto" w:after="40" w:line="240" w:before="40"/>
+              <w:ind w:firstLine="0" w:left="0" w:right="0"/>
+              <w:spacing w:after="40" w:before="40" w:lineRule="auto" w:line="240"/>
             </w:pPr>
             <w:r>
               <w:t xml:space="preserve">The container runs Debian Bookworm (slim)</w:t>
@@ -1069,7 +1107,6 @@
         </w:tc>
       </w:tr>
     </w:tbl>
-    <w:bookmarkEnd w:id="54024"/>
     <w:p>
       <w:pPr>
         <w:pStyle w:val="BodyText"/>
@@ -1109,10 +1146,19 @@
         <w:pStyle w:val="FirstParagraph"/>
       </w:pPr>
       <w:r>
-        <w:t xml:space="preserve">Run the Docker installer from the repository root:</w:t>
-      </w:r>
-    </w:p>
-    <w:bookmarkStart w:id="25099" w:name="listing-src-build-image"/>
+        <w:t xml:space="preserve">Build the Docker image and install the wrapper from the repository root:</w:t>
+      </w:r>
+    </w:p>
+    <w:p>
+      <w:pPr>
+        <w:spacing w:lineRule="exact" w:line="20" w:before="0" w:after="0"/>
+        <w:rPr>
+          <w:sz w:val="2"/>
+        </w:rPr>
+      </w:pPr>
+      <w:bookmarkStart w:name="listing-src-build-image" w:id="25099"/>
+      <w:bookmarkEnd w:id="25099"/>
+    </w:p>
     <w:p>
       <w:pPr>
         <w:pStyle w:val="Caption"/>
@@ -1154,16 +1200,39 @@
         <w:rPr>
           <w:rStyle w:val="NormalTok"/>
         </w:rPr>
+        <w:t xml:space="preserve"> scripts/docker_build.sh</w:t>
+      </w:r>
+      <w:r>
+        <w:br/>
+      </w:r>
+      <w:r>
+        <w:rPr>
+          <w:rStyle w:val="FunctionTok"/>
+        </w:rPr>
+        <w:t xml:space="preserve">bash</w:t>
+      </w:r>
+      <w:r>
+        <w:rPr>
+          <w:rStyle w:val="NormalTok"/>
+        </w:rPr>
         <w:t xml:space="preserve"> scripts/install.sh</w:t>
       </w:r>
     </w:p>
-    <w:bookmarkEnd w:id="25099"/>
     <w:p>
       <w:pPr>
         <w:pStyle w:val="FirstParagraph"/>
       </w:pPr>
       <w:r>
-        <w:t xml:space="preserve">This performs three steps:</w:t>
+        <w:rPr>
+          <w:rStyle w:val="VerbatimChar"/>
+        </w:rPr>
+        <w:t xml:space="preserve">docker_build.sh</w:t>
+      </w:r>
+      <w:r>
+        <w:t xml:space="preserve"> </w:t>
+      </w:r>
+      <w:r>
+        <w:t xml:space="preserve">executes a multi-stage Docker build:</w:t>
       </w:r>
     </w:p>
     <w:p>
@@ -1179,28 +1248,6 @@
           <w:b/>
           <w:bCs/>
         </w:rPr>
-        <w:t xml:space="preserve">Docker build</w:t>
-      </w:r>
-      <w:r>
-        <w:t xml:space="preserve"> </w:t>
-      </w:r>
-      <w:r>
-        <w:t xml:space="preserve">– Executes a multi-stage Docker build:</w:t>
-      </w:r>
-    </w:p>
-    <w:p>
-      <w:pPr>
-        <w:pStyle w:val="Compact"/>
-        <w:numPr>
-          <w:ilvl w:val="1"/>
-          <w:numId w:val="1005"/>
-        </w:numPr>
-      </w:pPr>
-      <w:r>
-        <w:rPr>
-          <w:b/>
-          <w:bCs/>
-        </w:rPr>
         <w:t xml:space="preserve">Toolchain</w:t>
       </w:r>
       <w:r>
@@ -1247,80 +1294,6 @@
       </w:r>
       <w:r>
         <w:t xml:space="preserve">change.</w:t>
-      </w:r>
-    </w:p>
-    <w:p>
-      <w:pPr>
-        <w:pStyle w:val="Compact"/>
-        <w:numPr>
-          <w:ilvl w:val="1"/>
-          <w:numId w:val="1005"/>
-        </w:numPr>
-      </w:pPr>
-      <w:r>
-        <w:rPr>
-          <w:b/>
-          <w:bCs/>
-        </w:rPr>
-        <w:t xml:space="preserve">Runtime-base</w:t>
-      </w:r>
-      <w:r>
-        <w:t xml:space="preserve"> </w:t>
-      </w:r>
-      <w:r>
-        <w:t xml:space="preserve">– Copies only runtime artifacts into a lean Debian Bookworm image without build tools. Installs runtime dependencies (Python/reqif, graphviz, lcov). This is the stable base for code-only updates.</w:t>
-      </w:r>
-    </w:p>
-    <w:p>
-      <w:pPr>
-        <w:pStyle w:val="Compact"/>
-        <w:numPr>
-          <w:ilvl w:val="1"/>
-          <w:numId w:val="1005"/>
-        </w:numPr>
-      </w:pPr>
-      <w:r>
-        <w:rPr>
-          <w:b/>
-          <w:bCs/>
-        </w:rPr>
-        <w:t xml:space="preserve">Runtime</w:t>
-      </w:r>
-      <w:r>
-        <w:t xml:space="preserve"> </w:t>
-      </w:r>
-      <w:r>
-        <w:t xml:space="preserve">– Overlays</w:t>
-      </w:r>
-      <w:r>
-        <w:t xml:space="preserve"> </w:t>
-      </w:r>
-      <w:r>
-        <w:rPr>
-          <w:rStyle w:val="VerbatimChar"/>
-        </w:rPr>
-        <w:t xml:space="preserve">src/</w:t>
-      </w:r>
-      <w:r>
-        <w:t xml:space="preserve"> </w:t>
-      </w:r>
-      <w:r>
-        <w:t xml:space="preserve">and</w:t>
-      </w:r>
-      <w:r>
-        <w:t xml:space="preserve"> </w:t>
-      </w:r>
-      <w:r>
-        <w:rPr>
-          <w:rStyle w:val="VerbatimChar"/>
-        </w:rPr>
-        <w:t xml:space="preserve">models/</w:t>
-      </w:r>
-      <w:r>
-        <w:t xml:space="preserve"> </w:t>
-      </w:r>
-      <w:r>
-        <w:t xml:space="preserve">onto runtime-base to produce the final image.</w:t>
       </w:r>
     </w:p>
     <w:p>
@@ -1336,40 +1309,13 @@
           <w:b/>
           <w:bCs/>
         </w:rPr>
-        <w:t xml:space="preserve">Wrapper generation</w:t>
-      </w:r>
-      <w:r>
-        <w:t xml:space="preserve"> </w:t>
-      </w:r>
-      <w:r>
-        <w:t xml:space="preserve">– Creates a</w:t>
-      </w:r>
-      <w:r>
-        <w:t xml:space="preserve"> </w:t>
-      </w:r>
-      <w:r>
-        <w:rPr>
-          <w:rStyle w:val="VerbatimChar"/>
-        </w:rPr>
-        <w:t xml:space="preserve">specc</w:t>
-      </w:r>
-      <w:r>
-        <w:t xml:space="preserve"> </w:t>
-      </w:r>
-      <w:r>
-        <w:t xml:space="preserve">Command-Line Interface (CLI) command at</w:t>
-      </w:r>
-      <w:r>
-        <w:t xml:space="preserve"> </w:t>
-      </w:r>
-      <w:r>
-        <w:rPr>
-          <w:rStyle w:val="VerbatimChar"/>
-        </w:rPr>
-        <w:t xml:space="preserve">~/.local/bin/specc</w:t>
-      </w:r>
-      <w:r>
-        <w:t xml:space="preserve">.</w:t>
+        <w:t xml:space="preserve">Runtime-base</w:t>
+      </w:r>
+      <w:r>
+        <w:t xml:space="preserve"> </w:t>
+      </w:r>
+      <w:r>
+        <w:t xml:space="preserve">– Copies only runtime artifacts into a lean Debian Bookworm image without build tools. Installs runtime dependencies (Python/reqif, graphviz, lcov). This is the stable base for code-only updates.</w:t>
       </w:r>
     </w:p>
     <w:p>
@@ -1385,13 +1331,13 @@
           <w:b/>
           <w:bCs/>
         </w:rPr>
-        <w:t xml:space="preserve">Config</w:t>
-      </w:r>
-      <w:r>
-        <w:t xml:space="preserve"> </w:t>
-      </w:r>
-      <w:r>
-        <w:t xml:space="preserve">– Writes the image reference to</w:t>
+        <w:t xml:space="preserve">Runtime</w:t>
+      </w:r>
+      <w:r>
+        <w:t xml:space="preserve"> </w:t>
+      </w:r>
+      <w:r>
+        <w:t xml:space="preserve">– Overlays</w:t>
       </w:r>
       <w:r>
         <w:t xml:space="preserve"> </w:t>
@@ -1400,18 +1346,95 @@
         <w:rPr>
           <w:rStyle w:val="VerbatimChar"/>
         </w:rPr>
+        <w:t xml:space="preserve">src/</w:t>
+      </w:r>
+      <w:r>
+        <w:t xml:space="preserve"> </w:t>
+      </w:r>
+      <w:r>
+        <w:t xml:space="preserve">and</w:t>
+      </w:r>
+      <w:r>
+        <w:t xml:space="preserve"> </w:t>
+      </w:r>
+      <w:r>
+        <w:rPr>
+          <w:rStyle w:val="VerbatimChar"/>
+        </w:rPr>
+        <w:t xml:space="preserve">models/</w:t>
+      </w:r>
+      <w:r>
+        <w:t xml:space="preserve"> </w:t>
+      </w:r>
+      <w:r>
+        <w:t xml:space="preserve">onto runtime-base to produce the final image.</w:t>
+      </w:r>
+    </w:p>
+    <w:p>
+      <w:pPr>
+        <w:pStyle w:val="FirstParagraph"/>
+      </w:pPr>
+      <w:r>
+        <w:rPr>
+          <w:rStyle w:val="VerbatimChar"/>
+        </w:rPr>
+        <w:t xml:space="preserve">install.sh</w:t>
+      </w:r>
+      <w:r>
+        <w:t xml:space="preserve"> </w:t>
+      </w:r>
+      <w:r>
+        <w:t xml:space="preserve">installs the</w:t>
+      </w:r>
+      <w:r>
+        <w:t xml:space="preserve"> </w:t>
+      </w:r>
+      <w:r>
+        <w:rPr>
+          <w:rStyle w:val="VerbatimChar"/>
+        </w:rPr>
+        <w:t xml:space="preserve">specc</w:t>
+      </w:r>
+      <w:r>
+        <w:t xml:space="preserve"> </w:t>
+      </w:r>
+      <w:r>
+        <w:t xml:space="preserve">Command-Line Interface (CLI) wrapper at</w:t>
+      </w:r>
+      <w:r>
+        <w:t xml:space="preserve"> </w:t>
+      </w:r>
+      <w:r>
+        <w:rPr>
+          <w:rStyle w:val="VerbatimChar"/>
+        </w:rPr>
+        <w:t xml:space="preserve">~/.local/bin/specc</w:t>
+      </w:r>
+      <w:r>
+        <w:t xml:space="preserve"> </w:t>
+      </w:r>
+      <w:r>
+        <w:t xml:space="preserve">and writes the image reference to</w:t>
+      </w:r>
+      <w:r>
+        <w:t xml:space="preserve"> </w:t>
+      </w:r>
+      <w:r>
+        <w:rPr>
+          <w:rStyle w:val="VerbatimChar"/>
+        </w:rPr>
         <w:t xml:space="preserve">~/.config/speccompiler/env</w:t>
       </w:r>
       <w:r>
-        <w:t xml:space="preserve">.</w:t>
-      </w:r>
-    </w:p>
-    <w:p>
-      <w:pPr>
-        <w:pStyle w:val="FirstParagraph"/>
-      </w:pPr>
-      <w:r>
-        <w:t xml:space="preserve">The installer supports three modes:</w:t>
+        <w:t xml:space="preserve">. If a local image exists it is used automatically; otherwise, the GHCR image is pulled on first use.</w:t>
+      </w:r>
+    </w:p>
+    <w:p>
+      <w:pPr>
+        <w:pStyle w:val="BodyText"/>
+      </w:pPr>
+      <w:r>
+        <w:t xml:space="preserve">The build script supports three modes:</w:t>
       </w:r>
     </w:p>
     <w:p>
@@ -1419,7 +1442,7 @@
         <w:pStyle w:val="Compact"/>
         <w:numPr>
           <w:ilvl w:val="0"/>
-          <w:numId w:val="1006"/>
+          <w:numId w:val="1005"/>
         </w:numPr>
       </w:pPr>
       <w:r>
@@ -1439,7 +1462,7 @@
         <w:rPr>
           <w:rStyle w:val="VerbatimChar"/>
         </w:rPr>
-        <w:t xml:space="preserve">bash scripts/install.sh</w:t>
+        <w:t xml:space="preserve">bash scripts/docker_build.sh</w:t>
       </w:r>
       <w:r>
         <w:t xml:space="preserve">) – Builds the full image if not present.</w:t>
@@ -1450,7 +1473,7 @@
         <w:pStyle w:val="Compact"/>
         <w:numPr>
           <w:ilvl w:val="0"/>
-          <w:numId w:val="1006"/>
+          <w:numId w:val="1005"/>
         </w:numPr>
       </w:pPr>
       <w:r>
@@ -1470,7 +1493,7 @@
         <w:rPr>
           <w:rStyle w:val="VerbatimChar"/>
         </w:rPr>
-        <w:t xml:space="preserve">bash scripts/install.sh --force</w:t>
+        <w:t xml:space="preserve">bash scripts/docker_build.sh --force</w:t>
       </w:r>
       <w:r>
         <w:t xml:space="preserve">) – Rebuilds everything from scratch, including the toolchain.</w:t>
@@ -1481,7 +1504,7 @@
         <w:pStyle w:val="Compact"/>
         <w:numPr>
           <w:ilvl w:val="0"/>
-          <w:numId w:val="1006"/>
+          <w:numId w:val="1005"/>
         </w:numPr>
       </w:pPr>
       <w:r>
@@ -1501,7 +1524,7 @@
         <w:rPr>
           <w:rStyle w:val="VerbatimChar"/>
         </w:rPr>
-        <w:t xml:space="preserve">bash scripts/install.sh --code-only</w:t>
+        <w:t xml:space="preserve">bash scripts/docker_build.sh --code-only</w:t>
       </w:r>
       <w:r>
         <w:t xml:space="preserve">) – Updates only</w:t>
@@ -1574,7 +1597,16 @@
         <w:t xml:space="preserve">After building, verify the image is available:</w:t>
       </w:r>
     </w:p>
-    <w:bookmarkStart w:id="32282" w:name="listing-src-verify-image"/>
+    <w:p>
+      <w:pPr>
+        <w:spacing w:lineRule="exact" w:line="20" w:before="0" w:after="0"/>
+        <w:rPr>
+          <w:sz w:val="2"/>
+        </w:rPr>
+      </w:pPr>
+      <w:bookmarkStart w:name="listing-src-verify-image" w:id="32282"/>
+      <w:bookmarkEnd w:id="32282"/>
+    </w:p>
     <w:p>
       <w:pPr>
         <w:pStyle w:val="Caption"/>
@@ -1619,7 +1651,6 @@
         <w:t xml:space="preserve"> images speccompiler-core</w:t>
       </w:r>
     </w:p>
-    <w:bookmarkEnd w:id="32282"/>
     <w:p>
       <w:pPr>
         <w:pStyle w:val="FirstParagraph"/>
@@ -1643,7 +1674,16 @@
         <w:t xml:space="preserve">file and run:</w:t>
       </w:r>
     </w:p>
-    <w:bookmarkStart w:id="13056" w:name="listing-src-run-wrapper"/>
+    <w:p>
+      <w:pPr>
+        <w:spacing w:lineRule="exact" w:line="20" w:before="0" w:after="0"/>
+        <w:rPr>
+          <w:sz w:val="2"/>
+        </w:rPr>
+      </w:pPr>
+      <w:bookmarkStart w:name="listing-src-run-wrapper" w:id="13056"/>
+      <w:bookmarkEnd w:id="13056"/>
+    </w:p>
     <w:p>
       <w:pPr>
         <w:pStyle w:val="Caption"/>
@@ -1688,7 +1728,6 @@
         <w:t xml:space="preserve"> build</w:t>
       </w:r>
     </w:p>
-    <w:bookmarkEnd w:id="13056"/>
     <w:bookmarkEnd w:id="34"/>
     <w:bookmarkStart w:id="35" w:name="MANUAL-sec3.4"/>
     <w:p>
@@ -1726,7 +1765,16 @@
         <w:t xml:space="preserve">command is a Docker wrapper generated by the installer. It supports three subcommands:</w:t>
       </w:r>
     </w:p>
-    <w:bookmarkStart w:id="47129" w:name="csv-tbl-wrapper-commands"/>
+    <w:p>
+      <w:pPr>
+        <w:spacing w:lineRule="exact" w:line="20" w:before="0" w:after="0"/>
+        <w:rPr>
+          <w:sz w:val="2"/>
+        </w:rPr>
+      </w:pPr>
+      <w:bookmarkStart w:name="csv-tbl-wrapper-commands" w:id="47129"/>
+      <w:bookmarkEnd w:id="47129"/>
+    </w:p>
     <w:p>
       <w:pPr>
         <w:pStyle w:val="Caption"/>
@@ -1760,18 +1808,18 @@
         <w:tblW w:type="auto" w:w="0"/>
         <w:tblLook w:firstRow="1" w:lastRow="0" w:firstColumn="0" w:lastColumn="0" w:noHBand="0" w:noVBand="0" w:val="0020"/>
         <w:tblBorders>
-          <w:top w:color="000000" w:sz="6" w:space="0" w:val="single"/>
-          <w:left w:color="000000" w:sz="6" w:space="0" w:val="single"/>
-          <w:bottom w:color="000000" w:sz="6" w:space="0" w:val="single"/>
-          <w:right w:color="000000" w:sz="6" w:space="0" w:val="single"/>
-          <w:insideH w:color="000000" w:sz="6" w:space="0" w:val="single"/>
-          <w:insideV w:color="000000" w:sz="6" w:space="0" w:val="single"/>
+          <w:top w:val="single" w:space="0" w:color="000000" w:sz="6"/>
+          <w:left w:val="single" w:space="0" w:color="000000" w:sz="6"/>
+          <w:bottom w:val="single" w:space="0" w:color="000000" w:sz="6"/>
+          <w:right w:val="single" w:space="0" w:color="000000" w:sz="6"/>
+          <w:insideH w:val="single" w:space="0" w:color="000000" w:sz="6"/>
+          <w:insideV w:val="single" w:space="0" w:color="000000" w:sz="6"/>
         </w:tblBorders>
         <w:tblCellMar>
-          <w:top w:w="57" w:type="dxa"/>
-          <w:left w:w="108" w:type="dxa"/>
-          <w:bottom w:w="57" w:type="dxa"/>
-          <w:right w:w="108" w:type="dxa"/>
+          <w:top w:type="dxa" w:w="57"/>
+          <w:left w:type="dxa" w:w="108"/>
+          <w:bottom w:type="dxa" w:w="57"/>
+          <w:right w:type="dxa" w:w="108"/>
         </w:tblCellMar>
       </w:tblPr>
       <w:tblGrid>
@@ -1784,14 +1832,14 @@
         </w:trPr>
         <w:tc>
           <w:tcPr>
-            <w:shd w:color="auto" w:fill="E8E8E8" w:val="clear"/>
+            <w:shd w:val="clear" w:color="auto" w:fill="E8E8E8"/>
           </w:tcPr>
           <w:p>
             <w:pPr>
               <w:pStyle w:val="Compact"/>
               <w:jc w:val="left"/>
-              <w:ind w:right="0" w:firstLine="0" w:left="0"/>
-              <w:spacing w:lineRule="auto" w:after="40" w:line="240" w:before="40"/>
+              <w:ind w:firstLine="0" w:left="0" w:right="0"/>
+              <w:spacing w:after="40" w:before="40" w:lineRule="auto" w:line="240"/>
             </w:pPr>
             <w:r>
               <w:rPr>
@@ -1803,14 +1851,14 @@
         </w:tc>
         <w:tc>
           <w:tcPr>
-            <w:shd w:color="auto" w:fill="E8E8E8" w:val="clear"/>
+            <w:shd w:val="clear" w:color="auto" w:fill="E8E8E8"/>
           </w:tcPr>
           <w:p>
             <w:pPr>
               <w:pStyle w:val="Compact"/>
               <w:jc w:val="left"/>
-              <w:ind w:right="0" w:firstLine="0" w:left="0"/>
-              <w:spacing w:lineRule="auto" w:after="40" w:line="240" w:before="40"/>
+              <w:ind w:firstLine="0" w:left="0" w:right="0"/>
+              <w:spacing w:after="40" w:before="40" w:lineRule="auto" w:line="240"/>
             </w:pPr>
             <w:r>
               <w:rPr>
@@ -1828,8 +1876,8 @@
             <w:pPr>
               <w:pStyle w:val="Compact"/>
               <w:jc w:val="left"/>
-              <w:ind w:right="0" w:firstLine="0" w:left="0"/>
-              <w:spacing w:lineRule="auto" w:after="40" w:line="240" w:before="40"/>
+              <w:ind w:firstLine="0" w:left="0" w:right="0"/>
+              <w:spacing w:after="40" w:before="40" w:lineRule="auto" w:line="240"/>
             </w:pPr>
             <w:r>
               <w:rPr>
@@ -1845,8 +1893,8 @@
             <w:pPr>
               <w:pStyle w:val="Compact"/>
               <w:jc w:val="left"/>
-              <w:ind w:right="0" w:firstLine="0" w:left="0"/>
-              <w:spacing w:lineRule="auto" w:after="40" w:line="240" w:before="40"/>
+              <w:ind w:firstLine="0" w:left="0" w:right="0"/>
+              <w:spacing w:after="40" w:before="40" w:lineRule="auto" w:line="240"/>
             </w:pPr>
             <w:r>
               <w:t xml:space="preserve">Build the project (default file:</w:t>
@@ -1873,8 +1921,8 @@
             <w:pPr>
               <w:pStyle w:val="Compact"/>
               <w:jc w:val="left"/>
-              <w:ind w:right="0" w:firstLine="0" w:left="0"/>
-              <w:spacing w:lineRule="auto" w:after="40" w:line="240" w:before="40"/>
+              <w:ind w:firstLine="0" w:left="0" w:right="0"/>
+              <w:spacing w:after="40" w:before="40" w:lineRule="auto" w:line="240"/>
             </w:pPr>
             <w:r>
               <w:rPr>
@@ -1890,8 +1938,8 @@
             <w:pPr>
               <w:pStyle w:val="Compact"/>
               <w:jc w:val="left"/>
-              <w:ind w:right="0" w:firstLine="0" w:left="0"/>
-              <w:spacing w:lineRule="auto" w:after="40" w:line="240" w:before="40"/>
+              <w:ind w:firstLine="0" w:left="0" w:right="0"/>
+              <w:spacing w:after="40" w:before="40" w:lineRule="auto" w:line="240"/>
             </w:pPr>
             <w:r>
               <w:t xml:space="preserve">Remove</w:t>
@@ -1930,8 +1978,8 @@
             <w:pPr>
               <w:pStyle w:val="Compact"/>
               <w:jc w:val="left"/>
-              <w:ind w:right="0" w:firstLine="0" w:left="0"/>
-              <w:spacing w:lineRule="auto" w:after="40" w:line="240" w:before="40"/>
+              <w:ind w:firstLine="0" w:left="0" w:right="0"/>
+              <w:spacing w:after="40" w:before="40" w:lineRule="auto" w:line="240"/>
             </w:pPr>
             <w:r>
               <w:rPr>
@@ -1947,8 +1995,8 @@
             <w:pPr>
               <w:pStyle w:val="Compact"/>
               <w:jc w:val="left"/>
-              <w:ind w:right="0" w:firstLine="0" w:left="0"/>
-              <w:spacing w:lineRule="auto" w:after="40" w:line="240" w:before="40"/>
+              <w:ind w:firstLine="0" w:left="0" w:right="0"/>
+              <w:spacing w:after="40" w:before="40" w:lineRule="auto" w:line="240"/>
             </w:pPr>
             <w:r>
               <w:t xml:space="preserve">Open an interactive Bash shell inside the container</w:t>
@@ -1957,7 +2005,6 @@
         </w:tc>
       </w:tr>
     </w:tbl>
-    <w:bookmarkEnd w:id="47129"/>
     <w:p>
       <w:pPr>
         <w:pStyle w:val="BodyText"/>
@@ -2001,7 +2048,7 @@
         <w:pStyle w:val="Compact"/>
         <w:numPr>
           <w:ilvl w:val="0"/>
-          <w:numId w:val="1007"/>
+          <w:numId w:val="1006"/>
         </w:numPr>
       </w:pPr>
       <w:r>
@@ -2022,7 +2069,7 @@
         <w:pStyle w:val="Compact"/>
         <w:numPr>
           <w:ilvl w:val="0"/>
-          <w:numId w:val="1007"/>
+          <w:numId w:val="1006"/>
         </w:numPr>
       </w:pPr>
       <w:r>
@@ -2043,7 +2090,7 @@
         <w:pStyle w:val="Compact"/>
         <w:numPr>
           <w:ilvl w:val="0"/>
-          <w:numId w:val="1007"/>
+          <w:numId w:val="1006"/>
         </w:numPr>
       </w:pPr>
       <w:r>
@@ -2064,7 +2111,7 @@
         <w:pStyle w:val="Compact"/>
         <w:numPr>
           <w:ilvl w:val="0"/>
-          <w:numId w:val="1007"/>
+          <w:numId w:val="1006"/>
         </w:numPr>
       </w:pPr>
       <w:r>
@@ -2085,7 +2132,7 @@
         <w:pStyle w:val="Compact"/>
         <w:numPr>
           <w:ilvl w:val="0"/>
-          <w:numId w:val="1007"/>
+          <w:numId w:val="1006"/>
         </w:numPr>
       </w:pPr>
       <w:r>
@@ -2190,7 +2237,16 @@
         <w:t xml:space="preserve">Complete Configuration Reference</w:t>
       </w:r>
     </w:p>
-    <w:bookmarkStart w:id="30190" w:name="listing-src-project-yaml"/>
+    <w:p>
+      <w:pPr>
+        <w:spacing w:lineRule="exact" w:line="20" w:before="0" w:after="0"/>
+        <w:rPr>
+          <w:sz w:val="2"/>
+        </w:rPr>
+      </w:pPr>
+      <w:bookmarkStart w:name="listing-src-project-yaml" w:id="30190"/>
+      <w:bookmarkEnd w:id="30190"/>
+    </w:p>
     <w:p>
       <w:pPr>
         <w:pStyle w:val="Caption"/>
@@ -3036,7 +3092,7 @@
         <w:rPr>
           <w:rStyle w:val="AttributeTok"/>
         </w:rPr>
-        <w:t xml:space="preserve"> build/docx/{spec_id}.docx</w:t>
+        <w:t xml:space="preserve"> docx/{spec_id}.docx</w:t>
       </w:r>
       <w:r>
         <w:br/>
@@ -3102,7 +3158,7 @@
         <w:rPr>
           <w:rStyle w:val="AttributeTok"/>
         </w:rPr>
-        <w:t xml:space="preserve"> build/www/{spec_id}.html</w:t>
+        <w:t xml:space="preserve"> www/{spec_id}.html</w:t>
       </w:r>
       <w:r>
         <w:br/>
@@ -3507,7 +3563,6 @@
         <w:t xml:space="preserve"> ieee.csl</w:t>
       </w:r>
     </w:p>
-    <w:bookmarkEnd w:id="30190"/>
     <w:bookmarkEnd w:id="37"/>
     <w:bookmarkStart w:id="38" w:name="MANUAL-sec4.2"/>
     <w:p>
@@ -3522,7 +3577,16 @@
         <w:t xml:space="preserve">Required Fields</w:t>
       </w:r>
     </w:p>
-    <w:bookmarkStart w:id="21586" w:name="csv-tbl-required-fields"/>
+    <w:p>
+      <w:pPr>
+        <w:spacing w:lineRule="exact" w:line="20" w:before="0" w:after="0"/>
+        <w:rPr>
+          <w:sz w:val="2"/>
+        </w:rPr>
+      </w:pPr>
+      <w:bookmarkStart w:name="csv-tbl-required-fields" w:id="21586"/>
+      <w:bookmarkEnd w:id="21586"/>
+    </w:p>
     <w:p>
       <w:pPr>
         <w:pStyle w:val="Caption"/>
@@ -3556,18 +3620,18 @@
         <w:tblW w:type="auto" w:w="0"/>
         <w:tblLook w:firstRow="1" w:lastRow="0" w:firstColumn="0" w:lastColumn="0" w:noHBand="0" w:noVBand="0" w:val="0020"/>
         <w:tblBorders>
-          <w:top w:color="000000" w:sz="6" w:space="0" w:val="single"/>
-          <w:left w:color="000000" w:sz="6" w:space="0" w:val="single"/>
-          <w:bottom w:color="000000" w:sz="6" w:space="0" w:val="single"/>
-          <w:right w:color="000000" w:sz="6" w:space="0" w:val="single"/>
-          <w:insideH w:color="000000" w:sz="6" w:space="0" w:val="single"/>
-          <w:insideV w:color="000000" w:sz="6" w:space="0" w:val="single"/>
+          <w:top w:val="single" w:space="0" w:color="000000" w:sz="6"/>
+          <w:left w:val="single" w:space="0" w:color="000000" w:sz="6"/>
+          <w:bottom w:val="single" w:space="0" w:color="000000" w:sz="6"/>
+          <w:right w:val="single" w:space="0" w:color="000000" w:sz="6"/>
+          <w:insideH w:val="single" w:space="0" w:color="000000" w:sz="6"/>
+          <w:insideV w:val="single" w:space="0" w:color="000000" w:sz="6"/>
         </w:tblBorders>
         <w:tblCellMar>
-          <w:top w:w="57" w:type="dxa"/>
-          <w:left w:w="108" w:type="dxa"/>
-          <w:bottom w:w="57" w:type="dxa"/>
-          <w:right w:w="108" w:type="dxa"/>
+          <w:top w:type="dxa" w:w="57"/>
+          <w:left w:type="dxa" w:w="108"/>
+          <w:bottom w:type="dxa" w:w="57"/>
+          <w:right w:type="dxa" w:w="108"/>
         </w:tblCellMar>
       </w:tblPr>
       <w:tblGrid>
@@ -3581,14 +3645,14 @@
         </w:trPr>
         <w:tc>
           <w:tcPr>
-            <w:shd w:color="auto" w:fill="E8E8E8" w:val="clear"/>
+            <w:shd w:val="clear" w:color="auto" w:fill="E8E8E8"/>
           </w:tcPr>
           <w:p>
             <w:pPr>
               <w:pStyle w:val="Compact"/>
               <w:jc w:val="left"/>
-              <w:ind w:right="0" w:firstLine="0" w:left="0"/>
-              <w:spacing w:lineRule="auto" w:after="40" w:line="240" w:before="40"/>
+              <w:ind w:firstLine="0" w:left="0" w:right="0"/>
+              <w:spacing w:after="40" w:before="40" w:lineRule="auto" w:line="240"/>
             </w:pPr>
             <w:r>
               <w:rPr>
@@ -3600,14 +3664,14 @@
         </w:tc>
         <w:tc>
           <w:tcPr>
-            <w:shd w:color="auto" w:fill="E8E8E8" w:val="clear"/>
+            <w:shd w:val="clear" w:color="auto" w:fill="E8E8E8"/>
           </w:tcPr>
           <w:p>
             <w:pPr>
               <w:pStyle w:val="Compact"/>
               <w:jc w:val="left"/>
-              <w:ind w:right="0" w:firstLine="0" w:left="0"/>
-              <w:spacing w:lineRule="auto" w:after="40" w:line="240" w:before="40"/>
+              <w:ind w:firstLine="0" w:left="0" w:right="0"/>
+              <w:spacing w:after="40" w:before="40" w:lineRule="auto" w:line="240"/>
             </w:pPr>
             <w:r>
               <w:rPr>
@@ -3619,14 +3683,14 @@
         </w:tc>
         <w:tc>
           <w:tcPr>
-            <w:shd w:color="auto" w:fill="E8E8E8" w:val="clear"/>
+            <w:shd w:val="clear" w:color="auto" w:fill="E8E8E8"/>
           </w:tcPr>
           <w:p>
             <w:pPr>
               <w:pStyle w:val="Compact"/>
               <w:jc w:val="left"/>
-              <w:ind w:right="0" w:firstLine="0" w:left="0"/>
-              <w:spacing w:lineRule="auto" w:after="40" w:line="240" w:before="40"/>
+              <w:ind w:firstLine="0" w:left="0" w:right="0"/>
+              <w:spacing w:after="40" w:before="40" w:lineRule="auto" w:line="240"/>
             </w:pPr>
             <w:r>
               <w:rPr>
@@ -3644,8 +3708,8 @@
             <w:pPr>
               <w:pStyle w:val="Compact"/>
               <w:jc w:val="left"/>
-              <w:ind w:right="0" w:firstLine="0" w:left="0"/>
-              <w:spacing w:lineRule="auto" w:after="40" w:line="240" w:before="40"/>
+              <w:ind w:firstLine="0" w:left="0" w:right="0"/>
+              <w:spacing w:after="40" w:before="40" w:lineRule="auto" w:line="240"/>
             </w:pPr>
             <w:r>
               <w:rPr>
@@ -3661,8 +3725,8 @@
             <w:pPr>
               <w:pStyle w:val="Compact"/>
               <w:jc w:val="left"/>
-              <w:ind w:right="0" w:firstLine="0" w:left="0"/>
-              <w:spacing w:lineRule="auto" w:after="40" w:line="240" w:before="40"/>
+              <w:ind w:firstLine="0" w:left="0" w:right="0"/>
+              <w:spacing w:after="40" w:before="40" w:lineRule="auto" w:line="240"/>
             </w:pPr>
             <w:r>
               <w:t xml:space="preserve">string</w:t>
@@ -3675,8 +3739,8 @@
             <w:pPr>
               <w:pStyle w:val="Compact"/>
               <w:jc w:val="left"/>
-              <w:ind w:right="0" w:firstLine="0" w:left="0"/>
-              <w:spacing w:lineRule="auto" w:after="40" w:line="240" w:before="40"/>
+              <w:ind w:firstLine="0" w:left="0" w:right="0"/>
+              <w:spacing w:after="40" w:before="40" w:lineRule="auto" w:line="240"/>
             </w:pPr>
             <w:r>
               <w:t xml:space="preserve">Project code identifier</w:t>
@@ -3691,8 +3755,8 @@
             <w:pPr>
               <w:pStyle w:val="Compact"/>
               <w:jc w:val="left"/>
-              <w:ind w:right="0" w:firstLine="0" w:left="0"/>
-              <w:spacing w:lineRule="auto" w:after="40" w:line="240" w:before="40"/>
+              <w:ind w:firstLine="0" w:left="0" w:right="0"/>
+              <w:spacing w:after="40" w:before="40" w:lineRule="auto" w:line="240"/>
             </w:pPr>
             <w:r>
               <w:rPr>
@@ -3708,8 +3772,8 @@
             <w:pPr>
               <w:pStyle w:val="Compact"/>
               <w:jc w:val="left"/>
-              <w:ind w:right="0" w:firstLine="0" w:left="0"/>
-              <w:spacing w:lineRule="auto" w:after="40" w:line="240" w:before="40"/>
+              <w:ind w:firstLine="0" w:left="0" w:right="0"/>
+              <w:spacing w:after="40" w:before="40" w:lineRule="auto" w:line="240"/>
             </w:pPr>
             <w:r>
               <w:t xml:space="preserve">string</w:t>
@@ -3722,8 +3786,8 @@
             <w:pPr>
               <w:pStyle w:val="Compact"/>
               <w:jc w:val="left"/>
-              <w:ind w:right="0" w:firstLine="0" w:left="0"/>
-              <w:spacing w:lineRule="auto" w:after="40" w:line="240" w:before="40"/>
+              <w:ind w:firstLine="0" w:left="0" w:right="0"/>
+              <w:spacing w:after="40" w:before="40" w:lineRule="auto" w:line="240"/>
             </w:pPr>
             <w:r>
               <w:t xml:space="preserve">Human-readable project name</w:t>
@@ -3738,8 +3802,8 @@
             <w:pPr>
               <w:pStyle w:val="Compact"/>
               <w:jc w:val="left"/>
-              <w:ind w:right="0" w:firstLine="0" w:left="0"/>
-              <w:spacing w:lineRule="auto" w:after="40" w:line="240" w:before="40"/>
+              <w:ind w:firstLine="0" w:left="0" w:right="0"/>
+              <w:spacing w:after="40" w:before="40" w:lineRule="auto" w:line="240"/>
             </w:pPr>
             <w:r>
               <w:rPr>
@@ -3755,8 +3819,8 @@
             <w:pPr>
               <w:pStyle w:val="Compact"/>
               <w:jc w:val="left"/>
-              <w:ind w:right="0" w:firstLine="0" w:left="0"/>
-              <w:spacing w:lineRule="auto" w:after="40" w:line="240" w:before="40"/>
+              <w:ind w:firstLine="0" w:left="0" w:right="0"/>
+              <w:spacing w:after="40" w:before="40" w:lineRule="auto" w:line="240"/>
             </w:pPr>
             <w:r>
               <w:t xml:space="preserve">list</w:t>
@@ -3769,8 +3833,8 @@
             <w:pPr>
               <w:pStyle w:val="Compact"/>
               <w:jc w:val="left"/>
-              <w:ind w:right="0" w:firstLine="0" w:left="0"/>
-              <w:spacing w:lineRule="auto" w:after="40" w:line="240" w:before="40"/>
+              <w:ind w:firstLine="0" w:left="0" w:right="0"/>
+              <w:spacing w:after="40" w:before="40" w:lineRule="auto" w:line="240"/>
             </w:pPr>
             <w:r>
               <w:t xml:space="preserve">One or more Markdown file paths to process</w:t>
@@ -3779,7 +3843,6 @@
         </w:tc>
       </w:tr>
     </w:tbl>
-    <w:bookmarkEnd w:id="21586"/>
     <w:bookmarkEnd w:id="38"/>
     <w:bookmarkStart w:id="39" w:name="MANUAL-sec4.3"/>
     <w:p>
@@ -3794,7 +3857,16 @@
         <w:t xml:space="preserve">Default Values</w:t>
       </w:r>
     </w:p>
-    <w:bookmarkStart w:id="72517" w:name="csv-tbl-default-values"/>
+    <w:p>
+      <w:pPr>
+        <w:spacing w:lineRule="exact" w:line="20" w:before="0" w:after="0"/>
+        <w:rPr>
+          <w:sz w:val="2"/>
+        </w:rPr>
+      </w:pPr>
+      <w:bookmarkStart w:name="csv-tbl-default-values" w:id="72517"/>
+      <w:bookmarkEnd w:id="72517"/>
+    </w:p>
     <w:p>
       <w:pPr>
         <w:pStyle w:val="Caption"/>
@@ -3828,18 +3900,18 @@
         <w:tblW w:type="auto" w:w="0"/>
         <w:tblLook w:firstRow="1" w:lastRow="0" w:firstColumn="0" w:lastColumn="0" w:noHBand="0" w:noVBand="0" w:val="0020"/>
         <w:tblBorders>
-          <w:top w:color="000000" w:sz="6" w:space="0" w:val="single"/>
-          <w:left w:color="000000" w:sz="6" w:space="0" w:val="single"/>
-          <w:bottom w:color="000000" w:sz="6" w:space="0" w:val="single"/>
-          <w:right w:color="000000" w:sz="6" w:space="0" w:val="single"/>
-          <w:insideH w:color="000000" w:sz="6" w:space="0" w:val="single"/>
-          <w:insideV w:color="000000" w:sz="6" w:space="0" w:val="single"/>
+          <w:top w:val="single" w:space="0" w:color="000000" w:sz="6"/>
+          <w:left w:val="single" w:space="0" w:color="000000" w:sz="6"/>
+          <w:bottom w:val="single" w:space="0" w:color="000000" w:sz="6"/>
+          <w:right w:val="single" w:space="0" w:color="000000" w:sz="6"/>
+          <w:insideH w:val="single" w:space="0" w:color="000000" w:sz="6"/>
+          <w:insideV w:val="single" w:space="0" w:color="000000" w:sz="6"/>
         </w:tblBorders>
         <w:tblCellMar>
-          <w:top w:w="57" w:type="dxa"/>
-          <w:left w:w="108" w:type="dxa"/>
-          <w:bottom w:w="57" w:type="dxa"/>
-          <w:right w:w="108" w:type="dxa"/>
+          <w:top w:type="dxa" w:w="57"/>
+          <w:left w:type="dxa" w:w="108"/>
+          <w:bottom w:type="dxa" w:w="57"/>
+          <w:right w:type="dxa" w:w="108"/>
         </w:tblCellMar>
       </w:tblPr>
       <w:tblGrid>
@@ -3853,14 +3925,14 @@
         </w:trPr>
         <w:tc>
           <w:tcPr>
-            <w:shd w:color="auto" w:fill="E8E8E8" w:val="clear"/>
+            <w:shd w:val="clear" w:color="auto" w:fill="E8E8E8"/>
           </w:tcPr>
           <w:p>
             <w:pPr>
               <w:pStyle w:val="Compact"/>
               <w:jc w:val="left"/>
-              <w:ind w:right="0" w:firstLine="0" w:left="0"/>
-              <w:spacing w:lineRule="auto" w:after="40" w:line="240" w:before="40"/>
+              <w:ind w:firstLine="0" w:left="0" w:right="0"/>
+              <w:spacing w:after="40" w:before="40" w:lineRule="auto" w:line="240"/>
             </w:pPr>
             <w:r>
               <w:rPr>
@@ -3872,14 +3944,14 @@
         </w:tc>
         <w:tc>
           <w:tcPr>
-            <w:shd w:color="auto" w:fill="E8E8E8" w:val="clear"/>
+            <w:shd w:val="clear" w:color="auto" w:fill="E8E8E8"/>
           </w:tcPr>
           <w:p>
             <w:pPr>
               <w:pStyle w:val="Compact"/>
               <w:jc w:val="left"/>
-              <w:ind w:right="0" w:firstLine="0" w:left="0"/>
-              <w:spacing w:lineRule="auto" w:after="40" w:line="240" w:before="40"/>
+              <w:ind w:firstLine="0" w:left="0" w:right="0"/>
+              <w:spacing w:after="40" w:before="40" w:lineRule="auto" w:line="240"/>
             </w:pPr>
             <w:r>
               <w:rPr>
@@ -3891,14 +3963,14 @@
         </w:tc>
         <w:tc>
           <w:tcPr>
-            <w:shd w:color="auto" w:fill="E8E8E8" w:val="clear"/>
+            <w:shd w:val="clear" w:color="auto" w:fill="E8E8E8"/>
           </w:tcPr>
           <w:p>
             <w:pPr>
               <w:pStyle w:val="Compact"/>
               <w:jc w:val="left"/>
-              <w:ind w:right="0" w:firstLine="0" w:left="0"/>
-              <w:spacing w:lineRule="auto" w:after="40" w:line="240" w:before="40"/>
+              <w:ind w:firstLine="0" w:left="0" w:right="0"/>
+              <w:spacing w:after="40" w:before="40" w:lineRule="auto" w:line="240"/>
             </w:pPr>
             <w:r>
               <w:rPr>
@@ -3916,8 +3988,8 @@
             <w:pPr>
               <w:pStyle w:val="Compact"/>
               <w:jc w:val="left"/>
-              <w:ind w:right="0" w:firstLine="0" w:left="0"/>
-              <w:spacing w:lineRule="auto" w:after="40" w:line="240" w:before="40"/>
+              <w:ind w:firstLine="0" w:left="0" w:right="0"/>
+              <w:spacing w:after="40" w:before="40" w:lineRule="auto" w:line="240"/>
             </w:pPr>
             <w:r>
               <w:rPr>
@@ -3933,8 +4005,8 @@
             <w:pPr>
               <w:pStyle w:val="Compact"/>
               <w:jc w:val="left"/>
-              <w:ind w:right="0" w:firstLine="0" w:left="0"/>
-              <w:spacing w:lineRule="auto" w:after="40" w:line="240" w:before="40"/>
+              <w:ind w:firstLine="0" w:left="0" w:right="0"/>
+              <w:spacing w:after="40" w:before="40" w:lineRule="auto" w:line="240"/>
             </w:pPr>
             <w:r>
               <w:rPr>
@@ -3950,8 +4022,8 @@
             <w:pPr>
               <w:pStyle w:val="Compact"/>
               <w:jc w:val="left"/>
-              <w:ind w:right="0" w:firstLine="0" w:left="0"/>
-              <w:spacing w:lineRule="auto" w:after="40" w:line="240" w:before="40"/>
+              <w:ind w:firstLine="0" w:left="0" w:right="0"/>
+              <w:spacing w:after="40" w:before="40" w:lineRule="auto" w:line="240"/>
             </w:pPr>
             <w:r>
               <w:t xml:space="preserve">Built-in base model is always loaded</w:t>
@@ -3966,8 +4038,8 @@
             <w:pPr>
               <w:pStyle w:val="Compact"/>
               <w:jc w:val="left"/>
-              <w:ind w:right="0" w:firstLine="0" w:left="0"/>
-              <w:spacing w:lineRule="auto" w:after="40" w:line="240" w:before="40"/>
+              <w:ind w:firstLine="0" w:left="0" w:right="0"/>
+              <w:spacing w:after="40" w:before="40" w:lineRule="auto" w:line="240"/>
             </w:pPr>
             <w:r>
               <w:rPr>
@@ -3983,8 +4055,8 @@
             <w:pPr>
               <w:pStyle w:val="Compact"/>
               <w:jc w:val="left"/>
-              <w:ind w:right="0" w:firstLine="0" w:left="0"/>
-              <w:spacing w:lineRule="auto" w:after="40" w:line="240" w:before="40"/>
+              <w:ind w:firstLine="0" w:left="0" w:right="0"/>
+              <w:spacing w:after="40" w:before="40" w:lineRule="auto" w:line="240"/>
             </w:pPr>
             <w:r>
               <w:rPr>
@@ -4000,8 +4072,8 @@
             <w:pPr>
               <w:pStyle w:val="Compact"/>
               <w:jc w:val="left"/>
-              <w:ind w:right="0" w:firstLine="0" w:left="0"/>
-              <w:spacing w:lineRule="auto" w:after="40" w:line="240" w:before="40"/>
+              <w:ind w:firstLine="0" w:left="0" w:right="0"/>
+              <w:spacing w:after="40" w:before="40" w:lineRule="auto" w:line="240"/>
             </w:pPr>
             <w:r>
               <w:t xml:space="preserve">Also stores</w:t>
@@ -4025,8 +4097,8 @@
             <w:pPr>
               <w:pStyle w:val="Compact"/>
               <w:jc w:val="left"/>
-              <w:ind w:right="0" w:firstLine="0" w:left="0"/>
-              <w:spacing w:lineRule="auto" w:after="40" w:line="240" w:before="40"/>
+              <w:ind w:firstLine="0" w:left="0" w:right="0"/>
+              <w:spacing w:after="40" w:before="40" w:lineRule="auto" w:line="240"/>
             </w:pPr>
             <w:r>
               <w:rPr>
@@ -4042,8 +4114,8 @@
             <w:pPr>
               <w:pStyle w:val="Compact"/>
               <w:jc w:val="left"/>
-              <w:ind w:right="0" w:firstLine="0" w:left="0"/>
-              <w:spacing w:lineRule="auto" w:after="40" w:line="240" w:before="40"/>
+              <w:ind w:firstLine="0" w:left="0" w:right="0"/>
+              <w:spacing w:after="40" w:before="40" w:lineRule="auto" w:line="240"/>
             </w:pPr>
             <w:r>
               <w:rPr>
@@ -4059,8 +4131,8 @@
             <w:pPr>
               <w:pStyle w:val="Compact"/>
               <w:jc w:val="left"/>
-              <w:ind w:right="0" w:firstLine="0" w:left="0"/>
-              <w:spacing w:lineRule="auto" w:after="40" w:line="240" w:before="40"/>
+              <w:ind w:firstLine="0" w:left="0" w:right="0"/>
+              <w:spacing w:after="40" w:before="40" w:lineRule="auto" w:line="240"/>
             </w:pPr>
             <w:r>
               <w:t xml:space="preserve">Overridden by</w:t>
@@ -4084,7 +4156,6 @@
         </w:tc>
       </w:tr>
     </w:tbl>
-    <w:bookmarkEnd w:id="72517"/>
     <w:bookmarkEnd w:id="39"/>
     <w:bookmarkEnd w:id="40"/>
     <w:bookmarkStart w:id="57" w:name="MANUAL-sec5"/>
@@ -4105,7 +4176,7 @@
         <w:pStyle w:val="FirstParagraph"/>
       </w:pPr>
       <w:r>
-        <w:t xml:space="preserve">SpecCompiler extends standard Markdown with a structured overlay for specification documents. The syntax uses existing Markdown constructs (headers, blockquotes, code blocks, links) with specific patterns that the pipeline recognizes.</w:t>
+        <w:t xml:space="preserve">CommonSpec extends standard Markdown with six constructs for specification documents. The syntax uses existing Markdown constructs (headers, blockquotes, code blocks, links) with specific patterns that the pipeline recognizes. See the CommonSpec Language Specification for the formal definition.</w:t>
       </w:r>
     </w:p>
     <w:bookmarkStart w:id="41" w:name="MANUAL-sec5.1"/>
@@ -4150,7 +4221,16 @@
         <w:t xml:space="preserve"># type: Title @PID</w:t>
       </w:r>
     </w:p>
-    <w:bookmarkStart w:id="78709" w:name="listing-src-specification-pattern"/>
+    <w:p>
+      <w:pPr>
+        <w:spacing w:lineRule="exact" w:line="20" w:before="0" w:after="0"/>
+        <w:rPr>
+          <w:sz w:val="2"/>
+        </w:rPr>
+      </w:pPr>
+      <w:bookmarkStart w:name="listing-src-specification-pattern" w:id="78709"/>
+      <w:bookmarkEnd w:id="78709"/>
+    </w:p>
     <w:p>
       <w:pPr>
         <w:pStyle w:val="Caption"/>
@@ -4189,7 +4269,6 @@
         <w:t xml:space="preserve"># srs: Software Requirements Specification @SRS-001</w:t>
       </w:r>
     </w:p>
-    <w:bookmarkEnd w:id="78709"/>
     <w:bookmarkEnd w:id="41"/>
     <w:bookmarkStart w:id="42" w:name="MANUAL-sec5.2"/>
     <w:p>
@@ -4233,7 +4312,16 @@
         <w:t xml:space="preserve">## type: Title @PID</w:t>
       </w:r>
     </w:p>
-    <w:bookmarkStart w:id="57333" w:name="listing-src-object-pattern"/>
+    <w:p>
+      <w:pPr>
+        <w:spacing w:lineRule="exact" w:line="20" w:before="0" w:after="0"/>
+        <w:rPr>
+          <w:sz w:val="2"/>
+        </w:rPr>
+      </w:pPr>
+      <w:bookmarkStart w:name="listing-src-object-pattern" w:id="57333"/>
+      <w:bookmarkEnd w:id="57333"/>
+    </w:p>
     <w:p>
       <w:pPr>
         <w:pStyle w:val="Caption"/>
@@ -4290,7 +4378,6 @@
         <w:t xml:space="preserve">#### section: Implementation Notes</w:t>
       </w:r>
     </w:p>
-    <w:bookmarkEnd w:id="57333"/>
     <w:p>
       <w:pPr>
         <w:pStyle w:val="FirstParagraph"/>
@@ -4378,7 +4465,16 @@
         <w:t xml:space="preserve">pattern. They belong to the most recently opened Specification or SpecObject header and do not need to appear immediately after it:</w:t>
       </w:r>
     </w:p>
-    <w:bookmarkStart w:id="89902" w:name="listing-src-attribute-pattern"/>
+    <w:p>
+      <w:pPr>
+        <w:spacing w:lineRule="exact" w:line="20" w:before="0" w:after="0"/>
+        <w:rPr>
+          <w:sz w:val="2"/>
+        </w:rPr>
+      </w:pPr>
+      <w:bookmarkStart w:name="listing-src-attribute-pattern" w:id="89902"/>
+      <w:bookmarkEnd w:id="89902"/>
+    </w:p>
     <w:p>
       <w:pPr>
         <w:pStyle w:val="Caption"/>
@@ -4453,7 +4549,6 @@
         <w:t xml:space="preserve">&gt; rationale: Required by security policy</w:t>
       </w:r>
     </w:p>
-    <w:bookmarkEnd w:id="89902"/>
     <w:p>
       <w:pPr>
         <w:pStyle w:val="FirstParagraph"/>
@@ -4467,7 +4562,7 @@
         <w:pStyle w:val="Compact"/>
         <w:numPr>
           <w:ilvl w:val="0"/>
-          <w:numId w:val="1008"/>
+          <w:numId w:val="1007"/>
         </w:numPr>
       </w:pPr>
       <w:r>
@@ -4479,7 +4574,7 @@
         <w:pStyle w:val="Compact"/>
         <w:numPr>
           <w:ilvl w:val="0"/>
-          <w:numId w:val="1008"/>
+          <w:numId w:val="1007"/>
         </w:numPr>
       </w:pPr>
       <w:r>
@@ -4548,7 +4643,7 @@
         <w:pStyle w:val="Compact"/>
         <w:numPr>
           <w:ilvl w:val="0"/>
-          <w:numId w:val="1008"/>
+          <w:numId w:val="1007"/>
         </w:numPr>
       </w:pPr>
       <w:r>
@@ -4560,7 +4655,7 @@
         <w:pStyle w:val="Compact"/>
         <w:numPr>
           <w:ilvl w:val="0"/>
-          <w:numId w:val="1008"/>
+          <w:numId w:val="1007"/>
         </w:numPr>
       </w:pPr>
       <w:r>
@@ -4710,7 +4805,16 @@
         <w:t xml:space="preserve">PlantUML Diagram</w:t>
       </w:r>
     </w:p>
-    <w:bookmarkStart w:id="55431" w:name="listing-src-plantuml-float-syntax"/>
+    <w:p>
+      <w:pPr>
+        <w:spacing w:lineRule="exact" w:line="20" w:before="0" w:after="0"/>
+        <w:rPr>
+          <w:sz w:val="2"/>
+        </w:rPr>
+      </w:pPr>
+      <w:bookmarkStart w:name="listing-src-plantuml-float-syntax" w:id="55431"/>
+      <w:bookmarkEnd w:id="55431"/>
+    </w:p>
     <w:p>
       <w:pPr>
         <w:pStyle w:val="Caption"/>
@@ -4794,7 +4898,6 @@
         <w:t xml:space="preserve">```</w:t>
       </w:r>
     </w:p>
-    <w:bookmarkEnd w:id="55431"/>
     <w:bookmarkEnd w:id="44"/>
     <w:bookmarkStart w:id="45" w:name="MANUAL-sec5.4.2"/>
     <w:p>
@@ -4809,7 +4912,16 @@
         <w:t xml:space="preserve">Table</w:t>
       </w:r>
     </w:p>
-    <w:bookmarkStart w:id="10374" w:name="listing-src-table-float-syntax"/>
+    <w:p>
+      <w:pPr>
+        <w:spacing w:lineRule="exact" w:line="20" w:before="0" w:after="0"/>
+        <w:rPr>
+          <w:sz w:val="2"/>
+        </w:rPr>
+      </w:pPr>
+      <w:bookmarkStart w:name="listing-src-table-float-syntax" w:id="10374"/>
+      <w:bookmarkEnd w:id="10374"/>
+    </w:p>
     <w:p>
       <w:pPr>
         <w:pStyle w:val="Caption"/>
@@ -4932,7 +5044,6 @@
         <w:t xml:space="preserve">```</w:t>
       </w:r>
     </w:p>
-    <w:bookmarkEnd w:id="10374"/>
     <w:bookmarkEnd w:id="45"/>
     <w:bookmarkStart w:id="46" w:name="MANUAL-sec5.4.3"/>
     <w:p>
@@ -4955,7 +5066,16 @@
         <w:t xml:space="preserve">The Comma-Separated Values (CSV) float alias provides a compact syntax for tabular data:</w:t>
       </w:r>
     </w:p>
-    <w:bookmarkStart w:id="55086" w:name="listing-src-csv-float-syntax"/>
+    <w:p>
+      <w:pPr>
+        <w:spacing w:lineRule="exact" w:line="20" w:before="0" w:after="0"/>
+        <w:rPr>
+          <w:sz w:val="2"/>
+        </w:rPr>
+      </w:pPr>
+      <w:bookmarkStart w:name="listing-src-csv-float-syntax" w:id="55086"/>
+      <w:bookmarkEnd w:id="55086"/>
+    </w:p>
     <w:p>
       <w:pPr>
         <w:pStyle w:val="Caption"/>
@@ -5030,7 +5150,6 @@
         <w:t xml:space="preserve">```</w:t>
       </w:r>
     </w:p>
-    <w:bookmarkEnd w:id="55086"/>
     <w:p>
       <w:pPr>
         <w:pStyle w:val="FirstParagraph"/>
@@ -5130,7 +5249,16 @@
         <w:t xml:space="preserve">Listing (Code)</w:t>
       </w:r>
     </w:p>
-    <w:bookmarkStart w:id="69456" w:name="listing-src-listing-float-syntax"/>
+    <w:p>
+      <w:pPr>
+        <w:spacing w:lineRule="exact" w:line="20" w:before="0" w:after="0"/>
+        <w:rPr>
+          <w:sz w:val="2"/>
+        </w:rPr>
+      </w:pPr>
+      <w:bookmarkStart w:name="listing-src-listing-float-syntax" w:id="69456"/>
+      <w:bookmarkEnd w:id="69456"/>
+    </w:p>
     <w:p>
       <w:pPr>
         <w:pStyle w:val="Caption"/>
@@ -5205,7 +5333,6 @@
         <w:t xml:space="preserve">```</w:t>
       </w:r>
     </w:p>
-    <w:bookmarkEnd w:id="69456"/>
     <w:bookmarkEnd w:id="47"/>
     <w:bookmarkStart w:id="48" w:name="MANUAL-sec5.4.5"/>
     <w:p>
@@ -5220,7 +5347,16 @@
         <w:t xml:space="preserve">Chart (ECharts)</w:t>
       </w:r>
     </w:p>
-    <w:bookmarkStart w:id="31094" w:name="listing-src-chart-float-syntax"/>
+    <w:p>
+      <w:pPr>
+        <w:spacing w:lineRule="exact" w:line="20" w:before="0" w:after="0"/>
+        <w:rPr>
+          <w:sz w:val="2"/>
+        </w:rPr>
+      </w:pPr>
+      <w:bookmarkStart w:name="listing-src-chart-float-syntax" w:id="31094"/>
+      <w:bookmarkEnd w:id="31094"/>
+    </w:p>
     <w:p>
       <w:pPr>
         <w:pStyle w:val="Caption"/>
@@ -5304,7 +5440,6 @@
         <w:t xml:space="preserve">```</w:t>
       </w:r>
     </w:p>
-    <w:bookmarkEnd w:id="31094"/>
     <w:p>
       <w:pPr>
         <w:pStyle w:val="FirstParagraph"/>
@@ -5374,7 +5509,16 @@
         <w:t xml:space="preserve">Math</w:t>
       </w:r>
     </w:p>
-    <w:bookmarkStart w:id="22760" w:name="listing-src-math-float-syntax"/>
+    <w:p>
+      <w:pPr>
+        <w:spacing w:lineRule="exact" w:line="20" w:before="0" w:after="0"/>
+        <w:rPr>
+          <w:sz w:val="2"/>
+        </w:rPr>
+      </w:pPr>
+      <w:bookmarkStart w:name="listing-src-math-float-syntax" w:id="22760"/>
+      <w:bookmarkEnd w:id="22760"/>
+    </w:p>
     <w:p>
       <w:pPr>
         <w:pStyle w:val="Caption"/>
@@ -5431,7 +5575,6 @@
         <w:t xml:space="preserve">```</w:t>
       </w:r>
     </w:p>
-    <w:bookmarkEnd w:id="22760"/>
     <w:p>
       <w:pPr>
         <w:pStyle w:val="FirstParagraph"/>
@@ -5488,7 +5631,16 @@
         <w:t xml:space="preserve">Float Syntax Summary</w:t>
       </w:r>
     </w:p>
-    <w:bookmarkStart w:id="95403" w:name="csv-tbl-float-syntax"/>
+    <w:p>
+      <w:pPr>
+        <w:spacing w:lineRule="exact" w:line="20" w:before="0" w:after="0"/>
+        <w:rPr>
+          <w:sz w:val="2"/>
+        </w:rPr>
+      </w:pPr>
+      <w:bookmarkStart w:name="csv-tbl-float-syntax" w:id="95403"/>
+      <w:bookmarkEnd w:id="95403"/>
+    </w:p>
     <w:p>
       <w:pPr>
         <w:pStyle w:val="Caption"/>
@@ -5522,18 +5674,18 @@
         <w:tblW w:type="auto" w:w="0"/>
         <w:tblLook w:firstRow="1" w:lastRow="0" w:firstColumn="0" w:lastColumn="0" w:noHBand="0" w:noVBand="0" w:val="0020"/>
         <w:tblBorders>
-          <w:top w:color="000000" w:sz="6" w:space="0" w:val="single"/>
-          <w:left w:color="000000" w:sz="6" w:space="0" w:val="single"/>
-          <w:bottom w:color="000000" w:sz="6" w:space="0" w:val="single"/>
-          <w:right w:color="000000" w:sz="6" w:space="0" w:val="single"/>
-          <w:insideH w:color="000000" w:sz="6" w:space="0" w:val="single"/>
-          <w:insideV w:color="000000" w:sz="6" w:space="0" w:val="single"/>
+          <w:top w:val="single" w:space="0" w:color="000000" w:sz="6"/>
+          <w:left w:val="single" w:space="0" w:color="000000" w:sz="6"/>
+          <w:bottom w:val="single" w:space="0" w:color="000000" w:sz="6"/>
+          <w:right w:val="single" w:space="0" w:color="000000" w:sz="6"/>
+          <w:insideH w:val="single" w:space="0" w:color="000000" w:sz="6"/>
+          <w:insideV w:val="single" w:space="0" w:color="000000" w:sz="6"/>
         </w:tblBorders>
         <w:tblCellMar>
-          <w:top w:w="57" w:type="dxa"/>
-          <w:left w:w="108" w:type="dxa"/>
-          <w:bottom w:w="57" w:type="dxa"/>
-          <w:right w:w="108" w:type="dxa"/>
+          <w:top w:type="dxa" w:w="57"/>
+          <w:left w:type="dxa" w:w="108"/>
+          <w:bottom w:type="dxa" w:w="57"/>
+          <w:right w:type="dxa" w:w="108"/>
         </w:tblCellMar>
       </w:tblPr>
       <w:tblGrid>
@@ -5546,14 +5698,14 @@
         </w:trPr>
         <w:tc>
           <w:tcPr>
-            <w:shd w:color="auto" w:fill="E8E8E8" w:val="clear"/>
+            <w:shd w:val="clear" w:color="auto" w:fill="E8E8E8"/>
           </w:tcPr>
           <w:p>
             <w:pPr>
               <w:pStyle w:val="Compact"/>
               <w:jc w:val="left"/>
-              <w:ind w:right="0" w:firstLine="0" w:left="0"/>
-              <w:spacing w:lineRule="auto" w:after="40" w:line="240" w:before="40"/>
+              <w:ind w:firstLine="0" w:left="0" w:right="0"/>
+              <w:spacing w:after="40" w:before="40" w:lineRule="auto" w:line="240"/>
             </w:pPr>
             <w:r>
               <w:rPr>
@@ -5565,14 +5717,14 @@
         </w:tc>
         <w:tc>
           <w:tcPr>
-            <w:shd w:color="auto" w:fill="E8E8E8" w:val="clear"/>
+            <w:shd w:val="clear" w:color="auto" w:fill="E8E8E8"/>
           </w:tcPr>
           <w:p>
             <w:pPr>
               <w:pStyle w:val="Compact"/>
               <w:jc w:val="left"/>
-              <w:ind w:right="0" w:firstLine="0" w:left="0"/>
-              <w:spacing w:lineRule="auto" w:after="40" w:line="240" w:before="40"/>
+              <w:ind w:firstLine="0" w:left="0" w:right="0"/>
+              <w:spacing w:after="40" w:before="40" w:lineRule="auto" w:line="240"/>
             </w:pPr>
             <w:r>
               <w:rPr>
@@ -5590,8 +5742,8 @@
             <w:pPr>
               <w:pStyle w:val="Compact"/>
               <w:jc w:val="left"/>
-              <w:ind w:right="0" w:firstLine="0" w:left="0"/>
-              <w:spacing w:lineRule="auto" w:after="40" w:line="240" w:before="40"/>
+              <w:ind w:firstLine="0" w:left="0" w:right="0"/>
+              <w:spacing w:after="40" w:before="40" w:lineRule="auto" w:line="240"/>
             </w:pPr>
             <w:r>
               <w:rPr>
@@ -5607,8 +5759,8 @@
             <w:pPr>
               <w:pStyle w:val="Compact"/>
               <w:jc w:val="left"/>
-              <w:ind w:right="0" w:firstLine="0" w:left="0"/>
-              <w:spacing w:lineRule="auto" w:after="40" w:line="240" w:before="40"/>
+              <w:ind w:firstLine="0" w:left="0" w:right="0"/>
+              <w:spacing w:after="40" w:before="40" w:lineRule="auto" w:line="240"/>
             </w:pPr>
             <w:r>
               <w:t xml:space="preserve">Float type identifier (for example</w:t>
@@ -5707,8 +5859,8 @@
             <w:pPr>
               <w:pStyle w:val="Compact"/>
               <w:jc w:val="left"/>
-              <w:ind w:right="0" w:firstLine="0" w:left="0"/>
-              <w:spacing w:lineRule="auto" w:after="40" w:line="240" w:before="40"/>
+              <w:ind w:firstLine="0" w:left="0" w:right="0"/>
+              <w:spacing w:after="40" w:before="40" w:lineRule="auto" w:line="240"/>
             </w:pPr>
             <w:r>
               <w:rPr>
@@ -5724,8 +5876,8 @@
             <w:pPr>
               <w:pStyle w:val="Compact"/>
               <w:jc w:val="left"/>
-              <w:ind w:right="0" w:firstLine="0" w:left="0"/>
-              <w:spacing w:lineRule="auto" w:after="40" w:line="240" w:before="40"/>
+              <w:ind w:firstLine="0" w:left="0" w:right="0"/>
+              <w:spacing w:after="40" w:before="40" w:lineRule="auto" w:line="240"/>
             </w:pPr>
             <w:r>
               <w:t xml:space="preserve">Optional language hint for syntax highlighting</w:t>
@@ -5740,8 +5892,8 @@
             <w:pPr>
               <w:pStyle w:val="Compact"/>
               <w:jc w:val="left"/>
-              <w:ind w:right="0" w:firstLine="0" w:left="0"/>
-              <w:spacing w:lineRule="auto" w:after="40" w:line="240" w:before="40"/>
+              <w:ind w:firstLine="0" w:left="0" w:right="0"/>
+              <w:spacing w:after="40" w:before="40" w:lineRule="auto" w:line="240"/>
             </w:pPr>
             <w:r>
               <w:rPr>
@@ -5757,8 +5909,8 @@
             <w:pPr>
               <w:pStyle w:val="Compact"/>
               <w:jc w:val="left"/>
-              <w:ind w:right="0" w:firstLine="0" w:left="0"/>
-              <w:spacing w:lineRule="auto" w:after="40" w:line="240" w:before="40"/>
+              <w:ind w:firstLine="0" w:left="0" w:right="0"/>
+              <w:spacing w:after="40" w:before="40" w:lineRule="auto" w:line="240"/>
             </w:pPr>
             <w:r>
               <w:t xml:space="preserve">Float label for cross-referencing; must be unique within the specification</w:t>
@@ -5773,8 +5925,8 @@
             <w:pPr>
               <w:pStyle w:val="Compact"/>
               <w:jc w:val="left"/>
-              <w:ind w:right="0" w:firstLine="0" w:left="0"/>
-              <w:spacing w:lineRule="auto" w:after="40" w:line="240" w:before="40"/>
+              <w:ind w:firstLine="0" w:left="0" w:right="0"/>
+              <w:spacing w:after="40" w:before="40" w:lineRule="auto" w:line="240"/>
             </w:pPr>
             <w:r>
               <w:rPr>
@@ -5790,8 +5942,8 @@
             <w:pPr>
               <w:pStyle w:val="Compact"/>
               <w:jc w:val="left"/>
-              <w:ind w:right="0" w:firstLine="0" w:left="0"/>
-              <w:spacing w:lineRule="auto" w:after="40" w:line="240" w:before="40"/>
+              <w:ind w:firstLine="0" w:left="0" w:right="0"/>
+              <w:spacing w:after="40" w:before="40" w:lineRule="auto" w:line="240"/>
             </w:pPr>
             <w:r>
               <w:t xml:space="preserve">Key-value attributes; common attribute:</w:t>
@@ -5809,7 +5961,6 @@
         </w:tc>
       </w:tr>
     </w:tbl>
-    <w:bookmarkEnd w:id="95403"/>
     <w:bookmarkEnd w:id="50"/>
     <w:bookmarkEnd w:id="51"/>
     <w:bookmarkStart w:id="53" w:name="MANUAL-sec5.5"/>
@@ -5891,7 +6042,16 @@
         <w:t xml:space="preserve">model registers the following selectors:</w:t>
       </w:r>
     </w:p>
-    <w:bookmarkStart w:id="48255" w:name="csv-tbl-selectors"/>
+    <w:p>
+      <w:pPr>
+        <w:spacing w:lineRule="exact" w:line="20" w:before="0" w:after="0"/>
+        <w:rPr>
+          <w:sz w:val="2"/>
+        </w:rPr>
+      </w:pPr>
+      <w:bookmarkStart w:name="csv-tbl-selectors" w:id="48255"/>
+      <w:bookmarkEnd w:id="48255"/>
+    </w:p>
     <w:p>
       <w:pPr>
         <w:pStyle w:val="Caption"/>
@@ -5925,18 +6085,18 @@
         <w:tblW w:type="auto" w:w="0"/>
         <w:tblLook w:firstRow="1" w:lastRow="0" w:firstColumn="0" w:lastColumn="0" w:noHBand="0" w:noVBand="0" w:val="0020"/>
         <w:tblBorders>
-          <w:top w:color="000000" w:sz="6" w:space="0" w:val="single"/>
-          <w:left w:color="000000" w:sz="6" w:space="0" w:val="single"/>
-          <w:bottom w:color="000000" w:sz="6" w:space="0" w:val="single"/>
-          <w:right w:color="000000" w:sz="6" w:space="0" w:val="single"/>
-          <w:insideH w:color="000000" w:sz="6" w:space="0" w:val="single"/>
-          <w:insideV w:color="000000" w:sz="6" w:space="0" w:val="single"/>
+          <w:top w:val="single" w:space="0" w:color="000000" w:sz="6"/>
+          <w:left w:val="single" w:space="0" w:color="000000" w:sz="6"/>
+          <w:bottom w:val="single" w:space="0" w:color="000000" w:sz="6"/>
+          <w:right w:val="single" w:space="0" w:color="000000" w:sz="6"/>
+          <w:insideH w:val="single" w:space="0" w:color="000000" w:sz="6"/>
+          <w:insideV w:val="single" w:space="0" w:color="000000" w:sz="6"/>
         </w:tblBorders>
         <w:tblCellMar>
-          <w:top w:w="57" w:type="dxa"/>
-          <w:left w:w="108" w:type="dxa"/>
-          <w:bottom w:w="57" w:type="dxa"/>
-          <w:right w:w="108" w:type="dxa"/>
+          <w:top w:type="dxa" w:w="57"/>
+          <w:left w:type="dxa" w:w="108"/>
+          <w:bottom w:type="dxa" w:w="57"/>
+          <w:right w:type="dxa" w:w="108"/>
         </w:tblCellMar>
       </w:tblPr>
       <w:tblGrid>
@@ -5950,14 +6110,14 @@
         </w:trPr>
         <w:tc>
           <w:tcPr>
-            <w:shd w:color="auto" w:fill="E8E8E8" w:val="clear"/>
+            <w:shd w:val="clear" w:color="auto" w:fill="E8E8E8"/>
           </w:tcPr>
           <w:p>
             <w:pPr>
               <w:pStyle w:val="Compact"/>
               <w:jc w:val="left"/>
-              <w:ind w:right="0" w:firstLine="0" w:left="0"/>
-              <w:spacing w:lineRule="auto" w:after="40" w:line="240" w:before="40"/>
+              <w:ind w:firstLine="0" w:left="0" w:right="0"/>
+              <w:spacing w:after="40" w:before="40" w:lineRule="auto" w:line="240"/>
             </w:pPr>
             <w:r>
               <w:rPr>
@@ -5969,14 +6129,14 @@
         </w:tc>
         <w:tc>
           <w:tcPr>
-            <w:shd w:color="auto" w:fill="E8E8E8" w:val="clear"/>
+            <w:shd w:val="clear" w:color="auto" w:fill="E8E8E8"/>
           </w:tcPr>
           <w:p>
             <w:pPr>
               <w:pStyle w:val="Compact"/>
               <w:jc w:val="left"/>
-              <w:ind w:right="0" w:firstLine="0" w:left="0"/>
-              <w:spacing w:lineRule="auto" w:after="40" w:line="240" w:before="40"/>
+              <w:ind w:firstLine="0" w:left="0" w:right="0"/>
+              <w:spacing w:after="40" w:before="40" w:lineRule="auto" w:line="240"/>
             </w:pPr>
             <w:r>
               <w:rPr>
@@ -5988,14 +6148,14 @@
         </w:tc>
         <w:tc>
           <w:tcPr>
-            <w:shd w:color="auto" w:fill="E8E8E8" w:val="clear"/>
+            <w:shd w:val="clear" w:color="auto" w:fill="E8E8E8"/>
           </w:tcPr>
           <w:p>
             <w:pPr>
               <w:pStyle w:val="Compact"/>
               <w:jc w:val="left"/>
-              <w:ind w:right="0" w:firstLine="0" w:left="0"/>
-              <w:spacing w:lineRule="auto" w:after="40" w:line="240" w:before="40"/>
+              <w:ind w:firstLine="0" w:left="0" w:right="0"/>
+              <w:spacing w:after="40" w:before="40" w:lineRule="auto" w:line="240"/>
             </w:pPr>
             <w:r>
               <w:rPr>
@@ -6013,8 +6173,8 @@
             <w:pPr>
               <w:pStyle w:val="Compact"/>
               <w:jc w:val="left"/>
-              <w:ind w:right="0" w:firstLine="0" w:left="0"/>
-              <w:spacing w:lineRule="auto" w:after="40" w:line="240" w:before="40"/>
+              <w:ind w:firstLine="0" w:left="0" w:right="0"/>
+              <w:spacing w:after="40" w:before="40" w:lineRule="auto" w:line="240"/>
             </w:pPr>
             <w:r>
               <w:rPr>
@@ -6030,8 +6190,8 @@
             <w:pPr>
               <w:pStyle w:val="Compact"/>
               <w:jc w:val="left"/>
-              <w:ind w:right="0" w:firstLine="0" w:left="0"/>
-              <w:spacing w:lineRule="auto" w:after="40" w:line="240" w:before="40"/>
+              <w:ind w:firstLine="0" w:left="0" w:right="0"/>
+              <w:spacing w:after="40" w:before="40" w:lineRule="auto" w:line="240"/>
             </w:pPr>
             <w:r>
               <w:rPr>
@@ -6053,8 +6213,8 @@
             <w:pPr>
               <w:pStyle w:val="Compact"/>
               <w:jc w:val="left"/>
-              <w:ind w:right="0" w:firstLine="0" w:left="0"/>
-              <w:spacing w:lineRule="auto" w:after="40" w:line="240" w:before="40"/>
+              <w:ind w:firstLine="0" w:left="0" w:right="0"/>
+              <w:spacing w:after="40" w:before="40" w:lineRule="auto" w:line="240"/>
             </w:pPr>
             <w:r>
               <w:t xml:space="preserve">PID lookup: same-spec first, then cross-document fallback</w:t>
@@ -6069,8 +6229,8 @@
             <w:pPr>
               <w:pStyle w:val="Compact"/>
               <w:jc w:val="left"/>
-              <w:ind w:right="0" w:firstLine="0" w:left="0"/>
-              <w:spacing w:lineRule="auto" w:after="40" w:line="240" w:before="40"/>
+              <w:ind w:firstLine="0" w:left="0" w:right="0"/>
+              <w:spacing w:after="40" w:before="40" w:lineRule="auto" w:line="240"/>
             </w:pPr>
             <w:r>
               <w:rPr>
@@ -6086,8 +6246,8 @@
             <w:pPr>
               <w:pStyle w:val="Compact"/>
               <w:jc w:val="left"/>
-              <w:ind w:right="0" w:firstLine="0" w:left="0"/>
-              <w:spacing w:lineRule="auto" w:after="40" w:line="240" w:before="40"/>
+              <w:ind w:firstLine="0" w:left="0" w:right="0"/>
+              <w:spacing w:after="40" w:before="40" w:lineRule="auto" w:line="240"/>
             </w:pPr>
             <w:r>
               <w:rPr>
@@ -6109,8 +6269,8 @@
             <w:pPr>
               <w:pStyle w:val="Compact"/>
               <w:jc w:val="left"/>
-              <w:ind w:right="0" w:firstLine="0" w:left="0"/>
-              <w:spacing w:lineRule="auto" w:after="40" w:line="240" w:before="40"/>
+              <w:ind w:firstLine="0" w:left="0" w:right="0"/>
+              <w:spacing w:after="40" w:before="40" w:lineRule="auto" w:line="240"/>
             </w:pPr>
             <w:r>
               <w:t xml:space="preserve">Scoped label resolution: local scope, then same-spec, then global</w:t>
@@ -6125,8 +6285,8 @@
             <w:pPr>
               <w:pStyle w:val="Compact"/>
               <w:jc w:val="left"/>
-              <w:ind w:right="0" w:firstLine="0" w:left="0"/>
-              <w:spacing w:lineRule="auto" w:after="40" w:line="240" w:before="40"/>
+              <w:ind w:firstLine="0" w:left="0" w:right="0"/>
+              <w:spacing w:after="40" w:before="40" w:lineRule="auto" w:line="240"/>
             </w:pPr>
             <w:r>
               <w:rPr>
@@ -6142,8 +6302,8 @@
             <w:pPr>
               <w:pStyle w:val="Compact"/>
               <w:jc w:val="left"/>
-              <w:ind w:right="0" w:firstLine="0" w:left="0"/>
-              <w:spacing w:lineRule="auto" w:after="40" w:line="240" w:before="40"/>
+              <w:ind w:firstLine="0" w:left="0" w:right="0"/>
+              <w:spacing w:after="40" w:before="40" w:lineRule="auto" w:line="240"/>
             </w:pPr>
             <w:r>
               <w:t xml:space="preserve">XREF_CITATION</w:t>
@@ -6156,8 +6316,8 @@
             <w:pPr>
               <w:pStyle w:val="Compact"/>
               <w:jc w:val="left"/>
-              <w:ind w:right="0" w:firstLine="0" w:left="0"/>
-              <w:spacing w:lineRule="auto" w:after="40" w:line="240" w:before="40"/>
+              <w:ind w:firstLine="0" w:left="0" w:right="0"/>
+              <w:spacing w:after="40" w:before="40" w:lineRule="auto" w:line="240"/>
             </w:pPr>
             <w:r>
               <w:t xml:space="preserve">Rewritten to pandoc Cite element (parenthetical)</w:t>
@@ -6172,8 +6332,8 @@
             <w:pPr>
               <w:pStyle w:val="Compact"/>
               <w:jc w:val="left"/>
-              <w:ind w:right="0" w:firstLine="0" w:left="0"/>
-              <w:spacing w:lineRule="auto" w:after="40" w:line="240" w:before="40"/>
+              <w:ind w:firstLine="0" w:left="0" w:right="0"/>
+              <w:spacing w:after="40" w:before="40" w:lineRule="auto" w:line="240"/>
             </w:pPr>
             <w:r>
               <w:rPr>
@@ -6189,8 +6349,8 @@
             <w:pPr>
               <w:pStyle w:val="Compact"/>
               <w:jc w:val="left"/>
-              <w:ind w:right="0" w:firstLine="0" w:left="0"/>
-              <w:spacing w:lineRule="auto" w:after="40" w:line="240" w:before="40"/>
+              <w:ind w:firstLine="0" w:left="0" w:right="0"/>
+              <w:spacing w:after="40" w:before="40" w:lineRule="auto" w:line="240"/>
             </w:pPr>
             <w:r>
               <w:t xml:space="preserve">XREF_CITATION</w:t>
@@ -6203,8 +6363,8 @@
             <w:pPr>
               <w:pStyle w:val="Compact"/>
               <w:jc w:val="left"/>
-              <w:ind w:right="0" w:firstLine="0" w:left="0"/>
-              <w:spacing w:lineRule="auto" w:after="40" w:line="240" w:before="40"/>
+              <w:ind w:firstLine="0" w:left="0" w:right="0"/>
+              <w:spacing w:after="40" w:before="40" w:lineRule="auto" w:line="240"/>
             </w:pPr>
             <w:r>
               <w:t xml:space="preserve">Rewritten to pandoc Cite element (in-text)</w:t>
@@ -6213,7 +6373,6 @@
         </w:tc>
       </w:tr>
     </w:tbl>
-    <w:bookmarkEnd w:id="48255"/>
     <w:p>
       <w:pPr>
         <w:pStyle w:val="BodyText"/>
@@ -6237,7 +6396,16 @@
         <w:t xml:space="preserve">values.</w:t>
       </w:r>
     </w:p>
-    <w:bookmarkStart w:id="65471" w:name="csv-tbl-relation-syntax"/>
+    <w:p>
+      <w:pPr>
+        <w:spacing w:lineRule="exact" w:line="20" w:before="0" w:after="0"/>
+        <w:rPr>
+          <w:sz w:val="2"/>
+        </w:rPr>
+      </w:pPr>
+      <w:bookmarkStart w:name="csv-tbl-relation-syntax" w:id="65471"/>
+      <w:bookmarkEnd w:id="65471"/>
+    </w:p>
     <w:p>
       <w:pPr>
         <w:pStyle w:val="Caption"/>
@@ -6271,18 +6439,18 @@
         <w:tblW w:type="auto" w:w="0"/>
         <w:tblLook w:firstRow="1" w:lastRow="0" w:firstColumn="0" w:lastColumn="0" w:noHBand="0" w:noVBand="0" w:val="0020"/>
         <w:tblBorders>
-          <w:top w:color="000000" w:sz="6" w:space="0" w:val="single"/>
-          <w:left w:color="000000" w:sz="6" w:space="0" w:val="single"/>
-          <w:bottom w:color="000000" w:sz="6" w:space="0" w:val="single"/>
-          <w:right w:color="000000" w:sz="6" w:space="0" w:val="single"/>
-          <w:insideH w:color="000000" w:sz="6" w:space="0" w:val="single"/>
-          <w:insideV w:color="000000" w:sz="6" w:space="0" w:val="single"/>
+          <w:top w:val="single" w:space="0" w:color="000000" w:sz="6"/>
+          <w:left w:val="single" w:space="0" w:color="000000" w:sz="6"/>
+          <w:bottom w:val="single" w:space="0" w:color="000000" w:sz="6"/>
+          <w:right w:val="single" w:space="0" w:color="000000" w:sz="6"/>
+          <w:insideH w:val="single" w:space="0" w:color="000000" w:sz="6"/>
+          <w:insideV w:val="single" w:space="0" w:color="000000" w:sz="6"/>
         </w:tblBorders>
         <w:tblCellMar>
-          <w:top w:w="57" w:type="dxa"/>
-          <w:left w:w="108" w:type="dxa"/>
-          <w:bottom w:w="57" w:type="dxa"/>
-          <w:right w:w="108" w:type="dxa"/>
+          <w:top w:type="dxa" w:w="57"/>
+          <w:left w:type="dxa" w:w="108"/>
+          <w:bottom w:type="dxa" w:w="57"/>
+          <w:right w:type="dxa" w:w="108"/>
         </w:tblCellMar>
       </w:tblPr>
       <w:tblGrid>
@@ -6296,14 +6464,14 @@
         </w:trPr>
         <w:tc>
           <w:tcPr>
-            <w:shd w:color="auto" w:fill="E8E8E8" w:val="clear"/>
+            <w:shd w:val="clear" w:color="auto" w:fill="E8E8E8"/>
           </w:tcPr>
           <w:p>
             <w:pPr>
               <w:pStyle w:val="Compact"/>
               <w:jc w:val="left"/>
-              <w:ind w:right="0" w:firstLine="0" w:left="0"/>
-              <w:spacing w:lineRule="auto" w:after="40" w:line="240" w:before="40"/>
+              <w:ind w:firstLine="0" w:left="0" w:right="0"/>
+              <w:spacing w:after="40" w:before="40" w:lineRule="auto" w:line="240"/>
             </w:pPr>
             <w:r>
               <w:rPr>
@@ -6315,14 +6483,14 @@
         </w:tc>
         <w:tc>
           <w:tcPr>
-            <w:shd w:color="auto" w:fill="E8E8E8" w:val="clear"/>
+            <w:shd w:val="clear" w:color="auto" w:fill="E8E8E8"/>
           </w:tcPr>
           <w:p>
             <w:pPr>
               <w:pStyle w:val="Compact"/>
               <w:jc w:val="left"/>
-              <w:ind w:right="0" w:firstLine="0" w:left="0"/>
-              <w:spacing w:lineRule="auto" w:after="40" w:line="240" w:before="40"/>
+              <w:ind w:firstLine="0" w:left="0" w:right="0"/>
+              <w:spacing w:after="40" w:before="40" w:lineRule="auto" w:line="240"/>
             </w:pPr>
             <w:r>
               <w:rPr>
@@ -6334,14 +6502,14 @@
         </w:tc>
         <w:tc>
           <w:tcPr>
-            <w:shd w:color="auto" w:fill="E8E8E8" w:val="clear"/>
+            <w:shd w:val="clear" w:color="auto" w:fill="E8E8E8"/>
           </w:tcPr>
           <w:p>
             <w:pPr>
               <w:pStyle w:val="Compact"/>
               <w:jc w:val="left"/>
-              <w:ind w:right="0" w:firstLine="0" w:left="0"/>
-              <w:spacing w:lineRule="auto" w:after="40" w:line="240" w:before="40"/>
+              <w:ind w:firstLine="0" w:left="0" w:right="0"/>
+              <w:spacing w:after="40" w:before="40" w:lineRule="auto" w:line="240"/>
             </w:pPr>
             <w:r>
               <w:rPr>
@@ -6359,8 +6527,8 @@
             <w:pPr>
               <w:pStyle w:val="Compact"/>
               <w:jc w:val="left"/>
-              <w:ind w:right="0" w:firstLine="0" w:left="0"/>
-              <w:spacing w:lineRule="auto" w:after="40" w:line="240" w:before="40"/>
+              <w:ind w:firstLine="0" w:left="0" w:right="0"/>
+              <w:spacing w:after="40" w:before="40" w:lineRule="auto" w:line="240"/>
             </w:pPr>
             <w:r>
               <w:rPr>
@@ -6376,8 +6544,8 @@
             <w:pPr>
               <w:pStyle w:val="Compact"/>
               <w:jc w:val="left"/>
-              <w:ind w:right="0" w:firstLine="0" w:left="0"/>
-              <w:spacing w:lineRule="auto" w:after="40" w:line="240" w:before="40"/>
+              <w:ind w:firstLine="0" w:left="0" w:right="0"/>
+              <w:spacing w:after="40" w:before="40" w:lineRule="auto" w:line="240"/>
             </w:pPr>
             <w:r>
               <w:rPr>
@@ -6393,8 +6561,8 @@
             <w:pPr>
               <w:pStyle w:val="Compact"/>
               <w:jc w:val="left"/>
-              <w:ind w:right="0" w:firstLine="0" w:left="0"/>
-              <w:spacing w:lineRule="auto" w:after="40" w:line="240" w:before="40"/>
+              <w:ind w:firstLine="0" w:left="0" w:right="0"/>
+              <w:spacing w:after="40" w:before="40" w:lineRule="auto" w:line="240"/>
             </w:pPr>
             <w:r>
               <w:t xml:space="preserve">Reference by PID</w:t>
@@ -6409,8 +6577,8 @@
             <w:pPr>
               <w:pStyle w:val="Compact"/>
               <w:jc w:val="left"/>
-              <w:ind w:right="0" w:firstLine="0" w:left="0"/>
-              <w:spacing w:lineRule="auto" w:after="40" w:line="240" w:before="40"/>
+              <w:ind w:firstLine="0" w:left="0" w:right="0"/>
+              <w:spacing w:after="40" w:before="40" w:lineRule="auto" w:line="240"/>
             </w:pPr>
             <w:r>
               <w:rPr>
@@ -6426,8 +6594,8 @@
             <w:pPr>
               <w:pStyle w:val="Compact"/>
               <w:jc w:val="left"/>
-              <w:ind w:right="0" w:firstLine="0" w:left="0"/>
-              <w:spacing w:lineRule="auto" w:after="40" w:line="240" w:before="40"/>
+              <w:ind w:firstLine="0" w:left="0" w:right="0"/>
+              <w:spacing w:after="40" w:before="40" w:lineRule="auto" w:line="240"/>
             </w:pPr>
             <w:r>
               <w:rPr>
@@ -6443,8 +6611,8 @@
             <w:pPr>
               <w:pStyle w:val="Compact"/>
               <w:jc w:val="left"/>
-              <w:ind w:right="0" w:firstLine="0" w:left="0"/>
-              <w:spacing w:lineRule="auto" w:after="40" w:line="240" w:before="40"/>
+              <w:ind w:firstLine="0" w:left="0" w:right="0"/>
+              <w:spacing w:after="40" w:before="40" w:lineRule="auto" w:line="240"/>
             </w:pPr>
             <w:r>
               <w:t xml:space="preserve">Typed float reference</w:t>
@@ -6459,8 +6627,8 @@
             <w:pPr>
               <w:pStyle w:val="Compact"/>
               <w:jc w:val="left"/>
-              <w:ind w:right="0" w:firstLine="0" w:left="0"/>
-              <w:spacing w:lineRule="auto" w:after="40" w:line="240" w:before="40"/>
+              <w:ind w:firstLine="0" w:left="0" w:right="0"/>
+              <w:spacing w:after="40" w:before="40" w:lineRule="auto" w:line="240"/>
             </w:pPr>
             <w:r>
               <w:rPr>
@@ -6476,8 +6644,8 @@
             <w:pPr>
               <w:pStyle w:val="Compact"/>
               <w:jc w:val="left"/>
-              <w:ind w:right="0" w:firstLine="0" w:left="0"/>
-              <w:spacing w:lineRule="auto" w:after="40" w:line="240" w:before="40"/>
+              <w:ind w:firstLine="0" w:left="0" w:right="0"/>
+              <w:spacing w:after="40" w:before="40" w:lineRule="auto" w:line="240"/>
             </w:pPr>
             <w:r>
               <w:rPr>
@@ -6493,8 +6661,8 @@
             <w:pPr>
               <w:pStyle w:val="Compact"/>
               <w:jc w:val="left"/>
-              <w:ind w:right="0" w:firstLine="0" w:left="0"/>
-              <w:spacing w:lineRule="auto" w:after="40" w:line="240" w:before="40"/>
+              <w:ind w:firstLine="0" w:left="0" w:right="0"/>
+              <w:spacing w:after="40" w:before="40" w:lineRule="auto" w:line="240"/>
             </w:pPr>
             <w:r>
               <w:t xml:space="preserve">Scoped float reference</w:t>
@@ -6509,8 +6677,8 @@
             <w:pPr>
               <w:pStyle w:val="Compact"/>
               <w:jc w:val="left"/>
-              <w:ind w:right="0" w:firstLine="0" w:left="0"/>
-              <w:spacing w:lineRule="auto" w:after="40" w:line="240" w:before="40"/>
+              <w:ind w:firstLine="0" w:left="0" w:right="0"/>
+              <w:spacing w:after="40" w:before="40" w:lineRule="auto" w:line="240"/>
             </w:pPr>
             <w:r>
               <w:rPr>
@@ -6526,8 +6694,8 @@
             <w:pPr>
               <w:pStyle w:val="Compact"/>
               <w:jc w:val="left"/>
-              <w:ind w:right="0" w:firstLine="0" w:left="0"/>
-              <w:spacing w:lineRule="auto" w:after="40" w:line="240" w:before="40"/>
+              <w:ind w:firstLine="0" w:left="0" w:right="0"/>
+              <w:spacing w:after="40" w:before="40" w:lineRule="auto" w:line="240"/>
             </w:pPr>
             <w:r>
               <w:rPr>
@@ -6543,8 +6711,8 @@
             <w:pPr>
               <w:pStyle w:val="Compact"/>
               <w:jc w:val="left"/>
-              <w:ind w:right="0" w:firstLine="0" w:left="0"/>
-              <w:spacing w:lineRule="auto" w:after="40" w:line="240" w:before="40"/>
+              <w:ind w:firstLine="0" w:left="0" w:right="0"/>
+              <w:spacing w:after="40" w:before="40" w:lineRule="auto" w:line="240"/>
             </w:pPr>
             <w:r>
               <w:t xml:space="preserve">Parenthetical citation</w:t>
@@ -6559,8 +6727,8 @@
             <w:pPr>
               <w:pStyle w:val="Compact"/>
               <w:jc w:val="left"/>
-              <w:ind w:right="0" w:firstLine="0" w:left="0"/>
-              <w:spacing w:lineRule="auto" w:after="40" w:line="240" w:before="40"/>
+              <w:ind w:firstLine="0" w:left="0" w:right="0"/>
+              <w:spacing w:after="40" w:before="40" w:lineRule="auto" w:line="240"/>
             </w:pPr>
             <w:r>
               <w:rPr>
@@ -6576,8 +6744,8 @@
             <w:pPr>
               <w:pStyle w:val="Compact"/>
               <w:jc w:val="left"/>
-              <w:ind w:right="0" w:firstLine="0" w:left="0"/>
-              <w:spacing w:lineRule="auto" w:after="40" w:line="240" w:before="40"/>
+              <w:ind w:firstLine="0" w:left="0" w:right="0"/>
+              <w:spacing w:after="40" w:before="40" w:lineRule="auto" w:line="240"/>
             </w:pPr>
             <w:r>
               <w:rPr>
@@ -6593,8 +6761,8 @@
             <w:pPr>
               <w:pStyle w:val="Compact"/>
               <w:jc w:val="left"/>
-              <w:ind w:right="0" w:firstLine="0" w:left="0"/>
-              <w:spacing w:lineRule="auto" w:after="40" w:line="240" w:before="40"/>
+              <w:ind w:firstLine="0" w:left="0" w:right="0"/>
+              <w:spacing w:after="40" w:before="40" w:lineRule="auto" w:line="240"/>
             </w:pPr>
             <w:r>
               <w:t xml:space="preserve">In-text citation</w:t>
@@ -6603,7 +6771,6 @@
         </w:tc>
       </w:tr>
     </w:tbl>
-    <w:bookmarkEnd w:id="65471"/>
     <w:bookmarkStart w:id="52" w:name="MANUAL-sec5.5.1"/>
     <w:p>
       <w:pPr>
@@ -6702,7 +6869,7 @@
       <w:r>
         <w:tab/>
       </w:r>
-      <w:bookmarkStart w:id="23201" w:name="math-eq-specificity"/>
+      <w:bookmarkStart w:name="math-eq-specificity" w:id="23201"/>
       <w:r>
         <w:t>(</w:t>
       </w:r>
@@ -6794,7 +6961,16 @@
         <w:t xml:space="preserve">:</w:t>
       </w:r>
     </w:p>
-    <w:bookmarkStart w:id="55430" w:name="csv-tbl-inference-scoring"/>
+    <w:p>
+      <w:pPr>
+        <w:spacing w:lineRule="exact" w:line="20" w:before="0" w:after="0"/>
+        <w:rPr>
+          <w:sz w:val="2"/>
+        </w:rPr>
+      </w:pPr>
+      <w:bookmarkStart w:name="csv-tbl-inference-scoring" w:id="55430"/>
+      <w:bookmarkEnd w:id="55430"/>
+    </w:p>
     <w:p>
       <w:pPr>
         <w:pStyle w:val="Caption"/>
@@ -6828,18 +7004,18 @@
         <w:tblW w:type="auto" w:w="0"/>
         <w:tblLook w:firstRow="1" w:lastRow="0" w:firstColumn="0" w:lastColumn="0" w:noHBand="0" w:noVBand="0" w:val="0020"/>
         <w:tblBorders>
-          <w:top w:color="000000" w:sz="6" w:space="0" w:val="single"/>
-          <w:left w:color="000000" w:sz="6" w:space="0" w:val="single"/>
-          <w:bottom w:color="000000" w:sz="6" w:space="0" w:val="single"/>
-          <w:right w:color="000000" w:sz="6" w:space="0" w:val="single"/>
-          <w:insideH w:color="000000" w:sz="6" w:space="0" w:val="single"/>
-          <w:insideV w:color="000000" w:sz="6" w:space="0" w:val="single"/>
+          <w:top w:val="single" w:space="0" w:color="000000" w:sz="6"/>
+          <w:left w:val="single" w:space="0" w:color="000000" w:sz="6"/>
+          <w:bottom w:val="single" w:space="0" w:color="000000" w:sz="6"/>
+          <w:right w:val="single" w:space="0" w:color="000000" w:sz="6"/>
+          <w:insideH w:val="single" w:space="0" w:color="000000" w:sz="6"/>
+          <w:insideV w:val="single" w:space="0" w:color="000000" w:sz="6"/>
         </w:tblBorders>
         <w:tblCellMar>
-          <w:top w:w="57" w:type="dxa"/>
-          <w:left w:w="108" w:type="dxa"/>
-          <w:bottom w:w="57" w:type="dxa"/>
-          <w:right w:w="108" w:type="dxa"/>
+          <w:top w:type="dxa" w:w="57"/>
+          <w:left w:type="dxa" w:w="108"/>
+          <w:bottom w:type="dxa" w:w="57"/>
+          <w:right w:type="dxa" w:w="108"/>
         </w:tblCellMar>
       </w:tblPr>
       <w:tblGrid>
@@ -6854,14 +7030,14 @@
         </w:trPr>
         <w:tc>
           <w:tcPr>
-            <w:shd w:color="auto" w:fill="E8E8E8" w:val="clear"/>
+            <w:shd w:val="clear" w:color="auto" w:fill="E8E8E8"/>
           </w:tcPr>
           <w:p>
             <w:pPr>
               <w:pStyle w:val="Compact"/>
               <w:jc w:val="left"/>
-              <w:ind w:right="0" w:firstLine="0" w:left="0"/>
-              <w:spacing w:lineRule="auto" w:after="40" w:line="240" w:before="40"/>
+              <w:ind w:firstLine="0" w:left="0" w:right="0"/>
+              <w:spacing w:after="40" w:before="40" w:lineRule="auto" w:line="240"/>
             </w:pPr>
             <w:r>
               <w:rPr>
@@ -6873,14 +7049,14 @@
         </w:tc>
         <w:tc>
           <w:tcPr>
-            <w:shd w:color="auto" w:fill="E8E8E8" w:val="clear"/>
+            <w:shd w:val="clear" w:color="auto" w:fill="E8E8E8"/>
           </w:tcPr>
           <w:p>
             <w:pPr>
               <w:pStyle w:val="Compact"/>
               <w:jc w:val="center"/>
-              <w:ind w:right="0" w:firstLine="0" w:left="0"/>
-              <w:spacing w:lineRule="auto" w:after="40" w:line="240" w:before="40"/>
+              <w:ind w:firstLine="0" w:left="0" w:right="0"/>
+              <w:spacing w:after="40" w:before="40" w:lineRule="auto" w:line="240"/>
             </w:pPr>
             <w:r>
               <w:rPr>
@@ -6892,14 +7068,14 @@
         </w:tc>
         <w:tc>
           <w:tcPr>
-            <w:shd w:color="auto" w:fill="E8E8E8" w:val="clear"/>
+            <w:shd w:val="clear" w:color="auto" w:fill="E8E8E8"/>
           </w:tcPr>
           <w:p>
             <w:pPr>
               <w:pStyle w:val="Compact"/>
               <w:jc w:val="left"/>
-              <w:ind w:right="0" w:firstLine="0" w:left="0"/>
-              <w:spacing w:lineRule="auto" w:after="40" w:line="240" w:before="40"/>
+              <w:ind w:firstLine="0" w:left="0" w:right="0"/>
+              <w:spacing w:after="40" w:before="40" w:lineRule="auto" w:line="240"/>
             </w:pPr>
             <w:r>
               <w:rPr>
@@ -6911,14 +7087,14 @@
         </w:tc>
         <w:tc>
           <w:tcPr>
-            <w:shd w:color="auto" w:fill="E8E8E8" w:val="clear"/>
+            <w:shd w:val="clear" w:color="auto" w:fill="E8E8E8"/>
           </w:tcPr>
           <w:p>
             <w:pPr>
               <w:pStyle w:val="Compact"/>
               <w:jc w:val="center"/>
-              <w:ind w:right="0" w:firstLine="0" w:left="0"/>
-              <w:spacing w:lineRule="auto" w:after="40" w:line="240" w:before="40"/>
+              <w:ind w:firstLine="0" w:left="0" w:right="0"/>
+              <w:spacing w:after="40" w:before="40" w:lineRule="auto" w:line="240"/>
             </w:pPr>
             <w:r>
               <w:rPr>
@@ -6936,8 +7112,8 @@
             <w:pPr>
               <w:pStyle w:val="Compact"/>
               <w:jc w:val="left"/>
-              <w:ind w:right="0" w:firstLine="0" w:left="0"/>
-              <w:spacing w:lineRule="auto" w:after="40" w:line="240" w:before="40"/>
+              <w:ind w:firstLine="0" w:left="0" w:right="0"/>
+              <w:spacing w:after="40" w:before="40" w:lineRule="auto" w:line="240"/>
             </w:pPr>
             <w:r>
               <w:rPr>
@@ -6993,8 +7169,8 @@
             <w:pPr>
               <w:pStyle w:val="Compact"/>
               <w:jc w:val="center"/>
-              <w:ind w:right="0" w:firstLine="0" w:left="0"/>
-              <w:spacing w:lineRule="auto" w:after="40" w:line="240" w:before="40"/>
+              <w:ind w:firstLine="0" w:left="0" w:right="0"/>
+              <w:spacing w:after="40" w:before="40" w:lineRule="auto" w:line="240"/>
             </w:pPr>
             <w:r>
               <w:t xml:space="preserve">+1</w:t>
@@ -7007,8 +7183,8 @@
             <w:pPr>
               <w:pStyle w:val="Compact"/>
               <w:jc w:val="left"/>
-              <w:ind w:right="0" w:firstLine="0" w:left="0"/>
-              <w:spacing w:lineRule="auto" w:after="40" w:line="240" w:before="40"/>
+              <w:ind w:firstLine="0" w:left="0" w:right="0"/>
+              <w:spacing w:after="40" w:before="40" w:lineRule="auto" w:line="240"/>
             </w:pPr>
             <w:r>
               <w:t xml:space="preserve">Eliminated</w:t>
@@ -7021,8 +7197,8 @@
             <w:pPr>
               <w:pStyle w:val="Compact"/>
               <w:jc w:val="center"/>
-              <w:ind w:right="0" w:firstLine="0" w:left="0"/>
-              <w:spacing w:lineRule="auto" w:after="40" w:line="240" w:before="40"/>
+              <w:ind w:firstLine="0" w:left="0" w:right="0"/>
+              <w:spacing w:after="40" w:before="40" w:lineRule="auto" w:line="240"/>
             </w:pPr>
             <w:r>
               <w:t xml:space="preserve">+0</w:t>
@@ -7037,8 +7213,8 @@
             <w:pPr>
               <w:pStyle w:val="Compact"/>
               <w:jc w:val="left"/>
-              <w:ind w:right="0" w:firstLine="0" w:left="0"/>
-              <w:spacing w:lineRule="auto" w:after="40" w:line="240" w:before="40"/>
+              <w:ind w:firstLine="0" w:left="0" w:right="0"/>
+              <w:spacing w:after="40" w:before="40" w:lineRule="auto" w:line="240"/>
             </w:pPr>
             <w:r>
               <w:rPr>
@@ -7055,8 +7231,8 @@
             <w:pPr>
               <w:pStyle w:val="Compact"/>
               <w:jc w:val="center"/>
-              <w:ind w:right="0" w:firstLine="0" w:left="0"/>
-              <w:spacing w:lineRule="auto" w:after="40" w:line="240" w:before="40"/>
+              <w:ind w:firstLine="0" w:left="0" w:right="0"/>
+              <w:spacing w:after="40" w:before="40" w:lineRule="auto" w:line="240"/>
             </w:pPr>
             <w:r>
               <w:t xml:space="preserve">+1</w:t>
@@ -7069,8 +7245,8 @@
             <w:pPr>
               <w:pStyle w:val="Compact"/>
               <w:jc w:val="left"/>
-              <w:ind w:right="0" w:firstLine="0" w:left="0"/>
-              <w:spacing w:lineRule="auto" w:after="40" w:line="240" w:before="40"/>
+              <w:ind w:firstLine="0" w:left="0" w:right="0"/>
+              <w:spacing w:after="40" w:before="40" w:lineRule="auto" w:line="240"/>
             </w:pPr>
             <w:r>
               <w:t xml:space="preserve">Eliminated</w:t>
@@ -7083,8 +7259,8 @@
             <w:pPr>
               <w:pStyle w:val="Compact"/>
               <w:jc w:val="center"/>
-              <w:ind w:right="0" w:firstLine="0" w:left="0"/>
-              <w:spacing w:lineRule="auto" w:after="40" w:line="240" w:before="40"/>
+              <w:ind w:firstLine="0" w:left="0" w:right="0"/>
+              <w:spacing w:after="40" w:before="40" w:lineRule="auto" w:line="240"/>
             </w:pPr>
             <w:r>
               <w:t xml:space="preserve">+0</w:t>
@@ -7099,8 +7275,8 @@
             <w:pPr>
               <w:pStyle w:val="Compact"/>
               <w:jc w:val="left"/>
-              <w:ind w:right="0" w:firstLine="0" w:left="0"/>
-              <w:spacing w:lineRule="auto" w:after="40" w:line="240" w:before="40"/>
+              <w:ind w:firstLine="0" w:left="0" w:right="0"/>
+              <w:spacing w:after="40" w:before="40" w:lineRule="auto" w:line="240"/>
             </w:pPr>
             <w:r>
               <w:rPr>
@@ -7117,8 +7293,8 @@
             <w:pPr>
               <w:pStyle w:val="Compact"/>
               <w:jc w:val="center"/>
-              <w:ind w:right="0" w:firstLine="0" w:left="0"/>
-              <w:spacing w:lineRule="auto" w:after="40" w:line="240" w:before="40"/>
+              <w:ind w:firstLine="0" w:left="0" w:right="0"/>
+              <w:spacing w:after="40" w:before="40" w:lineRule="auto" w:line="240"/>
             </w:pPr>
             <w:r>
               <w:t xml:space="preserve">+1</w:t>
@@ -7131,8 +7307,8 @@
             <w:pPr>
               <w:pStyle w:val="Compact"/>
               <w:jc w:val="left"/>
-              <w:ind w:right="0" w:firstLine="0" w:left="0"/>
-              <w:spacing w:lineRule="auto" w:after="40" w:line="240" w:before="40"/>
+              <w:ind w:firstLine="0" w:left="0" w:right="0"/>
+              <w:spacing w:after="40" w:before="40" w:lineRule="auto" w:line="240"/>
             </w:pPr>
             <w:r>
               <w:t xml:space="preserve">Eliminated</w:t>
@@ -7145,8 +7321,8 @@
             <w:pPr>
               <w:pStyle w:val="Compact"/>
               <w:jc w:val="center"/>
-              <w:ind w:right="0" w:firstLine="0" w:left="0"/>
-              <w:spacing w:lineRule="auto" w:after="40" w:line="240" w:before="40"/>
+              <w:ind w:firstLine="0" w:left="0" w:right="0"/>
+              <w:spacing w:after="40" w:before="40" w:lineRule="auto" w:line="240"/>
             </w:pPr>
             <w:r>
               <w:t xml:space="preserve">+0</w:t>
@@ -7161,8 +7337,8 @@
             <w:pPr>
               <w:pStyle w:val="Compact"/>
               <w:jc w:val="left"/>
-              <w:ind w:right="0" w:firstLine="0" w:left="0"/>
-              <w:spacing w:lineRule="auto" w:after="40" w:line="240" w:before="40"/>
+              <w:ind w:firstLine="0" w:left="0" w:right="0"/>
+              <w:spacing w:after="40" w:before="40" w:lineRule="auto" w:line="240"/>
             </w:pPr>
             <w:r>
               <w:rPr>
@@ -7179,8 +7355,8 @@
             <w:pPr>
               <w:pStyle w:val="Compact"/>
               <w:jc w:val="center"/>
-              <w:ind w:right="0" w:firstLine="0" w:left="0"/>
-              <w:spacing w:lineRule="auto" w:after="40" w:line="240" w:before="40"/>
+              <w:ind w:firstLine="0" w:left="0" w:right="0"/>
+              <w:spacing w:after="40" w:before="40" w:lineRule="auto" w:line="240"/>
             </w:pPr>
             <w:r>
               <w:t xml:space="preserve">+1</w:t>
@@ -7193,8 +7369,8 @@
             <w:pPr>
               <w:pStyle w:val="Compact"/>
               <w:jc w:val="left"/>
-              <w:ind w:right="0" w:firstLine="0" w:left="0"/>
-              <w:spacing w:lineRule="auto" w:after="40" w:line="240" w:before="40"/>
+              <w:ind w:firstLine="0" w:left="0" w:right="0"/>
+              <w:spacing w:after="40" w:before="40" w:lineRule="auto" w:line="240"/>
             </w:pPr>
             <w:r>
               <w:t xml:space="preserve">Eliminated</w:t>
@@ -7207,8 +7383,8 @@
             <w:pPr>
               <w:pStyle w:val="Compact"/>
               <w:jc w:val="center"/>
-              <w:ind w:right="0" w:firstLine="0" w:left="0"/>
-              <w:spacing w:lineRule="auto" w:after="40" w:line="240" w:before="40"/>
+              <w:ind w:firstLine="0" w:left="0" w:right="0"/>
+              <w:spacing w:after="40" w:before="40" w:lineRule="auto" w:line="240"/>
             </w:pPr>
             <w:r>
               <w:t xml:space="preserve">+0</w:t>
@@ -7217,7 +7393,6 @@
         </w:tc>
       </w:tr>
     </w:tbl>
-    <w:bookmarkEnd w:id="55430"/>
     <w:p>
       <w:pPr>
         <w:pStyle w:val="BodyText"/>
@@ -7316,7 +7491,16 @@
         <w:t xml:space="preserve">Inline code with a specific prefix declares view placeholders:</w:t>
       </w:r>
     </w:p>
-    <w:bookmarkStart w:id="69768" w:name="listing-src-inline-view"/>
+    <w:p>
+      <w:pPr>
+        <w:spacing w:lineRule="exact" w:line="20" w:before="0" w:after="0"/>
+        <w:rPr>
+          <w:sz w:val="2"/>
+        </w:rPr>
+      </w:pPr>
+      <w:bookmarkStart w:name="listing-src-inline-view" w:id="69768"/>
+      <w:bookmarkEnd w:id="69768"/>
+    </w:p>
     <w:p>
       <w:pPr>
         <w:pStyle w:val="Caption"/>
@@ -7355,7 +7539,6 @@
         <w:t xml:space="preserve">`toc:`</w:t>
       </w:r>
     </w:p>
-    <w:bookmarkEnd w:id="69768"/>
     <w:p>
       <w:pPr>
         <w:pStyle w:val="FirstParagraph"/>
@@ -7364,7 +7547,16 @@
         <w:t xml:space="preserve">Default model view types:</w:t>
       </w:r>
     </w:p>
-    <w:bookmarkStart w:id="16648" w:name="csv-tbl-view-types"/>
+    <w:p>
+      <w:pPr>
+        <w:spacing w:lineRule="exact" w:line="20" w:before="0" w:after="0"/>
+        <w:rPr>
+          <w:sz w:val="2"/>
+        </w:rPr>
+      </w:pPr>
+      <w:bookmarkStart w:name="csv-tbl-view-types" w:id="16648"/>
+      <w:bookmarkEnd w:id="16648"/>
+    </w:p>
     <w:p>
       <w:pPr>
         <w:pStyle w:val="Caption"/>
@@ -7398,18 +7590,18 @@
         <w:tblW w:type="auto" w:w="0"/>
         <w:tblLook w:firstRow="1" w:lastRow="0" w:firstColumn="0" w:lastColumn="0" w:noHBand="0" w:noVBand="0" w:val="0020"/>
         <w:tblBorders>
-          <w:top w:color="000000" w:sz="6" w:space="0" w:val="single"/>
-          <w:left w:color="000000" w:sz="6" w:space="0" w:val="single"/>
-          <w:bottom w:color="000000" w:sz="6" w:space="0" w:val="single"/>
-          <w:right w:color="000000" w:sz="6" w:space="0" w:val="single"/>
-          <w:insideH w:color="000000" w:sz="6" w:space="0" w:val="single"/>
-          <w:insideV w:color="000000" w:sz="6" w:space="0" w:val="single"/>
+          <w:top w:val="single" w:space="0" w:color="000000" w:sz="6"/>
+          <w:left w:val="single" w:space="0" w:color="000000" w:sz="6"/>
+          <w:bottom w:val="single" w:space="0" w:color="000000" w:sz="6"/>
+          <w:right w:val="single" w:space="0" w:color="000000" w:sz="6"/>
+          <w:insideH w:val="single" w:space="0" w:color="000000" w:sz="6"/>
+          <w:insideV w:val="single" w:space="0" w:color="000000" w:sz="6"/>
         </w:tblBorders>
         <w:tblCellMar>
-          <w:top w:w="57" w:type="dxa"/>
-          <w:left w:w="108" w:type="dxa"/>
-          <w:bottom w:w="57" w:type="dxa"/>
-          <w:right w:w="108" w:type="dxa"/>
+          <w:top w:type="dxa" w:w="57"/>
+          <w:left w:type="dxa" w:w="108"/>
+          <w:bottom w:type="dxa" w:w="57"/>
+          <w:right w:type="dxa" w:w="108"/>
         </w:tblCellMar>
       </w:tblPr>
       <w:tblGrid>
@@ -7423,14 +7615,14 @@
         </w:trPr>
         <w:tc>
           <w:tcPr>
-            <w:shd w:color="auto" w:fill="E8E8E8" w:val="clear"/>
+            <w:shd w:val="clear" w:color="auto" w:fill="E8E8E8"/>
           </w:tcPr>
           <w:p>
             <w:pPr>
               <w:pStyle w:val="Compact"/>
               <w:jc w:val="left"/>
-              <w:ind w:right="0" w:firstLine="0" w:left="0"/>
-              <w:spacing w:lineRule="auto" w:after="40" w:line="240" w:before="40"/>
+              <w:ind w:firstLine="0" w:left="0" w:right="0"/>
+              <w:spacing w:after="40" w:before="40" w:lineRule="auto" w:line="240"/>
             </w:pPr>
             <w:r>
               <w:rPr>
@@ -7442,14 +7634,14 @@
         </w:tc>
         <w:tc>
           <w:tcPr>
-            <w:shd w:color="auto" w:fill="E8E8E8" w:val="clear"/>
+            <w:shd w:val="clear" w:color="auto" w:fill="E8E8E8"/>
           </w:tcPr>
           <w:p>
             <w:pPr>
               <w:pStyle w:val="Compact"/>
               <w:jc w:val="left"/>
-              <w:ind w:right="0" w:firstLine="0" w:left="0"/>
-              <w:spacing w:lineRule="auto" w:after="40" w:line="240" w:before="40"/>
+              <w:ind w:firstLine="0" w:left="0" w:right="0"/>
+              <w:spacing w:after="40" w:before="40" w:lineRule="auto" w:line="240"/>
             </w:pPr>
             <w:r>
               <w:rPr>
@@ -7461,14 +7653,14 @@
         </w:tc>
         <w:tc>
           <w:tcPr>
-            <w:shd w:color="auto" w:fill="E8E8E8" w:val="clear"/>
+            <w:shd w:val="clear" w:color="auto" w:fill="E8E8E8"/>
           </w:tcPr>
           <w:p>
             <w:pPr>
               <w:pStyle w:val="Compact"/>
               <w:jc w:val="left"/>
-              <w:ind w:right="0" w:firstLine="0" w:left="0"/>
-              <w:spacing w:lineRule="auto" w:after="40" w:line="240" w:before="40"/>
+              <w:ind w:firstLine="0" w:left="0" w:right="0"/>
+              <w:spacing w:after="40" w:before="40" w:lineRule="auto" w:line="240"/>
             </w:pPr>
             <w:r>
               <w:rPr>
@@ -7486,8 +7678,8 @@
             <w:pPr>
               <w:pStyle w:val="Compact"/>
               <w:jc w:val="left"/>
-              <w:ind w:right="0" w:firstLine="0" w:left="0"/>
-              <w:spacing w:lineRule="auto" w:after="40" w:line="240" w:before="40"/>
+              <w:ind w:firstLine="0" w:left="0" w:right="0"/>
+              <w:spacing w:after="40" w:before="40" w:lineRule="auto" w:line="240"/>
             </w:pPr>
             <w:r>
               <w:rPr>
@@ -7509,8 +7701,8 @@
             <w:pPr>
               <w:pStyle w:val="Compact"/>
               <w:jc w:val="left"/>
-              <w:ind w:right="0" w:firstLine="0" w:left="0"/>
-              <w:spacing w:lineRule="auto" w:after="40" w:line="240" w:before="40"/>
+              <w:ind w:firstLine="0" w:left="0" w:right="0"/>
+              <w:spacing w:after="40" w:before="40" w:lineRule="auto" w:line="240"/>
             </w:pPr>
             <w:r>
               <w:t xml:space="preserve">Table of Contents (TOC) from spec object headings</w:t>
@@ -7525,8 +7717,8 @@
             <w:pPr>
               <w:pStyle w:val="Compact"/>
               <w:jc w:val="left"/>
-              <w:ind w:right="0" w:firstLine="0" w:left="0"/>
-              <w:spacing w:lineRule="auto" w:after="40" w:line="240" w:before="40"/>
+              <w:ind w:firstLine="0" w:left="0" w:right="0"/>
+              <w:spacing w:after="40" w:before="40" w:lineRule="auto" w:line="240"/>
             </w:pPr>
             <w:r>
               <w:rPr>
@@ -7542,8 +7734,8 @@
             <w:pPr>
               <w:pStyle w:val="Compact"/>
               <w:jc w:val="left"/>
-              <w:ind w:right="0" w:firstLine="0" w:left="0"/>
-              <w:spacing w:lineRule="auto" w:after="40" w:line="240" w:before="40"/>
+              <w:ind w:firstLine="0" w:left="0" w:right="0"/>
+              <w:spacing w:after="40" w:before="40" w:lineRule="auto" w:line="240"/>
             </w:pPr>
             <w:r>
               <w:rPr>
@@ -7561,8 +7753,8 @@
             <w:pPr>
               <w:pStyle w:val="Compact"/>
               <w:jc w:val="left"/>
-              <w:ind w:right="0" w:firstLine="0" w:left="0"/>
-              <w:spacing w:lineRule="auto" w:after="40" w:line="240" w:before="40"/>
+              <w:ind w:firstLine="0" w:left="0" w:right="0"/>
+              <w:spacing w:after="40" w:before="40" w:lineRule="auto" w:line="240"/>
             </w:pPr>
             <w:r>
               <w:rPr>
@@ -7578,8 +7770,8 @@
             <w:pPr>
               <w:pStyle w:val="Compact"/>
               <w:jc w:val="left"/>
-              <w:ind w:right="0" w:firstLine="0" w:left="0"/>
-              <w:spacing w:lineRule="auto" w:after="40" w:line="240" w:before="40"/>
+              <w:ind w:firstLine="0" w:left="0" w:right="0"/>
+              <w:spacing w:after="40" w:before="40" w:lineRule="auto" w:line="240"/>
             </w:pPr>
             <w:r>
               <w:rPr>
@@ -7609,8 +7801,8 @@
             <w:pPr>
               <w:pStyle w:val="Compact"/>
               <w:jc w:val="left"/>
-              <w:ind w:right="0" w:firstLine="0" w:left="0"/>
-              <w:spacing w:lineRule="auto" w:after="40" w:line="240" w:before="40"/>
+              <w:ind w:firstLine="0" w:left="0" w:right="0"/>
+              <w:spacing w:after="40" w:before="40" w:lineRule="auto" w:line="240"/>
             </w:pPr>
             <w:r>
               <w:rPr>
@@ -7626,8 +7818,8 @@
             <w:pPr>
               <w:pStyle w:val="Compact"/>
               <w:jc w:val="left"/>
-              <w:ind w:right="0" w:firstLine="0" w:left="0"/>
-              <w:spacing w:lineRule="auto" w:after="40" w:line="240" w:before="40"/>
+              <w:ind w:firstLine="0" w:left="0" w:right="0"/>
+              <w:spacing w:after="40" w:before="40" w:lineRule="auto" w:line="240"/>
             </w:pPr>
             <w:r>
               <w:rPr>
@@ -7657,8 +7849,8 @@
             <w:pPr>
               <w:pStyle w:val="Compact"/>
               <w:jc w:val="left"/>
-              <w:ind w:right="0" w:firstLine="0" w:left="0"/>
-              <w:spacing w:lineRule="auto" w:after="40" w:line="240" w:before="40"/>
+              <w:ind w:firstLine="0" w:left="0" w:right="0"/>
+              <w:spacing w:after="40" w:before="40" w:lineRule="auto" w:line="240"/>
             </w:pPr>
             <w:r>
               <w:rPr>
@@ -7674,8 +7866,8 @@
             <w:pPr>
               <w:pStyle w:val="Compact"/>
               <w:jc w:val="left"/>
-              <w:ind w:right="0" w:firstLine="0" w:left="0"/>
-              <w:spacing w:lineRule="auto" w:after="40" w:line="240" w:before="40"/>
+              <w:ind w:firstLine="0" w:left="0" w:right="0"/>
+              <w:spacing w:after="40" w:before="40" w:lineRule="auto" w:line="240"/>
             </w:pPr>
             <w:r>
               <w:rPr>
@@ -7705,8 +7897,8 @@
             <w:pPr>
               <w:pStyle w:val="Compact"/>
               <w:jc w:val="left"/>
-              <w:ind w:right="0" w:firstLine="0" w:left="0"/>
-              <w:spacing w:lineRule="auto" w:after="40" w:line="240" w:before="40"/>
+              <w:ind w:firstLine="0" w:left="0" w:right="0"/>
+              <w:spacing w:after="40" w:before="40" w:lineRule="auto" w:line="240"/>
             </w:pPr>
             <w:r>
               <w:rPr>
@@ -7722,8 +7914,8 @@
             <w:pPr>
               <w:pStyle w:val="Compact"/>
               <w:jc w:val="left"/>
-              <w:ind w:right="0" w:firstLine="0" w:left="0"/>
-              <w:spacing w:lineRule="auto" w:after="40" w:line="240" w:before="40"/>
+              <w:ind w:firstLine="0" w:left="0" w:right="0"/>
+              <w:spacing w:after="40" w:before="40" w:lineRule="auto" w:line="240"/>
             </w:pPr>
             <w:r>
               <w:rPr>
@@ -7747,7 +7939,6 @@
         </w:tc>
       </w:tr>
     </w:tbl>
-    <w:bookmarkEnd w:id="16648"/>
     <w:bookmarkEnd w:id="54"/>
     <w:bookmarkStart w:id="55" w:name="MANUAL-sec5.7"/>
     <w:p>
@@ -7807,7 +7998,16 @@
         <w:t xml:space="preserve">class:</w:t>
       </w:r>
     </w:p>
-    <w:bookmarkStart w:id="44202" w:name="listing-src-file-include"/>
+    <w:p>
+      <w:pPr>
+        <w:spacing w:lineRule="exact" w:line="20" w:before="0" w:after="0"/>
+        <w:rPr>
+          <w:sz w:val="2"/>
+        </w:rPr>
+      </w:pPr>
+      <w:bookmarkStart w:name="listing-src-file-include" w:id="44202"/>
+      <w:bookmarkEnd w:id="44202"/>
+    </w:p>
     <w:p>
       <w:pPr>
         <w:pStyle w:val="Caption"/>
@@ -7873,7 +8073,6 @@
         <w:t xml:space="preserve">```</w:t>
       </w:r>
     </w:p>
-    <w:bookmarkEnd w:id="44202"/>
     <w:p>
       <w:pPr>
         <w:pStyle w:val="FirstParagraph"/>
@@ -7969,7 +8168,7 @@
         <w:pStyle w:val="Compact"/>
         <w:numPr>
           <w:ilvl w:val="0"/>
-          <w:numId w:val="1009"/>
+          <w:numId w:val="1008"/>
         </w:numPr>
       </w:pPr>
       <w:r>
@@ -7991,7 +8190,7 @@
         <w:pStyle w:val="Compact"/>
         <w:numPr>
           <w:ilvl w:val="0"/>
-          <w:numId w:val="1009"/>
+          <w:numId w:val="1008"/>
         </w:numPr>
       </w:pPr>
       <w:r>
@@ -8064,7 +8263,7 @@
         <w:pStyle w:val="Compact"/>
         <w:numPr>
           <w:ilvl w:val="0"/>
-          <w:numId w:val="1009"/>
+          <w:numId w:val="1008"/>
         </w:numPr>
       </w:pPr>
       <w:r>
@@ -8086,7 +8285,7 @@
         <w:pStyle w:val="Compact"/>
         <w:numPr>
           <w:ilvl w:val="0"/>
-          <w:numId w:val="1009"/>
+          <w:numId w:val="1008"/>
         </w:numPr>
       </w:pPr>
       <w:r>
@@ -8146,7 +8345,16 @@
         <w:t xml:space="preserve">Architecture Diagram (PlantUML)</w:t>
       </w:r>
     </w:p>
-    <w:bookmarkStart w:id="2748" w:name="puml-diag-layers"/>
+    <w:p>
+      <w:pPr>
+        <w:spacing w:lineRule="exact" w:line="20" w:before="0" w:after="0"/>
+        <w:rPr>
+          <w:sz w:val="2"/>
+        </w:rPr>
+      </w:pPr>
+      <w:bookmarkStart w:name="puml-diag-layers" w:id="2748"/>
+      <w:bookmarkEnd w:id="2748"/>
+    </w:p>
     <w:p>
       <w:pPr>
         <w:pStyle w:val="Caption"/>
@@ -8222,7 +8430,6 @@
         </w:drawing>
       </w:r>
     </w:p>
-    <w:bookmarkEnd w:id="2748"/>
     <w:bookmarkEnd w:id="62"/>
     <w:bookmarkStart w:id="63" w:name="MANUAL-sec6.2.2"/>
     <w:p>
@@ -8237,7 +8444,16 @@
         <w:t xml:space="preserve">Component Table (list-table)</w:t>
       </w:r>
     </w:p>
-    <w:bookmarkStart w:id="61229" w:name="csv-tbl-components"/>
+    <w:p>
+      <w:pPr>
+        <w:spacing w:lineRule="exact" w:line="20" w:before="0" w:after="0"/>
+        <w:rPr>
+          <w:sz w:val="2"/>
+        </w:rPr>
+      </w:pPr>
+      <w:bookmarkStart w:name="csv-tbl-components" w:id="61229"/>
+      <w:bookmarkEnd w:id="61229"/>
+    </w:p>
     <w:p>
       <w:pPr>
         <w:pStyle w:val="Caption"/>
@@ -8271,18 +8487,18 @@
         <w:tblW w:type="auto" w:w="0"/>
         <w:tblLook w:firstRow="1" w:lastRow="0" w:firstColumn="0" w:lastColumn="0" w:noHBand="0" w:noVBand="0" w:val="0020"/>
         <w:tblBorders>
-          <w:top w:color="000000" w:sz="6" w:space="0" w:val="single"/>
-          <w:left w:color="000000" w:sz="6" w:space="0" w:val="single"/>
-          <w:bottom w:color="000000" w:sz="6" w:space="0" w:val="single"/>
-          <w:right w:color="000000" w:sz="6" w:space="0" w:val="single"/>
-          <w:insideH w:color="000000" w:sz="6" w:space="0" w:val="single"/>
-          <w:insideV w:color="000000" w:sz="6" w:space="0" w:val="single"/>
+          <w:top w:val="single" w:space="0" w:color="000000" w:sz="6"/>
+          <w:left w:val="single" w:space="0" w:color="000000" w:sz="6"/>
+          <w:bottom w:val="single" w:space="0" w:color="000000" w:sz="6"/>
+          <w:right w:val="single" w:space="0" w:color="000000" w:sz="6"/>
+          <w:insideH w:val="single" w:space="0" w:color="000000" w:sz="6"/>
+          <w:insideV w:val="single" w:space="0" w:color="000000" w:sz="6"/>
         </w:tblBorders>
         <w:tblCellMar>
-          <w:top w:w="57" w:type="dxa"/>
-          <w:left w:w="108" w:type="dxa"/>
-          <w:bottom w:w="57" w:type="dxa"/>
-          <w:right w:w="108" w:type="dxa"/>
+          <w:top w:type="dxa" w:w="57"/>
+          <w:left w:type="dxa" w:w="108"/>
+          <w:bottom w:type="dxa" w:w="57"/>
+          <w:right w:type="dxa" w:w="108"/>
         </w:tblCellMar>
       </w:tblPr>
       <w:tblGrid>
@@ -8296,14 +8512,14 @@
         </w:trPr>
         <w:tc>
           <w:tcPr>
-            <w:shd w:color="auto" w:fill="E8E8E8" w:val="clear"/>
+            <w:shd w:val="clear" w:color="auto" w:fill="E8E8E8"/>
           </w:tcPr>
           <w:p>
             <w:pPr>
               <w:pStyle w:val="Compact"/>
               <w:jc w:val="left"/>
-              <w:ind w:right="0" w:firstLine="0" w:left="0"/>
-              <w:spacing w:lineRule="auto" w:after="40" w:line="240" w:before="40"/>
+              <w:ind w:firstLine="0" w:left="0" w:right="0"/>
+              <w:spacing w:after="40" w:before="40" w:lineRule="auto" w:line="240"/>
             </w:pPr>
             <w:r>
               <w:rPr>
@@ -8315,14 +8531,14 @@
         </w:tc>
         <w:tc>
           <w:tcPr>
-            <w:shd w:color="auto" w:fill="E8E8E8" w:val="clear"/>
+            <w:shd w:val="clear" w:color="auto" w:fill="E8E8E8"/>
           </w:tcPr>
           <w:p>
             <w:pPr>
               <w:pStyle w:val="Compact"/>
               <w:jc w:val="left"/>
-              <w:ind w:right="0" w:firstLine="0" w:left="0"/>
-              <w:spacing w:lineRule="auto" w:after="40" w:line="240" w:before="40"/>
+              <w:ind w:firstLine="0" w:left="0" w:right="0"/>
+              <w:spacing w:after="40" w:before="40" w:lineRule="auto" w:line="240"/>
             </w:pPr>
             <w:r>
               <w:rPr>
@@ -8334,14 +8550,14 @@
         </w:tc>
         <w:tc>
           <w:tcPr>
-            <w:shd w:color="auto" w:fill="E8E8E8" w:val="clear"/>
+            <w:shd w:val="clear" w:color="auto" w:fill="E8E8E8"/>
           </w:tcPr>
           <w:p>
             <w:pPr>
               <w:pStyle w:val="Compact"/>
               <w:jc w:val="left"/>
-              <w:ind w:right="0" w:firstLine="0" w:left="0"/>
-              <w:spacing w:lineRule="auto" w:after="40" w:line="240" w:before="40"/>
+              <w:ind w:firstLine="0" w:left="0" w:right="0"/>
+              <w:spacing w:after="40" w:before="40" w:lineRule="auto" w:line="240"/>
             </w:pPr>
             <w:r>
               <w:rPr>
@@ -8359,8 +8575,8 @@
             <w:pPr>
               <w:pStyle w:val="Compact"/>
               <w:jc w:val="left"/>
-              <w:ind w:right="0" w:firstLine="0" w:left="0"/>
-              <w:spacing w:lineRule="auto" w:after="40" w:line="240" w:before="40"/>
+              <w:ind w:firstLine="0" w:left="0" w:right="0"/>
+              <w:spacing w:after="40" w:before="40" w:lineRule="auto" w:line="240"/>
             </w:pPr>
             <w:r>
               <w:t xml:space="preserve">Web UI</w:t>
@@ -8373,8 +8589,8 @@
             <w:pPr>
               <w:pStyle w:val="Compact"/>
               <w:jc w:val="left"/>
-              <w:ind w:right="0" w:firstLine="0" w:left="0"/>
-              <w:spacing w:lineRule="auto" w:after="40" w:line="240" w:before="40"/>
+              <w:ind w:firstLine="0" w:left="0" w:right="0"/>
+              <w:spacing w:after="40" w:before="40" w:lineRule="auto" w:line="240"/>
             </w:pPr>
             <w:r>
               <w:t xml:space="preserve">Presentation</w:t>
@@ -8387,8 +8603,8 @@
             <w:pPr>
               <w:pStyle w:val="Compact"/>
               <w:jc w:val="left"/>
-              <w:ind w:right="0" w:firstLine="0" w:left="0"/>
-              <w:spacing w:lineRule="auto" w:after="40" w:line="240" w:before="40"/>
+              <w:ind w:firstLine="0" w:left="0" w:right="0"/>
+              <w:spacing w:after="40" w:before="40" w:lineRule="auto" w:line="240"/>
             </w:pPr>
             <w:r>
               <w:t xml:space="preserve">React</w:t>
@@ -8403,8 +8619,8 @@
             <w:pPr>
               <w:pStyle w:val="Compact"/>
               <w:jc w:val="left"/>
-              <w:ind w:right="0" w:firstLine="0" w:left="0"/>
-              <w:spacing w:lineRule="auto" w:after="40" w:line="240" w:before="40"/>
+              <w:ind w:firstLine="0" w:left="0" w:right="0"/>
+              <w:spacing w:after="40" w:before="40" w:lineRule="auto" w:line="240"/>
             </w:pPr>
             <w:r>
               <w:t xml:space="preserve">Auth Service</w:t>
@@ -8417,8 +8633,8 @@
             <w:pPr>
               <w:pStyle w:val="Compact"/>
               <w:jc w:val="left"/>
-              <w:ind w:right="0" w:firstLine="0" w:left="0"/>
-              <w:spacing w:lineRule="auto" w:after="40" w:line="240" w:before="40"/>
+              <w:ind w:firstLine="0" w:left="0" w:right="0"/>
+              <w:spacing w:after="40" w:before="40" w:lineRule="auto" w:line="240"/>
             </w:pPr>
             <w:r>
               <w:t xml:space="preserve">Business Logic</w:t>
@@ -8431,8 +8647,8 @@
             <w:pPr>
               <w:pStyle w:val="Compact"/>
               <w:jc w:val="left"/>
-              <w:ind w:right="0" w:firstLine="0" w:left="0"/>
-              <w:spacing w:lineRule="auto" w:after="40" w:line="240" w:before="40"/>
+              <w:ind w:firstLine="0" w:left="0" w:right="0"/>
+              <w:spacing w:after="40" w:before="40" w:lineRule="auto" w:line="240"/>
             </w:pPr>
             <w:r>
               <w:t xml:space="preserve">Node.js</w:t>
@@ -8447,8 +8663,8 @@
             <w:pPr>
               <w:pStyle w:val="Compact"/>
               <w:jc w:val="left"/>
-              <w:ind w:right="0" w:firstLine="0" w:left="0"/>
-              <w:spacing w:lineRule="auto" w:after="40" w:line="240" w:before="40"/>
+              <w:ind w:firstLine="0" w:left="0" w:right="0"/>
+              <w:spacing w:after="40" w:before="40" w:lineRule="auto" w:line="240"/>
             </w:pPr>
             <w:r>
               <w:t xml:space="preserve">Data Service</w:t>
@@ -8461,8 +8677,8 @@
             <w:pPr>
               <w:pStyle w:val="Compact"/>
               <w:jc w:val="left"/>
-              <w:ind w:right="0" w:firstLine="0" w:left="0"/>
-              <w:spacing w:lineRule="auto" w:after="40" w:line="240" w:before="40"/>
+              <w:ind w:firstLine="0" w:left="0" w:right="0"/>
+              <w:spacing w:after="40" w:before="40" w:lineRule="auto" w:line="240"/>
             </w:pPr>
             <w:r>
               <w:t xml:space="preserve">Business Logic</w:t>
@@ -8475,8 +8691,8 @@
             <w:pPr>
               <w:pStyle w:val="Compact"/>
               <w:jc w:val="left"/>
-              <w:ind w:right="0" w:firstLine="0" w:left="0"/>
-              <w:spacing w:lineRule="auto" w:after="40" w:line="240" w:before="40"/>
+              <w:ind w:firstLine="0" w:left="0" w:right="0"/>
+              <w:spacing w:after="40" w:before="40" w:lineRule="auto" w:line="240"/>
             </w:pPr>
             <w:r>
               <w:t xml:space="preserve">Python</w:t>
@@ -8491,8 +8707,8 @@
             <w:pPr>
               <w:pStyle w:val="Compact"/>
               <w:jc w:val="left"/>
-              <w:ind w:right="0" w:firstLine="0" w:left="0"/>
-              <w:spacing w:lineRule="auto" w:after="40" w:line="240" w:before="40"/>
+              <w:ind w:firstLine="0" w:left="0" w:right="0"/>
+              <w:spacing w:after="40" w:before="40" w:lineRule="auto" w:line="240"/>
             </w:pPr>
             <w:r>
               <w:t xml:space="preserve">Database</w:t>
@@ -8505,8 +8721,8 @@
             <w:pPr>
               <w:pStyle w:val="Compact"/>
               <w:jc w:val="left"/>
-              <w:ind w:right="0" w:firstLine="0" w:left="0"/>
-              <w:spacing w:lineRule="auto" w:after="40" w:line="240" w:before="40"/>
+              <w:ind w:firstLine="0" w:left="0" w:right="0"/>
+              <w:spacing w:after="40" w:before="40" w:lineRule="auto" w:line="240"/>
             </w:pPr>
             <w:r>
               <w:t xml:space="preserve">Persistence</w:t>
@@ -8519,8 +8735,8 @@
             <w:pPr>
               <w:pStyle w:val="Compact"/>
               <w:jc w:val="left"/>
-              <w:ind w:right="0" w:firstLine="0" w:left="0"/>
-              <w:spacing w:lineRule="auto" w:after="40" w:line="240" w:before="40"/>
+              <w:ind w:firstLine="0" w:left="0" w:right="0"/>
+              <w:spacing w:after="40" w:before="40" w:lineRule="auto" w:line="240"/>
             </w:pPr>
             <w:r>
               <w:t xml:space="preserve">PostgreSQL</w:t>
@@ -8529,7 +8745,6 @@
         </w:tc>
       </w:tr>
     </w:tbl>
-    <w:bookmarkEnd w:id="61229"/>
     <w:bookmarkEnd w:id="63"/>
     <w:bookmarkStart w:id="64" w:name="MANUAL-sec6.2.3"/>
     <w:p>
@@ -8544,7 +8759,16 @@
         <w:t xml:space="preserve">Performance Metrics (CSV)</w:t>
       </w:r>
     </w:p>
-    <w:bookmarkStart w:id="70414" w:name="csv-tbl-metrics"/>
+    <w:p>
+      <w:pPr>
+        <w:spacing w:lineRule="exact" w:line="20" w:before="0" w:after="0"/>
+        <w:rPr>
+          <w:sz w:val="2"/>
+        </w:rPr>
+      </w:pPr>
+      <w:bookmarkStart w:name="csv-tbl-metrics" w:id="70414"/>
+      <w:bookmarkEnd w:id="70414"/>
+    </w:p>
     <w:p>
       <w:pPr>
         <w:pStyle w:val="Caption"/>
@@ -8578,18 +8802,18 @@
         <w:tblW w:type="auto" w:w="0"/>
         <w:tblLook w:firstRow="1" w:lastRow="0" w:firstColumn="0" w:lastColumn="0" w:noHBand="0" w:noVBand="0" w:val="0020"/>
         <w:tblBorders>
-          <w:top w:color="000000" w:sz="6" w:space="0" w:val="single"/>
-          <w:left w:color="000000" w:sz="6" w:space="0" w:val="single"/>
-          <w:bottom w:color="000000" w:sz="6" w:space="0" w:val="single"/>
-          <w:right w:color="000000" w:sz="6" w:space="0" w:val="single"/>
-          <w:insideH w:color="000000" w:sz="6" w:space="0" w:val="single"/>
-          <w:insideV w:color="000000" w:sz="6" w:space="0" w:val="single"/>
+          <w:top w:val="single" w:space="0" w:color="000000" w:sz="6"/>
+          <w:left w:val="single" w:space="0" w:color="000000" w:sz="6"/>
+          <w:bottom w:val="single" w:space="0" w:color="000000" w:sz="6"/>
+          <w:right w:val="single" w:space="0" w:color="000000" w:sz="6"/>
+          <w:insideH w:val="single" w:space="0" w:color="000000" w:sz="6"/>
+          <w:insideV w:val="single" w:space="0" w:color="000000" w:sz="6"/>
         </w:tblBorders>
         <w:tblCellMar>
-          <w:top w:w="57" w:type="dxa"/>
-          <w:left w:w="108" w:type="dxa"/>
-          <w:bottom w:w="57" w:type="dxa"/>
-          <w:right w:w="108" w:type="dxa"/>
+          <w:top w:type="dxa" w:w="57"/>
+          <w:left w:type="dxa" w:w="108"/>
+          <w:bottom w:type="dxa" w:w="57"/>
+          <w:right w:type="dxa" w:w="108"/>
         </w:tblCellMar>
       </w:tblPr>
       <w:tblGrid>
@@ -8604,13 +8828,13 @@
         </w:trPr>
         <w:tc>
           <w:tcPr>
-            <w:shd w:color="auto" w:fill="E8E8E8" w:val="clear"/>
+            <w:shd w:val="clear" w:color="auto" w:fill="E8E8E8"/>
           </w:tcPr>
           <w:p>
             <w:pPr>
               <w:pStyle w:val="Compact"/>
-              <w:ind w:right="0" w:firstLine="0" w:left="0"/>
-              <w:spacing w:lineRule="auto" w:after="40" w:line="240" w:before="40"/>
+              <w:ind w:firstLine="0" w:left="0" w:right="0"/>
+              <w:spacing w:after="40" w:before="40" w:lineRule="auto" w:line="240"/>
             </w:pPr>
             <w:r>
               <w:rPr>
@@ -8622,13 +8846,13 @@
         </w:tc>
         <w:tc>
           <w:tcPr>
-            <w:shd w:color="auto" w:fill="E8E8E8" w:val="clear"/>
+            <w:shd w:val="clear" w:color="auto" w:fill="E8E8E8"/>
           </w:tcPr>
           <w:p>
             <w:pPr>
               <w:pStyle w:val="Compact"/>
-              <w:ind w:right="0" w:firstLine="0" w:left="0"/>
-              <w:spacing w:lineRule="auto" w:after="40" w:line="240" w:before="40"/>
+              <w:ind w:firstLine="0" w:left="0" w:right="0"/>
+              <w:spacing w:after="40" w:before="40" w:lineRule="auto" w:line="240"/>
             </w:pPr>
             <w:r>
               <w:rPr>
@@ -8640,13 +8864,13 @@
         </w:tc>
         <w:tc>
           <w:tcPr>
-            <w:shd w:color="auto" w:fill="E8E8E8" w:val="clear"/>
+            <w:shd w:val="clear" w:color="auto" w:fill="E8E8E8"/>
           </w:tcPr>
           <w:p>
             <w:pPr>
               <w:pStyle w:val="Compact"/>
-              <w:ind w:right="0" w:firstLine="0" w:left="0"/>
-              <w:spacing w:lineRule="auto" w:after="40" w:line="240" w:before="40"/>
+              <w:ind w:firstLine="0" w:left="0" w:right="0"/>
+              <w:spacing w:after="40" w:before="40" w:lineRule="auto" w:line="240"/>
             </w:pPr>
             <w:r>
               <w:rPr>
@@ -8658,13 +8882,13 @@
         </w:tc>
         <w:tc>
           <w:tcPr>
-            <w:shd w:color="auto" w:fill="E8E8E8" w:val="clear"/>
+            <w:shd w:val="clear" w:color="auto" w:fill="E8E8E8"/>
           </w:tcPr>
           <w:p>
             <w:pPr>
               <w:pStyle w:val="Compact"/>
-              <w:ind w:right="0" w:firstLine="0" w:left="0"/>
-              <w:spacing w:lineRule="auto" w:after="40" w:line="240" w:before="40"/>
+              <w:ind w:firstLine="0" w:left="0" w:right="0"/>
+              <w:spacing w:after="40" w:before="40" w:lineRule="auto" w:line="240"/>
             </w:pPr>
             <w:r>
               <w:rPr>
@@ -8681,8 +8905,8 @@
           <w:p>
             <w:pPr>
               <w:pStyle w:val="Compact"/>
-              <w:ind w:right="0" w:firstLine="0" w:left="0"/>
-              <w:spacing w:lineRule="auto" w:after="40" w:line="240" w:before="40"/>
+              <w:ind w:firstLine="0" w:left="0" w:right="0"/>
+              <w:spacing w:after="40" w:before="40" w:lineRule="auto" w:line="240"/>
             </w:pPr>
             <w:r>
               <w:t xml:space="preserve">Response time (ms)</w:t>
@@ -8694,8 +8918,8 @@
           <w:p>
             <w:pPr>
               <w:pStyle w:val="Compact"/>
-              <w:ind w:right="0" w:firstLine="0" w:left="0"/>
-              <w:spacing w:lineRule="auto" w:after="40" w:line="240" w:before="40"/>
+              <w:ind w:firstLine="0" w:left="0" w:right="0"/>
+              <w:spacing w:after="40" w:before="40" w:lineRule="auto" w:line="240"/>
             </w:pPr>
             <w:r>
               <w:t xml:space="preserve">200</w:t>
@@ -8707,8 +8931,8 @@
           <w:p>
             <w:pPr>
               <w:pStyle w:val="Compact"/>
-              <w:ind w:right="0" w:firstLine="0" w:left="0"/>
-              <w:spacing w:lineRule="auto" w:after="40" w:line="240" w:before="40"/>
+              <w:ind w:firstLine="0" w:left="0" w:right="0"/>
+              <w:spacing w:after="40" w:before="40" w:lineRule="auto" w:line="240"/>
             </w:pPr>
             <w:r>
               <w:t xml:space="preserve">185</w:t>
@@ -8720,8 +8944,8 @@
           <w:p>
             <w:pPr>
               <w:pStyle w:val="Compact"/>
-              <w:ind w:right="0" w:firstLine="0" w:left="0"/>
-              <w:spacing w:lineRule="auto" w:after="40" w:line="240" w:before="40"/>
+              <w:ind w:firstLine="0" w:left="0" w:right="0"/>
+              <w:spacing w:after="40" w:before="40" w:lineRule="auto" w:line="240"/>
             </w:pPr>
             <w:r>
               <w:t xml:space="preserve">Pass</w:t>
@@ -8735,8 +8959,8 @@
           <w:p>
             <w:pPr>
               <w:pStyle w:val="Compact"/>
-              <w:ind w:right="0" w:firstLine="0" w:left="0"/>
-              <w:spacing w:lineRule="auto" w:after="40" w:line="240" w:before="40"/>
+              <w:ind w:firstLine="0" w:left="0" w:right="0"/>
+              <w:spacing w:after="40" w:before="40" w:lineRule="auto" w:line="240"/>
             </w:pPr>
             <w:r>
               <w:t xml:space="preserve">Throughput (req/s)</w:t>
@@ -8748,8 +8972,8 @@
           <w:p>
             <w:pPr>
               <w:pStyle w:val="Compact"/>
-              <w:ind w:right="0" w:firstLine="0" w:left="0"/>
-              <w:spacing w:lineRule="auto" w:after="40" w:line="240" w:before="40"/>
+              <w:ind w:firstLine="0" w:left="0" w:right="0"/>
+              <w:spacing w:after="40" w:before="40" w:lineRule="auto" w:line="240"/>
             </w:pPr>
             <w:r>
               <w:t xml:space="preserve">1000</w:t>
@@ -8761,8 +8985,8 @@
           <w:p>
             <w:pPr>
               <w:pStyle w:val="Compact"/>
-              <w:ind w:right="0" w:firstLine="0" w:left="0"/>
-              <w:spacing w:lineRule="auto" w:after="40" w:line="240" w:before="40"/>
+              <w:ind w:firstLine="0" w:left="0" w:right="0"/>
+              <w:spacing w:after="40" w:before="40" w:lineRule="auto" w:line="240"/>
             </w:pPr>
             <w:r>
               <w:t xml:space="preserve">1120</w:t>
@@ -8774,8 +8998,8 @@
           <w:p>
             <w:pPr>
               <w:pStyle w:val="Compact"/>
-              <w:ind w:right="0" w:firstLine="0" w:left="0"/>
-              <w:spacing w:lineRule="auto" w:after="40" w:line="240" w:before="40"/>
+              <w:ind w:firstLine="0" w:left="0" w:right="0"/>
+              <w:spacing w:after="40" w:before="40" w:lineRule="auto" w:line="240"/>
             </w:pPr>
             <w:r>
               <w:t xml:space="preserve">Pass</w:t>
@@ -8789,8 +9013,8 @@
           <w:p>
             <w:pPr>
               <w:pStyle w:val="Compact"/>
-              <w:ind w:right="0" w:firstLine="0" w:left="0"/>
-              <w:spacing w:lineRule="auto" w:after="40" w:line="240" w:before="40"/>
+              <w:ind w:firstLine="0" w:left="0" w:right="0"/>
+              <w:spacing w:after="40" w:before="40" w:lineRule="auto" w:line="240"/>
             </w:pPr>
             <w:r>
               <w:t xml:space="preserve">Error rate (%)</w:t>
@@ -8802,8 +9026,8 @@
           <w:p>
             <w:pPr>
               <w:pStyle w:val="Compact"/>
-              <w:ind w:right="0" w:firstLine="0" w:left="0"/>
-              <w:spacing w:lineRule="auto" w:after="40" w:line="240" w:before="40"/>
+              <w:ind w:firstLine="0" w:left="0" w:right="0"/>
+              <w:spacing w:after="40" w:before="40" w:lineRule="auto" w:line="240"/>
             </w:pPr>
             <w:r>
               <w:t xml:space="preserve">1.0</w:t>
@@ -8815,8 +9039,8 @@
           <w:p>
             <w:pPr>
               <w:pStyle w:val="Compact"/>
-              <w:ind w:right="0" w:firstLine="0" w:left="0"/>
-              <w:spacing w:lineRule="auto" w:after="40" w:line="240" w:before="40"/>
+              <w:ind w:firstLine="0" w:left="0" w:right="0"/>
+              <w:spacing w:after="40" w:before="40" w:lineRule="auto" w:line="240"/>
             </w:pPr>
             <w:r>
               <w:t xml:space="preserve">0.3</w:t>
@@ -8828,8 +9052,8 @@
           <w:p>
             <w:pPr>
               <w:pStyle w:val="Compact"/>
-              <w:ind w:right="0" w:firstLine="0" w:left="0"/>
-              <w:spacing w:lineRule="auto" w:after="40" w:line="240" w:before="40"/>
+              <w:ind w:firstLine="0" w:left="0" w:right="0"/>
+              <w:spacing w:after="40" w:before="40" w:lineRule="auto" w:line="240"/>
             </w:pPr>
             <w:r>
               <w:t xml:space="preserve">Pass</w:t>
@@ -8843,8 +9067,8 @@
           <w:p>
             <w:pPr>
               <w:pStyle w:val="Compact"/>
-              <w:ind w:right="0" w:firstLine="0" w:left="0"/>
-              <w:spacing w:lineRule="auto" w:after="40" w:line="240" w:before="40"/>
+              <w:ind w:firstLine="0" w:left="0" w:right="0"/>
+              <w:spacing w:after="40" w:before="40" w:lineRule="auto" w:line="240"/>
             </w:pPr>
             <w:r>
               <w:t xml:space="preserve">Memory usage (MB)</w:t>
@@ -8856,8 +9080,8 @@
           <w:p>
             <w:pPr>
               <w:pStyle w:val="Compact"/>
-              <w:ind w:right="0" w:firstLine="0" w:left="0"/>
-              <w:spacing w:lineRule="auto" w:after="40" w:line="240" w:before="40"/>
+              <w:ind w:firstLine="0" w:left="0" w:right="0"/>
+              <w:spacing w:after="40" w:before="40" w:lineRule="auto" w:line="240"/>
             </w:pPr>
             <w:r>
               <w:t xml:space="preserve">512</w:t>
@@ -8869,8 +9093,8 @@
           <w:p>
             <w:pPr>
               <w:pStyle w:val="Compact"/>
-              <w:ind w:right="0" w:firstLine="0" w:left="0"/>
-              <w:spacing w:lineRule="auto" w:after="40" w:line="240" w:before="40"/>
+              <w:ind w:firstLine="0" w:left="0" w:right="0"/>
+              <w:spacing w:after="40" w:before="40" w:lineRule="auto" w:line="240"/>
             </w:pPr>
             <w:r>
               <w:t xml:space="preserve">487</w:t>
@@ -8882,8 +9106,8 @@
           <w:p>
             <w:pPr>
               <w:pStyle w:val="Compact"/>
-              <w:ind w:right="0" w:firstLine="0" w:left="0"/>
-              <w:spacing w:lineRule="auto" w:after="40" w:line="240" w:before="40"/>
+              <w:ind w:firstLine="0" w:left="0" w:right="0"/>
+              <w:spacing w:after="40" w:before="40" w:lineRule="auto" w:line="240"/>
             </w:pPr>
             <w:r>
               <w:t xml:space="preserve">Pass</w:t>
@@ -8892,7 +9116,6 @@
         </w:tc>
       </w:tr>
     </w:tbl>
-    <w:bookmarkEnd w:id="70414"/>
     <w:bookmarkEnd w:id="64"/>
     <w:bookmarkStart w:id="65" w:name="MANUAL-sec6.2.4"/>
     <w:p>
@@ -8907,7 +9130,16 @@
         <w:t xml:space="preserve">Initialization Code (Listing)</w:t>
       </w:r>
     </w:p>
-    <w:bookmarkStart w:id="92378" w:name="listing-lst-init"/>
+    <w:p>
+      <w:pPr>
+        <w:spacing w:lineRule="exact" w:line="20" w:before="0" w:after="0"/>
+        <w:rPr>
+          <w:sz w:val="2"/>
+        </w:rPr>
+      </w:pPr>
+      <w:bookmarkStart w:name="listing-lst-init" w:id="92378"/>
+      <w:bookmarkEnd w:id="92378"/>
+    </w:p>
     <w:p>
       <w:pPr>
         <w:pStyle w:val="Caption"/>
@@ -9027,7 +9259,6 @@
         <w:t xml:space="preserve"> Application(auth, db)</w:t>
       </w:r>
     </w:p>
-    <w:bookmarkEnd w:id="92378"/>
     <w:bookmarkEnd w:id="65"/>
     <w:bookmarkStart w:id="66" w:name="MANUAL-sec6.2.5"/>
     <w:p>
@@ -9111,7 +9342,7 @@
       <w:r>
         <w:tab/>
       </w:r>
-      <w:bookmarkStart w:id="22083" w:name="math-eq-latency"/>
+      <w:bookmarkStart w:name="math-eq-latency" w:id="22083"/>
       <w:r>
         <w:t>(</w:t>
       </w:r>
@@ -9149,7 +9380,16 @@
         <w:t xml:space="preserve">Throughput Chart (ECharts)</w:t>
       </w:r>
     </w:p>
-    <w:bookmarkStart w:id="35981" w:name="echarts-chart-throughput"/>
+    <w:p>
+      <w:pPr>
+        <w:spacing w:lineRule="exact" w:line="20" w:before="0" w:after="0"/>
+        <w:rPr>
+          <w:sz w:val="2"/>
+        </w:rPr>
+      </w:pPr>
+      <w:bookmarkStart w:name="echarts-chart-throughput" w:id="35981"/>
+      <w:bookmarkEnd w:id="35981"/>
+    </w:p>
     <w:p>
       <w:pPr>
         <w:pStyle w:val="Caption"/>
@@ -9225,7 +9465,6 @@
         </w:drawing>
       </w:r>
     </w:p>
-    <w:bookmarkEnd w:id="35981"/>
     <w:bookmarkEnd w:id="70"/>
     <w:bookmarkEnd w:id="71"/>
     <w:bookmarkStart w:id="73" w:name="MANUAL-sec6.3"/>
@@ -9430,7 +9669,16 @@
         <w:t xml:space="preserve">for DOCX style presets.</w:t>
       </w:r>
     </w:p>
-    <w:bookmarkStart w:id="68857" w:name="csv-tbl-xref-selectors"/>
+    <w:p>
+      <w:pPr>
+        <w:spacing w:lineRule="exact" w:line="20" w:before="0" w:after="0"/>
+        <w:rPr>
+          <w:sz w:val="2"/>
+        </w:rPr>
+      </w:pPr>
+      <w:bookmarkStart w:name="csv-tbl-xref-selectors" w:id="68857"/>
+      <w:bookmarkEnd w:id="68857"/>
+    </w:p>
     <w:p>
       <w:pPr>
         <w:pStyle w:val="Caption"/>
@@ -9464,18 +9712,18 @@
         <w:tblW w:type="auto" w:w="0"/>
         <w:tblLook w:firstRow="1" w:lastRow="0" w:firstColumn="0" w:lastColumn="0" w:noHBand="0" w:noVBand="0" w:val="0020"/>
         <w:tblBorders>
-          <w:top w:color="000000" w:sz="6" w:space="0" w:val="single"/>
-          <w:left w:color="000000" w:sz="6" w:space="0" w:val="single"/>
-          <w:bottom w:color="000000" w:sz="6" w:space="0" w:val="single"/>
-          <w:right w:color="000000" w:sz="6" w:space="0" w:val="single"/>
-          <w:insideH w:color="000000" w:sz="6" w:space="0" w:val="single"/>
-          <w:insideV w:color="000000" w:sz="6" w:space="0" w:val="single"/>
+          <w:top w:val="single" w:space="0" w:color="000000" w:sz="6"/>
+          <w:left w:val="single" w:space="0" w:color="000000" w:sz="6"/>
+          <w:bottom w:val="single" w:space="0" w:color="000000" w:sz="6"/>
+          <w:right w:val="single" w:space="0" w:color="000000" w:sz="6"/>
+          <w:insideH w:val="single" w:space="0" w:color="000000" w:sz="6"/>
+          <w:insideV w:val="single" w:space="0" w:color="000000" w:sz="6"/>
         </w:tblBorders>
         <w:tblCellMar>
-          <w:top w:w="57" w:type="dxa"/>
-          <w:left w:w="108" w:type="dxa"/>
-          <w:bottom w:w="57" w:type="dxa"/>
-          <w:right w:w="108" w:type="dxa"/>
+          <w:top w:type="dxa" w:w="57"/>
+          <w:left w:type="dxa" w:w="108"/>
+          <w:bottom w:type="dxa" w:w="57"/>
+          <w:right w:type="dxa" w:w="108"/>
         </w:tblCellMar>
       </w:tblPr>
       <w:tblGrid>
@@ -9489,14 +9737,14 @@
         </w:trPr>
         <w:tc>
           <w:tcPr>
-            <w:shd w:color="auto" w:fill="E8E8E8" w:val="clear"/>
+            <w:shd w:val="clear" w:color="auto" w:fill="E8E8E8"/>
           </w:tcPr>
           <w:p>
             <w:pPr>
               <w:pStyle w:val="Compact"/>
               <w:jc w:val="left"/>
-              <w:ind w:right="0" w:firstLine="0" w:left="0"/>
-              <w:spacing w:lineRule="auto" w:after="40" w:line="240" w:before="40"/>
+              <w:ind w:firstLine="0" w:left="0" w:right="0"/>
+              <w:spacing w:after="40" w:before="40" w:lineRule="auto" w:line="240"/>
             </w:pPr>
             <w:r>
               <w:rPr>
@@ -9508,14 +9756,14 @@
         </w:tc>
         <w:tc>
           <w:tcPr>
-            <w:shd w:color="auto" w:fill="E8E8E8" w:val="clear"/>
+            <w:shd w:val="clear" w:color="auto" w:fill="E8E8E8"/>
           </w:tcPr>
           <w:p>
             <w:pPr>
               <w:pStyle w:val="Compact"/>
               <w:jc w:val="left"/>
-              <w:ind w:right="0" w:firstLine="0" w:left="0"/>
-              <w:spacing w:lineRule="auto" w:after="40" w:line="240" w:before="40"/>
+              <w:ind w:firstLine="0" w:left="0" w:right="0"/>
+              <w:spacing w:after="40" w:before="40" w:lineRule="auto" w:line="240"/>
             </w:pPr>
             <w:r>
               <w:rPr>
@@ -9527,14 +9775,14 @@
         </w:tc>
         <w:tc>
           <w:tcPr>
-            <w:shd w:color="auto" w:fill="E8E8E8" w:val="clear"/>
+            <w:shd w:val="clear" w:color="auto" w:fill="E8E8E8"/>
           </w:tcPr>
           <w:p>
             <w:pPr>
               <w:pStyle w:val="Compact"/>
               <w:jc w:val="left"/>
-              <w:ind w:right="0" w:firstLine="0" w:left="0"/>
-              <w:spacing w:lineRule="auto" w:after="40" w:line="240" w:before="40"/>
+              <w:ind w:firstLine="0" w:left="0" w:right="0"/>
+              <w:spacing w:after="40" w:before="40" w:lineRule="auto" w:line="240"/>
             </w:pPr>
             <w:r>
               <w:rPr>
@@ -9552,8 +9800,8 @@
             <w:pPr>
               <w:pStyle w:val="Compact"/>
               <w:jc w:val="left"/>
-              <w:ind w:right="0" w:firstLine="0" w:left="0"/>
-              <w:spacing w:lineRule="auto" w:after="40" w:line="240" w:before="40"/>
+              <w:ind w:firstLine="0" w:left="0" w:right="0"/>
+              <w:spacing w:after="40" w:before="40" w:lineRule="auto" w:line="240"/>
             </w:pPr>
             <w:r>
               <w:rPr>
@@ -9575,8 +9823,8 @@
             <w:pPr>
               <w:pStyle w:val="Compact"/>
               <w:jc w:val="left"/>
-              <w:ind w:right="0" w:firstLine="0" w:left="0"/>
-              <w:spacing w:lineRule="auto" w:after="40" w:line="240" w:before="40"/>
+              <w:ind w:firstLine="0" w:left="0" w:right="0"/>
+              <w:spacing w:after="40" w:before="40" w:lineRule="auto" w:line="240"/>
             </w:pPr>
             <w:r>
               <w:rPr>
@@ -9592,8 +9840,8 @@
             <w:pPr>
               <w:pStyle w:val="Compact"/>
               <w:jc w:val="left"/>
-              <w:ind w:right="0" w:firstLine="0" w:left="0"/>
-              <w:spacing w:lineRule="auto" w:after="40" w:line="240" w:before="40"/>
+              <w:ind w:firstLine="0" w:left="0" w:right="0"/>
+              <w:spacing w:after="40" w:before="40" w:lineRule="auto" w:line="240"/>
             </w:pPr>
             <w:r>
               <w:t xml:space="preserve">Exact PID lookup. Same-spec first, then cross-document fallback. Never ambiguous.</w:t>
@@ -9608,8 +9856,8 @@
             <w:pPr>
               <w:pStyle w:val="Compact"/>
               <w:jc w:val="left"/>
-              <w:ind w:right="0" w:firstLine="0" w:left="0"/>
-              <w:spacing w:lineRule="auto" w:after="40" w:line="240" w:before="40"/>
+              <w:ind w:firstLine="0" w:left="0" w:right="0"/>
+              <w:spacing w:after="40" w:before="40" w:lineRule="auto" w:line="240"/>
             </w:pPr>
             <w:r>
               <w:rPr>
@@ -9631,8 +9879,8 @@
             <w:pPr>
               <w:pStyle w:val="Compact"/>
               <w:jc w:val="left"/>
-              <w:ind w:right="0" w:firstLine="0" w:left="0"/>
-              <w:spacing w:lineRule="auto" w:after="40" w:line="240" w:before="40"/>
+              <w:ind w:firstLine="0" w:left="0" w:right="0"/>
+              <w:spacing w:after="40" w:before="40" w:lineRule="auto" w:line="240"/>
             </w:pPr>
             <w:r>
               <w:rPr>
@@ -9648,8 +9896,8 @@
             <w:pPr>
               <w:pStyle w:val="Compact"/>
               <w:jc w:val="left"/>
-              <w:ind w:right="0" w:firstLine="0" w:left="0"/>
-              <w:spacing w:lineRule="auto" w:after="40" w:line="240" w:before="40"/>
+              <w:ind w:firstLine="0" w:left="0" w:right="0"/>
+              <w:spacing w:after="40" w:before="40" w:lineRule="auto" w:line="240"/>
             </w:pPr>
             <w:r>
               <w:t xml:space="preserve">Scoped resolution: local scope, then same specification, then global. May be ambiguous if multiple matches at the same scope level.</w:t>
@@ -9658,7 +9906,6 @@
         </w:tc>
       </w:tr>
     </w:tbl>
-    <w:bookmarkEnd w:id="68857"/>
     <w:bookmarkEnd w:id="73"/>
     <w:bookmarkStart w:id="77" w:name="MANUAL-sec6.4"/>
     <w:p>
@@ -9701,7 +9948,7 @@
         <w:pStyle w:val="Compact"/>
         <w:numPr>
           <w:ilvl w:val="0"/>
-          <w:numId w:val="1010"/>
+          <w:numId w:val="1009"/>
         </w:numPr>
       </w:pPr>
       <w:r>
@@ -9791,6 +10038,202 @@
       </w:r>
       <w:r>
         <w:t xml:space="preserve">.</w:t>
+      </w:r>
+    </w:p>
+    <w:p>
+      <w:pPr>
+        <w:pStyle w:val="Compact"/>
+        <w:numPr>
+          <w:ilvl w:val="0"/>
+          <w:numId w:val="1009"/>
+        </w:numPr>
+      </w:pPr>
+      <w:r>
+        <w:rPr>
+          <w:b/>
+          <w:bCs/>
+        </w:rPr>
+        <w:t xml:space="preserve">Label format</w:t>
+      </w:r>
+      <w:r>
+        <w:t xml:space="preserve">:</w:t>
+      </w:r>
+      <w:r>
+        <w:t xml:space="preserve"> </w:t>
+      </w:r>
+      <w:r>
+        <w:rPr>
+          <w:rStyle w:val="VerbatimChar"/>
+        </w:rPr>
+        <w:t xml:space="preserve">section:{title-slug}</w:t>
+      </w:r>
+      <w:r>
+        <w:t xml:space="preserve"> </w:t>
+      </w:r>
+      <w:r>
+        <w:t xml:space="preserve">– for example,</w:t>
+      </w:r>
+      <w:r>
+        <w:t xml:space="preserve"> </w:t>
+      </w:r>
+      <w:r>
+        <w:rPr>
+          <w:rStyle w:val="VerbatimChar"/>
+        </w:rPr>
+        <w:t xml:space="preserve">## Introduction</w:t>
+      </w:r>
+      <w:r>
+        <w:t xml:space="preserve"> </w:t>
+      </w:r>
+      <w:r>
+        <w:t xml:space="preserve">produces the label</w:t>
+      </w:r>
+      <w:r>
+        <w:t xml:space="preserve"> </w:t>
+      </w:r>
+      <w:r>
+        <w:rPr>
+          <w:rStyle w:val="VerbatimChar"/>
+        </w:rPr>
+        <w:t xml:space="preserve">section:introduction</w:t>
+      </w:r>
+      <w:r>
+        <w:t xml:space="preserve">. Use the</w:t>
+      </w:r>
+      <w:r>
+        <w:t xml:space="preserve"> </w:t>
+      </w:r>
+      <w:r>
+        <w:rPr>
+          <w:rStyle w:val="VerbatimChar"/>
+        </w:rPr>
+        <w:t xml:space="preserve">#</w:t>
+      </w:r>
+      <w:r>
+        <w:t xml:space="preserve"> </w:t>
+      </w:r>
+      <w:r>
+        <w:t xml:space="preserve">selector:</w:t>
+      </w:r>
+      <w:r>
+        <w:t xml:space="preserve"> </w:t>
+      </w:r>
+      <w:r>
+        <w:rPr>
+          <w:rStyle w:val="VerbatimChar"/>
+        </w:rPr>
+        <w:t xml:space="preserve">[section:introduction](#)</w:t>
+      </w:r>
+      <w:r>
+        <w:t xml:space="preserve">.</w:t>
+      </w:r>
+    </w:p>
+    <w:p>
+      <w:pPr>
+        <w:pStyle w:val="FirstParagraph"/>
+      </w:pPr>
+      <w:r>
+        <w:t xml:space="preserve">The</w:t>
+      </w:r>
+      <w:r>
+        <w:t xml:space="preserve"> </w:t>
+      </w:r>
+      <w:r>
+        <w:rPr>
+          <w:rStyle w:val="VerbatimChar"/>
+        </w:rPr>
+        <w:t xml:space="preserve">@</w:t>
+      </w:r>
+      <w:r>
+        <w:t xml:space="preserve"> </w:t>
+      </w:r>
+      <w:r>
+        <w:t xml:space="preserve">selector performs an exact PID lookup and is never ambiguous. The</w:t>
+      </w:r>
+      <w:r>
+        <w:t xml:space="preserve"> </w:t>
+      </w:r>
+      <w:r>
+        <w:rPr>
+          <w:rStyle w:val="VerbatimChar"/>
+        </w:rPr>
+        <w:t xml:space="preserve">#</w:t>
+      </w:r>
+      <w:r>
+        <w:t xml:space="preserve"> </w:t>
+      </w:r>
+      <w:r>
+        <w:t xml:space="preserve">selector uses scoped resolution (closest scope wins), which is useful when multiple specifications have sections with similar names.</w:t>
+      </w:r>
+    </w:p>
+    <w:p>
+      <w:pPr>
+        <w:pStyle w:val="BodyText"/>
+      </w:pPr>
+      <w:r>
+        <w:t xml:space="preserve">For cross-document section references with the</w:t>
+      </w:r>
+      <w:r>
+        <w:t xml:space="preserve"> </w:t>
+      </w:r>
+      <w:r>
+        <w:rPr>
+          <w:rStyle w:val="VerbatimChar"/>
+        </w:rPr>
+        <w:t xml:space="preserve">#</w:t>
+      </w:r>
+      <w:r>
+        <w:t xml:space="preserve"> </w:t>
+      </w:r>
+      <w:r>
+        <w:t xml:space="preserve">selector, use the explicit scope syntax:</w:t>
+      </w:r>
+      <w:r>
+        <w:t xml:space="preserve"> </w:t>
+      </w:r>
+      <w:r>
+        <w:rPr>
+          <w:rStyle w:val="VerbatimChar"/>
+        </w:rPr>
+        <w:t xml:space="preserve">[SPEC-A:section:design](#)</w:t>
+      </w:r>
+      <w:r>
+        <w:t xml:space="preserve"> </w:t>
+      </w:r>
+      <w:r>
+        <w:t xml:space="preserve">to target a section labeled</w:t>
+      </w:r>
+      <w:r>
+        <w:t xml:space="preserve"> </w:t>
+      </w:r>
+      <w:r>
+        <w:t xml:space="preserve">“design”</w:t>
+      </w:r>
+      <w:r>
+        <w:t xml:space="preserve"> </w:t>
+      </w:r>
+      <w:r>
+        <w:t xml:space="preserve">within the specification whose PID is</w:t>
+      </w:r>
+      <w:r>
+        <w:t xml:space="preserve"> </w:t>
+      </w:r>
+      <w:r>
+        <w:rPr>
+          <w:rStyle w:val="VerbatimChar"/>
+        </w:rPr>
+        <w:t xml:space="preserve">SPEC-A</w:t>
+      </w:r>
+      <w:r>
+        <w:t xml:space="preserve">.</w:t>
+      </w:r>
+    </w:p>
+    <w:p>
+      <w:pPr>
+        <w:pStyle w:val="BodyText"/>
+      </w:pPr>
+      <w:r>
+        <w:t xml:space="preserve">This manual references its own sections using both selectors. Here are examples that resolve within this document:</w:t>
       </w:r>
     </w:p>
     <w:p>
@@ -9799,202 +10242,6 @@
         <w:numPr>
           <w:ilvl w:val="0"/>
           <w:numId w:val="1010"/>
-        </w:numPr>
-      </w:pPr>
-      <w:r>
-        <w:rPr>
-          <w:b/>
-          <w:bCs/>
-        </w:rPr>
-        <w:t xml:space="preserve">Label format</w:t>
-      </w:r>
-      <w:r>
-        <w:t xml:space="preserve">:</w:t>
-      </w:r>
-      <w:r>
-        <w:t xml:space="preserve"> </w:t>
-      </w:r>
-      <w:r>
-        <w:rPr>
-          <w:rStyle w:val="VerbatimChar"/>
-        </w:rPr>
-        <w:t xml:space="preserve">section:{title-slug}</w:t>
-      </w:r>
-      <w:r>
-        <w:t xml:space="preserve"> </w:t>
-      </w:r>
-      <w:r>
-        <w:t xml:space="preserve">– for example,</w:t>
-      </w:r>
-      <w:r>
-        <w:t xml:space="preserve"> </w:t>
-      </w:r>
-      <w:r>
-        <w:rPr>
-          <w:rStyle w:val="VerbatimChar"/>
-        </w:rPr>
-        <w:t xml:space="preserve">## Introduction</w:t>
-      </w:r>
-      <w:r>
-        <w:t xml:space="preserve"> </w:t>
-      </w:r>
-      <w:r>
-        <w:t xml:space="preserve">produces the label</w:t>
-      </w:r>
-      <w:r>
-        <w:t xml:space="preserve"> </w:t>
-      </w:r>
-      <w:r>
-        <w:rPr>
-          <w:rStyle w:val="VerbatimChar"/>
-        </w:rPr>
-        <w:t xml:space="preserve">section:introduction</w:t>
-      </w:r>
-      <w:r>
-        <w:t xml:space="preserve">. Use the</w:t>
-      </w:r>
-      <w:r>
-        <w:t xml:space="preserve"> </w:t>
-      </w:r>
-      <w:r>
-        <w:rPr>
-          <w:rStyle w:val="VerbatimChar"/>
-        </w:rPr>
-        <w:t xml:space="preserve">#</w:t>
-      </w:r>
-      <w:r>
-        <w:t xml:space="preserve"> </w:t>
-      </w:r>
-      <w:r>
-        <w:t xml:space="preserve">selector:</w:t>
-      </w:r>
-      <w:r>
-        <w:t xml:space="preserve"> </w:t>
-      </w:r>
-      <w:r>
-        <w:rPr>
-          <w:rStyle w:val="VerbatimChar"/>
-        </w:rPr>
-        <w:t xml:space="preserve">[section:introduction](#)</w:t>
-      </w:r>
-      <w:r>
-        <w:t xml:space="preserve">.</w:t>
-      </w:r>
-    </w:p>
-    <w:p>
-      <w:pPr>
-        <w:pStyle w:val="FirstParagraph"/>
-      </w:pPr>
-      <w:r>
-        <w:t xml:space="preserve">The</w:t>
-      </w:r>
-      <w:r>
-        <w:t xml:space="preserve"> </w:t>
-      </w:r>
-      <w:r>
-        <w:rPr>
-          <w:rStyle w:val="VerbatimChar"/>
-        </w:rPr>
-        <w:t xml:space="preserve">@</w:t>
-      </w:r>
-      <w:r>
-        <w:t xml:space="preserve"> </w:t>
-      </w:r>
-      <w:r>
-        <w:t xml:space="preserve">selector performs an exact PID lookup and is never ambiguous. The</w:t>
-      </w:r>
-      <w:r>
-        <w:t xml:space="preserve"> </w:t>
-      </w:r>
-      <w:r>
-        <w:rPr>
-          <w:rStyle w:val="VerbatimChar"/>
-        </w:rPr>
-        <w:t xml:space="preserve">#</w:t>
-      </w:r>
-      <w:r>
-        <w:t xml:space="preserve"> </w:t>
-      </w:r>
-      <w:r>
-        <w:t xml:space="preserve">selector uses scoped resolution (closest scope wins), which is useful when multiple specifications have sections with similar names.</w:t>
-      </w:r>
-    </w:p>
-    <w:p>
-      <w:pPr>
-        <w:pStyle w:val="BodyText"/>
-      </w:pPr>
-      <w:r>
-        <w:t xml:space="preserve">For cross-document section references with the</w:t>
-      </w:r>
-      <w:r>
-        <w:t xml:space="preserve"> </w:t>
-      </w:r>
-      <w:r>
-        <w:rPr>
-          <w:rStyle w:val="VerbatimChar"/>
-        </w:rPr>
-        <w:t xml:space="preserve">#</w:t>
-      </w:r>
-      <w:r>
-        <w:t xml:space="preserve"> </w:t>
-      </w:r>
-      <w:r>
-        <w:t xml:space="preserve">selector, use the explicit scope syntax:</w:t>
-      </w:r>
-      <w:r>
-        <w:t xml:space="preserve"> </w:t>
-      </w:r>
-      <w:r>
-        <w:rPr>
-          <w:rStyle w:val="VerbatimChar"/>
-        </w:rPr>
-        <w:t xml:space="preserve">[SPEC-A:section:design](#)</w:t>
-      </w:r>
-      <w:r>
-        <w:t xml:space="preserve"> </w:t>
-      </w:r>
-      <w:r>
-        <w:t xml:space="preserve">to target a section labeled</w:t>
-      </w:r>
-      <w:r>
-        <w:t xml:space="preserve"> </w:t>
-      </w:r>
-      <w:r>
-        <w:t xml:space="preserve">“design”</w:t>
-      </w:r>
-      <w:r>
-        <w:t xml:space="preserve"> </w:t>
-      </w:r>
-      <w:r>
-        <w:t xml:space="preserve">within the specification whose PID is</w:t>
-      </w:r>
-      <w:r>
-        <w:t xml:space="preserve"> </w:t>
-      </w:r>
-      <w:r>
-        <w:rPr>
-          <w:rStyle w:val="VerbatimChar"/>
-        </w:rPr>
-        <w:t xml:space="preserve">SPEC-A</w:t>
-      </w:r>
-      <w:r>
-        <w:t xml:space="preserve">.</w:t>
-      </w:r>
-    </w:p>
-    <w:p>
-      <w:pPr>
-        <w:pStyle w:val="BodyText"/>
-      </w:pPr>
-      <w:r>
-        <w:t xml:space="preserve">This manual references its own sections using both selectors. Here are examples that resolve within this document:</w:t>
-      </w:r>
-    </w:p>
-    <w:p>
-      <w:pPr>
-        <w:pStyle w:val="Compact"/>
-        <w:numPr>
-          <w:ilvl w:val="0"/>
-          <w:numId w:val="1011"/>
         </w:numPr>
       </w:pPr>
       <w:r>
@@ -10040,7 +10287,7 @@
         <w:pStyle w:val="Compact"/>
         <w:numPr>
           <w:ilvl w:val="0"/>
-          <w:numId w:val="1011"/>
+          <w:numId w:val="1010"/>
         </w:numPr>
       </w:pPr>
       <w:r>
@@ -10106,7 +10353,7 @@
         <w:pStyle w:val="Compact"/>
         <w:numPr>
           <w:ilvl w:val="0"/>
-          <w:numId w:val="1012"/>
+          <w:numId w:val="1011"/>
         </w:numPr>
       </w:pPr>
       <w:hyperlink r:id="rId74">
@@ -10129,7 +10376,7 @@
         <w:pStyle w:val="Compact"/>
         <w:numPr>
           <w:ilvl w:val="0"/>
-          <w:numId w:val="1012"/>
+          <w:numId w:val="1011"/>
         </w:numPr>
       </w:pPr>
       <w:hyperlink r:id="rId75">
@@ -10152,7 +10399,7 @@
         <w:pStyle w:val="Compact"/>
         <w:numPr>
           <w:ilvl w:val="0"/>
-          <w:numId w:val="1012"/>
+          <w:numId w:val="1011"/>
         </w:numPr>
       </w:pPr>
       <w:hyperlink r:id="rId76">
@@ -10222,7 +10469,16 @@
         <w:t xml:space="preserve">:</w:t>
       </w:r>
     </w:p>
-    <w:bookmarkStart w:id="9127" w:name="listing-src-bib-config"/>
+    <w:p>
+      <w:pPr>
+        <w:spacing w:lineRule="exact" w:line="20" w:before="0" w:after="0"/>
+        <w:rPr>
+          <w:sz w:val="2"/>
+        </w:rPr>
+      </w:pPr>
+      <w:bookmarkStart w:name="listing-src-bib-config" w:id="9127"/>
+      <w:bookmarkEnd w:id="9127"/>
+    </w:p>
     <w:p>
       <w:pPr>
         <w:pStyle w:val="Caption"/>
@@ -10294,7 +10550,6 @@
         <w:t xml:space="preserve"> ieee.csl</w:t>
       </w:r>
     </w:p>
-    <w:bookmarkEnd w:id="9127"/>
     <w:p>
       <w:pPr>
         <w:pStyle w:val="FirstParagraph"/>
@@ -10322,7 +10577,16 @@
         <w:t xml:space="preserve">):</w:t>
       </w:r>
     </w:p>
-    <w:bookmarkStart w:id="72833" w:name="listing-src-bib-file"/>
+    <w:p>
+      <w:pPr>
+        <w:spacing w:lineRule="exact" w:line="20" w:before="0" w:after="0"/>
+        <w:rPr>
+          <w:sz w:val="2"/>
+        </w:rPr>
+      </w:pPr>
+      <w:bookmarkStart w:name="listing-src-bib-file" w:id="72833"/>
+      <w:bookmarkEnd w:id="72833"/>
+    </w:p>
     <w:p>
       <w:pPr>
         <w:pStyle w:val="Caption"/>
@@ -10592,7 +10856,6 @@
         <w:t xml:space="preserve">}</w:t>
       </w:r>
     </w:p>
-    <w:bookmarkEnd w:id="72833"/>
     <w:p>
       <w:pPr>
         <w:pStyle w:val="FirstParagraph"/>
@@ -10611,7 +10874,16 @@
         <w:t xml:space="preserve">Use citation syntax in your document:</w:t>
       </w:r>
     </w:p>
-    <w:bookmarkStart w:id="25784" w:name="listing-src-citation-syntax"/>
+    <w:p>
+      <w:pPr>
+        <w:spacing w:lineRule="exact" w:line="20" w:before="0" w:after="0"/>
+        <w:rPr>
+          <w:sz w:val="2"/>
+        </w:rPr>
+      </w:pPr>
+      <w:bookmarkStart w:name="listing-src-citation-syntax" w:id="25784"/>
+      <w:bookmarkEnd w:id="25784"/>
+    </w:p>
     <w:p>
       <w:pPr>
         <w:pStyle w:val="Caption"/>
@@ -10746,13 +11018,12 @@
         <w:t xml:space="preserve">.</w:t>
       </w:r>
     </w:p>
-    <w:bookmarkEnd w:id="25784"/>
     <w:p>
       <w:pPr>
         <w:pStyle w:val="Compact"/>
         <w:numPr>
           <w:ilvl w:val="0"/>
-          <w:numId w:val="1013"/>
+          <w:numId w:val="1012"/>
         </w:numPr>
       </w:pPr>
       <w:r>
@@ -10813,7 +11084,7 @@
         <w:pStyle w:val="Compact"/>
         <w:numPr>
           <w:ilvl w:val="0"/>
-          <w:numId w:val="1013"/>
+          <w:numId w:val="1012"/>
         </w:numPr>
       </w:pPr>
       <w:r>
@@ -10871,7 +11142,7 @@
         <w:pStyle w:val="Compact"/>
         <w:numPr>
           <w:ilvl w:val="0"/>
-          <w:numId w:val="1013"/>
+          <w:numId w:val="1012"/>
         </w:numPr>
       </w:pPr>
       <w:r>
@@ -11277,7 +11548,16 @@
         <w:t xml:space="preserve">attribute triggers the data injection pipeline:</w:t>
       </w:r>
     </w:p>
-    <w:bookmarkStart w:id="83674" w:name="echarts-chart-gauss"/>
+    <w:p>
+      <w:pPr>
+        <w:spacing w:lineRule="exact" w:line="20" w:before="0" w:after="0"/>
+        <w:rPr>
+          <w:sz w:val="2"/>
+        </w:rPr>
+      </w:pPr>
+      <w:bookmarkStart w:name="echarts-chart-gauss" w:id="83674"/>
+      <w:bookmarkEnd w:id="83674"/>
+    </w:p>
     <w:p>
       <w:pPr>
         <w:pStyle w:val="Caption"/>
@@ -11353,7 +11633,6 @@
         </w:drawing>
       </w:r>
     </w:p>
-    <w:bookmarkEnd w:id="83674"/>
     <w:p>
       <w:pPr>
         <w:pStyle w:val="BodyText"/>
@@ -11499,7 +11778,7 @@
         <w:pStyle w:val="Compact"/>
         <w:numPr>
           <w:ilvl w:val="0"/>
-          <w:numId w:val="1014"/>
+          <w:numId w:val="1013"/>
         </w:numPr>
       </w:pPr>
       <w:hyperlink w:anchor="MANUAL-sec14">
@@ -11522,7 +11801,7 @@
         <w:pStyle w:val="Compact"/>
         <w:numPr>
           <w:ilvl w:val="0"/>
-          <w:numId w:val="1014"/>
+          <w:numId w:val="1013"/>
         </w:numPr>
       </w:pPr>
       <w:hyperlink w:anchor="MANUAL-sec15">
@@ -11545,7 +11824,7 @@
         <w:pStyle w:val="Compact"/>
         <w:numPr>
           <w:ilvl w:val="0"/>
-          <w:numId w:val="1014"/>
+          <w:numId w:val="1013"/>
         </w:numPr>
       </w:pPr>
       <w:hyperlink w:anchor="MANUAL-sec17">
@@ -11601,7 +11880,16 @@
         <w:t xml:space="preserve">Basic Usage</w:t>
       </w:r>
     </w:p>
-    <w:bookmarkStart w:id="1073" w:name="listing-src-basic-usage"/>
+    <w:p>
+      <w:pPr>
+        <w:spacing w:lineRule="exact" w:line="20" w:before="0" w:after="0"/>
+        <w:rPr>
+          <w:sz w:val="2"/>
+        </w:rPr>
+      </w:pPr>
+      <w:bookmarkStart w:name="listing-src-basic-usage" w:id="1073"/>
+      <w:bookmarkEnd w:id="1073"/>
+    </w:p>
     <w:p>
       <w:pPr>
         <w:pStyle w:val="Caption"/>
@@ -11646,7 +11934,6 @@
         <w:t xml:space="preserve"> build</w:t>
       </w:r>
     </w:p>
-    <w:bookmarkEnd w:id="1073"/>
     <w:p>
       <w:pPr>
         <w:pStyle w:val="FirstParagraph"/>
@@ -11708,7 +11995,16 @@
         <w:t xml:space="preserve">Environment Variables</w:t>
       </w:r>
     </w:p>
-    <w:bookmarkStart w:id="23843" w:name="csv-tbl-env-vars"/>
+    <w:p>
+      <w:pPr>
+        <w:spacing w:lineRule="exact" w:line="20" w:before="0" w:after="0"/>
+        <w:rPr>
+          <w:sz w:val="2"/>
+        </w:rPr>
+      </w:pPr>
+      <w:bookmarkStart w:name="csv-tbl-env-vars" w:id="23843"/>
+      <w:bookmarkEnd w:id="23843"/>
+    </w:p>
     <w:p>
       <w:pPr>
         <w:pStyle w:val="Caption"/>
@@ -11742,18 +12038,18 @@
         <w:tblW w:type="auto" w:w="0"/>
         <w:tblLook w:firstRow="1" w:lastRow="0" w:firstColumn="0" w:lastColumn="0" w:noHBand="0" w:noVBand="0" w:val="0020"/>
         <w:tblBorders>
-          <w:top w:color="000000" w:sz="6" w:space="0" w:val="single"/>
-          <w:left w:color="000000" w:sz="6" w:space="0" w:val="single"/>
-          <w:bottom w:color="000000" w:sz="6" w:space="0" w:val="single"/>
-          <w:right w:color="000000" w:sz="6" w:space="0" w:val="single"/>
-          <w:insideH w:color="000000" w:sz="6" w:space="0" w:val="single"/>
-          <w:insideV w:color="000000" w:sz="6" w:space="0" w:val="single"/>
+          <w:top w:val="single" w:space="0" w:color="000000" w:sz="6"/>
+          <w:left w:val="single" w:space="0" w:color="000000" w:sz="6"/>
+          <w:bottom w:val="single" w:space="0" w:color="000000" w:sz="6"/>
+          <w:right w:val="single" w:space="0" w:color="000000" w:sz="6"/>
+          <w:insideH w:val="single" w:space="0" w:color="000000" w:sz="6"/>
+          <w:insideV w:val="single" w:space="0" w:color="000000" w:sz="6"/>
         </w:tblBorders>
         <w:tblCellMar>
-          <w:top w:w="57" w:type="dxa"/>
-          <w:left w:w="108" w:type="dxa"/>
-          <w:bottom w:w="57" w:type="dxa"/>
-          <w:right w:w="108" w:type="dxa"/>
+          <w:top w:type="dxa" w:w="57"/>
+          <w:left w:type="dxa" w:w="108"/>
+          <w:bottom w:type="dxa" w:w="57"/>
+          <w:right w:type="dxa" w:w="108"/>
         </w:tblCellMar>
       </w:tblPr>
       <w:tblGrid>
@@ -11767,14 +12063,14 @@
         </w:trPr>
         <w:tc>
           <w:tcPr>
-            <w:shd w:color="auto" w:fill="E8E8E8" w:val="clear"/>
+            <w:shd w:val="clear" w:color="auto" w:fill="E8E8E8"/>
           </w:tcPr>
           <w:p>
             <w:pPr>
               <w:pStyle w:val="Compact"/>
               <w:jc w:val="left"/>
-              <w:ind w:right="0" w:firstLine="0" w:left="0"/>
-              <w:spacing w:lineRule="auto" w:after="40" w:line="240" w:before="40"/>
+              <w:ind w:firstLine="0" w:left="0" w:right="0"/>
+              <w:spacing w:after="40" w:before="40" w:lineRule="auto" w:line="240"/>
             </w:pPr>
             <w:r>
               <w:rPr>
@@ -11786,14 +12082,14 @@
         </w:tc>
         <w:tc>
           <w:tcPr>
-            <w:shd w:color="auto" w:fill="E8E8E8" w:val="clear"/>
+            <w:shd w:val="clear" w:color="auto" w:fill="E8E8E8"/>
           </w:tcPr>
           <w:p>
             <w:pPr>
               <w:pStyle w:val="Compact"/>
               <w:jc w:val="left"/>
-              <w:ind w:right="0" w:firstLine="0" w:left="0"/>
-              <w:spacing w:lineRule="auto" w:after="40" w:line="240" w:before="40"/>
+              <w:ind w:firstLine="0" w:left="0" w:right="0"/>
+              <w:spacing w:after="40" w:before="40" w:lineRule="auto" w:line="240"/>
             </w:pPr>
             <w:r>
               <w:rPr>
@@ -11805,14 +12101,14 @@
         </w:tc>
         <w:tc>
           <w:tcPr>
-            <w:shd w:color="auto" w:fill="E8E8E8" w:val="clear"/>
+            <w:shd w:val="clear" w:color="auto" w:fill="E8E8E8"/>
           </w:tcPr>
           <w:p>
             <w:pPr>
               <w:pStyle w:val="Compact"/>
               <w:jc w:val="left"/>
-              <w:ind w:right="0" w:firstLine="0" w:left="0"/>
-              <w:spacing w:lineRule="auto" w:after="40" w:line="240" w:before="40"/>
+              <w:ind w:firstLine="0" w:left="0" w:right="0"/>
+              <w:spacing w:after="40" w:before="40" w:lineRule="auto" w:line="240"/>
             </w:pPr>
             <w:r>
               <w:rPr>
@@ -11830,8 +12126,8 @@
             <w:pPr>
               <w:pStyle w:val="Compact"/>
               <w:jc w:val="left"/>
-              <w:ind w:right="0" w:firstLine="0" w:left="0"/>
-              <w:spacing w:lineRule="auto" w:after="40" w:line="240" w:before="40"/>
+              <w:ind w:firstLine="0" w:left="0" w:right="0"/>
+              <w:spacing w:after="40" w:before="40" w:lineRule="auto" w:line="240"/>
             </w:pPr>
             <w:r>
               <w:rPr>
@@ -11847,8 +12143,8 @@
             <w:pPr>
               <w:pStyle w:val="Compact"/>
               <w:jc w:val="left"/>
-              <w:ind w:right="0" w:firstLine="0" w:left="0"/>
-              <w:spacing w:lineRule="auto" w:after="40" w:line="240" w:before="40"/>
+              <w:ind w:firstLine="0" w:left="0" w:right="0"/>
+              <w:spacing w:after="40" w:before="40" w:lineRule="auto" w:line="240"/>
             </w:pPr>
             <w:r>
               <w:rPr>
@@ -11864,8 +12160,8 @@
             <w:pPr>
               <w:pStyle w:val="Compact"/>
               <w:jc w:val="left"/>
-              <w:ind w:right="0" w:firstLine="0" w:left="0"/>
-              <w:spacing w:lineRule="auto" w:after="40" w:line="240" w:before="40"/>
+              <w:ind w:firstLine="0" w:left="0" w:right="0"/>
+              <w:spacing w:after="40" w:before="40" w:lineRule="auto" w:line="240"/>
             </w:pPr>
             <w:r>
               <w:t xml:space="preserve">Override log level:</w:t>
@@ -11925,8 +12221,8 @@
             <w:pPr>
               <w:pStyle w:val="Compact"/>
               <w:jc w:val="left"/>
-              <w:ind w:right="0" w:firstLine="0" w:left="0"/>
-              <w:spacing w:lineRule="auto" w:after="40" w:line="240" w:before="40"/>
+              <w:ind w:firstLine="0" w:left="0" w:right="0"/>
+              <w:spacing w:after="40" w:before="40" w:lineRule="auto" w:line="240"/>
             </w:pPr>
             <w:r>
               <w:rPr>
@@ -11942,8 +12238,8 @@
             <w:pPr>
               <w:pStyle w:val="Compact"/>
               <w:jc w:val="left"/>
-              <w:ind w:right="0" w:firstLine="0" w:left="0"/>
-              <w:spacing w:lineRule="auto" w:after="40" w:line="240" w:before="40"/>
+              <w:ind w:firstLine="0" w:left="0" w:right="0"/>
+              <w:spacing w:after="40" w:before="40" w:lineRule="auto" w:line="240"/>
             </w:pPr>
             <w:r>
               <w:rPr>
@@ -11959,8 +12255,8 @@
             <w:pPr>
               <w:pStyle w:val="Compact"/>
               <w:jc w:val="left"/>
-              <w:ind w:right="0" w:firstLine="0" w:left="0"/>
-              <w:spacing w:lineRule="auto" w:after="40" w:line="240" w:before="40"/>
+              <w:ind w:firstLine="0" w:left="0" w:right="0"/>
+              <w:spacing w:after="40" w:before="40" w:lineRule="auto" w:line="240"/>
             </w:pPr>
             <w:r>
               <w:t xml:space="preserve">SpecCompiler installation root (model and binary lookup)</w:t>
@@ -11975,8 +12271,8 @@
             <w:pPr>
               <w:pStyle w:val="Compact"/>
               <w:jc w:val="left"/>
-              <w:ind w:right="0" w:firstLine="0" w:left="0"/>
-              <w:spacing w:lineRule="auto" w:after="40" w:line="240" w:before="40"/>
+              <w:ind w:firstLine="0" w:left="0" w:right="0"/>
+              <w:spacing w:after="40" w:before="40" w:lineRule="auto" w:line="240"/>
             </w:pPr>
             <w:r>
               <w:rPr>
@@ -11992,8 +12288,8 @@
             <w:pPr>
               <w:pStyle w:val="Compact"/>
               <w:jc w:val="left"/>
-              <w:ind w:right="0" w:firstLine="0" w:left="0"/>
-              <w:spacing w:lineRule="auto" w:after="40" w:line="240" w:before="40"/>
+              <w:ind w:firstLine="0" w:left="0" w:right="0"/>
+              <w:spacing w:after="40" w:before="40" w:lineRule="auto" w:line="240"/>
             </w:pPr>
             <w:r>
               <w:rPr>
@@ -12009,8 +12305,8 @@
             <w:pPr>
               <w:pStyle w:val="Compact"/>
               <w:jc w:val="left"/>
-              <w:ind w:right="0" w:firstLine="0" w:left="0"/>
-              <w:spacing w:lineRule="auto" w:after="40" w:line="240" w:before="40"/>
+              <w:ind w:firstLine="0" w:left="0" w:right="0"/>
+              <w:spacing w:after="40" w:before="40" w:lineRule="auto" w:line="240"/>
             </w:pPr>
             <w:r>
               <w:t xml:space="preserve">Distribution root (used internally for external renderers)</w:t>
@@ -12025,8 +12321,8 @@
             <w:pPr>
               <w:pStyle w:val="Compact"/>
               <w:jc w:val="left"/>
-              <w:ind w:right="0" w:firstLine="0" w:left="0"/>
-              <w:spacing w:lineRule="auto" w:after="40" w:line="240" w:before="40"/>
+              <w:ind w:firstLine="0" w:left="0" w:right="0"/>
+              <w:spacing w:after="40" w:before="40" w:lineRule="auto" w:line="240"/>
             </w:pPr>
             <w:r>
               <w:rPr>
@@ -12042,8 +12338,8 @@
             <w:pPr>
               <w:pStyle w:val="Compact"/>
               <w:jc w:val="left"/>
-              <w:ind w:right="0" w:firstLine="0" w:left="0"/>
-              <w:spacing w:lineRule="auto" w:after="40" w:line="240" w:before="40"/>
+              <w:ind w:firstLine="0" w:left="0" w:right="0"/>
+              <w:spacing w:after="40" w:before="40" w:lineRule="auto" w:line="240"/>
             </w:pPr>
             <w:r>
               <w:rPr>
@@ -12059,8 +12355,8 @@
             <w:pPr>
               <w:pStyle w:val="Compact"/>
               <w:jc w:val="left"/>
-              <w:ind w:right="0" w:firstLine="0" w:left="0"/>
-              <w:spacing w:lineRule="auto" w:after="40" w:line="240" w:before="40"/>
+              <w:ind w:firstLine="0" w:left="0" w:right="0"/>
+              <w:spacing w:after="40" w:before="40" w:lineRule="auto" w:line="240"/>
             </w:pPr>
             <w:r>
               <w:t xml:space="preserve">Docker image reference (overrides default in wrapper)</w:t>
@@ -12075,8 +12371,8 @@
             <w:pPr>
               <w:pStyle w:val="Compact"/>
               <w:jc w:val="left"/>
-              <w:ind w:right="0" w:firstLine="0" w:left="0"/>
-              <w:spacing w:lineRule="auto" w:after="40" w:line="240" w:before="40"/>
+              <w:ind w:firstLine="0" w:left="0" w:right="0"/>
+              <w:spacing w:after="40" w:before="40" w:lineRule="auto" w:line="240"/>
             </w:pPr>
             <w:r>
               <w:rPr>
@@ -12092,8 +12388,8 @@
             <w:pPr>
               <w:pStyle w:val="Compact"/>
               <w:jc w:val="left"/>
-              <w:ind w:right="0" w:firstLine="0" w:left="0"/>
-              <w:spacing w:lineRule="auto" w:after="40" w:line="240" w:before="40"/>
+              <w:ind w:firstLine="0" w:left="0" w:right="0"/>
+              <w:spacing w:after="40" w:before="40" w:lineRule="auto" w:line="240"/>
             </w:pPr>
             <w:r>
               <w:t xml:space="preserve">(unset)</w:t>
@@ -12106,8 +12402,8 @@
             <w:pPr>
               <w:pStyle w:val="Compact"/>
               <w:jc w:val="left"/>
-              <w:ind w:right="0" w:firstLine="0" w:left="0"/>
-              <w:spacing w:lineRule="auto" w:after="40" w:line="240" w:before="40"/>
+              <w:ind w:firstLine="0" w:left="0" w:right="0"/>
+              <w:spacing w:after="40" w:before="40" w:lineRule="auto" w:line="240"/>
             </w:pPr>
             <w:r>
               <w:t xml:space="preserve">Disable ANSI color codes in output</w:t>
@@ -12116,7 +12412,6 @@
         </w:tc>
       </w:tr>
     </w:tbl>
-    <w:bookmarkEnd w:id="23843"/>
     <w:bookmarkEnd w:id="90"/>
     <w:bookmarkStart w:id="91" w:name="MANUAL-sec7.3"/>
     <w:p>
@@ -12131,7 +12426,16 @@
         <w:t xml:space="preserve">Exit Codes</w:t>
       </w:r>
     </w:p>
-    <w:bookmarkStart w:id="82958" w:name="csv-tbl-exit-codes"/>
+    <w:p>
+      <w:pPr>
+        <w:spacing w:lineRule="exact" w:line="20" w:before="0" w:after="0"/>
+        <w:rPr>
+          <w:sz w:val="2"/>
+        </w:rPr>
+      </w:pPr>
+      <w:bookmarkStart w:name="csv-tbl-exit-codes" w:id="82958"/>
+      <w:bookmarkEnd w:id="82958"/>
+    </w:p>
     <w:p>
       <w:pPr>
         <w:pStyle w:val="Caption"/>
@@ -12165,18 +12469,18 @@
         <w:tblW w:type="auto" w:w="0"/>
         <w:tblLook w:firstRow="1" w:lastRow="0" w:firstColumn="0" w:lastColumn="0" w:noHBand="0" w:noVBand="0" w:val="0020"/>
         <w:tblBorders>
-          <w:top w:color="000000" w:sz="6" w:space="0" w:val="single"/>
-          <w:left w:color="000000" w:sz="6" w:space="0" w:val="single"/>
-          <w:bottom w:color="000000" w:sz="6" w:space="0" w:val="single"/>
-          <w:right w:color="000000" w:sz="6" w:space="0" w:val="single"/>
-          <w:insideH w:color="000000" w:sz="6" w:space="0" w:val="single"/>
-          <w:insideV w:color="000000" w:sz="6" w:space="0" w:val="single"/>
+          <w:top w:val="single" w:space="0" w:color="000000" w:sz="6"/>
+          <w:left w:val="single" w:space="0" w:color="000000" w:sz="6"/>
+          <w:bottom w:val="single" w:space="0" w:color="000000" w:sz="6"/>
+          <w:right w:val="single" w:space="0" w:color="000000" w:sz="6"/>
+          <w:insideH w:val="single" w:space="0" w:color="000000" w:sz="6"/>
+          <w:insideV w:val="single" w:space="0" w:color="000000" w:sz="6"/>
         </w:tblBorders>
         <w:tblCellMar>
-          <w:top w:w="57" w:type="dxa"/>
-          <w:left w:w="108" w:type="dxa"/>
-          <w:bottom w:w="57" w:type="dxa"/>
-          <w:right w:w="108" w:type="dxa"/>
+          <w:top w:type="dxa" w:w="57"/>
+          <w:left w:type="dxa" w:w="108"/>
+          <w:bottom w:type="dxa" w:w="57"/>
+          <w:right w:type="dxa" w:w="108"/>
         </w:tblCellMar>
       </w:tblPr>
       <w:tblGrid>
@@ -12189,13 +12493,13 @@
         </w:trPr>
         <w:tc>
           <w:tcPr>
-            <w:shd w:color="auto" w:fill="E8E8E8" w:val="clear"/>
+            <w:shd w:val="clear" w:color="auto" w:fill="E8E8E8"/>
           </w:tcPr>
           <w:p>
             <w:pPr>
               <w:pStyle w:val="Compact"/>
-              <w:ind w:right="0" w:firstLine="0" w:left="0"/>
-              <w:spacing w:lineRule="auto" w:after="40" w:line="240" w:before="40"/>
+              <w:ind w:firstLine="0" w:left="0" w:right="0"/>
+              <w:spacing w:after="40" w:before="40" w:lineRule="auto" w:line="240"/>
             </w:pPr>
             <w:r>
               <w:rPr>
@@ -12207,13 +12511,13 @@
         </w:tc>
         <w:tc>
           <w:tcPr>
-            <w:shd w:color="auto" w:fill="E8E8E8" w:val="clear"/>
+            <w:shd w:val="clear" w:color="auto" w:fill="E8E8E8"/>
           </w:tcPr>
           <w:p>
             <w:pPr>
               <w:pStyle w:val="Compact"/>
-              <w:ind w:right="0" w:firstLine="0" w:left="0"/>
-              <w:spacing w:lineRule="auto" w:after="40" w:line="240" w:before="40"/>
+              <w:ind w:firstLine="0" w:left="0" w:right="0"/>
+              <w:spacing w:after="40" w:before="40" w:lineRule="auto" w:line="240"/>
             </w:pPr>
             <w:r>
               <w:rPr>
@@ -12230,8 +12534,8 @@
           <w:p>
             <w:pPr>
               <w:pStyle w:val="Compact"/>
-              <w:ind w:right="0" w:firstLine="0" w:left="0"/>
-              <w:spacing w:lineRule="auto" w:after="40" w:line="240" w:before="40"/>
+              <w:ind w:firstLine="0" w:left="0" w:right="0"/>
+              <w:spacing w:after="40" w:before="40" w:lineRule="auto" w:line="240"/>
             </w:pPr>
             <w:r>
               <w:t xml:space="preserve">0</w:t>
@@ -12243,8 +12547,8 @@
           <w:p>
             <w:pPr>
               <w:pStyle w:val="Compact"/>
-              <w:ind w:right="0" w:firstLine="0" w:left="0"/>
-              <w:spacing w:lineRule="auto" w:after="40" w:line="240" w:before="40"/>
+              <w:ind w:firstLine="0" w:left="0" w:right="0"/>
+              <w:spacing w:after="40" w:before="40" w:lineRule="auto" w:line="240"/>
             </w:pPr>
             <w:r>
               <w:t xml:space="preserve">Success: all documents processed and outputs generated</w:t>
@@ -12258,8 +12562,8 @@
           <w:p>
             <w:pPr>
               <w:pStyle w:val="Compact"/>
-              <w:ind w:right="0" w:firstLine="0" w:left="0"/>
-              <w:spacing w:lineRule="auto" w:after="40" w:line="240" w:before="40"/>
+              <w:ind w:firstLine="0" w:left="0" w:right="0"/>
+              <w:spacing w:after="40" w:before="40" w:lineRule="auto" w:line="240"/>
             </w:pPr>
             <w:r>
               <w:t xml:space="preserve">1</w:t>
@@ -12271,8 +12575,8 @@
           <w:p>
             <w:pPr>
               <w:pStyle w:val="Compact"/>
-              <w:ind w:right="0" w:firstLine="0" w:left="0"/>
-              <w:spacing w:lineRule="auto" w:after="40" w:line="240" w:before="40"/>
+              <w:ind w:firstLine="0" w:left="0" w:right="0"/>
+              <w:spacing w:after="40" w:before="40" w:lineRule="auto" w:line="240"/>
             </w:pPr>
             <w:r>
               <w:t xml:space="preserve">Failure: Docker not running or missing config or pipeline error</w:t>
@@ -12281,7 +12585,6 @@
         </w:tc>
       </w:tr>
     </w:tbl>
-    <w:bookmarkEnd w:id="82958"/>
     <w:bookmarkEnd w:id="91"/>
     <w:bookmarkEnd w:id="92"/>
     <w:bookmarkStart w:id="97" w:name="MANUAL-sec8"/>
@@ -12323,7 +12626,7 @@
         <w:pStyle w:val="Compact"/>
         <w:numPr>
           <w:ilvl w:val="0"/>
-          <w:numId w:val="1015"/>
+          <w:numId w:val="1014"/>
         </w:numPr>
       </w:pPr>
       <w:r>
@@ -12362,7 +12665,7 @@
         <w:pStyle w:val="Compact"/>
         <w:numPr>
           <w:ilvl w:val="0"/>
-          <w:numId w:val="1015"/>
+          <w:numId w:val="1014"/>
         </w:numPr>
       </w:pPr>
       <w:r>
@@ -12441,7 +12744,16 @@
         <w:t xml:space="preserve">HTML5</w:t>
       </w:r>
     </w:p>
-    <w:bookmarkStart w:id="92230" w:name="csv-tbl-html5-options"/>
+    <w:p>
+      <w:pPr>
+        <w:spacing w:lineRule="exact" w:line="20" w:before="0" w:after="0"/>
+        <w:rPr>
+          <w:sz w:val="2"/>
+        </w:rPr>
+      </w:pPr>
+      <w:bookmarkStart w:name="csv-tbl-html5-options" w:id="92230"/>
+      <w:bookmarkEnd w:id="92230"/>
+    </w:p>
     <w:p>
       <w:pPr>
         <w:pStyle w:val="Caption"/>
@@ -12475,18 +12787,18 @@
         <w:tblW w:type="auto" w:w="0"/>
         <w:tblLook w:firstRow="1" w:lastRow="0" w:firstColumn="0" w:lastColumn="0" w:noHBand="0" w:noVBand="0" w:val="0020"/>
         <w:tblBorders>
-          <w:top w:color="000000" w:sz="6" w:space="0" w:val="single"/>
-          <w:left w:color="000000" w:sz="6" w:space="0" w:val="single"/>
-          <w:bottom w:color="000000" w:sz="6" w:space="0" w:val="single"/>
-          <w:right w:color="000000" w:sz="6" w:space="0" w:val="single"/>
-          <w:insideH w:color="000000" w:sz="6" w:space="0" w:val="single"/>
-          <w:insideV w:color="000000" w:sz="6" w:space="0" w:val="single"/>
+          <w:top w:val="single" w:space="0" w:color="000000" w:sz="6"/>
+          <w:left w:val="single" w:space="0" w:color="000000" w:sz="6"/>
+          <w:bottom w:val="single" w:space="0" w:color="000000" w:sz="6"/>
+          <w:right w:val="single" w:space="0" w:color="000000" w:sz="6"/>
+          <w:insideH w:val="single" w:space="0" w:color="000000" w:sz="6"/>
+          <w:insideV w:val="single" w:space="0" w:color="000000" w:sz="6"/>
         </w:tblBorders>
         <w:tblCellMar>
-          <w:top w:w="57" w:type="dxa"/>
-          <w:left w:w="108" w:type="dxa"/>
-          <w:bottom w:w="57" w:type="dxa"/>
-          <w:right w:w="108" w:type="dxa"/>
+          <w:top w:type="dxa" w:w="57"/>
+          <w:left w:type="dxa" w:w="108"/>
+          <w:bottom w:type="dxa" w:w="57"/>
+          <w:right w:type="dxa" w:w="108"/>
         </w:tblCellMar>
       </w:tblPr>
       <w:tblGrid>
@@ -12501,14 +12813,14 @@
         </w:trPr>
         <w:tc>
           <w:tcPr>
-            <w:shd w:color="auto" w:fill="E8E8E8" w:val="clear"/>
+            <w:shd w:val="clear" w:color="auto" w:fill="E8E8E8"/>
           </w:tcPr>
           <w:p>
             <w:pPr>
               <w:pStyle w:val="Compact"/>
               <w:jc w:val="left"/>
-              <w:ind w:right="0" w:firstLine="0" w:left="0"/>
-              <w:spacing w:lineRule="auto" w:after="40" w:line="240" w:before="40"/>
+              <w:ind w:firstLine="0" w:left="0" w:right="0"/>
+              <w:spacing w:after="40" w:before="40" w:lineRule="auto" w:line="240"/>
             </w:pPr>
             <w:r>
               <w:rPr>
@@ -12520,14 +12832,14 @@
         </w:tc>
         <w:tc>
           <w:tcPr>
-            <w:shd w:color="auto" w:fill="E8E8E8" w:val="clear"/>
+            <w:shd w:val="clear" w:color="auto" w:fill="E8E8E8"/>
           </w:tcPr>
           <w:p>
             <w:pPr>
               <w:pStyle w:val="Compact"/>
               <w:jc w:val="left"/>
-              <w:ind w:right="0" w:firstLine="0" w:left="0"/>
-              <w:spacing w:lineRule="auto" w:after="40" w:line="240" w:before="40"/>
+              <w:ind w:firstLine="0" w:left="0" w:right="0"/>
+              <w:spacing w:after="40" w:before="40" w:lineRule="auto" w:line="240"/>
             </w:pPr>
             <w:r>
               <w:rPr>
@@ -12539,14 +12851,14 @@
         </w:tc>
         <w:tc>
           <w:tcPr>
-            <w:shd w:color="auto" w:fill="E8E8E8" w:val="clear"/>
+            <w:shd w:val="clear" w:color="auto" w:fill="E8E8E8"/>
           </w:tcPr>
           <w:p>
             <w:pPr>
               <w:pStyle w:val="Compact"/>
               <w:jc w:val="left"/>
-              <w:ind w:right="0" w:firstLine="0" w:left="0"/>
-              <w:spacing w:lineRule="auto" w:after="40" w:line="240" w:before="40"/>
+              <w:ind w:firstLine="0" w:left="0" w:right="0"/>
+              <w:spacing w:after="40" w:before="40" w:lineRule="auto" w:line="240"/>
             </w:pPr>
             <w:r>
               <w:rPr>
@@ -12558,14 +12870,14 @@
         </w:tc>
         <w:tc>
           <w:tcPr>
-            <w:shd w:color="auto" w:fill="E8E8E8" w:val="clear"/>
+            <w:shd w:val="clear" w:color="auto" w:fill="E8E8E8"/>
           </w:tcPr>
           <w:p>
             <w:pPr>
               <w:pStyle w:val="Compact"/>
               <w:jc w:val="left"/>
-              <w:ind w:right="0" w:firstLine="0" w:left="0"/>
-              <w:spacing w:lineRule="auto" w:after="40" w:line="240" w:before="40"/>
+              <w:ind w:firstLine="0" w:left="0" w:right="0"/>
+              <w:spacing w:after="40" w:before="40" w:lineRule="auto" w:line="240"/>
             </w:pPr>
             <w:r>
               <w:rPr>
@@ -12583,8 +12895,8 @@
             <w:pPr>
               <w:pStyle w:val="Compact"/>
               <w:jc w:val="left"/>
-              <w:ind w:right="0" w:firstLine="0" w:left="0"/>
-              <w:spacing w:lineRule="auto" w:after="40" w:line="240" w:before="40"/>
+              <w:ind w:firstLine="0" w:left="0" w:right="0"/>
+              <w:spacing w:after="40" w:before="40" w:lineRule="auto" w:line="240"/>
             </w:pPr>
             <w:r>
               <w:rPr>
@@ -12600,8 +12912,8 @@
             <w:pPr>
               <w:pStyle w:val="Compact"/>
               <w:jc w:val="left"/>
-              <w:ind w:right="0" w:firstLine="0" w:left="0"/>
-              <w:spacing w:lineRule="auto" w:after="40" w:line="240" w:before="40"/>
+              <w:ind w:firstLine="0" w:left="0" w:right="0"/>
+              <w:spacing w:after="40" w:before="40" w:lineRule="auto" w:line="240"/>
             </w:pPr>
             <w:r>
               <w:t xml:space="preserve">boolean</w:t>
@@ -12614,8 +12926,8 @@
             <w:pPr>
               <w:pStyle w:val="Compact"/>
               <w:jc w:val="left"/>
-              <w:ind w:right="0" w:firstLine="0" w:left="0"/>
-              <w:spacing w:lineRule="auto" w:after="40" w:line="240" w:before="40"/>
+              <w:ind w:firstLine="0" w:left="0" w:right="0"/>
+              <w:spacing w:after="40" w:before="40" w:lineRule="auto" w:line="240"/>
             </w:pPr>
             <w:r>
               <w:t xml:space="preserve">false</w:t>
@@ -12628,8 +12940,8 @@
             <w:pPr>
               <w:pStyle w:val="Compact"/>
               <w:jc w:val="left"/>
-              <w:ind w:right="0" w:firstLine="0" w:left="0"/>
-              <w:spacing w:lineRule="auto" w:after="40" w:line="240" w:before="40"/>
+              <w:ind w:firstLine="0" w:left="0" w:right="0"/>
+              <w:spacing w:after="40" w:before="40" w:lineRule="auto" w:line="240"/>
             </w:pPr>
             <w:r>
               <w:t xml:space="preserve">Add section numbering</w:t>
@@ -12644,8 +12956,8 @@
             <w:pPr>
               <w:pStyle w:val="Compact"/>
               <w:jc w:val="left"/>
-              <w:ind w:right="0" w:firstLine="0" w:left="0"/>
-              <w:spacing w:lineRule="auto" w:after="40" w:line="240" w:before="40"/>
+              <w:ind w:firstLine="0" w:left="0" w:right="0"/>
+              <w:spacing w:after="40" w:before="40" w:lineRule="auto" w:line="240"/>
             </w:pPr>
             <w:r>
               <w:rPr>
@@ -12661,8 +12973,8 @@
             <w:pPr>
               <w:pStyle w:val="Compact"/>
               <w:jc w:val="left"/>
-              <w:ind w:right="0" w:firstLine="0" w:left="0"/>
-              <w:spacing w:lineRule="auto" w:after="40" w:line="240" w:before="40"/>
+              <w:ind w:firstLine="0" w:left="0" w:right="0"/>
+              <w:spacing w:after="40" w:before="40" w:lineRule="auto" w:line="240"/>
             </w:pPr>
             <w:r>
               <w:t xml:space="preserve">boolean</w:t>
@@ -12675,8 +12987,8 @@
             <w:pPr>
               <w:pStyle w:val="Compact"/>
               <w:jc w:val="left"/>
-              <w:ind w:right="0" w:firstLine="0" w:left="0"/>
-              <w:spacing w:lineRule="auto" w:after="40" w:line="240" w:before="40"/>
+              <w:ind w:firstLine="0" w:left="0" w:right="0"/>
+              <w:spacing w:after="40" w:before="40" w:lineRule="auto" w:line="240"/>
             </w:pPr>
             <w:r>
               <w:t xml:space="preserve">false</w:t>
@@ -12689,8 +13001,8 @@
             <w:pPr>
               <w:pStyle w:val="Compact"/>
               <w:jc w:val="left"/>
-              <w:ind w:right="0" w:firstLine="0" w:left="0"/>
-              <w:spacing w:lineRule="auto" w:after="40" w:line="240" w:before="40"/>
+              <w:ind w:firstLine="0" w:left="0" w:right="0"/>
+              <w:spacing w:after="40" w:before="40" w:lineRule="auto" w:line="240"/>
             </w:pPr>
             <w:r>
               <w:t xml:space="preserve">Generate table of contents</w:t>
@@ -12705,8 +13017,8 @@
             <w:pPr>
               <w:pStyle w:val="Compact"/>
               <w:jc w:val="left"/>
-              <w:ind w:right="0" w:firstLine="0" w:left="0"/>
-              <w:spacing w:lineRule="auto" w:after="40" w:line="240" w:before="40"/>
+              <w:ind w:firstLine="0" w:left="0" w:right="0"/>
+              <w:spacing w:after="40" w:before="40" w:lineRule="auto" w:line="240"/>
             </w:pPr>
             <w:r>
               <w:rPr>
@@ -12722,8 +13034,8 @@
             <w:pPr>
               <w:pStyle w:val="Compact"/>
               <w:jc w:val="left"/>
-              <w:ind w:right="0" w:firstLine="0" w:left="0"/>
-              <w:spacing w:lineRule="auto" w:after="40" w:line="240" w:before="40"/>
+              <w:ind w:firstLine="0" w:left="0" w:right="0"/>
+              <w:spacing w:after="40" w:before="40" w:lineRule="auto" w:line="240"/>
             </w:pPr>
             <w:r>
               <w:t xml:space="preserve">integer</w:t>
@@ -12736,8 +13048,8 @@
             <w:pPr>
               <w:pStyle w:val="Compact"/>
               <w:jc w:val="left"/>
-              <w:ind w:right="0" w:firstLine="0" w:left="0"/>
-              <w:spacing w:lineRule="auto" w:after="40" w:line="240" w:before="40"/>
+              <w:ind w:firstLine="0" w:left="0" w:right="0"/>
+              <w:spacing w:after="40" w:before="40" w:lineRule="auto" w:line="240"/>
             </w:pPr>
             <w:r>
               <w:t xml:space="preserve">3</w:t>
@@ -12750,8 +13062,8 @@
             <w:pPr>
               <w:pStyle w:val="Compact"/>
               <w:jc w:val="left"/>
-              <w:ind w:right="0" w:firstLine="0" w:left="0"/>
-              <w:spacing w:lineRule="auto" w:after="40" w:line="240" w:before="40"/>
+              <w:ind w:firstLine="0" w:left="0" w:right="0"/>
+              <w:spacing w:after="40" w:before="40" w:lineRule="auto" w:line="240"/>
             </w:pPr>
             <w:r>
               <w:t xml:space="preserve">Heading depth for TOC</w:t>
@@ -12766,8 +13078,8 @@
             <w:pPr>
               <w:pStyle w:val="Compact"/>
               <w:jc w:val="left"/>
-              <w:ind w:right="0" w:firstLine="0" w:left="0"/>
-              <w:spacing w:lineRule="auto" w:after="40" w:line="240" w:before="40"/>
+              <w:ind w:firstLine="0" w:left="0" w:right="0"/>
+              <w:spacing w:after="40" w:before="40" w:lineRule="auto" w:line="240"/>
             </w:pPr>
             <w:r>
               <w:rPr>
@@ -12783,8 +13095,8 @@
             <w:pPr>
               <w:pStyle w:val="Compact"/>
               <w:jc w:val="left"/>
-              <w:ind w:right="0" w:firstLine="0" w:left="0"/>
-              <w:spacing w:lineRule="auto" w:after="40" w:line="240" w:before="40"/>
+              <w:ind w:firstLine="0" w:left="0" w:right="0"/>
+              <w:spacing w:after="40" w:before="40" w:lineRule="auto" w:line="240"/>
             </w:pPr>
             <w:r>
               <w:t xml:space="preserve">boolean</w:t>
@@ -12797,8 +13109,8 @@
             <w:pPr>
               <w:pStyle w:val="Compact"/>
               <w:jc w:val="left"/>
-              <w:ind w:right="0" w:firstLine="0" w:left="0"/>
-              <w:spacing w:lineRule="auto" w:after="40" w:line="240" w:before="40"/>
+              <w:ind w:firstLine="0" w:left="0" w:right="0"/>
+              <w:spacing w:after="40" w:before="40" w:lineRule="auto" w:line="240"/>
             </w:pPr>
             <w:r>
               <w:t xml:space="preserve">false</w:t>
@@ -12811,8 +13123,8 @@
             <w:pPr>
               <w:pStyle w:val="Compact"/>
               <w:jc w:val="left"/>
-              <w:ind w:right="0" w:firstLine="0" w:left="0"/>
-              <w:spacing w:lineRule="auto" w:after="40" w:line="240" w:before="40"/>
+              <w:ind w:firstLine="0" w:left="0" w:right="0"/>
+              <w:spacing w:after="40" w:before="40" w:lineRule="auto" w:line="240"/>
             </w:pPr>
             <w:r>
               <w:t xml:space="preserve">Produce complete HTML document</w:t>
@@ -12827,8 +13139,8 @@
             <w:pPr>
               <w:pStyle w:val="Compact"/>
               <w:jc w:val="left"/>
-              <w:ind w:right="0" w:firstLine="0" w:left="0"/>
-              <w:spacing w:lineRule="auto" w:after="40" w:line="240" w:before="40"/>
+              <w:ind w:firstLine="0" w:left="0" w:right="0"/>
+              <w:spacing w:after="40" w:before="40" w:lineRule="auto" w:line="240"/>
             </w:pPr>
             <w:r>
               <w:rPr>
@@ -12844,8 +13156,8 @@
             <w:pPr>
               <w:pStyle w:val="Compact"/>
               <w:jc w:val="left"/>
-              <w:ind w:right="0" w:firstLine="0" w:left="0"/>
-              <w:spacing w:lineRule="auto" w:after="40" w:line="240" w:before="40"/>
+              <w:ind w:firstLine="0" w:left="0" w:right="0"/>
+              <w:spacing w:after="40" w:before="40" w:lineRule="auto" w:line="240"/>
             </w:pPr>
             <w:r>
               <w:t xml:space="preserve">boolean</w:t>
@@ -12858,8 +13170,8 @@
             <w:pPr>
               <w:pStyle w:val="Compact"/>
               <w:jc w:val="left"/>
-              <w:ind w:right="0" w:firstLine="0" w:left="0"/>
-              <w:spacing w:lineRule="auto" w:after="40" w:line="240" w:before="40"/>
+              <w:ind w:firstLine="0" w:left="0" w:right="0"/>
+              <w:spacing w:after="40" w:before="40" w:lineRule="auto" w:line="240"/>
             </w:pPr>
             <w:r>
               <w:t xml:space="preserve">false</w:t>
@@ -12872,8 +13184,8 @@
             <w:pPr>
               <w:pStyle w:val="Compact"/>
               <w:jc w:val="left"/>
-              <w:ind w:right="0" w:firstLine="0" w:left="0"/>
-              <w:spacing w:lineRule="auto" w:after="40" w:line="240" w:before="40"/>
+              <w:ind w:firstLine="0" w:left="0" w:right="0"/>
+              <w:spacing w:after="40" w:before="40" w:lineRule="auto" w:line="240"/>
             </w:pPr>
             <w:r>
               <w:t xml:space="preserve">Embed CSS and images inline</w:t>
@@ -12882,7 +13194,6 @@
         </w:tc>
       </w:tr>
     </w:tbl>
-    <w:bookmarkEnd w:id="92230"/>
     <w:bookmarkEnd w:id="94"/>
     <w:bookmarkStart w:id="95" w:name="MANUAL-sec8.3"/>
     <w:p>
@@ -12963,7 +13274,16 @@
         <w:t xml:space="preserve">Diagnostics are emitted in NDJSON format to stderr:</w:t>
       </w:r>
     </w:p>
-    <w:bookmarkStart w:id="24499" w:name="listing-src-diagnostic-ndjson"/>
+    <w:p>
+      <w:pPr>
+        <w:spacing w:lineRule="exact" w:line="20" w:before="0" w:after="0"/>
+        <w:rPr>
+          <w:sz w:val="2"/>
+        </w:rPr>
+      </w:pPr>
+      <w:bookmarkStart w:name="listing-src-diagnostic-ndjson" w:id="24499"/>
+      <w:bookmarkEnd w:id="24499"/>
+    </w:p>
     <w:p>
       <w:pPr>
         <w:pStyle w:val="Caption"/>
@@ -13098,7 +13418,6 @@
         <w:t xml:space="preserve">}</w:t>
       </w:r>
     </w:p>
-    <w:bookmarkEnd w:id="24499"/>
     <w:bookmarkEnd w:id="98"/>
     <w:bookmarkStart w:id="99" w:name="MANUAL-sec9.2"/>
     <w:p>
@@ -13113,7 +13432,16 @@
         <w:t xml:space="preserve">Diagnostic Reference</w:t>
       </w:r>
     </w:p>
-    <w:bookmarkStart w:id="98060" w:name="csv-tbl-error-codes"/>
+    <w:p>
+      <w:pPr>
+        <w:spacing w:lineRule="exact" w:line="20" w:before="0" w:after="0"/>
+        <w:rPr>
+          <w:sz w:val="2"/>
+        </w:rPr>
+      </w:pPr>
+      <w:bookmarkStart w:name="csv-tbl-error-codes" w:id="98060"/>
+      <w:bookmarkEnd w:id="98060"/>
+    </w:p>
     <w:p>
       <w:pPr>
         <w:pStyle w:val="Caption"/>
@@ -13147,18 +13475,18 @@
         <w:tblW w:type="auto" w:w="0"/>
         <w:tblLook w:firstRow="1" w:lastRow="0" w:firstColumn="0" w:lastColumn="0" w:noHBand="0" w:noVBand="0" w:val="0020"/>
         <w:tblBorders>
-          <w:top w:color="000000" w:sz="6" w:space="0" w:val="single"/>
-          <w:left w:color="000000" w:sz="6" w:space="0" w:val="single"/>
-          <w:bottom w:color="000000" w:sz="6" w:space="0" w:val="single"/>
-          <w:right w:color="000000" w:sz="6" w:space="0" w:val="single"/>
-          <w:insideH w:color="000000" w:sz="6" w:space="0" w:val="single"/>
-          <w:insideV w:color="000000" w:sz="6" w:space="0" w:val="single"/>
+          <w:top w:val="single" w:space="0" w:color="000000" w:sz="6"/>
+          <w:left w:val="single" w:space="0" w:color="000000" w:sz="6"/>
+          <w:bottom w:val="single" w:space="0" w:color="000000" w:sz="6"/>
+          <w:right w:val="single" w:space="0" w:color="000000" w:sz="6"/>
+          <w:insideH w:val="single" w:space="0" w:color="000000" w:sz="6"/>
+          <w:insideV w:val="single" w:space="0" w:color="000000" w:sz="6"/>
         </w:tblBorders>
         <w:tblCellMar>
-          <w:top w:w="57" w:type="dxa"/>
-          <w:left w:w="108" w:type="dxa"/>
-          <w:bottom w:w="57" w:type="dxa"/>
-          <w:right w:w="108" w:type="dxa"/>
+          <w:top w:type="dxa" w:w="57"/>
+          <w:left w:type="dxa" w:w="108"/>
+          <w:bottom w:type="dxa" w:w="57"/>
+          <w:right w:type="dxa" w:w="108"/>
         </w:tblCellMar>
       </w:tblPr>
       <w:tblGrid>
@@ -13171,14 +13499,14 @@
         </w:trPr>
         <w:tc>
           <w:tcPr>
-            <w:shd w:color="auto" w:fill="E8E8E8" w:val="clear"/>
+            <w:shd w:val="clear" w:color="auto" w:fill="E8E8E8"/>
           </w:tcPr>
           <w:p>
             <w:pPr>
               <w:pStyle w:val="Compact"/>
               <w:jc w:val="left"/>
-              <w:ind w:right="0" w:firstLine="0" w:left="0"/>
-              <w:spacing w:lineRule="auto" w:after="40" w:line="240" w:before="40"/>
+              <w:ind w:firstLine="0" w:left="0" w:right="0"/>
+              <w:spacing w:after="40" w:before="40" w:lineRule="auto" w:line="240"/>
             </w:pPr>
             <w:r>
               <w:rPr>
@@ -13190,14 +13518,14 @@
         </w:tc>
         <w:tc>
           <w:tcPr>
-            <w:shd w:color="auto" w:fill="E8E8E8" w:val="clear"/>
+            <w:shd w:val="clear" w:color="auto" w:fill="E8E8E8"/>
           </w:tcPr>
           <w:p>
             <w:pPr>
               <w:pStyle w:val="Compact"/>
               <w:jc w:val="left"/>
-              <w:ind w:right="0" w:firstLine="0" w:left="0"/>
-              <w:spacing w:lineRule="auto" w:after="40" w:line="240" w:before="40"/>
+              <w:ind w:firstLine="0" w:left="0" w:right="0"/>
+              <w:spacing w:after="40" w:before="40" w:lineRule="auto" w:line="240"/>
             </w:pPr>
             <w:r>
               <w:rPr>
@@ -13215,8 +13543,8 @@
             <w:pPr>
               <w:pStyle w:val="Compact"/>
               <w:jc w:val="left"/>
-              <w:ind w:right="0" w:firstLine="0" w:left="0"/>
-              <w:spacing w:lineRule="auto" w:after="40" w:line="240" w:before="40"/>
+              <w:ind w:firstLine="0" w:left="0" w:right="0"/>
+              <w:spacing w:after="40" w:before="40" w:lineRule="auto" w:line="240"/>
             </w:pPr>
             <w:r>
               <w:rPr>
@@ -13232,8 +13560,8 @@
             <w:pPr>
               <w:pStyle w:val="Compact"/>
               <w:jc w:val="left"/>
-              <w:ind w:right="0" w:firstLine="0" w:left="0"/>
-              <w:spacing w:lineRule="auto" w:after="40" w:line="240" w:before="40"/>
+              <w:ind w:firstLine="0" w:left="0" w:right="0"/>
+              <w:spacing w:after="40" w:before="40" w:lineRule="auto" w:line="240"/>
             </w:pPr>
             <w:r>
               <w:t xml:space="preserve">Specification missing required attribute</w:t>
@@ -13248,8 +13576,8 @@
             <w:pPr>
               <w:pStyle w:val="Compact"/>
               <w:jc w:val="left"/>
-              <w:ind w:right="0" w:firstLine="0" w:left="0"/>
-              <w:spacing w:lineRule="auto" w:after="40" w:line="240" w:before="40"/>
+              <w:ind w:firstLine="0" w:left="0" w:right="0"/>
+              <w:spacing w:after="40" w:before="40" w:lineRule="auto" w:line="240"/>
             </w:pPr>
             <w:r>
               <w:rPr>
@@ -13265,8 +13593,8 @@
             <w:pPr>
               <w:pStyle w:val="Compact"/>
               <w:jc w:val="left"/>
-              <w:ind w:right="0" w:firstLine="0" w:left="0"/>
-              <w:spacing w:lineRule="auto" w:after="40" w:line="240" w:before="40"/>
+              <w:ind w:firstLine="0" w:left="0" w:right="0"/>
+              <w:spacing w:after="40" w:before="40" w:lineRule="auto" w:line="240"/>
             </w:pPr>
             <w:r>
               <w:t xml:space="preserve">Invalid specification type reference</w:t>
@@ -13281,8 +13609,8 @@
             <w:pPr>
               <w:pStyle w:val="Compact"/>
               <w:jc w:val="left"/>
-              <w:ind w:right="0" w:firstLine="0" w:left="0"/>
-              <w:spacing w:lineRule="auto" w:after="40" w:line="240" w:before="40"/>
+              <w:ind w:firstLine="0" w:left="0" w:right="0"/>
+              <w:spacing w:after="40" w:before="40" w:lineRule="auto" w:line="240"/>
             </w:pPr>
             <w:r>
               <w:rPr>
@@ -13298,8 +13626,8 @@
             <w:pPr>
               <w:pStyle w:val="Compact"/>
               <w:jc w:val="left"/>
-              <w:ind w:right="0" w:firstLine="0" w:left="0"/>
-              <w:spacing w:lineRule="auto" w:after="40" w:line="240" w:before="40"/>
+              <w:ind w:firstLine="0" w:left="0" w:right="0"/>
+              <w:spacing w:after="40" w:before="40" w:lineRule="auto" w:line="240"/>
             </w:pPr>
             <w:r>
               <w:t xml:space="preserve">Spec object missing required attribute</w:t>
@@ -13314,8 +13642,8 @@
             <w:pPr>
               <w:pStyle w:val="Compact"/>
               <w:jc w:val="left"/>
-              <w:ind w:right="0" w:firstLine="0" w:left="0"/>
-              <w:spacing w:lineRule="auto" w:after="40" w:line="240" w:before="40"/>
+              <w:ind w:firstLine="0" w:left="0" w:right="0"/>
+              <w:spacing w:after="40" w:before="40" w:lineRule="auto" w:line="240"/>
             </w:pPr>
             <w:r>
               <w:rPr>
@@ -13331,8 +13659,8 @@
             <w:pPr>
               <w:pStyle w:val="Compact"/>
               <w:jc w:val="left"/>
-              <w:ind w:right="0" w:firstLine="0" w:left="0"/>
-              <w:spacing w:lineRule="auto" w:after="40" w:line="240" w:before="40"/>
+              <w:ind w:firstLine="0" w:left="0" w:right="0"/>
+              <w:spacing w:after="40" w:before="40" w:lineRule="auto" w:line="240"/>
             </w:pPr>
             <w:r>
               <w:t xml:space="preserve">Attribute cardinality exceeded</w:t>
@@ -13347,8 +13675,8 @@
             <w:pPr>
               <w:pStyle w:val="Compact"/>
               <w:jc w:val="left"/>
-              <w:ind w:right="0" w:firstLine="0" w:left="0"/>
-              <w:spacing w:lineRule="auto" w:after="40" w:line="240" w:before="40"/>
+              <w:ind w:firstLine="0" w:left="0" w:right="0"/>
+              <w:spacing w:after="40" w:before="40" w:lineRule="auto" w:line="240"/>
             </w:pPr>
             <w:r>
               <w:rPr>
@@ -13364,8 +13692,8 @@
             <w:pPr>
               <w:pStyle w:val="Compact"/>
               <w:jc w:val="left"/>
-              <w:ind w:right="0" w:firstLine="0" w:left="0"/>
-              <w:spacing w:lineRule="auto" w:after="40" w:line="240" w:before="40"/>
+              <w:ind w:firstLine="0" w:left="0" w:right="0"/>
+              <w:spacing w:after="40" w:before="40" w:lineRule="auto" w:line="240"/>
             </w:pPr>
             <w:r>
               <w:t xml:space="preserve">Attribute type cast failure</w:t>
@@ -13380,8 +13708,8 @@
             <w:pPr>
               <w:pStyle w:val="Compact"/>
               <w:jc w:val="left"/>
-              <w:ind w:right="0" w:firstLine="0" w:left="0"/>
-              <w:spacing w:lineRule="auto" w:after="40" w:line="240" w:before="40"/>
+              <w:ind w:firstLine="0" w:left="0" w:right="0"/>
+              <w:spacing w:after="40" w:before="40" w:lineRule="auto" w:line="240"/>
             </w:pPr>
             <w:r>
               <w:rPr>
@@ -13397,8 +13725,8 @@
             <w:pPr>
               <w:pStyle w:val="Compact"/>
               <w:jc w:val="left"/>
-              <w:ind w:right="0" w:firstLine="0" w:left="0"/>
-              <w:spacing w:lineRule="auto" w:after="40" w:line="240" w:before="40"/>
+              <w:ind w:firstLine="0" w:left="0" w:right="0"/>
+              <w:spacing w:after="40" w:before="40" w:lineRule="auto" w:line="240"/>
             </w:pPr>
             <w:r>
               <w:t xml:space="preserve">Invalid enum value</w:t>
@@ -13413,8 +13741,8 @@
             <w:pPr>
               <w:pStyle w:val="Compact"/>
               <w:jc w:val="left"/>
-              <w:ind w:right="0" w:firstLine="0" w:left="0"/>
-              <w:spacing w:lineRule="auto" w:after="40" w:line="240" w:before="40"/>
+              <w:ind w:firstLine="0" w:left="0" w:right="0"/>
+              <w:spacing w:after="40" w:before="40" w:lineRule="auto" w:line="240"/>
             </w:pPr>
             <w:r>
               <w:rPr>
@@ -13430,8 +13758,8 @@
             <w:pPr>
               <w:pStyle w:val="Compact"/>
               <w:jc w:val="left"/>
-              <w:ind w:right="0" w:firstLine="0" w:left="0"/>
-              <w:spacing w:lineRule="auto" w:after="40" w:line="240" w:before="40"/>
+              <w:ind w:firstLine="0" w:left="0" w:right="0"/>
+              <w:spacing w:after="40" w:before="40" w:lineRule="auto" w:line="240"/>
             </w:pPr>
             <w:r>
               <w:t xml:space="preserve">Invalid date format (expected YYYY-MM-DD)</w:t>
@@ -13446,8 +13774,8 @@
             <w:pPr>
               <w:pStyle w:val="Compact"/>
               <w:jc w:val="left"/>
-              <w:ind w:right="0" w:firstLine="0" w:left="0"/>
-              <w:spacing w:lineRule="auto" w:after="40" w:line="240" w:before="40"/>
+              <w:ind w:firstLine="0" w:left="0" w:right="0"/>
+              <w:spacing w:after="40" w:before="40" w:lineRule="auto" w:line="240"/>
             </w:pPr>
             <w:r>
               <w:rPr>
@@ -13463,8 +13791,8 @@
             <w:pPr>
               <w:pStyle w:val="Compact"/>
               <w:jc w:val="left"/>
-              <w:ind w:right="0" w:firstLine="0" w:left="0"/>
-              <w:spacing w:lineRule="auto" w:after="40" w:line="240" w:before="40"/>
+              <w:ind w:firstLine="0" w:left="0" w:right="0"/>
+              <w:spacing w:after="40" w:before="40" w:lineRule="auto" w:line="240"/>
             </w:pPr>
             <w:r>
               <w:t xml:space="preserve">Value outside declared bounds</w:t>
@@ -13479,8 +13807,8 @@
             <w:pPr>
               <w:pStyle w:val="Compact"/>
               <w:jc w:val="left"/>
-              <w:ind w:right="0" w:firstLine="0" w:left="0"/>
-              <w:spacing w:lineRule="auto" w:after="40" w:line="240" w:before="40"/>
+              <w:ind w:firstLine="0" w:left="0" w:right="0"/>
+              <w:spacing w:after="40" w:before="40" w:lineRule="auto" w:line="240"/>
             </w:pPr>
             <w:r>
               <w:rPr>
@@ -13496,8 +13824,8 @@
             <w:pPr>
               <w:pStyle w:val="Compact"/>
               <w:jc w:val="left"/>
-              <w:ind w:right="0" w:firstLine="0" w:left="0"/>
-              <w:spacing w:lineRule="auto" w:after="40" w:line="240" w:before="40"/>
+              <w:ind w:firstLine="0" w:left="0" w:right="0"/>
+              <w:spacing w:after="40" w:before="40" w:lineRule="auto" w:line="240"/>
             </w:pPr>
             <w:r>
               <w:t xml:space="preserve">Duplicate PID across spec objects</w:t>
@@ -13512,8 +13840,8 @@
             <w:pPr>
               <w:pStyle w:val="Compact"/>
               <w:jc w:val="left"/>
-              <w:ind w:right="0" w:firstLine="0" w:left="0"/>
-              <w:spacing w:lineRule="auto" w:after="40" w:line="240" w:before="40"/>
+              <w:ind w:firstLine="0" w:left="0" w:right="0"/>
+              <w:spacing w:after="40" w:before="40" w:lineRule="auto" w:line="240"/>
             </w:pPr>
             <w:r>
               <w:rPr>
@@ -13529,8 +13857,8 @@
             <w:pPr>
               <w:pStyle w:val="Compact"/>
               <w:jc w:val="left"/>
-              <w:ind w:right="0" w:firstLine="0" w:left="0"/>
-              <w:spacing w:lineRule="auto" w:after="40" w:line="240" w:before="40"/>
+              <w:ind w:firstLine="0" w:left="0" w:right="0"/>
+              <w:spacing w:after="40" w:before="40" w:lineRule="auto" w:line="240"/>
             </w:pPr>
             <w:r>
               <w:t xml:space="preserve">Float has no parent object (orphan)</w:t>
@@ -13545,8 +13873,8 @@
             <w:pPr>
               <w:pStyle w:val="Compact"/>
               <w:jc w:val="left"/>
-              <w:ind w:right="0" w:firstLine="0" w:left="0"/>
-              <w:spacing w:lineRule="auto" w:after="40" w:line="240" w:before="40"/>
+              <w:ind w:firstLine="0" w:left="0" w:right="0"/>
+              <w:spacing w:after="40" w:before="40" w:lineRule="auto" w:line="240"/>
             </w:pPr>
             <w:r>
               <w:rPr>
@@ -13562,8 +13890,8 @@
             <w:pPr>
               <w:pStyle w:val="Compact"/>
               <w:jc w:val="left"/>
-              <w:ind w:right="0" w:firstLine="0" w:left="0"/>
-              <w:spacing w:lineRule="auto" w:after="40" w:line="240" w:before="40"/>
+              <w:ind w:firstLine="0" w:left="0" w:right="0"/>
+              <w:spacing w:after="40" w:before="40" w:lineRule="auto" w:line="240"/>
             </w:pPr>
             <w:r>
               <w:t xml:space="preserve">Duplicate float label in specification</w:t>
@@ -13578,8 +13906,8 @@
             <w:pPr>
               <w:pStyle w:val="Compact"/>
               <w:jc w:val="left"/>
-              <w:ind w:right="0" w:firstLine="0" w:left="0"/>
-              <w:spacing w:lineRule="auto" w:after="40" w:line="240" w:before="40"/>
+              <w:ind w:firstLine="0" w:left="0" w:right="0"/>
+              <w:spacing w:after="40" w:before="40" w:lineRule="auto" w:line="240"/>
             </w:pPr>
             <w:r>
               <w:rPr>
@@ -13595,8 +13923,8 @@
             <w:pPr>
               <w:pStyle w:val="Compact"/>
               <w:jc w:val="left"/>
-              <w:ind w:right="0" w:firstLine="0" w:left="0"/>
-              <w:spacing w:lineRule="auto" w:after="40" w:line="240" w:before="40"/>
+              <w:ind w:firstLine="0" w:left="0" w:right="0"/>
+              <w:spacing w:after="40" w:before="40" w:lineRule="auto" w:line="240"/>
             </w:pPr>
             <w:r>
               <w:t xml:space="preserve">External render failure</w:t>
@@ -13611,8 +13939,8 @@
             <w:pPr>
               <w:pStyle w:val="Compact"/>
               <w:jc w:val="left"/>
-              <w:ind w:right="0" w:firstLine="0" w:left="0"/>
-              <w:spacing w:lineRule="auto" w:after="40" w:line="240" w:before="40"/>
+              <w:ind w:firstLine="0" w:left="0" w:right="0"/>
+              <w:spacing w:after="40" w:before="40" w:lineRule="auto" w:line="240"/>
             </w:pPr>
             <w:r>
               <w:rPr>
@@ -13628,8 +13956,8 @@
             <w:pPr>
               <w:pStyle w:val="Compact"/>
               <w:jc w:val="left"/>
-              <w:ind w:right="0" w:firstLine="0" w:left="0"/>
-              <w:spacing w:lineRule="auto" w:after="40" w:line="240" w:before="40"/>
+              <w:ind w:firstLine="0" w:left="0" w:right="0"/>
+              <w:spacing w:after="40" w:before="40" w:lineRule="auto" w:line="240"/>
             </w:pPr>
             <w:r>
               <w:t xml:space="preserve">Invalid float type reference</w:t>
@@ -13644,8 +13972,8 @@
             <w:pPr>
               <w:pStyle w:val="Compact"/>
               <w:jc w:val="left"/>
-              <w:ind w:right="0" w:firstLine="0" w:left="0"/>
-              <w:spacing w:lineRule="auto" w:after="40" w:line="240" w:before="40"/>
+              <w:ind w:firstLine="0" w:left="0" w:right="0"/>
+              <w:spacing w:after="40" w:before="40" w:lineRule="auto" w:line="240"/>
             </w:pPr>
             <w:r>
               <w:rPr>
@@ -13661,8 +13989,8 @@
             <w:pPr>
               <w:pStyle w:val="Compact"/>
               <w:jc w:val="left"/>
-              <w:ind w:right="0" w:firstLine="0" w:left="0"/>
-              <w:spacing w:lineRule="auto" w:after="40" w:line="240" w:before="40"/>
+              <w:ind w:firstLine="0" w:left="0" w:right="0"/>
+              <w:spacing w:after="40" w:before="40" w:lineRule="auto" w:line="240"/>
             </w:pPr>
             <w:r>
               <w:t xml:space="preserve">Unresolved link (PIDs are case-sensitive)</w:t>
@@ -13677,8 +14005,8 @@
             <w:pPr>
               <w:pStyle w:val="Compact"/>
               <w:jc w:val="left"/>
-              <w:ind w:right="0" w:firstLine="0" w:left="0"/>
-              <w:spacing w:lineRule="auto" w:after="40" w:line="240" w:before="40"/>
+              <w:ind w:firstLine="0" w:left="0" w:right="0"/>
+              <w:spacing w:after="40" w:before="40" w:lineRule="auto" w:line="240"/>
             </w:pPr>
             <w:r>
               <w:rPr>
@@ -13694,8 +14022,8 @@
             <w:pPr>
               <w:pStyle w:val="Compact"/>
               <w:jc w:val="left"/>
-              <w:ind w:right="0" w:firstLine="0" w:left="0"/>
-              <w:spacing w:lineRule="auto" w:after="40" w:line="240" w:before="40"/>
+              <w:ind w:firstLine="0" w:left="0" w:right="0"/>
+              <w:spacing w:after="40" w:before="40" w:lineRule="auto" w:line="240"/>
             </w:pPr>
             <w:r>
               <w:t xml:space="preserve">Dangling relation (target not found)</w:t>
@@ -13710,8 +14038,8 @@
             <w:pPr>
               <w:pStyle w:val="Compact"/>
               <w:jc w:val="left"/>
-              <w:ind w:right="0" w:firstLine="0" w:left="0"/>
-              <w:spacing w:lineRule="auto" w:after="40" w:line="240" w:before="40"/>
+              <w:ind w:firstLine="0" w:left="0" w:right="0"/>
+              <w:spacing w:after="40" w:before="40" w:lineRule="auto" w:line="240"/>
             </w:pPr>
             <w:r>
               <w:rPr>
@@ -13727,8 +14055,8 @@
             <w:pPr>
               <w:pStyle w:val="Compact"/>
               <w:jc w:val="left"/>
-              <w:ind w:right="0" w:firstLine="0" w:left="0"/>
-              <w:spacing w:lineRule="auto" w:after="40" w:line="240" w:before="40"/>
+              <w:ind w:firstLine="0" w:left="0" w:right="0"/>
+              <w:spacing w:after="40" w:before="40" w:lineRule="auto" w:line="240"/>
             </w:pPr>
             <w:r>
               <w:t xml:space="preserve">Ambiguous float reference</w:t>
@@ -13743,8 +14071,8 @@
             <w:pPr>
               <w:pStyle w:val="Compact"/>
               <w:jc w:val="left"/>
-              <w:ind w:right="0" w:firstLine="0" w:left="0"/>
-              <w:spacing w:lineRule="auto" w:after="40" w:line="240" w:before="40"/>
+              <w:ind w:firstLine="0" w:left="0" w:right="0"/>
+              <w:spacing w:after="40" w:before="40" w:lineRule="auto" w:line="240"/>
             </w:pPr>
             <w:r>
               <w:rPr>
@@ -13760,8 +14088,8 @@
             <w:pPr>
               <w:pStyle w:val="Compact"/>
               <w:jc w:val="left"/>
-              <w:ind w:right="0" w:firstLine="0" w:left="0"/>
-              <w:spacing w:lineRule="auto" w:after="40" w:line="240" w:before="40"/>
+              <w:ind w:firstLine="0" w:left="0" w:right="0"/>
+              <w:spacing w:after="40" w:before="40" w:lineRule="auto" w:line="240"/>
             </w:pPr>
             <w:r>
               <w:t xml:space="preserve">View materialization failure</w:t>
@@ -13770,7 +14098,6 @@
         </w:tc>
       </w:tr>
     </w:tbl>
-    <w:bookmarkEnd w:id="98060"/>
     <w:bookmarkEnd w:id="99"/>
     <w:bookmarkStart w:id="100" w:name="MANUAL-sec9.3"/>
     <w:p>
@@ -13825,7 +14152,16 @@
         <w:t xml:space="preserve">using its policy key:</w:t>
       </w:r>
     </w:p>
-    <w:bookmarkStart w:id="14565" w:name="listing-src-suppress-example"/>
+    <w:p>
+      <w:pPr>
+        <w:spacing w:lineRule="exact" w:line="20" w:before="0" w:after="0"/>
+        <w:rPr>
+          <w:sz w:val="2"/>
+        </w:rPr>
+      </w:pPr>
+      <w:bookmarkStart w:name="listing-src-suppress-example" w:id="14565"/>
+      <w:bookmarkEnd w:id="14565"/>
+    </w:p>
     <w:p>
       <w:pPr>
         <w:pStyle w:val="Caption"/>
@@ -13936,7 +14272,6 @@
         <w:t xml:space="preserve">         # downgrade to warning</w:t>
       </w:r>
     </w:p>
-    <w:bookmarkEnd w:id="14565"/>
     <w:p>
       <w:pPr>
         <w:pStyle w:val="FirstParagraph"/>
@@ -14040,7 +14375,7 @@
         <w:pStyle w:val="Compact"/>
         <w:numPr>
           <w:ilvl w:val="0"/>
-          <w:numId w:val="1016"/>
+          <w:numId w:val="1015"/>
         </w:numPr>
       </w:pPr>
       <w:r>
@@ -14055,6 +14390,248 @@
       </w:r>
       <w:r>
         <w:t xml:space="preserve">– SHA-1 hash of each input file.</w:t>
+      </w:r>
+    </w:p>
+    <w:p>
+      <w:pPr>
+        <w:pStyle w:val="Compact"/>
+        <w:numPr>
+          <w:ilvl w:val="0"/>
+          <w:numId w:val="1015"/>
+        </w:numPr>
+      </w:pPr>
+      <w:r>
+        <w:rPr>
+          <w:b/>
+          <w:bCs/>
+        </w:rPr>
+        <w:t xml:space="preserve">Include dependency tracking</w:t>
+      </w:r>
+      <w:r>
+        <w:t xml:space="preserve"> </w:t>
+      </w:r>
+      <w:r>
+        <w:t xml:space="preserve">– Tracked in</w:t>
+      </w:r>
+      <w:r>
+        <w:t xml:space="preserve"> </w:t>
+      </w:r>
+      <w:r>
+        <w:rPr>
+          <w:rStyle w:val="VerbatimChar"/>
+        </w:rPr>
+        <w:t xml:space="preserve">build_graph</w:t>
+      </w:r>
+      <w:r>
+        <w:t xml:space="preserve"> </w:t>
+      </w:r>
+      <w:r>
+        <w:t xml:space="preserve">table.</w:t>
+      </w:r>
+    </w:p>
+    <w:p>
+      <w:pPr>
+        <w:pStyle w:val="Compact"/>
+        <w:numPr>
+          <w:ilvl w:val="0"/>
+          <w:numId w:val="1015"/>
+        </w:numPr>
+      </w:pPr>
+      <w:r>
+        <w:rPr>
+          <w:b/>
+          <w:bCs/>
+        </w:rPr>
+        <w:t xml:space="preserve">Cache comparison</w:t>
+      </w:r>
+      <w:r>
+        <w:t xml:space="preserve"> </w:t>
+      </w:r>
+      <w:r>
+        <w:t xml:space="preserve">– Current hashes vs</w:t>
+      </w:r>
+      <w:r>
+        <w:t xml:space="preserve"> </w:t>
+      </w:r>
+      <w:r>
+        <w:rPr>
+          <w:rStyle w:val="VerbatimChar"/>
+        </w:rPr>
+        <w:t xml:space="preserve">build_cache</w:t>
+      </w:r>
+      <w:r>
+        <w:t xml:space="preserve"> </w:t>
+      </w:r>
+      <w:r>
+        <w:t xml:space="preserve">table.</w:t>
+      </w:r>
+    </w:p>
+    <w:p>
+      <w:pPr>
+        <w:pStyle w:val="Compact"/>
+        <w:numPr>
+          <w:ilvl w:val="0"/>
+          <w:numId w:val="1015"/>
+        </w:numPr>
+      </w:pPr>
+      <w:r>
+        <w:rPr>
+          <w:b/>
+          <w:bCs/>
+        </w:rPr>
+        <w:t xml:space="preserve">Skip decision</w:t>
+      </w:r>
+      <w:r>
+        <w:t xml:space="preserve"> </w:t>
+      </w:r>
+      <w:r>
+        <w:t xml:space="preserve">– Unchanged documents reuse cached SpecIR data.</w:t>
+      </w:r>
+    </w:p>
+    <w:bookmarkEnd w:id="102"/>
+    <w:bookmarkStart w:id="103" w:name="MANUAL-sec10.2"/>
+    <w:p>
+      <w:pPr>
+        <w:pStyle w:val="Heading2"/>
+        <w:numPr>
+          <w:ilvl w:val="1"/>
+          <w:numId w:val="100"/>
+        </w:numPr>
+      </w:pPr>
+      <w:r>
+        <w:t xml:space="preserve">Forcing a Full Rebuild</w:t>
+      </w:r>
+    </w:p>
+    <w:p>
+      <w:pPr>
+        <w:spacing w:lineRule="exact" w:line="20" w:before="0" w:after="0"/>
+        <w:rPr>
+          <w:sz w:val="2"/>
+        </w:rPr>
+      </w:pPr>
+      <w:bookmarkStart w:name="listing-src-force-rebuild" w:id="55656"/>
+      <w:bookmarkEnd w:id="55656"/>
+    </w:p>
+    <w:p>
+      <w:pPr>
+        <w:pStyle w:val="Caption"/>
+        <w:keepNext/>
+      </w:pPr>
+      <w:r>
+        <w:t xml:space="preserve">Listing </w:t>
+      </w:r>
+      <w:r>
+        <w:fldChar w:fldCharType="begin"/>
+      </w:r>
+      <w:r>
+        <w:instrText xml:space="preserve"> SEQ LISTING \* ARABIC </w:instrText>
+      </w:r>
+      <w:r>
+        <w:fldChar w:fldCharType="separate"/>
+      </w:r>
+      <w:r>
+        <w:t>1</w:t>
+      </w:r>
+      <w:r>
+        <w:fldChar w:fldCharType="end"/>
+      </w:r>
+      <w:r>
+        <w:t xml:space="preserve"> :  Force full rebuild</w:t>
+      </w:r>
+    </w:p>
+    <w:p>
+      <w:pPr>
+        <w:pStyle w:val="SourceCode"/>
+      </w:pPr>
+      <w:r>
+        <w:rPr>
+          <w:rStyle w:val="ExtensionTok"/>
+        </w:rPr>
+        <w:t xml:space="preserve">specc</w:t>
+      </w:r>
+      <w:r>
+        <w:rPr>
+          <w:rStyle w:val="NormalTok"/>
+        </w:rPr>
+        <w:t xml:space="preserve"> clean</w:t>
+      </w:r>
+      <w:r>
+        <w:br/>
+      </w:r>
+      <w:r>
+        <w:rPr>
+          <w:rStyle w:val="ExtensionTok"/>
+        </w:rPr>
+        <w:t xml:space="preserve">specc</w:t>
+      </w:r>
+      <w:r>
+        <w:rPr>
+          <w:rStyle w:val="NormalTok"/>
+        </w:rPr>
+        <w:t xml:space="preserve"> build</w:t>
+      </w:r>
+    </w:p>
+    <w:bookmarkEnd w:id="103"/>
+    <w:bookmarkEnd w:id="104"/>
+    <w:bookmarkStart w:id="113" w:name="MANUAL-sec11"/>
+    <w:p>
+      <w:pPr>
+        <w:pStyle w:val="Heading1"/>
+        <w:numPr>
+          <w:ilvl w:val="0"/>
+          <w:numId w:val="100"/>
+        </w:numPr>
+      </w:pPr>
+      <w:r>
+        <w:t xml:space="preserve">Type System and Models</w:t>
+      </w:r>
+    </w:p>
+    <w:bookmarkStart w:id="108" w:name="MANUAL-sec11.1"/>
+    <w:p>
+      <w:pPr>
+        <w:pStyle w:val="Heading2"/>
+        <w:numPr>
+          <w:ilvl w:val="1"/>
+          <w:numId w:val="100"/>
+        </w:numPr>
+      </w:pPr>
+      <w:r>
+        <w:t xml:space="preserve">Custom Models</w:t>
+      </w:r>
+    </w:p>
+    <w:p>
+      <w:pPr>
+        <w:pStyle w:val="FirstParagraph"/>
+      </w:pPr>
+      <w:r>
+        <w:t xml:space="preserve">Set</w:t>
+      </w:r>
+      <w:r>
+        <w:t xml:space="preserve"> </w:t>
+      </w:r>
+      <w:r>
+        <w:rPr>
+          <w:rStyle w:val="VerbatimChar"/>
+        </w:rPr>
+        <w:t xml:space="preserve">template: mymodel</w:t>
+      </w:r>
+      <w:r>
+        <w:t xml:space="preserve"> </w:t>
+      </w:r>
+      <w:r>
+        <w:t xml:space="preserve">in</w:t>
+      </w:r>
+      <w:r>
+        <w:t xml:space="preserve"> </w:t>
+      </w:r>
+      <w:r>
+        <w:rPr>
+          <w:rStyle w:val="VerbatimChar"/>
+        </w:rPr>
+        <w:t xml:space="preserve">project.yaml</w:t>
+      </w:r>
+      <w:r>
+        <w:t xml:space="preserve">. Types load in order:</w:t>
       </w:r>
     </w:p>
     <w:p>
@@ -14067,31 +14644,15 @@
       </w:pPr>
       <w:r>
         <w:rPr>
-          <w:b/>
-          <w:bCs/>
-        </w:rPr>
-        <w:t xml:space="preserve">Include dependency tracking</w:t>
-      </w:r>
-      <w:r>
-        <w:t xml:space="preserve"> </w:t>
-      </w:r>
-      <w:r>
-        <w:t xml:space="preserve">– Tracked in</w:t>
-      </w:r>
-      <w:r>
-        <w:t xml:space="preserve"> </w:t>
-      </w:r>
-      <w:r>
-        <w:rPr>
           <w:rStyle w:val="VerbatimChar"/>
         </w:rPr>
-        <w:t xml:space="preserve">build_graph</w:t>
-      </w:r>
-      <w:r>
-        <w:t xml:space="preserve"> </w:t>
-      </w:r>
-      <w:r>
-        <w:t xml:space="preserve">table.</w:t>
+        <w:t xml:space="preserve">models/default/types/</w:t>
+      </w:r>
+      <w:r>
+        <w:t xml:space="preserve"> </w:t>
+      </w:r>
+      <w:r>
+        <w:t xml:space="preserve">– Always loaded first.</w:t>
       </w:r>
     </w:p>
     <w:p>
@@ -14104,156 +14665,15 @@
       </w:pPr>
       <w:r>
         <w:rPr>
-          <w:b/>
-          <w:bCs/>
-        </w:rPr>
-        <w:t xml:space="preserve">Cache comparison</w:t>
-      </w:r>
-      <w:r>
-        <w:t xml:space="preserve"> </w:t>
-      </w:r>
-      <w:r>
-        <w:t xml:space="preserve">– Current hashes vs</w:t>
-      </w:r>
-      <w:r>
-        <w:t xml:space="preserve"> </w:t>
-      </w:r>
-      <w:r>
-        <w:rPr>
           <w:rStyle w:val="VerbatimChar"/>
         </w:rPr>
-        <w:t xml:space="preserve">build_cache</w:t>
-      </w:r>
-      <w:r>
-        <w:t xml:space="preserve"> </w:t>
-      </w:r>
-      <w:r>
-        <w:t xml:space="preserve">table.</w:t>
-      </w:r>
-    </w:p>
-    <w:p>
-      <w:pPr>
-        <w:pStyle w:val="Compact"/>
-        <w:numPr>
-          <w:ilvl w:val="0"/>
-          <w:numId w:val="1016"/>
-        </w:numPr>
-      </w:pPr>
-      <w:r>
-        <w:rPr>
-          <w:b/>
-          <w:bCs/>
-        </w:rPr>
-        <w:t xml:space="preserve">Skip decision</w:t>
-      </w:r>
-      <w:r>
-        <w:t xml:space="preserve"> </w:t>
-      </w:r>
-      <w:r>
-        <w:t xml:space="preserve">– Unchanged documents reuse cached SpecIR data.</w:t>
-      </w:r>
-    </w:p>
-    <w:bookmarkEnd w:id="102"/>
-    <w:bookmarkStart w:id="103" w:name="MANUAL-sec10.2"/>
-    <w:p>
-      <w:pPr>
-        <w:pStyle w:val="Heading2"/>
-        <w:numPr>
-          <w:ilvl w:val="1"/>
-          <w:numId w:val="100"/>
-        </w:numPr>
-      </w:pPr>
-      <w:r>
-        <w:t xml:space="preserve">Forcing a Full Rebuild</w:t>
-      </w:r>
-    </w:p>
-    <w:bookmarkStart w:id="55656" w:name="listing-src-force-rebuild"/>
-    <w:p>
-      <w:pPr>
-        <w:pStyle w:val="Caption"/>
-        <w:keepNext/>
-      </w:pPr>
-      <w:r>
-        <w:t xml:space="preserve">Listing </w:t>
-      </w:r>
-      <w:r>
-        <w:fldChar w:fldCharType="begin"/>
-      </w:r>
-      <w:r>
-        <w:instrText xml:space="preserve"> SEQ LISTING \* ARABIC </w:instrText>
-      </w:r>
-      <w:r>
-        <w:fldChar w:fldCharType="separate"/>
-      </w:r>
-      <w:r>
-        <w:t>1</w:t>
-      </w:r>
-      <w:r>
-        <w:fldChar w:fldCharType="end"/>
-      </w:r>
-      <w:r>
-        <w:t xml:space="preserve"> :  Force full rebuild</w:t>
-      </w:r>
-    </w:p>
-    <w:p>
-      <w:pPr>
-        <w:pStyle w:val="SourceCode"/>
-      </w:pPr>
-      <w:r>
-        <w:rPr>
-          <w:rStyle w:val="ExtensionTok"/>
-        </w:rPr>
-        <w:t xml:space="preserve">specc</w:t>
-      </w:r>
-      <w:r>
-        <w:rPr>
-          <w:rStyle w:val="NormalTok"/>
-        </w:rPr>
-        <w:t xml:space="preserve"> clean</w:t>
-      </w:r>
-      <w:r>
-        <w:br/>
-      </w:r>
-      <w:r>
-        <w:rPr>
-          <w:rStyle w:val="ExtensionTok"/>
-        </w:rPr>
-        <w:t xml:space="preserve">specc</w:t>
-      </w:r>
-      <w:r>
-        <w:rPr>
-          <w:rStyle w:val="NormalTok"/>
-        </w:rPr>
-        <w:t xml:space="preserve"> build</w:t>
-      </w:r>
-    </w:p>
-    <w:bookmarkEnd w:id="55656"/>
-    <w:bookmarkEnd w:id="103"/>
-    <w:bookmarkEnd w:id="104"/>
-    <w:bookmarkStart w:id="113" w:name="MANUAL-sec11"/>
-    <w:p>
-      <w:pPr>
-        <w:pStyle w:val="Heading1"/>
-        <w:numPr>
-          <w:ilvl w:val="0"/>
-          <w:numId w:val="100"/>
-        </w:numPr>
-      </w:pPr>
-      <w:r>
-        <w:t xml:space="preserve">Type System and Models</w:t>
-      </w:r>
-    </w:p>
-    <w:bookmarkStart w:id="108" w:name="MANUAL-sec11.1"/>
-    <w:p>
-      <w:pPr>
-        <w:pStyle w:val="Heading2"/>
-        <w:numPr>
-          <w:ilvl w:val="1"/>
-          <w:numId w:val="100"/>
-        </w:numPr>
-      </w:pPr>
-      <w:r>
-        <w:t xml:space="preserve">Custom Models</w:t>
+        <w:t xml:space="preserve">models/mymodel/types/</w:t>
+      </w:r>
+      <w:r>
+        <w:t xml:space="preserve"> </w:t>
+      </w:r>
+      <w:r>
+        <w:t xml:space="preserve">– Loaded as overlay.</w:t>
       </w:r>
     </w:p>
     <w:p>
@@ -14261,34 +14681,23 @@
         <w:pStyle w:val="FirstParagraph"/>
       </w:pPr>
       <w:r>
-        <w:t xml:space="preserve">Set</w:t>
-      </w:r>
-      <w:r>
-        <w:t xml:space="preserve"> </w:t>
-      </w:r>
-      <w:r>
-        <w:rPr>
-          <w:rStyle w:val="VerbatimChar"/>
-        </w:rPr>
-        <w:t xml:space="preserve">template: mymodel</w:t>
-      </w:r>
-      <w:r>
-        <w:t xml:space="preserve"> </w:t>
-      </w:r>
-      <w:r>
-        <w:t xml:space="preserve">in</w:t>
-      </w:r>
-      <w:r>
-        <w:t xml:space="preserve"> </w:t>
-      </w:r>
-      <w:r>
-        <w:rPr>
-          <w:rStyle w:val="VerbatimChar"/>
-        </w:rPr>
-        <w:t xml:space="preserve">project.yaml</w:t>
-      </w:r>
-      <w:r>
-        <w:t xml:space="preserve">. Types load in order:</w:t>
+        <w:t xml:space="preserve">For a complete walkthrough on creating custom types, including object types, float types, relation types with inference rules, and view types, see the companion</w:t>
+      </w:r>
+      <w:r>
+        <w:t xml:space="preserve"> </w:t>
+      </w:r>
+      <w:r>
+        <w:rPr>
+          <w:i/>
+          <w:iCs/>
+        </w:rPr>
+        <w:t xml:space="preserve">Creating a Custom Model</w:t>
+      </w:r>
+      <w:r>
+        <w:t xml:space="preserve"> </w:t>
+      </w:r>
+      <w:r>
+        <w:t xml:space="preserve">guide. Key sections include:</w:t>
       </w:r>
     </w:p>
     <w:p>
@@ -14297,72 +14706,6 @@
         <w:numPr>
           <w:ilvl w:val="0"/>
           <w:numId w:val="1017"/>
-        </w:numPr>
-      </w:pPr>
-      <w:r>
-        <w:rPr>
-          <w:rStyle w:val="VerbatimChar"/>
-        </w:rPr>
-        <w:t xml:space="preserve">models/default/types/</w:t>
-      </w:r>
-      <w:r>
-        <w:t xml:space="preserve"> </w:t>
-      </w:r>
-      <w:r>
-        <w:t xml:space="preserve">– Always loaded first.</w:t>
-      </w:r>
-    </w:p>
-    <w:p>
-      <w:pPr>
-        <w:pStyle w:val="Compact"/>
-        <w:numPr>
-          <w:ilvl w:val="0"/>
-          <w:numId w:val="1017"/>
-        </w:numPr>
-      </w:pPr>
-      <w:r>
-        <w:rPr>
-          <w:rStyle w:val="VerbatimChar"/>
-        </w:rPr>
-        <w:t xml:space="preserve">models/mymodel/types/</w:t>
-      </w:r>
-      <w:r>
-        <w:t xml:space="preserve"> </w:t>
-      </w:r>
-      <w:r>
-        <w:t xml:space="preserve">– Loaded as overlay.</w:t>
-      </w:r>
-    </w:p>
-    <w:p>
-      <w:pPr>
-        <w:pStyle w:val="FirstParagraph"/>
-      </w:pPr>
-      <w:r>
-        <w:t xml:space="preserve">For a complete walkthrough on creating custom types, including object types, float types, relation types with inference rules, and view types, see the companion</w:t>
-      </w:r>
-      <w:r>
-        <w:t xml:space="preserve"> </w:t>
-      </w:r>
-      <w:r>
-        <w:rPr>
-          <w:i/>
-          <w:iCs/>
-        </w:rPr>
-        <w:t xml:space="preserve">Creating a Custom Model</w:t>
-      </w:r>
-      <w:r>
-        <w:t xml:space="preserve"> </w:t>
-      </w:r>
-      <w:r>
-        <w:t xml:space="preserve">guide. Key sections include:</w:t>
-      </w:r>
-    </w:p>
-    <w:p>
-      <w:pPr>
-        <w:pStyle w:val="Compact"/>
-        <w:numPr>
-          <w:ilvl w:val="0"/>
-          <w:numId w:val="1018"/>
         </w:numPr>
       </w:pPr>
       <w:hyperlink r:id="rId21">
@@ -14385,7 +14728,7 @@
         <w:pStyle w:val="Compact"/>
         <w:numPr>
           <w:ilvl w:val="0"/>
-          <w:numId w:val="1018"/>
+          <w:numId w:val="1017"/>
         </w:numPr>
       </w:pPr>
       <w:hyperlink r:id="rId105">
@@ -14408,7 +14751,7 @@
         <w:pStyle w:val="Compact"/>
         <w:numPr>
           <w:ilvl w:val="0"/>
-          <w:numId w:val="1018"/>
+          <w:numId w:val="1017"/>
         </w:numPr>
       </w:pPr>
       <w:hyperlink r:id="rId106">
@@ -14431,7 +14774,7 @@
         <w:pStyle w:val="Compact"/>
         <w:numPr>
           <w:ilvl w:val="0"/>
-          <w:numId w:val="1018"/>
+          <w:numId w:val="1017"/>
         </w:numPr>
       </w:pPr>
       <w:hyperlink r:id="rId107">
@@ -14454,7 +14797,7 @@
         <w:pStyle w:val="Compact"/>
         <w:numPr>
           <w:ilvl w:val="0"/>
-          <w:numId w:val="1018"/>
+          <w:numId w:val="1017"/>
         </w:numPr>
       </w:pPr>
       <w:hyperlink r:id="rId23">
@@ -14571,7 +14914,7 @@
         <w:pStyle w:val="Compact"/>
         <w:numPr>
           <w:ilvl w:val="0"/>
-          <w:numId w:val="1019"/>
+          <w:numId w:val="1018"/>
         </w:numPr>
       </w:pPr>
       <w:r>
@@ -14605,7 +14948,7 @@
         <w:pStyle w:val="Compact"/>
         <w:numPr>
           <w:ilvl w:val="0"/>
-          <w:numId w:val="1019"/>
+          <w:numId w:val="1018"/>
         </w:numPr>
       </w:pPr>
       <w:r>
@@ -14624,7 +14967,7 @@
         <w:pStyle w:val="Compact"/>
         <w:numPr>
           <w:ilvl w:val="0"/>
-          <w:numId w:val="1019"/>
+          <w:numId w:val="1018"/>
         </w:numPr>
       </w:pPr>
       <w:r>
@@ -14643,7 +14986,7 @@
         <w:pStyle w:val="Compact"/>
         <w:numPr>
           <w:ilvl w:val="0"/>
-          <w:numId w:val="1019"/>
+          <w:numId w:val="1018"/>
         </w:numPr>
       </w:pPr>
       <w:r>
@@ -14662,7 +15005,7 @@
         <w:pStyle w:val="Compact"/>
         <w:numPr>
           <w:ilvl w:val="0"/>
-          <w:numId w:val="1019"/>
+          <w:numId w:val="1018"/>
         </w:numPr>
       </w:pPr>
       <w:r>
@@ -14681,7 +15024,7 @@
         <w:pStyle w:val="Compact"/>
         <w:numPr>
           <w:ilvl w:val="0"/>
-          <w:numId w:val="1019"/>
+          <w:numId w:val="1018"/>
         </w:numPr>
       </w:pPr>
       <w:r>
@@ -14747,7 +15090,16 @@
         <w:t xml:space="preserve">Type Directory Structure</w:t>
       </w:r>
     </w:p>
-    <w:bookmarkStart w:id="11264" w:name="listing-src-type-directory-tree"/>
+    <w:p>
+      <w:pPr>
+        <w:spacing w:lineRule="exact" w:line="20" w:before="0" w:after="0"/>
+        <w:rPr>
+          <w:sz w:val="2"/>
+        </w:rPr>
+      </w:pPr>
+      <w:bookmarkStart w:name="listing-src-type-directory-tree" w:id="11264"/>
+      <w:bookmarkEnd w:id="11264"/>
+    </w:p>
     <w:p>
       <w:pPr>
         <w:pStyle w:val="Caption"/>
@@ -14867,7 +15219,6 @@
         <w:t xml:space="preserve">  filters/            # Pandoc Lua filters per output format</w:t>
       </w:r>
     </w:p>
-    <w:bookmarkEnd w:id="11264"/>
     <w:bookmarkEnd w:id="110"/>
     <w:bookmarkStart w:id="111" w:name="MANUAL-sec11.4"/>
     <w:p>
@@ -14894,7 +15245,16 @@
         <w:t xml:space="preserve">Object type:</w:t>
       </w:r>
     </w:p>
-    <w:bookmarkStart w:id="90468" w:name="listing-src-object-type-module"/>
+    <w:p>
+      <w:pPr>
+        <w:spacing w:lineRule="exact" w:line="20" w:before="0" w:after="0"/>
+        <w:rPr>
+          <w:sz w:val="2"/>
+        </w:rPr>
+      </w:pPr>
+      <w:bookmarkStart w:name="listing-src-object-type-module" w:id="90468"/>
+      <w:bookmarkEnd w:id="90468"/>
+    </w:p>
     <w:p>
       <w:pPr>
         <w:pStyle w:val="Caption"/>
@@ -15563,7 +15923,6 @@
         <w:t xml:space="preserve">M</w:t>
       </w:r>
     </w:p>
-    <w:bookmarkEnd w:id="90468"/>
     <w:p>
       <w:pPr>
         <w:pStyle w:val="FirstParagraph"/>
@@ -15576,7 +15935,16 @@
         <w:t xml:space="preserve">Relation type:</w:t>
       </w:r>
     </w:p>
-    <w:bookmarkStart w:id="55809" w:name="listing-src-relation-type-module"/>
+    <w:p>
+      <w:pPr>
+        <w:spacing w:lineRule="exact" w:line="20" w:before="0" w:after="0"/>
+        <w:rPr>
+          <w:sz w:val="2"/>
+        </w:rPr>
+      </w:pPr>
+      <w:bookmarkStart w:name="listing-src-relation-type-module" w:id="55809"/>
+      <w:bookmarkEnd w:id="55809"/>
+    </w:p>
     <w:p>
       <w:pPr>
         <w:pStyle w:val="Caption"/>
@@ -15906,7 +16274,6 @@
         <w:t xml:space="preserve">M</w:t>
       </w:r>
     </w:p>
-    <w:bookmarkEnd w:id="55809"/>
     <w:bookmarkEnd w:id="111"/>
     <w:bookmarkStart w:id="112" w:name="MANUAL-sec11.5"/>
     <w:p>
@@ -15921,7 +16288,16 @@
         <w:t xml:space="preserve">Attribute Schema Fields</w:t>
       </w:r>
     </w:p>
-    <w:bookmarkStart w:id="26825" w:name="csv-tbl-attribute-schema"/>
+    <w:p>
+      <w:pPr>
+        <w:spacing w:lineRule="exact" w:line="20" w:before="0" w:after="0"/>
+        <w:rPr>
+          <w:sz w:val="2"/>
+        </w:rPr>
+      </w:pPr>
+      <w:bookmarkStart w:name="csv-tbl-attribute-schema" w:id="26825"/>
+      <w:bookmarkEnd w:id="26825"/>
+    </w:p>
     <w:p>
       <w:pPr>
         <w:pStyle w:val="Caption"/>
@@ -15955,18 +16331,18 @@
         <w:tblW w:type="auto" w:w="0"/>
         <w:tblLook w:firstRow="1" w:lastRow="0" w:firstColumn="0" w:lastColumn="0" w:noHBand="0" w:noVBand="0" w:val="0020"/>
         <w:tblBorders>
-          <w:top w:color="000000" w:sz="6" w:space="0" w:val="single"/>
-          <w:left w:color="000000" w:sz="6" w:space="0" w:val="single"/>
-          <w:bottom w:color="000000" w:sz="6" w:space="0" w:val="single"/>
-          <w:right w:color="000000" w:sz="6" w:space="0" w:val="single"/>
-          <w:insideH w:color="000000" w:sz="6" w:space="0" w:val="single"/>
-          <w:insideV w:color="000000" w:sz="6" w:space="0" w:val="single"/>
+          <w:top w:val="single" w:space="0" w:color="000000" w:sz="6"/>
+          <w:left w:val="single" w:space="0" w:color="000000" w:sz="6"/>
+          <w:bottom w:val="single" w:space="0" w:color="000000" w:sz="6"/>
+          <w:right w:val="single" w:space="0" w:color="000000" w:sz="6"/>
+          <w:insideH w:val="single" w:space="0" w:color="000000" w:sz="6"/>
+          <w:insideV w:val="single" w:space="0" w:color="000000" w:sz="6"/>
         </w:tblBorders>
         <w:tblCellMar>
-          <w:top w:w="57" w:type="dxa"/>
-          <w:left w:w="108" w:type="dxa"/>
-          <w:bottom w:w="57" w:type="dxa"/>
-          <w:right w:w="108" w:type="dxa"/>
+          <w:top w:type="dxa" w:w="57"/>
+          <w:left w:type="dxa" w:w="108"/>
+          <w:bottom w:type="dxa" w:w="57"/>
+          <w:right w:type="dxa" w:w="108"/>
         </w:tblCellMar>
       </w:tblPr>
       <w:tblGrid>
@@ -15981,14 +16357,14 @@
         </w:trPr>
         <w:tc>
           <w:tcPr>
-            <w:shd w:color="auto" w:fill="E8E8E8" w:val="clear"/>
+            <w:shd w:val="clear" w:color="auto" w:fill="E8E8E8"/>
           </w:tcPr>
           <w:p>
             <w:pPr>
               <w:pStyle w:val="Compact"/>
               <w:jc w:val="left"/>
-              <w:ind w:right="0" w:firstLine="0" w:left="0"/>
-              <w:spacing w:lineRule="auto" w:after="40" w:line="240" w:before="40"/>
+              <w:ind w:firstLine="0" w:left="0" w:right="0"/>
+              <w:spacing w:after="40" w:before="40" w:lineRule="auto" w:line="240"/>
             </w:pPr>
             <w:r>
               <w:rPr>
@@ -16000,14 +16376,14 @@
         </w:tc>
         <w:tc>
           <w:tcPr>
-            <w:shd w:color="auto" w:fill="E8E8E8" w:val="clear"/>
+            <w:shd w:val="clear" w:color="auto" w:fill="E8E8E8"/>
           </w:tcPr>
           <w:p>
             <w:pPr>
               <w:pStyle w:val="Compact"/>
               <w:jc w:val="left"/>
-              <w:ind w:right="0" w:firstLine="0" w:left="0"/>
-              <w:spacing w:lineRule="auto" w:after="40" w:line="240" w:before="40"/>
+              <w:ind w:firstLine="0" w:left="0" w:right="0"/>
+              <w:spacing w:after="40" w:before="40" w:lineRule="auto" w:line="240"/>
             </w:pPr>
             <w:r>
               <w:rPr>
@@ -16019,14 +16395,14 @@
         </w:tc>
         <w:tc>
           <w:tcPr>
-            <w:shd w:color="auto" w:fill="E8E8E8" w:val="clear"/>
+            <w:shd w:val="clear" w:color="auto" w:fill="E8E8E8"/>
           </w:tcPr>
           <w:p>
             <w:pPr>
               <w:pStyle w:val="Compact"/>
               <w:jc w:val="left"/>
-              <w:ind w:right="0" w:firstLine="0" w:left="0"/>
-              <w:spacing w:lineRule="auto" w:after="40" w:line="240" w:before="40"/>
+              <w:ind w:firstLine="0" w:left="0" w:right="0"/>
+              <w:spacing w:after="40" w:before="40" w:lineRule="auto" w:line="240"/>
             </w:pPr>
             <w:r>
               <w:rPr>
@@ -16038,14 +16414,14 @@
         </w:tc>
         <w:tc>
           <w:tcPr>
-            <w:shd w:color="auto" w:fill="E8E8E8" w:val="clear"/>
+            <w:shd w:val="clear" w:color="auto" w:fill="E8E8E8"/>
           </w:tcPr>
           <w:p>
             <w:pPr>
               <w:pStyle w:val="Compact"/>
               <w:jc w:val="left"/>
-              <w:ind w:right="0" w:firstLine="0" w:left="0"/>
-              <w:spacing w:lineRule="auto" w:after="40" w:line="240" w:before="40"/>
+              <w:ind w:firstLine="0" w:left="0" w:right="0"/>
+              <w:spacing w:after="40" w:before="40" w:lineRule="auto" w:line="240"/>
             </w:pPr>
             <w:r>
               <w:rPr>
@@ -16063,8 +16439,8 @@
             <w:pPr>
               <w:pStyle w:val="Compact"/>
               <w:jc w:val="left"/>
-              <w:ind w:right="0" w:firstLine="0" w:left="0"/>
-              <w:spacing w:lineRule="auto" w:after="40" w:line="240" w:before="40"/>
+              <w:ind w:firstLine="0" w:left="0" w:right="0"/>
+              <w:spacing w:after="40" w:before="40" w:lineRule="auto" w:line="240"/>
             </w:pPr>
             <w:r>
               <w:rPr>
@@ -16080,8 +16456,8 @@
             <w:pPr>
               <w:pStyle w:val="Compact"/>
               <w:jc w:val="left"/>
-              <w:ind w:right="0" w:firstLine="0" w:left="0"/>
-              <w:spacing w:lineRule="auto" w:after="40" w:line="240" w:before="40"/>
+              <w:ind w:firstLine="0" w:left="0" w:right="0"/>
+              <w:spacing w:after="40" w:before="40" w:lineRule="auto" w:line="240"/>
             </w:pPr>
             <w:r>
               <w:t xml:space="preserve">string</w:t>
@@ -16094,8 +16470,8 @@
             <w:pPr>
               <w:pStyle w:val="Compact"/>
               <w:jc w:val="left"/>
-              <w:ind w:right="0" w:firstLine="0" w:left="0"/>
-              <w:spacing w:lineRule="auto" w:after="40" w:line="240" w:before="40"/>
+              <w:ind w:firstLine="0" w:left="0" w:right="0"/>
+              <w:spacing w:after="40" w:before="40" w:lineRule="auto" w:line="240"/>
             </w:pPr>
             <w:r>
               <w:t xml:space="preserve">required</w:t>
@@ -16108,8 +16484,8 @@
             <w:pPr>
               <w:pStyle w:val="Compact"/>
               <w:jc w:val="left"/>
-              <w:ind w:right="0" w:firstLine="0" w:left="0"/>
-              <w:spacing w:lineRule="auto" w:after="40" w:line="240" w:before="40"/>
+              <w:ind w:firstLine="0" w:left="0" w:right="0"/>
+              <w:spacing w:after="40" w:before="40" w:lineRule="auto" w:line="240"/>
             </w:pPr>
             <w:r>
               <w:t xml:space="preserve">Attribute identifier</w:t>
@@ -16124,8 +16500,8 @@
             <w:pPr>
               <w:pStyle w:val="Compact"/>
               <w:jc w:val="left"/>
-              <w:ind w:right="0" w:firstLine="0" w:left="0"/>
-              <w:spacing w:lineRule="auto" w:after="40" w:line="240" w:before="40"/>
+              <w:ind w:firstLine="0" w:left="0" w:right="0"/>
+              <w:spacing w:after="40" w:before="40" w:lineRule="auto" w:line="240"/>
             </w:pPr>
             <w:r>
               <w:rPr>
@@ -16141,8 +16517,8 @@
             <w:pPr>
               <w:pStyle w:val="Compact"/>
               <w:jc w:val="left"/>
-              <w:ind w:right="0" w:firstLine="0" w:left="0"/>
-              <w:spacing w:lineRule="auto" w:after="40" w:line="240" w:before="40"/>
+              <w:ind w:firstLine="0" w:left="0" w:right="0"/>
+              <w:spacing w:after="40" w:before="40" w:lineRule="auto" w:line="240"/>
             </w:pPr>
             <w:r>
               <w:t xml:space="preserve">string</w:t>
@@ -16155,8 +16531,8 @@
             <w:pPr>
               <w:pStyle w:val="Compact"/>
               <w:jc w:val="left"/>
-              <w:ind w:right="0" w:firstLine="0" w:left="0"/>
-              <w:spacing w:lineRule="auto" w:after="40" w:line="240" w:before="40"/>
+              <w:ind w:firstLine="0" w:left="0" w:right="0"/>
+              <w:spacing w:after="40" w:before="40" w:lineRule="auto" w:line="240"/>
             </w:pPr>
             <w:r>
               <w:rPr>
@@ -16172,8 +16548,8 @@
             <w:pPr>
               <w:pStyle w:val="Compact"/>
               <w:jc w:val="left"/>
-              <w:ind w:right="0" w:firstLine="0" w:left="0"/>
-              <w:spacing w:lineRule="auto" w:after="40" w:line="240" w:before="40"/>
+              <w:ind w:firstLine="0" w:left="0" w:right="0"/>
+              <w:spacing w:after="40" w:before="40" w:lineRule="auto" w:line="240"/>
             </w:pPr>
             <w:r>
               <w:t xml:space="preserve">STRING, INTEGER, REAL, BOOLEAN, DATE, ENUM, XHTML</w:t>
@@ -16188,8 +16564,8 @@
             <w:pPr>
               <w:pStyle w:val="Compact"/>
               <w:jc w:val="left"/>
-              <w:ind w:right="0" w:firstLine="0" w:left="0"/>
-              <w:spacing w:lineRule="auto" w:after="40" w:line="240" w:before="40"/>
+              <w:ind w:firstLine="0" w:left="0" w:right="0"/>
+              <w:spacing w:after="40" w:before="40" w:lineRule="auto" w:line="240"/>
             </w:pPr>
             <w:r>
               <w:rPr>
@@ -16205,8 +16581,8 @@
             <w:pPr>
               <w:pStyle w:val="Compact"/>
               <w:jc w:val="left"/>
-              <w:ind w:right="0" w:firstLine="0" w:left="0"/>
-              <w:spacing w:lineRule="auto" w:after="40" w:line="240" w:before="40"/>
+              <w:ind w:firstLine="0" w:left="0" w:right="0"/>
+              <w:spacing w:after="40" w:before="40" w:lineRule="auto" w:line="240"/>
             </w:pPr>
             <w:r>
               <w:t xml:space="preserve">integer</w:t>
@@ -16219,8 +16595,8 @@
             <w:pPr>
               <w:pStyle w:val="Compact"/>
               <w:jc w:val="left"/>
-              <w:ind w:right="0" w:firstLine="0" w:left="0"/>
-              <w:spacing w:lineRule="auto" w:after="40" w:line="240" w:before="40"/>
+              <w:ind w:firstLine="0" w:left="0" w:right="0"/>
+              <w:spacing w:after="40" w:before="40" w:lineRule="auto" w:line="240"/>
             </w:pPr>
             <w:r>
               <w:t xml:space="preserve">0</w:t>
@@ -16233,8 +16609,8 @@
             <w:pPr>
               <w:pStyle w:val="Compact"/>
               <w:jc w:val="left"/>
-              <w:ind w:right="0" w:firstLine="0" w:left="0"/>
-              <w:spacing w:lineRule="auto" w:after="40" w:line="240" w:before="40"/>
+              <w:ind w:firstLine="0" w:left="0" w:right="0"/>
+              <w:spacing w:after="40" w:before="40" w:lineRule="auto" w:line="240"/>
             </w:pPr>
             <w:r>
               <w:t xml:space="preserve">Minimum values (0 optional, 1 required)</w:t>
@@ -16249,8 +16625,8 @@
             <w:pPr>
               <w:pStyle w:val="Compact"/>
               <w:jc w:val="left"/>
-              <w:ind w:right="0" w:firstLine="0" w:left="0"/>
-              <w:spacing w:lineRule="auto" w:after="40" w:line="240" w:before="40"/>
+              <w:ind w:firstLine="0" w:left="0" w:right="0"/>
+              <w:spacing w:after="40" w:before="40" w:lineRule="auto" w:line="240"/>
             </w:pPr>
             <w:r>
               <w:rPr>
@@ -16266,8 +16642,8 @@
             <w:pPr>
               <w:pStyle w:val="Compact"/>
               <w:jc w:val="left"/>
-              <w:ind w:right="0" w:firstLine="0" w:left="0"/>
-              <w:spacing w:lineRule="auto" w:after="40" w:line="240" w:before="40"/>
+              <w:ind w:firstLine="0" w:left="0" w:right="0"/>
+              <w:spacing w:after="40" w:before="40" w:lineRule="auto" w:line="240"/>
             </w:pPr>
             <w:r>
               <w:t xml:space="preserve">integer</w:t>
@@ -16280,8 +16656,8 @@
             <w:pPr>
               <w:pStyle w:val="Compact"/>
               <w:jc w:val="left"/>
-              <w:ind w:right="0" w:firstLine="0" w:left="0"/>
-              <w:spacing w:lineRule="auto" w:after="40" w:line="240" w:before="40"/>
+              <w:ind w:firstLine="0" w:left="0" w:right="0"/>
+              <w:spacing w:after="40" w:before="40" w:lineRule="auto" w:line="240"/>
             </w:pPr>
             <w:r>
               <w:t xml:space="preserve">1</w:t>
@@ -16294,8 +16670,8 @@
             <w:pPr>
               <w:pStyle w:val="Compact"/>
               <w:jc w:val="left"/>
-              <w:ind w:right="0" w:firstLine="0" w:left="0"/>
-              <w:spacing w:lineRule="auto" w:after="40" w:line="240" w:before="40"/>
+              <w:ind w:firstLine="0" w:left="0" w:right="0"/>
+              <w:spacing w:after="40" w:before="40" w:lineRule="auto" w:line="240"/>
             </w:pPr>
             <w:r>
               <w:t xml:space="preserve">Maximum values</w:t>
@@ -16310,8 +16686,8 @@
             <w:pPr>
               <w:pStyle w:val="Compact"/>
               <w:jc w:val="left"/>
-              <w:ind w:right="0" w:firstLine="0" w:left="0"/>
-              <w:spacing w:lineRule="auto" w:after="40" w:line="240" w:before="40"/>
+              <w:ind w:firstLine="0" w:left="0" w:right="0"/>
+              <w:spacing w:after="40" w:before="40" w:lineRule="auto" w:line="240"/>
             </w:pPr>
             <w:r>
               <w:rPr>
@@ -16327,8 +16703,8 @@
             <w:pPr>
               <w:pStyle w:val="Compact"/>
               <w:jc w:val="left"/>
-              <w:ind w:right="0" w:firstLine="0" w:left="0"/>
-              <w:spacing w:lineRule="auto" w:after="40" w:line="240" w:before="40"/>
+              <w:ind w:firstLine="0" w:left="0" w:right="0"/>
+              <w:spacing w:after="40" w:before="40" w:lineRule="auto" w:line="240"/>
             </w:pPr>
             <w:r>
               <w:t xml:space="preserve">number</w:t>
@@ -16341,8 +16717,8 @@
             <w:pPr>
               <w:pStyle w:val="Compact"/>
               <w:jc w:val="left"/>
-              <w:ind w:right="0" w:firstLine="0" w:left="0"/>
-              <w:spacing w:lineRule="auto" w:after="40" w:line="240" w:before="40"/>
+              <w:ind w:firstLine="0" w:left="0" w:right="0"/>
+              <w:spacing w:after="40" w:before="40" w:lineRule="auto" w:line="240"/>
             </w:pPr>
             <w:r>
               <w:t xml:space="preserve">nil</w:t>
@@ -16355,8 +16731,8 @@
             <w:pPr>
               <w:pStyle w:val="Compact"/>
               <w:jc w:val="left"/>
-              <w:ind w:right="0" w:firstLine="0" w:left="0"/>
-              <w:spacing w:lineRule="auto" w:after="40" w:line="240" w:before="40"/>
+              <w:ind w:firstLine="0" w:left="0" w:right="0"/>
+              <w:spacing w:after="40" w:before="40" w:lineRule="auto" w:line="240"/>
             </w:pPr>
             <w:r>
               <w:t xml:space="preserve">Lower bound for numeric values</w:t>
@@ -16371,8 +16747,8 @@
             <w:pPr>
               <w:pStyle w:val="Compact"/>
               <w:jc w:val="left"/>
-              <w:ind w:right="0" w:firstLine="0" w:left="0"/>
-              <w:spacing w:lineRule="auto" w:after="40" w:line="240" w:before="40"/>
+              <w:ind w:firstLine="0" w:left="0" w:right="0"/>
+              <w:spacing w:after="40" w:before="40" w:lineRule="auto" w:line="240"/>
             </w:pPr>
             <w:r>
               <w:rPr>
@@ -16388,8 +16764,8 @@
             <w:pPr>
               <w:pStyle w:val="Compact"/>
               <w:jc w:val="left"/>
-              <w:ind w:right="0" w:firstLine="0" w:left="0"/>
-              <w:spacing w:lineRule="auto" w:after="40" w:line="240" w:before="40"/>
+              <w:ind w:firstLine="0" w:left="0" w:right="0"/>
+              <w:spacing w:after="40" w:before="40" w:lineRule="auto" w:line="240"/>
             </w:pPr>
             <w:r>
               <w:t xml:space="preserve">number</w:t>
@@ -16402,8 +16778,8 @@
             <w:pPr>
               <w:pStyle w:val="Compact"/>
               <w:jc w:val="left"/>
-              <w:ind w:right="0" w:firstLine="0" w:left="0"/>
-              <w:spacing w:lineRule="auto" w:after="40" w:line="240" w:before="40"/>
+              <w:ind w:firstLine="0" w:left="0" w:right="0"/>
+              <w:spacing w:after="40" w:before="40" w:lineRule="auto" w:line="240"/>
             </w:pPr>
             <w:r>
               <w:t xml:space="preserve">nil</w:t>
@@ -16416,8 +16792,8 @@
             <w:pPr>
               <w:pStyle w:val="Compact"/>
               <w:jc w:val="left"/>
-              <w:ind w:right="0" w:firstLine="0" w:left="0"/>
-              <w:spacing w:lineRule="auto" w:after="40" w:line="240" w:before="40"/>
+              <w:ind w:firstLine="0" w:left="0" w:right="0"/>
+              <w:spacing w:after="40" w:before="40" w:lineRule="auto" w:line="240"/>
             </w:pPr>
             <w:r>
               <w:t xml:space="preserve">Upper bound for numeric values</w:t>
@@ -16432,8 +16808,8 @@
             <w:pPr>
               <w:pStyle w:val="Compact"/>
               <w:jc w:val="left"/>
-              <w:ind w:right="0" w:firstLine="0" w:left="0"/>
-              <w:spacing w:lineRule="auto" w:after="40" w:line="240" w:before="40"/>
+              <w:ind w:firstLine="0" w:left="0" w:right="0"/>
+              <w:spacing w:after="40" w:before="40" w:lineRule="auto" w:line="240"/>
             </w:pPr>
             <w:r>
               <w:rPr>
@@ -16449,8 +16825,8 @@
             <w:pPr>
               <w:pStyle w:val="Compact"/>
               <w:jc w:val="left"/>
-              <w:ind w:right="0" w:firstLine="0" w:left="0"/>
-              <w:spacing w:lineRule="auto" w:after="40" w:line="240" w:before="40"/>
+              <w:ind w:firstLine="0" w:left="0" w:right="0"/>
+              <w:spacing w:after="40" w:before="40" w:lineRule="auto" w:line="240"/>
             </w:pPr>
             <w:r>
               <w:t xml:space="preserve">list</w:t>
@@ -16463,8 +16839,8 @@
             <w:pPr>
               <w:pStyle w:val="Compact"/>
               <w:jc w:val="left"/>
-              <w:ind w:right="0" w:firstLine="0" w:left="0"/>
-              <w:spacing w:lineRule="auto" w:after="40" w:line="240" w:before="40"/>
+              <w:ind w:firstLine="0" w:left="0" w:right="0"/>
+              <w:spacing w:after="40" w:before="40" w:lineRule="auto" w:line="240"/>
             </w:pPr>
             <w:r>
               <w:t xml:space="preserve">nil</w:t>
@@ -16477,8 +16853,8 @@
             <w:pPr>
               <w:pStyle w:val="Compact"/>
               <w:jc w:val="left"/>
-              <w:ind w:right="0" w:firstLine="0" w:left="0"/>
-              <w:spacing w:lineRule="auto" w:after="40" w:line="240" w:before="40"/>
+              <w:ind w:firstLine="0" w:left="0" w:right="0"/>
+              <w:spacing w:after="40" w:before="40" w:lineRule="auto" w:line="240"/>
             </w:pPr>
             <w:r>
               <w:t xml:space="preserve">Valid enum values</w:t>
@@ -16487,7 +16863,6 @@
         </w:tc>
       </w:tr>
     </w:tbl>
-    <w:bookmarkEnd w:id="26825"/>
     <w:bookmarkEnd w:id="112"/>
     <w:bookmarkEnd w:id="113"/>
     <w:bookmarkStart w:id="120" w:name="MANUAL-sec12"/>
@@ -16713,7 +17088,16 @@
         <w:t xml:space="preserve">Build Seems Stale</w:t>
       </w:r>
     </w:p>
-    <w:bookmarkStart w:id="2501" w:name="listing-src-clean-stale-build"/>
+    <w:p>
+      <w:pPr>
+        <w:spacing w:lineRule="exact" w:line="20" w:before="0" w:after="0"/>
+        <w:rPr>
+          <w:sz w:val="2"/>
+        </w:rPr>
+      </w:pPr>
+      <w:bookmarkStart w:name="listing-src-clean-stale-build" w:id="2501"/>
+      <w:bookmarkEnd w:id="2501"/>
+    </w:p>
     <w:p>
       <w:pPr>
         <w:pStyle w:val="Caption"/>
@@ -16773,7 +17157,6 @@
         <w:t xml:space="preserve"> build</w:t>
       </w:r>
     </w:p>
-    <w:bookmarkEnd w:id="2501"/>
     <w:bookmarkEnd w:id="118"/>
     <w:bookmarkStart w:id="119" w:name="MANUAL-sec12.6"/>
     <w:p>
@@ -16788,7 +17171,16 @@
         <w:t xml:space="preserve">Debugging</w:t>
       </w:r>
     </w:p>
-    <w:bookmarkStart w:id="88848" w:name="listing-src-debug-log-level"/>
+    <w:p>
+      <w:pPr>
+        <w:spacing w:lineRule="exact" w:line="20" w:before="0" w:after="0"/>
+        <w:rPr>
+          <w:sz w:val="2"/>
+        </w:rPr>
+      </w:pPr>
+      <w:bookmarkStart w:name="listing-src-debug-log-level" w:id="88848"/>
+      <w:bookmarkEnd w:id="88848"/>
+    </w:p>
     <w:p>
       <w:pPr>
         <w:pStyle w:val="Caption"/>
@@ -16851,7 +17243,6 @@
         <w:t xml:space="preserve"> build</w:t>
       </w:r>
     </w:p>
-    <w:bookmarkEnd w:id="88848"/>
     <w:bookmarkEnd w:id="119"/>
     <w:bookmarkEnd w:id="120"/>
     <w:bookmarkStart w:id="121" w:name="MANUAL-sec13"/>
@@ -16872,7 +17263,7 @@
         <w:pStyle w:val="Compact"/>
         <w:numPr>
           <w:ilvl w:val="0"/>
-          <w:numId w:val="1020"/>
+          <w:numId w:val="1019"/>
         </w:numPr>
       </w:pPr>
       <w:r>
@@ -16894,7 +17285,7 @@
         <w:pStyle w:val="Compact"/>
         <w:numPr>
           <w:ilvl w:val="0"/>
-          <w:numId w:val="1020"/>
+          <w:numId w:val="1019"/>
         </w:numPr>
       </w:pPr>
       <w:r>
@@ -16928,7 +17319,7 @@
         <w:pStyle w:val="Compact"/>
         <w:numPr>
           <w:ilvl w:val="0"/>
-          <w:numId w:val="1020"/>
+          <w:numId w:val="1019"/>
         </w:numPr>
       </w:pPr>
       <w:r>
@@ -16950,7 +17341,7 @@
         <w:pStyle w:val="Compact"/>
         <w:numPr>
           <w:ilvl w:val="0"/>
-          <w:numId w:val="1020"/>
+          <w:numId w:val="1019"/>
         </w:numPr>
       </w:pPr>
       <w:r>
@@ -16972,7 +17363,7 @@
         <w:pStyle w:val="Compact"/>
         <w:numPr>
           <w:ilvl w:val="0"/>
-          <w:numId w:val="1020"/>
+          <w:numId w:val="1019"/>
         </w:numPr>
       </w:pPr>
       <w:r>
@@ -17035,7 +17426,7 @@
         <w:pStyle w:val="Compact"/>
         <w:numPr>
           <w:ilvl w:val="0"/>
-          <w:numId w:val="1021"/>
+          <w:numId w:val="1020"/>
         </w:numPr>
       </w:pPr>
       <w:hyperlink w:anchor="puml-diag-pipeline">
@@ -17052,7 +17443,7 @@
         <w:pStyle w:val="Compact"/>
         <w:numPr>
           <w:ilvl w:val="0"/>
-          <w:numId w:val="1021"/>
+          <w:numId w:val="1020"/>
         </w:numPr>
       </w:pPr>
       <w:hyperlink w:anchor="echarts-chart-pipeline-ops">
@@ -17069,7 +17460,7 @@
         <w:pStyle w:val="Compact"/>
         <w:numPr>
           <w:ilvl w:val="0"/>
-          <w:numId w:val="1021"/>
+          <w:numId w:val="1020"/>
         </w:numPr>
       </w:pPr>
       <w:hyperlink w:anchor="puml-diag-layers">
@@ -17086,7 +17477,7 @@
         <w:pStyle w:val="Compact"/>
         <w:numPr>
           <w:ilvl w:val="0"/>
-          <w:numId w:val="1021"/>
+          <w:numId w:val="1020"/>
         </w:numPr>
       </w:pPr>
       <w:hyperlink w:anchor="echarts-chart-throughput">
@@ -17103,7 +17494,7 @@
         <w:pStyle w:val="Compact"/>
         <w:numPr>
           <w:ilvl w:val="0"/>
-          <w:numId w:val="1021"/>
+          <w:numId w:val="1020"/>
         </w:numPr>
       </w:pPr>
       <w:hyperlink w:anchor="echarts-chart-gauss">
@@ -17134,7 +17525,7 @@
         <w:pStyle w:val="Compact"/>
         <w:numPr>
           <w:ilvl w:val="0"/>
-          <w:numId w:val="1022"/>
+          <w:numId w:val="1021"/>
         </w:numPr>
       </w:pPr>
       <w:hyperlink w:anchor="csv-tbl-prerequisites">
@@ -17151,7 +17542,7 @@
         <w:pStyle w:val="Compact"/>
         <w:numPr>
           <w:ilvl w:val="0"/>
-          <w:numId w:val="1022"/>
+          <w:numId w:val="1021"/>
         </w:numPr>
       </w:pPr>
       <w:hyperlink w:anchor="csv-tbl-wrapper-commands">
@@ -17168,7 +17559,7 @@
         <w:pStyle w:val="Compact"/>
         <w:numPr>
           <w:ilvl w:val="0"/>
-          <w:numId w:val="1022"/>
+          <w:numId w:val="1021"/>
         </w:numPr>
       </w:pPr>
       <w:hyperlink w:anchor="csv-tbl-required-fields">
@@ -17185,7 +17576,7 @@
         <w:pStyle w:val="Compact"/>
         <w:numPr>
           <w:ilvl w:val="0"/>
-          <w:numId w:val="1022"/>
+          <w:numId w:val="1021"/>
         </w:numPr>
       </w:pPr>
       <w:hyperlink w:anchor="csv-tbl-default-values">
@@ -17202,7 +17593,7 @@
         <w:pStyle w:val="Compact"/>
         <w:numPr>
           <w:ilvl w:val="0"/>
-          <w:numId w:val="1022"/>
+          <w:numId w:val="1021"/>
         </w:numPr>
       </w:pPr>
       <w:hyperlink w:anchor="csv-tbl-float-syntax">
@@ -17219,7 +17610,7 @@
         <w:pStyle w:val="Compact"/>
         <w:numPr>
           <w:ilvl w:val="0"/>
-          <w:numId w:val="1022"/>
+          <w:numId w:val="1021"/>
         </w:numPr>
       </w:pPr>
       <w:hyperlink w:anchor="csv-tbl-selectors">
@@ -17236,7 +17627,7 @@
         <w:pStyle w:val="Compact"/>
         <w:numPr>
           <w:ilvl w:val="0"/>
-          <w:numId w:val="1022"/>
+          <w:numId w:val="1021"/>
         </w:numPr>
       </w:pPr>
       <w:hyperlink w:anchor="csv-tbl-relation-syntax">
@@ -17253,7 +17644,7 @@
         <w:pStyle w:val="Compact"/>
         <w:numPr>
           <w:ilvl w:val="0"/>
-          <w:numId w:val="1022"/>
+          <w:numId w:val="1021"/>
         </w:numPr>
       </w:pPr>
       <w:hyperlink w:anchor="csv-tbl-inference-scoring">
@@ -17270,7 +17661,7 @@
         <w:pStyle w:val="Compact"/>
         <w:numPr>
           <w:ilvl w:val="0"/>
-          <w:numId w:val="1022"/>
+          <w:numId w:val="1021"/>
         </w:numPr>
       </w:pPr>
       <w:hyperlink w:anchor="csv-tbl-view-types">
@@ -17287,7 +17678,7 @@
         <w:pStyle w:val="Compact"/>
         <w:numPr>
           <w:ilvl w:val="0"/>
-          <w:numId w:val="1022"/>
+          <w:numId w:val="1021"/>
         </w:numPr>
       </w:pPr>
       <w:hyperlink w:anchor="csv-tbl-components">
@@ -17304,7 +17695,7 @@
         <w:pStyle w:val="Compact"/>
         <w:numPr>
           <w:ilvl w:val="0"/>
-          <w:numId w:val="1022"/>
+          <w:numId w:val="1021"/>
         </w:numPr>
       </w:pPr>
       <w:hyperlink w:anchor="csv-tbl-metrics">
@@ -17321,7 +17712,7 @@
         <w:pStyle w:val="Compact"/>
         <w:numPr>
           <w:ilvl w:val="0"/>
-          <w:numId w:val="1022"/>
+          <w:numId w:val="1021"/>
         </w:numPr>
       </w:pPr>
       <w:hyperlink w:anchor="csv-tbl-xref-selectors">
@@ -17338,7 +17729,7 @@
         <w:pStyle w:val="Compact"/>
         <w:numPr>
           <w:ilvl w:val="0"/>
-          <w:numId w:val="1022"/>
+          <w:numId w:val="1021"/>
         </w:numPr>
       </w:pPr>
       <w:hyperlink w:anchor="csv-tbl-env-vars">
@@ -17355,7 +17746,7 @@
         <w:pStyle w:val="Compact"/>
         <w:numPr>
           <w:ilvl w:val="0"/>
-          <w:numId w:val="1022"/>
+          <w:numId w:val="1021"/>
         </w:numPr>
       </w:pPr>
       <w:hyperlink w:anchor="csv-tbl-exit-codes">
@@ -17372,7 +17763,7 @@
         <w:pStyle w:val="Compact"/>
         <w:numPr>
           <w:ilvl w:val="0"/>
-          <w:numId w:val="1022"/>
+          <w:numId w:val="1021"/>
         </w:numPr>
       </w:pPr>
       <w:hyperlink w:anchor="csv-tbl-html5-options">
@@ -17389,7 +17780,7 @@
         <w:pStyle w:val="Compact"/>
         <w:numPr>
           <w:ilvl w:val="0"/>
-          <w:numId w:val="1022"/>
+          <w:numId w:val="1021"/>
         </w:numPr>
       </w:pPr>
       <w:hyperlink w:anchor="csv-tbl-error-codes">
@@ -17406,7 +17797,7 @@
         <w:pStyle w:val="Compact"/>
         <w:numPr>
           <w:ilvl w:val="0"/>
-          <w:numId w:val="1022"/>
+          <w:numId w:val="1021"/>
         </w:numPr>
       </w:pPr>
       <w:hyperlink w:anchor="csv-tbl-attribute-schema">
@@ -17437,7 +17828,7 @@
         <w:pStyle w:val="Compact"/>
         <w:numPr>
           <w:ilvl w:val="0"/>
-          <w:numId w:val="1023"/>
+          <w:numId w:val="1022"/>
         </w:numPr>
       </w:pPr>
       <w:hyperlink w:anchor="puml-diag-pipeline">
@@ -17454,7 +17845,7 @@
         <w:pStyle w:val="Compact"/>
         <w:numPr>
           <w:ilvl w:val="0"/>
-          <w:numId w:val="1023"/>
+          <w:numId w:val="1022"/>
         </w:numPr>
       </w:pPr>
       <w:hyperlink w:anchor="echarts-chart-pipeline-ops">
@@ -17471,7 +17862,7 @@
         <w:pStyle w:val="Compact"/>
         <w:numPr>
           <w:ilvl w:val="0"/>
-          <w:numId w:val="1023"/>
+          <w:numId w:val="1022"/>
         </w:numPr>
       </w:pPr>
       <w:hyperlink w:anchor="puml-diag-layers">
@@ -17488,7 +17879,7 @@
         <w:pStyle w:val="Compact"/>
         <w:numPr>
           <w:ilvl w:val="0"/>
-          <w:numId w:val="1023"/>
+          <w:numId w:val="1022"/>
         </w:numPr>
       </w:pPr>
       <w:hyperlink w:anchor="echarts-chart-throughput">
@@ -17505,7 +17896,7 @@
         <w:pStyle w:val="Compact"/>
         <w:numPr>
           <w:ilvl w:val="0"/>
-          <w:numId w:val="1023"/>
+          <w:numId w:val="1022"/>
         </w:numPr>
       </w:pPr>
       <w:hyperlink w:anchor="echarts-chart-gauss">
@@ -17537,18 +17928,18 @@
         <w:tblW w:type="auto" w:w="0"/>
         <w:tblLook w:firstRow="0" w:lastRow="0" w:firstColumn="0" w:lastColumn="0" w:noHBand="0" w:noVBand="0" w:val="0000"/>
         <w:tblBorders>
-          <w:top w:color="000000" w:sz="6" w:space="0" w:val="single"/>
-          <w:left w:color="000000" w:sz="6" w:space="0" w:val="single"/>
-          <w:bottom w:color="000000" w:sz="6" w:space="0" w:val="single"/>
-          <w:right w:color="000000" w:sz="6" w:space="0" w:val="single"/>
-          <w:insideH w:color="000000" w:sz="6" w:space="0" w:val="single"/>
-          <w:insideV w:color="000000" w:sz="6" w:space="0" w:val="single"/>
+          <w:top w:val="single" w:space="0" w:color="000000" w:sz="6"/>
+          <w:left w:val="single" w:space="0" w:color="000000" w:sz="6"/>
+          <w:bottom w:val="single" w:space="0" w:color="000000" w:sz="6"/>
+          <w:right w:val="single" w:space="0" w:color="000000" w:sz="6"/>
+          <w:insideH w:val="single" w:space="0" w:color="000000" w:sz="6"/>
+          <w:insideV w:val="single" w:space="0" w:color="000000" w:sz="6"/>
         </w:tblBorders>
         <w:tblCellMar>
-          <w:top w:w="57" w:type="dxa"/>
-          <w:left w:w="108" w:type="dxa"/>
-          <w:bottom w:w="57" w:type="dxa"/>
-          <w:right w:w="108" w:type="dxa"/>
+          <w:top w:type="dxa" w:w="57"/>
+          <w:left w:type="dxa" w:w="108"/>
+          <w:bottom w:type="dxa" w:w="57"/>
+          <w:right w:type="dxa" w:w="108"/>
         </w:tblCellMar>
       </w:tblPr>
       <w:tblGrid>
@@ -17562,8 +17953,8 @@
             <w:pPr>
               <w:pStyle w:val="Compact"/>
               <w:jc w:val="left"/>
-              <w:ind w:right="0" w:firstLine="0" w:left="0"/>
-              <w:spacing w:lineRule="auto" w:after="40" w:line="240" w:before="40"/>
+              <w:ind w:firstLine="0" w:left="0" w:right="0"/>
+              <w:spacing w:after="40" w:before="40" w:lineRule="auto" w:line="240"/>
             </w:pPr>
             <w:r>
               <w:rPr>
@@ -17580,8 +17971,8 @@
             <w:pPr>
               <w:pStyle w:val="Compact"/>
               <w:jc w:val="left"/>
-              <w:ind w:right="0" w:firstLine="0" w:left="0"/>
-              <w:spacing w:lineRule="auto" w:after="40" w:line="240" w:before="40"/>
+              <w:ind w:firstLine="0" w:left="0" w:right="0"/>
+              <w:spacing w:after="40" w:before="40" w:lineRule="auto" w:line="240"/>
             </w:pPr>
             <w:r>
               <w:t xml:space="preserve">Pandoc Abstract Syntax Tree</w:t>
@@ -17596,8 +17987,8 @@
             <w:pPr>
               <w:pStyle w:val="Compact"/>
               <w:jc w:val="left"/>
-              <w:ind w:right="0" w:firstLine="0" w:left="0"/>
-              <w:spacing w:lineRule="auto" w:after="40" w:line="240" w:before="40"/>
+              <w:ind w:firstLine="0" w:left="0" w:right="0"/>
+              <w:spacing w:after="40" w:before="40" w:lineRule="auto" w:line="240"/>
             </w:pPr>
             <w:r>
               <w:rPr>
@@ -17614,8 +18005,8 @@
             <w:pPr>
               <w:pStyle w:val="Compact"/>
               <w:jc w:val="left"/>
-              <w:ind w:right="0" w:firstLine="0" w:left="0"/>
-              <w:spacing w:lineRule="auto" w:after="40" w:line="240" w:before="40"/>
+              <w:ind w:firstLine="0" w:left="0" w:right="0"/>
+              <w:spacing w:after="40" w:before="40" w:lineRule="auto" w:line="240"/>
             </w:pPr>
             <w:r>
               <w:t xml:space="preserve">Command-Line Interface</w:t>
@@ -17630,8 +18021,8 @@
             <w:pPr>
               <w:pStyle w:val="Compact"/>
               <w:jc w:val="left"/>
-              <w:ind w:right="0" w:firstLine="0" w:left="0"/>
-              <w:spacing w:lineRule="auto" w:after="40" w:line="240" w:before="40"/>
+              <w:ind w:firstLine="0" w:left="0" w:right="0"/>
+              <w:spacing w:after="40" w:before="40" w:lineRule="auto" w:line="240"/>
             </w:pPr>
             <w:r>
               <w:rPr>
@@ -17648,8 +18039,8 @@
             <w:pPr>
               <w:pStyle w:val="Compact"/>
               <w:jc w:val="left"/>
-              <w:ind w:right="0" w:firstLine="0" w:left="0"/>
-              <w:spacing w:lineRule="auto" w:after="40" w:line="240" w:before="40"/>
+              <w:ind w:firstLine="0" w:left="0" w:right="0"/>
+              <w:spacing w:after="40" w:before="40" w:lineRule="auto" w:line="240"/>
             </w:pPr>
             <w:r>
               <w:t xml:space="preserve">Comma-Separated Values</w:t>
@@ -17664,8 +18055,8 @@
             <w:pPr>
               <w:pStyle w:val="Compact"/>
               <w:jc w:val="left"/>
-              <w:ind w:right="0" w:firstLine="0" w:left="0"/>
-              <w:spacing w:lineRule="auto" w:after="40" w:line="240" w:before="40"/>
+              <w:ind w:firstLine="0" w:left="0" w:right="0"/>
+              <w:spacing w:after="40" w:before="40" w:lineRule="auto" w:line="240"/>
             </w:pPr>
             <w:r>
               <w:rPr>
@@ -17682,8 +18073,8 @@
             <w:pPr>
               <w:pStyle w:val="Compact"/>
               <w:jc w:val="left"/>
-              <w:ind w:right="0" w:firstLine="0" w:left="0"/>
-              <w:spacing w:lineRule="auto" w:after="40" w:line="240" w:before="40"/>
+              <w:ind w:firstLine="0" w:left="0" w:right="0"/>
+              <w:spacing w:after="40" w:before="40" w:lineRule="auto" w:line="240"/>
             </w:pPr>
             <w:r>
               <w:t xml:space="preserve">Entity-Attribute-Value</w:t>
@@ -17698,8 +18089,8 @@
             <w:pPr>
               <w:pStyle w:val="Compact"/>
               <w:jc w:val="left"/>
-              <w:ind w:right="0" w:firstLine="0" w:left="0"/>
-              <w:spacing w:lineRule="auto" w:after="40" w:line="240" w:before="40"/>
+              <w:ind w:firstLine="0" w:left="0" w:right="0"/>
+              <w:spacing w:after="40" w:before="40" w:lineRule="auto" w:line="240"/>
             </w:pPr>
             <w:r>
               <w:rPr>
@@ -17716,8 +18107,8 @@
             <w:pPr>
               <w:pStyle w:val="Compact"/>
               <w:jc w:val="left"/>
-              <w:ind w:right="0" w:firstLine="0" w:left="0"/>
-              <w:spacing w:lineRule="auto" w:after="40" w:line="240" w:before="40"/>
+              <w:ind w:firstLine="0" w:left="0" w:right="0"/>
+              <w:spacing w:after="40" w:before="40" w:lineRule="auto" w:line="240"/>
             </w:pPr>
             <w:r>
               <w:t xml:space="preserve">GitHub-Flavored Markdown</w:t>
@@ -17732,8 +18123,8 @@
             <w:pPr>
               <w:pStyle w:val="Compact"/>
               <w:jc w:val="left"/>
-              <w:ind w:right="0" w:firstLine="0" w:left="0"/>
-              <w:spacing w:lineRule="auto" w:after="40" w:line="240" w:before="40"/>
+              <w:ind w:firstLine="0" w:left="0" w:right="0"/>
+              <w:spacing w:after="40" w:before="40" w:lineRule="auto" w:line="240"/>
             </w:pPr>
             <w:r>
               <w:rPr>
@@ -17750,8 +18141,8 @@
             <w:pPr>
               <w:pStyle w:val="Compact"/>
               <w:jc w:val="left"/>
-              <w:ind w:right="0" w:firstLine="0" w:left="0"/>
-              <w:spacing w:lineRule="auto" w:after="40" w:line="240" w:before="40"/>
+              <w:ind w:firstLine="0" w:left="0" w:right="0"/>
+              <w:spacing w:after="40" w:before="40" w:lineRule="auto" w:line="240"/>
             </w:pPr>
             <w:r>
               <w:t xml:space="preserve">Newline-Delimited JSON</w:t>
@@ -17766,8 +18157,8 @@
             <w:pPr>
               <w:pStyle w:val="Compact"/>
               <w:jc w:val="left"/>
-              <w:ind w:right="0" w:firstLine="0" w:left="0"/>
-              <w:spacing w:lineRule="auto" w:after="40" w:line="240" w:before="40"/>
+              <w:ind w:firstLine="0" w:left="0" w:right="0"/>
+              <w:spacing w:after="40" w:before="40" w:lineRule="auto" w:line="240"/>
             </w:pPr>
             <w:r>
               <w:rPr>
@@ -17784,8 +18175,8 @@
             <w:pPr>
               <w:pStyle w:val="Compact"/>
               <w:jc w:val="left"/>
-              <w:ind w:right="0" w:firstLine="0" w:left="0"/>
-              <w:spacing w:lineRule="auto" w:after="40" w:line="240" w:before="40"/>
+              <w:ind w:firstLine="0" w:left="0" w:right="0"/>
+              <w:spacing w:after="40" w:before="40" w:lineRule="auto" w:line="240"/>
             </w:pPr>
             <w:r>
               <w:t xml:space="preserve">Project Identifier</w:t>
@@ -17800,8 +18191,8 @@
             <w:pPr>
               <w:pStyle w:val="Compact"/>
               <w:jc w:val="left"/>
-              <w:ind w:right="0" w:firstLine="0" w:left="0"/>
-              <w:spacing w:lineRule="auto" w:after="40" w:line="240" w:before="40"/>
+              <w:ind w:firstLine="0" w:left="0" w:right="0"/>
+              <w:spacing w:after="40" w:before="40" w:lineRule="auto" w:line="240"/>
             </w:pPr>
             <w:r>
               <w:rPr>
@@ -17818,8 +18209,8 @@
             <w:pPr>
               <w:pStyle w:val="Compact"/>
               <w:jc w:val="left"/>
-              <w:ind w:right="0" w:firstLine="0" w:left="0"/>
-              <w:spacing w:lineRule="auto" w:after="40" w:line="240" w:before="40"/>
+              <w:ind w:firstLine="0" w:left="0" w:right="0"/>
+              <w:spacing w:after="40" w:before="40" w:lineRule="auto" w:line="240"/>
             </w:pPr>
             <w:r>
               <w:t xml:space="preserve">Specification Intermediate Representation</w:t>
@@ -17834,8 +18225,8 @@
             <w:pPr>
               <w:pStyle w:val="Compact"/>
               <w:jc w:val="left"/>
-              <w:ind w:right="0" w:firstLine="0" w:left="0"/>
-              <w:spacing w:lineRule="auto" w:after="40" w:line="240" w:before="40"/>
+              <w:ind w:firstLine="0" w:left="0" w:right="0"/>
+              <w:spacing w:after="40" w:before="40" w:lineRule="auto" w:line="240"/>
             </w:pPr>
             <w:r>
               <w:rPr>
@@ -17852,8 +18243,8 @@
             <w:pPr>
               <w:pStyle w:val="Compact"/>
               <w:jc w:val="left"/>
-              <w:ind w:right="0" w:firstLine="0" w:left="0"/>
-              <w:spacing w:lineRule="auto" w:after="40" w:line="240" w:before="40"/>
+              <w:ind w:firstLine="0" w:left="0" w:right="0"/>
+              <w:spacing w:after="40" w:before="40" w:lineRule="auto" w:line="240"/>
             </w:pPr>
             <w:r>
               <w:t xml:space="preserve">Structured Query Language</w:t>
@@ -17868,8 +18259,8 @@
             <w:pPr>
               <w:pStyle w:val="Compact"/>
               <w:jc w:val="left"/>
-              <w:ind w:right="0" w:firstLine="0" w:left="0"/>
-              <w:spacing w:lineRule="auto" w:after="40" w:line="240" w:before="40"/>
+              <w:ind w:firstLine="0" w:left="0" w:right="0"/>
+              <w:spacing w:after="40" w:before="40" w:lineRule="auto" w:line="240"/>
             </w:pPr>
             <w:r>
               <w:rPr>
@@ -17886,8 +18277,8 @@
             <w:pPr>
               <w:pStyle w:val="Compact"/>
               <w:jc w:val="left"/>
-              <w:ind w:right="0" w:firstLine="0" w:left="0"/>
-              <w:spacing w:lineRule="auto" w:after="40" w:line="240" w:before="40"/>
+              <w:ind w:firstLine="0" w:left="0" w:right="0"/>
+              <w:spacing w:after="40" w:before="40" w:lineRule="auto" w:line="240"/>
             </w:pPr>
             <w:r>
               <w:t xml:space="preserve">SQLite Database</w:t>
@@ -17915,17 +18306,17 @@
 </file>
 
 <file path=word/footer1.xml><?xml version="1.0" encoding="utf-8"?>
-<w:ftr xmlns:w="http://schemas.openxmlformats.org/wordprocessingml/2006/main" xmlns:r="http://schemas.openxmlformats.org/officeDocument/2006/relationships">
+<w:ftr xmlns:r="http://schemas.openxmlformats.org/officeDocument/2006/relationships" xmlns:w="http://schemas.openxmlformats.org/wordprocessingml/2006/main">
   <w:tbl>
     <w:tblPr>
-      <w:tblW w:w="5000" w:type="pct"/>
+      <w:tblW w:type="pct" w:w="5000"/>
       <w:tblBorders>
-        <w:top w:color="CCCCCC" w:sz="4" w:space="1" w:val="single"/>
-        <w:bottom w:color="auto" w:sz="0" w:space="0" w:val="none"/>
-        <w:left w:color="auto" w:sz="0" w:space="0" w:val="none"/>
-        <w:right w:color="auto" w:sz="0" w:space="0" w:val="none"/>
-        <w:insideH w:color="auto" w:sz="0" w:space="0" w:val="none"/>
-        <w:insideV w:color="auto" w:sz="0" w:space="0" w:val="none"/>
+        <w:top w:val="single" w:space="1" w:color="CCCCCC" w:sz="4"/>
+        <w:bottom w:val="none" w:space="0" w:color="auto" w:sz="0"/>
+        <w:left w:val="none" w:space="0" w:color="auto" w:sz="0"/>
+        <w:right w:val="none" w:space="0" w:color="auto" w:sz="0"/>
+        <w:insideH w:val="none" w:space="0" w:color="auto" w:sz="0"/>
+        <w:insideV w:val="none" w:space="0" w:color="auto" w:sz="0"/>
       </w:tblBorders>
       <w:tblLayout w:type="fixed"/>
     </w:tblPr>
@@ -17937,7 +18328,7 @@
     <w:tr>
       <w:tc>
         <w:tcPr>
-          <w:tcW w:w="1667" w:type="pct"/>
+          <w:tcW w:type="pct" w:w="1667"/>
         </w:tcPr>
         <w:p>
           <w:pPr>
@@ -17951,7 +18342,7 @@
       </w:tc>
       <w:tc>
         <w:tcPr>
-          <w:tcW w:w="1667" w:type="pct"/>
+          <w:tcW w:type="pct" w:w="1667"/>
         </w:tcPr>
         <w:p>
           <w:pPr>
@@ -17965,7 +18356,7 @@
       </w:tc>
       <w:tc>
         <w:tcPr>
-          <w:tcW w:w="1667" w:type="pct"/>
+          <w:tcW w:type="pct" w:w="1667"/>
         </w:tcPr>
         <w:p>
           <w:pPr>
@@ -18041,7 +18432,7 @@
 </file>
 
 <file path=word/header1.xml><?xml version="1.0" encoding="utf-8"?>
-<w:hdr xmlns:w="http://schemas.openxmlformats.org/wordprocessingml/2006/main" xmlns:r="http://schemas.openxmlformats.org/officeDocument/2006/relationships">
+<w:hdr xmlns:r="http://schemas.openxmlformats.org/officeDocument/2006/relationships" xmlns:w="http://schemas.openxmlformats.org/wordprocessingml/2006/main">
   <w:p>
     <w:pPr>
       <w:pStyle w:val="Header"/>
@@ -18051,7 +18442,7 @@
 </file>
 
 <file path=word/header2.xml><?xml version="1.0" encoding="utf-8"?>
-<w:hdr xmlns:w="http://schemas.openxmlformats.org/wordprocessingml/2006/main" xmlns:r="http://schemas.openxmlformats.org/officeDocument/2006/relationships">
+<w:hdr xmlns:r="http://schemas.openxmlformats.org/officeDocument/2006/relationships" xmlns:w="http://schemas.openxmlformats.org/wordprocessingml/2006/main">
   <w:p>
     <w:pPr>
       <w:pStyle w:val="Header"/>
@@ -18094,7 +18485,7 @@
       <w:lvlText w:val="%1"/>
       <w:lvlJc w:val="left"/>
       <w:pPr>
-        <w:ind w:left="0" w:hanging="0"/>
+        <w:ind w:hanging="0" w:left="0"/>
       </w:pPr>
     </w:lvl>
     <w:lvl w:ilvl="1">
@@ -18106,7 +18497,7 @@
       <w:lvlText w:val="%1.%2"/>
       <w:lvlJc w:val="left"/>
       <w:pPr>
-        <w:ind w:left="0" w:hanging="0"/>
+        <w:ind w:hanging="0" w:left="0"/>
       </w:pPr>
     </w:lvl>
     <w:lvl w:ilvl="2">
@@ -18118,7 +18509,7 @@
       <w:lvlText w:val="%1.%2.%3"/>
       <w:lvlJc w:val="left"/>
       <w:pPr>
-        <w:ind w:left="0" w:hanging="0"/>
+        <w:ind w:hanging="0" w:left="0"/>
       </w:pPr>
     </w:lvl>
     <w:lvl w:ilvl="3">
@@ -18130,7 +18521,7 @@
       <w:lvlText w:val="%1.%2.%3.%4"/>
       <w:lvlJc w:val="left"/>
       <w:pPr>
-        <w:ind w:left="0" w:hanging="0"/>
+        <w:ind w:hanging="0" w:left="0"/>
       </w:pPr>
     </w:lvl>
     <w:lvl w:ilvl="4">
@@ -18142,7 +18533,7 @@
       <w:lvlText w:val="%1.%2.%3.%4.%5"/>
       <w:lvlJc w:val="left"/>
       <w:pPr>
-        <w:ind w:left="0" w:hanging="0"/>
+        <w:ind w:hanging="0" w:left="0"/>
       </w:pPr>
     </w:lvl>
   </w:abstractNum>
@@ -18450,34 +18841,7 @@
     </w:lvlOverride>
   </w:num>
   <w:num w:numId="1004">
-    <w:abstractNumId w:val="99411"/>
-    <w:lvlOverride w:ilvl="0">
-      <w:startOverride w:val="1"/>
-    </w:lvlOverride>
-    <w:lvlOverride w:ilvl="1">
-      <w:startOverride w:val="1"/>
-    </w:lvlOverride>
-    <w:lvlOverride w:ilvl="2">
-      <w:startOverride w:val="1"/>
-    </w:lvlOverride>
-    <w:lvlOverride w:ilvl="3">
-      <w:startOverride w:val="1"/>
-    </w:lvlOverride>
-    <w:lvlOverride w:ilvl="4">
-      <w:startOverride w:val="1"/>
-    </w:lvlOverride>
-    <w:lvlOverride w:ilvl="5">
-      <w:startOverride w:val="1"/>
-    </w:lvlOverride>
-    <w:lvlOverride w:ilvl="6">
-      <w:startOverride w:val="1"/>
-    </w:lvlOverride>
-    <w:lvlOverride w:ilvl="7">
-      <w:startOverride w:val="1"/>
-    </w:lvlOverride>
-    <w:lvlOverride w:ilvl="8">
-      <w:startOverride w:val="1"/>
-    </w:lvlOverride>
+    <w:abstractNumId w:val="991"/>
   </w:num>
   <w:num w:numId="1005">
     <w:abstractNumId w:val="991"/>
@@ -18510,7 +18874,34 @@
     <w:abstractNumId w:val="991"/>
   </w:num>
   <w:num w:numId="1015">
-    <w:abstractNumId w:val="991"/>
+    <w:abstractNumId w:val="99411"/>
+    <w:lvlOverride w:ilvl="0">
+      <w:startOverride w:val="1"/>
+    </w:lvlOverride>
+    <w:lvlOverride w:ilvl="1">
+      <w:startOverride w:val="1"/>
+    </w:lvlOverride>
+    <w:lvlOverride w:ilvl="2">
+      <w:startOverride w:val="1"/>
+    </w:lvlOverride>
+    <w:lvlOverride w:ilvl="3">
+      <w:startOverride w:val="1"/>
+    </w:lvlOverride>
+    <w:lvlOverride w:ilvl="4">
+      <w:startOverride w:val="1"/>
+    </w:lvlOverride>
+    <w:lvlOverride w:ilvl="5">
+      <w:startOverride w:val="1"/>
+    </w:lvlOverride>
+    <w:lvlOverride w:ilvl="6">
+      <w:startOverride w:val="1"/>
+    </w:lvlOverride>
+    <w:lvlOverride w:ilvl="7">
+      <w:startOverride w:val="1"/>
+    </w:lvlOverride>
+    <w:lvlOverride w:ilvl="8">
+      <w:startOverride w:val="1"/>
+    </w:lvlOverride>
   </w:num>
   <w:num w:numId="1016">
     <w:abstractNumId w:val="99411"/>
@@ -18543,34 +18934,7 @@
     </w:lvlOverride>
   </w:num>
   <w:num w:numId="1017">
-    <w:abstractNumId w:val="99411"/>
-    <w:lvlOverride w:ilvl="0">
-      <w:startOverride w:val="1"/>
-    </w:lvlOverride>
-    <w:lvlOverride w:ilvl="1">
-      <w:startOverride w:val="1"/>
-    </w:lvlOverride>
-    <w:lvlOverride w:ilvl="2">
-      <w:startOverride w:val="1"/>
-    </w:lvlOverride>
-    <w:lvlOverride w:ilvl="3">
-      <w:startOverride w:val="1"/>
-    </w:lvlOverride>
-    <w:lvlOverride w:ilvl="4">
-      <w:startOverride w:val="1"/>
-    </w:lvlOverride>
-    <w:lvlOverride w:ilvl="5">
-      <w:startOverride w:val="1"/>
-    </w:lvlOverride>
-    <w:lvlOverride w:ilvl="6">
-      <w:startOverride w:val="1"/>
-    </w:lvlOverride>
-    <w:lvlOverride w:ilvl="7">
-      <w:startOverride w:val="1"/>
-    </w:lvlOverride>
-    <w:lvlOverride w:ilvl="8">
-      <w:startOverride w:val="1"/>
-    </w:lvlOverride>
+    <w:abstractNumId w:val="991"/>
   </w:num>
   <w:num w:numId="1018">
     <w:abstractNumId w:val="991"/>
@@ -18585,9 +18949,6 @@
     <w:abstractNumId w:val="991"/>
   </w:num>
   <w:num w:numId="1022">
-    <w:abstractNumId w:val="991"/>
-  </w:num>
-  <w:num w:numId="1023">
     <w:abstractNumId w:val="991"/>
   </w:num>
   <w:num w:numId="100">
@@ -19490,32 +19851,224 @@
     <w:basedOn w:val="VerbatimChar"/>
     <w:rPr/>
   </w:style>
-  <w:style w:styleId="VerbatimChar" w:type="character" w:customStyle="1">
+  <w:style w:styleId="VerbatimChar" w:customStyle="1" w:type="character">
     <w:name w:val="Verbatim Char"/>
     <w:rPr>
-      <w:rFonts w:hAnsi="Courier New" w:cs="Courier New" w:ascii="Courier New"/>
+      <w:rFonts w:ascii="Courier New" w:hAnsi="Courier New" w:cs="Courier New"/>
       <w:sz w:val="20"/>
       <w:szCs w:val="20"/>
     </w:rPr>
   </w:style>
-  <w:style w:styleId="SourceCode" w:type="paragraph" w:customStyle="1">
+  <w:style w:styleId="SourceCode" w:customStyle="1" w:type="paragraph">
     <w:name w:val="Source Code"/>
     <w:basedOn w:val="Normal"/>
     <w:pPr>
-      <w:spacing w:lineRule="auto" w:after="0" w:line="240" w:before="0"/>
+      <w:spacing w:after="0" w:before="0" w:lineRule="auto" w:line="240"/>
       <w:jc w:val="left"/>
       <w:pBdr>
-        <w:top w:color="CCCCCC" w:sz="4" w:space="1" w:val="single"/>
-        <w:bottom w:color="CCCCCC" w:sz="4" w:space="1" w:val="single"/>
-        <w:left w:color="CCCCCC" w:sz="4" w:space="1" w:val="single"/>
-        <w:right w:color="CCCCCC" w:sz="4" w:space="1" w:val="single"/>
+        <w:top w:val="single" w:space="1" w:color="CCCCCC" w:sz="4"/>
+        <w:bottom w:val="single" w:space="1" w:color="CCCCCC" w:sz="4"/>
+        <w:left w:val="single" w:space="1" w:color="CCCCCC" w:sz="4"/>
+        <w:right w:val="single" w:space="1" w:color="CCCCCC" w:sz="4"/>
       </w:pBdr>
-      <w:shd w:color="auto" w:fill="F5F5F5" w:val="clear"/>
+      <w:shd w:val="clear" w:color="auto" w:fill="F5F5F5"/>
     </w:pPr>
     <w:rPr>
-      <w:rFonts w:hAnsi="Courier New" w:cs="Courier New" w:ascii="Courier New"/>
+      <w:rFonts w:ascii="Courier New" w:hAnsi="Courier New" w:cs="Courier New"/>
       <w:sz w:val="20"/>
       <w:szCs w:val="20"/>
+    </w:rPr>
+  </w:style>
+  <w:style w:styleId="CoverTitle" w:customStyle="1" w:type="paragraph">
+    <w:name w:val="Cover Title"/>
+    <w:basedOn w:val="Normal"/>
+    <w:qFormat/>
+    <w:uiPriority w:val="99"/>
+    <w:pPr>
+      <w:widowControl/>
+      <w:spacing w:after="240" w:before="0" w:lineRule="auto" w:line="240"/>
+      <w:ind w:firstLine="0"/>
+      <w:jc w:val="center"/>
+    </w:pPr>
+    <w:rPr>
+      <w:rFonts w:ascii="Calibri" w:hAnsi="Calibri" w:eastAsia="Calibri" w:cs="Calibri"/>
+      <w:b/>
+      <w:bCs/>
+      <w:sz w:val="56"/>
+      <w:szCs w:val="56"/>
+      <w:color w:val="000000"/>
+    </w:rPr>
+  </w:style>
+  <w:style w:styleId="FigureCenter" w:customStyle="1" w:type="paragraph">
+    <w:name w:val="Figure Center"/>
+    <w:basedOn w:val="Normal"/>
+    <w:qFormat/>
+    <w:uiPriority w:val="99"/>
+    <w:pPr>
+      <w:widowControl/>
+      <w:spacing w:after="120" w:before="120" w:lineRule="auto" w:line="240"/>
+      <w:ind w:firstLine="0"/>
+      <w:jc w:val="center"/>
+    </w:pPr>
+  </w:style>
+  <w:style w:styleId="TOC2" w:type="paragraph">
+    <w:name w:val="TOC 2"/>
+    <w:basedOn w:val="Normal"/>
+    <w:qFormat/>
+    <w:uiPriority w:val="99"/>
+    <w:pPr>
+      <w:widowControl/>
+      <w:spacing w:after="0" w:before="0" w:lineRule="auto" w:line="276"/>
+      <w:ind w:firstLine="0" w:left="360"/>
+    </w:pPr>
+    <w:rPr>
+      <w:rFonts w:ascii="Calibri" w:hAnsi="Calibri" w:eastAsia="Calibri" w:cs="Calibri"/>
+      <w:sz w:val="24"/>
+      <w:szCs w:val="24"/>
+      <w:color w:val="000000"/>
+    </w:rPr>
+  </w:style>
+  <w:style w:styleId="Quote" w:type="paragraph">
+    <w:name w:val="Quote"/>
+    <w:basedOn w:val="Normal"/>
+    <w:qFormat/>
+    <w:uiPriority w:val="99"/>
+    <w:pPr>
+      <w:widowControl/>
+      <w:spacing w:after="160" w:before="200" w:lineRule="auto" w:line="276"/>
+      <w:ind w:firstLine="0" w:left="720" w:right="720"/>
+    </w:pPr>
+    <w:rPr>
+      <w:rFonts w:ascii="Calibri" w:hAnsi="Calibri" w:eastAsia="Calibri" w:cs="Calibri"/>
+      <w:i/>
+      <w:iCs/>
+      <w:sz w:val="24"/>
+      <w:szCs w:val="24"/>
+      <w:color w:val="404040"/>
+    </w:rPr>
+  </w:style>
+  <w:style w:styleId="Reference" w:customStyle="1" w:type="paragraph">
+    <w:name w:val="Reference"/>
+    <w:basedOn w:val="Normal"/>
+    <w:qFormat/>
+    <w:uiPriority w:val="99"/>
+    <w:pPr>
+      <w:widowControl/>
+      <w:spacing w:after="120" w:before="0" w:lineRule="auto" w:line="276"/>
+      <w:ind w:hanging="720" w:left="720"/>
+    </w:pPr>
+    <w:rPr>
+      <w:rFonts w:ascii="Calibri" w:hAnsi="Calibri" w:eastAsia="Calibri" w:cs="Calibri"/>
+      <w:sz w:val="24"/>
+      <w:szCs w:val="24"/>
+    </w:rPr>
+  </w:style>
+  <w:style w:styleId="CoverDocId" w:customStyle="1" w:type="paragraph">
+    <w:name w:val="Cover Document ID"/>
+    <w:basedOn w:val="Normal"/>
+    <w:qFormat/>
+    <w:uiPriority w:val="99"/>
+    <w:pPr>
+      <w:widowControl/>
+      <w:spacing w:after="80" w:before="0" w:lineRule="auto" w:line="240"/>
+      <w:ind w:firstLine="0"/>
+      <w:jc w:val="center"/>
+    </w:pPr>
+    <w:rPr>
+      <w:rFonts w:ascii="Calibri" w:hAnsi="Calibri" w:eastAsia="Calibri" w:cs="Calibri"/>
+      <w:sz w:val="20"/>
+      <w:szCs w:val="20"/>
+      <w:color w:val="888888"/>
+    </w:rPr>
+  </w:style>
+  <w:style w:styleId="CoverAuthor" w:customStyle="1" w:type="paragraph">
+    <w:name w:val="Cover Author"/>
+    <w:basedOn w:val="Normal"/>
+    <w:qFormat/>
+    <w:uiPriority w:val="99"/>
+    <w:pPr>
+      <w:widowControl/>
+      <w:spacing w:after="80" w:before="0" w:lineRule="auto" w:line="240"/>
+      <w:ind w:firstLine="0"/>
+      <w:jc w:val="center"/>
+    </w:pPr>
+    <w:rPr>
+      <w:rFonts w:ascii="Calibri" w:hAnsi="Calibri" w:eastAsia="Calibri" w:cs="Calibri"/>
+      <w:sz w:val="24"/>
+      <w:szCs w:val="24"/>
+      <w:color w:val="000000"/>
+    </w:rPr>
+  </w:style>
+  <w:style w:styleId="CoverDate" w:customStyle="1" w:type="paragraph">
+    <w:name w:val="Cover Date"/>
+    <w:basedOn w:val="Normal"/>
+    <w:qFormat/>
+    <w:uiPriority w:val="99"/>
+    <w:pPr>
+      <w:widowControl/>
+      <w:spacing w:after="80" w:before="0" w:lineRule="auto" w:line="240"/>
+      <w:ind w:firstLine="0"/>
+      <w:jc w:val="center"/>
+    </w:pPr>
+    <w:rPr>
+      <w:rFonts w:ascii="Calibri" w:hAnsi="Calibri" w:eastAsia="Calibri" w:cs="Calibri"/>
+      <w:i/>
+      <w:iCs/>
+      <w:sz w:val="24"/>
+      <w:szCs w:val="24"/>
+      <w:color w:val="666666"/>
+    </w:rPr>
+  </w:style>
+  <w:style w:styleId="CoverSubtitle" w:customStyle="1" w:type="paragraph">
+    <w:name w:val="Cover Subtitle"/>
+    <w:basedOn w:val="Normal"/>
+    <w:qFormat/>
+    <w:uiPriority w:val="99"/>
+    <w:pPr>
+      <w:widowControl/>
+      <w:spacing w:after="160" w:before="0" w:lineRule="auto" w:line="240"/>
+      <w:ind w:firstLine="0"/>
+      <w:jc w:val="center"/>
+    </w:pPr>
+    <w:rPr>
+      <w:rFonts w:ascii="Calibri" w:hAnsi="Calibri" w:eastAsia="Calibri" w:cs="Calibri"/>
+      <w:sz w:val="32"/>
+      <w:szCs w:val="32"/>
+      <w:color w:val="444444"/>
+    </w:rPr>
+  </w:style>
+  <w:style w:styleId="CoverVersion" w:customStyle="1" w:type="paragraph">
+    <w:name w:val="Cover Version"/>
+    <w:basedOn w:val="Normal"/>
+    <w:qFormat/>
+    <w:uiPriority w:val="99"/>
+    <w:pPr>
+      <w:widowControl/>
+      <w:spacing w:after="80" w:before="0" w:lineRule="auto" w:line="240"/>
+      <w:ind w:firstLine="0"/>
+      <w:jc w:val="center"/>
+    </w:pPr>
+    <w:rPr>
+      <w:rFonts w:ascii="Calibri" w:hAnsi="Calibri" w:eastAsia="Calibri" w:cs="Calibri"/>
+      <w:sz w:val="20"/>
+      <w:szCs w:val="20"/>
+      <w:color w:val="888888"/>
+    </w:rPr>
+  </w:style>
+  <w:style w:styleId="Source" w:customStyle="1" w:type="paragraph">
+    <w:name w:val="Source"/>
+    <w:basedOn w:val="Normal"/>
+    <w:qFormat/>
+    <w:uiPriority w:val="99"/>
+    <w:pPr>
+      <w:widowControl/>
+      <w:spacing w:after="80" w:before="0" w:lineRule="auto" w:line="240"/>
+      <w:ind w:firstLine="0"/>
+    </w:pPr>
+    <w:rPr>
+      <w:rFonts w:ascii="Calibri" w:hAnsi="Calibri" w:eastAsia="Calibri" w:cs="Calibri"/>
+      <w:sz w:val="18"/>
+      <w:szCs w:val="18"/>
     </w:rPr>
   </w:style>
   <w:style w:styleId="TOC1" w:type="paragraph">
@@ -19525,11 +20078,11 @@
     <w:uiPriority w:val="99"/>
     <w:pPr>
       <w:widowControl/>
-      <w:spacing w:lineRule="auto" w:after="0" w:line="276" w:before="120"/>
+      <w:spacing w:after="0" w:before="120" w:lineRule="auto" w:line="276"/>
       <w:ind w:firstLine="0"/>
     </w:pPr>
     <w:rPr>
-      <w:rFonts w:eastAsia="Calibri" w:hAnsi="Calibri" w:cs="Calibri" w:ascii="Calibri"/>
+      <w:rFonts w:ascii="Calibri" w:hAnsi="Calibri" w:eastAsia="Calibri" w:cs="Calibri"/>
       <w:b/>
       <w:bCs/>
       <w:sz w:val="24"/>
@@ -19537,168 +20090,7 @@
       <w:color w:val="000000"/>
     </w:rPr>
   </w:style>
-  <w:style w:styleId="CoverSubtitle" w:type="paragraph" w:customStyle="1">
-    <w:name w:val="Cover Subtitle"/>
-    <w:basedOn w:val="Normal"/>
-    <w:qFormat/>
-    <w:uiPriority w:val="99"/>
-    <w:pPr>
-      <w:widowControl/>
-      <w:spacing w:lineRule="auto" w:after="160" w:line="240" w:before="0"/>
-      <w:ind w:firstLine="0"/>
-      <w:jc w:val="center"/>
-    </w:pPr>
-    <w:rPr>
-      <w:rFonts w:eastAsia="Calibri" w:hAnsi="Calibri" w:cs="Calibri" w:ascii="Calibri"/>
-      <w:sz w:val="32"/>
-      <w:szCs w:val="32"/>
-      <w:color w:val="444444"/>
-    </w:rPr>
-  </w:style>
-  <w:style w:styleId="TOC3" w:type="paragraph">
-    <w:name w:val="TOC 3"/>
-    <w:basedOn w:val="Normal"/>
-    <w:qFormat/>
-    <w:uiPriority w:val="99"/>
-    <w:pPr>
-      <w:widowControl/>
-      <w:spacing w:lineRule="auto" w:after="0" w:line="276" w:before="0"/>
-      <w:ind w:firstLine="0" w:left="720"/>
-    </w:pPr>
-    <w:rPr>
-      <w:rFonts w:eastAsia="Calibri" w:hAnsi="Calibri" w:cs="Calibri" w:ascii="Calibri"/>
-      <w:sz w:val="24"/>
-      <w:szCs w:val="24"/>
-      <w:color w:val="000000"/>
-    </w:rPr>
-  </w:style>
-  <w:style w:styleId="Reference" w:type="paragraph" w:customStyle="1">
-    <w:name w:val="Reference"/>
-    <w:basedOn w:val="Normal"/>
-    <w:qFormat/>
-    <w:uiPriority w:val="99"/>
-    <w:pPr>
-      <w:widowControl/>
-      <w:spacing w:lineRule="auto" w:after="120" w:line="276" w:before="0"/>
-      <w:ind w:left="720" w:hanging="720"/>
-    </w:pPr>
-    <w:rPr>
-      <w:rFonts w:eastAsia="Calibri" w:hAnsi="Calibri" w:cs="Calibri" w:ascii="Calibri"/>
-      <w:sz w:val="24"/>
-      <w:szCs w:val="24"/>
-    </w:rPr>
-  </w:style>
-  <w:style w:styleId="CoverDocId" w:type="paragraph" w:customStyle="1">
-    <w:name w:val="Cover Document ID"/>
-    <w:basedOn w:val="Normal"/>
-    <w:qFormat/>
-    <w:uiPriority w:val="99"/>
-    <w:pPr>
-      <w:widowControl/>
-      <w:spacing w:lineRule="auto" w:after="80" w:line="240" w:before="0"/>
-      <w:ind w:firstLine="0"/>
-      <w:jc w:val="center"/>
-    </w:pPr>
-    <w:rPr>
-      <w:rFonts w:eastAsia="Calibri" w:hAnsi="Calibri" w:cs="Calibri" w:ascii="Calibri"/>
-      <w:sz w:val="20"/>
-      <w:szCs w:val="20"/>
-      <w:color w:val="888888"/>
-    </w:rPr>
-  </w:style>
-  <w:style w:styleId="Quote" w:type="paragraph">
-    <w:name w:val="Quote"/>
-    <w:basedOn w:val="Normal"/>
-    <w:qFormat/>
-    <w:uiPriority w:val="99"/>
-    <w:pPr>
-      <w:widowControl/>
-      <w:spacing w:lineRule="auto" w:after="160" w:line="276" w:before="200"/>
-      <w:ind w:right="720" w:firstLine="0" w:left="720"/>
-    </w:pPr>
-    <w:rPr>
-      <w:rFonts w:eastAsia="Calibri" w:hAnsi="Calibri" w:cs="Calibri" w:ascii="Calibri"/>
-      <w:i/>
-      <w:iCs/>
-      <w:sz w:val="24"/>
-      <w:szCs w:val="24"/>
-      <w:color w:val="404040"/>
-    </w:rPr>
-  </w:style>
-  <w:style w:styleId="CoverDate" w:type="paragraph" w:customStyle="1">
-    <w:name w:val="Cover Date"/>
-    <w:basedOn w:val="Normal"/>
-    <w:qFormat/>
-    <w:uiPriority w:val="99"/>
-    <w:pPr>
-      <w:widowControl/>
-      <w:spacing w:lineRule="auto" w:after="80" w:line="240" w:before="0"/>
-      <w:ind w:firstLine="0"/>
-      <w:jc w:val="center"/>
-    </w:pPr>
-    <w:rPr>
-      <w:rFonts w:eastAsia="Calibri" w:hAnsi="Calibri" w:cs="Calibri" w:ascii="Calibri"/>
-      <w:i/>
-      <w:iCs/>
-      <w:sz w:val="24"/>
-      <w:szCs w:val="24"/>
-      <w:color w:val="666666"/>
-    </w:rPr>
-  </w:style>
-  <w:style w:styleId="Source" w:type="paragraph" w:customStyle="1">
-    <w:name w:val="Source"/>
-    <w:basedOn w:val="Normal"/>
-    <w:qFormat/>
-    <w:uiPriority w:val="99"/>
-    <w:pPr>
-      <w:widowControl/>
-      <w:spacing w:lineRule="auto" w:after="80" w:line="240" w:before="0"/>
-      <w:ind w:firstLine="0"/>
-    </w:pPr>
-    <w:rPr>
-      <w:rFonts w:eastAsia="Calibri" w:hAnsi="Calibri" w:cs="Calibri" w:ascii="Calibri"/>
-      <w:sz w:val="18"/>
-      <w:szCs w:val="18"/>
-    </w:rPr>
-  </w:style>
-  <w:style w:styleId="CoverTitle" w:type="paragraph" w:customStyle="1">
-    <w:name w:val="Cover Title"/>
-    <w:basedOn w:val="Normal"/>
-    <w:qFormat/>
-    <w:uiPriority w:val="99"/>
-    <w:pPr>
-      <w:widowControl/>
-      <w:spacing w:lineRule="auto" w:after="240" w:line="240" w:before="0"/>
-      <w:ind w:firstLine="0"/>
-      <w:jc w:val="center"/>
-    </w:pPr>
-    <w:rPr>
-      <w:rFonts w:eastAsia="Calibri" w:hAnsi="Calibri" w:cs="Calibri" w:ascii="Calibri"/>
-      <w:b/>
-      <w:bCs/>
-      <w:sz w:val="56"/>
-      <w:szCs w:val="56"/>
-      <w:color w:val="000000"/>
-    </w:rPr>
-  </w:style>
-  <w:style w:styleId="TOC2" w:type="paragraph">
-    <w:name w:val="TOC 2"/>
-    <w:basedOn w:val="Normal"/>
-    <w:qFormat/>
-    <w:uiPriority w:val="99"/>
-    <w:pPr>
-      <w:widowControl/>
-      <w:spacing w:lineRule="auto" w:after="0" w:line="276" w:before="0"/>
-      <w:ind w:firstLine="0" w:left="360"/>
-    </w:pPr>
-    <w:rPr>
-      <w:rFonts w:eastAsia="Calibri" w:hAnsi="Calibri" w:cs="Calibri" w:ascii="Calibri"/>
-      <w:sz w:val="24"/>
-      <w:szCs w:val="24"/>
-      <w:color w:val="000000"/>
-    </w:rPr>
-  </w:style>
-  <w:style w:styleId="Header" w:type="paragraph" w:customStyle="1">
+  <w:style w:styleId="Header" w:customStyle="1" w:type="paragraph">
     <w:name w:val="Header"/>
     <w:basedOn w:val="Normal"/>
     <w:qFormat/>
@@ -19709,42 +20101,12 @@
       <w:ind w:firstLine="0"/>
     </w:pPr>
     <w:rPr>
-      <w:rFonts w:eastAsia="Calibri" w:hAnsi="Calibri" w:cs="Calibri" w:ascii="Calibri"/>
+      <w:rFonts w:ascii="Calibri" w:hAnsi="Calibri" w:eastAsia="Calibri" w:cs="Calibri"/>
       <w:sz w:val="20"/>
       <w:szCs w:val="20"/>
     </w:rPr>
   </w:style>
-  <w:style w:styleId="FigureCenter" w:type="paragraph" w:customStyle="1">
-    <w:name w:val="Figure Center"/>
-    <w:basedOn w:val="Normal"/>
-    <w:qFormat/>
-    <w:uiPriority w:val="99"/>
-    <w:pPr>
-      <w:widowControl/>
-      <w:spacing w:lineRule="auto" w:after="120" w:line="240" w:before="120"/>
-      <w:ind w:firstLine="0"/>
-      <w:jc w:val="center"/>
-    </w:pPr>
-  </w:style>
-  <w:style w:styleId="CoverAuthor" w:type="paragraph" w:customStyle="1">
-    <w:name w:val="Cover Author"/>
-    <w:basedOn w:val="Normal"/>
-    <w:qFormat/>
-    <w:uiPriority w:val="99"/>
-    <w:pPr>
-      <w:widowControl/>
-      <w:spacing w:lineRule="auto" w:after="80" w:line="240" w:before="0"/>
-      <w:ind w:firstLine="0"/>
-      <w:jc w:val="center"/>
-    </w:pPr>
-    <w:rPr>
-      <w:rFonts w:eastAsia="Calibri" w:hAnsi="Calibri" w:cs="Calibri" w:ascii="Calibri"/>
-      <w:sz w:val="24"/>
-      <w:szCs w:val="24"/>
-      <w:color w:val="000000"/>
-    </w:rPr>
-  </w:style>
-  <w:style w:styleId="Footer" w:type="paragraph" w:customStyle="1">
+  <w:style w:styleId="Footer" w:customStyle="1" w:type="paragraph">
     <w:name w:val="Footer"/>
     <w:basedOn w:val="Normal"/>
     <w:qFormat/>
@@ -19755,27 +20117,26 @@
       <w:ind w:firstLine="0"/>
     </w:pPr>
     <w:rPr>
-      <w:rFonts w:eastAsia="Calibri" w:hAnsi="Calibri" w:cs="Calibri" w:ascii="Calibri"/>
+      <w:rFonts w:ascii="Calibri" w:hAnsi="Calibri" w:eastAsia="Calibri" w:cs="Calibri"/>
       <w:sz w:val="20"/>
       <w:szCs w:val="20"/>
     </w:rPr>
   </w:style>
-  <w:style w:styleId="CoverVersion" w:type="paragraph" w:customStyle="1">
-    <w:name w:val="Cover Version"/>
+  <w:style w:styleId="TOC3" w:type="paragraph">
+    <w:name w:val="TOC 3"/>
     <w:basedOn w:val="Normal"/>
     <w:qFormat/>
     <w:uiPriority w:val="99"/>
     <w:pPr>
       <w:widowControl/>
-      <w:spacing w:lineRule="auto" w:after="80" w:line="240" w:before="0"/>
-      <w:ind w:firstLine="0"/>
-      <w:jc w:val="center"/>
+      <w:spacing w:after="0" w:before="0" w:lineRule="auto" w:line="276"/>
+      <w:ind w:firstLine="0" w:left="720"/>
     </w:pPr>
     <w:rPr>
-      <w:rFonts w:eastAsia="Calibri" w:hAnsi="Calibri" w:cs="Calibri" w:ascii="Calibri"/>
-      <w:sz w:val="20"/>
-      <w:szCs w:val="20"/>
-      <w:color w:val="888888"/>
+      <w:rFonts w:ascii="Calibri" w:hAnsi="Calibri" w:eastAsia="Calibri" w:cs="Calibri"/>
+      <w:sz w:val="24"/>
+      <w:szCs w:val="24"/>
+      <w:color w:val="000000"/>
     </w:rPr>
   </w:style>
 </w:styles>

--- a/manual/downloads/manual.docx
+++ b/manual/downloads/manual.docx
@@ -621,12 +621,12 @@
     </w:p>
     <w:p>
       <w:pPr>
-        <w:spacing w:before="0" w:lineRule="exact" w:after="0" w:line="20"/>
+        <w:spacing w:lineRule="exact" w:before="0" w:line="20" w:after="0"/>
         <w:rPr>
           <w:sz w:val="2"/>
         </w:rPr>
       </w:pPr>
-      <w:bookmarkStart w:id="78556" w:name="puml-diag-pipeline"/>
+      <w:bookmarkStart w:name="puml-diag-pipeline" w:id="78556"/>
       <w:bookmarkEnd w:id="78556"/>
     </w:p>
     <w:p>
@@ -1388,12 +1388,12 @@
     </w:p>
     <w:p>
       <w:pPr>
-        <w:spacing w:before="0" w:lineRule="exact" w:after="0" w:line="20"/>
+        <w:spacing w:lineRule="exact" w:before="0" w:line="20" w:after="0"/>
         <w:rPr>
           <w:sz w:val="2"/>
         </w:rPr>
       </w:pPr>
-      <w:bookmarkStart w:id="54024" w:name="csv-tbl-prerequisites"/>
+      <w:bookmarkStart w:name="csv-tbl-prerequisites" w:id="54024"/>
       <w:bookmarkEnd w:id="54024"/>
     </w:p>
     <w:p>
@@ -1429,12 +1429,12 @@
         <w:tblW w:type="auto" w:w="0"/>
         <w:tblLook w:firstRow="1" w:lastRow="0" w:firstColumn="0" w:lastColumn="0" w:noHBand="0" w:noVBand="0" w:val="0020"/>
         <w:tblBorders>
-          <w:top w:val="single" w:sz="6" w:color="000000" w:space="0"/>
-          <w:left w:val="single" w:sz="6" w:color="000000" w:space="0"/>
-          <w:bottom w:val="single" w:sz="6" w:color="000000" w:space="0"/>
-          <w:right w:val="single" w:sz="6" w:color="000000" w:space="0"/>
-          <w:insideH w:val="single" w:sz="6" w:color="000000" w:space="0"/>
-          <w:insideV w:val="single" w:sz="6" w:color="000000" w:space="0"/>
+          <w:top w:sz="6" w:color="000000" w:space="0" w:val="single"/>
+          <w:left w:sz="6" w:color="000000" w:space="0" w:val="single"/>
+          <w:bottom w:sz="6" w:color="000000" w:space="0" w:val="single"/>
+          <w:right w:sz="6" w:color="000000" w:space="0" w:val="single"/>
+          <w:insideH w:sz="6" w:color="000000" w:space="0" w:val="single"/>
+          <w:insideV w:sz="6" w:color="000000" w:space="0" w:val="single"/>
         </w:tblBorders>
         <w:tblCellMar>
           <w:top w:type="dxa" w:w="57"/>
@@ -1454,14 +1454,14 @@
         </w:trPr>
         <w:tc>
           <w:tcPr>
-            <w:shd w:val="clear" w:fill="E8E8E8" w:color="auto"/>
+            <w:shd w:color="auto" w:fill="E8E8E8" w:val="clear"/>
           </w:tcPr>
           <w:p>
             <w:pPr>
               <w:pStyle w:val="Compact"/>
               <w:jc w:val="left"/>
-              <w:ind w:left="0" w:right="0" w:firstLine="0"/>
-              <w:spacing w:line="240" w:after="40" w:lineRule="auto" w:before="40"/>
+              <w:ind w:right="0" w:left="0" w:firstLine="0"/>
+              <w:spacing w:lineRule="auto" w:line="240" w:before="40" w:after="40"/>
             </w:pPr>
             <w:r>
               <w:rPr>
@@ -1473,14 +1473,14 @@
         </w:tc>
         <w:tc>
           <w:tcPr>
-            <w:shd w:val="clear" w:fill="E8E8E8" w:color="auto"/>
+            <w:shd w:color="auto" w:fill="E8E8E8" w:val="clear"/>
           </w:tcPr>
           <w:p>
             <w:pPr>
               <w:pStyle w:val="Compact"/>
               <w:jc w:val="left"/>
-              <w:ind w:left="0" w:right="0" w:firstLine="0"/>
-              <w:spacing w:line="240" w:after="40" w:lineRule="auto" w:before="40"/>
+              <w:ind w:right="0" w:left="0" w:firstLine="0"/>
+              <w:spacing w:lineRule="auto" w:line="240" w:before="40" w:after="40"/>
             </w:pPr>
             <w:r>
               <w:rPr>
@@ -1492,14 +1492,14 @@
         </w:tc>
         <w:tc>
           <w:tcPr>
-            <w:shd w:val="clear" w:fill="E8E8E8" w:color="auto"/>
+            <w:shd w:color="auto" w:fill="E8E8E8" w:val="clear"/>
           </w:tcPr>
           <w:p>
             <w:pPr>
               <w:pStyle w:val="Compact"/>
               <w:jc w:val="left"/>
-              <w:ind w:left="0" w:right="0" w:firstLine="0"/>
-              <w:spacing w:line="240" w:after="40" w:lineRule="auto" w:before="40"/>
+              <w:ind w:right="0" w:left="0" w:firstLine="0"/>
+              <w:spacing w:lineRule="auto" w:line="240" w:before="40" w:after="40"/>
             </w:pPr>
             <w:r>
               <w:rPr>
@@ -1517,8 +1517,8 @@
             <w:pPr>
               <w:pStyle w:val="Compact"/>
               <w:jc w:val="left"/>
-              <w:ind w:left="0" w:right="0" w:firstLine="0"/>
-              <w:spacing w:line="240" w:after="40" w:lineRule="auto" w:before="40"/>
+              <w:ind w:right="0" w:left="0" w:firstLine="0"/>
+              <w:spacing w:lineRule="auto" w:line="240" w:before="40" w:after="40"/>
             </w:pPr>
             <w:r>
               <w:t xml:space="preserve">Docker runtime</w:t>
@@ -1531,8 +1531,8 @@
             <w:pPr>
               <w:pStyle w:val="Compact"/>
               <w:jc w:val="left"/>
-              <w:ind w:left="0" w:right="0" w:firstLine="0"/>
-              <w:spacing w:line="240" w:after="40" w:lineRule="auto" w:before="40"/>
+              <w:ind w:right="0" w:left="0" w:firstLine="0"/>
+              <w:spacing w:lineRule="auto" w:line="240" w:before="40" w:after="40"/>
             </w:pPr>
             <w:r>
               <w:t xml:space="preserve">20.10+</w:t>
@@ -1545,8 +1545,8 @@
             <w:pPr>
               <w:pStyle w:val="Compact"/>
               <w:jc w:val="left"/>
-              <w:ind w:left="0" w:right="0" w:firstLine="0"/>
-              <w:spacing w:line="240" w:after="40" w:lineRule="auto" w:before="40"/>
+              <w:ind w:right="0" w:left="0" w:firstLine="0"/>
+              <w:spacing w:lineRule="auto" w:line="240" w:before="40" w:after="40"/>
             </w:pPr>
             <w:r>
               <w:t xml:space="preserve">Docker Desktop or Docker Engine (daemon must be running)</w:t>
@@ -1561,8 +1561,8 @@
             <w:pPr>
               <w:pStyle w:val="Compact"/>
               <w:jc w:val="left"/>
-              <w:ind w:left="0" w:right="0" w:firstLine="0"/>
-              <w:spacing w:line="240" w:after="40" w:lineRule="auto" w:before="40"/>
+              <w:ind w:right="0" w:left="0" w:firstLine="0"/>
+              <w:spacing w:lineRule="auto" w:line="240" w:before="40" w:after="40"/>
             </w:pPr>
             <w:r>
               <w:t xml:space="preserve">Disk space</w:t>
@@ -1575,8 +1575,8 @@
             <w:pPr>
               <w:pStyle w:val="Compact"/>
               <w:jc w:val="left"/>
-              <w:ind w:left="0" w:right="0" w:firstLine="0"/>
-              <w:spacing w:line="240" w:after="40" w:lineRule="auto" w:before="40"/>
+              <w:ind w:right="0" w:left="0" w:firstLine="0"/>
+              <w:spacing w:lineRule="auto" w:line="240" w:before="40" w:after="40"/>
             </w:pPr>
             <w:r>
               <w:t xml:space="preserve">2 GB</w:t>
@@ -1589,8 +1589,8 @@
             <w:pPr>
               <w:pStyle w:val="Compact"/>
               <w:jc w:val="left"/>
-              <w:ind w:left="0" w:right="0" w:firstLine="0"/>
-              <w:spacing w:line="240" w:after="40" w:lineRule="auto" w:before="40"/>
+              <w:ind w:right="0" w:left="0" w:firstLine="0"/>
+              <w:spacing w:lineRule="auto" w:line="240" w:before="40" w:after="40"/>
             </w:pPr>
             <w:r>
               <w:t xml:space="preserve">For the Docker image and build artifacts</w:t>
@@ -1605,8 +1605,8 @@
             <w:pPr>
               <w:pStyle w:val="Compact"/>
               <w:jc w:val="left"/>
-              <w:ind w:left="0" w:right="0" w:firstLine="0"/>
-              <w:spacing w:line="240" w:after="40" w:lineRule="auto" w:before="40"/>
+              <w:ind w:right="0" w:left="0" w:firstLine="0"/>
+              <w:spacing w:lineRule="auto" w:line="240" w:before="40" w:after="40"/>
             </w:pPr>
             <w:r>
               <w:t xml:space="preserve">Host OS</w:t>
@@ -1619,8 +1619,8 @@
             <w:pPr>
               <w:pStyle w:val="Compact"/>
               <w:jc w:val="left"/>
-              <w:ind w:left="0" w:right="0" w:firstLine="0"/>
-              <w:spacing w:line="240" w:after="40" w:lineRule="auto" w:before="40"/>
+              <w:ind w:right="0" w:left="0" w:firstLine="0"/>
+              <w:spacing w:lineRule="auto" w:line="240" w:before="40" w:after="40"/>
             </w:pPr>
             <w:r>
               <w:t xml:space="preserve">Linux, macOS, or Windows (with WSL2)</w:t>
@@ -1633,8 +1633,8 @@
             <w:pPr>
               <w:pStyle w:val="Compact"/>
               <w:jc w:val="left"/>
-              <w:ind w:left="0" w:right="0" w:firstLine="0"/>
-              <w:spacing w:line="240" w:after="40" w:lineRule="auto" w:before="40"/>
+              <w:ind w:right="0" w:left="0" w:firstLine="0"/>
+              <w:spacing w:lineRule="auto" w:line="240" w:before="40" w:after="40"/>
             </w:pPr>
             <w:r>
               <w:t xml:space="preserve">The container runs Debian Bookworm (slim)</w:t>
@@ -1696,12 +1696,12 @@
     </w:p>
     <w:p>
       <w:pPr>
-        <w:spacing w:before="0" w:lineRule="exact" w:after="0" w:line="20"/>
+        <w:spacing w:lineRule="exact" w:before="0" w:line="20" w:after="0"/>
         <w:rPr>
           <w:sz w:val="2"/>
         </w:rPr>
       </w:pPr>
-      <w:bookmarkStart w:id="25099" w:name="listing-src-build-image"/>
+      <w:bookmarkStart w:name="listing-src-build-image" w:id="25099"/>
       <w:bookmarkEnd w:id="25099"/>
     </w:p>
     <w:p>
@@ -1983,12 +1983,12 @@
     </w:p>
     <w:p>
       <w:pPr>
-        <w:spacing w:before="0" w:lineRule="exact" w:after="0" w:line="20"/>
+        <w:spacing w:lineRule="exact" w:before="0" w:line="20" w:after="0"/>
         <w:rPr>
           <w:sz w:val="2"/>
         </w:rPr>
       </w:pPr>
-      <w:bookmarkStart w:id="32282" w:name="listing-src-verify-image"/>
+      <w:bookmarkStart w:name="listing-src-verify-image" w:id="32282"/>
       <w:bookmarkEnd w:id="32282"/>
     </w:p>
     <w:p>
@@ -2054,12 +2054,12 @@
     </w:p>
     <w:p>
       <w:pPr>
-        <w:spacing w:before="0" w:lineRule="exact" w:after="0" w:line="20"/>
+        <w:spacing w:lineRule="exact" w:before="0" w:line="20" w:after="0"/>
         <w:rPr>
           <w:sz w:val="2"/>
         </w:rPr>
       </w:pPr>
-      <w:bookmarkStart w:id="13056" w:name="listing-src-run-wrapper"/>
+      <w:bookmarkStart w:name="listing-src-run-wrapper" w:id="13056"/>
       <w:bookmarkEnd w:id="13056"/>
     </w:p>
     <w:p>
@@ -2139,12 +2139,12 @@
     </w:p>
     <w:p>
       <w:pPr>
-        <w:spacing w:before="0" w:lineRule="exact" w:after="0" w:line="20"/>
+        <w:spacing w:lineRule="exact" w:before="0" w:line="20" w:after="0"/>
         <w:rPr>
           <w:sz w:val="2"/>
         </w:rPr>
       </w:pPr>
-      <w:bookmarkStart w:id="47129" w:name="csv-tbl-wrapper-commands"/>
+      <w:bookmarkStart w:name="csv-tbl-wrapper-commands" w:id="47129"/>
       <w:bookmarkEnd w:id="47129"/>
     </w:p>
     <w:p>
@@ -2180,12 +2180,12 @@
         <w:tblW w:type="auto" w:w="0"/>
         <w:tblLook w:firstRow="1" w:lastRow="0" w:firstColumn="0" w:lastColumn="0" w:noHBand="0" w:noVBand="0" w:val="0020"/>
         <w:tblBorders>
-          <w:top w:val="single" w:sz="6" w:color="000000" w:space="0"/>
-          <w:left w:val="single" w:sz="6" w:color="000000" w:space="0"/>
-          <w:bottom w:val="single" w:sz="6" w:color="000000" w:space="0"/>
-          <w:right w:val="single" w:sz="6" w:color="000000" w:space="0"/>
-          <w:insideH w:val="single" w:sz="6" w:color="000000" w:space="0"/>
-          <w:insideV w:val="single" w:sz="6" w:color="000000" w:space="0"/>
+          <w:top w:sz="6" w:color="000000" w:space="0" w:val="single"/>
+          <w:left w:sz="6" w:color="000000" w:space="0" w:val="single"/>
+          <w:bottom w:sz="6" w:color="000000" w:space="0" w:val="single"/>
+          <w:right w:sz="6" w:color="000000" w:space="0" w:val="single"/>
+          <w:insideH w:sz="6" w:color="000000" w:space="0" w:val="single"/>
+          <w:insideV w:sz="6" w:color="000000" w:space="0" w:val="single"/>
         </w:tblBorders>
         <w:tblCellMar>
           <w:top w:type="dxa" w:w="57"/>
@@ -2204,14 +2204,14 @@
         </w:trPr>
         <w:tc>
           <w:tcPr>
-            <w:shd w:val="clear" w:fill="E8E8E8" w:color="auto"/>
+            <w:shd w:color="auto" w:fill="E8E8E8" w:val="clear"/>
           </w:tcPr>
           <w:p>
             <w:pPr>
               <w:pStyle w:val="Compact"/>
               <w:jc w:val="left"/>
-              <w:ind w:left="0" w:right="0" w:firstLine="0"/>
-              <w:spacing w:line="240" w:after="40" w:lineRule="auto" w:before="40"/>
+              <w:ind w:right="0" w:left="0" w:firstLine="0"/>
+              <w:spacing w:lineRule="auto" w:line="240" w:before="40" w:after="40"/>
             </w:pPr>
             <w:r>
               <w:rPr>
@@ -2223,14 +2223,14 @@
         </w:tc>
         <w:tc>
           <w:tcPr>
-            <w:shd w:val="clear" w:fill="E8E8E8" w:color="auto"/>
+            <w:shd w:color="auto" w:fill="E8E8E8" w:val="clear"/>
           </w:tcPr>
           <w:p>
             <w:pPr>
               <w:pStyle w:val="Compact"/>
               <w:jc w:val="left"/>
-              <w:ind w:left="0" w:right="0" w:firstLine="0"/>
-              <w:spacing w:line="240" w:after="40" w:lineRule="auto" w:before="40"/>
+              <w:ind w:right="0" w:left="0" w:firstLine="0"/>
+              <w:spacing w:lineRule="auto" w:line="240" w:before="40" w:after="40"/>
             </w:pPr>
             <w:r>
               <w:rPr>
@@ -2248,8 +2248,8 @@
             <w:pPr>
               <w:pStyle w:val="Compact"/>
               <w:jc w:val="left"/>
-              <w:ind w:left="0" w:right="0" w:firstLine="0"/>
-              <w:spacing w:line="240" w:after="40" w:lineRule="auto" w:before="40"/>
+              <w:ind w:right="0" w:left="0" w:firstLine="0"/>
+              <w:spacing w:lineRule="auto" w:line="240" w:before="40" w:after="40"/>
             </w:pPr>
             <w:r>
               <w:rPr>
@@ -2265,8 +2265,8 @@
             <w:pPr>
               <w:pStyle w:val="Compact"/>
               <w:jc w:val="left"/>
-              <w:ind w:left="0" w:right="0" w:firstLine="0"/>
-              <w:spacing w:line="240" w:after="40" w:lineRule="auto" w:before="40"/>
+              <w:ind w:right="0" w:left="0" w:firstLine="0"/>
+              <w:spacing w:lineRule="auto" w:line="240" w:before="40" w:after="40"/>
             </w:pPr>
             <w:r>
               <w:t xml:space="preserve">Build the project (default file:</w:t>
@@ -2293,8 +2293,8 @@
             <w:pPr>
               <w:pStyle w:val="Compact"/>
               <w:jc w:val="left"/>
-              <w:ind w:left="0" w:right="0" w:firstLine="0"/>
-              <w:spacing w:line="240" w:after="40" w:lineRule="auto" w:before="40"/>
+              <w:ind w:right="0" w:left="0" w:firstLine="0"/>
+              <w:spacing w:lineRule="auto" w:line="240" w:before="40" w:after="40"/>
             </w:pPr>
             <w:r>
               <w:rPr>
@@ -2310,8 +2310,8 @@
             <w:pPr>
               <w:pStyle w:val="Compact"/>
               <w:jc w:val="left"/>
-              <w:ind w:left="0" w:right="0" w:firstLine="0"/>
-              <w:spacing w:line="240" w:after="40" w:lineRule="auto" w:before="40"/>
+              <w:ind w:right="0" w:left="0" w:firstLine="0"/>
+              <w:spacing w:lineRule="auto" w:line="240" w:before="40" w:after="40"/>
             </w:pPr>
             <w:r>
               <w:t xml:space="preserve">Remove</w:t>
@@ -2350,8 +2350,8 @@
             <w:pPr>
               <w:pStyle w:val="Compact"/>
               <w:jc w:val="left"/>
-              <w:ind w:left="0" w:right="0" w:firstLine="0"/>
-              <w:spacing w:line="240" w:after="40" w:lineRule="auto" w:before="40"/>
+              <w:ind w:right="0" w:left="0" w:firstLine="0"/>
+              <w:spacing w:lineRule="auto" w:line="240" w:before="40" w:after="40"/>
             </w:pPr>
             <w:r>
               <w:rPr>
@@ -2367,8 +2367,8 @@
             <w:pPr>
               <w:pStyle w:val="Compact"/>
               <w:jc w:val="left"/>
-              <w:ind w:left="0" w:right="0" w:firstLine="0"/>
-              <w:spacing w:line="240" w:after="40" w:lineRule="auto" w:before="40"/>
+              <w:ind w:right="0" w:left="0" w:firstLine="0"/>
+              <w:spacing w:lineRule="auto" w:line="240" w:before="40" w:after="40"/>
             </w:pPr>
             <w:r>
               <w:t xml:space="preserve">Open an interactive Bash shell inside the container</w:t>
@@ -2611,12 +2611,12 @@
     </w:p>
     <w:p>
       <w:pPr>
-        <w:spacing w:before="0" w:lineRule="exact" w:after="0" w:line="20"/>
+        <w:spacing w:lineRule="exact" w:before="0" w:line="20" w:after="0"/>
         <w:rPr>
           <w:sz w:val="2"/>
         </w:rPr>
       </w:pPr>
-      <w:bookmarkStart w:id="30190" w:name="listing-src-project-yaml"/>
+      <w:bookmarkStart w:name="listing-src-project-yaml" w:id="30190"/>
       <w:bookmarkEnd w:id="30190"/>
     </w:p>
     <w:p>
@@ -3285,12 +3285,12 @@
     </w:p>
     <w:p>
       <w:pPr>
-        <w:spacing w:before="0" w:lineRule="exact" w:after="0" w:line="20"/>
+        <w:spacing w:lineRule="exact" w:before="0" w:line="20" w:after="0"/>
         <w:rPr>
           <w:sz w:val="2"/>
         </w:rPr>
       </w:pPr>
-      <w:bookmarkStart w:id="21586" w:name="csv-tbl-required-fields"/>
+      <w:bookmarkStart w:name="csv-tbl-required-fields" w:id="21586"/>
       <w:bookmarkEnd w:id="21586"/>
     </w:p>
     <w:p>
@@ -3326,12 +3326,12 @@
         <w:tblW w:type="auto" w:w="0"/>
         <w:tblLook w:firstRow="1" w:lastRow="0" w:firstColumn="0" w:lastColumn="0" w:noHBand="0" w:noVBand="0" w:val="0020"/>
         <w:tblBorders>
-          <w:top w:val="single" w:sz="6" w:color="000000" w:space="0"/>
-          <w:left w:val="single" w:sz="6" w:color="000000" w:space="0"/>
-          <w:bottom w:val="single" w:sz="6" w:color="000000" w:space="0"/>
-          <w:right w:val="single" w:sz="6" w:color="000000" w:space="0"/>
-          <w:insideH w:val="single" w:sz="6" w:color="000000" w:space="0"/>
-          <w:insideV w:val="single" w:sz="6" w:color="000000" w:space="0"/>
+          <w:top w:sz="6" w:color="000000" w:space="0" w:val="single"/>
+          <w:left w:sz="6" w:color="000000" w:space="0" w:val="single"/>
+          <w:bottom w:sz="6" w:color="000000" w:space="0" w:val="single"/>
+          <w:right w:sz="6" w:color="000000" w:space="0" w:val="single"/>
+          <w:insideH w:sz="6" w:color="000000" w:space="0" w:val="single"/>
+          <w:insideV w:sz="6" w:color="000000" w:space="0" w:val="single"/>
         </w:tblBorders>
         <w:tblCellMar>
           <w:top w:type="dxa" w:w="57"/>
@@ -3351,14 +3351,14 @@
         </w:trPr>
         <w:tc>
           <w:tcPr>
-            <w:shd w:val="clear" w:fill="E8E8E8" w:color="auto"/>
+            <w:shd w:color="auto" w:fill="E8E8E8" w:val="clear"/>
           </w:tcPr>
           <w:p>
             <w:pPr>
               <w:pStyle w:val="Compact"/>
               <w:jc w:val="left"/>
-              <w:ind w:left="0" w:right="0" w:firstLine="0"/>
-              <w:spacing w:line="240" w:after="40" w:lineRule="auto" w:before="40"/>
+              <w:ind w:right="0" w:left="0" w:firstLine="0"/>
+              <w:spacing w:lineRule="auto" w:line="240" w:before="40" w:after="40"/>
             </w:pPr>
             <w:r>
               <w:rPr>
@@ -3370,14 +3370,14 @@
         </w:tc>
         <w:tc>
           <w:tcPr>
-            <w:shd w:val="clear" w:fill="E8E8E8" w:color="auto"/>
+            <w:shd w:color="auto" w:fill="E8E8E8" w:val="clear"/>
           </w:tcPr>
           <w:p>
             <w:pPr>
               <w:pStyle w:val="Compact"/>
               <w:jc w:val="left"/>
-              <w:ind w:left="0" w:right="0" w:firstLine="0"/>
-              <w:spacing w:line="240" w:after="40" w:lineRule="auto" w:before="40"/>
+              <w:ind w:right="0" w:left="0" w:firstLine="0"/>
+              <w:spacing w:lineRule="auto" w:line="240" w:before="40" w:after="40"/>
             </w:pPr>
             <w:r>
               <w:rPr>
@@ -3389,14 +3389,14 @@
         </w:tc>
         <w:tc>
           <w:tcPr>
-            <w:shd w:val="clear" w:fill="E8E8E8" w:color="auto"/>
+            <w:shd w:color="auto" w:fill="E8E8E8" w:val="clear"/>
           </w:tcPr>
           <w:p>
             <w:pPr>
               <w:pStyle w:val="Compact"/>
               <w:jc w:val="left"/>
-              <w:ind w:left="0" w:right="0" w:firstLine="0"/>
-              <w:spacing w:line="240" w:after="40" w:lineRule="auto" w:before="40"/>
+              <w:ind w:right="0" w:left="0" w:firstLine="0"/>
+              <w:spacing w:lineRule="auto" w:line="240" w:before="40" w:after="40"/>
             </w:pPr>
             <w:r>
               <w:rPr>
@@ -3414,8 +3414,8 @@
             <w:pPr>
               <w:pStyle w:val="Compact"/>
               <w:jc w:val="left"/>
-              <w:ind w:left="0" w:right="0" w:firstLine="0"/>
-              <w:spacing w:line="240" w:after="40" w:lineRule="auto" w:before="40"/>
+              <w:ind w:right="0" w:left="0" w:firstLine="0"/>
+              <w:spacing w:lineRule="auto" w:line="240" w:before="40" w:after="40"/>
             </w:pPr>
             <w:r>
               <w:rPr>
@@ -3431,8 +3431,8 @@
             <w:pPr>
               <w:pStyle w:val="Compact"/>
               <w:jc w:val="left"/>
-              <w:ind w:left="0" w:right="0" w:firstLine="0"/>
-              <w:spacing w:line="240" w:after="40" w:lineRule="auto" w:before="40"/>
+              <w:ind w:right="0" w:left="0" w:firstLine="0"/>
+              <w:spacing w:lineRule="auto" w:line="240" w:before="40" w:after="40"/>
             </w:pPr>
             <w:r>
               <w:t xml:space="preserve">string</w:t>
@@ -3445,8 +3445,8 @@
             <w:pPr>
               <w:pStyle w:val="Compact"/>
               <w:jc w:val="left"/>
-              <w:ind w:left="0" w:right="0" w:firstLine="0"/>
-              <w:spacing w:line="240" w:after="40" w:lineRule="auto" w:before="40"/>
+              <w:ind w:right="0" w:left="0" w:firstLine="0"/>
+              <w:spacing w:lineRule="auto" w:line="240" w:before="40" w:after="40"/>
             </w:pPr>
             <w:r>
               <w:t xml:space="preserve">Project code identifier</w:t>
@@ -3461,8 +3461,8 @@
             <w:pPr>
               <w:pStyle w:val="Compact"/>
               <w:jc w:val="left"/>
-              <w:ind w:left="0" w:right="0" w:firstLine="0"/>
-              <w:spacing w:line="240" w:after="40" w:lineRule="auto" w:before="40"/>
+              <w:ind w:right="0" w:left="0" w:firstLine="0"/>
+              <w:spacing w:lineRule="auto" w:line="240" w:before="40" w:after="40"/>
             </w:pPr>
             <w:r>
               <w:rPr>
@@ -3478,8 +3478,8 @@
             <w:pPr>
               <w:pStyle w:val="Compact"/>
               <w:jc w:val="left"/>
-              <w:ind w:left="0" w:right="0" w:firstLine="0"/>
-              <w:spacing w:line="240" w:after="40" w:lineRule="auto" w:before="40"/>
+              <w:ind w:right="0" w:left="0" w:firstLine="0"/>
+              <w:spacing w:lineRule="auto" w:line="240" w:before="40" w:after="40"/>
             </w:pPr>
             <w:r>
               <w:t xml:space="preserve">string</w:t>
@@ -3492,8 +3492,8 @@
             <w:pPr>
               <w:pStyle w:val="Compact"/>
               <w:jc w:val="left"/>
-              <w:ind w:left="0" w:right="0" w:firstLine="0"/>
-              <w:spacing w:line="240" w:after="40" w:lineRule="auto" w:before="40"/>
+              <w:ind w:right="0" w:left="0" w:firstLine="0"/>
+              <w:spacing w:lineRule="auto" w:line="240" w:before="40" w:after="40"/>
             </w:pPr>
             <w:r>
               <w:t xml:space="preserve">Human-readable project name</w:t>
@@ -3508,8 +3508,8 @@
             <w:pPr>
               <w:pStyle w:val="Compact"/>
               <w:jc w:val="left"/>
-              <w:ind w:left="0" w:right="0" w:firstLine="0"/>
-              <w:spacing w:line="240" w:after="40" w:lineRule="auto" w:before="40"/>
+              <w:ind w:right="0" w:left="0" w:firstLine="0"/>
+              <w:spacing w:lineRule="auto" w:line="240" w:before="40" w:after="40"/>
             </w:pPr>
             <w:r>
               <w:rPr>
@@ -3525,8 +3525,8 @@
             <w:pPr>
               <w:pStyle w:val="Compact"/>
               <w:jc w:val="left"/>
-              <w:ind w:left="0" w:right="0" w:firstLine="0"/>
-              <w:spacing w:line="240" w:after="40" w:lineRule="auto" w:before="40"/>
+              <w:ind w:right="0" w:left="0" w:firstLine="0"/>
+              <w:spacing w:lineRule="auto" w:line="240" w:before="40" w:after="40"/>
             </w:pPr>
             <w:r>
               <w:t xml:space="preserve">list</w:t>
@@ -3539,8 +3539,8 @@
             <w:pPr>
               <w:pStyle w:val="Compact"/>
               <w:jc w:val="left"/>
-              <w:ind w:left="0" w:right="0" w:firstLine="0"/>
-              <w:spacing w:line="240" w:after="40" w:lineRule="auto" w:before="40"/>
+              <w:ind w:right="0" w:left="0" w:firstLine="0"/>
+              <w:spacing w:lineRule="auto" w:line="240" w:before="40" w:after="40"/>
             </w:pPr>
             <w:r>
               <w:t xml:space="preserve">One or more Markdown file paths to process</w:t>
@@ -3565,12 +3565,12 @@
     </w:p>
     <w:p>
       <w:pPr>
-        <w:spacing w:before="0" w:lineRule="exact" w:after="0" w:line="20"/>
+        <w:spacing w:lineRule="exact" w:before="0" w:line="20" w:after="0"/>
         <w:rPr>
           <w:sz w:val="2"/>
         </w:rPr>
       </w:pPr>
-      <w:bookmarkStart w:id="72517" w:name="csv-tbl-default-values"/>
+      <w:bookmarkStart w:name="csv-tbl-default-values" w:id="72517"/>
       <w:bookmarkEnd w:id="72517"/>
     </w:p>
     <w:p>
@@ -3606,12 +3606,12 @@
         <w:tblW w:type="auto" w:w="0"/>
         <w:tblLook w:firstRow="1" w:lastRow="0" w:firstColumn="0" w:lastColumn="0" w:noHBand="0" w:noVBand="0" w:val="0020"/>
         <w:tblBorders>
-          <w:top w:val="single" w:sz="6" w:color="000000" w:space="0"/>
-          <w:left w:val="single" w:sz="6" w:color="000000" w:space="0"/>
-          <w:bottom w:val="single" w:sz="6" w:color="000000" w:space="0"/>
-          <w:right w:val="single" w:sz="6" w:color="000000" w:space="0"/>
-          <w:insideH w:val="single" w:sz="6" w:color="000000" w:space="0"/>
-          <w:insideV w:val="single" w:sz="6" w:color="000000" w:space="0"/>
+          <w:top w:sz="6" w:color="000000" w:space="0" w:val="single"/>
+          <w:left w:sz="6" w:color="000000" w:space="0" w:val="single"/>
+          <w:bottom w:sz="6" w:color="000000" w:space="0" w:val="single"/>
+          <w:right w:sz="6" w:color="000000" w:space="0" w:val="single"/>
+          <w:insideH w:sz="6" w:color="000000" w:space="0" w:val="single"/>
+          <w:insideV w:sz="6" w:color="000000" w:space="0" w:val="single"/>
         </w:tblBorders>
         <w:tblCellMar>
           <w:top w:type="dxa" w:w="57"/>
@@ -3631,14 +3631,14 @@
         </w:trPr>
         <w:tc>
           <w:tcPr>
-            <w:shd w:val="clear" w:fill="E8E8E8" w:color="auto"/>
+            <w:shd w:color="auto" w:fill="E8E8E8" w:val="clear"/>
           </w:tcPr>
           <w:p>
             <w:pPr>
               <w:pStyle w:val="Compact"/>
               <w:jc w:val="left"/>
-              <w:ind w:left="0" w:right="0" w:firstLine="0"/>
-              <w:spacing w:line="240" w:after="40" w:lineRule="auto" w:before="40"/>
+              <w:ind w:right="0" w:left="0" w:firstLine="0"/>
+              <w:spacing w:lineRule="auto" w:line="240" w:before="40" w:after="40"/>
             </w:pPr>
             <w:r>
               <w:rPr>
@@ -3650,14 +3650,14 @@
         </w:tc>
         <w:tc>
           <w:tcPr>
-            <w:shd w:val="clear" w:fill="E8E8E8" w:color="auto"/>
+            <w:shd w:color="auto" w:fill="E8E8E8" w:val="clear"/>
           </w:tcPr>
           <w:p>
             <w:pPr>
               <w:pStyle w:val="Compact"/>
               <w:jc w:val="left"/>
-              <w:ind w:left="0" w:right="0" w:firstLine="0"/>
-              <w:spacing w:line="240" w:after="40" w:lineRule="auto" w:before="40"/>
+              <w:ind w:right="0" w:left="0" w:firstLine="0"/>
+              <w:spacing w:lineRule="auto" w:line="240" w:before="40" w:after="40"/>
             </w:pPr>
             <w:r>
               <w:rPr>
@@ -3669,14 +3669,14 @@
         </w:tc>
         <w:tc>
           <w:tcPr>
-            <w:shd w:val="clear" w:fill="E8E8E8" w:color="auto"/>
+            <w:shd w:color="auto" w:fill="E8E8E8" w:val="clear"/>
           </w:tcPr>
           <w:p>
             <w:pPr>
               <w:pStyle w:val="Compact"/>
               <w:jc w:val="left"/>
-              <w:ind w:left="0" w:right="0" w:firstLine="0"/>
-              <w:spacing w:line="240" w:after="40" w:lineRule="auto" w:before="40"/>
+              <w:ind w:right="0" w:left="0" w:firstLine="0"/>
+              <w:spacing w:lineRule="auto" w:line="240" w:before="40" w:after="40"/>
             </w:pPr>
             <w:r>
               <w:rPr>
@@ -3694,8 +3694,8 @@
             <w:pPr>
               <w:pStyle w:val="Compact"/>
               <w:jc w:val="left"/>
-              <w:ind w:left="0" w:right="0" w:firstLine="0"/>
-              <w:spacing w:line="240" w:after="40" w:lineRule="auto" w:before="40"/>
+              <w:ind w:right="0" w:left="0" w:firstLine="0"/>
+              <w:spacing w:lineRule="auto" w:line="240" w:before="40" w:after="40"/>
             </w:pPr>
             <w:r>
               <w:rPr>
@@ -3711,8 +3711,8 @@
             <w:pPr>
               <w:pStyle w:val="Compact"/>
               <w:jc w:val="left"/>
-              <w:ind w:left="0" w:right="0" w:firstLine="0"/>
-              <w:spacing w:line="240" w:after="40" w:lineRule="auto" w:before="40"/>
+              <w:ind w:right="0" w:left="0" w:firstLine="0"/>
+              <w:spacing w:lineRule="auto" w:line="240" w:before="40" w:after="40"/>
             </w:pPr>
             <w:r>
               <w:rPr>
@@ -3728,8 +3728,8 @@
             <w:pPr>
               <w:pStyle w:val="Compact"/>
               <w:jc w:val="left"/>
-              <w:ind w:left="0" w:right="0" w:firstLine="0"/>
-              <w:spacing w:line="240" w:after="40" w:lineRule="auto" w:before="40"/>
+              <w:ind w:right="0" w:left="0" w:firstLine="0"/>
+              <w:spacing w:lineRule="auto" w:line="240" w:before="40" w:after="40"/>
             </w:pPr>
             <w:r>
               <w:t xml:space="preserve">Built-in base model is always loaded</w:t>
@@ -3744,8 +3744,8 @@
             <w:pPr>
               <w:pStyle w:val="Compact"/>
               <w:jc w:val="left"/>
-              <w:ind w:left="0" w:right="0" w:firstLine="0"/>
-              <w:spacing w:line="240" w:after="40" w:lineRule="auto" w:before="40"/>
+              <w:ind w:right="0" w:left="0" w:firstLine="0"/>
+              <w:spacing w:lineRule="auto" w:line="240" w:before="40" w:after="40"/>
             </w:pPr>
             <w:r>
               <w:rPr>
@@ -3761,8 +3761,8 @@
             <w:pPr>
               <w:pStyle w:val="Compact"/>
               <w:jc w:val="left"/>
-              <w:ind w:left="0" w:right="0" w:firstLine="0"/>
-              <w:spacing w:line="240" w:after="40" w:lineRule="auto" w:before="40"/>
+              <w:ind w:right="0" w:left="0" w:firstLine="0"/>
+              <w:spacing w:lineRule="auto" w:line="240" w:before="40" w:after="40"/>
             </w:pPr>
             <w:r>
               <w:rPr>
@@ -3778,8 +3778,8 @@
             <w:pPr>
               <w:pStyle w:val="Compact"/>
               <w:jc w:val="left"/>
-              <w:ind w:left="0" w:right="0" w:firstLine="0"/>
-              <w:spacing w:line="240" w:after="40" w:lineRule="auto" w:before="40"/>
+              <w:ind w:right="0" w:left="0" w:firstLine="0"/>
+              <w:spacing w:lineRule="auto" w:line="240" w:before="40" w:after="40"/>
             </w:pPr>
             <w:r>
               <w:t xml:space="preserve">Also stores</w:t>
@@ -3803,8 +3803,8 @@
             <w:pPr>
               <w:pStyle w:val="Compact"/>
               <w:jc w:val="left"/>
-              <w:ind w:left="0" w:right="0" w:firstLine="0"/>
-              <w:spacing w:line="240" w:after="40" w:lineRule="auto" w:before="40"/>
+              <w:ind w:right="0" w:left="0" w:firstLine="0"/>
+              <w:spacing w:lineRule="auto" w:line="240" w:before="40" w:after="40"/>
             </w:pPr>
             <w:r>
               <w:rPr>
@@ -3820,8 +3820,8 @@
             <w:pPr>
               <w:pStyle w:val="Compact"/>
               <w:jc w:val="left"/>
-              <w:ind w:left="0" w:right="0" w:firstLine="0"/>
-              <w:spacing w:line="240" w:after="40" w:lineRule="auto" w:before="40"/>
+              <w:ind w:right="0" w:left="0" w:firstLine="0"/>
+              <w:spacing w:lineRule="auto" w:line="240" w:before="40" w:after="40"/>
             </w:pPr>
             <w:r>
               <w:rPr>
@@ -3837,8 +3837,8 @@
             <w:pPr>
               <w:pStyle w:val="Compact"/>
               <w:jc w:val="left"/>
-              <w:ind w:left="0" w:right="0" w:firstLine="0"/>
-              <w:spacing w:line="240" w:after="40" w:lineRule="auto" w:before="40"/>
+              <w:ind w:right="0" w:left="0" w:firstLine="0"/>
+              <w:spacing w:lineRule="auto" w:line="240" w:before="40" w:after="40"/>
             </w:pPr>
             <w:r>
               <w:t xml:space="preserve">Overridden by</w:t>
@@ -3929,12 +3929,12 @@
     </w:p>
     <w:p>
       <w:pPr>
-        <w:spacing w:before="0" w:lineRule="exact" w:after="0" w:line="20"/>
+        <w:spacing w:lineRule="exact" w:before="0" w:line="20" w:after="0"/>
         <w:rPr>
           <w:sz w:val="2"/>
         </w:rPr>
       </w:pPr>
-      <w:bookmarkStart w:id="78709" w:name="listing-src-specification-pattern"/>
+      <w:bookmarkStart w:name="listing-src-specification-pattern" w:id="78709"/>
       <w:bookmarkEnd w:id="78709"/>
     </w:p>
     <w:p>
@@ -4020,12 +4020,12 @@
     </w:p>
     <w:p>
       <w:pPr>
-        <w:spacing w:before="0" w:lineRule="exact" w:after="0" w:line="20"/>
+        <w:spacing w:lineRule="exact" w:before="0" w:line="20" w:after="0"/>
         <w:rPr>
           <w:sz w:val="2"/>
         </w:rPr>
       </w:pPr>
-      <w:bookmarkStart w:id="57333" w:name="listing-src-object-pattern"/>
+      <w:bookmarkStart w:name="listing-src-object-pattern" w:id="57333"/>
       <w:bookmarkEnd w:id="57333"/>
     </w:p>
     <w:p>
@@ -4173,12 +4173,12 @@
     </w:p>
     <w:p>
       <w:pPr>
-        <w:spacing w:before="0" w:lineRule="exact" w:after="0" w:line="20"/>
+        <w:spacing w:lineRule="exact" w:before="0" w:line="20" w:after="0"/>
         <w:rPr>
           <w:sz w:val="2"/>
         </w:rPr>
       </w:pPr>
-      <w:bookmarkStart w:id="89902" w:name="listing-src-attribute-pattern"/>
+      <w:bookmarkStart w:name="listing-src-attribute-pattern" w:id="89902"/>
       <w:bookmarkEnd w:id="89902"/>
     </w:p>
     <w:p>
@@ -4513,12 +4513,12 @@
     </w:p>
     <w:p>
       <w:pPr>
-        <w:spacing w:before="0" w:lineRule="exact" w:after="0" w:line="20"/>
+        <w:spacing w:lineRule="exact" w:before="0" w:line="20" w:after="0"/>
         <w:rPr>
           <w:sz w:val="2"/>
         </w:rPr>
       </w:pPr>
-      <w:bookmarkStart w:id="55431" w:name="listing-src-plantuml-float-syntax"/>
+      <w:bookmarkStart w:name="listing-src-plantuml-float-syntax" w:id="55431"/>
       <w:bookmarkEnd w:id="55431"/>
     </w:p>
     <w:p>
@@ -4620,12 +4620,12 @@
     </w:p>
     <w:p>
       <w:pPr>
-        <w:spacing w:before="0" w:lineRule="exact" w:after="0" w:line="20"/>
+        <w:spacing w:lineRule="exact" w:before="0" w:line="20" w:after="0"/>
         <w:rPr>
           <w:sz w:val="2"/>
         </w:rPr>
       </w:pPr>
-      <w:bookmarkStart w:id="10374" w:name="listing-src-table-float-syntax"/>
+      <w:bookmarkStart w:name="listing-src-table-float-syntax" w:id="10374"/>
       <w:bookmarkEnd w:id="10374"/>
     </w:p>
     <w:p>
@@ -4774,12 +4774,12 @@
     </w:p>
     <w:p>
       <w:pPr>
-        <w:spacing w:before="0" w:lineRule="exact" w:after="0" w:line="20"/>
+        <w:spacing w:lineRule="exact" w:before="0" w:line="20" w:after="0"/>
         <w:rPr>
           <w:sz w:val="2"/>
         </w:rPr>
       </w:pPr>
-      <w:bookmarkStart w:id="55086" w:name="listing-src-csv-float-syntax"/>
+      <w:bookmarkStart w:name="listing-src-csv-float-syntax" w:id="55086"/>
       <w:bookmarkEnd w:id="55086"/>
     </w:p>
     <w:p>
@@ -4957,12 +4957,12 @@
     </w:p>
     <w:p>
       <w:pPr>
-        <w:spacing w:before="0" w:lineRule="exact" w:after="0" w:line="20"/>
+        <w:spacing w:lineRule="exact" w:before="0" w:line="20" w:after="0"/>
         <w:rPr>
           <w:sz w:val="2"/>
         </w:rPr>
       </w:pPr>
-      <w:bookmarkStart w:id="69456" w:name="listing-src-listing-float-syntax"/>
+      <w:bookmarkStart w:name="listing-src-listing-float-syntax" w:id="69456"/>
       <w:bookmarkEnd w:id="69456"/>
     </w:p>
     <w:p>
@@ -5147,12 +5147,12 @@
     </w:p>
     <w:p>
       <w:pPr>
-        <w:spacing w:before="0" w:lineRule="exact" w:after="0" w:line="20"/>
+        <w:spacing w:lineRule="exact" w:before="0" w:line="20" w:after="0"/>
         <w:rPr>
           <w:sz w:val="2"/>
         </w:rPr>
       </w:pPr>
-      <w:bookmarkStart w:id="31094" w:name="listing-src-chart-float-syntax"/>
+      <w:bookmarkStart w:name="listing-src-chart-float-syntax" w:id="31094"/>
       <w:bookmarkEnd w:id="31094"/>
     </w:p>
     <w:p>
@@ -5323,12 +5323,12 @@
     </w:p>
     <w:p>
       <w:pPr>
-        <w:spacing w:before="0" w:lineRule="exact" w:after="0" w:line="20"/>
+        <w:spacing w:lineRule="exact" w:before="0" w:line="20" w:after="0"/>
         <w:rPr>
           <w:sz w:val="2"/>
         </w:rPr>
       </w:pPr>
-      <w:bookmarkStart w:id="22760" w:name="listing-src-math-float-syntax"/>
+      <w:bookmarkStart w:name="listing-src-math-float-syntax" w:id="22760"/>
       <w:bookmarkEnd w:id="22760"/>
     </w:p>
     <w:p>
@@ -5445,12 +5445,12 @@
     </w:p>
     <w:p>
       <w:pPr>
-        <w:spacing w:before="0" w:lineRule="exact" w:after="0" w:line="20"/>
+        <w:spacing w:lineRule="exact" w:before="0" w:line="20" w:after="0"/>
         <w:rPr>
           <w:sz w:val="2"/>
         </w:rPr>
       </w:pPr>
-      <w:bookmarkStart w:id="95403" w:name="csv-tbl-float-syntax"/>
+      <w:bookmarkStart w:name="csv-tbl-float-syntax" w:id="95403"/>
       <w:bookmarkEnd w:id="95403"/>
     </w:p>
     <w:p>
@@ -5486,12 +5486,12 @@
         <w:tblW w:type="auto" w:w="0"/>
         <w:tblLook w:firstRow="1" w:lastRow="0" w:firstColumn="0" w:lastColumn="0" w:noHBand="0" w:noVBand="0" w:val="0020"/>
         <w:tblBorders>
-          <w:top w:val="single" w:sz="6" w:color="000000" w:space="0"/>
-          <w:left w:val="single" w:sz="6" w:color="000000" w:space="0"/>
-          <w:bottom w:val="single" w:sz="6" w:color="000000" w:space="0"/>
-          <w:right w:val="single" w:sz="6" w:color="000000" w:space="0"/>
-          <w:insideH w:val="single" w:sz="6" w:color="000000" w:space="0"/>
-          <w:insideV w:val="single" w:sz="6" w:color="000000" w:space="0"/>
+          <w:top w:sz="6" w:color="000000" w:space="0" w:val="single"/>
+          <w:left w:sz="6" w:color="000000" w:space="0" w:val="single"/>
+          <w:bottom w:sz="6" w:color="000000" w:space="0" w:val="single"/>
+          <w:right w:sz="6" w:color="000000" w:space="0" w:val="single"/>
+          <w:insideH w:sz="6" w:color="000000" w:space="0" w:val="single"/>
+          <w:insideV w:sz="6" w:color="000000" w:space="0" w:val="single"/>
         </w:tblBorders>
         <w:tblCellMar>
           <w:top w:type="dxa" w:w="57"/>
@@ -5510,14 +5510,14 @@
         </w:trPr>
         <w:tc>
           <w:tcPr>
-            <w:shd w:val="clear" w:fill="E8E8E8" w:color="auto"/>
+            <w:shd w:color="auto" w:fill="E8E8E8" w:val="clear"/>
           </w:tcPr>
           <w:p>
             <w:pPr>
               <w:pStyle w:val="Compact"/>
               <w:jc w:val="left"/>
-              <w:ind w:left="0" w:right="0" w:firstLine="0"/>
-              <w:spacing w:line="240" w:after="40" w:lineRule="auto" w:before="40"/>
+              <w:ind w:right="0" w:left="0" w:firstLine="0"/>
+              <w:spacing w:lineRule="auto" w:line="240" w:before="40" w:after="40"/>
             </w:pPr>
             <w:r>
               <w:rPr>
@@ -5529,14 +5529,14 @@
         </w:tc>
         <w:tc>
           <w:tcPr>
-            <w:shd w:val="clear" w:fill="E8E8E8" w:color="auto"/>
+            <w:shd w:color="auto" w:fill="E8E8E8" w:val="clear"/>
           </w:tcPr>
           <w:p>
             <w:pPr>
               <w:pStyle w:val="Compact"/>
               <w:jc w:val="left"/>
-              <w:ind w:left="0" w:right="0" w:firstLine="0"/>
-              <w:spacing w:line="240" w:after="40" w:lineRule="auto" w:before="40"/>
+              <w:ind w:right="0" w:left="0" w:firstLine="0"/>
+              <w:spacing w:lineRule="auto" w:line="240" w:before="40" w:after="40"/>
             </w:pPr>
             <w:r>
               <w:rPr>
@@ -5554,8 +5554,8 @@
             <w:pPr>
               <w:pStyle w:val="Compact"/>
               <w:jc w:val="left"/>
-              <w:ind w:left="0" w:right="0" w:firstLine="0"/>
-              <w:spacing w:line="240" w:after="40" w:lineRule="auto" w:before="40"/>
+              <w:ind w:right="0" w:left="0" w:firstLine="0"/>
+              <w:spacing w:lineRule="auto" w:line="240" w:before="40" w:after="40"/>
             </w:pPr>
             <w:r>
               <w:rPr>
@@ -5571,8 +5571,8 @@
             <w:pPr>
               <w:pStyle w:val="Compact"/>
               <w:jc w:val="left"/>
-              <w:ind w:left="0" w:right="0" w:firstLine="0"/>
-              <w:spacing w:line="240" w:after="40" w:lineRule="auto" w:before="40"/>
+              <w:ind w:right="0" w:left="0" w:firstLine="0"/>
+              <w:spacing w:lineRule="auto" w:line="240" w:before="40" w:after="40"/>
             </w:pPr>
             <w:r>
               <w:t xml:space="preserve">Float type identifier (for example</w:t>
@@ -5671,8 +5671,8 @@
             <w:pPr>
               <w:pStyle w:val="Compact"/>
               <w:jc w:val="left"/>
-              <w:ind w:left="0" w:right="0" w:firstLine="0"/>
-              <w:spacing w:line="240" w:after="40" w:lineRule="auto" w:before="40"/>
+              <w:ind w:right="0" w:left="0" w:firstLine="0"/>
+              <w:spacing w:lineRule="auto" w:line="240" w:before="40" w:after="40"/>
             </w:pPr>
             <w:r>
               <w:rPr>
@@ -5688,8 +5688,8 @@
             <w:pPr>
               <w:pStyle w:val="Compact"/>
               <w:jc w:val="left"/>
-              <w:ind w:left="0" w:right="0" w:firstLine="0"/>
-              <w:spacing w:line="240" w:after="40" w:lineRule="auto" w:before="40"/>
+              <w:ind w:right="0" w:left="0" w:firstLine="0"/>
+              <w:spacing w:lineRule="auto" w:line="240" w:before="40" w:after="40"/>
             </w:pPr>
             <w:r>
               <w:t xml:space="preserve">Optional language hint for syntax highlighting</w:t>
@@ -5704,8 +5704,8 @@
             <w:pPr>
               <w:pStyle w:val="Compact"/>
               <w:jc w:val="left"/>
-              <w:ind w:left="0" w:right="0" w:firstLine="0"/>
-              <w:spacing w:line="240" w:after="40" w:lineRule="auto" w:before="40"/>
+              <w:ind w:right="0" w:left="0" w:firstLine="0"/>
+              <w:spacing w:lineRule="auto" w:line="240" w:before="40" w:after="40"/>
             </w:pPr>
             <w:r>
               <w:rPr>
@@ -5721,8 +5721,8 @@
             <w:pPr>
               <w:pStyle w:val="Compact"/>
               <w:jc w:val="left"/>
-              <w:ind w:left="0" w:right="0" w:firstLine="0"/>
-              <w:spacing w:line="240" w:after="40" w:lineRule="auto" w:before="40"/>
+              <w:ind w:right="0" w:left="0" w:firstLine="0"/>
+              <w:spacing w:lineRule="auto" w:line="240" w:before="40" w:after="40"/>
             </w:pPr>
             <w:r>
               <w:t xml:space="preserve">Float label for cross-referencing; must be unique within the specification</w:t>
@@ -5737,8 +5737,8 @@
             <w:pPr>
               <w:pStyle w:val="Compact"/>
               <w:jc w:val="left"/>
-              <w:ind w:left="0" w:right="0" w:firstLine="0"/>
-              <w:spacing w:line="240" w:after="40" w:lineRule="auto" w:before="40"/>
+              <w:ind w:right="0" w:left="0" w:firstLine="0"/>
+              <w:spacing w:lineRule="auto" w:line="240" w:before="40" w:after="40"/>
             </w:pPr>
             <w:r>
               <w:rPr>
@@ -5754,8 +5754,8 @@
             <w:pPr>
               <w:pStyle w:val="Compact"/>
               <w:jc w:val="left"/>
-              <w:ind w:left="0" w:right="0" w:firstLine="0"/>
-              <w:spacing w:line="240" w:after="40" w:lineRule="auto" w:before="40"/>
+              <w:ind w:right="0" w:left="0" w:firstLine="0"/>
+              <w:spacing w:lineRule="auto" w:line="240" w:before="40" w:after="40"/>
             </w:pPr>
             <w:r>
               <w:t xml:space="preserve">Key-value attributes; common attribute:</w:t>
@@ -5856,12 +5856,12 @@
     </w:p>
     <w:p>
       <w:pPr>
-        <w:spacing w:before="0" w:lineRule="exact" w:after="0" w:line="20"/>
+        <w:spacing w:lineRule="exact" w:before="0" w:line="20" w:after="0"/>
         <w:rPr>
           <w:sz w:val="2"/>
         </w:rPr>
       </w:pPr>
-      <w:bookmarkStart w:id="48255" w:name="csv-tbl-selectors"/>
+      <w:bookmarkStart w:name="csv-tbl-selectors" w:id="48255"/>
       <w:bookmarkEnd w:id="48255"/>
     </w:p>
     <w:p>
@@ -5897,12 +5897,12 @@
         <w:tblW w:type="auto" w:w="0"/>
         <w:tblLook w:firstRow="1" w:lastRow="0" w:firstColumn="0" w:lastColumn="0" w:noHBand="0" w:noVBand="0" w:val="0020"/>
         <w:tblBorders>
-          <w:top w:val="single" w:sz="6" w:color="000000" w:space="0"/>
-          <w:left w:val="single" w:sz="6" w:color="000000" w:space="0"/>
-          <w:bottom w:val="single" w:sz="6" w:color="000000" w:space="0"/>
-          <w:right w:val="single" w:sz="6" w:color="000000" w:space="0"/>
-          <w:insideH w:val="single" w:sz="6" w:color="000000" w:space="0"/>
-          <w:insideV w:val="single" w:sz="6" w:color="000000" w:space="0"/>
+          <w:top w:sz="6" w:color="000000" w:space="0" w:val="single"/>
+          <w:left w:sz="6" w:color="000000" w:space="0" w:val="single"/>
+          <w:bottom w:sz="6" w:color="000000" w:space="0" w:val="single"/>
+          <w:right w:sz="6" w:color="000000" w:space="0" w:val="single"/>
+          <w:insideH w:sz="6" w:color="000000" w:space="0" w:val="single"/>
+          <w:insideV w:sz="6" w:color="000000" w:space="0" w:val="single"/>
         </w:tblBorders>
         <w:tblCellMar>
           <w:top w:type="dxa" w:w="57"/>
@@ -5922,14 +5922,14 @@
         </w:trPr>
         <w:tc>
           <w:tcPr>
-            <w:shd w:val="clear" w:fill="E8E8E8" w:color="auto"/>
+            <w:shd w:color="auto" w:fill="E8E8E8" w:val="clear"/>
           </w:tcPr>
           <w:p>
             <w:pPr>
               <w:pStyle w:val="Compact"/>
               <w:jc w:val="left"/>
-              <w:ind w:left="0" w:right="0" w:firstLine="0"/>
-              <w:spacing w:line="240" w:after="40" w:lineRule="auto" w:before="40"/>
+              <w:ind w:right="0" w:left="0" w:firstLine="0"/>
+              <w:spacing w:lineRule="auto" w:line="240" w:before="40" w:after="40"/>
             </w:pPr>
             <w:r>
               <w:rPr>
@@ -5941,14 +5941,14 @@
         </w:tc>
         <w:tc>
           <w:tcPr>
-            <w:shd w:val="clear" w:fill="E8E8E8" w:color="auto"/>
+            <w:shd w:color="auto" w:fill="E8E8E8" w:val="clear"/>
           </w:tcPr>
           <w:p>
             <w:pPr>
               <w:pStyle w:val="Compact"/>
               <w:jc w:val="left"/>
-              <w:ind w:left="0" w:right="0" w:firstLine="0"/>
-              <w:spacing w:line="240" w:after="40" w:lineRule="auto" w:before="40"/>
+              <w:ind w:right="0" w:left="0" w:firstLine="0"/>
+              <w:spacing w:lineRule="auto" w:line="240" w:before="40" w:after="40"/>
             </w:pPr>
             <w:r>
               <w:rPr>
@@ -5960,14 +5960,14 @@
         </w:tc>
         <w:tc>
           <w:tcPr>
-            <w:shd w:val="clear" w:fill="E8E8E8" w:color="auto"/>
+            <w:shd w:color="auto" w:fill="E8E8E8" w:val="clear"/>
           </w:tcPr>
           <w:p>
             <w:pPr>
               <w:pStyle w:val="Compact"/>
               <w:jc w:val="left"/>
-              <w:ind w:left="0" w:right="0" w:firstLine="0"/>
-              <w:spacing w:line="240" w:after="40" w:lineRule="auto" w:before="40"/>
+              <w:ind w:right="0" w:left="0" w:firstLine="0"/>
+              <w:spacing w:lineRule="auto" w:line="240" w:before="40" w:after="40"/>
             </w:pPr>
             <w:r>
               <w:rPr>
@@ -5985,8 +5985,8 @@
             <w:pPr>
               <w:pStyle w:val="Compact"/>
               <w:jc w:val="left"/>
-              <w:ind w:left="0" w:right="0" w:firstLine="0"/>
-              <w:spacing w:line="240" w:after="40" w:lineRule="auto" w:before="40"/>
+              <w:ind w:right="0" w:left="0" w:firstLine="0"/>
+              <w:spacing w:lineRule="auto" w:line="240" w:before="40" w:after="40"/>
             </w:pPr>
             <w:r>
               <w:rPr>
@@ -6002,8 +6002,8 @@
             <w:pPr>
               <w:pStyle w:val="Compact"/>
               <w:jc w:val="left"/>
-              <w:ind w:left="0" w:right="0" w:firstLine="0"/>
-              <w:spacing w:line="240" w:after="40" w:lineRule="auto" w:before="40"/>
+              <w:ind w:right="0" w:left="0" w:firstLine="0"/>
+              <w:spacing w:lineRule="auto" w:line="240" w:before="40" w:after="40"/>
             </w:pPr>
             <w:r>
               <w:rPr>
@@ -6025,8 +6025,8 @@
             <w:pPr>
               <w:pStyle w:val="Compact"/>
               <w:jc w:val="left"/>
-              <w:ind w:left="0" w:right="0" w:firstLine="0"/>
-              <w:spacing w:line="240" w:after="40" w:lineRule="auto" w:before="40"/>
+              <w:ind w:right="0" w:left="0" w:firstLine="0"/>
+              <w:spacing w:lineRule="auto" w:line="240" w:before="40" w:after="40"/>
             </w:pPr>
             <w:r>
               <w:t xml:space="preserve">PID lookup: same-spec first, then cross-document fallback</w:t>
@@ -6041,8 +6041,8 @@
             <w:pPr>
               <w:pStyle w:val="Compact"/>
               <w:jc w:val="left"/>
-              <w:ind w:left="0" w:right="0" w:firstLine="0"/>
-              <w:spacing w:line="240" w:after="40" w:lineRule="auto" w:before="40"/>
+              <w:ind w:right="0" w:left="0" w:firstLine="0"/>
+              <w:spacing w:lineRule="auto" w:line="240" w:before="40" w:after="40"/>
             </w:pPr>
             <w:r>
               <w:rPr>
@@ -6058,8 +6058,8 @@
             <w:pPr>
               <w:pStyle w:val="Compact"/>
               <w:jc w:val="left"/>
-              <w:ind w:left="0" w:right="0" w:firstLine="0"/>
-              <w:spacing w:line="240" w:after="40" w:lineRule="auto" w:before="40"/>
+              <w:ind w:right="0" w:left="0" w:firstLine="0"/>
+              <w:spacing w:lineRule="auto" w:line="240" w:before="40" w:after="40"/>
             </w:pPr>
             <w:r>
               <w:rPr>
@@ -6081,8 +6081,8 @@
             <w:pPr>
               <w:pStyle w:val="Compact"/>
               <w:jc w:val="left"/>
-              <w:ind w:left="0" w:right="0" w:firstLine="0"/>
-              <w:spacing w:line="240" w:after="40" w:lineRule="auto" w:before="40"/>
+              <w:ind w:right="0" w:left="0" w:firstLine="0"/>
+              <w:spacing w:lineRule="auto" w:line="240" w:before="40" w:after="40"/>
             </w:pPr>
             <w:r>
               <w:t xml:space="preserve">Scoped label resolution: local scope, then same-spec, then global</w:t>
@@ -6097,8 +6097,8 @@
             <w:pPr>
               <w:pStyle w:val="Compact"/>
               <w:jc w:val="left"/>
-              <w:ind w:left="0" w:right="0" w:firstLine="0"/>
-              <w:spacing w:line="240" w:after="40" w:lineRule="auto" w:before="40"/>
+              <w:ind w:right="0" w:left="0" w:firstLine="0"/>
+              <w:spacing w:lineRule="auto" w:line="240" w:before="40" w:after="40"/>
             </w:pPr>
             <w:r>
               <w:rPr>
@@ -6114,8 +6114,8 @@
             <w:pPr>
               <w:pStyle w:val="Compact"/>
               <w:jc w:val="left"/>
-              <w:ind w:left="0" w:right="0" w:firstLine="0"/>
-              <w:spacing w:line="240" w:after="40" w:lineRule="auto" w:before="40"/>
+              <w:ind w:right="0" w:left="0" w:firstLine="0"/>
+              <w:spacing w:lineRule="auto" w:line="240" w:before="40" w:after="40"/>
             </w:pPr>
             <w:r>
               <w:t xml:space="preserve">XREF_CITATION</w:t>
@@ -6128,8 +6128,8 @@
             <w:pPr>
               <w:pStyle w:val="Compact"/>
               <w:jc w:val="left"/>
-              <w:ind w:left="0" w:right="0" w:firstLine="0"/>
-              <w:spacing w:line="240" w:after="40" w:lineRule="auto" w:before="40"/>
+              <w:ind w:right="0" w:left="0" w:firstLine="0"/>
+              <w:spacing w:lineRule="auto" w:line="240" w:before="40" w:after="40"/>
             </w:pPr>
             <w:r>
               <w:t xml:space="preserve">Rewritten to pandoc Cite element (parenthetical)</w:t>
@@ -6144,8 +6144,8 @@
             <w:pPr>
               <w:pStyle w:val="Compact"/>
               <w:jc w:val="left"/>
-              <w:ind w:left="0" w:right="0" w:firstLine="0"/>
-              <w:spacing w:line="240" w:after="40" w:lineRule="auto" w:before="40"/>
+              <w:ind w:right="0" w:left="0" w:firstLine="0"/>
+              <w:spacing w:lineRule="auto" w:line="240" w:before="40" w:after="40"/>
             </w:pPr>
             <w:r>
               <w:rPr>
@@ -6161,8 +6161,8 @@
             <w:pPr>
               <w:pStyle w:val="Compact"/>
               <w:jc w:val="left"/>
-              <w:ind w:left="0" w:right="0" w:firstLine="0"/>
-              <w:spacing w:line="240" w:after="40" w:lineRule="auto" w:before="40"/>
+              <w:ind w:right="0" w:left="0" w:firstLine="0"/>
+              <w:spacing w:lineRule="auto" w:line="240" w:before="40" w:after="40"/>
             </w:pPr>
             <w:r>
               <w:t xml:space="preserve">XREF_CITATION</w:t>
@@ -6175,8 +6175,8 @@
             <w:pPr>
               <w:pStyle w:val="Compact"/>
               <w:jc w:val="left"/>
-              <w:ind w:left="0" w:right="0" w:firstLine="0"/>
-              <w:spacing w:line="240" w:after="40" w:lineRule="auto" w:before="40"/>
+              <w:ind w:right="0" w:left="0" w:firstLine="0"/>
+              <w:spacing w:lineRule="auto" w:line="240" w:before="40" w:after="40"/>
             </w:pPr>
             <w:r>
               <w:t xml:space="preserve">Rewritten to pandoc Cite element (in-text)</w:t>
@@ -6210,12 +6210,12 @@
     </w:p>
     <w:p>
       <w:pPr>
-        <w:spacing w:before="0" w:lineRule="exact" w:after="0" w:line="20"/>
+        <w:spacing w:lineRule="exact" w:before="0" w:line="20" w:after="0"/>
         <w:rPr>
           <w:sz w:val="2"/>
         </w:rPr>
       </w:pPr>
-      <w:bookmarkStart w:id="65471" w:name="csv-tbl-relation-syntax"/>
+      <w:bookmarkStart w:name="csv-tbl-relation-syntax" w:id="65471"/>
       <w:bookmarkEnd w:id="65471"/>
     </w:p>
     <w:p>
@@ -6251,12 +6251,12 @@
         <w:tblW w:type="auto" w:w="0"/>
         <w:tblLook w:firstRow="1" w:lastRow="0" w:firstColumn="0" w:lastColumn="0" w:noHBand="0" w:noVBand="0" w:val="0020"/>
         <w:tblBorders>
-          <w:top w:val="single" w:sz="6" w:color="000000" w:space="0"/>
-          <w:left w:val="single" w:sz="6" w:color="000000" w:space="0"/>
-          <w:bottom w:val="single" w:sz="6" w:color="000000" w:space="0"/>
-          <w:right w:val="single" w:sz="6" w:color="000000" w:space="0"/>
-          <w:insideH w:val="single" w:sz="6" w:color="000000" w:space="0"/>
-          <w:insideV w:val="single" w:sz="6" w:color="000000" w:space="0"/>
+          <w:top w:sz="6" w:color="000000" w:space="0" w:val="single"/>
+          <w:left w:sz="6" w:color="000000" w:space="0" w:val="single"/>
+          <w:bottom w:sz="6" w:color="000000" w:space="0" w:val="single"/>
+          <w:right w:sz="6" w:color="000000" w:space="0" w:val="single"/>
+          <w:insideH w:sz="6" w:color="000000" w:space="0" w:val="single"/>
+          <w:insideV w:sz="6" w:color="000000" w:space="0" w:val="single"/>
         </w:tblBorders>
         <w:tblCellMar>
           <w:top w:type="dxa" w:w="57"/>
@@ -6276,14 +6276,14 @@
         </w:trPr>
         <w:tc>
           <w:tcPr>
-            <w:shd w:val="clear" w:fill="E8E8E8" w:color="auto"/>
+            <w:shd w:color="auto" w:fill="E8E8E8" w:val="clear"/>
           </w:tcPr>
           <w:p>
             <w:pPr>
               <w:pStyle w:val="Compact"/>
               <w:jc w:val="left"/>
-              <w:ind w:left="0" w:right="0" w:firstLine="0"/>
-              <w:spacing w:line="240" w:after="40" w:lineRule="auto" w:before="40"/>
+              <w:ind w:right="0" w:left="0" w:firstLine="0"/>
+              <w:spacing w:lineRule="auto" w:line="240" w:before="40" w:after="40"/>
             </w:pPr>
             <w:r>
               <w:rPr>
@@ -6295,14 +6295,14 @@
         </w:tc>
         <w:tc>
           <w:tcPr>
-            <w:shd w:val="clear" w:fill="E8E8E8" w:color="auto"/>
+            <w:shd w:color="auto" w:fill="E8E8E8" w:val="clear"/>
           </w:tcPr>
           <w:p>
             <w:pPr>
               <w:pStyle w:val="Compact"/>
               <w:jc w:val="left"/>
-              <w:ind w:left="0" w:right="0" w:firstLine="0"/>
-              <w:spacing w:line="240" w:after="40" w:lineRule="auto" w:before="40"/>
+              <w:ind w:right="0" w:left="0" w:firstLine="0"/>
+              <w:spacing w:lineRule="auto" w:line="240" w:before="40" w:after="40"/>
             </w:pPr>
             <w:r>
               <w:rPr>
@@ -6314,14 +6314,14 @@
         </w:tc>
         <w:tc>
           <w:tcPr>
-            <w:shd w:val="clear" w:fill="E8E8E8" w:color="auto"/>
+            <w:shd w:color="auto" w:fill="E8E8E8" w:val="clear"/>
           </w:tcPr>
           <w:p>
             <w:pPr>
               <w:pStyle w:val="Compact"/>
               <w:jc w:val="left"/>
-              <w:ind w:left="0" w:right="0" w:firstLine="0"/>
-              <w:spacing w:line="240" w:after="40" w:lineRule="auto" w:before="40"/>
+              <w:ind w:right="0" w:left="0" w:firstLine="0"/>
+              <w:spacing w:lineRule="auto" w:line="240" w:before="40" w:after="40"/>
             </w:pPr>
             <w:r>
               <w:rPr>
@@ -6339,8 +6339,8 @@
             <w:pPr>
               <w:pStyle w:val="Compact"/>
               <w:jc w:val="left"/>
-              <w:ind w:left="0" w:right="0" w:firstLine="0"/>
-              <w:spacing w:line="240" w:after="40" w:lineRule="auto" w:before="40"/>
+              <w:ind w:right="0" w:left="0" w:firstLine="0"/>
+              <w:spacing w:lineRule="auto" w:line="240" w:before="40" w:after="40"/>
             </w:pPr>
             <w:r>
               <w:rPr>
@@ -6356,8 +6356,8 @@
             <w:pPr>
               <w:pStyle w:val="Compact"/>
               <w:jc w:val="left"/>
-              <w:ind w:left="0" w:right="0" w:firstLine="0"/>
-              <w:spacing w:line="240" w:after="40" w:lineRule="auto" w:before="40"/>
+              <w:ind w:right="0" w:left="0" w:firstLine="0"/>
+              <w:spacing w:lineRule="auto" w:line="240" w:before="40" w:after="40"/>
             </w:pPr>
             <w:r>
               <w:rPr>
@@ -6373,8 +6373,8 @@
             <w:pPr>
               <w:pStyle w:val="Compact"/>
               <w:jc w:val="left"/>
-              <w:ind w:left="0" w:right="0" w:firstLine="0"/>
-              <w:spacing w:line="240" w:after="40" w:lineRule="auto" w:before="40"/>
+              <w:ind w:right="0" w:left="0" w:firstLine="0"/>
+              <w:spacing w:lineRule="auto" w:line="240" w:before="40" w:after="40"/>
             </w:pPr>
             <w:r>
               <w:t xml:space="preserve">Reference by PID</w:t>
@@ -6389,8 +6389,8 @@
             <w:pPr>
               <w:pStyle w:val="Compact"/>
               <w:jc w:val="left"/>
-              <w:ind w:left="0" w:right="0" w:firstLine="0"/>
-              <w:spacing w:line="240" w:after="40" w:lineRule="auto" w:before="40"/>
+              <w:ind w:right="0" w:left="0" w:firstLine="0"/>
+              <w:spacing w:lineRule="auto" w:line="240" w:before="40" w:after="40"/>
             </w:pPr>
             <w:r>
               <w:rPr>
@@ -6406,8 +6406,8 @@
             <w:pPr>
               <w:pStyle w:val="Compact"/>
               <w:jc w:val="left"/>
-              <w:ind w:left="0" w:right="0" w:firstLine="0"/>
-              <w:spacing w:line="240" w:after="40" w:lineRule="auto" w:before="40"/>
+              <w:ind w:right="0" w:left="0" w:firstLine="0"/>
+              <w:spacing w:lineRule="auto" w:line="240" w:before="40" w:after="40"/>
             </w:pPr>
             <w:r>
               <w:rPr>
@@ -6423,8 +6423,8 @@
             <w:pPr>
               <w:pStyle w:val="Compact"/>
               <w:jc w:val="left"/>
-              <w:ind w:left="0" w:right="0" w:firstLine="0"/>
-              <w:spacing w:line="240" w:after="40" w:lineRule="auto" w:before="40"/>
+              <w:ind w:right="0" w:left="0" w:firstLine="0"/>
+              <w:spacing w:lineRule="auto" w:line="240" w:before="40" w:after="40"/>
             </w:pPr>
             <w:r>
               <w:t xml:space="preserve">Typed float reference</w:t>
@@ -6439,8 +6439,8 @@
             <w:pPr>
               <w:pStyle w:val="Compact"/>
               <w:jc w:val="left"/>
-              <w:ind w:left="0" w:right="0" w:firstLine="0"/>
-              <w:spacing w:line="240" w:after="40" w:lineRule="auto" w:before="40"/>
+              <w:ind w:right="0" w:left="0" w:firstLine="0"/>
+              <w:spacing w:lineRule="auto" w:line="240" w:before="40" w:after="40"/>
             </w:pPr>
             <w:r>
               <w:rPr>
@@ -6456,8 +6456,8 @@
             <w:pPr>
               <w:pStyle w:val="Compact"/>
               <w:jc w:val="left"/>
-              <w:ind w:left="0" w:right="0" w:firstLine="0"/>
-              <w:spacing w:line="240" w:after="40" w:lineRule="auto" w:before="40"/>
+              <w:ind w:right="0" w:left="0" w:firstLine="0"/>
+              <w:spacing w:lineRule="auto" w:line="240" w:before="40" w:after="40"/>
             </w:pPr>
             <w:r>
               <w:rPr>
@@ -6473,8 +6473,8 @@
             <w:pPr>
               <w:pStyle w:val="Compact"/>
               <w:jc w:val="left"/>
-              <w:ind w:left="0" w:right="0" w:firstLine="0"/>
-              <w:spacing w:line="240" w:after="40" w:lineRule="auto" w:before="40"/>
+              <w:ind w:right="0" w:left="0" w:firstLine="0"/>
+              <w:spacing w:lineRule="auto" w:line="240" w:before="40" w:after="40"/>
             </w:pPr>
             <w:r>
               <w:t xml:space="preserve">Scoped float reference</w:t>
@@ -6489,8 +6489,8 @@
             <w:pPr>
               <w:pStyle w:val="Compact"/>
               <w:jc w:val="left"/>
-              <w:ind w:left="0" w:right="0" w:firstLine="0"/>
-              <w:spacing w:line="240" w:after="40" w:lineRule="auto" w:before="40"/>
+              <w:ind w:right="0" w:left="0" w:firstLine="0"/>
+              <w:spacing w:lineRule="auto" w:line="240" w:before="40" w:after="40"/>
             </w:pPr>
             <w:r>
               <w:rPr>
@@ -6506,8 +6506,8 @@
             <w:pPr>
               <w:pStyle w:val="Compact"/>
               <w:jc w:val="left"/>
-              <w:ind w:left="0" w:right="0" w:firstLine="0"/>
-              <w:spacing w:line="240" w:after="40" w:lineRule="auto" w:before="40"/>
+              <w:ind w:right="0" w:left="0" w:firstLine="0"/>
+              <w:spacing w:lineRule="auto" w:line="240" w:before="40" w:after="40"/>
             </w:pPr>
             <w:r>
               <w:rPr>
@@ -6523,8 +6523,8 @@
             <w:pPr>
               <w:pStyle w:val="Compact"/>
               <w:jc w:val="left"/>
-              <w:ind w:left="0" w:right="0" w:firstLine="0"/>
-              <w:spacing w:line="240" w:after="40" w:lineRule="auto" w:before="40"/>
+              <w:ind w:right="0" w:left="0" w:firstLine="0"/>
+              <w:spacing w:lineRule="auto" w:line="240" w:before="40" w:after="40"/>
             </w:pPr>
             <w:r>
               <w:t xml:space="preserve">Parenthetical citation</w:t>
@@ -6539,8 +6539,8 @@
             <w:pPr>
               <w:pStyle w:val="Compact"/>
               <w:jc w:val="left"/>
-              <w:ind w:left="0" w:right="0" w:firstLine="0"/>
-              <w:spacing w:line="240" w:after="40" w:lineRule="auto" w:before="40"/>
+              <w:ind w:right="0" w:left="0" w:firstLine="0"/>
+              <w:spacing w:lineRule="auto" w:line="240" w:before="40" w:after="40"/>
             </w:pPr>
             <w:r>
               <w:rPr>
@@ -6556,8 +6556,8 @@
             <w:pPr>
               <w:pStyle w:val="Compact"/>
               <w:jc w:val="left"/>
-              <w:ind w:left="0" w:right="0" w:firstLine="0"/>
-              <w:spacing w:line="240" w:after="40" w:lineRule="auto" w:before="40"/>
+              <w:ind w:right="0" w:left="0" w:firstLine="0"/>
+              <w:spacing w:lineRule="auto" w:line="240" w:before="40" w:after="40"/>
             </w:pPr>
             <w:r>
               <w:rPr>
@@ -6573,8 +6573,8 @@
             <w:pPr>
               <w:pStyle w:val="Compact"/>
               <w:jc w:val="left"/>
-              <w:ind w:left="0" w:right="0" w:firstLine="0"/>
-              <w:spacing w:line="240" w:after="40" w:lineRule="auto" w:before="40"/>
+              <w:ind w:right="0" w:left="0" w:firstLine="0"/>
+              <w:spacing w:lineRule="auto" w:line="240" w:before="40" w:after="40"/>
             </w:pPr>
             <w:r>
               <w:t xml:space="preserve">In-text citation</w:t>
@@ -6724,7 +6724,7 @@
       <w:r>
         <w:tab/>
       </w:r>
-      <w:bookmarkStart w:id="23201" w:name="math-eq-specificity"/>
+      <w:bookmarkStart w:name="math-eq-specificity" w:id="23201"/>
       <w:r>
         <w:t>(</w:t>
       </w:r>
@@ -6812,12 +6812,12 @@
     </w:p>
     <w:p>
       <w:pPr>
-        <w:spacing w:before="0" w:lineRule="exact" w:after="0" w:line="20"/>
+        <w:spacing w:lineRule="exact" w:before="0" w:line="20" w:after="0"/>
         <w:rPr>
           <w:sz w:val="2"/>
         </w:rPr>
       </w:pPr>
-      <w:bookmarkStart w:id="55430" w:name="csv-tbl-inference-scoring"/>
+      <w:bookmarkStart w:name="csv-tbl-inference-scoring" w:id="55430"/>
       <w:bookmarkEnd w:id="55430"/>
     </w:p>
     <w:p>
@@ -6853,12 +6853,12 @@
         <w:tblW w:type="auto" w:w="0"/>
         <w:tblLook w:firstRow="1" w:lastRow="0" w:firstColumn="0" w:lastColumn="0" w:noHBand="0" w:noVBand="0" w:val="0020"/>
         <w:tblBorders>
-          <w:top w:val="single" w:sz="6" w:color="000000" w:space="0"/>
-          <w:left w:val="single" w:sz="6" w:color="000000" w:space="0"/>
-          <w:bottom w:val="single" w:sz="6" w:color="000000" w:space="0"/>
-          <w:right w:val="single" w:sz="6" w:color="000000" w:space="0"/>
-          <w:insideH w:val="single" w:sz="6" w:color="000000" w:space="0"/>
-          <w:insideV w:val="single" w:sz="6" w:color="000000" w:space="0"/>
+          <w:top w:sz="6" w:color="000000" w:space="0" w:val="single"/>
+          <w:left w:sz="6" w:color="000000" w:space="0" w:val="single"/>
+          <w:bottom w:sz="6" w:color="000000" w:space="0" w:val="single"/>
+          <w:right w:sz="6" w:color="000000" w:space="0" w:val="single"/>
+          <w:insideH w:sz="6" w:color="000000" w:space="0" w:val="single"/>
+          <w:insideV w:sz="6" w:color="000000" w:space="0" w:val="single"/>
         </w:tblBorders>
         <w:tblCellMar>
           <w:top w:type="dxa" w:w="57"/>
@@ -6879,14 +6879,14 @@
         </w:trPr>
         <w:tc>
           <w:tcPr>
-            <w:shd w:val="clear" w:fill="E8E8E8" w:color="auto"/>
+            <w:shd w:color="auto" w:fill="E8E8E8" w:val="clear"/>
           </w:tcPr>
           <w:p>
             <w:pPr>
               <w:pStyle w:val="Compact"/>
               <w:jc w:val="left"/>
-              <w:ind w:left="0" w:right="0" w:firstLine="0"/>
-              <w:spacing w:line="240" w:after="40" w:lineRule="auto" w:before="40"/>
+              <w:ind w:right="0" w:left="0" w:firstLine="0"/>
+              <w:spacing w:lineRule="auto" w:line="240" w:before="40" w:after="40"/>
             </w:pPr>
             <w:r>
               <w:rPr>
@@ -6898,14 +6898,14 @@
         </w:tc>
         <w:tc>
           <w:tcPr>
-            <w:shd w:val="clear" w:fill="E8E8E8" w:color="auto"/>
+            <w:shd w:color="auto" w:fill="E8E8E8" w:val="clear"/>
           </w:tcPr>
           <w:p>
             <w:pPr>
               <w:pStyle w:val="Compact"/>
               <w:jc w:val="center"/>
-              <w:ind w:left="0" w:right="0" w:firstLine="0"/>
-              <w:spacing w:line="240" w:after="40" w:lineRule="auto" w:before="40"/>
+              <w:ind w:right="0" w:left="0" w:firstLine="0"/>
+              <w:spacing w:lineRule="auto" w:line="240" w:before="40" w:after="40"/>
             </w:pPr>
             <w:r>
               <w:rPr>
@@ -6917,14 +6917,14 @@
         </w:tc>
         <w:tc>
           <w:tcPr>
-            <w:shd w:val="clear" w:fill="E8E8E8" w:color="auto"/>
+            <w:shd w:color="auto" w:fill="E8E8E8" w:val="clear"/>
           </w:tcPr>
           <w:p>
             <w:pPr>
               <w:pStyle w:val="Compact"/>
               <w:jc w:val="left"/>
-              <w:ind w:left="0" w:right="0" w:firstLine="0"/>
-              <w:spacing w:line="240" w:after="40" w:lineRule="auto" w:before="40"/>
+              <w:ind w:right="0" w:left="0" w:firstLine="0"/>
+              <w:spacing w:lineRule="auto" w:line="240" w:before="40" w:after="40"/>
             </w:pPr>
             <w:r>
               <w:rPr>
@@ -6936,14 +6936,14 @@
         </w:tc>
         <w:tc>
           <w:tcPr>
-            <w:shd w:val="clear" w:fill="E8E8E8" w:color="auto"/>
+            <w:shd w:color="auto" w:fill="E8E8E8" w:val="clear"/>
           </w:tcPr>
           <w:p>
             <w:pPr>
               <w:pStyle w:val="Compact"/>
               <w:jc w:val="center"/>
-              <w:ind w:left="0" w:right="0" w:firstLine="0"/>
-              <w:spacing w:line="240" w:after="40" w:lineRule="auto" w:before="40"/>
+              <w:ind w:right="0" w:left="0" w:firstLine="0"/>
+              <w:spacing w:lineRule="auto" w:line="240" w:before="40" w:after="40"/>
             </w:pPr>
             <w:r>
               <w:rPr>
@@ -6961,8 +6961,8 @@
             <w:pPr>
               <w:pStyle w:val="Compact"/>
               <w:jc w:val="left"/>
-              <w:ind w:left="0" w:right="0" w:firstLine="0"/>
-              <w:spacing w:line="240" w:after="40" w:lineRule="auto" w:before="40"/>
+              <w:ind w:right="0" w:left="0" w:firstLine="0"/>
+              <w:spacing w:lineRule="auto" w:line="240" w:before="40" w:after="40"/>
             </w:pPr>
             <w:r>
               <w:rPr>
@@ -7018,8 +7018,8 @@
             <w:pPr>
               <w:pStyle w:val="Compact"/>
               <w:jc w:val="center"/>
-              <w:ind w:left="0" w:right="0" w:firstLine="0"/>
-              <w:spacing w:line="240" w:after="40" w:lineRule="auto" w:before="40"/>
+              <w:ind w:right="0" w:left="0" w:firstLine="0"/>
+              <w:spacing w:lineRule="auto" w:line="240" w:before="40" w:after="40"/>
             </w:pPr>
             <w:r>
               <w:t xml:space="preserve">+1</w:t>
@@ -7032,8 +7032,8 @@
             <w:pPr>
               <w:pStyle w:val="Compact"/>
               <w:jc w:val="left"/>
-              <w:ind w:left="0" w:right="0" w:firstLine="0"/>
-              <w:spacing w:line="240" w:after="40" w:lineRule="auto" w:before="40"/>
+              <w:ind w:right="0" w:left="0" w:firstLine="0"/>
+              <w:spacing w:lineRule="auto" w:line="240" w:before="40" w:after="40"/>
             </w:pPr>
             <w:r>
               <w:t xml:space="preserve">Eliminated</w:t>
@@ -7046,8 +7046,8 @@
             <w:pPr>
               <w:pStyle w:val="Compact"/>
               <w:jc w:val="center"/>
-              <w:ind w:left="0" w:right="0" w:firstLine="0"/>
-              <w:spacing w:line="240" w:after="40" w:lineRule="auto" w:before="40"/>
+              <w:ind w:right="0" w:left="0" w:firstLine="0"/>
+              <w:spacing w:lineRule="auto" w:line="240" w:before="40" w:after="40"/>
             </w:pPr>
             <w:r>
               <w:t xml:space="preserve">+0</w:t>
@@ -7062,8 +7062,8 @@
             <w:pPr>
               <w:pStyle w:val="Compact"/>
               <w:jc w:val="left"/>
-              <w:ind w:left="0" w:right="0" w:firstLine="0"/>
-              <w:spacing w:line="240" w:after="40" w:lineRule="auto" w:before="40"/>
+              <w:ind w:right="0" w:left="0" w:firstLine="0"/>
+              <w:spacing w:lineRule="auto" w:line="240" w:before="40" w:after="40"/>
             </w:pPr>
             <w:r>
               <w:rPr>
@@ -7080,8 +7080,8 @@
             <w:pPr>
               <w:pStyle w:val="Compact"/>
               <w:jc w:val="center"/>
-              <w:ind w:left="0" w:right="0" w:firstLine="0"/>
-              <w:spacing w:line="240" w:after="40" w:lineRule="auto" w:before="40"/>
+              <w:ind w:right="0" w:left="0" w:firstLine="0"/>
+              <w:spacing w:lineRule="auto" w:line="240" w:before="40" w:after="40"/>
             </w:pPr>
             <w:r>
               <w:t xml:space="preserve">+1</w:t>
@@ -7094,8 +7094,8 @@
             <w:pPr>
               <w:pStyle w:val="Compact"/>
               <w:jc w:val="left"/>
-              <w:ind w:left="0" w:right="0" w:firstLine="0"/>
-              <w:spacing w:line="240" w:after="40" w:lineRule="auto" w:before="40"/>
+              <w:ind w:right="0" w:left="0" w:firstLine="0"/>
+              <w:spacing w:lineRule="auto" w:line="240" w:before="40" w:after="40"/>
             </w:pPr>
             <w:r>
               <w:t xml:space="preserve">Eliminated</w:t>
@@ -7108,8 +7108,8 @@
             <w:pPr>
               <w:pStyle w:val="Compact"/>
               <w:jc w:val="center"/>
-              <w:ind w:left="0" w:right="0" w:firstLine="0"/>
-              <w:spacing w:line="240" w:after="40" w:lineRule="auto" w:before="40"/>
+              <w:ind w:right="0" w:left="0" w:firstLine="0"/>
+              <w:spacing w:lineRule="auto" w:line="240" w:before="40" w:after="40"/>
             </w:pPr>
             <w:r>
               <w:t xml:space="preserve">+0</w:t>
@@ -7124,8 +7124,8 @@
             <w:pPr>
               <w:pStyle w:val="Compact"/>
               <w:jc w:val="left"/>
-              <w:ind w:left="0" w:right="0" w:firstLine="0"/>
-              <w:spacing w:line="240" w:after="40" w:lineRule="auto" w:before="40"/>
+              <w:ind w:right="0" w:left="0" w:firstLine="0"/>
+              <w:spacing w:lineRule="auto" w:line="240" w:before="40" w:after="40"/>
             </w:pPr>
             <w:r>
               <w:rPr>
@@ -7142,8 +7142,8 @@
             <w:pPr>
               <w:pStyle w:val="Compact"/>
               <w:jc w:val="center"/>
-              <w:ind w:left="0" w:right="0" w:firstLine="0"/>
-              <w:spacing w:line="240" w:after="40" w:lineRule="auto" w:before="40"/>
+              <w:ind w:right="0" w:left="0" w:firstLine="0"/>
+              <w:spacing w:lineRule="auto" w:line="240" w:before="40" w:after="40"/>
             </w:pPr>
             <w:r>
               <w:t xml:space="preserve">+1</w:t>
@@ -7156,8 +7156,8 @@
             <w:pPr>
               <w:pStyle w:val="Compact"/>
               <w:jc w:val="left"/>
-              <w:ind w:left="0" w:right="0" w:firstLine="0"/>
-              <w:spacing w:line="240" w:after="40" w:lineRule="auto" w:before="40"/>
+              <w:ind w:right="0" w:left="0" w:firstLine="0"/>
+              <w:spacing w:lineRule="auto" w:line="240" w:before="40" w:after="40"/>
             </w:pPr>
             <w:r>
               <w:t xml:space="preserve">Eliminated</w:t>
@@ -7170,8 +7170,8 @@
             <w:pPr>
               <w:pStyle w:val="Compact"/>
               <w:jc w:val="center"/>
-              <w:ind w:left="0" w:right="0" w:firstLine="0"/>
-              <w:spacing w:line="240" w:after="40" w:lineRule="auto" w:before="40"/>
+              <w:ind w:right="0" w:left="0" w:firstLine="0"/>
+              <w:spacing w:lineRule="auto" w:line="240" w:before="40" w:after="40"/>
             </w:pPr>
             <w:r>
               <w:t xml:space="preserve">+0</w:t>
@@ -7186,8 +7186,8 @@
             <w:pPr>
               <w:pStyle w:val="Compact"/>
               <w:jc w:val="left"/>
-              <w:ind w:left="0" w:right="0" w:firstLine="0"/>
-              <w:spacing w:line="240" w:after="40" w:lineRule="auto" w:before="40"/>
+              <w:ind w:right="0" w:left="0" w:firstLine="0"/>
+              <w:spacing w:lineRule="auto" w:line="240" w:before="40" w:after="40"/>
             </w:pPr>
             <w:r>
               <w:rPr>
@@ -7204,8 +7204,8 @@
             <w:pPr>
               <w:pStyle w:val="Compact"/>
               <w:jc w:val="center"/>
-              <w:ind w:left="0" w:right="0" w:firstLine="0"/>
-              <w:spacing w:line="240" w:after="40" w:lineRule="auto" w:before="40"/>
+              <w:ind w:right="0" w:left="0" w:firstLine="0"/>
+              <w:spacing w:lineRule="auto" w:line="240" w:before="40" w:after="40"/>
             </w:pPr>
             <w:r>
               <w:t xml:space="preserve">+1</w:t>
@@ -7218,8 +7218,8 @@
             <w:pPr>
               <w:pStyle w:val="Compact"/>
               <w:jc w:val="left"/>
-              <w:ind w:left="0" w:right="0" w:firstLine="0"/>
-              <w:spacing w:line="240" w:after="40" w:lineRule="auto" w:before="40"/>
+              <w:ind w:right="0" w:left="0" w:firstLine="0"/>
+              <w:spacing w:lineRule="auto" w:line="240" w:before="40" w:after="40"/>
             </w:pPr>
             <w:r>
               <w:t xml:space="preserve">Eliminated</w:t>
@@ -7232,8 +7232,8 @@
             <w:pPr>
               <w:pStyle w:val="Compact"/>
               <w:jc w:val="center"/>
-              <w:ind w:left="0" w:right="0" w:firstLine="0"/>
-              <w:spacing w:line="240" w:after="40" w:lineRule="auto" w:before="40"/>
+              <w:ind w:right="0" w:left="0" w:firstLine="0"/>
+              <w:spacing w:lineRule="auto" w:line="240" w:before="40" w:after="40"/>
             </w:pPr>
             <w:r>
               <w:t xml:space="preserve">+0</w:t>
@@ -7375,12 +7375,12 @@
     </w:p>
     <w:p>
       <w:pPr>
-        <w:spacing w:before="0" w:lineRule="exact" w:after="0" w:line="20"/>
+        <w:spacing w:lineRule="exact" w:before="0" w:line="20" w:after="0"/>
         <w:rPr>
           <w:sz w:val="2"/>
         </w:rPr>
       </w:pPr>
-      <w:bookmarkStart w:id="69768" w:name="listing-src-inline-view"/>
+      <w:bookmarkStart w:name="listing-src-inline-view" w:id="69768"/>
       <w:bookmarkEnd w:id="69768"/>
     </w:p>
     <w:p>
@@ -7431,12 +7431,12 @@
     </w:p>
     <w:p>
       <w:pPr>
-        <w:spacing w:before="0" w:lineRule="exact" w:after="0" w:line="20"/>
+        <w:spacing w:lineRule="exact" w:before="0" w:line="20" w:after="0"/>
         <w:rPr>
           <w:sz w:val="2"/>
         </w:rPr>
       </w:pPr>
-      <w:bookmarkStart w:id="16648" w:name="csv-tbl-view-types"/>
+      <w:bookmarkStart w:name="csv-tbl-view-types" w:id="16648"/>
       <w:bookmarkEnd w:id="16648"/>
     </w:p>
     <w:p>
@@ -7472,12 +7472,12 @@
         <w:tblW w:type="auto" w:w="0"/>
         <w:tblLook w:firstRow="1" w:lastRow="0" w:firstColumn="0" w:lastColumn="0" w:noHBand="0" w:noVBand="0" w:val="0020"/>
         <w:tblBorders>
-          <w:top w:val="single" w:sz="6" w:color="000000" w:space="0"/>
-          <w:left w:val="single" w:sz="6" w:color="000000" w:space="0"/>
-          <w:bottom w:val="single" w:sz="6" w:color="000000" w:space="0"/>
-          <w:right w:val="single" w:sz="6" w:color="000000" w:space="0"/>
-          <w:insideH w:val="single" w:sz="6" w:color="000000" w:space="0"/>
-          <w:insideV w:val="single" w:sz="6" w:color="000000" w:space="0"/>
+          <w:top w:sz="6" w:color="000000" w:space="0" w:val="single"/>
+          <w:left w:sz="6" w:color="000000" w:space="0" w:val="single"/>
+          <w:bottom w:sz="6" w:color="000000" w:space="0" w:val="single"/>
+          <w:right w:sz="6" w:color="000000" w:space="0" w:val="single"/>
+          <w:insideH w:sz="6" w:color="000000" w:space="0" w:val="single"/>
+          <w:insideV w:sz="6" w:color="000000" w:space="0" w:val="single"/>
         </w:tblBorders>
         <w:tblCellMar>
           <w:top w:type="dxa" w:w="57"/>
@@ -7497,14 +7497,14 @@
         </w:trPr>
         <w:tc>
           <w:tcPr>
-            <w:shd w:val="clear" w:fill="E8E8E8" w:color="auto"/>
+            <w:shd w:color="auto" w:fill="E8E8E8" w:val="clear"/>
           </w:tcPr>
           <w:p>
             <w:pPr>
               <w:pStyle w:val="Compact"/>
               <w:jc w:val="left"/>
-              <w:ind w:left="0" w:right="0" w:firstLine="0"/>
-              <w:spacing w:line="240" w:after="40" w:lineRule="auto" w:before="40"/>
+              <w:ind w:right="0" w:left="0" w:firstLine="0"/>
+              <w:spacing w:lineRule="auto" w:line="240" w:before="40" w:after="40"/>
             </w:pPr>
             <w:r>
               <w:rPr>
@@ -7516,14 +7516,14 @@
         </w:tc>
         <w:tc>
           <w:tcPr>
-            <w:shd w:val="clear" w:fill="E8E8E8" w:color="auto"/>
+            <w:shd w:color="auto" w:fill="E8E8E8" w:val="clear"/>
           </w:tcPr>
           <w:p>
             <w:pPr>
               <w:pStyle w:val="Compact"/>
               <w:jc w:val="left"/>
-              <w:ind w:left="0" w:right="0" w:firstLine="0"/>
-              <w:spacing w:line="240" w:after="40" w:lineRule="auto" w:before="40"/>
+              <w:ind w:right="0" w:left="0" w:firstLine="0"/>
+              <w:spacing w:lineRule="auto" w:line="240" w:before="40" w:after="40"/>
             </w:pPr>
             <w:r>
               <w:rPr>
@@ -7535,14 +7535,14 @@
         </w:tc>
         <w:tc>
           <w:tcPr>
-            <w:shd w:val="clear" w:fill="E8E8E8" w:color="auto"/>
+            <w:shd w:color="auto" w:fill="E8E8E8" w:val="clear"/>
           </w:tcPr>
           <w:p>
             <w:pPr>
               <w:pStyle w:val="Compact"/>
               <w:jc w:val="left"/>
-              <w:ind w:left="0" w:right="0" w:firstLine="0"/>
-              <w:spacing w:line="240" w:after="40" w:lineRule="auto" w:before="40"/>
+              <w:ind w:right="0" w:left="0" w:firstLine="0"/>
+              <w:spacing w:lineRule="auto" w:line="240" w:before="40" w:after="40"/>
             </w:pPr>
             <w:r>
               <w:rPr>
@@ -7560,8 +7560,8 @@
             <w:pPr>
               <w:pStyle w:val="Compact"/>
               <w:jc w:val="left"/>
-              <w:ind w:left="0" w:right="0" w:firstLine="0"/>
-              <w:spacing w:line="240" w:after="40" w:lineRule="auto" w:before="40"/>
+              <w:ind w:right="0" w:left="0" w:firstLine="0"/>
+              <w:spacing w:lineRule="auto" w:line="240" w:before="40" w:after="40"/>
             </w:pPr>
             <w:r>
               <w:rPr>
@@ -7583,8 +7583,8 @@
             <w:pPr>
               <w:pStyle w:val="Compact"/>
               <w:jc w:val="left"/>
-              <w:ind w:left="0" w:right="0" w:firstLine="0"/>
-              <w:spacing w:line="240" w:after="40" w:lineRule="auto" w:before="40"/>
+              <w:ind w:right="0" w:left="0" w:firstLine="0"/>
+              <w:spacing w:lineRule="auto" w:line="240" w:before="40" w:after="40"/>
             </w:pPr>
             <w:r>
               <w:t xml:space="preserve">Table of Contents (TOC) from spec object headings</w:t>
@@ -7599,8 +7599,8 @@
             <w:pPr>
               <w:pStyle w:val="Compact"/>
               <w:jc w:val="left"/>
-              <w:ind w:left="0" w:right="0" w:firstLine="0"/>
-              <w:spacing w:line="240" w:after="40" w:lineRule="auto" w:before="40"/>
+              <w:ind w:right="0" w:left="0" w:firstLine="0"/>
+              <w:spacing w:lineRule="auto" w:line="240" w:before="40" w:after="40"/>
             </w:pPr>
             <w:r>
               <w:rPr>
@@ -7616,8 +7616,8 @@
             <w:pPr>
               <w:pStyle w:val="Compact"/>
               <w:jc w:val="left"/>
-              <w:ind w:left="0" w:right="0" w:firstLine="0"/>
-              <w:spacing w:line="240" w:after="40" w:lineRule="auto" w:before="40"/>
+              <w:ind w:right="0" w:left="0" w:firstLine="0"/>
+              <w:spacing w:lineRule="auto" w:line="240" w:before="40" w:after="40"/>
             </w:pPr>
             <w:r>
               <w:rPr>
@@ -7635,8 +7635,8 @@
             <w:pPr>
               <w:pStyle w:val="Compact"/>
               <w:jc w:val="left"/>
-              <w:ind w:left="0" w:right="0" w:firstLine="0"/>
-              <w:spacing w:line="240" w:after="40" w:lineRule="auto" w:before="40"/>
+              <w:ind w:right="0" w:left="0" w:firstLine="0"/>
+              <w:spacing w:lineRule="auto" w:line="240" w:before="40" w:after="40"/>
             </w:pPr>
             <w:r>
               <w:rPr>
@@ -7652,8 +7652,8 @@
             <w:pPr>
               <w:pStyle w:val="Compact"/>
               <w:jc w:val="left"/>
-              <w:ind w:left="0" w:right="0" w:firstLine="0"/>
-              <w:spacing w:line="240" w:after="40" w:lineRule="auto" w:before="40"/>
+              <w:ind w:right="0" w:left="0" w:firstLine="0"/>
+              <w:spacing w:lineRule="auto" w:line="240" w:before="40" w:after="40"/>
             </w:pPr>
             <w:r>
               <w:rPr>
@@ -7683,8 +7683,8 @@
             <w:pPr>
               <w:pStyle w:val="Compact"/>
               <w:jc w:val="left"/>
-              <w:ind w:left="0" w:right="0" w:firstLine="0"/>
-              <w:spacing w:line="240" w:after="40" w:lineRule="auto" w:before="40"/>
+              <w:ind w:right="0" w:left="0" w:firstLine="0"/>
+              <w:spacing w:lineRule="auto" w:line="240" w:before="40" w:after="40"/>
             </w:pPr>
             <w:r>
               <w:rPr>
@@ -7700,8 +7700,8 @@
             <w:pPr>
               <w:pStyle w:val="Compact"/>
               <w:jc w:val="left"/>
-              <w:ind w:left="0" w:right="0" w:firstLine="0"/>
-              <w:spacing w:line="240" w:after="40" w:lineRule="auto" w:before="40"/>
+              <w:ind w:right="0" w:left="0" w:firstLine="0"/>
+              <w:spacing w:lineRule="auto" w:line="240" w:before="40" w:after="40"/>
             </w:pPr>
             <w:r>
               <w:rPr>
@@ -7731,8 +7731,8 @@
             <w:pPr>
               <w:pStyle w:val="Compact"/>
               <w:jc w:val="left"/>
-              <w:ind w:left="0" w:right="0" w:firstLine="0"/>
-              <w:spacing w:line="240" w:after="40" w:lineRule="auto" w:before="40"/>
+              <w:ind w:right="0" w:left="0" w:firstLine="0"/>
+              <w:spacing w:lineRule="auto" w:line="240" w:before="40" w:after="40"/>
             </w:pPr>
             <w:r>
               <w:rPr>
@@ -7748,8 +7748,8 @@
             <w:pPr>
               <w:pStyle w:val="Compact"/>
               <w:jc w:val="left"/>
-              <w:ind w:left="0" w:right="0" w:firstLine="0"/>
-              <w:spacing w:line="240" w:after="40" w:lineRule="auto" w:before="40"/>
+              <w:ind w:right="0" w:left="0" w:firstLine="0"/>
+              <w:spacing w:lineRule="auto" w:line="240" w:before="40" w:after="40"/>
             </w:pPr>
             <w:r>
               <w:rPr>
@@ -7779,8 +7779,8 @@
             <w:pPr>
               <w:pStyle w:val="Compact"/>
               <w:jc w:val="left"/>
-              <w:ind w:left="0" w:right="0" w:firstLine="0"/>
-              <w:spacing w:line="240" w:after="40" w:lineRule="auto" w:before="40"/>
+              <w:ind w:right="0" w:left="0" w:firstLine="0"/>
+              <w:spacing w:lineRule="auto" w:line="240" w:before="40" w:after="40"/>
             </w:pPr>
             <w:r>
               <w:rPr>
@@ -7796,8 +7796,8 @@
             <w:pPr>
               <w:pStyle w:val="Compact"/>
               <w:jc w:val="left"/>
-              <w:ind w:left="0" w:right="0" w:firstLine="0"/>
-              <w:spacing w:line="240" w:after="40" w:lineRule="auto" w:before="40"/>
+              <w:ind w:right="0" w:left="0" w:firstLine="0"/>
+              <w:spacing w:lineRule="auto" w:line="240" w:before="40" w:after="40"/>
             </w:pPr>
             <w:r>
               <w:rPr>
@@ -7882,12 +7882,12 @@
     </w:p>
     <w:p>
       <w:pPr>
-        <w:spacing w:before="0" w:lineRule="exact" w:after="0" w:line="20"/>
+        <w:spacing w:lineRule="exact" w:before="0" w:line="20" w:after="0"/>
         <w:rPr>
           <w:sz w:val="2"/>
         </w:rPr>
       </w:pPr>
-      <w:bookmarkStart w:id="44202" w:name="listing-src-file-include"/>
+      <w:bookmarkStart w:name="listing-src-file-include" w:id="44202"/>
       <w:bookmarkEnd w:id="44202"/>
     </w:p>
     <w:p>
@@ -8229,12 +8229,12 @@
     </w:p>
     <w:p>
       <w:pPr>
-        <w:spacing w:before="0" w:lineRule="exact" w:after="0" w:line="20"/>
+        <w:spacing w:lineRule="exact" w:before="0" w:line="20" w:after="0"/>
         <w:rPr>
           <w:sz w:val="2"/>
         </w:rPr>
       </w:pPr>
-      <w:bookmarkStart w:id="2748" w:name="puml-diag-layers"/>
+      <w:bookmarkStart w:name="puml-diag-layers" w:id="2748"/>
       <w:bookmarkEnd w:id="2748"/>
     </w:p>
     <w:p>
@@ -8328,12 +8328,12 @@
     </w:p>
     <w:p>
       <w:pPr>
-        <w:spacing w:before="0" w:lineRule="exact" w:after="0" w:line="20"/>
+        <w:spacing w:lineRule="exact" w:before="0" w:line="20" w:after="0"/>
         <w:rPr>
           <w:sz w:val="2"/>
         </w:rPr>
       </w:pPr>
-      <w:bookmarkStart w:id="61229" w:name="csv-tbl-components"/>
+      <w:bookmarkStart w:name="csv-tbl-components" w:id="61229"/>
       <w:bookmarkEnd w:id="61229"/>
     </w:p>
     <w:p>
@@ -8369,12 +8369,12 @@
         <w:tblW w:type="auto" w:w="0"/>
         <w:tblLook w:firstRow="1" w:lastRow="0" w:firstColumn="0" w:lastColumn="0" w:noHBand="0" w:noVBand="0" w:val="0020"/>
         <w:tblBorders>
-          <w:top w:val="single" w:sz="6" w:color="000000" w:space="0"/>
-          <w:left w:val="single" w:sz="6" w:color="000000" w:space="0"/>
-          <w:bottom w:val="single" w:sz="6" w:color="000000" w:space="0"/>
-          <w:right w:val="single" w:sz="6" w:color="000000" w:space="0"/>
-          <w:insideH w:val="single" w:sz="6" w:color="000000" w:space="0"/>
-          <w:insideV w:val="single" w:sz="6" w:color="000000" w:space="0"/>
+          <w:top w:sz="6" w:color="000000" w:space="0" w:val="single"/>
+          <w:left w:sz="6" w:color="000000" w:space="0" w:val="single"/>
+          <w:bottom w:sz="6" w:color="000000" w:space="0" w:val="single"/>
+          <w:right w:sz="6" w:color="000000" w:space="0" w:val="single"/>
+          <w:insideH w:sz="6" w:color="000000" w:space="0" w:val="single"/>
+          <w:insideV w:sz="6" w:color="000000" w:space="0" w:val="single"/>
         </w:tblBorders>
         <w:tblCellMar>
           <w:top w:type="dxa" w:w="57"/>
@@ -8394,14 +8394,14 @@
         </w:trPr>
         <w:tc>
           <w:tcPr>
-            <w:shd w:val="clear" w:fill="E8E8E8" w:color="auto"/>
+            <w:shd w:color="auto" w:fill="E8E8E8" w:val="clear"/>
           </w:tcPr>
           <w:p>
             <w:pPr>
               <w:pStyle w:val="Compact"/>
               <w:jc w:val="left"/>
-              <w:ind w:left="0" w:right="0" w:firstLine="0"/>
-              <w:spacing w:line="240" w:after="40" w:lineRule="auto" w:before="40"/>
+              <w:ind w:right="0" w:left="0" w:firstLine="0"/>
+              <w:spacing w:lineRule="auto" w:line="240" w:before="40" w:after="40"/>
             </w:pPr>
             <w:r>
               <w:rPr>
@@ -8413,14 +8413,14 @@
         </w:tc>
         <w:tc>
           <w:tcPr>
-            <w:shd w:val="clear" w:fill="E8E8E8" w:color="auto"/>
+            <w:shd w:color="auto" w:fill="E8E8E8" w:val="clear"/>
           </w:tcPr>
           <w:p>
             <w:pPr>
               <w:pStyle w:val="Compact"/>
               <w:jc w:val="left"/>
-              <w:ind w:left="0" w:right="0" w:firstLine="0"/>
-              <w:spacing w:line="240" w:after="40" w:lineRule="auto" w:before="40"/>
+              <w:ind w:right="0" w:left="0" w:firstLine="0"/>
+              <w:spacing w:lineRule="auto" w:line="240" w:before="40" w:after="40"/>
             </w:pPr>
             <w:r>
               <w:rPr>
@@ -8432,14 +8432,14 @@
         </w:tc>
         <w:tc>
           <w:tcPr>
-            <w:shd w:val="clear" w:fill="E8E8E8" w:color="auto"/>
+            <w:shd w:color="auto" w:fill="E8E8E8" w:val="clear"/>
           </w:tcPr>
           <w:p>
             <w:pPr>
               <w:pStyle w:val="Compact"/>
               <w:jc w:val="left"/>
-              <w:ind w:left="0" w:right="0" w:firstLine="0"/>
-              <w:spacing w:line="240" w:after="40" w:lineRule="auto" w:before="40"/>
+              <w:ind w:right="0" w:left="0" w:firstLine="0"/>
+              <w:spacing w:lineRule="auto" w:line="240" w:before="40" w:after="40"/>
             </w:pPr>
             <w:r>
               <w:rPr>
@@ -8457,8 +8457,8 @@
             <w:pPr>
               <w:pStyle w:val="Compact"/>
               <w:jc w:val="left"/>
-              <w:ind w:left="0" w:right="0" w:firstLine="0"/>
-              <w:spacing w:line="240" w:after="40" w:lineRule="auto" w:before="40"/>
+              <w:ind w:right="0" w:left="0" w:firstLine="0"/>
+              <w:spacing w:lineRule="auto" w:line="240" w:before="40" w:after="40"/>
             </w:pPr>
             <w:r>
               <w:t xml:space="preserve">Web UI</w:t>
@@ -8471,8 +8471,8 @@
             <w:pPr>
               <w:pStyle w:val="Compact"/>
               <w:jc w:val="left"/>
-              <w:ind w:left="0" w:right="0" w:firstLine="0"/>
-              <w:spacing w:line="240" w:after="40" w:lineRule="auto" w:before="40"/>
+              <w:ind w:right="0" w:left="0" w:firstLine="0"/>
+              <w:spacing w:lineRule="auto" w:line="240" w:before="40" w:after="40"/>
             </w:pPr>
             <w:r>
               <w:t xml:space="preserve">Presentation</w:t>
@@ -8485,8 +8485,8 @@
             <w:pPr>
               <w:pStyle w:val="Compact"/>
               <w:jc w:val="left"/>
-              <w:ind w:left="0" w:right="0" w:firstLine="0"/>
-              <w:spacing w:line="240" w:after="40" w:lineRule="auto" w:before="40"/>
+              <w:ind w:right="0" w:left="0" w:firstLine="0"/>
+              <w:spacing w:lineRule="auto" w:line="240" w:before="40" w:after="40"/>
             </w:pPr>
             <w:r>
               <w:t xml:space="preserve">React</w:t>
@@ -8501,8 +8501,8 @@
             <w:pPr>
               <w:pStyle w:val="Compact"/>
               <w:jc w:val="left"/>
-              <w:ind w:left="0" w:right="0" w:firstLine="0"/>
-              <w:spacing w:line="240" w:after="40" w:lineRule="auto" w:before="40"/>
+              <w:ind w:right="0" w:left="0" w:firstLine="0"/>
+              <w:spacing w:lineRule="auto" w:line="240" w:before="40" w:after="40"/>
             </w:pPr>
             <w:r>
               <w:t xml:space="preserve">Auth Service</w:t>
@@ -8515,8 +8515,8 @@
             <w:pPr>
               <w:pStyle w:val="Compact"/>
               <w:jc w:val="left"/>
-              <w:ind w:left="0" w:right="0" w:firstLine="0"/>
-              <w:spacing w:line="240" w:after="40" w:lineRule="auto" w:before="40"/>
+              <w:ind w:right="0" w:left="0" w:firstLine="0"/>
+              <w:spacing w:lineRule="auto" w:line="240" w:before="40" w:after="40"/>
             </w:pPr>
             <w:r>
               <w:t xml:space="preserve">Business Logic</w:t>
@@ -8529,8 +8529,8 @@
             <w:pPr>
               <w:pStyle w:val="Compact"/>
               <w:jc w:val="left"/>
-              <w:ind w:left="0" w:right="0" w:firstLine="0"/>
-              <w:spacing w:line="240" w:after="40" w:lineRule="auto" w:before="40"/>
+              <w:ind w:right="0" w:left="0" w:firstLine="0"/>
+              <w:spacing w:lineRule="auto" w:line="240" w:before="40" w:after="40"/>
             </w:pPr>
             <w:r>
               <w:t xml:space="preserve">Node.js</w:t>
@@ -8545,8 +8545,8 @@
             <w:pPr>
               <w:pStyle w:val="Compact"/>
               <w:jc w:val="left"/>
-              <w:ind w:left="0" w:right="0" w:firstLine="0"/>
-              <w:spacing w:line="240" w:after="40" w:lineRule="auto" w:before="40"/>
+              <w:ind w:right="0" w:left="0" w:firstLine="0"/>
+              <w:spacing w:lineRule="auto" w:line="240" w:before="40" w:after="40"/>
             </w:pPr>
             <w:r>
               <w:t xml:space="preserve">Data Service</w:t>
@@ -8559,8 +8559,8 @@
             <w:pPr>
               <w:pStyle w:val="Compact"/>
               <w:jc w:val="left"/>
-              <w:ind w:left="0" w:right="0" w:firstLine="0"/>
-              <w:spacing w:line="240" w:after="40" w:lineRule="auto" w:before="40"/>
+              <w:ind w:right="0" w:left="0" w:firstLine="0"/>
+              <w:spacing w:lineRule="auto" w:line="240" w:before="40" w:after="40"/>
             </w:pPr>
             <w:r>
               <w:t xml:space="preserve">Business Logic</w:t>
@@ -8573,8 +8573,8 @@
             <w:pPr>
               <w:pStyle w:val="Compact"/>
               <w:jc w:val="left"/>
-              <w:ind w:left="0" w:right="0" w:firstLine="0"/>
-              <w:spacing w:line="240" w:after="40" w:lineRule="auto" w:before="40"/>
+              <w:ind w:right="0" w:left="0" w:firstLine="0"/>
+              <w:spacing w:lineRule="auto" w:line="240" w:before="40" w:after="40"/>
             </w:pPr>
             <w:r>
               <w:t xml:space="preserve">Python</w:t>
@@ -8589,8 +8589,8 @@
             <w:pPr>
               <w:pStyle w:val="Compact"/>
               <w:jc w:val="left"/>
-              <w:ind w:left="0" w:right="0" w:firstLine="0"/>
-              <w:spacing w:line="240" w:after="40" w:lineRule="auto" w:before="40"/>
+              <w:ind w:right="0" w:left="0" w:firstLine="0"/>
+              <w:spacing w:lineRule="auto" w:line="240" w:before="40" w:after="40"/>
             </w:pPr>
             <w:r>
               <w:t xml:space="preserve">Database</w:t>
@@ -8603,8 +8603,8 @@
             <w:pPr>
               <w:pStyle w:val="Compact"/>
               <w:jc w:val="left"/>
-              <w:ind w:left="0" w:right="0" w:firstLine="0"/>
-              <w:spacing w:line="240" w:after="40" w:lineRule="auto" w:before="40"/>
+              <w:ind w:right="0" w:left="0" w:firstLine="0"/>
+              <w:spacing w:lineRule="auto" w:line="240" w:before="40" w:after="40"/>
             </w:pPr>
             <w:r>
               <w:t xml:space="preserve">Persistence</w:t>
@@ -8617,8 +8617,8 @@
             <w:pPr>
               <w:pStyle w:val="Compact"/>
               <w:jc w:val="left"/>
-              <w:ind w:left="0" w:right="0" w:firstLine="0"/>
-              <w:spacing w:line="240" w:after="40" w:lineRule="auto" w:before="40"/>
+              <w:ind w:right="0" w:left="0" w:firstLine="0"/>
+              <w:spacing w:lineRule="auto" w:line="240" w:before="40" w:after="40"/>
             </w:pPr>
             <w:r>
               <w:t xml:space="preserve">PostgreSQL</w:t>
@@ -8643,12 +8643,12 @@
     </w:p>
     <w:p>
       <w:pPr>
-        <w:spacing w:before="0" w:lineRule="exact" w:after="0" w:line="20"/>
+        <w:spacing w:lineRule="exact" w:before="0" w:line="20" w:after="0"/>
         <w:rPr>
           <w:sz w:val="2"/>
         </w:rPr>
       </w:pPr>
-      <w:bookmarkStart w:id="70414" w:name="csv-tbl-metrics"/>
+      <w:bookmarkStart w:name="csv-tbl-metrics" w:id="70414"/>
       <w:bookmarkEnd w:id="70414"/>
     </w:p>
     <w:p>
@@ -8684,12 +8684,12 @@
         <w:tblW w:type="auto" w:w="0"/>
         <w:tblLook w:firstRow="1" w:lastRow="0" w:firstColumn="0" w:lastColumn="0" w:noHBand="0" w:noVBand="0" w:val="0020"/>
         <w:tblBorders>
-          <w:top w:val="single" w:sz="6" w:color="000000" w:space="0"/>
-          <w:left w:val="single" w:sz="6" w:color="000000" w:space="0"/>
-          <w:bottom w:val="single" w:sz="6" w:color="000000" w:space="0"/>
-          <w:right w:val="single" w:sz="6" w:color="000000" w:space="0"/>
-          <w:insideH w:val="single" w:sz="6" w:color="000000" w:space="0"/>
-          <w:insideV w:val="single" w:sz="6" w:color="000000" w:space="0"/>
+          <w:top w:sz="6" w:color="000000" w:space="0" w:val="single"/>
+          <w:left w:sz="6" w:color="000000" w:space="0" w:val="single"/>
+          <w:bottom w:sz="6" w:color="000000" w:space="0" w:val="single"/>
+          <w:right w:sz="6" w:color="000000" w:space="0" w:val="single"/>
+          <w:insideH w:sz="6" w:color="000000" w:space="0" w:val="single"/>
+          <w:insideV w:sz="6" w:color="000000" w:space="0" w:val="single"/>
         </w:tblBorders>
         <w:tblCellMar>
           <w:top w:type="dxa" w:w="57"/>
@@ -8710,13 +8710,13 @@
         </w:trPr>
         <w:tc>
           <w:tcPr>
-            <w:shd w:val="clear" w:fill="E8E8E8" w:color="auto"/>
+            <w:shd w:color="auto" w:fill="E8E8E8" w:val="clear"/>
           </w:tcPr>
           <w:p>
             <w:pPr>
               <w:pStyle w:val="Compact"/>
-              <w:ind w:left="0" w:right="0" w:firstLine="0"/>
-              <w:spacing w:line="240" w:after="40" w:lineRule="auto" w:before="40"/>
+              <w:ind w:right="0" w:left="0" w:firstLine="0"/>
+              <w:spacing w:lineRule="auto" w:line="240" w:before="40" w:after="40"/>
             </w:pPr>
             <w:r>
               <w:rPr>
@@ -8728,13 +8728,13 @@
         </w:tc>
         <w:tc>
           <w:tcPr>
-            <w:shd w:val="clear" w:fill="E8E8E8" w:color="auto"/>
+            <w:shd w:color="auto" w:fill="E8E8E8" w:val="clear"/>
           </w:tcPr>
           <w:p>
             <w:pPr>
               <w:pStyle w:val="Compact"/>
-              <w:ind w:left="0" w:right="0" w:firstLine="0"/>
-              <w:spacing w:line="240" w:after="40" w:lineRule="auto" w:before="40"/>
+              <w:ind w:right="0" w:left="0" w:firstLine="0"/>
+              <w:spacing w:lineRule="auto" w:line="240" w:before="40" w:after="40"/>
             </w:pPr>
             <w:r>
               <w:rPr>
@@ -8746,13 +8746,13 @@
         </w:tc>
         <w:tc>
           <w:tcPr>
-            <w:shd w:val="clear" w:fill="E8E8E8" w:color="auto"/>
+            <w:shd w:color="auto" w:fill="E8E8E8" w:val="clear"/>
           </w:tcPr>
           <w:p>
             <w:pPr>
               <w:pStyle w:val="Compact"/>
-              <w:ind w:left="0" w:right="0" w:firstLine="0"/>
-              <w:spacing w:line="240" w:after="40" w:lineRule="auto" w:before="40"/>
+              <w:ind w:right="0" w:left="0" w:firstLine="0"/>
+              <w:spacing w:lineRule="auto" w:line="240" w:before="40" w:after="40"/>
             </w:pPr>
             <w:r>
               <w:rPr>
@@ -8764,13 +8764,13 @@
         </w:tc>
         <w:tc>
           <w:tcPr>
-            <w:shd w:val="clear" w:fill="E8E8E8" w:color="auto"/>
+            <w:shd w:color="auto" w:fill="E8E8E8" w:val="clear"/>
           </w:tcPr>
           <w:p>
             <w:pPr>
               <w:pStyle w:val="Compact"/>
-              <w:ind w:left="0" w:right="0" w:firstLine="0"/>
-              <w:spacing w:line="240" w:after="40" w:lineRule="auto" w:before="40"/>
+              <w:ind w:right="0" w:left="0" w:firstLine="0"/>
+              <w:spacing w:lineRule="auto" w:line="240" w:before="40" w:after="40"/>
             </w:pPr>
             <w:r>
               <w:rPr>
@@ -8787,8 +8787,8 @@
           <w:p>
             <w:pPr>
               <w:pStyle w:val="Compact"/>
-              <w:ind w:left="0" w:right="0" w:firstLine="0"/>
-              <w:spacing w:line="240" w:after="40" w:lineRule="auto" w:before="40"/>
+              <w:ind w:right="0" w:left="0" w:firstLine="0"/>
+              <w:spacing w:lineRule="auto" w:line="240" w:before="40" w:after="40"/>
             </w:pPr>
             <w:r>
               <w:t xml:space="preserve">Response time (ms)</w:t>
@@ -8800,8 +8800,8 @@
           <w:p>
             <w:pPr>
               <w:pStyle w:val="Compact"/>
-              <w:ind w:left="0" w:right="0" w:firstLine="0"/>
-              <w:spacing w:line="240" w:after="40" w:lineRule="auto" w:before="40"/>
+              <w:ind w:right="0" w:left="0" w:firstLine="0"/>
+              <w:spacing w:lineRule="auto" w:line="240" w:before="40" w:after="40"/>
             </w:pPr>
             <w:r>
               <w:t xml:space="preserve">200</w:t>
@@ -8813,8 +8813,8 @@
           <w:p>
             <w:pPr>
               <w:pStyle w:val="Compact"/>
-              <w:ind w:left="0" w:right="0" w:firstLine="0"/>
-              <w:spacing w:line="240" w:after="40" w:lineRule="auto" w:before="40"/>
+              <w:ind w:right="0" w:left="0" w:firstLine="0"/>
+              <w:spacing w:lineRule="auto" w:line="240" w:before="40" w:after="40"/>
             </w:pPr>
             <w:r>
               <w:t xml:space="preserve">185</w:t>
@@ -8826,8 +8826,8 @@
           <w:p>
             <w:pPr>
               <w:pStyle w:val="Compact"/>
-              <w:ind w:left="0" w:right="0" w:firstLine="0"/>
-              <w:spacing w:line="240" w:after="40" w:lineRule="auto" w:before="40"/>
+              <w:ind w:right="0" w:left="0" w:firstLine="0"/>
+              <w:spacing w:lineRule="auto" w:line="240" w:before="40" w:after="40"/>
             </w:pPr>
             <w:r>
               <w:t xml:space="preserve">Pass</w:t>
@@ -8841,8 +8841,8 @@
           <w:p>
             <w:pPr>
               <w:pStyle w:val="Compact"/>
-              <w:ind w:left="0" w:right="0" w:firstLine="0"/>
-              <w:spacing w:line="240" w:after="40" w:lineRule="auto" w:before="40"/>
+              <w:ind w:right="0" w:left="0" w:firstLine="0"/>
+              <w:spacing w:lineRule="auto" w:line="240" w:before="40" w:after="40"/>
             </w:pPr>
             <w:r>
               <w:t xml:space="preserve">Throughput (req/s)</w:t>
@@ -8854,8 +8854,8 @@
           <w:p>
             <w:pPr>
               <w:pStyle w:val="Compact"/>
-              <w:ind w:left="0" w:right="0" w:firstLine="0"/>
-              <w:spacing w:line="240" w:after="40" w:lineRule="auto" w:before="40"/>
+              <w:ind w:right="0" w:left="0" w:firstLine="0"/>
+              <w:spacing w:lineRule="auto" w:line="240" w:before="40" w:after="40"/>
             </w:pPr>
             <w:r>
               <w:t xml:space="preserve">1000</w:t>
@@ -8867,8 +8867,8 @@
           <w:p>
             <w:pPr>
               <w:pStyle w:val="Compact"/>
-              <w:ind w:left="0" w:right="0" w:firstLine="0"/>
-              <w:spacing w:line="240" w:after="40" w:lineRule="auto" w:before="40"/>
+              <w:ind w:right="0" w:left="0" w:firstLine="0"/>
+              <w:spacing w:lineRule="auto" w:line="240" w:before="40" w:after="40"/>
             </w:pPr>
             <w:r>
               <w:t xml:space="preserve">1120</w:t>
@@ -8880,8 +8880,8 @@
           <w:p>
             <w:pPr>
               <w:pStyle w:val="Compact"/>
-              <w:ind w:left="0" w:right="0" w:firstLine="0"/>
-              <w:spacing w:line="240" w:after="40" w:lineRule="auto" w:before="40"/>
+              <w:ind w:right="0" w:left="0" w:firstLine="0"/>
+              <w:spacing w:lineRule="auto" w:line="240" w:before="40" w:after="40"/>
             </w:pPr>
             <w:r>
               <w:t xml:space="preserve">Pass</w:t>
@@ -8895,8 +8895,8 @@
           <w:p>
             <w:pPr>
               <w:pStyle w:val="Compact"/>
-              <w:ind w:left="0" w:right="0" w:firstLine="0"/>
-              <w:spacing w:line="240" w:after="40" w:lineRule="auto" w:before="40"/>
+              <w:ind w:right="0" w:left="0" w:firstLine="0"/>
+              <w:spacing w:lineRule="auto" w:line="240" w:before="40" w:after="40"/>
             </w:pPr>
             <w:r>
               <w:t xml:space="preserve">Error rate (%)</w:t>
@@ -8908,8 +8908,8 @@
           <w:p>
             <w:pPr>
               <w:pStyle w:val="Compact"/>
-              <w:ind w:left="0" w:right="0" w:firstLine="0"/>
-              <w:spacing w:line="240" w:after="40" w:lineRule="auto" w:before="40"/>
+              <w:ind w:right="0" w:left="0" w:firstLine="0"/>
+              <w:spacing w:lineRule="auto" w:line="240" w:before="40" w:after="40"/>
             </w:pPr>
             <w:r>
               <w:t xml:space="preserve">1.0</w:t>
@@ -8921,8 +8921,8 @@
           <w:p>
             <w:pPr>
               <w:pStyle w:val="Compact"/>
-              <w:ind w:left="0" w:right="0" w:firstLine="0"/>
-              <w:spacing w:line="240" w:after="40" w:lineRule="auto" w:before="40"/>
+              <w:ind w:right="0" w:left="0" w:firstLine="0"/>
+              <w:spacing w:lineRule="auto" w:line="240" w:before="40" w:after="40"/>
             </w:pPr>
             <w:r>
               <w:t xml:space="preserve">0.3</w:t>
@@ -8934,8 +8934,8 @@
           <w:p>
             <w:pPr>
               <w:pStyle w:val="Compact"/>
-              <w:ind w:left="0" w:right="0" w:firstLine="0"/>
-              <w:spacing w:line="240" w:after="40" w:lineRule="auto" w:before="40"/>
+              <w:ind w:right="0" w:left="0" w:firstLine="0"/>
+              <w:spacing w:lineRule="auto" w:line="240" w:before="40" w:after="40"/>
             </w:pPr>
             <w:r>
               <w:t xml:space="preserve">Pass</w:t>
@@ -8949,8 +8949,8 @@
           <w:p>
             <w:pPr>
               <w:pStyle w:val="Compact"/>
-              <w:ind w:left="0" w:right="0" w:firstLine="0"/>
-              <w:spacing w:line="240" w:after="40" w:lineRule="auto" w:before="40"/>
+              <w:ind w:right="0" w:left="0" w:firstLine="0"/>
+              <w:spacing w:lineRule="auto" w:line="240" w:before="40" w:after="40"/>
             </w:pPr>
             <w:r>
               <w:t xml:space="preserve">Memory usage (MB)</w:t>
@@ -8962,8 +8962,8 @@
           <w:p>
             <w:pPr>
               <w:pStyle w:val="Compact"/>
-              <w:ind w:left="0" w:right="0" w:firstLine="0"/>
-              <w:spacing w:line="240" w:after="40" w:lineRule="auto" w:before="40"/>
+              <w:ind w:right="0" w:left="0" w:firstLine="0"/>
+              <w:spacing w:lineRule="auto" w:line="240" w:before="40" w:after="40"/>
             </w:pPr>
             <w:r>
               <w:t xml:space="preserve">512</w:t>
@@ -8975,8 +8975,8 @@
           <w:p>
             <w:pPr>
               <w:pStyle w:val="Compact"/>
-              <w:ind w:left="0" w:right="0" w:firstLine="0"/>
-              <w:spacing w:line="240" w:after="40" w:lineRule="auto" w:before="40"/>
+              <w:ind w:right="0" w:left="0" w:firstLine="0"/>
+              <w:spacing w:lineRule="auto" w:line="240" w:before="40" w:after="40"/>
             </w:pPr>
             <w:r>
               <w:t xml:space="preserve">487</w:t>
@@ -8988,8 +8988,8 @@
           <w:p>
             <w:pPr>
               <w:pStyle w:val="Compact"/>
-              <w:ind w:left="0" w:right="0" w:firstLine="0"/>
-              <w:spacing w:line="240" w:after="40" w:lineRule="auto" w:before="40"/>
+              <w:ind w:right="0" w:left="0" w:firstLine="0"/>
+              <w:spacing w:lineRule="auto" w:line="240" w:before="40" w:after="40"/>
             </w:pPr>
             <w:r>
               <w:t xml:space="preserve">Pass</w:t>
@@ -9014,12 +9014,12 @@
     </w:p>
     <w:p>
       <w:pPr>
-        <w:spacing w:before="0" w:lineRule="exact" w:after="0" w:line="20"/>
+        <w:spacing w:lineRule="exact" w:before="0" w:line="20" w:after="0"/>
         <w:rPr>
           <w:sz w:val="2"/>
         </w:rPr>
       </w:pPr>
-      <w:bookmarkStart w:id="92378" w:name="listing-lst-init"/>
+      <w:bookmarkStart w:name="listing-lst-init" w:id="92378"/>
       <w:bookmarkEnd w:id="92378"/>
     </w:p>
     <w:p>
@@ -9221,7 +9221,7 @@
       <w:r>
         <w:tab/>
       </w:r>
-      <w:bookmarkStart w:id="22083" w:name="math-eq-latency"/>
+      <w:bookmarkStart w:name="math-eq-latency" w:id="22083"/>
       <w:r>
         <w:t>(</w:t>
       </w:r>
@@ -10041,12 +10041,12 @@
     </w:p>
     <w:p>
       <w:pPr>
-        <w:spacing w:before="0" w:lineRule="exact" w:after="0" w:line="20"/>
+        <w:spacing w:lineRule="exact" w:before="0" w:line="20" w:after="0"/>
         <w:rPr>
           <w:sz w:val="2"/>
         </w:rPr>
       </w:pPr>
-      <w:bookmarkStart w:id="68857" w:name="csv-tbl-xref-selectors"/>
+      <w:bookmarkStart w:name="csv-tbl-xref-selectors" w:id="68857"/>
       <w:bookmarkEnd w:id="68857"/>
     </w:p>
     <w:p>
@@ -10082,12 +10082,12 @@
         <w:tblW w:type="auto" w:w="0"/>
         <w:tblLook w:firstRow="1" w:lastRow="0" w:firstColumn="0" w:lastColumn="0" w:noHBand="0" w:noVBand="0" w:val="0020"/>
         <w:tblBorders>
-          <w:top w:val="single" w:sz="6" w:color="000000" w:space="0"/>
-          <w:left w:val="single" w:sz="6" w:color="000000" w:space="0"/>
-          <w:bottom w:val="single" w:sz="6" w:color="000000" w:space="0"/>
-          <w:right w:val="single" w:sz="6" w:color="000000" w:space="0"/>
-          <w:insideH w:val="single" w:sz="6" w:color="000000" w:space="0"/>
-          <w:insideV w:val="single" w:sz="6" w:color="000000" w:space="0"/>
+          <w:top w:sz="6" w:color="000000" w:space="0" w:val="single"/>
+          <w:left w:sz="6" w:color="000000" w:space="0" w:val="single"/>
+          <w:bottom w:sz="6" w:color="000000" w:space="0" w:val="single"/>
+          <w:right w:sz="6" w:color="000000" w:space="0" w:val="single"/>
+          <w:insideH w:sz="6" w:color="000000" w:space="0" w:val="single"/>
+          <w:insideV w:sz="6" w:color="000000" w:space="0" w:val="single"/>
         </w:tblBorders>
         <w:tblCellMar>
           <w:top w:type="dxa" w:w="57"/>
@@ -10107,14 +10107,14 @@
         </w:trPr>
         <w:tc>
           <w:tcPr>
-            <w:shd w:val="clear" w:fill="E8E8E8" w:color="auto"/>
+            <w:shd w:color="auto" w:fill="E8E8E8" w:val="clear"/>
           </w:tcPr>
           <w:p>
             <w:pPr>
               <w:pStyle w:val="Compact"/>
               <w:jc w:val="left"/>
-              <w:ind w:left="0" w:right="0" w:firstLine="0"/>
-              <w:spacing w:line="240" w:after="40" w:lineRule="auto" w:before="40"/>
+              <w:ind w:right="0" w:left="0" w:firstLine="0"/>
+              <w:spacing w:lineRule="auto" w:line="240" w:before="40" w:after="40"/>
             </w:pPr>
             <w:r>
               <w:rPr>
@@ -10126,14 +10126,14 @@
         </w:tc>
         <w:tc>
           <w:tcPr>
-            <w:shd w:val="clear" w:fill="E8E8E8" w:color="auto"/>
+            <w:shd w:color="auto" w:fill="E8E8E8" w:val="clear"/>
           </w:tcPr>
           <w:p>
             <w:pPr>
               <w:pStyle w:val="Compact"/>
               <w:jc w:val="left"/>
-              <w:ind w:left="0" w:right="0" w:firstLine="0"/>
-              <w:spacing w:line="240" w:after="40" w:lineRule="auto" w:before="40"/>
+              <w:ind w:right="0" w:left="0" w:firstLine="0"/>
+              <w:spacing w:lineRule="auto" w:line="240" w:before="40" w:after="40"/>
             </w:pPr>
             <w:r>
               <w:rPr>
@@ -10145,14 +10145,14 @@
         </w:tc>
         <w:tc>
           <w:tcPr>
-            <w:shd w:val="clear" w:fill="E8E8E8" w:color="auto"/>
+            <w:shd w:color="auto" w:fill="E8E8E8" w:val="clear"/>
           </w:tcPr>
           <w:p>
             <w:pPr>
               <w:pStyle w:val="Compact"/>
               <w:jc w:val="left"/>
-              <w:ind w:left="0" w:right="0" w:firstLine="0"/>
-              <w:spacing w:line="240" w:after="40" w:lineRule="auto" w:before="40"/>
+              <w:ind w:right="0" w:left="0" w:firstLine="0"/>
+              <w:spacing w:lineRule="auto" w:line="240" w:before="40" w:after="40"/>
             </w:pPr>
             <w:r>
               <w:rPr>
@@ -10170,8 +10170,8 @@
             <w:pPr>
               <w:pStyle w:val="Compact"/>
               <w:jc w:val="left"/>
-              <w:ind w:left="0" w:right="0" w:firstLine="0"/>
-              <w:spacing w:line="240" w:after="40" w:lineRule="auto" w:before="40"/>
+              <w:ind w:right="0" w:left="0" w:firstLine="0"/>
+              <w:spacing w:lineRule="auto" w:line="240" w:before="40" w:after="40"/>
             </w:pPr>
             <w:r>
               <w:rPr>
@@ -10193,8 +10193,8 @@
             <w:pPr>
               <w:pStyle w:val="Compact"/>
               <w:jc w:val="left"/>
-              <w:ind w:left="0" w:right="0" w:firstLine="0"/>
-              <w:spacing w:line="240" w:after="40" w:lineRule="auto" w:before="40"/>
+              <w:ind w:right="0" w:left="0" w:firstLine="0"/>
+              <w:spacing w:lineRule="auto" w:line="240" w:before="40" w:after="40"/>
             </w:pPr>
             <w:r>
               <w:rPr>
@@ -10210,8 +10210,8 @@
             <w:pPr>
               <w:pStyle w:val="Compact"/>
               <w:jc w:val="left"/>
-              <w:ind w:left="0" w:right="0" w:firstLine="0"/>
-              <w:spacing w:line="240" w:after="40" w:lineRule="auto" w:before="40"/>
+              <w:ind w:right="0" w:left="0" w:firstLine="0"/>
+              <w:spacing w:lineRule="auto" w:line="240" w:before="40" w:after="40"/>
             </w:pPr>
             <w:r>
               <w:t xml:space="preserve">Exact PID lookup. Same-spec first, then cross-document fallback. Never ambiguous.</w:t>
@@ -10226,8 +10226,8 @@
             <w:pPr>
               <w:pStyle w:val="Compact"/>
               <w:jc w:val="left"/>
-              <w:ind w:left="0" w:right="0" w:firstLine="0"/>
-              <w:spacing w:line="240" w:after="40" w:lineRule="auto" w:before="40"/>
+              <w:ind w:right="0" w:left="0" w:firstLine="0"/>
+              <w:spacing w:lineRule="auto" w:line="240" w:before="40" w:after="40"/>
             </w:pPr>
             <w:r>
               <w:rPr>
@@ -10249,8 +10249,8 @@
             <w:pPr>
               <w:pStyle w:val="Compact"/>
               <w:jc w:val="left"/>
-              <w:ind w:left="0" w:right="0" w:firstLine="0"/>
-              <w:spacing w:line="240" w:after="40" w:lineRule="auto" w:before="40"/>
+              <w:ind w:right="0" w:left="0" w:firstLine="0"/>
+              <w:spacing w:lineRule="auto" w:line="240" w:before="40" w:after="40"/>
             </w:pPr>
             <w:r>
               <w:rPr>
@@ -10266,8 +10266,8 @@
             <w:pPr>
               <w:pStyle w:val="Compact"/>
               <w:jc w:val="left"/>
-              <w:ind w:left="0" w:right="0" w:firstLine="0"/>
-              <w:spacing w:line="240" w:after="40" w:lineRule="auto" w:before="40"/>
+              <w:ind w:right="0" w:left="0" w:firstLine="0"/>
+              <w:spacing w:lineRule="auto" w:line="240" w:before="40" w:after="40"/>
             </w:pPr>
             <w:r>
               <w:t xml:space="preserve">Scoped resolution: local scope, then same specification, then global. May be ambiguous if multiple matches at the same scope level.</w:t>
@@ -10841,12 +10841,12 @@
     </w:p>
     <w:p>
       <w:pPr>
-        <w:spacing w:before="0" w:lineRule="exact" w:after="0" w:line="20"/>
+        <w:spacing w:lineRule="exact" w:before="0" w:line="20" w:after="0"/>
         <w:rPr>
           <w:sz w:val="2"/>
         </w:rPr>
       </w:pPr>
-      <w:bookmarkStart w:id="9127" w:name="listing-src-bib-config"/>
+      <w:bookmarkStart w:name="listing-src-bib-config" w:id="9127"/>
       <w:bookmarkEnd w:id="9127"/>
     </w:p>
     <w:p>
@@ -10925,12 +10925,12 @@
     </w:p>
     <w:p>
       <w:pPr>
-        <w:spacing w:before="0" w:lineRule="exact" w:after="0" w:line="20"/>
+        <w:spacing w:lineRule="exact" w:before="0" w:line="20" w:after="0"/>
         <w:rPr>
           <w:sz w:val="2"/>
         </w:rPr>
       </w:pPr>
-      <w:bookmarkStart w:id="72833" w:name="listing-src-bib-file"/>
+      <w:bookmarkStart w:name="listing-src-bib-file" w:id="72833"/>
       <w:bookmarkEnd w:id="72833"/>
     </w:p>
     <w:p>
@@ -11090,12 +11090,12 @@
     </w:p>
     <w:p>
       <w:pPr>
-        <w:spacing w:before="0" w:lineRule="exact" w:after="0" w:line="20"/>
+        <w:spacing w:lineRule="exact" w:before="0" w:line="20" w:after="0"/>
         <w:rPr>
           <w:sz w:val="2"/>
         </w:rPr>
       </w:pPr>
-      <w:bookmarkStart w:id="25784" w:name="listing-src-citation-syntax"/>
+      <w:bookmarkStart w:name="listing-src-citation-syntax" w:id="25784"/>
       <w:bookmarkEnd w:id="25784"/>
     </w:p>
     <w:p>
@@ -11737,12 +11737,12 @@
     </w:p>
     <w:p>
       <w:pPr>
-        <w:spacing w:before="0" w:lineRule="exact" w:after="0" w:line="20"/>
+        <w:spacing w:lineRule="exact" w:before="0" w:line="20" w:after="0"/>
         <w:rPr>
           <w:sz w:val="2"/>
         </w:rPr>
       </w:pPr>
-      <w:bookmarkStart w:id="70967" w:name="listing-src-chart-gauss-syntax"/>
+      <w:bookmarkStart w:name="listing-src-chart-gauss-syntax" w:id="70967"/>
       <w:bookmarkEnd w:id="70967"/>
     </w:p>
     <w:p>
@@ -12086,12 +12086,12 @@
     </w:p>
     <w:p>
       <w:pPr>
-        <w:spacing w:before="0" w:lineRule="exact" w:after="0" w:line="20"/>
+        <w:spacing w:lineRule="exact" w:before="0" w:line="20" w:after="0"/>
         <w:rPr>
           <w:sz w:val="2"/>
         </w:rPr>
       </w:pPr>
-      <w:bookmarkStart w:id="1073" w:name="listing-src-basic-usage"/>
+      <w:bookmarkStart w:name="listing-src-basic-usage" w:id="1073"/>
       <w:bookmarkEnd w:id="1073"/>
     </w:p>
     <w:p>
@@ -12195,12 +12195,12 @@
     </w:p>
     <w:p>
       <w:pPr>
-        <w:spacing w:before="0" w:lineRule="exact" w:after="0" w:line="20"/>
+        <w:spacing w:lineRule="exact" w:before="0" w:line="20" w:after="0"/>
         <w:rPr>
           <w:sz w:val="2"/>
         </w:rPr>
       </w:pPr>
-      <w:bookmarkStart w:id="23843" w:name="csv-tbl-env-vars"/>
+      <w:bookmarkStart w:name="csv-tbl-env-vars" w:id="23843"/>
       <w:bookmarkEnd w:id="23843"/>
     </w:p>
     <w:p>
@@ -12236,12 +12236,12 @@
         <w:tblW w:type="auto" w:w="0"/>
         <w:tblLook w:firstRow="1" w:lastRow="0" w:firstColumn="0" w:lastColumn="0" w:noHBand="0" w:noVBand="0" w:val="0020"/>
         <w:tblBorders>
-          <w:top w:val="single" w:sz="6" w:color="000000" w:space="0"/>
-          <w:left w:val="single" w:sz="6" w:color="000000" w:space="0"/>
-          <w:bottom w:val="single" w:sz="6" w:color="000000" w:space="0"/>
-          <w:right w:val="single" w:sz="6" w:color="000000" w:space="0"/>
-          <w:insideH w:val="single" w:sz="6" w:color="000000" w:space="0"/>
-          <w:insideV w:val="single" w:sz="6" w:color="000000" w:space="0"/>
+          <w:top w:sz="6" w:color="000000" w:space="0" w:val="single"/>
+          <w:left w:sz="6" w:color="000000" w:space="0" w:val="single"/>
+          <w:bottom w:sz="6" w:color="000000" w:space="0" w:val="single"/>
+          <w:right w:sz="6" w:color="000000" w:space="0" w:val="single"/>
+          <w:insideH w:sz="6" w:color="000000" w:space="0" w:val="single"/>
+          <w:insideV w:sz="6" w:color="000000" w:space="0" w:val="single"/>
         </w:tblBorders>
         <w:tblCellMar>
           <w:top w:type="dxa" w:w="57"/>
@@ -12261,14 +12261,14 @@
         </w:trPr>
         <w:tc>
           <w:tcPr>
-            <w:shd w:val="clear" w:fill="E8E8E8" w:color="auto"/>
+            <w:shd w:color="auto" w:fill="E8E8E8" w:val="clear"/>
           </w:tcPr>
           <w:p>
             <w:pPr>
               <w:pStyle w:val="Compact"/>
               <w:jc w:val="left"/>
-              <w:ind w:left="0" w:right="0" w:firstLine="0"/>
-              <w:spacing w:line="240" w:after="40" w:lineRule="auto" w:before="40"/>
+              <w:ind w:right="0" w:left="0" w:firstLine="0"/>
+              <w:spacing w:lineRule="auto" w:line="240" w:before="40" w:after="40"/>
             </w:pPr>
             <w:r>
               <w:rPr>
@@ -12280,14 +12280,14 @@
         </w:tc>
         <w:tc>
           <w:tcPr>
-            <w:shd w:val="clear" w:fill="E8E8E8" w:color="auto"/>
+            <w:shd w:color="auto" w:fill="E8E8E8" w:val="clear"/>
           </w:tcPr>
           <w:p>
             <w:pPr>
               <w:pStyle w:val="Compact"/>
               <w:jc w:val="left"/>
-              <w:ind w:left="0" w:right="0" w:firstLine="0"/>
-              <w:spacing w:line="240" w:after="40" w:lineRule="auto" w:before="40"/>
+              <w:ind w:right="0" w:left="0" w:firstLine="0"/>
+              <w:spacing w:lineRule="auto" w:line="240" w:before="40" w:after="40"/>
             </w:pPr>
             <w:r>
               <w:rPr>
@@ -12299,14 +12299,14 @@
         </w:tc>
         <w:tc>
           <w:tcPr>
-            <w:shd w:val="clear" w:fill="E8E8E8" w:color="auto"/>
+            <w:shd w:color="auto" w:fill="E8E8E8" w:val="clear"/>
           </w:tcPr>
           <w:p>
             <w:pPr>
               <w:pStyle w:val="Compact"/>
               <w:jc w:val="left"/>
-              <w:ind w:left="0" w:right="0" w:firstLine="0"/>
-              <w:spacing w:line="240" w:after="40" w:lineRule="auto" w:before="40"/>
+              <w:ind w:right="0" w:left="0" w:firstLine="0"/>
+              <w:spacing w:lineRule="auto" w:line="240" w:before="40" w:after="40"/>
             </w:pPr>
             <w:r>
               <w:rPr>
@@ -12324,8 +12324,8 @@
             <w:pPr>
               <w:pStyle w:val="Compact"/>
               <w:jc w:val="left"/>
-              <w:ind w:left="0" w:right="0" w:firstLine="0"/>
-              <w:spacing w:line="240" w:after="40" w:lineRule="auto" w:before="40"/>
+              <w:ind w:right="0" w:left="0" w:firstLine="0"/>
+              <w:spacing w:lineRule="auto" w:line="240" w:before="40" w:after="40"/>
             </w:pPr>
             <w:r>
               <w:rPr>
@@ -12341,8 +12341,8 @@
             <w:pPr>
               <w:pStyle w:val="Compact"/>
               <w:jc w:val="left"/>
-              <w:ind w:left="0" w:right="0" w:firstLine="0"/>
-              <w:spacing w:line="240" w:after="40" w:lineRule="auto" w:before="40"/>
+              <w:ind w:right="0" w:left="0" w:firstLine="0"/>
+              <w:spacing w:lineRule="auto" w:line="240" w:before="40" w:after="40"/>
             </w:pPr>
             <w:r>
               <w:rPr>
@@ -12358,8 +12358,8 @@
             <w:pPr>
               <w:pStyle w:val="Compact"/>
               <w:jc w:val="left"/>
-              <w:ind w:left="0" w:right="0" w:firstLine="0"/>
-              <w:spacing w:line="240" w:after="40" w:lineRule="auto" w:before="40"/>
+              <w:ind w:right="0" w:left="0" w:firstLine="0"/>
+              <w:spacing w:lineRule="auto" w:line="240" w:before="40" w:after="40"/>
             </w:pPr>
             <w:r>
               <w:t xml:space="preserve">Override log level:</w:t>
@@ -12419,8 +12419,8 @@
             <w:pPr>
               <w:pStyle w:val="Compact"/>
               <w:jc w:val="left"/>
-              <w:ind w:left="0" w:right="0" w:firstLine="0"/>
-              <w:spacing w:line="240" w:after="40" w:lineRule="auto" w:before="40"/>
+              <w:ind w:right="0" w:left="0" w:firstLine="0"/>
+              <w:spacing w:lineRule="auto" w:line="240" w:before="40" w:after="40"/>
             </w:pPr>
             <w:r>
               <w:rPr>
@@ -12436,8 +12436,8 @@
             <w:pPr>
               <w:pStyle w:val="Compact"/>
               <w:jc w:val="left"/>
-              <w:ind w:left="0" w:right="0" w:firstLine="0"/>
-              <w:spacing w:line="240" w:after="40" w:lineRule="auto" w:before="40"/>
+              <w:ind w:right="0" w:left="0" w:firstLine="0"/>
+              <w:spacing w:lineRule="auto" w:line="240" w:before="40" w:after="40"/>
             </w:pPr>
             <w:r>
               <w:rPr>
@@ -12453,8 +12453,8 @@
             <w:pPr>
               <w:pStyle w:val="Compact"/>
               <w:jc w:val="left"/>
-              <w:ind w:left="0" w:right="0" w:firstLine="0"/>
-              <w:spacing w:line="240" w:after="40" w:lineRule="auto" w:before="40"/>
+              <w:ind w:right="0" w:left="0" w:firstLine="0"/>
+              <w:spacing w:lineRule="auto" w:line="240" w:before="40" w:after="40"/>
             </w:pPr>
             <w:r>
               <w:t xml:space="preserve">SpecCompiler installation root (model and binary lookup)</w:t>
@@ -12469,8 +12469,8 @@
             <w:pPr>
               <w:pStyle w:val="Compact"/>
               <w:jc w:val="left"/>
-              <w:ind w:left="0" w:right="0" w:firstLine="0"/>
-              <w:spacing w:line="240" w:after="40" w:lineRule="auto" w:before="40"/>
+              <w:ind w:right="0" w:left="0" w:firstLine="0"/>
+              <w:spacing w:lineRule="auto" w:line="240" w:before="40" w:after="40"/>
             </w:pPr>
             <w:r>
               <w:rPr>
@@ -12486,8 +12486,8 @@
             <w:pPr>
               <w:pStyle w:val="Compact"/>
               <w:jc w:val="left"/>
-              <w:ind w:left="0" w:right="0" w:firstLine="0"/>
-              <w:spacing w:line="240" w:after="40" w:lineRule="auto" w:before="40"/>
+              <w:ind w:right="0" w:left="0" w:firstLine="0"/>
+              <w:spacing w:lineRule="auto" w:line="240" w:before="40" w:after="40"/>
             </w:pPr>
             <w:r>
               <w:rPr>
@@ -12503,8 +12503,8 @@
             <w:pPr>
               <w:pStyle w:val="Compact"/>
               <w:jc w:val="left"/>
-              <w:ind w:left="0" w:right="0" w:firstLine="0"/>
-              <w:spacing w:line="240" w:after="40" w:lineRule="auto" w:before="40"/>
+              <w:ind w:right="0" w:left="0" w:firstLine="0"/>
+              <w:spacing w:lineRule="auto" w:line="240" w:before="40" w:after="40"/>
             </w:pPr>
             <w:r>
               <w:t xml:space="preserve">Distribution root (used internally for external renderers)</w:t>
@@ -12519,8 +12519,8 @@
             <w:pPr>
               <w:pStyle w:val="Compact"/>
               <w:jc w:val="left"/>
-              <w:ind w:left="0" w:right="0" w:firstLine="0"/>
-              <w:spacing w:line="240" w:after="40" w:lineRule="auto" w:before="40"/>
+              <w:ind w:right="0" w:left="0" w:firstLine="0"/>
+              <w:spacing w:lineRule="auto" w:line="240" w:before="40" w:after="40"/>
             </w:pPr>
             <w:r>
               <w:rPr>
@@ -12536,8 +12536,8 @@
             <w:pPr>
               <w:pStyle w:val="Compact"/>
               <w:jc w:val="left"/>
-              <w:ind w:left="0" w:right="0" w:firstLine="0"/>
-              <w:spacing w:line="240" w:after="40" w:lineRule="auto" w:before="40"/>
+              <w:ind w:right="0" w:left="0" w:firstLine="0"/>
+              <w:spacing w:lineRule="auto" w:line="240" w:before="40" w:after="40"/>
             </w:pPr>
             <w:r>
               <w:rPr>
@@ -12553,8 +12553,8 @@
             <w:pPr>
               <w:pStyle w:val="Compact"/>
               <w:jc w:val="left"/>
-              <w:ind w:left="0" w:right="0" w:firstLine="0"/>
-              <w:spacing w:line="240" w:after="40" w:lineRule="auto" w:before="40"/>
+              <w:ind w:right="0" w:left="0" w:firstLine="0"/>
+              <w:spacing w:lineRule="auto" w:line="240" w:before="40" w:after="40"/>
             </w:pPr>
             <w:r>
               <w:t xml:space="preserve">Docker image reference (overrides default in wrapper)</w:t>
@@ -12569,8 +12569,8 @@
             <w:pPr>
               <w:pStyle w:val="Compact"/>
               <w:jc w:val="left"/>
-              <w:ind w:left="0" w:right="0" w:firstLine="0"/>
-              <w:spacing w:line="240" w:after="40" w:lineRule="auto" w:before="40"/>
+              <w:ind w:right="0" w:left="0" w:firstLine="0"/>
+              <w:spacing w:lineRule="auto" w:line="240" w:before="40" w:after="40"/>
             </w:pPr>
             <w:r>
               <w:rPr>
@@ -12586,8 +12586,8 @@
             <w:pPr>
               <w:pStyle w:val="Compact"/>
               <w:jc w:val="left"/>
-              <w:ind w:left="0" w:right="0" w:firstLine="0"/>
-              <w:spacing w:line="240" w:after="40" w:lineRule="auto" w:before="40"/>
+              <w:ind w:right="0" w:left="0" w:firstLine="0"/>
+              <w:spacing w:lineRule="auto" w:line="240" w:before="40" w:after="40"/>
             </w:pPr>
             <w:r>
               <w:t xml:space="preserve">(unset)</w:t>
@@ -12600,8 +12600,8 @@
             <w:pPr>
               <w:pStyle w:val="Compact"/>
               <w:jc w:val="left"/>
-              <w:ind w:left="0" w:right="0" w:firstLine="0"/>
-              <w:spacing w:line="240" w:after="40" w:lineRule="auto" w:before="40"/>
+              <w:ind w:right="0" w:left="0" w:firstLine="0"/>
+              <w:spacing w:lineRule="auto" w:line="240" w:before="40" w:after="40"/>
             </w:pPr>
             <w:r>
               <w:t xml:space="preserve">Disable ANSI color codes in output</w:t>
@@ -12626,12 +12626,12 @@
     </w:p>
     <w:p>
       <w:pPr>
-        <w:spacing w:before="0" w:lineRule="exact" w:after="0" w:line="20"/>
+        <w:spacing w:lineRule="exact" w:before="0" w:line="20" w:after="0"/>
         <w:rPr>
           <w:sz w:val="2"/>
         </w:rPr>
       </w:pPr>
-      <w:bookmarkStart w:id="82958" w:name="csv-tbl-exit-codes"/>
+      <w:bookmarkStart w:name="csv-tbl-exit-codes" w:id="82958"/>
       <w:bookmarkEnd w:id="82958"/>
     </w:p>
     <w:p>
@@ -12667,12 +12667,12 @@
         <w:tblW w:type="auto" w:w="0"/>
         <w:tblLook w:firstRow="1" w:lastRow="0" w:firstColumn="0" w:lastColumn="0" w:noHBand="0" w:noVBand="0" w:val="0020"/>
         <w:tblBorders>
-          <w:top w:val="single" w:sz="6" w:color="000000" w:space="0"/>
-          <w:left w:val="single" w:sz="6" w:color="000000" w:space="0"/>
-          <w:bottom w:val="single" w:sz="6" w:color="000000" w:space="0"/>
-          <w:right w:val="single" w:sz="6" w:color="000000" w:space="0"/>
-          <w:insideH w:val="single" w:sz="6" w:color="000000" w:space="0"/>
-          <w:insideV w:val="single" w:sz="6" w:color="000000" w:space="0"/>
+          <w:top w:sz="6" w:color="000000" w:space="0" w:val="single"/>
+          <w:left w:sz="6" w:color="000000" w:space="0" w:val="single"/>
+          <w:bottom w:sz="6" w:color="000000" w:space="0" w:val="single"/>
+          <w:right w:sz="6" w:color="000000" w:space="0" w:val="single"/>
+          <w:insideH w:sz="6" w:color="000000" w:space="0" w:val="single"/>
+          <w:insideV w:sz="6" w:color="000000" w:space="0" w:val="single"/>
         </w:tblBorders>
         <w:tblCellMar>
           <w:top w:type="dxa" w:w="57"/>
@@ -12691,13 +12691,13 @@
         </w:trPr>
         <w:tc>
           <w:tcPr>
-            <w:shd w:val="clear" w:fill="E8E8E8" w:color="auto"/>
+            <w:shd w:color="auto" w:fill="E8E8E8" w:val="clear"/>
           </w:tcPr>
           <w:p>
             <w:pPr>
               <w:pStyle w:val="Compact"/>
-              <w:ind w:left="0" w:right="0" w:firstLine="0"/>
-              <w:spacing w:line="240" w:after="40" w:lineRule="auto" w:before="40"/>
+              <w:ind w:right="0" w:left="0" w:firstLine="0"/>
+              <w:spacing w:lineRule="auto" w:line="240" w:before="40" w:after="40"/>
             </w:pPr>
             <w:r>
               <w:rPr>
@@ -12709,13 +12709,13 @@
         </w:tc>
         <w:tc>
           <w:tcPr>
-            <w:shd w:val="clear" w:fill="E8E8E8" w:color="auto"/>
+            <w:shd w:color="auto" w:fill="E8E8E8" w:val="clear"/>
           </w:tcPr>
           <w:p>
             <w:pPr>
               <w:pStyle w:val="Compact"/>
-              <w:ind w:left="0" w:right="0" w:firstLine="0"/>
-              <w:spacing w:line="240" w:after="40" w:lineRule="auto" w:before="40"/>
+              <w:ind w:right="0" w:left="0" w:firstLine="0"/>
+              <w:spacing w:lineRule="auto" w:line="240" w:before="40" w:after="40"/>
             </w:pPr>
             <w:r>
               <w:rPr>
@@ -12732,8 +12732,8 @@
           <w:p>
             <w:pPr>
               <w:pStyle w:val="Compact"/>
-              <w:ind w:left="0" w:right="0" w:firstLine="0"/>
-              <w:spacing w:line="240" w:after="40" w:lineRule="auto" w:before="40"/>
+              <w:ind w:right="0" w:left="0" w:firstLine="0"/>
+              <w:spacing w:lineRule="auto" w:line="240" w:before="40" w:after="40"/>
             </w:pPr>
             <w:r>
               <w:t xml:space="preserve">0</w:t>
@@ -12745,8 +12745,8 @@
           <w:p>
             <w:pPr>
               <w:pStyle w:val="Compact"/>
-              <w:ind w:left="0" w:right="0" w:firstLine="0"/>
-              <w:spacing w:line="240" w:after="40" w:lineRule="auto" w:before="40"/>
+              <w:ind w:right="0" w:left="0" w:firstLine="0"/>
+              <w:spacing w:lineRule="auto" w:line="240" w:before="40" w:after="40"/>
             </w:pPr>
             <w:r>
               <w:t xml:space="preserve">Success: all documents processed and outputs generated</w:t>
@@ -12760,8 +12760,8 @@
           <w:p>
             <w:pPr>
               <w:pStyle w:val="Compact"/>
-              <w:ind w:left="0" w:right="0" w:firstLine="0"/>
-              <w:spacing w:line="240" w:after="40" w:lineRule="auto" w:before="40"/>
+              <w:ind w:right="0" w:left="0" w:firstLine="0"/>
+              <w:spacing w:lineRule="auto" w:line="240" w:before="40" w:after="40"/>
             </w:pPr>
             <w:r>
               <w:t xml:space="preserve">1</w:t>
@@ -12773,8 +12773,8 @@
           <w:p>
             <w:pPr>
               <w:pStyle w:val="Compact"/>
-              <w:ind w:left="0" w:right="0" w:firstLine="0"/>
-              <w:spacing w:line="240" w:after="40" w:lineRule="auto" w:before="40"/>
+              <w:ind w:right="0" w:left="0" w:firstLine="0"/>
+              <w:spacing w:lineRule="auto" w:line="240" w:before="40" w:after="40"/>
             </w:pPr>
             <w:r>
               <w:t xml:space="preserve">Failure: Docker not running or missing config or pipeline error</w:t>
@@ -12944,12 +12944,12 @@
     </w:p>
     <w:p>
       <w:pPr>
-        <w:spacing w:before="0" w:lineRule="exact" w:after="0" w:line="20"/>
+        <w:spacing w:lineRule="exact" w:before="0" w:line="20" w:after="0"/>
         <w:rPr>
           <w:sz w:val="2"/>
         </w:rPr>
       </w:pPr>
-      <w:bookmarkStart w:id="92230" w:name="csv-tbl-html5-options"/>
+      <w:bookmarkStart w:name="csv-tbl-html5-options" w:id="92230"/>
       <w:bookmarkEnd w:id="92230"/>
     </w:p>
     <w:p>
@@ -12985,12 +12985,12 @@
         <w:tblW w:type="auto" w:w="0"/>
         <w:tblLook w:firstRow="1" w:lastRow="0" w:firstColumn="0" w:lastColumn="0" w:noHBand="0" w:noVBand="0" w:val="0020"/>
         <w:tblBorders>
-          <w:top w:val="single" w:sz="6" w:color="000000" w:space="0"/>
-          <w:left w:val="single" w:sz="6" w:color="000000" w:space="0"/>
-          <w:bottom w:val="single" w:sz="6" w:color="000000" w:space="0"/>
-          <w:right w:val="single" w:sz="6" w:color="000000" w:space="0"/>
-          <w:insideH w:val="single" w:sz="6" w:color="000000" w:space="0"/>
-          <w:insideV w:val="single" w:sz="6" w:color="000000" w:space="0"/>
+          <w:top w:sz="6" w:color="000000" w:space="0" w:val="single"/>
+          <w:left w:sz="6" w:color="000000" w:space="0" w:val="single"/>
+          <w:bottom w:sz="6" w:color="000000" w:space="0" w:val="single"/>
+          <w:right w:sz="6" w:color="000000" w:space="0" w:val="single"/>
+          <w:insideH w:sz="6" w:color="000000" w:space="0" w:val="single"/>
+          <w:insideV w:sz="6" w:color="000000" w:space="0" w:val="single"/>
         </w:tblBorders>
         <w:tblCellMar>
           <w:top w:type="dxa" w:w="57"/>
@@ -13011,14 +13011,14 @@
         </w:trPr>
         <w:tc>
           <w:tcPr>
-            <w:shd w:val="clear" w:fill="E8E8E8" w:color="auto"/>
+            <w:shd w:color="auto" w:fill="E8E8E8" w:val="clear"/>
           </w:tcPr>
           <w:p>
             <w:pPr>
               <w:pStyle w:val="Compact"/>
               <w:jc w:val="left"/>
-              <w:ind w:left="0" w:right="0" w:firstLine="0"/>
-              <w:spacing w:line="240" w:after="40" w:lineRule="auto" w:before="40"/>
+              <w:ind w:right="0" w:left="0" w:firstLine="0"/>
+              <w:spacing w:lineRule="auto" w:line="240" w:before="40" w:after="40"/>
             </w:pPr>
             <w:r>
               <w:rPr>
@@ -13030,14 +13030,14 @@
         </w:tc>
         <w:tc>
           <w:tcPr>
-            <w:shd w:val="clear" w:fill="E8E8E8" w:color="auto"/>
+            <w:shd w:color="auto" w:fill="E8E8E8" w:val="clear"/>
           </w:tcPr>
           <w:p>
             <w:pPr>
               <w:pStyle w:val="Compact"/>
               <w:jc w:val="left"/>
-              <w:ind w:left="0" w:right="0" w:firstLine="0"/>
-              <w:spacing w:line="240" w:after="40" w:lineRule="auto" w:before="40"/>
+              <w:ind w:right="0" w:left="0" w:firstLine="0"/>
+              <w:spacing w:lineRule="auto" w:line="240" w:before="40" w:after="40"/>
             </w:pPr>
             <w:r>
               <w:rPr>
@@ -13049,14 +13049,14 @@
         </w:tc>
         <w:tc>
           <w:tcPr>
-            <w:shd w:val="clear" w:fill="E8E8E8" w:color="auto"/>
+            <w:shd w:color="auto" w:fill="E8E8E8" w:val="clear"/>
           </w:tcPr>
           <w:p>
             <w:pPr>
               <w:pStyle w:val="Compact"/>
               <w:jc w:val="left"/>
-              <w:ind w:left="0" w:right="0" w:firstLine="0"/>
-              <w:spacing w:line="240" w:after="40" w:lineRule="auto" w:before="40"/>
+              <w:ind w:right="0" w:left="0" w:firstLine="0"/>
+              <w:spacing w:lineRule="auto" w:line="240" w:before="40" w:after="40"/>
             </w:pPr>
             <w:r>
               <w:rPr>
@@ -13068,14 +13068,14 @@
         </w:tc>
         <w:tc>
           <w:tcPr>
-            <w:shd w:val="clear" w:fill="E8E8E8" w:color="auto"/>
+            <w:shd w:color="auto" w:fill="E8E8E8" w:val="clear"/>
           </w:tcPr>
           <w:p>
             <w:pPr>
               <w:pStyle w:val="Compact"/>
               <w:jc w:val="left"/>
-              <w:ind w:left="0" w:right="0" w:firstLine="0"/>
-              <w:spacing w:line="240" w:after="40" w:lineRule="auto" w:before="40"/>
+              <w:ind w:right="0" w:left="0" w:firstLine="0"/>
+              <w:spacing w:lineRule="auto" w:line="240" w:before="40" w:after="40"/>
             </w:pPr>
             <w:r>
               <w:rPr>
@@ -13093,8 +13093,8 @@
             <w:pPr>
               <w:pStyle w:val="Compact"/>
               <w:jc w:val="left"/>
-              <w:ind w:left="0" w:right="0" w:firstLine="0"/>
-              <w:spacing w:line="240" w:after="40" w:lineRule="auto" w:before="40"/>
+              <w:ind w:right="0" w:left="0" w:firstLine="0"/>
+              <w:spacing w:lineRule="auto" w:line="240" w:before="40" w:after="40"/>
             </w:pPr>
             <w:r>
               <w:rPr>
@@ -13110,8 +13110,8 @@
             <w:pPr>
               <w:pStyle w:val="Compact"/>
               <w:jc w:val="left"/>
-              <w:ind w:left="0" w:right="0" w:firstLine="0"/>
-              <w:spacing w:line="240" w:after="40" w:lineRule="auto" w:before="40"/>
+              <w:ind w:right="0" w:left="0" w:firstLine="0"/>
+              <w:spacing w:lineRule="auto" w:line="240" w:before="40" w:after="40"/>
             </w:pPr>
             <w:r>
               <w:t xml:space="preserve">boolean</w:t>
@@ -13124,8 +13124,8 @@
             <w:pPr>
               <w:pStyle w:val="Compact"/>
               <w:jc w:val="left"/>
-              <w:ind w:left="0" w:right="0" w:firstLine="0"/>
-              <w:spacing w:line="240" w:after="40" w:lineRule="auto" w:before="40"/>
+              <w:ind w:right="0" w:left="0" w:firstLine="0"/>
+              <w:spacing w:lineRule="auto" w:line="240" w:before="40" w:after="40"/>
             </w:pPr>
             <w:r>
               <w:t xml:space="preserve">false</w:t>
@@ -13138,8 +13138,8 @@
             <w:pPr>
               <w:pStyle w:val="Compact"/>
               <w:jc w:val="left"/>
-              <w:ind w:left="0" w:right="0" w:firstLine="0"/>
-              <w:spacing w:line="240" w:after="40" w:lineRule="auto" w:before="40"/>
+              <w:ind w:right="0" w:left="0" w:firstLine="0"/>
+              <w:spacing w:lineRule="auto" w:line="240" w:before="40" w:after="40"/>
             </w:pPr>
             <w:r>
               <w:t xml:space="preserve">Add section numbering</w:t>
@@ -13154,8 +13154,8 @@
             <w:pPr>
               <w:pStyle w:val="Compact"/>
               <w:jc w:val="left"/>
-              <w:ind w:left="0" w:right="0" w:firstLine="0"/>
-              <w:spacing w:line="240" w:after="40" w:lineRule="auto" w:before="40"/>
+              <w:ind w:right="0" w:left="0" w:firstLine="0"/>
+              <w:spacing w:lineRule="auto" w:line="240" w:before="40" w:after="40"/>
             </w:pPr>
             <w:r>
               <w:rPr>
@@ -13171,8 +13171,8 @@
             <w:pPr>
               <w:pStyle w:val="Compact"/>
               <w:jc w:val="left"/>
-              <w:ind w:left="0" w:right="0" w:firstLine="0"/>
-              <w:spacing w:line="240" w:after="40" w:lineRule="auto" w:before="40"/>
+              <w:ind w:right="0" w:left="0" w:firstLine="0"/>
+              <w:spacing w:lineRule="auto" w:line="240" w:before="40" w:after="40"/>
             </w:pPr>
             <w:r>
               <w:t xml:space="preserve">boolean</w:t>
@@ -13185,8 +13185,8 @@
             <w:pPr>
               <w:pStyle w:val="Compact"/>
               <w:jc w:val="left"/>
-              <w:ind w:left="0" w:right="0" w:firstLine="0"/>
-              <w:spacing w:line="240" w:after="40" w:lineRule="auto" w:before="40"/>
+              <w:ind w:right="0" w:left="0" w:firstLine="0"/>
+              <w:spacing w:lineRule="auto" w:line="240" w:before="40" w:after="40"/>
             </w:pPr>
             <w:r>
               <w:t xml:space="preserve">false</w:t>
@@ -13199,8 +13199,8 @@
             <w:pPr>
               <w:pStyle w:val="Compact"/>
               <w:jc w:val="left"/>
-              <w:ind w:left="0" w:right="0" w:firstLine="0"/>
-              <w:spacing w:line="240" w:after="40" w:lineRule="auto" w:before="40"/>
+              <w:ind w:right="0" w:left="0" w:firstLine="0"/>
+              <w:spacing w:lineRule="auto" w:line="240" w:before="40" w:after="40"/>
             </w:pPr>
             <w:r>
               <w:t xml:space="preserve">Generate table of contents</w:t>
@@ -13215,8 +13215,8 @@
             <w:pPr>
               <w:pStyle w:val="Compact"/>
               <w:jc w:val="left"/>
-              <w:ind w:left="0" w:right="0" w:firstLine="0"/>
-              <w:spacing w:line="240" w:after="40" w:lineRule="auto" w:before="40"/>
+              <w:ind w:right="0" w:left="0" w:firstLine="0"/>
+              <w:spacing w:lineRule="auto" w:line="240" w:before="40" w:after="40"/>
             </w:pPr>
             <w:r>
               <w:rPr>
@@ -13232,8 +13232,8 @@
             <w:pPr>
               <w:pStyle w:val="Compact"/>
               <w:jc w:val="left"/>
-              <w:ind w:left="0" w:right="0" w:firstLine="0"/>
-              <w:spacing w:line="240" w:after="40" w:lineRule="auto" w:before="40"/>
+              <w:ind w:right="0" w:left="0" w:firstLine="0"/>
+              <w:spacing w:lineRule="auto" w:line="240" w:before="40" w:after="40"/>
             </w:pPr>
             <w:r>
               <w:t xml:space="preserve">integer</w:t>
@@ -13246,8 +13246,8 @@
             <w:pPr>
               <w:pStyle w:val="Compact"/>
               <w:jc w:val="left"/>
-              <w:ind w:left="0" w:right="0" w:firstLine="0"/>
-              <w:spacing w:line="240" w:after="40" w:lineRule="auto" w:before="40"/>
+              <w:ind w:right="0" w:left="0" w:firstLine="0"/>
+              <w:spacing w:lineRule="auto" w:line="240" w:before="40" w:after="40"/>
             </w:pPr>
             <w:r>
               <w:t xml:space="preserve">3</w:t>
@@ -13260,8 +13260,8 @@
             <w:pPr>
               <w:pStyle w:val="Compact"/>
               <w:jc w:val="left"/>
-              <w:ind w:left="0" w:right="0" w:firstLine="0"/>
-              <w:spacing w:line="240" w:after="40" w:lineRule="auto" w:before="40"/>
+              <w:ind w:right="0" w:left="0" w:firstLine="0"/>
+              <w:spacing w:lineRule="auto" w:line="240" w:before="40" w:after="40"/>
             </w:pPr>
             <w:r>
               <w:t xml:space="preserve">Heading depth for TOC</w:t>
@@ -13276,8 +13276,8 @@
             <w:pPr>
               <w:pStyle w:val="Compact"/>
               <w:jc w:val="left"/>
-              <w:ind w:left="0" w:right="0" w:firstLine="0"/>
-              <w:spacing w:line="240" w:after="40" w:lineRule="auto" w:before="40"/>
+              <w:ind w:right="0" w:left="0" w:firstLine="0"/>
+              <w:spacing w:lineRule="auto" w:line="240" w:before="40" w:after="40"/>
             </w:pPr>
             <w:r>
               <w:rPr>
@@ -13293,8 +13293,8 @@
             <w:pPr>
               <w:pStyle w:val="Compact"/>
               <w:jc w:val="left"/>
-              <w:ind w:left="0" w:right="0" w:firstLine="0"/>
-              <w:spacing w:line="240" w:after="40" w:lineRule="auto" w:before="40"/>
+              <w:ind w:right="0" w:left="0" w:firstLine="0"/>
+              <w:spacing w:lineRule="auto" w:line="240" w:before="40" w:after="40"/>
             </w:pPr>
             <w:r>
               <w:t xml:space="preserve">boolean</w:t>
@@ -13307,8 +13307,8 @@
             <w:pPr>
               <w:pStyle w:val="Compact"/>
               <w:jc w:val="left"/>
-              <w:ind w:left="0" w:right="0" w:firstLine="0"/>
-              <w:spacing w:line="240" w:after="40" w:lineRule="auto" w:before="40"/>
+              <w:ind w:right="0" w:left="0" w:firstLine="0"/>
+              <w:spacing w:lineRule="auto" w:line="240" w:before="40" w:after="40"/>
             </w:pPr>
             <w:r>
               <w:t xml:space="preserve">false</w:t>
@@ -13321,8 +13321,8 @@
             <w:pPr>
               <w:pStyle w:val="Compact"/>
               <w:jc w:val="left"/>
-              <w:ind w:left="0" w:right="0" w:firstLine="0"/>
-              <w:spacing w:line="240" w:after="40" w:lineRule="auto" w:before="40"/>
+              <w:ind w:right="0" w:left="0" w:firstLine="0"/>
+              <w:spacing w:lineRule="auto" w:line="240" w:before="40" w:after="40"/>
             </w:pPr>
             <w:r>
               <w:t xml:space="preserve">Produce complete HTML document</w:t>
@@ -13337,8 +13337,8 @@
             <w:pPr>
               <w:pStyle w:val="Compact"/>
               <w:jc w:val="left"/>
-              <w:ind w:left="0" w:right="0" w:firstLine="0"/>
-              <w:spacing w:line="240" w:after="40" w:lineRule="auto" w:before="40"/>
+              <w:ind w:right="0" w:left="0" w:firstLine="0"/>
+              <w:spacing w:lineRule="auto" w:line="240" w:before="40" w:after="40"/>
             </w:pPr>
             <w:r>
               <w:rPr>
@@ -13354,8 +13354,8 @@
             <w:pPr>
               <w:pStyle w:val="Compact"/>
               <w:jc w:val="left"/>
-              <w:ind w:left="0" w:right="0" w:firstLine="0"/>
-              <w:spacing w:line="240" w:after="40" w:lineRule="auto" w:before="40"/>
+              <w:ind w:right="0" w:left="0" w:firstLine="0"/>
+              <w:spacing w:lineRule="auto" w:line="240" w:before="40" w:after="40"/>
             </w:pPr>
             <w:r>
               <w:t xml:space="preserve">boolean</w:t>
@@ -13368,8 +13368,8 @@
             <w:pPr>
               <w:pStyle w:val="Compact"/>
               <w:jc w:val="left"/>
-              <w:ind w:left="0" w:right="0" w:firstLine="0"/>
-              <w:spacing w:line="240" w:after="40" w:lineRule="auto" w:before="40"/>
+              <w:ind w:right="0" w:left="0" w:firstLine="0"/>
+              <w:spacing w:lineRule="auto" w:line="240" w:before="40" w:after="40"/>
             </w:pPr>
             <w:r>
               <w:t xml:space="preserve">false</w:t>
@@ -13382,8 +13382,8 @@
             <w:pPr>
               <w:pStyle w:val="Compact"/>
               <w:jc w:val="left"/>
-              <w:ind w:left="0" w:right="0" w:firstLine="0"/>
-              <w:spacing w:line="240" w:after="40" w:lineRule="auto" w:before="40"/>
+              <w:ind w:right="0" w:left="0" w:firstLine="0"/>
+              <w:spacing w:lineRule="auto" w:line="240" w:before="40" w:after="40"/>
             </w:pPr>
             <w:r>
               <w:t xml:space="preserve">Embed CSS and images inline</w:t>
@@ -13474,12 +13474,12 @@
     </w:p>
     <w:p>
       <w:pPr>
-        <w:spacing w:before="0" w:lineRule="exact" w:after="0" w:line="20"/>
+        <w:spacing w:lineRule="exact" w:before="0" w:line="20" w:after="0"/>
         <w:rPr>
           <w:sz w:val="2"/>
         </w:rPr>
       </w:pPr>
-      <w:bookmarkStart w:id="24499" w:name="listing-src-diagnostic-ndjson"/>
+      <w:bookmarkStart w:name="listing-src-diagnostic-ndjson" w:id="24499"/>
       <w:bookmarkEnd w:id="24499"/>
     </w:p>
     <w:p>
@@ -13536,12 +13536,12 @@
     </w:p>
     <w:p>
       <w:pPr>
-        <w:spacing w:before="0" w:lineRule="exact" w:after="0" w:line="20"/>
+        <w:spacing w:lineRule="exact" w:before="0" w:line="20" w:after="0"/>
         <w:rPr>
           <w:sz w:val="2"/>
         </w:rPr>
       </w:pPr>
-      <w:bookmarkStart w:id="98060" w:name="csv-tbl-error-codes"/>
+      <w:bookmarkStart w:name="csv-tbl-error-codes" w:id="98060"/>
       <w:bookmarkEnd w:id="98060"/>
     </w:p>
     <w:p>
@@ -13577,12 +13577,12 @@
         <w:tblW w:type="auto" w:w="0"/>
         <w:tblLook w:firstRow="1" w:lastRow="0" w:firstColumn="0" w:lastColumn="0" w:noHBand="0" w:noVBand="0" w:val="0020"/>
         <w:tblBorders>
-          <w:top w:val="single" w:sz="6" w:color="000000" w:space="0"/>
-          <w:left w:val="single" w:sz="6" w:color="000000" w:space="0"/>
-          <w:bottom w:val="single" w:sz="6" w:color="000000" w:space="0"/>
-          <w:right w:val="single" w:sz="6" w:color="000000" w:space="0"/>
-          <w:insideH w:val="single" w:sz="6" w:color="000000" w:space="0"/>
-          <w:insideV w:val="single" w:sz="6" w:color="000000" w:space="0"/>
+          <w:top w:sz="6" w:color="000000" w:space="0" w:val="single"/>
+          <w:left w:sz="6" w:color="000000" w:space="0" w:val="single"/>
+          <w:bottom w:sz="6" w:color="000000" w:space="0" w:val="single"/>
+          <w:right w:sz="6" w:color="000000" w:space="0" w:val="single"/>
+          <w:insideH w:sz="6" w:color="000000" w:space="0" w:val="single"/>
+          <w:insideV w:sz="6" w:color="000000" w:space="0" w:val="single"/>
         </w:tblBorders>
         <w:tblCellMar>
           <w:top w:type="dxa" w:w="57"/>
@@ -13601,14 +13601,14 @@
         </w:trPr>
         <w:tc>
           <w:tcPr>
-            <w:shd w:val="clear" w:fill="E8E8E8" w:color="auto"/>
+            <w:shd w:color="auto" w:fill="E8E8E8" w:val="clear"/>
           </w:tcPr>
           <w:p>
             <w:pPr>
               <w:pStyle w:val="Compact"/>
               <w:jc w:val="left"/>
-              <w:ind w:left="0" w:right="0" w:firstLine="0"/>
-              <w:spacing w:line="240" w:after="40" w:lineRule="auto" w:before="40"/>
+              <w:ind w:right="0" w:left="0" w:firstLine="0"/>
+              <w:spacing w:lineRule="auto" w:line="240" w:before="40" w:after="40"/>
             </w:pPr>
             <w:r>
               <w:rPr>
@@ -13620,14 +13620,14 @@
         </w:tc>
         <w:tc>
           <w:tcPr>
-            <w:shd w:val="clear" w:fill="E8E8E8" w:color="auto"/>
+            <w:shd w:color="auto" w:fill="E8E8E8" w:val="clear"/>
           </w:tcPr>
           <w:p>
             <w:pPr>
               <w:pStyle w:val="Compact"/>
               <w:jc w:val="left"/>
-              <w:ind w:left="0" w:right="0" w:firstLine="0"/>
-              <w:spacing w:line="240" w:after="40" w:lineRule="auto" w:before="40"/>
+              <w:ind w:right="0" w:left="0" w:firstLine="0"/>
+              <w:spacing w:lineRule="auto" w:line="240" w:before="40" w:after="40"/>
             </w:pPr>
             <w:r>
               <w:rPr>
@@ -13645,8 +13645,8 @@
             <w:pPr>
               <w:pStyle w:val="Compact"/>
               <w:jc w:val="left"/>
-              <w:ind w:left="0" w:right="0" w:firstLine="0"/>
-              <w:spacing w:line="240" w:after="40" w:lineRule="auto" w:before="40"/>
+              <w:ind w:right="0" w:left="0" w:firstLine="0"/>
+              <w:spacing w:lineRule="auto" w:line="240" w:before="40" w:after="40"/>
             </w:pPr>
             <w:r>
               <w:rPr>
@@ -13662,8 +13662,8 @@
             <w:pPr>
               <w:pStyle w:val="Compact"/>
               <w:jc w:val="left"/>
-              <w:ind w:left="0" w:right="0" w:firstLine="0"/>
-              <w:spacing w:line="240" w:after="40" w:lineRule="auto" w:before="40"/>
+              <w:ind w:right="0" w:left="0" w:firstLine="0"/>
+              <w:spacing w:lineRule="auto" w:line="240" w:before="40" w:after="40"/>
             </w:pPr>
             <w:r>
               <w:t xml:space="preserve">Specification missing required attribute</w:t>
@@ -13678,8 +13678,8 @@
             <w:pPr>
               <w:pStyle w:val="Compact"/>
               <w:jc w:val="left"/>
-              <w:ind w:left="0" w:right="0" w:firstLine="0"/>
-              <w:spacing w:line="240" w:after="40" w:lineRule="auto" w:before="40"/>
+              <w:ind w:right="0" w:left="0" w:firstLine="0"/>
+              <w:spacing w:lineRule="auto" w:line="240" w:before="40" w:after="40"/>
             </w:pPr>
             <w:r>
               <w:rPr>
@@ -13695,8 +13695,8 @@
             <w:pPr>
               <w:pStyle w:val="Compact"/>
               <w:jc w:val="left"/>
-              <w:ind w:left="0" w:right="0" w:firstLine="0"/>
-              <w:spacing w:line="240" w:after="40" w:lineRule="auto" w:before="40"/>
+              <w:ind w:right="0" w:left="0" w:firstLine="0"/>
+              <w:spacing w:lineRule="auto" w:line="240" w:before="40" w:after="40"/>
             </w:pPr>
             <w:r>
               <w:t xml:space="preserve">Invalid specification type reference</w:t>
@@ -13711,8 +13711,8 @@
             <w:pPr>
               <w:pStyle w:val="Compact"/>
               <w:jc w:val="left"/>
-              <w:ind w:left="0" w:right="0" w:firstLine="0"/>
-              <w:spacing w:line="240" w:after="40" w:lineRule="auto" w:before="40"/>
+              <w:ind w:right="0" w:left="0" w:firstLine="0"/>
+              <w:spacing w:lineRule="auto" w:line="240" w:before="40" w:after="40"/>
             </w:pPr>
             <w:r>
               <w:rPr>
@@ -13728,8 +13728,8 @@
             <w:pPr>
               <w:pStyle w:val="Compact"/>
               <w:jc w:val="left"/>
-              <w:ind w:left="0" w:right="0" w:firstLine="0"/>
-              <w:spacing w:line="240" w:after="40" w:lineRule="auto" w:before="40"/>
+              <w:ind w:right="0" w:left="0" w:firstLine="0"/>
+              <w:spacing w:lineRule="auto" w:line="240" w:before="40" w:after="40"/>
             </w:pPr>
             <w:r>
               <w:t xml:space="preserve">Spec object missing required attribute</w:t>
@@ -13744,8 +13744,8 @@
             <w:pPr>
               <w:pStyle w:val="Compact"/>
               <w:jc w:val="left"/>
-              <w:ind w:left="0" w:right="0" w:firstLine="0"/>
-              <w:spacing w:line="240" w:after="40" w:lineRule="auto" w:before="40"/>
+              <w:ind w:right="0" w:left="0" w:firstLine="0"/>
+              <w:spacing w:lineRule="auto" w:line="240" w:before="40" w:after="40"/>
             </w:pPr>
             <w:r>
               <w:rPr>
@@ -13761,8 +13761,8 @@
             <w:pPr>
               <w:pStyle w:val="Compact"/>
               <w:jc w:val="left"/>
-              <w:ind w:left="0" w:right="0" w:firstLine="0"/>
-              <w:spacing w:line="240" w:after="40" w:lineRule="auto" w:before="40"/>
+              <w:ind w:right="0" w:left="0" w:firstLine="0"/>
+              <w:spacing w:lineRule="auto" w:line="240" w:before="40" w:after="40"/>
             </w:pPr>
             <w:r>
               <w:t xml:space="preserve">Attribute cardinality exceeded</w:t>
@@ -13777,8 +13777,8 @@
             <w:pPr>
               <w:pStyle w:val="Compact"/>
               <w:jc w:val="left"/>
-              <w:ind w:left="0" w:right="0" w:firstLine="0"/>
-              <w:spacing w:line="240" w:after="40" w:lineRule="auto" w:before="40"/>
+              <w:ind w:right="0" w:left="0" w:firstLine="0"/>
+              <w:spacing w:lineRule="auto" w:line="240" w:before="40" w:after="40"/>
             </w:pPr>
             <w:r>
               <w:rPr>
@@ -13794,8 +13794,8 @@
             <w:pPr>
               <w:pStyle w:val="Compact"/>
               <w:jc w:val="left"/>
-              <w:ind w:left="0" w:right="0" w:firstLine="0"/>
-              <w:spacing w:line="240" w:after="40" w:lineRule="auto" w:before="40"/>
+              <w:ind w:right="0" w:left="0" w:firstLine="0"/>
+              <w:spacing w:lineRule="auto" w:line="240" w:before="40" w:after="40"/>
             </w:pPr>
             <w:r>
               <w:t xml:space="preserve">Attribute type cast failure</w:t>
@@ -13810,8 +13810,8 @@
             <w:pPr>
               <w:pStyle w:val="Compact"/>
               <w:jc w:val="left"/>
-              <w:ind w:left="0" w:right="0" w:firstLine="0"/>
-              <w:spacing w:line="240" w:after="40" w:lineRule="auto" w:before="40"/>
+              <w:ind w:right="0" w:left="0" w:firstLine="0"/>
+              <w:spacing w:lineRule="auto" w:line="240" w:before="40" w:after="40"/>
             </w:pPr>
             <w:r>
               <w:rPr>
@@ -13827,8 +13827,8 @@
             <w:pPr>
               <w:pStyle w:val="Compact"/>
               <w:jc w:val="left"/>
-              <w:ind w:left="0" w:right="0" w:firstLine="0"/>
-              <w:spacing w:line="240" w:after="40" w:lineRule="auto" w:before="40"/>
+              <w:ind w:right="0" w:left="0" w:firstLine="0"/>
+              <w:spacing w:lineRule="auto" w:line="240" w:before="40" w:after="40"/>
             </w:pPr>
             <w:r>
               <w:t xml:space="preserve">Invalid enum value</w:t>
@@ -13843,8 +13843,8 @@
             <w:pPr>
               <w:pStyle w:val="Compact"/>
               <w:jc w:val="left"/>
-              <w:ind w:left="0" w:right="0" w:firstLine="0"/>
-              <w:spacing w:line="240" w:after="40" w:lineRule="auto" w:before="40"/>
+              <w:ind w:right="0" w:left="0" w:firstLine="0"/>
+              <w:spacing w:lineRule="auto" w:line="240" w:before="40" w:after="40"/>
             </w:pPr>
             <w:r>
               <w:rPr>
@@ -13860,8 +13860,8 @@
             <w:pPr>
               <w:pStyle w:val="Compact"/>
               <w:jc w:val="left"/>
-              <w:ind w:left="0" w:right="0" w:firstLine="0"/>
-              <w:spacing w:line="240" w:after="40" w:lineRule="auto" w:before="40"/>
+              <w:ind w:right="0" w:left="0" w:firstLine="0"/>
+              <w:spacing w:lineRule="auto" w:line="240" w:before="40" w:after="40"/>
             </w:pPr>
             <w:r>
               <w:t xml:space="preserve">Invalid date format (expected YYYY-MM-DD)</w:t>
@@ -13876,8 +13876,8 @@
             <w:pPr>
               <w:pStyle w:val="Compact"/>
               <w:jc w:val="left"/>
-              <w:ind w:left="0" w:right="0" w:firstLine="0"/>
-              <w:spacing w:line="240" w:after="40" w:lineRule="auto" w:before="40"/>
+              <w:ind w:right="0" w:left="0" w:firstLine="0"/>
+              <w:spacing w:lineRule="auto" w:line="240" w:before="40" w:after="40"/>
             </w:pPr>
             <w:r>
               <w:rPr>
@@ -13893,8 +13893,8 @@
             <w:pPr>
               <w:pStyle w:val="Compact"/>
               <w:jc w:val="left"/>
-              <w:ind w:left="0" w:right="0" w:firstLine="0"/>
-              <w:spacing w:line="240" w:after="40" w:lineRule="auto" w:before="40"/>
+              <w:ind w:right="0" w:left="0" w:firstLine="0"/>
+              <w:spacing w:lineRule="auto" w:line="240" w:before="40" w:after="40"/>
             </w:pPr>
             <w:r>
               <w:t xml:space="preserve">Value outside declared bounds</w:t>
@@ -13909,8 +13909,8 @@
             <w:pPr>
               <w:pStyle w:val="Compact"/>
               <w:jc w:val="left"/>
-              <w:ind w:left="0" w:right="0" w:firstLine="0"/>
-              <w:spacing w:line="240" w:after="40" w:lineRule="auto" w:before="40"/>
+              <w:ind w:right="0" w:left="0" w:firstLine="0"/>
+              <w:spacing w:lineRule="auto" w:line="240" w:before="40" w:after="40"/>
             </w:pPr>
             <w:r>
               <w:rPr>
@@ -13926,8 +13926,8 @@
             <w:pPr>
               <w:pStyle w:val="Compact"/>
               <w:jc w:val="left"/>
-              <w:ind w:left="0" w:right="0" w:firstLine="0"/>
-              <w:spacing w:line="240" w:after="40" w:lineRule="auto" w:before="40"/>
+              <w:ind w:right="0" w:left="0" w:firstLine="0"/>
+              <w:spacing w:lineRule="auto" w:line="240" w:before="40" w:after="40"/>
             </w:pPr>
             <w:r>
               <w:t xml:space="preserve">Duplicate PID across spec objects</w:t>
@@ -13942,8 +13942,8 @@
             <w:pPr>
               <w:pStyle w:val="Compact"/>
               <w:jc w:val="left"/>
-              <w:ind w:left="0" w:right="0" w:firstLine="0"/>
-              <w:spacing w:line="240" w:after="40" w:lineRule="auto" w:before="40"/>
+              <w:ind w:right="0" w:left="0" w:firstLine="0"/>
+              <w:spacing w:lineRule="auto" w:line="240" w:before="40" w:after="40"/>
             </w:pPr>
             <w:r>
               <w:rPr>
@@ -13959,8 +13959,8 @@
             <w:pPr>
               <w:pStyle w:val="Compact"/>
               <w:jc w:val="left"/>
-              <w:ind w:left="0" w:right="0" w:firstLine="0"/>
-              <w:spacing w:line="240" w:after="40" w:lineRule="auto" w:before="40"/>
+              <w:ind w:right="0" w:left="0" w:firstLine="0"/>
+              <w:spacing w:lineRule="auto" w:line="240" w:before="40" w:after="40"/>
             </w:pPr>
             <w:r>
               <w:t xml:space="preserve">Float has no parent object (orphan)</w:t>
@@ -13975,8 +13975,8 @@
             <w:pPr>
               <w:pStyle w:val="Compact"/>
               <w:jc w:val="left"/>
-              <w:ind w:left="0" w:right="0" w:firstLine="0"/>
-              <w:spacing w:line="240" w:after="40" w:lineRule="auto" w:before="40"/>
+              <w:ind w:right="0" w:left="0" w:firstLine="0"/>
+              <w:spacing w:lineRule="auto" w:line="240" w:before="40" w:after="40"/>
             </w:pPr>
             <w:r>
               <w:rPr>
@@ -13992,8 +13992,8 @@
             <w:pPr>
               <w:pStyle w:val="Compact"/>
               <w:jc w:val="left"/>
-              <w:ind w:left="0" w:right="0" w:firstLine="0"/>
-              <w:spacing w:line="240" w:after="40" w:lineRule="auto" w:before="40"/>
+              <w:ind w:right="0" w:left="0" w:firstLine="0"/>
+              <w:spacing w:lineRule="auto" w:line="240" w:before="40" w:after="40"/>
             </w:pPr>
             <w:r>
               <w:t xml:space="preserve">Duplicate float label in specification</w:t>
@@ -14008,8 +14008,8 @@
             <w:pPr>
               <w:pStyle w:val="Compact"/>
               <w:jc w:val="left"/>
-              <w:ind w:left="0" w:right="0" w:firstLine="0"/>
-              <w:spacing w:line="240" w:after="40" w:lineRule="auto" w:before="40"/>
+              <w:ind w:right="0" w:left="0" w:firstLine="0"/>
+              <w:spacing w:lineRule="auto" w:line="240" w:before="40" w:after="40"/>
             </w:pPr>
             <w:r>
               <w:rPr>
@@ -14025,8 +14025,8 @@
             <w:pPr>
               <w:pStyle w:val="Compact"/>
               <w:jc w:val="left"/>
-              <w:ind w:left="0" w:right="0" w:firstLine="0"/>
-              <w:spacing w:line="240" w:after="40" w:lineRule="auto" w:before="40"/>
+              <w:ind w:right="0" w:left="0" w:firstLine="0"/>
+              <w:spacing w:lineRule="auto" w:line="240" w:before="40" w:after="40"/>
             </w:pPr>
             <w:r>
               <w:t xml:space="preserve">External render failure</w:t>
@@ -14041,8 +14041,8 @@
             <w:pPr>
               <w:pStyle w:val="Compact"/>
               <w:jc w:val="left"/>
-              <w:ind w:left="0" w:right="0" w:firstLine="0"/>
-              <w:spacing w:line="240" w:after="40" w:lineRule="auto" w:before="40"/>
+              <w:ind w:right="0" w:left="0" w:firstLine="0"/>
+              <w:spacing w:lineRule="auto" w:line="240" w:before="40" w:after="40"/>
             </w:pPr>
             <w:r>
               <w:rPr>
@@ -14058,8 +14058,8 @@
             <w:pPr>
               <w:pStyle w:val="Compact"/>
               <w:jc w:val="left"/>
-              <w:ind w:left="0" w:right="0" w:firstLine="0"/>
-              <w:spacing w:line="240" w:after="40" w:lineRule="auto" w:before="40"/>
+              <w:ind w:right="0" w:left="0" w:firstLine="0"/>
+              <w:spacing w:lineRule="auto" w:line="240" w:before="40" w:after="40"/>
             </w:pPr>
             <w:r>
               <w:t xml:space="preserve">Invalid float type reference</w:t>
@@ -14074,8 +14074,8 @@
             <w:pPr>
               <w:pStyle w:val="Compact"/>
               <w:jc w:val="left"/>
-              <w:ind w:left="0" w:right="0" w:firstLine="0"/>
-              <w:spacing w:line="240" w:after="40" w:lineRule="auto" w:before="40"/>
+              <w:ind w:right="0" w:left="0" w:firstLine="0"/>
+              <w:spacing w:lineRule="auto" w:line="240" w:before="40" w:after="40"/>
             </w:pPr>
             <w:r>
               <w:rPr>
@@ -14091,8 +14091,8 @@
             <w:pPr>
               <w:pStyle w:val="Compact"/>
               <w:jc w:val="left"/>
-              <w:ind w:left="0" w:right="0" w:firstLine="0"/>
-              <w:spacing w:line="240" w:after="40" w:lineRule="auto" w:before="40"/>
+              <w:ind w:right="0" w:left="0" w:firstLine="0"/>
+              <w:spacing w:lineRule="auto" w:line="240" w:before="40" w:after="40"/>
             </w:pPr>
             <w:r>
               <w:t xml:space="preserve">Unresolved link (PIDs are case-sensitive)</w:t>
@@ -14107,8 +14107,8 @@
             <w:pPr>
               <w:pStyle w:val="Compact"/>
               <w:jc w:val="left"/>
-              <w:ind w:left="0" w:right="0" w:firstLine="0"/>
-              <w:spacing w:line="240" w:after="40" w:lineRule="auto" w:before="40"/>
+              <w:ind w:right="0" w:left="0" w:firstLine="0"/>
+              <w:spacing w:lineRule="auto" w:line="240" w:before="40" w:after="40"/>
             </w:pPr>
             <w:r>
               <w:rPr>
@@ -14124,8 +14124,8 @@
             <w:pPr>
               <w:pStyle w:val="Compact"/>
               <w:jc w:val="left"/>
-              <w:ind w:left="0" w:right="0" w:firstLine="0"/>
-              <w:spacing w:line="240" w:after="40" w:lineRule="auto" w:before="40"/>
+              <w:ind w:right="0" w:left="0" w:firstLine="0"/>
+              <w:spacing w:lineRule="auto" w:line="240" w:before="40" w:after="40"/>
             </w:pPr>
             <w:r>
               <w:t xml:space="preserve">Dangling relation (target not found)</w:t>
@@ -14140,8 +14140,8 @@
             <w:pPr>
               <w:pStyle w:val="Compact"/>
               <w:jc w:val="left"/>
-              <w:ind w:left="0" w:right="0" w:firstLine="0"/>
-              <w:spacing w:line="240" w:after="40" w:lineRule="auto" w:before="40"/>
+              <w:ind w:right="0" w:left="0" w:firstLine="0"/>
+              <w:spacing w:lineRule="auto" w:line="240" w:before="40" w:after="40"/>
             </w:pPr>
             <w:r>
               <w:rPr>
@@ -14157,8 +14157,8 @@
             <w:pPr>
               <w:pStyle w:val="Compact"/>
               <w:jc w:val="left"/>
-              <w:ind w:left="0" w:right="0" w:firstLine="0"/>
-              <w:spacing w:line="240" w:after="40" w:lineRule="auto" w:before="40"/>
+              <w:ind w:right="0" w:left="0" w:firstLine="0"/>
+              <w:spacing w:lineRule="auto" w:line="240" w:before="40" w:after="40"/>
             </w:pPr>
             <w:r>
               <w:t xml:space="preserve">Ambiguous float reference</w:t>
@@ -14173,8 +14173,8 @@
             <w:pPr>
               <w:pStyle w:val="Compact"/>
               <w:jc w:val="left"/>
-              <w:ind w:left="0" w:right="0" w:firstLine="0"/>
-              <w:spacing w:line="240" w:after="40" w:lineRule="auto" w:before="40"/>
+              <w:ind w:right="0" w:left="0" w:firstLine="0"/>
+              <w:spacing w:lineRule="auto" w:line="240" w:before="40" w:after="40"/>
             </w:pPr>
             <w:r>
               <w:rPr>
@@ -14190,8 +14190,8 @@
             <w:pPr>
               <w:pStyle w:val="Compact"/>
               <w:jc w:val="left"/>
-              <w:ind w:left="0" w:right="0" w:firstLine="0"/>
-              <w:spacing w:line="240" w:after="40" w:lineRule="auto" w:before="40"/>
+              <w:ind w:right="0" w:left="0" w:firstLine="0"/>
+              <w:spacing w:lineRule="auto" w:line="240" w:before="40" w:after="40"/>
             </w:pPr>
             <w:r>
               <w:t xml:space="preserve">View materialization failure</w:t>
@@ -14256,12 +14256,12 @@
     </w:p>
     <w:p>
       <w:pPr>
-        <w:spacing w:before="0" w:lineRule="exact" w:after="0" w:line="20"/>
+        <w:spacing w:lineRule="exact" w:before="0" w:line="20" w:after="0"/>
         <w:rPr>
           <w:sz w:val="2"/>
         </w:rPr>
       </w:pPr>
-      <w:bookmarkStart w:id="14565" w:name="listing-src-suppress-example"/>
+      <w:bookmarkStart w:name="listing-src-suppress-example" w:id="14565"/>
       <w:bookmarkEnd w:id="14565"/>
     </w:p>
     <w:p>
@@ -14552,12 +14552,12 @@
     </w:p>
     <w:p>
       <w:pPr>
-        <w:spacing w:before="0" w:lineRule="exact" w:after="0" w:line="20"/>
+        <w:spacing w:lineRule="exact" w:before="0" w:line="20" w:after="0"/>
         <w:rPr>
           <w:sz w:val="2"/>
         </w:rPr>
       </w:pPr>
-      <w:bookmarkStart w:id="55656" w:name="listing-src-force-rebuild"/>
+      <w:bookmarkStart w:name="listing-src-force-rebuild" w:id="55656"/>
       <w:bookmarkEnd w:id="55656"/>
     </w:p>
     <w:p>
@@ -15571,12 +15571,12 @@
     </w:p>
     <w:p>
       <w:pPr>
-        <w:spacing w:before="0" w:lineRule="exact" w:after="0" w:line="20"/>
+        <w:spacing w:lineRule="exact" w:before="0" w:line="20" w:after="0"/>
         <w:rPr>
           <w:sz w:val="2"/>
         </w:rPr>
       </w:pPr>
-      <w:bookmarkStart w:id="2501" w:name="listing-src-clean-stale-build"/>
+      <w:bookmarkStart w:name="listing-src-clean-stale-build" w:id="2501"/>
       <w:bookmarkEnd w:id="2501"/>
     </w:p>
     <w:p>
@@ -15642,12 +15642,12 @@
     </w:p>
     <w:p>
       <w:pPr>
-        <w:spacing w:before="0" w:lineRule="exact" w:after="0" w:line="20"/>
+        <w:spacing w:lineRule="exact" w:before="0" w:line="20" w:after="0"/>
         <w:rPr>
           <w:sz w:val="2"/>
         </w:rPr>
       </w:pPr>
-      <w:bookmarkStart w:id="88848" w:name="listing-src-debug-log-level"/>
+      <w:bookmarkStart w:name="listing-src-debug-log-level" w:id="88848"/>
       <w:bookmarkEnd w:id="88848"/>
     </w:p>
     <w:p>
@@ -16254,12 +16254,12 @@
         <w:tblW w:type="auto" w:w="0"/>
         <w:tblLook w:firstRow="0" w:lastRow="0" w:firstColumn="0" w:lastColumn="0" w:noHBand="0" w:noVBand="0" w:val="0000"/>
         <w:tblBorders>
-          <w:top w:val="single" w:sz="6" w:color="000000" w:space="0"/>
-          <w:left w:val="single" w:sz="6" w:color="000000" w:space="0"/>
-          <w:bottom w:val="single" w:sz="6" w:color="000000" w:space="0"/>
-          <w:right w:val="single" w:sz="6" w:color="000000" w:space="0"/>
-          <w:insideH w:val="single" w:sz="6" w:color="000000" w:space="0"/>
-          <w:insideV w:val="single" w:sz="6" w:color="000000" w:space="0"/>
+          <w:top w:sz="6" w:color="000000" w:space="0" w:val="single"/>
+          <w:left w:sz="6" w:color="000000" w:space="0" w:val="single"/>
+          <w:bottom w:sz="6" w:color="000000" w:space="0" w:val="single"/>
+          <w:right w:sz="6" w:color="000000" w:space="0" w:val="single"/>
+          <w:insideH w:sz="6" w:color="000000" w:space="0" w:val="single"/>
+          <w:insideV w:sz="6" w:color="000000" w:space="0" w:val="single"/>
         </w:tblBorders>
         <w:tblCellMar>
           <w:top w:type="dxa" w:w="57"/>
@@ -16279,8 +16279,8 @@
             <w:pPr>
               <w:pStyle w:val="Compact"/>
               <w:jc w:val="left"/>
-              <w:ind w:left="0" w:right="0" w:firstLine="0"/>
-              <w:spacing w:line="240" w:after="40" w:lineRule="auto" w:before="40"/>
+              <w:ind w:right="0" w:left="0" w:firstLine="0"/>
+              <w:spacing w:lineRule="auto" w:line="240" w:before="40" w:after="40"/>
             </w:pPr>
             <w:r>
               <w:rPr>
@@ -16297,8 +16297,8 @@
             <w:pPr>
               <w:pStyle w:val="Compact"/>
               <w:jc w:val="left"/>
-              <w:ind w:left="0" w:right="0" w:firstLine="0"/>
-              <w:spacing w:line="240" w:after="40" w:lineRule="auto" w:before="40"/>
+              <w:ind w:right="0" w:left="0" w:firstLine="0"/>
+              <w:spacing w:lineRule="auto" w:line="240" w:before="40" w:after="40"/>
             </w:pPr>
             <w:r>
               <w:t xml:space="preserve">Pandoc Abstract Syntax Tree</w:t>
@@ -16313,8 +16313,8 @@
             <w:pPr>
               <w:pStyle w:val="Compact"/>
               <w:jc w:val="left"/>
-              <w:ind w:left="0" w:right="0" w:firstLine="0"/>
-              <w:spacing w:line="240" w:after="40" w:lineRule="auto" w:before="40"/>
+              <w:ind w:right="0" w:left="0" w:firstLine="0"/>
+              <w:spacing w:lineRule="auto" w:line="240" w:before="40" w:after="40"/>
             </w:pPr>
             <w:r>
               <w:rPr>
@@ -16331,8 +16331,8 @@
             <w:pPr>
               <w:pStyle w:val="Compact"/>
               <w:jc w:val="left"/>
-              <w:ind w:left="0" w:right="0" w:firstLine="0"/>
-              <w:spacing w:line="240" w:after="40" w:lineRule="auto" w:before="40"/>
+              <w:ind w:right="0" w:left="0" w:firstLine="0"/>
+              <w:spacing w:lineRule="auto" w:line="240" w:before="40" w:after="40"/>
             </w:pPr>
             <w:r>
               <w:t xml:space="preserve">Command-Line Interface</w:t>
@@ -16347,8 +16347,8 @@
             <w:pPr>
               <w:pStyle w:val="Compact"/>
               <w:jc w:val="left"/>
-              <w:ind w:left="0" w:right="0" w:firstLine="0"/>
-              <w:spacing w:line="240" w:after="40" w:lineRule="auto" w:before="40"/>
+              <w:ind w:right="0" w:left="0" w:firstLine="0"/>
+              <w:spacing w:lineRule="auto" w:line="240" w:before="40" w:after="40"/>
             </w:pPr>
             <w:r>
               <w:rPr>
@@ -16365,8 +16365,8 @@
             <w:pPr>
               <w:pStyle w:val="Compact"/>
               <w:jc w:val="left"/>
-              <w:ind w:left="0" w:right="0" w:firstLine="0"/>
-              <w:spacing w:line="240" w:after="40" w:lineRule="auto" w:before="40"/>
+              <w:ind w:right="0" w:left="0" w:firstLine="0"/>
+              <w:spacing w:lineRule="auto" w:line="240" w:before="40" w:after="40"/>
             </w:pPr>
             <w:r>
               <w:t xml:space="preserve">Comma-Separated Values</w:t>
@@ -16381,8 +16381,8 @@
             <w:pPr>
               <w:pStyle w:val="Compact"/>
               <w:jc w:val="left"/>
-              <w:ind w:left="0" w:right="0" w:firstLine="0"/>
-              <w:spacing w:line="240" w:after="40" w:lineRule="auto" w:before="40"/>
+              <w:ind w:right="0" w:left="0" w:firstLine="0"/>
+              <w:spacing w:lineRule="auto" w:line="240" w:before="40" w:after="40"/>
             </w:pPr>
             <w:r>
               <w:rPr>
@@ -16399,8 +16399,8 @@
             <w:pPr>
               <w:pStyle w:val="Compact"/>
               <w:jc w:val="left"/>
-              <w:ind w:left="0" w:right="0" w:firstLine="0"/>
-              <w:spacing w:line="240" w:after="40" w:lineRule="auto" w:before="40"/>
+              <w:ind w:right="0" w:left="0" w:firstLine="0"/>
+              <w:spacing w:lineRule="auto" w:line="240" w:before="40" w:after="40"/>
             </w:pPr>
             <w:r>
               <w:t xml:space="preserve">Entity-Attribute-Value</w:t>
@@ -16415,8 +16415,8 @@
             <w:pPr>
               <w:pStyle w:val="Compact"/>
               <w:jc w:val="left"/>
-              <w:ind w:left="0" w:right="0" w:firstLine="0"/>
-              <w:spacing w:line="240" w:after="40" w:lineRule="auto" w:before="40"/>
+              <w:ind w:right="0" w:left="0" w:firstLine="0"/>
+              <w:spacing w:lineRule="auto" w:line="240" w:before="40" w:after="40"/>
             </w:pPr>
             <w:r>
               <w:rPr>
@@ -16433,8 +16433,8 @@
             <w:pPr>
               <w:pStyle w:val="Compact"/>
               <w:jc w:val="left"/>
-              <w:ind w:left="0" w:right="0" w:firstLine="0"/>
-              <w:spacing w:line="240" w:after="40" w:lineRule="auto" w:before="40"/>
+              <w:ind w:right="0" w:left="0" w:firstLine="0"/>
+              <w:spacing w:lineRule="auto" w:line="240" w:before="40" w:after="40"/>
             </w:pPr>
             <w:r>
               <w:t xml:space="preserve">GitHub-Flavored Markdown</w:t>
@@ -16449,8 +16449,8 @@
             <w:pPr>
               <w:pStyle w:val="Compact"/>
               <w:jc w:val="left"/>
-              <w:ind w:left="0" w:right="0" w:firstLine="0"/>
-              <w:spacing w:line="240" w:after="40" w:lineRule="auto" w:before="40"/>
+              <w:ind w:right="0" w:left="0" w:firstLine="0"/>
+              <w:spacing w:lineRule="auto" w:line="240" w:before="40" w:after="40"/>
             </w:pPr>
             <w:r>
               <w:rPr>
@@ -16467,8 +16467,8 @@
             <w:pPr>
               <w:pStyle w:val="Compact"/>
               <w:jc w:val="left"/>
-              <w:ind w:left="0" w:right="0" w:firstLine="0"/>
-              <w:spacing w:line="240" w:after="40" w:lineRule="auto" w:before="40"/>
+              <w:ind w:right="0" w:left="0" w:firstLine="0"/>
+              <w:spacing w:lineRule="auto" w:line="240" w:before="40" w:after="40"/>
             </w:pPr>
             <w:r>
               <w:t xml:space="preserve">Newline-Delimited JSON</w:t>
@@ -16483,8 +16483,8 @@
             <w:pPr>
               <w:pStyle w:val="Compact"/>
               <w:jc w:val="left"/>
-              <w:ind w:left="0" w:right="0" w:firstLine="0"/>
-              <w:spacing w:line="240" w:after="40" w:lineRule="auto" w:before="40"/>
+              <w:ind w:right="0" w:left="0" w:firstLine="0"/>
+              <w:spacing w:lineRule="auto" w:line="240" w:before="40" w:after="40"/>
             </w:pPr>
             <w:r>
               <w:rPr>
@@ -16501,8 +16501,8 @@
             <w:pPr>
               <w:pStyle w:val="Compact"/>
               <w:jc w:val="left"/>
-              <w:ind w:left="0" w:right="0" w:firstLine="0"/>
-              <w:spacing w:line="240" w:after="40" w:lineRule="auto" w:before="40"/>
+              <w:ind w:right="0" w:left="0" w:firstLine="0"/>
+              <w:spacing w:lineRule="auto" w:line="240" w:before="40" w:after="40"/>
             </w:pPr>
             <w:r>
               <w:t xml:space="preserve">Project Identifier</w:t>
@@ -16517,8 +16517,8 @@
             <w:pPr>
               <w:pStyle w:val="Compact"/>
               <w:jc w:val="left"/>
-              <w:ind w:left="0" w:right="0" w:firstLine="0"/>
-              <w:spacing w:line="240" w:after="40" w:lineRule="auto" w:before="40"/>
+              <w:ind w:right="0" w:left="0" w:firstLine="0"/>
+              <w:spacing w:lineRule="auto" w:line="240" w:before="40" w:after="40"/>
             </w:pPr>
             <w:r>
               <w:rPr>
@@ -16535,8 +16535,8 @@
             <w:pPr>
               <w:pStyle w:val="Compact"/>
               <w:jc w:val="left"/>
-              <w:ind w:left="0" w:right="0" w:firstLine="0"/>
-              <w:spacing w:line="240" w:after="40" w:lineRule="auto" w:before="40"/>
+              <w:ind w:right="0" w:left="0" w:firstLine="0"/>
+              <w:spacing w:lineRule="auto" w:line="240" w:before="40" w:after="40"/>
             </w:pPr>
             <w:r>
               <w:t xml:space="preserve">Specification Intermediate Representation</w:t>
@@ -16551,8 +16551,8 @@
             <w:pPr>
               <w:pStyle w:val="Compact"/>
               <w:jc w:val="left"/>
-              <w:ind w:left="0" w:right="0" w:firstLine="0"/>
-              <w:spacing w:line="240" w:after="40" w:lineRule="auto" w:before="40"/>
+              <w:ind w:right="0" w:left="0" w:firstLine="0"/>
+              <w:spacing w:lineRule="auto" w:line="240" w:before="40" w:after="40"/>
             </w:pPr>
             <w:r>
               <w:rPr>
@@ -16569,8 +16569,8 @@
             <w:pPr>
               <w:pStyle w:val="Compact"/>
               <w:jc w:val="left"/>
-              <w:ind w:left="0" w:right="0" w:firstLine="0"/>
-              <w:spacing w:line="240" w:after="40" w:lineRule="auto" w:before="40"/>
+              <w:ind w:right="0" w:left="0" w:firstLine="0"/>
+              <w:spacing w:lineRule="auto" w:line="240" w:before="40" w:after="40"/>
             </w:pPr>
             <w:r>
               <w:t xml:space="preserve">Structured Query Language</w:t>
@@ -16585,8 +16585,8 @@
             <w:pPr>
               <w:pStyle w:val="Compact"/>
               <w:jc w:val="left"/>
-              <w:ind w:left="0" w:right="0" w:firstLine="0"/>
-              <w:spacing w:line="240" w:after="40" w:lineRule="auto" w:before="40"/>
+              <w:ind w:right="0" w:left="0" w:firstLine="0"/>
+              <w:spacing w:lineRule="auto" w:line="240" w:before="40" w:after="40"/>
             </w:pPr>
             <w:r>
               <w:rPr>
@@ -16603,8 +16603,8 @@
             <w:pPr>
               <w:pStyle w:val="Compact"/>
               <w:jc w:val="left"/>
-              <w:ind w:left="0" w:right="0" w:firstLine="0"/>
-              <w:spacing w:line="240" w:after="40" w:lineRule="auto" w:before="40"/>
+              <w:ind w:right="0" w:left="0" w:firstLine="0"/>
+              <w:spacing w:lineRule="auto" w:line="240" w:before="40" w:after="40"/>
             </w:pPr>
             <w:r>
               <w:t xml:space="preserve">SQLite Database</w:t>
@@ -16637,12 +16637,12 @@
     <w:tblPr>
       <w:tblW w:type="pct" w:w="5000"/>
       <w:tblBorders>
-        <w:top w:val="single" w:sz="4" w:color="CCCCCC" w:space="1"/>
-        <w:bottom w:val="none" w:sz="0" w:color="auto" w:space="0"/>
-        <w:left w:val="none" w:sz="0" w:color="auto" w:space="0"/>
-        <w:right w:val="none" w:sz="0" w:color="auto" w:space="0"/>
-        <w:insideH w:val="none" w:sz="0" w:color="auto" w:space="0"/>
-        <w:insideV w:val="none" w:sz="0" w:color="auto" w:space="0"/>
+        <w:top w:sz="4" w:color="CCCCCC" w:space="1" w:val="single"/>
+        <w:bottom w:sz="0" w:color="auto" w:space="0" w:val="none"/>
+        <w:left w:sz="0" w:color="auto" w:space="0" w:val="none"/>
+        <w:right w:sz="0" w:color="auto" w:space="0" w:val="none"/>
+        <w:insideH w:sz="0" w:color="auto" w:space="0" w:val="none"/>
+        <w:insideV w:sz="0" w:color="auto" w:space="0" w:val="none"/>
       </w:tblBorders>
       <w:tblLayout w:type="fixed"/>
     </w:tblPr>
@@ -16811,7 +16811,7 @@
       <w:lvlText w:val="%1"/>
       <w:lvlJc w:val="left"/>
       <w:pPr>
-        <w:ind w:left="0" w:hanging="0"/>
+        <w:ind w:hanging="0" w:left="0"/>
       </w:pPr>
     </w:lvl>
     <w:lvl w:ilvl="1">
@@ -16823,7 +16823,7 @@
       <w:lvlText w:val="%1.%2"/>
       <w:lvlJc w:val="left"/>
       <w:pPr>
-        <w:ind w:left="0" w:hanging="0"/>
+        <w:ind w:hanging="0" w:left="0"/>
       </w:pPr>
     </w:lvl>
     <w:lvl w:ilvl="2">
@@ -16835,7 +16835,7 @@
       <w:lvlText w:val="%1.%2.%3"/>
       <w:lvlJc w:val="left"/>
       <w:pPr>
-        <w:ind w:left="0" w:hanging="0"/>
+        <w:ind w:hanging="0" w:left="0"/>
       </w:pPr>
     </w:lvl>
     <w:lvl w:ilvl="3">
@@ -16847,7 +16847,7 @@
       <w:lvlText w:val="%1.%2.%3.%4"/>
       <w:lvlJc w:val="left"/>
       <w:pPr>
-        <w:ind w:left="0" w:hanging="0"/>
+        <w:ind w:hanging="0" w:left="0"/>
       </w:pPr>
     </w:lvl>
     <w:lvl w:ilvl="4">
@@ -16859,7 +16859,7 @@
       <w:lvlText w:val="%1.%2.%3.%4.%5"/>
       <w:lvlJc w:val="left"/>
       <w:pPr>
-        <w:ind w:left="0" w:hanging="0"/>
+        <w:ind w:hanging="0" w:left="0"/>
       </w:pPr>
     </w:lvl>
   </w:abstractNum>
@@ -18138,7 +18138,7 @@
     <w:basedOn w:val="VerbatimChar"/>
     <w:rPr/>
   </w:style>
-  <w:style w:styleId="VerbatimChar" w:type="character" w:customStyle="1">
+  <w:style w:styleId="VerbatimChar" w:customStyle="1" w:type="character">
     <w:name w:val="Verbatim Char"/>
     <w:rPr>
       <w:rFonts w:hAnsi="Courier New" w:ascii="Courier New" w:cs="Courier New"/>
@@ -18146,19 +18146,19 @@
       <w:szCs w:val="20"/>
     </w:rPr>
   </w:style>
-  <w:style w:styleId="SourceCode" w:type="paragraph" w:customStyle="1">
+  <w:style w:styleId="SourceCode" w:customStyle="1" w:type="paragraph">
     <w:name w:val="Source Code"/>
     <w:basedOn w:val="Normal"/>
     <w:pPr>
-      <w:spacing w:line="240" w:after="0" w:lineRule="auto" w:before="0"/>
+      <w:spacing w:lineRule="auto" w:line="240" w:before="0" w:after="0"/>
       <w:jc w:val="left"/>
       <w:pBdr>
-        <w:top w:val="single" w:sz="4" w:color="CCCCCC" w:space="1"/>
-        <w:bottom w:val="single" w:sz="4" w:color="CCCCCC" w:space="1"/>
-        <w:left w:val="single" w:sz="4" w:color="CCCCCC" w:space="1"/>
-        <w:right w:val="single" w:sz="4" w:color="CCCCCC" w:space="1"/>
+        <w:top w:sz="4" w:color="CCCCCC" w:space="1" w:val="single"/>
+        <w:bottom w:sz="4" w:color="CCCCCC" w:space="1" w:val="single"/>
+        <w:left w:sz="4" w:color="CCCCCC" w:space="1" w:val="single"/>
+        <w:right w:sz="4" w:color="CCCCCC" w:space="1" w:val="single"/>
       </w:pBdr>
-      <w:shd w:val="clear" w:fill="F5F5F5" w:color="auto"/>
+      <w:shd w:color="auto" w:fill="F5F5F5" w:val="clear"/>
     </w:pPr>
     <w:rPr>
       <w:rFonts w:hAnsi="Courier New" w:ascii="Courier New" w:cs="Courier New"/>
@@ -18166,14 +18166,14 @@
       <w:szCs w:val="20"/>
     </w:rPr>
   </w:style>
-  <w:style w:styleId="SpecObjectHeader" w:type="paragraph" w:customStyle="1">
+  <w:style w:styleId="SpecObjectHeader" w:customStyle="1" w:type="paragraph">
     <w:name w:val="Spec Object Header"/>
     <w:basedOn w:val="Normal"/>
     <w:next w:val="FirstParagraph"/>
     <w:qFormat/>
     <w:pPr>
       <w:keepNext/>
-      <w:spacing w:line="276" w:after="120" w:lineRule="auto" w:before="280"/>
+      <w:spacing w:lineRule="auto" w:line="276" w:before="280" w:after="120"/>
       <w:outlineLvl w:val="0"/>
     </w:pPr>
     <w:rPr>

--- a/manual/downloads/manual.docx
+++ b/manual/downloads/manual.docx
@@ -621,7 +621,7 @@
     </w:p>
     <w:p>
       <w:pPr>
-        <w:spacing w:lineRule="exact" w:before="0" w:line="20" w:after="0"/>
+        <w:spacing w:lineRule="exact" w:after="0" w:line="20" w:before="0"/>
         <w:rPr>
           <w:sz w:val="2"/>
         </w:rPr>
@@ -1388,7 +1388,7 @@
     </w:p>
     <w:p>
       <w:pPr>
-        <w:spacing w:lineRule="exact" w:before="0" w:line="20" w:after="0"/>
+        <w:spacing w:lineRule="exact" w:after="0" w:line="20" w:before="0"/>
         <w:rPr>
           <w:sz w:val="2"/>
         </w:rPr>
@@ -1429,18 +1429,18 @@
         <w:tblW w:type="auto" w:w="0"/>
         <w:tblLook w:firstRow="1" w:lastRow="0" w:firstColumn="0" w:lastColumn="0" w:noHBand="0" w:noVBand="0" w:val="0020"/>
         <w:tblBorders>
-          <w:top w:sz="6" w:color="000000" w:space="0" w:val="single"/>
-          <w:left w:sz="6" w:color="000000" w:space="0" w:val="single"/>
-          <w:bottom w:sz="6" w:color="000000" w:space="0" w:val="single"/>
-          <w:right w:sz="6" w:color="000000" w:space="0" w:val="single"/>
-          <w:insideH w:sz="6" w:color="000000" w:space="0" w:val="single"/>
-          <w:insideV w:sz="6" w:color="000000" w:space="0" w:val="single"/>
+          <w:top w:space="0" w:color="000000" w:val="single" w:sz="6"/>
+          <w:left w:space="0" w:color="000000" w:val="single" w:sz="6"/>
+          <w:bottom w:space="0" w:color="000000" w:val="single" w:sz="6"/>
+          <w:right w:space="0" w:color="000000" w:val="single" w:sz="6"/>
+          <w:insideH w:space="0" w:color="000000" w:val="single" w:sz="6"/>
+          <w:insideV w:space="0" w:color="000000" w:val="single" w:sz="6"/>
         </w:tblBorders>
         <w:tblCellMar>
-          <w:top w:type="dxa" w:w="57"/>
-          <w:left w:type="dxa" w:w="108"/>
-          <w:bottom w:type="dxa" w:w="57"/>
-          <w:right w:type="dxa" w:w="108"/>
+          <w:top w:w="57" w:type="dxa"/>
+          <w:left w:w="108" w:type="dxa"/>
+          <w:bottom w:w="57" w:type="dxa"/>
+          <w:right w:w="108" w:type="dxa"/>
         </w:tblCellMar>
       </w:tblPr>
       <w:tblGrid>
@@ -1454,14 +1454,14 @@
         </w:trPr>
         <w:tc>
           <w:tcPr>
-            <w:shd w:color="auto" w:fill="E8E8E8" w:val="clear"/>
+            <w:shd w:color="auto" w:val="clear" w:fill="E8E8E8"/>
           </w:tcPr>
           <w:p>
             <w:pPr>
               <w:pStyle w:val="Compact"/>
               <w:jc w:val="left"/>
-              <w:ind w:right="0" w:left="0" w:firstLine="0"/>
-              <w:spacing w:lineRule="auto" w:line="240" w:before="40" w:after="40"/>
+              <w:ind w:firstLine="0" w:right="0" w:left="0"/>
+              <w:spacing w:before="40" w:lineRule="auto" w:line="240" w:after="40"/>
             </w:pPr>
             <w:r>
               <w:rPr>
@@ -1473,14 +1473,14 @@
         </w:tc>
         <w:tc>
           <w:tcPr>
-            <w:shd w:color="auto" w:fill="E8E8E8" w:val="clear"/>
+            <w:shd w:color="auto" w:val="clear" w:fill="E8E8E8"/>
           </w:tcPr>
           <w:p>
             <w:pPr>
               <w:pStyle w:val="Compact"/>
               <w:jc w:val="left"/>
-              <w:ind w:right="0" w:left="0" w:firstLine="0"/>
-              <w:spacing w:lineRule="auto" w:line="240" w:before="40" w:after="40"/>
+              <w:ind w:firstLine="0" w:right="0" w:left="0"/>
+              <w:spacing w:before="40" w:lineRule="auto" w:line="240" w:after="40"/>
             </w:pPr>
             <w:r>
               <w:rPr>
@@ -1492,14 +1492,14 @@
         </w:tc>
         <w:tc>
           <w:tcPr>
-            <w:shd w:color="auto" w:fill="E8E8E8" w:val="clear"/>
+            <w:shd w:color="auto" w:val="clear" w:fill="E8E8E8"/>
           </w:tcPr>
           <w:p>
             <w:pPr>
               <w:pStyle w:val="Compact"/>
               <w:jc w:val="left"/>
-              <w:ind w:right="0" w:left="0" w:firstLine="0"/>
-              <w:spacing w:lineRule="auto" w:line="240" w:before="40" w:after="40"/>
+              <w:ind w:firstLine="0" w:right="0" w:left="0"/>
+              <w:spacing w:before="40" w:lineRule="auto" w:line="240" w:after="40"/>
             </w:pPr>
             <w:r>
               <w:rPr>
@@ -1517,8 +1517,8 @@
             <w:pPr>
               <w:pStyle w:val="Compact"/>
               <w:jc w:val="left"/>
-              <w:ind w:right="0" w:left="0" w:firstLine="0"/>
-              <w:spacing w:lineRule="auto" w:line="240" w:before="40" w:after="40"/>
+              <w:ind w:firstLine="0" w:right="0" w:left="0"/>
+              <w:spacing w:before="40" w:lineRule="auto" w:line="240" w:after="40"/>
             </w:pPr>
             <w:r>
               <w:t xml:space="preserve">Docker runtime</w:t>
@@ -1531,8 +1531,8 @@
             <w:pPr>
               <w:pStyle w:val="Compact"/>
               <w:jc w:val="left"/>
-              <w:ind w:right="0" w:left="0" w:firstLine="0"/>
-              <w:spacing w:lineRule="auto" w:line="240" w:before="40" w:after="40"/>
+              <w:ind w:firstLine="0" w:right="0" w:left="0"/>
+              <w:spacing w:before="40" w:lineRule="auto" w:line="240" w:after="40"/>
             </w:pPr>
             <w:r>
               <w:t xml:space="preserve">20.10+</w:t>
@@ -1545,8 +1545,8 @@
             <w:pPr>
               <w:pStyle w:val="Compact"/>
               <w:jc w:val="left"/>
-              <w:ind w:right="0" w:left="0" w:firstLine="0"/>
-              <w:spacing w:lineRule="auto" w:line="240" w:before="40" w:after="40"/>
+              <w:ind w:firstLine="0" w:right="0" w:left="0"/>
+              <w:spacing w:before="40" w:lineRule="auto" w:line="240" w:after="40"/>
             </w:pPr>
             <w:r>
               <w:t xml:space="preserve">Docker Desktop or Docker Engine (daemon must be running)</w:t>
@@ -1561,8 +1561,8 @@
             <w:pPr>
               <w:pStyle w:val="Compact"/>
               <w:jc w:val="left"/>
-              <w:ind w:right="0" w:left="0" w:firstLine="0"/>
-              <w:spacing w:lineRule="auto" w:line="240" w:before="40" w:after="40"/>
+              <w:ind w:firstLine="0" w:right="0" w:left="0"/>
+              <w:spacing w:before="40" w:lineRule="auto" w:line="240" w:after="40"/>
             </w:pPr>
             <w:r>
               <w:t xml:space="preserve">Disk space</w:t>
@@ -1575,8 +1575,8 @@
             <w:pPr>
               <w:pStyle w:val="Compact"/>
               <w:jc w:val="left"/>
-              <w:ind w:right="0" w:left="0" w:firstLine="0"/>
-              <w:spacing w:lineRule="auto" w:line="240" w:before="40" w:after="40"/>
+              <w:ind w:firstLine="0" w:right="0" w:left="0"/>
+              <w:spacing w:before="40" w:lineRule="auto" w:line="240" w:after="40"/>
             </w:pPr>
             <w:r>
               <w:t xml:space="preserve">2 GB</w:t>
@@ -1589,8 +1589,8 @@
             <w:pPr>
               <w:pStyle w:val="Compact"/>
               <w:jc w:val="left"/>
-              <w:ind w:right="0" w:left="0" w:firstLine="0"/>
-              <w:spacing w:lineRule="auto" w:line="240" w:before="40" w:after="40"/>
+              <w:ind w:firstLine="0" w:right="0" w:left="0"/>
+              <w:spacing w:before="40" w:lineRule="auto" w:line="240" w:after="40"/>
             </w:pPr>
             <w:r>
               <w:t xml:space="preserve">For the Docker image and build artifacts</w:t>
@@ -1605,8 +1605,8 @@
             <w:pPr>
               <w:pStyle w:val="Compact"/>
               <w:jc w:val="left"/>
-              <w:ind w:right="0" w:left="0" w:firstLine="0"/>
-              <w:spacing w:lineRule="auto" w:line="240" w:before="40" w:after="40"/>
+              <w:ind w:firstLine="0" w:right="0" w:left="0"/>
+              <w:spacing w:before="40" w:lineRule="auto" w:line="240" w:after="40"/>
             </w:pPr>
             <w:r>
               <w:t xml:space="preserve">Host OS</w:t>
@@ -1619,8 +1619,8 @@
             <w:pPr>
               <w:pStyle w:val="Compact"/>
               <w:jc w:val="left"/>
-              <w:ind w:right="0" w:left="0" w:firstLine="0"/>
-              <w:spacing w:lineRule="auto" w:line="240" w:before="40" w:after="40"/>
+              <w:ind w:firstLine="0" w:right="0" w:left="0"/>
+              <w:spacing w:before="40" w:lineRule="auto" w:line="240" w:after="40"/>
             </w:pPr>
             <w:r>
               <w:t xml:space="preserve">Linux, macOS, or Windows (with WSL2)</w:t>
@@ -1633,8 +1633,8 @@
             <w:pPr>
               <w:pStyle w:val="Compact"/>
               <w:jc w:val="left"/>
-              <w:ind w:right="0" w:left="0" w:firstLine="0"/>
-              <w:spacing w:lineRule="auto" w:line="240" w:before="40" w:after="40"/>
+              <w:ind w:firstLine="0" w:right="0" w:left="0"/>
+              <w:spacing w:before="40" w:lineRule="auto" w:line="240" w:after="40"/>
             </w:pPr>
             <w:r>
               <w:t xml:space="preserve">The container runs Debian Bookworm (slim)</w:t>
@@ -1696,7 +1696,7 @@
     </w:p>
     <w:p>
       <w:pPr>
-        <w:spacing w:lineRule="exact" w:before="0" w:line="20" w:after="0"/>
+        <w:spacing w:lineRule="exact" w:after="0" w:line="20" w:before="0"/>
         <w:rPr>
           <w:sz w:val="2"/>
         </w:rPr>
@@ -1737,18 +1737,66 @@
       </w:pPr>
       <w:r>
         <w:rPr>
-          <w:rStyle w:val="VerbatimChar"/>
-        </w:rPr>
-        <w:t xml:space="preserve">docker build -f Dockerfile.lean --target full -t speccompiler-core:latest .</w:t>
+          <w:rStyle w:val="ExtensionTok"/>
+        </w:rPr>
+        <w:t xml:space="preserve">docker</w:t>
+      </w:r>
+      <w:r>
+        <w:rPr>
+          <w:rStyle w:val="NormalTok"/>
+        </w:rPr>
+        <w:t xml:space="preserve"> build </w:t>
+      </w:r>
+      <w:r>
+        <w:rPr>
+          <w:rStyle w:val="AttributeTok"/>
+        </w:rPr>
+        <w:t xml:space="preserve">-f</w:t>
+      </w:r>
+      <w:r>
+        <w:rPr>
+          <w:rStyle w:val="NormalTok"/>
+        </w:rPr>
+        <w:t xml:space="preserve"> Dockerfile.lean </w:t>
+      </w:r>
+      <w:r>
+        <w:rPr>
+          <w:rStyle w:val="AttributeTok"/>
+        </w:rPr>
+        <w:t xml:space="preserve">--target</w:t>
+      </w:r>
+      <w:r>
+        <w:rPr>
+          <w:rStyle w:val="NormalTok"/>
+        </w:rPr>
+        <w:t xml:space="preserve"> full </w:t>
+      </w:r>
+      <w:r>
+        <w:rPr>
+          <w:rStyle w:val="AttributeTok"/>
+        </w:rPr>
+        <w:t xml:space="preserve">-t</w:t>
+      </w:r>
+      <w:r>
+        <w:rPr>
+          <w:rStyle w:val="NormalTok"/>
+        </w:rPr>
+        <w:t xml:space="preserve"> speccompiler-core:latest .</w:t>
       </w:r>
       <w:r>
         <w:br/>
       </w:r>
       <w:r>
         <w:rPr>
-          <w:rStyle w:val="VerbatimChar"/>
-        </w:rPr>
-        <w:t xml:space="preserve">bash scripts/install.sh</w:t>
+          <w:rStyle w:val="FunctionTok"/>
+        </w:rPr>
+        <w:t xml:space="preserve">bash</w:t>
+      </w:r>
+      <w:r>
+        <w:rPr>
+          <w:rStyle w:val="NormalTok"/>
+        </w:rPr>
+        <w:t xml:space="preserve"> scripts/install.sh</w:t>
       </w:r>
     </w:p>
     <w:p>
@@ -1983,7 +2031,7 @@
     </w:p>
     <w:p>
       <w:pPr>
-        <w:spacing w:lineRule="exact" w:before="0" w:line="20" w:after="0"/>
+        <w:spacing w:lineRule="exact" w:after="0" w:line="20" w:before="0"/>
         <w:rPr>
           <w:sz w:val="2"/>
         </w:rPr>
@@ -2024,25 +2072,31 @@
       </w:pPr>
       <w:r>
         <w:rPr>
+          <w:rStyle w:val="ExtensionTok"/>
+        </w:rPr>
+        <w:t xml:space="preserve">docker</w:t>
+      </w:r>
+      <w:r>
+        <w:rPr>
+          <w:rStyle w:val="NormalTok"/>
+        </w:rPr>
+        <w:t xml:space="preserve"> images speccompiler-core</w:t>
+      </w:r>
+    </w:p>
+    <w:p>
+      <w:pPr>
+        <w:pStyle w:val="FirstParagraph"/>
+      </w:pPr>
+      <w:r>
+        <w:t xml:space="preserve">To verify the tool runs correctly, navigate to a directory containing a</w:t>
+      </w:r>
+      <w:r>
+        <w:t xml:space="preserve"> </w:t>
+      </w:r>
+      <w:r>
+        <w:rPr>
           <w:rStyle w:val="VerbatimChar"/>
         </w:rPr>
-        <w:t xml:space="preserve">docker images speccompiler-core</w:t>
-      </w:r>
-    </w:p>
-    <w:p>
-      <w:pPr>
-        <w:pStyle w:val="FirstParagraph"/>
-      </w:pPr>
-      <w:r>
-        <w:t xml:space="preserve">To verify the tool runs correctly, navigate to a directory containing a</w:t>
-      </w:r>
-      <w:r>
-        <w:t xml:space="preserve"> </w:t>
-      </w:r>
-      <w:r>
-        <w:rPr>
-          <w:rStyle w:val="VerbatimChar"/>
-        </w:rPr>
         <w:t xml:space="preserve">project.yaml</w:t>
       </w:r>
       <w:r>
@@ -2054,7 +2108,7 @@
     </w:p>
     <w:p>
       <w:pPr>
-        <w:spacing w:lineRule="exact" w:before="0" w:line="20" w:after="0"/>
+        <w:spacing w:lineRule="exact" w:after="0" w:line="20" w:before="0"/>
         <w:rPr>
           <w:sz w:val="2"/>
         </w:rPr>
@@ -2095,9 +2149,15 @@
       </w:pPr>
       <w:r>
         <w:rPr>
-          <w:rStyle w:val="VerbatimChar"/>
-        </w:rPr>
-        <w:t xml:space="preserve">specc build</w:t>
+          <w:rStyle w:val="ExtensionTok"/>
+        </w:rPr>
+        <w:t xml:space="preserve">specc</w:t>
+      </w:r>
+      <w:r>
+        <w:rPr>
+          <w:rStyle w:val="NormalTok"/>
+        </w:rPr>
+        <w:t xml:space="preserve"> build</w:t>
       </w:r>
     </w:p>
     <w:bookmarkEnd w:id="20"/>
@@ -2139,7 +2199,7 @@
     </w:p>
     <w:p>
       <w:pPr>
-        <w:spacing w:lineRule="exact" w:before="0" w:line="20" w:after="0"/>
+        <w:spacing w:lineRule="exact" w:after="0" w:line="20" w:before="0"/>
         <w:rPr>
           <w:sz w:val="2"/>
         </w:rPr>
@@ -2180,18 +2240,18 @@
         <w:tblW w:type="auto" w:w="0"/>
         <w:tblLook w:firstRow="1" w:lastRow="0" w:firstColumn="0" w:lastColumn="0" w:noHBand="0" w:noVBand="0" w:val="0020"/>
         <w:tblBorders>
-          <w:top w:sz="6" w:color="000000" w:space="0" w:val="single"/>
-          <w:left w:sz="6" w:color="000000" w:space="0" w:val="single"/>
-          <w:bottom w:sz="6" w:color="000000" w:space="0" w:val="single"/>
-          <w:right w:sz="6" w:color="000000" w:space="0" w:val="single"/>
-          <w:insideH w:sz="6" w:color="000000" w:space="0" w:val="single"/>
-          <w:insideV w:sz="6" w:color="000000" w:space="0" w:val="single"/>
+          <w:top w:space="0" w:color="000000" w:val="single" w:sz="6"/>
+          <w:left w:space="0" w:color="000000" w:val="single" w:sz="6"/>
+          <w:bottom w:space="0" w:color="000000" w:val="single" w:sz="6"/>
+          <w:right w:space="0" w:color="000000" w:val="single" w:sz="6"/>
+          <w:insideH w:space="0" w:color="000000" w:val="single" w:sz="6"/>
+          <w:insideV w:space="0" w:color="000000" w:val="single" w:sz="6"/>
         </w:tblBorders>
         <w:tblCellMar>
-          <w:top w:type="dxa" w:w="57"/>
-          <w:left w:type="dxa" w:w="108"/>
-          <w:bottom w:type="dxa" w:w="57"/>
-          <w:right w:type="dxa" w:w="108"/>
+          <w:top w:w="57" w:type="dxa"/>
+          <w:left w:w="108" w:type="dxa"/>
+          <w:bottom w:w="57" w:type="dxa"/>
+          <w:right w:w="108" w:type="dxa"/>
         </w:tblCellMar>
       </w:tblPr>
       <w:tblGrid>
@@ -2204,14 +2264,14 @@
         </w:trPr>
         <w:tc>
           <w:tcPr>
-            <w:shd w:color="auto" w:fill="E8E8E8" w:val="clear"/>
+            <w:shd w:color="auto" w:val="clear" w:fill="E8E8E8"/>
           </w:tcPr>
           <w:p>
             <w:pPr>
               <w:pStyle w:val="Compact"/>
               <w:jc w:val="left"/>
-              <w:ind w:right="0" w:left="0" w:firstLine="0"/>
-              <w:spacing w:lineRule="auto" w:line="240" w:before="40" w:after="40"/>
+              <w:ind w:firstLine="0" w:right="0" w:left="0"/>
+              <w:spacing w:before="40" w:lineRule="auto" w:line="240" w:after="40"/>
             </w:pPr>
             <w:r>
               <w:rPr>
@@ -2223,14 +2283,14 @@
         </w:tc>
         <w:tc>
           <w:tcPr>
-            <w:shd w:color="auto" w:fill="E8E8E8" w:val="clear"/>
+            <w:shd w:color="auto" w:val="clear" w:fill="E8E8E8"/>
           </w:tcPr>
           <w:p>
             <w:pPr>
               <w:pStyle w:val="Compact"/>
               <w:jc w:val="left"/>
-              <w:ind w:right="0" w:left="0" w:firstLine="0"/>
-              <w:spacing w:lineRule="auto" w:line="240" w:before="40" w:after="40"/>
+              <w:ind w:firstLine="0" w:right="0" w:left="0"/>
+              <w:spacing w:before="40" w:lineRule="auto" w:line="240" w:after="40"/>
             </w:pPr>
             <w:r>
               <w:rPr>
@@ -2248,8 +2308,8 @@
             <w:pPr>
               <w:pStyle w:val="Compact"/>
               <w:jc w:val="left"/>
-              <w:ind w:right="0" w:left="0" w:firstLine="0"/>
-              <w:spacing w:lineRule="auto" w:line="240" w:before="40" w:after="40"/>
+              <w:ind w:firstLine="0" w:right="0" w:left="0"/>
+              <w:spacing w:before="40" w:lineRule="auto" w:line="240" w:after="40"/>
             </w:pPr>
             <w:r>
               <w:rPr>
@@ -2265,8 +2325,8 @@
             <w:pPr>
               <w:pStyle w:val="Compact"/>
               <w:jc w:val="left"/>
-              <w:ind w:right="0" w:left="0" w:firstLine="0"/>
-              <w:spacing w:lineRule="auto" w:line="240" w:before="40" w:after="40"/>
+              <w:ind w:firstLine="0" w:right="0" w:left="0"/>
+              <w:spacing w:before="40" w:lineRule="auto" w:line="240" w:after="40"/>
             </w:pPr>
             <w:r>
               <w:t xml:space="preserve">Build the project (default file:</w:t>
@@ -2293,8 +2353,8 @@
             <w:pPr>
               <w:pStyle w:val="Compact"/>
               <w:jc w:val="left"/>
-              <w:ind w:right="0" w:left="0" w:firstLine="0"/>
-              <w:spacing w:lineRule="auto" w:line="240" w:before="40" w:after="40"/>
+              <w:ind w:firstLine="0" w:right="0" w:left="0"/>
+              <w:spacing w:before="40" w:lineRule="auto" w:line="240" w:after="40"/>
             </w:pPr>
             <w:r>
               <w:rPr>
@@ -2310,8 +2370,8 @@
             <w:pPr>
               <w:pStyle w:val="Compact"/>
               <w:jc w:val="left"/>
-              <w:ind w:right="0" w:left="0" w:firstLine="0"/>
-              <w:spacing w:lineRule="auto" w:line="240" w:before="40" w:after="40"/>
+              <w:ind w:firstLine="0" w:right="0" w:left="0"/>
+              <w:spacing w:before="40" w:lineRule="auto" w:line="240" w:after="40"/>
             </w:pPr>
             <w:r>
               <w:t xml:space="preserve">Remove</w:t>
@@ -2350,8 +2410,8 @@
             <w:pPr>
               <w:pStyle w:val="Compact"/>
               <w:jc w:val="left"/>
-              <w:ind w:right="0" w:left="0" w:firstLine="0"/>
-              <w:spacing w:lineRule="auto" w:line="240" w:before="40" w:after="40"/>
+              <w:ind w:firstLine="0" w:right="0" w:left="0"/>
+              <w:spacing w:before="40" w:lineRule="auto" w:line="240" w:after="40"/>
             </w:pPr>
             <w:r>
               <w:rPr>
@@ -2367,8 +2427,8 @@
             <w:pPr>
               <w:pStyle w:val="Compact"/>
               <w:jc w:val="left"/>
-              <w:ind w:right="0" w:left="0" w:firstLine="0"/>
-              <w:spacing w:lineRule="auto" w:line="240" w:before="40" w:after="40"/>
+              <w:ind w:firstLine="0" w:right="0" w:left="0"/>
+              <w:spacing w:before="40" w:lineRule="auto" w:line="240" w:after="40"/>
             </w:pPr>
             <w:r>
               <w:t xml:space="preserve">Open an interactive Bash shell inside the container</w:t>
@@ -2611,7 +2671,7 @@
     </w:p>
     <w:p>
       <w:pPr>
-        <w:spacing w:lineRule="exact" w:before="0" w:line="20" w:after="0"/>
+        <w:spacing w:lineRule="exact" w:after="0" w:line="20" w:before="0"/>
         <w:rPr>
           <w:sz w:val="2"/>
         </w:rPr>
@@ -2652,7 +2712,7 @@
       </w:pPr>
       <w:r>
         <w:rPr>
-          <w:rStyle w:val="VerbatimChar"/>
+          <w:rStyle w:val="CommentTok"/>
         </w:rPr>
         <w:t xml:space="preserve"># ============================================================================</w:t>
       </w:r>
@@ -2661,7 +2721,7 @@
       </w:r>
       <w:r>
         <w:rPr>
-          <w:rStyle w:val="VerbatimChar"/>
+          <w:rStyle w:val="CommentTok"/>
         </w:rPr>
         <w:t xml:space="preserve"># Project Identification (REQUIRED)</w:t>
       </w:r>
@@ -2670,7 +2730,7 @@
       </w:r>
       <w:r>
         <w:rPr>
-          <w:rStyle w:val="VerbatimChar"/>
+          <w:rStyle w:val="CommentTok"/>
         </w:rPr>
         <w:t xml:space="preserve"># ============================================================================</w:t>
       </w:r>
@@ -2679,27 +2739,81 @@
       </w:r>
       <w:r>
         <w:rPr>
-          <w:rStyle w:val="VerbatimChar"/>
-        </w:rPr>
-        <w:t xml:space="preserve">project:</w:t>
+          <w:rStyle w:val="FunctionTok"/>
+        </w:rPr>
+        <w:t xml:space="preserve">project</w:t>
+      </w:r>
+      <w:r>
+        <w:rPr>
+          <w:rStyle w:val="KeywordTok"/>
+        </w:rPr>
+        <w:t xml:space="preserve">:</w:t>
       </w:r>
       <w:r>
         <w:br/>
       </w:r>
       <w:r>
         <w:rPr>
-          <w:rStyle w:val="VerbatimChar"/>
-        </w:rPr>
-        <w:t xml:space="preserve">  code: MYPROJ          # Project code identifier (string, required)</w:t>
+          <w:rStyle w:val="AttributeTok"/>
+        </w:rPr>
+        <w:t xml:space="preserve">  </w:t>
+      </w:r>
+      <w:r>
+        <w:rPr>
+          <w:rStyle w:val="FunctionTok"/>
+        </w:rPr>
+        <w:t xml:space="preserve">code</w:t>
+      </w:r>
+      <w:r>
+        <w:rPr>
+          <w:rStyle w:val="KeywordTok"/>
+        </w:rPr>
+        <w:t xml:space="preserve">:</w:t>
+      </w:r>
+      <w:r>
+        <w:rPr>
+          <w:rStyle w:val="AttributeTok"/>
+        </w:rPr>
+        <w:t xml:space="preserve"> MYPROJ</w:t>
+      </w:r>
+      <w:r>
+        <w:rPr>
+          <w:rStyle w:val="CommentTok"/>
+        </w:rPr>
+        <w:t xml:space="preserve">          # Project code identifier (string, required)</w:t>
       </w:r>
       <w:r>
         <w:br/>
       </w:r>
       <w:r>
         <w:rPr>
-          <w:rStyle w:val="VerbatimChar"/>
-        </w:rPr>
-        <w:t xml:space="preserve">  name: My Project SRS  # Human-readable project name (string, required)</w:t>
+          <w:rStyle w:val="AttributeTok"/>
+        </w:rPr>
+        <w:t xml:space="preserve">  </w:t>
+      </w:r>
+      <w:r>
+        <w:rPr>
+          <w:rStyle w:val="FunctionTok"/>
+        </w:rPr>
+        <w:t xml:space="preserve">name</w:t>
+      </w:r>
+      <w:r>
+        <w:rPr>
+          <w:rStyle w:val="KeywordTok"/>
+        </w:rPr>
+        <w:t xml:space="preserve">:</w:t>
+      </w:r>
+      <w:r>
+        <w:rPr>
+          <w:rStyle w:val="AttributeTok"/>
+        </w:rPr>
+        <w:t xml:space="preserve"> My Project SRS</w:t>
+      </w:r>
+      <w:r>
+        <w:rPr>
+          <w:rStyle w:val="CommentTok"/>
+        </w:rPr>
+        <w:t xml:space="preserve">  # Human-readable project name (string, required)</w:t>
       </w:r>
       <w:r>
         <w:br/>
@@ -2709,7 +2823,7 @@
       </w:r>
       <w:r>
         <w:rPr>
-          <w:rStyle w:val="VerbatimChar"/>
+          <w:rStyle w:val="CommentTok"/>
         </w:rPr>
         <w:t xml:space="preserve"># ============================================================================</w:t>
       </w:r>
@@ -2718,7 +2832,7 @@
       </w:r>
       <w:r>
         <w:rPr>
-          <w:rStyle w:val="VerbatimChar"/>
+          <w:rStyle w:val="CommentTok"/>
         </w:rPr>
         <w:t xml:space="preserve"># Type Model (REQUIRED)</w:t>
       </w:r>
@@ -2727,7 +2841,7 @@
       </w:r>
       <w:r>
         <w:rPr>
-          <w:rStyle w:val="VerbatimChar"/>
+          <w:rStyle w:val="CommentTok"/>
         </w:rPr>
         <w:t xml:space="preserve"># ============================================================================</w:t>
       </w:r>
@@ -2736,16 +2850,34 @@
       </w:r>
       <w:r>
         <w:rPr>
-          <w:rStyle w:val="VerbatimChar"/>
-        </w:rPr>
-        <w:t xml:space="preserve">template: default        # Type model name (string, default: "default")</w:t>
+          <w:rStyle w:val="FunctionTok"/>
+        </w:rPr>
+        <w:t xml:space="preserve">template</w:t>
+      </w:r>
+      <w:r>
+        <w:rPr>
+          <w:rStyle w:val="KeywordTok"/>
+        </w:rPr>
+        <w:t xml:space="preserve">:</w:t>
+      </w:r>
+      <w:r>
+        <w:rPr>
+          <w:rStyle w:val="AttributeTok"/>
+        </w:rPr>
+        <w:t xml:space="preserve"> default</w:t>
+      </w:r>
+      <w:r>
+        <w:rPr>
+          <w:rStyle w:val="CommentTok"/>
+        </w:rPr>
+        <w:t xml:space="preserve">        # Type model name (string, default: "default")</w:t>
       </w:r>
       <w:r>
         <w:br/>
       </w:r>
       <w:r>
         <w:rPr>
-          <w:rStyle w:val="VerbatimChar"/>
+          <w:rStyle w:val="CommentTok"/>
         </w:rPr>
         <w:t xml:space="preserve">                         # Must match a directory under models/</w:t>
       </w:r>
@@ -2757,7 +2889,7 @@
       </w:r>
       <w:r>
         <w:rPr>
-          <w:rStyle w:val="VerbatimChar"/>
+          <w:rStyle w:val="CommentTok"/>
         </w:rPr>
         <w:t xml:space="preserve"># ============================================================================</w:t>
       </w:r>
@@ -2766,7 +2898,7 @@
       </w:r>
       <w:r>
         <w:rPr>
-          <w:rStyle w:val="VerbatimChar"/>
+          <w:rStyle w:val="CommentTok"/>
         </w:rPr>
         <w:t xml:space="preserve"># Logging Configuration (OPTIONAL)</w:t>
       </w:r>
@@ -2775,7 +2907,7 @@
       </w:r>
       <w:r>
         <w:rPr>
-          <w:rStyle w:val="VerbatimChar"/>
+          <w:rStyle w:val="CommentTok"/>
         </w:rPr>
         <w:t xml:space="preserve"># ============================================================================</w:t>
       </w:r>
@@ -2784,36 +2916,120 @@
       </w:r>
       <w:r>
         <w:rPr>
-          <w:rStyle w:val="VerbatimChar"/>
-        </w:rPr>
-        <w:t xml:space="preserve">logging:</w:t>
+          <w:rStyle w:val="FunctionTok"/>
+        </w:rPr>
+        <w:t xml:space="preserve">logging</w:t>
+      </w:r>
+      <w:r>
+        <w:rPr>
+          <w:rStyle w:val="KeywordTok"/>
+        </w:rPr>
+        <w:t xml:space="preserve">:</w:t>
       </w:r>
       <w:r>
         <w:br/>
       </w:r>
       <w:r>
         <w:rPr>
-          <w:rStyle w:val="VerbatimChar"/>
-        </w:rPr>
-        <w:t xml:space="preserve">  level: info            # DEBUG | INFO | WARN | ERROR (default: "INFO")</w:t>
+          <w:rStyle w:val="AttributeTok"/>
+        </w:rPr>
+        <w:t xml:space="preserve">  </w:t>
+      </w:r>
+      <w:r>
+        <w:rPr>
+          <w:rStyle w:val="FunctionTok"/>
+        </w:rPr>
+        <w:t xml:space="preserve">level</w:t>
+      </w:r>
+      <w:r>
+        <w:rPr>
+          <w:rStyle w:val="KeywordTok"/>
+        </w:rPr>
+        <w:t xml:space="preserve">:</w:t>
+      </w:r>
+      <w:r>
+        <w:rPr>
+          <w:rStyle w:val="AttributeTok"/>
+        </w:rPr>
+        <w:t xml:space="preserve"> info</w:t>
+      </w:r>
+      <w:r>
+        <w:rPr>
+          <w:rStyle w:val="CommentTok"/>
+        </w:rPr>
+        <w:t xml:space="preserve">            # DEBUG | INFO | WARN | ERROR (default: "INFO")</w:t>
       </w:r>
       <w:r>
         <w:br/>
       </w:r>
       <w:r>
         <w:rPr>
-          <w:rStyle w:val="VerbatimChar"/>
-        </w:rPr>
-        <w:t xml:space="preserve">  format: auto           # auto | json | text (default: "auto")</w:t>
+          <w:rStyle w:val="AttributeTok"/>
+        </w:rPr>
+        <w:t xml:space="preserve">  </w:t>
+      </w:r>
+      <w:r>
+        <w:rPr>
+          <w:rStyle w:val="FunctionTok"/>
+        </w:rPr>
+        <w:t xml:space="preserve">format</w:t>
+      </w:r>
+      <w:r>
+        <w:rPr>
+          <w:rStyle w:val="KeywordTok"/>
+        </w:rPr>
+        <w:t xml:space="preserve">:</w:t>
+      </w:r>
+      <w:r>
+        <w:rPr>
+          <w:rStyle w:val="AttributeTok"/>
+        </w:rPr>
+        <w:t xml:space="preserve"> auto</w:t>
+      </w:r>
+      <w:r>
+        <w:rPr>
+          <w:rStyle w:val="CommentTok"/>
+        </w:rPr>
+        <w:t xml:space="preserve">           # auto | json | text (default: "auto")</w:t>
       </w:r>
       <w:r>
         <w:br/>
       </w:r>
       <w:r>
         <w:rPr>
-          <w:rStyle w:val="VerbatimChar"/>
-        </w:rPr>
-        <w:t xml:space="preserve">  color: true            # ANSI color codes (default: true)</w:t>
+          <w:rStyle w:val="AttributeTok"/>
+        </w:rPr>
+        <w:t xml:space="preserve">  </w:t>
+      </w:r>
+      <w:r>
+        <w:rPr>
+          <w:rStyle w:val="FunctionTok"/>
+        </w:rPr>
+        <w:t xml:space="preserve">color</w:t>
+      </w:r>
+      <w:r>
+        <w:rPr>
+          <w:rStyle w:val="KeywordTok"/>
+        </w:rPr>
+        <w:t xml:space="preserve">:</w:t>
+      </w:r>
+      <w:r>
+        <w:rPr>
+          <w:rStyle w:val="AttributeTok"/>
+        </w:rPr>
+        <w:t xml:space="preserve"> </w:t>
+      </w:r>
+      <w:r>
+        <w:rPr>
+          <w:rStyle w:val="CharTok"/>
+        </w:rPr>
+        <w:t xml:space="preserve">true</w:t>
+      </w:r>
+      <w:r>
+        <w:rPr>
+          <w:rStyle w:val="CommentTok"/>
+        </w:rPr>
+        <w:t xml:space="preserve">            # ANSI color codes (default: true)</w:t>
       </w:r>
       <w:r>
         <w:br/>
@@ -2823,7 +3039,7 @@
       </w:r>
       <w:r>
         <w:rPr>
-          <w:rStyle w:val="VerbatimChar"/>
+          <w:rStyle w:val="CommentTok"/>
         </w:rPr>
         <w:t xml:space="preserve"># ============================================================================</w:t>
       </w:r>
@@ -2832,7 +3048,7 @@
       </w:r>
       <w:r>
         <w:rPr>
-          <w:rStyle w:val="VerbatimChar"/>
+          <w:rStyle w:val="CommentTok"/>
         </w:rPr>
         <w:t xml:space="preserve"># Validation Policy (OPTIONAL)</w:t>
       </w:r>
@@ -2841,7 +3057,7 @@
       </w:r>
       <w:r>
         <w:rPr>
-          <w:rStyle w:val="VerbatimChar"/>
+          <w:rStyle w:val="CommentTok"/>
         </w:rPr>
         <w:t xml:space="preserve"># ============================================================================</w:t>
       </w:r>
@@ -2850,81 +3066,231 @@
       </w:r>
       <w:r>
         <w:rPr>
-          <w:rStyle w:val="VerbatimChar"/>
-        </w:rPr>
-        <w:t xml:space="preserve">validation:</w:t>
+          <w:rStyle w:val="FunctionTok"/>
+        </w:rPr>
+        <w:t xml:space="preserve">validation</w:t>
+      </w:r>
+      <w:r>
+        <w:rPr>
+          <w:rStyle w:val="KeywordTok"/>
+        </w:rPr>
+        <w:t xml:space="preserve">:</w:t>
       </w:r>
       <w:r>
         <w:br/>
       </w:r>
       <w:r>
         <w:rPr>
-          <w:rStyle w:val="VerbatimChar"/>
-        </w:rPr>
-        <w:t xml:space="preserve">  missing_required: ignore</w:t>
+          <w:rStyle w:val="AttributeTok"/>
+        </w:rPr>
+        <w:t xml:space="preserve">  </w:t>
+      </w:r>
+      <w:r>
+        <w:rPr>
+          <w:rStyle w:val="FunctionTok"/>
+        </w:rPr>
+        <w:t xml:space="preserve">missing_required</w:t>
+      </w:r>
+      <w:r>
+        <w:rPr>
+          <w:rStyle w:val="KeywordTok"/>
+        </w:rPr>
+        <w:t xml:space="preserve">:</w:t>
+      </w:r>
+      <w:r>
+        <w:rPr>
+          <w:rStyle w:val="AttributeTok"/>
+        </w:rPr>
+        <w:t xml:space="preserve"> ignore</w:t>
       </w:r>
       <w:r>
         <w:br/>
       </w:r>
       <w:r>
         <w:rPr>
-          <w:rStyle w:val="VerbatimChar"/>
-        </w:rPr>
-        <w:t xml:space="preserve">  cardinality_over: ignore</w:t>
+          <w:rStyle w:val="AttributeTok"/>
+        </w:rPr>
+        <w:t xml:space="preserve">  </w:t>
+      </w:r>
+      <w:r>
+        <w:rPr>
+          <w:rStyle w:val="FunctionTok"/>
+        </w:rPr>
+        <w:t xml:space="preserve">cardinality_over</w:t>
+      </w:r>
+      <w:r>
+        <w:rPr>
+          <w:rStyle w:val="KeywordTok"/>
+        </w:rPr>
+        <w:t xml:space="preserve">:</w:t>
+      </w:r>
+      <w:r>
+        <w:rPr>
+          <w:rStyle w:val="AttributeTok"/>
+        </w:rPr>
+        <w:t xml:space="preserve"> ignore</w:t>
       </w:r>
       <w:r>
         <w:br/>
       </w:r>
       <w:r>
         <w:rPr>
-          <w:rStyle w:val="VerbatimChar"/>
-        </w:rPr>
-        <w:t xml:space="preserve">  invalid_cast: ignore</w:t>
+          <w:rStyle w:val="AttributeTok"/>
+        </w:rPr>
+        <w:t xml:space="preserve">  </w:t>
+      </w:r>
+      <w:r>
+        <w:rPr>
+          <w:rStyle w:val="FunctionTok"/>
+        </w:rPr>
+        <w:t xml:space="preserve">invalid_cast</w:t>
+      </w:r>
+      <w:r>
+        <w:rPr>
+          <w:rStyle w:val="KeywordTok"/>
+        </w:rPr>
+        <w:t xml:space="preserve">:</w:t>
+      </w:r>
+      <w:r>
+        <w:rPr>
+          <w:rStyle w:val="AttributeTok"/>
+        </w:rPr>
+        <w:t xml:space="preserve"> ignore</w:t>
       </w:r>
       <w:r>
         <w:br/>
       </w:r>
       <w:r>
         <w:rPr>
-          <w:rStyle w:val="VerbatimChar"/>
-        </w:rPr>
-        <w:t xml:space="preserve">  invalid_enum: ignore</w:t>
+          <w:rStyle w:val="AttributeTok"/>
+        </w:rPr>
+        <w:t xml:space="preserve">  </w:t>
+      </w:r>
+      <w:r>
+        <w:rPr>
+          <w:rStyle w:val="FunctionTok"/>
+        </w:rPr>
+        <w:t xml:space="preserve">invalid_enum</w:t>
+      </w:r>
+      <w:r>
+        <w:rPr>
+          <w:rStyle w:val="KeywordTok"/>
+        </w:rPr>
+        <w:t xml:space="preserve">:</w:t>
+      </w:r>
+      <w:r>
+        <w:rPr>
+          <w:rStyle w:val="AttributeTok"/>
+        </w:rPr>
+        <w:t xml:space="preserve"> ignore</w:t>
       </w:r>
       <w:r>
         <w:br/>
       </w:r>
       <w:r>
         <w:rPr>
-          <w:rStyle w:val="VerbatimChar"/>
-        </w:rPr>
-        <w:t xml:space="preserve">  invalid_date: ignore</w:t>
+          <w:rStyle w:val="AttributeTok"/>
+        </w:rPr>
+        <w:t xml:space="preserve">  </w:t>
+      </w:r>
+      <w:r>
+        <w:rPr>
+          <w:rStyle w:val="FunctionTok"/>
+        </w:rPr>
+        <w:t xml:space="preserve">invalid_date</w:t>
+      </w:r>
+      <w:r>
+        <w:rPr>
+          <w:rStyle w:val="KeywordTok"/>
+        </w:rPr>
+        <w:t xml:space="preserve">:</w:t>
+      </w:r>
+      <w:r>
+        <w:rPr>
+          <w:rStyle w:val="AttributeTok"/>
+        </w:rPr>
+        <w:t xml:space="preserve"> ignore</w:t>
       </w:r>
       <w:r>
         <w:br/>
       </w:r>
       <w:r>
         <w:rPr>
-          <w:rStyle w:val="VerbatimChar"/>
-        </w:rPr>
-        <w:t xml:space="preserve">  bounds_violation: ignore</w:t>
+          <w:rStyle w:val="AttributeTok"/>
+        </w:rPr>
+        <w:t xml:space="preserve">  </w:t>
+      </w:r>
+      <w:r>
+        <w:rPr>
+          <w:rStyle w:val="FunctionTok"/>
+        </w:rPr>
+        <w:t xml:space="preserve">bounds_violation</w:t>
+      </w:r>
+      <w:r>
+        <w:rPr>
+          <w:rStyle w:val="KeywordTok"/>
+        </w:rPr>
+        <w:t xml:space="preserve">:</w:t>
+      </w:r>
+      <w:r>
+        <w:rPr>
+          <w:rStyle w:val="AttributeTok"/>
+        </w:rPr>
+        <w:t xml:space="preserve"> ignore</w:t>
       </w:r>
       <w:r>
         <w:br/>
       </w:r>
       <w:r>
         <w:rPr>
-          <w:rStyle w:val="VerbatimChar"/>
-        </w:rPr>
-        <w:t xml:space="preserve">  dangling_relation: ignore</w:t>
+          <w:rStyle w:val="AttributeTok"/>
+        </w:rPr>
+        <w:t xml:space="preserve">  </w:t>
+      </w:r>
+      <w:r>
+        <w:rPr>
+          <w:rStyle w:val="FunctionTok"/>
+        </w:rPr>
+        <w:t xml:space="preserve">dangling_relation</w:t>
+      </w:r>
+      <w:r>
+        <w:rPr>
+          <w:rStyle w:val="KeywordTok"/>
+        </w:rPr>
+        <w:t xml:space="preserve">:</w:t>
+      </w:r>
+      <w:r>
+        <w:rPr>
+          <w:rStyle w:val="AttributeTok"/>
+        </w:rPr>
+        <w:t xml:space="preserve"> ignore</w:t>
       </w:r>
       <w:r>
         <w:br/>
       </w:r>
       <w:r>
         <w:rPr>
-          <w:rStyle w:val="VerbatimChar"/>
-        </w:rPr>
-        <w:t xml:space="preserve">  unresolved_relation: ignore</w:t>
+          <w:rStyle w:val="AttributeTok"/>
+        </w:rPr>
+        <w:t xml:space="preserve">  </w:t>
+      </w:r>
+      <w:r>
+        <w:rPr>
+          <w:rStyle w:val="FunctionTok"/>
+        </w:rPr>
+        <w:t xml:space="preserve">unresolved_relation</w:t>
+      </w:r>
+      <w:r>
+        <w:rPr>
+          <w:rStyle w:val="KeywordTok"/>
+        </w:rPr>
+        <w:t xml:space="preserve">:</w:t>
+      </w:r>
+      <w:r>
+        <w:rPr>
+          <w:rStyle w:val="AttributeTok"/>
+        </w:rPr>
+        <w:t xml:space="preserve"> ignore</w:t>
       </w:r>
       <w:r>
         <w:br/>
@@ -2934,7 +3300,7 @@
       </w:r>
       <w:r>
         <w:rPr>
-          <w:rStyle w:val="VerbatimChar"/>
+          <w:rStyle w:val="CommentTok"/>
         </w:rPr>
         <w:t xml:space="preserve"># ============================================================================</w:t>
       </w:r>
@@ -2943,7 +3309,7 @@
       </w:r>
       <w:r>
         <w:rPr>
-          <w:rStyle w:val="VerbatimChar"/>
+          <w:rStyle w:val="CommentTok"/>
         </w:rPr>
         <w:t xml:space="preserve"># Input Files (REQUIRED)</w:t>
       </w:r>
@@ -2952,7 +3318,7 @@
       </w:r>
       <w:r>
         <w:rPr>
-          <w:rStyle w:val="VerbatimChar"/>
+          <w:rStyle w:val="CommentTok"/>
         </w:rPr>
         <w:t xml:space="preserve"># ============================================================================</w:t>
       </w:r>
@@ -2961,9 +3327,27 @@
       </w:r>
       <w:r>
         <w:rPr>
-          <w:rStyle w:val="VerbatimChar"/>
-        </w:rPr>
-        <w:t xml:space="preserve">output_dir: build/       # Base output directory (default: "build")</w:t>
+          <w:rStyle w:val="FunctionTok"/>
+        </w:rPr>
+        <w:t xml:space="preserve">output_dir</w:t>
+      </w:r>
+      <w:r>
+        <w:rPr>
+          <w:rStyle w:val="KeywordTok"/>
+        </w:rPr>
+        <w:t xml:space="preserve">:</w:t>
+      </w:r>
+      <w:r>
+        <w:rPr>
+          <w:rStyle w:val="AttributeTok"/>
+        </w:rPr>
+        <w:t xml:space="preserve"> build/</w:t>
+      </w:r>
+      <w:r>
+        <w:rPr>
+          <w:rStyle w:val="CommentTok"/>
+        </w:rPr>
+        <w:t xml:space="preserve">       # Base output directory (default: "build")</w:t>
       </w:r>
       <w:r>
         <w:br/>
@@ -2973,27 +3357,63 @@
       </w:r>
       <w:r>
         <w:rPr>
-          <w:rStyle w:val="VerbatimChar"/>
-        </w:rPr>
-        <w:t xml:space="preserve">doc_files:               # Markdown files to process, in order</w:t>
+          <w:rStyle w:val="FunctionTok"/>
+        </w:rPr>
+        <w:t xml:space="preserve">doc_files</w:t>
+      </w:r>
+      <w:r>
+        <w:rPr>
+          <w:rStyle w:val="KeywordTok"/>
+        </w:rPr>
+        <w:t xml:space="preserve">:</w:t>
+      </w:r>
+      <w:r>
+        <w:rPr>
+          <w:rStyle w:val="CommentTok"/>
+        </w:rPr>
+        <w:t xml:space="preserve">               # Markdown files to process, in order</w:t>
       </w:r>
       <w:r>
         <w:br/>
       </w:r>
       <w:r>
         <w:rPr>
-          <w:rStyle w:val="VerbatimChar"/>
-        </w:rPr>
-        <w:t xml:space="preserve">  - srs.md</w:t>
+          <w:rStyle w:val="AttributeTok"/>
+        </w:rPr>
+        <w:t xml:space="preserve">  </w:t>
+      </w:r>
+      <w:r>
+        <w:rPr>
+          <w:rStyle w:val="KeywordTok"/>
+        </w:rPr>
+        <w:t xml:space="preserve">-</w:t>
+      </w:r>
+      <w:r>
+        <w:rPr>
+          <w:rStyle w:val="AttributeTok"/>
+        </w:rPr>
+        <w:t xml:space="preserve"> srs.md</w:t>
       </w:r>
       <w:r>
         <w:br/>
       </w:r>
       <w:r>
         <w:rPr>
-          <w:rStyle w:val="VerbatimChar"/>
-        </w:rPr>
-        <w:t xml:space="preserve">  - sdd.md</w:t>
+          <w:rStyle w:val="AttributeTok"/>
+        </w:rPr>
+        <w:t xml:space="preserve">  </w:t>
+      </w:r>
+      <w:r>
+        <w:rPr>
+          <w:rStyle w:val="KeywordTok"/>
+        </w:rPr>
+        <w:t xml:space="preserve">-</w:t>
+      </w:r>
+      <w:r>
+        <w:rPr>
+          <w:rStyle w:val="AttributeTok"/>
+        </w:rPr>
+        <w:t xml:space="preserve"> sdd.md</w:t>
       </w:r>
       <w:r>
         <w:br/>
@@ -3003,7 +3423,7 @@
       </w:r>
       <w:r>
         <w:rPr>
-          <w:rStyle w:val="VerbatimChar"/>
+          <w:rStyle w:val="CommentTok"/>
         </w:rPr>
         <w:t xml:space="preserve"># ============================================================================</w:t>
       </w:r>
@@ -3012,7 +3432,7 @@
       </w:r>
       <w:r>
         <w:rPr>
-          <w:rStyle w:val="VerbatimChar"/>
+          <w:rStyle w:val="CommentTok"/>
         </w:rPr>
         <w:t xml:space="preserve"># Output Format Configurations (OPTIONAL)</w:t>
       </w:r>
@@ -3021,7 +3441,7 @@
       </w:r>
       <w:r>
         <w:rPr>
-          <w:rStyle w:val="VerbatimChar"/>
+          <w:rStyle w:val="CommentTok"/>
         </w:rPr>
         <w:t xml:space="preserve"># ============================================================================</w:t>
       </w:r>
@@ -3030,45 +3450,147 @@
       </w:r>
       <w:r>
         <w:rPr>
-          <w:rStyle w:val="VerbatimChar"/>
-        </w:rPr>
-        <w:t xml:space="preserve">outputs:</w:t>
+          <w:rStyle w:val="FunctionTok"/>
+        </w:rPr>
+        <w:t xml:space="preserve">outputs</w:t>
+      </w:r>
+      <w:r>
+        <w:rPr>
+          <w:rStyle w:val="KeywordTok"/>
+        </w:rPr>
+        <w:t xml:space="preserve">:</w:t>
       </w:r>
       <w:r>
         <w:br/>
       </w:r>
       <w:r>
         <w:rPr>
-          <w:rStyle w:val="VerbatimChar"/>
-        </w:rPr>
-        <w:t xml:space="preserve">  - format: docx</w:t>
+          <w:rStyle w:val="AttributeTok"/>
+        </w:rPr>
+        <w:t xml:space="preserve">  </w:t>
+      </w:r>
+      <w:r>
+        <w:rPr>
+          <w:rStyle w:val="KeywordTok"/>
+        </w:rPr>
+        <w:t xml:space="preserve">-</w:t>
+      </w:r>
+      <w:r>
+        <w:rPr>
+          <w:rStyle w:val="AttributeTok"/>
+        </w:rPr>
+        <w:t xml:space="preserve"> </w:t>
+      </w:r>
+      <w:r>
+        <w:rPr>
+          <w:rStyle w:val="FunctionTok"/>
+        </w:rPr>
+        <w:t xml:space="preserve">format</w:t>
+      </w:r>
+      <w:r>
+        <w:rPr>
+          <w:rStyle w:val="KeywordTok"/>
+        </w:rPr>
+        <w:t xml:space="preserve">:</w:t>
+      </w:r>
+      <w:r>
+        <w:rPr>
+          <w:rStyle w:val="AttributeTok"/>
+        </w:rPr>
+        <w:t xml:space="preserve"> docx</w:t>
       </w:r>
       <w:r>
         <w:br/>
       </w:r>
       <w:r>
         <w:rPr>
-          <w:rStyle w:val="VerbatimChar"/>
-        </w:rPr>
-        <w:t xml:space="preserve">    path: docx/{spec_id}.docx</w:t>
+          <w:rStyle w:val="AttributeTok"/>
+        </w:rPr>
+        <w:t xml:space="preserve">    </w:t>
+      </w:r>
+      <w:r>
+        <w:rPr>
+          <w:rStyle w:val="FunctionTok"/>
+        </w:rPr>
+        <w:t xml:space="preserve">path</w:t>
+      </w:r>
+      <w:r>
+        <w:rPr>
+          <w:rStyle w:val="KeywordTok"/>
+        </w:rPr>
+        <w:t xml:space="preserve">:</w:t>
+      </w:r>
+      <w:r>
+        <w:rPr>
+          <w:rStyle w:val="AttributeTok"/>
+        </w:rPr>
+        <w:t xml:space="preserve"> docx/{spec_id}.docx</w:t>
       </w:r>
       <w:r>
         <w:br/>
       </w:r>
       <w:r>
         <w:rPr>
-          <w:rStyle w:val="VerbatimChar"/>
-        </w:rPr>
-        <w:t xml:space="preserve">  - format: html5</w:t>
+          <w:rStyle w:val="AttributeTok"/>
+        </w:rPr>
+        <w:t xml:space="preserve">  </w:t>
+      </w:r>
+      <w:r>
+        <w:rPr>
+          <w:rStyle w:val="KeywordTok"/>
+        </w:rPr>
+        <w:t xml:space="preserve">-</w:t>
+      </w:r>
+      <w:r>
+        <w:rPr>
+          <w:rStyle w:val="AttributeTok"/>
+        </w:rPr>
+        <w:t xml:space="preserve"> </w:t>
+      </w:r>
+      <w:r>
+        <w:rPr>
+          <w:rStyle w:val="FunctionTok"/>
+        </w:rPr>
+        <w:t xml:space="preserve">format</w:t>
+      </w:r>
+      <w:r>
+        <w:rPr>
+          <w:rStyle w:val="KeywordTok"/>
+        </w:rPr>
+        <w:t xml:space="preserve">:</w:t>
+      </w:r>
+      <w:r>
+        <w:rPr>
+          <w:rStyle w:val="AttributeTok"/>
+        </w:rPr>
+        <w:t xml:space="preserve"> html5</w:t>
       </w:r>
       <w:r>
         <w:br/>
       </w:r>
       <w:r>
         <w:rPr>
-          <w:rStyle w:val="VerbatimChar"/>
-        </w:rPr>
-        <w:t xml:space="preserve">    path: www/{spec_id}.html</w:t>
+          <w:rStyle w:val="AttributeTok"/>
+        </w:rPr>
+        <w:t xml:space="preserve">    </w:t>
+      </w:r>
+      <w:r>
+        <w:rPr>
+          <w:rStyle w:val="FunctionTok"/>
+        </w:rPr>
+        <w:t xml:space="preserve">path</w:t>
+      </w:r>
+      <w:r>
+        <w:rPr>
+          <w:rStyle w:val="KeywordTok"/>
+        </w:rPr>
+        <w:t xml:space="preserve">:</w:t>
+      </w:r>
+      <w:r>
+        <w:rPr>
+          <w:rStyle w:val="AttributeTok"/>
+        </w:rPr>
+        <w:t xml:space="preserve"> www/{spec_id}.html</w:t>
       </w:r>
       <w:r>
         <w:br/>
@@ -3078,7 +3600,7 @@
       </w:r>
       <w:r>
         <w:rPr>
-          <w:rStyle w:val="VerbatimChar"/>
+          <w:rStyle w:val="CommentTok"/>
         </w:rPr>
         <w:t xml:space="preserve"># ============================================================================</w:t>
       </w:r>
@@ -3087,7 +3609,7 @@
       </w:r>
       <w:r>
         <w:rPr>
-          <w:rStyle w:val="VerbatimChar"/>
+          <w:rStyle w:val="CommentTok"/>
         </w:rPr>
         <w:t xml:space="preserve"># DOCX Configuration (OPTIONAL)</w:t>
       </w:r>
@@ -3096,7 +3618,7 @@
       </w:r>
       <w:r>
         <w:rPr>
-          <w:rStyle w:val="VerbatimChar"/>
+          <w:rStyle w:val="CommentTok"/>
         </w:rPr>
         <w:t xml:space="preserve"># ============================================================================</w:t>
       </w:r>
@@ -3105,25 +3627,61 @@
       </w:r>
       <w:r>
         <w:rPr>
-          <w:rStyle w:val="VerbatimChar"/>
-        </w:rPr>
-        <w:t xml:space="preserve">docx:</w:t>
+          <w:rStyle w:val="FunctionTok"/>
+        </w:rPr>
+        <w:t xml:space="preserve">docx</w:t>
+      </w:r>
+      <w:r>
+        <w:rPr>
+          <w:rStyle w:val="KeywordTok"/>
+        </w:rPr>
+        <w:t xml:space="preserve">:</w:t>
       </w:r>
       <w:r>
         <w:br/>
       </w:r>
       <w:r>
         <w:rPr>
-          <w:rStyle w:val="VerbatimChar"/>
-        </w:rPr>
-        <w:t xml:space="preserve">  preset: null           # Style preset name (models/{template}/presets/)</w:t>
+          <w:rStyle w:val="AttributeTok"/>
+        </w:rPr>
+        <w:t xml:space="preserve">  </w:t>
+      </w:r>
+      <w:r>
+        <w:rPr>
+          <w:rStyle w:val="FunctionTok"/>
+        </w:rPr>
+        <w:t xml:space="preserve">preset</w:t>
+      </w:r>
+      <w:r>
+        <w:rPr>
+          <w:rStyle w:val="KeywordTok"/>
+        </w:rPr>
+        <w:t xml:space="preserve">:</w:t>
+      </w:r>
+      <w:r>
+        <w:rPr>
+          <w:rStyle w:val="AttributeTok"/>
+        </w:rPr>
+        <w:t xml:space="preserve"> </w:t>
+      </w:r>
+      <w:r>
+        <w:rPr>
+          <w:rStyle w:val="CharTok"/>
+        </w:rPr>
+        <w:t xml:space="preserve">null</w:t>
+      </w:r>
+      <w:r>
+        <w:rPr>
+          <w:rStyle w:val="CommentTok"/>
+        </w:rPr>
+        <w:t xml:space="preserve">           # Style preset name (models/{template}/presets/)</w:t>
       </w:r>
       <w:r>
         <w:br/>
       </w:r>
       <w:r>
         <w:rPr>
-          <w:rStyle w:val="VerbatimChar"/>
+          <w:rStyle w:val="CommentTok"/>
         </w:rPr>
         <w:t xml:space="preserve">  # reference_doc: assets/reference.docx  # Custom Word reference</w:t>
       </w:r>
@@ -3135,7 +3693,7 @@
       </w:r>
       <w:r>
         <w:rPr>
-          <w:rStyle w:val="VerbatimChar"/>
+          <w:rStyle w:val="CommentTok"/>
         </w:rPr>
         <w:t xml:space="preserve"># ============================================================================</w:t>
       </w:r>
@@ -3144,7 +3702,7 @@
       </w:r>
       <w:r>
         <w:rPr>
-          <w:rStyle w:val="VerbatimChar"/>
+          <w:rStyle w:val="CommentTok"/>
         </w:rPr>
         <w:t xml:space="preserve"># HTML5 Configuration (OPTIONAL)</w:t>
       </w:r>
@@ -3153,7 +3711,7 @@
       </w:r>
       <w:r>
         <w:rPr>
-          <w:rStyle w:val="VerbatimChar"/>
+          <w:rStyle w:val="CommentTok"/>
         </w:rPr>
         <w:t xml:space="preserve"># ============================================================================</w:t>
       </w:r>
@@ -3162,63 +3720,207 @@
       </w:r>
       <w:r>
         <w:rPr>
-          <w:rStyle w:val="VerbatimChar"/>
-        </w:rPr>
-        <w:t xml:space="preserve">html5:</w:t>
+          <w:rStyle w:val="FunctionTok"/>
+        </w:rPr>
+        <w:t xml:space="preserve">html5</w:t>
+      </w:r>
+      <w:r>
+        <w:rPr>
+          <w:rStyle w:val="KeywordTok"/>
+        </w:rPr>
+        <w:t xml:space="preserve">:</w:t>
       </w:r>
       <w:r>
         <w:br/>
       </w:r>
       <w:r>
         <w:rPr>
-          <w:rStyle w:val="VerbatimChar"/>
-        </w:rPr>
-        <w:t xml:space="preserve">  number_sections: true</w:t>
+          <w:rStyle w:val="AttributeTok"/>
+        </w:rPr>
+        <w:t xml:space="preserve">  </w:t>
+      </w:r>
+      <w:r>
+        <w:rPr>
+          <w:rStyle w:val="FunctionTok"/>
+        </w:rPr>
+        <w:t xml:space="preserve">number_sections</w:t>
+      </w:r>
+      <w:r>
+        <w:rPr>
+          <w:rStyle w:val="KeywordTok"/>
+        </w:rPr>
+        <w:t xml:space="preserve">:</w:t>
+      </w:r>
+      <w:r>
+        <w:rPr>
+          <w:rStyle w:val="AttributeTok"/>
+        </w:rPr>
+        <w:t xml:space="preserve"> </w:t>
+      </w:r>
+      <w:r>
+        <w:rPr>
+          <w:rStyle w:val="CharTok"/>
+        </w:rPr>
+        <w:t xml:space="preserve">true</w:t>
       </w:r>
       <w:r>
         <w:br/>
       </w:r>
       <w:r>
         <w:rPr>
-          <w:rStyle w:val="VerbatimChar"/>
-        </w:rPr>
-        <w:t xml:space="preserve">  table_of_contents: true</w:t>
+          <w:rStyle w:val="AttributeTok"/>
+        </w:rPr>
+        <w:t xml:space="preserve">  </w:t>
+      </w:r>
+      <w:r>
+        <w:rPr>
+          <w:rStyle w:val="FunctionTok"/>
+        </w:rPr>
+        <w:t xml:space="preserve">table_of_contents</w:t>
+      </w:r>
+      <w:r>
+        <w:rPr>
+          <w:rStyle w:val="KeywordTok"/>
+        </w:rPr>
+        <w:t xml:space="preserve">:</w:t>
+      </w:r>
+      <w:r>
+        <w:rPr>
+          <w:rStyle w:val="AttributeTok"/>
+        </w:rPr>
+        <w:t xml:space="preserve"> </w:t>
+      </w:r>
+      <w:r>
+        <w:rPr>
+          <w:rStyle w:val="CharTok"/>
+        </w:rPr>
+        <w:t xml:space="preserve">true</w:t>
       </w:r>
       <w:r>
         <w:br/>
       </w:r>
       <w:r>
         <w:rPr>
-          <w:rStyle w:val="VerbatimChar"/>
-        </w:rPr>
-        <w:t xml:space="preserve">  toc_depth: 3</w:t>
+          <w:rStyle w:val="AttributeTok"/>
+        </w:rPr>
+        <w:t xml:space="preserve">  </w:t>
+      </w:r>
+      <w:r>
+        <w:rPr>
+          <w:rStyle w:val="FunctionTok"/>
+        </w:rPr>
+        <w:t xml:space="preserve">toc_depth</w:t>
+      </w:r>
+      <w:r>
+        <w:rPr>
+          <w:rStyle w:val="KeywordTok"/>
+        </w:rPr>
+        <w:t xml:space="preserve">:</w:t>
+      </w:r>
+      <w:r>
+        <w:rPr>
+          <w:rStyle w:val="AttributeTok"/>
+        </w:rPr>
+        <w:t xml:space="preserve"> </w:t>
+      </w:r>
+      <w:r>
+        <w:rPr>
+          <w:rStyle w:val="DecValTok"/>
+        </w:rPr>
+        <w:t xml:space="preserve">3</w:t>
       </w:r>
       <w:r>
         <w:br/>
       </w:r>
       <w:r>
         <w:rPr>
-          <w:rStyle w:val="VerbatimChar"/>
-        </w:rPr>
-        <w:t xml:space="preserve">  standalone: true</w:t>
+          <w:rStyle w:val="AttributeTok"/>
+        </w:rPr>
+        <w:t xml:space="preserve">  </w:t>
+      </w:r>
+      <w:r>
+        <w:rPr>
+          <w:rStyle w:val="FunctionTok"/>
+        </w:rPr>
+        <w:t xml:space="preserve">standalone</w:t>
+      </w:r>
+      <w:r>
+        <w:rPr>
+          <w:rStyle w:val="KeywordTok"/>
+        </w:rPr>
+        <w:t xml:space="preserve">:</w:t>
+      </w:r>
+      <w:r>
+        <w:rPr>
+          <w:rStyle w:val="AttributeTok"/>
+        </w:rPr>
+        <w:t xml:space="preserve"> </w:t>
+      </w:r>
+      <w:r>
+        <w:rPr>
+          <w:rStyle w:val="CharTok"/>
+        </w:rPr>
+        <w:t xml:space="preserve">true</w:t>
       </w:r>
       <w:r>
         <w:br/>
       </w:r>
       <w:r>
         <w:rPr>
-          <w:rStyle w:val="VerbatimChar"/>
-        </w:rPr>
-        <w:t xml:space="preserve">  embed_resources: true</w:t>
+          <w:rStyle w:val="AttributeTok"/>
+        </w:rPr>
+        <w:t xml:space="preserve">  </w:t>
+      </w:r>
+      <w:r>
+        <w:rPr>
+          <w:rStyle w:val="FunctionTok"/>
+        </w:rPr>
+        <w:t xml:space="preserve">embed_resources</w:t>
+      </w:r>
+      <w:r>
+        <w:rPr>
+          <w:rStyle w:val="KeywordTok"/>
+        </w:rPr>
+        <w:t xml:space="preserve">:</w:t>
+      </w:r>
+      <w:r>
+        <w:rPr>
+          <w:rStyle w:val="AttributeTok"/>
+        </w:rPr>
+        <w:t xml:space="preserve"> </w:t>
+      </w:r>
+      <w:r>
+        <w:rPr>
+          <w:rStyle w:val="CharTok"/>
+        </w:rPr>
+        <w:t xml:space="preserve">true</w:t>
       </w:r>
       <w:r>
         <w:br/>
       </w:r>
       <w:r>
         <w:rPr>
-          <w:rStyle w:val="VerbatimChar"/>
-        </w:rPr>
-        <w:t xml:space="preserve">  resource_path: build</w:t>
+          <w:rStyle w:val="AttributeTok"/>
+        </w:rPr>
+        <w:t xml:space="preserve">  </w:t>
+      </w:r>
+      <w:r>
+        <w:rPr>
+          <w:rStyle w:val="FunctionTok"/>
+        </w:rPr>
+        <w:t xml:space="preserve">resource_path</w:t>
+      </w:r>
+      <w:r>
+        <w:rPr>
+          <w:rStyle w:val="KeywordTok"/>
+        </w:rPr>
+        <w:t xml:space="preserve">:</w:t>
+      </w:r>
+      <w:r>
+        <w:rPr>
+          <w:rStyle w:val="AttributeTok"/>
+        </w:rPr>
+        <w:t xml:space="preserve"> build</w:t>
       </w:r>
       <w:r>
         <w:br/>
@@ -3228,7 +3930,7 @@
       </w:r>
       <w:r>
         <w:rPr>
-          <w:rStyle w:val="VerbatimChar"/>
+          <w:rStyle w:val="CommentTok"/>
         </w:rPr>
         <w:t xml:space="preserve"># ============================================================================</w:t>
       </w:r>
@@ -3237,7 +3939,7 @@
       </w:r>
       <w:r>
         <w:rPr>
-          <w:rStyle w:val="VerbatimChar"/>
+          <w:rStyle w:val="CommentTok"/>
         </w:rPr>
         <w:t xml:space="preserve"># Bibliography and Citations (OPTIONAL)</w:t>
       </w:r>
@@ -3246,7 +3948,7 @@
       </w:r>
       <w:r>
         <w:rPr>
-          <w:rStyle w:val="VerbatimChar"/>
+          <w:rStyle w:val="CommentTok"/>
         </w:rPr>
         <w:t xml:space="preserve"># ============================================================================</w:t>
       </w:r>
@@ -3255,18 +3957,42 @@
       </w:r>
       <w:r>
         <w:rPr>
-          <w:rStyle w:val="VerbatimChar"/>
-        </w:rPr>
-        <w:t xml:space="preserve">bibliography: refs.bib</w:t>
+          <w:rStyle w:val="FunctionTok"/>
+        </w:rPr>
+        <w:t xml:space="preserve">bibliography</w:t>
+      </w:r>
+      <w:r>
+        <w:rPr>
+          <w:rStyle w:val="KeywordTok"/>
+        </w:rPr>
+        <w:t xml:space="preserve">:</w:t>
+      </w:r>
+      <w:r>
+        <w:rPr>
+          <w:rStyle w:val="AttributeTok"/>
+        </w:rPr>
+        <w:t xml:space="preserve"> refs.bib</w:t>
       </w:r>
       <w:r>
         <w:br/>
       </w:r>
       <w:r>
         <w:rPr>
-          <w:rStyle w:val="VerbatimChar"/>
-        </w:rPr>
-        <w:t xml:space="preserve">csl: ieee.csl</w:t>
+          <w:rStyle w:val="FunctionTok"/>
+        </w:rPr>
+        <w:t xml:space="preserve">csl</w:t>
+      </w:r>
+      <w:r>
+        <w:rPr>
+          <w:rStyle w:val="KeywordTok"/>
+        </w:rPr>
+        <w:t xml:space="preserve">:</w:t>
+      </w:r>
+      <w:r>
+        <w:rPr>
+          <w:rStyle w:val="AttributeTok"/>
+        </w:rPr>
+        <w:t xml:space="preserve"> ieee.csl</w:t>
       </w:r>
     </w:p>
     <w:bookmarkEnd w:id="23"/>
@@ -3285,7 +4011,7 @@
     </w:p>
     <w:p>
       <w:pPr>
-        <w:spacing w:lineRule="exact" w:before="0" w:line="20" w:after="0"/>
+        <w:spacing w:lineRule="exact" w:after="0" w:line="20" w:before="0"/>
         <w:rPr>
           <w:sz w:val="2"/>
         </w:rPr>
@@ -3326,18 +4052,18 @@
         <w:tblW w:type="auto" w:w="0"/>
         <w:tblLook w:firstRow="1" w:lastRow="0" w:firstColumn="0" w:lastColumn="0" w:noHBand="0" w:noVBand="0" w:val="0020"/>
         <w:tblBorders>
-          <w:top w:sz="6" w:color="000000" w:space="0" w:val="single"/>
-          <w:left w:sz="6" w:color="000000" w:space="0" w:val="single"/>
-          <w:bottom w:sz="6" w:color="000000" w:space="0" w:val="single"/>
-          <w:right w:sz="6" w:color="000000" w:space="0" w:val="single"/>
-          <w:insideH w:sz="6" w:color="000000" w:space="0" w:val="single"/>
-          <w:insideV w:sz="6" w:color="000000" w:space="0" w:val="single"/>
+          <w:top w:space="0" w:color="000000" w:val="single" w:sz="6"/>
+          <w:left w:space="0" w:color="000000" w:val="single" w:sz="6"/>
+          <w:bottom w:space="0" w:color="000000" w:val="single" w:sz="6"/>
+          <w:right w:space="0" w:color="000000" w:val="single" w:sz="6"/>
+          <w:insideH w:space="0" w:color="000000" w:val="single" w:sz="6"/>
+          <w:insideV w:space="0" w:color="000000" w:val="single" w:sz="6"/>
         </w:tblBorders>
         <w:tblCellMar>
-          <w:top w:type="dxa" w:w="57"/>
-          <w:left w:type="dxa" w:w="108"/>
-          <w:bottom w:type="dxa" w:w="57"/>
-          <w:right w:type="dxa" w:w="108"/>
+          <w:top w:w="57" w:type="dxa"/>
+          <w:left w:w="108" w:type="dxa"/>
+          <w:bottom w:w="57" w:type="dxa"/>
+          <w:right w:w="108" w:type="dxa"/>
         </w:tblCellMar>
       </w:tblPr>
       <w:tblGrid>
@@ -3351,14 +4077,14 @@
         </w:trPr>
         <w:tc>
           <w:tcPr>
-            <w:shd w:color="auto" w:fill="E8E8E8" w:val="clear"/>
+            <w:shd w:color="auto" w:val="clear" w:fill="E8E8E8"/>
           </w:tcPr>
           <w:p>
             <w:pPr>
               <w:pStyle w:val="Compact"/>
               <w:jc w:val="left"/>
-              <w:ind w:right="0" w:left="0" w:firstLine="0"/>
-              <w:spacing w:lineRule="auto" w:line="240" w:before="40" w:after="40"/>
+              <w:ind w:firstLine="0" w:right="0" w:left="0"/>
+              <w:spacing w:before="40" w:lineRule="auto" w:line="240" w:after="40"/>
             </w:pPr>
             <w:r>
               <w:rPr>
@@ -3370,14 +4096,14 @@
         </w:tc>
         <w:tc>
           <w:tcPr>
-            <w:shd w:color="auto" w:fill="E8E8E8" w:val="clear"/>
+            <w:shd w:color="auto" w:val="clear" w:fill="E8E8E8"/>
           </w:tcPr>
           <w:p>
             <w:pPr>
               <w:pStyle w:val="Compact"/>
               <w:jc w:val="left"/>
-              <w:ind w:right="0" w:left="0" w:firstLine="0"/>
-              <w:spacing w:lineRule="auto" w:line="240" w:before="40" w:after="40"/>
+              <w:ind w:firstLine="0" w:right="0" w:left="0"/>
+              <w:spacing w:before="40" w:lineRule="auto" w:line="240" w:after="40"/>
             </w:pPr>
             <w:r>
               <w:rPr>
@@ -3389,14 +4115,14 @@
         </w:tc>
         <w:tc>
           <w:tcPr>
-            <w:shd w:color="auto" w:fill="E8E8E8" w:val="clear"/>
+            <w:shd w:color="auto" w:val="clear" w:fill="E8E8E8"/>
           </w:tcPr>
           <w:p>
             <w:pPr>
               <w:pStyle w:val="Compact"/>
               <w:jc w:val="left"/>
-              <w:ind w:right="0" w:left="0" w:firstLine="0"/>
-              <w:spacing w:lineRule="auto" w:line="240" w:before="40" w:after="40"/>
+              <w:ind w:firstLine="0" w:right="0" w:left="0"/>
+              <w:spacing w:before="40" w:lineRule="auto" w:line="240" w:after="40"/>
             </w:pPr>
             <w:r>
               <w:rPr>
@@ -3414,8 +4140,8 @@
             <w:pPr>
               <w:pStyle w:val="Compact"/>
               <w:jc w:val="left"/>
-              <w:ind w:right="0" w:left="0" w:firstLine="0"/>
-              <w:spacing w:lineRule="auto" w:line="240" w:before="40" w:after="40"/>
+              <w:ind w:firstLine="0" w:right="0" w:left="0"/>
+              <w:spacing w:before="40" w:lineRule="auto" w:line="240" w:after="40"/>
             </w:pPr>
             <w:r>
               <w:rPr>
@@ -3431,8 +4157,8 @@
             <w:pPr>
               <w:pStyle w:val="Compact"/>
               <w:jc w:val="left"/>
-              <w:ind w:right="0" w:left="0" w:firstLine="0"/>
-              <w:spacing w:lineRule="auto" w:line="240" w:before="40" w:after="40"/>
+              <w:ind w:firstLine="0" w:right="0" w:left="0"/>
+              <w:spacing w:before="40" w:lineRule="auto" w:line="240" w:after="40"/>
             </w:pPr>
             <w:r>
               <w:t xml:space="preserve">string</w:t>
@@ -3445,8 +4171,8 @@
             <w:pPr>
               <w:pStyle w:val="Compact"/>
               <w:jc w:val="left"/>
-              <w:ind w:right="0" w:left="0" w:firstLine="0"/>
-              <w:spacing w:lineRule="auto" w:line="240" w:before="40" w:after="40"/>
+              <w:ind w:firstLine="0" w:right="0" w:left="0"/>
+              <w:spacing w:before="40" w:lineRule="auto" w:line="240" w:after="40"/>
             </w:pPr>
             <w:r>
               <w:t xml:space="preserve">Project code identifier</w:t>
@@ -3461,8 +4187,8 @@
             <w:pPr>
               <w:pStyle w:val="Compact"/>
               <w:jc w:val="left"/>
-              <w:ind w:right="0" w:left="0" w:firstLine="0"/>
-              <w:spacing w:lineRule="auto" w:line="240" w:before="40" w:after="40"/>
+              <w:ind w:firstLine="0" w:right="0" w:left="0"/>
+              <w:spacing w:before="40" w:lineRule="auto" w:line="240" w:after="40"/>
             </w:pPr>
             <w:r>
               <w:rPr>
@@ -3478,8 +4204,8 @@
             <w:pPr>
               <w:pStyle w:val="Compact"/>
               <w:jc w:val="left"/>
-              <w:ind w:right="0" w:left="0" w:firstLine="0"/>
-              <w:spacing w:lineRule="auto" w:line="240" w:before="40" w:after="40"/>
+              <w:ind w:firstLine="0" w:right="0" w:left="0"/>
+              <w:spacing w:before="40" w:lineRule="auto" w:line="240" w:after="40"/>
             </w:pPr>
             <w:r>
               <w:t xml:space="preserve">string</w:t>
@@ -3492,8 +4218,8 @@
             <w:pPr>
               <w:pStyle w:val="Compact"/>
               <w:jc w:val="left"/>
-              <w:ind w:right="0" w:left="0" w:firstLine="0"/>
-              <w:spacing w:lineRule="auto" w:line="240" w:before="40" w:after="40"/>
+              <w:ind w:firstLine="0" w:right="0" w:left="0"/>
+              <w:spacing w:before="40" w:lineRule="auto" w:line="240" w:after="40"/>
             </w:pPr>
             <w:r>
               <w:t xml:space="preserve">Human-readable project name</w:t>
@@ -3508,8 +4234,8 @@
             <w:pPr>
               <w:pStyle w:val="Compact"/>
               <w:jc w:val="left"/>
-              <w:ind w:right="0" w:left="0" w:firstLine="0"/>
-              <w:spacing w:lineRule="auto" w:line="240" w:before="40" w:after="40"/>
+              <w:ind w:firstLine="0" w:right="0" w:left="0"/>
+              <w:spacing w:before="40" w:lineRule="auto" w:line="240" w:after="40"/>
             </w:pPr>
             <w:r>
               <w:rPr>
@@ -3525,8 +4251,8 @@
             <w:pPr>
               <w:pStyle w:val="Compact"/>
               <w:jc w:val="left"/>
-              <w:ind w:right="0" w:left="0" w:firstLine="0"/>
-              <w:spacing w:lineRule="auto" w:line="240" w:before="40" w:after="40"/>
+              <w:ind w:firstLine="0" w:right="0" w:left="0"/>
+              <w:spacing w:before="40" w:lineRule="auto" w:line="240" w:after="40"/>
             </w:pPr>
             <w:r>
               <w:t xml:space="preserve">list</w:t>
@@ -3539,8 +4265,8 @@
             <w:pPr>
               <w:pStyle w:val="Compact"/>
               <w:jc w:val="left"/>
-              <w:ind w:right="0" w:left="0" w:firstLine="0"/>
-              <w:spacing w:lineRule="auto" w:line="240" w:before="40" w:after="40"/>
+              <w:ind w:firstLine="0" w:right="0" w:left="0"/>
+              <w:spacing w:before="40" w:lineRule="auto" w:line="240" w:after="40"/>
             </w:pPr>
             <w:r>
               <w:t xml:space="preserve">One or more Markdown file paths to process</w:t>
@@ -3565,7 +4291,7 @@
     </w:p>
     <w:p>
       <w:pPr>
-        <w:spacing w:lineRule="exact" w:before="0" w:line="20" w:after="0"/>
+        <w:spacing w:lineRule="exact" w:after="0" w:line="20" w:before="0"/>
         <w:rPr>
           <w:sz w:val="2"/>
         </w:rPr>
@@ -3606,18 +4332,18 @@
         <w:tblW w:type="auto" w:w="0"/>
         <w:tblLook w:firstRow="1" w:lastRow="0" w:firstColumn="0" w:lastColumn="0" w:noHBand="0" w:noVBand="0" w:val="0020"/>
         <w:tblBorders>
-          <w:top w:sz="6" w:color="000000" w:space="0" w:val="single"/>
-          <w:left w:sz="6" w:color="000000" w:space="0" w:val="single"/>
-          <w:bottom w:sz="6" w:color="000000" w:space="0" w:val="single"/>
-          <w:right w:sz="6" w:color="000000" w:space="0" w:val="single"/>
-          <w:insideH w:sz="6" w:color="000000" w:space="0" w:val="single"/>
-          <w:insideV w:sz="6" w:color="000000" w:space="0" w:val="single"/>
+          <w:top w:space="0" w:color="000000" w:val="single" w:sz="6"/>
+          <w:left w:space="0" w:color="000000" w:val="single" w:sz="6"/>
+          <w:bottom w:space="0" w:color="000000" w:val="single" w:sz="6"/>
+          <w:right w:space="0" w:color="000000" w:val="single" w:sz="6"/>
+          <w:insideH w:space="0" w:color="000000" w:val="single" w:sz="6"/>
+          <w:insideV w:space="0" w:color="000000" w:val="single" w:sz="6"/>
         </w:tblBorders>
         <w:tblCellMar>
-          <w:top w:type="dxa" w:w="57"/>
-          <w:left w:type="dxa" w:w="108"/>
-          <w:bottom w:type="dxa" w:w="57"/>
-          <w:right w:type="dxa" w:w="108"/>
+          <w:top w:w="57" w:type="dxa"/>
+          <w:left w:w="108" w:type="dxa"/>
+          <w:bottom w:w="57" w:type="dxa"/>
+          <w:right w:w="108" w:type="dxa"/>
         </w:tblCellMar>
       </w:tblPr>
       <w:tblGrid>
@@ -3631,14 +4357,14 @@
         </w:trPr>
         <w:tc>
           <w:tcPr>
-            <w:shd w:color="auto" w:fill="E8E8E8" w:val="clear"/>
+            <w:shd w:color="auto" w:val="clear" w:fill="E8E8E8"/>
           </w:tcPr>
           <w:p>
             <w:pPr>
               <w:pStyle w:val="Compact"/>
               <w:jc w:val="left"/>
-              <w:ind w:right="0" w:left="0" w:firstLine="0"/>
-              <w:spacing w:lineRule="auto" w:line="240" w:before="40" w:after="40"/>
+              <w:ind w:firstLine="0" w:right="0" w:left="0"/>
+              <w:spacing w:before="40" w:lineRule="auto" w:line="240" w:after="40"/>
             </w:pPr>
             <w:r>
               <w:rPr>
@@ -3650,14 +4376,14 @@
         </w:tc>
         <w:tc>
           <w:tcPr>
-            <w:shd w:color="auto" w:fill="E8E8E8" w:val="clear"/>
+            <w:shd w:color="auto" w:val="clear" w:fill="E8E8E8"/>
           </w:tcPr>
           <w:p>
             <w:pPr>
               <w:pStyle w:val="Compact"/>
               <w:jc w:val="left"/>
-              <w:ind w:right="0" w:left="0" w:firstLine="0"/>
-              <w:spacing w:lineRule="auto" w:line="240" w:before="40" w:after="40"/>
+              <w:ind w:firstLine="0" w:right="0" w:left="0"/>
+              <w:spacing w:before="40" w:lineRule="auto" w:line="240" w:after="40"/>
             </w:pPr>
             <w:r>
               <w:rPr>
@@ -3669,14 +4395,14 @@
         </w:tc>
         <w:tc>
           <w:tcPr>
-            <w:shd w:color="auto" w:fill="E8E8E8" w:val="clear"/>
+            <w:shd w:color="auto" w:val="clear" w:fill="E8E8E8"/>
           </w:tcPr>
           <w:p>
             <w:pPr>
               <w:pStyle w:val="Compact"/>
               <w:jc w:val="left"/>
-              <w:ind w:right="0" w:left="0" w:firstLine="0"/>
-              <w:spacing w:lineRule="auto" w:line="240" w:before="40" w:after="40"/>
+              <w:ind w:firstLine="0" w:right="0" w:left="0"/>
+              <w:spacing w:before="40" w:lineRule="auto" w:line="240" w:after="40"/>
             </w:pPr>
             <w:r>
               <w:rPr>
@@ -3694,8 +4420,8 @@
             <w:pPr>
               <w:pStyle w:val="Compact"/>
               <w:jc w:val="left"/>
-              <w:ind w:right="0" w:left="0" w:firstLine="0"/>
-              <w:spacing w:lineRule="auto" w:line="240" w:before="40" w:after="40"/>
+              <w:ind w:firstLine="0" w:right="0" w:left="0"/>
+              <w:spacing w:before="40" w:lineRule="auto" w:line="240" w:after="40"/>
             </w:pPr>
             <w:r>
               <w:rPr>
@@ -3711,8 +4437,8 @@
             <w:pPr>
               <w:pStyle w:val="Compact"/>
               <w:jc w:val="left"/>
-              <w:ind w:right="0" w:left="0" w:firstLine="0"/>
-              <w:spacing w:lineRule="auto" w:line="240" w:before="40" w:after="40"/>
+              <w:ind w:firstLine="0" w:right="0" w:left="0"/>
+              <w:spacing w:before="40" w:lineRule="auto" w:line="240" w:after="40"/>
             </w:pPr>
             <w:r>
               <w:rPr>
@@ -3728,8 +4454,8 @@
             <w:pPr>
               <w:pStyle w:val="Compact"/>
               <w:jc w:val="left"/>
-              <w:ind w:right="0" w:left="0" w:firstLine="0"/>
-              <w:spacing w:lineRule="auto" w:line="240" w:before="40" w:after="40"/>
+              <w:ind w:firstLine="0" w:right="0" w:left="0"/>
+              <w:spacing w:before="40" w:lineRule="auto" w:line="240" w:after="40"/>
             </w:pPr>
             <w:r>
               <w:t xml:space="preserve">Built-in base model is always loaded</w:t>
@@ -3744,8 +4470,8 @@
             <w:pPr>
               <w:pStyle w:val="Compact"/>
               <w:jc w:val="left"/>
-              <w:ind w:right="0" w:left="0" w:firstLine="0"/>
-              <w:spacing w:lineRule="auto" w:line="240" w:before="40" w:after="40"/>
+              <w:ind w:firstLine="0" w:right="0" w:left="0"/>
+              <w:spacing w:before="40" w:lineRule="auto" w:line="240" w:after="40"/>
             </w:pPr>
             <w:r>
               <w:rPr>
@@ -3761,8 +4487,8 @@
             <w:pPr>
               <w:pStyle w:val="Compact"/>
               <w:jc w:val="left"/>
-              <w:ind w:right="0" w:left="0" w:firstLine="0"/>
-              <w:spacing w:lineRule="auto" w:line="240" w:before="40" w:after="40"/>
+              <w:ind w:firstLine="0" w:right="0" w:left="0"/>
+              <w:spacing w:before="40" w:lineRule="auto" w:line="240" w:after="40"/>
             </w:pPr>
             <w:r>
               <w:rPr>
@@ -3778,8 +4504,8 @@
             <w:pPr>
               <w:pStyle w:val="Compact"/>
               <w:jc w:val="left"/>
-              <w:ind w:right="0" w:left="0" w:firstLine="0"/>
-              <w:spacing w:lineRule="auto" w:line="240" w:before="40" w:after="40"/>
+              <w:ind w:firstLine="0" w:right="0" w:left="0"/>
+              <w:spacing w:before="40" w:lineRule="auto" w:line="240" w:after="40"/>
             </w:pPr>
             <w:r>
               <w:t xml:space="preserve">Also stores</w:t>
@@ -3803,8 +4529,8 @@
             <w:pPr>
               <w:pStyle w:val="Compact"/>
               <w:jc w:val="left"/>
-              <w:ind w:right="0" w:left="0" w:firstLine="0"/>
-              <w:spacing w:lineRule="auto" w:line="240" w:before="40" w:after="40"/>
+              <w:ind w:firstLine="0" w:right="0" w:left="0"/>
+              <w:spacing w:before="40" w:lineRule="auto" w:line="240" w:after="40"/>
             </w:pPr>
             <w:r>
               <w:rPr>
@@ -3820,8 +4546,8 @@
             <w:pPr>
               <w:pStyle w:val="Compact"/>
               <w:jc w:val="left"/>
-              <w:ind w:right="0" w:left="0" w:firstLine="0"/>
-              <w:spacing w:lineRule="auto" w:line="240" w:before="40" w:after="40"/>
+              <w:ind w:firstLine="0" w:right="0" w:left="0"/>
+              <w:spacing w:before="40" w:lineRule="auto" w:line="240" w:after="40"/>
             </w:pPr>
             <w:r>
               <w:rPr>
@@ -3837,8 +4563,8 @@
             <w:pPr>
               <w:pStyle w:val="Compact"/>
               <w:jc w:val="left"/>
-              <w:ind w:right="0" w:left="0" w:firstLine="0"/>
-              <w:spacing w:lineRule="auto" w:line="240" w:before="40" w:after="40"/>
+              <w:ind w:firstLine="0" w:right="0" w:left="0"/>
+              <w:spacing w:before="40" w:lineRule="auto" w:line="240" w:after="40"/>
             </w:pPr>
             <w:r>
               <w:t xml:space="preserve">Overridden by</w:t>
@@ -3929,7 +4655,7 @@
     </w:p>
     <w:p>
       <w:pPr>
-        <w:spacing w:lineRule="exact" w:before="0" w:line="20" w:after="0"/>
+        <w:spacing w:lineRule="exact" w:after="0" w:line="20" w:before="0"/>
         <w:rPr>
           <w:sz w:val="2"/>
         </w:rPr>
@@ -3970,7 +4696,7 @@
       </w:pPr>
       <w:r>
         <w:rPr>
-          <w:rStyle w:val="VerbatimChar"/>
+          <w:rStyle w:val="FunctionTok"/>
         </w:rPr>
         <w:t xml:space="preserve"># srs: Software Requirements Specification @SRS-001</w:t>
       </w:r>
@@ -4020,7 +4746,7 @@
     </w:p>
     <w:p>
       <w:pPr>
-        <w:spacing w:lineRule="exact" w:before="0" w:line="20" w:after="0"/>
+        <w:spacing w:lineRule="exact" w:after="0" w:line="20" w:before="0"/>
         <w:rPr>
           <w:sz w:val="2"/>
         </w:rPr>
@@ -4061,77 +4787,301 @@
       </w:pPr>
       <w:r>
         <w:rPr>
+          <w:rStyle w:val="FunctionTok"/>
+        </w:rPr>
+        <w:t xml:space="preserve">## hlr: User Authentication @HLR-001</w:t>
+      </w:r>
+      <w:r>
+        <w:br/>
+      </w:r>
+      <w:r>
+        <w:rPr>
+          <w:rStyle w:val="FunctionTok"/>
+        </w:rPr>
+        <w:t xml:space="preserve">### llr: Password Validation @LLR-001</w:t>
+      </w:r>
+      <w:r>
+        <w:br/>
+      </w:r>
+      <w:r>
+        <w:rPr>
+          <w:rStyle w:val="FunctionTok"/>
+        </w:rPr>
+        <w:t xml:space="preserve">#### section: Implementation Notes</w:t>
+      </w:r>
+    </w:p>
+    <w:p>
+      <w:pPr>
+        <w:pStyle w:val="FirstParagraph"/>
+      </w:pPr>
+      <w:r>
+        <w:t xml:space="preserve">If</w:t>
+      </w:r>
+      <w:r>
+        <w:t xml:space="preserve"> </w:t>
+      </w:r>
+      <w:r>
+        <w:rPr>
           <w:rStyle w:val="VerbatimChar"/>
         </w:rPr>
-        <w:t xml:space="preserve">## hlr: User Authentication @HLR-001</w:t>
+        <w:t xml:space="preserve">@PID</w:t>
+      </w:r>
+      <w:r>
+        <w:t xml:space="preserve"> </w:t>
+      </w:r>
+      <w:r>
+        <w:t xml:space="preserve">is omitted, a PID is auto-generated using the type’s</w:t>
+      </w:r>
+      <w:r>
+        <w:t xml:space="preserve"> </w:t>
+      </w:r>
+      <w:r>
+        <w:rPr>
+          <w:rStyle w:val="VerbatimChar"/>
+        </w:rPr>
+        <w:t xml:space="preserve">pid_prefix</w:t>
+      </w:r>
+      <w:r>
+        <w:t xml:space="preserve"> </w:t>
+      </w:r>
+      <w:r>
+        <w:t xml:space="preserve">and</w:t>
+      </w:r>
+      <w:r>
+        <w:t xml:space="preserve"> </w:t>
+      </w:r>
+      <w:r>
+        <w:rPr>
+          <w:rStyle w:val="VerbatimChar"/>
+        </w:rPr>
+        <w:t xml:space="preserve">pid_format</w:t>
+      </w:r>
+      <w:r>
+        <w:t xml:space="preserve">.</w:t>
+      </w:r>
+    </w:p>
+    <w:p>
+      <w:pPr>
+        <w:pStyle w:val="BodyText"/>
+      </w:pPr>
+      <w:r>
+        <w:t xml:space="preserve">A spec object owns the content that follows it until the section is closed. A section closes automatically at the next header of equal or shallower level, and child headers must go exactly one level deeper (jumping from</w:t>
+      </w:r>
+      <w:r>
+        <w:t xml:space="preserve"> </w:t>
+      </w:r>
+      <w:r>
+        <w:rPr>
+          <w:rStyle w:val="VerbatimChar"/>
+        </w:rPr>
+        <w:t xml:space="preserve">##</w:t>
+      </w:r>
+      <w:r>
+        <w:t xml:space="preserve"> </w:t>
+      </w:r>
+      <w:r>
+        <w:t xml:space="preserve">to</w:t>
+      </w:r>
+      <w:r>
+        <w:t xml:space="preserve"> </w:t>
+      </w:r>
+      <w:r>
+        <w:rPr>
+          <w:rStyle w:val="VerbatimChar"/>
+        </w:rPr>
+        <w:t xml:space="preserve">####</w:t>
+      </w:r>
+      <w:r>
+        <w:t xml:space="preserve"> </w:t>
+      </w:r>
+      <w:r>
+        <w:t xml:space="preserve">is reported as a broken hierarchy). To close a section</w:t>
+      </w:r>
+      <w:r>
+        <w:t xml:space="preserve"> </w:t>
+      </w:r>
+      <w:r>
+        <w:rPr>
+          <w:b/>
+          <w:bCs/>
+        </w:rPr>
+        <w:t xml:space="preserve">without</w:t>
+      </w:r>
+      <w:r>
+        <w:t xml:space="preserve"> </w:t>
+      </w:r>
+      <w:r>
+        <w:t xml:space="preserve">opening a new heading – so that the next paragraphs or</w:t>
+      </w:r>
+      <w:r>
+        <w:t xml:space="preserve"> </w:t>
+      </w:r>
+      <w:r>
+        <w:rPr>
+          <w:rStyle w:val="VerbatimChar"/>
+        </w:rPr>
+        <w:t xml:space="preserve">include</w:t>
+      </w:r>
+      <w:r>
+        <w:t xml:space="preserve">d sections belong to the parent – end it with a</w:t>
+      </w:r>
+      <w:r>
+        <w:t xml:space="preserve"> </w:t>
+      </w:r>
+      <w:r>
+        <w:rPr>
+          <w:rStyle w:val="VerbatimChar"/>
+        </w:rPr>
+        <w:t xml:space="preserve">----</w:t>
+      </w:r>
+      <w:r>
+        <w:t xml:space="preserve"> </w:t>
+      </w:r>
+      <w:r>
+        <w:t xml:space="preserve">thematic break:</w:t>
+      </w:r>
+    </w:p>
+    <w:p>
+      <w:pPr>
+        <w:spacing w:lineRule="exact" w:after="0" w:line="20" w:before="0"/>
+        <w:rPr>
+          <w:sz w:val="2"/>
+        </w:rPr>
+      </w:pPr>
+      <w:bookmarkStart w:name="listing-src-section-close" w:id="68927"/>
+      <w:bookmarkEnd w:id="68927"/>
+    </w:p>
+    <w:p>
+      <w:pPr>
+        <w:pStyle w:val="Caption"/>
+        <w:keepNext/>
+      </w:pPr>
+      <w:r>
+        <w:t xml:space="preserve">Listing </w:t>
+      </w:r>
+      <w:r>
+        <w:fldChar w:fldCharType="begin"/>
+      </w:r>
+      <w:r>
+        <w:instrText xml:space="preserve"> SEQ LISTING \* ARABIC </w:instrText>
+      </w:r>
+      <w:r>
+        <w:fldChar w:fldCharType="separate"/>
+      </w:r>
+      <w:r>
+        <w:t>7</w:t>
+      </w:r>
+      <w:r>
+        <w:fldChar w:fldCharType="end"/>
+      </w:r>
+      <w:r>
+        <w:t xml:space="preserve"> :  Closing a section with ----</w:t>
+      </w:r>
+    </w:p>
+    <w:p>
+      <w:pPr>
+        <w:pStyle w:val="SourceCode"/>
+      </w:pPr>
+      <w:r>
+        <w:rPr>
+          <w:rStyle w:val="FunctionTok"/>
+        </w:rPr>
+        <w:t xml:space="preserve">## Pesquisa-Ação @SEC-PA</w:t>
       </w:r>
       <w:r>
         <w:br/>
       </w:r>
       <w:r>
+        <w:br/>
+      </w:r>
+      <w:r>
+        <w:rPr>
+          <w:rStyle w:val="FunctionTok"/>
+        </w:rPr>
+        <w:t xml:space="preserve">### Considerações Iniciais</w:t>
+      </w:r>
+      <w:r>
+        <w:br/>
+      </w:r>
+      <w:r>
+        <w:br/>
+      </w:r>
+      <w:r>
+        <w:rPr>
+          <w:rStyle w:val="NormalTok"/>
+        </w:rPr>
+        <w:t xml:space="preserve">Intro that belongs to "Considerações Iniciais".</w:t>
+      </w:r>
+      <w:r>
+        <w:br/>
+      </w:r>
+      <w:r>
+        <w:br/>
+      </w:r>
+      <w:r>
+        <w:rPr>
+          <w:rStyle w:val="NormalTok"/>
+        </w:rPr>
+        <w:t xml:space="preserve">----</w:t>
+      </w:r>
+      <w:r>
+        <w:br/>
+      </w:r>
+      <w:r>
+        <w:br/>
+      </w:r>
+      <w:r>
+        <w:rPr>
+          <w:rStyle w:val="NormalTok"/>
+        </w:rPr>
+        <w:t xml:space="preserve">This paragraph belongs to the chapter, not the section above.</w:t>
+      </w:r>
+    </w:p>
+    <w:p>
+      <w:pPr>
+        <w:pStyle w:val="FirstParagraph"/>
+      </w:pPr>
+      <w:r>
+        <w:t xml:space="preserve">The</w:t>
+      </w:r>
+      <w:r>
+        <w:t xml:space="preserve"> </w:t>
+      </w:r>
+      <w:r>
         <w:rPr>
           <w:rStyle w:val="VerbatimChar"/>
         </w:rPr>
-        <w:t xml:space="preserve">### llr: Password Validation @LLR-001</w:t>
-      </w:r>
-      <w:r>
-        <w:br/>
+        <w:t xml:space="preserve">----</w:t>
+      </w:r>
+      <w:r>
+        <w:t xml:space="preserve"> </w:t>
+      </w:r>
+      <w:r>
+        <w:t xml:space="preserve">is consumed (it never renders as a horizontal rule). Do not use an empty</w:t>
+      </w:r>
+      <w:r>
+        <w:t xml:space="preserve"> </w:t>
       </w:r>
       <w:r>
         <w:rPr>
           <w:rStyle w:val="VerbatimChar"/>
         </w:rPr>
-        <w:t xml:space="preserve">#### section: Implementation Notes</w:t>
-      </w:r>
-    </w:p>
-    <w:p>
-      <w:pPr>
-        <w:pStyle w:val="FirstParagraph"/>
-      </w:pPr>
-      <w:r>
-        <w:t xml:space="preserve">If</w:t>
-      </w:r>
-      <w:r>
-        <w:t xml:space="preserve"> </w:t>
-      </w:r>
-      <w:r>
-        <w:rPr>
-          <w:rStyle w:val="VerbatimChar"/>
-        </w:rPr>
-        <w:t xml:space="preserve">@PID</w:t>
-      </w:r>
-      <w:r>
-        <w:t xml:space="preserve"> </w:t>
-      </w:r>
-      <w:r>
-        <w:t xml:space="preserve">is omitted, a PID is auto-generated using the type’s</w:t>
-      </w:r>
-      <w:r>
-        <w:t xml:space="preserve"> </w:t>
-      </w:r>
-      <w:r>
-        <w:rPr>
-          <w:rStyle w:val="VerbatimChar"/>
-        </w:rPr>
-        <w:t xml:space="preserve">pid_prefix</w:t>
-      </w:r>
-      <w:r>
-        <w:t xml:space="preserve"> </w:t>
-      </w:r>
-      <w:r>
-        <w:t xml:space="preserve">and</w:t>
-      </w:r>
-      <w:r>
-        <w:t xml:space="preserve"> </w:t>
-      </w:r>
-      <w:r>
-        <w:rPr>
-          <w:rStyle w:val="VerbatimChar"/>
-        </w:rPr>
-        <w:t xml:space="preserve">pid_format</w:t>
-      </w:r>
-      <w:r>
-        <w:t xml:space="preserve">.</w:t>
+        <w:t xml:space="preserve">##</w:t>
+      </w:r>
+      <w:r>
+        <w:t xml:space="preserve"> </w:t>
+      </w:r>
+      <w:r>
+        <w:t xml:space="preserve">as a</w:t>
+      </w:r>
+      <w:r>
+        <w:t xml:space="preserve"> </w:t>
+      </w:r>
+      <w:r>
+        <w:t xml:space="preserve">“section reset”</w:t>
+      </w:r>
+      <w:r>
+        <w:t xml:space="preserve">: an empty heading is rejected because it would render as a blank numbered chapter and shift all later numbering.</w:t>
       </w:r>
     </w:p>
     <w:bookmarkEnd w:id="28"/>
@@ -4173,7 +5123,7 @@
     </w:p>
     <w:p>
       <w:pPr>
-        <w:spacing w:lineRule="exact" w:before="0" w:line="20" w:after="0"/>
+        <w:spacing w:lineRule="exact" w:after="0" w:line="20" w:before="0"/>
         <w:rPr>
           <w:sz w:val="2"/>
         </w:rPr>
@@ -4199,7 +5149,7 @@
         <w:fldChar w:fldCharType="separate"/>
       </w:r>
       <w:r>
-        <w:t>7</w:t>
+        <w:t>8</w:t>
       </w:r>
       <w:r>
         <w:fldChar w:fldCharType="end"/>
@@ -4214,7 +5164,7 @@
       </w:pPr>
       <w:r>
         <w:rPr>
-          <w:rStyle w:val="VerbatimChar"/>
+          <w:rStyle w:val="FunctionTok"/>
         </w:rPr>
         <w:t xml:space="preserve">## hlr: User Authentication @HLR-001</w:t>
       </w:r>
@@ -4226,7 +5176,7 @@
       </w:r>
       <w:r>
         <w:rPr>
-          <w:rStyle w:val="VerbatimChar"/>
+          <w:rStyle w:val="AttributeTok"/>
         </w:rPr>
         <w:t xml:space="preserve">&gt; priority: High</w:t>
       </w:r>
@@ -4238,7 +5188,7 @@
       </w:r>
       <w:r>
         <w:rPr>
-          <w:rStyle w:val="VerbatimChar"/>
+          <w:rStyle w:val="AttributeTok"/>
         </w:rPr>
         <w:t xml:space="preserve">&gt; status: Draft</w:t>
       </w:r>
@@ -4250,7 +5200,7 @@
       </w:r>
       <w:r>
         <w:rPr>
-          <w:rStyle w:val="VerbatimChar"/>
+          <w:rStyle w:val="AttributeTok"/>
         </w:rPr>
         <w:t xml:space="preserve">&gt; rationale: Required by security policy</w:t>
       </w:r>
@@ -4513,7 +5463,7 @@
     </w:p>
     <w:p>
       <w:pPr>
-        <w:spacing w:lineRule="exact" w:before="0" w:line="20" w:after="0"/>
+        <w:spacing w:lineRule="exact" w:after="0" w:line="20" w:before="0"/>
         <w:rPr>
           <w:sz w:val="2"/>
         </w:rPr>
@@ -4539,7 +5489,7 @@
         <w:fldChar w:fldCharType="separate"/>
       </w:r>
       <w:r>
-        <w:t>8</w:t>
+        <w:t>9</w:t>
       </w:r>
       <w:r>
         <w:fldChar w:fldCharType="end"/>
@@ -4554,7 +5504,7 @@
       </w:pPr>
       <w:r>
         <w:rPr>
-          <w:rStyle w:val="VerbatimChar"/>
+          <w:rStyle w:val="InformationTok"/>
         </w:rPr>
         <w:t xml:space="preserve">```plantuml:diag-state{caption="State Machine"}</w:t>
       </w:r>
@@ -4563,7 +5513,7 @@
       </w:r>
       <w:r>
         <w:rPr>
-          <w:rStyle w:val="VerbatimChar"/>
+          <w:rStyle w:val="InformationTok"/>
         </w:rPr>
         <w:t xml:space="preserve">@startuml</w:t>
       </w:r>
@@ -4572,7 +5522,7 @@
       </w:r>
       <w:r>
         <w:rPr>
-          <w:rStyle w:val="VerbatimChar"/>
+          <w:rStyle w:val="InformationTok"/>
         </w:rPr>
         <w:t xml:space="preserve">[*] --&gt; Active</w:t>
       </w:r>
@@ -4581,7 +5531,7 @@
       </w:r>
       <w:r>
         <w:rPr>
-          <w:rStyle w:val="VerbatimChar"/>
+          <w:rStyle w:val="InformationTok"/>
         </w:rPr>
         <w:t xml:space="preserve">Active --&gt; Inactive</w:t>
       </w:r>
@@ -4590,7 +5540,7 @@
       </w:r>
       <w:r>
         <w:rPr>
-          <w:rStyle w:val="VerbatimChar"/>
+          <w:rStyle w:val="InformationTok"/>
         </w:rPr>
         <w:t xml:space="preserve">@enduml</w:t>
       </w:r>
@@ -4599,7 +5549,7 @@
       </w:r>
       <w:r>
         <w:rPr>
-          <w:rStyle w:val="VerbatimChar"/>
+          <w:rStyle w:val="InformationTok"/>
         </w:rPr>
         <w:t xml:space="preserve">```</w:t>
       </w:r>
@@ -4620,7 +5570,7 @@
     </w:p>
     <w:p>
       <w:pPr>
-        <w:spacing w:lineRule="exact" w:before="0" w:line="20" w:after="0"/>
+        <w:spacing w:lineRule="exact" w:after="0" w:line="20" w:before="0"/>
         <w:rPr>
           <w:sz w:val="2"/>
         </w:rPr>
@@ -4646,7 +5596,7 @@
         <w:fldChar w:fldCharType="separate"/>
       </w:r>
       <w:r>
-        <w:t>9</w:t>
+        <w:t>10</w:t>
       </w:r>
       <w:r>
         <w:fldChar w:fldCharType="end"/>
@@ -4661,7 +5611,7 @@
       </w:pPr>
       <w:r>
         <w:rPr>
-          <w:rStyle w:val="VerbatimChar"/>
+          <w:rStyle w:val="InformationTok"/>
         </w:rPr>
         <w:t xml:space="preserve">```list-table:tbl-interfaces{caption="External Interfaces"}</w:t>
       </w:r>
@@ -4670,7 +5620,7 @@
       </w:r>
       <w:r>
         <w:rPr>
-          <w:rStyle w:val="VerbatimChar"/>
+          <w:rStyle w:val="InformationTok"/>
         </w:rPr>
         <w:t xml:space="preserve">&gt; header-rows: 1</w:t>
       </w:r>
@@ -4679,7 +5629,7 @@
       </w:r>
       <w:r>
         <w:rPr>
-          <w:rStyle w:val="VerbatimChar"/>
+          <w:rStyle w:val="InformationTok"/>
         </w:rPr>
         <w:t xml:space="preserve">&gt; aligns: l,l,l</w:t>
       </w:r>
@@ -4691,7 +5641,7 @@
       </w:r>
       <w:r>
         <w:rPr>
-          <w:rStyle w:val="VerbatimChar"/>
+          <w:rStyle w:val="InformationTok"/>
         </w:rPr>
         <w:t xml:space="preserve">* - Interface</w:t>
       </w:r>
@@ -4700,7 +5650,7 @@
       </w:r>
       <w:r>
         <w:rPr>
-          <w:rStyle w:val="VerbatimChar"/>
+          <w:rStyle w:val="InformationTok"/>
         </w:rPr>
         <w:t xml:space="preserve">  - Protocol</w:t>
       </w:r>
@@ -4709,7 +5659,7 @@
       </w:r>
       <w:r>
         <w:rPr>
-          <w:rStyle w:val="VerbatimChar"/>
+          <w:rStyle w:val="InformationTok"/>
         </w:rPr>
         <w:t xml:space="preserve">  - Direction</w:t>
       </w:r>
@@ -4718,7 +5668,7 @@
       </w:r>
       <w:r>
         <w:rPr>
-          <w:rStyle w:val="VerbatimChar"/>
+          <w:rStyle w:val="InformationTok"/>
         </w:rPr>
         <w:t xml:space="preserve">* - GPS</w:t>
       </w:r>
@@ -4727,7 +5677,7 @@
       </w:r>
       <w:r>
         <w:rPr>
-          <w:rStyle w:val="VerbatimChar"/>
+          <w:rStyle w:val="InformationTok"/>
         </w:rPr>
         <w:t xml:space="preserve">  - ARINC-429</w:t>
       </w:r>
@@ -4736,7 +5686,7 @@
       </w:r>
       <w:r>
         <w:rPr>
-          <w:rStyle w:val="VerbatimChar"/>
+          <w:rStyle w:val="InformationTok"/>
         </w:rPr>
         <w:t xml:space="preserve">  - Input</w:t>
       </w:r>
@@ -4745,7 +5695,7 @@
       </w:r>
       <w:r>
         <w:rPr>
-          <w:rStyle w:val="VerbatimChar"/>
+          <w:rStyle w:val="InformationTok"/>
         </w:rPr>
         <w:t xml:space="preserve">```</w:t>
       </w:r>
@@ -4774,7 +5724,7 @@
     </w:p>
     <w:p>
       <w:pPr>
-        <w:spacing w:lineRule="exact" w:before="0" w:line="20" w:after="0"/>
+        <w:spacing w:lineRule="exact" w:after="0" w:line="20" w:before="0"/>
         <w:rPr>
           <w:sz w:val="2"/>
         </w:rPr>
@@ -4800,7 +5750,7 @@
         <w:fldChar w:fldCharType="separate"/>
       </w:r>
       <w:r>
-        <w:t>10</w:t>
+        <w:t>11</w:t>
       </w:r>
       <w:r>
         <w:fldChar w:fldCharType="end"/>
@@ -4815,7 +5765,7 @@
       </w:pPr>
       <w:r>
         <w:rPr>
-          <w:rStyle w:val="VerbatimChar"/>
+          <w:rStyle w:val="InformationTok"/>
         </w:rPr>
         <w:t xml:space="preserve">```csv:tbl-data{caption="Sample Data"}</w:t>
       </w:r>
@@ -4824,7 +5774,7 @@
       </w:r>
       <w:r>
         <w:rPr>
-          <w:rStyle w:val="VerbatimChar"/>
+          <w:rStyle w:val="InformationTok"/>
         </w:rPr>
         <w:t xml:space="preserve">Name,Value,Unit</w:t>
       </w:r>
@@ -4833,7 +5783,7 @@
       </w:r>
       <w:r>
         <w:rPr>
-          <w:rStyle w:val="VerbatimChar"/>
+          <w:rStyle w:val="InformationTok"/>
         </w:rPr>
         <w:t xml:space="preserve">Temperature,72.5,F</w:t>
       </w:r>
@@ -4842,7 +5792,7 @@
       </w:r>
       <w:r>
         <w:rPr>
-          <w:rStyle w:val="VerbatimChar"/>
+          <w:rStyle w:val="InformationTok"/>
         </w:rPr>
         <w:t xml:space="preserve">Pressure,1013.25,hPa</w:t>
       </w:r>
@@ -4851,7 +5801,7 @@
       </w:r>
       <w:r>
         <w:rPr>
-          <w:rStyle w:val="VerbatimChar"/>
+          <w:rStyle w:val="InformationTok"/>
         </w:rPr>
         <w:t xml:space="preserve">```</w:t>
       </w:r>
@@ -4957,7 +5907,7 @@
     </w:p>
     <w:p>
       <w:pPr>
-        <w:spacing w:lineRule="exact" w:before="0" w:line="20" w:after="0"/>
+        <w:spacing w:lineRule="exact" w:after="0" w:line="20" w:before="0"/>
         <w:rPr>
           <w:sz w:val="2"/>
         </w:rPr>
@@ -4983,7 +5933,7 @@
         <w:fldChar w:fldCharType="separate"/>
       </w:r>
       <w:r>
-        <w:t>11</w:t>
+        <w:t>12</w:t>
       </w:r>
       <w:r>
         <w:fldChar w:fldCharType="end"/>
@@ -4998,7 +5948,7 @@
       </w:pPr>
       <w:r>
         <w:rPr>
-          <w:rStyle w:val="VerbatimChar"/>
+          <w:rStyle w:val="InformationTok"/>
         </w:rPr>
         <w:t xml:space="preserve">```listing.c:lst-init{caption="Initialization Routine"}</w:t>
       </w:r>
@@ -5007,7 +5957,7 @@
       </w:r>
       <w:r>
         <w:rPr>
-          <w:rStyle w:val="VerbatimChar"/>
+          <w:rStyle w:val="InformationTok"/>
         </w:rPr>
         <w:t xml:space="preserve">void init(void) {</w:t>
       </w:r>
@@ -5016,7 +5966,7 @@
       </w:r>
       <w:r>
         <w:rPr>
-          <w:rStyle w:val="VerbatimChar"/>
+          <w:rStyle w:val="InformationTok"/>
         </w:rPr>
         <w:t xml:space="preserve">    setup_hardware();</w:t>
       </w:r>
@@ -5025,7 +5975,7 @@
       </w:r>
       <w:r>
         <w:rPr>
-          <w:rStyle w:val="VerbatimChar"/>
+          <w:rStyle w:val="InformationTok"/>
         </w:rPr>
         <w:t xml:space="preserve">}</w:t>
       </w:r>
@@ -5034,7 +5984,7 @@
       </w:r>
       <w:r>
         <w:rPr>
-          <w:rStyle w:val="VerbatimChar"/>
+          <w:rStyle w:val="InformationTok"/>
         </w:rPr>
         <w:t xml:space="preserve">```</w:t>
       </w:r>
@@ -5147,7 +6097,7 @@
     </w:p>
     <w:p>
       <w:pPr>
-        <w:spacing w:lineRule="exact" w:before="0" w:line="20" w:after="0"/>
+        <w:spacing w:lineRule="exact" w:after="0" w:line="20" w:before="0"/>
         <w:rPr>
           <w:sz w:val="2"/>
         </w:rPr>
@@ -5173,7 +6123,7 @@
         <w:fldChar w:fldCharType="separate"/>
       </w:r>
       <w:r>
-        <w:t>12</w:t>
+        <w:t>13</w:t>
       </w:r>
       <w:r>
         <w:fldChar w:fldCharType="end"/>
@@ -5188,7 +6138,7 @@
       </w:pPr>
       <w:r>
         <w:rPr>
-          <w:rStyle w:val="VerbatimChar"/>
+          <w:rStyle w:val="InformationTok"/>
         </w:rPr>
         <w:t xml:space="preserve">```chart:chart-coverage{caption="Test Coverage"}</w:t>
       </w:r>
@@ -5197,7 +6147,7 @@
       </w:r>
       <w:r>
         <w:rPr>
-          <w:rStyle w:val="VerbatimChar"/>
+          <w:rStyle w:val="InformationTok"/>
         </w:rPr>
         <w:t xml:space="preserve">{</w:t>
       </w:r>
@@ -5206,7 +6156,7 @@
       </w:r>
       <w:r>
         <w:rPr>
-          <w:rStyle w:val="VerbatimChar"/>
+          <w:rStyle w:val="InformationTok"/>
         </w:rPr>
         <w:t xml:space="preserve">  "xAxis": { "data": ["Module A", "Module B"] },</w:t>
       </w:r>
@@ -5215,7 +6165,7 @@
       </w:r>
       <w:r>
         <w:rPr>
-          <w:rStyle w:val="VerbatimChar"/>
+          <w:rStyle w:val="InformationTok"/>
         </w:rPr>
         <w:t xml:space="preserve">  "series": [{ "type": "bar", "data": [95, 87] }]</w:t>
       </w:r>
@@ -5224,7 +6174,7 @@
       </w:r>
       <w:r>
         <w:rPr>
-          <w:rStyle w:val="VerbatimChar"/>
+          <w:rStyle w:val="InformationTok"/>
         </w:rPr>
         <w:t xml:space="preserve">}</w:t>
       </w:r>
@@ -5233,7 +6183,7 @@
       </w:r>
       <w:r>
         <w:rPr>
-          <w:rStyle w:val="VerbatimChar"/>
+          <w:rStyle w:val="InformationTok"/>
         </w:rPr>
         <w:t xml:space="preserve">```</w:t>
       </w:r>
@@ -5323,7 +6273,7 @@
     </w:p>
     <w:p>
       <w:pPr>
-        <w:spacing w:lineRule="exact" w:before="0" w:line="20" w:after="0"/>
+        <w:spacing w:lineRule="exact" w:after="0" w:line="20" w:before="0"/>
         <w:rPr>
           <w:sz w:val="2"/>
         </w:rPr>
@@ -5349,7 +6299,7 @@
         <w:fldChar w:fldCharType="separate"/>
       </w:r>
       <w:r>
-        <w:t>13</w:t>
+        <w:t>14</w:t>
       </w:r>
       <w:r>
         <w:fldChar w:fldCharType="end"/>
@@ -5364,7 +6314,7 @@
       </w:pPr>
       <w:r>
         <w:rPr>
-          <w:rStyle w:val="VerbatimChar"/>
+          <w:rStyle w:val="InformationTok"/>
         </w:rPr>
         <w:t xml:space="preserve">```math:eq-force{caption="Newton's Second Law"}</w:t>
       </w:r>
@@ -5373,7 +6323,7 @@
       </w:r>
       <w:r>
         <w:rPr>
-          <w:rStyle w:val="VerbatimChar"/>
+          <w:rStyle w:val="InformationTok"/>
         </w:rPr>
         <w:t xml:space="preserve">F = ma</w:t>
       </w:r>
@@ -5382,7 +6332,7 @@
       </w:r>
       <w:r>
         <w:rPr>
-          <w:rStyle w:val="VerbatimChar"/>
+          <w:rStyle w:val="InformationTok"/>
         </w:rPr>
         <w:t xml:space="preserve">```</w:t>
       </w:r>
@@ -5445,7 +6395,7 @@
     </w:p>
     <w:p>
       <w:pPr>
-        <w:spacing w:lineRule="exact" w:before="0" w:line="20" w:after="0"/>
+        <w:spacing w:lineRule="exact" w:after="0" w:line="20" w:before="0"/>
         <w:rPr>
           <w:sz w:val="2"/>
         </w:rPr>
@@ -5486,18 +6436,18 @@
         <w:tblW w:type="auto" w:w="0"/>
         <w:tblLook w:firstRow="1" w:lastRow="0" w:firstColumn="0" w:lastColumn="0" w:noHBand="0" w:noVBand="0" w:val="0020"/>
         <w:tblBorders>
-          <w:top w:sz="6" w:color="000000" w:space="0" w:val="single"/>
-          <w:left w:sz="6" w:color="000000" w:space="0" w:val="single"/>
-          <w:bottom w:sz="6" w:color="000000" w:space="0" w:val="single"/>
-          <w:right w:sz="6" w:color="000000" w:space="0" w:val="single"/>
-          <w:insideH w:sz="6" w:color="000000" w:space="0" w:val="single"/>
-          <w:insideV w:sz="6" w:color="000000" w:space="0" w:val="single"/>
+          <w:top w:space="0" w:color="000000" w:val="single" w:sz="6"/>
+          <w:left w:space="0" w:color="000000" w:val="single" w:sz="6"/>
+          <w:bottom w:space="0" w:color="000000" w:val="single" w:sz="6"/>
+          <w:right w:space="0" w:color="000000" w:val="single" w:sz="6"/>
+          <w:insideH w:space="0" w:color="000000" w:val="single" w:sz="6"/>
+          <w:insideV w:space="0" w:color="000000" w:val="single" w:sz="6"/>
         </w:tblBorders>
         <w:tblCellMar>
-          <w:top w:type="dxa" w:w="57"/>
-          <w:left w:type="dxa" w:w="108"/>
-          <w:bottom w:type="dxa" w:w="57"/>
-          <w:right w:type="dxa" w:w="108"/>
+          <w:top w:w="57" w:type="dxa"/>
+          <w:left w:w="108" w:type="dxa"/>
+          <w:bottom w:w="57" w:type="dxa"/>
+          <w:right w:w="108" w:type="dxa"/>
         </w:tblCellMar>
       </w:tblPr>
       <w:tblGrid>
@@ -5510,14 +6460,14 @@
         </w:trPr>
         <w:tc>
           <w:tcPr>
-            <w:shd w:color="auto" w:fill="E8E8E8" w:val="clear"/>
+            <w:shd w:color="auto" w:val="clear" w:fill="E8E8E8"/>
           </w:tcPr>
           <w:p>
             <w:pPr>
               <w:pStyle w:val="Compact"/>
               <w:jc w:val="left"/>
-              <w:ind w:right="0" w:left="0" w:firstLine="0"/>
-              <w:spacing w:lineRule="auto" w:line="240" w:before="40" w:after="40"/>
+              <w:ind w:firstLine="0" w:right="0" w:left="0"/>
+              <w:spacing w:before="40" w:lineRule="auto" w:line="240" w:after="40"/>
             </w:pPr>
             <w:r>
               <w:rPr>
@@ -5529,14 +6479,14 @@
         </w:tc>
         <w:tc>
           <w:tcPr>
-            <w:shd w:color="auto" w:fill="E8E8E8" w:val="clear"/>
+            <w:shd w:color="auto" w:val="clear" w:fill="E8E8E8"/>
           </w:tcPr>
           <w:p>
             <w:pPr>
               <w:pStyle w:val="Compact"/>
               <w:jc w:val="left"/>
-              <w:ind w:right="0" w:left="0" w:firstLine="0"/>
-              <w:spacing w:lineRule="auto" w:line="240" w:before="40" w:after="40"/>
+              <w:ind w:firstLine="0" w:right="0" w:left="0"/>
+              <w:spacing w:before="40" w:lineRule="auto" w:line="240" w:after="40"/>
             </w:pPr>
             <w:r>
               <w:rPr>
@@ -5554,8 +6504,8 @@
             <w:pPr>
               <w:pStyle w:val="Compact"/>
               <w:jc w:val="left"/>
-              <w:ind w:right="0" w:left="0" w:firstLine="0"/>
-              <w:spacing w:lineRule="auto" w:line="240" w:before="40" w:after="40"/>
+              <w:ind w:firstLine="0" w:right="0" w:left="0"/>
+              <w:spacing w:before="40" w:lineRule="auto" w:line="240" w:after="40"/>
             </w:pPr>
             <w:r>
               <w:rPr>
@@ -5571,8 +6521,8 @@
             <w:pPr>
               <w:pStyle w:val="Compact"/>
               <w:jc w:val="left"/>
-              <w:ind w:right="0" w:left="0" w:firstLine="0"/>
-              <w:spacing w:lineRule="auto" w:line="240" w:before="40" w:after="40"/>
+              <w:ind w:firstLine="0" w:right="0" w:left="0"/>
+              <w:spacing w:before="40" w:lineRule="auto" w:line="240" w:after="40"/>
             </w:pPr>
             <w:r>
               <w:t xml:space="preserve">Float type identifier (for example</w:t>
@@ -5671,8 +6621,8 @@
             <w:pPr>
               <w:pStyle w:val="Compact"/>
               <w:jc w:val="left"/>
-              <w:ind w:right="0" w:left="0" w:firstLine="0"/>
-              <w:spacing w:lineRule="auto" w:line="240" w:before="40" w:after="40"/>
+              <w:ind w:firstLine="0" w:right="0" w:left="0"/>
+              <w:spacing w:before="40" w:lineRule="auto" w:line="240" w:after="40"/>
             </w:pPr>
             <w:r>
               <w:rPr>
@@ -5688,8 +6638,8 @@
             <w:pPr>
               <w:pStyle w:val="Compact"/>
               <w:jc w:val="left"/>
-              <w:ind w:right="0" w:left="0" w:firstLine="0"/>
-              <w:spacing w:lineRule="auto" w:line="240" w:before="40" w:after="40"/>
+              <w:ind w:firstLine="0" w:right="0" w:left="0"/>
+              <w:spacing w:before="40" w:lineRule="auto" w:line="240" w:after="40"/>
             </w:pPr>
             <w:r>
               <w:t xml:space="preserve">Optional language hint for syntax highlighting</w:t>
@@ -5704,8 +6654,8 @@
             <w:pPr>
               <w:pStyle w:val="Compact"/>
               <w:jc w:val="left"/>
-              <w:ind w:right="0" w:left="0" w:firstLine="0"/>
-              <w:spacing w:lineRule="auto" w:line="240" w:before="40" w:after="40"/>
+              <w:ind w:firstLine="0" w:right="0" w:left="0"/>
+              <w:spacing w:before="40" w:lineRule="auto" w:line="240" w:after="40"/>
             </w:pPr>
             <w:r>
               <w:rPr>
@@ -5721,8 +6671,8 @@
             <w:pPr>
               <w:pStyle w:val="Compact"/>
               <w:jc w:val="left"/>
-              <w:ind w:right="0" w:left="0" w:firstLine="0"/>
-              <w:spacing w:lineRule="auto" w:line="240" w:before="40" w:after="40"/>
+              <w:ind w:firstLine="0" w:right="0" w:left="0"/>
+              <w:spacing w:before="40" w:lineRule="auto" w:line="240" w:after="40"/>
             </w:pPr>
             <w:r>
               <w:t xml:space="preserve">Float label for cross-referencing; must be unique within the specification</w:t>
@@ -5737,8 +6687,8 @@
             <w:pPr>
               <w:pStyle w:val="Compact"/>
               <w:jc w:val="left"/>
-              <w:ind w:right="0" w:left="0" w:firstLine="0"/>
-              <w:spacing w:lineRule="auto" w:line="240" w:before="40" w:after="40"/>
+              <w:ind w:firstLine="0" w:right="0" w:left="0"/>
+              <w:spacing w:before="40" w:lineRule="auto" w:line="240" w:after="40"/>
             </w:pPr>
             <w:r>
               <w:rPr>
@@ -5754,8 +6704,8 @@
             <w:pPr>
               <w:pStyle w:val="Compact"/>
               <w:jc w:val="left"/>
-              <w:ind w:right="0" w:left="0" w:firstLine="0"/>
-              <w:spacing w:lineRule="auto" w:line="240" w:before="40" w:after="40"/>
+              <w:ind w:firstLine="0" w:right="0" w:left="0"/>
+              <w:spacing w:before="40" w:lineRule="auto" w:line="240" w:after="40"/>
             </w:pPr>
             <w:r>
               <w:t xml:space="preserve">Key-value attributes; common attribute:</w:t>
@@ -5856,7 +6806,7 @@
     </w:p>
     <w:p>
       <w:pPr>
-        <w:spacing w:lineRule="exact" w:before="0" w:line="20" w:after="0"/>
+        <w:spacing w:lineRule="exact" w:after="0" w:line="20" w:before="0"/>
         <w:rPr>
           <w:sz w:val="2"/>
         </w:rPr>
@@ -5897,18 +6847,18 @@
         <w:tblW w:type="auto" w:w="0"/>
         <w:tblLook w:firstRow="1" w:lastRow="0" w:firstColumn="0" w:lastColumn="0" w:noHBand="0" w:noVBand="0" w:val="0020"/>
         <w:tblBorders>
-          <w:top w:sz="6" w:color="000000" w:space="0" w:val="single"/>
-          <w:left w:sz="6" w:color="000000" w:space="0" w:val="single"/>
-          <w:bottom w:sz="6" w:color="000000" w:space="0" w:val="single"/>
-          <w:right w:sz="6" w:color="000000" w:space="0" w:val="single"/>
-          <w:insideH w:sz="6" w:color="000000" w:space="0" w:val="single"/>
-          <w:insideV w:sz="6" w:color="000000" w:space="0" w:val="single"/>
+          <w:top w:space="0" w:color="000000" w:val="single" w:sz="6"/>
+          <w:left w:space="0" w:color="000000" w:val="single" w:sz="6"/>
+          <w:bottom w:space="0" w:color="000000" w:val="single" w:sz="6"/>
+          <w:right w:space="0" w:color="000000" w:val="single" w:sz="6"/>
+          <w:insideH w:space="0" w:color="000000" w:val="single" w:sz="6"/>
+          <w:insideV w:space="0" w:color="000000" w:val="single" w:sz="6"/>
         </w:tblBorders>
         <w:tblCellMar>
-          <w:top w:type="dxa" w:w="57"/>
-          <w:left w:type="dxa" w:w="108"/>
-          <w:bottom w:type="dxa" w:w="57"/>
-          <w:right w:type="dxa" w:w="108"/>
+          <w:top w:w="57" w:type="dxa"/>
+          <w:left w:w="108" w:type="dxa"/>
+          <w:bottom w:w="57" w:type="dxa"/>
+          <w:right w:w="108" w:type="dxa"/>
         </w:tblCellMar>
       </w:tblPr>
       <w:tblGrid>
@@ -5922,14 +6872,14 @@
         </w:trPr>
         <w:tc>
           <w:tcPr>
-            <w:shd w:color="auto" w:fill="E8E8E8" w:val="clear"/>
+            <w:shd w:color="auto" w:val="clear" w:fill="E8E8E8"/>
           </w:tcPr>
           <w:p>
             <w:pPr>
               <w:pStyle w:val="Compact"/>
               <w:jc w:val="left"/>
-              <w:ind w:right="0" w:left="0" w:firstLine="0"/>
-              <w:spacing w:lineRule="auto" w:line="240" w:before="40" w:after="40"/>
+              <w:ind w:firstLine="0" w:right="0" w:left="0"/>
+              <w:spacing w:before="40" w:lineRule="auto" w:line="240" w:after="40"/>
             </w:pPr>
             <w:r>
               <w:rPr>
@@ -5941,14 +6891,14 @@
         </w:tc>
         <w:tc>
           <w:tcPr>
-            <w:shd w:color="auto" w:fill="E8E8E8" w:val="clear"/>
+            <w:shd w:color="auto" w:val="clear" w:fill="E8E8E8"/>
           </w:tcPr>
           <w:p>
             <w:pPr>
               <w:pStyle w:val="Compact"/>
               <w:jc w:val="left"/>
-              <w:ind w:right="0" w:left="0" w:firstLine="0"/>
-              <w:spacing w:lineRule="auto" w:line="240" w:before="40" w:after="40"/>
+              <w:ind w:firstLine="0" w:right="0" w:left="0"/>
+              <w:spacing w:before="40" w:lineRule="auto" w:line="240" w:after="40"/>
             </w:pPr>
             <w:r>
               <w:rPr>
@@ -5960,14 +6910,14 @@
         </w:tc>
         <w:tc>
           <w:tcPr>
-            <w:shd w:color="auto" w:fill="E8E8E8" w:val="clear"/>
+            <w:shd w:color="auto" w:val="clear" w:fill="E8E8E8"/>
           </w:tcPr>
           <w:p>
             <w:pPr>
               <w:pStyle w:val="Compact"/>
               <w:jc w:val="left"/>
-              <w:ind w:right="0" w:left="0" w:firstLine="0"/>
-              <w:spacing w:lineRule="auto" w:line="240" w:before="40" w:after="40"/>
+              <w:ind w:firstLine="0" w:right="0" w:left="0"/>
+              <w:spacing w:before="40" w:lineRule="auto" w:line="240" w:after="40"/>
             </w:pPr>
             <w:r>
               <w:rPr>
@@ -5985,8 +6935,8 @@
             <w:pPr>
               <w:pStyle w:val="Compact"/>
               <w:jc w:val="left"/>
-              <w:ind w:right="0" w:left="0" w:firstLine="0"/>
-              <w:spacing w:lineRule="auto" w:line="240" w:before="40" w:after="40"/>
+              <w:ind w:firstLine="0" w:right="0" w:left="0"/>
+              <w:spacing w:before="40" w:lineRule="auto" w:line="240" w:after="40"/>
             </w:pPr>
             <w:r>
               <w:rPr>
@@ -6002,8 +6952,8 @@
             <w:pPr>
               <w:pStyle w:val="Compact"/>
               <w:jc w:val="left"/>
-              <w:ind w:right="0" w:left="0" w:firstLine="0"/>
-              <w:spacing w:lineRule="auto" w:line="240" w:before="40" w:after="40"/>
+              <w:ind w:firstLine="0" w:right="0" w:left="0"/>
+              <w:spacing w:before="40" w:lineRule="auto" w:line="240" w:after="40"/>
             </w:pPr>
             <w:r>
               <w:rPr>
@@ -6025,8 +6975,8 @@
             <w:pPr>
               <w:pStyle w:val="Compact"/>
               <w:jc w:val="left"/>
-              <w:ind w:right="0" w:left="0" w:firstLine="0"/>
-              <w:spacing w:lineRule="auto" w:line="240" w:before="40" w:after="40"/>
+              <w:ind w:firstLine="0" w:right="0" w:left="0"/>
+              <w:spacing w:before="40" w:lineRule="auto" w:line="240" w:after="40"/>
             </w:pPr>
             <w:r>
               <w:t xml:space="preserve">PID lookup: same-spec first, then cross-document fallback</w:t>
@@ -6041,8 +6991,8 @@
             <w:pPr>
               <w:pStyle w:val="Compact"/>
               <w:jc w:val="left"/>
-              <w:ind w:right="0" w:left="0" w:firstLine="0"/>
-              <w:spacing w:lineRule="auto" w:line="240" w:before="40" w:after="40"/>
+              <w:ind w:firstLine="0" w:right="0" w:left="0"/>
+              <w:spacing w:before="40" w:lineRule="auto" w:line="240" w:after="40"/>
             </w:pPr>
             <w:r>
               <w:rPr>
@@ -6058,8 +7008,8 @@
             <w:pPr>
               <w:pStyle w:val="Compact"/>
               <w:jc w:val="left"/>
-              <w:ind w:right="0" w:left="0" w:firstLine="0"/>
-              <w:spacing w:lineRule="auto" w:line="240" w:before="40" w:after="40"/>
+              <w:ind w:firstLine="0" w:right="0" w:left="0"/>
+              <w:spacing w:before="40" w:lineRule="auto" w:line="240" w:after="40"/>
             </w:pPr>
             <w:r>
               <w:rPr>
@@ -6081,8 +7031,8 @@
             <w:pPr>
               <w:pStyle w:val="Compact"/>
               <w:jc w:val="left"/>
-              <w:ind w:right="0" w:left="0" w:firstLine="0"/>
-              <w:spacing w:lineRule="auto" w:line="240" w:before="40" w:after="40"/>
+              <w:ind w:firstLine="0" w:right="0" w:left="0"/>
+              <w:spacing w:before="40" w:lineRule="auto" w:line="240" w:after="40"/>
             </w:pPr>
             <w:r>
               <w:t xml:space="preserve">Scoped label resolution: local scope, then same-spec, then global</w:t>
@@ -6097,8 +7047,8 @@
             <w:pPr>
               <w:pStyle w:val="Compact"/>
               <w:jc w:val="left"/>
-              <w:ind w:right="0" w:left="0" w:firstLine="0"/>
-              <w:spacing w:lineRule="auto" w:line="240" w:before="40" w:after="40"/>
+              <w:ind w:firstLine="0" w:right="0" w:left="0"/>
+              <w:spacing w:before="40" w:lineRule="auto" w:line="240" w:after="40"/>
             </w:pPr>
             <w:r>
               <w:rPr>
@@ -6114,8 +7064,8 @@
             <w:pPr>
               <w:pStyle w:val="Compact"/>
               <w:jc w:val="left"/>
-              <w:ind w:right="0" w:left="0" w:firstLine="0"/>
-              <w:spacing w:lineRule="auto" w:line="240" w:before="40" w:after="40"/>
+              <w:ind w:firstLine="0" w:right="0" w:left="0"/>
+              <w:spacing w:before="40" w:lineRule="auto" w:line="240" w:after="40"/>
             </w:pPr>
             <w:r>
               <w:t xml:space="preserve">XREF_CITATION</w:t>
@@ -6128,8 +7078,8 @@
             <w:pPr>
               <w:pStyle w:val="Compact"/>
               <w:jc w:val="left"/>
-              <w:ind w:right="0" w:left="0" w:firstLine="0"/>
-              <w:spacing w:lineRule="auto" w:line="240" w:before="40" w:after="40"/>
+              <w:ind w:firstLine="0" w:right="0" w:left="0"/>
+              <w:spacing w:before="40" w:lineRule="auto" w:line="240" w:after="40"/>
             </w:pPr>
             <w:r>
               <w:t xml:space="preserve">Rewritten to pandoc Cite element (parenthetical)</w:t>
@@ -6144,8 +7094,8 @@
             <w:pPr>
               <w:pStyle w:val="Compact"/>
               <w:jc w:val="left"/>
-              <w:ind w:right="0" w:left="0" w:firstLine="0"/>
-              <w:spacing w:lineRule="auto" w:line="240" w:before="40" w:after="40"/>
+              <w:ind w:firstLine="0" w:right="0" w:left="0"/>
+              <w:spacing w:before="40" w:lineRule="auto" w:line="240" w:after="40"/>
             </w:pPr>
             <w:r>
               <w:rPr>
@@ -6161,8 +7111,8 @@
             <w:pPr>
               <w:pStyle w:val="Compact"/>
               <w:jc w:val="left"/>
-              <w:ind w:right="0" w:left="0" w:firstLine="0"/>
-              <w:spacing w:lineRule="auto" w:line="240" w:before="40" w:after="40"/>
+              <w:ind w:firstLine="0" w:right="0" w:left="0"/>
+              <w:spacing w:before="40" w:lineRule="auto" w:line="240" w:after="40"/>
             </w:pPr>
             <w:r>
               <w:t xml:space="preserve">XREF_CITATION</w:t>
@@ -6175,8 +7125,8 @@
             <w:pPr>
               <w:pStyle w:val="Compact"/>
               <w:jc w:val="left"/>
-              <w:ind w:right="0" w:left="0" w:firstLine="0"/>
-              <w:spacing w:lineRule="auto" w:line="240" w:before="40" w:after="40"/>
+              <w:ind w:firstLine="0" w:right="0" w:left="0"/>
+              <w:spacing w:before="40" w:lineRule="auto" w:line="240" w:after="40"/>
             </w:pPr>
             <w:r>
               <w:t xml:space="preserve">Rewritten to pandoc Cite element (in-text)</w:t>
@@ -6210,7 +7160,7 @@
     </w:p>
     <w:p>
       <w:pPr>
-        <w:spacing w:lineRule="exact" w:before="0" w:line="20" w:after="0"/>
+        <w:spacing w:lineRule="exact" w:after="0" w:line="20" w:before="0"/>
         <w:rPr>
           <w:sz w:val="2"/>
         </w:rPr>
@@ -6251,18 +7201,18 @@
         <w:tblW w:type="auto" w:w="0"/>
         <w:tblLook w:firstRow="1" w:lastRow="0" w:firstColumn="0" w:lastColumn="0" w:noHBand="0" w:noVBand="0" w:val="0020"/>
         <w:tblBorders>
-          <w:top w:sz="6" w:color="000000" w:space="0" w:val="single"/>
-          <w:left w:sz="6" w:color="000000" w:space="0" w:val="single"/>
-          <w:bottom w:sz="6" w:color="000000" w:space="0" w:val="single"/>
-          <w:right w:sz="6" w:color="000000" w:space="0" w:val="single"/>
-          <w:insideH w:sz="6" w:color="000000" w:space="0" w:val="single"/>
-          <w:insideV w:sz="6" w:color="000000" w:space="0" w:val="single"/>
+          <w:top w:space="0" w:color="000000" w:val="single" w:sz="6"/>
+          <w:left w:space="0" w:color="000000" w:val="single" w:sz="6"/>
+          <w:bottom w:space="0" w:color="000000" w:val="single" w:sz="6"/>
+          <w:right w:space="0" w:color="000000" w:val="single" w:sz="6"/>
+          <w:insideH w:space="0" w:color="000000" w:val="single" w:sz="6"/>
+          <w:insideV w:space="0" w:color="000000" w:val="single" w:sz="6"/>
         </w:tblBorders>
         <w:tblCellMar>
-          <w:top w:type="dxa" w:w="57"/>
-          <w:left w:type="dxa" w:w="108"/>
-          <w:bottom w:type="dxa" w:w="57"/>
-          <w:right w:type="dxa" w:w="108"/>
+          <w:top w:w="57" w:type="dxa"/>
+          <w:left w:w="108" w:type="dxa"/>
+          <w:bottom w:w="57" w:type="dxa"/>
+          <w:right w:w="108" w:type="dxa"/>
         </w:tblCellMar>
       </w:tblPr>
       <w:tblGrid>
@@ -6276,14 +7226,14 @@
         </w:trPr>
         <w:tc>
           <w:tcPr>
-            <w:shd w:color="auto" w:fill="E8E8E8" w:val="clear"/>
+            <w:shd w:color="auto" w:val="clear" w:fill="E8E8E8"/>
           </w:tcPr>
           <w:p>
             <w:pPr>
               <w:pStyle w:val="Compact"/>
               <w:jc w:val="left"/>
-              <w:ind w:right="0" w:left="0" w:firstLine="0"/>
-              <w:spacing w:lineRule="auto" w:line="240" w:before="40" w:after="40"/>
+              <w:ind w:firstLine="0" w:right="0" w:left="0"/>
+              <w:spacing w:before="40" w:lineRule="auto" w:line="240" w:after="40"/>
             </w:pPr>
             <w:r>
               <w:rPr>
@@ -6295,14 +7245,14 @@
         </w:tc>
         <w:tc>
           <w:tcPr>
-            <w:shd w:color="auto" w:fill="E8E8E8" w:val="clear"/>
+            <w:shd w:color="auto" w:val="clear" w:fill="E8E8E8"/>
           </w:tcPr>
           <w:p>
             <w:pPr>
               <w:pStyle w:val="Compact"/>
               <w:jc w:val="left"/>
-              <w:ind w:right="0" w:left="0" w:firstLine="0"/>
-              <w:spacing w:lineRule="auto" w:line="240" w:before="40" w:after="40"/>
+              <w:ind w:firstLine="0" w:right="0" w:left="0"/>
+              <w:spacing w:before="40" w:lineRule="auto" w:line="240" w:after="40"/>
             </w:pPr>
             <w:r>
               <w:rPr>
@@ -6314,14 +7264,14 @@
         </w:tc>
         <w:tc>
           <w:tcPr>
-            <w:shd w:color="auto" w:fill="E8E8E8" w:val="clear"/>
+            <w:shd w:color="auto" w:val="clear" w:fill="E8E8E8"/>
           </w:tcPr>
           <w:p>
             <w:pPr>
               <w:pStyle w:val="Compact"/>
               <w:jc w:val="left"/>
-              <w:ind w:right="0" w:left="0" w:firstLine="0"/>
-              <w:spacing w:lineRule="auto" w:line="240" w:before="40" w:after="40"/>
+              <w:ind w:firstLine="0" w:right="0" w:left="0"/>
+              <w:spacing w:before="40" w:lineRule="auto" w:line="240" w:after="40"/>
             </w:pPr>
             <w:r>
               <w:rPr>
@@ -6339,8 +7289,8 @@
             <w:pPr>
               <w:pStyle w:val="Compact"/>
               <w:jc w:val="left"/>
-              <w:ind w:right="0" w:left="0" w:firstLine="0"/>
-              <w:spacing w:lineRule="auto" w:line="240" w:before="40" w:after="40"/>
+              <w:ind w:firstLine="0" w:right="0" w:left="0"/>
+              <w:spacing w:before="40" w:lineRule="auto" w:line="240" w:after="40"/>
             </w:pPr>
             <w:r>
               <w:rPr>
@@ -6356,8 +7306,8 @@
             <w:pPr>
               <w:pStyle w:val="Compact"/>
               <w:jc w:val="left"/>
-              <w:ind w:right="0" w:left="0" w:firstLine="0"/>
-              <w:spacing w:lineRule="auto" w:line="240" w:before="40" w:after="40"/>
+              <w:ind w:firstLine="0" w:right="0" w:left="0"/>
+              <w:spacing w:before="40" w:lineRule="auto" w:line="240" w:after="40"/>
             </w:pPr>
             <w:r>
               <w:rPr>
@@ -6373,8 +7323,8 @@
             <w:pPr>
               <w:pStyle w:val="Compact"/>
               <w:jc w:val="left"/>
-              <w:ind w:right="0" w:left="0" w:firstLine="0"/>
-              <w:spacing w:lineRule="auto" w:line="240" w:before="40" w:after="40"/>
+              <w:ind w:firstLine="0" w:right="0" w:left="0"/>
+              <w:spacing w:before="40" w:lineRule="auto" w:line="240" w:after="40"/>
             </w:pPr>
             <w:r>
               <w:t xml:space="preserve">Reference by PID</w:t>
@@ -6389,8 +7339,8 @@
             <w:pPr>
               <w:pStyle w:val="Compact"/>
               <w:jc w:val="left"/>
-              <w:ind w:right="0" w:left="0" w:firstLine="0"/>
-              <w:spacing w:lineRule="auto" w:line="240" w:before="40" w:after="40"/>
+              <w:ind w:firstLine="0" w:right="0" w:left="0"/>
+              <w:spacing w:before="40" w:lineRule="auto" w:line="240" w:after="40"/>
             </w:pPr>
             <w:r>
               <w:rPr>
@@ -6406,8 +7356,8 @@
             <w:pPr>
               <w:pStyle w:val="Compact"/>
               <w:jc w:val="left"/>
-              <w:ind w:right="0" w:left="0" w:firstLine="0"/>
-              <w:spacing w:lineRule="auto" w:line="240" w:before="40" w:after="40"/>
+              <w:ind w:firstLine="0" w:right="0" w:left="0"/>
+              <w:spacing w:before="40" w:lineRule="auto" w:line="240" w:after="40"/>
             </w:pPr>
             <w:r>
               <w:rPr>
@@ -6423,8 +7373,8 @@
             <w:pPr>
               <w:pStyle w:val="Compact"/>
               <w:jc w:val="left"/>
-              <w:ind w:right="0" w:left="0" w:firstLine="0"/>
-              <w:spacing w:lineRule="auto" w:line="240" w:before="40" w:after="40"/>
+              <w:ind w:firstLine="0" w:right="0" w:left="0"/>
+              <w:spacing w:before="40" w:lineRule="auto" w:line="240" w:after="40"/>
             </w:pPr>
             <w:r>
               <w:t xml:space="preserve">Typed float reference</w:t>
@@ -6439,8 +7389,8 @@
             <w:pPr>
               <w:pStyle w:val="Compact"/>
               <w:jc w:val="left"/>
-              <w:ind w:right="0" w:left="0" w:firstLine="0"/>
-              <w:spacing w:lineRule="auto" w:line="240" w:before="40" w:after="40"/>
+              <w:ind w:firstLine="0" w:right="0" w:left="0"/>
+              <w:spacing w:before="40" w:lineRule="auto" w:line="240" w:after="40"/>
             </w:pPr>
             <w:r>
               <w:rPr>
@@ -6456,8 +7406,8 @@
             <w:pPr>
               <w:pStyle w:val="Compact"/>
               <w:jc w:val="left"/>
-              <w:ind w:right="0" w:left="0" w:firstLine="0"/>
-              <w:spacing w:lineRule="auto" w:line="240" w:before="40" w:after="40"/>
+              <w:ind w:firstLine="0" w:right="0" w:left="0"/>
+              <w:spacing w:before="40" w:lineRule="auto" w:line="240" w:after="40"/>
             </w:pPr>
             <w:r>
               <w:rPr>
@@ -6473,8 +7423,8 @@
             <w:pPr>
               <w:pStyle w:val="Compact"/>
               <w:jc w:val="left"/>
-              <w:ind w:right="0" w:left="0" w:firstLine="0"/>
-              <w:spacing w:lineRule="auto" w:line="240" w:before="40" w:after="40"/>
+              <w:ind w:firstLine="0" w:right="0" w:left="0"/>
+              <w:spacing w:before="40" w:lineRule="auto" w:line="240" w:after="40"/>
             </w:pPr>
             <w:r>
               <w:t xml:space="preserve">Scoped float reference</w:t>
@@ -6489,8 +7439,8 @@
             <w:pPr>
               <w:pStyle w:val="Compact"/>
               <w:jc w:val="left"/>
-              <w:ind w:right="0" w:left="0" w:firstLine="0"/>
-              <w:spacing w:lineRule="auto" w:line="240" w:before="40" w:after="40"/>
+              <w:ind w:firstLine="0" w:right="0" w:left="0"/>
+              <w:spacing w:before="40" w:lineRule="auto" w:line="240" w:after="40"/>
             </w:pPr>
             <w:r>
               <w:rPr>
@@ -6506,8 +7456,8 @@
             <w:pPr>
               <w:pStyle w:val="Compact"/>
               <w:jc w:val="left"/>
-              <w:ind w:right="0" w:left="0" w:firstLine="0"/>
-              <w:spacing w:lineRule="auto" w:line="240" w:before="40" w:after="40"/>
+              <w:ind w:firstLine="0" w:right="0" w:left="0"/>
+              <w:spacing w:before="40" w:lineRule="auto" w:line="240" w:after="40"/>
             </w:pPr>
             <w:r>
               <w:rPr>
@@ -6523,8 +7473,8 @@
             <w:pPr>
               <w:pStyle w:val="Compact"/>
               <w:jc w:val="left"/>
-              <w:ind w:right="0" w:left="0" w:firstLine="0"/>
-              <w:spacing w:lineRule="auto" w:line="240" w:before="40" w:after="40"/>
+              <w:ind w:firstLine="0" w:right="0" w:left="0"/>
+              <w:spacing w:before="40" w:lineRule="auto" w:line="240" w:after="40"/>
             </w:pPr>
             <w:r>
               <w:t xml:space="preserve">Parenthetical citation</w:t>
@@ -6539,8 +7489,8 @@
             <w:pPr>
               <w:pStyle w:val="Compact"/>
               <w:jc w:val="left"/>
-              <w:ind w:right="0" w:left="0" w:firstLine="0"/>
-              <w:spacing w:lineRule="auto" w:line="240" w:before="40" w:after="40"/>
+              <w:ind w:firstLine="0" w:right="0" w:left="0"/>
+              <w:spacing w:before="40" w:lineRule="auto" w:line="240" w:after="40"/>
             </w:pPr>
             <w:r>
               <w:rPr>
@@ -6556,8 +7506,8 @@
             <w:pPr>
               <w:pStyle w:val="Compact"/>
               <w:jc w:val="left"/>
-              <w:ind w:right="0" w:left="0" w:firstLine="0"/>
-              <w:spacing w:lineRule="auto" w:line="240" w:before="40" w:after="40"/>
+              <w:ind w:firstLine="0" w:right="0" w:left="0"/>
+              <w:spacing w:before="40" w:lineRule="auto" w:line="240" w:after="40"/>
             </w:pPr>
             <w:r>
               <w:rPr>
@@ -6573,8 +7523,8 @@
             <w:pPr>
               <w:pStyle w:val="Compact"/>
               <w:jc w:val="left"/>
-              <w:ind w:right="0" w:left="0" w:firstLine="0"/>
-              <w:spacing w:lineRule="auto" w:line="240" w:before="40" w:after="40"/>
+              <w:ind w:firstLine="0" w:right="0" w:left="0"/>
+              <w:spacing w:before="40" w:lineRule="auto" w:line="240" w:after="40"/>
             </w:pPr>
             <w:r>
               <w:t xml:space="preserve">In-text citation</w:t>
@@ -6812,7 +7762,7 @@
     </w:p>
     <w:p>
       <w:pPr>
-        <w:spacing w:lineRule="exact" w:before="0" w:line="20" w:after="0"/>
+        <w:spacing w:lineRule="exact" w:after="0" w:line="20" w:before="0"/>
         <w:rPr>
           <w:sz w:val="2"/>
         </w:rPr>
@@ -6853,18 +7803,18 @@
         <w:tblW w:type="auto" w:w="0"/>
         <w:tblLook w:firstRow="1" w:lastRow="0" w:firstColumn="0" w:lastColumn="0" w:noHBand="0" w:noVBand="0" w:val="0020"/>
         <w:tblBorders>
-          <w:top w:sz="6" w:color="000000" w:space="0" w:val="single"/>
-          <w:left w:sz="6" w:color="000000" w:space="0" w:val="single"/>
-          <w:bottom w:sz="6" w:color="000000" w:space="0" w:val="single"/>
-          <w:right w:sz="6" w:color="000000" w:space="0" w:val="single"/>
-          <w:insideH w:sz="6" w:color="000000" w:space="0" w:val="single"/>
-          <w:insideV w:sz="6" w:color="000000" w:space="0" w:val="single"/>
+          <w:top w:space="0" w:color="000000" w:val="single" w:sz="6"/>
+          <w:left w:space="0" w:color="000000" w:val="single" w:sz="6"/>
+          <w:bottom w:space="0" w:color="000000" w:val="single" w:sz="6"/>
+          <w:right w:space="0" w:color="000000" w:val="single" w:sz="6"/>
+          <w:insideH w:space="0" w:color="000000" w:val="single" w:sz="6"/>
+          <w:insideV w:space="0" w:color="000000" w:val="single" w:sz="6"/>
         </w:tblBorders>
         <w:tblCellMar>
-          <w:top w:type="dxa" w:w="57"/>
-          <w:left w:type="dxa" w:w="108"/>
-          <w:bottom w:type="dxa" w:w="57"/>
-          <w:right w:type="dxa" w:w="108"/>
+          <w:top w:w="57" w:type="dxa"/>
+          <w:left w:w="108" w:type="dxa"/>
+          <w:bottom w:w="57" w:type="dxa"/>
+          <w:right w:w="108" w:type="dxa"/>
         </w:tblCellMar>
       </w:tblPr>
       <w:tblGrid>
@@ -6879,14 +7829,14 @@
         </w:trPr>
         <w:tc>
           <w:tcPr>
-            <w:shd w:color="auto" w:fill="E8E8E8" w:val="clear"/>
+            <w:shd w:color="auto" w:val="clear" w:fill="E8E8E8"/>
           </w:tcPr>
           <w:p>
             <w:pPr>
               <w:pStyle w:val="Compact"/>
               <w:jc w:val="left"/>
-              <w:ind w:right="0" w:left="0" w:firstLine="0"/>
-              <w:spacing w:lineRule="auto" w:line="240" w:before="40" w:after="40"/>
+              <w:ind w:firstLine="0" w:right="0" w:left="0"/>
+              <w:spacing w:before="40" w:lineRule="auto" w:line="240" w:after="40"/>
             </w:pPr>
             <w:r>
               <w:rPr>
@@ -6898,14 +7848,14 @@
         </w:tc>
         <w:tc>
           <w:tcPr>
-            <w:shd w:color="auto" w:fill="E8E8E8" w:val="clear"/>
+            <w:shd w:color="auto" w:val="clear" w:fill="E8E8E8"/>
           </w:tcPr>
           <w:p>
             <w:pPr>
               <w:pStyle w:val="Compact"/>
               <w:jc w:val="center"/>
-              <w:ind w:right="0" w:left="0" w:firstLine="0"/>
-              <w:spacing w:lineRule="auto" w:line="240" w:before="40" w:after="40"/>
+              <w:ind w:firstLine="0" w:right="0" w:left="0"/>
+              <w:spacing w:before="40" w:lineRule="auto" w:line="240" w:after="40"/>
             </w:pPr>
             <w:r>
               <w:rPr>
@@ -6917,14 +7867,14 @@
         </w:tc>
         <w:tc>
           <w:tcPr>
-            <w:shd w:color="auto" w:fill="E8E8E8" w:val="clear"/>
+            <w:shd w:color="auto" w:val="clear" w:fill="E8E8E8"/>
           </w:tcPr>
           <w:p>
             <w:pPr>
               <w:pStyle w:val="Compact"/>
               <w:jc w:val="left"/>
-              <w:ind w:right="0" w:left="0" w:firstLine="0"/>
-              <w:spacing w:lineRule="auto" w:line="240" w:before="40" w:after="40"/>
+              <w:ind w:firstLine="0" w:right="0" w:left="0"/>
+              <w:spacing w:before="40" w:lineRule="auto" w:line="240" w:after="40"/>
             </w:pPr>
             <w:r>
               <w:rPr>
@@ -6936,14 +7886,14 @@
         </w:tc>
         <w:tc>
           <w:tcPr>
-            <w:shd w:color="auto" w:fill="E8E8E8" w:val="clear"/>
+            <w:shd w:color="auto" w:val="clear" w:fill="E8E8E8"/>
           </w:tcPr>
           <w:p>
             <w:pPr>
               <w:pStyle w:val="Compact"/>
               <w:jc w:val="center"/>
-              <w:ind w:right="0" w:left="0" w:firstLine="0"/>
-              <w:spacing w:lineRule="auto" w:line="240" w:before="40" w:after="40"/>
+              <w:ind w:firstLine="0" w:right="0" w:left="0"/>
+              <w:spacing w:before="40" w:lineRule="auto" w:line="240" w:after="40"/>
             </w:pPr>
             <w:r>
               <w:rPr>
@@ -6961,8 +7911,8 @@
             <w:pPr>
               <w:pStyle w:val="Compact"/>
               <w:jc w:val="left"/>
-              <w:ind w:right="0" w:left="0" w:firstLine="0"/>
-              <w:spacing w:lineRule="auto" w:line="240" w:before="40" w:after="40"/>
+              <w:ind w:firstLine="0" w:right="0" w:left="0"/>
+              <w:spacing w:before="40" w:lineRule="auto" w:line="240" w:after="40"/>
             </w:pPr>
             <w:r>
               <w:rPr>
@@ -7018,8 +7968,8 @@
             <w:pPr>
               <w:pStyle w:val="Compact"/>
               <w:jc w:val="center"/>
-              <w:ind w:right="0" w:left="0" w:firstLine="0"/>
-              <w:spacing w:lineRule="auto" w:line="240" w:before="40" w:after="40"/>
+              <w:ind w:firstLine="0" w:right="0" w:left="0"/>
+              <w:spacing w:before="40" w:lineRule="auto" w:line="240" w:after="40"/>
             </w:pPr>
             <w:r>
               <w:t xml:space="preserve">+1</w:t>
@@ -7032,8 +7982,8 @@
             <w:pPr>
               <w:pStyle w:val="Compact"/>
               <w:jc w:val="left"/>
-              <w:ind w:right="0" w:left="0" w:firstLine="0"/>
-              <w:spacing w:lineRule="auto" w:line="240" w:before="40" w:after="40"/>
+              <w:ind w:firstLine="0" w:right="0" w:left="0"/>
+              <w:spacing w:before="40" w:lineRule="auto" w:line="240" w:after="40"/>
             </w:pPr>
             <w:r>
               <w:t xml:space="preserve">Eliminated</w:t>
@@ -7046,8 +7996,8 @@
             <w:pPr>
               <w:pStyle w:val="Compact"/>
               <w:jc w:val="center"/>
-              <w:ind w:right="0" w:left="0" w:firstLine="0"/>
-              <w:spacing w:lineRule="auto" w:line="240" w:before="40" w:after="40"/>
+              <w:ind w:firstLine="0" w:right="0" w:left="0"/>
+              <w:spacing w:before="40" w:lineRule="auto" w:line="240" w:after="40"/>
             </w:pPr>
             <w:r>
               <w:t xml:space="preserve">+0</w:t>
@@ -7062,8 +8012,8 @@
             <w:pPr>
               <w:pStyle w:val="Compact"/>
               <w:jc w:val="left"/>
-              <w:ind w:right="0" w:left="0" w:firstLine="0"/>
-              <w:spacing w:lineRule="auto" w:line="240" w:before="40" w:after="40"/>
+              <w:ind w:firstLine="0" w:right="0" w:left="0"/>
+              <w:spacing w:before="40" w:lineRule="auto" w:line="240" w:after="40"/>
             </w:pPr>
             <w:r>
               <w:rPr>
@@ -7080,8 +8030,8 @@
             <w:pPr>
               <w:pStyle w:val="Compact"/>
               <w:jc w:val="center"/>
-              <w:ind w:right="0" w:left="0" w:firstLine="0"/>
-              <w:spacing w:lineRule="auto" w:line="240" w:before="40" w:after="40"/>
+              <w:ind w:firstLine="0" w:right="0" w:left="0"/>
+              <w:spacing w:before="40" w:lineRule="auto" w:line="240" w:after="40"/>
             </w:pPr>
             <w:r>
               <w:t xml:space="preserve">+1</w:t>
@@ -7094,8 +8044,8 @@
             <w:pPr>
               <w:pStyle w:val="Compact"/>
               <w:jc w:val="left"/>
-              <w:ind w:right="0" w:left="0" w:firstLine="0"/>
-              <w:spacing w:lineRule="auto" w:line="240" w:before="40" w:after="40"/>
+              <w:ind w:firstLine="0" w:right="0" w:left="0"/>
+              <w:spacing w:before="40" w:lineRule="auto" w:line="240" w:after="40"/>
             </w:pPr>
             <w:r>
               <w:t xml:space="preserve">Eliminated</w:t>
@@ -7108,8 +8058,8 @@
             <w:pPr>
               <w:pStyle w:val="Compact"/>
               <w:jc w:val="center"/>
-              <w:ind w:right="0" w:left="0" w:firstLine="0"/>
-              <w:spacing w:lineRule="auto" w:line="240" w:before="40" w:after="40"/>
+              <w:ind w:firstLine="0" w:right="0" w:left="0"/>
+              <w:spacing w:before="40" w:lineRule="auto" w:line="240" w:after="40"/>
             </w:pPr>
             <w:r>
               <w:t xml:space="preserve">+0</w:t>
@@ -7124,8 +8074,8 @@
             <w:pPr>
               <w:pStyle w:val="Compact"/>
               <w:jc w:val="left"/>
-              <w:ind w:right="0" w:left="0" w:firstLine="0"/>
-              <w:spacing w:lineRule="auto" w:line="240" w:before="40" w:after="40"/>
+              <w:ind w:firstLine="0" w:right="0" w:left="0"/>
+              <w:spacing w:before="40" w:lineRule="auto" w:line="240" w:after="40"/>
             </w:pPr>
             <w:r>
               <w:rPr>
@@ -7142,8 +8092,8 @@
             <w:pPr>
               <w:pStyle w:val="Compact"/>
               <w:jc w:val="center"/>
-              <w:ind w:right="0" w:left="0" w:firstLine="0"/>
-              <w:spacing w:lineRule="auto" w:line="240" w:before="40" w:after="40"/>
+              <w:ind w:firstLine="0" w:right="0" w:left="0"/>
+              <w:spacing w:before="40" w:lineRule="auto" w:line="240" w:after="40"/>
             </w:pPr>
             <w:r>
               <w:t xml:space="preserve">+1</w:t>
@@ -7156,8 +8106,8 @@
             <w:pPr>
               <w:pStyle w:val="Compact"/>
               <w:jc w:val="left"/>
-              <w:ind w:right="0" w:left="0" w:firstLine="0"/>
-              <w:spacing w:lineRule="auto" w:line="240" w:before="40" w:after="40"/>
+              <w:ind w:firstLine="0" w:right="0" w:left="0"/>
+              <w:spacing w:before="40" w:lineRule="auto" w:line="240" w:after="40"/>
             </w:pPr>
             <w:r>
               <w:t xml:space="preserve">Eliminated</w:t>
@@ -7170,8 +8120,8 @@
             <w:pPr>
               <w:pStyle w:val="Compact"/>
               <w:jc w:val="center"/>
-              <w:ind w:right="0" w:left="0" w:firstLine="0"/>
-              <w:spacing w:lineRule="auto" w:line="240" w:before="40" w:after="40"/>
+              <w:ind w:firstLine="0" w:right="0" w:left="0"/>
+              <w:spacing w:before="40" w:lineRule="auto" w:line="240" w:after="40"/>
             </w:pPr>
             <w:r>
               <w:t xml:space="preserve">+0</w:t>
@@ -7186,8 +8136,8 @@
             <w:pPr>
               <w:pStyle w:val="Compact"/>
               <w:jc w:val="left"/>
-              <w:ind w:right="0" w:left="0" w:firstLine="0"/>
-              <w:spacing w:lineRule="auto" w:line="240" w:before="40" w:after="40"/>
+              <w:ind w:firstLine="0" w:right="0" w:left="0"/>
+              <w:spacing w:before="40" w:lineRule="auto" w:line="240" w:after="40"/>
             </w:pPr>
             <w:r>
               <w:rPr>
@@ -7204,8 +8154,8 @@
             <w:pPr>
               <w:pStyle w:val="Compact"/>
               <w:jc w:val="center"/>
-              <w:ind w:right="0" w:left="0" w:firstLine="0"/>
-              <w:spacing w:lineRule="auto" w:line="240" w:before="40" w:after="40"/>
+              <w:ind w:firstLine="0" w:right="0" w:left="0"/>
+              <w:spacing w:before="40" w:lineRule="auto" w:line="240" w:after="40"/>
             </w:pPr>
             <w:r>
               <w:t xml:space="preserve">+1</w:t>
@@ -7218,8 +8168,8 @@
             <w:pPr>
               <w:pStyle w:val="Compact"/>
               <w:jc w:val="left"/>
-              <w:ind w:right="0" w:left="0" w:firstLine="0"/>
-              <w:spacing w:lineRule="auto" w:line="240" w:before="40" w:after="40"/>
+              <w:ind w:firstLine="0" w:right="0" w:left="0"/>
+              <w:spacing w:before="40" w:lineRule="auto" w:line="240" w:after="40"/>
             </w:pPr>
             <w:r>
               <w:t xml:space="preserve">Eliminated</w:t>
@@ -7232,8 +8182,8 @@
             <w:pPr>
               <w:pStyle w:val="Compact"/>
               <w:jc w:val="center"/>
-              <w:ind w:right="0" w:left="0" w:firstLine="0"/>
-              <w:spacing w:lineRule="auto" w:line="240" w:before="40" w:after="40"/>
+              <w:ind w:firstLine="0" w:right="0" w:left="0"/>
+              <w:spacing w:before="40" w:lineRule="auto" w:line="240" w:after="40"/>
             </w:pPr>
             <w:r>
               <w:t xml:space="preserve">+0</w:t>
@@ -7375,7 +8325,7 @@
     </w:p>
     <w:p>
       <w:pPr>
-        <w:spacing w:lineRule="exact" w:before="0" w:line="20" w:after="0"/>
+        <w:spacing w:lineRule="exact" w:after="0" w:line="20" w:before="0"/>
         <w:rPr>
           <w:sz w:val="2"/>
         </w:rPr>
@@ -7401,7 +8351,7 @@
         <w:fldChar w:fldCharType="separate"/>
       </w:r>
       <w:r>
-        <w:t>14</w:t>
+        <w:t>15</w:t>
       </w:r>
       <w:r>
         <w:fldChar w:fldCharType="end"/>
@@ -7416,7 +8366,7 @@
       </w:pPr>
       <w:r>
         <w:rPr>
-          <w:rStyle w:val="VerbatimChar"/>
+          <w:rStyle w:val="InformationTok"/>
         </w:rPr>
         <w:t xml:space="preserve">`toc:`</w:t>
       </w:r>
@@ -7431,7 +8381,7 @@
     </w:p>
     <w:p>
       <w:pPr>
-        <w:spacing w:lineRule="exact" w:before="0" w:line="20" w:after="0"/>
+        <w:spacing w:lineRule="exact" w:after="0" w:line="20" w:before="0"/>
         <w:rPr>
           <w:sz w:val="2"/>
         </w:rPr>
@@ -7472,18 +8422,18 @@
         <w:tblW w:type="auto" w:w="0"/>
         <w:tblLook w:firstRow="1" w:lastRow="0" w:firstColumn="0" w:lastColumn="0" w:noHBand="0" w:noVBand="0" w:val="0020"/>
         <w:tblBorders>
-          <w:top w:sz="6" w:color="000000" w:space="0" w:val="single"/>
-          <w:left w:sz="6" w:color="000000" w:space="0" w:val="single"/>
-          <w:bottom w:sz="6" w:color="000000" w:space="0" w:val="single"/>
-          <w:right w:sz="6" w:color="000000" w:space="0" w:val="single"/>
-          <w:insideH w:sz="6" w:color="000000" w:space="0" w:val="single"/>
-          <w:insideV w:sz="6" w:color="000000" w:space="0" w:val="single"/>
+          <w:top w:space="0" w:color="000000" w:val="single" w:sz="6"/>
+          <w:left w:space="0" w:color="000000" w:val="single" w:sz="6"/>
+          <w:bottom w:space="0" w:color="000000" w:val="single" w:sz="6"/>
+          <w:right w:space="0" w:color="000000" w:val="single" w:sz="6"/>
+          <w:insideH w:space="0" w:color="000000" w:val="single" w:sz="6"/>
+          <w:insideV w:space="0" w:color="000000" w:val="single" w:sz="6"/>
         </w:tblBorders>
         <w:tblCellMar>
-          <w:top w:type="dxa" w:w="57"/>
-          <w:left w:type="dxa" w:w="108"/>
-          <w:bottom w:type="dxa" w:w="57"/>
-          <w:right w:type="dxa" w:w="108"/>
+          <w:top w:w="57" w:type="dxa"/>
+          <w:left w:w="108" w:type="dxa"/>
+          <w:bottom w:w="57" w:type="dxa"/>
+          <w:right w:w="108" w:type="dxa"/>
         </w:tblCellMar>
       </w:tblPr>
       <w:tblGrid>
@@ -7497,14 +8447,14 @@
         </w:trPr>
         <w:tc>
           <w:tcPr>
-            <w:shd w:color="auto" w:fill="E8E8E8" w:val="clear"/>
+            <w:shd w:color="auto" w:val="clear" w:fill="E8E8E8"/>
           </w:tcPr>
           <w:p>
             <w:pPr>
               <w:pStyle w:val="Compact"/>
               <w:jc w:val="left"/>
-              <w:ind w:right="0" w:left="0" w:firstLine="0"/>
-              <w:spacing w:lineRule="auto" w:line="240" w:before="40" w:after="40"/>
+              <w:ind w:firstLine="0" w:right="0" w:left="0"/>
+              <w:spacing w:before="40" w:lineRule="auto" w:line="240" w:after="40"/>
             </w:pPr>
             <w:r>
               <w:rPr>
@@ -7516,14 +8466,14 @@
         </w:tc>
         <w:tc>
           <w:tcPr>
-            <w:shd w:color="auto" w:fill="E8E8E8" w:val="clear"/>
+            <w:shd w:color="auto" w:val="clear" w:fill="E8E8E8"/>
           </w:tcPr>
           <w:p>
             <w:pPr>
               <w:pStyle w:val="Compact"/>
               <w:jc w:val="left"/>
-              <w:ind w:right="0" w:left="0" w:firstLine="0"/>
-              <w:spacing w:lineRule="auto" w:line="240" w:before="40" w:after="40"/>
+              <w:ind w:firstLine="0" w:right="0" w:left="0"/>
+              <w:spacing w:before="40" w:lineRule="auto" w:line="240" w:after="40"/>
             </w:pPr>
             <w:r>
               <w:rPr>
@@ -7535,14 +8485,14 @@
         </w:tc>
         <w:tc>
           <w:tcPr>
-            <w:shd w:color="auto" w:fill="E8E8E8" w:val="clear"/>
+            <w:shd w:color="auto" w:val="clear" w:fill="E8E8E8"/>
           </w:tcPr>
           <w:p>
             <w:pPr>
               <w:pStyle w:val="Compact"/>
               <w:jc w:val="left"/>
-              <w:ind w:right="0" w:left="0" w:firstLine="0"/>
-              <w:spacing w:lineRule="auto" w:line="240" w:before="40" w:after="40"/>
+              <w:ind w:firstLine="0" w:right="0" w:left="0"/>
+              <w:spacing w:before="40" w:lineRule="auto" w:line="240" w:after="40"/>
             </w:pPr>
             <w:r>
               <w:rPr>
@@ -7560,8 +8510,8 @@
             <w:pPr>
               <w:pStyle w:val="Compact"/>
               <w:jc w:val="left"/>
-              <w:ind w:right="0" w:left="0" w:firstLine="0"/>
-              <w:spacing w:lineRule="auto" w:line="240" w:before="40" w:after="40"/>
+              <w:ind w:firstLine="0" w:right="0" w:left="0"/>
+              <w:spacing w:before="40" w:lineRule="auto" w:line="240" w:after="40"/>
             </w:pPr>
             <w:r>
               <w:rPr>
@@ -7583,8 +8533,8 @@
             <w:pPr>
               <w:pStyle w:val="Compact"/>
               <w:jc w:val="left"/>
-              <w:ind w:right="0" w:left="0" w:firstLine="0"/>
-              <w:spacing w:lineRule="auto" w:line="240" w:before="40" w:after="40"/>
+              <w:ind w:firstLine="0" w:right="0" w:left="0"/>
+              <w:spacing w:before="40" w:lineRule="auto" w:line="240" w:after="40"/>
             </w:pPr>
             <w:r>
               <w:t xml:space="preserve">Table of Contents (TOC) from spec object headings</w:t>
@@ -7599,8 +8549,8 @@
             <w:pPr>
               <w:pStyle w:val="Compact"/>
               <w:jc w:val="left"/>
-              <w:ind w:right="0" w:left="0" w:firstLine="0"/>
-              <w:spacing w:lineRule="auto" w:line="240" w:before="40" w:after="40"/>
+              <w:ind w:firstLine="0" w:right="0" w:left="0"/>
+              <w:spacing w:before="40" w:lineRule="auto" w:line="240" w:after="40"/>
             </w:pPr>
             <w:r>
               <w:rPr>
@@ -7616,8 +8566,8 @@
             <w:pPr>
               <w:pStyle w:val="Compact"/>
               <w:jc w:val="left"/>
-              <w:ind w:right="0" w:left="0" w:firstLine="0"/>
-              <w:spacing w:lineRule="auto" w:line="240" w:before="40" w:after="40"/>
+              <w:ind w:firstLine="0" w:right="0" w:left="0"/>
+              <w:spacing w:before="40" w:lineRule="auto" w:line="240" w:after="40"/>
             </w:pPr>
             <w:r>
               <w:rPr>
@@ -7635,8 +8585,8 @@
             <w:pPr>
               <w:pStyle w:val="Compact"/>
               <w:jc w:val="left"/>
-              <w:ind w:right="0" w:left="0" w:firstLine="0"/>
-              <w:spacing w:lineRule="auto" w:line="240" w:before="40" w:after="40"/>
+              <w:ind w:firstLine="0" w:right="0" w:left="0"/>
+              <w:spacing w:before="40" w:lineRule="auto" w:line="240" w:after="40"/>
             </w:pPr>
             <w:r>
               <w:rPr>
@@ -7652,8 +8602,8 @@
             <w:pPr>
               <w:pStyle w:val="Compact"/>
               <w:jc w:val="left"/>
-              <w:ind w:right="0" w:left="0" w:firstLine="0"/>
-              <w:spacing w:lineRule="auto" w:line="240" w:before="40" w:after="40"/>
+              <w:ind w:firstLine="0" w:right="0" w:left="0"/>
+              <w:spacing w:before="40" w:lineRule="auto" w:line="240" w:after="40"/>
             </w:pPr>
             <w:r>
               <w:rPr>
@@ -7683,8 +8633,8 @@
             <w:pPr>
               <w:pStyle w:val="Compact"/>
               <w:jc w:val="left"/>
-              <w:ind w:right="0" w:left="0" w:firstLine="0"/>
-              <w:spacing w:lineRule="auto" w:line="240" w:before="40" w:after="40"/>
+              <w:ind w:firstLine="0" w:right="0" w:left="0"/>
+              <w:spacing w:before="40" w:lineRule="auto" w:line="240" w:after="40"/>
             </w:pPr>
             <w:r>
               <w:rPr>
@@ -7700,8 +8650,8 @@
             <w:pPr>
               <w:pStyle w:val="Compact"/>
               <w:jc w:val="left"/>
-              <w:ind w:right="0" w:left="0" w:firstLine="0"/>
-              <w:spacing w:lineRule="auto" w:line="240" w:before="40" w:after="40"/>
+              <w:ind w:firstLine="0" w:right="0" w:left="0"/>
+              <w:spacing w:before="40" w:lineRule="auto" w:line="240" w:after="40"/>
             </w:pPr>
             <w:r>
               <w:rPr>
@@ -7731,8 +8681,8 @@
             <w:pPr>
               <w:pStyle w:val="Compact"/>
               <w:jc w:val="left"/>
-              <w:ind w:right="0" w:left="0" w:firstLine="0"/>
-              <w:spacing w:lineRule="auto" w:line="240" w:before="40" w:after="40"/>
+              <w:ind w:firstLine="0" w:right="0" w:left="0"/>
+              <w:spacing w:before="40" w:lineRule="auto" w:line="240" w:after="40"/>
             </w:pPr>
             <w:r>
               <w:rPr>
@@ -7748,8 +8698,8 @@
             <w:pPr>
               <w:pStyle w:val="Compact"/>
               <w:jc w:val="left"/>
-              <w:ind w:right="0" w:left="0" w:firstLine="0"/>
-              <w:spacing w:lineRule="auto" w:line="240" w:before="40" w:after="40"/>
+              <w:ind w:firstLine="0" w:right="0" w:left="0"/>
+              <w:spacing w:before="40" w:lineRule="auto" w:line="240" w:after="40"/>
             </w:pPr>
             <w:r>
               <w:rPr>
@@ -7779,8 +8729,8 @@
             <w:pPr>
               <w:pStyle w:val="Compact"/>
               <w:jc w:val="left"/>
-              <w:ind w:right="0" w:left="0" w:firstLine="0"/>
-              <w:spacing w:lineRule="auto" w:line="240" w:before="40" w:after="40"/>
+              <w:ind w:firstLine="0" w:right="0" w:left="0"/>
+              <w:spacing w:before="40" w:lineRule="auto" w:line="240" w:after="40"/>
             </w:pPr>
             <w:r>
               <w:rPr>
@@ -7796,8 +8746,8 @@
             <w:pPr>
               <w:pStyle w:val="Compact"/>
               <w:jc w:val="left"/>
-              <w:ind w:right="0" w:left="0" w:firstLine="0"/>
-              <w:spacing w:lineRule="auto" w:line="240" w:before="40" w:after="40"/>
+              <w:ind w:firstLine="0" w:right="0" w:left="0"/>
+              <w:spacing w:before="40" w:lineRule="auto" w:line="240" w:after="40"/>
             </w:pPr>
             <w:r>
               <w:rPr>
@@ -7882,7 +8832,7 @@
     </w:p>
     <w:p>
       <w:pPr>
-        <w:spacing w:lineRule="exact" w:before="0" w:line="20" w:after="0"/>
+        <w:spacing w:lineRule="exact" w:after="0" w:line="20" w:before="0"/>
         <w:rPr>
           <w:sz w:val="2"/>
         </w:rPr>
@@ -7908,7 +8858,7 @@
         <w:fldChar w:fldCharType="separate"/>
       </w:r>
       <w:r>
-        <w:t>15</w:t>
+        <w:t>16</w:t>
       </w:r>
       <w:r>
         <w:fldChar w:fldCharType="end"/>
@@ -7923,7 +8873,7 @@
       </w:pPr>
       <w:r>
         <w:rPr>
-          <w:rStyle w:val="VerbatimChar"/>
+          <w:rStyle w:val="InformationTok"/>
         </w:rPr>
         <w:t xml:space="preserve">```include</w:t>
       </w:r>
@@ -7932,7 +8882,7 @@
       </w:r>
       <w:r>
         <w:rPr>
-          <w:rStyle w:val="VerbatimChar"/>
+          <w:rStyle w:val="InformationTok"/>
         </w:rPr>
         <w:t xml:space="preserve">path/to/chapter1.md</w:t>
       </w:r>
@@ -7941,7 +8891,7 @@
       </w:r>
       <w:r>
         <w:rPr>
-          <w:rStyle w:val="VerbatimChar"/>
+          <w:rStyle w:val="InformationTok"/>
         </w:rPr>
         <w:t xml:space="preserve">path/to/chapter2.md</w:t>
       </w:r>
@@ -7950,7 +8900,7 @@
       </w:r>
       <w:r>
         <w:rPr>
-          <w:rStyle w:val="VerbatimChar"/>
+          <w:rStyle w:val="InformationTok"/>
         </w:rPr>
         <w:t xml:space="preserve">```</w:t>
       </w:r>
@@ -8229,7 +9179,7 @@
     </w:p>
     <w:p>
       <w:pPr>
-        <w:spacing w:lineRule="exact" w:before="0" w:line="20" w:after="0"/>
+        <w:spacing w:lineRule="exact" w:after="0" w:line="20" w:before="0"/>
         <w:rPr>
           <w:sz w:val="2"/>
         </w:rPr>
@@ -8328,7 +9278,7 @@
     </w:p>
     <w:p>
       <w:pPr>
-        <w:spacing w:lineRule="exact" w:before="0" w:line="20" w:after="0"/>
+        <w:spacing w:lineRule="exact" w:after="0" w:line="20" w:before="0"/>
         <w:rPr>
           <w:sz w:val="2"/>
         </w:rPr>
@@ -8369,18 +9319,18 @@
         <w:tblW w:type="auto" w:w="0"/>
         <w:tblLook w:firstRow="1" w:lastRow="0" w:firstColumn="0" w:lastColumn="0" w:noHBand="0" w:noVBand="0" w:val="0020"/>
         <w:tblBorders>
-          <w:top w:sz="6" w:color="000000" w:space="0" w:val="single"/>
-          <w:left w:sz="6" w:color="000000" w:space="0" w:val="single"/>
-          <w:bottom w:sz="6" w:color="000000" w:space="0" w:val="single"/>
-          <w:right w:sz="6" w:color="000000" w:space="0" w:val="single"/>
-          <w:insideH w:sz="6" w:color="000000" w:space="0" w:val="single"/>
-          <w:insideV w:sz="6" w:color="000000" w:space="0" w:val="single"/>
+          <w:top w:space="0" w:color="000000" w:val="single" w:sz="6"/>
+          <w:left w:space="0" w:color="000000" w:val="single" w:sz="6"/>
+          <w:bottom w:space="0" w:color="000000" w:val="single" w:sz="6"/>
+          <w:right w:space="0" w:color="000000" w:val="single" w:sz="6"/>
+          <w:insideH w:space="0" w:color="000000" w:val="single" w:sz="6"/>
+          <w:insideV w:space="0" w:color="000000" w:val="single" w:sz="6"/>
         </w:tblBorders>
         <w:tblCellMar>
-          <w:top w:type="dxa" w:w="57"/>
-          <w:left w:type="dxa" w:w="108"/>
-          <w:bottom w:type="dxa" w:w="57"/>
-          <w:right w:type="dxa" w:w="108"/>
+          <w:top w:w="57" w:type="dxa"/>
+          <w:left w:w="108" w:type="dxa"/>
+          <w:bottom w:w="57" w:type="dxa"/>
+          <w:right w:w="108" w:type="dxa"/>
         </w:tblCellMar>
       </w:tblPr>
       <w:tblGrid>
@@ -8394,14 +9344,14 @@
         </w:trPr>
         <w:tc>
           <w:tcPr>
-            <w:shd w:color="auto" w:fill="E8E8E8" w:val="clear"/>
+            <w:shd w:color="auto" w:val="clear" w:fill="E8E8E8"/>
           </w:tcPr>
           <w:p>
             <w:pPr>
               <w:pStyle w:val="Compact"/>
               <w:jc w:val="left"/>
-              <w:ind w:right="0" w:left="0" w:firstLine="0"/>
-              <w:spacing w:lineRule="auto" w:line="240" w:before="40" w:after="40"/>
+              <w:ind w:firstLine="0" w:right="0" w:left="0"/>
+              <w:spacing w:before="40" w:lineRule="auto" w:line="240" w:after="40"/>
             </w:pPr>
             <w:r>
               <w:rPr>
@@ -8413,14 +9363,14 @@
         </w:tc>
         <w:tc>
           <w:tcPr>
-            <w:shd w:color="auto" w:fill="E8E8E8" w:val="clear"/>
+            <w:shd w:color="auto" w:val="clear" w:fill="E8E8E8"/>
           </w:tcPr>
           <w:p>
             <w:pPr>
               <w:pStyle w:val="Compact"/>
               <w:jc w:val="left"/>
-              <w:ind w:right="0" w:left="0" w:firstLine="0"/>
-              <w:spacing w:lineRule="auto" w:line="240" w:before="40" w:after="40"/>
+              <w:ind w:firstLine="0" w:right="0" w:left="0"/>
+              <w:spacing w:before="40" w:lineRule="auto" w:line="240" w:after="40"/>
             </w:pPr>
             <w:r>
               <w:rPr>
@@ -8432,14 +9382,14 @@
         </w:tc>
         <w:tc>
           <w:tcPr>
-            <w:shd w:color="auto" w:fill="E8E8E8" w:val="clear"/>
+            <w:shd w:color="auto" w:val="clear" w:fill="E8E8E8"/>
           </w:tcPr>
           <w:p>
             <w:pPr>
               <w:pStyle w:val="Compact"/>
               <w:jc w:val="left"/>
-              <w:ind w:right="0" w:left="0" w:firstLine="0"/>
-              <w:spacing w:lineRule="auto" w:line="240" w:before="40" w:after="40"/>
+              <w:ind w:firstLine="0" w:right="0" w:left="0"/>
+              <w:spacing w:before="40" w:lineRule="auto" w:line="240" w:after="40"/>
             </w:pPr>
             <w:r>
               <w:rPr>
@@ -8457,8 +9407,8 @@
             <w:pPr>
               <w:pStyle w:val="Compact"/>
               <w:jc w:val="left"/>
-              <w:ind w:right="0" w:left="0" w:firstLine="0"/>
-              <w:spacing w:lineRule="auto" w:line="240" w:before="40" w:after="40"/>
+              <w:ind w:firstLine="0" w:right="0" w:left="0"/>
+              <w:spacing w:before="40" w:lineRule="auto" w:line="240" w:after="40"/>
             </w:pPr>
             <w:r>
               <w:t xml:space="preserve">Web UI</w:t>
@@ -8471,8 +9421,8 @@
             <w:pPr>
               <w:pStyle w:val="Compact"/>
               <w:jc w:val="left"/>
-              <w:ind w:right="0" w:left="0" w:firstLine="0"/>
-              <w:spacing w:lineRule="auto" w:line="240" w:before="40" w:after="40"/>
+              <w:ind w:firstLine="0" w:right="0" w:left="0"/>
+              <w:spacing w:before="40" w:lineRule="auto" w:line="240" w:after="40"/>
             </w:pPr>
             <w:r>
               <w:t xml:space="preserve">Presentation</w:t>
@@ -8485,8 +9435,8 @@
             <w:pPr>
               <w:pStyle w:val="Compact"/>
               <w:jc w:val="left"/>
-              <w:ind w:right="0" w:left="0" w:firstLine="0"/>
-              <w:spacing w:lineRule="auto" w:line="240" w:before="40" w:after="40"/>
+              <w:ind w:firstLine="0" w:right="0" w:left="0"/>
+              <w:spacing w:before="40" w:lineRule="auto" w:line="240" w:after="40"/>
             </w:pPr>
             <w:r>
               <w:t xml:space="preserve">React</w:t>
@@ -8501,8 +9451,8 @@
             <w:pPr>
               <w:pStyle w:val="Compact"/>
               <w:jc w:val="left"/>
-              <w:ind w:right="0" w:left="0" w:firstLine="0"/>
-              <w:spacing w:lineRule="auto" w:line="240" w:before="40" w:after="40"/>
+              <w:ind w:firstLine="0" w:right="0" w:left="0"/>
+              <w:spacing w:before="40" w:lineRule="auto" w:line="240" w:after="40"/>
             </w:pPr>
             <w:r>
               <w:t xml:space="preserve">Auth Service</w:t>
@@ -8515,8 +9465,8 @@
             <w:pPr>
               <w:pStyle w:val="Compact"/>
               <w:jc w:val="left"/>
-              <w:ind w:right="0" w:left="0" w:firstLine="0"/>
-              <w:spacing w:lineRule="auto" w:line="240" w:before="40" w:after="40"/>
+              <w:ind w:firstLine="0" w:right="0" w:left="0"/>
+              <w:spacing w:before="40" w:lineRule="auto" w:line="240" w:after="40"/>
             </w:pPr>
             <w:r>
               <w:t xml:space="preserve">Business Logic</w:t>
@@ -8529,8 +9479,8 @@
             <w:pPr>
               <w:pStyle w:val="Compact"/>
               <w:jc w:val="left"/>
-              <w:ind w:right="0" w:left="0" w:firstLine="0"/>
-              <w:spacing w:lineRule="auto" w:line="240" w:before="40" w:after="40"/>
+              <w:ind w:firstLine="0" w:right="0" w:left="0"/>
+              <w:spacing w:before="40" w:lineRule="auto" w:line="240" w:after="40"/>
             </w:pPr>
             <w:r>
               <w:t xml:space="preserve">Node.js</w:t>
@@ -8545,8 +9495,8 @@
             <w:pPr>
               <w:pStyle w:val="Compact"/>
               <w:jc w:val="left"/>
-              <w:ind w:right="0" w:left="0" w:firstLine="0"/>
-              <w:spacing w:lineRule="auto" w:line="240" w:before="40" w:after="40"/>
+              <w:ind w:firstLine="0" w:right="0" w:left="0"/>
+              <w:spacing w:before="40" w:lineRule="auto" w:line="240" w:after="40"/>
             </w:pPr>
             <w:r>
               <w:t xml:space="preserve">Data Service</w:t>
@@ -8559,8 +9509,8 @@
             <w:pPr>
               <w:pStyle w:val="Compact"/>
               <w:jc w:val="left"/>
-              <w:ind w:right="0" w:left="0" w:firstLine="0"/>
-              <w:spacing w:lineRule="auto" w:line="240" w:before="40" w:after="40"/>
+              <w:ind w:firstLine="0" w:right="0" w:left="0"/>
+              <w:spacing w:before="40" w:lineRule="auto" w:line="240" w:after="40"/>
             </w:pPr>
             <w:r>
               <w:t xml:space="preserve">Business Logic</w:t>
@@ -8573,8 +9523,8 @@
             <w:pPr>
               <w:pStyle w:val="Compact"/>
               <w:jc w:val="left"/>
-              <w:ind w:right="0" w:left="0" w:firstLine="0"/>
-              <w:spacing w:lineRule="auto" w:line="240" w:before="40" w:after="40"/>
+              <w:ind w:firstLine="0" w:right="0" w:left="0"/>
+              <w:spacing w:before="40" w:lineRule="auto" w:line="240" w:after="40"/>
             </w:pPr>
             <w:r>
               <w:t xml:space="preserve">Python</w:t>
@@ -8589,8 +9539,8 @@
             <w:pPr>
               <w:pStyle w:val="Compact"/>
               <w:jc w:val="left"/>
-              <w:ind w:right="0" w:left="0" w:firstLine="0"/>
-              <w:spacing w:lineRule="auto" w:line="240" w:before="40" w:after="40"/>
+              <w:ind w:firstLine="0" w:right="0" w:left="0"/>
+              <w:spacing w:before="40" w:lineRule="auto" w:line="240" w:after="40"/>
             </w:pPr>
             <w:r>
               <w:t xml:space="preserve">Database</w:t>
@@ -8603,8 +9553,8 @@
             <w:pPr>
               <w:pStyle w:val="Compact"/>
               <w:jc w:val="left"/>
-              <w:ind w:right="0" w:left="0" w:firstLine="0"/>
-              <w:spacing w:lineRule="auto" w:line="240" w:before="40" w:after="40"/>
+              <w:ind w:firstLine="0" w:right="0" w:left="0"/>
+              <w:spacing w:before="40" w:lineRule="auto" w:line="240" w:after="40"/>
             </w:pPr>
             <w:r>
               <w:t xml:space="preserve">Persistence</w:t>
@@ -8617,8 +9567,8 @@
             <w:pPr>
               <w:pStyle w:val="Compact"/>
               <w:jc w:val="left"/>
-              <w:ind w:right="0" w:left="0" w:firstLine="0"/>
-              <w:spacing w:lineRule="auto" w:line="240" w:before="40" w:after="40"/>
+              <w:ind w:firstLine="0" w:right="0" w:left="0"/>
+              <w:spacing w:before="40" w:lineRule="auto" w:line="240" w:after="40"/>
             </w:pPr>
             <w:r>
               <w:t xml:space="preserve">PostgreSQL</w:t>
@@ -8643,7 +9593,7 @@
     </w:p>
     <w:p>
       <w:pPr>
-        <w:spacing w:lineRule="exact" w:before="0" w:line="20" w:after="0"/>
+        <w:spacing w:lineRule="exact" w:after="0" w:line="20" w:before="0"/>
         <w:rPr>
           <w:sz w:val="2"/>
         </w:rPr>
@@ -8684,18 +9634,18 @@
         <w:tblW w:type="auto" w:w="0"/>
         <w:tblLook w:firstRow="1" w:lastRow="0" w:firstColumn="0" w:lastColumn="0" w:noHBand="0" w:noVBand="0" w:val="0020"/>
         <w:tblBorders>
-          <w:top w:sz="6" w:color="000000" w:space="0" w:val="single"/>
-          <w:left w:sz="6" w:color="000000" w:space="0" w:val="single"/>
-          <w:bottom w:sz="6" w:color="000000" w:space="0" w:val="single"/>
-          <w:right w:sz="6" w:color="000000" w:space="0" w:val="single"/>
-          <w:insideH w:sz="6" w:color="000000" w:space="0" w:val="single"/>
-          <w:insideV w:sz="6" w:color="000000" w:space="0" w:val="single"/>
+          <w:top w:space="0" w:color="000000" w:val="single" w:sz="6"/>
+          <w:left w:space="0" w:color="000000" w:val="single" w:sz="6"/>
+          <w:bottom w:space="0" w:color="000000" w:val="single" w:sz="6"/>
+          <w:right w:space="0" w:color="000000" w:val="single" w:sz="6"/>
+          <w:insideH w:space="0" w:color="000000" w:val="single" w:sz="6"/>
+          <w:insideV w:space="0" w:color="000000" w:val="single" w:sz="6"/>
         </w:tblBorders>
         <w:tblCellMar>
-          <w:top w:type="dxa" w:w="57"/>
-          <w:left w:type="dxa" w:w="108"/>
-          <w:bottom w:type="dxa" w:w="57"/>
-          <w:right w:type="dxa" w:w="108"/>
+          <w:top w:w="57" w:type="dxa"/>
+          <w:left w:w="108" w:type="dxa"/>
+          <w:bottom w:w="57" w:type="dxa"/>
+          <w:right w:w="108" w:type="dxa"/>
         </w:tblCellMar>
       </w:tblPr>
       <w:tblGrid>
@@ -8710,13 +9660,13 @@
         </w:trPr>
         <w:tc>
           <w:tcPr>
-            <w:shd w:color="auto" w:fill="E8E8E8" w:val="clear"/>
+            <w:shd w:color="auto" w:val="clear" w:fill="E8E8E8"/>
           </w:tcPr>
           <w:p>
             <w:pPr>
               <w:pStyle w:val="Compact"/>
-              <w:ind w:right="0" w:left="0" w:firstLine="0"/>
-              <w:spacing w:lineRule="auto" w:line="240" w:before="40" w:after="40"/>
+              <w:ind w:firstLine="0" w:right="0" w:left="0"/>
+              <w:spacing w:before="40" w:lineRule="auto" w:line="240" w:after="40"/>
             </w:pPr>
             <w:r>
               <w:rPr>
@@ -8728,13 +9678,13 @@
         </w:tc>
         <w:tc>
           <w:tcPr>
-            <w:shd w:color="auto" w:fill="E8E8E8" w:val="clear"/>
+            <w:shd w:color="auto" w:val="clear" w:fill="E8E8E8"/>
           </w:tcPr>
           <w:p>
             <w:pPr>
               <w:pStyle w:val="Compact"/>
-              <w:ind w:right="0" w:left="0" w:firstLine="0"/>
-              <w:spacing w:lineRule="auto" w:line="240" w:before="40" w:after="40"/>
+              <w:ind w:firstLine="0" w:right="0" w:left="0"/>
+              <w:spacing w:before="40" w:lineRule="auto" w:line="240" w:after="40"/>
             </w:pPr>
             <w:r>
               <w:rPr>
@@ -8746,13 +9696,13 @@
         </w:tc>
         <w:tc>
           <w:tcPr>
-            <w:shd w:color="auto" w:fill="E8E8E8" w:val="clear"/>
+            <w:shd w:color="auto" w:val="clear" w:fill="E8E8E8"/>
           </w:tcPr>
           <w:p>
             <w:pPr>
               <w:pStyle w:val="Compact"/>
-              <w:ind w:right="0" w:left="0" w:firstLine="0"/>
-              <w:spacing w:lineRule="auto" w:line="240" w:before="40" w:after="40"/>
+              <w:ind w:firstLine="0" w:right="0" w:left="0"/>
+              <w:spacing w:before="40" w:lineRule="auto" w:line="240" w:after="40"/>
             </w:pPr>
             <w:r>
               <w:rPr>
@@ -8764,13 +9714,13 @@
         </w:tc>
         <w:tc>
           <w:tcPr>
-            <w:shd w:color="auto" w:fill="E8E8E8" w:val="clear"/>
+            <w:shd w:color="auto" w:val="clear" w:fill="E8E8E8"/>
           </w:tcPr>
           <w:p>
             <w:pPr>
               <w:pStyle w:val="Compact"/>
-              <w:ind w:right="0" w:left="0" w:firstLine="0"/>
-              <w:spacing w:lineRule="auto" w:line="240" w:before="40" w:after="40"/>
+              <w:ind w:firstLine="0" w:right="0" w:left="0"/>
+              <w:spacing w:before="40" w:lineRule="auto" w:line="240" w:after="40"/>
             </w:pPr>
             <w:r>
               <w:rPr>
@@ -8787,8 +9737,8 @@
           <w:p>
             <w:pPr>
               <w:pStyle w:val="Compact"/>
-              <w:ind w:right="0" w:left="0" w:firstLine="0"/>
-              <w:spacing w:lineRule="auto" w:line="240" w:before="40" w:after="40"/>
+              <w:ind w:firstLine="0" w:right="0" w:left="0"/>
+              <w:spacing w:before="40" w:lineRule="auto" w:line="240" w:after="40"/>
             </w:pPr>
             <w:r>
               <w:t xml:space="preserve">Response time (ms)</w:t>
@@ -8800,8 +9750,8 @@
           <w:p>
             <w:pPr>
               <w:pStyle w:val="Compact"/>
-              <w:ind w:right="0" w:left="0" w:firstLine="0"/>
-              <w:spacing w:lineRule="auto" w:line="240" w:before="40" w:after="40"/>
+              <w:ind w:firstLine="0" w:right="0" w:left="0"/>
+              <w:spacing w:before="40" w:lineRule="auto" w:line="240" w:after="40"/>
             </w:pPr>
             <w:r>
               <w:t xml:space="preserve">200</w:t>
@@ -8813,8 +9763,8 @@
           <w:p>
             <w:pPr>
               <w:pStyle w:val="Compact"/>
-              <w:ind w:right="0" w:left="0" w:firstLine="0"/>
-              <w:spacing w:lineRule="auto" w:line="240" w:before="40" w:after="40"/>
+              <w:ind w:firstLine="0" w:right="0" w:left="0"/>
+              <w:spacing w:before="40" w:lineRule="auto" w:line="240" w:after="40"/>
             </w:pPr>
             <w:r>
               <w:t xml:space="preserve">185</w:t>
@@ -8826,8 +9776,8 @@
           <w:p>
             <w:pPr>
               <w:pStyle w:val="Compact"/>
-              <w:ind w:right="0" w:left="0" w:firstLine="0"/>
-              <w:spacing w:lineRule="auto" w:line="240" w:before="40" w:after="40"/>
+              <w:ind w:firstLine="0" w:right="0" w:left="0"/>
+              <w:spacing w:before="40" w:lineRule="auto" w:line="240" w:after="40"/>
             </w:pPr>
             <w:r>
               <w:t xml:space="preserve">Pass</w:t>
@@ -8841,8 +9791,8 @@
           <w:p>
             <w:pPr>
               <w:pStyle w:val="Compact"/>
-              <w:ind w:right="0" w:left="0" w:firstLine="0"/>
-              <w:spacing w:lineRule="auto" w:line="240" w:before="40" w:after="40"/>
+              <w:ind w:firstLine="0" w:right="0" w:left="0"/>
+              <w:spacing w:before="40" w:lineRule="auto" w:line="240" w:after="40"/>
             </w:pPr>
             <w:r>
               <w:t xml:space="preserve">Throughput (req/s)</w:t>
@@ -8854,8 +9804,8 @@
           <w:p>
             <w:pPr>
               <w:pStyle w:val="Compact"/>
-              <w:ind w:right="0" w:left="0" w:firstLine="0"/>
-              <w:spacing w:lineRule="auto" w:line="240" w:before="40" w:after="40"/>
+              <w:ind w:firstLine="0" w:right="0" w:left="0"/>
+              <w:spacing w:before="40" w:lineRule="auto" w:line="240" w:after="40"/>
             </w:pPr>
             <w:r>
               <w:t xml:space="preserve">1000</w:t>
@@ -8867,8 +9817,8 @@
           <w:p>
             <w:pPr>
               <w:pStyle w:val="Compact"/>
-              <w:ind w:right="0" w:left="0" w:firstLine="0"/>
-              <w:spacing w:lineRule="auto" w:line="240" w:before="40" w:after="40"/>
+              <w:ind w:firstLine="0" w:right="0" w:left="0"/>
+              <w:spacing w:before="40" w:lineRule="auto" w:line="240" w:after="40"/>
             </w:pPr>
             <w:r>
               <w:t xml:space="preserve">1120</w:t>
@@ -8880,8 +9830,8 @@
           <w:p>
             <w:pPr>
               <w:pStyle w:val="Compact"/>
-              <w:ind w:right="0" w:left="0" w:firstLine="0"/>
-              <w:spacing w:lineRule="auto" w:line="240" w:before="40" w:after="40"/>
+              <w:ind w:firstLine="0" w:right="0" w:left="0"/>
+              <w:spacing w:before="40" w:lineRule="auto" w:line="240" w:after="40"/>
             </w:pPr>
             <w:r>
               <w:t xml:space="preserve">Pass</w:t>
@@ -8895,8 +9845,8 @@
           <w:p>
             <w:pPr>
               <w:pStyle w:val="Compact"/>
-              <w:ind w:right="0" w:left="0" w:firstLine="0"/>
-              <w:spacing w:lineRule="auto" w:line="240" w:before="40" w:after="40"/>
+              <w:ind w:firstLine="0" w:right="0" w:left="0"/>
+              <w:spacing w:before="40" w:lineRule="auto" w:line="240" w:after="40"/>
             </w:pPr>
             <w:r>
               <w:t xml:space="preserve">Error rate (%)</w:t>
@@ -8908,8 +9858,8 @@
           <w:p>
             <w:pPr>
               <w:pStyle w:val="Compact"/>
-              <w:ind w:right="0" w:left="0" w:firstLine="0"/>
-              <w:spacing w:lineRule="auto" w:line="240" w:before="40" w:after="40"/>
+              <w:ind w:firstLine="0" w:right="0" w:left="0"/>
+              <w:spacing w:before="40" w:lineRule="auto" w:line="240" w:after="40"/>
             </w:pPr>
             <w:r>
               <w:t xml:space="preserve">1.0</w:t>
@@ -8921,8 +9871,8 @@
           <w:p>
             <w:pPr>
               <w:pStyle w:val="Compact"/>
-              <w:ind w:right="0" w:left="0" w:firstLine="0"/>
-              <w:spacing w:lineRule="auto" w:line="240" w:before="40" w:after="40"/>
+              <w:ind w:firstLine="0" w:right="0" w:left="0"/>
+              <w:spacing w:before="40" w:lineRule="auto" w:line="240" w:after="40"/>
             </w:pPr>
             <w:r>
               <w:t xml:space="preserve">0.3</w:t>
@@ -8934,8 +9884,8 @@
           <w:p>
             <w:pPr>
               <w:pStyle w:val="Compact"/>
-              <w:ind w:right="0" w:left="0" w:firstLine="0"/>
-              <w:spacing w:lineRule="auto" w:line="240" w:before="40" w:after="40"/>
+              <w:ind w:firstLine="0" w:right="0" w:left="0"/>
+              <w:spacing w:before="40" w:lineRule="auto" w:line="240" w:after="40"/>
             </w:pPr>
             <w:r>
               <w:t xml:space="preserve">Pass</w:t>
@@ -8949,8 +9899,8 @@
           <w:p>
             <w:pPr>
               <w:pStyle w:val="Compact"/>
-              <w:ind w:right="0" w:left="0" w:firstLine="0"/>
-              <w:spacing w:lineRule="auto" w:line="240" w:before="40" w:after="40"/>
+              <w:ind w:firstLine="0" w:right="0" w:left="0"/>
+              <w:spacing w:before="40" w:lineRule="auto" w:line="240" w:after="40"/>
             </w:pPr>
             <w:r>
               <w:t xml:space="preserve">Memory usage (MB)</w:t>
@@ -8962,8 +9912,8 @@
           <w:p>
             <w:pPr>
               <w:pStyle w:val="Compact"/>
-              <w:ind w:right="0" w:left="0" w:firstLine="0"/>
-              <w:spacing w:lineRule="auto" w:line="240" w:before="40" w:after="40"/>
+              <w:ind w:firstLine="0" w:right="0" w:left="0"/>
+              <w:spacing w:before="40" w:lineRule="auto" w:line="240" w:after="40"/>
             </w:pPr>
             <w:r>
               <w:t xml:space="preserve">512</w:t>
@@ -8975,8 +9925,8 @@
           <w:p>
             <w:pPr>
               <w:pStyle w:val="Compact"/>
-              <w:ind w:right="0" w:left="0" w:firstLine="0"/>
-              <w:spacing w:lineRule="auto" w:line="240" w:before="40" w:after="40"/>
+              <w:ind w:firstLine="0" w:right="0" w:left="0"/>
+              <w:spacing w:before="40" w:lineRule="auto" w:line="240" w:after="40"/>
             </w:pPr>
             <w:r>
               <w:t xml:space="preserve">487</w:t>
@@ -8988,8 +9938,8 @@
           <w:p>
             <w:pPr>
               <w:pStyle w:val="Compact"/>
-              <w:ind w:right="0" w:left="0" w:firstLine="0"/>
-              <w:spacing w:lineRule="auto" w:line="240" w:before="40" w:after="40"/>
+              <w:ind w:firstLine="0" w:right="0" w:left="0"/>
+              <w:spacing w:before="40" w:lineRule="auto" w:line="240" w:after="40"/>
             </w:pPr>
             <w:r>
               <w:t xml:space="preserve">Pass</w:t>
@@ -9014,7 +9964,7 @@
     </w:p>
     <w:p>
       <w:pPr>
-        <w:spacing w:lineRule="exact" w:before="0" w:line="20" w:after="0"/>
+        <w:spacing w:lineRule="exact" w:after="0" w:line="20" w:before="0"/>
         <w:rPr>
           <w:sz w:val="2"/>
         </w:rPr>
@@ -9040,7 +9990,7 @@
         <w:fldChar w:fldCharType="separate"/>
       </w:r>
       <w:r>
-        <w:t>16</w:t>
+        <w:t>17</w:t>
       </w:r>
       <w:r>
         <w:fldChar w:fldCharType="end"/>
@@ -9055,36 +10005,90 @@
       </w:pPr>
       <w:r>
         <w:rPr>
-          <w:rStyle w:val="VerbatimChar"/>
-        </w:rPr>
-        <w:t xml:space="preserve">def initialize(config):</w:t>
+          <w:rStyle w:val="KeywordTok"/>
+        </w:rPr>
+        <w:t xml:space="preserve">def</w:t>
+      </w:r>
+      <w:r>
+        <w:rPr>
+          <w:rStyle w:val="NormalTok"/>
+        </w:rPr>
+        <w:t xml:space="preserve"> initialize(config):</w:t>
       </w:r>
       <w:r>
         <w:br/>
       </w:r>
       <w:r>
         <w:rPr>
-          <w:rStyle w:val="VerbatimChar"/>
-        </w:rPr>
-        <w:t xml:space="preserve">    db = connect(config.db_url)</w:t>
+          <w:rStyle w:val="NormalTok"/>
+        </w:rPr>
+        <w:t xml:space="preserve">    db </w:t>
+      </w:r>
+      <w:r>
+        <w:rPr>
+          <w:rStyle w:val="OperatorTok"/>
+        </w:rPr>
+        <w:t xml:space="preserve">=</w:t>
+      </w:r>
+      <w:r>
+        <w:rPr>
+          <w:rStyle w:val="NormalTok"/>
+        </w:rPr>
+        <w:t xml:space="preserve"> </w:t>
+      </w:r>
+      <w:r>
+        <w:rPr>
+          <w:rStyle w:val="ExtensionTok"/>
+        </w:rPr>
+        <w:t xml:space="preserve">connect</w:t>
+      </w:r>
+      <w:r>
+        <w:rPr>
+          <w:rStyle w:val="NormalTok"/>
+        </w:rPr>
+        <w:t xml:space="preserve">(config.db_url)</w:t>
       </w:r>
       <w:r>
         <w:br/>
       </w:r>
       <w:r>
         <w:rPr>
-          <w:rStyle w:val="VerbatimChar"/>
-        </w:rPr>
-        <w:t xml:space="preserve">    auth = AuthService(db)</w:t>
+          <w:rStyle w:val="NormalTok"/>
+        </w:rPr>
+        <w:t xml:space="preserve">    auth </w:t>
+      </w:r>
+      <w:r>
+        <w:rPr>
+          <w:rStyle w:val="OperatorTok"/>
+        </w:rPr>
+        <w:t xml:space="preserve">=</w:t>
+      </w:r>
+      <w:r>
+        <w:rPr>
+          <w:rStyle w:val="NormalTok"/>
+        </w:rPr>
+        <w:t xml:space="preserve"> AuthService(db)</w:t>
       </w:r>
       <w:r>
         <w:br/>
       </w:r>
       <w:r>
         <w:rPr>
-          <w:rStyle w:val="VerbatimChar"/>
-        </w:rPr>
-        <w:t xml:space="preserve">    return Application(auth, db)</w:t>
+          <w:rStyle w:val="NormalTok"/>
+        </w:rPr>
+        <w:t xml:space="preserve">    </w:t>
+      </w:r>
+      <w:r>
+        <w:rPr>
+          <w:rStyle w:val="ControlFlowTok"/>
+        </w:rPr>
+        <w:t xml:space="preserve">return</w:t>
+      </w:r>
+      <w:r>
+        <w:rPr>
+          <w:rStyle w:val="NormalTok"/>
+        </w:rPr>
+        <w:t xml:space="preserve"> Application(auth, db)</w:t>
       </w:r>
     </w:p>
     <w:bookmarkEnd w:id="51"/>
@@ -9932,7 +10936,7 @@
           <w:rPr>
             <w:rStyle w:val="Hyperlink"/>
           </w:rPr>
-          <w:t xml:space="preserve">Listing 16</w:t>
+          <w:t xml:space="preserve">Listing 17</w:t>
         </w:r>
       </w:hyperlink>
       <w:r>
@@ -10041,7 +11045,7 @@
     </w:p>
     <w:p>
       <w:pPr>
-        <w:spacing w:lineRule="exact" w:before="0" w:line="20" w:after="0"/>
+        <w:spacing w:lineRule="exact" w:after="0" w:line="20" w:before="0"/>
         <w:rPr>
           <w:sz w:val="2"/>
         </w:rPr>
@@ -10082,18 +11086,18 @@
         <w:tblW w:type="auto" w:w="0"/>
         <w:tblLook w:firstRow="1" w:lastRow="0" w:firstColumn="0" w:lastColumn="0" w:noHBand="0" w:noVBand="0" w:val="0020"/>
         <w:tblBorders>
-          <w:top w:sz="6" w:color="000000" w:space="0" w:val="single"/>
-          <w:left w:sz="6" w:color="000000" w:space="0" w:val="single"/>
-          <w:bottom w:sz="6" w:color="000000" w:space="0" w:val="single"/>
-          <w:right w:sz="6" w:color="000000" w:space="0" w:val="single"/>
-          <w:insideH w:sz="6" w:color="000000" w:space="0" w:val="single"/>
-          <w:insideV w:sz="6" w:color="000000" w:space="0" w:val="single"/>
+          <w:top w:space="0" w:color="000000" w:val="single" w:sz="6"/>
+          <w:left w:space="0" w:color="000000" w:val="single" w:sz="6"/>
+          <w:bottom w:space="0" w:color="000000" w:val="single" w:sz="6"/>
+          <w:right w:space="0" w:color="000000" w:val="single" w:sz="6"/>
+          <w:insideH w:space="0" w:color="000000" w:val="single" w:sz="6"/>
+          <w:insideV w:space="0" w:color="000000" w:val="single" w:sz="6"/>
         </w:tblBorders>
         <w:tblCellMar>
-          <w:top w:type="dxa" w:w="57"/>
-          <w:left w:type="dxa" w:w="108"/>
-          <w:bottom w:type="dxa" w:w="57"/>
-          <w:right w:type="dxa" w:w="108"/>
+          <w:top w:w="57" w:type="dxa"/>
+          <w:left w:w="108" w:type="dxa"/>
+          <w:bottom w:w="57" w:type="dxa"/>
+          <w:right w:w="108" w:type="dxa"/>
         </w:tblCellMar>
       </w:tblPr>
       <w:tblGrid>
@@ -10107,14 +11111,14 @@
         </w:trPr>
         <w:tc>
           <w:tcPr>
-            <w:shd w:color="auto" w:fill="E8E8E8" w:val="clear"/>
+            <w:shd w:color="auto" w:val="clear" w:fill="E8E8E8"/>
           </w:tcPr>
           <w:p>
             <w:pPr>
               <w:pStyle w:val="Compact"/>
               <w:jc w:val="left"/>
-              <w:ind w:right="0" w:left="0" w:firstLine="0"/>
-              <w:spacing w:lineRule="auto" w:line="240" w:before="40" w:after="40"/>
+              <w:ind w:firstLine="0" w:right="0" w:left="0"/>
+              <w:spacing w:before="40" w:lineRule="auto" w:line="240" w:after="40"/>
             </w:pPr>
             <w:r>
               <w:rPr>
@@ -10126,14 +11130,14 @@
         </w:tc>
         <w:tc>
           <w:tcPr>
-            <w:shd w:color="auto" w:fill="E8E8E8" w:val="clear"/>
+            <w:shd w:color="auto" w:val="clear" w:fill="E8E8E8"/>
           </w:tcPr>
           <w:p>
             <w:pPr>
               <w:pStyle w:val="Compact"/>
               <w:jc w:val="left"/>
-              <w:ind w:right="0" w:left="0" w:firstLine="0"/>
-              <w:spacing w:lineRule="auto" w:line="240" w:before="40" w:after="40"/>
+              <w:ind w:firstLine="0" w:right="0" w:left="0"/>
+              <w:spacing w:before="40" w:lineRule="auto" w:line="240" w:after="40"/>
             </w:pPr>
             <w:r>
               <w:rPr>
@@ -10145,14 +11149,14 @@
         </w:tc>
         <w:tc>
           <w:tcPr>
-            <w:shd w:color="auto" w:fill="E8E8E8" w:val="clear"/>
+            <w:shd w:color="auto" w:val="clear" w:fill="E8E8E8"/>
           </w:tcPr>
           <w:p>
             <w:pPr>
               <w:pStyle w:val="Compact"/>
               <w:jc w:val="left"/>
-              <w:ind w:right="0" w:left="0" w:firstLine="0"/>
-              <w:spacing w:lineRule="auto" w:line="240" w:before="40" w:after="40"/>
+              <w:ind w:firstLine="0" w:right="0" w:left="0"/>
+              <w:spacing w:before="40" w:lineRule="auto" w:line="240" w:after="40"/>
             </w:pPr>
             <w:r>
               <w:rPr>
@@ -10170,8 +11174,8 @@
             <w:pPr>
               <w:pStyle w:val="Compact"/>
               <w:jc w:val="left"/>
-              <w:ind w:right="0" w:left="0" w:firstLine="0"/>
-              <w:spacing w:lineRule="auto" w:line="240" w:before="40" w:after="40"/>
+              <w:ind w:firstLine="0" w:right="0" w:left="0"/>
+              <w:spacing w:before="40" w:lineRule="auto" w:line="240" w:after="40"/>
             </w:pPr>
             <w:r>
               <w:rPr>
@@ -10193,8 +11197,8 @@
             <w:pPr>
               <w:pStyle w:val="Compact"/>
               <w:jc w:val="left"/>
-              <w:ind w:right="0" w:left="0" w:firstLine="0"/>
-              <w:spacing w:lineRule="auto" w:line="240" w:before="40" w:after="40"/>
+              <w:ind w:firstLine="0" w:right="0" w:left="0"/>
+              <w:spacing w:before="40" w:lineRule="auto" w:line="240" w:after="40"/>
             </w:pPr>
             <w:r>
               <w:rPr>
@@ -10210,8 +11214,8 @@
             <w:pPr>
               <w:pStyle w:val="Compact"/>
               <w:jc w:val="left"/>
-              <w:ind w:right="0" w:left="0" w:firstLine="0"/>
-              <w:spacing w:lineRule="auto" w:line="240" w:before="40" w:after="40"/>
+              <w:ind w:firstLine="0" w:right="0" w:left="0"/>
+              <w:spacing w:before="40" w:lineRule="auto" w:line="240" w:after="40"/>
             </w:pPr>
             <w:r>
               <w:t xml:space="preserve">Exact PID lookup. Same-spec first, then cross-document fallback. Never ambiguous.</w:t>
@@ -10226,8 +11230,8 @@
             <w:pPr>
               <w:pStyle w:val="Compact"/>
               <w:jc w:val="left"/>
-              <w:ind w:right="0" w:left="0" w:firstLine="0"/>
-              <w:spacing w:lineRule="auto" w:line="240" w:before="40" w:after="40"/>
+              <w:ind w:firstLine="0" w:right="0" w:left="0"/>
+              <w:spacing w:before="40" w:lineRule="auto" w:line="240" w:after="40"/>
             </w:pPr>
             <w:r>
               <w:rPr>
@@ -10249,8 +11253,8 @@
             <w:pPr>
               <w:pStyle w:val="Compact"/>
               <w:jc w:val="left"/>
-              <w:ind w:right="0" w:left="0" w:firstLine="0"/>
-              <w:spacing w:lineRule="auto" w:line="240" w:before="40" w:after="40"/>
+              <w:ind w:firstLine="0" w:right="0" w:left="0"/>
+              <w:spacing w:before="40" w:lineRule="auto" w:line="240" w:after="40"/>
             </w:pPr>
             <w:r>
               <w:rPr>
@@ -10266,8 +11270,8 @@
             <w:pPr>
               <w:pStyle w:val="Compact"/>
               <w:jc w:val="left"/>
-              <w:ind w:right="0" w:left="0" w:firstLine="0"/>
-              <w:spacing w:lineRule="auto" w:line="240" w:before="40" w:after="40"/>
+              <w:ind w:firstLine="0" w:right="0" w:left="0"/>
+              <w:spacing w:before="40" w:lineRule="auto" w:line="240" w:after="40"/>
             </w:pPr>
             <w:r>
               <w:t xml:space="preserve">Scoped resolution: local scope, then same specification, then global. May be ambiguous if multiple matches at the same scope level.</w:t>
@@ -10841,7 +11845,7 @@
     </w:p>
     <w:p>
       <w:pPr>
-        <w:spacing w:lineRule="exact" w:before="0" w:line="20" w:after="0"/>
+        <w:spacing w:lineRule="exact" w:after="0" w:line="20" w:before="0"/>
         <w:rPr>
           <w:sz w:val="2"/>
         </w:rPr>
@@ -10867,7 +11871,7 @@
         <w:fldChar w:fldCharType="separate"/>
       </w:r>
       <w:r>
-        <w:t>17</w:t>
+        <w:t>18</w:t>
       </w:r>
       <w:r>
         <w:fldChar w:fldCharType="end"/>
@@ -10882,18 +11886,42 @@
       </w:pPr>
       <w:r>
         <w:rPr>
-          <w:rStyle w:val="VerbatimChar"/>
-        </w:rPr>
-        <w:t xml:space="preserve">bibliography: refs.bib</w:t>
+          <w:rStyle w:val="FunctionTok"/>
+        </w:rPr>
+        <w:t xml:space="preserve">bibliography</w:t>
+      </w:r>
+      <w:r>
+        <w:rPr>
+          <w:rStyle w:val="KeywordTok"/>
+        </w:rPr>
+        <w:t xml:space="preserve">:</w:t>
+      </w:r>
+      <w:r>
+        <w:rPr>
+          <w:rStyle w:val="AttributeTok"/>
+        </w:rPr>
+        <w:t xml:space="preserve"> refs.bib</w:t>
       </w:r>
       <w:r>
         <w:br/>
       </w:r>
       <w:r>
         <w:rPr>
-          <w:rStyle w:val="VerbatimChar"/>
-        </w:rPr>
-        <w:t xml:space="preserve">csl: ieee.csl</w:t>
+          <w:rStyle w:val="FunctionTok"/>
+        </w:rPr>
+        <w:t xml:space="preserve">csl</w:t>
+      </w:r>
+      <w:r>
+        <w:rPr>
+          <w:rStyle w:val="KeywordTok"/>
+        </w:rPr>
+        <w:t xml:space="preserve">:</w:t>
+      </w:r>
+      <w:r>
+        <w:rPr>
+          <w:rStyle w:val="AttributeTok"/>
+        </w:rPr>
+        <w:t xml:space="preserve"> ieee.csl</w:t>
       </w:r>
     </w:p>
     <w:p>
@@ -10925,7 +11953,7 @@
     </w:p>
     <w:p>
       <w:pPr>
-        <w:spacing w:lineRule="exact" w:before="0" w:line="20" w:after="0"/>
+        <w:spacing w:lineRule="exact" w:after="0" w:line="20" w:before="0"/>
         <w:rPr>
           <w:sz w:val="2"/>
         </w:rPr>
@@ -10951,7 +11979,7 @@
         <w:fldChar w:fldCharType="separate"/>
       </w:r>
       <w:r>
-        <w:t>18</w:t>
+        <w:t>19</w:t>
       </w:r>
       <w:r>
         <w:fldChar w:fldCharType="end"/>
@@ -10966,52 +11994,118 @@
       </w:pPr>
       <w:r>
         <w:rPr>
-          <w:rStyle w:val="VerbatimChar"/>
-        </w:rPr>
-        <w:t xml:space="preserve">@article{smith2024,</w:t>
+          <w:rStyle w:val="VariableTok"/>
+        </w:rPr>
+        <w:t xml:space="preserve">@article</w:t>
+      </w:r>
+      <w:r>
+        <w:rPr>
+          <w:rStyle w:val="NormalTok"/>
+        </w:rPr>
+        <w:t xml:space="preserve">{</w:t>
+      </w:r>
+      <w:r>
+        <w:rPr>
+          <w:rStyle w:val="OtherTok"/>
+        </w:rPr>
+        <w:t xml:space="preserve">smith2024</w:t>
+      </w:r>
+      <w:r>
+        <w:rPr>
+          <w:rStyle w:val="NormalTok"/>
+        </w:rPr>
+        <w:t xml:space="preserve">,</w:t>
       </w:r>
       <w:r>
         <w:br/>
       </w:r>
       <w:r>
         <w:rPr>
-          <w:rStyle w:val="VerbatimChar"/>
-        </w:rPr>
-        <w:t xml:space="preserve">  author  = {Smith, John},</w:t>
+          <w:rStyle w:val="NormalTok"/>
+        </w:rPr>
+        <w:t xml:space="preserve">  </w:t>
+      </w:r>
+      <w:r>
+        <w:rPr>
+          <w:rStyle w:val="DataTypeTok"/>
+        </w:rPr>
+        <w:t xml:space="preserve">author</w:t>
+      </w:r>
+      <w:r>
+        <w:rPr>
+          <w:rStyle w:val="NormalTok"/>
+        </w:rPr>
+        <w:t xml:space="preserve">  = {Smith, John},</w:t>
       </w:r>
       <w:r>
         <w:br/>
       </w:r>
       <w:r>
         <w:rPr>
-          <w:rStyle w:val="VerbatimChar"/>
-        </w:rPr>
-        <w:t xml:space="preserve">  title   = {Advances in Systems Engineering},</w:t>
+          <w:rStyle w:val="NormalTok"/>
+        </w:rPr>
+        <w:t xml:space="preserve">  </w:t>
+      </w:r>
+      <w:r>
+        <w:rPr>
+          <w:rStyle w:val="DataTypeTok"/>
+        </w:rPr>
+        <w:t xml:space="preserve">title</w:t>
+      </w:r>
+      <w:r>
+        <w:rPr>
+          <w:rStyle w:val="NormalTok"/>
+        </w:rPr>
+        <w:t xml:space="preserve">   = {Advances in Systems Engineering},</w:t>
       </w:r>
       <w:r>
         <w:br/>
       </w:r>
       <w:r>
         <w:rPr>
-          <w:rStyle w:val="VerbatimChar"/>
-        </w:rPr>
-        <w:t xml:space="preserve">  journal = {IEEE Transactions},</w:t>
+          <w:rStyle w:val="NormalTok"/>
+        </w:rPr>
+        <w:t xml:space="preserve">  </w:t>
+      </w:r>
+      <w:r>
+        <w:rPr>
+          <w:rStyle w:val="DataTypeTok"/>
+        </w:rPr>
+        <w:t xml:space="preserve">journal</w:t>
+      </w:r>
+      <w:r>
+        <w:rPr>
+          <w:rStyle w:val="NormalTok"/>
+        </w:rPr>
+        <w:t xml:space="preserve"> = {IEEE Transactions},</w:t>
       </w:r>
       <w:r>
         <w:br/>
       </w:r>
       <w:r>
         <w:rPr>
-          <w:rStyle w:val="VerbatimChar"/>
-        </w:rPr>
-        <w:t xml:space="preserve">  year    = {2024}</w:t>
+          <w:rStyle w:val="NormalTok"/>
+        </w:rPr>
+        <w:t xml:space="preserve">  </w:t>
+      </w:r>
+      <w:r>
+        <w:rPr>
+          <w:rStyle w:val="DataTypeTok"/>
+        </w:rPr>
+        <w:t xml:space="preserve">year</w:t>
+      </w:r>
+      <w:r>
+        <w:rPr>
+          <w:rStyle w:val="NormalTok"/>
+        </w:rPr>
+        <w:t xml:space="preserve">    = {2024}</w:t>
       </w:r>
       <w:r>
         <w:br/>
       </w:r>
       <w:r>
         <w:rPr>
-          <w:rStyle w:val="VerbatimChar"/>
+          <w:rStyle w:val="NormalTok"/>
         </w:rPr>
         <w:t xml:space="preserve">}</w:t>
       </w:r>
@@ -11020,52 +12114,118 @@
       </w:r>
       <w:r>
         <w:rPr>
-          <w:rStyle w:val="VerbatimChar"/>
-        </w:rPr>
-        <w:t xml:space="preserve">@book{jones2023,</w:t>
+          <w:rStyle w:val="VariableTok"/>
+        </w:rPr>
+        <w:t xml:space="preserve">@book</w:t>
+      </w:r>
+      <w:r>
+        <w:rPr>
+          <w:rStyle w:val="NormalTok"/>
+        </w:rPr>
+        <w:t xml:space="preserve">{</w:t>
+      </w:r>
+      <w:r>
+        <w:rPr>
+          <w:rStyle w:val="OtherTok"/>
+        </w:rPr>
+        <w:t xml:space="preserve">jones2023</w:t>
+      </w:r>
+      <w:r>
+        <w:rPr>
+          <w:rStyle w:val="NormalTok"/>
+        </w:rPr>
+        <w:t xml:space="preserve">,</w:t>
       </w:r>
       <w:r>
         <w:br/>
       </w:r>
       <w:r>
         <w:rPr>
-          <w:rStyle w:val="VerbatimChar"/>
-        </w:rPr>
-        <w:t xml:space="preserve">  author    = {Jones, Alice},</w:t>
+          <w:rStyle w:val="NormalTok"/>
+        </w:rPr>
+        <w:t xml:space="preserve">  </w:t>
+      </w:r>
+      <w:r>
+        <w:rPr>
+          <w:rStyle w:val="DataTypeTok"/>
+        </w:rPr>
+        <w:t xml:space="preserve">author</w:t>
+      </w:r>
+      <w:r>
+        <w:rPr>
+          <w:rStyle w:val="NormalTok"/>
+        </w:rPr>
+        <w:t xml:space="preserve">    = {Jones, Alice},</w:t>
       </w:r>
       <w:r>
         <w:br/>
       </w:r>
       <w:r>
         <w:rPr>
-          <w:rStyle w:val="VerbatimChar"/>
-        </w:rPr>
-        <w:t xml:space="preserve">  title     = {Software Architecture Patterns},</w:t>
+          <w:rStyle w:val="NormalTok"/>
+        </w:rPr>
+        <w:t xml:space="preserve">  </w:t>
+      </w:r>
+      <w:r>
+        <w:rPr>
+          <w:rStyle w:val="DataTypeTok"/>
+        </w:rPr>
+        <w:t xml:space="preserve">title</w:t>
+      </w:r>
+      <w:r>
+        <w:rPr>
+          <w:rStyle w:val="NormalTok"/>
+        </w:rPr>
+        <w:t xml:space="preserve">     = {Software Architecture Patterns},</w:t>
       </w:r>
       <w:r>
         <w:br/>
       </w:r>
       <w:r>
         <w:rPr>
-          <w:rStyle w:val="VerbatimChar"/>
-        </w:rPr>
-        <w:t xml:space="preserve">  publisher = {O'Reilly},</w:t>
+          <w:rStyle w:val="NormalTok"/>
+        </w:rPr>
+        <w:t xml:space="preserve">  </w:t>
+      </w:r>
+      <w:r>
+        <w:rPr>
+          <w:rStyle w:val="DataTypeTok"/>
+        </w:rPr>
+        <w:t xml:space="preserve">publisher</w:t>
+      </w:r>
+      <w:r>
+        <w:rPr>
+          <w:rStyle w:val="NormalTok"/>
+        </w:rPr>
+        <w:t xml:space="preserve"> = {O'Reilly},</w:t>
       </w:r>
       <w:r>
         <w:br/>
       </w:r>
       <w:r>
         <w:rPr>
-          <w:rStyle w:val="VerbatimChar"/>
-        </w:rPr>
-        <w:t xml:space="preserve">  year      = {2023}</w:t>
+          <w:rStyle w:val="NormalTok"/>
+        </w:rPr>
+        <w:t xml:space="preserve">  </w:t>
+      </w:r>
+      <w:r>
+        <w:rPr>
+          <w:rStyle w:val="DataTypeTok"/>
+        </w:rPr>
+        <w:t xml:space="preserve">year</w:t>
+      </w:r>
+      <w:r>
+        <w:rPr>
+          <w:rStyle w:val="NormalTok"/>
+        </w:rPr>
+        <w:t xml:space="preserve">      = {2023}</w:t>
       </w:r>
       <w:r>
         <w:br/>
       </w:r>
       <w:r>
         <w:rPr>
-          <w:rStyle w:val="VerbatimChar"/>
+          <w:rStyle w:val="NormalTok"/>
         </w:rPr>
         <w:t xml:space="preserve">}</w:t>
       </w:r>
@@ -11090,7 +12250,7 @@
     </w:p>
     <w:p>
       <w:pPr>
-        <w:spacing w:lineRule="exact" w:before="0" w:line="20" w:after="0"/>
+        <w:spacing w:lineRule="exact" w:after="0" w:line="20" w:before="0"/>
         <w:rPr>
           <w:sz w:val="2"/>
         </w:rPr>
@@ -11116,7 +12276,7 @@
         <w:fldChar w:fldCharType="separate"/>
       </w:r>
       <w:r>
-        <w:t>19</w:t>
+        <w:t>20</w:t>
       </w:r>
       <w:r>
         <w:fldChar w:fldCharType="end"/>
@@ -11131,9 +12291,33 @@
       </w:pPr>
       <w:r>
         <w:rPr>
-          <w:rStyle w:val="VerbatimChar"/>
-        </w:rPr>
-        <w:t xml:space="preserve">Recent work [smith2024](@cite) demonstrates the approach.</w:t>
+          <w:rStyle w:val="NormalTok"/>
+        </w:rPr>
+        <w:t xml:space="preserve">Recent work </w:t>
+      </w:r>
+      <w:r>
+        <w:rPr>
+          <w:rStyle w:val="CommentTok"/>
+        </w:rPr>
+        <w:t xml:space="preserve">[</w:t>
+      </w:r>
+      <w:r>
+        <w:rPr>
+          <w:rStyle w:val="OtherTok"/>
+        </w:rPr>
+        <w:t xml:space="preserve">smith2024</w:t>
+      </w:r>
+      <w:r>
+        <w:rPr>
+          <w:rStyle w:val="CommentTok"/>
+        </w:rPr>
+        <w:t xml:space="preserve">](@cite)</w:t>
+      </w:r>
+      <w:r>
+        <w:rPr>
+          <w:rStyle w:val="NormalTok"/>
+        </w:rPr>
+        <w:t xml:space="preserve"> demonstrates the approach.</w:t>
       </w:r>
       <w:r>
         <w:br/>
@@ -11143,9 +12327,33 @@
       </w:r>
       <w:r>
         <w:rPr>
-          <w:rStyle w:val="VerbatimChar"/>
-        </w:rPr>
-        <w:t xml:space="preserve">As Smith [smith2024](@citep) argues, the method is effective.</w:t>
+          <w:rStyle w:val="NormalTok"/>
+        </w:rPr>
+        <w:t xml:space="preserve">As Smith </w:t>
+      </w:r>
+      <w:r>
+        <w:rPr>
+          <w:rStyle w:val="CommentTok"/>
+        </w:rPr>
+        <w:t xml:space="preserve">[</w:t>
+      </w:r>
+      <w:r>
+        <w:rPr>
+          <w:rStyle w:val="OtherTok"/>
+        </w:rPr>
+        <w:t xml:space="preserve">smith2024</w:t>
+      </w:r>
+      <w:r>
+        <w:rPr>
+          <w:rStyle w:val="CommentTok"/>
+        </w:rPr>
+        <w:t xml:space="preserve">](@citep)</w:t>
+      </w:r>
+      <w:r>
+        <w:rPr>
+          <w:rStyle w:val="NormalTok"/>
+        </w:rPr>
+        <w:t xml:space="preserve"> argues, the method is effective.</w:t>
       </w:r>
       <w:r>
         <w:br/>
@@ -11155,9 +12363,33 @@
       </w:r>
       <w:r>
         <w:rPr>
-          <w:rStyle w:val="VerbatimChar"/>
-        </w:rPr>
-        <w:t xml:space="preserve">Multiple sources support this [smith2024;jones2023](@cite).</w:t>
+          <w:rStyle w:val="NormalTok"/>
+        </w:rPr>
+        <w:t xml:space="preserve">Multiple sources support this </w:t>
+      </w:r>
+      <w:r>
+        <w:rPr>
+          <w:rStyle w:val="CommentTok"/>
+        </w:rPr>
+        <w:t xml:space="preserve">[</w:t>
+      </w:r>
+      <w:r>
+        <w:rPr>
+          <w:rStyle w:val="OtherTok"/>
+        </w:rPr>
+        <w:t xml:space="preserve">smith2024;jones2023</w:t>
+      </w:r>
+      <w:r>
+        <w:rPr>
+          <w:rStyle w:val="CommentTok"/>
+        </w:rPr>
+        <w:t xml:space="preserve">](@cite)</w:t>
+      </w:r>
+      <w:r>
+        <w:rPr>
+          <w:rStyle w:val="NormalTok"/>
+        </w:rPr>
+        <w:t xml:space="preserve">.</w:t>
       </w:r>
     </w:p>
     <w:p>
@@ -11737,7 +12969,7 @@
     </w:p>
     <w:p>
       <w:pPr>
-        <w:spacing w:lineRule="exact" w:before="0" w:line="20" w:after="0"/>
+        <w:spacing w:lineRule="exact" w:after="0" w:line="20" w:before="0"/>
         <w:rPr>
           <w:sz w:val="2"/>
         </w:rPr>
@@ -11763,7 +12995,7 @@
         <w:fldChar w:fldCharType="separate"/>
       </w:r>
       <w:r>
-        <w:t>20</w:t>
+        <w:t>21</w:t>
       </w:r>
       <w:r>
         <w:fldChar w:fldCharType="end"/>
@@ -11778,7 +13010,7 @@
       </w:pPr>
       <w:r>
         <w:rPr>
-          <w:rStyle w:val="VerbatimChar"/>
+          <w:rStyle w:val="InformationTok"/>
         </w:rPr>
         <w:t xml:space="preserve">```chart:chart-gauss{caption="Standard Normal Distribution" view="gauss" params="mean=0,sigma=1,xmin=-3,xmax=3,points=61"}</w:t>
       </w:r>
@@ -11787,7 +13019,7 @@
       </w:r>
       <w:r>
         <w:rPr>
-          <w:rStyle w:val="VerbatimChar"/>
+          <w:rStyle w:val="InformationTok"/>
         </w:rPr>
         <w:t xml:space="preserve">{</w:t>
       </w:r>
@@ -11796,7 +13028,7 @@
       </w:r>
       <w:r>
         <w:rPr>
-          <w:rStyle w:val="VerbatimChar"/>
+          <w:rStyle w:val="InformationTok"/>
         </w:rPr>
         <w:t xml:space="preserve">  "xAxis": { "type": "value", "name": "x" },</w:t>
       </w:r>
@@ -11805,7 +13037,7 @@
       </w:r>
       <w:r>
         <w:rPr>
-          <w:rStyle w:val="VerbatimChar"/>
+          <w:rStyle w:val="InformationTok"/>
         </w:rPr>
         <w:t xml:space="preserve">  "yAxis": { "type": "value", "name": "f(x)" },</w:t>
       </w:r>
@@ -11814,7 +13046,7 @@
       </w:r>
       <w:r>
         <w:rPr>
-          <w:rStyle w:val="VerbatimChar"/>
+          <w:rStyle w:val="InformationTok"/>
         </w:rPr>
         <w:t xml:space="preserve">  "series": [{ "type": "line", "smooth": true }]</w:t>
       </w:r>
@@ -11823,7 +13055,7 @@
       </w:r>
       <w:r>
         <w:rPr>
-          <w:rStyle w:val="VerbatimChar"/>
+          <w:rStyle w:val="InformationTok"/>
         </w:rPr>
         <w:t xml:space="preserve">}</w:t>
       </w:r>
@@ -11832,7 +13064,7 @@
       </w:r>
       <w:r>
         <w:rPr>
-          <w:rStyle w:val="VerbatimChar"/>
+          <w:rStyle w:val="InformationTok"/>
         </w:rPr>
         <w:t xml:space="preserve">```</w:t>
       </w:r>
@@ -12086,7 +13318,7 @@
     </w:p>
     <w:p>
       <w:pPr>
-        <w:spacing w:lineRule="exact" w:before="0" w:line="20" w:after="0"/>
+        <w:spacing w:lineRule="exact" w:after="0" w:line="20" w:before="0"/>
         <w:rPr>
           <w:sz w:val="2"/>
         </w:rPr>
@@ -12112,7 +13344,7 @@
         <w:fldChar w:fldCharType="separate"/>
       </w:r>
       <w:r>
-        <w:t>21</w:t>
+        <w:t>22</w:t>
       </w:r>
       <w:r>
         <w:fldChar w:fldCharType="end"/>
@@ -12127,9 +13359,15 @@
       </w:pPr>
       <w:r>
         <w:rPr>
-          <w:rStyle w:val="VerbatimChar"/>
-        </w:rPr>
-        <w:t xml:space="preserve">specc build</w:t>
+          <w:rStyle w:val="ExtensionTok"/>
+        </w:rPr>
+        <w:t xml:space="preserve">specc</w:t>
+      </w:r>
+      <w:r>
+        <w:rPr>
+          <w:rStyle w:val="NormalTok"/>
+        </w:rPr>
+        <w:t xml:space="preserve"> build</w:t>
       </w:r>
     </w:p>
     <w:p>
@@ -12195,7 +13433,7 @@
     </w:p>
     <w:p>
       <w:pPr>
-        <w:spacing w:lineRule="exact" w:before="0" w:line="20" w:after="0"/>
+        <w:spacing w:lineRule="exact" w:after="0" w:line="20" w:before="0"/>
         <w:rPr>
           <w:sz w:val="2"/>
         </w:rPr>
@@ -12236,18 +13474,18 @@
         <w:tblW w:type="auto" w:w="0"/>
         <w:tblLook w:firstRow="1" w:lastRow="0" w:firstColumn="0" w:lastColumn="0" w:noHBand="0" w:noVBand="0" w:val="0020"/>
         <w:tblBorders>
-          <w:top w:sz="6" w:color="000000" w:space="0" w:val="single"/>
-          <w:left w:sz="6" w:color="000000" w:space="0" w:val="single"/>
-          <w:bottom w:sz="6" w:color="000000" w:space="0" w:val="single"/>
-          <w:right w:sz="6" w:color="000000" w:space="0" w:val="single"/>
-          <w:insideH w:sz="6" w:color="000000" w:space="0" w:val="single"/>
-          <w:insideV w:sz="6" w:color="000000" w:space="0" w:val="single"/>
+          <w:top w:space="0" w:color="000000" w:val="single" w:sz="6"/>
+          <w:left w:space="0" w:color="000000" w:val="single" w:sz="6"/>
+          <w:bottom w:space="0" w:color="000000" w:val="single" w:sz="6"/>
+          <w:right w:space="0" w:color="000000" w:val="single" w:sz="6"/>
+          <w:insideH w:space="0" w:color="000000" w:val="single" w:sz="6"/>
+          <w:insideV w:space="0" w:color="000000" w:val="single" w:sz="6"/>
         </w:tblBorders>
         <w:tblCellMar>
-          <w:top w:type="dxa" w:w="57"/>
-          <w:left w:type="dxa" w:w="108"/>
-          <w:bottom w:type="dxa" w:w="57"/>
-          <w:right w:type="dxa" w:w="108"/>
+          <w:top w:w="57" w:type="dxa"/>
+          <w:left w:w="108" w:type="dxa"/>
+          <w:bottom w:w="57" w:type="dxa"/>
+          <w:right w:w="108" w:type="dxa"/>
         </w:tblCellMar>
       </w:tblPr>
       <w:tblGrid>
@@ -12261,14 +13499,14 @@
         </w:trPr>
         <w:tc>
           <w:tcPr>
-            <w:shd w:color="auto" w:fill="E8E8E8" w:val="clear"/>
+            <w:shd w:color="auto" w:val="clear" w:fill="E8E8E8"/>
           </w:tcPr>
           <w:p>
             <w:pPr>
               <w:pStyle w:val="Compact"/>
               <w:jc w:val="left"/>
-              <w:ind w:right="0" w:left="0" w:firstLine="0"/>
-              <w:spacing w:lineRule="auto" w:line="240" w:before="40" w:after="40"/>
+              <w:ind w:firstLine="0" w:right="0" w:left="0"/>
+              <w:spacing w:before="40" w:lineRule="auto" w:line="240" w:after="40"/>
             </w:pPr>
             <w:r>
               <w:rPr>
@@ -12280,14 +13518,14 @@
         </w:tc>
         <w:tc>
           <w:tcPr>
-            <w:shd w:color="auto" w:fill="E8E8E8" w:val="clear"/>
+            <w:shd w:color="auto" w:val="clear" w:fill="E8E8E8"/>
           </w:tcPr>
           <w:p>
             <w:pPr>
               <w:pStyle w:val="Compact"/>
               <w:jc w:val="left"/>
-              <w:ind w:right="0" w:left="0" w:firstLine="0"/>
-              <w:spacing w:lineRule="auto" w:line="240" w:before="40" w:after="40"/>
+              <w:ind w:firstLine="0" w:right="0" w:left="0"/>
+              <w:spacing w:before="40" w:lineRule="auto" w:line="240" w:after="40"/>
             </w:pPr>
             <w:r>
               <w:rPr>
@@ -12299,14 +13537,14 @@
         </w:tc>
         <w:tc>
           <w:tcPr>
-            <w:shd w:color="auto" w:fill="E8E8E8" w:val="clear"/>
+            <w:shd w:color="auto" w:val="clear" w:fill="E8E8E8"/>
           </w:tcPr>
           <w:p>
             <w:pPr>
               <w:pStyle w:val="Compact"/>
               <w:jc w:val="left"/>
-              <w:ind w:right="0" w:left="0" w:firstLine="0"/>
-              <w:spacing w:lineRule="auto" w:line="240" w:before="40" w:after="40"/>
+              <w:ind w:firstLine="0" w:right="0" w:left="0"/>
+              <w:spacing w:before="40" w:lineRule="auto" w:line="240" w:after="40"/>
             </w:pPr>
             <w:r>
               <w:rPr>
@@ -12324,8 +13562,8 @@
             <w:pPr>
               <w:pStyle w:val="Compact"/>
               <w:jc w:val="left"/>
-              <w:ind w:right="0" w:left="0" w:firstLine="0"/>
-              <w:spacing w:lineRule="auto" w:line="240" w:before="40" w:after="40"/>
+              <w:ind w:firstLine="0" w:right="0" w:left="0"/>
+              <w:spacing w:before="40" w:lineRule="auto" w:line="240" w:after="40"/>
             </w:pPr>
             <w:r>
               <w:rPr>
@@ -12341,8 +13579,8 @@
             <w:pPr>
               <w:pStyle w:val="Compact"/>
               <w:jc w:val="left"/>
-              <w:ind w:right="0" w:left="0" w:firstLine="0"/>
-              <w:spacing w:lineRule="auto" w:line="240" w:before="40" w:after="40"/>
+              <w:ind w:firstLine="0" w:right="0" w:left="0"/>
+              <w:spacing w:before="40" w:lineRule="auto" w:line="240" w:after="40"/>
             </w:pPr>
             <w:r>
               <w:rPr>
@@ -12358,8 +13596,8 @@
             <w:pPr>
               <w:pStyle w:val="Compact"/>
               <w:jc w:val="left"/>
-              <w:ind w:right="0" w:left="0" w:firstLine="0"/>
-              <w:spacing w:lineRule="auto" w:line="240" w:before="40" w:after="40"/>
+              <w:ind w:firstLine="0" w:right="0" w:left="0"/>
+              <w:spacing w:before="40" w:lineRule="auto" w:line="240" w:after="40"/>
             </w:pPr>
             <w:r>
               <w:t xml:space="preserve">Override log level:</w:t>
@@ -12419,8 +13657,8 @@
             <w:pPr>
               <w:pStyle w:val="Compact"/>
               <w:jc w:val="left"/>
-              <w:ind w:right="0" w:left="0" w:firstLine="0"/>
-              <w:spacing w:lineRule="auto" w:line="240" w:before="40" w:after="40"/>
+              <w:ind w:firstLine="0" w:right="0" w:left="0"/>
+              <w:spacing w:before="40" w:lineRule="auto" w:line="240" w:after="40"/>
             </w:pPr>
             <w:r>
               <w:rPr>
@@ -12436,8 +13674,8 @@
             <w:pPr>
               <w:pStyle w:val="Compact"/>
               <w:jc w:val="left"/>
-              <w:ind w:right="0" w:left="0" w:firstLine="0"/>
-              <w:spacing w:lineRule="auto" w:line="240" w:before="40" w:after="40"/>
+              <w:ind w:firstLine="0" w:right="0" w:left="0"/>
+              <w:spacing w:before="40" w:lineRule="auto" w:line="240" w:after="40"/>
             </w:pPr>
             <w:r>
               <w:rPr>
@@ -12453,8 +13691,8 @@
             <w:pPr>
               <w:pStyle w:val="Compact"/>
               <w:jc w:val="left"/>
-              <w:ind w:right="0" w:left="0" w:firstLine="0"/>
-              <w:spacing w:lineRule="auto" w:line="240" w:before="40" w:after="40"/>
+              <w:ind w:firstLine="0" w:right="0" w:left="0"/>
+              <w:spacing w:before="40" w:lineRule="auto" w:line="240" w:after="40"/>
             </w:pPr>
             <w:r>
               <w:t xml:space="preserve">SpecCompiler installation root (model and binary lookup)</w:t>
@@ -12469,8 +13707,8 @@
             <w:pPr>
               <w:pStyle w:val="Compact"/>
               <w:jc w:val="left"/>
-              <w:ind w:right="0" w:left="0" w:firstLine="0"/>
-              <w:spacing w:lineRule="auto" w:line="240" w:before="40" w:after="40"/>
+              <w:ind w:firstLine="0" w:right="0" w:left="0"/>
+              <w:spacing w:before="40" w:lineRule="auto" w:line="240" w:after="40"/>
             </w:pPr>
             <w:r>
               <w:rPr>
@@ -12486,8 +13724,8 @@
             <w:pPr>
               <w:pStyle w:val="Compact"/>
               <w:jc w:val="left"/>
-              <w:ind w:right="0" w:left="0" w:firstLine="0"/>
-              <w:spacing w:lineRule="auto" w:line="240" w:before="40" w:after="40"/>
+              <w:ind w:firstLine="0" w:right="0" w:left="0"/>
+              <w:spacing w:before="40" w:lineRule="auto" w:line="240" w:after="40"/>
             </w:pPr>
             <w:r>
               <w:rPr>
@@ -12503,8 +13741,8 @@
             <w:pPr>
               <w:pStyle w:val="Compact"/>
               <w:jc w:val="left"/>
-              <w:ind w:right="0" w:left="0" w:firstLine="0"/>
-              <w:spacing w:lineRule="auto" w:line="240" w:before="40" w:after="40"/>
+              <w:ind w:firstLine="0" w:right="0" w:left="0"/>
+              <w:spacing w:before="40" w:lineRule="auto" w:line="240" w:after="40"/>
             </w:pPr>
             <w:r>
               <w:t xml:space="preserve">Distribution root (used internally for external renderers)</w:t>
@@ -12519,8 +13757,8 @@
             <w:pPr>
               <w:pStyle w:val="Compact"/>
               <w:jc w:val="left"/>
-              <w:ind w:right="0" w:left="0" w:firstLine="0"/>
-              <w:spacing w:lineRule="auto" w:line="240" w:before="40" w:after="40"/>
+              <w:ind w:firstLine="0" w:right="0" w:left="0"/>
+              <w:spacing w:before="40" w:lineRule="auto" w:line="240" w:after="40"/>
             </w:pPr>
             <w:r>
               <w:rPr>
@@ -12536,8 +13774,8 @@
             <w:pPr>
               <w:pStyle w:val="Compact"/>
               <w:jc w:val="left"/>
-              <w:ind w:right="0" w:left="0" w:firstLine="0"/>
-              <w:spacing w:lineRule="auto" w:line="240" w:before="40" w:after="40"/>
+              <w:ind w:firstLine="0" w:right="0" w:left="0"/>
+              <w:spacing w:before="40" w:lineRule="auto" w:line="240" w:after="40"/>
             </w:pPr>
             <w:r>
               <w:rPr>
@@ -12553,8 +13791,8 @@
             <w:pPr>
               <w:pStyle w:val="Compact"/>
               <w:jc w:val="left"/>
-              <w:ind w:right="0" w:left="0" w:firstLine="0"/>
-              <w:spacing w:lineRule="auto" w:line="240" w:before="40" w:after="40"/>
+              <w:ind w:firstLine="0" w:right="0" w:left="0"/>
+              <w:spacing w:before="40" w:lineRule="auto" w:line="240" w:after="40"/>
             </w:pPr>
             <w:r>
               <w:t xml:space="preserve">Docker image reference (overrides default in wrapper)</w:t>
@@ -12569,8 +13807,8 @@
             <w:pPr>
               <w:pStyle w:val="Compact"/>
               <w:jc w:val="left"/>
-              <w:ind w:right="0" w:left="0" w:firstLine="0"/>
-              <w:spacing w:lineRule="auto" w:line="240" w:before="40" w:after="40"/>
+              <w:ind w:firstLine="0" w:right="0" w:left="0"/>
+              <w:spacing w:before="40" w:lineRule="auto" w:line="240" w:after="40"/>
             </w:pPr>
             <w:r>
               <w:rPr>
@@ -12586,8 +13824,8 @@
             <w:pPr>
               <w:pStyle w:val="Compact"/>
               <w:jc w:val="left"/>
-              <w:ind w:right="0" w:left="0" w:firstLine="0"/>
-              <w:spacing w:lineRule="auto" w:line="240" w:before="40" w:after="40"/>
+              <w:ind w:firstLine="0" w:right="0" w:left="0"/>
+              <w:spacing w:before="40" w:lineRule="auto" w:line="240" w:after="40"/>
             </w:pPr>
             <w:r>
               <w:t xml:space="preserve">(unset)</w:t>
@@ -12600,8 +13838,8 @@
             <w:pPr>
               <w:pStyle w:val="Compact"/>
               <w:jc w:val="left"/>
-              <w:ind w:right="0" w:left="0" w:firstLine="0"/>
-              <w:spacing w:lineRule="auto" w:line="240" w:before="40" w:after="40"/>
+              <w:ind w:firstLine="0" w:right="0" w:left="0"/>
+              <w:spacing w:before="40" w:lineRule="auto" w:line="240" w:after="40"/>
             </w:pPr>
             <w:r>
               <w:t xml:space="preserve">Disable ANSI color codes in output</w:t>
@@ -12626,7 +13864,7 @@
     </w:p>
     <w:p>
       <w:pPr>
-        <w:spacing w:lineRule="exact" w:before="0" w:line="20" w:after="0"/>
+        <w:spacing w:lineRule="exact" w:after="0" w:line="20" w:before="0"/>
         <w:rPr>
           <w:sz w:val="2"/>
         </w:rPr>
@@ -12667,18 +13905,18 @@
         <w:tblW w:type="auto" w:w="0"/>
         <w:tblLook w:firstRow="1" w:lastRow="0" w:firstColumn="0" w:lastColumn="0" w:noHBand="0" w:noVBand="0" w:val="0020"/>
         <w:tblBorders>
-          <w:top w:sz="6" w:color="000000" w:space="0" w:val="single"/>
-          <w:left w:sz="6" w:color="000000" w:space="0" w:val="single"/>
-          <w:bottom w:sz="6" w:color="000000" w:space="0" w:val="single"/>
-          <w:right w:sz="6" w:color="000000" w:space="0" w:val="single"/>
-          <w:insideH w:sz="6" w:color="000000" w:space="0" w:val="single"/>
-          <w:insideV w:sz="6" w:color="000000" w:space="0" w:val="single"/>
+          <w:top w:space="0" w:color="000000" w:val="single" w:sz="6"/>
+          <w:left w:space="0" w:color="000000" w:val="single" w:sz="6"/>
+          <w:bottom w:space="0" w:color="000000" w:val="single" w:sz="6"/>
+          <w:right w:space="0" w:color="000000" w:val="single" w:sz="6"/>
+          <w:insideH w:space="0" w:color="000000" w:val="single" w:sz="6"/>
+          <w:insideV w:space="0" w:color="000000" w:val="single" w:sz="6"/>
         </w:tblBorders>
         <w:tblCellMar>
-          <w:top w:type="dxa" w:w="57"/>
-          <w:left w:type="dxa" w:w="108"/>
-          <w:bottom w:type="dxa" w:w="57"/>
-          <w:right w:type="dxa" w:w="108"/>
+          <w:top w:w="57" w:type="dxa"/>
+          <w:left w:w="108" w:type="dxa"/>
+          <w:bottom w:w="57" w:type="dxa"/>
+          <w:right w:w="108" w:type="dxa"/>
         </w:tblCellMar>
       </w:tblPr>
       <w:tblGrid>
@@ -12691,13 +13929,13 @@
         </w:trPr>
         <w:tc>
           <w:tcPr>
-            <w:shd w:color="auto" w:fill="E8E8E8" w:val="clear"/>
+            <w:shd w:color="auto" w:val="clear" w:fill="E8E8E8"/>
           </w:tcPr>
           <w:p>
             <w:pPr>
               <w:pStyle w:val="Compact"/>
-              <w:ind w:right="0" w:left="0" w:firstLine="0"/>
-              <w:spacing w:lineRule="auto" w:line="240" w:before="40" w:after="40"/>
+              <w:ind w:firstLine="0" w:right="0" w:left="0"/>
+              <w:spacing w:before="40" w:lineRule="auto" w:line="240" w:after="40"/>
             </w:pPr>
             <w:r>
               <w:rPr>
@@ -12709,13 +13947,13 @@
         </w:tc>
         <w:tc>
           <w:tcPr>
-            <w:shd w:color="auto" w:fill="E8E8E8" w:val="clear"/>
+            <w:shd w:color="auto" w:val="clear" w:fill="E8E8E8"/>
           </w:tcPr>
           <w:p>
             <w:pPr>
               <w:pStyle w:val="Compact"/>
-              <w:ind w:right="0" w:left="0" w:firstLine="0"/>
-              <w:spacing w:lineRule="auto" w:line="240" w:before="40" w:after="40"/>
+              <w:ind w:firstLine="0" w:right="0" w:left="0"/>
+              <w:spacing w:before="40" w:lineRule="auto" w:line="240" w:after="40"/>
             </w:pPr>
             <w:r>
               <w:rPr>
@@ -12732,8 +13970,8 @@
           <w:p>
             <w:pPr>
               <w:pStyle w:val="Compact"/>
-              <w:ind w:right="0" w:left="0" w:firstLine="0"/>
-              <w:spacing w:lineRule="auto" w:line="240" w:before="40" w:after="40"/>
+              <w:ind w:firstLine="0" w:right="0" w:left="0"/>
+              <w:spacing w:before="40" w:lineRule="auto" w:line="240" w:after="40"/>
             </w:pPr>
             <w:r>
               <w:t xml:space="preserve">0</w:t>
@@ -12745,8 +13983,8 @@
           <w:p>
             <w:pPr>
               <w:pStyle w:val="Compact"/>
-              <w:ind w:right="0" w:left="0" w:firstLine="0"/>
-              <w:spacing w:lineRule="auto" w:line="240" w:before="40" w:after="40"/>
+              <w:ind w:firstLine="0" w:right="0" w:left="0"/>
+              <w:spacing w:before="40" w:lineRule="auto" w:line="240" w:after="40"/>
             </w:pPr>
             <w:r>
               <w:t xml:space="preserve">Success: all documents processed and outputs generated</w:t>
@@ -12760,8 +13998,8 @@
           <w:p>
             <w:pPr>
               <w:pStyle w:val="Compact"/>
-              <w:ind w:right="0" w:left="0" w:firstLine="0"/>
-              <w:spacing w:lineRule="auto" w:line="240" w:before="40" w:after="40"/>
+              <w:ind w:firstLine="0" w:right="0" w:left="0"/>
+              <w:spacing w:before="40" w:lineRule="auto" w:line="240" w:after="40"/>
             </w:pPr>
             <w:r>
               <w:t xml:space="preserve">1</w:t>
@@ -12773,8 +14011,8 @@
           <w:p>
             <w:pPr>
               <w:pStyle w:val="Compact"/>
-              <w:ind w:right="0" w:left="0" w:firstLine="0"/>
-              <w:spacing w:lineRule="auto" w:line="240" w:before="40" w:after="40"/>
+              <w:ind w:firstLine="0" w:right="0" w:left="0"/>
+              <w:spacing w:before="40" w:lineRule="auto" w:line="240" w:after="40"/>
             </w:pPr>
             <w:r>
               <w:t xml:space="preserve">Failure: Docker not running or missing config or pipeline error</w:t>
@@ -12944,7 +14182,7 @@
     </w:p>
     <w:p>
       <w:pPr>
-        <w:spacing w:lineRule="exact" w:before="0" w:line="20" w:after="0"/>
+        <w:spacing w:lineRule="exact" w:after="0" w:line="20" w:before="0"/>
         <w:rPr>
           <w:sz w:val="2"/>
         </w:rPr>
@@ -12985,18 +14223,18 @@
         <w:tblW w:type="auto" w:w="0"/>
         <w:tblLook w:firstRow="1" w:lastRow="0" w:firstColumn="0" w:lastColumn="0" w:noHBand="0" w:noVBand="0" w:val="0020"/>
         <w:tblBorders>
-          <w:top w:sz="6" w:color="000000" w:space="0" w:val="single"/>
-          <w:left w:sz="6" w:color="000000" w:space="0" w:val="single"/>
-          <w:bottom w:sz="6" w:color="000000" w:space="0" w:val="single"/>
-          <w:right w:sz="6" w:color="000000" w:space="0" w:val="single"/>
-          <w:insideH w:sz="6" w:color="000000" w:space="0" w:val="single"/>
-          <w:insideV w:sz="6" w:color="000000" w:space="0" w:val="single"/>
+          <w:top w:space="0" w:color="000000" w:val="single" w:sz="6"/>
+          <w:left w:space="0" w:color="000000" w:val="single" w:sz="6"/>
+          <w:bottom w:space="0" w:color="000000" w:val="single" w:sz="6"/>
+          <w:right w:space="0" w:color="000000" w:val="single" w:sz="6"/>
+          <w:insideH w:space="0" w:color="000000" w:val="single" w:sz="6"/>
+          <w:insideV w:space="0" w:color="000000" w:val="single" w:sz="6"/>
         </w:tblBorders>
         <w:tblCellMar>
-          <w:top w:type="dxa" w:w="57"/>
-          <w:left w:type="dxa" w:w="108"/>
-          <w:bottom w:type="dxa" w:w="57"/>
-          <w:right w:type="dxa" w:w="108"/>
+          <w:top w:w="57" w:type="dxa"/>
+          <w:left w:w="108" w:type="dxa"/>
+          <w:bottom w:w="57" w:type="dxa"/>
+          <w:right w:w="108" w:type="dxa"/>
         </w:tblCellMar>
       </w:tblPr>
       <w:tblGrid>
@@ -13011,14 +14249,14 @@
         </w:trPr>
         <w:tc>
           <w:tcPr>
-            <w:shd w:color="auto" w:fill="E8E8E8" w:val="clear"/>
+            <w:shd w:color="auto" w:val="clear" w:fill="E8E8E8"/>
           </w:tcPr>
           <w:p>
             <w:pPr>
               <w:pStyle w:val="Compact"/>
               <w:jc w:val="left"/>
-              <w:ind w:right="0" w:left="0" w:firstLine="0"/>
-              <w:spacing w:lineRule="auto" w:line="240" w:before="40" w:after="40"/>
+              <w:ind w:firstLine="0" w:right="0" w:left="0"/>
+              <w:spacing w:before="40" w:lineRule="auto" w:line="240" w:after="40"/>
             </w:pPr>
             <w:r>
               <w:rPr>
@@ -13030,14 +14268,14 @@
         </w:tc>
         <w:tc>
           <w:tcPr>
-            <w:shd w:color="auto" w:fill="E8E8E8" w:val="clear"/>
+            <w:shd w:color="auto" w:val="clear" w:fill="E8E8E8"/>
           </w:tcPr>
           <w:p>
             <w:pPr>
               <w:pStyle w:val="Compact"/>
               <w:jc w:val="left"/>
-              <w:ind w:right="0" w:left="0" w:firstLine="0"/>
-              <w:spacing w:lineRule="auto" w:line="240" w:before="40" w:after="40"/>
+              <w:ind w:firstLine="0" w:right="0" w:left="0"/>
+              <w:spacing w:before="40" w:lineRule="auto" w:line="240" w:after="40"/>
             </w:pPr>
             <w:r>
               <w:rPr>
@@ -13049,14 +14287,14 @@
         </w:tc>
         <w:tc>
           <w:tcPr>
-            <w:shd w:color="auto" w:fill="E8E8E8" w:val="clear"/>
+            <w:shd w:color="auto" w:val="clear" w:fill="E8E8E8"/>
           </w:tcPr>
           <w:p>
             <w:pPr>
               <w:pStyle w:val="Compact"/>
               <w:jc w:val="left"/>
-              <w:ind w:right="0" w:left="0" w:firstLine="0"/>
-              <w:spacing w:lineRule="auto" w:line="240" w:before="40" w:after="40"/>
+              <w:ind w:firstLine="0" w:right="0" w:left="0"/>
+              <w:spacing w:before="40" w:lineRule="auto" w:line="240" w:after="40"/>
             </w:pPr>
             <w:r>
               <w:rPr>
@@ -13068,14 +14306,14 @@
         </w:tc>
         <w:tc>
           <w:tcPr>
-            <w:shd w:color="auto" w:fill="E8E8E8" w:val="clear"/>
+            <w:shd w:color="auto" w:val="clear" w:fill="E8E8E8"/>
           </w:tcPr>
           <w:p>
             <w:pPr>
               <w:pStyle w:val="Compact"/>
               <w:jc w:val="left"/>
-              <w:ind w:right="0" w:left="0" w:firstLine="0"/>
-              <w:spacing w:lineRule="auto" w:line="240" w:before="40" w:after="40"/>
+              <w:ind w:firstLine="0" w:right="0" w:left="0"/>
+              <w:spacing w:before="40" w:lineRule="auto" w:line="240" w:after="40"/>
             </w:pPr>
             <w:r>
               <w:rPr>
@@ -13093,8 +14331,8 @@
             <w:pPr>
               <w:pStyle w:val="Compact"/>
               <w:jc w:val="left"/>
-              <w:ind w:right="0" w:left="0" w:firstLine="0"/>
-              <w:spacing w:lineRule="auto" w:line="240" w:before="40" w:after="40"/>
+              <w:ind w:firstLine="0" w:right="0" w:left="0"/>
+              <w:spacing w:before="40" w:lineRule="auto" w:line="240" w:after="40"/>
             </w:pPr>
             <w:r>
               <w:rPr>
@@ -13110,8 +14348,8 @@
             <w:pPr>
               <w:pStyle w:val="Compact"/>
               <w:jc w:val="left"/>
-              <w:ind w:right="0" w:left="0" w:firstLine="0"/>
-              <w:spacing w:lineRule="auto" w:line="240" w:before="40" w:after="40"/>
+              <w:ind w:firstLine="0" w:right="0" w:left="0"/>
+              <w:spacing w:before="40" w:lineRule="auto" w:line="240" w:after="40"/>
             </w:pPr>
             <w:r>
               <w:t xml:space="preserve">boolean</w:t>
@@ -13124,8 +14362,8 @@
             <w:pPr>
               <w:pStyle w:val="Compact"/>
               <w:jc w:val="left"/>
-              <w:ind w:right="0" w:left="0" w:firstLine="0"/>
-              <w:spacing w:lineRule="auto" w:line="240" w:before="40" w:after="40"/>
+              <w:ind w:firstLine="0" w:right="0" w:left="0"/>
+              <w:spacing w:before="40" w:lineRule="auto" w:line="240" w:after="40"/>
             </w:pPr>
             <w:r>
               <w:t xml:space="preserve">false</w:t>
@@ -13138,8 +14376,8 @@
             <w:pPr>
               <w:pStyle w:val="Compact"/>
               <w:jc w:val="left"/>
-              <w:ind w:right="0" w:left="0" w:firstLine="0"/>
-              <w:spacing w:lineRule="auto" w:line="240" w:before="40" w:after="40"/>
+              <w:ind w:firstLine="0" w:right="0" w:left="0"/>
+              <w:spacing w:before="40" w:lineRule="auto" w:line="240" w:after="40"/>
             </w:pPr>
             <w:r>
               <w:t xml:space="preserve">Add section numbering</w:t>
@@ -13154,8 +14392,8 @@
             <w:pPr>
               <w:pStyle w:val="Compact"/>
               <w:jc w:val="left"/>
-              <w:ind w:right="0" w:left="0" w:firstLine="0"/>
-              <w:spacing w:lineRule="auto" w:line="240" w:before="40" w:after="40"/>
+              <w:ind w:firstLine="0" w:right="0" w:left="0"/>
+              <w:spacing w:before="40" w:lineRule="auto" w:line="240" w:after="40"/>
             </w:pPr>
             <w:r>
               <w:rPr>
@@ -13171,8 +14409,8 @@
             <w:pPr>
               <w:pStyle w:val="Compact"/>
               <w:jc w:val="left"/>
-              <w:ind w:right="0" w:left="0" w:firstLine="0"/>
-              <w:spacing w:lineRule="auto" w:line="240" w:before="40" w:after="40"/>
+              <w:ind w:firstLine="0" w:right="0" w:left="0"/>
+              <w:spacing w:before="40" w:lineRule="auto" w:line="240" w:after="40"/>
             </w:pPr>
             <w:r>
               <w:t xml:space="preserve">boolean</w:t>
@@ -13185,8 +14423,8 @@
             <w:pPr>
               <w:pStyle w:val="Compact"/>
               <w:jc w:val="left"/>
-              <w:ind w:right="0" w:left="0" w:firstLine="0"/>
-              <w:spacing w:lineRule="auto" w:line="240" w:before="40" w:after="40"/>
+              <w:ind w:firstLine="0" w:right="0" w:left="0"/>
+              <w:spacing w:before="40" w:lineRule="auto" w:line="240" w:after="40"/>
             </w:pPr>
             <w:r>
               <w:t xml:space="preserve">false</w:t>
@@ -13199,8 +14437,8 @@
             <w:pPr>
               <w:pStyle w:val="Compact"/>
               <w:jc w:val="left"/>
-              <w:ind w:right="0" w:left="0" w:firstLine="0"/>
-              <w:spacing w:lineRule="auto" w:line="240" w:before="40" w:after="40"/>
+              <w:ind w:firstLine="0" w:right="0" w:left="0"/>
+              <w:spacing w:before="40" w:lineRule="auto" w:line="240" w:after="40"/>
             </w:pPr>
             <w:r>
               <w:t xml:space="preserve">Generate table of contents</w:t>
@@ -13215,8 +14453,8 @@
             <w:pPr>
               <w:pStyle w:val="Compact"/>
               <w:jc w:val="left"/>
-              <w:ind w:right="0" w:left="0" w:firstLine="0"/>
-              <w:spacing w:lineRule="auto" w:line="240" w:before="40" w:after="40"/>
+              <w:ind w:firstLine="0" w:right="0" w:left="0"/>
+              <w:spacing w:before="40" w:lineRule="auto" w:line="240" w:after="40"/>
             </w:pPr>
             <w:r>
               <w:rPr>
@@ -13232,8 +14470,8 @@
             <w:pPr>
               <w:pStyle w:val="Compact"/>
               <w:jc w:val="left"/>
-              <w:ind w:right="0" w:left="0" w:firstLine="0"/>
-              <w:spacing w:lineRule="auto" w:line="240" w:before="40" w:after="40"/>
+              <w:ind w:firstLine="0" w:right="0" w:left="0"/>
+              <w:spacing w:before="40" w:lineRule="auto" w:line="240" w:after="40"/>
             </w:pPr>
             <w:r>
               <w:t xml:space="preserve">integer</w:t>
@@ -13246,8 +14484,8 @@
             <w:pPr>
               <w:pStyle w:val="Compact"/>
               <w:jc w:val="left"/>
-              <w:ind w:right="0" w:left="0" w:firstLine="0"/>
-              <w:spacing w:lineRule="auto" w:line="240" w:before="40" w:after="40"/>
+              <w:ind w:firstLine="0" w:right="0" w:left="0"/>
+              <w:spacing w:before="40" w:lineRule="auto" w:line="240" w:after="40"/>
             </w:pPr>
             <w:r>
               <w:t xml:space="preserve">3</w:t>
@@ -13260,8 +14498,8 @@
             <w:pPr>
               <w:pStyle w:val="Compact"/>
               <w:jc w:val="left"/>
-              <w:ind w:right="0" w:left="0" w:firstLine="0"/>
-              <w:spacing w:lineRule="auto" w:line="240" w:before="40" w:after="40"/>
+              <w:ind w:firstLine="0" w:right="0" w:left="0"/>
+              <w:spacing w:before="40" w:lineRule="auto" w:line="240" w:after="40"/>
             </w:pPr>
             <w:r>
               <w:t xml:space="preserve">Heading depth for TOC</w:t>
@@ -13276,8 +14514,8 @@
             <w:pPr>
               <w:pStyle w:val="Compact"/>
               <w:jc w:val="left"/>
-              <w:ind w:right="0" w:left="0" w:firstLine="0"/>
-              <w:spacing w:lineRule="auto" w:line="240" w:before="40" w:after="40"/>
+              <w:ind w:firstLine="0" w:right="0" w:left="0"/>
+              <w:spacing w:before="40" w:lineRule="auto" w:line="240" w:after="40"/>
             </w:pPr>
             <w:r>
               <w:rPr>
@@ -13293,8 +14531,8 @@
             <w:pPr>
               <w:pStyle w:val="Compact"/>
               <w:jc w:val="left"/>
-              <w:ind w:right="0" w:left="0" w:firstLine="0"/>
-              <w:spacing w:lineRule="auto" w:line="240" w:before="40" w:after="40"/>
+              <w:ind w:firstLine="0" w:right="0" w:left="0"/>
+              <w:spacing w:before="40" w:lineRule="auto" w:line="240" w:after="40"/>
             </w:pPr>
             <w:r>
               <w:t xml:space="preserve">boolean</w:t>
@@ -13307,8 +14545,8 @@
             <w:pPr>
               <w:pStyle w:val="Compact"/>
               <w:jc w:val="left"/>
-              <w:ind w:right="0" w:left="0" w:firstLine="0"/>
-              <w:spacing w:lineRule="auto" w:line="240" w:before="40" w:after="40"/>
+              <w:ind w:firstLine="0" w:right="0" w:left="0"/>
+              <w:spacing w:before="40" w:lineRule="auto" w:line="240" w:after="40"/>
             </w:pPr>
             <w:r>
               <w:t xml:space="preserve">false</w:t>
@@ -13321,8 +14559,8 @@
             <w:pPr>
               <w:pStyle w:val="Compact"/>
               <w:jc w:val="left"/>
-              <w:ind w:right="0" w:left="0" w:firstLine="0"/>
-              <w:spacing w:lineRule="auto" w:line="240" w:before="40" w:after="40"/>
+              <w:ind w:firstLine="0" w:right="0" w:left="0"/>
+              <w:spacing w:before="40" w:lineRule="auto" w:line="240" w:after="40"/>
             </w:pPr>
             <w:r>
               <w:t xml:space="preserve">Produce complete HTML document</w:t>
@@ -13337,8 +14575,8 @@
             <w:pPr>
               <w:pStyle w:val="Compact"/>
               <w:jc w:val="left"/>
-              <w:ind w:right="0" w:left="0" w:firstLine="0"/>
-              <w:spacing w:lineRule="auto" w:line="240" w:before="40" w:after="40"/>
+              <w:ind w:firstLine="0" w:right="0" w:left="0"/>
+              <w:spacing w:before="40" w:lineRule="auto" w:line="240" w:after="40"/>
             </w:pPr>
             <w:r>
               <w:rPr>
@@ -13354,8 +14592,8 @@
             <w:pPr>
               <w:pStyle w:val="Compact"/>
               <w:jc w:val="left"/>
-              <w:ind w:right="0" w:left="0" w:firstLine="0"/>
-              <w:spacing w:lineRule="auto" w:line="240" w:before="40" w:after="40"/>
+              <w:ind w:firstLine="0" w:right="0" w:left="0"/>
+              <w:spacing w:before="40" w:lineRule="auto" w:line="240" w:after="40"/>
             </w:pPr>
             <w:r>
               <w:t xml:space="preserve">boolean</w:t>
@@ -13368,8 +14606,8 @@
             <w:pPr>
               <w:pStyle w:val="Compact"/>
               <w:jc w:val="left"/>
-              <w:ind w:right="0" w:left="0" w:firstLine="0"/>
-              <w:spacing w:lineRule="auto" w:line="240" w:before="40" w:after="40"/>
+              <w:ind w:firstLine="0" w:right="0" w:left="0"/>
+              <w:spacing w:before="40" w:lineRule="auto" w:line="240" w:after="40"/>
             </w:pPr>
             <w:r>
               <w:t xml:space="preserve">false</w:t>
@@ -13382,8 +14620,8 @@
             <w:pPr>
               <w:pStyle w:val="Compact"/>
               <w:jc w:val="left"/>
-              <w:ind w:right="0" w:left="0" w:firstLine="0"/>
-              <w:spacing w:lineRule="auto" w:line="240" w:before="40" w:after="40"/>
+              <w:ind w:firstLine="0" w:right="0" w:left="0"/>
+              <w:spacing w:before="40" w:lineRule="auto" w:line="240" w:after="40"/>
             </w:pPr>
             <w:r>
               <w:t xml:space="preserve">Embed CSS and images inline</w:t>
@@ -13474,7 +14712,7 @@
     </w:p>
     <w:p>
       <w:pPr>
-        <w:spacing w:lineRule="exact" w:before="0" w:line="20" w:after="0"/>
+        <w:spacing w:lineRule="exact" w:after="0" w:line="20" w:before="0"/>
         <w:rPr>
           <w:sz w:val="2"/>
         </w:rPr>
@@ -13500,7 +14738,7 @@
         <w:fldChar w:fldCharType="separate"/>
       </w:r>
       <w:r>
-        <w:t>22</w:t>
+        <w:t>23</w:t>
       </w:r>
       <w:r>
         <w:fldChar w:fldCharType="end"/>
@@ -13515,9 +14753,105 @@
       </w:pPr>
       <w:r>
         <w:rPr>
-          <w:rStyle w:val="VerbatimChar"/>
-        </w:rPr>
-        <w:t xml:space="preserve">{"level":"error","message":"[missing_required] Object missing required attribute 'priority' on HLR-001","file":"srs.md","line":42}</w:t>
+          <w:rStyle w:val="FunctionTok"/>
+        </w:rPr>
+        <w:t xml:space="preserve">{</w:t>
+      </w:r>
+      <w:r>
+        <w:rPr>
+          <w:rStyle w:val="DataTypeTok"/>
+        </w:rPr>
+        <w:t xml:space="preserve">"level"</w:t>
+      </w:r>
+      <w:r>
+        <w:rPr>
+          <w:rStyle w:val="FunctionTok"/>
+        </w:rPr>
+        <w:t xml:space="preserve">:</w:t>
+      </w:r>
+      <w:r>
+        <w:rPr>
+          <w:rStyle w:val="StringTok"/>
+        </w:rPr>
+        <w:t xml:space="preserve">"error"</w:t>
+      </w:r>
+      <w:r>
+        <w:rPr>
+          <w:rStyle w:val="FunctionTok"/>
+        </w:rPr>
+        <w:t xml:space="preserve">,</w:t>
+      </w:r>
+      <w:r>
+        <w:rPr>
+          <w:rStyle w:val="DataTypeTok"/>
+        </w:rPr>
+        <w:t xml:space="preserve">"message"</w:t>
+      </w:r>
+      <w:r>
+        <w:rPr>
+          <w:rStyle w:val="FunctionTok"/>
+        </w:rPr>
+        <w:t xml:space="preserve">:</w:t>
+      </w:r>
+      <w:r>
+        <w:rPr>
+          <w:rStyle w:val="StringTok"/>
+        </w:rPr>
+        <w:t xml:space="preserve">"[missing_required] Object missing required attribute 'priority' on HLR-001"</w:t>
+      </w:r>
+      <w:r>
+        <w:rPr>
+          <w:rStyle w:val="FunctionTok"/>
+        </w:rPr>
+        <w:t xml:space="preserve">,</w:t>
+      </w:r>
+      <w:r>
+        <w:rPr>
+          <w:rStyle w:val="DataTypeTok"/>
+        </w:rPr>
+        <w:t xml:space="preserve">"file"</w:t>
+      </w:r>
+      <w:r>
+        <w:rPr>
+          <w:rStyle w:val="FunctionTok"/>
+        </w:rPr>
+        <w:t xml:space="preserve">:</w:t>
+      </w:r>
+      <w:r>
+        <w:rPr>
+          <w:rStyle w:val="StringTok"/>
+        </w:rPr>
+        <w:t xml:space="preserve">"srs.md"</w:t>
+      </w:r>
+      <w:r>
+        <w:rPr>
+          <w:rStyle w:val="FunctionTok"/>
+        </w:rPr>
+        <w:t xml:space="preserve">,</w:t>
+      </w:r>
+      <w:r>
+        <w:rPr>
+          <w:rStyle w:val="DataTypeTok"/>
+        </w:rPr>
+        <w:t xml:space="preserve">"line"</w:t>
+      </w:r>
+      <w:r>
+        <w:rPr>
+          <w:rStyle w:val="FunctionTok"/>
+        </w:rPr>
+        <w:t xml:space="preserve">:</w:t>
+      </w:r>
+      <w:r>
+        <w:rPr>
+          <w:rStyle w:val="DecValTok"/>
+        </w:rPr>
+        <w:t xml:space="preserve">42</w:t>
+      </w:r>
+      <w:r>
+        <w:rPr>
+          <w:rStyle w:val="FunctionTok"/>
+        </w:rPr>
+        <w:t xml:space="preserve">}</w:t>
       </w:r>
     </w:p>
     <w:bookmarkEnd w:id="78"/>
@@ -13536,7 +14870,7 @@
     </w:p>
     <w:p>
       <w:pPr>
-        <w:spacing w:lineRule="exact" w:before="0" w:line="20" w:after="0"/>
+        <w:spacing w:lineRule="exact" w:after="0" w:line="20" w:before="0"/>
         <w:rPr>
           <w:sz w:val="2"/>
         </w:rPr>
@@ -13577,18 +14911,18 @@
         <w:tblW w:type="auto" w:w="0"/>
         <w:tblLook w:firstRow="1" w:lastRow="0" w:firstColumn="0" w:lastColumn="0" w:noHBand="0" w:noVBand="0" w:val="0020"/>
         <w:tblBorders>
-          <w:top w:sz="6" w:color="000000" w:space="0" w:val="single"/>
-          <w:left w:sz="6" w:color="000000" w:space="0" w:val="single"/>
-          <w:bottom w:sz="6" w:color="000000" w:space="0" w:val="single"/>
-          <w:right w:sz="6" w:color="000000" w:space="0" w:val="single"/>
-          <w:insideH w:sz="6" w:color="000000" w:space="0" w:val="single"/>
-          <w:insideV w:sz="6" w:color="000000" w:space="0" w:val="single"/>
+          <w:top w:space="0" w:color="000000" w:val="single" w:sz="6"/>
+          <w:left w:space="0" w:color="000000" w:val="single" w:sz="6"/>
+          <w:bottom w:space="0" w:color="000000" w:val="single" w:sz="6"/>
+          <w:right w:space="0" w:color="000000" w:val="single" w:sz="6"/>
+          <w:insideH w:space="0" w:color="000000" w:val="single" w:sz="6"/>
+          <w:insideV w:space="0" w:color="000000" w:val="single" w:sz="6"/>
         </w:tblBorders>
         <w:tblCellMar>
-          <w:top w:type="dxa" w:w="57"/>
-          <w:left w:type="dxa" w:w="108"/>
-          <w:bottom w:type="dxa" w:w="57"/>
-          <w:right w:type="dxa" w:w="108"/>
+          <w:top w:w="57" w:type="dxa"/>
+          <w:left w:w="108" w:type="dxa"/>
+          <w:bottom w:w="57" w:type="dxa"/>
+          <w:right w:w="108" w:type="dxa"/>
         </w:tblCellMar>
       </w:tblPr>
       <w:tblGrid>
@@ -13601,14 +14935,14 @@
         </w:trPr>
         <w:tc>
           <w:tcPr>
-            <w:shd w:color="auto" w:fill="E8E8E8" w:val="clear"/>
+            <w:shd w:color="auto" w:val="clear" w:fill="E8E8E8"/>
           </w:tcPr>
           <w:p>
             <w:pPr>
               <w:pStyle w:val="Compact"/>
               <w:jc w:val="left"/>
-              <w:ind w:right="0" w:left="0" w:firstLine="0"/>
-              <w:spacing w:lineRule="auto" w:line="240" w:before="40" w:after="40"/>
+              <w:ind w:firstLine="0" w:right="0" w:left="0"/>
+              <w:spacing w:before="40" w:lineRule="auto" w:line="240" w:after="40"/>
             </w:pPr>
             <w:r>
               <w:rPr>
@@ -13620,14 +14954,14 @@
         </w:tc>
         <w:tc>
           <w:tcPr>
-            <w:shd w:color="auto" w:fill="E8E8E8" w:val="clear"/>
+            <w:shd w:color="auto" w:val="clear" w:fill="E8E8E8"/>
           </w:tcPr>
           <w:p>
             <w:pPr>
               <w:pStyle w:val="Compact"/>
               <w:jc w:val="left"/>
-              <w:ind w:right="0" w:left="0" w:firstLine="0"/>
-              <w:spacing w:lineRule="auto" w:line="240" w:before="40" w:after="40"/>
+              <w:ind w:firstLine="0" w:right="0" w:left="0"/>
+              <w:spacing w:before="40" w:lineRule="auto" w:line="240" w:after="40"/>
             </w:pPr>
             <w:r>
               <w:rPr>
@@ -13645,8 +14979,8 @@
             <w:pPr>
               <w:pStyle w:val="Compact"/>
               <w:jc w:val="left"/>
-              <w:ind w:right="0" w:left="0" w:firstLine="0"/>
-              <w:spacing w:lineRule="auto" w:line="240" w:before="40" w:after="40"/>
+              <w:ind w:firstLine="0" w:right="0" w:left="0"/>
+              <w:spacing w:before="40" w:lineRule="auto" w:line="240" w:after="40"/>
             </w:pPr>
             <w:r>
               <w:rPr>
@@ -13662,8 +14996,8 @@
             <w:pPr>
               <w:pStyle w:val="Compact"/>
               <w:jc w:val="left"/>
-              <w:ind w:right="0" w:left="0" w:firstLine="0"/>
-              <w:spacing w:lineRule="auto" w:line="240" w:before="40" w:after="40"/>
+              <w:ind w:firstLine="0" w:right="0" w:left="0"/>
+              <w:spacing w:before="40" w:lineRule="auto" w:line="240" w:after="40"/>
             </w:pPr>
             <w:r>
               <w:t xml:space="preserve">Specification missing required attribute</w:t>
@@ -13678,8 +15012,8 @@
             <w:pPr>
               <w:pStyle w:val="Compact"/>
               <w:jc w:val="left"/>
-              <w:ind w:right="0" w:left="0" w:firstLine="0"/>
-              <w:spacing w:lineRule="auto" w:line="240" w:before="40" w:after="40"/>
+              <w:ind w:firstLine="0" w:right="0" w:left="0"/>
+              <w:spacing w:before="40" w:lineRule="auto" w:line="240" w:after="40"/>
             </w:pPr>
             <w:r>
               <w:rPr>
@@ -13695,8 +15029,8 @@
             <w:pPr>
               <w:pStyle w:val="Compact"/>
               <w:jc w:val="left"/>
-              <w:ind w:right="0" w:left="0" w:firstLine="0"/>
-              <w:spacing w:lineRule="auto" w:line="240" w:before="40" w:after="40"/>
+              <w:ind w:firstLine="0" w:right="0" w:left="0"/>
+              <w:spacing w:before="40" w:lineRule="auto" w:line="240" w:after="40"/>
             </w:pPr>
             <w:r>
               <w:t xml:space="preserve">Invalid specification type reference</w:t>
@@ -13711,8 +15045,8 @@
             <w:pPr>
               <w:pStyle w:val="Compact"/>
               <w:jc w:val="left"/>
-              <w:ind w:right="0" w:left="0" w:firstLine="0"/>
-              <w:spacing w:lineRule="auto" w:line="240" w:before="40" w:after="40"/>
+              <w:ind w:firstLine="0" w:right="0" w:left="0"/>
+              <w:spacing w:before="40" w:lineRule="auto" w:line="240" w:after="40"/>
             </w:pPr>
             <w:r>
               <w:rPr>
@@ -13728,8 +15062,8 @@
             <w:pPr>
               <w:pStyle w:val="Compact"/>
               <w:jc w:val="left"/>
-              <w:ind w:right="0" w:left="0" w:firstLine="0"/>
-              <w:spacing w:lineRule="auto" w:line="240" w:before="40" w:after="40"/>
+              <w:ind w:firstLine="0" w:right="0" w:left="0"/>
+              <w:spacing w:before="40" w:lineRule="auto" w:line="240" w:after="40"/>
             </w:pPr>
             <w:r>
               <w:t xml:space="preserve">Spec object missing required attribute</w:t>
@@ -13744,8 +15078,8 @@
             <w:pPr>
               <w:pStyle w:val="Compact"/>
               <w:jc w:val="left"/>
-              <w:ind w:right="0" w:left="0" w:firstLine="0"/>
-              <w:spacing w:lineRule="auto" w:line="240" w:before="40" w:after="40"/>
+              <w:ind w:firstLine="0" w:right="0" w:left="0"/>
+              <w:spacing w:before="40" w:lineRule="auto" w:line="240" w:after="40"/>
             </w:pPr>
             <w:r>
               <w:rPr>
@@ -13761,8 +15095,8 @@
             <w:pPr>
               <w:pStyle w:val="Compact"/>
               <w:jc w:val="left"/>
-              <w:ind w:right="0" w:left="0" w:firstLine="0"/>
-              <w:spacing w:lineRule="auto" w:line="240" w:before="40" w:after="40"/>
+              <w:ind w:firstLine="0" w:right="0" w:left="0"/>
+              <w:spacing w:before="40" w:lineRule="auto" w:line="240" w:after="40"/>
             </w:pPr>
             <w:r>
               <w:t xml:space="preserve">Attribute cardinality exceeded</w:t>
@@ -13777,8 +15111,8 @@
             <w:pPr>
               <w:pStyle w:val="Compact"/>
               <w:jc w:val="left"/>
-              <w:ind w:right="0" w:left="0" w:firstLine="0"/>
-              <w:spacing w:lineRule="auto" w:line="240" w:before="40" w:after="40"/>
+              <w:ind w:firstLine="0" w:right="0" w:left="0"/>
+              <w:spacing w:before="40" w:lineRule="auto" w:line="240" w:after="40"/>
             </w:pPr>
             <w:r>
               <w:rPr>
@@ -13794,8 +15128,8 @@
             <w:pPr>
               <w:pStyle w:val="Compact"/>
               <w:jc w:val="left"/>
-              <w:ind w:right="0" w:left="0" w:firstLine="0"/>
-              <w:spacing w:lineRule="auto" w:line="240" w:before="40" w:after="40"/>
+              <w:ind w:firstLine="0" w:right="0" w:left="0"/>
+              <w:spacing w:before="40" w:lineRule="auto" w:line="240" w:after="40"/>
             </w:pPr>
             <w:r>
               <w:t xml:space="preserve">Attribute type cast failure</w:t>
@@ -13810,8 +15144,8 @@
             <w:pPr>
               <w:pStyle w:val="Compact"/>
               <w:jc w:val="left"/>
-              <w:ind w:right="0" w:left="0" w:firstLine="0"/>
-              <w:spacing w:lineRule="auto" w:line="240" w:before="40" w:after="40"/>
+              <w:ind w:firstLine="0" w:right="0" w:left="0"/>
+              <w:spacing w:before="40" w:lineRule="auto" w:line="240" w:after="40"/>
             </w:pPr>
             <w:r>
               <w:rPr>
@@ -13827,8 +15161,8 @@
             <w:pPr>
               <w:pStyle w:val="Compact"/>
               <w:jc w:val="left"/>
-              <w:ind w:right="0" w:left="0" w:firstLine="0"/>
-              <w:spacing w:lineRule="auto" w:line="240" w:before="40" w:after="40"/>
+              <w:ind w:firstLine="0" w:right="0" w:left="0"/>
+              <w:spacing w:before="40" w:lineRule="auto" w:line="240" w:after="40"/>
             </w:pPr>
             <w:r>
               <w:t xml:space="preserve">Invalid enum value</w:t>
@@ -13843,8 +15177,8 @@
             <w:pPr>
               <w:pStyle w:val="Compact"/>
               <w:jc w:val="left"/>
-              <w:ind w:right="0" w:left="0" w:firstLine="0"/>
-              <w:spacing w:lineRule="auto" w:line="240" w:before="40" w:after="40"/>
+              <w:ind w:firstLine="0" w:right="0" w:left="0"/>
+              <w:spacing w:before="40" w:lineRule="auto" w:line="240" w:after="40"/>
             </w:pPr>
             <w:r>
               <w:rPr>
@@ -13860,8 +15194,8 @@
             <w:pPr>
               <w:pStyle w:val="Compact"/>
               <w:jc w:val="left"/>
-              <w:ind w:right="0" w:left="0" w:firstLine="0"/>
-              <w:spacing w:lineRule="auto" w:line="240" w:before="40" w:after="40"/>
+              <w:ind w:firstLine="0" w:right="0" w:left="0"/>
+              <w:spacing w:before="40" w:lineRule="auto" w:line="240" w:after="40"/>
             </w:pPr>
             <w:r>
               <w:t xml:space="preserve">Invalid date format (expected YYYY-MM-DD)</w:t>
@@ -13876,8 +15210,8 @@
             <w:pPr>
               <w:pStyle w:val="Compact"/>
               <w:jc w:val="left"/>
-              <w:ind w:right="0" w:left="0" w:firstLine="0"/>
-              <w:spacing w:lineRule="auto" w:line="240" w:before="40" w:after="40"/>
+              <w:ind w:firstLine="0" w:right="0" w:left="0"/>
+              <w:spacing w:before="40" w:lineRule="auto" w:line="240" w:after="40"/>
             </w:pPr>
             <w:r>
               <w:rPr>
@@ -13893,8 +15227,8 @@
             <w:pPr>
               <w:pStyle w:val="Compact"/>
               <w:jc w:val="left"/>
-              <w:ind w:right="0" w:left="0" w:firstLine="0"/>
-              <w:spacing w:lineRule="auto" w:line="240" w:before="40" w:after="40"/>
+              <w:ind w:firstLine="0" w:right="0" w:left="0"/>
+              <w:spacing w:before="40" w:lineRule="auto" w:line="240" w:after="40"/>
             </w:pPr>
             <w:r>
               <w:t xml:space="preserve">Value outside declared bounds</w:t>
@@ -13909,8 +15243,8 @@
             <w:pPr>
               <w:pStyle w:val="Compact"/>
               <w:jc w:val="left"/>
-              <w:ind w:right="0" w:left="0" w:firstLine="0"/>
-              <w:spacing w:lineRule="auto" w:line="240" w:before="40" w:after="40"/>
+              <w:ind w:firstLine="0" w:right="0" w:left="0"/>
+              <w:spacing w:before="40" w:lineRule="auto" w:line="240" w:after="40"/>
             </w:pPr>
             <w:r>
               <w:rPr>
@@ -13926,8 +15260,8 @@
             <w:pPr>
               <w:pStyle w:val="Compact"/>
               <w:jc w:val="left"/>
-              <w:ind w:right="0" w:left="0" w:firstLine="0"/>
-              <w:spacing w:lineRule="auto" w:line="240" w:before="40" w:after="40"/>
+              <w:ind w:firstLine="0" w:right="0" w:left="0"/>
+              <w:spacing w:before="40" w:lineRule="auto" w:line="240" w:after="40"/>
             </w:pPr>
             <w:r>
               <w:t xml:space="preserve">Duplicate PID across spec objects</w:t>
@@ -13942,8 +15276,8 @@
             <w:pPr>
               <w:pStyle w:val="Compact"/>
               <w:jc w:val="left"/>
-              <w:ind w:right="0" w:left="0" w:firstLine="0"/>
-              <w:spacing w:lineRule="auto" w:line="240" w:before="40" w:after="40"/>
+              <w:ind w:firstLine="0" w:right="0" w:left="0"/>
+              <w:spacing w:before="40" w:lineRule="auto" w:line="240" w:after="40"/>
             </w:pPr>
             <w:r>
               <w:rPr>
@@ -13959,8 +15293,8 @@
             <w:pPr>
               <w:pStyle w:val="Compact"/>
               <w:jc w:val="left"/>
-              <w:ind w:right="0" w:left="0" w:firstLine="0"/>
-              <w:spacing w:lineRule="auto" w:line="240" w:before="40" w:after="40"/>
+              <w:ind w:firstLine="0" w:right="0" w:left="0"/>
+              <w:spacing w:before="40" w:lineRule="auto" w:line="240" w:after="40"/>
             </w:pPr>
             <w:r>
               <w:t xml:space="preserve">Float has no parent object (orphan)</w:t>
@@ -13975,8 +15309,8 @@
             <w:pPr>
               <w:pStyle w:val="Compact"/>
               <w:jc w:val="left"/>
-              <w:ind w:right="0" w:left="0" w:firstLine="0"/>
-              <w:spacing w:lineRule="auto" w:line="240" w:before="40" w:after="40"/>
+              <w:ind w:firstLine="0" w:right="0" w:left="0"/>
+              <w:spacing w:before="40" w:lineRule="auto" w:line="240" w:after="40"/>
             </w:pPr>
             <w:r>
               <w:rPr>
@@ -13992,8 +15326,8 @@
             <w:pPr>
               <w:pStyle w:val="Compact"/>
               <w:jc w:val="left"/>
-              <w:ind w:right="0" w:left="0" w:firstLine="0"/>
-              <w:spacing w:lineRule="auto" w:line="240" w:before="40" w:after="40"/>
+              <w:ind w:firstLine="0" w:right="0" w:left="0"/>
+              <w:spacing w:before="40" w:lineRule="auto" w:line="240" w:after="40"/>
             </w:pPr>
             <w:r>
               <w:t xml:space="preserve">Duplicate float label in specification</w:t>
@@ -14008,8 +15342,8 @@
             <w:pPr>
               <w:pStyle w:val="Compact"/>
               <w:jc w:val="left"/>
-              <w:ind w:right="0" w:left="0" w:firstLine="0"/>
-              <w:spacing w:lineRule="auto" w:line="240" w:before="40" w:after="40"/>
+              <w:ind w:firstLine="0" w:right="0" w:left="0"/>
+              <w:spacing w:before="40" w:lineRule="auto" w:line="240" w:after="40"/>
             </w:pPr>
             <w:r>
               <w:rPr>
@@ -14025,8 +15359,8 @@
             <w:pPr>
               <w:pStyle w:val="Compact"/>
               <w:jc w:val="left"/>
-              <w:ind w:right="0" w:left="0" w:firstLine="0"/>
-              <w:spacing w:lineRule="auto" w:line="240" w:before="40" w:after="40"/>
+              <w:ind w:firstLine="0" w:right="0" w:left="0"/>
+              <w:spacing w:before="40" w:lineRule="auto" w:line="240" w:after="40"/>
             </w:pPr>
             <w:r>
               <w:t xml:space="preserve">External render failure</w:t>
@@ -14041,8 +15375,8 @@
             <w:pPr>
               <w:pStyle w:val="Compact"/>
               <w:jc w:val="left"/>
-              <w:ind w:right="0" w:left="0" w:firstLine="0"/>
-              <w:spacing w:lineRule="auto" w:line="240" w:before="40" w:after="40"/>
+              <w:ind w:firstLine="0" w:right="0" w:left="0"/>
+              <w:spacing w:before="40" w:lineRule="auto" w:line="240" w:after="40"/>
             </w:pPr>
             <w:r>
               <w:rPr>
@@ -14058,8 +15392,8 @@
             <w:pPr>
               <w:pStyle w:val="Compact"/>
               <w:jc w:val="left"/>
-              <w:ind w:right="0" w:left="0" w:firstLine="0"/>
-              <w:spacing w:lineRule="auto" w:line="240" w:before="40" w:after="40"/>
+              <w:ind w:firstLine="0" w:right="0" w:left="0"/>
+              <w:spacing w:before="40" w:lineRule="auto" w:line="240" w:after="40"/>
             </w:pPr>
             <w:r>
               <w:t xml:space="preserve">Invalid float type reference</w:t>
@@ -14074,8 +15408,8 @@
             <w:pPr>
               <w:pStyle w:val="Compact"/>
               <w:jc w:val="left"/>
-              <w:ind w:right="0" w:left="0" w:firstLine="0"/>
-              <w:spacing w:lineRule="auto" w:line="240" w:before="40" w:after="40"/>
+              <w:ind w:firstLine="0" w:right="0" w:left="0"/>
+              <w:spacing w:before="40" w:lineRule="auto" w:line="240" w:after="40"/>
             </w:pPr>
             <w:r>
               <w:rPr>
@@ -14091,8 +15425,8 @@
             <w:pPr>
               <w:pStyle w:val="Compact"/>
               <w:jc w:val="left"/>
-              <w:ind w:right="0" w:left="0" w:firstLine="0"/>
-              <w:spacing w:lineRule="auto" w:line="240" w:before="40" w:after="40"/>
+              <w:ind w:firstLine="0" w:right="0" w:left="0"/>
+              <w:spacing w:before="40" w:lineRule="auto" w:line="240" w:after="40"/>
             </w:pPr>
             <w:r>
               <w:t xml:space="preserve">Unresolved link (PIDs are case-sensitive)</w:t>
@@ -14107,8 +15441,8 @@
             <w:pPr>
               <w:pStyle w:val="Compact"/>
               <w:jc w:val="left"/>
-              <w:ind w:right="0" w:left="0" w:firstLine="0"/>
-              <w:spacing w:lineRule="auto" w:line="240" w:before="40" w:after="40"/>
+              <w:ind w:firstLine="0" w:right="0" w:left="0"/>
+              <w:spacing w:before="40" w:lineRule="auto" w:line="240" w:after="40"/>
             </w:pPr>
             <w:r>
               <w:rPr>
@@ -14124,8 +15458,8 @@
             <w:pPr>
               <w:pStyle w:val="Compact"/>
               <w:jc w:val="left"/>
-              <w:ind w:right="0" w:left="0" w:firstLine="0"/>
-              <w:spacing w:lineRule="auto" w:line="240" w:before="40" w:after="40"/>
+              <w:ind w:firstLine="0" w:right="0" w:left="0"/>
+              <w:spacing w:before="40" w:lineRule="auto" w:line="240" w:after="40"/>
             </w:pPr>
             <w:r>
               <w:t xml:space="preserve">Dangling relation (target not found)</w:t>
@@ -14140,8 +15474,8 @@
             <w:pPr>
               <w:pStyle w:val="Compact"/>
               <w:jc w:val="left"/>
-              <w:ind w:right="0" w:left="0" w:firstLine="0"/>
-              <w:spacing w:lineRule="auto" w:line="240" w:before="40" w:after="40"/>
+              <w:ind w:firstLine="0" w:right="0" w:left="0"/>
+              <w:spacing w:before="40" w:lineRule="auto" w:line="240" w:after="40"/>
             </w:pPr>
             <w:r>
               <w:rPr>
@@ -14157,8 +15491,8 @@
             <w:pPr>
               <w:pStyle w:val="Compact"/>
               <w:jc w:val="left"/>
-              <w:ind w:right="0" w:left="0" w:firstLine="0"/>
-              <w:spacing w:lineRule="auto" w:line="240" w:before="40" w:after="40"/>
+              <w:ind w:firstLine="0" w:right="0" w:left="0"/>
+              <w:spacing w:before="40" w:lineRule="auto" w:line="240" w:after="40"/>
             </w:pPr>
             <w:r>
               <w:t xml:space="preserve">Ambiguous float reference</w:t>
@@ -14173,8 +15507,8 @@
             <w:pPr>
               <w:pStyle w:val="Compact"/>
               <w:jc w:val="left"/>
-              <w:ind w:right="0" w:left="0" w:firstLine="0"/>
-              <w:spacing w:lineRule="auto" w:line="240" w:before="40" w:after="40"/>
+              <w:ind w:firstLine="0" w:right="0" w:left="0"/>
+              <w:spacing w:before="40" w:lineRule="auto" w:line="240" w:after="40"/>
             </w:pPr>
             <w:r>
               <w:rPr>
@@ -14190,8 +15524,8 @@
             <w:pPr>
               <w:pStyle w:val="Compact"/>
               <w:jc w:val="left"/>
-              <w:ind w:right="0" w:left="0" w:firstLine="0"/>
-              <w:spacing w:lineRule="auto" w:line="240" w:before="40" w:after="40"/>
+              <w:ind w:firstLine="0" w:right="0" w:left="0"/>
+              <w:spacing w:before="40" w:lineRule="auto" w:line="240" w:after="40"/>
             </w:pPr>
             <w:r>
               <w:t xml:space="preserve">View materialization failure</w:t>
@@ -14256,7 +15590,7 @@
     </w:p>
     <w:p>
       <w:pPr>
-        <w:spacing w:lineRule="exact" w:before="0" w:line="20" w:after="0"/>
+        <w:spacing w:lineRule="exact" w:after="0" w:line="20" w:before="0"/>
         <w:rPr>
           <w:sz w:val="2"/>
         </w:rPr>
@@ -14282,7 +15616,7 @@
         <w:fldChar w:fldCharType="separate"/>
       </w:r>
       <w:r>
-        <w:t>23</w:t>
+        <w:t>24</w:t>
       </w:r>
       <w:r>
         <w:fldChar w:fldCharType="end"/>
@@ -14297,27 +15631,81 @@
       </w:pPr>
       <w:r>
         <w:rPr>
-          <w:rStyle w:val="VerbatimChar"/>
-        </w:rPr>
-        <w:t xml:space="preserve">validation:</w:t>
+          <w:rStyle w:val="FunctionTok"/>
+        </w:rPr>
+        <w:t xml:space="preserve">validation</w:t>
+      </w:r>
+      <w:r>
+        <w:rPr>
+          <w:rStyle w:val="KeywordTok"/>
+        </w:rPr>
+        <w:t xml:space="preserve">:</w:t>
       </w:r>
       <w:r>
         <w:br/>
       </w:r>
       <w:r>
         <w:rPr>
-          <w:rStyle w:val="VerbatimChar"/>
-        </w:rPr>
-        <w:t xml:space="preserve">  float_orphan: ignore              # suppress entirely</w:t>
+          <w:rStyle w:val="AttributeTok"/>
+        </w:rPr>
+        <w:t xml:space="preserve">  </w:t>
+      </w:r>
+      <w:r>
+        <w:rPr>
+          <w:rStyle w:val="FunctionTok"/>
+        </w:rPr>
+        <w:t xml:space="preserve">float_orphan</w:t>
+      </w:r>
+      <w:r>
+        <w:rPr>
+          <w:rStyle w:val="KeywordTok"/>
+        </w:rPr>
+        <w:t xml:space="preserve">:</w:t>
+      </w:r>
+      <w:r>
+        <w:rPr>
+          <w:rStyle w:val="AttributeTok"/>
+        </w:rPr>
+        <w:t xml:space="preserve"> ignore</w:t>
+      </w:r>
+      <w:r>
+        <w:rPr>
+          <w:rStyle w:val="CommentTok"/>
+        </w:rPr>
+        <w:t xml:space="preserve">              # suppress entirely</w:t>
       </w:r>
       <w:r>
         <w:br/>
       </w:r>
       <w:r>
         <w:rPr>
-          <w:rStyle w:val="VerbatimChar"/>
-        </w:rPr>
-        <w:t xml:space="preserve">  unresolved_relation: warn         # downgrade to warning</w:t>
+          <w:rStyle w:val="AttributeTok"/>
+        </w:rPr>
+        <w:t xml:space="preserve">  </w:t>
+      </w:r>
+      <w:r>
+        <w:rPr>
+          <w:rStyle w:val="FunctionTok"/>
+        </w:rPr>
+        <w:t xml:space="preserve">unresolved_relation</w:t>
+      </w:r>
+      <w:r>
+        <w:rPr>
+          <w:rStyle w:val="KeywordTok"/>
+        </w:rPr>
+        <w:t xml:space="preserve">:</w:t>
+      </w:r>
+      <w:r>
+        <w:rPr>
+          <w:rStyle w:val="AttributeTok"/>
+        </w:rPr>
+        <w:t xml:space="preserve"> warn</w:t>
+      </w:r>
+      <w:r>
+        <w:rPr>
+          <w:rStyle w:val="CommentTok"/>
+        </w:rPr>
+        <w:t xml:space="preserve">         # downgrade to warning</w:t>
       </w:r>
     </w:p>
     <w:p>
@@ -14552,7 +15940,7 @@
     </w:p>
     <w:p>
       <w:pPr>
-        <w:spacing w:lineRule="exact" w:before="0" w:line="20" w:after="0"/>
+        <w:spacing w:lineRule="exact" w:after="0" w:line="20" w:before="0"/>
         <w:rPr>
           <w:sz w:val="2"/>
         </w:rPr>
@@ -14578,7 +15966,7 @@
         <w:fldChar w:fldCharType="separate"/>
       </w:r>
       <w:r>
-        <w:t>24</w:t>
+        <w:t>25</w:t>
       </w:r>
       <w:r>
         <w:fldChar w:fldCharType="end"/>
@@ -14593,18 +15981,30 @@
       </w:pPr>
       <w:r>
         <w:rPr>
-          <w:rStyle w:val="VerbatimChar"/>
-        </w:rPr>
-        <w:t xml:space="preserve">specc clean</w:t>
+          <w:rStyle w:val="ExtensionTok"/>
+        </w:rPr>
+        <w:t xml:space="preserve">specc</w:t>
+      </w:r>
+      <w:r>
+        <w:rPr>
+          <w:rStyle w:val="NormalTok"/>
+        </w:rPr>
+        <w:t xml:space="preserve"> clean</w:t>
       </w:r>
       <w:r>
         <w:br/>
       </w:r>
       <w:r>
         <w:rPr>
-          <w:rStyle w:val="VerbatimChar"/>
-        </w:rPr>
-        <w:t xml:space="preserve">specc build</w:t>
+          <w:rStyle w:val="ExtensionTok"/>
+        </w:rPr>
+        <w:t xml:space="preserve">specc</w:t>
+      </w:r>
+      <w:r>
+        <w:rPr>
+          <w:rStyle w:val="NormalTok"/>
+        </w:rPr>
+        <w:t xml:space="preserve"> build</w:t>
       </w:r>
     </w:p>
     <w:bookmarkEnd w:id="83"/>
@@ -15571,7 +16971,7 @@
     </w:p>
     <w:p>
       <w:pPr>
-        <w:spacing w:lineRule="exact" w:before="0" w:line="20" w:after="0"/>
+        <w:spacing w:lineRule="exact" w:after="0" w:line="20" w:before="0"/>
         <w:rPr>
           <w:sz w:val="2"/>
         </w:rPr>
@@ -15597,7 +16997,7 @@
         <w:fldChar w:fldCharType="separate"/>
       </w:r>
       <w:r>
-        <w:t>25</w:t>
+        <w:t>26</w:t>
       </w:r>
       <w:r>
         <w:fldChar w:fldCharType="end"/>
@@ -15612,18 +17012,30 @@
       </w:pPr>
       <w:r>
         <w:rPr>
-          <w:rStyle w:val="VerbatimChar"/>
-        </w:rPr>
-        <w:t xml:space="preserve">specc clean</w:t>
+          <w:rStyle w:val="ExtensionTok"/>
+        </w:rPr>
+        <w:t xml:space="preserve">specc</w:t>
+      </w:r>
+      <w:r>
+        <w:rPr>
+          <w:rStyle w:val="NormalTok"/>
+        </w:rPr>
+        <w:t xml:space="preserve"> clean</w:t>
       </w:r>
       <w:r>
         <w:br/>
       </w:r>
       <w:r>
         <w:rPr>
-          <w:rStyle w:val="VerbatimChar"/>
-        </w:rPr>
-        <w:t xml:space="preserve">specc build</w:t>
+          <w:rStyle w:val="ExtensionTok"/>
+        </w:rPr>
+        <w:t xml:space="preserve">specc</w:t>
+      </w:r>
+      <w:r>
+        <w:rPr>
+          <w:rStyle w:val="NormalTok"/>
+        </w:rPr>
+        <w:t xml:space="preserve"> build</w:t>
       </w:r>
     </w:p>
     <w:bookmarkEnd w:id="93"/>
@@ -15642,7 +17054,7 @@
     </w:p>
     <w:p>
       <w:pPr>
-        <w:spacing w:lineRule="exact" w:before="0" w:line="20" w:after="0"/>
+        <w:spacing w:lineRule="exact" w:after="0" w:line="20" w:before="0"/>
         <w:rPr>
           <w:sz w:val="2"/>
         </w:rPr>
@@ -15668,7 +17080,7 @@
         <w:fldChar w:fldCharType="separate"/>
       </w:r>
       <w:r>
-        <w:t>26</w:t>
+        <w:t>27</w:t>
       </w:r>
       <w:r>
         <w:fldChar w:fldCharType="end"/>
@@ -15683,9 +17095,33 @@
       </w:pPr>
       <w:r>
         <w:rPr>
-          <w:rStyle w:val="VerbatimChar"/>
-        </w:rPr>
-        <w:t xml:space="preserve">SPECCOMPILER_LOG_LEVEL=DEBUG specc build</w:t>
+          <w:rStyle w:val="VariableTok"/>
+        </w:rPr>
+        <w:t xml:space="preserve">SPECCOMPILER_LOG_LEVEL</w:t>
+      </w:r>
+      <w:r>
+        <w:rPr>
+          <w:rStyle w:val="OperatorTok"/>
+        </w:rPr>
+        <w:t xml:space="preserve">=</w:t>
+      </w:r>
+      <w:r>
+        <w:rPr>
+          <w:rStyle w:val="NormalTok"/>
+        </w:rPr>
+        <w:t xml:space="preserve">DEBUG </w:t>
+      </w:r>
+      <w:r>
+        <w:rPr>
+          <w:rStyle w:val="ExtensionTok"/>
+        </w:rPr>
+        <w:t xml:space="preserve">specc</w:t>
+      </w:r>
+      <w:r>
+        <w:rPr>
+          <w:rStyle w:val="NormalTok"/>
+        </w:rPr>
+        <w:t xml:space="preserve"> build</w:t>
       </w:r>
     </w:p>
     <w:bookmarkEnd w:id="94"/>
@@ -16254,18 +17690,18 @@
         <w:tblW w:type="auto" w:w="0"/>
         <w:tblLook w:firstRow="0" w:lastRow="0" w:firstColumn="0" w:lastColumn="0" w:noHBand="0" w:noVBand="0" w:val="0000"/>
         <w:tblBorders>
-          <w:top w:sz="6" w:color="000000" w:space="0" w:val="single"/>
-          <w:left w:sz="6" w:color="000000" w:space="0" w:val="single"/>
-          <w:bottom w:sz="6" w:color="000000" w:space="0" w:val="single"/>
-          <w:right w:sz="6" w:color="000000" w:space="0" w:val="single"/>
-          <w:insideH w:sz="6" w:color="000000" w:space="0" w:val="single"/>
-          <w:insideV w:sz="6" w:color="000000" w:space="0" w:val="single"/>
+          <w:top w:space="0" w:color="000000" w:val="single" w:sz="6"/>
+          <w:left w:space="0" w:color="000000" w:val="single" w:sz="6"/>
+          <w:bottom w:space="0" w:color="000000" w:val="single" w:sz="6"/>
+          <w:right w:space="0" w:color="000000" w:val="single" w:sz="6"/>
+          <w:insideH w:space="0" w:color="000000" w:val="single" w:sz="6"/>
+          <w:insideV w:space="0" w:color="000000" w:val="single" w:sz="6"/>
         </w:tblBorders>
         <w:tblCellMar>
-          <w:top w:type="dxa" w:w="57"/>
-          <w:left w:type="dxa" w:w="108"/>
-          <w:bottom w:type="dxa" w:w="57"/>
-          <w:right w:type="dxa" w:w="108"/>
+          <w:top w:w="57" w:type="dxa"/>
+          <w:left w:w="108" w:type="dxa"/>
+          <w:bottom w:w="57" w:type="dxa"/>
+          <w:right w:w="108" w:type="dxa"/>
         </w:tblCellMar>
       </w:tblPr>
       <w:tblGrid>
@@ -16279,8 +17715,8 @@
             <w:pPr>
               <w:pStyle w:val="Compact"/>
               <w:jc w:val="left"/>
-              <w:ind w:right="0" w:left="0" w:firstLine="0"/>
-              <w:spacing w:lineRule="auto" w:line="240" w:before="40" w:after="40"/>
+              <w:ind w:firstLine="0" w:right="0" w:left="0"/>
+              <w:spacing w:before="40" w:lineRule="auto" w:line="240" w:after="40"/>
             </w:pPr>
             <w:r>
               <w:rPr>
@@ -16297,8 +17733,8 @@
             <w:pPr>
               <w:pStyle w:val="Compact"/>
               <w:jc w:val="left"/>
-              <w:ind w:right="0" w:left="0" w:firstLine="0"/>
-              <w:spacing w:lineRule="auto" w:line="240" w:before="40" w:after="40"/>
+              <w:ind w:firstLine="0" w:right="0" w:left="0"/>
+              <w:spacing w:before="40" w:lineRule="auto" w:line="240" w:after="40"/>
             </w:pPr>
             <w:r>
               <w:t xml:space="preserve">Pandoc Abstract Syntax Tree</w:t>
@@ -16313,8 +17749,8 @@
             <w:pPr>
               <w:pStyle w:val="Compact"/>
               <w:jc w:val="left"/>
-              <w:ind w:right="0" w:left="0" w:firstLine="0"/>
-              <w:spacing w:lineRule="auto" w:line="240" w:before="40" w:after="40"/>
+              <w:ind w:firstLine="0" w:right="0" w:left="0"/>
+              <w:spacing w:before="40" w:lineRule="auto" w:line="240" w:after="40"/>
             </w:pPr>
             <w:r>
               <w:rPr>
@@ -16331,8 +17767,8 @@
             <w:pPr>
               <w:pStyle w:val="Compact"/>
               <w:jc w:val="left"/>
-              <w:ind w:right="0" w:left="0" w:firstLine="0"/>
-              <w:spacing w:lineRule="auto" w:line="240" w:before="40" w:after="40"/>
+              <w:ind w:firstLine="0" w:right="0" w:left="0"/>
+              <w:spacing w:before="40" w:lineRule="auto" w:line="240" w:after="40"/>
             </w:pPr>
             <w:r>
               <w:t xml:space="preserve">Command-Line Interface</w:t>
@@ -16347,8 +17783,8 @@
             <w:pPr>
               <w:pStyle w:val="Compact"/>
               <w:jc w:val="left"/>
-              <w:ind w:right="0" w:left="0" w:firstLine="0"/>
-              <w:spacing w:lineRule="auto" w:line="240" w:before="40" w:after="40"/>
+              <w:ind w:firstLine="0" w:right="0" w:left="0"/>
+              <w:spacing w:before="40" w:lineRule="auto" w:line="240" w:after="40"/>
             </w:pPr>
             <w:r>
               <w:rPr>
@@ -16365,8 +17801,8 @@
             <w:pPr>
               <w:pStyle w:val="Compact"/>
               <w:jc w:val="left"/>
-              <w:ind w:right="0" w:left="0" w:firstLine="0"/>
-              <w:spacing w:lineRule="auto" w:line="240" w:before="40" w:after="40"/>
+              <w:ind w:firstLine="0" w:right="0" w:left="0"/>
+              <w:spacing w:before="40" w:lineRule="auto" w:line="240" w:after="40"/>
             </w:pPr>
             <w:r>
               <w:t xml:space="preserve">Comma-Separated Values</w:t>
@@ -16381,8 +17817,8 @@
             <w:pPr>
               <w:pStyle w:val="Compact"/>
               <w:jc w:val="left"/>
-              <w:ind w:right="0" w:left="0" w:firstLine="0"/>
-              <w:spacing w:lineRule="auto" w:line="240" w:before="40" w:after="40"/>
+              <w:ind w:firstLine="0" w:right="0" w:left="0"/>
+              <w:spacing w:before="40" w:lineRule="auto" w:line="240" w:after="40"/>
             </w:pPr>
             <w:r>
               <w:rPr>
@@ -16399,8 +17835,8 @@
             <w:pPr>
               <w:pStyle w:val="Compact"/>
               <w:jc w:val="left"/>
-              <w:ind w:right="0" w:left="0" w:firstLine="0"/>
-              <w:spacing w:lineRule="auto" w:line="240" w:before="40" w:after="40"/>
+              <w:ind w:firstLine="0" w:right="0" w:left="0"/>
+              <w:spacing w:before="40" w:lineRule="auto" w:line="240" w:after="40"/>
             </w:pPr>
             <w:r>
               <w:t xml:space="preserve">Entity-Attribute-Value</w:t>
@@ -16415,8 +17851,8 @@
             <w:pPr>
               <w:pStyle w:val="Compact"/>
               <w:jc w:val="left"/>
-              <w:ind w:right="0" w:left="0" w:firstLine="0"/>
-              <w:spacing w:lineRule="auto" w:line="240" w:before="40" w:after="40"/>
+              <w:ind w:firstLine="0" w:right="0" w:left="0"/>
+              <w:spacing w:before="40" w:lineRule="auto" w:line="240" w:after="40"/>
             </w:pPr>
             <w:r>
               <w:rPr>
@@ -16433,8 +17869,8 @@
             <w:pPr>
               <w:pStyle w:val="Compact"/>
               <w:jc w:val="left"/>
-              <w:ind w:right="0" w:left="0" w:firstLine="0"/>
-              <w:spacing w:lineRule="auto" w:line="240" w:before="40" w:after="40"/>
+              <w:ind w:firstLine="0" w:right="0" w:left="0"/>
+              <w:spacing w:before="40" w:lineRule="auto" w:line="240" w:after="40"/>
             </w:pPr>
             <w:r>
               <w:t xml:space="preserve">GitHub-Flavored Markdown</w:t>
@@ -16449,8 +17885,8 @@
             <w:pPr>
               <w:pStyle w:val="Compact"/>
               <w:jc w:val="left"/>
-              <w:ind w:right="0" w:left="0" w:firstLine="0"/>
-              <w:spacing w:lineRule="auto" w:line="240" w:before="40" w:after="40"/>
+              <w:ind w:firstLine="0" w:right="0" w:left="0"/>
+              <w:spacing w:before="40" w:lineRule="auto" w:line="240" w:after="40"/>
             </w:pPr>
             <w:r>
               <w:rPr>
@@ -16467,8 +17903,8 @@
             <w:pPr>
               <w:pStyle w:val="Compact"/>
               <w:jc w:val="left"/>
-              <w:ind w:right="0" w:left="0" w:firstLine="0"/>
-              <w:spacing w:lineRule="auto" w:line="240" w:before="40" w:after="40"/>
+              <w:ind w:firstLine="0" w:right="0" w:left="0"/>
+              <w:spacing w:before="40" w:lineRule="auto" w:line="240" w:after="40"/>
             </w:pPr>
             <w:r>
               <w:t xml:space="preserve">Newline-Delimited JSON</w:t>
@@ -16483,8 +17919,8 @@
             <w:pPr>
               <w:pStyle w:val="Compact"/>
               <w:jc w:val="left"/>
-              <w:ind w:right="0" w:left="0" w:firstLine="0"/>
-              <w:spacing w:lineRule="auto" w:line="240" w:before="40" w:after="40"/>
+              <w:ind w:firstLine="0" w:right="0" w:left="0"/>
+              <w:spacing w:before="40" w:lineRule="auto" w:line="240" w:after="40"/>
             </w:pPr>
             <w:r>
               <w:rPr>
@@ -16501,8 +17937,8 @@
             <w:pPr>
               <w:pStyle w:val="Compact"/>
               <w:jc w:val="left"/>
-              <w:ind w:right="0" w:left="0" w:firstLine="0"/>
-              <w:spacing w:lineRule="auto" w:line="240" w:before="40" w:after="40"/>
+              <w:ind w:firstLine="0" w:right="0" w:left="0"/>
+              <w:spacing w:before="40" w:lineRule="auto" w:line="240" w:after="40"/>
             </w:pPr>
             <w:r>
               <w:t xml:space="preserve">Project Identifier</w:t>
@@ -16517,8 +17953,8 @@
             <w:pPr>
               <w:pStyle w:val="Compact"/>
               <w:jc w:val="left"/>
-              <w:ind w:right="0" w:left="0" w:firstLine="0"/>
-              <w:spacing w:lineRule="auto" w:line="240" w:before="40" w:after="40"/>
+              <w:ind w:firstLine="0" w:right="0" w:left="0"/>
+              <w:spacing w:before="40" w:lineRule="auto" w:line="240" w:after="40"/>
             </w:pPr>
             <w:r>
               <w:rPr>
@@ -16535,8 +17971,8 @@
             <w:pPr>
               <w:pStyle w:val="Compact"/>
               <w:jc w:val="left"/>
-              <w:ind w:right="0" w:left="0" w:firstLine="0"/>
-              <w:spacing w:lineRule="auto" w:line="240" w:before="40" w:after="40"/>
+              <w:ind w:firstLine="0" w:right="0" w:left="0"/>
+              <w:spacing w:before="40" w:lineRule="auto" w:line="240" w:after="40"/>
             </w:pPr>
             <w:r>
               <w:t xml:space="preserve">Specification Intermediate Representation</w:t>
@@ -16551,8 +17987,8 @@
             <w:pPr>
               <w:pStyle w:val="Compact"/>
               <w:jc w:val="left"/>
-              <w:ind w:right="0" w:left="0" w:firstLine="0"/>
-              <w:spacing w:lineRule="auto" w:line="240" w:before="40" w:after="40"/>
+              <w:ind w:firstLine="0" w:right="0" w:left="0"/>
+              <w:spacing w:before="40" w:lineRule="auto" w:line="240" w:after="40"/>
             </w:pPr>
             <w:r>
               <w:rPr>
@@ -16569,8 +18005,8 @@
             <w:pPr>
               <w:pStyle w:val="Compact"/>
               <w:jc w:val="left"/>
-              <w:ind w:right="0" w:left="0" w:firstLine="0"/>
-              <w:spacing w:lineRule="auto" w:line="240" w:before="40" w:after="40"/>
+              <w:ind w:firstLine="0" w:right="0" w:left="0"/>
+              <w:spacing w:before="40" w:lineRule="auto" w:line="240" w:after="40"/>
             </w:pPr>
             <w:r>
               <w:t xml:space="preserve">Structured Query Language</w:t>
@@ -16585,8 +18021,8 @@
             <w:pPr>
               <w:pStyle w:val="Compact"/>
               <w:jc w:val="left"/>
-              <w:ind w:right="0" w:left="0" w:firstLine="0"/>
-              <w:spacing w:lineRule="auto" w:line="240" w:before="40" w:after="40"/>
+              <w:ind w:firstLine="0" w:right="0" w:left="0"/>
+              <w:spacing w:before="40" w:lineRule="auto" w:line="240" w:after="40"/>
             </w:pPr>
             <w:r>
               <w:rPr>
@@ -16603,8 +18039,8 @@
             <w:pPr>
               <w:pStyle w:val="Compact"/>
               <w:jc w:val="left"/>
-              <w:ind w:right="0" w:left="0" w:firstLine="0"/>
-              <w:spacing w:lineRule="auto" w:line="240" w:before="40" w:after="40"/>
+              <w:ind w:firstLine="0" w:right="0" w:left="0"/>
+              <w:spacing w:before="40" w:lineRule="auto" w:line="240" w:after="40"/>
             </w:pPr>
             <w:r>
               <w:t xml:space="preserve">SQLite Database</w:t>
@@ -16615,9 +18051,9 @@
     </w:tbl>
     <w:bookmarkEnd w:id="100"/>
     <w:sectPr>
-      <w:footerReference r:id="rId9200" w:type="default"/>
-      <w:headerReference r:id="rId9101" w:type="default"/>
-      <w:headerReference r:id="rId9100" w:type="first"/>
+      <w:footerReference w:type="default" r:id="rId9200"/>
+      <w:headerReference w:type="default" r:id="rId9101"/>
+      <w:headerReference w:type="first" r:id="rId9100"/>
       <w:footnotePr>
         <w:numRestart w:val="eachSect"/>
       </w:footnotePr>
@@ -16632,17 +18068,17 @@
 </file>
 
 <file path=word/footer1.xml><?xml version="1.0" encoding="utf-8"?>
-<w:ftr xmlns:r="http://schemas.openxmlformats.org/officeDocument/2006/relationships" xmlns:w="http://schemas.openxmlformats.org/wordprocessingml/2006/main">
+<w:ftr xmlns:w="http://schemas.openxmlformats.org/wordprocessingml/2006/main" xmlns:r="http://schemas.openxmlformats.org/officeDocument/2006/relationships">
   <w:tbl>
     <w:tblPr>
-      <w:tblW w:type="pct" w:w="5000"/>
+      <w:tblW w:w="5000" w:type="pct"/>
       <w:tblBorders>
-        <w:top w:sz="4" w:color="CCCCCC" w:space="1" w:val="single"/>
-        <w:bottom w:sz="0" w:color="auto" w:space="0" w:val="none"/>
-        <w:left w:sz="0" w:color="auto" w:space="0" w:val="none"/>
-        <w:right w:sz="0" w:color="auto" w:space="0" w:val="none"/>
-        <w:insideH w:sz="0" w:color="auto" w:space="0" w:val="none"/>
-        <w:insideV w:sz="0" w:color="auto" w:space="0" w:val="none"/>
+        <w:top w:space="1" w:color="CCCCCC" w:val="single" w:sz="4"/>
+        <w:bottom w:space="0" w:color="auto" w:val="none" w:sz="0"/>
+        <w:left w:space="0" w:color="auto" w:val="none" w:sz="0"/>
+        <w:right w:space="0" w:color="auto" w:val="none" w:sz="0"/>
+        <w:insideH w:space="0" w:color="auto" w:val="none" w:sz="0"/>
+        <w:insideV w:space="0" w:color="auto" w:val="none" w:sz="0"/>
       </w:tblBorders>
       <w:tblLayout w:type="fixed"/>
     </w:tblPr>
@@ -16654,7 +18090,7 @@
     <w:tr>
       <w:tc>
         <w:tcPr>
-          <w:tcW w:type="pct" w:w="1667"/>
+          <w:tcW w:w="1667" w:type="pct"/>
         </w:tcPr>
         <w:p>
           <w:pPr>
@@ -16668,7 +18104,7 @@
       </w:tc>
       <w:tc>
         <w:tcPr>
-          <w:tcW w:type="pct" w:w="1667"/>
+          <w:tcW w:w="1667" w:type="pct"/>
         </w:tcPr>
         <w:p>
           <w:pPr>
@@ -16682,7 +18118,7 @@
       </w:tc>
       <w:tc>
         <w:tcPr>
-          <w:tcW w:type="pct" w:w="1667"/>
+          <w:tcW w:w="1667" w:type="pct"/>
         </w:tcPr>
         <w:p>
           <w:pPr>
@@ -16758,7 +18194,7 @@
 </file>
 
 <file path=word/header1.xml><?xml version="1.0" encoding="utf-8"?>
-<w:hdr xmlns:r="http://schemas.openxmlformats.org/officeDocument/2006/relationships" xmlns:w="http://schemas.openxmlformats.org/wordprocessingml/2006/main">
+<w:hdr xmlns:w="http://schemas.openxmlformats.org/wordprocessingml/2006/main" xmlns:r="http://schemas.openxmlformats.org/officeDocument/2006/relationships">
   <w:p>
     <w:pPr>
       <w:pStyle w:val="Header"/>
@@ -16768,7 +18204,7 @@
 </file>
 
 <file path=word/header2.xml><?xml version="1.0" encoding="utf-8"?>
-<w:hdr xmlns:r="http://schemas.openxmlformats.org/officeDocument/2006/relationships" xmlns:w="http://schemas.openxmlformats.org/wordprocessingml/2006/main">
+<w:hdr xmlns:w="http://schemas.openxmlformats.org/wordprocessingml/2006/main" xmlns:r="http://schemas.openxmlformats.org/officeDocument/2006/relationships">
   <w:p>
     <w:pPr>
       <w:pStyle w:val="Header"/>
@@ -18138,46 +19574,18 @@
     <w:basedOn w:val="VerbatimChar"/>
     <w:rPr/>
   </w:style>
-  <w:style w:styleId="VerbatimChar" w:customStyle="1" w:type="character">
-    <w:name w:val="Verbatim Char"/>
-    <w:rPr>
-      <w:rFonts w:hAnsi="Courier New" w:ascii="Courier New" w:cs="Courier New"/>
-      <w:sz w:val="20"/>
-      <w:szCs w:val="20"/>
-    </w:rPr>
-  </w:style>
-  <w:style w:styleId="SourceCode" w:customStyle="1" w:type="paragraph">
-    <w:name w:val="Source Code"/>
-    <w:basedOn w:val="Normal"/>
-    <w:pPr>
-      <w:spacing w:lineRule="auto" w:line="240" w:before="0" w:after="0"/>
-      <w:jc w:val="left"/>
-      <w:pBdr>
-        <w:top w:sz="4" w:color="CCCCCC" w:space="1" w:val="single"/>
-        <w:bottom w:sz="4" w:color="CCCCCC" w:space="1" w:val="single"/>
-        <w:left w:sz="4" w:color="CCCCCC" w:space="1" w:val="single"/>
-        <w:right w:sz="4" w:color="CCCCCC" w:space="1" w:val="single"/>
-      </w:pBdr>
-      <w:shd w:color="auto" w:fill="F5F5F5" w:val="clear"/>
-    </w:pPr>
-    <w:rPr>
-      <w:rFonts w:hAnsi="Courier New" w:ascii="Courier New" w:cs="Courier New"/>
-      <w:sz w:val="20"/>
-      <w:szCs w:val="20"/>
-    </w:rPr>
-  </w:style>
-  <w:style w:styleId="SpecObjectHeader" w:customStyle="1" w:type="paragraph">
+  <w:style w:type="paragraph" w:customStyle="1" w:styleId="SpecObjectHeader">
     <w:name w:val="Spec Object Header"/>
     <w:basedOn w:val="Normal"/>
     <w:next w:val="FirstParagraph"/>
     <w:qFormat/>
     <w:pPr>
       <w:keepNext/>
-      <w:spacing w:lineRule="auto" w:line="276" w:before="280" w:after="120"/>
+      <w:spacing w:before="280" w:lineRule="auto" w:line="276" w:after="120"/>
       <w:outlineLvl w:val="0"/>
     </w:pPr>
     <w:rPr>
-      <w:rFonts w:hAnsi="Calibri Light" w:ascii="Calibri Light" w:cs="Calibri Light"/>
+      <w:rFonts w:ascii="Calibri Light" w:hAnsi="Calibri Light" w:cs="Calibri Light"/>
       <w:b/>
       <w:bCs/>
       <w:color w:val="0F4C64"/>

--- a/manual/downloads/manual.docx
+++ b/manual/downloads/manual.docx
@@ -621,12 +621,12 @@
     </w:p>
     <w:p>
       <w:pPr>
-        <w:spacing w:after="0" w:lineRule="exact" w:before="0" w:line="20"/>
+        <w:spacing w:before="0" w:lineRule="exact" w:after="0" w:line="20"/>
         <w:rPr>
           <w:sz w:val="2"/>
         </w:rPr>
       </w:pPr>
-      <w:bookmarkStart w:id="78556" w:name="puml-diag-pipeline"/>
+      <w:bookmarkStart w:name="puml-diag-pipeline" w:id="78556"/>
       <w:bookmarkEnd w:id="78556"/>
     </w:p>
     <w:p>
@@ -1388,12 +1388,12 @@
     </w:p>
     <w:p>
       <w:pPr>
-        <w:spacing w:after="0" w:lineRule="exact" w:before="0" w:line="20"/>
+        <w:spacing w:before="0" w:lineRule="exact" w:after="0" w:line="20"/>
         <w:rPr>
           <w:sz w:val="2"/>
         </w:rPr>
       </w:pPr>
-      <w:bookmarkStart w:id="54024" w:name="csv-tbl-prerequisites"/>
+      <w:bookmarkStart w:name="csv-tbl-prerequisites" w:id="54024"/>
       <w:bookmarkEnd w:id="54024"/>
     </w:p>
     <w:p>
@@ -1430,12 +1430,12 @@
         <w:tblLook w:firstRow="1" w:lastRow="0" w:firstColumn="0" w:lastColumn="0" w:noHBand="0" w:noVBand="0" w:val="0020"/>
         <w:jc w:val="start"/>
         <w:tblBorders>
-          <w:top w:space="0" w:color="000000" w:sz="6" w:val="single"/>
-          <w:left w:space="0" w:color="000000" w:sz="6" w:val="single"/>
-          <w:bottom w:space="0" w:color="000000" w:sz="6" w:val="single"/>
-          <w:right w:space="0" w:color="000000" w:sz="6" w:val="single"/>
-          <w:insideH w:space="0" w:color="000000" w:sz="6" w:val="single"/>
-          <w:insideV w:space="0" w:color="000000" w:sz="6" w:val="single"/>
+          <w:top w:color="000000" w:val="single" w:sz="6" w:space="0"/>
+          <w:left w:color="000000" w:val="single" w:sz="6" w:space="0"/>
+          <w:bottom w:color="000000" w:val="single" w:sz="6" w:space="0"/>
+          <w:right w:color="000000" w:val="single" w:sz="6" w:space="0"/>
+          <w:insideH w:color="000000" w:val="single" w:sz="6" w:space="0"/>
+          <w:insideV w:color="000000" w:val="single" w:sz="6" w:space="0"/>
         </w:tblBorders>
         <w:tblCellMar>
           <w:top w:type="dxa" w:w="57"/>
@@ -1455,14 +1455,14 @@
         </w:trPr>
         <w:tc>
           <w:tcPr>
-            <w:shd w:fill="E8E8E8" w:color="auto" w:val="clear"/>
+            <w:shd w:val="clear" w:fill="E8E8E8" w:color="auto"/>
           </w:tcPr>
           <w:p>
             <w:pPr>
               <w:pStyle w:val="Compact"/>
               <w:jc w:val="left"/>
-              <w:ind w:left="0" w:firstLine="0" w:right="0"/>
-              <w:spacing w:before="40" w:lineRule="auto" w:line="240" w:after="40"/>
+              <w:ind w:left="0" w:right="0" w:firstLine="0"/>
+              <w:spacing w:before="40" w:after="40" w:lineRule="auto" w:line="240"/>
             </w:pPr>
             <w:r>
               <w:rPr>
@@ -1474,14 +1474,14 @@
         </w:tc>
         <w:tc>
           <w:tcPr>
-            <w:shd w:fill="E8E8E8" w:color="auto" w:val="clear"/>
+            <w:shd w:val="clear" w:fill="E8E8E8" w:color="auto"/>
           </w:tcPr>
           <w:p>
             <w:pPr>
               <w:pStyle w:val="Compact"/>
               <w:jc w:val="left"/>
-              <w:ind w:left="0" w:firstLine="0" w:right="0"/>
-              <w:spacing w:before="40" w:lineRule="auto" w:line="240" w:after="40"/>
+              <w:ind w:left="0" w:right="0" w:firstLine="0"/>
+              <w:spacing w:before="40" w:after="40" w:lineRule="auto" w:line="240"/>
             </w:pPr>
             <w:r>
               <w:rPr>
@@ -1493,14 +1493,14 @@
         </w:tc>
         <w:tc>
           <w:tcPr>
-            <w:shd w:fill="E8E8E8" w:color="auto" w:val="clear"/>
+            <w:shd w:val="clear" w:fill="E8E8E8" w:color="auto"/>
           </w:tcPr>
           <w:p>
             <w:pPr>
               <w:pStyle w:val="Compact"/>
               <w:jc w:val="left"/>
-              <w:ind w:left="0" w:firstLine="0" w:right="0"/>
-              <w:spacing w:before="40" w:lineRule="auto" w:line="240" w:after="40"/>
+              <w:ind w:left="0" w:right="0" w:firstLine="0"/>
+              <w:spacing w:before="40" w:after="40" w:lineRule="auto" w:line="240"/>
             </w:pPr>
             <w:r>
               <w:rPr>
@@ -1518,8 +1518,8 @@
             <w:pPr>
               <w:pStyle w:val="Compact"/>
               <w:jc w:val="left"/>
-              <w:ind w:left="0" w:firstLine="0" w:right="0"/>
-              <w:spacing w:before="40" w:lineRule="auto" w:line="240" w:after="40"/>
+              <w:ind w:left="0" w:right="0" w:firstLine="0"/>
+              <w:spacing w:before="40" w:after="40" w:lineRule="auto" w:line="240"/>
             </w:pPr>
             <w:r>
               <w:t xml:space="preserve">Container engine</w:t>
@@ -1532,8 +1532,8 @@
             <w:pPr>
               <w:pStyle w:val="Compact"/>
               <w:jc w:val="left"/>
-              <w:ind w:left="0" w:firstLine="0" w:right="0"/>
-              <w:spacing w:before="40" w:lineRule="auto" w:line="240" w:after="40"/>
+              <w:ind w:left="0" w:right="0" w:firstLine="0"/>
+              <w:spacing w:before="40" w:after="40" w:lineRule="auto" w:line="240"/>
             </w:pPr>
             <w:r>
               <w:t xml:space="preserve">Docker 20.10+ or Podman 4+</w:t>
@@ -1546,8 +1546,8 @@
             <w:pPr>
               <w:pStyle w:val="Compact"/>
               <w:jc w:val="left"/>
-              <w:ind w:left="0" w:firstLine="0" w:right="0"/>
-              <w:spacing w:before="40" w:lineRule="auto" w:line="240" w:after="40"/>
+              <w:ind w:left="0" w:right="0" w:firstLine="0"/>
+              <w:spacing w:before="40" w:after="40" w:lineRule="auto" w:line="240"/>
             </w:pPr>
             <w:r>
               <w:t xml:space="preserve">Docker Desktop, Docker Engine, or Podman (daemon/VM must be running)</w:t>
@@ -1562,8 +1562,8 @@
             <w:pPr>
               <w:pStyle w:val="Compact"/>
               <w:jc w:val="left"/>
-              <w:ind w:left="0" w:firstLine="0" w:right="0"/>
-              <w:spacing w:before="40" w:lineRule="auto" w:line="240" w:after="40"/>
+              <w:ind w:left="0" w:right="0" w:firstLine="0"/>
+              <w:spacing w:before="40" w:after="40" w:lineRule="auto" w:line="240"/>
             </w:pPr>
             <w:r>
               <w:t xml:space="preserve">Disk space</w:t>
@@ -1576,8 +1576,8 @@
             <w:pPr>
               <w:pStyle w:val="Compact"/>
               <w:jc w:val="left"/>
-              <w:ind w:left="0" w:firstLine="0" w:right="0"/>
-              <w:spacing w:before="40" w:lineRule="auto" w:line="240" w:after="40"/>
+              <w:ind w:left="0" w:right="0" w:firstLine="0"/>
+              <w:spacing w:before="40" w:after="40" w:lineRule="auto" w:line="240"/>
             </w:pPr>
             <w:r>
               <w:t xml:space="preserve">2 GB</w:t>
@@ -1590,8 +1590,8 @@
             <w:pPr>
               <w:pStyle w:val="Compact"/>
               <w:jc w:val="left"/>
-              <w:ind w:left="0" w:firstLine="0" w:right="0"/>
-              <w:spacing w:before="40" w:lineRule="auto" w:line="240" w:after="40"/>
+              <w:ind w:left="0" w:right="0" w:firstLine="0"/>
+              <w:spacing w:before="40" w:after="40" w:lineRule="auto" w:line="240"/>
             </w:pPr>
             <w:r>
               <w:t xml:space="preserve">For the container image and build artifacts</w:t>
@@ -1606,8 +1606,8 @@
             <w:pPr>
               <w:pStyle w:val="Compact"/>
               <w:jc w:val="left"/>
-              <w:ind w:left="0" w:firstLine="0" w:right="0"/>
-              <w:spacing w:before="40" w:lineRule="auto" w:line="240" w:after="40"/>
+              <w:ind w:left="0" w:right="0" w:firstLine="0"/>
+              <w:spacing w:before="40" w:after="40" w:lineRule="auto" w:line="240"/>
             </w:pPr>
             <w:r>
               <w:t xml:space="preserve">Host OS</w:t>
@@ -1620,8 +1620,8 @@
             <w:pPr>
               <w:pStyle w:val="Compact"/>
               <w:jc w:val="left"/>
-              <w:ind w:left="0" w:firstLine="0" w:right="0"/>
-              <w:spacing w:before="40" w:lineRule="auto" w:line="240" w:after="40"/>
+              <w:ind w:left="0" w:right="0" w:firstLine="0"/>
+              <w:spacing w:before="40" w:after="40" w:lineRule="auto" w:line="240"/>
             </w:pPr>
             <w:r>
               <w:t xml:space="preserve">Linux, macOS, or Windows</w:t>
@@ -1634,8 +1634,8 @@
             <w:pPr>
               <w:pStyle w:val="Compact"/>
               <w:jc w:val="left"/>
-              <w:ind w:left="0" w:firstLine="0" w:right="0"/>
-              <w:spacing w:before="40" w:lineRule="auto" w:line="240" w:after="40"/>
+              <w:ind w:left="0" w:right="0" w:firstLine="0"/>
+              <w:spacing w:before="40" w:after="40" w:lineRule="auto" w:line="240"/>
             </w:pPr>
             <w:r>
               <w:t xml:space="preserve">The container runs Ubuntu 24.04</w:t>
@@ -1688,12 +1688,12 @@
     </w:p>
     <w:p>
       <w:pPr>
-        <w:spacing w:after="0" w:lineRule="exact" w:before="0" w:line="20"/>
+        <w:spacing w:before="0" w:lineRule="exact" w:after="0" w:line="20"/>
         <w:rPr>
           <w:sz w:val="2"/>
         </w:rPr>
       </w:pPr>
-      <w:bookmarkStart w:id="85565" w:name="listing-src-install-oneliner"/>
+      <w:bookmarkStart w:name="listing-src-install-oneliner" w:id="85565"/>
       <w:bookmarkEnd w:id="85565"/>
     </w:p>
     <w:p>
@@ -1780,12 +1780,12 @@
     </w:p>
     <w:p>
       <w:pPr>
-        <w:spacing w:after="0" w:lineRule="exact" w:before="0" w:line="20"/>
+        <w:spacing w:before="0" w:lineRule="exact" w:after="0" w:line="20"/>
         <w:rPr>
           <w:sz w:val="2"/>
         </w:rPr>
       </w:pPr>
-      <w:bookmarkStart w:id="40064" w:name="listing-src-install-windows"/>
+      <w:bookmarkStart w:name="listing-src-install-windows" w:id="40064"/>
       <w:bookmarkEnd w:id="40064"/>
     </w:p>
     <w:p>
@@ -2002,12 +2002,12 @@
     </w:p>
     <w:p>
       <w:pPr>
-        <w:spacing w:after="0" w:lineRule="exact" w:before="0" w:line="20"/>
+        <w:spacing w:before="0" w:lineRule="exact" w:after="0" w:line="20"/>
         <w:rPr>
           <w:sz w:val="2"/>
         </w:rPr>
       </w:pPr>
-      <w:bookmarkStart w:id="25099" w:name="listing-src-build-image"/>
+      <w:bookmarkStart w:name="listing-src-build-image" w:id="25099"/>
       <w:bookmarkEnd w:id="25099"/>
     </w:p>
     <w:p>
@@ -2105,12 +2105,12 @@
     </w:p>
     <w:p>
       <w:pPr>
-        <w:spacing w:after="0" w:lineRule="exact" w:before="0" w:line="20"/>
+        <w:spacing w:before="0" w:lineRule="exact" w:after="0" w:line="20"/>
         <w:rPr>
           <w:sz w:val="2"/>
         </w:rPr>
       </w:pPr>
-      <w:bookmarkStart w:id="32282" w:name="listing-src-verify-image"/>
+      <w:bookmarkStart w:name="listing-src-verify-image" w:id="32282"/>
       <w:bookmarkEnd w:id="32282"/>
     </w:p>
     <w:p>
@@ -2182,12 +2182,12 @@
     </w:p>
     <w:p>
       <w:pPr>
-        <w:spacing w:after="0" w:lineRule="exact" w:before="0" w:line="20"/>
+        <w:spacing w:before="0" w:lineRule="exact" w:after="0" w:line="20"/>
         <w:rPr>
           <w:sz w:val="2"/>
         </w:rPr>
       </w:pPr>
-      <w:bookmarkStart w:id="13056" w:name="listing-src-run-wrapper"/>
+      <w:bookmarkStart w:name="listing-src-run-wrapper" w:id="13056"/>
       <w:bookmarkEnd w:id="13056"/>
     </w:p>
     <w:p>
@@ -2285,12 +2285,12 @@
     </w:p>
     <w:p>
       <w:pPr>
-        <w:spacing w:after="0" w:lineRule="exact" w:before="0" w:line="20"/>
+        <w:spacing w:before="0" w:lineRule="exact" w:after="0" w:line="20"/>
         <w:rPr>
           <w:sz w:val="2"/>
         </w:rPr>
       </w:pPr>
-      <w:bookmarkStart w:id="62465" w:name="csv-tbl-wrapper-modes"/>
+      <w:bookmarkStart w:name="csv-tbl-wrapper-modes" w:id="62465"/>
       <w:bookmarkEnd w:id="62465"/>
     </w:p>
     <w:p>
@@ -2327,12 +2327,12 @@
         <w:tblLook w:firstRow="1" w:lastRow="0" w:firstColumn="0" w:lastColumn="0" w:noHBand="0" w:noVBand="0" w:val="0020"/>
         <w:jc w:val="start"/>
         <w:tblBorders>
-          <w:top w:space="0" w:color="000000" w:sz="6" w:val="single"/>
-          <w:left w:space="0" w:color="000000" w:sz="6" w:val="single"/>
-          <w:bottom w:space="0" w:color="000000" w:sz="6" w:val="single"/>
-          <w:right w:space="0" w:color="000000" w:sz="6" w:val="single"/>
-          <w:insideH w:space="0" w:color="000000" w:sz="6" w:val="single"/>
-          <w:insideV w:space="0" w:color="000000" w:sz="6" w:val="single"/>
+          <w:top w:color="000000" w:val="single" w:sz="6" w:space="0"/>
+          <w:left w:color="000000" w:val="single" w:sz="6" w:space="0"/>
+          <w:bottom w:color="000000" w:val="single" w:sz="6" w:space="0"/>
+          <w:right w:color="000000" w:val="single" w:sz="6" w:space="0"/>
+          <w:insideH w:color="000000" w:val="single" w:sz="6" w:space="0"/>
+          <w:insideV w:color="000000" w:val="single" w:sz="6" w:space="0"/>
         </w:tblBorders>
         <w:tblCellMar>
           <w:top w:type="dxa" w:w="57"/>
@@ -2351,14 +2351,14 @@
         </w:trPr>
         <w:tc>
           <w:tcPr>
-            <w:shd w:fill="E8E8E8" w:color="auto" w:val="clear"/>
+            <w:shd w:val="clear" w:fill="E8E8E8" w:color="auto"/>
           </w:tcPr>
           <w:p>
             <w:pPr>
               <w:pStyle w:val="Compact"/>
               <w:jc w:val="left"/>
-              <w:ind w:left="0" w:firstLine="0" w:right="0"/>
-              <w:spacing w:before="40" w:lineRule="auto" w:line="240" w:after="40"/>
+              <w:ind w:left="0" w:right="0" w:firstLine="0"/>
+              <w:spacing w:before="40" w:after="40" w:lineRule="auto" w:line="240"/>
             </w:pPr>
             <w:r>
               <w:rPr>
@@ -2370,14 +2370,14 @@
         </w:tc>
         <w:tc>
           <w:tcPr>
-            <w:shd w:fill="E8E8E8" w:color="auto" w:val="clear"/>
+            <w:shd w:val="clear" w:fill="E8E8E8" w:color="auto"/>
           </w:tcPr>
           <w:p>
             <w:pPr>
               <w:pStyle w:val="Compact"/>
               <w:jc w:val="left"/>
-              <w:ind w:left="0" w:firstLine="0" w:right="0"/>
-              <w:spacing w:before="40" w:lineRule="auto" w:line="240" w:after="40"/>
+              <w:ind w:left="0" w:right="0" w:firstLine="0"/>
+              <w:spacing w:before="40" w:after="40" w:lineRule="auto" w:line="240"/>
             </w:pPr>
             <w:r>
               <w:rPr>
@@ -2395,8 +2395,8 @@
             <w:pPr>
               <w:pStyle w:val="Compact"/>
               <w:jc w:val="left"/>
-              <w:ind w:left="0" w:firstLine="0" w:right="0"/>
-              <w:spacing w:before="40" w:lineRule="auto" w:line="240" w:after="40"/>
+              <w:ind w:left="0" w:right="0" w:firstLine="0"/>
+              <w:spacing w:before="40" w:after="40" w:lineRule="auto" w:line="240"/>
             </w:pPr>
             <w:r>
               <w:rPr>
@@ -2412,8 +2412,8 @@
             <w:pPr>
               <w:pStyle w:val="Compact"/>
               <w:jc w:val="left"/>
-              <w:ind w:left="0" w:firstLine="0" w:right="0"/>
-              <w:spacing w:before="40" w:lineRule="auto" w:line="240" w:after="40"/>
+              <w:ind w:left="0" w:right="0" w:firstLine="0"/>
+              <w:spacing w:before="40" w:after="40" w:lineRule="auto" w:line="240"/>
             </w:pPr>
             <w:r>
               <w:t xml:space="preserve">Runs the container image via docker or podman (written by</w:t>
@@ -2440,8 +2440,8 @@
             <w:pPr>
               <w:pStyle w:val="Compact"/>
               <w:jc w:val="left"/>
-              <w:ind w:left="0" w:firstLine="0" w:right="0"/>
-              <w:spacing w:before="40" w:lineRule="auto" w:line="240" w:after="40"/>
+              <w:ind w:left="0" w:right="0" w:firstLine="0"/>
+              <w:spacing w:before="40" w:after="40" w:lineRule="auto" w:line="240"/>
             </w:pPr>
             <w:r>
               <w:rPr>
@@ -2457,8 +2457,8 @@
             <w:pPr>
               <w:pStyle w:val="Compact"/>
               <w:jc w:val="left"/>
-              <w:ind w:left="0" w:firstLine="0" w:right="0"/>
-              <w:spacing w:before="40" w:lineRule="auto" w:line="240" w:after="40"/>
+              <w:ind w:left="0" w:right="0" w:firstLine="0"/>
+              <w:spacing w:before="40" w:after="40" w:lineRule="auto" w:line="240"/>
             </w:pPr>
             <w:r>
               <w:t xml:space="preserve">Invokes the host pandoc with the compiled extensions (written by</w:t>
@@ -2703,12 +2703,12 @@
     </w:p>
     <w:p>
       <w:pPr>
-        <w:spacing w:after="0" w:lineRule="exact" w:before="0" w:line="20"/>
+        <w:spacing w:before="0" w:lineRule="exact" w:after="0" w:line="20"/>
         <w:rPr>
           <w:sz w:val="2"/>
         </w:rPr>
       </w:pPr>
-      <w:bookmarkStart w:id="30190" w:name="listing-src-project-yaml"/>
+      <w:bookmarkStart w:name="listing-src-project-yaml" w:id="30190"/>
       <w:bookmarkEnd w:id="30190"/>
     </w:p>
     <w:p>
@@ -4043,12 +4043,12 @@
     </w:p>
     <w:p>
       <w:pPr>
-        <w:spacing w:after="0" w:lineRule="exact" w:before="0" w:line="20"/>
+        <w:spacing w:before="0" w:lineRule="exact" w:after="0" w:line="20"/>
         <w:rPr>
           <w:sz w:val="2"/>
         </w:rPr>
       </w:pPr>
-      <w:bookmarkStart w:id="21586" w:name="csv-tbl-required-fields"/>
+      <w:bookmarkStart w:name="csv-tbl-required-fields" w:id="21586"/>
       <w:bookmarkEnd w:id="21586"/>
     </w:p>
     <w:p>
@@ -4085,12 +4085,12 @@
         <w:tblLook w:firstRow="1" w:lastRow="0" w:firstColumn="0" w:lastColumn="0" w:noHBand="0" w:noVBand="0" w:val="0020"/>
         <w:jc w:val="start"/>
         <w:tblBorders>
-          <w:top w:space="0" w:color="000000" w:sz="6" w:val="single"/>
-          <w:left w:space="0" w:color="000000" w:sz="6" w:val="single"/>
-          <w:bottom w:space="0" w:color="000000" w:sz="6" w:val="single"/>
-          <w:right w:space="0" w:color="000000" w:sz="6" w:val="single"/>
-          <w:insideH w:space="0" w:color="000000" w:sz="6" w:val="single"/>
-          <w:insideV w:space="0" w:color="000000" w:sz="6" w:val="single"/>
+          <w:top w:color="000000" w:val="single" w:sz="6" w:space="0"/>
+          <w:left w:color="000000" w:val="single" w:sz="6" w:space="0"/>
+          <w:bottom w:color="000000" w:val="single" w:sz="6" w:space="0"/>
+          <w:right w:color="000000" w:val="single" w:sz="6" w:space="0"/>
+          <w:insideH w:color="000000" w:val="single" w:sz="6" w:space="0"/>
+          <w:insideV w:color="000000" w:val="single" w:sz="6" w:space="0"/>
         </w:tblBorders>
         <w:tblCellMar>
           <w:top w:type="dxa" w:w="57"/>
@@ -4110,14 +4110,14 @@
         </w:trPr>
         <w:tc>
           <w:tcPr>
-            <w:shd w:fill="E8E8E8" w:color="auto" w:val="clear"/>
+            <w:shd w:val="clear" w:fill="E8E8E8" w:color="auto"/>
           </w:tcPr>
           <w:p>
             <w:pPr>
               <w:pStyle w:val="Compact"/>
               <w:jc w:val="left"/>
-              <w:ind w:left="0" w:firstLine="0" w:right="0"/>
-              <w:spacing w:before="40" w:lineRule="auto" w:line="240" w:after="40"/>
+              <w:ind w:left="0" w:right="0" w:firstLine="0"/>
+              <w:spacing w:before="40" w:after="40" w:lineRule="auto" w:line="240"/>
             </w:pPr>
             <w:r>
               <w:rPr>
@@ -4129,14 +4129,14 @@
         </w:tc>
         <w:tc>
           <w:tcPr>
-            <w:shd w:fill="E8E8E8" w:color="auto" w:val="clear"/>
+            <w:shd w:val="clear" w:fill="E8E8E8" w:color="auto"/>
           </w:tcPr>
           <w:p>
             <w:pPr>
               <w:pStyle w:val="Compact"/>
               <w:jc w:val="left"/>
-              <w:ind w:left="0" w:firstLine="0" w:right="0"/>
-              <w:spacing w:before="40" w:lineRule="auto" w:line="240" w:after="40"/>
+              <w:ind w:left="0" w:right="0" w:firstLine="0"/>
+              <w:spacing w:before="40" w:after="40" w:lineRule="auto" w:line="240"/>
             </w:pPr>
             <w:r>
               <w:rPr>
@@ -4148,14 +4148,14 @@
         </w:tc>
         <w:tc>
           <w:tcPr>
-            <w:shd w:fill="E8E8E8" w:color="auto" w:val="clear"/>
+            <w:shd w:val="clear" w:fill="E8E8E8" w:color="auto"/>
           </w:tcPr>
           <w:p>
             <w:pPr>
               <w:pStyle w:val="Compact"/>
               <w:jc w:val="left"/>
-              <w:ind w:left="0" w:firstLine="0" w:right="0"/>
-              <w:spacing w:before="40" w:lineRule="auto" w:line="240" w:after="40"/>
+              <w:ind w:left="0" w:right="0" w:firstLine="0"/>
+              <w:spacing w:before="40" w:after="40" w:lineRule="auto" w:line="240"/>
             </w:pPr>
             <w:r>
               <w:rPr>
@@ -4173,8 +4173,8 @@
             <w:pPr>
               <w:pStyle w:val="Compact"/>
               <w:jc w:val="left"/>
-              <w:ind w:left="0" w:firstLine="0" w:right="0"/>
-              <w:spacing w:before="40" w:lineRule="auto" w:line="240" w:after="40"/>
+              <w:ind w:left="0" w:right="0" w:firstLine="0"/>
+              <w:spacing w:before="40" w:after="40" w:lineRule="auto" w:line="240"/>
             </w:pPr>
             <w:r>
               <w:rPr>
@@ -4190,8 +4190,8 @@
             <w:pPr>
               <w:pStyle w:val="Compact"/>
               <w:jc w:val="left"/>
-              <w:ind w:left="0" w:firstLine="0" w:right="0"/>
-              <w:spacing w:before="40" w:lineRule="auto" w:line="240" w:after="40"/>
+              <w:ind w:left="0" w:right="0" w:firstLine="0"/>
+              <w:spacing w:before="40" w:after="40" w:lineRule="auto" w:line="240"/>
             </w:pPr>
             <w:r>
               <w:t xml:space="preserve">string</w:t>
@@ -4204,8 +4204,8 @@
             <w:pPr>
               <w:pStyle w:val="Compact"/>
               <w:jc w:val="left"/>
-              <w:ind w:left="0" w:firstLine="0" w:right="0"/>
-              <w:spacing w:before="40" w:lineRule="auto" w:line="240" w:after="40"/>
+              <w:ind w:left="0" w:right="0" w:firstLine="0"/>
+              <w:spacing w:before="40" w:after="40" w:lineRule="auto" w:line="240"/>
             </w:pPr>
             <w:r>
               <w:t xml:space="preserve">Project code identifier</w:t>
@@ -4220,8 +4220,8 @@
             <w:pPr>
               <w:pStyle w:val="Compact"/>
               <w:jc w:val="left"/>
-              <w:ind w:left="0" w:firstLine="0" w:right="0"/>
-              <w:spacing w:before="40" w:lineRule="auto" w:line="240" w:after="40"/>
+              <w:ind w:left="0" w:right="0" w:firstLine="0"/>
+              <w:spacing w:before="40" w:after="40" w:lineRule="auto" w:line="240"/>
             </w:pPr>
             <w:r>
               <w:rPr>
@@ -4237,8 +4237,8 @@
             <w:pPr>
               <w:pStyle w:val="Compact"/>
               <w:jc w:val="left"/>
-              <w:ind w:left="0" w:firstLine="0" w:right="0"/>
-              <w:spacing w:before="40" w:lineRule="auto" w:line="240" w:after="40"/>
+              <w:ind w:left="0" w:right="0" w:firstLine="0"/>
+              <w:spacing w:before="40" w:after="40" w:lineRule="auto" w:line="240"/>
             </w:pPr>
             <w:r>
               <w:t xml:space="preserve">string</w:t>
@@ -4251,8 +4251,8 @@
             <w:pPr>
               <w:pStyle w:val="Compact"/>
               <w:jc w:val="left"/>
-              <w:ind w:left="0" w:firstLine="0" w:right="0"/>
-              <w:spacing w:before="40" w:lineRule="auto" w:line="240" w:after="40"/>
+              <w:ind w:left="0" w:right="0" w:firstLine="0"/>
+              <w:spacing w:before="40" w:after="40" w:lineRule="auto" w:line="240"/>
             </w:pPr>
             <w:r>
               <w:t xml:space="preserve">Human-readable project name</w:t>
@@ -4267,8 +4267,8 @@
             <w:pPr>
               <w:pStyle w:val="Compact"/>
               <w:jc w:val="left"/>
-              <w:ind w:left="0" w:firstLine="0" w:right="0"/>
-              <w:spacing w:before="40" w:lineRule="auto" w:line="240" w:after="40"/>
+              <w:ind w:left="0" w:right="0" w:firstLine="0"/>
+              <w:spacing w:before="40" w:after="40" w:lineRule="auto" w:line="240"/>
             </w:pPr>
             <w:r>
               <w:rPr>
@@ -4284,8 +4284,8 @@
             <w:pPr>
               <w:pStyle w:val="Compact"/>
               <w:jc w:val="left"/>
-              <w:ind w:left="0" w:firstLine="0" w:right="0"/>
-              <w:spacing w:before="40" w:lineRule="auto" w:line="240" w:after="40"/>
+              <w:ind w:left="0" w:right="0" w:firstLine="0"/>
+              <w:spacing w:before="40" w:after="40" w:lineRule="auto" w:line="240"/>
             </w:pPr>
             <w:r>
               <w:t xml:space="preserve">list</w:t>
@@ -4298,8 +4298,8 @@
             <w:pPr>
               <w:pStyle w:val="Compact"/>
               <w:jc w:val="left"/>
-              <w:ind w:left="0" w:firstLine="0" w:right="0"/>
-              <w:spacing w:before="40" w:lineRule="auto" w:line="240" w:after="40"/>
+              <w:ind w:left="0" w:right="0" w:firstLine="0"/>
+              <w:spacing w:before="40" w:after="40" w:lineRule="auto" w:line="240"/>
             </w:pPr>
             <w:r>
               <w:t xml:space="preserve">One or more Markdown file paths to process</w:t>
@@ -4324,12 +4324,12 @@
     </w:p>
     <w:p>
       <w:pPr>
-        <w:spacing w:after="0" w:lineRule="exact" w:before="0" w:line="20"/>
+        <w:spacing w:before="0" w:lineRule="exact" w:after="0" w:line="20"/>
         <w:rPr>
           <w:sz w:val="2"/>
         </w:rPr>
       </w:pPr>
-      <w:bookmarkStart w:id="72517" w:name="csv-tbl-default-values"/>
+      <w:bookmarkStart w:name="csv-tbl-default-values" w:id="72517"/>
       <w:bookmarkEnd w:id="72517"/>
     </w:p>
     <w:p>
@@ -4366,12 +4366,12 @@
         <w:tblLook w:firstRow="1" w:lastRow="0" w:firstColumn="0" w:lastColumn="0" w:noHBand="0" w:noVBand="0" w:val="0020"/>
         <w:jc w:val="start"/>
         <w:tblBorders>
-          <w:top w:space="0" w:color="000000" w:sz="6" w:val="single"/>
-          <w:left w:space="0" w:color="000000" w:sz="6" w:val="single"/>
-          <w:bottom w:space="0" w:color="000000" w:sz="6" w:val="single"/>
-          <w:right w:space="0" w:color="000000" w:sz="6" w:val="single"/>
-          <w:insideH w:space="0" w:color="000000" w:sz="6" w:val="single"/>
-          <w:insideV w:space="0" w:color="000000" w:sz="6" w:val="single"/>
+          <w:top w:color="000000" w:val="single" w:sz="6" w:space="0"/>
+          <w:left w:color="000000" w:val="single" w:sz="6" w:space="0"/>
+          <w:bottom w:color="000000" w:val="single" w:sz="6" w:space="0"/>
+          <w:right w:color="000000" w:val="single" w:sz="6" w:space="0"/>
+          <w:insideH w:color="000000" w:val="single" w:sz="6" w:space="0"/>
+          <w:insideV w:color="000000" w:val="single" w:sz="6" w:space="0"/>
         </w:tblBorders>
         <w:tblCellMar>
           <w:top w:type="dxa" w:w="57"/>
@@ -4391,14 +4391,14 @@
         </w:trPr>
         <w:tc>
           <w:tcPr>
-            <w:shd w:fill="E8E8E8" w:color="auto" w:val="clear"/>
+            <w:shd w:val="clear" w:fill="E8E8E8" w:color="auto"/>
           </w:tcPr>
           <w:p>
             <w:pPr>
               <w:pStyle w:val="Compact"/>
               <w:jc w:val="left"/>
-              <w:ind w:left="0" w:firstLine="0" w:right="0"/>
-              <w:spacing w:before="40" w:lineRule="auto" w:line="240" w:after="40"/>
+              <w:ind w:left="0" w:right="0" w:firstLine="0"/>
+              <w:spacing w:before="40" w:after="40" w:lineRule="auto" w:line="240"/>
             </w:pPr>
             <w:r>
               <w:rPr>
@@ -4410,14 +4410,14 @@
         </w:tc>
         <w:tc>
           <w:tcPr>
-            <w:shd w:fill="E8E8E8" w:color="auto" w:val="clear"/>
+            <w:shd w:val="clear" w:fill="E8E8E8" w:color="auto"/>
           </w:tcPr>
           <w:p>
             <w:pPr>
               <w:pStyle w:val="Compact"/>
               <w:jc w:val="left"/>
-              <w:ind w:left="0" w:firstLine="0" w:right="0"/>
-              <w:spacing w:before="40" w:lineRule="auto" w:line="240" w:after="40"/>
+              <w:ind w:left="0" w:right="0" w:firstLine="0"/>
+              <w:spacing w:before="40" w:after="40" w:lineRule="auto" w:line="240"/>
             </w:pPr>
             <w:r>
               <w:rPr>
@@ -4429,14 +4429,14 @@
         </w:tc>
         <w:tc>
           <w:tcPr>
-            <w:shd w:fill="E8E8E8" w:color="auto" w:val="clear"/>
+            <w:shd w:val="clear" w:fill="E8E8E8" w:color="auto"/>
           </w:tcPr>
           <w:p>
             <w:pPr>
               <w:pStyle w:val="Compact"/>
               <w:jc w:val="left"/>
-              <w:ind w:left="0" w:firstLine="0" w:right="0"/>
-              <w:spacing w:before="40" w:lineRule="auto" w:line="240" w:after="40"/>
+              <w:ind w:left="0" w:right="0" w:firstLine="0"/>
+              <w:spacing w:before="40" w:after="40" w:lineRule="auto" w:line="240"/>
             </w:pPr>
             <w:r>
               <w:rPr>
@@ -4454,8 +4454,8 @@
             <w:pPr>
               <w:pStyle w:val="Compact"/>
               <w:jc w:val="left"/>
-              <w:ind w:left="0" w:firstLine="0" w:right="0"/>
-              <w:spacing w:before="40" w:lineRule="auto" w:line="240" w:after="40"/>
+              <w:ind w:left="0" w:right="0" w:firstLine="0"/>
+              <w:spacing w:before="40" w:after="40" w:lineRule="auto" w:line="240"/>
             </w:pPr>
             <w:r>
               <w:rPr>
@@ -4471,8 +4471,8 @@
             <w:pPr>
               <w:pStyle w:val="Compact"/>
               <w:jc w:val="left"/>
-              <w:ind w:left="0" w:firstLine="0" w:right="0"/>
-              <w:spacing w:before="40" w:lineRule="auto" w:line="240" w:after="40"/>
+              <w:ind w:left="0" w:right="0" w:firstLine="0"/>
+              <w:spacing w:before="40" w:after="40" w:lineRule="auto" w:line="240"/>
             </w:pPr>
             <w:r>
               <w:rPr>
@@ -4488,8 +4488,8 @@
             <w:pPr>
               <w:pStyle w:val="Compact"/>
               <w:jc w:val="left"/>
-              <w:ind w:left="0" w:firstLine="0" w:right="0"/>
-              <w:spacing w:before="40" w:lineRule="auto" w:line="240" w:after="40"/>
+              <w:ind w:left="0" w:right="0" w:firstLine="0"/>
+              <w:spacing w:before="40" w:after="40" w:lineRule="auto" w:line="240"/>
             </w:pPr>
             <w:r>
               <w:t xml:space="preserve">Built-in base model is always loaded</w:t>
@@ -4504,8 +4504,8 @@
             <w:pPr>
               <w:pStyle w:val="Compact"/>
               <w:jc w:val="left"/>
-              <w:ind w:left="0" w:firstLine="0" w:right="0"/>
-              <w:spacing w:before="40" w:lineRule="auto" w:line="240" w:after="40"/>
+              <w:ind w:left="0" w:right="0" w:firstLine="0"/>
+              <w:spacing w:before="40" w:after="40" w:lineRule="auto" w:line="240"/>
             </w:pPr>
             <w:r>
               <w:rPr>
@@ -4521,8 +4521,8 @@
             <w:pPr>
               <w:pStyle w:val="Compact"/>
               <w:jc w:val="left"/>
-              <w:ind w:left="0" w:firstLine="0" w:right="0"/>
-              <w:spacing w:before="40" w:lineRule="auto" w:line="240" w:after="40"/>
+              <w:ind w:left="0" w:right="0" w:firstLine="0"/>
+              <w:spacing w:before="40" w:after="40" w:lineRule="auto" w:line="240"/>
             </w:pPr>
             <w:r>
               <w:rPr>
@@ -4538,8 +4538,8 @@
             <w:pPr>
               <w:pStyle w:val="Compact"/>
               <w:jc w:val="left"/>
-              <w:ind w:left="0" w:firstLine="0" w:right="0"/>
-              <w:spacing w:before="40" w:lineRule="auto" w:line="240" w:after="40"/>
+              <w:ind w:left="0" w:right="0" w:firstLine="0"/>
+              <w:spacing w:before="40" w:after="40" w:lineRule="auto" w:line="240"/>
             </w:pPr>
             <w:r>
               <w:t xml:space="preserve">Also stores</w:t>
@@ -4563,8 +4563,8 @@
             <w:pPr>
               <w:pStyle w:val="Compact"/>
               <w:jc w:val="left"/>
-              <w:ind w:left="0" w:firstLine="0" w:right="0"/>
-              <w:spacing w:before="40" w:lineRule="auto" w:line="240" w:after="40"/>
+              <w:ind w:left="0" w:right="0" w:firstLine="0"/>
+              <w:spacing w:before="40" w:after="40" w:lineRule="auto" w:line="240"/>
             </w:pPr>
             <w:r>
               <w:rPr>
@@ -4580,8 +4580,8 @@
             <w:pPr>
               <w:pStyle w:val="Compact"/>
               <w:jc w:val="left"/>
-              <w:ind w:left="0" w:firstLine="0" w:right="0"/>
-              <w:spacing w:before="40" w:lineRule="auto" w:line="240" w:after="40"/>
+              <w:ind w:left="0" w:right="0" w:firstLine="0"/>
+              <w:spacing w:before="40" w:after="40" w:lineRule="auto" w:line="240"/>
             </w:pPr>
             <w:r>
               <w:rPr>
@@ -4597,8 +4597,8 @@
             <w:pPr>
               <w:pStyle w:val="Compact"/>
               <w:jc w:val="left"/>
-              <w:ind w:left="0" w:firstLine="0" w:right="0"/>
-              <w:spacing w:before="40" w:lineRule="auto" w:line="240" w:after="40"/>
+              <w:ind w:left="0" w:right="0" w:firstLine="0"/>
+              <w:spacing w:before="40" w:after="40" w:lineRule="auto" w:line="240"/>
             </w:pPr>
             <w:r>
               <w:t xml:space="preserve">Overridden by</w:t>
@@ -4689,12 +4689,12 @@
     </w:p>
     <w:p>
       <w:pPr>
-        <w:spacing w:after="0" w:lineRule="exact" w:before="0" w:line="20"/>
+        <w:spacing w:before="0" w:lineRule="exact" w:after="0" w:line="20"/>
         <w:rPr>
           <w:sz w:val="2"/>
         </w:rPr>
       </w:pPr>
-      <w:bookmarkStart w:id="78709" w:name="listing-src-specification-pattern"/>
+      <w:bookmarkStart w:name="listing-src-specification-pattern" w:id="78709"/>
       <w:bookmarkEnd w:id="78709"/>
     </w:p>
     <w:p>
@@ -4780,12 +4780,12 @@
     </w:p>
     <w:p>
       <w:pPr>
-        <w:spacing w:after="0" w:lineRule="exact" w:before="0" w:line="20"/>
+        <w:spacing w:before="0" w:lineRule="exact" w:after="0" w:line="20"/>
         <w:rPr>
           <w:sz w:val="2"/>
         </w:rPr>
       </w:pPr>
-      <w:bookmarkStart w:id="57333" w:name="listing-src-object-pattern"/>
+      <w:bookmarkStart w:name="listing-src-object-pattern" w:id="57333"/>
       <w:bookmarkEnd w:id="57333"/>
     </w:p>
     <w:p>
@@ -4977,12 +4977,12 @@
     </w:p>
     <w:p>
       <w:pPr>
-        <w:spacing w:after="0" w:lineRule="exact" w:before="0" w:line="20"/>
+        <w:spacing w:before="0" w:lineRule="exact" w:after="0" w:line="20"/>
         <w:rPr>
           <w:sz w:val="2"/>
         </w:rPr>
       </w:pPr>
-      <w:bookmarkStart w:id="68927" w:name="listing-src-section-close"/>
+      <w:bookmarkStart w:name="listing-src-section-close" w:id="68927"/>
       <w:bookmarkEnd w:id="68927"/>
     </w:p>
     <w:p>
@@ -5163,12 +5163,12 @@
     </w:p>
     <w:p>
       <w:pPr>
-        <w:spacing w:after="0" w:lineRule="exact" w:before="0" w:line="20"/>
+        <w:spacing w:before="0" w:lineRule="exact" w:after="0" w:line="20"/>
         <w:rPr>
           <w:sz w:val="2"/>
         </w:rPr>
       </w:pPr>
-      <w:bookmarkStart w:id="89902" w:name="listing-src-attribute-pattern"/>
+      <w:bookmarkStart w:name="listing-src-attribute-pattern" w:id="89902"/>
       <w:bookmarkEnd w:id="89902"/>
     </w:p>
     <w:p>
@@ -5503,12 +5503,12 @@
     </w:p>
     <w:p>
       <w:pPr>
-        <w:spacing w:after="0" w:lineRule="exact" w:before="0" w:line="20"/>
+        <w:spacing w:before="0" w:lineRule="exact" w:after="0" w:line="20"/>
         <w:rPr>
           <w:sz w:val="2"/>
         </w:rPr>
       </w:pPr>
-      <w:bookmarkStart w:id="55431" w:name="listing-src-plantuml-float-syntax"/>
+      <w:bookmarkStart w:name="listing-src-plantuml-float-syntax" w:id="55431"/>
       <w:bookmarkEnd w:id="55431"/>
     </w:p>
     <w:p>
@@ -5610,12 +5610,12 @@
     </w:p>
     <w:p>
       <w:pPr>
-        <w:spacing w:after="0" w:lineRule="exact" w:before="0" w:line="20"/>
+        <w:spacing w:before="0" w:lineRule="exact" w:after="0" w:line="20"/>
         <w:rPr>
           <w:sz w:val="2"/>
         </w:rPr>
       </w:pPr>
-      <w:bookmarkStart w:id="10374" w:name="listing-src-table-float-syntax"/>
+      <w:bookmarkStart w:name="listing-src-table-float-syntax" w:id="10374"/>
       <w:bookmarkEnd w:id="10374"/>
     </w:p>
     <w:p>
@@ -5764,12 +5764,12 @@
     </w:p>
     <w:p>
       <w:pPr>
-        <w:spacing w:after="0" w:lineRule="exact" w:before="0" w:line="20"/>
+        <w:spacing w:before="0" w:lineRule="exact" w:after="0" w:line="20"/>
         <w:rPr>
           <w:sz w:val="2"/>
         </w:rPr>
       </w:pPr>
-      <w:bookmarkStart w:id="55086" w:name="listing-src-csv-float-syntax"/>
+      <w:bookmarkStart w:name="listing-src-csv-float-syntax" w:id="55086"/>
       <w:bookmarkEnd w:id="55086"/>
     </w:p>
     <w:p>
@@ -5947,12 +5947,12 @@
     </w:p>
     <w:p>
       <w:pPr>
-        <w:spacing w:after="0" w:lineRule="exact" w:before="0" w:line="20"/>
+        <w:spacing w:before="0" w:lineRule="exact" w:after="0" w:line="20"/>
         <w:rPr>
           <w:sz w:val="2"/>
         </w:rPr>
       </w:pPr>
-      <w:bookmarkStart w:id="69456" w:name="listing-src-listing-float-syntax"/>
+      <w:bookmarkStart w:name="listing-src-listing-float-syntax" w:id="69456"/>
       <w:bookmarkEnd w:id="69456"/>
     </w:p>
     <w:p>
@@ -6137,12 +6137,12 @@
     </w:p>
     <w:p>
       <w:pPr>
-        <w:spacing w:after="0" w:lineRule="exact" w:before="0" w:line="20"/>
+        <w:spacing w:before="0" w:lineRule="exact" w:after="0" w:line="20"/>
         <w:rPr>
           <w:sz w:val="2"/>
         </w:rPr>
       </w:pPr>
-      <w:bookmarkStart w:id="31094" w:name="listing-src-chart-float-syntax"/>
+      <w:bookmarkStart w:name="listing-src-chart-float-syntax" w:id="31094"/>
       <w:bookmarkEnd w:id="31094"/>
     </w:p>
     <w:p>
@@ -6313,12 +6313,12 @@
     </w:p>
     <w:p>
       <w:pPr>
-        <w:spacing w:after="0" w:lineRule="exact" w:before="0" w:line="20"/>
+        <w:spacing w:before="0" w:lineRule="exact" w:after="0" w:line="20"/>
         <w:rPr>
           <w:sz w:val="2"/>
         </w:rPr>
       </w:pPr>
-      <w:bookmarkStart w:id="22760" w:name="listing-src-math-float-syntax"/>
+      <w:bookmarkStart w:name="listing-src-math-float-syntax" w:id="22760"/>
       <w:bookmarkEnd w:id="22760"/>
     </w:p>
     <w:p>
@@ -6435,12 +6435,12 @@
     </w:p>
     <w:p>
       <w:pPr>
-        <w:spacing w:after="0" w:lineRule="exact" w:before="0" w:line="20"/>
+        <w:spacing w:before="0" w:lineRule="exact" w:after="0" w:line="20"/>
         <w:rPr>
           <w:sz w:val="2"/>
         </w:rPr>
       </w:pPr>
-      <w:bookmarkStart w:id="95403" w:name="csv-tbl-float-syntax"/>
+      <w:bookmarkStart w:name="csv-tbl-float-syntax" w:id="95403"/>
       <w:bookmarkEnd w:id="95403"/>
     </w:p>
     <w:p>
@@ -6477,12 +6477,12 @@
         <w:tblLook w:firstRow="1" w:lastRow="0" w:firstColumn="0" w:lastColumn="0" w:noHBand="0" w:noVBand="0" w:val="0020"/>
         <w:jc w:val="start"/>
         <w:tblBorders>
-          <w:top w:space="0" w:color="000000" w:sz="6" w:val="single"/>
-          <w:left w:space="0" w:color="000000" w:sz="6" w:val="single"/>
-          <w:bottom w:space="0" w:color="000000" w:sz="6" w:val="single"/>
-          <w:right w:space="0" w:color="000000" w:sz="6" w:val="single"/>
-          <w:insideH w:space="0" w:color="000000" w:sz="6" w:val="single"/>
-          <w:insideV w:space="0" w:color="000000" w:sz="6" w:val="single"/>
+          <w:top w:color="000000" w:val="single" w:sz="6" w:space="0"/>
+          <w:left w:color="000000" w:val="single" w:sz="6" w:space="0"/>
+          <w:bottom w:color="000000" w:val="single" w:sz="6" w:space="0"/>
+          <w:right w:color="000000" w:val="single" w:sz="6" w:space="0"/>
+          <w:insideH w:color="000000" w:val="single" w:sz="6" w:space="0"/>
+          <w:insideV w:color="000000" w:val="single" w:sz="6" w:space="0"/>
         </w:tblBorders>
         <w:tblCellMar>
           <w:top w:type="dxa" w:w="57"/>
@@ -6501,14 +6501,14 @@
         </w:trPr>
         <w:tc>
           <w:tcPr>
-            <w:shd w:fill="E8E8E8" w:color="auto" w:val="clear"/>
+            <w:shd w:val="clear" w:fill="E8E8E8" w:color="auto"/>
           </w:tcPr>
           <w:p>
             <w:pPr>
               <w:pStyle w:val="Compact"/>
               <w:jc w:val="left"/>
-              <w:ind w:left="0" w:firstLine="0" w:right="0"/>
-              <w:spacing w:before="40" w:lineRule="auto" w:line="240" w:after="40"/>
+              <w:ind w:left="0" w:right="0" w:firstLine="0"/>
+              <w:spacing w:before="40" w:after="40" w:lineRule="auto" w:line="240"/>
             </w:pPr>
             <w:r>
               <w:rPr>
@@ -6520,14 +6520,14 @@
         </w:tc>
         <w:tc>
           <w:tcPr>
-            <w:shd w:fill="E8E8E8" w:color="auto" w:val="clear"/>
+            <w:shd w:val="clear" w:fill="E8E8E8" w:color="auto"/>
           </w:tcPr>
           <w:p>
             <w:pPr>
               <w:pStyle w:val="Compact"/>
               <w:jc w:val="left"/>
-              <w:ind w:left="0" w:firstLine="0" w:right="0"/>
-              <w:spacing w:before="40" w:lineRule="auto" w:line="240" w:after="40"/>
+              <w:ind w:left="0" w:right="0" w:firstLine="0"/>
+              <w:spacing w:before="40" w:after="40" w:lineRule="auto" w:line="240"/>
             </w:pPr>
             <w:r>
               <w:rPr>
@@ -6545,8 +6545,8 @@
             <w:pPr>
               <w:pStyle w:val="Compact"/>
               <w:jc w:val="left"/>
-              <w:ind w:left="0" w:firstLine="0" w:right="0"/>
-              <w:spacing w:before="40" w:lineRule="auto" w:line="240" w:after="40"/>
+              <w:ind w:left="0" w:right="0" w:firstLine="0"/>
+              <w:spacing w:before="40" w:after="40" w:lineRule="auto" w:line="240"/>
             </w:pPr>
             <w:r>
               <w:rPr>
@@ -6562,8 +6562,8 @@
             <w:pPr>
               <w:pStyle w:val="Compact"/>
               <w:jc w:val="left"/>
-              <w:ind w:left="0" w:firstLine="0" w:right="0"/>
-              <w:spacing w:before="40" w:lineRule="auto" w:line="240" w:after="40"/>
+              <w:ind w:left="0" w:right="0" w:firstLine="0"/>
+              <w:spacing w:before="40" w:after="40" w:lineRule="auto" w:line="240"/>
             </w:pPr>
             <w:r>
               <w:t xml:space="preserve">Float type identifier (for example</w:t>
@@ -6662,8 +6662,8 @@
             <w:pPr>
               <w:pStyle w:val="Compact"/>
               <w:jc w:val="left"/>
-              <w:ind w:left="0" w:firstLine="0" w:right="0"/>
-              <w:spacing w:before="40" w:lineRule="auto" w:line="240" w:after="40"/>
+              <w:ind w:left="0" w:right="0" w:firstLine="0"/>
+              <w:spacing w:before="40" w:after="40" w:lineRule="auto" w:line="240"/>
             </w:pPr>
             <w:r>
               <w:rPr>
@@ -6679,8 +6679,8 @@
             <w:pPr>
               <w:pStyle w:val="Compact"/>
               <w:jc w:val="left"/>
-              <w:ind w:left="0" w:firstLine="0" w:right="0"/>
-              <w:spacing w:before="40" w:lineRule="auto" w:line="240" w:after="40"/>
+              <w:ind w:left="0" w:right="0" w:firstLine="0"/>
+              <w:spacing w:before="40" w:after="40" w:lineRule="auto" w:line="240"/>
             </w:pPr>
             <w:r>
               <w:t xml:space="preserve">Optional language hint for syntax highlighting</w:t>
@@ -6695,8 +6695,8 @@
             <w:pPr>
               <w:pStyle w:val="Compact"/>
               <w:jc w:val="left"/>
-              <w:ind w:left="0" w:firstLine="0" w:right="0"/>
-              <w:spacing w:before="40" w:lineRule="auto" w:line="240" w:after="40"/>
+              <w:ind w:left="0" w:right="0" w:firstLine="0"/>
+              <w:spacing w:before="40" w:after="40" w:lineRule="auto" w:line="240"/>
             </w:pPr>
             <w:r>
               <w:rPr>
@@ -6712,8 +6712,8 @@
             <w:pPr>
               <w:pStyle w:val="Compact"/>
               <w:jc w:val="left"/>
-              <w:ind w:left="0" w:firstLine="0" w:right="0"/>
-              <w:spacing w:before="40" w:lineRule="auto" w:line="240" w:after="40"/>
+              <w:ind w:left="0" w:right="0" w:firstLine="0"/>
+              <w:spacing w:before="40" w:after="40" w:lineRule="auto" w:line="240"/>
             </w:pPr>
             <w:r>
               <w:t xml:space="preserve">Float label for cross-referencing; must be unique within the specification</w:t>
@@ -6728,8 +6728,8 @@
             <w:pPr>
               <w:pStyle w:val="Compact"/>
               <w:jc w:val="left"/>
-              <w:ind w:left="0" w:firstLine="0" w:right="0"/>
-              <w:spacing w:before="40" w:lineRule="auto" w:line="240" w:after="40"/>
+              <w:ind w:left="0" w:right="0" w:firstLine="0"/>
+              <w:spacing w:before="40" w:after="40" w:lineRule="auto" w:line="240"/>
             </w:pPr>
             <w:r>
               <w:rPr>
@@ -6745,8 +6745,8 @@
             <w:pPr>
               <w:pStyle w:val="Compact"/>
               <w:jc w:val="left"/>
-              <w:ind w:left="0" w:firstLine="0" w:right="0"/>
-              <w:spacing w:before="40" w:lineRule="auto" w:line="240" w:after="40"/>
+              <w:ind w:left="0" w:right="0" w:firstLine="0"/>
+              <w:spacing w:before="40" w:after="40" w:lineRule="auto" w:line="240"/>
             </w:pPr>
             <w:r>
               <w:t xml:space="preserve">Key-value attributes; common attribute:</w:t>
@@ -6847,12 +6847,12 @@
     </w:p>
     <w:p>
       <w:pPr>
-        <w:spacing w:after="0" w:lineRule="exact" w:before="0" w:line="20"/>
+        <w:spacing w:before="0" w:lineRule="exact" w:after="0" w:line="20"/>
         <w:rPr>
           <w:sz w:val="2"/>
         </w:rPr>
       </w:pPr>
-      <w:bookmarkStart w:id="48255" w:name="csv-tbl-selectors"/>
+      <w:bookmarkStart w:name="csv-tbl-selectors" w:id="48255"/>
       <w:bookmarkEnd w:id="48255"/>
     </w:p>
     <w:p>
@@ -6889,12 +6889,12 @@
         <w:tblLook w:firstRow="1" w:lastRow="0" w:firstColumn="0" w:lastColumn="0" w:noHBand="0" w:noVBand="0" w:val="0020"/>
         <w:jc w:val="start"/>
         <w:tblBorders>
-          <w:top w:space="0" w:color="000000" w:sz="6" w:val="single"/>
-          <w:left w:space="0" w:color="000000" w:sz="6" w:val="single"/>
-          <w:bottom w:space="0" w:color="000000" w:sz="6" w:val="single"/>
-          <w:right w:space="0" w:color="000000" w:sz="6" w:val="single"/>
-          <w:insideH w:space="0" w:color="000000" w:sz="6" w:val="single"/>
-          <w:insideV w:space="0" w:color="000000" w:sz="6" w:val="single"/>
+          <w:top w:color="000000" w:val="single" w:sz="6" w:space="0"/>
+          <w:left w:color="000000" w:val="single" w:sz="6" w:space="0"/>
+          <w:bottom w:color="000000" w:val="single" w:sz="6" w:space="0"/>
+          <w:right w:color="000000" w:val="single" w:sz="6" w:space="0"/>
+          <w:insideH w:color="000000" w:val="single" w:sz="6" w:space="0"/>
+          <w:insideV w:color="000000" w:val="single" w:sz="6" w:space="0"/>
         </w:tblBorders>
         <w:tblCellMar>
           <w:top w:type="dxa" w:w="57"/>
@@ -6914,14 +6914,14 @@
         </w:trPr>
         <w:tc>
           <w:tcPr>
-            <w:shd w:fill="E8E8E8" w:color="auto" w:val="clear"/>
+            <w:shd w:val="clear" w:fill="E8E8E8" w:color="auto"/>
           </w:tcPr>
           <w:p>
             <w:pPr>
               <w:pStyle w:val="Compact"/>
               <w:jc w:val="left"/>
-              <w:ind w:left="0" w:firstLine="0" w:right="0"/>
-              <w:spacing w:before="40" w:lineRule="auto" w:line="240" w:after="40"/>
+              <w:ind w:left="0" w:right="0" w:firstLine="0"/>
+              <w:spacing w:before="40" w:after="40" w:lineRule="auto" w:line="240"/>
             </w:pPr>
             <w:r>
               <w:rPr>
@@ -6933,14 +6933,14 @@
         </w:tc>
         <w:tc>
           <w:tcPr>
-            <w:shd w:fill="E8E8E8" w:color="auto" w:val="clear"/>
+            <w:shd w:val="clear" w:fill="E8E8E8" w:color="auto"/>
           </w:tcPr>
           <w:p>
             <w:pPr>
               <w:pStyle w:val="Compact"/>
               <w:jc w:val="left"/>
-              <w:ind w:left="0" w:firstLine="0" w:right="0"/>
-              <w:spacing w:before="40" w:lineRule="auto" w:line="240" w:after="40"/>
+              <w:ind w:left="0" w:right="0" w:firstLine="0"/>
+              <w:spacing w:before="40" w:after="40" w:lineRule="auto" w:line="240"/>
             </w:pPr>
             <w:r>
               <w:rPr>
@@ -6952,14 +6952,14 @@
         </w:tc>
         <w:tc>
           <w:tcPr>
-            <w:shd w:fill="E8E8E8" w:color="auto" w:val="clear"/>
+            <w:shd w:val="clear" w:fill="E8E8E8" w:color="auto"/>
           </w:tcPr>
           <w:p>
             <w:pPr>
               <w:pStyle w:val="Compact"/>
               <w:jc w:val="left"/>
-              <w:ind w:left="0" w:firstLine="0" w:right="0"/>
-              <w:spacing w:before="40" w:lineRule="auto" w:line="240" w:after="40"/>
+              <w:ind w:left="0" w:right="0" w:firstLine="0"/>
+              <w:spacing w:before="40" w:after="40" w:lineRule="auto" w:line="240"/>
             </w:pPr>
             <w:r>
               <w:rPr>
@@ -6977,8 +6977,8 @@
             <w:pPr>
               <w:pStyle w:val="Compact"/>
               <w:jc w:val="left"/>
-              <w:ind w:left="0" w:firstLine="0" w:right="0"/>
-              <w:spacing w:before="40" w:lineRule="auto" w:line="240" w:after="40"/>
+              <w:ind w:left="0" w:right="0" w:firstLine="0"/>
+              <w:spacing w:before="40" w:after="40" w:lineRule="auto" w:line="240"/>
             </w:pPr>
             <w:r>
               <w:rPr>
@@ -6994,8 +6994,8 @@
             <w:pPr>
               <w:pStyle w:val="Compact"/>
               <w:jc w:val="left"/>
-              <w:ind w:left="0" w:firstLine="0" w:right="0"/>
-              <w:spacing w:before="40" w:lineRule="auto" w:line="240" w:after="40"/>
+              <w:ind w:left="0" w:right="0" w:firstLine="0"/>
+              <w:spacing w:before="40" w:after="40" w:lineRule="auto" w:line="240"/>
             </w:pPr>
             <w:r>
               <w:rPr>
@@ -7017,8 +7017,8 @@
             <w:pPr>
               <w:pStyle w:val="Compact"/>
               <w:jc w:val="left"/>
-              <w:ind w:left="0" w:firstLine="0" w:right="0"/>
-              <w:spacing w:before="40" w:lineRule="auto" w:line="240" w:after="40"/>
+              <w:ind w:left="0" w:right="0" w:firstLine="0"/>
+              <w:spacing w:before="40" w:after="40" w:lineRule="auto" w:line="240"/>
             </w:pPr>
             <w:r>
               <w:t xml:space="preserve">PID lookup: same-spec first, then cross-document fallback</w:t>
@@ -7033,8 +7033,8 @@
             <w:pPr>
               <w:pStyle w:val="Compact"/>
               <w:jc w:val="left"/>
-              <w:ind w:left="0" w:firstLine="0" w:right="0"/>
-              <w:spacing w:before="40" w:lineRule="auto" w:line="240" w:after="40"/>
+              <w:ind w:left="0" w:right="0" w:firstLine="0"/>
+              <w:spacing w:before="40" w:after="40" w:lineRule="auto" w:line="240"/>
             </w:pPr>
             <w:r>
               <w:rPr>
@@ -7050,8 +7050,8 @@
             <w:pPr>
               <w:pStyle w:val="Compact"/>
               <w:jc w:val="left"/>
-              <w:ind w:left="0" w:firstLine="0" w:right="0"/>
-              <w:spacing w:before="40" w:lineRule="auto" w:line="240" w:after="40"/>
+              <w:ind w:left="0" w:right="0" w:firstLine="0"/>
+              <w:spacing w:before="40" w:after="40" w:lineRule="auto" w:line="240"/>
             </w:pPr>
             <w:r>
               <w:rPr>
@@ -7073,8 +7073,8 @@
             <w:pPr>
               <w:pStyle w:val="Compact"/>
               <w:jc w:val="left"/>
-              <w:ind w:left="0" w:firstLine="0" w:right="0"/>
-              <w:spacing w:before="40" w:lineRule="auto" w:line="240" w:after="40"/>
+              <w:ind w:left="0" w:right="0" w:firstLine="0"/>
+              <w:spacing w:before="40" w:after="40" w:lineRule="auto" w:line="240"/>
             </w:pPr>
             <w:r>
               <w:t xml:space="preserve">Scoped label resolution: local scope, then same-spec, then global</w:t>
@@ -7089,8 +7089,8 @@
             <w:pPr>
               <w:pStyle w:val="Compact"/>
               <w:jc w:val="left"/>
-              <w:ind w:left="0" w:firstLine="0" w:right="0"/>
-              <w:spacing w:before="40" w:lineRule="auto" w:line="240" w:after="40"/>
+              <w:ind w:left="0" w:right="0" w:firstLine="0"/>
+              <w:spacing w:before="40" w:after="40" w:lineRule="auto" w:line="240"/>
             </w:pPr>
             <w:r>
               <w:rPr>
@@ -7106,8 +7106,8 @@
             <w:pPr>
               <w:pStyle w:val="Compact"/>
               <w:jc w:val="left"/>
-              <w:ind w:left="0" w:firstLine="0" w:right="0"/>
-              <w:spacing w:before="40" w:lineRule="auto" w:line="240" w:after="40"/>
+              <w:ind w:left="0" w:right="0" w:firstLine="0"/>
+              <w:spacing w:before="40" w:after="40" w:lineRule="auto" w:line="240"/>
             </w:pPr>
             <w:r>
               <w:t xml:space="preserve">XREF_CITATION</w:t>
@@ -7120,8 +7120,8 @@
             <w:pPr>
               <w:pStyle w:val="Compact"/>
               <w:jc w:val="left"/>
-              <w:ind w:left="0" w:firstLine="0" w:right="0"/>
-              <w:spacing w:before="40" w:lineRule="auto" w:line="240" w:after="40"/>
+              <w:ind w:left="0" w:right="0" w:firstLine="0"/>
+              <w:spacing w:before="40" w:after="40" w:lineRule="auto" w:line="240"/>
             </w:pPr>
             <w:r>
               <w:t xml:space="preserve">Rewritten to pandoc Cite element (parenthetical)</w:t>
@@ -7136,8 +7136,8 @@
             <w:pPr>
               <w:pStyle w:val="Compact"/>
               <w:jc w:val="left"/>
-              <w:ind w:left="0" w:firstLine="0" w:right="0"/>
-              <w:spacing w:before="40" w:lineRule="auto" w:line="240" w:after="40"/>
+              <w:ind w:left="0" w:right="0" w:firstLine="0"/>
+              <w:spacing w:before="40" w:after="40" w:lineRule="auto" w:line="240"/>
             </w:pPr>
             <w:r>
               <w:rPr>
@@ -7153,8 +7153,8 @@
             <w:pPr>
               <w:pStyle w:val="Compact"/>
               <w:jc w:val="left"/>
-              <w:ind w:left="0" w:firstLine="0" w:right="0"/>
-              <w:spacing w:before="40" w:lineRule="auto" w:line="240" w:after="40"/>
+              <w:ind w:left="0" w:right="0" w:firstLine="0"/>
+              <w:spacing w:before="40" w:after="40" w:lineRule="auto" w:line="240"/>
             </w:pPr>
             <w:r>
               <w:t xml:space="preserve">XREF_CITATION</w:t>
@@ -7167,8 +7167,8 @@
             <w:pPr>
               <w:pStyle w:val="Compact"/>
               <w:jc w:val="left"/>
-              <w:ind w:left="0" w:firstLine="0" w:right="0"/>
-              <w:spacing w:before="40" w:lineRule="auto" w:line="240" w:after="40"/>
+              <w:ind w:left="0" w:right="0" w:firstLine="0"/>
+              <w:spacing w:before="40" w:after="40" w:lineRule="auto" w:line="240"/>
             </w:pPr>
             <w:r>
               <w:t xml:space="preserve">Rewritten to pandoc Cite element (in-text)</w:t>
@@ -7202,12 +7202,12 @@
     </w:p>
     <w:p>
       <w:pPr>
-        <w:spacing w:after="0" w:lineRule="exact" w:before="0" w:line="20"/>
+        <w:spacing w:before="0" w:lineRule="exact" w:after="0" w:line="20"/>
         <w:rPr>
           <w:sz w:val="2"/>
         </w:rPr>
       </w:pPr>
-      <w:bookmarkStart w:id="65471" w:name="csv-tbl-relation-syntax"/>
+      <w:bookmarkStart w:name="csv-tbl-relation-syntax" w:id="65471"/>
       <w:bookmarkEnd w:id="65471"/>
     </w:p>
     <w:p>
@@ -7244,12 +7244,12 @@
         <w:tblLook w:firstRow="1" w:lastRow="0" w:firstColumn="0" w:lastColumn="0" w:noHBand="0" w:noVBand="0" w:val="0020"/>
         <w:jc w:val="start"/>
         <w:tblBorders>
-          <w:top w:space="0" w:color="000000" w:sz="6" w:val="single"/>
-          <w:left w:space="0" w:color="000000" w:sz="6" w:val="single"/>
-          <w:bottom w:space="0" w:color="000000" w:sz="6" w:val="single"/>
-          <w:right w:space="0" w:color="000000" w:sz="6" w:val="single"/>
-          <w:insideH w:space="0" w:color="000000" w:sz="6" w:val="single"/>
-          <w:insideV w:space="0" w:color="000000" w:sz="6" w:val="single"/>
+          <w:top w:color="000000" w:val="single" w:sz="6" w:space="0"/>
+          <w:left w:color="000000" w:val="single" w:sz="6" w:space="0"/>
+          <w:bottom w:color="000000" w:val="single" w:sz="6" w:space="0"/>
+          <w:right w:color="000000" w:val="single" w:sz="6" w:space="0"/>
+          <w:insideH w:color="000000" w:val="single" w:sz="6" w:space="0"/>
+          <w:insideV w:color="000000" w:val="single" w:sz="6" w:space="0"/>
         </w:tblBorders>
         <w:tblCellMar>
           <w:top w:type="dxa" w:w="57"/>
@@ -7269,14 +7269,14 @@
         </w:trPr>
         <w:tc>
           <w:tcPr>
-            <w:shd w:fill="E8E8E8" w:color="auto" w:val="clear"/>
+            <w:shd w:val="clear" w:fill="E8E8E8" w:color="auto"/>
           </w:tcPr>
           <w:p>
             <w:pPr>
               <w:pStyle w:val="Compact"/>
               <w:jc w:val="left"/>
-              <w:ind w:left="0" w:firstLine="0" w:right="0"/>
-              <w:spacing w:before="40" w:lineRule="auto" w:line="240" w:after="40"/>
+              <w:ind w:left="0" w:right="0" w:firstLine="0"/>
+              <w:spacing w:before="40" w:after="40" w:lineRule="auto" w:line="240"/>
             </w:pPr>
             <w:r>
               <w:rPr>
@@ -7288,14 +7288,14 @@
         </w:tc>
         <w:tc>
           <w:tcPr>
-            <w:shd w:fill="E8E8E8" w:color="auto" w:val="clear"/>
+            <w:shd w:val="clear" w:fill="E8E8E8" w:color="auto"/>
           </w:tcPr>
           <w:p>
             <w:pPr>
               <w:pStyle w:val="Compact"/>
               <w:jc w:val="left"/>
-              <w:ind w:left="0" w:firstLine="0" w:right="0"/>
-              <w:spacing w:before="40" w:lineRule="auto" w:line="240" w:after="40"/>
+              <w:ind w:left="0" w:right="0" w:firstLine="0"/>
+              <w:spacing w:before="40" w:after="40" w:lineRule="auto" w:line="240"/>
             </w:pPr>
             <w:r>
               <w:rPr>
@@ -7307,14 +7307,14 @@
         </w:tc>
         <w:tc>
           <w:tcPr>
-            <w:shd w:fill="E8E8E8" w:color="auto" w:val="clear"/>
+            <w:shd w:val="clear" w:fill="E8E8E8" w:color="auto"/>
           </w:tcPr>
           <w:p>
             <w:pPr>
               <w:pStyle w:val="Compact"/>
               <w:jc w:val="left"/>
-              <w:ind w:left="0" w:firstLine="0" w:right="0"/>
-              <w:spacing w:before="40" w:lineRule="auto" w:line="240" w:after="40"/>
+              <w:ind w:left="0" w:right="0" w:firstLine="0"/>
+              <w:spacing w:before="40" w:after="40" w:lineRule="auto" w:line="240"/>
             </w:pPr>
             <w:r>
               <w:rPr>
@@ -7332,8 +7332,8 @@
             <w:pPr>
               <w:pStyle w:val="Compact"/>
               <w:jc w:val="left"/>
-              <w:ind w:left="0" w:firstLine="0" w:right="0"/>
-              <w:spacing w:before="40" w:lineRule="auto" w:line="240" w:after="40"/>
+              <w:ind w:left="0" w:right="0" w:firstLine="0"/>
+              <w:spacing w:before="40" w:after="40" w:lineRule="auto" w:line="240"/>
             </w:pPr>
             <w:r>
               <w:rPr>
@@ -7349,8 +7349,8 @@
             <w:pPr>
               <w:pStyle w:val="Compact"/>
               <w:jc w:val="left"/>
-              <w:ind w:left="0" w:firstLine="0" w:right="0"/>
-              <w:spacing w:before="40" w:lineRule="auto" w:line="240" w:after="40"/>
+              <w:ind w:left="0" w:right="0" w:firstLine="0"/>
+              <w:spacing w:before="40" w:after="40" w:lineRule="auto" w:line="240"/>
             </w:pPr>
             <w:r>
               <w:rPr>
@@ -7366,8 +7366,8 @@
             <w:pPr>
               <w:pStyle w:val="Compact"/>
               <w:jc w:val="left"/>
-              <w:ind w:left="0" w:firstLine="0" w:right="0"/>
-              <w:spacing w:before="40" w:lineRule="auto" w:line="240" w:after="40"/>
+              <w:ind w:left="0" w:right="0" w:firstLine="0"/>
+              <w:spacing w:before="40" w:after="40" w:lineRule="auto" w:line="240"/>
             </w:pPr>
             <w:r>
               <w:t xml:space="preserve">Reference by PID</w:t>
@@ -7382,8 +7382,8 @@
             <w:pPr>
               <w:pStyle w:val="Compact"/>
               <w:jc w:val="left"/>
-              <w:ind w:left="0" w:firstLine="0" w:right="0"/>
-              <w:spacing w:before="40" w:lineRule="auto" w:line="240" w:after="40"/>
+              <w:ind w:left="0" w:right="0" w:firstLine="0"/>
+              <w:spacing w:before="40" w:after="40" w:lineRule="auto" w:line="240"/>
             </w:pPr>
             <w:r>
               <w:rPr>
@@ -7399,8 +7399,8 @@
             <w:pPr>
               <w:pStyle w:val="Compact"/>
               <w:jc w:val="left"/>
-              <w:ind w:left="0" w:firstLine="0" w:right="0"/>
-              <w:spacing w:before="40" w:lineRule="auto" w:line="240" w:after="40"/>
+              <w:ind w:left="0" w:right="0" w:firstLine="0"/>
+              <w:spacing w:before="40" w:after="40" w:lineRule="auto" w:line="240"/>
             </w:pPr>
             <w:r>
               <w:rPr>
@@ -7416,8 +7416,8 @@
             <w:pPr>
               <w:pStyle w:val="Compact"/>
               <w:jc w:val="left"/>
-              <w:ind w:left="0" w:firstLine="0" w:right="0"/>
-              <w:spacing w:before="40" w:lineRule="auto" w:line="240" w:after="40"/>
+              <w:ind w:left="0" w:right="0" w:firstLine="0"/>
+              <w:spacing w:before="40" w:after="40" w:lineRule="auto" w:line="240"/>
             </w:pPr>
             <w:r>
               <w:t xml:space="preserve">Typed float reference</w:t>
@@ -7432,8 +7432,8 @@
             <w:pPr>
               <w:pStyle w:val="Compact"/>
               <w:jc w:val="left"/>
-              <w:ind w:left="0" w:firstLine="0" w:right="0"/>
-              <w:spacing w:before="40" w:lineRule="auto" w:line="240" w:after="40"/>
+              <w:ind w:left="0" w:right="0" w:firstLine="0"/>
+              <w:spacing w:before="40" w:after="40" w:lineRule="auto" w:line="240"/>
             </w:pPr>
             <w:r>
               <w:rPr>
@@ -7449,8 +7449,8 @@
             <w:pPr>
               <w:pStyle w:val="Compact"/>
               <w:jc w:val="left"/>
-              <w:ind w:left="0" w:firstLine="0" w:right="0"/>
-              <w:spacing w:before="40" w:lineRule="auto" w:line="240" w:after="40"/>
+              <w:ind w:left="0" w:right="0" w:firstLine="0"/>
+              <w:spacing w:before="40" w:after="40" w:lineRule="auto" w:line="240"/>
             </w:pPr>
             <w:r>
               <w:rPr>
@@ -7466,8 +7466,8 @@
             <w:pPr>
               <w:pStyle w:val="Compact"/>
               <w:jc w:val="left"/>
-              <w:ind w:left="0" w:firstLine="0" w:right="0"/>
-              <w:spacing w:before="40" w:lineRule="auto" w:line="240" w:after="40"/>
+              <w:ind w:left="0" w:right="0" w:firstLine="0"/>
+              <w:spacing w:before="40" w:after="40" w:lineRule="auto" w:line="240"/>
             </w:pPr>
             <w:r>
               <w:t xml:space="preserve">Scoped float reference</w:t>
@@ -7482,8 +7482,8 @@
             <w:pPr>
               <w:pStyle w:val="Compact"/>
               <w:jc w:val="left"/>
-              <w:ind w:left="0" w:firstLine="0" w:right="0"/>
-              <w:spacing w:before="40" w:lineRule="auto" w:line="240" w:after="40"/>
+              <w:ind w:left="0" w:right="0" w:firstLine="0"/>
+              <w:spacing w:before="40" w:after="40" w:lineRule="auto" w:line="240"/>
             </w:pPr>
             <w:r>
               <w:rPr>
@@ -7499,8 +7499,8 @@
             <w:pPr>
               <w:pStyle w:val="Compact"/>
               <w:jc w:val="left"/>
-              <w:ind w:left="0" w:firstLine="0" w:right="0"/>
-              <w:spacing w:before="40" w:lineRule="auto" w:line="240" w:after="40"/>
+              <w:ind w:left="0" w:right="0" w:firstLine="0"/>
+              <w:spacing w:before="40" w:after="40" w:lineRule="auto" w:line="240"/>
             </w:pPr>
             <w:r>
               <w:rPr>
@@ -7516,8 +7516,8 @@
             <w:pPr>
               <w:pStyle w:val="Compact"/>
               <w:jc w:val="left"/>
-              <w:ind w:left="0" w:firstLine="0" w:right="0"/>
-              <w:spacing w:before="40" w:lineRule="auto" w:line="240" w:after="40"/>
+              <w:ind w:left="0" w:right="0" w:firstLine="0"/>
+              <w:spacing w:before="40" w:after="40" w:lineRule="auto" w:line="240"/>
             </w:pPr>
             <w:r>
               <w:t xml:space="preserve">Parenthetical citation</w:t>
@@ -7532,8 +7532,8 @@
             <w:pPr>
               <w:pStyle w:val="Compact"/>
               <w:jc w:val="left"/>
-              <w:ind w:left="0" w:firstLine="0" w:right="0"/>
-              <w:spacing w:before="40" w:lineRule="auto" w:line="240" w:after="40"/>
+              <w:ind w:left="0" w:right="0" w:firstLine="0"/>
+              <w:spacing w:before="40" w:after="40" w:lineRule="auto" w:line="240"/>
             </w:pPr>
             <w:r>
               <w:rPr>
@@ -7549,8 +7549,8 @@
             <w:pPr>
               <w:pStyle w:val="Compact"/>
               <w:jc w:val="left"/>
-              <w:ind w:left="0" w:firstLine="0" w:right="0"/>
-              <w:spacing w:before="40" w:lineRule="auto" w:line="240" w:after="40"/>
+              <w:ind w:left="0" w:right="0" w:firstLine="0"/>
+              <w:spacing w:before="40" w:after="40" w:lineRule="auto" w:line="240"/>
             </w:pPr>
             <w:r>
               <w:rPr>
@@ -7566,8 +7566,8 @@
             <w:pPr>
               <w:pStyle w:val="Compact"/>
               <w:jc w:val="left"/>
-              <w:ind w:left="0" w:firstLine="0" w:right="0"/>
-              <w:spacing w:before="40" w:lineRule="auto" w:line="240" w:after="40"/>
+              <w:ind w:left="0" w:right="0" w:firstLine="0"/>
+              <w:spacing w:before="40" w:after="40" w:lineRule="auto" w:line="240"/>
             </w:pPr>
             <w:r>
               <w:t xml:space="preserve">In-text citation</w:t>
@@ -7717,7 +7717,7 @@
       <w:r>
         <w:tab/>
       </w:r>
-      <w:bookmarkStart w:id="23201" w:name="math-eq-specificity"/>
+      <w:bookmarkStart w:name="math-eq-specificity" w:id="23201"/>
       <w:r>
         <w:t>(</w:t>
       </w:r>
@@ -7805,12 +7805,12 @@
     </w:p>
     <w:p>
       <w:pPr>
-        <w:spacing w:after="0" w:lineRule="exact" w:before="0" w:line="20"/>
+        <w:spacing w:before="0" w:lineRule="exact" w:after="0" w:line="20"/>
         <w:rPr>
           <w:sz w:val="2"/>
         </w:rPr>
       </w:pPr>
-      <w:bookmarkStart w:id="55430" w:name="csv-tbl-inference-scoring"/>
+      <w:bookmarkStart w:name="csv-tbl-inference-scoring" w:id="55430"/>
       <w:bookmarkEnd w:id="55430"/>
     </w:p>
     <w:p>
@@ -7847,12 +7847,12 @@
         <w:tblLook w:firstRow="1" w:lastRow="0" w:firstColumn="0" w:lastColumn="0" w:noHBand="0" w:noVBand="0" w:val="0020"/>
         <w:jc w:val="start"/>
         <w:tblBorders>
-          <w:top w:space="0" w:color="000000" w:sz="6" w:val="single"/>
-          <w:left w:space="0" w:color="000000" w:sz="6" w:val="single"/>
-          <w:bottom w:space="0" w:color="000000" w:sz="6" w:val="single"/>
-          <w:right w:space="0" w:color="000000" w:sz="6" w:val="single"/>
-          <w:insideH w:space="0" w:color="000000" w:sz="6" w:val="single"/>
-          <w:insideV w:space="0" w:color="000000" w:sz="6" w:val="single"/>
+          <w:top w:color="000000" w:val="single" w:sz="6" w:space="0"/>
+          <w:left w:color="000000" w:val="single" w:sz="6" w:space="0"/>
+          <w:bottom w:color="000000" w:val="single" w:sz="6" w:space="0"/>
+          <w:right w:color="000000" w:val="single" w:sz="6" w:space="0"/>
+          <w:insideH w:color="000000" w:val="single" w:sz="6" w:space="0"/>
+          <w:insideV w:color="000000" w:val="single" w:sz="6" w:space="0"/>
         </w:tblBorders>
         <w:tblCellMar>
           <w:top w:type="dxa" w:w="57"/>
@@ -7873,14 +7873,14 @@
         </w:trPr>
         <w:tc>
           <w:tcPr>
-            <w:shd w:fill="E8E8E8" w:color="auto" w:val="clear"/>
+            <w:shd w:val="clear" w:fill="E8E8E8" w:color="auto"/>
           </w:tcPr>
           <w:p>
             <w:pPr>
               <w:pStyle w:val="Compact"/>
               <w:jc w:val="left"/>
-              <w:ind w:left="0" w:firstLine="0" w:right="0"/>
-              <w:spacing w:before="40" w:lineRule="auto" w:line="240" w:after="40"/>
+              <w:ind w:left="0" w:right="0" w:firstLine="0"/>
+              <w:spacing w:before="40" w:after="40" w:lineRule="auto" w:line="240"/>
             </w:pPr>
             <w:r>
               <w:rPr>
@@ -7892,14 +7892,14 @@
         </w:tc>
         <w:tc>
           <w:tcPr>
-            <w:shd w:fill="E8E8E8" w:color="auto" w:val="clear"/>
+            <w:shd w:val="clear" w:fill="E8E8E8" w:color="auto"/>
           </w:tcPr>
           <w:p>
             <w:pPr>
               <w:pStyle w:val="Compact"/>
               <w:jc w:val="center"/>
-              <w:ind w:left="0" w:firstLine="0" w:right="0"/>
-              <w:spacing w:before="40" w:lineRule="auto" w:line="240" w:after="40"/>
+              <w:ind w:left="0" w:right="0" w:firstLine="0"/>
+              <w:spacing w:before="40" w:after="40" w:lineRule="auto" w:line="240"/>
             </w:pPr>
             <w:r>
               <w:rPr>
@@ -7911,14 +7911,14 @@
         </w:tc>
         <w:tc>
           <w:tcPr>
-            <w:shd w:fill="E8E8E8" w:color="auto" w:val="clear"/>
+            <w:shd w:val="clear" w:fill="E8E8E8" w:color="auto"/>
           </w:tcPr>
           <w:p>
             <w:pPr>
               <w:pStyle w:val="Compact"/>
               <w:jc w:val="left"/>
-              <w:ind w:left="0" w:firstLine="0" w:right="0"/>
-              <w:spacing w:before="40" w:lineRule="auto" w:line="240" w:after="40"/>
+              <w:ind w:left="0" w:right="0" w:firstLine="0"/>
+              <w:spacing w:before="40" w:after="40" w:lineRule="auto" w:line="240"/>
             </w:pPr>
             <w:r>
               <w:rPr>
@@ -7930,14 +7930,14 @@
         </w:tc>
         <w:tc>
           <w:tcPr>
-            <w:shd w:fill="E8E8E8" w:color="auto" w:val="clear"/>
+            <w:shd w:val="clear" w:fill="E8E8E8" w:color="auto"/>
           </w:tcPr>
           <w:p>
             <w:pPr>
               <w:pStyle w:val="Compact"/>
               <w:jc w:val="center"/>
-              <w:ind w:left="0" w:firstLine="0" w:right="0"/>
-              <w:spacing w:before="40" w:lineRule="auto" w:line="240" w:after="40"/>
+              <w:ind w:left="0" w:right="0" w:firstLine="0"/>
+              <w:spacing w:before="40" w:after="40" w:lineRule="auto" w:line="240"/>
             </w:pPr>
             <w:r>
               <w:rPr>
@@ -7955,8 +7955,8 @@
             <w:pPr>
               <w:pStyle w:val="Compact"/>
               <w:jc w:val="left"/>
-              <w:ind w:left="0" w:firstLine="0" w:right="0"/>
-              <w:spacing w:before="40" w:lineRule="auto" w:line="240" w:after="40"/>
+              <w:ind w:left="0" w:right="0" w:firstLine="0"/>
+              <w:spacing w:before="40" w:after="40" w:lineRule="auto" w:line="240"/>
             </w:pPr>
             <w:r>
               <w:rPr>
@@ -8012,8 +8012,8 @@
             <w:pPr>
               <w:pStyle w:val="Compact"/>
               <w:jc w:val="center"/>
-              <w:ind w:left="0" w:firstLine="0" w:right="0"/>
-              <w:spacing w:before="40" w:lineRule="auto" w:line="240" w:after="40"/>
+              <w:ind w:left="0" w:right="0" w:firstLine="0"/>
+              <w:spacing w:before="40" w:after="40" w:lineRule="auto" w:line="240"/>
             </w:pPr>
             <w:r>
               <w:t xml:space="preserve">+1</w:t>
@@ -8026,8 +8026,8 @@
             <w:pPr>
               <w:pStyle w:val="Compact"/>
               <w:jc w:val="left"/>
-              <w:ind w:left="0" w:firstLine="0" w:right="0"/>
-              <w:spacing w:before="40" w:lineRule="auto" w:line="240" w:after="40"/>
+              <w:ind w:left="0" w:right="0" w:firstLine="0"/>
+              <w:spacing w:before="40" w:after="40" w:lineRule="auto" w:line="240"/>
             </w:pPr>
             <w:r>
               <w:t xml:space="preserve">Eliminated</w:t>
@@ -8040,8 +8040,8 @@
             <w:pPr>
               <w:pStyle w:val="Compact"/>
               <w:jc w:val="center"/>
-              <w:ind w:left="0" w:firstLine="0" w:right="0"/>
-              <w:spacing w:before="40" w:lineRule="auto" w:line="240" w:after="40"/>
+              <w:ind w:left="0" w:right="0" w:firstLine="0"/>
+              <w:spacing w:before="40" w:after="40" w:lineRule="auto" w:line="240"/>
             </w:pPr>
             <w:r>
               <w:t xml:space="preserve">+0</w:t>
@@ -8056,8 +8056,8 @@
             <w:pPr>
               <w:pStyle w:val="Compact"/>
               <w:jc w:val="left"/>
-              <w:ind w:left="0" w:firstLine="0" w:right="0"/>
-              <w:spacing w:before="40" w:lineRule="auto" w:line="240" w:after="40"/>
+              <w:ind w:left="0" w:right="0" w:firstLine="0"/>
+              <w:spacing w:before="40" w:after="40" w:lineRule="auto" w:line="240"/>
             </w:pPr>
             <w:r>
               <w:rPr>
@@ -8074,8 +8074,8 @@
             <w:pPr>
               <w:pStyle w:val="Compact"/>
               <w:jc w:val="center"/>
-              <w:ind w:left="0" w:firstLine="0" w:right="0"/>
-              <w:spacing w:before="40" w:lineRule="auto" w:line="240" w:after="40"/>
+              <w:ind w:left="0" w:right="0" w:firstLine="0"/>
+              <w:spacing w:before="40" w:after="40" w:lineRule="auto" w:line="240"/>
             </w:pPr>
             <w:r>
               <w:t xml:space="preserve">+1</w:t>
@@ -8088,8 +8088,8 @@
             <w:pPr>
               <w:pStyle w:val="Compact"/>
               <w:jc w:val="left"/>
-              <w:ind w:left="0" w:firstLine="0" w:right="0"/>
-              <w:spacing w:before="40" w:lineRule="auto" w:line="240" w:after="40"/>
+              <w:ind w:left="0" w:right="0" w:firstLine="0"/>
+              <w:spacing w:before="40" w:after="40" w:lineRule="auto" w:line="240"/>
             </w:pPr>
             <w:r>
               <w:t xml:space="preserve">Eliminated</w:t>
@@ -8102,8 +8102,8 @@
             <w:pPr>
               <w:pStyle w:val="Compact"/>
               <w:jc w:val="center"/>
-              <w:ind w:left="0" w:firstLine="0" w:right="0"/>
-              <w:spacing w:before="40" w:lineRule="auto" w:line="240" w:after="40"/>
+              <w:ind w:left="0" w:right="0" w:firstLine="0"/>
+              <w:spacing w:before="40" w:after="40" w:lineRule="auto" w:line="240"/>
             </w:pPr>
             <w:r>
               <w:t xml:space="preserve">+0</w:t>
@@ -8118,8 +8118,8 @@
             <w:pPr>
               <w:pStyle w:val="Compact"/>
               <w:jc w:val="left"/>
-              <w:ind w:left="0" w:firstLine="0" w:right="0"/>
-              <w:spacing w:before="40" w:lineRule="auto" w:line="240" w:after="40"/>
+              <w:ind w:left="0" w:right="0" w:firstLine="0"/>
+              <w:spacing w:before="40" w:after="40" w:lineRule="auto" w:line="240"/>
             </w:pPr>
             <w:r>
               <w:rPr>
@@ -8136,8 +8136,8 @@
             <w:pPr>
               <w:pStyle w:val="Compact"/>
               <w:jc w:val="center"/>
-              <w:ind w:left="0" w:firstLine="0" w:right="0"/>
-              <w:spacing w:before="40" w:lineRule="auto" w:line="240" w:after="40"/>
+              <w:ind w:left="0" w:right="0" w:firstLine="0"/>
+              <w:spacing w:before="40" w:after="40" w:lineRule="auto" w:line="240"/>
             </w:pPr>
             <w:r>
               <w:t xml:space="preserve">+1</w:t>
@@ -8150,8 +8150,8 @@
             <w:pPr>
               <w:pStyle w:val="Compact"/>
               <w:jc w:val="left"/>
-              <w:ind w:left="0" w:firstLine="0" w:right="0"/>
-              <w:spacing w:before="40" w:lineRule="auto" w:line="240" w:after="40"/>
+              <w:ind w:left="0" w:right="0" w:firstLine="0"/>
+              <w:spacing w:before="40" w:after="40" w:lineRule="auto" w:line="240"/>
             </w:pPr>
             <w:r>
               <w:t xml:space="preserve">Eliminated</w:t>
@@ -8164,8 +8164,8 @@
             <w:pPr>
               <w:pStyle w:val="Compact"/>
               <w:jc w:val="center"/>
-              <w:ind w:left="0" w:firstLine="0" w:right="0"/>
-              <w:spacing w:before="40" w:lineRule="auto" w:line="240" w:after="40"/>
+              <w:ind w:left="0" w:right="0" w:firstLine="0"/>
+              <w:spacing w:before="40" w:after="40" w:lineRule="auto" w:line="240"/>
             </w:pPr>
             <w:r>
               <w:t xml:space="preserve">+0</w:t>
@@ -8180,8 +8180,8 @@
             <w:pPr>
               <w:pStyle w:val="Compact"/>
               <w:jc w:val="left"/>
-              <w:ind w:left="0" w:firstLine="0" w:right="0"/>
-              <w:spacing w:before="40" w:lineRule="auto" w:line="240" w:after="40"/>
+              <w:ind w:left="0" w:right="0" w:firstLine="0"/>
+              <w:spacing w:before="40" w:after="40" w:lineRule="auto" w:line="240"/>
             </w:pPr>
             <w:r>
               <w:rPr>
@@ -8198,8 +8198,8 @@
             <w:pPr>
               <w:pStyle w:val="Compact"/>
               <w:jc w:val="center"/>
-              <w:ind w:left="0" w:firstLine="0" w:right="0"/>
-              <w:spacing w:before="40" w:lineRule="auto" w:line="240" w:after="40"/>
+              <w:ind w:left="0" w:right="0" w:firstLine="0"/>
+              <w:spacing w:before="40" w:after="40" w:lineRule="auto" w:line="240"/>
             </w:pPr>
             <w:r>
               <w:t xml:space="preserve">+1</w:t>
@@ -8212,8 +8212,8 @@
             <w:pPr>
               <w:pStyle w:val="Compact"/>
               <w:jc w:val="left"/>
-              <w:ind w:left="0" w:firstLine="0" w:right="0"/>
-              <w:spacing w:before="40" w:lineRule="auto" w:line="240" w:after="40"/>
+              <w:ind w:left="0" w:right="0" w:firstLine="0"/>
+              <w:spacing w:before="40" w:after="40" w:lineRule="auto" w:line="240"/>
             </w:pPr>
             <w:r>
               <w:t xml:space="preserve">Eliminated</w:t>
@@ -8226,8 +8226,8 @@
             <w:pPr>
               <w:pStyle w:val="Compact"/>
               <w:jc w:val="center"/>
-              <w:ind w:left="0" w:firstLine="0" w:right="0"/>
-              <w:spacing w:before="40" w:lineRule="auto" w:line="240" w:after="40"/>
+              <w:ind w:left="0" w:right="0" w:firstLine="0"/>
+              <w:spacing w:before="40" w:after="40" w:lineRule="auto" w:line="240"/>
             </w:pPr>
             <w:r>
               <w:t xml:space="preserve">+0</w:t>
@@ -8369,12 +8369,12 @@
     </w:p>
     <w:p>
       <w:pPr>
-        <w:spacing w:after="0" w:lineRule="exact" w:before="0" w:line="20"/>
+        <w:spacing w:before="0" w:lineRule="exact" w:after="0" w:line="20"/>
         <w:rPr>
           <w:sz w:val="2"/>
         </w:rPr>
       </w:pPr>
-      <w:bookmarkStart w:id="69768" w:name="listing-src-inline-view"/>
+      <w:bookmarkStart w:name="listing-src-inline-view" w:id="69768"/>
       <w:bookmarkEnd w:id="69768"/>
     </w:p>
     <w:p>
@@ -8425,12 +8425,12 @@
     </w:p>
     <w:p>
       <w:pPr>
-        <w:spacing w:after="0" w:lineRule="exact" w:before="0" w:line="20"/>
+        <w:spacing w:before="0" w:lineRule="exact" w:after="0" w:line="20"/>
         <w:rPr>
           <w:sz w:val="2"/>
         </w:rPr>
       </w:pPr>
-      <w:bookmarkStart w:id="16648" w:name="csv-tbl-view-types"/>
+      <w:bookmarkStart w:name="csv-tbl-view-types" w:id="16648"/>
       <w:bookmarkEnd w:id="16648"/>
     </w:p>
     <w:p>
@@ -8467,12 +8467,12 @@
         <w:tblLook w:firstRow="1" w:lastRow="0" w:firstColumn="0" w:lastColumn="0" w:noHBand="0" w:noVBand="0" w:val="0020"/>
         <w:jc w:val="start"/>
         <w:tblBorders>
-          <w:top w:space="0" w:color="000000" w:sz="6" w:val="single"/>
-          <w:left w:space="0" w:color="000000" w:sz="6" w:val="single"/>
-          <w:bottom w:space="0" w:color="000000" w:sz="6" w:val="single"/>
-          <w:right w:space="0" w:color="000000" w:sz="6" w:val="single"/>
-          <w:insideH w:space="0" w:color="000000" w:sz="6" w:val="single"/>
-          <w:insideV w:space="0" w:color="000000" w:sz="6" w:val="single"/>
+          <w:top w:color="000000" w:val="single" w:sz="6" w:space="0"/>
+          <w:left w:color="000000" w:val="single" w:sz="6" w:space="0"/>
+          <w:bottom w:color="000000" w:val="single" w:sz="6" w:space="0"/>
+          <w:right w:color="000000" w:val="single" w:sz="6" w:space="0"/>
+          <w:insideH w:color="000000" w:val="single" w:sz="6" w:space="0"/>
+          <w:insideV w:color="000000" w:val="single" w:sz="6" w:space="0"/>
         </w:tblBorders>
         <w:tblCellMar>
           <w:top w:type="dxa" w:w="57"/>
@@ -8492,14 +8492,14 @@
         </w:trPr>
         <w:tc>
           <w:tcPr>
-            <w:shd w:fill="E8E8E8" w:color="auto" w:val="clear"/>
+            <w:shd w:val="clear" w:fill="E8E8E8" w:color="auto"/>
           </w:tcPr>
           <w:p>
             <w:pPr>
               <w:pStyle w:val="Compact"/>
               <w:jc w:val="left"/>
-              <w:ind w:left="0" w:firstLine="0" w:right="0"/>
-              <w:spacing w:before="40" w:lineRule="auto" w:line="240" w:after="40"/>
+              <w:ind w:left="0" w:right="0" w:firstLine="0"/>
+              <w:spacing w:before="40" w:after="40" w:lineRule="auto" w:line="240"/>
             </w:pPr>
             <w:r>
               <w:rPr>
@@ -8511,14 +8511,14 @@
         </w:tc>
         <w:tc>
           <w:tcPr>
-            <w:shd w:fill="E8E8E8" w:color="auto" w:val="clear"/>
+            <w:shd w:val="clear" w:fill="E8E8E8" w:color="auto"/>
           </w:tcPr>
           <w:p>
             <w:pPr>
               <w:pStyle w:val="Compact"/>
               <w:jc w:val="left"/>
-              <w:ind w:left="0" w:firstLine="0" w:right="0"/>
-              <w:spacing w:before="40" w:lineRule="auto" w:line="240" w:after="40"/>
+              <w:ind w:left="0" w:right="0" w:firstLine="0"/>
+              <w:spacing w:before="40" w:after="40" w:lineRule="auto" w:line="240"/>
             </w:pPr>
             <w:r>
               <w:rPr>
@@ -8530,14 +8530,14 @@
         </w:tc>
         <w:tc>
           <w:tcPr>
-            <w:shd w:fill="E8E8E8" w:color="auto" w:val="clear"/>
+            <w:shd w:val="clear" w:fill="E8E8E8" w:color="auto"/>
           </w:tcPr>
           <w:p>
             <w:pPr>
               <w:pStyle w:val="Compact"/>
               <w:jc w:val="left"/>
-              <w:ind w:left="0" w:firstLine="0" w:right="0"/>
-              <w:spacing w:before="40" w:lineRule="auto" w:line="240" w:after="40"/>
+              <w:ind w:left="0" w:right="0" w:firstLine="0"/>
+              <w:spacing w:before="40" w:after="40" w:lineRule="auto" w:line="240"/>
             </w:pPr>
             <w:r>
               <w:rPr>
@@ -8555,8 +8555,8 @@
             <w:pPr>
               <w:pStyle w:val="Compact"/>
               <w:jc w:val="left"/>
-              <w:ind w:left="0" w:firstLine="0" w:right="0"/>
-              <w:spacing w:before="40" w:lineRule="auto" w:line="240" w:after="40"/>
+              <w:ind w:left="0" w:right="0" w:firstLine="0"/>
+              <w:spacing w:before="40" w:after="40" w:lineRule="auto" w:line="240"/>
             </w:pPr>
             <w:r>
               <w:rPr>
@@ -8578,8 +8578,8 @@
             <w:pPr>
               <w:pStyle w:val="Compact"/>
               <w:jc w:val="left"/>
-              <w:ind w:left="0" w:firstLine="0" w:right="0"/>
-              <w:spacing w:before="40" w:lineRule="auto" w:line="240" w:after="40"/>
+              <w:ind w:left="0" w:right="0" w:firstLine="0"/>
+              <w:spacing w:before="40" w:after="40" w:lineRule="auto" w:line="240"/>
             </w:pPr>
             <w:r>
               <w:t xml:space="preserve">Table of Contents (TOC) from spec object headings</w:t>
@@ -8594,8 +8594,8 @@
             <w:pPr>
               <w:pStyle w:val="Compact"/>
               <w:jc w:val="left"/>
-              <w:ind w:left="0" w:firstLine="0" w:right="0"/>
-              <w:spacing w:before="40" w:lineRule="auto" w:line="240" w:after="40"/>
+              <w:ind w:left="0" w:right="0" w:firstLine="0"/>
+              <w:spacing w:before="40" w:after="40" w:lineRule="auto" w:line="240"/>
             </w:pPr>
             <w:r>
               <w:rPr>
@@ -8611,8 +8611,8 @@
             <w:pPr>
               <w:pStyle w:val="Compact"/>
               <w:jc w:val="left"/>
-              <w:ind w:left="0" w:firstLine="0" w:right="0"/>
-              <w:spacing w:before="40" w:lineRule="auto" w:line="240" w:after="40"/>
+              <w:ind w:left="0" w:right="0" w:firstLine="0"/>
+              <w:spacing w:before="40" w:after="40" w:lineRule="auto" w:line="240"/>
             </w:pPr>
             <w:r>
               <w:rPr>
@@ -8630,8 +8630,8 @@
             <w:pPr>
               <w:pStyle w:val="Compact"/>
               <w:jc w:val="left"/>
-              <w:ind w:left="0" w:firstLine="0" w:right="0"/>
-              <w:spacing w:before="40" w:lineRule="auto" w:line="240" w:after="40"/>
+              <w:ind w:left="0" w:right="0" w:firstLine="0"/>
+              <w:spacing w:before="40" w:after="40" w:lineRule="auto" w:line="240"/>
             </w:pPr>
             <w:r>
               <w:rPr>
@@ -8647,8 +8647,8 @@
             <w:pPr>
               <w:pStyle w:val="Compact"/>
               <w:jc w:val="left"/>
-              <w:ind w:left="0" w:firstLine="0" w:right="0"/>
-              <w:spacing w:before="40" w:lineRule="auto" w:line="240" w:after="40"/>
+              <w:ind w:left="0" w:right="0" w:firstLine="0"/>
+              <w:spacing w:before="40" w:after="40" w:lineRule="auto" w:line="240"/>
             </w:pPr>
             <w:r>
               <w:rPr>
@@ -8678,8 +8678,8 @@
             <w:pPr>
               <w:pStyle w:val="Compact"/>
               <w:jc w:val="left"/>
-              <w:ind w:left="0" w:firstLine="0" w:right="0"/>
-              <w:spacing w:before="40" w:lineRule="auto" w:line="240" w:after="40"/>
+              <w:ind w:left="0" w:right="0" w:firstLine="0"/>
+              <w:spacing w:before="40" w:after="40" w:lineRule="auto" w:line="240"/>
             </w:pPr>
             <w:r>
               <w:rPr>
@@ -8695,8 +8695,8 @@
             <w:pPr>
               <w:pStyle w:val="Compact"/>
               <w:jc w:val="left"/>
-              <w:ind w:left="0" w:firstLine="0" w:right="0"/>
-              <w:spacing w:before="40" w:lineRule="auto" w:line="240" w:after="40"/>
+              <w:ind w:left="0" w:right="0" w:firstLine="0"/>
+              <w:spacing w:before="40" w:after="40" w:lineRule="auto" w:line="240"/>
             </w:pPr>
             <w:r>
               <w:rPr>
@@ -8726,8 +8726,8 @@
             <w:pPr>
               <w:pStyle w:val="Compact"/>
               <w:jc w:val="left"/>
-              <w:ind w:left="0" w:firstLine="0" w:right="0"/>
-              <w:spacing w:before="40" w:lineRule="auto" w:line="240" w:after="40"/>
+              <w:ind w:left="0" w:right="0" w:firstLine="0"/>
+              <w:spacing w:before="40" w:after="40" w:lineRule="auto" w:line="240"/>
             </w:pPr>
             <w:r>
               <w:rPr>
@@ -8743,8 +8743,8 @@
             <w:pPr>
               <w:pStyle w:val="Compact"/>
               <w:jc w:val="left"/>
-              <w:ind w:left="0" w:firstLine="0" w:right="0"/>
-              <w:spacing w:before="40" w:lineRule="auto" w:line="240" w:after="40"/>
+              <w:ind w:left="0" w:right="0" w:firstLine="0"/>
+              <w:spacing w:before="40" w:after="40" w:lineRule="auto" w:line="240"/>
             </w:pPr>
             <w:r>
               <w:rPr>
@@ -8774,8 +8774,8 @@
             <w:pPr>
               <w:pStyle w:val="Compact"/>
               <w:jc w:val="left"/>
-              <w:ind w:left="0" w:firstLine="0" w:right="0"/>
-              <w:spacing w:before="40" w:lineRule="auto" w:line="240" w:after="40"/>
+              <w:ind w:left="0" w:right="0" w:firstLine="0"/>
+              <w:spacing w:before="40" w:after="40" w:lineRule="auto" w:line="240"/>
             </w:pPr>
             <w:r>
               <w:rPr>
@@ -8791,8 +8791,8 @@
             <w:pPr>
               <w:pStyle w:val="Compact"/>
               <w:jc w:val="left"/>
-              <w:ind w:left="0" w:firstLine="0" w:right="0"/>
-              <w:spacing w:before="40" w:lineRule="auto" w:line="240" w:after="40"/>
+              <w:ind w:left="0" w:right="0" w:firstLine="0"/>
+              <w:spacing w:before="40" w:after="40" w:lineRule="auto" w:line="240"/>
             </w:pPr>
             <w:r>
               <w:rPr>
@@ -8877,12 +8877,12 @@
     </w:p>
     <w:p>
       <w:pPr>
-        <w:spacing w:after="0" w:lineRule="exact" w:before="0" w:line="20"/>
+        <w:spacing w:before="0" w:lineRule="exact" w:after="0" w:line="20"/>
         <w:rPr>
           <w:sz w:val="2"/>
         </w:rPr>
       </w:pPr>
-      <w:bookmarkStart w:id="44202" w:name="listing-src-file-include"/>
+      <w:bookmarkStart w:name="listing-src-file-include" w:id="44202"/>
       <w:bookmarkEnd w:id="44202"/>
     </w:p>
     <w:p>
@@ -9108,12 +9108,12 @@
     </w:p>
     <w:p>
       <w:pPr>
-        <w:spacing w:after="0" w:lineRule="exact" w:before="0" w:line="20"/>
+        <w:spacing w:before="0" w:lineRule="exact" w:after="0" w:line="20"/>
         <w:rPr>
           <w:sz w:val="2"/>
         </w:rPr>
       </w:pPr>
-      <w:bookmarkStart w:id="60259" w:name="listing-src-include-level-shift"/>
+      <w:bookmarkStart w:name="listing-src-include-level-shift" w:id="60259"/>
       <w:bookmarkEnd w:id="60259"/>
     </w:p>
     <w:p>
@@ -9600,12 +9600,12 @@
     </w:p>
     <w:p>
       <w:pPr>
-        <w:spacing w:after="0" w:lineRule="exact" w:before="0" w:line="20"/>
+        <w:spacing w:before="0" w:lineRule="exact" w:after="0" w:line="20"/>
         <w:rPr>
           <w:sz w:val="2"/>
         </w:rPr>
       </w:pPr>
-      <w:bookmarkStart w:id="2748" w:name="puml-diag-layers"/>
+      <w:bookmarkStart w:name="puml-diag-layers" w:id="2748"/>
       <w:bookmarkEnd w:id="2748"/>
     </w:p>
     <w:p>
@@ -9699,12 +9699,12 @@
     </w:p>
     <w:p>
       <w:pPr>
-        <w:spacing w:after="0" w:lineRule="exact" w:before="0" w:line="20"/>
+        <w:spacing w:before="0" w:lineRule="exact" w:after="0" w:line="20"/>
         <w:rPr>
           <w:sz w:val="2"/>
         </w:rPr>
       </w:pPr>
-      <w:bookmarkStart w:id="61229" w:name="csv-tbl-components"/>
+      <w:bookmarkStart w:name="csv-tbl-components" w:id="61229"/>
       <w:bookmarkEnd w:id="61229"/>
     </w:p>
     <w:p>
@@ -9741,12 +9741,12 @@
         <w:tblLook w:firstRow="1" w:lastRow="0" w:firstColumn="0" w:lastColumn="0" w:noHBand="0" w:noVBand="0" w:val="0020"/>
         <w:jc w:val="start"/>
         <w:tblBorders>
-          <w:top w:space="0" w:color="000000" w:sz="6" w:val="single"/>
-          <w:left w:space="0" w:color="000000" w:sz="6" w:val="single"/>
-          <w:bottom w:space="0" w:color="000000" w:sz="6" w:val="single"/>
-          <w:right w:space="0" w:color="000000" w:sz="6" w:val="single"/>
-          <w:insideH w:space="0" w:color="000000" w:sz="6" w:val="single"/>
-          <w:insideV w:space="0" w:color="000000" w:sz="6" w:val="single"/>
+          <w:top w:color="000000" w:val="single" w:sz="6" w:space="0"/>
+          <w:left w:color="000000" w:val="single" w:sz="6" w:space="0"/>
+          <w:bottom w:color="000000" w:val="single" w:sz="6" w:space="0"/>
+          <w:right w:color="000000" w:val="single" w:sz="6" w:space="0"/>
+          <w:insideH w:color="000000" w:val="single" w:sz="6" w:space="0"/>
+          <w:insideV w:color="000000" w:val="single" w:sz="6" w:space="0"/>
         </w:tblBorders>
         <w:tblCellMar>
           <w:top w:type="dxa" w:w="57"/>
@@ -9766,14 +9766,14 @@
         </w:trPr>
         <w:tc>
           <w:tcPr>
-            <w:shd w:fill="E8E8E8" w:color="auto" w:val="clear"/>
+            <w:shd w:val="clear" w:fill="E8E8E8" w:color="auto"/>
           </w:tcPr>
           <w:p>
             <w:pPr>
               <w:pStyle w:val="Compact"/>
               <w:jc w:val="left"/>
-              <w:ind w:left="0" w:firstLine="0" w:right="0"/>
-              <w:spacing w:before="40" w:lineRule="auto" w:line="240" w:after="40"/>
+              <w:ind w:left="0" w:right="0" w:firstLine="0"/>
+              <w:spacing w:before="40" w:after="40" w:lineRule="auto" w:line="240"/>
             </w:pPr>
             <w:r>
               <w:rPr>
@@ -9785,14 +9785,14 @@
         </w:tc>
         <w:tc>
           <w:tcPr>
-            <w:shd w:fill="E8E8E8" w:color="auto" w:val="clear"/>
+            <w:shd w:val="clear" w:fill="E8E8E8" w:color="auto"/>
           </w:tcPr>
           <w:p>
             <w:pPr>
               <w:pStyle w:val="Compact"/>
               <w:jc w:val="left"/>
-              <w:ind w:left="0" w:firstLine="0" w:right="0"/>
-              <w:spacing w:before="40" w:lineRule="auto" w:line="240" w:after="40"/>
+              <w:ind w:left="0" w:right="0" w:firstLine="0"/>
+              <w:spacing w:before="40" w:after="40" w:lineRule="auto" w:line="240"/>
             </w:pPr>
             <w:r>
               <w:rPr>
@@ -9804,14 +9804,14 @@
         </w:tc>
         <w:tc>
           <w:tcPr>
-            <w:shd w:fill="E8E8E8" w:color="auto" w:val="clear"/>
+            <w:shd w:val="clear" w:fill="E8E8E8" w:color="auto"/>
           </w:tcPr>
           <w:p>
             <w:pPr>
               <w:pStyle w:val="Compact"/>
               <w:jc w:val="left"/>
-              <w:ind w:left="0" w:firstLine="0" w:right="0"/>
-              <w:spacing w:before="40" w:lineRule="auto" w:line="240" w:after="40"/>
+              <w:ind w:left="0" w:right="0" w:firstLine="0"/>
+              <w:spacing w:before="40" w:after="40" w:lineRule="auto" w:line="240"/>
             </w:pPr>
             <w:r>
               <w:rPr>
@@ -9829,8 +9829,8 @@
             <w:pPr>
               <w:pStyle w:val="Compact"/>
               <w:jc w:val="left"/>
-              <w:ind w:left="0" w:firstLine="0" w:right="0"/>
-              <w:spacing w:before="40" w:lineRule="auto" w:line="240" w:after="40"/>
+              <w:ind w:left="0" w:right="0" w:firstLine="0"/>
+              <w:spacing w:before="40" w:after="40" w:lineRule="auto" w:line="240"/>
             </w:pPr>
             <w:r>
               <w:t xml:space="preserve">Web UI</w:t>
@@ -9843,8 +9843,8 @@
             <w:pPr>
               <w:pStyle w:val="Compact"/>
               <w:jc w:val="left"/>
-              <w:ind w:left="0" w:firstLine="0" w:right="0"/>
-              <w:spacing w:before="40" w:lineRule="auto" w:line="240" w:after="40"/>
+              <w:ind w:left="0" w:right="0" w:firstLine="0"/>
+              <w:spacing w:before="40" w:after="40" w:lineRule="auto" w:line="240"/>
             </w:pPr>
             <w:r>
               <w:t xml:space="preserve">Presentation</w:t>
@@ -9857,8 +9857,8 @@
             <w:pPr>
               <w:pStyle w:val="Compact"/>
               <w:jc w:val="left"/>
-              <w:ind w:left="0" w:firstLine="0" w:right="0"/>
-              <w:spacing w:before="40" w:lineRule="auto" w:line="240" w:after="40"/>
+              <w:ind w:left="0" w:right="0" w:firstLine="0"/>
+              <w:spacing w:before="40" w:after="40" w:lineRule="auto" w:line="240"/>
             </w:pPr>
             <w:r>
               <w:t xml:space="preserve">React</w:t>
@@ -9873,8 +9873,8 @@
             <w:pPr>
               <w:pStyle w:val="Compact"/>
               <w:jc w:val="left"/>
-              <w:ind w:left="0" w:firstLine="0" w:right="0"/>
-              <w:spacing w:before="40" w:lineRule="auto" w:line="240" w:after="40"/>
+              <w:ind w:left="0" w:right="0" w:firstLine="0"/>
+              <w:spacing w:before="40" w:after="40" w:lineRule="auto" w:line="240"/>
             </w:pPr>
             <w:r>
               <w:t xml:space="preserve">Auth Service</w:t>
@@ -9887,8 +9887,8 @@
             <w:pPr>
               <w:pStyle w:val="Compact"/>
               <w:jc w:val="left"/>
-              <w:ind w:left="0" w:firstLine="0" w:right="0"/>
-              <w:spacing w:before="40" w:lineRule="auto" w:line="240" w:after="40"/>
+              <w:ind w:left="0" w:right="0" w:firstLine="0"/>
+              <w:spacing w:before="40" w:after="40" w:lineRule="auto" w:line="240"/>
             </w:pPr>
             <w:r>
               <w:t xml:space="preserve">Business Logic</w:t>
@@ -9901,8 +9901,8 @@
             <w:pPr>
               <w:pStyle w:val="Compact"/>
               <w:jc w:val="left"/>
-              <w:ind w:left="0" w:firstLine="0" w:right="0"/>
-              <w:spacing w:before="40" w:lineRule="auto" w:line="240" w:after="40"/>
+              <w:ind w:left="0" w:right="0" w:firstLine="0"/>
+              <w:spacing w:before="40" w:after="40" w:lineRule="auto" w:line="240"/>
             </w:pPr>
             <w:r>
               <w:t xml:space="preserve">Node.js</w:t>
@@ -9917,8 +9917,8 @@
             <w:pPr>
               <w:pStyle w:val="Compact"/>
               <w:jc w:val="left"/>
-              <w:ind w:left="0" w:firstLine="0" w:right="0"/>
-              <w:spacing w:before="40" w:lineRule="auto" w:line="240" w:after="40"/>
+              <w:ind w:left="0" w:right="0" w:firstLine="0"/>
+              <w:spacing w:before="40" w:after="40" w:lineRule="auto" w:line="240"/>
             </w:pPr>
             <w:r>
               <w:t xml:space="preserve">Data Service</w:t>
@@ -9931,8 +9931,8 @@
             <w:pPr>
               <w:pStyle w:val="Compact"/>
               <w:jc w:val="left"/>
-              <w:ind w:left="0" w:firstLine="0" w:right="0"/>
-              <w:spacing w:before="40" w:lineRule="auto" w:line="240" w:after="40"/>
+              <w:ind w:left="0" w:right="0" w:firstLine="0"/>
+              <w:spacing w:before="40" w:after="40" w:lineRule="auto" w:line="240"/>
             </w:pPr>
             <w:r>
               <w:t xml:space="preserve">Business Logic</w:t>
@@ -9945,8 +9945,8 @@
             <w:pPr>
               <w:pStyle w:val="Compact"/>
               <w:jc w:val="left"/>
-              <w:ind w:left="0" w:firstLine="0" w:right="0"/>
-              <w:spacing w:before="40" w:lineRule="auto" w:line="240" w:after="40"/>
+              <w:ind w:left="0" w:right="0" w:firstLine="0"/>
+              <w:spacing w:before="40" w:after="40" w:lineRule="auto" w:line="240"/>
             </w:pPr>
             <w:r>
               <w:t xml:space="preserve">Python</w:t>
@@ -9961,8 +9961,8 @@
             <w:pPr>
               <w:pStyle w:val="Compact"/>
               <w:jc w:val="left"/>
-              <w:ind w:left="0" w:firstLine="0" w:right="0"/>
-              <w:spacing w:before="40" w:lineRule="auto" w:line="240" w:after="40"/>
+              <w:ind w:left="0" w:right="0" w:firstLine="0"/>
+              <w:spacing w:before="40" w:after="40" w:lineRule="auto" w:line="240"/>
             </w:pPr>
             <w:r>
               <w:t xml:space="preserve">Database</w:t>
@@ -9975,8 +9975,8 @@
             <w:pPr>
               <w:pStyle w:val="Compact"/>
               <w:jc w:val="left"/>
-              <w:ind w:left="0" w:firstLine="0" w:right="0"/>
-              <w:spacing w:before="40" w:lineRule="auto" w:line="240" w:after="40"/>
+              <w:ind w:left="0" w:right="0" w:firstLine="0"/>
+              <w:spacing w:before="40" w:after="40" w:lineRule="auto" w:line="240"/>
             </w:pPr>
             <w:r>
               <w:t xml:space="preserve">Persistence</w:t>
@@ -9989,8 +9989,8 @@
             <w:pPr>
               <w:pStyle w:val="Compact"/>
               <w:jc w:val="left"/>
-              <w:ind w:left="0" w:firstLine="0" w:right="0"/>
-              <w:spacing w:before="40" w:lineRule="auto" w:line="240" w:after="40"/>
+              <w:ind w:left="0" w:right="0" w:firstLine="0"/>
+              <w:spacing w:before="40" w:after="40" w:lineRule="auto" w:line="240"/>
             </w:pPr>
             <w:r>
               <w:t xml:space="preserve">PostgreSQL</w:t>
@@ -10015,12 +10015,12 @@
     </w:p>
     <w:p>
       <w:pPr>
-        <w:spacing w:after="0" w:lineRule="exact" w:before="0" w:line="20"/>
+        <w:spacing w:before="0" w:lineRule="exact" w:after="0" w:line="20"/>
         <w:rPr>
           <w:sz w:val="2"/>
         </w:rPr>
       </w:pPr>
-      <w:bookmarkStart w:id="70414" w:name="csv-tbl-metrics"/>
+      <w:bookmarkStart w:name="csv-tbl-metrics" w:id="70414"/>
       <w:bookmarkEnd w:id="70414"/>
     </w:p>
     <w:p>
@@ -10057,12 +10057,12 @@
         <w:tblLook w:firstRow="1" w:lastRow="0" w:firstColumn="0" w:lastColumn="0" w:noHBand="0" w:noVBand="0" w:val="0020"/>
         <w:jc w:val="start"/>
         <w:tblBorders>
-          <w:top w:space="0" w:color="000000" w:sz="6" w:val="single"/>
-          <w:left w:space="0" w:color="000000" w:sz="6" w:val="single"/>
-          <w:bottom w:space="0" w:color="000000" w:sz="6" w:val="single"/>
-          <w:right w:space="0" w:color="000000" w:sz="6" w:val="single"/>
-          <w:insideH w:space="0" w:color="000000" w:sz="6" w:val="single"/>
-          <w:insideV w:space="0" w:color="000000" w:sz="6" w:val="single"/>
+          <w:top w:color="000000" w:val="single" w:sz="6" w:space="0"/>
+          <w:left w:color="000000" w:val="single" w:sz="6" w:space="0"/>
+          <w:bottom w:color="000000" w:val="single" w:sz="6" w:space="0"/>
+          <w:right w:color="000000" w:val="single" w:sz="6" w:space="0"/>
+          <w:insideH w:color="000000" w:val="single" w:sz="6" w:space="0"/>
+          <w:insideV w:color="000000" w:val="single" w:sz="6" w:space="0"/>
         </w:tblBorders>
         <w:tblCellMar>
           <w:top w:type="dxa" w:w="57"/>
@@ -10083,14 +10083,14 @@
         </w:trPr>
         <w:tc>
           <w:tcPr>
-            <w:shd w:fill="E8E8E8" w:color="auto" w:val="clear"/>
+            <w:shd w:val="clear" w:fill="E8E8E8" w:color="auto"/>
           </w:tcPr>
           <w:p>
             <w:pPr>
               <w:pStyle w:val="Compact"/>
               <w:jc w:val="left"/>
-              <w:ind w:left="0" w:firstLine="0" w:right="0"/>
-              <w:spacing w:before="40" w:lineRule="auto" w:line="240" w:after="40"/>
+              <w:ind w:left="0" w:right="0" w:firstLine="0"/>
+              <w:spacing w:before="40" w:after="40" w:lineRule="auto" w:line="240"/>
             </w:pPr>
             <w:r>
               <w:rPr>
@@ -10102,14 +10102,14 @@
         </w:tc>
         <w:tc>
           <w:tcPr>
-            <w:shd w:fill="E8E8E8" w:color="auto" w:val="clear"/>
+            <w:shd w:val="clear" w:fill="E8E8E8" w:color="auto"/>
           </w:tcPr>
           <w:p>
             <w:pPr>
               <w:pStyle w:val="Compact"/>
               <w:jc w:val="left"/>
-              <w:ind w:left="0" w:firstLine="0" w:right="0"/>
-              <w:spacing w:before="40" w:lineRule="auto" w:line="240" w:after="40"/>
+              <w:ind w:left="0" w:right="0" w:firstLine="0"/>
+              <w:spacing w:before="40" w:after="40" w:lineRule="auto" w:line="240"/>
             </w:pPr>
             <w:r>
               <w:rPr>
@@ -10121,14 +10121,14 @@
         </w:tc>
         <w:tc>
           <w:tcPr>
-            <w:shd w:fill="E8E8E8" w:color="auto" w:val="clear"/>
+            <w:shd w:val="clear" w:fill="E8E8E8" w:color="auto"/>
           </w:tcPr>
           <w:p>
             <w:pPr>
               <w:pStyle w:val="Compact"/>
               <w:jc w:val="left"/>
-              <w:ind w:left="0" w:firstLine="0" w:right="0"/>
-              <w:spacing w:before="40" w:lineRule="auto" w:line="240" w:after="40"/>
+              <w:ind w:left="0" w:right="0" w:firstLine="0"/>
+              <w:spacing w:before="40" w:after="40" w:lineRule="auto" w:line="240"/>
             </w:pPr>
             <w:r>
               <w:rPr>
@@ -10140,14 +10140,14 @@
         </w:tc>
         <w:tc>
           <w:tcPr>
-            <w:shd w:fill="E8E8E8" w:color="auto" w:val="clear"/>
+            <w:shd w:val="clear" w:fill="E8E8E8" w:color="auto"/>
           </w:tcPr>
           <w:p>
             <w:pPr>
               <w:pStyle w:val="Compact"/>
               <w:jc w:val="left"/>
-              <w:ind w:left="0" w:firstLine="0" w:right="0"/>
-              <w:spacing w:before="40" w:lineRule="auto" w:line="240" w:after="40"/>
+              <w:ind w:left="0" w:right="0" w:firstLine="0"/>
+              <w:spacing w:before="40" w:after="40" w:lineRule="auto" w:line="240"/>
             </w:pPr>
             <w:r>
               <w:rPr>
@@ -10165,8 +10165,8 @@
             <w:pPr>
               <w:pStyle w:val="Compact"/>
               <w:jc w:val="left"/>
-              <w:ind w:left="0" w:firstLine="0" w:right="0"/>
-              <w:spacing w:before="40" w:lineRule="auto" w:line="240" w:after="40"/>
+              <w:ind w:left="0" w:right="0" w:firstLine="0"/>
+              <w:spacing w:before="40" w:after="40" w:lineRule="auto" w:line="240"/>
             </w:pPr>
             <w:r>
               <w:t xml:space="preserve">Response time (ms)</w:t>
@@ -10179,8 +10179,8 @@
             <w:pPr>
               <w:pStyle w:val="Compact"/>
               <w:jc w:val="left"/>
-              <w:ind w:left="0" w:firstLine="0" w:right="0"/>
-              <w:spacing w:before="40" w:lineRule="auto" w:line="240" w:after="40"/>
+              <w:ind w:left="0" w:right="0" w:firstLine="0"/>
+              <w:spacing w:before="40" w:after="40" w:lineRule="auto" w:line="240"/>
             </w:pPr>
             <w:r>
               <w:t xml:space="preserve">200</w:t>
@@ -10193,8 +10193,8 @@
             <w:pPr>
               <w:pStyle w:val="Compact"/>
               <w:jc w:val="left"/>
-              <w:ind w:left="0" w:firstLine="0" w:right="0"/>
-              <w:spacing w:before="40" w:lineRule="auto" w:line="240" w:after="40"/>
+              <w:ind w:left="0" w:right="0" w:firstLine="0"/>
+              <w:spacing w:before="40" w:after="40" w:lineRule="auto" w:line="240"/>
             </w:pPr>
             <w:r>
               <w:t xml:space="preserve">185</w:t>
@@ -10207,8 +10207,8 @@
             <w:pPr>
               <w:pStyle w:val="Compact"/>
               <w:jc w:val="left"/>
-              <w:ind w:left="0" w:firstLine="0" w:right="0"/>
-              <w:spacing w:before="40" w:lineRule="auto" w:line="240" w:after="40"/>
+              <w:ind w:left="0" w:right="0" w:firstLine="0"/>
+              <w:spacing w:before="40" w:after="40" w:lineRule="auto" w:line="240"/>
             </w:pPr>
             <w:r>
               <w:t xml:space="preserve">Pass</w:t>
@@ -10223,8 +10223,8 @@
             <w:pPr>
               <w:pStyle w:val="Compact"/>
               <w:jc w:val="left"/>
-              <w:ind w:left="0" w:firstLine="0" w:right="0"/>
-              <w:spacing w:before="40" w:lineRule="auto" w:line="240" w:after="40"/>
+              <w:ind w:left="0" w:right="0" w:firstLine="0"/>
+              <w:spacing w:before="40" w:after="40" w:lineRule="auto" w:line="240"/>
             </w:pPr>
             <w:r>
               <w:t xml:space="preserve">Throughput (req/s)</w:t>
@@ -10237,8 +10237,8 @@
             <w:pPr>
               <w:pStyle w:val="Compact"/>
               <w:jc w:val="left"/>
-              <w:ind w:left="0" w:firstLine="0" w:right="0"/>
-              <w:spacing w:before="40" w:lineRule="auto" w:line="240" w:after="40"/>
+              <w:ind w:left="0" w:right="0" w:firstLine="0"/>
+              <w:spacing w:before="40" w:after="40" w:lineRule="auto" w:line="240"/>
             </w:pPr>
             <w:r>
               <w:t xml:space="preserve">1000</w:t>
@@ -10251,8 +10251,8 @@
             <w:pPr>
               <w:pStyle w:val="Compact"/>
               <w:jc w:val="left"/>
-              <w:ind w:left="0" w:firstLine="0" w:right="0"/>
-              <w:spacing w:before="40" w:lineRule="auto" w:line="240" w:after="40"/>
+              <w:ind w:left="0" w:right="0" w:firstLine="0"/>
+              <w:spacing w:before="40" w:after="40" w:lineRule="auto" w:line="240"/>
             </w:pPr>
             <w:r>
               <w:t xml:space="preserve">1120</w:t>
@@ -10265,8 +10265,8 @@
             <w:pPr>
               <w:pStyle w:val="Compact"/>
               <w:jc w:val="left"/>
-              <w:ind w:left="0" w:firstLine="0" w:right="0"/>
-              <w:spacing w:before="40" w:lineRule="auto" w:line="240" w:after="40"/>
+              <w:ind w:left="0" w:right="0" w:firstLine="0"/>
+              <w:spacing w:before="40" w:after="40" w:lineRule="auto" w:line="240"/>
             </w:pPr>
             <w:r>
               <w:t xml:space="preserve">Pass</w:t>
@@ -10281,8 +10281,8 @@
             <w:pPr>
               <w:pStyle w:val="Compact"/>
               <w:jc w:val="left"/>
-              <w:ind w:left="0" w:firstLine="0" w:right="0"/>
-              <w:spacing w:before="40" w:lineRule="auto" w:line="240" w:after="40"/>
+              <w:ind w:left="0" w:right="0" w:firstLine="0"/>
+              <w:spacing w:before="40" w:after="40" w:lineRule="auto" w:line="240"/>
             </w:pPr>
             <w:r>
               <w:t xml:space="preserve">Error rate (%)</w:t>
@@ -10295,8 +10295,8 @@
             <w:pPr>
               <w:pStyle w:val="Compact"/>
               <w:jc w:val="left"/>
-              <w:ind w:left="0" w:firstLine="0" w:right="0"/>
-              <w:spacing w:before="40" w:lineRule="auto" w:line="240" w:after="40"/>
+              <w:ind w:left="0" w:right="0" w:firstLine="0"/>
+              <w:spacing w:before="40" w:after="40" w:lineRule="auto" w:line="240"/>
             </w:pPr>
             <w:r>
               <w:t xml:space="preserve">1.0</w:t>
@@ -10309,8 +10309,8 @@
             <w:pPr>
               <w:pStyle w:val="Compact"/>
               <w:jc w:val="left"/>
-              <w:ind w:left="0" w:firstLine="0" w:right="0"/>
-              <w:spacing w:before="40" w:lineRule="auto" w:line="240" w:after="40"/>
+              <w:ind w:left="0" w:right="0" w:firstLine="0"/>
+              <w:spacing w:before="40" w:after="40" w:lineRule="auto" w:line="240"/>
             </w:pPr>
             <w:r>
               <w:t xml:space="preserve">0.3</w:t>
@@ -10323,8 +10323,8 @@
             <w:pPr>
               <w:pStyle w:val="Compact"/>
               <w:jc w:val="left"/>
-              <w:ind w:left="0" w:firstLine="0" w:right="0"/>
-              <w:spacing w:before="40" w:lineRule="auto" w:line="240" w:after="40"/>
+              <w:ind w:left="0" w:right="0" w:firstLine="0"/>
+              <w:spacing w:before="40" w:after="40" w:lineRule="auto" w:line="240"/>
             </w:pPr>
             <w:r>
               <w:t xml:space="preserve">Pass</w:t>
@@ -10339,8 +10339,8 @@
             <w:pPr>
               <w:pStyle w:val="Compact"/>
               <w:jc w:val="left"/>
-              <w:ind w:left="0" w:firstLine="0" w:right="0"/>
-              <w:spacing w:before="40" w:lineRule="auto" w:line="240" w:after="40"/>
+              <w:ind w:left="0" w:right="0" w:firstLine="0"/>
+              <w:spacing w:before="40" w:after="40" w:lineRule="auto" w:line="240"/>
             </w:pPr>
             <w:r>
               <w:t xml:space="preserve">Memory usage (MB)</w:t>
@@ -10353,8 +10353,8 @@
             <w:pPr>
               <w:pStyle w:val="Compact"/>
               <w:jc w:val="left"/>
-              <w:ind w:left="0" w:firstLine="0" w:right="0"/>
-              <w:spacing w:before="40" w:lineRule="auto" w:line="240" w:after="40"/>
+              <w:ind w:left="0" w:right="0" w:firstLine="0"/>
+              <w:spacing w:before="40" w:after="40" w:lineRule="auto" w:line="240"/>
             </w:pPr>
             <w:r>
               <w:t xml:space="preserve">512</w:t>
@@ -10367,8 +10367,8 @@
             <w:pPr>
               <w:pStyle w:val="Compact"/>
               <w:jc w:val="left"/>
-              <w:ind w:left="0" w:firstLine="0" w:right="0"/>
-              <w:spacing w:before="40" w:lineRule="auto" w:line="240" w:after="40"/>
+              <w:ind w:left="0" w:right="0" w:firstLine="0"/>
+              <w:spacing w:before="40" w:after="40" w:lineRule="auto" w:line="240"/>
             </w:pPr>
             <w:r>
               <w:t xml:space="preserve">487</w:t>
@@ -10381,8 +10381,8 @@
             <w:pPr>
               <w:pStyle w:val="Compact"/>
               <w:jc w:val="left"/>
-              <w:ind w:left="0" w:firstLine="0" w:right="0"/>
-              <w:spacing w:before="40" w:lineRule="auto" w:line="240" w:after="40"/>
+              <w:ind w:left="0" w:right="0" w:firstLine="0"/>
+              <w:spacing w:before="40" w:after="40" w:lineRule="auto" w:line="240"/>
             </w:pPr>
             <w:r>
               <w:t xml:space="preserve">Pass</w:t>
@@ -10407,12 +10407,12 @@
     </w:p>
     <w:p>
       <w:pPr>
-        <w:spacing w:after="0" w:lineRule="exact" w:before="0" w:line="20"/>
+        <w:spacing w:before="0" w:lineRule="exact" w:after="0" w:line="20"/>
         <w:rPr>
           <w:sz w:val="2"/>
         </w:rPr>
       </w:pPr>
-      <w:bookmarkStart w:id="92378" w:name="listing-lst-init"/>
+      <w:bookmarkStart w:name="listing-lst-init" w:id="92378"/>
       <w:bookmarkEnd w:id="92378"/>
     </w:p>
     <w:p>
@@ -10668,7 +10668,7 @@
       <w:r>
         <w:tab/>
       </w:r>
-      <w:bookmarkStart w:id="22083" w:name="math-eq-latency"/>
+      <w:bookmarkStart w:name="math-eq-latency" w:id="22083"/>
       <w:r>
         <w:t>(</w:t>
       </w:r>
@@ -11488,12 +11488,12 @@
     </w:p>
     <w:p>
       <w:pPr>
-        <w:spacing w:after="0" w:lineRule="exact" w:before="0" w:line="20"/>
+        <w:spacing w:before="0" w:lineRule="exact" w:after="0" w:line="20"/>
         <w:rPr>
           <w:sz w:val="2"/>
         </w:rPr>
       </w:pPr>
-      <w:bookmarkStart w:id="68857" w:name="csv-tbl-xref-selectors"/>
+      <w:bookmarkStart w:name="csv-tbl-xref-selectors" w:id="68857"/>
       <w:bookmarkEnd w:id="68857"/>
     </w:p>
     <w:p>
@@ -11530,12 +11530,12 @@
         <w:tblLook w:firstRow="1" w:lastRow="0" w:firstColumn="0" w:lastColumn="0" w:noHBand="0" w:noVBand="0" w:val="0020"/>
         <w:jc w:val="start"/>
         <w:tblBorders>
-          <w:top w:space="0" w:color="000000" w:sz="6" w:val="single"/>
-          <w:left w:space="0" w:color="000000" w:sz="6" w:val="single"/>
-          <w:bottom w:space="0" w:color="000000" w:sz="6" w:val="single"/>
-          <w:right w:space="0" w:color="000000" w:sz="6" w:val="single"/>
-          <w:insideH w:space="0" w:color="000000" w:sz="6" w:val="single"/>
-          <w:insideV w:space="0" w:color="000000" w:sz="6" w:val="single"/>
+          <w:top w:color="000000" w:val="single" w:sz="6" w:space="0"/>
+          <w:left w:color="000000" w:val="single" w:sz="6" w:space="0"/>
+          <w:bottom w:color="000000" w:val="single" w:sz="6" w:space="0"/>
+          <w:right w:color="000000" w:val="single" w:sz="6" w:space="0"/>
+          <w:insideH w:color="000000" w:val="single" w:sz="6" w:space="0"/>
+          <w:insideV w:color="000000" w:val="single" w:sz="6" w:space="0"/>
         </w:tblBorders>
         <w:tblCellMar>
           <w:top w:type="dxa" w:w="57"/>
@@ -11555,14 +11555,14 @@
         </w:trPr>
         <w:tc>
           <w:tcPr>
-            <w:shd w:fill="E8E8E8" w:color="auto" w:val="clear"/>
+            <w:shd w:val="clear" w:fill="E8E8E8" w:color="auto"/>
           </w:tcPr>
           <w:p>
             <w:pPr>
               <w:pStyle w:val="Compact"/>
               <w:jc w:val="left"/>
-              <w:ind w:left="0" w:firstLine="0" w:right="0"/>
-              <w:spacing w:before="40" w:lineRule="auto" w:line="240" w:after="40"/>
+              <w:ind w:left="0" w:right="0" w:firstLine="0"/>
+              <w:spacing w:before="40" w:after="40" w:lineRule="auto" w:line="240"/>
             </w:pPr>
             <w:r>
               <w:rPr>
@@ -11574,14 +11574,14 @@
         </w:tc>
         <w:tc>
           <w:tcPr>
-            <w:shd w:fill="E8E8E8" w:color="auto" w:val="clear"/>
+            <w:shd w:val="clear" w:fill="E8E8E8" w:color="auto"/>
           </w:tcPr>
           <w:p>
             <w:pPr>
               <w:pStyle w:val="Compact"/>
               <w:jc w:val="left"/>
-              <w:ind w:left="0" w:firstLine="0" w:right="0"/>
-              <w:spacing w:before="40" w:lineRule="auto" w:line="240" w:after="40"/>
+              <w:ind w:left="0" w:right="0" w:firstLine="0"/>
+              <w:spacing w:before="40" w:after="40" w:lineRule="auto" w:line="240"/>
             </w:pPr>
             <w:r>
               <w:rPr>
@@ -11593,14 +11593,14 @@
         </w:tc>
         <w:tc>
           <w:tcPr>
-            <w:shd w:fill="E8E8E8" w:color="auto" w:val="clear"/>
+            <w:shd w:val="clear" w:fill="E8E8E8" w:color="auto"/>
           </w:tcPr>
           <w:p>
             <w:pPr>
               <w:pStyle w:val="Compact"/>
               <w:jc w:val="left"/>
-              <w:ind w:left="0" w:firstLine="0" w:right="0"/>
-              <w:spacing w:before="40" w:lineRule="auto" w:line="240" w:after="40"/>
+              <w:ind w:left="0" w:right="0" w:firstLine="0"/>
+              <w:spacing w:before="40" w:after="40" w:lineRule="auto" w:line="240"/>
             </w:pPr>
             <w:r>
               <w:rPr>
@@ -11618,8 +11618,8 @@
             <w:pPr>
               <w:pStyle w:val="Compact"/>
               <w:jc w:val="left"/>
-              <w:ind w:left="0" w:firstLine="0" w:right="0"/>
-              <w:spacing w:before="40" w:lineRule="auto" w:line="240" w:after="40"/>
+              <w:ind w:left="0" w:right="0" w:firstLine="0"/>
+              <w:spacing w:before="40" w:after="40" w:lineRule="auto" w:line="240"/>
             </w:pPr>
             <w:r>
               <w:rPr>
@@ -11641,8 +11641,8 @@
             <w:pPr>
               <w:pStyle w:val="Compact"/>
               <w:jc w:val="left"/>
-              <w:ind w:left="0" w:firstLine="0" w:right="0"/>
-              <w:spacing w:before="40" w:lineRule="auto" w:line="240" w:after="40"/>
+              <w:ind w:left="0" w:right="0" w:firstLine="0"/>
+              <w:spacing w:before="40" w:after="40" w:lineRule="auto" w:line="240"/>
             </w:pPr>
             <w:r>
               <w:rPr>
@@ -11658,8 +11658,8 @@
             <w:pPr>
               <w:pStyle w:val="Compact"/>
               <w:jc w:val="left"/>
-              <w:ind w:left="0" w:firstLine="0" w:right="0"/>
-              <w:spacing w:before="40" w:lineRule="auto" w:line="240" w:after="40"/>
+              <w:ind w:left="0" w:right="0" w:firstLine="0"/>
+              <w:spacing w:before="40" w:after="40" w:lineRule="auto" w:line="240"/>
             </w:pPr>
             <w:r>
               <w:t xml:space="preserve">Exact PID lookup. Same-spec first, then cross-document fallback. Never ambiguous.</w:t>
@@ -11674,8 +11674,8 @@
             <w:pPr>
               <w:pStyle w:val="Compact"/>
               <w:jc w:val="left"/>
-              <w:ind w:left="0" w:firstLine="0" w:right="0"/>
-              <w:spacing w:before="40" w:lineRule="auto" w:line="240" w:after="40"/>
+              <w:ind w:left="0" w:right="0" w:firstLine="0"/>
+              <w:spacing w:before="40" w:after="40" w:lineRule="auto" w:line="240"/>
             </w:pPr>
             <w:r>
               <w:rPr>
@@ -11697,8 +11697,8 @@
             <w:pPr>
               <w:pStyle w:val="Compact"/>
               <w:jc w:val="left"/>
-              <w:ind w:left="0" w:firstLine="0" w:right="0"/>
-              <w:spacing w:before="40" w:lineRule="auto" w:line="240" w:after="40"/>
+              <w:ind w:left="0" w:right="0" w:firstLine="0"/>
+              <w:spacing w:before="40" w:after="40" w:lineRule="auto" w:line="240"/>
             </w:pPr>
             <w:r>
               <w:rPr>
@@ -11714,8 +11714,8 @@
             <w:pPr>
               <w:pStyle w:val="Compact"/>
               <w:jc w:val="left"/>
-              <w:ind w:left="0" w:firstLine="0" w:right="0"/>
-              <w:spacing w:before="40" w:lineRule="auto" w:line="240" w:after="40"/>
+              <w:ind w:left="0" w:right="0" w:firstLine="0"/>
+              <w:spacing w:before="40" w:after="40" w:lineRule="auto" w:line="240"/>
             </w:pPr>
             <w:r>
               <w:t xml:space="preserve">Scoped resolution: local scope, then same specification, then global. May be ambiguous if multiple matches at the same scope level.</w:t>
@@ -12295,12 +12295,12 @@
     </w:p>
     <w:p>
       <w:pPr>
-        <w:spacing w:after="0" w:lineRule="exact" w:before="0" w:line="20"/>
+        <w:spacing w:before="0" w:lineRule="exact" w:after="0" w:line="20"/>
         <w:rPr>
           <w:sz w:val="2"/>
         </w:rPr>
       </w:pPr>
-      <w:bookmarkStart w:id="9127" w:name="listing-src-bib-config"/>
+      <w:bookmarkStart w:name="listing-src-bib-config" w:id="9127"/>
       <w:bookmarkEnd w:id="9127"/>
     </w:p>
     <w:p>
@@ -12403,12 +12403,12 @@
     </w:p>
     <w:p>
       <w:pPr>
-        <w:spacing w:after="0" w:lineRule="exact" w:before="0" w:line="20"/>
+        <w:spacing w:before="0" w:lineRule="exact" w:after="0" w:line="20"/>
         <w:rPr>
           <w:sz w:val="2"/>
         </w:rPr>
       </w:pPr>
-      <w:bookmarkStart w:id="72833" w:name="listing-src-bib-file"/>
+      <w:bookmarkStart w:name="listing-src-bib-file" w:id="72833"/>
       <w:bookmarkEnd w:id="72833"/>
     </w:p>
     <w:p>
@@ -12700,12 +12700,12 @@
     </w:p>
     <w:p>
       <w:pPr>
-        <w:spacing w:after="0" w:lineRule="exact" w:before="0" w:line="20"/>
+        <w:spacing w:before="0" w:lineRule="exact" w:after="0" w:line="20"/>
         <w:rPr>
           <w:sz w:val="2"/>
         </w:rPr>
       </w:pPr>
-      <w:bookmarkStart w:id="25784" w:name="listing-src-citation-syntax"/>
+      <w:bookmarkStart w:name="listing-src-citation-syntax" w:id="25784"/>
       <w:bookmarkEnd w:id="25784"/>
     </w:p>
     <w:p>
@@ -13443,12 +13443,12 @@
     </w:p>
     <w:p>
       <w:pPr>
-        <w:spacing w:after="0" w:lineRule="exact" w:before="0" w:line="20"/>
+        <w:spacing w:before="0" w:lineRule="exact" w:after="0" w:line="20"/>
         <w:rPr>
           <w:sz w:val="2"/>
         </w:rPr>
       </w:pPr>
-      <w:bookmarkStart w:id="70967" w:name="listing-src-chart-gauss-syntax"/>
+      <w:bookmarkStart w:name="listing-src-chart-gauss-syntax" w:id="70967"/>
       <w:bookmarkEnd w:id="70967"/>
     </w:p>
     <w:p>
@@ -13792,12 +13792,12 @@
     </w:p>
     <w:p>
       <w:pPr>
-        <w:spacing w:after="0" w:lineRule="exact" w:before="0" w:line="20"/>
+        <w:spacing w:before="0" w:lineRule="exact" w:after="0" w:line="20"/>
         <w:rPr>
           <w:sz w:val="2"/>
         </w:rPr>
       </w:pPr>
-      <w:bookmarkStart w:id="1073" w:name="listing-src-basic-usage"/>
+      <w:bookmarkStart w:name="listing-src-basic-usage" w:id="1073"/>
       <w:bookmarkEnd w:id="1073"/>
     </w:p>
     <w:p>
@@ -13907,12 +13907,12 @@
     </w:p>
     <w:p>
       <w:pPr>
-        <w:spacing w:after="0" w:lineRule="exact" w:before="0" w:line="20"/>
+        <w:spacing w:before="0" w:lineRule="exact" w:after="0" w:line="20"/>
         <w:rPr>
           <w:sz w:val="2"/>
         </w:rPr>
       </w:pPr>
-      <w:bookmarkStart w:id="23843" w:name="csv-tbl-env-vars"/>
+      <w:bookmarkStart w:name="csv-tbl-env-vars" w:id="23843"/>
       <w:bookmarkEnd w:id="23843"/>
     </w:p>
     <w:p>
@@ -13949,12 +13949,12 @@
         <w:tblLook w:firstRow="1" w:lastRow="0" w:firstColumn="0" w:lastColumn="0" w:noHBand="0" w:noVBand="0" w:val="0020"/>
         <w:jc w:val="start"/>
         <w:tblBorders>
-          <w:top w:space="0" w:color="000000" w:sz="6" w:val="single"/>
-          <w:left w:space="0" w:color="000000" w:sz="6" w:val="single"/>
-          <w:bottom w:space="0" w:color="000000" w:sz="6" w:val="single"/>
-          <w:right w:space="0" w:color="000000" w:sz="6" w:val="single"/>
-          <w:insideH w:space="0" w:color="000000" w:sz="6" w:val="single"/>
-          <w:insideV w:space="0" w:color="000000" w:sz="6" w:val="single"/>
+          <w:top w:color="000000" w:val="single" w:sz="6" w:space="0"/>
+          <w:left w:color="000000" w:val="single" w:sz="6" w:space="0"/>
+          <w:bottom w:color="000000" w:val="single" w:sz="6" w:space="0"/>
+          <w:right w:color="000000" w:val="single" w:sz="6" w:space="0"/>
+          <w:insideH w:color="000000" w:val="single" w:sz="6" w:space="0"/>
+          <w:insideV w:color="000000" w:val="single" w:sz="6" w:space="0"/>
         </w:tblBorders>
         <w:tblCellMar>
           <w:top w:type="dxa" w:w="57"/>
@@ -13974,14 +13974,14 @@
         </w:trPr>
         <w:tc>
           <w:tcPr>
-            <w:shd w:fill="E8E8E8" w:color="auto" w:val="clear"/>
+            <w:shd w:val="clear" w:fill="E8E8E8" w:color="auto"/>
           </w:tcPr>
           <w:p>
             <w:pPr>
               <w:pStyle w:val="Compact"/>
               <w:jc w:val="left"/>
-              <w:ind w:left="0" w:firstLine="0" w:right="0"/>
-              <w:spacing w:before="40" w:lineRule="auto" w:line="240" w:after="40"/>
+              <w:ind w:left="0" w:right="0" w:firstLine="0"/>
+              <w:spacing w:before="40" w:after="40" w:lineRule="auto" w:line="240"/>
             </w:pPr>
             <w:r>
               <w:rPr>
@@ -13993,14 +13993,14 @@
         </w:tc>
         <w:tc>
           <w:tcPr>
-            <w:shd w:fill="E8E8E8" w:color="auto" w:val="clear"/>
+            <w:shd w:val="clear" w:fill="E8E8E8" w:color="auto"/>
           </w:tcPr>
           <w:p>
             <w:pPr>
               <w:pStyle w:val="Compact"/>
               <w:jc w:val="left"/>
-              <w:ind w:left="0" w:firstLine="0" w:right="0"/>
-              <w:spacing w:before="40" w:lineRule="auto" w:line="240" w:after="40"/>
+              <w:ind w:left="0" w:right="0" w:firstLine="0"/>
+              <w:spacing w:before="40" w:after="40" w:lineRule="auto" w:line="240"/>
             </w:pPr>
             <w:r>
               <w:rPr>
@@ -14012,14 +14012,14 @@
         </w:tc>
         <w:tc>
           <w:tcPr>
-            <w:shd w:fill="E8E8E8" w:color="auto" w:val="clear"/>
+            <w:shd w:val="clear" w:fill="E8E8E8" w:color="auto"/>
           </w:tcPr>
           <w:p>
             <w:pPr>
               <w:pStyle w:val="Compact"/>
               <w:jc w:val="left"/>
-              <w:ind w:left="0" w:firstLine="0" w:right="0"/>
-              <w:spacing w:before="40" w:lineRule="auto" w:line="240" w:after="40"/>
+              <w:ind w:left="0" w:right="0" w:firstLine="0"/>
+              <w:spacing w:before="40" w:after="40" w:lineRule="auto" w:line="240"/>
             </w:pPr>
             <w:r>
               <w:rPr>
@@ -14037,8 +14037,8 @@
             <w:pPr>
               <w:pStyle w:val="Compact"/>
               <w:jc w:val="left"/>
-              <w:ind w:left="0" w:firstLine="0" w:right="0"/>
-              <w:spacing w:before="40" w:lineRule="auto" w:line="240" w:after="40"/>
+              <w:ind w:left="0" w:right="0" w:firstLine="0"/>
+              <w:spacing w:before="40" w:after="40" w:lineRule="auto" w:line="240"/>
             </w:pPr>
             <w:r>
               <w:rPr>
@@ -14054,8 +14054,8 @@
             <w:pPr>
               <w:pStyle w:val="Compact"/>
               <w:jc w:val="left"/>
-              <w:ind w:left="0" w:firstLine="0" w:right="0"/>
-              <w:spacing w:before="40" w:lineRule="auto" w:line="240" w:after="40"/>
+              <w:ind w:left="0" w:right="0" w:firstLine="0"/>
+              <w:spacing w:before="40" w:after="40" w:lineRule="auto" w:line="240"/>
             </w:pPr>
             <w:r>
               <w:rPr>
@@ -14071,8 +14071,8 @@
             <w:pPr>
               <w:pStyle w:val="Compact"/>
               <w:jc w:val="left"/>
-              <w:ind w:left="0" w:firstLine="0" w:right="0"/>
-              <w:spacing w:before="40" w:lineRule="auto" w:line="240" w:after="40"/>
+              <w:ind w:left="0" w:right="0" w:firstLine="0"/>
+              <w:spacing w:before="40" w:after="40" w:lineRule="auto" w:line="240"/>
             </w:pPr>
             <w:r>
               <w:t xml:space="preserve">Override log level:</w:t>
@@ -14132,8 +14132,8 @@
             <w:pPr>
               <w:pStyle w:val="Compact"/>
               <w:jc w:val="left"/>
-              <w:ind w:left="0" w:firstLine="0" w:right="0"/>
-              <w:spacing w:before="40" w:lineRule="auto" w:line="240" w:after="40"/>
+              <w:ind w:left="0" w:right="0" w:firstLine="0"/>
+              <w:spacing w:before="40" w:after="40" w:lineRule="auto" w:line="240"/>
             </w:pPr>
             <w:r>
               <w:rPr>
@@ -14149,8 +14149,8 @@
             <w:pPr>
               <w:pStyle w:val="Compact"/>
               <w:jc w:val="left"/>
-              <w:ind w:left="0" w:firstLine="0" w:right="0"/>
-              <w:spacing w:before="40" w:lineRule="auto" w:line="240" w:after="40"/>
+              <w:ind w:left="0" w:right="0" w:firstLine="0"/>
+              <w:spacing w:before="40" w:after="40" w:lineRule="auto" w:line="240"/>
             </w:pPr>
             <w:r>
               <w:rPr>
@@ -14166,8 +14166,8 @@
             <w:pPr>
               <w:pStyle w:val="Compact"/>
               <w:jc w:val="left"/>
-              <w:ind w:left="0" w:firstLine="0" w:right="0"/>
-              <w:spacing w:before="40" w:lineRule="auto" w:line="240" w:after="40"/>
+              <w:ind w:left="0" w:right="0" w:firstLine="0"/>
+              <w:spacing w:before="40" w:after="40" w:lineRule="auto" w:line="240"/>
             </w:pPr>
             <w:r>
               <w:t xml:space="preserve">SpecCompiler installation root (model and binary lookup)</w:t>
@@ -14182,8 +14182,8 @@
             <w:pPr>
               <w:pStyle w:val="Compact"/>
               <w:jc w:val="left"/>
-              <w:ind w:left="0" w:firstLine="0" w:right="0"/>
-              <w:spacing w:before="40" w:lineRule="auto" w:line="240" w:after="40"/>
+              <w:ind w:left="0" w:right="0" w:firstLine="0"/>
+              <w:spacing w:before="40" w:after="40" w:lineRule="auto" w:line="240"/>
             </w:pPr>
             <w:r>
               <w:rPr>
@@ -14199,8 +14199,8 @@
             <w:pPr>
               <w:pStyle w:val="Compact"/>
               <w:jc w:val="left"/>
-              <w:ind w:left="0" w:firstLine="0" w:right="0"/>
-              <w:spacing w:before="40" w:lineRule="auto" w:line="240" w:after="40"/>
+              <w:ind w:left="0" w:right="0" w:firstLine="0"/>
+              <w:spacing w:before="40" w:after="40" w:lineRule="auto" w:line="240"/>
             </w:pPr>
             <w:r>
               <w:rPr>
@@ -14216,8 +14216,8 @@
             <w:pPr>
               <w:pStyle w:val="Compact"/>
               <w:jc w:val="left"/>
-              <w:ind w:left="0" w:firstLine="0" w:right="0"/>
-              <w:spacing w:before="40" w:lineRule="auto" w:line="240" w:after="40"/>
+              <w:ind w:left="0" w:right="0" w:firstLine="0"/>
+              <w:spacing w:before="40" w:after="40" w:lineRule="auto" w:line="240"/>
             </w:pPr>
             <w:r>
               <w:t xml:space="preserve">Distribution root (used internally for external renderers)</w:t>
@@ -14232,8 +14232,8 @@
             <w:pPr>
               <w:pStyle w:val="Compact"/>
               <w:jc w:val="left"/>
-              <w:ind w:left="0" w:firstLine="0" w:right="0"/>
-              <w:spacing w:before="40" w:lineRule="auto" w:line="240" w:after="40"/>
+              <w:ind w:left="0" w:right="0" w:firstLine="0"/>
+              <w:spacing w:before="40" w:after="40" w:lineRule="auto" w:line="240"/>
             </w:pPr>
             <w:r>
               <w:rPr>
@@ -14249,8 +14249,8 @@
             <w:pPr>
               <w:pStyle w:val="Compact"/>
               <w:jc w:val="left"/>
-              <w:ind w:left="0" w:firstLine="0" w:right="0"/>
-              <w:spacing w:before="40" w:lineRule="auto" w:line="240" w:after="40"/>
+              <w:ind w:left="0" w:right="0" w:firstLine="0"/>
+              <w:spacing w:before="40" w:after="40" w:lineRule="auto" w:line="240"/>
             </w:pPr>
             <w:r>
               <w:rPr>
@@ -14266,8 +14266,8 @@
             <w:pPr>
               <w:pStyle w:val="Compact"/>
               <w:jc w:val="left"/>
-              <w:ind w:left="0" w:firstLine="0" w:right="0"/>
-              <w:spacing w:before="40" w:lineRule="auto" w:line="240" w:after="40"/>
+              <w:ind w:left="0" w:right="0" w:firstLine="0"/>
+              <w:spacing w:before="40" w:after="40" w:lineRule="auto" w:line="240"/>
             </w:pPr>
             <w:r>
               <w:t xml:space="preserve">Docker image reference (overrides default in wrapper)</w:t>
@@ -14282,8 +14282,8 @@
             <w:pPr>
               <w:pStyle w:val="Compact"/>
               <w:jc w:val="left"/>
-              <w:ind w:left="0" w:firstLine="0" w:right="0"/>
-              <w:spacing w:before="40" w:lineRule="auto" w:line="240" w:after="40"/>
+              <w:ind w:left="0" w:right="0" w:firstLine="0"/>
+              <w:spacing w:before="40" w:after="40" w:lineRule="auto" w:line="240"/>
             </w:pPr>
             <w:r>
               <w:rPr>
@@ -14299,8 +14299,8 @@
             <w:pPr>
               <w:pStyle w:val="Compact"/>
               <w:jc w:val="left"/>
-              <w:ind w:left="0" w:firstLine="0" w:right="0"/>
-              <w:spacing w:before="40" w:lineRule="auto" w:line="240" w:after="40"/>
+              <w:ind w:left="0" w:right="0" w:firstLine="0"/>
+              <w:spacing w:before="40" w:after="40" w:lineRule="auto" w:line="240"/>
             </w:pPr>
             <w:r>
               <w:t xml:space="preserve">(unset)</w:t>
@@ -14313,8 +14313,8 @@
             <w:pPr>
               <w:pStyle w:val="Compact"/>
               <w:jc w:val="left"/>
-              <w:ind w:left="0" w:firstLine="0" w:right="0"/>
-              <w:spacing w:before="40" w:lineRule="auto" w:line="240" w:after="40"/>
+              <w:ind w:left="0" w:right="0" w:firstLine="0"/>
+              <w:spacing w:before="40" w:after="40" w:lineRule="auto" w:line="240"/>
             </w:pPr>
             <w:r>
               <w:t xml:space="preserve">Disable ANSI color codes in output</w:t>
@@ -14339,12 +14339,12 @@
     </w:p>
     <w:p>
       <w:pPr>
-        <w:spacing w:after="0" w:lineRule="exact" w:before="0" w:line="20"/>
+        <w:spacing w:before="0" w:lineRule="exact" w:after="0" w:line="20"/>
         <w:rPr>
           <w:sz w:val="2"/>
         </w:rPr>
       </w:pPr>
-      <w:bookmarkStart w:id="82958" w:name="csv-tbl-exit-codes"/>
+      <w:bookmarkStart w:name="csv-tbl-exit-codes" w:id="82958"/>
       <w:bookmarkEnd w:id="82958"/>
     </w:p>
     <w:p>
@@ -14381,12 +14381,12 @@
         <w:tblLook w:firstRow="1" w:lastRow="0" w:firstColumn="0" w:lastColumn="0" w:noHBand="0" w:noVBand="0" w:val="0020"/>
         <w:jc w:val="start"/>
         <w:tblBorders>
-          <w:top w:space="0" w:color="000000" w:sz="6" w:val="single"/>
-          <w:left w:space="0" w:color="000000" w:sz="6" w:val="single"/>
-          <w:bottom w:space="0" w:color="000000" w:sz="6" w:val="single"/>
-          <w:right w:space="0" w:color="000000" w:sz="6" w:val="single"/>
-          <w:insideH w:space="0" w:color="000000" w:sz="6" w:val="single"/>
-          <w:insideV w:space="0" w:color="000000" w:sz="6" w:val="single"/>
+          <w:top w:color="000000" w:val="single" w:sz="6" w:space="0"/>
+          <w:left w:color="000000" w:val="single" w:sz="6" w:space="0"/>
+          <w:bottom w:color="000000" w:val="single" w:sz="6" w:space="0"/>
+          <w:right w:color="000000" w:val="single" w:sz="6" w:space="0"/>
+          <w:insideH w:color="000000" w:val="single" w:sz="6" w:space="0"/>
+          <w:insideV w:color="000000" w:val="single" w:sz="6" w:space="0"/>
         </w:tblBorders>
         <w:tblCellMar>
           <w:top w:type="dxa" w:w="57"/>
@@ -14405,14 +14405,14 @@
         </w:trPr>
         <w:tc>
           <w:tcPr>
-            <w:shd w:fill="E8E8E8" w:color="auto" w:val="clear"/>
+            <w:shd w:val="clear" w:fill="E8E8E8" w:color="auto"/>
           </w:tcPr>
           <w:p>
             <w:pPr>
               <w:pStyle w:val="Compact"/>
               <w:jc w:val="left"/>
-              <w:ind w:left="0" w:firstLine="0" w:right="0"/>
-              <w:spacing w:before="40" w:lineRule="auto" w:line="240" w:after="40"/>
+              <w:ind w:left="0" w:right="0" w:firstLine="0"/>
+              <w:spacing w:before="40" w:after="40" w:lineRule="auto" w:line="240"/>
             </w:pPr>
             <w:r>
               <w:rPr>
@@ -14424,14 +14424,14 @@
         </w:tc>
         <w:tc>
           <w:tcPr>
-            <w:shd w:fill="E8E8E8" w:color="auto" w:val="clear"/>
+            <w:shd w:val="clear" w:fill="E8E8E8" w:color="auto"/>
           </w:tcPr>
           <w:p>
             <w:pPr>
               <w:pStyle w:val="Compact"/>
               <w:jc w:val="left"/>
-              <w:ind w:left="0" w:firstLine="0" w:right="0"/>
-              <w:spacing w:before="40" w:lineRule="auto" w:line="240" w:after="40"/>
+              <w:ind w:left="0" w:right="0" w:firstLine="0"/>
+              <w:spacing w:before="40" w:after="40" w:lineRule="auto" w:line="240"/>
             </w:pPr>
             <w:r>
               <w:rPr>
@@ -14449,8 +14449,8 @@
             <w:pPr>
               <w:pStyle w:val="Compact"/>
               <w:jc w:val="left"/>
-              <w:ind w:left="0" w:firstLine="0" w:right="0"/>
-              <w:spacing w:before="40" w:lineRule="auto" w:line="240" w:after="40"/>
+              <w:ind w:left="0" w:right="0" w:firstLine="0"/>
+              <w:spacing w:before="40" w:after="40" w:lineRule="auto" w:line="240"/>
             </w:pPr>
             <w:r>
               <w:t xml:space="preserve">0</w:t>
@@ -14463,8 +14463,8 @@
             <w:pPr>
               <w:pStyle w:val="Compact"/>
               <w:jc w:val="left"/>
-              <w:ind w:left="0" w:firstLine="0" w:right="0"/>
-              <w:spacing w:before="40" w:lineRule="auto" w:line="240" w:after="40"/>
+              <w:ind w:left="0" w:right="0" w:firstLine="0"/>
+              <w:spacing w:before="40" w:after="40" w:lineRule="auto" w:line="240"/>
             </w:pPr>
             <w:r>
               <w:t xml:space="preserve">Success: all documents processed and outputs generated</w:t>
@@ -14479,8 +14479,8 @@
             <w:pPr>
               <w:pStyle w:val="Compact"/>
               <w:jc w:val="left"/>
-              <w:ind w:left="0" w:firstLine="0" w:right="0"/>
-              <w:spacing w:before="40" w:lineRule="auto" w:line="240" w:after="40"/>
+              <w:ind w:left="0" w:right="0" w:firstLine="0"/>
+              <w:spacing w:before="40" w:after="40" w:lineRule="auto" w:line="240"/>
             </w:pPr>
             <w:r>
               <w:t xml:space="preserve">1</w:t>
@@ -14493,8 +14493,8 @@
             <w:pPr>
               <w:pStyle w:val="Compact"/>
               <w:jc w:val="left"/>
-              <w:ind w:left="0" w:firstLine="0" w:right="0"/>
-              <w:spacing w:before="40" w:lineRule="auto" w:line="240" w:after="40"/>
+              <w:ind w:left="0" w:right="0" w:firstLine="0"/>
+              <w:spacing w:before="40" w:after="40" w:lineRule="auto" w:line="240"/>
             </w:pPr>
             <w:r>
               <w:t xml:space="preserve">Failure: Docker unavailable or configuration or pipeline error</w:t>
@@ -14509,8 +14509,8 @@
             <w:pPr>
               <w:pStyle w:val="Compact"/>
               <w:jc w:val="left"/>
-              <w:ind w:left="0" w:firstLine="0" w:right="0"/>
-              <w:spacing w:before="40" w:lineRule="auto" w:line="240" w:after="40"/>
+              <w:ind w:left="0" w:right="0" w:firstLine="0"/>
+              <w:spacing w:before="40" w:after="40" w:lineRule="auto" w:line="240"/>
             </w:pPr>
             <w:r>
               <w:t xml:space="preserve">2</w:t>
@@ -14523,8 +14523,8 @@
             <w:pPr>
               <w:pStyle w:val="Compact"/>
               <w:jc w:val="left"/>
-              <w:ind w:left="0" w:firstLine="0" w:right="0"/>
-              <w:spacing w:before="40" w:lineRule="auto" w:line="240" w:after="40"/>
+              <w:ind w:left="0" w:right="0" w:firstLine="0"/>
+              <w:spacing w:before="40" w:after="40" w:lineRule="auto" w:line="240"/>
             </w:pPr>
             <w:r>
               <w:t xml:space="preserve">Blocking diagnostics: analysis reported one or more errors</w:t>
@@ -14694,12 +14694,12 @@
     </w:p>
     <w:p>
       <w:pPr>
-        <w:spacing w:after="0" w:lineRule="exact" w:before="0" w:line="20"/>
+        <w:spacing w:before="0" w:lineRule="exact" w:after="0" w:line="20"/>
         <w:rPr>
           <w:sz w:val="2"/>
         </w:rPr>
       </w:pPr>
-      <w:bookmarkStart w:id="92230" w:name="csv-tbl-html5-options"/>
+      <w:bookmarkStart w:name="csv-tbl-html5-options" w:id="92230"/>
       <w:bookmarkEnd w:id="92230"/>
     </w:p>
     <w:p>
@@ -14736,12 +14736,12 @@
         <w:tblLook w:firstRow="1" w:lastRow="0" w:firstColumn="0" w:lastColumn="0" w:noHBand="0" w:noVBand="0" w:val="0020"/>
         <w:jc w:val="start"/>
         <w:tblBorders>
-          <w:top w:space="0" w:color="000000" w:sz="6" w:val="single"/>
-          <w:left w:space="0" w:color="000000" w:sz="6" w:val="single"/>
-          <w:bottom w:space="0" w:color="000000" w:sz="6" w:val="single"/>
-          <w:right w:space="0" w:color="000000" w:sz="6" w:val="single"/>
-          <w:insideH w:space="0" w:color="000000" w:sz="6" w:val="single"/>
-          <w:insideV w:space="0" w:color="000000" w:sz="6" w:val="single"/>
+          <w:top w:color="000000" w:val="single" w:sz="6" w:space="0"/>
+          <w:left w:color="000000" w:val="single" w:sz="6" w:space="0"/>
+          <w:bottom w:color="000000" w:val="single" w:sz="6" w:space="0"/>
+          <w:right w:color="000000" w:val="single" w:sz="6" w:space="0"/>
+          <w:insideH w:color="000000" w:val="single" w:sz="6" w:space="0"/>
+          <w:insideV w:color="000000" w:val="single" w:sz="6" w:space="0"/>
         </w:tblBorders>
         <w:tblCellMar>
           <w:top w:type="dxa" w:w="57"/>
@@ -14762,14 +14762,14 @@
         </w:trPr>
         <w:tc>
           <w:tcPr>
-            <w:shd w:fill="E8E8E8" w:color="auto" w:val="clear"/>
+            <w:shd w:val="clear" w:fill="E8E8E8" w:color="auto"/>
           </w:tcPr>
           <w:p>
             <w:pPr>
               <w:pStyle w:val="Compact"/>
               <w:jc w:val="left"/>
-              <w:ind w:left="0" w:firstLine="0" w:right="0"/>
-              <w:spacing w:before="40" w:lineRule="auto" w:line="240" w:after="40"/>
+              <w:ind w:left="0" w:right="0" w:firstLine="0"/>
+              <w:spacing w:before="40" w:after="40" w:lineRule="auto" w:line="240"/>
             </w:pPr>
             <w:r>
               <w:rPr>
@@ -14781,14 +14781,14 @@
         </w:tc>
         <w:tc>
           <w:tcPr>
-            <w:shd w:fill="E8E8E8" w:color="auto" w:val="clear"/>
+            <w:shd w:val="clear" w:fill="E8E8E8" w:color="auto"/>
           </w:tcPr>
           <w:p>
             <w:pPr>
               <w:pStyle w:val="Compact"/>
               <w:jc w:val="left"/>
-              <w:ind w:left="0" w:firstLine="0" w:right="0"/>
-              <w:spacing w:before="40" w:lineRule="auto" w:line="240" w:after="40"/>
+              <w:ind w:left="0" w:right="0" w:firstLine="0"/>
+              <w:spacing w:before="40" w:after="40" w:lineRule="auto" w:line="240"/>
             </w:pPr>
             <w:r>
               <w:rPr>
@@ -14800,14 +14800,14 @@
         </w:tc>
         <w:tc>
           <w:tcPr>
-            <w:shd w:fill="E8E8E8" w:color="auto" w:val="clear"/>
+            <w:shd w:val="clear" w:fill="E8E8E8" w:color="auto"/>
           </w:tcPr>
           <w:p>
             <w:pPr>
               <w:pStyle w:val="Compact"/>
               <w:jc w:val="left"/>
-              <w:ind w:left="0" w:firstLine="0" w:right="0"/>
-              <w:spacing w:before="40" w:lineRule="auto" w:line="240" w:after="40"/>
+              <w:ind w:left="0" w:right="0" w:firstLine="0"/>
+              <w:spacing w:before="40" w:after="40" w:lineRule="auto" w:line="240"/>
             </w:pPr>
             <w:r>
               <w:rPr>
@@ -14819,14 +14819,14 @@
         </w:tc>
         <w:tc>
           <w:tcPr>
-            <w:shd w:fill="E8E8E8" w:color="auto" w:val="clear"/>
+            <w:shd w:val="clear" w:fill="E8E8E8" w:color="auto"/>
           </w:tcPr>
           <w:p>
             <w:pPr>
               <w:pStyle w:val="Compact"/>
               <w:jc w:val="left"/>
-              <w:ind w:left="0" w:firstLine="0" w:right="0"/>
-              <w:spacing w:before="40" w:lineRule="auto" w:line="240" w:after="40"/>
+              <w:ind w:left="0" w:right="0" w:firstLine="0"/>
+              <w:spacing w:before="40" w:after="40" w:lineRule="auto" w:line="240"/>
             </w:pPr>
             <w:r>
               <w:rPr>
@@ -14844,8 +14844,8 @@
             <w:pPr>
               <w:pStyle w:val="Compact"/>
               <w:jc w:val="left"/>
-              <w:ind w:left="0" w:firstLine="0" w:right="0"/>
-              <w:spacing w:before="40" w:lineRule="auto" w:line="240" w:after="40"/>
+              <w:ind w:left="0" w:right="0" w:firstLine="0"/>
+              <w:spacing w:before="40" w:after="40" w:lineRule="auto" w:line="240"/>
             </w:pPr>
             <w:r>
               <w:rPr>
@@ -14861,8 +14861,8 @@
             <w:pPr>
               <w:pStyle w:val="Compact"/>
               <w:jc w:val="left"/>
-              <w:ind w:left="0" w:firstLine="0" w:right="0"/>
-              <w:spacing w:before="40" w:lineRule="auto" w:line="240" w:after="40"/>
+              <w:ind w:left="0" w:right="0" w:firstLine="0"/>
+              <w:spacing w:before="40" w:after="40" w:lineRule="auto" w:line="240"/>
             </w:pPr>
             <w:r>
               <w:t xml:space="preserve">boolean</w:t>
@@ -14875,8 +14875,8 @@
             <w:pPr>
               <w:pStyle w:val="Compact"/>
               <w:jc w:val="left"/>
-              <w:ind w:left="0" w:firstLine="0" w:right="0"/>
-              <w:spacing w:before="40" w:lineRule="auto" w:line="240" w:after="40"/>
+              <w:ind w:left="0" w:right="0" w:firstLine="0"/>
+              <w:spacing w:before="40" w:after="40" w:lineRule="auto" w:line="240"/>
             </w:pPr>
             <w:r>
               <w:t xml:space="preserve">false</w:t>
@@ -14889,8 +14889,8 @@
             <w:pPr>
               <w:pStyle w:val="Compact"/>
               <w:jc w:val="left"/>
-              <w:ind w:left="0" w:firstLine="0" w:right="0"/>
-              <w:spacing w:before="40" w:lineRule="auto" w:line="240" w:after="40"/>
+              <w:ind w:left="0" w:right="0" w:firstLine="0"/>
+              <w:spacing w:before="40" w:after="40" w:lineRule="auto" w:line="240"/>
             </w:pPr>
             <w:r>
               <w:t xml:space="preserve">Add section numbering</w:t>
@@ -14905,8 +14905,8 @@
             <w:pPr>
               <w:pStyle w:val="Compact"/>
               <w:jc w:val="left"/>
-              <w:ind w:left="0" w:firstLine="0" w:right="0"/>
-              <w:spacing w:before="40" w:lineRule="auto" w:line="240" w:after="40"/>
+              <w:ind w:left="0" w:right="0" w:firstLine="0"/>
+              <w:spacing w:before="40" w:after="40" w:lineRule="auto" w:line="240"/>
             </w:pPr>
             <w:r>
               <w:rPr>
@@ -14922,8 +14922,8 @@
             <w:pPr>
               <w:pStyle w:val="Compact"/>
               <w:jc w:val="left"/>
-              <w:ind w:left="0" w:firstLine="0" w:right="0"/>
-              <w:spacing w:before="40" w:lineRule="auto" w:line="240" w:after="40"/>
+              <w:ind w:left="0" w:right="0" w:firstLine="0"/>
+              <w:spacing w:before="40" w:after="40" w:lineRule="auto" w:line="240"/>
             </w:pPr>
             <w:r>
               <w:t xml:space="preserve">boolean</w:t>
@@ -14936,8 +14936,8 @@
             <w:pPr>
               <w:pStyle w:val="Compact"/>
               <w:jc w:val="left"/>
-              <w:ind w:left="0" w:firstLine="0" w:right="0"/>
-              <w:spacing w:before="40" w:lineRule="auto" w:line="240" w:after="40"/>
+              <w:ind w:left="0" w:right="0" w:firstLine="0"/>
+              <w:spacing w:before="40" w:after="40" w:lineRule="auto" w:line="240"/>
             </w:pPr>
             <w:r>
               <w:t xml:space="preserve">false</w:t>
@@ -14950,8 +14950,8 @@
             <w:pPr>
               <w:pStyle w:val="Compact"/>
               <w:jc w:val="left"/>
-              <w:ind w:left="0" w:firstLine="0" w:right="0"/>
-              <w:spacing w:before="40" w:lineRule="auto" w:line="240" w:after="40"/>
+              <w:ind w:left="0" w:right="0" w:firstLine="0"/>
+              <w:spacing w:before="40" w:after="40" w:lineRule="auto" w:line="240"/>
             </w:pPr>
             <w:r>
               <w:t xml:space="preserve">Generate table of contents</w:t>
@@ -14966,8 +14966,8 @@
             <w:pPr>
               <w:pStyle w:val="Compact"/>
               <w:jc w:val="left"/>
-              <w:ind w:left="0" w:firstLine="0" w:right="0"/>
-              <w:spacing w:before="40" w:lineRule="auto" w:line="240" w:after="40"/>
+              <w:ind w:left="0" w:right="0" w:firstLine="0"/>
+              <w:spacing w:before="40" w:after="40" w:lineRule="auto" w:line="240"/>
             </w:pPr>
             <w:r>
               <w:rPr>
@@ -14983,8 +14983,8 @@
             <w:pPr>
               <w:pStyle w:val="Compact"/>
               <w:jc w:val="left"/>
-              <w:ind w:left="0" w:firstLine="0" w:right="0"/>
-              <w:spacing w:before="40" w:lineRule="auto" w:line="240" w:after="40"/>
+              <w:ind w:left="0" w:right="0" w:firstLine="0"/>
+              <w:spacing w:before="40" w:after="40" w:lineRule="auto" w:line="240"/>
             </w:pPr>
             <w:r>
               <w:t xml:space="preserve">integer</w:t>
@@ -14997,8 +14997,8 @@
             <w:pPr>
               <w:pStyle w:val="Compact"/>
               <w:jc w:val="left"/>
-              <w:ind w:left="0" w:firstLine="0" w:right="0"/>
-              <w:spacing w:before="40" w:lineRule="auto" w:line="240" w:after="40"/>
+              <w:ind w:left="0" w:right="0" w:firstLine="0"/>
+              <w:spacing w:before="40" w:after="40" w:lineRule="auto" w:line="240"/>
             </w:pPr>
             <w:r>
               <w:t xml:space="preserve">3</w:t>
@@ -15011,8 +15011,8 @@
             <w:pPr>
               <w:pStyle w:val="Compact"/>
               <w:jc w:val="left"/>
-              <w:ind w:left="0" w:firstLine="0" w:right="0"/>
-              <w:spacing w:before="40" w:lineRule="auto" w:line="240" w:after="40"/>
+              <w:ind w:left="0" w:right="0" w:firstLine="0"/>
+              <w:spacing w:before="40" w:after="40" w:lineRule="auto" w:line="240"/>
             </w:pPr>
             <w:r>
               <w:t xml:space="preserve">Heading depth for TOC</w:t>
@@ -15027,8 +15027,8 @@
             <w:pPr>
               <w:pStyle w:val="Compact"/>
               <w:jc w:val="left"/>
-              <w:ind w:left="0" w:firstLine="0" w:right="0"/>
-              <w:spacing w:before="40" w:lineRule="auto" w:line="240" w:after="40"/>
+              <w:ind w:left="0" w:right="0" w:firstLine="0"/>
+              <w:spacing w:before="40" w:after="40" w:lineRule="auto" w:line="240"/>
             </w:pPr>
             <w:r>
               <w:rPr>
@@ -15044,8 +15044,8 @@
             <w:pPr>
               <w:pStyle w:val="Compact"/>
               <w:jc w:val="left"/>
-              <w:ind w:left="0" w:firstLine="0" w:right="0"/>
-              <w:spacing w:before="40" w:lineRule="auto" w:line="240" w:after="40"/>
+              <w:ind w:left="0" w:right="0" w:firstLine="0"/>
+              <w:spacing w:before="40" w:after="40" w:lineRule="auto" w:line="240"/>
             </w:pPr>
             <w:r>
               <w:t xml:space="preserve">boolean</w:t>
@@ -15058,8 +15058,8 @@
             <w:pPr>
               <w:pStyle w:val="Compact"/>
               <w:jc w:val="left"/>
-              <w:ind w:left="0" w:firstLine="0" w:right="0"/>
-              <w:spacing w:before="40" w:lineRule="auto" w:line="240" w:after="40"/>
+              <w:ind w:left="0" w:right="0" w:firstLine="0"/>
+              <w:spacing w:before="40" w:after="40" w:lineRule="auto" w:line="240"/>
             </w:pPr>
             <w:r>
               <w:t xml:space="preserve">false</w:t>
@@ -15072,8 +15072,8 @@
             <w:pPr>
               <w:pStyle w:val="Compact"/>
               <w:jc w:val="left"/>
-              <w:ind w:left="0" w:firstLine="0" w:right="0"/>
-              <w:spacing w:before="40" w:lineRule="auto" w:line="240" w:after="40"/>
+              <w:ind w:left="0" w:right="0" w:firstLine="0"/>
+              <w:spacing w:before="40" w:after="40" w:lineRule="auto" w:line="240"/>
             </w:pPr>
             <w:r>
               <w:t xml:space="preserve">Produce complete HTML document</w:t>
@@ -15088,8 +15088,8 @@
             <w:pPr>
               <w:pStyle w:val="Compact"/>
               <w:jc w:val="left"/>
-              <w:ind w:left="0" w:firstLine="0" w:right="0"/>
-              <w:spacing w:before="40" w:lineRule="auto" w:line="240" w:after="40"/>
+              <w:ind w:left="0" w:right="0" w:firstLine="0"/>
+              <w:spacing w:before="40" w:after="40" w:lineRule="auto" w:line="240"/>
             </w:pPr>
             <w:r>
               <w:rPr>
@@ -15105,8 +15105,8 @@
             <w:pPr>
               <w:pStyle w:val="Compact"/>
               <w:jc w:val="left"/>
-              <w:ind w:left="0" w:firstLine="0" w:right="0"/>
-              <w:spacing w:before="40" w:lineRule="auto" w:line="240" w:after="40"/>
+              <w:ind w:left="0" w:right="0" w:firstLine="0"/>
+              <w:spacing w:before="40" w:after="40" w:lineRule="auto" w:line="240"/>
             </w:pPr>
             <w:r>
               <w:t xml:space="preserve">boolean</w:t>
@@ -15119,8 +15119,8 @@
             <w:pPr>
               <w:pStyle w:val="Compact"/>
               <w:jc w:val="left"/>
-              <w:ind w:left="0" w:firstLine="0" w:right="0"/>
-              <w:spacing w:before="40" w:lineRule="auto" w:line="240" w:after="40"/>
+              <w:ind w:left="0" w:right="0" w:firstLine="0"/>
+              <w:spacing w:before="40" w:after="40" w:lineRule="auto" w:line="240"/>
             </w:pPr>
             <w:r>
               <w:t xml:space="preserve">false</w:t>
@@ -15133,8 +15133,8 @@
             <w:pPr>
               <w:pStyle w:val="Compact"/>
               <w:jc w:val="left"/>
-              <w:ind w:left="0" w:firstLine="0" w:right="0"/>
-              <w:spacing w:before="40" w:lineRule="auto" w:line="240" w:after="40"/>
+              <w:ind w:left="0" w:right="0" w:firstLine="0"/>
+              <w:spacing w:before="40" w:after="40" w:lineRule="auto" w:line="240"/>
             </w:pPr>
             <w:r>
               <w:t xml:space="preserve">Embed CSS and images inline</w:t>
@@ -15225,12 +15225,12 @@
     </w:p>
     <w:p>
       <w:pPr>
-        <w:spacing w:after="0" w:lineRule="exact" w:before="0" w:line="20"/>
+        <w:spacing w:before="0" w:lineRule="exact" w:after="0" w:line="20"/>
         <w:rPr>
           <w:sz w:val="2"/>
         </w:rPr>
       </w:pPr>
-      <w:bookmarkStart w:id="24499" w:name="listing-src-diagnostic-ndjson"/>
+      <w:bookmarkStart w:name="listing-src-diagnostic-ndjson" w:id="24499"/>
       <w:bookmarkEnd w:id="24499"/>
     </w:p>
     <w:p>
@@ -15383,12 +15383,12 @@
     </w:p>
     <w:p>
       <w:pPr>
-        <w:spacing w:after="0" w:lineRule="exact" w:before="0" w:line="20"/>
+        <w:spacing w:before="0" w:lineRule="exact" w:after="0" w:line="20"/>
         <w:rPr>
           <w:sz w:val="2"/>
         </w:rPr>
       </w:pPr>
-      <w:bookmarkStart w:id="98060" w:name="csv-tbl-error-codes"/>
+      <w:bookmarkStart w:name="csv-tbl-error-codes" w:id="98060"/>
       <w:bookmarkEnd w:id="98060"/>
     </w:p>
     <w:p>
@@ -15425,12 +15425,12 @@
         <w:tblLook w:firstRow="1" w:lastRow="0" w:firstColumn="0" w:lastColumn="0" w:noHBand="0" w:noVBand="0" w:val="0020"/>
         <w:jc w:val="start"/>
         <w:tblBorders>
-          <w:top w:space="0" w:color="000000" w:sz="6" w:val="single"/>
-          <w:left w:space="0" w:color="000000" w:sz="6" w:val="single"/>
-          <w:bottom w:space="0" w:color="000000" w:sz="6" w:val="single"/>
-          <w:right w:space="0" w:color="000000" w:sz="6" w:val="single"/>
-          <w:insideH w:space="0" w:color="000000" w:sz="6" w:val="single"/>
-          <w:insideV w:space="0" w:color="000000" w:sz="6" w:val="single"/>
+          <w:top w:color="000000" w:val="single" w:sz="6" w:space="0"/>
+          <w:left w:color="000000" w:val="single" w:sz="6" w:space="0"/>
+          <w:bottom w:color="000000" w:val="single" w:sz="6" w:space="0"/>
+          <w:right w:color="000000" w:val="single" w:sz="6" w:space="0"/>
+          <w:insideH w:color="000000" w:val="single" w:sz="6" w:space="0"/>
+          <w:insideV w:color="000000" w:val="single" w:sz="6" w:space="0"/>
         </w:tblBorders>
         <w:tblCellMar>
           <w:top w:type="dxa" w:w="57"/>
@@ -15449,14 +15449,14 @@
         </w:trPr>
         <w:tc>
           <w:tcPr>
-            <w:shd w:fill="E8E8E8" w:color="auto" w:val="clear"/>
+            <w:shd w:val="clear" w:fill="E8E8E8" w:color="auto"/>
           </w:tcPr>
           <w:p>
             <w:pPr>
               <w:pStyle w:val="Compact"/>
               <w:jc w:val="left"/>
-              <w:ind w:left="0" w:firstLine="0" w:right="0"/>
-              <w:spacing w:before="40" w:lineRule="auto" w:line="240" w:after="40"/>
+              <w:ind w:left="0" w:right="0" w:firstLine="0"/>
+              <w:spacing w:before="40" w:after="40" w:lineRule="auto" w:line="240"/>
             </w:pPr>
             <w:r>
               <w:rPr>
@@ -15468,14 +15468,14 @@
         </w:tc>
         <w:tc>
           <w:tcPr>
-            <w:shd w:fill="E8E8E8" w:color="auto" w:val="clear"/>
+            <w:shd w:val="clear" w:fill="E8E8E8" w:color="auto"/>
           </w:tcPr>
           <w:p>
             <w:pPr>
               <w:pStyle w:val="Compact"/>
               <w:jc w:val="left"/>
-              <w:ind w:left="0" w:firstLine="0" w:right="0"/>
-              <w:spacing w:before="40" w:lineRule="auto" w:line="240" w:after="40"/>
+              <w:ind w:left="0" w:right="0" w:firstLine="0"/>
+              <w:spacing w:before="40" w:after="40" w:lineRule="auto" w:line="240"/>
             </w:pPr>
             <w:r>
               <w:rPr>
@@ -15493,8 +15493,8 @@
             <w:pPr>
               <w:pStyle w:val="Compact"/>
               <w:jc w:val="left"/>
-              <w:ind w:left="0" w:firstLine="0" w:right="0"/>
-              <w:spacing w:before="40" w:lineRule="auto" w:line="240" w:after="40"/>
+              <w:ind w:left="0" w:right="0" w:firstLine="0"/>
+              <w:spacing w:before="40" w:after="40" w:lineRule="auto" w:line="240"/>
             </w:pPr>
             <w:r>
               <w:rPr>
@@ -15510,8 +15510,8 @@
             <w:pPr>
               <w:pStyle w:val="Compact"/>
               <w:jc w:val="left"/>
-              <w:ind w:left="0" w:firstLine="0" w:right="0"/>
-              <w:spacing w:before="40" w:lineRule="auto" w:line="240" w:after="40"/>
+              <w:ind w:left="0" w:right="0" w:firstLine="0"/>
+              <w:spacing w:before="40" w:after="40" w:lineRule="auto" w:line="240"/>
             </w:pPr>
             <w:r>
               <w:t xml:space="preserve">Specification missing required attribute</w:t>
@@ -15526,8 +15526,8 @@
             <w:pPr>
               <w:pStyle w:val="Compact"/>
               <w:jc w:val="left"/>
-              <w:ind w:left="0" w:firstLine="0" w:right="0"/>
-              <w:spacing w:before="40" w:lineRule="auto" w:line="240" w:after="40"/>
+              <w:ind w:left="0" w:right="0" w:firstLine="0"/>
+              <w:spacing w:before="40" w:after="40" w:lineRule="auto" w:line="240"/>
             </w:pPr>
             <w:r>
               <w:rPr>
@@ -15543,8 +15543,8 @@
             <w:pPr>
               <w:pStyle w:val="Compact"/>
               <w:jc w:val="left"/>
-              <w:ind w:left="0" w:firstLine="0" w:right="0"/>
-              <w:spacing w:before="40" w:lineRule="auto" w:line="240" w:after="40"/>
+              <w:ind w:left="0" w:right="0" w:firstLine="0"/>
+              <w:spacing w:before="40" w:after="40" w:lineRule="auto" w:line="240"/>
             </w:pPr>
             <w:r>
               <w:t xml:space="preserve">Invalid specification type reference</w:t>
@@ -15559,8 +15559,8 @@
             <w:pPr>
               <w:pStyle w:val="Compact"/>
               <w:jc w:val="left"/>
-              <w:ind w:left="0" w:firstLine="0" w:right="0"/>
-              <w:spacing w:before="40" w:lineRule="auto" w:line="240" w:after="40"/>
+              <w:ind w:left="0" w:right="0" w:firstLine="0"/>
+              <w:spacing w:before="40" w:after="40" w:lineRule="auto" w:line="240"/>
             </w:pPr>
             <w:r>
               <w:rPr>
@@ -15576,8 +15576,8 @@
             <w:pPr>
               <w:pStyle w:val="Compact"/>
               <w:jc w:val="left"/>
-              <w:ind w:left="0" w:firstLine="0" w:right="0"/>
-              <w:spacing w:before="40" w:lineRule="auto" w:line="240" w:after="40"/>
+              <w:ind w:left="0" w:right="0" w:firstLine="0"/>
+              <w:spacing w:before="40" w:after="40" w:lineRule="auto" w:line="240"/>
             </w:pPr>
             <w:r>
               <w:t xml:space="preserve">Spec object missing required attribute</w:t>
@@ -15592,8 +15592,8 @@
             <w:pPr>
               <w:pStyle w:val="Compact"/>
               <w:jc w:val="left"/>
-              <w:ind w:left="0" w:firstLine="0" w:right="0"/>
-              <w:spacing w:before="40" w:lineRule="auto" w:line="240" w:after="40"/>
+              <w:ind w:left="0" w:right="0" w:firstLine="0"/>
+              <w:spacing w:before="40" w:after="40" w:lineRule="auto" w:line="240"/>
             </w:pPr>
             <w:r>
               <w:rPr>
@@ -15609,8 +15609,8 @@
             <w:pPr>
               <w:pStyle w:val="Compact"/>
               <w:jc w:val="left"/>
-              <w:ind w:left="0" w:firstLine="0" w:right="0"/>
-              <w:spacing w:before="40" w:lineRule="auto" w:line="240" w:after="40"/>
+              <w:ind w:left="0" w:right="0" w:firstLine="0"/>
+              <w:spacing w:before="40" w:after="40" w:lineRule="auto" w:line="240"/>
             </w:pPr>
             <w:r>
               <w:t xml:space="preserve">Attribute cardinality exceeded</w:t>
@@ -15625,8 +15625,8 @@
             <w:pPr>
               <w:pStyle w:val="Compact"/>
               <w:jc w:val="left"/>
-              <w:ind w:left="0" w:firstLine="0" w:right="0"/>
-              <w:spacing w:before="40" w:lineRule="auto" w:line="240" w:after="40"/>
+              <w:ind w:left="0" w:right="0" w:firstLine="0"/>
+              <w:spacing w:before="40" w:after="40" w:lineRule="auto" w:line="240"/>
             </w:pPr>
             <w:r>
               <w:rPr>
@@ -15642,8 +15642,8 @@
             <w:pPr>
               <w:pStyle w:val="Compact"/>
               <w:jc w:val="left"/>
-              <w:ind w:left="0" w:firstLine="0" w:right="0"/>
-              <w:spacing w:before="40" w:lineRule="auto" w:line="240" w:after="40"/>
+              <w:ind w:left="0" w:right="0" w:firstLine="0"/>
+              <w:spacing w:before="40" w:after="40" w:lineRule="auto" w:line="240"/>
             </w:pPr>
             <w:r>
               <w:t xml:space="preserve">Attribute type cast failure</w:t>
@@ -15658,8 +15658,8 @@
             <w:pPr>
               <w:pStyle w:val="Compact"/>
               <w:jc w:val="left"/>
-              <w:ind w:left="0" w:firstLine="0" w:right="0"/>
-              <w:spacing w:before="40" w:lineRule="auto" w:line="240" w:after="40"/>
+              <w:ind w:left="0" w:right="0" w:firstLine="0"/>
+              <w:spacing w:before="40" w:after="40" w:lineRule="auto" w:line="240"/>
             </w:pPr>
             <w:r>
               <w:rPr>
@@ -15675,8 +15675,8 @@
             <w:pPr>
               <w:pStyle w:val="Compact"/>
               <w:jc w:val="left"/>
-              <w:ind w:left="0" w:firstLine="0" w:right="0"/>
-              <w:spacing w:before="40" w:lineRule="auto" w:line="240" w:after="40"/>
+              <w:ind w:left="0" w:right="0" w:firstLine="0"/>
+              <w:spacing w:before="40" w:after="40" w:lineRule="auto" w:line="240"/>
             </w:pPr>
             <w:r>
               <w:t xml:space="preserve">Invalid enum value</w:t>
@@ -15691,8 +15691,8 @@
             <w:pPr>
               <w:pStyle w:val="Compact"/>
               <w:jc w:val="left"/>
-              <w:ind w:left="0" w:firstLine="0" w:right="0"/>
-              <w:spacing w:before="40" w:lineRule="auto" w:line="240" w:after="40"/>
+              <w:ind w:left="0" w:right="0" w:firstLine="0"/>
+              <w:spacing w:before="40" w:after="40" w:lineRule="auto" w:line="240"/>
             </w:pPr>
             <w:r>
               <w:rPr>
@@ -15708,8 +15708,8 @@
             <w:pPr>
               <w:pStyle w:val="Compact"/>
               <w:jc w:val="left"/>
-              <w:ind w:left="0" w:firstLine="0" w:right="0"/>
-              <w:spacing w:before="40" w:lineRule="auto" w:line="240" w:after="40"/>
+              <w:ind w:left="0" w:right="0" w:firstLine="0"/>
+              <w:spacing w:before="40" w:after="40" w:lineRule="auto" w:line="240"/>
             </w:pPr>
             <w:r>
               <w:t xml:space="preserve">Invalid date format (expected YYYY-MM-DD)</w:t>
@@ -15724,8 +15724,8 @@
             <w:pPr>
               <w:pStyle w:val="Compact"/>
               <w:jc w:val="left"/>
-              <w:ind w:left="0" w:firstLine="0" w:right="0"/>
-              <w:spacing w:before="40" w:lineRule="auto" w:line="240" w:after="40"/>
+              <w:ind w:left="0" w:right="0" w:firstLine="0"/>
+              <w:spacing w:before="40" w:after="40" w:lineRule="auto" w:line="240"/>
             </w:pPr>
             <w:r>
               <w:rPr>
@@ -15741,8 +15741,8 @@
             <w:pPr>
               <w:pStyle w:val="Compact"/>
               <w:jc w:val="left"/>
-              <w:ind w:left="0" w:firstLine="0" w:right="0"/>
-              <w:spacing w:before="40" w:lineRule="auto" w:line="240" w:after="40"/>
+              <w:ind w:left="0" w:right="0" w:firstLine="0"/>
+              <w:spacing w:before="40" w:after="40" w:lineRule="auto" w:line="240"/>
             </w:pPr>
             <w:r>
               <w:t xml:space="preserve">Value outside declared bounds</w:t>
@@ -15757,8 +15757,8 @@
             <w:pPr>
               <w:pStyle w:val="Compact"/>
               <w:jc w:val="left"/>
-              <w:ind w:left="0" w:firstLine="0" w:right="0"/>
-              <w:spacing w:before="40" w:lineRule="auto" w:line="240" w:after="40"/>
+              <w:ind w:left="0" w:right="0" w:firstLine="0"/>
+              <w:spacing w:before="40" w:after="40" w:lineRule="auto" w:line="240"/>
             </w:pPr>
             <w:r>
               <w:rPr>
@@ -15774,8 +15774,8 @@
             <w:pPr>
               <w:pStyle w:val="Compact"/>
               <w:jc w:val="left"/>
-              <w:ind w:left="0" w:firstLine="0" w:right="0"/>
-              <w:spacing w:before="40" w:lineRule="auto" w:line="240" w:after="40"/>
+              <w:ind w:left="0" w:right="0" w:firstLine="0"/>
+              <w:spacing w:before="40" w:after="40" w:lineRule="auto" w:line="240"/>
             </w:pPr>
             <w:r>
               <w:t xml:space="preserve">Duplicate PID across spec objects</w:t>
@@ -15790,8 +15790,8 @@
             <w:pPr>
               <w:pStyle w:val="Compact"/>
               <w:jc w:val="left"/>
-              <w:ind w:left="0" w:firstLine="0" w:right="0"/>
-              <w:spacing w:before="40" w:lineRule="auto" w:line="240" w:after="40"/>
+              <w:ind w:left="0" w:right="0" w:firstLine="0"/>
+              <w:spacing w:before="40" w:after="40" w:lineRule="auto" w:line="240"/>
             </w:pPr>
             <w:r>
               <w:rPr>
@@ -15807,8 +15807,8 @@
             <w:pPr>
               <w:pStyle w:val="Compact"/>
               <w:jc w:val="left"/>
-              <w:ind w:left="0" w:firstLine="0" w:right="0"/>
-              <w:spacing w:before="40" w:lineRule="auto" w:line="240" w:after="40"/>
+              <w:ind w:left="0" w:right="0" w:firstLine="0"/>
+              <w:spacing w:before="40" w:after="40" w:lineRule="auto" w:line="240"/>
             </w:pPr>
             <w:r>
               <w:t xml:space="preserve">Float has no parent object (orphan)</w:t>
@@ -15823,8 +15823,8 @@
             <w:pPr>
               <w:pStyle w:val="Compact"/>
               <w:jc w:val="left"/>
-              <w:ind w:left="0" w:firstLine="0" w:right="0"/>
-              <w:spacing w:before="40" w:lineRule="auto" w:line="240" w:after="40"/>
+              <w:ind w:left="0" w:right="0" w:firstLine="0"/>
+              <w:spacing w:before="40" w:after="40" w:lineRule="auto" w:line="240"/>
             </w:pPr>
             <w:r>
               <w:rPr>
@@ -15840,8 +15840,8 @@
             <w:pPr>
               <w:pStyle w:val="Compact"/>
               <w:jc w:val="left"/>
-              <w:ind w:left="0" w:firstLine="0" w:right="0"/>
-              <w:spacing w:before="40" w:lineRule="auto" w:line="240" w:after="40"/>
+              <w:ind w:left="0" w:right="0" w:firstLine="0"/>
+              <w:spacing w:before="40" w:after="40" w:lineRule="auto" w:line="240"/>
             </w:pPr>
             <w:r>
               <w:t xml:space="preserve">Duplicate float label in specification</w:t>
@@ -15856,8 +15856,8 @@
             <w:pPr>
               <w:pStyle w:val="Compact"/>
               <w:jc w:val="left"/>
-              <w:ind w:left="0" w:firstLine="0" w:right="0"/>
-              <w:spacing w:before="40" w:lineRule="auto" w:line="240" w:after="40"/>
+              <w:ind w:left="0" w:right="0" w:firstLine="0"/>
+              <w:spacing w:before="40" w:after="40" w:lineRule="auto" w:line="240"/>
             </w:pPr>
             <w:r>
               <w:rPr>
@@ -15873,8 +15873,8 @@
             <w:pPr>
               <w:pStyle w:val="Compact"/>
               <w:jc w:val="left"/>
-              <w:ind w:left="0" w:firstLine="0" w:right="0"/>
-              <w:spacing w:before="40" w:lineRule="auto" w:line="240" w:after="40"/>
+              <w:ind w:left="0" w:right="0" w:firstLine="0"/>
+              <w:spacing w:before="40" w:after="40" w:lineRule="auto" w:line="240"/>
             </w:pPr>
             <w:r>
               <w:t xml:space="preserve">External render failure</w:t>
@@ -15889,8 +15889,8 @@
             <w:pPr>
               <w:pStyle w:val="Compact"/>
               <w:jc w:val="left"/>
-              <w:ind w:left="0" w:firstLine="0" w:right="0"/>
-              <w:spacing w:before="40" w:lineRule="auto" w:line="240" w:after="40"/>
+              <w:ind w:left="0" w:right="0" w:firstLine="0"/>
+              <w:spacing w:before="40" w:after="40" w:lineRule="auto" w:line="240"/>
             </w:pPr>
             <w:r>
               <w:rPr>
@@ -15906,8 +15906,8 @@
             <w:pPr>
               <w:pStyle w:val="Compact"/>
               <w:jc w:val="left"/>
-              <w:ind w:left="0" w:firstLine="0" w:right="0"/>
-              <w:spacing w:before="40" w:lineRule="auto" w:line="240" w:after="40"/>
+              <w:ind w:left="0" w:right="0" w:firstLine="0"/>
+              <w:spacing w:before="40" w:after="40" w:lineRule="auto" w:line="240"/>
             </w:pPr>
             <w:r>
               <w:t xml:space="preserve">Invalid float type reference</w:t>
@@ -15922,8 +15922,8 @@
             <w:pPr>
               <w:pStyle w:val="Compact"/>
               <w:jc w:val="left"/>
-              <w:ind w:left="0" w:firstLine="0" w:right="0"/>
-              <w:spacing w:before="40" w:lineRule="auto" w:line="240" w:after="40"/>
+              <w:ind w:left="0" w:right="0" w:firstLine="0"/>
+              <w:spacing w:before="40" w:after="40" w:lineRule="auto" w:line="240"/>
             </w:pPr>
             <w:r>
               <w:rPr>
@@ -15939,8 +15939,8 @@
             <w:pPr>
               <w:pStyle w:val="Compact"/>
               <w:jc w:val="left"/>
-              <w:ind w:left="0" w:firstLine="0" w:right="0"/>
-              <w:spacing w:before="40" w:lineRule="auto" w:line="240" w:after="40"/>
+              <w:ind w:left="0" w:right="0" w:firstLine="0"/>
+              <w:spacing w:before="40" w:after="40" w:lineRule="auto" w:line="240"/>
             </w:pPr>
             <w:r>
               <w:t xml:space="preserve">Unresolved link (PIDs are case-sensitive)</w:t>
@@ -15955,8 +15955,8 @@
             <w:pPr>
               <w:pStyle w:val="Compact"/>
               <w:jc w:val="left"/>
-              <w:ind w:left="0" w:firstLine="0" w:right="0"/>
-              <w:spacing w:before="40" w:lineRule="auto" w:line="240" w:after="40"/>
+              <w:ind w:left="0" w:right="0" w:firstLine="0"/>
+              <w:spacing w:before="40" w:after="40" w:lineRule="auto" w:line="240"/>
             </w:pPr>
             <w:r>
               <w:rPr>
@@ -15972,8 +15972,8 @@
             <w:pPr>
               <w:pStyle w:val="Compact"/>
               <w:jc w:val="left"/>
-              <w:ind w:left="0" w:firstLine="0" w:right="0"/>
-              <w:spacing w:before="40" w:lineRule="auto" w:line="240" w:after="40"/>
+              <w:ind w:left="0" w:right="0" w:firstLine="0"/>
+              <w:spacing w:before="40" w:after="40" w:lineRule="auto" w:line="240"/>
             </w:pPr>
             <w:r>
               <w:t xml:space="preserve">Dangling relation (target not found)</w:t>
@@ -15988,8 +15988,8 @@
             <w:pPr>
               <w:pStyle w:val="Compact"/>
               <w:jc w:val="left"/>
-              <w:ind w:left="0" w:firstLine="0" w:right="0"/>
-              <w:spacing w:before="40" w:lineRule="auto" w:line="240" w:after="40"/>
+              <w:ind w:left="0" w:right="0" w:firstLine="0"/>
+              <w:spacing w:before="40" w:after="40" w:lineRule="auto" w:line="240"/>
             </w:pPr>
             <w:r>
               <w:rPr>
@@ -16005,8 +16005,8 @@
             <w:pPr>
               <w:pStyle w:val="Compact"/>
               <w:jc w:val="left"/>
-              <w:ind w:left="0" w:firstLine="0" w:right="0"/>
-              <w:spacing w:before="40" w:lineRule="auto" w:line="240" w:after="40"/>
+              <w:ind w:left="0" w:right="0" w:firstLine="0"/>
+              <w:spacing w:before="40" w:after="40" w:lineRule="auto" w:line="240"/>
             </w:pPr>
             <w:r>
               <w:t xml:space="preserve">Ambiguous float reference</w:t>
@@ -16021,8 +16021,8 @@
             <w:pPr>
               <w:pStyle w:val="Compact"/>
               <w:jc w:val="left"/>
-              <w:ind w:left="0" w:firstLine="0" w:right="0"/>
-              <w:spacing w:before="40" w:lineRule="auto" w:line="240" w:after="40"/>
+              <w:ind w:left="0" w:right="0" w:firstLine="0"/>
+              <w:spacing w:before="40" w:after="40" w:lineRule="auto" w:line="240"/>
             </w:pPr>
             <w:r>
               <w:rPr>
@@ -16038,8 +16038,8 @@
             <w:pPr>
               <w:pStyle w:val="Compact"/>
               <w:jc w:val="left"/>
-              <w:ind w:left="0" w:firstLine="0" w:right="0"/>
-              <w:spacing w:before="40" w:lineRule="auto" w:line="240" w:after="40"/>
+              <w:ind w:left="0" w:right="0" w:firstLine="0"/>
+              <w:spacing w:before="40" w:after="40" w:lineRule="auto" w:line="240"/>
             </w:pPr>
             <w:r>
               <w:t xml:space="preserve">View materialization failure</w:t>
@@ -16104,12 +16104,12 @@
     </w:p>
     <w:p>
       <w:pPr>
-        <w:spacing w:after="0" w:lineRule="exact" w:before="0" w:line="20"/>
+        <w:spacing w:before="0" w:lineRule="exact" w:after="0" w:line="20"/>
         <w:rPr>
           <w:sz w:val="2"/>
         </w:rPr>
       </w:pPr>
-      <w:bookmarkStart w:id="14565" w:name="listing-src-suppress-example"/>
+      <w:bookmarkStart w:name="listing-src-suppress-example" w:id="14565"/>
       <w:bookmarkEnd w:id="14565"/>
     </w:p>
     <w:p>
@@ -16454,12 +16454,12 @@
     </w:p>
     <w:p>
       <w:pPr>
-        <w:spacing w:after="0" w:lineRule="exact" w:before="0" w:line="20"/>
+        <w:spacing w:before="0" w:lineRule="exact" w:after="0" w:line="20"/>
         <w:rPr>
           <w:sz w:val="2"/>
         </w:rPr>
       </w:pPr>
-      <w:bookmarkStart w:id="55656" w:name="listing-src-force-rebuild"/>
+      <w:bookmarkStart w:name="listing-src-force-rebuild" w:id="55656"/>
       <w:bookmarkEnd w:id="55656"/>
     </w:p>
     <w:p>
@@ -17485,12 +17485,12 @@
     </w:p>
     <w:p>
       <w:pPr>
-        <w:spacing w:after="0" w:lineRule="exact" w:before="0" w:line="20"/>
+        <w:spacing w:before="0" w:lineRule="exact" w:after="0" w:line="20"/>
         <w:rPr>
           <w:sz w:val="2"/>
         </w:rPr>
       </w:pPr>
-      <w:bookmarkStart w:id="2501" w:name="listing-src-clean-stale-build"/>
+      <w:bookmarkStart w:name="listing-src-clean-stale-build" w:id="2501"/>
       <w:bookmarkEnd w:id="2501"/>
     </w:p>
     <w:p>
@@ -17568,12 +17568,12 @@
     </w:p>
     <w:p>
       <w:pPr>
-        <w:spacing w:after="0" w:lineRule="exact" w:before="0" w:line="20"/>
+        <w:spacing w:before="0" w:lineRule="exact" w:after="0" w:line="20"/>
         <w:rPr>
           <w:sz w:val="2"/>
         </w:rPr>
       </w:pPr>
-      <w:bookmarkStart w:id="88848" w:name="listing-src-debug-log-level"/>
+      <w:bookmarkStart w:name="listing-src-debug-log-level" w:id="88848"/>
       <w:bookmarkEnd w:id="88848"/>
     </w:p>
     <w:p>
@@ -18684,12 +18684,12 @@
         <w:tblLook w:firstRow="0" w:lastRow="0" w:firstColumn="0" w:lastColumn="0" w:noHBand="0" w:noVBand="0" w:val="0000"/>
         <w:jc w:val="start"/>
         <w:tblBorders>
-          <w:top w:space="0" w:color="000000" w:sz="6" w:val="single"/>
-          <w:left w:space="0" w:color="000000" w:sz="6" w:val="single"/>
-          <w:bottom w:space="0" w:color="000000" w:sz="6" w:val="single"/>
-          <w:right w:space="0" w:color="000000" w:sz="6" w:val="single"/>
-          <w:insideH w:space="0" w:color="000000" w:sz="6" w:val="single"/>
-          <w:insideV w:space="0" w:color="000000" w:sz="6" w:val="single"/>
+          <w:top w:color="000000" w:val="single" w:sz="6" w:space="0"/>
+          <w:left w:color="000000" w:val="single" w:sz="6" w:space="0"/>
+          <w:bottom w:color="000000" w:val="single" w:sz="6" w:space="0"/>
+          <w:right w:color="000000" w:val="single" w:sz="6" w:space="0"/>
+          <w:insideH w:color="000000" w:val="single" w:sz="6" w:space="0"/>
+          <w:insideV w:color="000000" w:val="single" w:sz="6" w:space="0"/>
         </w:tblBorders>
         <w:tblCellMar>
           <w:top w:type="dxa" w:w="57"/>
@@ -18709,8 +18709,8 @@
             <w:pPr>
               <w:pStyle w:val="Compact"/>
               <w:jc w:val="left"/>
-              <w:ind w:left="0" w:firstLine="0" w:right="0"/>
-              <w:spacing w:before="40" w:lineRule="auto" w:line="240" w:after="40"/>
+              <w:ind w:left="0" w:right="0" w:firstLine="0"/>
+              <w:spacing w:before="40" w:after="40" w:lineRule="auto" w:line="240"/>
             </w:pPr>
             <w:r>
               <w:rPr>
@@ -18727,8 +18727,8 @@
             <w:pPr>
               <w:pStyle w:val="Compact"/>
               <w:jc w:val="left"/>
-              <w:ind w:left="0" w:firstLine="0" w:right="0"/>
-              <w:spacing w:before="40" w:lineRule="auto" w:line="240" w:after="40"/>
+              <w:ind w:left="0" w:right="0" w:firstLine="0"/>
+              <w:spacing w:before="40" w:after="40" w:lineRule="auto" w:line="240"/>
             </w:pPr>
             <w:r>
               <w:t xml:space="preserve">Pandoc Abstract Syntax Tree</w:t>
@@ -18743,8 +18743,8 @@
             <w:pPr>
               <w:pStyle w:val="Compact"/>
               <w:jc w:val="left"/>
-              <w:ind w:left="0" w:firstLine="0" w:right="0"/>
-              <w:spacing w:before="40" w:lineRule="auto" w:line="240" w:after="40"/>
+              <w:ind w:left="0" w:right="0" w:firstLine="0"/>
+              <w:spacing w:before="40" w:after="40" w:lineRule="auto" w:line="240"/>
             </w:pPr>
             <w:r>
               <w:rPr>
@@ -18761,8 +18761,8 @@
             <w:pPr>
               <w:pStyle w:val="Compact"/>
               <w:jc w:val="left"/>
-              <w:ind w:left="0" w:firstLine="0" w:right="0"/>
-              <w:spacing w:before="40" w:lineRule="auto" w:line="240" w:after="40"/>
+              <w:ind w:left="0" w:right="0" w:firstLine="0"/>
+              <w:spacing w:before="40" w:after="40" w:lineRule="auto" w:line="240"/>
             </w:pPr>
             <w:r>
               <w:t xml:space="preserve">Command-Line Interface</w:t>
@@ -18777,8 +18777,8 @@
             <w:pPr>
               <w:pStyle w:val="Compact"/>
               <w:jc w:val="left"/>
-              <w:ind w:left="0" w:firstLine="0" w:right="0"/>
-              <w:spacing w:before="40" w:lineRule="auto" w:line="240" w:after="40"/>
+              <w:ind w:left="0" w:right="0" w:firstLine="0"/>
+              <w:spacing w:before="40" w:after="40" w:lineRule="auto" w:line="240"/>
             </w:pPr>
             <w:r>
               <w:rPr>
@@ -18795,8 +18795,8 @@
             <w:pPr>
               <w:pStyle w:val="Compact"/>
               <w:jc w:val="left"/>
-              <w:ind w:left="0" w:firstLine="0" w:right="0"/>
-              <w:spacing w:before="40" w:lineRule="auto" w:line="240" w:after="40"/>
+              <w:ind w:left="0" w:right="0" w:firstLine="0"/>
+              <w:spacing w:before="40" w:after="40" w:lineRule="auto" w:line="240"/>
             </w:pPr>
             <w:r>
               <w:t xml:space="preserve">Comma-Separated Values</w:t>
@@ -18811,8 +18811,8 @@
             <w:pPr>
               <w:pStyle w:val="Compact"/>
               <w:jc w:val="left"/>
-              <w:ind w:left="0" w:firstLine="0" w:right="0"/>
-              <w:spacing w:before="40" w:lineRule="auto" w:line="240" w:after="40"/>
+              <w:ind w:left="0" w:right="0" w:firstLine="0"/>
+              <w:spacing w:before="40" w:after="40" w:lineRule="auto" w:line="240"/>
             </w:pPr>
             <w:r>
               <w:rPr>
@@ -18829,8 +18829,8 @@
             <w:pPr>
               <w:pStyle w:val="Compact"/>
               <w:jc w:val="left"/>
-              <w:ind w:left="0" w:firstLine="0" w:right="0"/>
-              <w:spacing w:before="40" w:lineRule="auto" w:line="240" w:after="40"/>
+              <w:ind w:left="0" w:right="0" w:firstLine="0"/>
+              <w:spacing w:before="40" w:after="40" w:lineRule="auto" w:line="240"/>
             </w:pPr>
             <w:r>
               <w:t xml:space="preserve">Entity-Attribute-Value</w:t>
@@ -18845,8 +18845,8 @@
             <w:pPr>
               <w:pStyle w:val="Compact"/>
               <w:jc w:val="left"/>
-              <w:ind w:left="0" w:firstLine="0" w:right="0"/>
-              <w:spacing w:before="40" w:lineRule="auto" w:line="240" w:after="40"/>
+              <w:ind w:left="0" w:right="0" w:firstLine="0"/>
+              <w:spacing w:before="40" w:after="40" w:lineRule="auto" w:line="240"/>
             </w:pPr>
             <w:r>
               <w:rPr>
@@ -18863,8 +18863,8 @@
             <w:pPr>
               <w:pStyle w:val="Compact"/>
               <w:jc w:val="left"/>
-              <w:ind w:left="0" w:firstLine="0" w:right="0"/>
-              <w:spacing w:before="40" w:lineRule="auto" w:line="240" w:after="40"/>
+              <w:ind w:left="0" w:right="0" w:firstLine="0"/>
+              <w:spacing w:before="40" w:after="40" w:lineRule="auto" w:line="240"/>
             </w:pPr>
             <w:r>
               <w:t xml:space="preserve">GitHub-Flavored Markdown</w:t>
@@ -18879,8 +18879,8 @@
             <w:pPr>
               <w:pStyle w:val="Compact"/>
               <w:jc w:val="left"/>
-              <w:ind w:left="0" w:firstLine="0" w:right="0"/>
-              <w:spacing w:before="40" w:lineRule="auto" w:line="240" w:after="40"/>
+              <w:ind w:left="0" w:right="0" w:firstLine="0"/>
+              <w:spacing w:before="40" w:after="40" w:lineRule="auto" w:line="240"/>
             </w:pPr>
             <w:r>
               <w:rPr>
@@ -18897,8 +18897,8 @@
             <w:pPr>
               <w:pStyle w:val="Compact"/>
               <w:jc w:val="left"/>
-              <w:ind w:left="0" w:firstLine="0" w:right="0"/>
-              <w:spacing w:before="40" w:lineRule="auto" w:line="240" w:after="40"/>
+              <w:ind w:left="0" w:right="0" w:firstLine="0"/>
+              <w:spacing w:before="40" w:after="40" w:lineRule="auto" w:line="240"/>
             </w:pPr>
             <w:r>
               <w:t xml:space="preserve">Newline-Delimited JSON</w:t>
@@ -18913,8 +18913,8 @@
             <w:pPr>
               <w:pStyle w:val="Compact"/>
               <w:jc w:val="left"/>
-              <w:ind w:left="0" w:firstLine="0" w:right="0"/>
-              <w:spacing w:before="40" w:lineRule="auto" w:line="240" w:after="40"/>
+              <w:ind w:left="0" w:right="0" w:firstLine="0"/>
+              <w:spacing w:before="40" w:after="40" w:lineRule="auto" w:line="240"/>
             </w:pPr>
             <w:r>
               <w:rPr>
@@ -18931,8 +18931,8 @@
             <w:pPr>
               <w:pStyle w:val="Compact"/>
               <w:jc w:val="left"/>
-              <w:ind w:left="0" w:firstLine="0" w:right="0"/>
-              <w:spacing w:before="40" w:lineRule="auto" w:line="240" w:after="40"/>
+              <w:ind w:left="0" w:right="0" w:firstLine="0"/>
+              <w:spacing w:before="40" w:after="40" w:lineRule="auto" w:line="240"/>
             </w:pPr>
             <w:r>
               <w:t xml:space="preserve">Project Identifier</w:t>
@@ -18947,8 +18947,8 @@
             <w:pPr>
               <w:pStyle w:val="Compact"/>
               <w:jc w:val="left"/>
-              <w:ind w:left="0" w:firstLine="0" w:right="0"/>
-              <w:spacing w:before="40" w:lineRule="auto" w:line="240" w:after="40"/>
+              <w:ind w:left="0" w:right="0" w:firstLine="0"/>
+              <w:spacing w:before="40" w:after="40" w:lineRule="auto" w:line="240"/>
             </w:pPr>
             <w:r>
               <w:rPr>
@@ -18965,8 +18965,8 @@
             <w:pPr>
               <w:pStyle w:val="Compact"/>
               <w:jc w:val="left"/>
-              <w:ind w:left="0" w:firstLine="0" w:right="0"/>
-              <w:spacing w:before="40" w:lineRule="auto" w:line="240" w:after="40"/>
+              <w:ind w:left="0" w:right="0" w:firstLine="0"/>
+              <w:spacing w:before="40" w:after="40" w:lineRule="auto" w:line="240"/>
             </w:pPr>
             <w:r>
               <w:t xml:space="preserve">Specification Intermediate Representation</w:t>
@@ -18981,8 +18981,8 @@
             <w:pPr>
               <w:pStyle w:val="Compact"/>
               <w:jc w:val="left"/>
-              <w:ind w:left="0" w:firstLine="0" w:right="0"/>
-              <w:spacing w:before="40" w:lineRule="auto" w:line="240" w:after="40"/>
+              <w:ind w:left="0" w:right="0" w:firstLine="0"/>
+              <w:spacing w:before="40" w:after="40" w:lineRule="auto" w:line="240"/>
             </w:pPr>
             <w:r>
               <w:rPr>
@@ -18999,8 +18999,8 @@
             <w:pPr>
               <w:pStyle w:val="Compact"/>
               <w:jc w:val="left"/>
-              <w:ind w:left="0" w:firstLine="0" w:right="0"/>
-              <w:spacing w:before="40" w:lineRule="auto" w:line="240" w:after="40"/>
+              <w:ind w:left="0" w:right="0" w:firstLine="0"/>
+              <w:spacing w:before="40" w:after="40" w:lineRule="auto" w:line="240"/>
             </w:pPr>
             <w:r>
               <w:t xml:space="preserve">Structured Query Language</w:t>
@@ -19015,8 +19015,8 @@
             <w:pPr>
               <w:pStyle w:val="Compact"/>
               <w:jc w:val="left"/>
-              <w:ind w:left="0" w:firstLine="0" w:right="0"/>
-              <w:spacing w:before="40" w:lineRule="auto" w:line="240" w:after="40"/>
+              <w:ind w:left="0" w:right="0" w:firstLine="0"/>
+              <w:spacing w:before="40" w:after="40" w:lineRule="auto" w:line="240"/>
             </w:pPr>
             <w:r>
               <w:rPr>
@@ -19033,8 +19033,8 @@
             <w:pPr>
               <w:pStyle w:val="Compact"/>
               <w:jc w:val="left"/>
-              <w:ind w:left="0" w:firstLine="0" w:right="0"/>
-              <w:spacing w:before="40" w:lineRule="auto" w:line="240" w:after="40"/>
+              <w:ind w:left="0" w:right="0" w:firstLine="0"/>
+              <w:spacing w:before="40" w:after="40" w:lineRule="auto" w:line="240"/>
             </w:pPr>
             <w:r>
               <w:t xml:space="preserve">SQLite Database</w:t>
@@ -19045,9 +19045,9 @@
     </w:tbl>
     <w:bookmarkEnd w:id="112"/>
     <w:sectPr>
-      <w:footerReference r:id="rId9200" w:type="default"/>
-      <w:headerReference r:id="rId9101" w:type="default"/>
-      <w:headerReference r:id="rId9100" w:type="first"/>
+      <w:footerReference w:type="default" r:id="rId9200"/>
+      <w:headerReference w:type="default" r:id="rId9101"/>
+      <w:headerReference w:type="first" r:id="rId9100"/>
       <w:titlePg/>
     </w:sectPr>
   </w:body>
@@ -19064,12 +19064,12 @@
     <w:tblPr>
       <w:tblW w:type="pct" w:w="5000"/>
       <w:tblBorders>
-        <w:top w:space="1" w:color="CCCCCC" w:sz="4" w:val="single"/>
-        <w:bottom w:space="0" w:color="auto" w:sz="0" w:val="none"/>
-        <w:left w:space="0" w:color="auto" w:sz="0" w:val="none"/>
-        <w:right w:space="0" w:color="auto" w:sz="0" w:val="none"/>
-        <w:insideH w:space="0" w:color="auto" w:sz="0" w:val="none"/>
-        <w:insideV w:space="0" w:color="auto" w:sz="0" w:val="none"/>
+        <w:top w:color="CCCCCC" w:val="single" w:sz="4" w:space="1"/>
+        <w:bottom w:color="auto" w:val="none" w:sz="0" w:space="0"/>
+        <w:left w:color="auto" w:val="none" w:sz="0" w:space="0"/>
+        <w:right w:color="auto" w:val="none" w:sz="0" w:space="0"/>
+        <w:insideH w:color="auto" w:val="none" w:sz="0" w:space="0"/>
+        <w:insideV w:color="auto" w:val="none" w:sz="0" w:space="0"/>
       </w:tblBorders>
       <w:tblLayout w:type="fixed"/>
     </w:tblPr>
@@ -20365,18 +20365,18 @@
     <w:basedOn w:val="VerbatimChar"/>
     <w:rPr/>
   </w:style>
-  <w:style w:type="paragraph" w:styleId="SpecObjectHeader" w:customStyle="1">
+  <w:style w:type="paragraph" w:customStyle="1" w:styleId="SpecObjectHeader">
     <w:name w:val="Spec Object Header"/>
     <w:basedOn w:val="Normal"/>
     <w:next w:val="FirstParagraph"/>
     <w:qFormat/>
     <w:pPr>
       <w:keepNext/>
-      <w:spacing w:before="280" w:lineRule="auto" w:line="276" w:after="120"/>
+      <w:spacing w:before="280" w:after="120" w:lineRule="auto" w:line="276"/>
       <w:outlineLvl w:val="0"/>
     </w:pPr>
     <w:rPr>
-      <w:rFonts w:cs="Calibri Light" w:hAnsi="Calibri Light" w:ascii="Calibri Light"/>
+      <w:rFonts w:ascii="Calibri Light" w:hAnsi="Calibri Light" w:cs="Calibri Light"/>
       <w:b/>
       <w:bCs/>
       <w:color w:val="0F4C64"/>

--- a/manual/downloads/manual.docx
+++ b/manual/downloads/manual.docx
@@ -102,7 +102,7 @@
         <w:br w:type="page"/>
       </w:r>
     </w:p>
-    <w:bookmarkStart w:id="28" w:name="MANUAL-sec2"/>
+    <w:bookmarkStart w:id="27" w:name="MANUAL-sec2"/>
     <w:p>
       <w:pPr>
         <w:pStyle w:val="Heading1"/>
@@ -218,7 +218,7 @@
         <w:t xml:space="preserve">Validation</w:t>
       </w:r>
       <w:r>
-        <w:t xml:space="preserve">: Automatically verify data integrity through verification views backed by Structured Query Language (SQL) queries against the Specification Intermediate Representation (SpecIR).</w:t>
+        <w:t xml:space="preserve">: Check data integrity with Structured Query Language (SQL) analyze queries against the Specification Intermediate Representation (SpecIR).</w:t>
       </w:r>
     </w:p>
     <w:p>
@@ -457,7 +457,7 @@
       </w:r>
     </w:p>
     <w:bookmarkEnd w:id="22"/>
-    <w:bookmarkStart w:id="27" w:name="MANUAL-sec2.3"/>
+    <w:bookmarkStart w:id="26" w:name="MANUAL-sec2.3"/>
     <w:p>
       <w:pPr>
         <w:pStyle w:val="Heading2"/>
@@ -577,24 +577,7 @@
         <w:t xml:space="preserve"> </w:t>
       </w:r>
       <w:r>
-        <w:t xml:space="preserve">– Execute SQL policy views against SpecIR, apply configured severities, and report violations; see</w:t>
-      </w:r>
-      <w:r>
-        <w:t xml:space="preserve"> </w:t>
-      </w:r>
-      <w:hyperlink r:id="rId23">
-        <w:r>
-          <w:rPr>
-            <w:rStyle w:val="Hyperlink"/>
-          </w:rPr>
-          <w:t xml:space="preserve">creating-a-model: 11 Verification views</w:t>
-        </w:r>
-      </w:hyperlink>
-      <w:r>
-        <w:t xml:space="preserve"> </w:t>
-      </w:r>
-      <w:r>
-        <w:t xml:space="preserve">in the model guide.</w:t>
+        <w:t xml:space="preserve">– Execute SQL policy views against SpecIR, apply configured severities, and report violations.</w:t>
       </w:r>
     </w:p>
     <w:p>
@@ -621,12 +604,12 @@
     </w:p>
     <w:p>
       <w:pPr>
-        <w:spacing w:before="0" w:lineRule="exact" w:after="0" w:line="20"/>
+        <w:spacing w:lineRule="exact" w:line="20" w:before="0" w:after="0"/>
         <w:rPr>
           <w:sz w:val="2"/>
         </w:rPr>
       </w:pPr>
-      <w:bookmarkStart w:name="puml-diag-pipeline" w:id="78556"/>
+      <w:bookmarkStart w:id="78556" w:name="puml-diag-pipeline"/>
       <w:bookmarkEnd w:id="78556"/>
     </w:p>
     <w:p>
@@ -666,18 +649,18 @@
           <wp:inline>
             <wp:extent cx="5334000" cy="922305"/>
             <wp:effectExtent b="0" l="0" r="0" t="0"/>
-            <wp:docPr descr="" title="" id="25" name="Picture"/>
+            <wp:docPr descr="" title="" id="24" name="Picture"/>
             <a:graphic>
               <a:graphicData uri="http://schemas.openxmlformats.org/drawingml/2006/picture">
                 <pic:pic>
                   <pic:nvPicPr>
-                    <pic:cNvPr descr="diagrams/a0d9726df279b06c7e8114cdbef458fbf1fdc5a3.png" id="26" name="Picture"/>
+                    <pic:cNvPr descr="diagrams/a0d9726df279b06c7e8114cdbef458fbf1fdc5a3.png" id="25" name="Picture"/>
                     <pic:cNvPicPr>
                       <a:picLocks noChangeArrowheads="1" noChangeAspect="1"/>
                     </pic:cNvPicPr>
                   </pic:nvPicPr>
                   <pic:blipFill>
-                    <a:blip r:embed="rId24"/>
+                    <a:blip r:embed="rId23"/>
                     <a:stretch>
                       <a:fillRect/>
                     </a:stretch>
@@ -1350,9 +1333,9 @@
         <w:t xml:space="preserve">; the counts reflect the default model. Custom models may add hooks in any phase.</w:t>
       </w:r>
     </w:p>
+    <w:bookmarkEnd w:id="26"/>
     <w:bookmarkEnd w:id="27"/>
-    <w:bookmarkEnd w:id="28"/>
-    <w:bookmarkStart w:id="34" w:name="MANUAL-sec3"/>
+    <w:bookmarkStart w:id="33" w:name="MANUAL-sec3"/>
     <w:p>
       <w:pPr>
         <w:pStyle w:val="Heading1"/>
@@ -1365,7 +1348,7 @@
         <w:t xml:space="preserve">Installation</w:t>
       </w:r>
     </w:p>
-    <w:bookmarkStart w:id="29" w:name="MANUAL-sec3.1"/>
+    <w:bookmarkStart w:id="28" w:name="MANUAL-sec3.1"/>
     <w:p>
       <w:pPr>
         <w:pStyle w:val="Heading2"/>
@@ -1388,12 +1371,12 @@
     </w:p>
     <w:p>
       <w:pPr>
-        <w:spacing w:before="0" w:lineRule="exact" w:after="0" w:line="20"/>
+        <w:spacing w:lineRule="exact" w:line="20" w:before="0" w:after="0"/>
         <w:rPr>
           <w:sz w:val="2"/>
         </w:rPr>
       </w:pPr>
-      <w:bookmarkStart w:name="csv-tbl-prerequisites" w:id="54024"/>
+      <w:bookmarkStart w:id="54024" w:name="csv-tbl-prerequisites"/>
       <w:bookmarkEnd w:id="54024"/>
     </w:p>
     <w:p>
@@ -1430,12 +1413,12 @@
         <w:tblLook w:firstRow="1" w:lastRow="0" w:firstColumn="0" w:lastColumn="0" w:noHBand="0" w:noVBand="0" w:val="0020"/>
         <w:jc w:val="start"/>
         <w:tblBorders>
-          <w:top w:color="000000" w:val="single" w:sz="6" w:space="0"/>
-          <w:left w:color="000000" w:val="single" w:sz="6" w:space="0"/>
-          <w:bottom w:color="000000" w:val="single" w:sz="6" w:space="0"/>
-          <w:right w:color="000000" w:val="single" w:sz="6" w:space="0"/>
-          <w:insideH w:color="000000" w:val="single" w:sz="6" w:space="0"/>
-          <w:insideV w:color="000000" w:val="single" w:sz="6" w:space="0"/>
+          <w:top w:color="000000" w:sz="6" w:val="single" w:space="0"/>
+          <w:left w:color="000000" w:sz="6" w:val="single" w:space="0"/>
+          <w:bottom w:color="000000" w:sz="6" w:val="single" w:space="0"/>
+          <w:right w:color="000000" w:sz="6" w:val="single" w:space="0"/>
+          <w:insideH w:color="000000" w:sz="6" w:val="single" w:space="0"/>
+          <w:insideV w:color="000000" w:sz="6" w:val="single" w:space="0"/>
         </w:tblBorders>
         <w:tblCellMar>
           <w:top w:type="dxa" w:w="57"/>
@@ -1455,14 +1438,14 @@
         </w:trPr>
         <w:tc>
           <w:tcPr>
-            <w:shd w:val="clear" w:fill="E8E8E8" w:color="auto"/>
+            <w:shd w:color="auto" w:val="clear" w:fill="E8E8E8"/>
           </w:tcPr>
           <w:p>
             <w:pPr>
               <w:pStyle w:val="Compact"/>
               <w:jc w:val="left"/>
-              <w:ind w:left="0" w:right="0" w:firstLine="0"/>
-              <w:spacing w:before="40" w:after="40" w:lineRule="auto" w:line="240"/>
+              <w:ind w:left="0" w:firstLine="0" w:right="0"/>
+              <w:spacing w:lineRule="auto" w:after="40" w:line="240" w:before="40"/>
             </w:pPr>
             <w:r>
               <w:rPr>
@@ -1474,14 +1457,14 @@
         </w:tc>
         <w:tc>
           <w:tcPr>
-            <w:shd w:val="clear" w:fill="E8E8E8" w:color="auto"/>
+            <w:shd w:color="auto" w:val="clear" w:fill="E8E8E8"/>
           </w:tcPr>
           <w:p>
             <w:pPr>
               <w:pStyle w:val="Compact"/>
               <w:jc w:val="left"/>
-              <w:ind w:left="0" w:right="0" w:firstLine="0"/>
-              <w:spacing w:before="40" w:after="40" w:lineRule="auto" w:line="240"/>
+              <w:ind w:left="0" w:firstLine="0" w:right="0"/>
+              <w:spacing w:lineRule="auto" w:after="40" w:line="240" w:before="40"/>
             </w:pPr>
             <w:r>
               <w:rPr>
@@ -1493,14 +1476,14 @@
         </w:tc>
         <w:tc>
           <w:tcPr>
-            <w:shd w:val="clear" w:fill="E8E8E8" w:color="auto"/>
+            <w:shd w:color="auto" w:val="clear" w:fill="E8E8E8"/>
           </w:tcPr>
           <w:p>
             <w:pPr>
               <w:pStyle w:val="Compact"/>
               <w:jc w:val="left"/>
-              <w:ind w:left="0" w:right="0" w:firstLine="0"/>
-              <w:spacing w:before="40" w:after="40" w:lineRule="auto" w:line="240"/>
+              <w:ind w:left="0" w:firstLine="0" w:right="0"/>
+              <w:spacing w:lineRule="auto" w:after="40" w:line="240" w:before="40"/>
             </w:pPr>
             <w:r>
               <w:rPr>
@@ -1518,8 +1501,8 @@
             <w:pPr>
               <w:pStyle w:val="Compact"/>
               <w:jc w:val="left"/>
-              <w:ind w:left="0" w:right="0" w:firstLine="0"/>
-              <w:spacing w:before="40" w:after="40" w:lineRule="auto" w:line="240"/>
+              <w:ind w:left="0" w:firstLine="0" w:right="0"/>
+              <w:spacing w:lineRule="auto" w:after="40" w:line="240" w:before="40"/>
             </w:pPr>
             <w:r>
               <w:t xml:space="preserve">Container engine</w:t>
@@ -1532,8 +1515,8 @@
             <w:pPr>
               <w:pStyle w:val="Compact"/>
               <w:jc w:val="left"/>
-              <w:ind w:left="0" w:right="0" w:firstLine="0"/>
-              <w:spacing w:before="40" w:after="40" w:lineRule="auto" w:line="240"/>
+              <w:ind w:left="0" w:firstLine="0" w:right="0"/>
+              <w:spacing w:lineRule="auto" w:after="40" w:line="240" w:before="40"/>
             </w:pPr>
             <w:r>
               <w:t xml:space="preserve">Docker 20.10+ or Podman 4+</w:t>
@@ -1546,8 +1529,8 @@
             <w:pPr>
               <w:pStyle w:val="Compact"/>
               <w:jc w:val="left"/>
-              <w:ind w:left="0" w:right="0" w:firstLine="0"/>
-              <w:spacing w:before="40" w:after="40" w:lineRule="auto" w:line="240"/>
+              <w:ind w:left="0" w:firstLine="0" w:right="0"/>
+              <w:spacing w:lineRule="auto" w:after="40" w:line="240" w:before="40"/>
             </w:pPr>
             <w:r>
               <w:t xml:space="preserve">Docker Desktop, Docker Engine, or Podman (daemon/VM must be running)</w:t>
@@ -1562,8 +1545,8 @@
             <w:pPr>
               <w:pStyle w:val="Compact"/>
               <w:jc w:val="left"/>
-              <w:ind w:left="0" w:right="0" w:firstLine="0"/>
-              <w:spacing w:before="40" w:after="40" w:lineRule="auto" w:line="240"/>
+              <w:ind w:left="0" w:firstLine="0" w:right="0"/>
+              <w:spacing w:lineRule="auto" w:after="40" w:line="240" w:before="40"/>
             </w:pPr>
             <w:r>
               <w:t xml:space="preserve">Disk space</w:t>
@@ -1576,8 +1559,8 @@
             <w:pPr>
               <w:pStyle w:val="Compact"/>
               <w:jc w:val="left"/>
-              <w:ind w:left="0" w:right="0" w:firstLine="0"/>
-              <w:spacing w:before="40" w:after="40" w:lineRule="auto" w:line="240"/>
+              <w:ind w:left="0" w:firstLine="0" w:right="0"/>
+              <w:spacing w:lineRule="auto" w:after="40" w:line="240" w:before="40"/>
             </w:pPr>
             <w:r>
               <w:t xml:space="preserve">2 GB</w:t>
@@ -1590,8 +1573,8 @@
             <w:pPr>
               <w:pStyle w:val="Compact"/>
               <w:jc w:val="left"/>
-              <w:ind w:left="0" w:right="0" w:firstLine="0"/>
-              <w:spacing w:before="40" w:after="40" w:lineRule="auto" w:line="240"/>
+              <w:ind w:left="0" w:firstLine="0" w:right="0"/>
+              <w:spacing w:lineRule="auto" w:after="40" w:line="240" w:before="40"/>
             </w:pPr>
             <w:r>
               <w:t xml:space="preserve">For the container image and build artifacts</w:t>
@@ -1606,8 +1589,8 @@
             <w:pPr>
               <w:pStyle w:val="Compact"/>
               <w:jc w:val="left"/>
-              <w:ind w:left="0" w:right="0" w:firstLine="0"/>
-              <w:spacing w:before="40" w:after="40" w:lineRule="auto" w:line="240"/>
+              <w:ind w:left="0" w:firstLine="0" w:right="0"/>
+              <w:spacing w:lineRule="auto" w:after="40" w:line="240" w:before="40"/>
             </w:pPr>
             <w:r>
               <w:t xml:space="preserve">Host OS</w:t>
@@ -1620,8 +1603,8 @@
             <w:pPr>
               <w:pStyle w:val="Compact"/>
               <w:jc w:val="left"/>
-              <w:ind w:left="0" w:right="0" w:firstLine="0"/>
-              <w:spacing w:before="40" w:after="40" w:lineRule="auto" w:line="240"/>
+              <w:ind w:left="0" w:firstLine="0" w:right="0"/>
+              <w:spacing w:lineRule="auto" w:after="40" w:line="240" w:before="40"/>
             </w:pPr>
             <w:r>
               <w:t xml:space="preserve">Linux, macOS, or Windows</w:t>
@@ -1634,8 +1617,8 @@
             <w:pPr>
               <w:pStyle w:val="Compact"/>
               <w:jc w:val="left"/>
-              <w:ind w:left="0" w:right="0" w:firstLine="0"/>
-              <w:spacing w:before="40" w:after="40" w:lineRule="auto" w:line="240"/>
+              <w:ind w:left="0" w:firstLine="0" w:right="0"/>
+              <w:spacing w:lineRule="auto" w:after="40" w:line="240" w:before="40"/>
             </w:pPr>
             <w:r>
               <w:t xml:space="preserve">The container runs Ubuntu 24.04</w:t>
@@ -1664,8 +1647,8 @@
         <w:t xml:space="preserve">.</w:t>
       </w:r>
     </w:p>
-    <w:bookmarkEnd w:id="29"/>
-    <w:bookmarkStart w:id="30" w:name="MANUAL-sec3.2"/>
+    <w:bookmarkEnd w:id="28"/>
+    <w:bookmarkStart w:id="29" w:name="MANUAL-sec3.2"/>
     <w:p>
       <w:pPr>
         <w:pStyle w:val="Heading2"/>
@@ -1688,12 +1671,12 @@
     </w:p>
     <w:p>
       <w:pPr>
-        <w:spacing w:before="0" w:lineRule="exact" w:after="0" w:line="20"/>
+        <w:spacing w:lineRule="exact" w:line="20" w:before="0" w:after="0"/>
         <w:rPr>
           <w:sz w:val="2"/>
         </w:rPr>
       </w:pPr>
-      <w:bookmarkStart w:name="listing-src-install-oneliner" w:id="85565"/>
+      <w:bookmarkStart w:id="85565" w:name="listing-src-install-oneliner"/>
       <w:bookmarkEnd w:id="85565"/>
     </w:p>
     <w:p>
@@ -1780,12 +1763,12 @@
     </w:p>
     <w:p>
       <w:pPr>
-        <w:spacing w:before="0" w:lineRule="exact" w:after="0" w:line="20"/>
+        <w:spacing w:lineRule="exact" w:line="20" w:before="0" w:after="0"/>
         <w:rPr>
           <w:sz w:val="2"/>
         </w:rPr>
       </w:pPr>
-      <w:bookmarkStart w:name="listing-src-install-windows" w:id="40064"/>
+      <w:bookmarkStart w:id="40064" w:name="listing-src-install-windows"/>
       <w:bookmarkEnd w:id="40064"/>
     </w:p>
     <w:p>
@@ -1939,8 +1922,8 @@
         <w:t xml:space="preserve">and adds it to the user PATH. If a local image exists it is used automatically; otherwise, the GHCR image is pulled on first use.</w:t>
       </w:r>
     </w:p>
-    <w:bookmarkEnd w:id="30"/>
-    <w:bookmarkStart w:id="31" w:name="MANUAL-sec3.3"/>
+    <w:bookmarkEnd w:id="29"/>
+    <w:bookmarkStart w:id="30" w:name="MANUAL-sec3.3"/>
     <w:p>
       <w:pPr>
         <w:pStyle w:val="Heading2"/>
@@ -2002,12 +1985,12 @@
     </w:p>
     <w:p>
       <w:pPr>
-        <w:spacing w:before="0" w:lineRule="exact" w:after="0" w:line="20"/>
+        <w:spacing w:lineRule="exact" w:line="20" w:before="0" w:after="0"/>
         <w:rPr>
           <w:sz w:val="2"/>
         </w:rPr>
       </w:pPr>
-      <w:bookmarkStart w:name="listing-src-build-image" w:id="25099"/>
+      <w:bookmarkStart w:id="25099" w:name="listing-src-build-image"/>
       <w:bookmarkEnd w:id="25099"/>
     </w:p>
     <w:p>
@@ -2081,8 +2064,8 @@
         <w:t xml:space="preserve"> scripts/install.sh</w:t>
       </w:r>
     </w:p>
-    <w:bookmarkEnd w:id="31"/>
-    <w:bookmarkStart w:id="32" w:name="MANUAL-sec3.4"/>
+    <w:bookmarkEnd w:id="30"/>
+    <w:bookmarkStart w:id="31" w:name="MANUAL-sec3.4"/>
     <w:p>
       <w:pPr>
         <w:pStyle w:val="Heading2"/>
@@ -2105,12 +2088,12 @@
     </w:p>
     <w:p>
       <w:pPr>
-        <w:spacing w:before="0" w:lineRule="exact" w:after="0" w:line="20"/>
+        <w:spacing w:lineRule="exact" w:line="20" w:before="0" w:after="0"/>
         <w:rPr>
           <w:sz w:val="2"/>
         </w:rPr>
       </w:pPr>
-      <w:bookmarkStart w:name="listing-src-verify-image" w:id="32282"/>
+      <w:bookmarkStart w:id="32282" w:name="listing-src-verify-image"/>
       <w:bookmarkEnd w:id="32282"/>
     </w:p>
     <w:p>
@@ -2182,12 +2165,12 @@
     </w:p>
     <w:p>
       <w:pPr>
-        <w:spacing w:before="0" w:lineRule="exact" w:after="0" w:line="20"/>
+        <w:spacing w:lineRule="exact" w:line="20" w:before="0" w:after="0"/>
         <w:rPr>
           <w:sz w:val="2"/>
         </w:rPr>
       </w:pPr>
-      <w:bookmarkStart w:name="listing-src-run-wrapper" w:id="13056"/>
+      <w:bookmarkStart w:id="13056" w:name="listing-src-run-wrapper"/>
       <w:bookmarkEnd w:id="13056"/>
     </w:p>
     <w:p>
@@ -2234,8 +2217,8 @@
         <w:t xml:space="preserve"> build</w:t>
       </w:r>
     </w:p>
-    <w:bookmarkEnd w:id="32"/>
-    <w:bookmarkStart w:id="33" w:name="MANUAL-sec3.5"/>
+    <w:bookmarkEnd w:id="31"/>
+    <w:bookmarkStart w:id="32" w:name="MANUAL-sec3.5"/>
     <w:p>
       <w:pPr>
         <w:pStyle w:val="Heading2"/>
@@ -2285,12 +2268,12 @@
     </w:p>
     <w:p>
       <w:pPr>
-        <w:spacing w:before="0" w:lineRule="exact" w:after="0" w:line="20"/>
+        <w:spacing w:lineRule="exact" w:line="20" w:before="0" w:after="0"/>
         <w:rPr>
           <w:sz w:val="2"/>
         </w:rPr>
       </w:pPr>
-      <w:bookmarkStart w:name="csv-tbl-wrapper-modes" w:id="62465"/>
+      <w:bookmarkStart w:id="62465" w:name="csv-tbl-wrapper-modes"/>
       <w:bookmarkEnd w:id="62465"/>
     </w:p>
     <w:p>
@@ -2327,12 +2310,12 @@
         <w:tblLook w:firstRow="1" w:lastRow="0" w:firstColumn="0" w:lastColumn="0" w:noHBand="0" w:noVBand="0" w:val="0020"/>
         <w:jc w:val="start"/>
         <w:tblBorders>
-          <w:top w:color="000000" w:val="single" w:sz="6" w:space="0"/>
-          <w:left w:color="000000" w:val="single" w:sz="6" w:space="0"/>
-          <w:bottom w:color="000000" w:val="single" w:sz="6" w:space="0"/>
-          <w:right w:color="000000" w:val="single" w:sz="6" w:space="0"/>
-          <w:insideH w:color="000000" w:val="single" w:sz="6" w:space="0"/>
-          <w:insideV w:color="000000" w:val="single" w:sz="6" w:space="0"/>
+          <w:top w:color="000000" w:sz="6" w:val="single" w:space="0"/>
+          <w:left w:color="000000" w:sz="6" w:val="single" w:space="0"/>
+          <w:bottom w:color="000000" w:sz="6" w:val="single" w:space="0"/>
+          <w:right w:color="000000" w:sz="6" w:val="single" w:space="0"/>
+          <w:insideH w:color="000000" w:sz="6" w:val="single" w:space="0"/>
+          <w:insideV w:color="000000" w:sz="6" w:val="single" w:space="0"/>
         </w:tblBorders>
         <w:tblCellMar>
           <w:top w:type="dxa" w:w="57"/>
@@ -2351,14 +2334,14 @@
         </w:trPr>
         <w:tc>
           <w:tcPr>
-            <w:shd w:val="clear" w:fill="E8E8E8" w:color="auto"/>
+            <w:shd w:color="auto" w:val="clear" w:fill="E8E8E8"/>
           </w:tcPr>
           <w:p>
             <w:pPr>
               <w:pStyle w:val="Compact"/>
               <w:jc w:val="left"/>
-              <w:ind w:left="0" w:right="0" w:firstLine="0"/>
-              <w:spacing w:before="40" w:after="40" w:lineRule="auto" w:line="240"/>
+              <w:ind w:left="0" w:firstLine="0" w:right="0"/>
+              <w:spacing w:lineRule="auto" w:after="40" w:line="240" w:before="40"/>
             </w:pPr>
             <w:r>
               <w:rPr>
@@ -2370,14 +2353,14 @@
         </w:tc>
         <w:tc>
           <w:tcPr>
-            <w:shd w:val="clear" w:fill="E8E8E8" w:color="auto"/>
+            <w:shd w:color="auto" w:val="clear" w:fill="E8E8E8"/>
           </w:tcPr>
           <w:p>
             <w:pPr>
               <w:pStyle w:val="Compact"/>
               <w:jc w:val="left"/>
-              <w:ind w:left="0" w:right="0" w:firstLine="0"/>
-              <w:spacing w:before="40" w:after="40" w:lineRule="auto" w:line="240"/>
+              <w:ind w:left="0" w:firstLine="0" w:right="0"/>
+              <w:spacing w:lineRule="auto" w:after="40" w:line="240" w:before="40"/>
             </w:pPr>
             <w:r>
               <w:rPr>
@@ -2395,8 +2378,8 @@
             <w:pPr>
               <w:pStyle w:val="Compact"/>
               <w:jc w:val="left"/>
-              <w:ind w:left="0" w:right="0" w:firstLine="0"/>
-              <w:spacing w:before="40" w:after="40" w:lineRule="auto" w:line="240"/>
+              <w:ind w:left="0" w:firstLine="0" w:right="0"/>
+              <w:spacing w:lineRule="auto" w:after="40" w:line="240" w:before="40"/>
             </w:pPr>
             <w:r>
               <w:rPr>
@@ -2412,8 +2395,8 @@
             <w:pPr>
               <w:pStyle w:val="Compact"/>
               <w:jc w:val="left"/>
-              <w:ind w:left="0" w:right="0" w:firstLine="0"/>
-              <w:spacing w:before="40" w:after="40" w:lineRule="auto" w:line="240"/>
+              <w:ind w:left="0" w:firstLine="0" w:right="0"/>
+              <w:spacing w:lineRule="auto" w:after="40" w:line="240" w:before="40"/>
             </w:pPr>
             <w:r>
               <w:t xml:space="preserve">Runs the container image via docker or podman (written by</w:t>
@@ -2440,8 +2423,8 @@
             <w:pPr>
               <w:pStyle w:val="Compact"/>
               <w:jc w:val="left"/>
-              <w:ind w:left="0" w:right="0" w:firstLine="0"/>
-              <w:spacing w:before="40" w:after="40" w:lineRule="auto" w:line="240"/>
+              <w:ind w:left="0" w:firstLine="0" w:right="0"/>
+              <w:spacing w:lineRule="auto" w:after="40" w:line="240" w:before="40"/>
             </w:pPr>
             <w:r>
               <w:rPr>
@@ -2457,8 +2440,8 @@
             <w:pPr>
               <w:pStyle w:val="Compact"/>
               <w:jc w:val="left"/>
-              <w:ind w:left="0" w:right="0" w:firstLine="0"/>
-              <w:spacing w:before="40" w:after="40" w:lineRule="auto" w:line="240"/>
+              <w:ind w:left="0" w:firstLine="0" w:right="0"/>
+              <w:spacing w:lineRule="auto" w:after="40" w:line="240" w:before="40"/>
             </w:pPr>
             <w:r>
               <w:t xml:space="preserve">Invokes the host pandoc with the compiled extensions (written by</w:t>
@@ -2650,9 +2633,9 @@
         <w:t xml:space="preserve">Pandoc flag is intentional – actual output files are generated by the EMIT phase.</w:t>
       </w:r>
     </w:p>
+    <w:bookmarkEnd w:id="32"/>
     <w:bookmarkEnd w:id="33"/>
-    <w:bookmarkEnd w:id="34"/>
-    <w:bookmarkStart w:id="38" w:name="MANUAL-sec4"/>
+    <w:bookmarkStart w:id="37" w:name="MANUAL-sec4"/>
     <w:p>
       <w:pPr>
         <w:pStyle w:val="Heading1"/>
@@ -2688,7 +2671,7 @@
         <w:t xml:space="preserve">file located in the project root directory.</w:t>
       </w:r>
     </w:p>
-    <w:bookmarkStart w:id="35" w:name="MANUAL-sec4.1"/>
+    <w:bookmarkStart w:id="34" w:name="MANUAL-sec4.1"/>
     <w:p>
       <w:pPr>
         <w:pStyle w:val="Heading2"/>
@@ -2703,12 +2686,12 @@
     </w:p>
     <w:p>
       <w:pPr>
-        <w:spacing w:before="0" w:lineRule="exact" w:after="0" w:line="20"/>
+        <w:spacing w:lineRule="exact" w:line="20" w:before="0" w:after="0"/>
         <w:rPr>
           <w:sz w:val="2"/>
         </w:rPr>
       </w:pPr>
-      <w:bookmarkStart w:name="listing-src-project-yaml" w:id="30190"/>
+      <w:bookmarkStart w:id="30190" w:name="listing-src-project-yaml"/>
       <w:bookmarkEnd w:id="30190"/>
     </w:p>
     <w:p>
@@ -4027,8 +4010,8 @@
         <w:t xml:space="preserve"> ieee.csl</w:t>
       </w:r>
     </w:p>
-    <w:bookmarkEnd w:id="35"/>
-    <w:bookmarkStart w:id="36" w:name="MANUAL-sec4.2"/>
+    <w:bookmarkEnd w:id="34"/>
+    <w:bookmarkStart w:id="35" w:name="MANUAL-sec4.2"/>
     <w:p>
       <w:pPr>
         <w:pStyle w:val="Heading2"/>
@@ -4043,12 +4026,12 @@
     </w:p>
     <w:p>
       <w:pPr>
-        <w:spacing w:before="0" w:lineRule="exact" w:after="0" w:line="20"/>
+        <w:spacing w:lineRule="exact" w:line="20" w:before="0" w:after="0"/>
         <w:rPr>
           <w:sz w:val="2"/>
         </w:rPr>
       </w:pPr>
-      <w:bookmarkStart w:name="csv-tbl-required-fields" w:id="21586"/>
+      <w:bookmarkStart w:id="21586" w:name="csv-tbl-required-fields"/>
       <w:bookmarkEnd w:id="21586"/>
     </w:p>
     <w:p>
@@ -4085,12 +4068,12 @@
         <w:tblLook w:firstRow="1" w:lastRow="0" w:firstColumn="0" w:lastColumn="0" w:noHBand="0" w:noVBand="0" w:val="0020"/>
         <w:jc w:val="start"/>
         <w:tblBorders>
-          <w:top w:color="000000" w:val="single" w:sz="6" w:space="0"/>
-          <w:left w:color="000000" w:val="single" w:sz="6" w:space="0"/>
-          <w:bottom w:color="000000" w:val="single" w:sz="6" w:space="0"/>
-          <w:right w:color="000000" w:val="single" w:sz="6" w:space="0"/>
-          <w:insideH w:color="000000" w:val="single" w:sz="6" w:space="0"/>
-          <w:insideV w:color="000000" w:val="single" w:sz="6" w:space="0"/>
+          <w:top w:color="000000" w:sz="6" w:val="single" w:space="0"/>
+          <w:left w:color="000000" w:sz="6" w:val="single" w:space="0"/>
+          <w:bottom w:color="000000" w:sz="6" w:val="single" w:space="0"/>
+          <w:right w:color="000000" w:sz="6" w:val="single" w:space="0"/>
+          <w:insideH w:color="000000" w:sz="6" w:val="single" w:space="0"/>
+          <w:insideV w:color="000000" w:sz="6" w:val="single" w:space="0"/>
         </w:tblBorders>
         <w:tblCellMar>
           <w:top w:type="dxa" w:w="57"/>
@@ -4110,14 +4093,14 @@
         </w:trPr>
         <w:tc>
           <w:tcPr>
-            <w:shd w:val="clear" w:fill="E8E8E8" w:color="auto"/>
+            <w:shd w:color="auto" w:val="clear" w:fill="E8E8E8"/>
           </w:tcPr>
           <w:p>
             <w:pPr>
               <w:pStyle w:val="Compact"/>
               <w:jc w:val="left"/>
-              <w:ind w:left="0" w:right="0" w:firstLine="0"/>
-              <w:spacing w:before="40" w:after="40" w:lineRule="auto" w:line="240"/>
+              <w:ind w:left="0" w:firstLine="0" w:right="0"/>
+              <w:spacing w:lineRule="auto" w:after="40" w:line="240" w:before="40"/>
             </w:pPr>
             <w:r>
               <w:rPr>
@@ -4129,14 +4112,14 @@
         </w:tc>
         <w:tc>
           <w:tcPr>
-            <w:shd w:val="clear" w:fill="E8E8E8" w:color="auto"/>
+            <w:shd w:color="auto" w:val="clear" w:fill="E8E8E8"/>
           </w:tcPr>
           <w:p>
             <w:pPr>
               <w:pStyle w:val="Compact"/>
               <w:jc w:val="left"/>
-              <w:ind w:left="0" w:right="0" w:firstLine="0"/>
-              <w:spacing w:before="40" w:after="40" w:lineRule="auto" w:line="240"/>
+              <w:ind w:left="0" w:firstLine="0" w:right="0"/>
+              <w:spacing w:lineRule="auto" w:after="40" w:line="240" w:before="40"/>
             </w:pPr>
             <w:r>
               <w:rPr>
@@ -4148,14 +4131,14 @@
         </w:tc>
         <w:tc>
           <w:tcPr>
-            <w:shd w:val="clear" w:fill="E8E8E8" w:color="auto"/>
+            <w:shd w:color="auto" w:val="clear" w:fill="E8E8E8"/>
           </w:tcPr>
           <w:p>
             <w:pPr>
               <w:pStyle w:val="Compact"/>
               <w:jc w:val="left"/>
-              <w:ind w:left="0" w:right="0" w:firstLine="0"/>
-              <w:spacing w:before="40" w:after="40" w:lineRule="auto" w:line="240"/>
+              <w:ind w:left="0" w:firstLine="0" w:right="0"/>
+              <w:spacing w:lineRule="auto" w:after="40" w:line="240" w:before="40"/>
             </w:pPr>
             <w:r>
               <w:rPr>
@@ -4173,8 +4156,8 @@
             <w:pPr>
               <w:pStyle w:val="Compact"/>
               <w:jc w:val="left"/>
-              <w:ind w:left="0" w:right="0" w:firstLine="0"/>
-              <w:spacing w:before="40" w:after="40" w:lineRule="auto" w:line="240"/>
+              <w:ind w:left="0" w:firstLine="0" w:right="0"/>
+              <w:spacing w:lineRule="auto" w:after="40" w:line="240" w:before="40"/>
             </w:pPr>
             <w:r>
               <w:rPr>
@@ -4190,8 +4173,8 @@
             <w:pPr>
               <w:pStyle w:val="Compact"/>
               <w:jc w:val="left"/>
-              <w:ind w:left="0" w:right="0" w:firstLine="0"/>
-              <w:spacing w:before="40" w:after="40" w:lineRule="auto" w:line="240"/>
+              <w:ind w:left="0" w:firstLine="0" w:right="0"/>
+              <w:spacing w:lineRule="auto" w:after="40" w:line="240" w:before="40"/>
             </w:pPr>
             <w:r>
               <w:t xml:space="preserve">string</w:t>
@@ -4204,8 +4187,8 @@
             <w:pPr>
               <w:pStyle w:val="Compact"/>
               <w:jc w:val="left"/>
-              <w:ind w:left="0" w:right="0" w:firstLine="0"/>
-              <w:spacing w:before="40" w:after="40" w:lineRule="auto" w:line="240"/>
+              <w:ind w:left="0" w:firstLine="0" w:right="0"/>
+              <w:spacing w:lineRule="auto" w:after="40" w:line="240" w:before="40"/>
             </w:pPr>
             <w:r>
               <w:t xml:space="preserve">Project code identifier</w:t>
@@ -4220,8 +4203,8 @@
             <w:pPr>
               <w:pStyle w:val="Compact"/>
               <w:jc w:val="left"/>
-              <w:ind w:left="0" w:right="0" w:firstLine="0"/>
-              <w:spacing w:before="40" w:after="40" w:lineRule="auto" w:line="240"/>
+              <w:ind w:left="0" w:firstLine="0" w:right="0"/>
+              <w:spacing w:lineRule="auto" w:after="40" w:line="240" w:before="40"/>
             </w:pPr>
             <w:r>
               <w:rPr>
@@ -4237,8 +4220,8 @@
             <w:pPr>
               <w:pStyle w:val="Compact"/>
               <w:jc w:val="left"/>
-              <w:ind w:left="0" w:right="0" w:firstLine="0"/>
-              <w:spacing w:before="40" w:after="40" w:lineRule="auto" w:line="240"/>
+              <w:ind w:left="0" w:firstLine="0" w:right="0"/>
+              <w:spacing w:lineRule="auto" w:after="40" w:line="240" w:before="40"/>
             </w:pPr>
             <w:r>
               <w:t xml:space="preserve">string</w:t>
@@ -4251,8 +4234,8 @@
             <w:pPr>
               <w:pStyle w:val="Compact"/>
               <w:jc w:val="left"/>
-              <w:ind w:left="0" w:right="0" w:firstLine="0"/>
-              <w:spacing w:before="40" w:after="40" w:lineRule="auto" w:line="240"/>
+              <w:ind w:left="0" w:firstLine="0" w:right="0"/>
+              <w:spacing w:lineRule="auto" w:after="40" w:line="240" w:before="40"/>
             </w:pPr>
             <w:r>
               <w:t xml:space="preserve">Human-readable project name</w:t>
@@ -4267,8 +4250,8 @@
             <w:pPr>
               <w:pStyle w:val="Compact"/>
               <w:jc w:val="left"/>
-              <w:ind w:left="0" w:right="0" w:firstLine="0"/>
-              <w:spacing w:before="40" w:after="40" w:lineRule="auto" w:line="240"/>
+              <w:ind w:left="0" w:firstLine="0" w:right="0"/>
+              <w:spacing w:lineRule="auto" w:after="40" w:line="240" w:before="40"/>
             </w:pPr>
             <w:r>
               <w:rPr>
@@ -4284,8 +4267,8 @@
             <w:pPr>
               <w:pStyle w:val="Compact"/>
               <w:jc w:val="left"/>
-              <w:ind w:left="0" w:right="0" w:firstLine="0"/>
-              <w:spacing w:before="40" w:after="40" w:lineRule="auto" w:line="240"/>
+              <w:ind w:left="0" w:firstLine="0" w:right="0"/>
+              <w:spacing w:lineRule="auto" w:after="40" w:line="240" w:before="40"/>
             </w:pPr>
             <w:r>
               <w:t xml:space="preserve">list</w:t>
@@ -4298,8 +4281,8 @@
             <w:pPr>
               <w:pStyle w:val="Compact"/>
               <w:jc w:val="left"/>
-              <w:ind w:left="0" w:right="0" w:firstLine="0"/>
-              <w:spacing w:before="40" w:after="40" w:lineRule="auto" w:line="240"/>
+              <w:ind w:left="0" w:firstLine="0" w:right="0"/>
+              <w:spacing w:lineRule="auto" w:after="40" w:line="240" w:before="40"/>
             </w:pPr>
             <w:r>
               <w:t xml:space="preserve">One or more Markdown file paths to process</w:t>
@@ -4308,8 +4291,8 @@
         </w:tc>
       </w:tr>
     </w:tbl>
-    <w:bookmarkEnd w:id="36"/>
-    <w:bookmarkStart w:id="37" w:name="MANUAL-sec4.3"/>
+    <w:bookmarkEnd w:id="35"/>
+    <w:bookmarkStart w:id="36" w:name="MANUAL-sec4.3"/>
     <w:p>
       <w:pPr>
         <w:pStyle w:val="Heading2"/>
@@ -4324,12 +4307,12 @@
     </w:p>
     <w:p>
       <w:pPr>
-        <w:spacing w:before="0" w:lineRule="exact" w:after="0" w:line="20"/>
+        <w:spacing w:lineRule="exact" w:line="20" w:before="0" w:after="0"/>
         <w:rPr>
           <w:sz w:val="2"/>
         </w:rPr>
       </w:pPr>
-      <w:bookmarkStart w:name="csv-tbl-default-values" w:id="72517"/>
+      <w:bookmarkStart w:id="72517" w:name="csv-tbl-default-values"/>
       <w:bookmarkEnd w:id="72517"/>
     </w:p>
     <w:p>
@@ -4366,12 +4349,12 @@
         <w:tblLook w:firstRow="1" w:lastRow="0" w:firstColumn="0" w:lastColumn="0" w:noHBand="0" w:noVBand="0" w:val="0020"/>
         <w:jc w:val="start"/>
         <w:tblBorders>
-          <w:top w:color="000000" w:val="single" w:sz="6" w:space="0"/>
-          <w:left w:color="000000" w:val="single" w:sz="6" w:space="0"/>
-          <w:bottom w:color="000000" w:val="single" w:sz="6" w:space="0"/>
-          <w:right w:color="000000" w:val="single" w:sz="6" w:space="0"/>
-          <w:insideH w:color="000000" w:val="single" w:sz="6" w:space="0"/>
-          <w:insideV w:color="000000" w:val="single" w:sz="6" w:space="0"/>
+          <w:top w:color="000000" w:sz="6" w:val="single" w:space="0"/>
+          <w:left w:color="000000" w:sz="6" w:val="single" w:space="0"/>
+          <w:bottom w:color="000000" w:sz="6" w:val="single" w:space="0"/>
+          <w:right w:color="000000" w:sz="6" w:val="single" w:space="0"/>
+          <w:insideH w:color="000000" w:sz="6" w:val="single" w:space="0"/>
+          <w:insideV w:color="000000" w:sz="6" w:val="single" w:space="0"/>
         </w:tblBorders>
         <w:tblCellMar>
           <w:top w:type="dxa" w:w="57"/>
@@ -4391,14 +4374,14 @@
         </w:trPr>
         <w:tc>
           <w:tcPr>
-            <w:shd w:val="clear" w:fill="E8E8E8" w:color="auto"/>
+            <w:shd w:color="auto" w:val="clear" w:fill="E8E8E8"/>
           </w:tcPr>
           <w:p>
             <w:pPr>
               <w:pStyle w:val="Compact"/>
               <w:jc w:val="left"/>
-              <w:ind w:left="0" w:right="0" w:firstLine="0"/>
-              <w:spacing w:before="40" w:after="40" w:lineRule="auto" w:line="240"/>
+              <w:ind w:left="0" w:firstLine="0" w:right="0"/>
+              <w:spacing w:lineRule="auto" w:after="40" w:line="240" w:before="40"/>
             </w:pPr>
             <w:r>
               <w:rPr>
@@ -4410,14 +4393,14 @@
         </w:tc>
         <w:tc>
           <w:tcPr>
-            <w:shd w:val="clear" w:fill="E8E8E8" w:color="auto"/>
+            <w:shd w:color="auto" w:val="clear" w:fill="E8E8E8"/>
           </w:tcPr>
           <w:p>
             <w:pPr>
               <w:pStyle w:val="Compact"/>
               <w:jc w:val="left"/>
-              <w:ind w:left="0" w:right="0" w:firstLine="0"/>
-              <w:spacing w:before="40" w:after="40" w:lineRule="auto" w:line="240"/>
+              <w:ind w:left="0" w:firstLine="0" w:right="0"/>
+              <w:spacing w:lineRule="auto" w:after="40" w:line="240" w:before="40"/>
             </w:pPr>
             <w:r>
               <w:rPr>
@@ -4429,14 +4412,14 @@
         </w:tc>
         <w:tc>
           <w:tcPr>
-            <w:shd w:val="clear" w:fill="E8E8E8" w:color="auto"/>
+            <w:shd w:color="auto" w:val="clear" w:fill="E8E8E8"/>
           </w:tcPr>
           <w:p>
             <w:pPr>
               <w:pStyle w:val="Compact"/>
               <w:jc w:val="left"/>
-              <w:ind w:left="0" w:right="0" w:firstLine="0"/>
-              <w:spacing w:before="40" w:after="40" w:lineRule="auto" w:line="240"/>
+              <w:ind w:left="0" w:firstLine="0" w:right="0"/>
+              <w:spacing w:lineRule="auto" w:after="40" w:line="240" w:before="40"/>
             </w:pPr>
             <w:r>
               <w:rPr>
@@ -4454,8 +4437,8 @@
             <w:pPr>
               <w:pStyle w:val="Compact"/>
               <w:jc w:val="left"/>
-              <w:ind w:left="0" w:right="0" w:firstLine="0"/>
-              <w:spacing w:before="40" w:after="40" w:lineRule="auto" w:line="240"/>
+              <w:ind w:left="0" w:firstLine="0" w:right="0"/>
+              <w:spacing w:lineRule="auto" w:after="40" w:line="240" w:before="40"/>
             </w:pPr>
             <w:r>
               <w:rPr>
@@ -4471,8 +4454,8 @@
             <w:pPr>
               <w:pStyle w:val="Compact"/>
               <w:jc w:val="left"/>
-              <w:ind w:left="0" w:right="0" w:firstLine="0"/>
-              <w:spacing w:before="40" w:after="40" w:lineRule="auto" w:line="240"/>
+              <w:ind w:left="0" w:firstLine="0" w:right="0"/>
+              <w:spacing w:lineRule="auto" w:after="40" w:line="240" w:before="40"/>
             </w:pPr>
             <w:r>
               <w:rPr>
@@ -4488,8 +4471,8 @@
             <w:pPr>
               <w:pStyle w:val="Compact"/>
               <w:jc w:val="left"/>
-              <w:ind w:left="0" w:right="0" w:firstLine="0"/>
-              <w:spacing w:before="40" w:after="40" w:lineRule="auto" w:line="240"/>
+              <w:ind w:left="0" w:firstLine="0" w:right="0"/>
+              <w:spacing w:lineRule="auto" w:after="40" w:line="240" w:before="40"/>
             </w:pPr>
             <w:r>
               <w:t xml:space="preserve">Built-in base model is always loaded</w:t>
@@ -4504,8 +4487,8 @@
             <w:pPr>
               <w:pStyle w:val="Compact"/>
               <w:jc w:val="left"/>
-              <w:ind w:left="0" w:right="0" w:firstLine="0"/>
-              <w:spacing w:before="40" w:after="40" w:lineRule="auto" w:line="240"/>
+              <w:ind w:left="0" w:firstLine="0" w:right="0"/>
+              <w:spacing w:lineRule="auto" w:after="40" w:line="240" w:before="40"/>
             </w:pPr>
             <w:r>
               <w:rPr>
@@ -4521,8 +4504,8 @@
             <w:pPr>
               <w:pStyle w:val="Compact"/>
               <w:jc w:val="left"/>
-              <w:ind w:left="0" w:right="0" w:firstLine="0"/>
-              <w:spacing w:before="40" w:after="40" w:lineRule="auto" w:line="240"/>
+              <w:ind w:left="0" w:firstLine="0" w:right="0"/>
+              <w:spacing w:lineRule="auto" w:after="40" w:line="240" w:before="40"/>
             </w:pPr>
             <w:r>
               <w:rPr>
@@ -4538,8 +4521,8 @@
             <w:pPr>
               <w:pStyle w:val="Compact"/>
               <w:jc w:val="left"/>
-              <w:ind w:left="0" w:right="0" w:firstLine="0"/>
-              <w:spacing w:before="40" w:after="40" w:lineRule="auto" w:line="240"/>
+              <w:ind w:left="0" w:firstLine="0" w:right="0"/>
+              <w:spacing w:lineRule="auto" w:after="40" w:line="240" w:before="40"/>
             </w:pPr>
             <w:r>
               <w:t xml:space="preserve">Also stores</w:t>
@@ -4563,8 +4546,8 @@
             <w:pPr>
               <w:pStyle w:val="Compact"/>
               <w:jc w:val="left"/>
-              <w:ind w:left="0" w:right="0" w:firstLine="0"/>
-              <w:spacing w:before="40" w:after="40" w:lineRule="auto" w:line="240"/>
+              <w:ind w:left="0" w:firstLine="0" w:right="0"/>
+              <w:spacing w:lineRule="auto" w:after="40" w:line="240" w:before="40"/>
             </w:pPr>
             <w:r>
               <w:rPr>
@@ -4580,8 +4563,8 @@
             <w:pPr>
               <w:pStyle w:val="Compact"/>
               <w:jc w:val="left"/>
-              <w:ind w:left="0" w:right="0" w:firstLine="0"/>
-              <w:spacing w:before="40" w:after="40" w:lineRule="auto" w:line="240"/>
+              <w:ind w:left="0" w:firstLine="0" w:right="0"/>
+              <w:spacing w:lineRule="auto" w:after="40" w:line="240" w:before="40"/>
             </w:pPr>
             <w:r>
               <w:rPr>
@@ -4597,8 +4580,8 @@
             <w:pPr>
               <w:pStyle w:val="Compact"/>
               <w:jc w:val="left"/>
-              <w:ind w:left="0" w:right="0" w:firstLine="0"/>
-              <w:spacing w:before="40" w:after="40" w:lineRule="auto" w:line="240"/>
+              <w:ind w:left="0" w:firstLine="0" w:right="0"/>
+              <w:spacing w:lineRule="auto" w:after="40" w:line="240" w:before="40"/>
             </w:pPr>
             <w:r>
               <w:t xml:space="preserve">Overridden by</w:t>
@@ -4622,9 +4605,9 @@
         </w:tc>
       </w:tr>
     </w:tbl>
+    <w:bookmarkEnd w:id="36"/>
     <w:bookmarkEnd w:id="37"/>
-    <w:bookmarkEnd w:id="38"/>
-    <w:bookmarkStart w:id="55" w:name="MANUAL-sec5"/>
+    <w:bookmarkStart w:id="54" w:name="MANUAL-sec5"/>
     <w:p>
       <w:pPr>
         <w:pStyle w:val="Heading1"/>
@@ -4645,7 +4628,7 @@
         <w:t xml:space="preserve">CommonSpec extends standard Markdown with six constructs for specification documents. The syntax uses existing Markdown constructs (headers, blockquotes, code blocks, links) with specific patterns that the pipeline recognizes. See the CommonSpec Language Specification for the formal definition.</w:t>
       </w:r>
     </w:p>
-    <w:bookmarkStart w:id="39" w:name="MANUAL-sec5.1"/>
+    <w:bookmarkStart w:id="38" w:name="MANUAL-sec5.1"/>
     <w:p>
       <w:pPr>
         <w:pStyle w:val="Heading2"/>
@@ -4689,12 +4672,12 @@
     </w:p>
     <w:p>
       <w:pPr>
-        <w:spacing w:before="0" w:lineRule="exact" w:after="0" w:line="20"/>
+        <w:spacing w:lineRule="exact" w:line="20" w:before="0" w:after="0"/>
         <w:rPr>
           <w:sz w:val="2"/>
         </w:rPr>
       </w:pPr>
-      <w:bookmarkStart w:name="listing-src-specification-pattern" w:id="78709"/>
+      <w:bookmarkStart w:id="78709" w:name="listing-src-specification-pattern"/>
       <w:bookmarkEnd w:id="78709"/>
     </w:p>
     <w:p>
@@ -4735,8 +4718,8 @@
         <w:t xml:space="preserve"># srs: Software Requirements Specification @SRS-001</w:t>
       </w:r>
     </w:p>
-    <w:bookmarkEnd w:id="39"/>
-    <w:bookmarkStart w:id="40" w:name="MANUAL-sec5.2"/>
+    <w:bookmarkEnd w:id="38"/>
+    <w:bookmarkStart w:id="39" w:name="MANUAL-sec5.2"/>
     <w:p>
       <w:pPr>
         <w:pStyle w:val="Heading2"/>
@@ -4780,12 +4763,12 @@
     </w:p>
     <w:p>
       <w:pPr>
-        <w:spacing w:before="0" w:lineRule="exact" w:after="0" w:line="20"/>
+        <w:spacing w:lineRule="exact" w:line="20" w:before="0" w:after="0"/>
         <w:rPr>
           <w:sz w:val="2"/>
         </w:rPr>
       </w:pPr>
-      <w:bookmarkStart w:name="listing-src-object-pattern" w:id="57333"/>
+      <w:bookmarkStart w:id="57333" w:name="listing-src-object-pattern"/>
       <w:bookmarkEnd w:id="57333"/>
     </w:p>
     <w:p>
@@ -4977,12 +4960,12 @@
     </w:p>
     <w:p>
       <w:pPr>
-        <w:spacing w:before="0" w:lineRule="exact" w:after="0" w:line="20"/>
+        <w:spacing w:lineRule="exact" w:line="20" w:before="0" w:after="0"/>
         <w:rPr>
           <w:sz w:val="2"/>
         </w:rPr>
       </w:pPr>
-      <w:bookmarkStart w:name="listing-src-section-close" w:id="68927"/>
+      <w:bookmarkStart w:id="68927" w:name="listing-src-section-close"/>
       <w:bookmarkEnd w:id="68927"/>
     </w:p>
     <w:p>
@@ -5124,8 +5107,8 @@
         <w:t xml:space="preserve">: an empty heading is rejected because it would render as a blank numbered chapter and shift all later numbering.</w:t>
       </w:r>
     </w:p>
-    <w:bookmarkEnd w:id="40"/>
-    <w:bookmarkStart w:id="41" w:name="MANUAL-sec5.3"/>
+    <w:bookmarkEnd w:id="39"/>
+    <w:bookmarkStart w:id="40" w:name="MANUAL-sec5.3"/>
     <w:p>
       <w:pPr>
         <w:pStyle w:val="Heading2"/>
@@ -5163,12 +5146,12 @@
     </w:p>
     <w:p>
       <w:pPr>
-        <w:spacing w:before="0" w:lineRule="exact" w:after="0" w:line="20"/>
+        <w:spacing w:lineRule="exact" w:line="20" w:before="0" w:after="0"/>
         <w:rPr>
           <w:sz w:val="2"/>
         </w:rPr>
       </w:pPr>
-      <w:bookmarkStart w:name="listing-src-attribute-pattern" w:id="89902"/>
+      <w:bookmarkStart w:id="89902" w:name="listing-src-attribute-pattern"/>
       <w:bookmarkEnd w:id="89902"/>
     </w:p>
     <w:p>
@@ -5445,8 +5428,8 @@
         <w:t xml:space="preserve">.</w:t>
       </w:r>
     </w:p>
-    <w:bookmarkEnd w:id="41"/>
-    <w:bookmarkStart w:id="49" w:name="MANUAL-sec5.4"/>
+    <w:bookmarkEnd w:id="40"/>
+    <w:bookmarkStart w:id="48" w:name="MANUAL-sec5.4"/>
     <w:p>
       <w:pPr>
         <w:pStyle w:val="Heading2"/>
@@ -5488,7 +5471,7 @@
         <w:t xml:space="preserve">```type.lang:label{key="val"}</w:t>
       </w:r>
     </w:p>
-    <w:bookmarkStart w:id="42" w:name="MANUAL-sec5.4.1"/>
+    <w:bookmarkStart w:id="41" w:name="MANUAL-sec5.4.1"/>
     <w:p>
       <w:pPr>
         <w:pStyle w:val="Heading3"/>
@@ -5503,12 +5486,12 @@
     </w:p>
     <w:p>
       <w:pPr>
-        <w:spacing w:before="0" w:lineRule="exact" w:after="0" w:line="20"/>
+        <w:spacing w:lineRule="exact" w:line="20" w:before="0" w:after="0"/>
         <w:rPr>
           <w:sz w:val="2"/>
         </w:rPr>
       </w:pPr>
-      <w:bookmarkStart w:name="listing-src-plantuml-float-syntax" w:id="55431"/>
+      <w:bookmarkStart w:id="55431" w:name="listing-src-plantuml-float-syntax"/>
       <w:bookmarkEnd w:id="55431"/>
     </w:p>
     <w:p>
@@ -5594,8 +5577,8 @@
         <w:t xml:space="preserve">```</w:t>
       </w:r>
     </w:p>
-    <w:bookmarkEnd w:id="42"/>
-    <w:bookmarkStart w:id="43" w:name="MANUAL-sec5.4.2"/>
+    <w:bookmarkEnd w:id="41"/>
+    <w:bookmarkStart w:id="42" w:name="MANUAL-sec5.4.2"/>
     <w:p>
       <w:pPr>
         <w:pStyle w:val="Heading3"/>
@@ -5610,12 +5593,12 @@
     </w:p>
     <w:p>
       <w:pPr>
-        <w:spacing w:before="0" w:lineRule="exact" w:after="0" w:line="20"/>
+        <w:spacing w:lineRule="exact" w:line="20" w:before="0" w:after="0"/>
         <w:rPr>
           <w:sz w:val="2"/>
         </w:rPr>
       </w:pPr>
-      <w:bookmarkStart w:name="listing-src-table-float-syntax" w:id="10374"/>
+      <w:bookmarkStart w:id="10374" w:name="listing-src-table-float-syntax"/>
       <w:bookmarkEnd w:id="10374"/>
     </w:p>
     <w:p>
@@ -5740,8 +5723,8 @@
         <w:t xml:space="preserve">```</w:t>
       </w:r>
     </w:p>
-    <w:bookmarkEnd w:id="43"/>
-    <w:bookmarkStart w:id="44" w:name="MANUAL-sec5.4.3"/>
+    <w:bookmarkEnd w:id="42"/>
+    <w:bookmarkStart w:id="43" w:name="MANUAL-sec5.4.3"/>
     <w:p>
       <w:pPr>
         <w:pStyle w:val="Heading3"/>
@@ -5764,12 +5747,12 @@
     </w:p>
     <w:p>
       <w:pPr>
-        <w:spacing w:before="0" w:lineRule="exact" w:after="0" w:line="20"/>
+        <w:spacing w:lineRule="exact" w:line="20" w:before="0" w:after="0"/>
         <w:rPr>
           <w:sz w:val="2"/>
         </w:rPr>
       </w:pPr>
-      <w:bookmarkStart w:name="listing-src-csv-float-syntax" w:id="55086"/>
+      <w:bookmarkStart w:id="55086" w:name="listing-src-csv-float-syntax"/>
       <w:bookmarkEnd w:id="55086"/>
     </w:p>
     <w:p>
@@ -5931,8 +5914,8 @@
         <w:t xml:space="preserve">for live examples of each.</w:t>
       </w:r>
     </w:p>
-    <w:bookmarkEnd w:id="44"/>
-    <w:bookmarkStart w:id="45" w:name="MANUAL-sec5.4.4"/>
+    <w:bookmarkEnd w:id="43"/>
+    <w:bookmarkStart w:id="44" w:name="MANUAL-sec5.4.4"/>
     <w:p>
       <w:pPr>
         <w:pStyle w:val="Heading3"/>
@@ -5947,12 +5930,12 @@
     </w:p>
     <w:p>
       <w:pPr>
-        <w:spacing w:before="0" w:lineRule="exact" w:after="0" w:line="20"/>
+        <w:spacing w:lineRule="exact" w:line="20" w:before="0" w:after="0"/>
         <w:rPr>
           <w:sz w:val="2"/>
         </w:rPr>
       </w:pPr>
-      <w:bookmarkStart w:name="listing-src-listing-float-syntax" w:id="69456"/>
+      <w:bookmarkStart w:id="69456" w:name="listing-src-listing-float-syntax"/>
       <w:bookmarkEnd w:id="69456"/>
     </w:p>
     <w:p>
@@ -6029,8 +6012,8 @@
         <w:t xml:space="preserve">```</w:t>
       </w:r>
     </w:p>
-    <w:bookmarkEnd w:id="45"/>
-    <w:bookmarkStart w:id="46" w:name="MANUAL-sec5.4.5"/>
+    <w:bookmarkEnd w:id="44"/>
+    <w:bookmarkStart w:id="45" w:name="MANUAL-sec5.4.5"/>
     <w:p>
       <w:pPr>
         <w:pStyle w:val="Heading3"/>
@@ -6057,13 +6040,28 @@
         <w:rPr>
           <w:rStyle w:val="VerbatimChar"/>
         </w:rPr>
+        <w:t xml:space="preserve">default</w:t>
+      </w:r>
+      <w:r>
+        <w:t xml:space="preserve"> </w:t>
+      </w:r>
+      <w:r>
+        <w:t xml:space="preserve">model does not define the</w:t>
+      </w:r>
+      <w:r>
+        <w:t xml:space="preserve"> </w:t>
+      </w:r>
+      <w:r>
+        <w:rPr>
+          <w:rStyle w:val="VerbatimChar"/>
+        </w:rPr>
         <w:t xml:space="preserve">CHART</w:t>
       </w:r>
       <w:r>
         <w:t xml:space="preserve"> </w:t>
       </w:r>
       <w:r>
-        <w:t xml:space="preserve">float lives in an overlay model such as</w:t>
+        <w:t xml:space="preserve">float. Use an overlay model that defines</w:t>
       </w:r>
       <w:r>
         <w:t xml:space="preserve"> </w:t>
@@ -6072,77 +6070,23 @@
         <w:rPr>
           <w:rStyle w:val="VerbatimChar"/>
         </w:rPr>
-        <w:t xml:space="preserve">abnt</w:t>
-      </w:r>
-      <w:r>
-        <w:t xml:space="preserve">, not in the lean core: set</w:t>
-      </w:r>
-      <w:r>
-        <w:t xml:space="preserve"> </w:t>
-      </w:r>
-      <w:r>
-        <w:rPr>
-          <w:rStyle w:val="VerbatimChar"/>
-        </w:rPr>
-        <w:t xml:space="preserve">template: abnt</w:t>
-      </w:r>
-      <w:r>
-        <w:t xml:space="preserve"> </w:t>
-      </w:r>
-      <w:r>
-        <w:t xml:space="preserve">in</w:t>
-      </w:r>
-      <w:r>
-        <w:t xml:space="preserve"> </w:t>
-      </w:r>
-      <w:r>
-        <w:rPr>
-          <w:rStyle w:val="VerbatimChar"/>
-        </w:rPr>
-        <w:t xml:space="preserve">project.yaml</w:t>
-      </w:r>
-      <w:r>
-        <w:t xml:space="preserve"> </w:t>
-      </w:r>
-      <w:r>
-        <w:t xml:space="preserve">(or use any model that carries the CHART float). Rendering needs deno — the Docker</w:t>
-      </w:r>
-      <w:r>
-        <w:t xml:space="preserve"> </w:t>
-      </w:r>
-      <w:r>
-        <w:rPr>
-          <w:rStyle w:val="VerbatimChar"/>
-        </w:rPr>
-        <w:t xml:space="preserve">full</w:t>
-      </w:r>
-      <w:r>
-        <w:t xml:space="preserve"> </w:t>
-      </w:r>
-      <w:r>
-        <w:t xml:space="preserve">image ships it; native installs can run the model’s</w:t>
-      </w:r>
-      <w:r>
-        <w:t xml:space="preserve"> </w:t>
-      </w:r>
-      <w:r>
-        <w:rPr>
-          <w:rStyle w:val="VerbatimChar"/>
-        </w:rPr>
-        <w:t xml:space="preserve">scripts/bootstrap.sh</w:t>
-      </w:r>
-      <w:r>
-        <w:t xml:space="preserve">. The default core is deliberately deno-free, so the chart examples in this manual show authoring syntax only and are not rendered here.</w:t>
-      </w:r>
-    </w:p>
-    <w:p>
-      <w:pPr>
-        <w:spacing w:before="0" w:lineRule="exact" w:after="0" w:line="20"/>
+        <w:t xml:space="preserve">CHART</w:t>
+      </w:r>
+      <w:r>
+        <w:t xml:space="preserve"> </w:t>
+      </w:r>
+      <w:r>
+        <w:t xml:space="preserve">and its renderer. Install any external tool required by that model.</w:t>
+      </w:r>
+    </w:p>
+    <w:p>
+      <w:pPr>
+        <w:spacing w:lineRule="exact" w:line="20" w:before="0" w:after="0"/>
         <w:rPr>
           <w:sz w:val="2"/>
         </w:rPr>
       </w:pPr>
-      <w:bookmarkStart w:name="listing-src-chart-float-syntax" w:id="31094"/>
+      <w:bookmarkStart w:id="31094" w:name="listing-src-chart-float-syntax"/>
       <w:bookmarkEnd w:id="31094"/>
     </w:p>
     <w:p>
@@ -6297,8 +6241,8 @@
         <w:t xml:space="preserve">view ships with the overlay model that provides charts).</w:t>
       </w:r>
     </w:p>
-    <w:bookmarkEnd w:id="46"/>
-    <w:bookmarkStart w:id="47" w:name="MANUAL-sec5.4.6"/>
+    <w:bookmarkEnd w:id="45"/>
+    <w:bookmarkStart w:id="46" w:name="MANUAL-sec5.4.6"/>
     <w:p>
       <w:pPr>
         <w:pStyle w:val="Heading3"/>
@@ -6313,12 +6257,12 @@
     </w:p>
     <w:p>
       <w:pPr>
-        <w:spacing w:before="0" w:lineRule="exact" w:after="0" w:line="20"/>
+        <w:spacing w:lineRule="exact" w:line="20" w:before="0" w:after="0"/>
         <w:rPr>
           <w:sz w:val="2"/>
         </w:rPr>
       </w:pPr>
-      <w:bookmarkStart w:name="listing-src-math-float-syntax" w:id="22760"/>
+      <w:bookmarkStart w:id="22760" w:name="listing-src-math-float-syntax"/>
       <w:bookmarkEnd w:id="22760"/>
     </w:p>
     <w:p>
@@ -6419,8 +6363,8 @@
         <w:t xml:space="preserve">for live examples in this manual.</w:t>
       </w:r>
     </w:p>
-    <w:bookmarkEnd w:id="47"/>
-    <w:bookmarkStart w:id="48" w:name="MANUAL-sec5.4.7"/>
+    <w:bookmarkEnd w:id="46"/>
+    <w:bookmarkStart w:id="47" w:name="MANUAL-sec5.4.7"/>
     <w:p>
       <w:pPr>
         <w:pStyle w:val="Heading3"/>
@@ -6435,12 +6379,12 @@
     </w:p>
     <w:p>
       <w:pPr>
-        <w:spacing w:before="0" w:lineRule="exact" w:after="0" w:line="20"/>
+        <w:spacing w:lineRule="exact" w:line="20" w:before="0" w:after="0"/>
         <w:rPr>
           <w:sz w:val="2"/>
         </w:rPr>
       </w:pPr>
-      <w:bookmarkStart w:name="csv-tbl-float-syntax" w:id="95403"/>
+      <w:bookmarkStart w:id="95403" w:name="csv-tbl-float-syntax"/>
       <w:bookmarkEnd w:id="95403"/>
     </w:p>
     <w:p>
@@ -6477,12 +6421,12 @@
         <w:tblLook w:firstRow="1" w:lastRow="0" w:firstColumn="0" w:lastColumn="0" w:noHBand="0" w:noVBand="0" w:val="0020"/>
         <w:jc w:val="start"/>
         <w:tblBorders>
-          <w:top w:color="000000" w:val="single" w:sz="6" w:space="0"/>
-          <w:left w:color="000000" w:val="single" w:sz="6" w:space="0"/>
-          <w:bottom w:color="000000" w:val="single" w:sz="6" w:space="0"/>
-          <w:right w:color="000000" w:val="single" w:sz="6" w:space="0"/>
-          <w:insideH w:color="000000" w:val="single" w:sz="6" w:space="0"/>
-          <w:insideV w:color="000000" w:val="single" w:sz="6" w:space="0"/>
+          <w:top w:color="000000" w:sz="6" w:val="single" w:space="0"/>
+          <w:left w:color="000000" w:sz="6" w:val="single" w:space="0"/>
+          <w:bottom w:color="000000" w:sz="6" w:val="single" w:space="0"/>
+          <w:right w:color="000000" w:sz="6" w:val="single" w:space="0"/>
+          <w:insideH w:color="000000" w:sz="6" w:val="single" w:space="0"/>
+          <w:insideV w:color="000000" w:sz="6" w:val="single" w:space="0"/>
         </w:tblBorders>
         <w:tblCellMar>
           <w:top w:type="dxa" w:w="57"/>
@@ -6501,14 +6445,14 @@
         </w:trPr>
         <w:tc>
           <w:tcPr>
-            <w:shd w:val="clear" w:fill="E8E8E8" w:color="auto"/>
+            <w:shd w:color="auto" w:val="clear" w:fill="E8E8E8"/>
           </w:tcPr>
           <w:p>
             <w:pPr>
               <w:pStyle w:val="Compact"/>
               <w:jc w:val="left"/>
-              <w:ind w:left="0" w:right="0" w:firstLine="0"/>
-              <w:spacing w:before="40" w:after="40" w:lineRule="auto" w:line="240"/>
+              <w:ind w:left="0" w:firstLine="0" w:right="0"/>
+              <w:spacing w:lineRule="auto" w:after="40" w:line="240" w:before="40"/>
             </w:pPr>
             <w:r>
               <w:rPr>
@@ -6520,14 +6464,14 @@
         </w:tc>
         <w:tc>
           <w:tcPr>
-            <w:shd w:val="clear" w:fill="E8E8E8" w:color="auto"/>
+            <w:shd w:color="auto" w:val="clear" w:fill="E8E8E8"/>
           </w:tcPr>
           <w:p>
             <w:pPr>
               <w:pStyle w:val="Compact"/>
               <w:jc w:val="left"/>
-              <w:ind w:left="0" w:right="0" w:firstLine="0"/>
-              <w:spacing w:before="40" w:after="40" w:lineRule="auto" w:line="240"/>
+              <w:ind w:left="0" w:firstLine="0" w:right="0"/>
+              <w:spacing w:lineRule="auto" w:after="40" w:line="240" w:before="40"/>
             </w:pPr>
             <w:r>
               <w:rPr>
@@ -6545,8 +6489,8 @@
             <w:pPr>
               <w:pStyle w:val="Compact"/>
               <w:jc w:val="left"/>
-              <w:ind w:left="0" w:right="0" w:firstLine="0"/>
-              <w:spacing w:before="40" w:after="40" w:lineRule="auto" w:line="240"/>
+              <w:ind w:left="0" w:firstLine="0" w:right="0"/>
+              <w:spacing w:lineRule="auto" w:after="40" w:line="240" w:before="40"/>
             </w:pPr>
             <w:r>
               <w:rPr>
@@ -6562,8 +6506,8 @@
             <w:pPr>
               <w:pStyle w:val="Compact"/>
               <w:jc w:val="left"/>
-              <w:ind w:left="0" w:right="0" w:firstLine="0"/>
-              <w:spacing w:before="40" w:after="40" w:lineRule="auto" w:line="240"/>
+              <w:ind w:left="0" w:firstLine="0" w:right="0"/>
+              <w:spacing w:lineRule="auto" w:after="40" w:line="240" w:before="40"/>
             </w:pPr>
             <w:r>
               <w:t xml:space="preserve">Float type identifier (for example</w:t>
@@ -6662,8 +6606,8 @@
             <w:pPr>
               <w:pStyle w:val="Compact"/>
               <w:jc w:val="left"/>
-              <w:ind w:left="0" w:right="0" w:firstLine="0"/>
-              <w:spacing w:before="40" w:after="40" w:lineRule="auto" w:line="240"/>
+              <w:ind w:left="0" w:firstLine="0" w:right="0"/>
+              <w:spacing w:lineRule="auto" w:after="40" w:line="240" w:before="40"/>
             </w:pPr>
             <w:r>
               <w:rPr>
@@ -6679,8 +6623,8 @@
             <w:pPr>
               <w:pStyle w:val="Compact"/>
               <w:jc w:val="left"/>
-              <w:ind w:left="0" w:right="0" w:firstLine="0"/>
-              <w:spacing w:before="40" w:after="40" w:lineRule="auto" w:line="240"/>
+              <w:ind w:left="0" w:firstLine="0" w:right="0"/>
+              <w:spacing w:lineRule="auto" w:after="40" w:line="240" w:before="40"/>
             </w:pPr>
             <w:r>
               <w:t xml:space="preserve">Optional language hint for syntax highlighting</w:t>
@@ -6695,8 +6639,8 @@
             <w:pPr>
               <w:pStyle w:val="Compact"/>
               <w:jc w:val="left"/>
-              <w:ind w:left="0" w:right="0" w:firstLine="0"/>
-              <w:spacing w:before="40" w:after="40" w:lineRule="auto" w:line="240"/>
+              <w:ind w:left="0" w:firstLine="0" w:right="0"/>
+              <w:spacing w:lineRule="auto" w:after="40" w:line="240" w:before="40"/>
             </w:pPr>
             <w:r>
               <w:rPr>
@@ -6712,8 +6656,8 @@
             <w:pPr>
               <w:pStyle w:val="Compact"/>
               <w:jc w:val="left"/>
-              <w:ind w:left="0" w:right="0" w:firstLine="0"/>
-              <w:spacing w:before="40" w:after="40" w:lineRule="auto" w:line="240"/>
+              <w:ind w:left="0" w:firstLine="0" w:right="0"/>
+              <w:spacing w:lineRule="auto" w:after="40" w:line="240" w:before="40"/>
             </w:pPr>
             <w:r>
               <w:t xml:space="preserve">Float label for cross-referencing; must be unique within the specification</w:t>
@@ -6728,8 +6672,8 @@
             <w:pPr>
               <w:pStyle w:val="Compact"/>
               <w:jc w:val="left"/>
-              <w:ind w:left="0" w:right="0" w:firstLine="0"/>
-              <w:spacing w:before="40" w:after="40" w:lineRule="auto" w:line="240"/>
+              <w:ind w:left="0" w:firstLine="0" w:right="0"/>
+              <w:spacing w:lineRule="auto" w:after="40" w:line="240" w:before="40"/>
             </w:pPr>
             <w:r>
               <w:rPr>
@@ -6745,8 +6689,8 @@
             <w:pPr>
               <w:pStyle w:val="Compact"/>
               <w:jc w:val="left"/>
-              <w:ind w:left="0" w:right="0" w:firstLine="0"/>
-              <w:spacing w:before="40" w:after="40" w:lineRule="auto" w:line="240"/>
+              <w:ind w:left="0" w:firstLine="0" w:right="0"/>
+              <w:spacing w:lineRule="auto" w:after="40" w:line="240" w:before="40"/>
             </w:pPr>
             <w:r>
               <w:t xml:space="preserve">Key-value attributes; common attribute:</w:t>
@@ -6764,9 +6708,9 @@
         </w:tc>
       </w:tr>
     </w:tbl>
+    <w:bookmarkEnd w:id="47"/>
     <w:bookmarkEnd w:id="48"/>
-    <w:bookmarkEnd w:id="49"/>
-    <w:bookmarkStart w:id="51" w:name="MANUAL-sec5.5"/>
+    <w:bookmarkStart w:id="50" w:name="MANUAL-sec5.5"/>
     <w:p>
       <w:pPr>
         <w:pStyle w:val="Heading2"/>
@@ -6847,12 +6791,12 @@
     </w:p>
     <w:p>
       <w:pPr>
-        <w:spacing w:before="0" w:lineRule="exact" w:after="0" w:line="20"/>
+        <w:spacing w:lineRule="exact" w:line="20" w:before="0" w:after="0"/>
         <w:rPr>
           <w:sz w:val="2"/>
         </w:rPr>
       </w:pPr>
-      <w:bookmarkStart w:name="csv-tbl-selectors" w:id="48255"/>
+      <w:bookmarkStart w:id="48255" w:name="csv-tbl-selectors"/>
       <w:bookmarkEnd w:id="48255"/>
     </w:p>
     <w:p>
@@ -6889,12 +6833,12 @@
         <w:tblLook w:firstRow="1" w:lastRow="0" w:firstColumn="0" w:lastColumn="0" w:noHBand="0" w:noVBand="0" w:val="0020"/>
         <w:jc w:val="start"/>
         <w:tblBorders>
-          <w:top w:color="000000" w:val="single" w:sz="6" w:space="0"/>
-          <w:left w:color="000000" w:val="single" w:sz="6" w:space="0"/>
-          <w:bottom w:color="000000" w:val="single" w:sz="6" w:space="0"/>
-          <w:right w:color="000000" w:val="single" w:sz="6" w:space="0"/>
-          <w:insideH w:color="000000" w:val="single" w:sz="6" w:space="0"/>
-          <w:insideV w:color="000000" w:val="single" w:sz="6" w:space="0"/>
+          <w:top w:color="000000" w:sz="6" w:val="single" w:space="0"/>
+          <w:left w:color="000000" w:sz="6" w:val="single" w:space="0"/>
+          <w:bottom w:color="000000" w:sz="6" w:val="single" w:space="0"/>
+          <w:right w:color="000000" w:sz="6" w:val="single" w:space="0"/>
+          <w:insideH w:color="000000" w:sz="6" w:val="single" w:space="0"/>
+          <w:insideV w:color="000000" w:sz="6" w:val="single" w:space="0"/>
         </w:tblBorders>
         <w:tblCellMar>
           <w:top w:type="dxa" w:w="57"/>
@@ -6914,14 +6858,14 @@
         </w:trPr>
         <w:tc>
           <w:tcPr>
-            <w:shd w:val="clear" w:fill="E8E8E8" w:color="auto"/>
+            <w:shd w:color="auto" w:val="clear" w:fill="E8E8E8"/>
           </w:tcPr>
           <w:p>
             <w:pPr>
               <w:pStyle w:val="Compact"/>
               <w:jc w:val="left"/>
-              <w:ind w:left="0" w:right="0" w:firstLine="0"/>
-              <w:spacing w:before="40" w:after="40" w:lineRule="auto" w:line="240"/>
+              <w:ind w:left="0" w:firstLine="0" w:right="0"/>
+              <w:spacing w:lineRule="auto" w:after="40" w:line="240" w:before="40"/>
             </w:pPr>
             <w:r>
               <w:rPr>
@@ -6933,14 +6877,14 @@
         </w:tc>
         <w:tc>
           <w:tcPr>
-            <w:shd w:val="clear" w:fill="E8E8E8" w:color="auto"/>
+            <w:shd w:color="auto" w:val="clear" w:fill="E8E8E8"/>
           </w:tcPr>
           <w:p>
             <w:pPr>
               <w:pStyle w:val="Compact"/>
               <w:jc w:val="left"/>
-              <w:ind w:left="0" w:right="0" w:firstLine="0"/>
-              <w:spacing w:before="40" w:after="40" w:lineRule="auto" w:line="240"/>
+              <w:ind w:left="0" w:firstLine="0" w:right="0"/>
+              <w:spacing w:lineRule="auto" w:after="40" w:line="240" w:before="40"/>
             </w:pPr>
             <w:r>
               <w:rPr>
@@ -6952,14 +6896,14 @@
         </w:tc>
         <w:tc>
           <w:tcPr>
-            <w:shd w:val="clear" w:fill="E8E8E8" w:color="auto"/>
+            <w:shd w:color="auto" w:val="clear" w:fill="E8E8E8"/>
           </w:tcPr>
           <w:p>
             <w:pPr>
               <w:pStyle w:val="Compact"/>
               <w:jc w:val="left"/>
-              <w:ind w:left="0" w:right="0" w:firstLine="0"/>
-              <w:spacing w:before="40" w:after="40" w:lineRule="auto" w:line="240"/>
+              <w:ind w:left="0" w:firstLine="0" w:right="0"/>
+              <w:spacing w:lineRule="auto" w:after="40" w:line="240" w:before="40"/>
             </w:pPr>
             <w:r>
               <w:rPr>
@@ -6977,8 +6921,8 @@
             <w:pPr>
               <w:pStyle w:val="Compact"/>
               <w:jc w:val="left"/>
-              <w:ind w:left="0" w:right="0" w:firstLine="0"/>
-              <w:spacing w:before="40" w:after="40" w:lineRule="auto" w:line="240"/>
+              <w:ind w:left="0" w:firstLine="0" w:right="0"/>
+              <w:spacing w:lineRule="auto" w:after="40" w:line="240" w:before="40"/>
             </w:pPr>
             <w:r>
               <w:rPr>
@@ -6994,8 +6938,8 @@
             <w:pPr>
               <w:pStyle w:val="Compact"/>
               <w:jc w:val="left"/>
-              <w:ind w:left="0" w:right="0" w:firstLine="0"/>
-              <w:spacing w:before="40" w:after="40" w:lineRule="auto" w:line="240"/>
+              <w:ind w:left="0" w:firstLine="0" w:right="0"/>
+              <w:spacing w:lineRule="auto" w:after="40" w:line="240" w:before="40"/>
             </w:pPr>
             <w:r>
               <w:rPr>
@@ -7017,8 +6961,8 @@
             <w:pPr>
               <w:pStyle w:val="Compact"/>
               <w:jc w:val="left"/>
-              <w:ind w:left="0" w:right="0" w:firstLine="0"/>
-              <w:spacing w:before="40" w:after="40" w:lineRule="auto" w:line="240"/>
+              <w:ind w:left="0" w:firstLine="0" w:right="0"/>
+              <w:spacing w:lineRule="auto" w:after="40" w:line="240" w:before="40"/>
             </w:pPr>
             <w:r>
               <w:t xml:space="preserve">PID lookup: same-spec first, then cross-document fallback</w:t>
@@ -7033,8 +6977,8 @@
             <w:pPr>
               <w:pStyle w:val="Compact"/>
               <w:jc w:val="left"/>
-              <w:ind w:left="0" w:right="0" w:firstLine="0"/>
-              <w:spacing w:before="40" w:after="40" w:lineRule="auto" w:line="240"/>
+              <w:ind w:left="0" w:firstLine="0" w:right="0"/>
+              <w:spacing w:lineRule="auto" w:after="40" w:line="240" w:before="40"/>
             </w:pPr>
             <w:r>
               <w:rPr>
@@ -7050,8 +6994,8 @@
             <w:pPr>
               <w:pStyle w:val="Compact"/>
               <w:jc w:val="left"/>
-              <w:ind w:left="0" w:right="0" w:firstLine="0"/>
-              <w:spacing w:before="40" w:after="40" w:lineRule="auto" w:line="240"/>
+              <w:ind w:left="0" w:firstLine="0" w:right="0"/>
+              <w:spacing w:lineRule="auto" w:after="40" w:line="240" w:before="40"/>
             </w:pPr>
             <w:r>
               <w:rPr>
@@ -7073,8 +7017,8 @@
             <w:pPr>
               <w:pStyle w:val="Compact"/>
               <w:jc w:val="left"/>
-              <w:ind w:left="0" w:right="0" w:firstLine="0"/>
-              <w:spacing w:before="40" w:after="40" w:lineRule="auto" w:line="240"/>
+              <w:ind w:left="0" w:firstLine="0" w:right="0"/>
+              <w:spacing w:lineRule="auto" w:after="40" w:line="240" w:before="40"/>
             </w:pPr>
             <w:r>
               <w:t xml:space="preserve">Scoped label resolution: local scope, then same-spec, then global</w:t>
@@ -7089,8 +7033,8 @@
             <w:pPr>
               <w:pStyle w:val="Compact"/>
               <w:jc w:val="left"/>
-              <w:ind w:left="0" w:right="0" w:firstLine="0"/>
-              <w:spacing w:before="40" w:after="40" w:lineRule="auto" w:line="240"/>
+              <w:ind w:left="0" w:firstLine="0" w:right="0"/>
+              <w:spacing w:lineRule="auto" w:after="40" w:line="240" w:before="40"/>
             </w:pPr>
             <w:r>
               <w:rPr>
@@ -7106,8 +7050,8 @@
             <w:pPr>
               <w:pStyle w:val="Compact"/>
               <w:jc w:val="left"/>
-              <w:ind w:left="0" w:right="0" w:firstLine="0"/>
-              <w:spacing w:before="40" w:after="40" w:lineRule="auto" w:line="240"/>
+              <w:ind w:left="0" w:firstLine="0" w:right="0"/>
+              <w:spacing w:lineRule="auto" w:after="40" w:line="240" w:before="40"/>
             </w:pPr>
             <w:r>
               <w:t xml:space="preserve">XREF_CITATION</w:t>
@@ -7120,8 +7064,8 @@
             <w:pPr>
               <w:pStyle w:val="Compact"/>
               <w:jc w:val="left"/>
-              <w:ind w:left="0" w:right="0" w:firstLine="0"/>
-              <w:spacing w:before="40" w:after="40" w:lineRule="auto" w:line="240"/>
+              <w:ind w:left="0" w:firstLine="0" w:right="0"/>
+              <w:spacing w:lineRule="auto" w:after="40" w:line="240" w:before="40"/>
             </w:pPr>
             <w:r>
               <w:t xml:space="preserve">Rewritten to pandoc Cite element (parenthetical)</w:t>
@@ -7136,8 +7080,8 @@
             <w:pPr>
               <w:pStyle w:val="Compact"/>
               <w:jc w:val="left"/>
-              <w:ind w:left="0" w:right="0" w:firstLine="0"/>
-              <w:spacing w:before="40" w:after="40" w:lineRule="auto" w:line="240"/>
+              <w:ind w:left="0" w:firstLine="0" w:right="0"/>
+              <w:spacing w:lineRule="auto" w:after="40" w:line="240" w:before="40"/>
             </w:pPr>
             <w:r>
               <w:rPr>
@@ -7153,8 +7097,8 @@
             <w:pPr>
               <w:pStyle w:val="Compact"/>
               <w:jc w:val="left"/>
-              <w:ind w:left="0" w:right="0" w:firstLine="0"/>
-              <w:spacing w:before="40" w:after="40" w:lineRule="auto" w:line="240"/>
+              <w:ind w:left="0" w:firstLine="0" w:right="0"/>
+              <w:spacing w:lineRule="auto" w:after="40" w:line="240" w:before="40"/>
             </w:pPr>
             <w:r>
               <w:t xml:space="preserve">XREF_CITATION</w:t>
@@ -7167,8 +7111,8 @@
             <w:pPr>
               <w:pStyle w:val="Compact"/>
               <w:jc w:val="left"/>
-              <w:ind w:left="0" w:right="0" w:firstLine="0"/>
-              <w:spacing w:before="40" w:after="40" w:lineRule="auto" w:line="240"/>
+              <w:ind w:left="0" w:firstLine="0" w:right="0"/>
+              <w:spacing w:lineRule="auto" w:after="40" w:line="240" w:before="40"/>
             </w:pPr>
             <w:r>
               <w:t xml:space="preserve">Rewritten to pandoc Cite element (in-text)</w:t>
@@ -7202,12 +7146,12 @@
     </w:p>
     <w:p>
       <w:pPr>
-        <w:spacing w:before="0" w:lineRule="exact" w:after="0" w:line="20"/>
+        <w:spacing w:lineRule="exact" w:line="20" w:before="0" w:after="0"/>
         <w:rPr>
           <w:sz w:val="2"/>
         </w:rPr>
       </w:pPr>
-      <w:bookmarkStart w:name="csv-tbl-relation-syntax" w:id="65471"/>
+      <w:bookmarkStart w:id="65471" w:name="csv-tbl-relation-syntax"/>
       <w:bookmarkEnd w:id="65471"/>
     </w:p>
     <w:p>
@@ -7244,12 +7188,12 @@
         <w:tblLook w:firstRow="1" w:lastRow="0" w:firstColumn="0" w:lastColumn="0" w:noHBand="0" w:noVBand="0" w:val="0020"/>
         <w:jc w:val="start"/>
         <w:tblBorders>
-          <w:top w:color="000000" w:val="single" w:sz="6" w:space="0"/>
-          <w:left w:color="000000" w:val="single" w:sz="6" w:space="0"/>
-          <w:bottom w:color="000000" w:val="single" w:sz="6" w:space="0"/>
-          <w:right w:color="000000" w:val="single" w:sz="6" w:space="0"/>
-          <w:insideH w:color="000000" w:val="single" w:sz="6" w:space="0"/>
-          <w:insideV w:color="000000" w:val="single" w:sz="6" w:space="0"/>
+          <w:top w:color="000000" w:sz="6" w:val="single" w:space="0"/>
+          <w:left w:color="000000" w:sz="6" w:val="single" w:space="0"/>
+          <w:bottom w:color="000000" w:sz="6" w:val="single" w:space="0"/>
+          <w:right w:color="000000" w:sz="6" w:val="single" w:space="0"/>
+          <w:insideH w:color="000000" w:sz="6" w:val="single" w:space="0"/>
+          <w:insideV w:color="000000" w:sz="6" w:val="single" w:space="0"/>
         </w:tblBorders>
         <w:tblCellMar>
           <w:top w:type="dxa" w:w="57"/>
@@ -7269,14 +7213,14 @@
         </w:trPr>
         <w:tc>
           <w:tcPr>
-            <w:shd w:val="clear" w:fill="E8E8E8" w:color="auto"/>
+            <w:shd w:color="auto" w:val="clear" w:fill="E8E8E8"/>
           </w:tcPr>
           <w:p>
             <w:pPr>
               <w:pStyle w:val="Compact"/>
               <w:jc w:val="left"/>
-              <w:ind w:left="0" w:right="0" w:firstLine="0"/>
-              <w:spacing w:before="40" w:after="40" w:lineRule="auto" w:line="240"/>
+              <w:ind w:left="0" w:firstLine="0" w:right="0"/>
+              <w:spacing w:lineRule="auto" w:after="40" w:line="240" w:before="40"/>
             </w:pPr>
             <w:r>
               <w:rPr>
@@ -7288,14 +7232,14 @@
         </w:tc>
         <w:tc>
           <w:tcPr>
-            <w:shd w:val="clear" w:fill="E8E8E8" w:color="auto"/>
+            <w:shd w:color="auto" w:val="clear" w:fill="E8E8E8"/>
           </w:tcPr>
           <w:p>
             <w:pPr>
               <w:pStyle w:val="Compact"/>
               <w:jc w:val="left"/>
-              <w:ind w:left="0" w:right="0" w:firstLine="0"/>
-              <w:spacing w:before="40" w:after="40" w:lineRule="auto" w:line="240"/>
+              <w:ind w:left="0" w:firstLine="0" w:right="0"/>
+              <w:spacing w:lineRule="auto" w:after="40" w:line="240" w:before="40"/>
             </w:pPr>
             <w:r>
               <w:rPr>
@@ -7307,14 +7251,14 @@
         </w:tc>
         <w:tc>
           <w:tcPr>
-            <w:shd w:val="clear" w:fill="E8E8E8" w:color="auto"/>
+            <w:shd w:color="auto" w:val="clear" w:fill="E8E8E8"/>
           </w:tcPr>
           <w:p>
             <w:pPr>
               <w:pStyle w:val="Compact"/>
               <w:jc w:val="left"/>
-              <w:ind w:left="0" w:right="0" w:firstLine="0"/>
-              <w:spacing w:before="40" w:after="40" w:lineRule="auto" w:line="240"/>
+              <w:ind w:left="0" w:firstLine="0" w:right="0"/>
+              <w:spacing w:lineRule="auto" w:after="40" w:line="240" w:before="40"/>
             </w:pPr>
             <w:r>
               <w:rPr>
@@ -7332,8 +7276,8 @@
             <w:pPr>
               <w:pStyle w:val="Compact"/>
               <w:jc w:val="left"/>
-              <w:ind w:left="0" w:right="0" w:firstLine="0"/>
-              <w:spacing w:before="40" w:after="40" w:lineRule="auto" w:line="240"/>
+              <w:ind w:left="0" w:firstLine="0" w:right="0"/>
+              <w:spacing w:lineRule="auto" w:after="40" w:line="240" w:before="40"/>
             </w:pPr>
             <w:r>
               <w:rPr>
@@ -7349,8 +7293,8 @@
             <w:pPr>
               <w:pStyle w:val="Compact"/>
               <w:jc w:val="left"/>
-              <w:ind w:left="0" w:right="0" w:firstLine="0"/>
-              <w:spacing w:before="40" w:after="40" w:lineRule="auto" w:line="240"/>
+              <w:ind w:left="0" w:firstLine="0" w:right="0"/>
+              <w:spacing w:lineRule="auto" w:after="40" w:line="240" w:before="40"/>
             </w:pPr>
             <w:r>
               <w:rPr>
@@ -7366,8 +7310,8 @@
             <w:pPr>
               <w:pStyle w:val="Compact"/>
               <w:jc w:val="left"/>
-              <w:ind w:left="0" w:right="0" w:firstLine="0"/>
-              <w:spacing w:before="40" w:after="40" w:lineRule="auto" w:line="240"/>
+              <w:ind w:left="0" w:firstLine="0" w:right="0"/>
+              <w:spacing w:lineRule="auto" w:after="40" w:line="240" w:before="40"/>
             </w:pPr>
             <w:r>
               <w:t xml:space="preserve">Reference by PID</w:t>
@@ -7382,8 +7326,8 @@
             <w:pPr>
               <w:pStyle w:val="Compact"/>
               <w:jc w:val="left"/>
-              <w:ind w:left="0" w:right="0" w:firstLine="0"/>
-              <w:spacing w:before="40" w:after="40" w:lineRule="auto" w:line="240"/>
+              <w:ind w:left="0" w:firstLine="0" w:right="0"/>
+              <w:spacing w:lineRule="auto" w:after="40" w:line="240" w:before="40"/>
             </w:pPr>
             <w:r>
               <w:rPr>
@@ -7399,8 +7343,8 @@
             <w:pPr>
               <w:pStyle w:val="Compact"/>
               <w:jc w:val="left"/>
-              <w:ind w:left="0" w:right="0" w:firstLine="0"/>
-              <w:spacing w:before="40" w:after="40" w:lineRule="auto" w:line="240"/>
+              <w:ind w:left="0" w:firstLine="0" w:right="0"/>
+              <w:spacing w:lineRule="auto" w:after="40" w:line="240" w:before="40"/>
             </w:pPr>
             <w:r>
               <w:rPr>
@@ -7416,8 +7360,8 @@
             <w:pPr>
               <w:pStyle w:val="Compact"/>
               <w:jc w:val="left"/>
-              <w:ind w:left="0" w:right="0" w:firstLine="0"/>
-              <w:spacing w:before="40" w:after="40" w:lineRule="auto" w:line="240"/>
+              <w:ind w:left="0" w:firstLine="0" w:right="0"/>
+              <w:spacing w:lineRule="auto" w:after="40" w:line="240" w:before="40"/>
             </w:pPr>
             <w:r>
               <w:t xml:space="preserve">Typed float reference</w:t>
@@ -7432,8 +7376,8 @@
             <w:pPr>
               <w:pStyle w:val="Compact"/>
               <w:jc w:val="left"/>
-              <w:ind w:left="0" w:right="0" w:firstLine="0"/>
-              <w:spacing w:before="40" w:after="40" w:lineRule="auto" w:line="240"/>
+              <w:ind w:left="0" w:firstLine="0" w:right="0"/>
+              <w:spacing w:lineRule="auto" w:after="40" w:line="240" w:before="40"/>
             </w:pPr>
             <w:r>
               <w:rPr>
@@ -7449,8 +7393,8 @@
             <w:pPr>
               <w:pStyle w:val="Compact"/>
               <w:jc w:val="left"/>
-              <w:ind w:left="0" w:right="0" w:firstLine="0"/>
-              <w:spacing w:before="40" w:after="40" w:lineRule="auto" w:line="240"/>
+              <w:ind w:left="0" w:firstLine="0" w:right="0"/>
+              <w:spacing w:lineRule="auto" w:after="40" w:line="240" w:before="40"/>
             </w:pPr>
             <w:r>
               <w:rPr>
@@ -7466,8 +7410,8 @@
             <w:pPr>
               <w:pStyle w:val="Compact"/>
               <w:jc w:val="left"/>
-              <w:ind w:left="0" w:right="0" w:firstLine="0"/>
-              <w:spacing w:before="40" w:after="40" w:lineRule="auto" w:line="240"/>
+              <w:ind w:left="0" w:firstLine="0" w:right="0"/>
+              <w:spacing w:lineRule="auto" w:after="40" w:line="240" w:before="40"/>
             </w:pPr>
             <w:r>
               <w:t xml:space="preserve">Scoped float reference</w:t>
@@ -7482,8 +7426,8 @@
             <w:pPr>
               <w:pStyle w:val="Compact"/>
               <w:jc w:val="left"/>
-              <w:ind w:left="0" w:right="0" w:firstLine="0"/>
-              <w:spacing w:before="40" w:after="40" w:lineRule="auto" w:line="240"/>
+              <w:ind w:left="0" w:firstLine="0" w:right="0"/>
+              <w:spacing w:lineRule="auto" w:after="40" w:line="240" w:before="40"/>
             </w:pPr>
             <w:r>
               <w:rPr>
@@ -7499,8 +7443,8 @@
             <w:pPr>
               <w:pStyle w:val="Compact"/>
               <w:jc w:val="left"/>
-              <w:ind w:left="0" w:right="0" w:firstLine="0"/>
-              <w:spacing w:before="40" w:after="40" w:lineRule="auto" w:line="240"/>
+              <w:ind w:left="0" w:firstLine="0" w:right="0"/>
+              <w:spacing w:lineRule="auto" w:after="40" w:line="240" w:before="40"/>
             </w:pPr>
             <w:r>
               <w:rPr>
@@ -7516,8 +7460,8 @@
             <w:pPr>
               <w:pStyle w:val="Compact"/>
               <w:jc w:val="left"/>
-              <w:ind w:left="0" w:right="0" w:firstLine="0"/>
-              <w:spacing w:before="40" w:after="40" w:lineRule="auto" w:line="240"/>
+              <w:ind w:left="0" w:firstLine="0" w:right="0"/>
+              <w:spacing w:lineRule="auto" w:after="40" w:line="240" w:before="40"/>
             </w:pPr>
             <w:r>
               <w:t xml:space="preserve">Parenthetical citation</w:t>
@@ -7532,8 +7476,8 @@
             <w:pPr>
               <w:pStyle w:val="Compact"/>
               <w:jc w:val="left"/>
-              <w:ind w:left="0" w:right="0" w:firstLine="0"/>
-              <w:spacing w:before="40" w:after="40" w:lineRule="auto" w:line="240"/>
+              <w:ind w:left="0" w:firstLine="0" w:right="0"/>
+              <w:spacing w:lineRule="auto" w:after="40" w:line="240" w:before="40"/>
             </w:pPr>
             <w:r>
               <w:rPr>
@@ -7549,8 +7493,8 @@
             <w:pPr>
               <w:pStyle w:val="Compact"/>
               <w:jc w:val="left"/>
-              <w:ind w:left="0" w:right="0" w:firstLine="0"/>
-              <w:spacing w:before="40" w:after="40" w:lineRule="auto" w:line="240"/>
+              <w:ind w:left="0" w:firstLine="0" w:right="0"/>
+              <w:spacing w:lineRule="auto" w:after="40" w:line="240" w:before="40"/>
             </w:pPr>
             <w:r>
               <w:rPr>
@@ -7566,8 +7510,8 @@
             <w:pPr>
               <w:pStyle w:val="Compact"/>
               <w:jc w:val="left"/>
-              <w:ind w:left="0" w:right="0" w:firstLine="0"/>
-              <w:spacing w:before="40" w:after="40" w:lineRule="auto" w:line="240"/>
+              <w:ind w:left="0" w:firstLine="0" w:right="0"/>
+              <w:spacing w:lineRule="auto" w:after="40" w:line="240" w:before="40"/>
             </w:pPr>
             <w:r>
               <w:t xml:space="preserve">In-text citation</w:t>
@@ -7576,7 +7520,7 @@
         </w:tc>
       </w:tr>
     </w:tbl>
-    <w:bookmarkStart w:id="50" w:name="MANUAL-sec5.5.1"/>
+    <w:bookmarkStart w:id="49" w:name="MANUAL-sec5.5.1"/>
     <w:p>
       <w:pPr>
         <w:pStyle w:val="Heading3"/>
@@ -7603,8 +7547,8 @@
       </w:pPr>
       <w:pPr>
         <w:tabs>
-          <w:tab w:val="center" w:pos="4680"/>
-          <w:tab w:val="right" w:pos="9360"/>
+          <w:tab w:pos="4680" w:val="center"/>
+          <w:tab w:pos="9360" w:val="right"/>
         </w:tabs>
       </w:pPr>
       <w:r>
@@ -7717,7 +7661,7 @@
       <w:r>
         <w:tab/>
       </w:r>
-      <w:bookmarkStart w:name="math-eq-specificity" w:id="23201"/>
+      <w:bookmarkStart w:id="23201" w:name="math-eq-specificity"/>
       <w:r>
         <w:t>(</w:t>
       </w:r>
@@ -7805,12 +7749,12 @@
     </w:p>
     <w:p>
       <w:pPr>
-        <w:spacing w:before="0" w:lineRule="exact" w:after="0" w:line="20"/>
+        <w:spacing w:lineRule="exact" w:line="20" w:before="0" w:after="0"/>
         <w:rPr>
           <w:sz w:val="2"/>
         </w:rPr>
       </w:pPr>
-      <w:bookmarkStart w:name="csv-tbl-inference-scoring" w:id="55430"/>
+      <w:bookmarkStart w:id="55430" w:name="csv-tbl-inference-scoring"/>
       <w:bookmarkEnd w:id="55430"/>
     </w:p>
     <w:p>
@@ -7847,12 +7791,12 @@
         <w:tblLook w:firstRow="1" w:lastRow="0" w:firstColumn="0" w:lastColumn="0" w:noHBand="0" w:noVBand="0" w:val="0020"/>
         <w:jc w:val="start"/>
         <w:tblBorders>
-          <w:top w:color="000000" w:val="single" w:sz="6" w:space="0"/>
-          <w:left w:color="000000" w:val="single" w:sz="6" w:space="0"/>
-          <w:bottom w:color="000000" w:val="single" w:sz="6" w:space="0"/>
-          <w:right w:color="000000" w:val="single" w:sz="6" w:space="0"/>
-          <w:insideH w:color="000000" w:val="single" w:sz="6" w:space="0"/>
-          <w:insideV w:color="000000" w:val="single" w:sz="6" w:space="0"/>
+          <w:top w:color="000000" w:sz="6" w:val="single" w:space="0"/>
+          <w:left w:color="000000" w:sz="6" w:val="single" w:space="0"/>
+          <w:bottom w:color="000000" w:sz="6" w:val="single" w:space="0"/>
+          <w:right w:color="000000" w:sz="6" w:val="single" w:space="0"/>
+          <w:insideH w:color="000000" w:sz="6" w:val="single" w:space="0"/>
+          <w:insideV w:color="000000" w:sz="6" w:val="single" w:space="0"/>
         </w:tblBorders>
         <w:tblCellMar>
           <w:top w:type="dxa" w:w="57"/>
@@ -7873,14 +7817,14 @@
         </w:trPr>
         <w:tc>
           <w:tcPr>
-            <w:shd w:val="clear" w:fill="E8E8E8" w:color="auto"/>
+            <w:shd w:color="auto" w:val="clear" w:fill="E8E8E8"/>
           </w:tcPr>
           <w:p>
             <w:pPr>
               <w:pStyle w:val="Compact"/>
               <w:jc w:val="left"/>
-              <w:ind w:left="0" w:right="0" w:firstLine="0"/>
-              <w:spacing w:before="40" w:after="40" w:lineRule="auto" w:line="240"/>
+              <w:ind w:left="0" w:firstLine="0" w:right="0"/>
+              <w:spacing w:lineRule="auto" w:after="40" w:line="240" w:before="40"/>
             </w:pPr>
             <w:r>
               <w:rPr>
@@ -7892,14 +7836,14 @@
         </w:tc>
         <w:tc>
           <w:tcPr>
-            <w:shd w:val="clear" w:fill="E8E8E8" w:color="auto"/>
+            <w:shd w:color="auto" w:val="clear" w:fill="E8E8E8"/>
           </w:tcPr>
           <w:p>
             <w:pPr>
               <w:pStyle w:val="Compact"/>
               <w:jc w:val="center"/>
-              <w:ind w:left="0" w:right="0" w:firstLine="0"/>
-              <w:spacing w:before="40" w:after="40" w:lineRule="auto" w:line="240"/>
+              <w:ind w:left="0" w:firstLine="0" w:right="0"/>
+              <w:spacing w:lineRule="auto" w:after="40" w:line="240" w:before="40"/>
             </w:pPr>
             <w:r>
               <w:rPr>
@@ -7911,14 +7855,14 @@
         </w:tc>
         <w:tc>
           <w:tcPr>
-            <w:shd w:val="clear" w:fill="E8E8E8" w:color="auto"/>
+            <w:shd w:color="auto" w:val="clear" w:fill="E8E8E8"/>
           </w:tcPr>
           <w:p>
             <w:pPr>
               <w:pStyle w:val="Compact"/>
               <w:jc w:val="left"/>
-              <w:ind w:left="0" w:right="0" w:firstLine="0"/>
-              <w:spacing w:before="40" w:after="40" w:lineRule="auto" w:line="240"/>
+              <w:ind w:left="0" w:firstLine="0" w:right="0"/>
+              <w:spacing w:lineRule="auto" w:after="40" w:line="240" w:before="40"/>
             </w:pPr>
             <w:r>
               <w:rPr>
@@ -7930,14 +7874,14 @@
         </w:tc>
         <w:tc>
           <w:tcPr>
-            <w:shd w:val="clear" w:fill="E8E8E8" w:color="auto"/>
+            <w:shd w:color="auto" w:val="clear" w:fill="E8E8E8"/>
           </w:tcPr>
           <w:p>
             <w:pPr>
               <w:pStyle w:val="Compact"/>
               <w:jc w:val="center"/>
-              <w:ind w:left="0" w:right="0" w:firstLine="0"/>
-              <w:spacing w:before="40" w:after="40" w:lineRule="auto" w:line="240"/>
+              <w:ind w:left="0" w:firstLine="0" w:right="0"/>
+              <w:spacing w:lineRule="auto" w:after="40" w:line="240" w:before="40"/>
             </w:pPr>
             <w:r>
               <w:rPr>
@@ -7955,8 +7899,8 @@
             <w:pPr>
               <w:pStyle w:val="Compact"/>
               <w:jc w:val="left"/>
-              <w:ind w:left="0" w:right="0" w:firstLine="0"/>
-              <w:spacing w:before="40" w:after="40" w:lineRule="auto" w:line="240"/>
+              <w:ind w:left="0" w:firstLine="0" w:right="0"/>
+              <w:spacing w:lineRule="auto" w:after="40" w:line="240" w:before="40"/>
             </w:pPr>
             <w:r>
               <w:rPr>
@@ -8012,8 +7956,8 @@
             <w:pPr>
               <w:pStyle w:val="Compact"/>
               <w:jc w:val="center"/>
-              <w:ind w:left="0" w:right="0" w:firstLine="0"/>
-              <w:spacing w:before="40" w:after="40" w:lineRule="auto" w:line="240"/>
+              <w:ind w:left="0" w:firstLine="0" w:right="0"/>
+              <w:spacing w:lineRule="auto" w:after="40" w:line="240" w:before="40"/>
             </w:pPr>
             <w:r>
               <w:t xml:space="preserve">+1</w:t>
@@ -8026,8 +7970,8 @@
             <w:pPr>
               <w:pStyle w:val="Compact"/>
               <w:jc w:val="left"/>
-              <w:ind w:left="0" w:right="0" w:firstLine="0"/>
-              <w:spacing w:before="40" w:after="40" w:lineRule="auto" w:line="240"/>
+              <w:ind w:left="0" w:firstLine="0" w:right="0"/>
+              <w:spacing w:lineRule="auto" w:after="40" w:line="240" w:before="40"/>
             </w:pPr>
             <w:r>
               <w:t xml:space="preserve">Eliminated</w:t>
@@ -8040,8 +7984,8 @@
             <w:pPr>
               <w:pStyle w:val="Compact"/>
               <w:jc w:val="center"/>
-              <w:ind w:left="0" w:right="0" w:firstLine="0"/>
-              <w:spacing w:before="40" w:after="40" w:lineRule="auto" w:line="240"/>
+              <w:ind w:left="0" w:firstLine="0" w:right="0"/>
+              <w:spacing w:lineRule="auto" w:after="40" w:line="240" w:before="40"/>
             </w:pPr>
             <w:r>
               <w:t xml:space="preserve">+0</w:t>
@@ -8056,8 +8000,8 @@
             <w:pPr>
               <w:pStyle w:val="Compact"/>
               <w:jc w:val="left"/>
-              <w:ind w:left="0" w:right="0" w:firstLine="0"/>
-              <w:spacing w:before="40" w:after="40" w:lineRule="auto" w:line="240"/>
+              <w:ind w:left="0" w:firstLine="0" w:right="0"/>
+              <w:spacing w:lineRule="auto" w:after="40" w:line="240" w:before="40"/>
             </w:pPr>
             <w:r>
               <w:rPr>
@@ -8074,8 +8018,8 @@
             <w:pPr>
               <w:pStyle w:val="Compact"/>
               <w:jc w:val="center"/>
-              <w:ind w:left="0" w:right="0" w:firstLine="0"/>
-              <w:spacing w:before="40" w:after="40" w:lineRule="auto" w:line="240"/>
+              <w:ind w:left="0" w:firstLine="0" w:right="0"/>
+              <w:spacing w:lineRule="auto" w:after="40" w:line="240" w:before="40"/>
             </w:pPr>
             <w:r>
               <w:t xml:space="preserve">+1</w:t>
@@ -8088,8 +8032,8 @@
             <w:pPr>
               <w:pStyle w:val="Compact"/>
               <w:jc w:val="left"/>
-              <w:ind w:left="0" w:right="0" w:firstLine="0"/>
-              <w:spacing w:before="40" w:after="40" w:lineRule="auto" w:line="240"/>
+              <w:ind w:left="0" w:firstLine="0" w:right="0"/>
+              <w:spacing w:lineRule="auto" w:after="40" w:line="240" w:before="40"/>
             </w:pPr>
             <w:r>
               <w:t xml:space="preserve">Eliminated</w:t>
@@ -8102,8 +8046,8 @@
             <w:pPr>
               <w:pStyle w:val="Compact"/>
               <w:jc w:val="center"/>
-              <w:ind w:left="0" w:right="0" w:firstLine="0"/>
-              <w:spacing w:before="40" w:after="40" w:lineRule="auto" w:line="240"/>
+              <w:ind w:left="0" w:firstLine="0" w:right="0"/>
+              <w:spacing w:lineRule="auto" w:after="40" w:line="240" w:before="40"/>
             </w:pPr>
             <w:r>
               <w:t xml:space="preserve">+0</w:t>
@@ -8118,8 +8062,8 @@
             <w:pPr>
               <w:pStyle w:val="Compact"/>
               <w:jc w:val="left"/>
-              <w:ind w:left="0" w:right="0" w:firstLine="0"/>
-              <w:spacing w:before="40" w:after="40" w:lineRule="auto" w:line="240"/>
+              <w:ind w:left="0" w:firstLine="0" w:right="0"/>
+              <w:spacing w:lineRule="auto" w:after="40" w:line="240" w:before="40"/>
             </w:pPr>
             <w:r>
               <w:rPr>
@@ -8136,8 +8080,8 @@
             <w:pPr>
               <w:pStyle w:val="Compact"/>
               <w:jc w:val="center"/>
-              <w:ind w:left="0" w:right="0" w:firstLine="0"/>
-              <w:spacing w:before="40" w:after="40" w:lineRule="auto" w:line="240"/>
+              <w:ind w:left="0" w:firstLine="0" w:right="0"/>
+              <w:spacing w:lineRule="auto" w:after="40" w:line="240" w:before="40"/>
             </w:pPr>
             <w:r>
               <w:t xml:space="preserve">+1</w:t>
@@ -8150,8 +8094,8 @@
             <w:pPr>
               <w:pStyle w:val="Compact"/>
               <w:jc w:val="left"/>
-              <w:ind w:left="0" w:right="0" w:firstLine="0"/>
-              <w:spacing w:before="40" w:after="40" w:lineRule="auto" w:line="240"/>
+              <w:ind w:left="0" w:firstLine="0" w:right="0"/>
+              <w:spacing w:lineRule="auto" w:after="40" w:line="240" w:before="40"/>
             </w:pPr>
             <w:r>
               <w:t xml:space="preserve">Eliminated</w:t>
@@ -8164,8 +8108,8 @@
             <w:pPr>
               <w:pStyle w:val="Compact"/>
               <w:jc w:val="center"/>
-              <w:ind w:left="0" w:right="0" w:firstLine="0"/>
-              <w:spacing w:before="40" w:after="40" w:lineRule="auto" w:line="240"/>
+              <w:ind w:left="0" w:firstLine="0" w:right="0"/>
+              <w:spacing w:lineRule="auto" w:after="40" w:line="240" w:before="40"/>
             </w:pPr>
             <w:r>
               <w:t xml:space="preserve">+0</w:t>
@@ -8180,8 +8124,8 @@
             <w:pPr>
               <w:pStyle w:val="Compact"/>
               <w:jc w:val="left"/>
-              <w:ind w:left="0" w:right="0" w:firstLine="0"/>
-              <w:spacing w:before="40" w:after="40" w:lineRule="auto" w:line="240"/>
+              <w:ind w:left="0" w:firstLine="0" w:right="0"/>
+              <w:spacing w:lineRule="auto" w:after="40" w:line="240" w:before="40"/>
             </w:pPr>
             <w:r>
               <w:rPr>
@@ -8198,8 +8142,8 @@
             <w:pPr>
               <w:pStyle w:val="Compact"/>
               <w:jc w:val="center"/>
-              <w:ind w:left="0" w:right="0" w:firstLine="0"/>
-              <w:spacing w:before="40" w:after="40" w:lineRule="auto" w:line="240"/>
+              <w:ind w:left="0" w:firstLine="0" w:right="0"/>
+              <w:spacing w:lineRule="auto" w:after="40" w:line="240" w:before="40"/>
             </w:pPr>
             <w:r>
               <w:t xml:space="preserve">+1</w:t>
@@ -8212,8 +8156,8 @@
             <w:pPr>
               <w:pStyle w:val="Compact"/>
               <w:jc w:val="left"/>
-              <w:ind w:left="0" w:right="0" w:firstLine="0"/>
-              <w:spacing w:before="40" w:after="40" w:lineRule="auto" w:line="240"/>
+              <w:ind w:left="0" w:firstLine="0" w:right="0"/>
+              <w:spacing w:lineRule="auto" w:after="40" w:line="240" w:before="40"/>
             </w:pPr>
             <w:r>
               <w:t xml:space="preserve">Eliminated</w:t>
@@ -8226,8 +8170,8 @@
             <w:pPr>
               <w:pStyle w:val="Compact"/>
               <w:jc w:val="center"/>
-              <w:ind w:left="0" w:right="0" w:firstLine="0"/>
-              <w:spacing w:before="40" w:after="40" w:lineRule="auto" w:line="240"/>
+              <w:ind w:left="0" w:firstLine="0" w:right="0"/>
+              <w:spacing w:lineRule="auto" w:after="40" w:line="240" w:before="40"/>
             </w:pPr>
             <w:r>
               <w:t xml:space="preserve">+0</w:t>
@@ -8344,9 +8288,9 @@
         <w:t xml:space="preserve">).</w:t>
       </w:r>
     </w:p>
+    <w:bookmarkEnd w:id="49"/>
     <w:bookmarkEnd w:id="50"/>
-    <w:bookmarkEnd w:id="51"/>
-    <w:bookmarkStart w:id="52" w:name="MANUAL-sec5.6"/>
+    <w:bookmarkStart w:id="51" w:name="MANUAL-sec5.6"/>
     <w:p>
       <w:pPr>
         <w:pStyle w:val="Heading2"/>
@@ -8369,12 +8313,12 @@
     </w:p>
     <w:p>
       <w:pPr>
-        <w:spacing w:before="0" w:lineRule="exact" w:after="0" w:line="20"/>
+        <w:spacing w:lineRule="exact" w:line="20" w:before="0" w:after="0"/>
         <w:rPr>
           <w:sz w:val="2"/>
         </w:rPr>
       </w:pPr>
-      <w:bookmarkStart w:name="listing-src-inline-view" w:id="69768"/>
+      <w:bookmarkStart w:id="69768" w:name="listing-src-inline-view"/>
       <w:bookmarkEnd w:id="69768"/>
     </w:p>
     <w:p>
@@ -8425,12 +8369,12 @@
     </w:p>
     <w:p>
       <w:pPr>
-        <w:spacing w:before="0" w:lineRule="exact" w:after="0" w:line="20"/>
+        <w:spacing w:lineRule="exact" w:line="20" w:before="0" w:after="0"/>
         <w:rPr>
           <w:sz w:val="2"/>
         </w:rPr>
       </w:pPr>
-      <w:bookmarkStart w:name="csv-tbl-view-types" w:id="16648"/>
+      <w:bookmarkStart w:id="16648" w:name="csv-tbl-view-types"/>
       <w:bookmarkEnd w:id="16648"/>
     </w:p>
     <w:p>
@@ -8467,12 +8411,12 @@
         <w:tblLook w:firstRow="1" w:lastRow="0" w:firstColumn="0" w:lastColumn="0" w:noHBand="0" w:noVBand="0" w:val="0020"/>
         <w:jc w:val="start"/>
         <w:tblBorders>
-          <w:top w:color="000000" w:val="single" w:sz="6" w:space="0"/>
-          <w:left w:color="000000" w:val="single" w:sz="6" w:space="0"/>
-          <w:bottom w:color="000000" w:val="single" w:sz="6" w:space="0"/>
-          <w:right w:color="000000" w:val="single" w:sz="6" w:space="0"/>
-          <w:insideH w:color="000000" w:val="single" w:sz="6" w:space="0"/>
-          <w:insideV w:color="000000" w:val="single" w:sz="6" w:space="0"/>
+          <w:top w:color="000000" w:sz="6" w:val="single" w:space="0"/>
+          <w:left w:color="000000" w:sz="6" w:val="single" w:space="0"/>
+          <w:bottom w:color="000000" w:sz="6" w:val="single" w:space="0"/>
+          <w:right w:color="000000" w:sz="6" w:val="single" w:space="0"/>
+          <w:insideH w:color="000000" w:sz="6" w:val="single" w:space="0"/>
+          <w:insideV w:color="000000" w:sz="6" w:val="single" w:space="0"/>
         </w:tblBorders>
         <w:tblCellMar>
           <w:top w:type="dxa" w:w="57"/>
@@ -8492,14 +8436,14 @@
         </w:trPr>
         <w:tc>
           <w:tcPr>
-            <w:shd w:val="clear" w:fill="E8E8E8" w:color="auto"/>
+            <w:shd w:color="auto" w:val="clear" w:fill="E8E8E8"/>
           </w:tcPr>
           <w:p>
             <w:pPr>
               <w:pStyle w:val="Compact"/>
               <w:jc w:val="left"/>
-              <w:ind w:left="0" w:right="0" w:firstLine="0"/>
-              <w:spacing w:before="40" w:after="40" w:lineRule="auto" w:line="240"/>
+              <w:ind w:left="0" w:firstLine="0" w:right="0"/>
+              <w:spacing w:lineRule="auto" w:after="40" w:line="240" w:before="40"/>
             </w:pPr>
             <w:r>
               <w:rPr>
@@ -8511,14 +8455,14 @@
         </w:tc>
         <w:tc>
           <w:tcPr>
-            <w:shd w:val="clear" w:fill="E8E8E8" w:color="auto"/>
+            <w:shd w:color="auto" w:val="clear" w:fill="E8E8E8"/>
           </w:tcPr>
           <w:p>
             <w:pPr>
               <w:pStyle w:val="Compact"/>
               <w:jc w:val="left"/>
-              <w:ind w:left="0" w:right="0" w:firstLine="0"/>
-              <w:spacing w:before="40" w:after="40" w:lineRule="auto" w:line="240"/>
+              <w:ind w:left="0" w:firstLine="0" w:right="0"/>
+              <w:spacing w:lineRule="auto" w:after="40" w:line="240" w:before="40"/>
             </w:pPr>
             <w:r>
               <w:rPr>
@@ -8530,14 +8474,14 @@
         </w:tc>
         <w:tc>
           <w:tcPr>
-            <w:shd w:val="clear" w:fill="E8E8E8" w:color="auto"/>
+            <w:shd w:color="auto" w:val="clear" w:fill="E8E8E8"/>
           </w:tcPr>
           <w:p>
             <w:pPr>
               <w:pStyle w:val="Compact"/>
               <w:jc w:val="left"/>
-              <w:ind w:left="0" w:right="0" w:firstLine="0"/>
-              <w:spacing w:before="40" w:after="40" w:lineRule="auto" w:line="240"/>
+              <w:ind w:left="0" w:firstLine="0" w:right="0"/>
+              <w:spacing w:lineRule="auto" w:after="40" w:line="240" w:before="40"/>
             </w:pPr>
             <w:r>
               <w:rPr>
@@ -8555,8 +8499,8 @@
             <w:pPr>
               <w:pStyle w:val="Compact"/>
               <w:jc w:val="left"/>
-              <w:ind w:left="0" w:right="0" w:firstLine="0"/>
-              <w:spacing w:before="40" w:after="40" w:lineRule="auto" w:line="240"/>
+              <w:ind w:left="0" w:firstLine="0" w:right="0"/>
+              <w:spacing w:lineRule="auto" w:after="40" w:line="240" w:before="40"/>
             </w:pPr>
             <w:r>
               <w:rPr>
@@ -8578,8 +8522,8 @@
             <w:pPr>
               <w:pStyle w:val="Compact"/>
               <w:jc w:val="left"/>
-              <w:ind w:left="0" w:right="0" w:firstLine="0"/>
-              <w:spacing w:before="40" w:after="40" w:lineRule="auto" w:line="240"/>
+              <w:ind w:left="0" w:firstLine="0" w:right="0"/>
+              <w:spacing w:lineRule="auto" w:after="40" w:line="240" w:before="40"/>
             </w:pPr>
             <w:r>
               <w:t xml:space="preserve">Table of Contents (TOC) from spec object headings</w:t>
@@ -8594,8 +8538,8 @@
             <w:pPr>
               <w:pStyle w:val="Compact"/>
               <w:jc w:val="left"/>
-              <w:ind w:left="0" w:right="0" w:firstLine="0"/>
-              <w:spacing w:before="40" w:after="40" w:lineRule="auto" w:line="240"/>
+              <w:ind w:left="0" w:firstLine="0" w:right="0"/>
+              <w:spacing w:lineRule="auto" w:after="40" w:line="240" w:before="40"/>
             </w:pPr>
             <w:r>
               <w:rPr>
@@ -8611,8 +8555,8 @@
             <w:pPr>
               <w:pStyle w:val="Compact"/>
               <w:jc w:val="left"/>
-              <w:ind w:left="0" w:right="0" w:firstLine="0"/>
-              <w:spacing w:before="40" w:after="40" w:lineRule="auto" w:line="240"/>
+              <w:ind w:left="0" w:firstLine="0" w:right="0"/>
+              <w:spacing w:lineRule="auto" w:after="40" w:line="240" w:before="40"/>
             </w:pPr>
             <w:r>
               <w:rPr>
@@ -8630,8 +8574,8 @@
             <w:pPr>
               <w:pStyle w:val="Compact"/>
               <w:jc w:val="left"/>
-              <w:ind w:left="0" w:right="0" w:firstLine="0"/>
-              <w:spacing w:before="40" w:after="40" w:lineRule="auto" w:line="240"/>
+              <w:ind w:left="0" w:firstLine="0" w:right="0"/>
+              <w:spacing w:lineRule="auto" w:after="40" w:line="240" w:before="40"/>
             </w:pPr>
             <w:r>
               <w:rPr>
@@ -8647,8 +8591,8 @@
             <w:pPr>
               <w:pStyle w:val="Compact"/>
               <w:jc w:val="left"/>
-              <w:ind w:left="0" w:right="0" w:firstLine="0"/>
-              <w:spacing w:before="40" w:after="40" w:lineRule="auto" w:line="240"/>
+              <w:ind w:left="0" w:firstLine="0" w:right="0"/>
+              <w:spacing w:lineRule="auto" w:after="40" w:line="240" w:before="40"/>
             </w:pPr>
             <w:r>
               <w:rPr>
@@ -8678,8 +8622,8 @@
             <w:pPr>
               <w:pStyle w:val="Compact"/>
               <w:jc w:val="left"/>
-              <w:ind w:left="0" w:right="0" w:firstLine="0"/>
-              <w:spacing w:before="40" w:after="40" w:lineRule="auto" w:line="240"/>
+              <w:ind w:left="0" w:firstLine="0" w:right="0"/>
+              <w:spacing w:lineRule="auto" w:after="40" w:line="240" w:before="40"/>
             </w:pPr>
             <w:r>
               <w:rPr>
@@ -8695,8 +8639,8 @@
             <w:pPr>
               <w:pStyle w:val="Compact"/>
               <w:jc w:val="left"/>
-              <w:ind w:left="0" w:right="0" w:firstLine="0"/>
-              <w:spacing w:before="40" w:after="40" w:lineRule="auto" w:line="240"/>
+              <w:ind w:left="0" w:firstLine="0" w:right="0"/>
+              <w:spacing w:lineRule="auto" w:after="40" w:line="240" w:before="40"/>
             </w:pPr>
             <w:r>
               <w:rPr>
@@ -8726,8 +8670,8 @@
             <w:pPr>
               <w:pStyle w:val="Compact"/>
               <w:jc w:val="left"/>
-              <w:ind w:left="0" w:right="0" w:firstLine="0"/>
-              <w:spacing w:before="40" w:after="40" w:lineRule="auto" w:line="240"/>
+              <w:ind w:left="0" w:firstLine="0" w:right="0"/>
+              <w:spacing w:lineRule="auto" w:after="40" w:line="240" w:before="40"/>
             </w:pPr>
             <w:r>
               <w:rPr>
@@ -8743,8 +8687,8 @@
             <w:pPr>
               <w:pStyle w:val="Compact"/>
               <w:jc w:val="left"/>
-              <w:ind w:left="0" w:right="0" w:firstLine="0"/>
-              <w:spacing w:before="40" w:after="40" w:lineRule="auto" w:line="240"/>
+              <w:ind w:left="0" w:firstLine="0" w:right="0"/>
+              <w:spacing w:lineRule="auto" w:after="40" w:line="240" w:before="40"/>
             </w:pPr>
             <w:r>
               <w:rPr>
@@ -8774,8 +8718,8 @@
             <w:pPr>
               <w:pStyle w:val="Compact"/>
               <w:jc w:val="left"/>
-              <w:ind w:left="0" w:right="0" w:firstLine="0"/>
-              <w:spacing w:before="40" w:after="40" w:lineRule="auto" w:line="240"/>
+              <w:ind w:left="0" w:firstLine="0" w:right="0"/>
+              <w:spacing w:lineRule="auto" w:after="40" w:line="240" w:before="40"/>
             </w:pPr>
             <w:r>
               <w:rPr>
@@ -8791,8 +8735,8 @@
             <w:pPr>
               <w:pStyle w:val="Compact"/>
               <w:jc w:val="left"/>
-              <w:ind w:left="0" w:right="0" w:firstLine="0"/>
-              <w:spacing w:before="40" w:after="40" w:lineRule="auto" w:line="240"/>
+              <w:ind w:left="0" w:firstLine="0" w:right="0"/>
+              <w:spacing w:lineRule="auto" w:after="40" w:line="240" w:before="40"/>
             </w:pPr>
             <w:r>
               <w:rPr>
@@ -8816,8 +8760,8 @@
         </w:tc>
       </w:tr>
     </w:tbl>
-    <w:bookmarkEnd w:id="52"/>
-    <w:bookmarkStart w:id="53" w:name="MANUAL-sec5.7"/>
+    <w:bookmarkEnd w:id="51"/>
+    <w:bookmarkStart w:id="52" w:name="MANUAL-sec5.7"/>
     <w:p>
       <w:pPr>
         <w:pStyle w:val="Heading2"/>
@@ -8838,8 +8782,8 @@
         <w:t xml:space="preserve">Prose paragraphs, lists, and tables between headers accumulate to the most recently opened Specification or Spec Object.</w:t>
       </w:r>
     </w:p>
-    <w:bookmarkEnd w:id="53"/>
-    <w:bookmarkStart w:id="54" w:name="MANUAL-sec5.8"/>
+    <w:bookmarkEnd w:id="52"/>
+    <w:bookmarkStart w:id="53" w:name="MANUAL-sec5.8"/>
     <w:p>
       <w:pPr>
         <w:pStyle w:val="Heading2"/>
@@ -8877,12 +8821,12 @@
     </w:p>
     <w:p>
       <w:pPr>
-        <w:spacing w:before="0" w:lineRule="exact" w:after="0" w:line="20"/>
+        <w:spacing w:lineRule="exact" w:line="20" w:before="0" w:after="0"/>
         <w:rPr>
           <w:sz w:val="2"/>
         </w:rPr>
       </w:pPr>
-      <w:bookmarkStart w:name="listing-src-file-include" w:id="44202"/>
+      <w:bookmarkStart w:id="44202" w:name="listing-src-file-include"/>
       <w:bookmarkEnd w:id="44202"/>
     </w:p>
     <w:p>
@@ -8986,7 +8930,7 @@
         <w:pStyle w:val="BodyText"/>
       </w:pPr>
       <w:r>
-        <w:t xml:space="preserve">During expansion an included file’s headings are shifted uniformly so that its shallowest heading lands one level below the heading in effect at the include point: an include under a</w:t>
+        <w:t xml:space="preserve">During expansion, SpecCompiler shifts all headings in an included file by the same amount. The shallowest heading becomes a child of the active heading. For example, an include under</w:t>
       </w:r>
       <w:r>
         <w:t xml:space="preserve"> </w:t>
@@ -9001,7 +8945,7 @@
         <w:t xml:space="preserve"> </w:t>
       </w:r>
       <w:r>
-        <w:t xml:space="preserve">section turns an included</w:t>
+        <w:t xml:space="preserve">changes an included</w:t>
       </w:r>
       <w:r>
         <w:t xml:space="preserve"> </w:t>
@@ -9016,7 +8960,7 @@
         <w:t xml:space="preserve"> </w:t>
       </w:r>
       <w:r>
-        <w:t xml:space="preserve">into</w:t>
+        <w:t xml:space="preserve">to</w:t>
       </w:r>
       <w:r>
         <w:t xml:space="preserve"> </w:t>
@@ -9028,10 +8972,7 @@
         <w:t xml:space="preserve">###</w:t>
       </w:r>
       <w:r>
-        <w:t xml:space="preserve"> </w:t>
-      </w:r>
-      <w:r>
-        <w:t xml:space="preserve">and its</w:t>
+        <w:t xml:space="preserve">. It changes the included</w:t>
       </w:r>
       <w:r>
         <w:t xml:space="preserve"> </w:t>
@@ -9046,7 +8987,7 @@
         <w:t xml:space="preserve"> </w:t>
       </w:r>
       <w:r>
-        <w:t xml:space="preserve">into</w:t>
+        <w:t xml:space="preserve">to</w:t>
       </w:r>
       <w:r>
         <w:t xml:space="preserve"> </w:t>
@@ -9058,7 +8999,7 @@
         <w:t xml:space="preserve">####</w:t>
       </w:r>
       <w:r>
-        <w:t xml:space="preserve">, and a legacy fragment whose shallowest heading is</w:t>
+        <w:t xml:space="preserve">. SpecCompiler preserves relative depths and reports skipped levels. Nested includes combine these shifts. A</w:t>
       </w:r>
       <w:r>
         <w:t xml:space="preserve"> </w:t>
@@ -9067,53 +9008,23 @@
         <w:rPr>
           <w:rStyle w:val="VerbatimChar"/>
         </w:rPr>
-        <w:t xml:space="preserve">##</w:t>
-      </w:r>
-      <w:r>
-        <w:t xml:space="preserve"> </w:t>
-      </w:r>
-      <w:r>
-        <w:t xml:space="preserve">or</w:t>
-      </w:r>
-      <w:r>
-        <w:t xml:space="preserve"> </w:t>
-      </w:r>
-      <w:r>
-        <w:rPr>
-          <w:rStyle w:val="VerbatimChar"/>
-        </w:rPr>
-        <w:t xml:space="preserve">###</w:t>
-      </w:r>
-      <w:r>
-        <w:t xml:space="preserve"> </w:t>
-      </w:r>
-      <w:r>
-        <w:t xml:space="preserve">normalizes to the same position without editing its source. Relative depths inside the file are preserved — a skipped level stays skipped and is reported. Nested includes compose their shifts. A</w:t>
-      </w:r>
-      <w:r>
-        <w:t xml:space="preserve"> </w:t>
-      </w:r>
-      <w:r>
-        <w:rPr>
-          <w:rStyle w:val="VerbatimChar"/>
-        </w:rPr>
         <w:t xml:space="preserve">----</w:t>
       </w:r>
       <w:r>
         <w:t xml:space="preserve"> </w:t>
       </w:r>
       <w:r>
-        <w:t xml:space="preserve">section close before the directive pops the context one level, making the included file a sibling of the section just closed instead of its child:</w:t>
-      </w:r>
-    </w:p>
-    <w:p>
-      <w:pPr>
-        <w:spacing w:before="0" w:lineRule="exact" w:after="0" w:line="20"/>
+        <w:t xml:space="preserve">marker before the directive reduces the active level by one:</w:t>
+      </w:r>
+    </w:p>
+    <w:p>
+      <w:pPr>
+        <w:spacing w:lineRule="exact" w:line="20" w:before="0" w:after="0"/>
         <w:rPr>
           <w:sz w:val="2"/>
         </w:rPr>
       </w:pPr>
-      <w:bookmarkStart w:name="listing-src-include-level-shift" w:id="60259"/>
+      <w:bookmarkStart w:id="60259" w:name="listing-src-include-level-shift"/>
       <w:bookmarkEnd w:id="60259"/>
     </w:p>
     <w:p>
@@ -9312,37 +9223,7 @@
         <w:pStyle w:val="FirstParagraph"/>
       </w:pPr>
       <w:r>
-        <w:t xml:space="preserve">An included file is positioned relative to its shallowest heading, so both standalone files beginning at</w:t>
-      </w:r>
-      <w:r>
-        <w:t xml:space="preserve"> </w:t>
-      </w:r>
-      <w:r>
-        <w:rPr>
-          <w:rStyle w:val="VerbatimChar"/>
-        </w:rPr>
-        <w:t xml:space="preserve">#</w:t>
-      </w:r>
-      <w:r>
-        <w:t xml:space="preserve"> </w:t>
-      </w:r>
-      <w:r>
-        <w:t xml:space="preserve">and legacy fragments beginning at</w:t>
-      </w:r>
-      <w:r>
-        <w:t xml:space="preserve"> </w:t>
-      </w:r>
-      <w:r>
-        <w:rPr>
-          <w:rStyle w:val="VerbatimChar"/>
-        </w:rPr>
-        <w:t xml:space="preserve">##</w:t>
-      </w:r>
-      <w:r>
-        <w:t xml:space="preserve"> </w:t>
-      </w:r>
-      <w:r>
-        <w:t xml:space="preserve">or deeper are supported. Include nesting can produce Pandoc Header levels deeper than 6; SpecCompiler preserves those levels without rejection or clamping. Output formats render them according to their own capabilities.</w:t>
+        <w:t xml:space="preserve">SpecCompiler positions an included file relative to its shallowest heading. The first heading can have any level. Nested includes can produce Pandoc heading levels greater than 6. SpecCompiler preserves these levels. Each output format renders them according to its capabilities.</w:t>
       </w:r>
     </w:p>
     <w:p>
@@ -9353,9 +9234,9 @@
         <w:t xml:space="preserve">Included files are tracked in the build graph for incremental builds – a change to any included file triggers a rebuild.</w:t>
       </w:r>
     </w:p>
+    <w:bookmarkEnd w:id="53"/>
     <w:bookmarkEnd w:id="54"/>
-    <w:bookmarkEnd w:id="55"/>
-    <w:bookmarkStart w:id="80" w:name="MANUAL-sec6"/>
+    <w:bookmarkStart w:id="79" w:name="MANUAL-sec6"/>
     <w:p>
       <w:pPr>
         <w:pStyle w:val="Heading1"/>
@@ -9368,7 +9249,7 @@
         <w:t xml:space="preserve">Using the Default Model</w:t>
       </w:r>
     </w:p>
-    <w:bookmarkStart w:id="56" w:name="MANUAL-sec6.1"/>
+    <w:bookmarkStart w:id="55" w:name="MANUAL-sec6.1"/>
     <w:p>
       <w:pPr>
         <w:pStyle w:val="Heading2"/>
@@ -9423,7 +9304,7 @@
         <w:t xml:space="preserve"> </w:t>
       </w:r>
       <w:r>
-        <w:t xml:space="preserve">– figures, tables, code listings, math equations, PlantUML diagrams, and ECharts charts, each with automatic numbering and captions.</w:t>
+        <w:t xml:space="preserve">– figures, tables, code listings, math equations, and PlantUML diagrams, each with automatic numbering and captions.</w:t>
       </w:r>
     </w:p>
     <w:p>
@@ -9563,8 +9444,8 @@
         <w:t xml:space="preserve">The following subsections demonstrate these features with live floats and cross-references. Every float, view, and link shown below is processed by SpecCompiler when this manual is built.</w:t>
       </w:r>
     </w:p>
-    <w:bookmarkEnd w:id="56"/>
-    <w:bookmarkStart w:id="66" w:name="MANUAL-sec6.2"/>
+    <w:bookmarkEnd w:id="55"/>
+    <w:bookmarkStart w:id="65" w:name="MANUAL-sec6.2"/>
     <w:p>
       <w:pPr>
         <w:pStyle w:val="Heading2"/>
@@ -9585,7 +9466,7 @@
         <w:t xml:space="preserve">A SpecCompiler document can use all default float types. Each float has a type prefix, a label for cross-referencing, and a caption. The examples below are live – they are rendered when this manual is processed.</w:t>
       </w:r>
     </w:p>
-    <w:bookmarkStart w:id="60" w:name="MANUAL-sec6.2.1"/>
+    <w:bookmarkStart w:id="59" w:name="MANUAL-sec6.2.1"/>
     <w:p>
       <w:pPr>
         <w:pStyle w:val="Heading3"/>
@@ -9600,12 +9481,12 @@
     </w:p>
     <w:p>
       <w:pPr>
-        <w:spacing w:before="0" w:lineRule="exact" w:after="0" w:line="20"/>
+        <w:spacing w:lineRule="exact" w:line="20" w:before="0" w:after="0"/>
         <w:rPr>
           <w:sz w:val="2"/>
         </w:rPr>
       </w:pPr>
-      <w:bookmarkStart w:name="puml-diag-layers" w:id="2748"/>
+      <w:bookmarkStart w:id="2748" w:name="puml-diag-layers"/>
       <w:bookmarkEnd w:id="2748"/>
     </w:p>
     <w:p>
@@ -9645,18 +9526,18 @@
           <wp:inline>
             <wp:extent cx="4305300" cy="4457700"/>
             <wp:effectExtent b="0" l="0" r="0" t="0"/>
-            <wp:docPr descr="" title="" id="58" name="Picture"/>
+            <wp:docPr descr="" title="" id="57" name="Picture"/>
             <a:graphic>
               <a:graphicData uri="http://schemas.openxmlformats.org/drawingml/2006/picture">
                 <pic:pic>
                   <pic:nvPicPr>
-                    <pic:cNvPr descr="diagrams/ccaf214c9ff1f7a80a1494cd48152d222dd8ac4a.png" id="59" name="Picture"/>
+                    <pic:cNvPr descr="diagrams/ccaf214c9ff1f7a80a1494cd48152d222dd8ac4a.png" id="58" name="Picture"/>
                     <pic:cNvPicPr>
                       <a:picLocks noChangeArrowheads="1" noChangeAspect="1"/>
                     </pic:cNvPicPr>
                   </pic:nvPicPr>
                   <pic:blipFill>
-                    <a:blip r:embed="rId57"/>
+                    <a:blip r:embed="rId56"/>
                     <a:stretch>
                       <a:fillRect/>
                     </a:stretch>
@@ -9683,8 +9564,8 @@
         </w:drawing>
       </w:r>
     </w:p>
-    <w:bookmarkEnd w:id="60"/>
-    <w:bookmarkStart w:id="61" w:name="MANUAL-sec6.2.2"/>
+    <w:bookmarkEnd w:id="59"/>
+    <w:bookmarkStart w:id="60" w:name="MANUAL-sec6.2.2"/>
     <w:p>
       <w:pPr>
         <w:pStyle w:val="Heading3"/>
@@ -9699,12 +9580,12 @@
     </w:p>
     <w:p>
       <w:pPr>
-        <w:spacing w:before="0" w:lineRule="exact" w:after="0" w:line="20"/>
+        <w:spacing w:lineRule="exact" w:line="20" w:before="0" w:after="0"/>
         <w:rPr>
           <w:sz w:val="2"/>
         </w:rPr>
       </w:pPr>
-      <w:bookmarkStart w:name="csv-tbl-components" w:id="61229"/>
+      <w:bookmarkStart w:id="61229" w:name="csv-tbl-components"/>
       <w:bookmarkEnd w:id="61229"/>
     </w:p>
     <w:p>
@@ -9741,12 +9622,12 @@
         <w:tblLook w:firstRow="1" w:lastRow="0" w:firstColumn="0" w:lastColumn="0" w:noHBand="0" w:noVBand="0" w:val="0020"/>
         <w:jc w:val="start"/>
         <w:tblBorders>
-          <w:top w:color="000000" w:val="single" w:sz="6" w:space="0"/>
-          <w:left w:color="000000" w:val="single" w:sz="6" w:space="0"/>
-          <w:bottom w:color="000000" w:val="single" w:sz="6" w:space="0"/>
-          <w:right w:color="000000" w:val="single" w:sz="6" w:space="0"/>
-          <w:insideH w:color="000000" w:val="single" w:sz="6" w:space="0"/>
-          <w:insideV w:color="000000" w:val="single" w:sz="6" w:space="0"/>
+          <w:top w:color="000000" w:sz="6" w:val="single" w:space="0"/>
+          <w:left w:color="000000" w:sz="6" w:val="single" w:space="0"/>
+          <w:bottom w:color="000000" w:sz="6" w:val="single" w:space="0"/>
+          <w:right w:color="000000" w:sz="6" w:val="single" w:space="0"/>
+          <w:insideH w:color="000000" w:sz="6" w:val="single" w:space="0"/>
+          <w:insideV w:color="000000" w:sz="6" w:val="single" w:space="0"/>
         </w:tblBorders>
         <w:tblCellMar>
           <w:top w:type="dxa" w:w="57"/>
@@ -9766,14 +9647,14 @@
         </w:trPr>
         <w:tc>
           <w:tcPr>
-            <w:shd w:val="clear" w:fill="E8E8E8" w:color="auto"/>
+            <w:shd w:color="auto" w:val="clear" w:fill="E8E8E8"/>
           </w:tcPr>
           <w:p>
             <w:pPr>
               <w:pStyle w:val="Compact"/>
               <w:jc w:val="left"/>
-              <w:ind w:left="0" w:right="0" w:firstLine="0"/>
-              <w:spacing w:before="40" w:after="40" w:lineRule="auto" w:line="240"/>
+              <w:ind w:left="0" w:firstLine="0" w:right="0"/>
+              <w:spacing w:lineRule="auto" w:after="40" w:line="240" w:before="40"/>
             </w:pPr>
             <w:r>
               <w:rPr>
@@ -9785,14 +9666,14 @@
         </w:tc>
         <w:tc>
           <w:tcPr>
-            <w:shd w:val="clear" w:fill="E8E8E8" w:color="auto"/>
+            <w:shd w:color="auto" w:val="clear" w:fill="E8E8E8"/>
           </w:tcPr>
           <w:p>
             <w:pPr>
               <w:pStyle w:val="Compact"/>
               <w:jc w:val="left"/>
-              <w:ind w:left="0" w:right="0" w:firstLine="0"/>
-              <w:spacing w:before="40" w:after="40" w:lineRule="auto" w:line="240"/>
+              <w:ind w:left="0" w:firstLine="0" w:right="0"/>
+              <w:spacing w:lineRule="auto" w:after="40" w:line="240" w:before="40"/>
             </w:pPr>
             <w:r>
               <w:rPr>
@@ -9804,14 +9685,14 @@
         </w:tc>
         <w:tc>
           <w:tcPr>
-            <w:shd w:val="clear" w:fill="E8E8E8" w:color="auto"/>
+            <w:shd w:color="auto" w:val="clear" w:fill="E8E8E8"/>
           </w:tcPr>
           <w:p>
             <w:pPr>
               <w:pStyle w:val="Compact"/>
               <w:jc w:val="left"/>
-              <w:ind w:left="0" w:right="0" w:firstLine="0"/>
-              <w:spacing w:before="40" w:after="40" w:lineRule="auto" w:line="240"/>
+              <w:ind w:left="0" w:firstLine="0" w:right="0"/>
+              <w:spacing w:lineRule="auto" w:after="40" w:line="240" w:before="40"/>
             </w:pPr>
             <w:r>
               <w:rPr>
@@ -9829,8 +9710,8 @@
             <w:pPr>
               <w:pStyle w:val="Compact"/>
               <w:jc w:val="left"/>
-              <w:ind w:left="0" w:right="0" w:firstLine="0"/>
-              <w:spacing w:before="40" w:after="40" w:lineRule="auto" w:line="240"/>
+              <w:ind w:left="0" w:firstLine="0" w:right="0"/>
+              <w:spacing w:lineRule="auto" w:after="40" w:line="240" w:before="40"/>
             </w:pPr>
             <w:r>
               <w:t xml:space="preserve">Web UI</w:t>
@@ -9843,8 +9724,8 @@
             <w:pPr>
               <w:pStyle w:val="Compact"/>
               <w:jc w:val="left"/>
-              <w:ind w:left="0" w:right="0" w:firstLine="0"/>
-              <w:spacing w:before="40" w:after="40" w:lineRule="auto" w:line="240"/>
+              <w:ind w:left="0" w:firstLine="0" w:right="0"/>
+              <w:spacing w:lineRule="auto" w:after="40" w:line="240" w:before="40"/>
             </w:pPr>
             <w:r>
               <w:t xml:space="preserve">Presentation</w:t>
@@ -9857,8 +9738,8 @@
             <w:pPr>
               <w:pStyle w:val="Compact"/>
               <w:jc w:val="left"/>
-              <w:ind w:left="0" w:right="0" w:firstLine="0"/>
-              <w:spacing w:before="40" w:after="40" w:lineRule="auto" w:line="240"/>
+              <w:ind w:left="0" w:firstLine="0" w:right="0"/>
+              <w:spacing w:lineRule="auto" w:after="40" w:line="240" w:before="40"/>
             </w:pPr>
             <w:r>
               <w:t xml:space="preserve">React</w:t>
@@ -9873,8 +9754,8 @@
             <w:pPr>
               <w:pStyle w:val="Compact"/>
               <w:jc w:val="left"/>
-              <w:ind w:left="0" w:right="0" w:firstLine="0"/>
-              <w:spacing w:before="40" w:after="40" w:lineRule="auto" w:line="240"/>
+              <w:ind w:left="0" w:firstLine="0" w:right="0"/>
+              <w:spacing w:lineRule="auto" w:after="40" w:line="240" w:before="40"/>
             </w:pPr>
             <w:r>
               <w:t xml:space="preserve">Auth Service</w:t>
@@ -9887,8 +9768,8 @@
             <w:pPr>
               <w:pStyle w:val="Compact"/>
               <w:jc w:val="left"/>
-              <w:ind w:left="0" w:right="0" w:firstLine="0"/>
-              <w:spacing w:before="40" w:after="40" w:lineRule="auto" w:line="240"/>
+              <w:ind w:left="0" w:firstLine="0" w:right="0"/>
+              <w:spacing w:lineRule="auto" w:after="40" w:line="240" w:before="40"/>
             </w:pPr>
             <w:r>
               <w:t xml:space="preserve">Business Logic</w:t>
@@ -9901,8 +9782,8 @@
             <w:pPr>
               <w:pStyle w:val="Compact"/>
               <w:jc w:val="left"/>
-              <w:ind w:left="0" w:right="0" w:firstLine="0"/>
-              <w:spacing w:before="40" w:after="40" w:lineRule="auto" w:line="240"/>
+              <w:ind w:left="0" w:firstLine="0" w:right="0"/>
+              <w:spacing w:lineRule="auto" w:after="40" w:line="240" w:before="40"/>
             </w:pPr>
             <w:r>
               <w:t xml:space="preserve">Node.js</w:t>
@@ -9917,8 +9798,8 @@
             <w:pPr>
               <w:pStyle w:val="Compact"/>
               <w:jc w:val="left"/>
-              <w:ind w:left="0" w:right="0" w:firstLine="0"/>
-              <w:spacing w:before="40" w:after="40" w:lineRule="auto" w:line="240"/>
+              <w:ind w:left="0" w:firstLine="0" w:right="0"/>
+              <w:spacing w:lineRule="auto" w:after="40" w:line="240" w:before="40"/>
             </w:pPr>
             <w:r>
               <w:t xml:space="preserve">Data Service</w:t>
@@ -9931,8 +9812,8 @@
             <w:pPr>
               <w:pStyle w:val="Compact"/>
               <w:jc w:val="left"/>
-              <w:ind w:left="0" w:right="0" w:firstLine="0"/>
-              <w:spacing w:before="40" w:after="40" w:lineRule="auto" w:line="240"/>
+              <w:ind w:left="0" w:firstLine="0" w:right="0"/>
+              <w:spacing w:lineRule="auto" w:after="40" w:line="240" w:before="40"/>
             </w:pPr>
             <w:r>
               <w:t xml:space="preserve">Business Logic</w:t>
@@ -9945,8 +9826,8 @@
             <w:pPr>
               <w:pStyle w:val="Compact"/>
               <w:jc w:val="left"/>
-              <w:ind w:left="0" w:right="0" w:firstLine="0"/>
-              <w:spacing w:before="40" w:after="40" w:lineRule="auto" w:line="240"/>
+              <w:ind w:left="0" w:firstLine="0" w:right="0"/>
+              <w:spacing w:lineRule="auto" w:after="40" w:line="240" w:before="40"/>
             </w:pPr>
             <w:r>
               <w:t xml:space="preserve">Python</w:t>
@@ -9961,8 +9842,8 @@
             <w:pPr>
               <w:pStyle w:val="Compact"/>
               <w:jc w:val="left"/>
-              <w:ind w:left="0" w:right="0" w:firstLine="0"/>
-              <w:spacing w:before="40" w:after="40" w:lineRule="auto" w:line="240"/>
+              <w:ind w:left="0" w:firstLine="0" w:right="0"/>
+              <w:spacing w:lineRule="auto" w:after="40" w:line="240" w:before="40"/>
             </w:pPr>
             <w:r>
               <w:t xml:space="preserve">Database</w:t>
@@ -9975,8 +9856,8 @@
             <w:pPr>
               <w:pStyle w:val="Compact"/>
               <w:jc w:val="left"/>
-              <w:ind w:left="0" w:right="0" w:firstLine="0"/>
-              <w:spacing w:before="40" w:after="40" w:lineRule="auto" w:line="240"/>
+              <w:ind w:left="0" w:firstLine="0" w:right="0"/>
+              <w:spacing w:lineRule="auto" w:after="40" w:line="240" w:before="40"/>
             </w:pPr>
             <w:r>
               <w:t xml:space="preserve">Persistence</w:t>
@@ -9989,8 +9870,8 @@
             <w:pPr>
               <w:pStyle w:val="Compact"/>
               <w:jc w:val="left"/>
-              <w:ind w:left="0" w:right="0" w:firstLine="0"/>
-              <w:spacing w:before="40" w:after="40" w:lineRule="auto" w:line="240"/>
+              <w:ind w:left="0" w:firstLine="0" w:right="0"/>
+              <w:spacing w:lineRule="auto" w:after="40" w:line="240" w:before="40"/>
             </w:pPr>
             <w:r>
               <w:t xml:space="preserve">PostgreSQL</w:t>
@@ -9999,8 +9880,8 @@
         </w:tc>
       </w:tr>
     </w:tbl>
-    <w:bookmarkEnd w:id="61"/>
-    <w:bookmarkStart w:id="62" w:name="MANUAL-sec6.2.3"/>
+    <w:bookmarkEnd w:id="60"/>
+    <w:bookmarkStart w:id="61" w:name="MANUAL-sec6.2.3"/>
     <w:p>
       <w:pPr>
         <w:pStyle w:val="Heading3"/>
@@ -10015,12 +9896,12 @@
     </w:p>
     <w:p>
       <w:pPr>
-        <w:spacing w:before="0" w:lineRule="exact" w:after="0" w:line="20"/>
+        <w:spacing w:lineRule="exact" w:line="20" w:before="0" w:after="0"/>
         <w:rPr>
           <w:sz w:val="2"/>
         </w:rPr>
       </w:pPr>
-      <w:bookmarkStart w:name="csv-tbl-metrics" w:id="70414"/>
+      <w:bookmarkStart w:id="70414" w:name="csv-tbl-metrics"/>
       <w:bookmarkEnd w:id="70414"/>
     </w:p>
     <w:p>
@@ -10057,12 +9938,12 @@
         <w:tblLook w:firstRow="1" w:lastRow="0" w:firstColumn="0" w:lastColumn="0" w:noHBand="0" w:noVBand="0" w:val="0020"/>
         <w:jc w:val="start"/>
         <w:tblBorders>
-          <w:top w:color="000000" w:val="single" w:sz="6" w:space="0"/>
-          <w:left w:color="000000" w:val="single" w:sz="6" w:space="0"/>
-          <w:bottom w:color="000000" w:val="single" w:sz="6" w:space="0"/>
-          <w:right w:color="000000" w:val="single" w:sz="6" w:space="0"/>
-          <w:insideH w:color="000000" w:val="single" w:sz="6" w:space="0"/>
-          <w:insideV w:color="000000" w:val="single" w:sz="6" w:space="0"/>
+          <w:top w:color="000000" w:sz="6" w:val="single" w:space="0"/>
+          <w:left w:color="000000" w:sz="6" w:val="single" w:space="0"/>
+          <w:bottom w:color="000000" w:sz="6" w:val="single" w:space="0"/>
+          <w:right w:color="000000" w:sz="6" w:val="single" w:space="0"/>
+          <w:insideH w:color="000000" w:sz="6" w:val="single" w:space="0"/>
+          <w:insideV w:color="000000" w:sz="6" w:val="single" w:space="0"/>
         </w:tblBorders>
         <w:tblCellMar>
           <w:top w:type="dxa" w:w="57"/>
@@ -10083,14 +9964,14 @@
         </w:trPr>
         <w:tc>
           <w:tcPr>
-            <w:shd w:val="clear" w:fill="E8E8E8" w:color="auto"/>
+            <w:shd w:color="auto" w:val="clear" w:fill="E8E8E8"/>
           </w:tcPr>
           <w:p>
             <w:pPr>
               <w:pStyle w:val="Compact"/>
               <w:jc w:val="left"/>
-              <w:ind w:left="0" w:right="0" w:firstLine="0"/>
-              <w:spacing w:before="40" w:after="40" w:lineRule="auto" w:line="240"/>
+              <w:ind w:left="0" w:firstLine="0" w:right="0"/>
+              <w:spacing w:lineRule="auto" w:after="40" w:line="240" w:before="40"/>
             </w:pPr>
             <w:r>
               <w:rPr>
@@ -10102,14 +9983,14 @@
         </w:tc>
         <w:tc>
           <w:tcPr>
-            <w:shd w:val="clear" w:fill="E8E8E8" w:color="auto"/>
+            <w:shd w:color="auto" w:val="clear" w:fill="E8E8E8"/>
           </w:tcPr>
           <w:p>
             <w:pPr>
               <w:pStyle w:val="Compact"/>
               <w:jc w:val="left"/>
-              <w:ind w:left="0" w:right="0" w:firstLine="0"/>
-              <w:spacing w:before="40" w:after="40" w:lineRule="auto" w:line="240"/>
+              <w:ind w:left="0" w:firstLine="0" w:right="0"/>
+              <w:spacing w:lineRule="auto" w:after="40" w:line="240" w:before="40"/>
             </w:pPr>
             <w:r>
               <w:rPr>
@@ -10121,14 +10002,14 @@
         </w:tc>
         <w:tc>
           <w:tcPr>
-            <w:shd w:val="clear" w:fill="E8E8E8" w:color="auto"/>
+            <w:shd w:color="auto" w:val="clear" w:fill="E8E8E8"/>
           </w:tcPr>
           <w:p>
             <w:pPr>
               <w:pStyle w:val="Compact"/>
               <w:jc w:val="left"/>
-              <w:ind w:left="0" w:right="0" w:firstLine="0"/>
-              <w:spacing w:before="40" w:after="40" w:lineRule="auto" w:line="240"/>
+              <w:ind w:left="0" w:firstLine="0" w:right="0"/>
+              <w:spacing w:lineRule="auto" w:after="40" w:line="240" w:before="40"/>
             </w:pPr>
             <w:r>
               <w:rPr>
@@ -10140,14 +10021,14 @@
         </w:tc>
         <w:tc>
           <w:tcPr>
-            <w:shd w:val="clear" w:fill="E8E8E8" w:color="auto"/>
+            <w:shd w:color="auto" w:val="clear" w:fill="E8E8E8"/>
           </w:tcPr>
           <w:p>
             <w:pPr>
               <w:pStyle w:val="Compact"/>
               <w:jc w:val="left"/>
-              <w:ind w:left="0" w:right="0" w:firstLine="0"/>
-              <w:spacing w:before="40" w:after="40" w:lineRule="auto" w:line="240"/>
+              <w:ind w:left="0" w:firstLine="0" w:right="0"/>
+              <w:spacing w:lineRule="auto" w:after="40" w:line="240" w:before="40"/>
             </w:pPr>
             <w:r>
               <w:rPr>
@@ -10165,8 +10046,8 @@
             <w:pPr>
               <w:pStyle w:val="Compact"/>
               <w:jc w:val="left"/>
-              <w:ind w:left="0" w:right="0" w:firstLine="0"/>
-              <w:spacing w:before="40" w:after="40" w:lineRule="auto" w:line="240"/>
+              <w:ind w:left="0" w:firstLine="0" w:right="0"/>
+              <w:spacing w:lineRule="auto" w:after="40" w:line="240" w:before="40"/>
             </w:pPr>
             <w:r>
               <w:t xml:space="preserve">Response time (ms)</w:t>
@@ -10179,8 +10060,8 @@
             <w:pPr>
               <w:pStyle w:val="Compact"/>
               <w:jc w:val="left"/>
-              <w:ind w:left="0" w:right="0" w:firstLine="0"/>
-              <w:spacing w:before="40" w:after="40" w:lineRule="auto" w:line="240"/>
+              <w:ind w:left="0" w:firstLine="0" w:right="0"/>
+              <w:spacing w:lineRule="auto" w:after="40" w:line="240" w:before="40"/>
             </w:pPr>
             <w:r>
               <w:t xml:space="preserve">200</w:t>
@@ -10193,8 +10074,8 @@
             <w:pPr>
               <w:pStyle w:val="Compact"/>
               <w:jc w:val="left"/>
-              <w:ind w:left="0" w:right="0" w:firstLine="0"/>
-              <w:spacing w:before="40" w:after="40" w:lineRule="auto" w:line="240"/>
+              <w:ind w:left="0" w:firstLine="0" w:right="0"/>
+              <w:spacing w:lineRule="auto" w:after="40" w:line="240" w:before="40"/>
             </w:pPr>
             <w:r>
               <w:t xml:space="preserve">185</w:t>
@@ -10207,8 +10088,8 @@
             <w:pPr>
               <w:pStyle w:val="Compact"/>
               <w:jc w:val="left"/>
-              <w:ind w:left="0" w:right="0" w:firstLine="0"/>
-              <w:spacing w:before="40" w:after="40" w:lineRule="auto" w:line="240"/>
+              <w:ind w:left="0" w:firstLine="0" w:right="0"/>
+              <w:spacing w:lineRule="auto" w:after="40" w:line="240" w:before="40"/>
             </w:pPr>
             <w:r>
               <w:t xml:space="preserve">Pass</w:t>
@@ -10223,8 +10104,8 @@
             <w:pPr>
               <w:pStyle w:val="Compact"/>
               <w:jc w:val="left"/>
-              <w:ind w:left="0" w:right="0" w:firstLine="0"/>
-              <w:spacing w:before="40" w:after="40" w:lineRule="auto" w:line="240"/>
+              <w:ind w:left="0" w:firstLine="0" w:right="0"/>
+              <w:spacing w:lineRule="auto" w:after="40" w:line="240" w:before="40"/>
             </w:pPr>
             <w:r>
               <w:t xml:space="preserve">Throughput (req/s)</w:t>
@@ -10237,8 +10118,8 @@
             <w:pPr>
               <w:pStyle w:val="Compact"/>
               <w:jc w:val="left"/>
-              <w:ind w:left="0" w:right="0" w:firstLine="0"/>
-              <w:spacing w:before="40" w:after="40" w:lineRule="auto" w:line="240"/>
+              <w:ind w:left="0" w:firstLine="0" w:right="0"/>
+              <w:spacing w:lineRule="auto" w:after="40" w:line="240" w:before="40"/>
             </w:pPr>
             <w:r>
               <w:t xml:space="preserve">1000</w:t>
@@ -10251,8 +10132,8 @@
             <w:pPr>
               <w:pStyle w:val="Compact"/>
               <w:jc w:val="left"/>
-              <w:ind w:left="0" w:right="0" w:firstLine="0"/>
-              <w:spacing w:before="40" w:after="40" w:lineRule="auto" w:line="240"/>
+              <w:ind w:left="0" w:firstLine="0" w:right="0"/>
+              <w:spacing w:lineRule="auto" w:after="40" w:line="240" w:before="40"/>
             </w:pPr>
             <w:r>
               <w:t xml:space="preserve">1120</w:t>
@@ -10265,8 +10146,8 @@
             <w:pPr>
               <w:pStyle w:val="Compact"/>
               <w:jc w:val="left"/>
-              <w:ind w:left="0" w:right="0" w:firstLine="0"/>
-              <w:spacing w:before="40" w:after="40" w:lineRule="auto" w:line="240"/>
+              <w:ind w:left="0" w:firstLine="0" w:right="0"/>
+              <w:spacing w:lineRule="auto" w:after="40" w:line="240" w:before="40"/>
             </w:pPr>
             <w:r>
               <w:t xml:space="preserve">Pass</w:t>
@@ -10281,8 +10162,8 @@
             <w:pPr>
               <w:pStyle w:val="Compact"/>
               <w:jc w:val="left"/>
-              <w:ind w:left="0" w:right="0" w:firstLine="0"/>
-              <w:spacing w:before="40" w:after="40" w:lineRule="auto" w:line="240"/>
+              <w:ind w:left="0" w:firstLine="0" w:right="0"/>
+              <w:spacing w:lineRule="auto" w:after="40" w:line="240" w:before="40"/>
             </w:pPr>
             <w:r>
               <w:t xml:space="preserve">Error rate (%)</w:t>
@@ -10295,8 +10176,8 @@
             <w:pPr>
               <w:pStyle w:val="Compact"/>
               <w:jc w:val="left"/>
-              <w:ind w:left="0" w:right="0" w:firstLine="0"/>
-              <w:spacing w:before="40" w:after="40" w:lineRule="auto" w:line="240"/>
+              <w:ind w:left="0" w:firstLine="0" w:right="0"/>
+              <w:spacing w:lineRule="auto" w:after="40" w:line="240" w:before="40"/>
             </w:pPr>
             <w:r>
               <w:t xml:space="preserve">1.0</w:t>
@@ -10309,8 +10190,8 @@
             <w:pPr>
               <w:pStyle w:val="Compact"/>
               <w:jc w:val="left"/>
-              <w:ind w:left="0" w:right="0" w:firstLine="0"/>
-              <w:spacing w:before="40" w:after="40" w:lineRule="auto" w:line="240"/>
+              <w:ind w:left="0" w:firstLine="0" w:right="0"/>
+              <w:spacing w:lineRule="auto" w:after="40" w:line="240" w:before="40"/>
             </w:pPr>
             <w:r>
               <w:t xml:space="preserve">0.3</w:t>
@@ -10323,8 +10204,8 @@
             <w:pPr>
               <w:pStyle w:val="Compact"/>
               <w:jc w:val="left"/>
-              <w:ind w:left="0" w:right="0" w:firstLine="0"/>
-              <w:spacing w:before="40" w:after="40" w:lineRule="auto" w:line="240"/>
+              <w:ind w:left="0" w:firstLine="0" w:right="0"/>
+              <w:spacing w:lineRule="auto" w:after="40" w:line="240" w:before="40"/>
             </w:pPr>
             <w:r>
               <w:t xml:space="preserve">Pass</w:t>
@@ -10339,8 +10220,8 @@
             <w:pPr>
               <w:pStyle w:val="Compact"/>
               <w:jc w:val="left"/>
-              <w:ind w:left="0" w:right="0" w:firstLine="0"/>
-              <w:spacing w:before="40" w:after="40" w:lineRule="auto" w:line="240"/>
+              <w:ind w:left="0" w:firstLine="0" w:right="0"/>
+              <w:spacing w:lineRule="auto" w:after="40" w:line="240" w:before="40"/>
             </w:pPr>
             <w:r>
               <w:t xml:space="preserve">Memory usage (MB)</w:t>
@@ -10353,8 +10234,8 @@
             <w:pPr>
               <w:pStyle w:val="Compact"/>
               <w:jc w:val="left"/>
-              <w:ind w:left="0" w:right="0" w:firstLine="0"/>
-              <w:spacing w:before="40" w:after="40" w:lineRule="auto" w:line="240"/>
+              <w:ind w:left="0" w:firstLine="0" w:right="0"/>
+              <w:spacing w:lineRule="auto" w:after="40" w:line="240" w:before="40"/>
             </w:pPr>
             <w:r>
               <w:t xml:space="preserve">512</w:t>
@@ -10367,8 +10248,8 @@
             <w:pPr>
               <w:pStyle w:val="Compact"/>
               <w:jc w:val="left"/>
-              <w:ind w:left="0" w:right="0" w:firstLine="0"/>
-              <w:spacing w:before="40" w:after="40" w:lineRule="auto" w:line="240"/>
+              <w:ind w:left="0" w:firstLine="0" w:right="0"/>
+              <w:spacing w:lineRule="auto" w:after="40" w:line="240" w:before="40"/>
             </w:pPr>
             <w:r>
               <w:t xml:space="preserve">487</w:t>
@@ -10381,8 +10262,8 @@
             <w:pPr>
               <w:pStyle w:val="Compact"/>
               <w:jc w:val="left"/>
-              <w:ind w:left="0" w:right="0" w:firstLine="0"/>
-              <w:spacing w:before="40" w:after="40" w:lineRule="auto" w:line="240"/>
+              <w:ind w:left="0" w:firstLine="0" w:right="0"/>
+              <w:spacing w:lineRule="auto" w:after="40" w:line="240" w:before="40"/>
             </w:pPr>
             <w:r>
               <w:t xml:space="preserve">Pass</w:t>
@@ -10391,8 +10272,8 @@
         </w:tc>
       </w:tr>
     </w:tbl>
-    <w:bookmarkEnd w:id="62"/>
-    <w:bookmarkStart w:id="63" w:name="MANUAL-sec6.2.4"/>
+    <w:bookmarkEnd w:id="61"/>
+    <w:bookmarkStart w:id="62" w:name="MANUAL-sec6.2.4"/>
     <w:p>
       <w:pPr>
         <w:pStyle w:val="Heading3"/>
@@ -10407,12 +10288,12 @@
     </w:p>
     <w:p>
       <w:pPr>
-        <w:spacing w:before="0" w:lineRule="exact" w:after="0" w:line="20"/>
+        <w:spacing w:lineRule="exact" w:line="20" w:before="0" w:after="0"/>
         <w:rPr>
           <w:sz w:val="2"/>
         </w:rPr>
       </w:pPr>
-      <w:bookmarkStart w:name="listing-lst-init" w:id="92378"/>
+      <w:bookmarkStart w:id="92378" w:name="listing-lst-init"/>
       <w:bookmarkEnd w:id="92378"/>
     </w:p>
     <w:p>
@@ -10534,8 +10415,8 @@
         <w:t xml:space="preserve"> Application(auth, db)</w:t>
       </w:r>
     </w:p>
-    <w:bookmarkEnd w:id="63"/>
-    <w:bookmarkStart w:id="64" w:name="MANUAL-sec6.2.5"/>
+    <w:bookmarkEnd w:id="62"/>
+    <w:bookmarkStart w:id="63" w:name="MANUAL-sec6.2.5"/>
     <w:p>
       <w:pPr>
         <w:pStyle w:val="Heading3"/>
@@ -10554,8 +10435,8 @@
       </w:pPr>
       <w:pPr>
         <w:tabs>
-          <w:tab w:val="center" w:pos="4680"/>
-          <w:tab w:val="right" w:pos="9360"/>
+          <w:tab w:pos="4680" w:val="center"/>
+          <w:tab w:pos="9360" w:val="right"/>
         </w:tabs>
       </w:pPr>
       <w:r>
@@ -10668,7 +10549,7 @@
       <w:r>
         <w:tab/>
       </w:r>
-      <w:bookmarkStart w:name="math-eq-latency" w:id="22083"/>
+      <w:bookmarkStart w:id="22083" w:name="math-eq-latency"/>
       <w:r>
         <w:t>(</w:t>
       </w:r>
@@ -10692,8 +10573,8 @@
       </w:r>
       <w:bookmarkEnd w:id="22083"/>
     </w:p>
-    <w:bookmarkEnd w:id="64"/>
-    <w:bookmarkStart w:id="65" w:name="MANUAL-sec6.2.6"/>
+    <w:bookmarkEnd w:id="63"/>
+    <w:bookmarkStart w:id="64" w:name="MANUAL-sec6.2.6"/>
     <w:p>
       <w:pPr>
         <w:pStyle w:val="Heading3"/>
@@ -11281,9 +11162,9 @@
         <w:t xml:space="preserve">}</w:t>
       </w:r>
     </w:p>
+    <w:bookmarkEnd w:id="64"/>
     <w:bookmarkEnd w:id="65"/>
-    <w:bookmarkEnd w:id="66"/>
-    <w:bookmarkStart w:id="68" w:name="MANUAL-sec6.3"/>
+    <w:bookmarkStart w:id="67" w:name="MANUAL-sec6.3"/>
     <w:p>
       <w:pPr>
         <w:pStyle w:val="Heading2"/>
@@ -11471,7 +11352,7 @@
       <w:r>
         <w:t xml:space="preserve"> </w:t>
       </w:r>
-      <w:hyperlink r:id="rId67">
+      <w:hyperlink r:id="rId66">
         <w:r>
           <w:rPr>
             <w:rStyle w:val="Hyperlink"/>
@@ -11488,12 +11369,12 @@
     </w:p>
     <w:p>
       <w:pPr>
-        <w:spacing w:before="0" w:lineRule="exact" w:after="0" w:line="20"/>
+        <w:spacing w:lineRule="exact" w:line="20" w:before="0" w:after="0"/>
         <w:rPr>
           <w:sz w:val="2"/>
         </w:rPr>
       </w:pPr>
-      <w:bookmarkStart w:name="csv-tbl-xref-selectors" w:id="68857"/>
+      <w:bookmarkStart w:id="68857" w:name="csv-tbl-xref-selectors"/>
       <w:bookmarkEnd w:id="68857"/>
     </w:p>
     <w:p>
@@ -11530,12 +11411,12 @@
         <w:tblLook w:firstRow="1" w:lastRow="0" w:firstColumn="0" w:lastColumn="0" w:noHBand="0" w:noVBand="0" w:val="0020"/>
         <w:jc w:val="start"/>
         <w:tblBorders>
-          <w:top w:color="000000" w:val="single" w:sz="6" w:space="0"/>
-          <w:left w:color="000000" w:val="single" w:sz="6" w:space="0"/>
-          <w:bottom w:color="000000" w:val="single" w:sz="6" w:space="0"/>
-          <w:right w:color="000000" w:val="single" w:sz="6" w:space="0"/>
-          <w:insideH w:color="000000" w:val="single" w:sz="6" w:space="0"/>
-          <w:insideV w:color="000000" w:val="single" w:sz="6" w:space="0"/>
+          <w:top w:color="000000" w:sz="6" w:val="single" w:space="0"/>
+          <w:left w:color="000000" w:sz="6" w:val="single" w:space="0"/>
+          <w:bottom w:color="000000" w:sz="6" w:val="single" w:space="0"/>
+          <w:right w:color="000000" w:sz="6" w:val="single" w:space="0"/>
+          <w:insideH w:color="000000" w:sz="6" w:val="single" w:space="0"/>
+          <w:insideV w:color="000000" w:sz="6" w:val="single" w:space="0"/>
         </w:tblBorders>
         <w:tblCellMar>
           <w:top w:type="dxa" w:w="57"/>
@@ -11555,14 +11436,14 @@
         </w:trPr>
         <w:tc>
           <w:tcPr>
-            <w:shd w:val="clear" w:fill="E8E8E8" w:color="auto"/>
+            <w:shd w:color="auto" w:val="clear" w:fill="E8E8E8"/>
           </w:tcPr>
           <w:p>
             <w:pPr>
               <w:pStyle w:val="Compact"/>
               <w:jc w:val="left"/>
-              <w:ind w:left="0" w:right="0" w:firstLine="0"/>
-              <w:spacing w:before="40" w:after="40" w:lineRule="auto" w:line="240"/>
+              <w:ind w:left="0" w:firstLine="0" w:right="0"/>
+              <w:spacing w:lineRule="auto" w:after="40" w:line="240" w:before="40"/>
             </w:pPr>
             <w:r>
               <w:rPr>
@@ -11574,14 +11455,14 @@
         </w:tc>
         <w:tc>
           <w:tcPr>
-            <w:shd w:val="clear" w:fill="E8E8E8" w:color="auto"/>
+            <w:shd w:color="auto" w:val="clear" w:fill="E8E8E8"/>
           </w:tcPr>
           <w:p>
             <w:pPr>
               <w:pStyle w:val="Compact"/>
               <w:jc w:val="left"/>
-              <w:ind w:left="0" w:right="0" w:firstLine="0"/>
-              <w:spacing w:before="40" w:after="40" w:lineRule="auto" w:line="240"/>
+              <w:ind w:left="0" w:firstLine="0" w:right="0"/>
+              <w:spacing w:lineRule="auto" w:after="40" w:line="240" w:before="40"/>
             </w:pPr>
             <w:r>
               <w:rPr>
@@ -11593,14 +11474,14 @@
         </w:tc>
         <w:tc>
           <w:tcPr>
-            <w:shd w:val="clear" w:fill="E8E8E8" w:color="auto"/>
+            <w:shd w:color="auto" w:val="clear" w:fill="E8E8E8"/>
           </w:tcPr>
           <w:p>
             <w:pPr>
               <w:pStyle w:val="Compact"/>
               <w:jc w:val="left"/>
-              <w:ind w:left="0" w:right="0" w:firstLine="0"/>
-              <w:spacing w:before="40" w:after="40" w:lineRule="auto" w:line="240"/>
+              <w:ind w:left="0" w:firstLine="0" w:right="0"/>
+              <w:spacing w:lineRule="auto" w:after="40" w:line="240" w:before="40"/>
             </w:pPr>
             <w:r>
               <w:rPr>
@@ -11618,8 +11499,8 @@
             <w:pPr>
               <w:pStyle w:val="Compact"/>
               <w:jc w:val="left"/>
-              <w:ind w:left="0" w:right="0" w:firstLine="0"/>
-              <w:spacing w:before="40" w:after="40" w:lineRule="auto" w:line="240"/>
+              <w:ind w:left="0" w:firstLine="0" w:right="0"/>
+              <w:spacing w:lineRule="auto" w:after="40" w:line="240" w:before="40"/>
             </w:pPr>
             <w:r>
               <w:rPr>
@@ -11641,8 +11522,8 @@
             <w:pPr>
               <w:pStyle w:val="Compact"/>
               <w:jc w:val="left"/>
-              <w:ind w:left="0" w:right="0" w:firstLine="0"/>
-              <w:spacing w:before="40" w:after="40" w:lineRule="auto" w:line="240"/>
+              <w:ind w:left="0" w:firstLine="0" w:right="0"/>
+              <w:spacing w:lineRule="auto" w:after="40" w:line="240" w:before="40"/>
             </w:pPr>
             <w:r>
               <w:rPr>
@@ -11658,8 +11539,8 @@
             <w:pPr>
               <w:pStyle w:val="Compact"/>
               <w:jc w:val="left"/>
-              <w:ind w:left="0" w:right="0" w:firstLine="0"/>
-              <w:spacing w:before="40" w:after="40" w:lineRule="auto" w:line="240"/>
+              <w:ind w:left="0" w:firstLine="0" w:right="0"/>
+              <w:spacing w:lineRule="auto" w:after="40" w:line="240" w:before="40"/>
             </w:pPr>
             <w:r>
               <w:t xml:space="preserve">Exact PID lookup. Same-spec first, then cross-document fallback. Never ambiguous.</w:t>
@@ -11674,8 +11555,8 @@
             <w:pPr>
               <w:pStyle w:val="Compact"/>
               <w:jc w:val="left"/>
-              <w:ind w:left="0" w:right="0" w:firstLine="0"/>
-              <w:spacing w:before="40" w:after="40" w:lineRule="auto" w:line="240"/>
+              <w:ind w:left="0" w:firstLine="0" w:right="0"/>
+              <w:spacing w:lineRule="auto" w:after="40" w:line="240" w:before="40"/>
             </w:pPr>
             <w:r>
               <w:rPr>
@@ -11697,8 +11578,8 @@
             <w:pPr>
               <w:pStyle w:val="Compact"/>
               <w:jc w:val="left"/>
-              <w:ind w:left="0" w:right="0" w:firstLine="0"/>
-              <w:spacing w:before="40" w:after="40" w:lineRule="auto" w:line="240"/>
+              <w:ind w:left="0" w:firstLine="0" w:right="0"/>
+              <w:spacing w:lineRule="auto" w:after="40" w:line="240" w:before="40"/>
             </w:pPr>
             <w:r>
               <w:rPr>
@@ -11714,8 +11595,8 @@
             <w:pPr>
               <w:pStyle w:val="Compact"/>
               <w:jc w:val="left"/>
-              <w:ind w:left="0" w:right="0" w:firstLine="0"/>
-              <w:spacing w:before="40" w:after="40" w:lineRule="auto" w:line="240"/>
+              <w:ind w:left="0" w:firstLine="0" w:right="0"/>
+              <w:spacing w:lineRule="auto" w:after="40" w:line="240" w:before="40"/>
             </w:pPr>
             <w:r>
               <w:t xml:space="preserve">Scoped resolution: local scope, then same specification, then global. May be ambiguous if multiple matches at the same scope level.</w:t>
@@ -11724,8 +11605,8 @@
         </w:tc>
       </w:tr>
     </w:tbl>
-    <w:bookmarkEnd w:id="68"/>
-    <w:bookmarkStart w:id="72" w:name="MANUAL-sec6.4"/>
+    <w:bookmarkEnd w:id="67"/>
+    <w:bookmarkStart w:id="71" w:name="MANUAL-sec6.4"/>
     <w:p>
       <w:pPr>
         <w:pStyle w:val="Heading2"/>
@@ -12180,7 +12061,7 @@
         </w:numPr>
         <w:pStyle w:val="Compact"/>
       </w:pPr>
-      <w:hyperlink r:id="rId69">
+      <w:hyperlink r:id="rId68">
         <w:r>
           <w:rPr>
             <w:rStyle w:val="Hyperlink"/>
@@ -12203,7 +12084,7 @@
         </w:numPr>
         <w:pStyle w:val="Compact"/>
       </w:pPr>
-      <w:hyperlink r:id="rId70">
+      <w:hyperlink r:id="rId69">
         <w:r>
           <w:rPr>
             <w:rStyle w:val="Hyperlink"/>
@@ -12226,7 +12107,7 @@
         </w:numPr>
         <w:pStyle w:val="Compact"/>
       </w:pPr>
-      <w:hyperlink r:id="rId71">
+      <w:hyperlink r:id="rId70">
         <w:r>
           <w:rPr>
             <w:rStyle w:val="Hyperlink"/>
@@ -12241,8 +12122,8 @@
         <w:t xml:space="preserve">links to preset inheritance in the DOCX guide.</w:t>
       </w:r>
     </w:p>
-    <w:bookmarkEnd w:id="72"/>
-    <w:bookmarkStart w:id="73" w:name="MANUAL-sec6.5"/>
+    <w:bookmarkEnd w:id="71"/>
+    <w:bookmarkStart w:id="72" w:name="MANUAL-sec6.5"/>
     <w:p>
       <w:pPr>
         <w:pStyle w:val="Heading2"/>
@@ -12295,12 +12176,12 @@
     </w:p>
     <w:p>
       <w:pPr>
-        <w:spacing w:before="0" w:lineRule="exact" w:after="0" w:line="20"/>
+        <w:spacing w:lineRule="exact" w:line="20" w:before="0" w:after="0"/>
         <w:rPr>
           <w:sz w:val="2"/>
         </w:rPr>
       </w:pPr>
-      <w:bookmarkStart w:name="listing-src-bib-config" w:id="9127"/>
+      <w:bookmarkStart w:id="9127" w:name="listing-src-bib-config"/>
       <w:bookmarkEnd w:id="9127"/>
     </w:p>
     <w:p>
@@ -12403,12 +12284,12 @@
     </w:p>
     <w:p>
       <w:pPr>
-        <w:spacing w:before="0" w:lineRule="exact" w:after="0" w:line="20"/>
+        <w:spacing w:lineRule="exact" w:line="20" w:before="0" w:after="0"/>
         <w:rPr>
           <w:sz w:val="2"/>
         </w:rPr>
       </w:pPr>
-      <w:bookmarkStart w:name="listing-src-bib-file" w:id="72833"/>
+      <w:bookmarkStart w:id="72833" w:name="listing-src-bib-file"/>
       <w:bookmarkEnd w:id="72833"/>
     </w:p>
     <w:p>
@@ -12700,12 +12581,12 @@
     </w:p>
     <w:p>
       <w:pPr>
-        <w:spacing w:before="0" w:lineRule="exact" w:after="0" w:line="20"/>
+        <w:spacing w:lineRule="exact" w:line="20" w:before="0" w:after="0"/>
         <w:rPr>
           <w:sz w:val="2"/>
         </w:rPr>
       </w:pPr>
-      <w:bookmarkStart w:name="listing-src-citation-syntax" w:id="25784"/>
+      <w:bookmarkStart w:id="25784" w:name="listing-src-citation-syntax"/>
       <w:bookmarkEnd w:id="25784"/>
     </w:p>
     <w:p>
@@ -13042,8 +12923,8 @@
         <w:t xml:space="preserve">elements. During EMIT, Pandoc’s citeproc processor formats citations and appends a bibliography list to the document according to the configured CSL style.</w:t>
       </w:r>
     </w:p>
-    <w:bookmarkEnd w:id="73"/>
-    <w:bookmarkStart w:id="79" w:name="MANUAL-sec6.6"/>
+    <w:bookmarkEnd w:id="72"/>
+    <w:bookmarkStart w:id="78" w:name="MANUAL-sec6.6"/>
     <w:p>
       <w:pPr>
         <w:pStyle w:val="Heading2"/>
@@ -13064,7 +12945,7 @@
         <w:t xml:space="preserve">Views generate content blocks from the SpecIR.</w:t>
       </w:r>
     </w:p>
-    <w:bookmarkStart w:id="74" w:name="MANUAL-sec6.6.1"/>
+    <w:bookmarkStart w:id="73" w:name="MANUAL-sec6.6.1"/>
     <w:p>
       <w:pPr>
         <w:pStyle w:val="Heading3"/>
@@ -13160,8 +13041,8 @@
         <w:t xml:space="preserve">. The abbreviation goes in parentheses at the end.</w:t>
       </w:r>
     </w:p>
-    <w:bookmarkEnd w:id="74"/>
-    <w:bookmarkStart w:id="75" w:name="MANUAL-sec6.6.2"/>
+    <w:bookmarkEnd w:id="73"/>
+    <w:bookmarkStart w:id="74" w:name="MANUAL-sec6.6.2"/>
     <w:p>
       <w:pPr>
         <w:pStyle w:val="Heading3"/>
@@ -13374,8 +13255,8 @@
         <w:t xml:space="preserve">) provide numbered equations with captions.</w:t>
       </w:r>
     </w:p>
-    <w:bookmarkEnd w:id="75"/>
-    <w:bookmarkStart w:id="77" w:name="MANUAL-sec6.6.3"/>
+    <w:bookmarkEnd w:id="74"/>
+    <w:bookmarkStart w:id="76" w:name="MANUAL-sec6.6.3"/>
     <w:p>
       <w:pPr>
         <w:pStyle w:val="Heading3"/>
@@ -13443,12 +13324,12 @@
     </w:p>
     <w:p>
       <w:pPr>
-        <w:spacing w:before="0" w:lineRule="exact" w:after="0" w:line="20"/>
+        <w:spacing w:lineRule="exact" w:line="20" w:before="0" w:after="0"/>
         <w:rPr>
           <w:sz w:val="2"/>
         </w:rPr>
       </w:pPr>
-      <w:bookmarkStart w:name="listing-src-chart-gauss-syntax" w:id="70967"/>
+      <w:bookmarkStart w:id="70967" w:name="listing-src-chart-gauss-syntax"/>
       <w:bookmarkEnd w:id="70967"/>
     </w:p>
     <w:p>
@@ -13646,7 +13527,7 @@
       <w:r>
         <w:t xml:space="preserve"> </w:t>
       </w:r>
-      <w:hyperlink r:id="rId76">
+      <w:hyperlink r:id="rId75">
         <w:r>
           <w:rPr>
             <w:rStyle w:val="Hyperlink"/>
@@ -13661,8 +13542,8 @@
         <w:t xml:space="preserve">in the model guide for details on creating view types.</w:t>
       </w:r>
     </w:p>
-    <w:bookmarkEnd w:id="77"/>
-    <w:bookmarkStart w:id="78" w:name="MANUAL-sec6.6.4"/>
+    <w:bookmarkEnd w:id="76"/>
+    <w:bookmarkStart w:id="77" w:name="MANUAL-sec6.6.4"/>
     <w:p>
       <w:pPr>
         <w:pStyle w:val="Heading3"/>
@@ -13761,10 +13642,10 @@
         <w:t xml:space="preserve">abbrev_list</w:t>
       </w:r>
     </w:p>
+    <w:bookmarkEnd w:id="77"/>
     <w:bookmarkEnd w:id="78"/>
     <w:bookmarkEnd w:id="79"/>
-    <w:bookmarkEnd w:id="80"/>
-    <w:bookmarkStart w:id="84" w:name="MANUAL-sec7"/>
+    <w:bookmarkStart w:id="83" w:name="MANUAL-sec7"/>
     <w:p>
       <w:pPr>
         <w:pStyle w:val="Heading1"/>
@@ -13777,7 +13658,7 @@
         <w:t xml:space="preserve">Invocation</w:t>
       </w:r>
     </w:p>
-    <w:bookmarkStart w:id="81" w:name="MANUAL-sec7.1"/>
+    <w:bookmarkStart w:id="80" w:name="MANUAL-sec7.1"/>
     <w:p>
       <w:pPr>
         <w:pStyle w:val="Heading2"/>
@@ -13792,12 +13673,12 @@
     </w:p>
     <w:p>
       <w:pPr>
-        <w:spacing w:before="0" w:lineRule="exact" w:after="0" w:line="20"/>
+        <w:spacing w:lineRule="exact" w:line="20" w:before="0" w:after="0"/>
         <w:rPr>
           <w:sz w:val="2"/>
         </w:rPr>
       </w:pPr>
-      <w:bookmarkStart w:name="listing-src-basic-usage" w:id="1073"/>
+      <w:bookmarkStart w:id="1073" w:name="listing-src-basic-usage"/>
       <w:bookmarkEnd w:id="1073"/>
     </w:p>
     <w:p>
@@ -13891,8 +13772,8 @@
         <w:t xml:space="preserve">.</w:t>
       </w:r>
     </w:p>
-    <w:bookmarkEnd w:id="81"/>
-    <w:bookmarkStart w:id="82" w:name="MANUAL-sec7.2"/>
+    <w:bookmarkEnd w:id="80"/>
+    <w:bookmarkStart w:id="81" w:name="MANUAL-sec7.2"/>
     <w:p>
       <w:pPr>
         <w:pStyle w:val="Heading2"/>
@@ -13907,12 +13788,12 @@
     </w:p>
     <w:p>
       <w:pPr>
-        <w:spacing w:before="0" w:lineRule="exact" w:after="0" w:line="20"/>
+        <w:spacing w:lineRule="exact" w:line="20" w:before="0" w:after="0"/>
         <w:rPr>
           <w:sz w:val="2"/>
         </w:rPr>
       </w:pPr>
-      <w:bookmarkStart w:name="csv-tbl-env-vars" w:id="23843"/>
+      <w:bookmarkStart w:id="23843" w:name="csv-tbl-env-vars"/>
       <w:bookmarkEnd w:id="23843"/>
     </w:p>
     <w:p>
@@ -13949,12 +13830,12 @@
         <w:tblLook w:firstRow="1" w:lastRow="0" w:firstColumn="0" w:lastColumn="0" w:noHBand="0" w:noVBand="0" w:val="0020"/>
         <w:jc w:val="start"/>
         <w:tblBorders>
-          <w:top w:color="000000" w:val="single" w:sz="6" w:space="0"/>
-          <w:left w:color="000000" w:val="single" w:sz="6" w:space="0"/>
-          <w:bottom w:color="000000" w:val="single" w:sz="6" w:space="0"/>
-          <w:right w:color="000000" w:val="single" w:sz="6" w:space="0"/>
-          <w:insideH w:color="000000" w:val="single" w:sz="6" w:space="0"/>
-          <w:insideV w:color="000000" w:val="single" w:sz="6" w:space="0"/>
+          <w:top w:color="000000" w:sz="6" w:val="single" w:space="0"/>
+          <w:left w:color="000000" w:sz="6" w:val="single" w:space="0"/>
+          <w:bottom w:color="000000" w:sz="6" w:val="single" w:space="0"/>
+          <w:right w:color="000000" w:sz="6" w:val="single" w:space="0"/>
+          <w:insideH w:color="000000" w:sz="6" w:val="single" w:space="0"/>
+          <w:insideV w:color="000000" w:sz="6" w:val="single" w:space="0"/>
         </w:tblBorders>
         <w:tblCellMar>
           <w:top w:type="dxa" w:w="57"/>
@@ -13974,14 +13855,14 @@
         </w:trPr>
         <w:tc>
           <w:tcPr>
-            <w:shd w:val="clear" w:fill="E8E8E8" w:color="auto"/>
+            <w:shd w:color="auto" w:val="clear" w:fill="E8E8E8"/>
           </w:tcPr>
           <w:p>
             <w:pPr>
               <w:pStyle w:val="Compact"/>
               <w:jc w:val="left"/>
-              <w:ind w:left="0" w:right="0" w:firstLine="0"/>
-              <w:spacing w:before="40" w:after="40" w:lineRule="auto" w:line="240"/>
+              <w:ind w:left="0" w:firstLine="0" w:right="0"/>
+              <w:spacing w:lineRule="auto" w:after="40" w:line="240" w:before="40"/>
             </w:pPr>
             <w:r>
               <w:rPr>
@@ -13993,14 +13874,14 @@
         </w:tc>
         <w:tc>
           <w:tcPr>
-            <w:shd w:val="clear" w:fill="E8E8E8" w:color="auto"/>
+            <w:shd w:color="auto" w:val="clear" w:fill="E8E8E8"/>
           </w:tcPr>
           <w:p>
             <w:pPr>
               <w:pStyle w:val="Compact"/>
               <w:jc w:val="left"/>
-              <w:ind w:left="0" w:right="0" w:firstLine="0"/>
-              <w:spacing w:before="40" w:after="40" w:lineRule="auto" w:line="240"/>
+              <w:ind w:left="0" w:firstLine="0" w:right="0"/>
+              <w:spacing w:lineRule="auto" w:after="40" w:line="240" w:before="40"/>
             </w:pPr>
             <w:r>
               <w:rPr>
@@ -14012,14 +13893,14 @@
         </w:tc>
         <w:tc>
           <w:tcPr>
-            <w:shd w:val="clear" w:fill="E8E8E8" w:color="auto"/>
+            <w:shd w:color="auto" w:val="clear" w:fill="E8E8E8"/>
           </w:tcPr>
           <w:p>
             <w:pPr>
               <w:pStyle w:val="Compact"/>
               <w:jc w:val="left"/>
-              <w:ind w:left="0" w:right="0" w:firstLine="0"/>
-              <w:spacing w:before="40" w:after="40" w:lineRule="auto" w:line="240"/>
+              <w:ind w:left="0" w:firstLine="0" w:right="0"/>
+              <w:spacing w:lineRule="auto" w:after="40" w:line="240" w:before="40"/>
             </w:pPr>
             <w:r>
               <w:rPr>
@@ -14037,8 +13918,8 @@
             <w:pPr>
               <w:pStyle w:val="Compact"/>
               <w:jc w:val="left"/>
-              <w:ind w:left="0" w:right="0" w:firstLine="0"/>
-              <w:spacing w:before="40" w:after="40" w:lineRule="auto" w:line="240"/>
+              <w:ind w:left="0" w:firstLine="0" w:right="0"/>
+              <w:spacing w:lineRule="auto" w:after="40" w:line="240" w:before="40"/>
             </w:pPr>
             <w:r>
               <w:rPr>
@@ -14054,8 +13935,8 @@
             <w:pPr>
               <w:pStyle w:val="Compact"/>
               <w:jc w:val="left"/>
-              <w:ind w:left="0" w:right="0" w:firstLine="0"/>
-              <w:spacing w:before="40" w:after="40" w:lineRule="auto" w:line="240"/>
+              <w:ind w:left="0" w:firstLine="0" w:right="0"/>
+              <w:spacing w:lineRule="auto" w:after="40" w:line="240" w:before="40"/>
             </w:pPr>
             <w:r>
               <w:rPr>
@@ -14071,8 +13952,8 @@
             <w:pPr>
               <w:pStyle w:val="Compact"/>
               <w:jc w:val="left"/>
-              <w:ind w:left="0" w:right="0" w:firstLine="0"/>
-              <w:spacing w:before="40" w:after="40" w:lineRule="auto" w:line="240"/>
+              <w:ind w:left="0" w:firstLine="0" w:right="0"/>
+              <w:spacing w:lineRule="auto" w:after="40" w:line="240" w:before="40"/>
             </w:pPr>
             <w:r>
               <w:t xml:space="preserve">Override log level:</w:t>
@@ -14132,8 +14013,8 @@
             <w:pPr>
               <w:pStyle w:val="Compact"/>
               <w:jc w:val="left"/>
-              <w:ind w:left="0" w:right="0" w:firstLine="0"/>
-              <w:spacing w:before="40" w:after="40" w:lineRule="auto" w:line="240"/>
+              <w:ind w:left="0" w:firstLine="0" w:right="0"/>
+              <w:spacing w:lineRule="auto" w:after="40" w:line="240" w:before="40"/>
             </w:pPr>
             <w:r>
               <w:rPr>
@@ -14149,8 +14030,8 @@
             <w:pPr>
               <w:pStyle w:val="Compact"/>
               <w:jc w:val="left"/>
-              <w:ind w:left="0" w:right="0" w:firstLine="0"/>
-              <w:spacing w:before="40" w:after="40" w:lineRule="auto" w:line="240"/>
+              <w:ind w:left="0" w:firstLine="0" w:right="0"/>
+              <w:spacing w:lineRule="auto" w:after="40" w:line="240" w:before="40"/>
             </w:pPr>
             <w:r>
               <w:rPr>
@@ -14166,8 +14047,8 @@
             <w:pPr>
               <w:pStyle w:val="Compact"/>
               <w:jc w:val="left"/>
-              <w:ind w:left="0" w:right="0" w:firstLine="0"/>
-              <w:spacing w:before="40" w:after="40" w:lineRule="auto" w:line="240"/>
+              <w:ind w:left="0" w:firstLine="0" w:right="0"/>
+              <w:spacing w:lineRule="auto" w:after="40" w:line="240" w:before="40"/>
             </w:pPr>
             <w:r>
               <w:t xml:space="preserve">SpecCompiler installation root (model and binary lookup)</w:t>
@@ -14182,8 +14063,8 @@
             <w:pPr>
               <w:pStyle w:val="Compact"/>
               <w:jc w:val="left"/>
-              <w:ind w:left="0" w:right="0" w:firstLine="0"/>
-              <w:spacing w:before="40" w:after="40" w:lineRule="auto" w:line="240"/>
+              <w:ind w:left="0" w:firstLine="0" w:right="0"/>
+              <w:spacing w:lineRule="auto" w:after="40" w:line="240" w:before="40"/>
             </w:pPr>
             <w:r>
               <w:rPr>
@@ -14199,8 +14080,8 @@
             <w:pPr>
               <w:pStyle w:val="Compact"/>
               <w:jc w:val="left"/>
-              <w:ind w:left="0" w:right="0" w:firstLine="0"/>
-              <w:spacing w:before="40" w:after="40" w:lineRule="auto" w:line="240"/>
+              <w:ind w:left="0" w:firstLine="0" w:right="0"/>
+              <w:spacing w:lineRule="auto" w:after="40" w:line="240" w:before="40"/>
             </w:pPr>
             <w:r>
               <w:rPr>
@@ -14216,8 +14097,8 @@
             <w:pPr>
               <w:pStyle w:val="Compact"/>
               <w:jc w:val="left"/>
-              <w:ind w:left="0" w:right="0" w:firstLine="0"/>
-              <w:spacing w:before="40" w:after="40" w:lineRule="auto" w:line="240"/>
+              <w:ind w:left="0" w:firstLine="0" w:right="0"/>
+              <w:spacing w:lineRule="auto" w:after="40" w:line="240" w:before="40"/>
             </w:pPr>
             <w:r>
               <w:t xml:space="preserve">Distribution root (used internally for external renderers)</w:t>
@@ -14232,8 +14113,8 @@
             <w:pPr>
               <w:pStyle w:val="Compact"/>
               <w:jc w:val="left"/>
-              <w:ind w:left="0" w:right="0" w:firstLine="0"/>
-              <w:spacing w:before="40" w:after="40" w:lineRule="auto" w:line="240"/>
+              <w:ind w:left="0" w:firstLine="0" w:right="0"/>
+              <w:spacing w:lineRule="auto" w:after="40" w:line="240" w:before="40"/>
             </w:pPr>
             <w:r>
               <w:rPr>
@@ -14249,8 +14130,8 @@
             <w:pPr>
               <w:pStyle w:val="Compact"/>
               <w:jc w:val="left"/>
-              <w:ind w:left="0" w:right="0" w:firstLine="0"/>
-              <w:spacing w:before="40" w:after="40" w:lineRule="auto" w:line="240"/>
+              <w:ind w:left="0" w:firstLine="0" w:right="0"/>
+              <w:spacing w:lineRule="auto" w:after="40" w:line="240" w:before="40"/>
             </w:pPr>
             <w:r>
               <w:rPr>
@@ -14266,8 +14147,8 @@
             <w:pPr>
               <w:pStyle w:val="Compact"/>
               <w:jc w:val="left"/>
-              <w:ind w:left="0" w:right="0" w:firstLine="0"/>
-              <w:spacing w:before="40" w:after="40" w:lineRule="auto" w:line="240"/>
+              <w:ind w:left="0" w:firstLine="0" w:right="0"/>
+              <w:spacing w:lineRule="auto" w:after="40" w:line="240" w:before="40"/>
             </w:pPr>
             <w:r>
               <w:t xml:space="preserve">Docker image reference (overrides default in wrapper)</w:t>
@@ -14282,8 +14163,8 @@
             <w:pPr>
               <w:pStyle w:val="Compact"/>
               <w:jc w:val="left"/>
-              <w:ind w:left="0" w:right="0" w:firstLine="0"/>
-              <w:spacing w:before="40" w:after="40" w:lineRule="auto" w:line="240"/>
+              <w:ind w:left="0" w:firstLine="0" w:right="0"/>
+              <w:spacing w:lineRule="auto" w:after="40" w:line="240" w:before="40"/>
             </w:pPr>
             <w:r>
               <w:rPr>
@@ -14299,8 +14180,8 @@
             <w:pPr>
               <w:pStyle w:val="Compact"/>
               <w:jc w:val="left"/>
-              <w:ind w:left="0" w:right="0" w:firstLine="0"/>
-              <w:spacing w:before="40" w:after="40" w:lineRule="auto" w:line="240"/>
+              <w:ind w:left="0" w:firstLine="0" w:right="0"/>
+              <w:spacing w:lineRule="auto" w:after="40" w:line="240" w:before="40"/>
             </w:pPr>
             <w:r>
               <w:t xml:space="preserve">(unset)</w:t>
@@ -14313,8 +14194,8 @@
             <w:pPr>
               <w:pStyle w:val="Compact"/>
               <w:jc w:val="left"/>
-              <w:ind w:left="0" w:right="0" w:firstLine="0"/>
-              <w:spacing w:before="40" w:after="40" w:lineRule="auto" w:line="240"/>
+              <w:ind w:left="0" w:firstLine="0" w:right="0"/>
+              <w:spacing w:lineRule="auto" w:after="40" w:line="240" w:before="40"/>
             </w:pPr>
             <w:r>
               <w:t xml:space="preserve">Disable ANSI color codes in output</w:t>
@@ -14323,8 +14204,8 @@
         </w:tc>
       </w:tr>
     </w:tbl>
-    <w:bookmarkEnd w:id="82"/>
-    <w:bookmarkStart w:id="83" w:name="MANUAL-sec7.3"/>
+    <w:bookmarkEnd w:id="81"/>
+    <w:bookmarkStart w:id="82" w:name="MANUAL-sec7.3"/>
     <w:p>
       <w:pPr>
         <w:pStyle w:val="Heading2"/>
@@ -14339,12 +14220,12 @@
     </w:p>
     <w:p>
       <w:pPr>
-        <w:spacing w:before="0" w:lineRule="exact" w:after="0" w:line="20"/>
+        <w:spacing w:lineRule="exact" w:line="20" w:before="0" w:after="0"/>
         <w:rPr>
           <w:sz w:val="2"/>
         </w:rPr>
       </w:pPr>
-      <w:bookmarkStart w:name="csv-tbl-exit-codes" w:id="82958"/>
+      <w:bookmarkStart w:id="82958" w:name="csv-tbl-exit-codes"/>
       <w:bookmarkEnd w:id="82958"/>
     </w:p>
     <w:p>
@@ -14381,12 +14262,12 @@
         <w:tblLook w:firstRow="1" w:lastRow="0" w:firstColumn="0" w:lastColumn="0" w:noHBand="0" w:noVBand="0" w:val="0020"/>
         <w:jc w:val="start"/>
         <w:tblBorders>
-          <w:top w:color="000000" w:val="single" w:sz="6" w:space="0"/>
-          <w:left w:color="000000" w:val="single" w:sz="6" w:space="0"/>
-          <w:bottom w:color="000000" w:val="single" w:sz="6" w:space="0"/>
-          <w:right w:color="000000" w:val="single" w:sz="6" w:space="0"/>
-          <w:insideH w:color="000000" w:val="single" w:sz="6" w:space="0"/>
-          <w:insideV w:color="000000" w:val="single" w:sz="6" w:space="0"/>
+          <w:top w:color="000000" w:sz="6" w:val="single" w:space="0"/>
+          <w:left w:color="000000" w:sz="6" w:val="single" w:space="0"/>
+          <w:bottom w:color="000000" w:sz="6" w:val="single" w:space="0"/>
+          <w:right w:color="000000" w:sz="6" w:val="single" w:space="0"/>
+          <w:insideH w:color="000000" w:sz="6" w:val="single" w:space="0"/>
+          <w:insideV w:color="000000" w:sz="6" w:val="single" w:space="0"/>
         </w:tblBorders>
         <w:tblCellMar>
           <w:top w:type="dxa" w:w="57"/>
@@ -14405,14 +14286,14 @@
         </w:trPr>
         <w:tc>
           <w:tcPr>
-            <w:shd w:val="clear" w:fill="E8E8E8" w:color="auto"/>
+            <w:shd w:color="auto" w:val="clear" w:fill="E8E8E8"/>
           </w:tcPr>
           <w:p>
             <w:pPr>
               <w:pStyle w:val="Compact"/>
               <w:jc w:val="left"/>
-              <w:ind w:left="0" w:right="0" w:firstLine="0"/>
-              <w:spacing w:before="40" w:after="40" w:lineRule="auto" w:line="240"/>
+              <w:ind w:left="0" w:firstLine="0" w:right="0"/>
+              <w:spacing w:lineRule="auto" w:after="40" w:line="240" w:before="40"/>
             </w:pPr>
             <w:r>
               <w:rPr>
@@ -14424,14 +14305,14 @@
         </w:tc>
         <w:tc>
           <w:tcPr>
-            <w:shd w:val="clear" w:fill="E8E8E8" w:color="auto"/>
+            <w:shd w:color="auto" w:val="clear" w:fill="E8E8E8"/>
           </w:tcPr>
           <w:p>
             <w:pPr>
               <w:pStyle w:val="Compact"/>
               <w:jc w:val="left"/>
-              <w:ind w:left="0" w:right="0" w:firstLine="0"/>
-              <w:spacing w:before="40" w:after="40" w:lineRule="auto" w:line="240"/>
+              <w:ind w:left="0" w:firstLine="0" w:right="0"/>
+              <w:spacing w:lineRule="auto" w:after="40" w:line="240" w:before="40"/>
             </w:pPr>
             <w:r>
               <w:rPr>
@@ -14449,8 +14330,8 @@
             <w:pPr>
               <w:pStyle w:val="Compact"/>
               <w:jc w:val="left"/>
-              <w:ind w:left="0" w:right="0" w:firstLine="0"/>
-              <w:spacing w:before="40" w:after="40" w:lineRule="auto" w:line="240"/>
+              <w:ind w:left="0" w:firstLine="0" w:right="0"/>
+              <w:spacing w:lineRule="auto" w:after="40" w:line="240" w:before="40"/>
             </w:pPr>
             <w:r>
               <w:t xml:space="preserve">0</w:t>
@@ -14463,8 +14344,8 @@
             <w:pPr>
               <w:pStyle w:val="Compact"/>
               <w:jc w:val="left"/>
-              <w:ind w:left="0" w:right="0" w:firstLine="0"/>
-              <w:spacing w:before="40" w:after="40" w:lineRule="auto" w:line="240"/>
+              <w:ind w:left="0" w:firstLine="0" w:right="0"/>
+              <w:spacing w:lineRule="auto" w:after="40" w:line="240" w:before="40"/>
             </w:pPr>
             <w:r>
               <w:t xml:space="preserve">Success: all documents processed and outputs generated</w:t>
@@ -14479,8 +14360,8 @@
             <w:pPr>
               <w:pStyle w:val="Compact"/>
               <w:jc w:val="left"/>
-              <w:ind w:left="0" w:right="0" w:firstLine="0"/>
-              <w:spacing w:before="40" w:after="40" w:lineRule="auto" w:line="240"/>
+              <w:ind w:left="0" w:firstLine="0" w:right="0"/>
+              <w:spacing w:lineRule="auto" w:after="40" w:line="240" w:before="40"/>
             </w:pPr>
             <w:r>
               <w:t xml:space="preserve">1</w:t>
@@ -14493,8 +14374,8 @@
             <w:pPr>
               <w:pStyle w:val="Compact"/>
               <w:jc w:val="left"/>
-              <w:ind w:left="0" w:right="0" w:firstLine="0"/>
-              <w:spacing w:before="40" w:after="40" w:lineRule="auto" w:line="240"/>
+              <w:ind w:left="0" w:firstLine="0" w:right="0"/>
+              <w:spacing w:lineRule="auto" w:after="40" w:line="240" w:before="40"/>
             </w:pPr>
             <w:r>
               <w:t xml:space="preserve">Failure: Docker unavailable or configuration or pipeline error</w:t>
@@ -14509,8 +14390,8 @@
             <w:pPr>
               <w:pStyle w:val="Compact"/>
               <w:jc w:val="left"/>
-              <w:ind w:left="0" w:right="0" w:firstLine="0"/>
-              <w:spacing w:before="40" w:after="40" w:lineRule="auto" w:line="240"/>
+              <w:ind w:left="0" w:firstLine="0" w:right="0"/>
+              <w:spacing w:lineRule="auto" w:after="40" w:line="240" w:before="40"/>
             </w:pPr>
             <w:r>
               <w:t xml:space="preserve">2</w:t>
@@ -14523,8 +14404,8 @@
             <w:pPr>
               <w:pStyle w:val="Compact"/>
               <w:jc w:val="left"/>
-              <w:ind w:left="0" w:right="0" w:firstLine="0"/>
-              <w:spacing w:before="40" w:after="40" w:lineRule="auto" w:line="240"/>
+              <w:ind w:left="0" w:firstLine="0" w:right="0"/>
+              <w:spacing w:lineRule="auto" w:after="40" w:line="240" w:before="40"/>
             </w:pPr>
             <w:r>
               <w:t xml:space="preserve">Blocking diagnostics: analysis reported one or more errors</w:t>
@@ -14533,9 +14414,9 @@
         </w:tc>
       </w:tr>
     </w:tbl>
+    <w:bookmarkEnd w:id="82"/>
     <w:bookmarkEnd w:id="83"/>
-    <w:bookmarkEnd w:id="84"/>
-    <w:bookmarkStart w:id="89" w:name="MANUAL-sec8"/>
+    <w:bookmarkStart w:id="88" w:name="MANUAL-sec8"/>
     <w:p>
       <w:pPr>
         <w:pStyle w:val="Heading1"/>
@@ -14556,7 +14437,7 @@
         <w:t xml:space="preserve">Four output formats are supported. Multiple formats can be generated in a single run.</w:t>
       </w:r>
     </w:p>
-    <w:bookmarkStart w:id="85" w:name="MANUAL-sec8.1"/>
+    <w:bookmarkStart w:id="84" w:name="MANUAL-sec8.1"/>
     <w:p>
       <w:pPr>
         <w:pStyle w:val="Heading2"/>
@@ -14630,7 +14511,7 @@
       <w:r>
         <w:t xml:space="preserve"> </w:t>
       </w:r>
-      <w:hyperlink r:id="rId67">
+      <w:hyperlink r:id="rId66">
         <w:r>
           <w:rPr>
             <w:rStyle w:val="Hyperlink"/>
@@ -14647,7 +14528,7 @@
       <w:r>
         <w:t xml:space="preserve"> </w:t>
       </w:r>
-      <w:hyperlink r:id="rId70">
+      <w:hyperlink r:id="rId69">
         <w:r>
           <w:rPr>
             <w:rStyle w:val="Hyperlink"/>
@@ -14678,8 +14559,8 @@
         <w:t xml:space="preserve">guide.</w:t>
       </w:r>
     </w:p>
-    <w:bookmarkEnd w:id="85"/>
-    <w:bookmarkStart w:id="86" w:name="MANUAL-sec8.2"/>
+    <w:bookmarkEnd w:id="84"/>
+    <w:bookmarkStart w:id="85" w:name="MANUAL-sec8.2"/>
     <w:p>
       <w:pPr>
         <w:pStyle w:val="Heading2"/>
@@ -14694,12 +14575,12 @@
     </w:p>
     <w:p>
       <w:pPr>
-        <w:spacing w:before="0" w:lineRule="exact" w:after="0" w:line="20"/>
+        <w:spacing w:lineRule="exact" w:line="20" w:before="0" w:after="0"/>
         <w:rPr>
           <w:sz w:val="2"/>
         </w:rPr>
       </w:pPr>
-      <w:bookmarkStart w:name="csv-tbl-html5-options" w:id="92230"/>
+      <w:bookmarkStart w:id="92230" w:name="csv-tbl-html5-options"/>
       <w:bookmarkEnd w:id="92230"/>
     </w:p>
     <w:p>
@@ -14736,12 +14617,12 @@
         <w:tblLook w:firstRow="1" w:lastRow="0" w:firstColumn="0" w:lastColumn="0" w:noHBand="0" w:noVBand="0" w:val="0020"/>
         <w:jc w:val="start"/>
         <w:tblBorders>
-          <w:top w:color="000000" w:val="single" w:sz="6" w:space="0"/>
-          <w:left w:color="000000" w:val="single" w:sz="6" w:space="0"/>
-          <w:bottom w:color="000000" w:val="single" w:sz="6" w:space="0"/>
-          <w:right w:color="000000" w:val="single" w:sz="6" w:space="0"/>
-          <w:insideH w:color="000000" w:val="single" w:sz="6" w:space="0"/>
-          <w:insideV w:color="000000" w:val="single" w:sz="6" w:space="0"/>
+          <w:top w:color="000000" w:sz="6" w:val="single" w:space="0"/>
+          <w:left w:color="000000" w:sz="6" w:val="single" w:space="0"/>
+          <w:bottom w:color="000000" w:sz="6" w:val="single" w:space="0"/>
+          <w:right w:color="000000" w:sz="6" w:val="single" w:space="0"/>
+          <w:insideH w:color="000000" w:sz="6" w:val="single" w:space="0"/>
+          <w:insideV w:color="000000" w:sz="6" w:val="single" w:space="0"/>
         </w:tblBorders>
         <w:tblCellMar>
           <w:top w:type="dxa" w:w="57"/>
@@ -14762,14 +14643,14 @@
         </w:trPr>
         <w:tc>
           <w:tcPr>
-            <w:shd w:val="clear" w:fill="E8E8E8" w:color="auto"/>
+            <w:shd w:color="auto" w:val="clear" w:fill="E8E8E8"/>
           </w:tcPr>
           <w:p>
             <w:pPr>
               <w:pStyle w:val="Compact"/>
               <w:jc w:val="left"/>
-              <w:ind w:left="0" w:right="0" w:firstLine="0"/>
-              <w:spacing w:before="40" w:after="40" w:lineRule="auto" w:line="240"/>
+              <w:ind w:left="0" w:firstLine="0" w:right="0"/>
+              <w:spacing w:lineRule="auto" w:after="40" w:line="240" w:before="40"/>
             </w:pPr>
             <w:r>
               <w:rPr>
@@ -14781,14 +14662,14 @@
         </w:tc>
         <w:tc>
           <w:tcPr>
-            <w:shd w:val="clear" w:fill="E8E8E8" w:color="auto"/>
+            <w:shd w:color="auto" w:val="clear" w:fill="E8E8E8"/>
           </w:tcPr>
           <w:p>
             <w:pPr>
               <w:pStyle w:val="Compact"/>
               <w:jc w:val="left"/>
-              <w:ind w:left="0" w:right="0" w:firstLine="0"/>
-              <w:spacing w:before="40" w:after="40" w:lineRule="auto" w:line="240"/>
+              <w:ind w:left="0" w:firstLine="0" w:right="0"/>
+              <w:spacing w:lineRule="auto" w:after="40" w:line="240" w:before="40"/>
             </w:pPr>
             <w:r>
               <w:rPr>
@@ -14800,14 +14681,14 @@
         </w:tc>
         <w:tc>
           <w:tcPr>
-            <w:shd w:val="clear" w:fill="E8E8E8" w:color="auto"/>
+            <w:shd w:color="auto" w:val="clear" w:fill="E8E8E8"/>
           </w:tcPr>
           <w:p>
             <w:pPr>
               <w:pStyle w:val="Compact"/>
               <w:jc w:val="left"/>
-              <w:ind w:left="0" w:right="0" w:firstLine="0"/>
-              <w:spacing w:before="40" w:after="40" w:lineRule="auto" w:line="240"/>
+              <w:ind w:left="0" w:firstLine="0" w:right="0"/>
+              <w:spacing w:lineRule="auto" w:after="40" w:line="240" w:before="40"/>
             </w:pPr>
             <w:r>
               <w:rPr>
@@ -14819,14 +14700,14 @@
         </w:tc>
         <w:tc>
           <w:tcPr>
-            <w:shd w:val="clear" w:fill="E8E8E8" w:color="auto"/>
+            <w:shd w:color="auto" w:val="clear" w:fill="E8E8E8"/>
           </w:tcPr>
           <w:p>
             <w:pPr>
               <w:pStyle w:val="Compact"/>
               <w:jc w:val="left"/>
-              <w:ind w:left="0" w:right="0" w:firstLine="0"/>
-              <w:spacing w:before="40" w:after="40" w:lineRule="auto" w:line="240"/>
+              <w:ind w:left="0" w:firstLine="0" w:right="0"/>
+              <w:spacing w:lineRule="auto" w:after="40" w:line="240" w:before="40"/>
             </w:pPr>
             <w:r>
               <w:rPr>
@@ -14844,8 +14725,8 @@
             <w:pPr>
               <w:pStyle w:val="Compact"/>
               <w:jc w:val="left"/>
-              <w:ind w:left="0" w:right="0" w:firstLine="0"/>
-              <w:spacing w:before="40" w:after="40" w:lineRule="auto" w:line="240"/>
+              <w:ind w:left="0" w:firstLine="0" w:right="0"/>
+              <w:spacing w:lineRule="auto" w:after="40" w:line="240" w:before="40"/>
             </w:pPr>
             <w:r>
               <w:rPr>
@@ -14861,8 +14742,8 @@
             <w:pPr>
               <w:pStyle w:val="Compact"/>
               <w:jc w:val="left"/>
-              <w:ind w:left="0" w:right="0" w:firstLine="0"/>
-              <w:spacing w:before="40" w:after="40" w:lineRule="auto" w:line="240"/>
+              <w:ind w:left="0" w:firstLine="0" w:right="0"/>
+              <w:spacing w:lineRule="auto" w:after="40" w:line="240" w:before="40"/>
             </w:pPr>
             <w:r>
               <w:t xml:space="preserve">boolean</w:t>
@@ -14875,8 +14756,8 @@
             <w:pPr>
               <w:pStyle w:val="Compact"/>
               <w:jc w:val="left"/>
-              <w:ind w:left="0" w:right="0" w:firstLine="0"/>
-              <w:spacing w:before="40" w:after="40" w:lineRule="auto" w:line="240"/>
+              <w:ind w:left="0" w:firstLine="0" w:right="0"/>
+              <w:spacing w:lineRule="auto" w:after="40" w:line="240" w:before="40"/>
             </w:pPr>
             <w:r>
               <w:t xml:space="preserve">false</w:t>
@@ -14889,8 +14770,8 @@
             <w:pPr>
               <w:pStyle w:val="Compact"/>
               <w:jc w:val="left"/>
-              <w:ind w:left="0" w:right="0" w:firstLine="0"/>
-              <w:spacing w:before="40" w:after="40" w:lineRule="auto" w:line="240"/>
+              <w:ind w:left="0" w:firstLine="0" w:right="0"/>
+              <w:spacing w:lineRule="auto" w:after="40" w:line="240" w:before="40"/>
             </w:pPr>
             <w:r>
               <w:t xml:space="preserve">Add section numbering</w:t>
@@ -14905,8 +14786,8 @@
             <w:pPr>
               <w:pStyle w:val="Compact"/>
               <w:jc w:val="left"/>
-              <w:ind w:left="0" w:right="0" w:firstLine="0"/>
-              <w:spacing w:before="40" w:after="40" w:lineRule="auto" w:line="240"/>
+              <w:ind w:left="0" w:firstLine="0" w:right="0"/>
+              <w:spacing w:lineRule="auto" w:after="40" w:line="240" w:before="40"/>
             </w:pPr>
             <w:r>
               <w:rPr>
@@ -14922,8 +14803,8 @@
             <w:pPr>
               <w:pStyle w:val="Compact"/>
               <w:jc w:val="left"/>
-              <w:ind w:left="0" w:right="0" w:firstLine="0"/>
-              <w:spacing w:before="40" w:after="40" w:lineRule="auto" w:line="240"/>
+              <w:ind w:left="0" w:firstLine="0" w:right="0"/>
+              <w:spacing w:lineRule="auto" w:after="40" w:line="240" w:before="40"/>
             </w:pPr>
             <w:r>
               <w:t xml:space="preserve">boolean</w:t>
@@ -14936,8 +14817,8 @@
             <w:pPr>
               <w:pStyle w:val="Compact"/>
               <w:jc w:val="left"/>
-              <w:ind w:left="0" w:right="0" w:firstLine="0"/>
-              <w:spacing w:before="40" w:after="40" w:lineRule="auto" w:line="240"/>
+              <w:ind w:left="0" w:firstLine="0" w:right="0"/>
+              <w:spacing w:lineRule="auto" w:after="40" w:line="240" w:before="40"/>
             </w:pPr>
             <w:r>
               <w:t xml:space="preserve">false</w:t>
@@ -14950,8 +14831,8 @@
             <w:pPr>
               <w:pStyle w:val="Compact"/>
               <w:jc w:val="left"/>
-              <w:ind w:left="0" w:right="0" w:firstLine="0"/>
-              <w:spacing w:before="40" w:after="40" w:lineRule="auto" w:line="240"/>
+              <w:ind w:left="0" w:firstLine="0" w:right="0"/>
+              <w:spacing w:lineRule="auto" w:after="40" w:line="240" w:before="40"/>
             </w:pPr>
             <w:r>
               <w:t xml:space="preserve">Generate table of contents</w:t>
@@ -14966,8 +14847,8 @@
             <w:pPr>
               <w:pStyle w:val="Compact"/>
               <w:jc w:val="left"/>
-              <w:ind w:left="0" w:right="0" w:firstLine="0"/>
-              <w:spacing w:before="40" w:after="40" w:lineRule="auto" w:line="240"/>
+              <w:ind w:left="0" w:firstLine="0" w:right="0"/>
+              <w:spacing w:lineRule="auto" w:after="40" w:line="240" w:before="40"/>
             </w:pPr>
             <w:r>
               <w:rPr>
@@ -14983,8 +14864,8 @@
             <w:pPr>
               <w:pStyle w:val="Compact"/>
               <w:jc w:val="left"/>
-              <w:ind w:left="0" w:right="0" w:firstLine="0"/>
-              <w:spacing w:before="40" w:after="40" w:lineRule="auto" w:line="240"/>
+              <w:ind w:left="0" w:firstLine="0" w:right="0"/>
+              <w:spacing w:lineRule="auto" w:after="40" w:line="240" w:before="40"/>
             </w:pPr>
             <w:r>
               <w:t xml:space="preserve">integer</w:t>
@@ -14997,8 +14878,8 @@
             <w:pPr>
               <w:pStyle w:val="Compact"/>
               <w:jc w:val="left"/>
-              <w:ind w:left="0" w:right="0" w:firstLine="0"/>
-              <w:spacing w:before="40" w:after="40" w:lineRule="auto" w:line="240"/>
+              <w:ind w:left="0" w:firstLine="0" w:right="0"/>
+              <w:spacing w:lineRule="auto" w:after="40" w:line="240" w:before="40"/>
             </w:pPr>
             <w:r>
               <w:t xml:space="preserve">3</w:t>
@@ -15011,8 +14892,8 @@
             <w:pPr>
               <w:pStyle w:val="Compact"/>
               <w:jc w:val="left"/>
-              <w:ind w:left="0" w:right="0" w:firstLine="0"/>
-              <w:spacing w:before="40" w:after="40" w:lineRule="auto" w:line="240"/>
+              <w:ind w:left="0" w:firstLine="0" w:right="0"/>
+              <w:spacing w:lineRule="auto" w:after="40" w:line="240" w:before="40"/>
             </w:pPr>
             <w:r>
               <w:t xml:space="preserve">Heading depth for TOC</w:t>
@@ -15027,8 +14908,8 @@
             <w:pPr>
               <w:pStyle w:val="Compact"/>
               <w:jc w:val="left"/>
-              <w:ind w:left="0" w:right="0" w:firstLine="0"/>
-              <w:spacing w:before="40" w:after="40" w:lineRule="auto" w:line="240"/>
+              <w:ind w:left="0" w:firstLine="0" w:right="0"/>
+              <w:spacing w:lineRule="auto" w:after="40" w:line="240" w:before="40"/>
             </w:pPr>
             <w:r>
               <w:rPr>
@@ -15044,8 +14925,8 @@
             <w:pPr>
               <w:pStyle w:val="Compact"/>
               <w:jc w:val="left"/>
-              <w:ind w:left="0" w:right="0" w:firstLine="0"/>
-              <w:spacing w:before="40" w:after="40" w:lineRule="auto" w:line="240"/>
+              <w:ind w:left="0" w:firstLine="0" w:right="0"/>
+              <w:spacing w:lineRule="auto" w:after="40" w:line="240" w:before="40"/>
             </w:pPr>
             <w:r>
               <w:t xml:space="preserve">boolean</w:t>
@@ -15058,8 +14939,8 @@
             <w:pPr>
               <w:pStyle w:val="Compact"/>
               <w:jc w:val="left"/>
-              <w:ind w:left="0" w:right="0" w:firstLine="0"/>
-              <w:spacing w:before="40" w:after="40" w:lineRule="auto" w:line="240"/>
+              <w:ind w:left="0" w:firstLine="0" w:right="0"/>
+              <w:spacing w:lineRule="auto" w:after="40" w:line="240" w:before="40"/>
             </w:pPr>
             <w:r>
               <w:t xml:space="preserve">false</w:t>
@@ -15072,8 +14953,8 @@
             <w:pPr>
               <w:pStyle w:val="Compact"/>
               <w:jc w:val="left"/>
-              <w:ind w:left="0" w:right="0" w:firstLine="0"/>
-              <w:spacing w:before="40" w:after="40" w:lineRule="auto" w:line="240"/>
+              <w:ind w:left="0" w:firstLine="0" w:right="0"/>
+              <w:spacing w:lineRule="auto" w:after="40" w:line="240" w:before="40"/>
             </w:pPr>
             <w:r>
               <w:t xml:space="preserve">Produce complete HTML document</w:t>
@@ -15088,8 +14969,8 @@
             <w:pPr>
               <w:pStyle w:val="Compact"/>
               <w:jc w:val="left"/>
-              <w:ind w:left="0" w:right="0" w:firstLine="0"/>
-              <w:spacing w:before="40" w:after="40" w:lineRule="auto" w:line="240"/>
+              <w:ind w:left="0" w:firstLine="0" w:right="0"/>
+              <w:spacing w:lineRule="auto" w:after="40" w:line="240" w:before="40"/>
             </w:pPr>
             <w:r>
               <w:rPr>
@@ -15105,8 +14986,8 @@
             <w:pPr>
               <w:pStyle w:val="Compact"/>
               <w:jc w:val="left"/>
-              <w:ind w:left="0" w:right="0" w:firstLine="0"/>
-              <w:spacing w:before="40" w:after="40" w:lineRule="auto" w:line="240"/>
+              <w:ind w:left="0" w:firstLine="0" w:right="0"/>
+              <w:spacing w:lineRule="auto" w:after="40" w:line="240" w:before="40"/>
             </w:pPr>
             <w:r>
               <w:t xml:space="preserve">boolean</w:t>
@@ -15119,8 +15000,8 @@
             <w:pPr>
               <w:pStyle w:val="Compact"/>
               <w:jc w:val="left"/>
-              <w:ind w:left="0" w:right="0" w:firstLine="0"/>
-              <w:spacing w:before="40" w:after="40" w:lineRule="auto" w:line="240"/>
+              <w:ind w:left="0" w:firstLine="0" w:right="0"/>
+              <w:spacing w:lineRule="auto" w:after="40" w:line="240" w:before="40"/>
             </w:pPr>
             <w:r>
               <w:t xml:space="preserve">false</w:t>
@@ -15133,8 +15014,8 @@
             <w:pPr>
               <w:pStyle w:val="Compact"/>
               <w:jc w:val="left"/>
-              <w:ind w:left="0" w:right="0" w:firstLine="0"/>
-              <w:spacing w:before="40" w:after="40" w:lineRule="auto" w:line="240"/>
+              <w:ind w:left="0" w:firstLine="0" w:right="0"/>
+              <w:spacing w:lineRule="auto" w:after="40" w:line="240" w:before="40"/>
             </w:pPr>
             <w:r>
               <w:t xml:space="preserve">Embed CSS and images inline</w:t>
@@ -15143,8 +15024,8 @@
         </w:tc>
       </w:tr>
     </w:tbl>
-    <w:bookmarkEnd w:id="86"/>
-    <w:bookmarkStart w:id="87" w:name="MANUAL-sec8.3"/>
+    <w:bookmarkEnd w:id="85"/>
+    <w:bookmarkStart w:id="86" w:name="MANUAL-sec8.3"/>
     <w:p>
       <w:pPr>
         <w:pStyle w:val="Heading2"/>
@@ -15165,8 +15046,8 @@
         <w:t xml:space="preserve">GitHub-Flavored Markdown. Useful for review platforms and static site generators.</w:t>
       </w:r>
     </w:p>
-    <w:bookmarkEnd w:id="87"/>
-    <w:bookmarkStart w:id="88" w:name="MANUAL-sec8.4"/>
+    <w:bookmarkEnd w:id="86"/>
+    <w:bookmarkStart w:id="87" w:name="MANUAL-sec8.4"/>
     <w:p>
       <w:pPr>
         <w:pStyle w:val="Heading2"/>
@@ -15187,9 +15068,9 @@
         <w:t xml:space="preserve">Full Pandoc AST for programmatic integration with other tools.</w:t>
       </w:r>
     </w:p>
+    <w:bookmarkEnd w:id="87"/>
     <w:bookmarkEnd w:id="88"/>
-    <w:bookmarkEnd w:id="89"/>
-    <w:bookmarkStart w:id="93" w:name="MANUAL-sec9"/>
+    <w:bookmarkStart w:id="92" w:name="MANUAL-sec9"/>
     <w:p>
       <w:pPr>
         <w:pStyle w:val="Heading1"/>
@@ -15202,7 +15083,7 @@
         <w:t xml:space="preserve">Verification and Diagnostics</w:t>
       </w:r>
     </w:p>
-    <w:bookmarkStart w:id="90" w:name="MANUAL-sec9.1"/>
+    <w:bookmarkStart w:id="89" w:name="MANUAL-sec9.1"/>
     <w:p>
       <w:pPr>
         <w:pStyle w:val="Heading2"/>
@@ -15225,12 +15106,12 @@
     </w:p>
     <w:p>
       <w:pPr>
-        <w:spacing w:before="0" w:lineRule="exact" w:after="0" w:line="20"/>
+        <w:spacing w:lineRule="exact" w:line="20" w:before="0" w:after="0"/>
         <w:rPr>
           <w:sz w:val="2"/>
         </w:rPr>
       </w:pPr>
-      <w:bookmarkStart w:name="listing-src-diagnostic-ndjson" w:id="24499"/>
+      <w:bookmarkStart w:id="24499" w:name="listing-src-diagnostic-ndjson"/>
       <w:bookmarkEnd w:id="24499"/>
     </w:p>
     <w:p>
@@ -15367,8 +15248,8 @@
         <w:t xml:space="preserve">}</w:t>
       </w:r>
     </w:p>
-    <w:bookmarkEnd w:id="90"/>
-    <w:bookmarkStart w:id="91" w:name="MANUAL-sec9.2"/>
+    <w:bookmarkEnd w:id="89"/>
+    <w:bookmarkStart w:id="90" w:name="MANUAL-sec9.2"/>
     <w:p>
       <w:pPr>
         <w:pStyle w:val="Heading2"/>
@@ -15383,12 +15264,12 @@
     </w:p>
     <w:p>
       <w:pPr>
-        <w:spacing w:before="0" w:lineRule="exact" w:after="0" w:line="20"/>
+        <w:spacing w:lineRule="exact" w:line="20" w:before="0" w:after="0"/>
         <w:rPr>
           <w:sz w:val="2"/>
         </w:rPr>
       </w:pPr>
-      <w:bookmarkStart w:name="csv-tbl-error-codes" w:id="98060"/>
+      <w:bookmarkStart w:id="98060" w:name="csv-tbl-error-codes"/>
       <w:bookmarkEnd w:id="98060"/>
     </w:p>
     <w:p>
@@ -15425,12 +15306,12 @@
         <w:tblLook w:firstRow="1" w:lastRow="0" w:firstColumn="0" w:lastColumn="0" w:noHBand="0" w:noVBand="0" w:val="0020"/>
         <w:jc w:val="start"/>
         <w:tblBorders>
-          <w:top w:color="000000" w:val="single" w:sz="6" w:space="0"/>
-          <w:left w:color="000000" w:val="single" w:sz="6" w:space="0"/>
-          <w:bottom w:color="000000" w:val="single" w:sz="6" w:space="0"/>
-          <w:right w:color="000000" w:val="single" w:sz="6" w:space="0"/>
-          <w:insideH w:color="000000" w:val="single" w:sz="6" w:space="0"/>
-          <w:insideV w:color="000000" w:val="single" w:sz="6" w:space="0"/>
+          <w:top w:color="000000" w:sz="6" w:val="single" w:space="0"/>
+          <w:left w:color="000000" w:sz="6" w:val="single" w:space="0"/>
+          <w:bottom w:color="000000" w:sz="6" w:val="single" w:space="0"/>
+          <w:right w:color="000000" w:sz="6" w:val="single" w:space="0"/>
+          <w:insideH w:color="000000" w:sz="6" w:val="single" w:space="0"/>
+          <w:insideV w:color="000000" w:sz="6" w:val="single" w:space="0"/>
         </w:tblBorders>
         <w:tblCellMar>
           <w:top w:type="dxa" w:w="57"/>
@@ -15449,14 +15330,14 @@
         </w:trPr>
         <w:tc>
           <w:tcPr>
-            <w:shd w:val="clear" w:fill="E8E8E8" w:color="auto"/>
+            <w:shd w:color="auto" w:val="clear" w:fill="E8E8E8"/>
           </w:tcPr>
           <w:p>
             <w:pPr>
               <w:pStyle w:val="Compact"/>
               <w:jc w:val="left"/>
-              <w:ind w:left="0" w:right="0" w:firstLine="0"/>
-              <w:spacing w:before="40" w:after="40" w:lineRule="auto" w:line="240"/>
+              <w:ind w:left="0" w:firstLine="0" w:right="0"/>
+              <w:spacing w:lineRule="auto" w:after="40" w:line="240" w:before="40"/>
             </w:pPr>
             <w:r>
               <w:rPr>
@@ -15468,14 +15349,14 @@
         </w:tc>
         <w:tc>
           <w:tcPr>
-            <w:shd w:val="clear" w:fill="E8E8E8" w:color="auto"/>
+            <w:shd w:color="auto" w:val="clear" w:fill="E8E8E8"/>
           </w:tcPr>
           <w:p>
             <w:pPr>
               <w:pStyle w:val="Compact"/>
               <w:jc w:val="left"/>
-              <w:ind w:left="0" w:right="0" w:firstLine="0"/>
-              <w:spacing w:before="40" w:after="40" w:lineRule="auto" w:line="240"/>
+              <w:ind w:left="0" w:firstLine="0" w:right="0"/>
+              <w:spacing w:lineRule="auto" w:after="40" w:line="240" w:before="40"/>
             </w:pPr>
             <w:r>
               <w:rPr>
@@ -15493,8 +15374,8 @@
             <w:pPr>
               <w:pStyle w:val="Compact"/>
               <w:jc w:val="left"/>
-              <w:ind w:left="0" w:right="0" w:firstLine="0"/>
-              <w:spacing w:before="40" w:after="40" w:lineRule="auto" w:line="240"/>
+              <w:ind w:left="0" w:firstLine="0" w:right="0"/>
+              <w:spacing w:lineRule="auto" w:after="40" w:line="240" w:before="40"/>
             </w:pPr>
             <w:r>
               <w:rPr>
@@ -15510,8 +15391,8 @@
             <w:pPr>
               <w:pStyle w:val="Compact"/>
               <w:jc w:val="left"/>
-              <w:ind w:left="0" w:right="0" w:firstLine="0"/>
-              <w:spacing w:before="40" w:after="40" w:lineRule="auto" w:line="240"/>
+              <w:ind w:left="0" w:firstLine="0" w:right="0"/>
+              <w:spacing w:lineRule="auto" w:after="40" w:line="240" w:before="40"/>
             </w:pPr>
             <w:r>
               <w:t xml:space="preserve">Specification missing required attribute</w:t>
@@ -15526,8 +15407,8 @@
             <w:pPr>
               <w:pStyle w:val="Compact"/>
               <w:jc w:val="left"/>
-              <w:ind w:left="0" w:right="0" w:firstLine="0"/>
-              <w:spacing w:before="40" w:after="40" w:lineRule="auto" w:line="240"/>
+              <w:ind w:left="0" w:firstLine="0" w:right="0"/>
+              <w:spacing w:lineRule="auto" w:after="40" w:line="240" w:before="40"/>
             </w:pPr>
             <w:r>
               <w:rPr>
@@ -15543,8 +15424,8 @@
             <w:pPr>
               <w:pStyle w:val="Compact"/>
               <w:jc w:val="left"/>
-              <w:ind w:left="0" w:right="0" w:firstLine="0"/>
-              <w:spacing w:before="40" w:after="40" w:lineRule="auto" w:line="240"/>
+              <w:ind w:left="0" w:firstLine="0" w:right="0"/>
+              <w:spacing w:lineRule="auto" w:after="40" w:line="240" w:before="40"/>
             </w:pPr>
             <w:r>
               <w:t xml:space="preserve">Invalid specification type reference</w:t>
@@ -15559,8 +15440,8 @@
             <w:pPr>
               <w:pStyle w:val="Compact"/>
               <w:jc w:val="left"/>
-              <w:ind w:left="0" w:right="0" w:firstLine="0"/>
-              <w:spacing w:before="40" w:after="40" w:lineRule="auto" w:line="240"/>
+              <w:ind w:left="0" w:firstLine="0" w:right="0"/>
+              <w:spacing w:lineRule="auto" w:after="40" w:line="240" w:before="40"/>
             </w:pPr>
             <w:r>
               <w:rPr>
@@ -15576,8 +15457,8 @@
             <w:pPr>
               <w:pStyle w:val="Compact"/>
               <w:jc w:val="left"/>
-              <w:ind w:left="0" w:right="0" w:firstLine="0"/>
-              <w:spacing w:before="40" w:after="40" w:lineRule="auto" w:line="240"/>
+              <w:ind w:left="0" w:firstLine="0" w:right="0"/>
+              <w:spacing w:lineRule="auto" w:after="40" w:line="240" w:before="40"/>
             </w:pPr>
             <w:r>
               <w:t xml:space="preserve">Spec object missing required attribute</w:t>
@@ -15592,8 +15473,8 @@
             <w:pPr>
               <w:pStyle w:val="Compact"/>
               <w:jc w:val="left"/>
-              <w:ind w:left="0" w:right="0" w:firstLine="0"/>
-              <w:spacing w:before="40" w:after="40" w:lineRule="auto" w:line="240"/>
+              <w:ind w:left="0" w:firstLine="0" w:right="0"/>
+              <w:spacing w:lineRule="auto" w:after="40" w:line="240" w:before="40"/>
             </w:pPr>
             <w:r>
               <w:rPr>
@@ -15609,8 +15490,8 @@
             <w:pPr>
               <w:pStyle w:val="Compact"/>
               <w:jc w:val="left"/>
-              <w:ind w:left="0" w:right="0" w:firstLine="0"/>
-              <w:spacing w:before="40" w:after="40" w:lineRule="auto" w:line="240"/>
+              <w:ind w:left="0" w:firstLine="0" w:right="0"/>
+              <w:spacing w:lineRule="auto" w:after="40" w:line="240" w:before="40"/>
             </w:pPr>
             <w:r>
               <w:t xml:space="preserve">Attribute cardinality exceeded</w:t>
@@ -15625,8 +15506,8 @@
             <w:pPr>
               <w:pStyle w:val="Compact"/>
               <w:jc w:val="left"/>
-              <w:ind w:left="0" w:right="0" w:firstLine="0"/>
-              <w:spacing w:before="40" w:after="40" w:lineRule="auto" w:line="240"/>
+              <w:ind w:left="0" w:firstLine="0" w:right="0"/>
+              <w:spacing w:lineRule="auto" w:after="40" w:line="240" w:before="40"/>
             </w:pPr>
             <w:r>
               <w:rPr>
@@ -15642,8 +15523,8 @@
             <w:pPr>
               <w:pStyle w:val="Compact"/>
               <w:jc w:val="left"/>
-              <w:ind w:left="0" w:right="0" w:firstLine="0"/>
-              <w:spacing w:before="40" w:after="40" w:lineRule="auto" w:line="240"/>
+              <w:ind w:left="0" w:firstLine="0" w:right="0"/>
+              <w:spacing w:lineRule="auto" w:after="40" w:line="240" w:before="40"/>
             </w:pPr>
             <w:r>
               <w:t xml:space="preserve">Attribute type cast failure</w:t>
@@ -15658,8 +15539,8 @@
             <w:pPr>
               <w:pStyle w:val="Compact"/>
               <w:jc w:val="left"/>
-              <w:ind w:left="0" w:right="0" w:firstLine="0"/>
-              <w:spacing w:before="40" w:after="40" w:lineRule="auto" w:line="240"/>
+              <w:ind w:left="0" w:firstLine="0" w:right="0"/>
+              <w:spacing w:lineRule="auto" w:after="40" w:line="240" w:before="40"/>
             </w:pPr>
             <w:r>
               <w:rPr>
@@ -15675,8 +15556,8 @@
             <w:pPr>
               <w:pStyle w:val="Compact"/>
               <w:jc w:val="left"/>
-              <w:ind w:left="0" w:right="0" w:firstLine="0"/>
-              <w:spacing w:before="40" w:after="40" w:lineRule="auto" w:line="240"/>
+              <w:ind w:left="0" w:firstLine="0" w:right="0"/>
+              <w:spacing w:lineRule="auto" w:after="40" w:line="240" w:before="40"/>
             </w:pPr>
             <w:r>
               <w:t xml:space="preserve">Invalid enum value</w:t>
@@ -15691,8 +15572,8 @@
             <w:pPr>
               <w:pStyle w:val="Compact"/>
               <w:jc w:val="left"/>
-              <w:ind w:left="0" w:right="0" w:firstLine="0"/>
-              <w:spacing w:before="40" w:after="40" w:lineRule="auto" w:line="240"/>
+              <w:ind w:left="0" w:firstLine="0" w:right="0"/>
+              <w:spacing w:lineRule="auto" w:after="40" w:line="240" w:before="40"/>
             </w:pPr>
             <w:r>
               <w:rPr>
@@ -15708,8 +15589,8 @@
             <w:pPr>
               <w:pStyle w:val="Compact"/>
               <w:jc w:val="left"/>
-              <w:ind w:left="0" w:right="0" w:firstLine="0"/>
-              <w:spacing w:before="40" w:after="40" w:lineRule="auto" w:line="240"/>
+              <w:ind w:left="0" w:firstLine="0" w:right="0"/>
+              <w:spacing w:lineRule="auto" w:after="40" w:line="240" w:before="40"/>
             </w:pPr>
             <w:r>
               <w:t xml:space="preserve">Invalid date format (expected YYYY-MM-DD)</w:t>
@@ -15724,8 +15605,8 @@
             <w:pPr>
               <w:pStyle w:val="Compact"/>
               <w:jc w:val="left"/>
-              <w:ind w:left="0" w:right="0" w:firstLine="0"/>
-              <w:spacing w:before="40" w:after="40" w:lineRule="auto" w:line="240"/>
+              <w:ind w:left="0" w:firstLine="0" w:right="0"/>
+              <w:spacing w:lineRule="auto" w:after="40" w:line="240" w:before="40"/>
             </w:pPr>
             <w:r>
               <w:rPr>
@@ -15741,8 +15622,8 @@
             <w:pPr>
               <w:pStyle w:val="Compact"/>
               <w:jc w:val="left"/>
-              <w:ind w:left="0" w:right="0" w:firstLine="0"/>
-              <w:spacing w:before="40" w:after="40" w:lineRule="auto" w:line="240"/>
+              <w:ind w:left="0" w:firstLine="0" w:right="0"/>
+              <w:spacing w:lineRule="auto" w:after="40" w:line="240" w:before="40"/>
             </w:pPr>
             <w:r>
               <w:t xml:space="preserve">Value outside declared bounds</w:t>
@@ -15757,8 +15638,8 @@
             <w:pPr>
               <w:pStyle w:val="Compact"/>
               <w:jc w:val="left"/>
-              <w:ind w:left="0" w:right="0" w:firstLine="0"/>
-              <w:spacing w:before="40" w:after="40" w:lineRule="auto" w:line="240"/>
+              <w:ind w:left="0" w:firstLine="0" w:right="0"/>
+              <w:spacing w:lineRule="auto" w:after="40" w:line="240" w:before="40"/>
             </w:pPr>
             <w:r>
               <w:rPr>
@@ -15774,8 +15655,8 @@
             <w:pPr>
               <w:pStyle w:val="Compact"/>
               <w:jc w:val="left"/>
-              <w:ind w:left="0" w:right="0" w:firstLine="0"/>
-              <w:spacing w:before="40" w:after="40" w:lineRule="auto" w:line="240"/>
+              <w:ind w:left="0" w:firstLine="0" w:right="0"/>
+              <w:spacing w:lineRule="auto" w:after="40" w:line="240" w:before="40"/>
             </w:pPr>
             <w:r>
               <w:t xml:space="preserve">Duplicate PID across spec objects</w:t>
@@ -15790,8 +15671,8 @@
             <w:pPr>
               <w:pStyle w:val="Compact"/>
               <w:jc w:val="left"/>
-              <w:ind w:left="0" w:right="0" w:firstLine="0"/>
-              <w:spacing w:before="40" w:after="40" w:lineRule="auto" w:line="240"/>
+              <w:ind w:left="0" w:firstLine="0" w:right="0"/>
+              <w:spacing w:lineRule="auto" w:after="40" w:line="240" w:before="40"/>
             </w:pPr>
             <w:r>
               <w:rPr>
@@ -15807,8 +15688,8 @@
             <w:pPr>
               <w:pStyle w:val="Compact"/>
               <w:jc w:val="left"/>
-              <w:ind w:left="0" w:right="0" w:firstLine="0"/>
-              <w:spacing w:before="40" w:after="40" w:lineRule="auto" w:line="240"/>
+              <w:ind w:left="0" w:firstLine="0" w:right="0"/>
+              <w:spacing w:lineRule="auto" w:after="40" w:line="240" w:before="40"/>
             </w:pPr>
             <w:r>
               <w:t xml:space="preserve">Float has no parent object (orphan)</w:t>
@@ -15823,8 +15704,8 @@
             <w:pPr>
               <w:pStyle w:val="Compact"/>
               <w:jc w:val="left"/>
-              <w:ind w:left="0" w:right="0" w:firstLine="0"/>
-              <w:spacing w:before="40" w:after="40" w:lineRule="auto" w:line="240"/>
+              <w:ind w:left="0" w:firstLine="0" w:right="0"/>
+              <w:spacing w:lineRule="auto" w:after="40" w:line="240" w:before="40"/>
             </w:pPr>
             <w:r>
               <w:rPr>
@@ -15840,8 +15721,8 @@
             <w:pPr>
               <w:pStyle w:val="Compact"/>
               <w:jc w:val="left"/>
-              <w:ind w:left="0" w:right="0" w:firstLine="0"/>
-              <w:spacing w:before="40" w:after="40" w:lineRule="auto" w:line="240"/>
+              <w:ind w:left="0" w:firstLine="0" w:right="0"/>
+              <w:spacing w:lineRule="auto" w:after="40" w:line="240" w:before="40"/>
             </w:pPr>
             <w:r>
               <w:t xml:space="preserve">Duplicate float label in specification</w:t>
@@ -15856,8 +15737,8 @@
             <w:pPr>
               <w:pStyle w:val="Compact"/>
               <w:jc w:val="left"/>
-              <w:ind w:left="0" w:right="0" w:firstLine="0"/>
-              <w:spacing w:before="40" w:after="40" w:lineRule="auto" w:line="240"/>
+              <w:ind w:left="0" w:firstLine="0" w:right="0"/>
+              <w:spacing w:lineRule="auto" w:after="40" w:line="240" w:before="40"/>
             </w:pPr>
             <w:r>
               <w:rPr>
@@ -15873,8 +15754,8 @@
             <w:pPr>
               <w:pStyle w:val="Compact"/>
               <w:jc w:val="left"/>
-              <w:ind w:left="0" w:right="0" w:firstLine="0"/>
-              <w:spacing w:before="40" w:after="40" w:lineRule="auto" w:line="240"/>
+              <w:ind w:left="0" w:firstLine="0" w:right="0"/>
+              <w:spacing w:lineRule="auto" w:after="40" w:line="240" w:before="40"/>
             </w:pPr>
             <w:r>
               <w:t xml:space="preserve">External render failure</w:t>
@@ -15889,8 +15770,8 @@
             <w:pPr>
               <w:pStyle w:val="Compact"/>
               <w:jc w:val="left"/>
-              <w:ind w:left="0" w:right="0" w:firstLine="0"/>
-              <w:spacing w:before="40" w:after="40" w:lineRule="auto" w:line="240"/>
+              <w:ind w:left="0" w:firstLine="0" w:right="0"/>
+              <w:spacing w:lineRule="auto" w:after="40" w:line="240" w:before="40"/>
             </w:pPr>
             <w:r>
               <w:rPr>
@@ -15906,8 +15787,8 @@
             <w:pPr>
               <w:pStyle w:val="Compact"/>
               <w:jc w:val="left"/>
-              <w:ind w:left="0" w:right="0" w:firstLine="0"/>
-              <w:spacing w:before="40" w:after="40" w:lineRule="auto" w:line="240"/>
+              <w:ind w:left="0" w:firstLine="0" w:right="0"/>
+              <w:spacing w:lineRule="auto" w:after="40" w:line="240" w:before="40"/>
             </w:pPr>
             <w:r>
               <w:t xml:space="preserve">Invalid float type reference</w:t>
@@ -15922,8 +15803,8 @@
             <w:pPr>
               <w:pStyle w:val="Compact"/>
               <w:jc w:val="left"/>
-              <w:ind w:left="0" w:right="0" w:firstLine="0"/>
-              <w:spacing w:before="40" w:after="40" w:lineRule="auto" w:line="240"/>
+              <w:ind w:left="0" w:firstLine="0" w:right="0"/>
+              <w:spacing w:lineRule="auto" w:after="40" w:line="240" w:before="40"/>
             </w:pPr>
             <w:r>
               <w:rPr>
@@ -15939,8 +15820,8 @@
             <w:pPr>
               <w:pStyle w:val="Compact"/>
               <w:jc w:val="left"/>
-              <w:ind w:left="0" w:right="0" w:firstLine="0"/>
-              <w:spacing w:before="40" w:after="40" w:lineRule="auto" w:line="240"/>
+              <w:ind w:left="0" w:firstLine="0" w:right="0"/>
+              <w:spacing w:lineRule="auto" w:after="40" w:line="240" w:before="40"/>
             </w:pPr>
             <w:r>
               <w:t xml:space="preserve">Unresolved link (PIDs are case-sensitive)</w:t>
@@ -15955,8 +15836,8 @@
             <w:pPr>
               <w:pStyle w:val="Compact"/>
               <w:jc w:val="left"/>
-              <w:ind w:left="0" w:right="0" w:firstLine="0"/>
-              <w:spacing w:before="40" w:after="40" w:lineRule="auto" w:line="240"/>
+              <w:ind w:left="0" w:firstLine="0" w:right="0"/>
+              <w:spacing w:lineRule="auto" w:after="40" w:line="240" w:before="40"/>
             </w:pPr>
             <w:r>
               <w:rPr>
@@ -15972,8 +15853,8 @@
             <w:pPr>
               <w:pStyle w:val="Compact"/>
               <w:jc w:val="left"/>
-              <w:ind w:left="0" w:right="0" w:firstLine="0"/>
-              <w:spacing w:before="40" w:after="40" w:lineRule="auto" w:line="240"/>
+              <w:ind w:left="0" w:firstLine="0" w:right="0"/>
+              <w:spacing w:lineRule="auto" w:after="40" w:line="240" w:before="40"/>
             </w:pPr>
             <w:r>
               <w:t xml:space="preserve">Dangling relation (target not found)</w:t>
@@ -15988,8 +15869,8 @@
             <w:pPr>
               <w:pStyle w:val="Compact"/>
               <w:jc w:val="left"/>
-              <w:ind w:left="0" w:right="0" w:firstLine="0"/>
-              <w:spacing w:before="40" w:after="40" w:lineRule="auto" w:line="240"/>
+              <w:ind w:left="0" w:firstLine="0" w:right="0"/>
+              <w:spacing w:lineRule="auto" w:after="40" w:line="240" w:before="40"/>
             </w:pPr>
             <w:r>
               <w:rPr>
@@ -16005,8 +15886,8 @@
             <w:pPr>
               <w:pStyle w:val="Compact"/>
               <w:jc w:val="left"/>
-              <w:ind w:left="0" w:right="0" w:firstLine="0"/>
-              <w:spacing w:before="40" w:after="40" w:lineRule="auto" w:line="240"/>
+              <w:ind w:left="0" w:firstLine="0" w:right="0"/>
+              <w:spacing w:lineRule="auto" w:after="40" w:line="240" w:before="40"/>
             </w:pPr>
             <w:r>
               <w:t xml:space="preserve">Ambiguous float reference</w:t>
@@ -16021,8 +15902,8 @@
             <w:pPr>
               <w:pStyle w:val="Compact"/>
               <w:jc w:val="left"/>
-              <w:ind w:left="0" w:right="0" w:firstLine="0"/>
-              <w:spacing w:before="40" w:after="40" w:lineRule="auto" w:line="240"/>
+              <w:ind w:left="0" w:firstLine="0" w:right="0"/>
+              <w:spacing w:lineRule="auto" w:after="40" w:line="240" w:before="40"/>
             </w:pPr>
             <w:r>
               <w:rPr>
@@ -16038,8 +15919,8 @@
             <w:pPr>
               <w:pStyle w:val="Compact"/>
               <w:jc w:val="left"/>
-              <w:ind w:left="0" w:right="0" w:firstLine="0"/>
-              <w:spacing w:before="40" w:after="40" w:lineRule="auto" w:line="240"/>
+              <w:ind w:left="0" w:firstLine="0" w:right="0"/>
+              <w:spacing w:lineRule="auto" w:after="40" w:line="240" w:before="40"/>
             </w:pPr>
             <w:r>
               <w:t xml:space="preserve">View materialization failure</w:t>
@@ -16048,8 +15929,8 @@
         </w:tc>
       </w:tr>
     </w:tbl>
-    <w:bookmarkEnd w:id="91"/>
-    <w:bookmarkStart w:id="92" w:name="MANUAL-sec9.3"/>
+    <w:bookmarkEnd w:id="90"/>
+    <w:bookmarkStart w:id="91" w:name="MANUAL-sec9.3"/>
     <w:p>
       <w:pPr>
         <w:pStyle w:val="Heading2"/>
@@ -16104,12 +15985,12 @@
     </w:p>
     <w:p>
       <w:pPr>
-        <w:spacing w:before="0" w:lineRule="exact" w:after="0" w:line="20"/>
+        <w:spacing w:lineRule="exact" w:line="20" w:before="0" w:after="0"/>
         <w:rPr>
           <w:sz w:val="2"/>
         </w:rPr>
       </w:pPr>
-      <w:bookmarkStart w:name="listing-src-suppress-example" w:id="14565"/>
+      <w:bookmarkStart w:id="14565" w:name="listing-src-suppress-example"/>
       <w:bookmarkEnd w:id="14565"/>
     </w:p>
     <w:p>
@@ -16227,7 +16108,7 @@
         <w:pStyle w:val="FirstParagraph"/>
       </w:pPr>
       <w:r>
-        <w:t xml:space="preserve">All verification views default to</w:t>
+        <w:t xml:space="preserve">Analyze-query diagnostics default to</w:t>
       </w:r>
       <w:r>
         <w:t xml:space="preserve"> </w:t>
@@ -16239,10 +16120,7 @@
         <w:t xml:space="preserve">error</w:t>
       </w:r>
       <w:r>
-        <w:t xml:space="preserve"> </w:t>
-      </w:r>
-      <w:r>
-        <w:t xml:space="preserve">(halt the build). Set a key to</w:t>
+        <w:t xml:space="preserve">. Set a key to</w:t>
       </w:r>
       <w:r>
         <w:t xml:space="preserve"> </w:t>
@@ -16257,7 +16135,7 @@
         <w:t xml:space="preserve"> </w:t>
       </w:r>
       <w:r>
-        <w:t xml:space="preserve">to emit a warning without halting, or</w:t>
+        <w:t xml:space="preserve">to continue the build with a warning. Set it to</w:t>
       </w:r>
       <w:r>
         <w:t xml:space="preserve"> </w:t>
@@ -16272,29 +16150,12 @@
         <w:t xml:space="preserve"> </w:t>
       </w:r>
       <w:r>
-        <w:t xml:space="preserve">to suppress the diagnostic entirely. Custom verification views can define their own policy keys; see</w:t>
-      </w:r>
-      <w:r>
-        <w:t xml:space="preserve"> </w:t>
-      </w:r>
-      <w:hyperlink r:id="rId23">
-        <w:r>
-          <w:rPr>
-            <w:rStyle w:val="Hyperlink"/>
-          </w:rPr>
-          <w:t xml:space="preserve">creating-a-model: 11 Verification views</w:t>
-        </w:r>
-      </w:hyperlink>
-      <w:r>
-        <w:t xml:space="preserve"> </w:t>
-      </w:r>
-      <w:r>
-        <w:t xml:space="preserve">in the model guide.</w:t>
-      </w:r>
-    </w:p>
+        <w:t xml:space="preserve">to suppress the diagnostic. Custom analyze queries can define policy keys.</w:t>
+      </w:r>
+    </w:p>
+    <w:bookmarkEnd w:id="91"/>
     <w:bookmarkEnd w:id="92"/>
-    <w:bookmarkEnd w:id="93"/>
-    <w:bookmarkStart w:id="96" w:name="MANUAL-sec10"/>
+    <w:bookmarkStart w:id="95" w:name="MANUAL-sec10"/>
     <w:p>
       <w:pPr>
         <w:pStyle w:val="Heading1"/>
@@ -16307,7 +16168,7 @@
         <w:t xml:space="preserve">Incremental Builds</w:t>
       </w:r>
     </w:p>
-    <w:bookmarkStart w:id="94" w:name="MANUAL-sec10.1"/>
+    <w:bookmarkStart w:id="93" w:name="MANUAL-sec10.1"/>
     <w:p>
       <w:pPr>
         <w:pStyle w:val="Heading2"/>
@@ -16438,8 +16299,8 @@
         <w:t xml:space="preserve">– Unchanged documents reuse cached SpecIR data.</w:t>
       </w:r>
     </w:p>
-    <w:bookmarkEnd w:id="94"/>
-    <w:bookmarkStart w:id="95" w:name="MANUAL-sec10.2"/>
+    <w:bookmarkEnd w:id="93"/>
+    <w:bookmarkStart w:id="94" w:name="MANUAL-sec10.2"/>
     <w:p>
       <w:pPr>
         <w:pStyle w:val="Heading2"/>
@@ -16454,12 +16315,12 @@
     </w:p>
     <w:p>
       <w:pPr>
-        <w:spacing w:before="0" w:lineRule="exact" w:after="0" w:line="20"/>
+        <w:spacing w:lineRule="exact" w:line="20" w:before="0" w:after="0"/>
         <w:rPr>
           <w:sz w:val="2"/>
         </w:rPr>
       </w:pPr>
-      <w:bookmarkStart w:name="listing-src-force-rebuild" w:id="55656"/>
+      <w:bookmarkStart w:id="55656" w:name="listing-src-force-rebuild"/>
       <w:bookmarkEnd w:id="55656"/>
     </w:p>
     <w:p>
@@ -16521,9 +16382,9 @@
         <w:t xml:space="preserve"> build</w:t>
       </w:r>
     </w:p>
+    <w:bookmarkEnd w:id="94"/>
     <w:bookmarkEnd w:id="95"/>
-    <w:bookmarkEnd w:id="96"/>
-    <w:bookmarkStart w:id="100" w:name="MANUAL-sec11"/>
+    <w:bookmarkStart w:id="99" w:name="MANUAL-sec11"/>
     <w:p>
       <w:pPr>
         <w:pStyle w:val="Heading1"/>
@@ -16536,7 +16397,7 @@
         <w:t xml:space="preserve">Type System and Models</w:t>
       </w:r>
     </w:p>
-    <w:bookmarkStart w:id="97" w:name="MANUAL-sec11.1"/>
+    <w:bookmarkStart w:id="96" w:name="MANUAL-sec11.1"/>
     <w:p>
       <w:pPr>
         <w:pStyle w:val="Heading2"/>
@@ -16554,7 +16415,7 @@
         <w:pStyle w:val="FirstParagraph"/>
       </w:pPr>
       <w:r>
-        <w:t xml:space="preserve">SpecCompiler ships with</w:t>
+        <w:t xml:space="preserve">SpecCompiler includes the</w:t>
       </w:r>
       <w:r>
         <w:t xml:space="preserve"> </w:t>
@@ -16566,7 +16427,10 @@
         <w:t xml:space="preserve">default</w:t>
       </w:r>
       <w:r>
-        <w:t xml:space="preserve">,</w:t>
+        <w:t xml:space="preserve"> </w:t>
+      </w:r>
+      <w:r>
+        <w:t xml:space="preserve">and</w:t>
       </w:r>
       <w:r>
         <w:t xml:space="preserve"> </w:t>
@@ -16575,10 +16439,13 @@
         <w:rPr>
           <w:rStyle w:val="VerbatimChar"/>
         </w:rPr>
-        <w:t xml:space="preserve">abnt</w:t>
-      </w:r>
-      <w:r>
-        <w:t xml:space="preserve">, and</w:t>
+        <w:t xml:space="preserve">sw_docs</w:t>
+      </w:r>
+      <w:r>
+        <w:t xml:space="preserve"> </w:t>
+      </w:r>
+      <w:r>
+        <w:t xml:space="preserve">models. The</w:t>
       </w:r>
       <w:r>
         <w:t xml:space="preserve"> </w:t>
@@ -16587,55 +16454,28 @@
         <w:rPr>
           <w:rStyle w:val="VerbatimChar"/>
         </w:rPr>
+        <w:t xml:space="preserve">default</w:t>
+      </w:r>
+      <w:r>
+        <w:t xml:space="preserve"> </w:t>
+      </w:r>
+      <w:r>
+        <w:t xml:space="preserve">model provides general-purpose types. The</w:t>
+      </w:r>
+      <w:r>
+        <w:t xml:space="preserve"> </w:t>
+      </w:r>
+      <w:r>
+        <w:rPr>
+          <w:rStyle w:val="VerbatimChar"/>
+        </w:rPr>
         <w:t xml:space="preserve">sw_docs</w:t>
       </w:r>
       <w:r>
-        <w:t xml:space="preserve">. The</w:t>
-      </w:r>
-      <w:r>
-        <w:t xml:space="preserve"> </w:t>
-      </w:r>
-      <w:r>
-        <w:rPr>
-          <w:rStyle w:val="VerbatimChar"/>
-        </w:rPr>
-        <w:t xml:space="preserve">default</w:t>
-      </w:r>
-      <w:r>
-        <w:t xml:space="preserve"> </w:t>
-      </w:r>
-      <w:r>
-        <w:t xml:space="preserve">model provides general-purpose types (specifications, sections, floats, cross-references, views). The</w:t>
-      </w:r>
-      <w:r>
-        <w:t xml:space="preserve"> </w:t>
-      </w:r>
-      <w:r>
-        <w:rPr>
-          <w:rStyle w:val="VerbatimChar"/>
-        </w:rPr>
-        <w:t xml:space="preserve">sw_docs</w:t>
-      </w:r>
-      <w:r>
-        <w:t xml:space="preserve"> </w:t>
-      </w:r>
-      <w:r>
-        <w:t xml:space="preserve">model overlays</w:t>
-      </w:r>
-      <w:r>
-        <w:t xml:space="preserve"> </w:t>
-      </w:r>
-      <w:r>
-        <w:rPr>
-          <w:rStyle w:val="VerbatimChar"/>
-        </w:rPr>
-        <w:t xml:space="preserve">default</w:t>
-      </w:r>
-      <w:r>
-        <w:t xml:space="preserve"> </w:t>
-      </w:r>
-      <w:r>
-        <w:t xml:space="preserve">with types for requirements engineering and traceability:</w:t>
+        <w:t xml:space="preserve"> </w:t>
+      </w:r>
+      <w:r>
+        <w:t xml:space="preserve">model adds requirements-engineering and traceability types:</w:t>
       </w:r>
     </w:p>
     <w:p>
@@ -16742,10 +16582,10 @@
           <w:bCs/>
           <w:b/>
         </w:rPr>
-        <w:t xml:space="preserve">Verification views</w:t>
-      </w:r>
-      <w:r>
-        <w:t xml:space="preserve">: Traceability chain validation (VC-HLR, TR-VC, FD-CSC/CSU coverage)</w:t>
+        <w:t xml:space="preserve">Analyze queries</w:t>
+      </w:r>
+      <w:r>
+        <w:t xml:space="preserve">: Traceability-chain validation for VC-HLR, TR-VC, and FD-CSC/CSU coverage</w:t>
       </w:r>
     </w:p>
     <w:p>
@@ -16781,13 +16621,13 @@
         <w:rPr>
           <w:rStyle w:val="VerbatimChar"/>
         </w:rPr>
-        <w:t xml:space="preserve">abnt</w:t>
-      </w:r>
-      <w:r>
-        <w:t xml:space="preserve"> </w:t>
-      </w:r>
-      <w:r>
-        <w:t xml:space="preserve">model overlays</w:t>
+        <w:t xml:space="preserve">docs/engineering_docs/</w:t>
+      </w:r>
+      <w:r>
+        <w:t xml:space="preserve"> </w:t>
+      </w:r>
+      <w:r>
+        <w:t xml:space="preserve">project uses</w:t>
       </w:r>
       <w:r>
         <w:t xml:space="preserve"> </w:t>
@@ -16796,55 +16636,14 @@
         <w:rPr>
           <w:rStyle w:val="VerbatimChar"/>
         </w:rPr>
-        <w:t xml:space="preserve">default</w:t>
-      </w:r>
-      <w:r>
-        <w:t xml:space="preserve"> </w:t>
-      </w:r>
-      <w:r>
-        <w:t xml:space="preserve">with ABNT NBR 14724 pre-textual elements (Capa, Folha de Rosto, lists of figures/tables/abbreviations), citation formatting, and a DOCX postprocessor tuned for Brazilian academic standards.</w:t>
-      </w:r>
-    </w:p>
-    <w:p>
-      <w:pPr>
-        <w:pStyle w:val="BodyText"/>
-      </w:pPr>
-      <w:r>
-        <w:t xml:space="preserve">The</w:t>
-      </w:r>
-      <w:r>
-        <w:t xml:space="preserve"> </w:t>
-      </w:r>
-      <w:r>
-        <w:rPr>
-          <w:rStyle w:val="VerbatimChar"/>
-        </w:rPr>
-        <w:t xml:space="preserve">docs/engineering_docs/</w:t>
-      </w:r>
-      <w:r>
-        <w:t xml:space="preserve"> </w:t>
-      </w:r>
-      <w:r>
-        <w:t xml:space="preserve">directory in this repository uses</w:t>
-      </w:r>
-      <w:r>
-        <w:t xml:space="preserve"> </w:t>
-      </w:r>
-      <w:r>
-        <w:rPr>
-          <w:rStyle w:val="VerbatimChar"/>
-        </w:rPr>
         <w:t xml:space="preserve">sw_docs</w:t>
       </w:r>
       <w:r>
-        <w:t xml:space="preserve"> </w:t>
-      </w:r>
-      <w:r>
-        <w:t xml:space="preserve">and serves as a living example of the model in practice.</w:t>
-      </w:r>
-    </w:p>
-    <w:bookmarkEnd w:id="97"/>
-    <w:bookmarkStart w:id="99" w:name="MANUAL-sec11.2"/>
+        <w:t xml:space="preserve">.</w:t>
+      </w:r>
+    </w:p>
+    <w:bookmarkEnd w:id="96"/>
+    <w:bookmarkStart w:id="98" w:name="MANUAL-sec11.2"/>
     <w:p>
       <w:pPr>
         <w:pStyle w:val="Heading2"/>
@@ -16948,7 +16747,7 @@
         <w:pStyle w:val="BodyText"/>
       </w:pPr>
       <w:r>
-        <w:t xml:space="preserve">Each extension point is a single Lua file that returns one descriptor table – a</w:t>
+        <w:t xml:space="preserve">Each extension module returns one Lua descriptor table. The descriptor contains a</w:t>
       </w:r>
       <w:r>
         <w:t xml:space="preserve"> </w:t>
@@ -16960,15 +16759,39 @@
         <w:t xml:space="preserve">kind</w:t>
       </w:r>
       <w:r>
-        <w:t xml:space="preserve"> </w:t>
-      </w:r>
-      <w:r>
-        <w:t xml:space="preserve">(</w:t>
+        <w:t xml:space="preserve">, a</w:t>
+      </w:r>
+      <w:r>
+        <w:t xml:space="preserve"> </w:t>
       </w:r>
       <w:r>
         <w:rPr>
           <w:rStyle w:val="VerbatimChar"/>
         </w:rPr>
+        <w:t xml:space="preserve">schema</w:t>
+      </w:r>
+      <w:r>
+        <w:t xml:space="preserve">, and optional</w:t>
+      </w:r>
+      <w:r>
+        <w:t xml:space="preserve"> </w:t>
+      </w:r>
+      <w:r>
+        <w:rPr>
+          <w:rStyle w:val="VerbatimChar"/>
+        </w:rPr>
+        <w:t xml:space="preserve">hooks</w:t>
+      </w:r>
+      <w:r>
+        <w:t xml:space="preserve">. Supported kinds are</w:t>
+      </w:r>
+      <w:r>
+        <w:t xml:space="preserve"> </w:t>
+      </w:r>
+      <w:r>
+        <w:rPr>
+          <w:rStyle w:val="VerbatimChar"/>
+        </w:rPr>
         <w:t xml:space="preserve">object</w:t>
       </w:r>
       <w:r>
@@ -17020,7 +16843,7 @@
         <w:t xml:space="preserve">specification</w:t>
       </w:r>
       <w:r>
-        <w:t xml:space="preserve">, or</w:t>
+        <w:t xml:space="preserve">, and</w:t>
       </w:r>
       <w:r>
         <w:t xml:space="preserve"> </w:t>
@@ -17029,10 +16852,10 @@
         <w:rPr>
           <w:rStyle w:val="VerbatimChar"/>
         </w:rPr>
-        <w:t xml:space="preserve">verification</w:t>
-      </w:r>
-      <w:r>
-        <w:t xml:space="preserve">), a</w:t>
+        <w:t xml:space="preserve">analyze</w:t>
+      </w:r>
+      <w:r>
+        <w:t xml:space="preserve">. The</w:t>
       </w:r>
       <w:r>
         <w:t xml:space="preserve"> </w:t>
@@ -17041,13 +16864,13 @@
         <w:rPr>
           <w:rStyle w:val="VerbatimChar"/>
         </w:rPr>
-        <w:t xml:space="preserve">schema</w:t>
-      </w:r>
-      <w:r>
-        <w:t xml:space="preserve"> </w:t>
-      </w:r>
-      <w:r>
-        <w:t xml:space="preserve">holding your data (the authoritative</w:t>
+        <w:t xml:space="preserve">schema.id</w:t>
+      </w:r>
+      <w:r>
+        <w:t xml:space="preserve"> </w:t>
+      </w:r>
+      <w:r>
+        <w:t xml:space="preserve">field is the authoritative identifier. Each hook name determines its context and return type. A descriptor can inherit shared behavior through</w:t>
       </w:r>
       <w:r>
         <w:t xml:space="preserve"> </w:t>
@@ -17056,181 +16879,10 @@
         <w:rPr>
           <w:rStyle w:val="VerbatimChar"/>
         </w:rPr>
-        <w:t xml:space="preserve">id</w:t>
-      </w:r>
-      <w:r>
-        <w:t xml:space="preserve">,</w:t>
-      </w:r>
-      <w:r>
-        <w:t xml:space="preserve"> </w:t>
-      </w:r>
-      <w:r>
-        <w:rPr>
-          <w:rStyle w:val="VerbatimChar"/>
-        </w:rPr>
-        <w:t xml:space="preserve">extends</w:t>
-      </w:r>
-      <w:r>
-        <w:t xml:space="preserve">,</w:t>
-      </w:r>
-      <w:r>
-        <w:t xml:space="preserve"> </w:t>
-      </w:r>
-      <w:r>
-        <w:rPr>
-          <w:rStyle w:val="VerbatimChar"/>
-        </w:rPr>
-        <w:t xml:space="preserve">attributes</w:t>
-      </w:r>
-      <w:r>
-        <w:t xml:space="preserve">, and so on), and an optional</w:t>
-      </w:r>
-      <w:r>
-        <w:t xml:space="preserve"> </w:t>
-      </w:r>
-      <w:r>
-        <w:rPr>
-          <w:rStyle w:val="VerbatimChar"/>
-        </w:rPr>
-        <w:t xml:space="preserve">hooks</w:t>
-      </w:r>
-      <w:r>
-        <w:t xml:space="preserve"> </w:t>
-      </w:r>
-      <w:r>
-        <w:t xml:space="preserve">table holding any behaviour. A pure-data type omits</w:t>
-      </w:r>
-      <w:r>
-        <w:t xml:space="preserve"> </w:t>
-      </w:r>
-      <w:r>
-        <w:rPr>
-          <w:rStyle w:val="VerbatimChar"/>
-        </w:rPr>
-        <w:t xml:space="preserve">hooks</w:t>
-      </w:r>
-      <w:r>
-        <w:t xml:space="preserve"> </w:t>
-      </w:r>
-      <w:r>
-        <w:t xml:space="preserve">entirely. The recipe is simple: decide the kind, put your data in</w:t>
-      </w:r>
-      <w:r>
-        <w:t xml:space="preserve"> </w:t>
-      </w:r>
-      <w:r>
-        <w:rPr>
-          <w:rStyle w:val="VerbatimChar"/>
-        </w:rPr>
-        <w:t xml:space="preserve">schema</w:t>
-      </w:r>
-      <w:r>
-        <w:t xml:space="preserve">, and pick the hook whose name matches what you want to do – a</w:t>
-      </w:r>
-      <w:r>
-        <w:t xml:space="preserve"> </w:t>
-      </w:r>
-      <w:r>
-        <w:rPr>
-          <w:rStyle w:val="VerbatimChar"/>
-        </w:rPr>
-        <w:t xml:space="preserve">render</w:t>
-      </w:r>
-      <w:r>
-        <w:t xml:space="preserve">/</w:t>
-      </w:r>
-      <w:r>
-        <w:rPr>
-          <w:rStyle w:val="VerbatimChar"/>
-        </w:rPr>
-        <w:t xml:space="preserve">render_block</w:t>
-      </w:r>
-      <w:r>
-        <w:t xml:space="preserve">/</w:t>
-      </w:r>
-      <w:r>
-        <w:rPr>
-          <w:rStyle w:val="VerbatimChar"/>
-        </w:rPr>
-        <w:t xml:space="preserve">render_link</w:t>
-      </w:r>
-      <w:r>
-        <w:t xml:space="preserve"> </w:t>
-      </w:r>
-      <w:r>
-        <w:t xml:space="preserve">hook to produce output during the EMIT walk, or a data hook like</w:t>
-      </w:r>
-      <w:r>
-        <w:t xml:space="preserve"> </w:t>
-      </w:r>
-      <w:r>
-        <w:rPr>
-          <w:rStyle w:val="VerbatimChar"/>
-        </w:rPr>
-        <w:t xml:space="preserve">dataset</w:t>
-      </w:r>
-      <w:r>
-        <w:t xml:space="preserve"> </w:t>
-      </w:r>
-      <w:r>
-        <w:t xml:space="preserve">or</w:t>
-      </w:r>
-      <w:r>
-        <w:t xml:space="preserve"> </w:t>
-      </w:r>
-      <w:r>
-        <w:rPr>
-          <w:rStyle w:val="VerbatimChar"/>
-        </w:rPr>
-        <w:t xml:space="preserve">transform</w:t>
-      </w:r>
-      <w:r>
-        <w:t xml:space="preserve"> </w:t>
-      </w:r>
-      <w:r>
-        <w:t xml:space="preserve">to produce data earlier in the pipeline. You receive the right context and return the documented type. Shared behaviour lives once on a base type and is inherited through</w:t>
-      </w:r>
-      <w:r>
-        <w:t xml:space="preserve"> </w:t>
-      </w:r>
-      <w:r>
-        <w:rPr>
-          <w:rStyle w:val="VerbatimChar"/>
-        </w:rPr>
         <w:t xml:space="preserve">schema.extends</w:t>
       </w:r>
       <w:r>
-        <w:t xml:space="preserve"> </w:t>
-      </w:r>
-      <w:r>
-        <w:t xml:space="preserve">(for example, objects extend</w:t>
-      </w:r>
-      <w:r>
-        <w:t xml:space="preserve"> </w:t>
-      </w:r>
-      <w:r>
-        <w:rPr>
-          <w:rStyle w:val="VerbatimChar"/>
-        </w:rPr>
-        <w:t xml:space="preserve">TRACEABLE</w:t>
-      </w:r>
-      <w:r>
-        <w:t xml:space="preserve"> </w:t>
-      </w:r>
-      <w:r>
-        <w:t xml:space="preserve">to get the standard card, and matrix views extend</w:t>
-      </w:r>
-      <w:r>
-        <w:t xml:space="preserve"> </w:t>
-      </w:r>
-      <w:r>
-        <w:rPr>
-          <w:rStyle w:val="VerbatimChar"/>
-        </w:rPr>
-        <w:t xml:space="preserve">TABLE_VIEW</w:t>
-      </w:r>
-      <w:r>
-        <w:t xml:space="preserve">).</w:t>
+        <w:t xml:space="preserve">.</w:t>
       </w:r>
     </w:p>
     <w:p>
@@ -17238,12 +16890,12 @@
         <w:pStyle w:val="BodyText"/>
       </w:pPr>
       <w:r>
-        <w:t xml:space="preserve">Everything else — directory layout, the full hook catalogue and the context each one receives, schema fields for each kind, verification views, and external renderers — lives in the companion</w:t>
-      </w:r>
-      <w:r>
-        <w:t xml:space="preserve"> </w:t>
-      </w:r>
-      <w:hyperlink r:id="rId98">
+        <w:t xml:space="preserve">The</w:t>
+      </w:r>
+      <w:r>
+        <w:t xml:space="preserve"> </w:t>
+      </w:r>
+      <w:hyperlink r:id="rId97">
         <w:r>
           <w:rPr>
             <w:rStyle w:val="Hyperlink"/>
@@ -17255,12 +16907,12 @@
         <w:t xml:space="preserve"> </w:t>
       </w:r>
       <w:r>
-        <w:t xml:space="preserve">guide.</w:t>
-      </w:r>
-    </w:p>
+        <w:t xml:space="preserve">guide defines the directory layout, hook contract, schema fields, analyze queries, and external renderers.</w:t>
+      </w:r>
+    </w:p>
+    <w:bookmarkEnd w:id="98"/>
     <w:bookmarkEnd w:id="99"/>
-    <w:bookmarkEnd w:id="100"/>
-    <w:bookmarkStart w:id="107" w:name="MANUAL-sec12"/>
+    <w:bookmarkStart w:id="106" w:name="MANUAL-sec12"/>
     <w:p>
       <w:pPr>
         <w:pStyle w:val="Heading1"/>
@@ -17273,7 +16925,7 @@
         <w:t xml:space="preserve">Troubleshooting</w:t>
       </w:r>
     </w:p>
-    <w:bookmarkStart w:id="101" w:name="MANUAL-sec12.1"/>
+    <w:bookmarkStart w:id="100" w:name="MANUAL-sec12.1"/>
     <w:p>
       <w:pPr>
         <w:pStyle w:val="Heading2"/>
@@ -17315,8 +16967,8 @@
         <w:t xml:space="preserve">.</w:t>
       </w:r>
     </w:p>
-    <w:bookmarkEnd w:id="101"/>
-    <w:bookmarkStart w:id="102" w:name="MANUAL-sec12.2"/>
+    <w:bookmarkEnd w:id="100"/>
+    <w:bookmarkStart w:id="101" w:name="MANUAL-sec12.2"/>
     <w:p>
       <w:pPr>
         <w:pStyle w:val="Heading2"/>
@@ -17364,8 +17016,8 @@
         <w:t xml:space="preserve">.</w:t>
       </w:r>
     </w:p>
-    <w:bookmarkEnd w:id="102"/>
-    <w:bookmarkStart w:id="103" w:name="MANUAL-sec12.3"/>
+    <w:bookmarkEnd w:id="101"/>
+    <w:bookmarkStart w:id="102" w:name="MANUAL-sec12.3"/>
     <w:p>
       <w:pPr>
         <w:pStyle w:val="Heading2"/>
@@ -17410,8 +17062,8 @@
         <w:t xml:space="preserve">markers.</w:t>
       </w:r>
     </w:p>
-    <w:bookmarkEnd w:id="103"/>
-    <w:bookmarkStart w:id="104" w:name="MANUAL-sec12.4"/>
+    <w:bookmarkEnd w:id="102"/>
+    <w:bookmarkStart w:id="103" w:name="MANUAL-sec12.4"/>
     <w:p>
       <w:pPr>
         <w:pStyle w:val="Heading2"/>
@@ -17469,8 +17121,8 @@
         <w:t xml:space="preserve">.</w:t>
       </w:r>
     </w:p>
-    <w:bookmarkEnd w:id="104"/>
-    <w:bookmarkStart w:id="105" w:name="MANUAL-sec12.5"/>
+    <w:bookmarkEnd w:id="103"/>
+    <w:bookmarkStart w:id="104" w:name="MANUAL-sec12.5"/>
     <w:p>
       <w:pPr>
         <w:pStyle w:val="Heading2"/>
@@ -17485,12 +17137,12 @@
     </w:p>
     <w:p>
       <w:pPr>
-        <w:spacing w:before="0" w:lineRule="exact" w:after="0" w:line="20"/>
+        <w:spacing w:lineRule="exact" w:line="20" w:before="0" w:after="0"/>
         <w:rPr>
           <w:sz w:val="2"/>
         </w:rPr>
       </w:pPr>
-      <w:bookmarkStart w:name="listing-src-clean-stale-build" w:id="2501"/>
+      <w:bookmarkStart w:id="2501" w:name="listing-src-clean-stale-build"/>
       <w:bookmarkEnd w:id="2501"/>
     </w:p>
     <w:p>
@@ -17552,8 +17204,8 @@
         <w:t xml:space="preserve"> build</w:t>
       </w:r>
     </w:p>
-    <w:bookmarkEnd w:id="105"/>
-    <w:bookmarkStart w:id="106" w:name="MANUAL-sec12.6"/>
+    <w:bookmarkEnd w:id="104"/>
+    <w:bookmarkStart w:id="105" w:name="MANUAL-sec12.6"/>
     <w:p>
       <w:pPr>
         <w:pStyle w:val="Heading2"/>
@@ -17568,12 +17220,12 @@
     </w:p>
     <w:p>
       <w:pPr>
-        <w:spacing w:before="0" w:lineRule="exact" w:after="0" w:line="20"/>
+        <w:spacing w:lineRule="exact" w:line="20" w:before="0" w:after="0"/>
         <w:rPr>
           <w:sz w:val="2"/>
         </w:rPr>
       </w:pPr>
-      <w:bookmarkStart w:name="listing-src-debug-log-level" w:id="88848"/>
+      <w:bookmarkStart w:id="88848" w:name="listing-src-debug-log-level"/>
       <w:bookmarkEnd w:id="88848"/>
     </w:p>
     <w:p>
@@ -17638,9 +17290,9 @@
         <w:t xml:space="preserve"> build</w:t>
       </w:r>
     </w:p>
+    <w:bookmarkEnd w:id="105"/>
     <w:bookmarkEnd w:id="106"/>
-    <w:bookmarkEnd w:id="107"/>
-    <w:bookmarkStart w:id="108" w:name="MANUAL-sec13"/>
+    <w:bookmarkStart w:id="107" w:name="MANUAL-sec13"/>
     <w:p>
       <w:pPr>
         <w:pStyle w:val="Heading1"/>
@@ -17805,8 +17457,8 @@
         <w:t xml:space="preserve">.</w:t>
       </w:r>
     </w:p>
-    <w:bookmarkEnd w:id="108"/>
-    <w:bookmarkStart w:id="109" w:name="MANUAL-sec14"/>
+    <w:bookmarkEnd w:id="107"/>
+    <w:bookmarkStart w:id="108" w:name="MANUAL-sec14"/>
     <w:p>
       <w:pPr>
         <w:pStyle w:val="Heading1"/>
@@ -17853,8 +17505,8 @@
         </w:r>
       </w:hyperlink>
     </w:p>
-    <w:bookmarkEnd w:id="109"/>
-    <w:bookmarkStart w:id="110" w:name="MANUAL-sec15"/>
+    <w:bookmarkEnd w:id="108"/>
+    <w:bookmarkStart w:id="109" w:name="MANUAL-sec15"/>
     <w:p>
       <w:pPr>
         <w:pStyle w:val="Heading1"/>
@@ -18139,8 +17791,8 @@
         </w:r>
       </w:hyperlink>
     </w:p>
-    <w:bookmarkEnd w:id="110"/>
-    <w:bookmarkStart w:id="111" w:name="MANUAL-sec16"/>
+    <w:bookmarkEnd w:id="109"/>
+    <w:bookmarkStart w:id="110" w:name="MANUAL-sec16"/>
     <w:p>
       <w:pPr>
         <w:pStyle w:val="Heading1"/>
@@ -18663,8 +18315,8 @@
         </w:r>
       </w:hyperlink>
     </w:p>
-    <w:bookmarkEnd w:id="111"/>
-    <w:bookmarkStart w:id="112" w:name="MANUAL-sec17"/>
+    <w:bookmarkEnd w:id="110"/>
+    <w:bookmarkStart w:id="111" w:name="MANUAL-sec17"/>
     <w:p>
       <w:pPr>
         <w:pStyle w:val="Heading1"/>
@@ -18684,12 +18336,12 @@
         <w:tblLook w:firstRow="0" w:lastRow="0" w:firstColumn="0" w:lastColumn="0" w:noHBand="0" w:noVBand="0" w:val="0000"/>
         <w:jc w:val="start"/>
         <w:tblBorders>
-          <w:top w:color="000000" w:val="single" w:sz="6" w:space="0"/>
-          <w:left w:color="000000" w:val="single" w:sz="6" w:space="0"/>
-          <w:bottom w:color="000000" w:val="single" w:sz="6" w:space="0"/>
-          <w:right w:color="000000" w:val="single" w:sz="6" w:space="0"/>
-          <w:insideH w:color="000000" w:val="single" w:sz="6" w:space="0"/>
-          <w:insideV w:color="000000" w:val="single" w:sz="6" w:space="0"/>
+          <w:top w:color="000000" w:sz="6" w:val="single" w:space="0"/>
+          <w:left w:color="000000" w:sz="6" w:val="single" w:space="0"/>
+          <w:bottom w:color="000000" w:sz="6" w:val="single" w:space="0"/>
+          <w:right w:color="000000" w:sz="6" w:val="single" w:space="0"/>
+          <w:insideH w:color="000000" w:sz="6" w:val="single" w:space="0"/>
+          <w:insideV w:color="000000" w:sz="6" w:val="single" w:space="0"/>
         </w:tblBorders>
         <w:tblCellMar>
           <w:top w:type="dxa" w:w="57"/>
@@ -18709,8 +18361,8 @@
             <w:pPr>
               <w:pStyle w:val="Compact"/>
               <w:jc w:val="left"/>
-              <w:ind w:left="0" w:right="0" w:firstLine="0"/>
-              <w:spacing w:before="40" w:after="40" w:lineRule="auto" w:line="240"/>
+              <w:ind w:left="0" w:firstLine="0" w:right="0"/>
+              <w:spacing w:lineRule="auto" w:after="40" w:line="240" w:before="40"/>
             </w:pPr>
             <w:r>
               <w:rPr>
@@ -18727,8 +18379,8 @@
             <w:pPr>
               <w:pStyle w:val="Compact"/>
               <w:jc w:val="left"/>
-              <w:ind w:left="0" w:right="0" w:firstLine="0"/>
-              <w:spacing w:before="40" w:after="40" w:lineRule="auto" w:line="240"/>
+              <w:ind w:left="0" w:firstLine="0" w:right="0"/>
+              <w:spacing w:lineRule="auto" w:after="40" w:line="240" w:before="40"/>
             </w:pPr>
             <w:r>
               <w:t xml:space="preserve">Pandoc Abstract Syntax Tree</w:t>
@@ -18743,8 +18395,8 @@
             <w:pPr>
               <w:pStyle w:val="Compact"/>
               <w:jc w:val="left"/>
-              <w:ind w:left="0" w:right="0" w:firstLine="0"/>
-              <w:spacing w:before="40" w:after="40" w:lineRule="auto" w:line="240"/>
+              <w:ind w:left="0" w:firstLine="0" w:right="0"/>
+              <w:spacing w:lineRule="auto" w:after="40" w:line="240" w:before="40"/>
             </w:pPr>
             <w:r>
               <w:rPr>
@@ -18761,8 +18413,8 @@
             <w:pPr>
               <w:pStyle w:val="Compact"/>
               <w:jc w:val="left"/>
-              <w:ind w:left="0" w:right="0" w:firstLine="0"/>
-              <w:spacing w:before="40" w:after="40" w:lineRule="auto" w:line="240"/>
+              <w:ind w:left="0" w:firstLine="0" w:right="0"/>
+              <w:spacing w:lineRule="auto" w:after="40" w:line="240" w:before="40"/>
             </w:pPr>
             <w:r>
               <w:t xml:space="preserve">Command-Line Interface</w:t>
@@ -18777,8 +18429,8 @@
             <w:pPr>
               <w:pStyle w:val="Compact"/>
               <w:jc w:val="left"/>
-              <w:ind w:left="0" w:right="0" w:firstLine="0"/>
-              <w:spacing w:before="40" w:after="40" w:lineRule="auto" w:line="240"/>
+              <w:ind w:left="0" w:firstLine="0" w:right="0"/>
+              <w:spacing w:lineRule="auto" w:after="40" w:line="240" w:before="40"/>
             </w:pPr>
             <w:r>
               <w:rPr>
@@ -18795,8 +18447,8 @@
             <w:pPr>
               <w:pStyle w:val="Compact"/>
               <w:jc w:val="left"/>
-              <w:ind w:left="0" w:right="0" w:firstLine="0"/>
-              <w:spacing w:before="40" w:after="40" w:lineRule="auto" w:line="240"/>
+              <w:ind w:left="0" w:firstLine="0" w:right="0"/>
+              <w:spacing w:lineRule="auto" w:after="40" w:line="240" w:before="40"/>
             </w:pPr>
             <w:r>
               <w:t xml:space="preserve">Comma-Separated Values</w:t>
@@ -18811,8 +18463,8 @@
             <w:pPr>
               <w:pStyle w:val="Compact"/>
               <w:jc w:val="left"/>
-              <w:ind w:left="0" w:right="0" w:firstLine="0"/>
-              <w:spacing w:before="40" w:after="40" w:lineRule="auto" w:line="240"/>
+              <w:ind w:left="0" w:firstLine="0" w:right="0"/>
+              <w:spacing w:lineRule="auto" w:after="40" w:line="240" w:before="40"/>
             </w:pPr>
             <w:r>
               <w:rPr>
@@ -18829,8 +18481,8 @@
             <w:pPr>
               <w:pStyle w:val="Compact"/>
               <w:jc w:val="left"/>
-              <w:ind w:left="0" w:right="0" w:firstLine="0"/>
-              <w:spacing w:before="40" w:after="40" w:lineRule="auto" w:line="240"/>
+              <w:ind w:left="0" w:firstLine="0" w:right="0"/>
+              <w:spacing w:lineRule="auto" w:after="40" w:line="240" w:before="40"/>
             </w:pPr>
             <w:r>
               <w:t xml:space="preserve">Entity-Attribute-Value</w:t>
@@ -18845,8 +18497,8 @@
             <w:pPr>
               <w:pStyle w:val="Compact"/>
               <w:jc w:val="left"/>
-              <w:ind w:left="0" w:right="0" w:firstLine="0"/>
-              <w:spacing w:before="40" w:after="40" w:lineRule="auto" w:line="240"/>
+              <w:ind w:left="0" w:firstLine="0" w:right="0"/>
+              <w:spacing w:lineRule="auto" w:after="40" w:line="240" w:before="40"/>
             </w:pPr>
             <w:r>
               <w:rPr>
@@ -18863,8 +18515,8 @@
             <w:pPr>
               <w:pStyle w:val="Compact"/>
               <w:jc w:val="left"/>
-              <w:ind w:left="0" w:right="0" w:firstLine="0"/>
-              <w:spacing w:before="40" w:after="40" w:lineRule="auto" w:line="240"/>
+              <w:ind w:left="0" w:firstLine="0" w:right="0"/>
+              <w:spacing w:lineRule="auto" w:after="40" w:line="240" w:before="40"/>
             </w:pPr>
             <w:r>
               <w:t xml:space="preserve">GitHub-Flavored Markdown</w:t>
@@ -18879,8 +18531,8 @@
             <w:pPr>
               <w:pStyle w:val="Compact"/>
               <w:jc w:val="left"/>
-              <w:ind w:left="0" w:right="0" w:firstLine="0"/>
-              <w:spacing w:before="40" w:after="40" w:lineRule="auto" w:line="240"/>
+              <w:ind w:left="0" w:firstLine="0" w:right="0"/>
+              <w:spacing w:lineRule="auto" w:after="40" w:line="240" w:before="40"/>
             </w:pPr>
             <w:r>
               <w:rPr>
@@ -18897,8 +18549,8 @@
             <w:pPr>
               <w:pStyle w:val="Compact"/>
               <w:jc w:val="left"/>
-              <w:ind w:left="0" w:right="0" w:firstLine="0"/>
-              <w:spacing w:before="40" w:after="40" w:lineRule="auto" w:line="240"/>
+              <w:ind w:left="0" w:firstLine="0" w:right="0"/>
+              <w:spacing w:lineRule="auto" w:after="40" w:line="240" w:before="40"/>
             </w:pPr>
             <w:r>
               <w:t xml:space="preserve">Newline-Delimited JSON</w:t>
@@ -18913,8 +18565,8 @@
             <w:pPr>
               <w:pStyle w:val="Compact"/>
               <w:jc w:val="left"/>
-              <w:ind w:left="0" w:right="0" w:firstLine="0"/>
-              <w:spacing w:before="40" w:after="40" w:lineRule="auto" w:line="240"/>
+              <w:ind w:left="0" w:firstLine="0" w:right="0"/>
+              <w:spacing w:lineRule="auto" w:after="40" w:line="240" w:before="40"/>
             </w:pPr>
             <w:r>
               <w:rPr>
@@ -18931,8 +18583,8 @@
             <w:pPr>
               <w:pStyle w:val="Compact"/>
               <w:jc w:val="left"/>
-              <w:ind w:left="0" w:right="0" w:firstLine="0"/>
-              <w:spacing w:before="40" w:after="40" w:lineRule="auto" w:line="240"/>
+              <w:ind w:left="0" w:firstLine="0" w:right="0"/>
+              <w:spacing w:lineRule="auto" w:after="40" w:line="240" w:before="40"/>
             </w:pPr>
             <w:r>
               <w:t xml:space="preserve">Project Identifier</w:t>
@@ -18947,8 +18599,8 @@
             <w:pPr>
               <w:pStyle w:val="Compact"/>
               <w:jc w:val="left"/>
-              <w:ind w:left="0" w:right="0" w:firstLine="0"/>
-              <w:spacing w:before="40" w:after="40" w:lineRule="auto" w:line="240"/>
+              <w:ind w:left="0" w:firstLine="0" w:right="0"/>
+              <w:spacing w:lineRule="auto" w:after="40" w:line="240" w:before="40"/>
             </w:pPr>
             <w:r>
               <w:rPr>
@@ -18965,8 +18617,8 @@
             <w:pPr>
               <w:pStyle w:val="Compact"/>
               <w:jc w:val="left"/>
-              <w:ind w:left="0" w:right="0" w:firstLine="0"/>
-              <w:spacing w:before="40" w:after="40" w:lineRule="auto" w:line="240"/>
+              <w:ind w:left="0" w:firstLine="0" w:right="0"/>
+              <w:spacing w:lineRule="auto" w:after="40" w:line="240" w:before="40"/>
             </w:pPr>
             <w:r>
               <w:t xml:space="preserve">Specification Intermediate Representation</w:t>
@@ -18981,8 +18633,8 @@
             <w:pPr>
               <w:pStyle w:val="Compact"/>
               <w:jc w:val="left"/>
-              <w:ind w:left="0" w:right="0" w:firstLine="0"/>
-              <w:spacing w:before="40" w:after="40" w:lineRule="auto" w:line="240"/>
+              <w:ind w:left="0" w:firstLine="0" w:right="0"/>
+              <w:spacing w:lineRule="auto" w:after="40" w:line="240" w:before="40"/>
             </w:pPr>
             <w:r>
               <w:rPr>
@@ -18999,8 +18651,8 @@
             <w:pPr>
               <w:pStyle w:val="Compact"/>
               <w:jc w:val="left"/>
-              <w:ind w:left="0" w:right="0" w:firstLine="0"/>
-              <w:spacing w:before="40" w:after="40" w:lineRule="auto" w:line="240"/>
+              <w:ind w:left="0" w:firstLine="0" w:right="0"/>
+              <w:spacing w:lineRule="auto" w:after="40" w:line="240" w:before="40"/>
             </w:pPr>
             <w:r>
               <w:t xml:space="preserve">Structured Query Language</w:t>
@@ -19015,8 +18667,8 @@
             <w:pPr>
               <w:pStyle w:val="Compact"/>
               <w:jc w:val="left"/>
-              <w:ind w:left="0" w:right="0" w:firstLine="0"/>
-              <w:spacing w:before="40" w:after="40" w:lineRule="auto" w:line="240"/>
+              <w:ind w:left="0" w:firstLine="0" w:right="0"/>
+              <w:spacing w:lineRule="auto" w:after="40" w:line="240" w:before="40"/>
             </w:pPr>
             <w:r>
               <w:rPr>
@@ -19033,8 +18685,8 @@
             <w:pPr>
               <w:pStyle w:val="Compact"/>
               <w:jc w:val="left"/>
-              <w:ind w:left="0" w:right="0" w:firstLine="0"/>
-              <w:spacing w:before="40" w:after="40" w:lineRule="auto" w:line="240"/>
+              <w:ind w:left="0" w:firstLine="0" w:right="0"/>
+              <w:spacing w:lineRule="auto" w:after="40" w:line="240" w:before="40"/>
             </w:pPr>
             <w:r>
               <w:t xml:space="preserve">SQLite Database</w:t>
@@ -19043,7 +18695,7 @@
         </w:tc>
       </w:tr>
     </w:tbl>
-    <w:bookmarkEnd w:id="112"/>
+    <w:bookmarkEnd w:id="111"/>
     <w:sectPr>
       <w:footerReference w:type="default" r:id="rId9200"/>
       <w:headerReference w:type="default" r:id="rId9101"/>
@@ -19064,12 +18716,12 @@
     <w:tblPr>
       <w:tblW w:type="pct" w:w="5000"/>
       <w:tblBorders>
-        <w:top w:color="CCCCCC" w:val="single" w:sz="4" w:space="1"/>
-        <w:bottom w:color="auto" w:val="none" w:sz="0" w:space="0"/>
-        <w:left w:color="auto" w:val="none" w:sz="0" w:space="0"/>
-        <w:right w:color="auto" w:val="none" w:sz="0" w:space="0"/>
-        <w:insideH w:color="auto" w:val="none" w:sz="0" w:space="0"/>
-        <w:insideV w:color="auto" w:val="none" w:sz="0" w:space="0"/>
+        <w:top w:color="CCCCCC" w:sz="4" w:val="single" w:space="1"/>
+        <w:bottom w:color="auto" w:sz="0" w:val="none" w:space="0"/>
+        <w:left w:color="auto" w:sz="0" w:val="none" w:space="0"/>
+        <w:right w:color="auto" w:sz="0" w:val="none" w:space="0"/>
+        <w:insideH w:color="auto" w:sz="0" w:val="none" w:space="0"/>
+        <w:insideV w:color="auto" w:sz="0" w:val="none" w:space="0"/>
       </w:tblBorders>
       <w:tblLayout w:type="fixed"/>
     </w:tblPr>
@@ -20372,11 +20024,11 @@
     <w:qFormat/>
     <w:pPr>
       <w:keepNext/>
-      <w:spacing w:before="280" w:after="120" w:lineRule="auto" w:line="276"/>
+      <w:spacing w:lineRule="auto" w:after="120" w:line="276" w:before="280"/>
       <w:outlineLvl w:val="0"/>
     </w:pPr>
     <w:rPr>
-      <w:rFonts w:ascii="Calibri Light" w:hAnsi="Calibri Light" w:cs="Calibri Light"/>
+      <w:rFonts w:ascii="Calibri Light" w:cs="Calibri Light" w:hAnsi="Calibri Light"/>
       <w:b/>
       <w:bCs/>
       <w:color w:val="0F4C64"/>

--- a/manual/downloads/manual.docx
+++ b/manual/downloads/manual.docx
@@ -74,12 +74,14 @@
       <w:pPr>
         <w:pStyle w:val="TOCHeading"/>
       </w:pPr>
+      <w:bookmarkStart w:name="MANUAL-sec1" w:id="24456"/>
       <w:r>
         <w:rPr>
           <w:color w:val="000000"/>
         </w:rPr>
         <w:t xml:space="preserve">INDEX</w:t>
       </w:r>
+      <w:bookmarkEnd w:id="24456"/>
     </w:p>
     <w:p>
       <w:r>
@@ -604,12 +606,12 @@
     </w:p>
     <w:p>
       <w:pPr>
-        <w:spacing w:lineRule="exact" w:line="20" w:before="0" w:after="0"/>
+        <w:spacing w:line="20" w:lineRule="exact" w:after="0" w:before="0"/>
         <w:rPr>
           <w:sz w:val="2"/>
         </w:rPr>
       </w:pPr>
-      <w:bookmarkStart w:id="78556" w:name="puml-diag-pipeline"/>
+      <w:bookmarkStart w:name="puml-diag-pipeline" w:id="78556"/>
       <w:bookmarkEnd w:id="78556"/>
     </w:p>
     <w:p>
@@ -1371,12 +1373,12 @@
     </w:p>
     <w:p>
       <w:pPr>
-        <w:spacing w:lineRule="exact" w:line="20" w:before="0" w:after="0"/>
+        <w:spacing w:line="20" w:lineRule="exact" w:after="0" w:before="0"/>
         <w:rPr>
           <w:sz w:val="2"/>
         </w:rPr>
       </w:pPr>
-      <w:bookmarkStart w:id="54024" w:name="csv-tbl-prerequisites"/>
+      <w:bookmarkStart w:name="csv-tbl-prerequisites" w:id="54024"/>
       <w:bookmarkEnd w:id="54024"/>
     </w:p>
     <w:p>
@@ -1413,12 +1415,12 @@
         <w:tblLook w:firstRow="1" w:lastRow="0" w:firstColumn="0" w:lastColumn="0" w:noHBand="0" w:noVBand="0" w:val="0020"/>
         <w:jc w:val="start"/>
         <w:tblBorders>
-          <w:top w:color="000000" w:sz="6" w:val="single" w:space="0"/>
-          <w:left w:color="000000" w:sz="6" w:val="single" w:space="0"/>
-          <w:bottom w:color="000000" w:sz="6" w:val="single" w:space="0"/>
-          <w:right w:color="000000" w:sz="6" w:val="single" w:space="0"/>
-          <w:insideH w:color="000000" w:sz="6" w:val="single" w:space="0"/>
-          <w:insideV w:color="000000" w:sz="6" w:val="single" w:space="0"/>
+          <w:top w:color="000000" w:val="single" w:space="0" w:sz="6"/>
+          <w:left w:color="000000" w:val="single" w:space="0" w:sz="6"/>
+          <w:bottom w:color="000000" w:val="single" w:space="0" w:sz="6"/>
+          <w:right w:color="000000" w:val="single" w:space="0" w:sz="6"/>
+          <w:insideH w:color="000000" w:val="single" w:space="0" w:sz="6"/>
+          <w:insideV w:color="000000" w:val="single" w:space="0" w:sz="6"/>
         </w:tblBorders>
         <w:tblCellMar>
           <w:top w:type="dxa" w:w="57"/>
@@ -1444,8 +1446,8 @@
             <w:pPr>
               <w:pStyle w:val="Compact"/>
               <w:jc w:val="left"/>
-              <w:ind w:left="0" w:firstLine="0" w:right="0"/>
-              <w:spacing w:lineRule="auto" w:after="40" w:line="240" w:before="40"/>
+              <w:ind w:left="0" w:right="0" w:firstLine="0"/>
+              <w:spacing w:before="40" w:after="40" w:lineRule="auto" w:line="240"/>
             </w:pPr>
             <w:r>
               <w:rPr>
@@ -1463,8 +1465,8 @@
             <w:pPr>
               <w:pStyle w:val="Compact"/>
               <w:jc w:val="left"/>
-              <w:ind w:left="0" w:firstLine="0" w:right="0"/>
-              <w:spacing w:lineRule="auto" w:after="40" w:line="240" w:before="40"/>
+              <w:ind w:left="0" w:right="0" w:firstLine="0"/>
+              <w:spacing w:before="40" w:after="40" w:lineRule="auto" w:line="240"/>
             </w:pPr>
             <w:r>
               <w:rPr>
@@ -1482,8 +1484,8 @@
             <w:pPr>
               <w:pStyle w:val="Compact"/>
               <w:jc w:val="left"/>
-              <w:ind w:left="0" w:firstLine="0" w:right="0"/>
-              <w:spacing w:lineRule="auto" w:after="40" w:line="240" w:before="40"/>
+              <w:ind w:left="0" w:right="0" w:firstLine="0"/>
+              <w:spacing w:before="40" w:after="40" w:lineRule="auto" w:line="240"/>
             </w:pPr>
             <w:r>
               <w:rPr>
@@ -1501,8 +1503,8 @@
             <w:pPr>
               <w:pStyle w:val="Compact"/>
               <w:jc w:val="left"/>
-              <w:ind w:left="0" w:firstLine="0" w:right="0"/>
-              <w:spacing w:lineRule="auto" w:after="40" w:line="240" w:before="40"/>
+              <w:ind w:left="0" w:right="0" w:firstLine="0"/>
+              <w:spacing w:before="40" w:after="40" w:lineRule="auto" w:line="240"/>
             </w:pPr>
             <w:r>
               <w:t xml:space="preserve">Container engine</w:t>
@@ -1515,8 +1517,8 @@
             <w:pPr>
               <w:pStyle w:val="Compact"/>
               <w:jc w:val="left"/>
-              <w:ind w:left="0" w:firstLine="0" w:right="0"/>
-              <w:spacing w:lineRule="auto" w:after="40" w:line="240" w:before="40"/>
+              <w:ind w:left="0" w:right="0" w:firstLine="0"/>
+              <w:spacing w:before="40" w:after="40" w:lineRule="auto" w:line="240"/>
             </w:pPr>
             <w:r>
               <w:t xml:space="preserve">Docker 20.10+ or Podman 4+</w:t>
@@ -1529,8 +1531,8 @@
             <w:pPr>
               <w:pStyle w:val="Compact"/>
               <w:jc w:val="left"/>
-              <w:ind w:left="0" w:firstLine="0" w:right="0"/>
-              <w:spacing w:lineRule="auto" w:after="40" w:line="240" w:before="40"/>
+              <w:ind w:left="0" w:right="0" w:firstLine="0"/>
+              <w:spacing w:before="40" w:after="40" w:lineRule="auto" w:line="240"/>
             </w:pPr>
             <w:r>
               <w:t xml:space="preserve">Docker Desktop, Docker Engine, or Podman (daemon/VM must be running)</w:t>
@@ -1545,8 +1547,8 @@
             <w:pPr>
               <w:pStyle w:val="Compact"/>
               <w:jc w:val="left"/>
-              <w:ind w:left="0" w:firstLine="0" w:right="0"/>
-              <w:spacing w:lineRule="auto" w:after="40" w:line="240" w:before="40"/>
+              <w:ind w:left="0" w:right="0" w:firstLine="0"/>
+              <w:spacing w:before="40" w:after="40" w:lineRule="auto" w:line="240"/>
             </w:pPr>
             <w:r>
               <w:t xml:space="preserve">Disk space</w:t>
@@ -1559,8 +1561,8 @@
             <w:pPr>
               <w:pStyle w:val="Compact"/>
               <w:jc w:val="left"/>
-              <w:ind w:left="0" w:firstLine="0" w:right="0"/>
-              <w:spacing w:lineRule="auto" w:after="40" w:line="240" w:before="40"/>
+              <w:ind w:left="0" w:right="0" w:firstLine="0"/>
+              <w:spacing w:before="40" w:after="40" w:lineRule="auto" w:line="240"/>
             </w:pPr>
             <w:r>
               <w:t xml:space="preserve">2 GB</w:t>
@@ -1573,8 +1575,8 @@
             <w:pPr>
               <w:pStyle w:val="Compact"/>
               <w:jc w:val="left"/>
-              <w:ind w:left="0" w:firstLine="0" w:right="0"/>
-              <w:spacing w:lineRule="auto" w:after="40" w:line="240" w:before="40"/>
+              <w:ind w:left="0" w:right="0" w:firstLine="0"/>
+              <w:spacing w:before="40" w:after="40" w:lineRule="auto" w:line="240"/>
             </w:pPr>
             <w:r>
               <w:t xml:space="preserve">For the container image and build artifacts</w:t>
@@ -1589,8 +1591,8 @@
             <w:pPr>
               <w:pStyle w:val="Compact"/>
               <w:jc w:val="left"/>
-              <w:ind w:left="0" w:firstLine="0" w:right="0"/>
-              <w:spacing w:lineRule="auto" w:after="40" w:line="240" w:before="40"/>
+              <w:ind w:left="0" w:right="0" w:firstLine="0"/>
+              <w:spacing w:before="40" w:after="40" w:lineRule="auto" w:line="240"/>
             </w:pPr>
             <w:r>
               <w:t xml:space="preserve">Host OS</w:t>
@@ -1603,8 +1605,8 @@
             <w:pPr>
               <w:pStyle w:val="Compact"/>
               <w:jc w:val="left"/>
-              <w:ind w:left="0" w:firstLine="0" w:right="0"/>
-              <w:spacing w:lineRule="auto" w:after="40" w:line="240" w:before="40"/>
+              <w:ind w:left="0" w:right="0" w:firstLine="0"/>
+              <w:spacing w:before="40" w:after="40" w:lineRule="auto" w:line="240"/>
             </w:pPr>
             <w:r>
               <w:t xml:space="preserve">Linux, macOS, or Windows</w:t>
@@ -1617,8 +1619,8 @@
             <w:pPr>
               <w:pStyle w:val="Compact"/>
               <w:jc w:val="left"/>
-              <w:ind w:left="0" w:firstLine="0" w:right="0"/>
-              <w:spacing w:lineRule="auto" w:after="40" w:line="240" w:before="40"/>
+              <w:ind w:left="0" w:right="0" w:firstLine="0"/>
+              <w:spacing w:before="40" w:after="40" w:lineRule="auto" w:line="240"/>
             </w:pPr>
             <w:r>
               <w:t xml:space="preserve">The container runs Ubuntu 24.04</w:t>
@@ -1671,12 +1673,12 @@
     </w:p>
     <w:p>
       <w:pPr>
-        <w:spacing w:lineRule="exact" w:line="20" w:before="0" w:after="0"/>
+        <w:spacing w:line="20" w:lineRule="exact" w:after="0" w:before="0"/>
         <w:rPr>
           <w:sz w:val="2"/>
         </w:rPr>
       </w:pPr>
-      <w:bookmarkStart w:id="85565" w:name="listing-src-install-oneliner"/>
+      <w:bookmarkStart w:name="listing-src-install-oneliner" w:id="85565"/>
       <w:bookmarkEnd w:id="85565"/>
     </w:p>
     <w:p>
@@ -1763,12 +1765,12 @@
     </w:p>
     <w:p>
       <w:pPr>
-        <w:spacing w:lineRule="exact" w:line="20" w:before="0" w:after="0"/>
+        <w:spacing w:line="20" w:lineRule="exact" w:after="0" w:before="0"/>
         <w:rPr>
           <w:sz w:val="2"/>
         </w:rPr>
       </w:pPr>
-      <w:bookmarkStart w:id="40064" w:name="listing-src-install-windows"/>
+      <w:bookmarkStart w:name="listing-src-install-windows" w:id="40064"/>
       <w:bookmarkEnd w:id="40064"/>
     </w:p>
     <w:p>
@@ -1985,12 +1987,12 @@
     </w:p>
     <w:p>
       <w:pPr>
-        <w:spacing w:lineRule="exact" w:line="20" w:before="0" w:after="0"/>
+        <w:spacing w:line="20" w:lineRule="exact" w:after="0" w:before="0"/>
         <w:rPr>
           <w:sz w:val="2"/>
         </w:rPr>
       </w:pPr>
-      <w:bookmarkStart w:id="25099" w:name="listing-src-build-image"/>
+      <w:bookmarkStart w:name="listing-src-build-image" w:id="25099"/>
       <w:bookmarkEnd w:id="25099"/>
     </w:p>
     <w:p>
@@ -2088,12 +2090,12 @@
     </w:p>
     <w:p>
       <w:pPr>
-        <w:spacing w:lineRule="exact" w:line="20" w:before="0" w:after="0"/>
+        <w:spacing w:line="20" w:lineRule="exact" w:after="0" w:before="0"/>
         <w:rPr>
           <w:sz w:val="2"/>
         </w:rPr>
       </w:pPr>
-      <w:bookmarkStart w:id="32282" w:name="listing-src-verify-image"/>
+      <w:bookmarkStart w:name="listing-src-verify-image" w:id="32282"/>
       <w:bookmarkEnd w:id="32282"/>
     </w:p>
     <w:p>
@@ -2165,12 +2167,12 @@
     </w:p>
     <w:p>
       <w:pPr>
-        <w:spacing w:lineRule="exact" w:line="20" w:before="0" w:after="0"/>
+        <w:spacing w:line="20" w:lineRule="exact" w:after="0" w:before="0"/>
         <w:rPr>
           <w:sz w:val="2"/>
         </w:rPr>
       </w:pPr>
-      <w:bookmarkStart w:id="13056" w:name="listing-src-run-wrapper"/>
+      <w:bookmarkStart w:name="listing-src-run-wrapper" w:id="13056"/>
       <w:bookmarkEnd w:id="13056"/>
     </w:p>
     <w:p>
@@ -2268,12 +2270,12 @@
     </w:p>
     <w:p>
       <w:pPr>
-        <w:spacing w:lineRule="exact" w:line="20" w:before="0" w:after="0"/>
+        <w:spacing w:line="20" w:lineRule="exact" w:after="0" w:before="0"/>
         <w:rPr>
           <w:sz w:val="2"/>
         </w:rPr>
       </w:pPr>
-      <w:bookmarkStart w:id="62465" w:name="csv-tbl-wrapper-modes"/>
+      <w:bookmarkStart w:name="csv-tbl-wrapper-modes" w:id="62465"/>
       <w:bookmarkEnd w:id="62465"/>
     </w:p>
     <w:p>
@@ -2310,12 +2312,12 @@
         <w:tblLook w:firstRow="1" w:lastRow="0" w:firstColumn="0" w:lastColumn="0" w:noHBand="0" w:noVBand="0" w:val="0020"/>
         <w:jc w:val="start"/>
         <w:tblBorders>
-          <w:top w:color="000000" w:sz="6" w:val="single" w:space="0"/>
-          <w:left w:color="000000" w:sz="6" w:val="single" w:space="0"/>
-          <w:bottom w:color="000000" w:sz="6" w:val="single" w:space="0"/>
-          <w:right w:color="000000" w:sz="6" w:val="single" w:space="0"/>
-          <w:insideH w:color="000000" w:sz="6" w:val="single" w:space="0"/>
-          <w:insideV w:color="000000" w:sz="6" w:val="single" w:space="0"/>
+          <w:top w:color="000000" w:val="single" w:space="0" w:sz="6"/>
+          <w:left w:color="000000" w:val="single" w:space="0" w:sz="6"/>
+          <w:bottom w:color="000000" w:val="single" w:space="0" w:sz="6"/>
+          <w:right w:color="000000" w:val="single" w:space="0" w:sz="6"/>
+          <w:insideH w:color="000000" w:val="single" w:space="0" w:sz="6"/>
+          <w:insideV w:color="000000" w:val="single" w:space="0" w:sz="6"/>
         </w:tblBorders>
         <w:tblCellMar>
           <w:top w:type="dxa" w:w="57"/>
@@ -2340,8 +2342,8 @@
             <w:pPr>
               <w:pStyle w:val="Compact"/>
               <w:jc w:val="left"/>
-              <w:ind w:left="0" w:firstLine="0" w:right="0"/>
-              <w:spacing w:lineRule="auto" w:after="40" w:line="240" w:before="40"/>
+              <w:ind w:left="0" w:right="0" w:firstLine="0"/>
+              <w:spacing w:before="40" w:after="40" w:lineRule="auto" w:line="240"/>
             </w:pPr>
             <w:r>
               <w:rPr>
@@ -2359,8 +2361,8 @@
             <w:pPr>
               <w:pStyle w:val="Compact"/>
               <w:jc w:val="left"/>
-              <w:ind w:left="0" w:firstLine="0" w:right="0"/>
-              <w:spacing w:lineRule="auto" w:after="40" w:line="240" w:before="40"/>
+              <w:ind w:left="0" w:right="0" w:firstLine="0"/>
+              <w:spacing w:before="40" w:after="40" w:lineRule="auto" w:line="240"/>
             </w:pPr>
             <w:r>
               <w:rPr>
@@ -2378,8 +2380,8 @@
             <w:pPr>
               <w:pStyle w:val="Compact"/>
               <w:jc w:val="left"/>
-              <w:ind w:left="0" w:firstLine="0" w:right="0"/>
-              <w:spacing w:lineRule="auto" w:after="40" w:line="240" w:before="40"/>
+              <w:ind w:left="0" w:right="0" w:firstLine="0"/>
+              <w:spacing w:before="40" w:after="40" w:lineRule="auto" w:line="240"/>
             </w:pPr>
             <w:r>
               <w:rPr>
@@ -2395,8 +2397,8 @@
             <w:pPr>
               <w:pStyle w:val="Compact"/>
               <w:jc w:val="left"/>
-              <w:ind w:left="0" w:firstLine="0" w:right="0"/>
-              <w:spacing w:lineRule="auto" w:after="40" w:line="240" w:before="40"/>
+              <w:ind w:left="0" w:right="0" w:firstLine="0"/>
+              <w:spacing w:before="40" w:after="40" w:lineRule="auto" w:line="240"/>
             </w:pPr>
             <w:r>
               <w:t xml:space="preserve">Runs the container image via docker or podman (written by</w:t>
@@ -2423,8 +2425,8 @@
             <w:pPr>
               <w:pStyle w:val="Compact"/>
               <w:jc w:val="left"/>
-              <w:ind w:left="0" w:firstLine="0" w:right="0"/>
-              <w:spacing w:lineRule="auto" w:after="40" w:line="240" w:before="40"/>
+              <w:ind w:left="0" w:right="0" w:firstLine="0"/>
+              <w:spacing w:before="40" w:after="40" w:lineRule="auto" w:line="240"/>
             </w:pPr>
             <w:r>
               <w:rPr>
@@ -2440,8 +2442,8 @@
             <w:pPr>
               <w:pStyle w:val="Compact"/>
               <w:jc w:val="left"/>
-              <w:ind w:left="0" w:firstLine="0" w:right="0"/>
-              <w:spacing w:lineRule="auto" w:after="40" w:line="240" w:before="40"/>
+              <w:ind w:left="0" w:right="0" w:firstLine="0"/>
+              <w:spacing w:before="40" w:after="40" w:lineRule="auto" w:line="240"/>
             </w:pPr>
             <w:r>
               <w:t xml:space="preserve">Invokes the host pandoc with the compiled extensions (written by</w:t>
@@ -2686,12 +2688,12 @@
     </w:p>
     <w:p>
       <w:pPr>
-        <w:spacing w:lineRule="exact" w:line="20" w:before="0" w:after="0"/>
+        <w:spacing w:line="20" w:lineRule="exact" w:after="0" w:before="0"/>
         <w:rPr>
           <w:sz w:val="2"/>
         </w:rPr>
       </w:pPr>
-      <w:bookmarkStart w:id="30190" w:name="listing-src-project-yaml"/>
+      <w:bookmarkStart w:name="listing-src-project-yaml" w:id="30190"/>
       <w:bookmarkEnd w:id="30190"/>
     </w:p>
     <w:p>
@@ -4026,12 +4028,12 @@
     </w:p>
     <w:p>
       <w:pPr>
-        <w:spacing w:lineRule="exact" w:line="20" w:before="0" w:after="0"/>
+        <w:spacing w:line="20" w:lineRule="exact" w:after="0" w:before="0"/>
         <w:rPr>
           <w:sz w:val="2"/>
         </w:rPr>
       </w:pPr>
-      <w:bookmarkStart w:id="21586" w:name="csv-tbl-required-fields"/>
+      <w:bookmarkStart w:name="csv-tbl-required-fields" w:id="21586"/>
       <w:bookmarkEnd w:id="21586"/>
     </w:p>
     <w:p>
@@ -4068,12 +4070,12 @@
         <w:tblLook w:firstRow="1" w:lastRow="0" w:firstColumn="0" w:lastColumn="0" w:noHBand="0" w:noVBand="0" w:val="0020"/>
         <w:jc w:val="start"/>
         <w:tblBorders>
-          <w:top w:color="000000" w:sz="6" w:val="single" w:space="0"/>
-          <w:left w:color="000000" w:sz="6" w:val="single" w:space="0"/>
-          <w:bottom w:color="000000" w:sz="6" w:val="single" w:space="0"/>
-          <w:right w:color="000000" w:sz="6" w:val="single" w:space="0"/>
-          <w:insideH w:color="000000" w:sz="6" w:val="single" w:space="0"/>
-          <w:insideV w:color="000000" w:sz="6" w:val="single" w:space="0"/>
+          <w:top w:color="000000" w:val="single" w:space="0" w:sz="6"/>
+          <w:left w:color="000000" w:val="single" w:space="0" w:sz="6"/>
+          <w:bottom w:color="000000" w:val="single" w:space="0" w:sz="6"/>
+          <w:right w:color="000000" w:val="single" w:space="0" w:sz="6"/>
+          <w:insideH w:color="000000" w:val="single" w:space="0" w:sz="6"/>
+          <w:insideV w:color="000000" w:val="single" w:space="0" w:sz="6"/>
         </w:tblBorders>
         <w:tblCellMar>
           <w:top w:type="dxa" w:w="57"/>
@@ -4099,8 +4101,8 @@
             <w:pPr>
               <w:pStyle w:val="Compact"/>
               <w:jc w:val="left"/>
-              <w:ind w:left="0" w:firstLine="0" w:right="0"/>
-              <w:spacing w:lineRule="auto" w:after="40" w:line="240" w:before="40"/>
+              <w:ind w:left="0" w:right="0" w:firstLine="0"/>
+              <w:spacing w:before="40" w:after="40" w:lineRule="auto" w:line="240"/>
             </w:pPr>
             <w:r>
               <w:rPr>
@@ -4118,8 +4120,8 @@
             <w:pPr>
               <w:pStyle w:val="Compact"/>
               <w:jc w:val="left"/>
-              <w:ind w:left="0" w:firstLine="0" w:right="0"/>
-              <w:spacing w:lineRule="auto" w:after="40" w:line="240" w:before="40"/>
+              <w:ind w:left="0" w:right="0" w:firstLine="0"/>
+              <w:spacing w:before="40" w:after="40" w:lineRule="auto" w:line="240"/>
             </w:pPr>
             <w:r>
               <w:rPr>
@@ -4137,8 +4139,8 @@
             <w:pPr>
               <w:pStyle w:val="Compact"/>
               <w:jc w:val="left"/>
-              <w:ind w:left="0" w:firstLine="0" w:right="0"/>
-              <w:spacing w:lineRule="auto" w:after="40" w:line="240" w:before="40"/>
+              <w:ind w:left="0" w:right="0" w:firstLine="0"/>
+              <w:spacing w:before="40" w:after="40" w:lineRule="auto" w:line="240"/>
             </w:pPr>
             <w:r>
               <w:rPr>
@@ -4156,8 +4158,8 @@
             <w:pPr>
               <w:pStyle w:val="Compact"/>
               <w:jc w:val="left"/>
-              <w:ind w:left="0" w:firstLine="0" w:right="0"/>
-              <w:spacing w:lineRule="auto" w:after="40" w:line="240" w:before="40"/>
+              <w:ind w:left="0" w:right="0" w:firstLine="0"/>
+              <w:spacing w:before="40" w:after="40" w:lineRule="auto" w:line="240"/>
             </w:pPr>
             <w:r>
               <w:rPr>
@@ -4173,8 +4175,8 @@
             <w:pPr>
               <w:pStyle w:val="Compact"/>
               <w:jc w:val="left"/>
-              <w:ind w:left="0" w:firstLine="0" w:right="0"/>
-              <w:spacing w:lineRule="auto" w:after="40" w:line="240" w:before="40"/>
+              <w:ind w:left="0" w:right="0" w:firstLine="0"/>
+              <w:spacing w:before="40" w:after="40" w:lineRule="auto" w:line="240"/>
             </w:pPr>
             <w:r>
               <w:t xml:space="preserve">string</w:t>
@@ -4187,8 +4189,8 @@
             <w:pPr>
               <w:pStyle w:val="Compact"/>
               <w:jc w:val="left"/>
-              <w:ind w:left="0" w:firstLine="0" w:right="0"/>
-              <w:spacing w:lineRule="auto" w:after="40" w:line="240" w:before="40"/>
+              <w:ind w:left="0" w:right="0" w:firstLine="0"/>
+              <w:spacing w:before="40" w:after="40" w:lineRule="auto" w:line="240"/>
             </w:pPr>
             <w:r>
               <w:t xml:space="preserve">Project code identifier</w:t>
@@ -4203,8 +4205,8 @@
             <w:pPr>
               <w:pStyle w:val="Compact"/>
               <w:jc w:val="left"/>
-              <w:ind w:left="0" w:firstLine="0" w:right="0"/>
-              <w:spacing w:lineRule="auto" w:after="40" w:line="240" w:before="40"/>
+              <w:ind w:left="0" w:right="0" w:firstLine="0"/>
+              <w:spacing w:before="40" w:after="40" w:lineRule="auto" w:line="240"/>
             </w:pPr>
             <w:r>
               <w:rPr>
@@ -4220,8 +4222,8 @@
             <w:pPr>
               <w:pStyle w:val="Compact"/>
               <w:jc w:val="left"/>
-              <w:ind w:left="0" w:firstLine="0" w:right="0"/>
-              <w:spacing w:lineRule="auto" w:after="40" w:line="240" w:before="40"/>
+              <w:ind w:left="0" w:right="0" w:firstLine="0"/>
+              <w:spacing w:before="40" w:after="40" w:lineRule="auto" w:line="240"/>
             </w:pPr>
             <w:r>
               <w:t xml:space="preserve">string</w:t>
@@ -4234,8 +4236,8 @@
             <w:pPr>
               <w:pStyle w:val="Compact"/>
               <w:jc w:val="left"/>
-              <w:ind w:left="0" w:firstLine="0" w:right="0"/>
-              <w:spacing w:lineRule="auto" w:after="40" w:line="240" w:before="40"/>
+              <w:ind w:left="0" w:right="0" w:firstLine="0"/>
+              <w:spacing w:before="40" w:after="40" w:lineRule="auto" w:line="240"/>
             </w:pPr>
             <w:r>
               <w:t xml:space="preserve">Human-readable project name</w:t>
@@ -4250,8 +4252,8 @@
             <w:pPr>
               <w:pStyle w:val="Compact"/>
               <w:jc w:val="left"/>
-              <w:ind w:left="0" w:firstLine="0" w:right="0"/>
-              <w:spacing w:lineRule="auto" w:after="40" w:line="240" w:before="40"/>
+              <w:ind w:left="0" w:right="0" w:firstLine="0"/>
+              <w:spacing w:before="40" w:after="40" w:lineRule="auto" w:line="240"/>
             </w:pPr>
             <w:r>
               <w:rPr>
@@ -4267,8 +4269,8 @@
             <w:pPr>
               <w:pStyle w:val="Compact"/>
               <w:jc w:val="left"/>
-              <w:ind w:left="0" w:firstLine="0" w:right="0"/>
-              <w:spacing w:lineRule="auto" w:after="40" w:line="240" w:before="40"/>
+              <w:ind w:left="0" w:right="0" w:firstLine="0"/>
+              <w:spacing w:before="40" w:after="40" w:lineRule="auto" w:line="240"/>
             </w:pPr>
             <w:r>
               <w:t xml:space="preserve">list</w:t>
@@ -4281,8 +4283,8 @@
             <w:pPr>
               <w:pStyle w:val="Compact"/>
               <w:jc w:val="left"/>
-              <w:ind w:left="0" w:firstLine="0" w:right="0"/>
-              <w:spacing w:lineRule="auto" w:after="40" w:line="240" w:before="40"/>
+              <w:ind w:left="0" w:right="0" w:firstLine="0"/>
+              <w:spacing w:before="40" w:after="40" w:lineRule="auto" w:line="240"/>
             </w:pPr>
             <w:r>
               <w:t xml:space="preserve">One or more Markdown file paths to process</w:t>
@@ -4307,12 +4309,12 @@
     </w:p>
     <w:p>
       <w:pPr>
-        <w:spacing w:lineRule="exact" w:line="20" w:before="0" w:after="0"/>
+        <w:spacing w:line="20" w:lineRule="exact" w:after="0" w:before="0"/>
         <w:rPr>
           <w:sz w:val="2"/>
         </w:rPr>
       </w:pPr>
-      <w:bookmarkStart w:id="72517" w:name="csv-tbl-default-values"/>
+      <w:bookmarkStart w:name="csv-tbl-default-values" w:id="72517"/>
       <w:bookmarkEnd w:id="72517"/>
     </w:p>
     <w:p>
@@ -4349,12 +4351,12 @@
         <w:tblLook w:firstRow="1" w:lastRow="0" w:firstColumn="0" w:lastColumn="0" w:noHBand="0" w:noVBand="0" w:val="0020"/>
         <w:jc w:val="start"/>
         <w:tblBorders>
-          <w:top w:color="000000" w:sz="6" w:val="single" w:space="0"/>
-          <w:left w:color="000000" w:sz="6" w:val="single" w:space="0"/>
-          <w:bottom w:color="000000" w:sz="6" w:val="single" w:space="0"/>
-          <w:right w:color="000000" w:sz="6" w:val="single" w:space="0"/>
-          <w:insideH w:color="000000" w:sz="6" w:val="single" w:space="0"/>
-          <w:insideV w:color="000000" w:sz="6" w:val="single" w:space="0"/>
+          <w:top w:color="000000" w:val="single" w:space="0" w:sz="6"/>
+          <w:left w:color="000000" w:val="single" w:space="0" w:sz="6"/>
+          <w:bottom w:color="000000" w:val="single" w:space="0" w:sz="6"/>
+          <w:right w:color="000000" w:val="single" w:space="0" w:sz="6"/>
+          <w:insideH w:color="000000" w:val="single" w:space="0" w:sz="6"/>
+          <w:insideV w:color="000000" w:val="single" w:space="0" w:sz="6"/>
         </w:tblBorders>
         <w:tblCellMar>
           <w:top w:type="dxa" w:w="57"/>
@@ -4380,8 +4382,8 @@
             <w:pPr>
               <w:pStyle w:val="Compact"/>
               <w:jc w:val="left"/>
-              <w:ind w:left="0" w:firstLine="0" w:right="0"/>
-              <w:spacing w:lineRule="auto" w:after="40" w:line="240" w:before="40"/>
+              <w:ind w:left="0" w:right="0" w:firstLine="0"/>
+              <w:spacing w:before="40" w:after="40" w:lineRule="auto" w:line="240"/>
             </w:pPr>
             <w:r>
               <w:rPr>
@@ -4399,8 +4401,8 @@
             <w:pPr>
               <w:pStyle w:val="Compact"/>
               <w:jc w:val="left"/>
-              <w:ind w:left="0" w:firstLine="0" w:right="0"/>
-              <w:spacing w:lineRule="auto" w:after="40" w:line="240" w:before="40"/>
+              <w:ind w:left="0" w:right="0" w:firstLine="0"/>
+              <w:spacing w:before="40" w:after="40" w:lineRule="auto" w:line="240"/>
             </w:pPr>
             <w:r>
               <w:rPr>
@@ -4418,8 +4420,8 @@
             <w:pPr>
               <w:pStyle w:val="Compact"/>
               <w:jc w:val="left"/>
-              <w:ind w:left="0" w:firstLine="0" w:right="0"/>
-              <w:spacing w:lineRule="auto" w:after="40" w:line="240" w:before="40"/>
+              <w:ind w:left="0" w:right="0" w:firstLine="0"/>
+              <w:spacing w:before="40" w:after="40" w:lineRule="auto" w:line="240"/>
             </w:pPr>
             <w:r>
               <w:rPr>
@@ -4437,8 +4439,8 @@
             <w:pPr>
               <w:pStyle w:val="Compact"/>
               <w:jc w:val="left"/>
-              <w:ind w:left="0" w:firstLine="0" w:right="0"/>
-              <w:spacing w:lineRule="auto" w:after="40" w:line="240" w:before="40"/>
+              <w:ind w:left="0" w:right="0" w:firstLine="0"/>
+              <w:spacing w:before="40" w:after="40" w:lineRule="auto" w:line="240"/>
             </w:pPr>
             <w:r>
               <w:rPr>
@@ -4454,8 +4456,8 @@
             <w:pPr>
               <w:pStyle w:val="Compact"/>
               <w:jc w:val="left"/>
-              <w:ind w:left="0" w:firstLine="0" w:right="0"/>
-              <w:spacing w:lineRule="auto" w:after="40" w:line="240" w:before="40"/>
+              <w:ind w:left="0" w:right="0" w:firstLine="0"/>
+              <w:spacing w:before="40" w:after="40" w:lineRule="auto" w:line="240"/>
             </w:pPr>
             <w:r>
               <w:rPr>
@@ -4471,8 +4473,8 @@
             <w:pPr>
               <w:pStyle w:val="Compact"/>
               <w:jc w:val="left"/>
-              <w:ind w:left="0" w:firstLine="0" w:right="0"/>
-              <w:spacing w:lineRule="auto" w:after="40" w:line="240" w:before="40"/>
+              <w:ind w:left="0" w:right="0" w:firstLine="0"/>
+              <w:spacing w:before="40" w:after="40" w:lineRule="auto" w:line="240"/>
             </w:pPr>
             <w:r>
               <w:t xml:space="preserve">Built-in base model is always loaded</w:t>
@@ -4487,8 +4489,8 @@
             <w:pPr>
               <w:pStyle w:val="Compact"/>
               <w:jc w:val="left"/>
-              <w:ind w:left="0" w:firstLine="0" w:right="0"/>
-              <w:spacing w:lineRule="auto" w:after="40" w:line="240" w:before="40"/>
+              <w:ind w:left="0" w:right="0" w:firstLine="0"/>
+              <w:spacing w:before="40" w:after="40" w:lineRule="auto" w:line="240"/>
             </w:pPr>
             <w:r>
               <w:rPr>
@@ -4504,8 +4506,8 @@
             <w:pPr>
               <w:pStyle w:val="Compact"/>
               <w:jc w:val="left"/>
-              <w:ind w:left="0" w:firstLine="0" w:right="0"/>
-              <w:spacing w:lineRule="auto" w:after="40" w:line="240" w:before="40"/>
+              <w:ind w:left="0" w:right="0" w:firstLine="0"/>
+              <w:spacing w:before="40" w:after="40" w:lineRule="auto" w:line="240"/>
             </w:pPr>
             <w:r>
               <w:rPr>
@@ -4521,8 +4523,8 @@
             <w:pPr>
               <w:pStyle w:val="Compact"/>
               <w:jc w:val="left"/>
-              <w:ind w:left="0" w:firstLine="0" w:right="0"/>
-              <w:spacing w:lineRule="auto" w:after="40" w:line="240" w:before="40"/>
+              <w:ind w:left="0" w:right="0" w:firstLine="0"/>
+              <w:spacing w:before="40" w:after="40" w:lineRule="auto" w:line="240"/>
             </w:pPr>
             <w:r>
               <w:t xml:space="preserve">Also stores</w:t>
@@ -4546,8 +4548,8 @@
             <w:pPr>
               <w:pStyle w:val="Compact"/>
               <w:jc w:val="left"/>
-              <w:ind w:left="0" w:firstLine="0" w:right="0"/>
-              <w:spacing w:lineRule="auto" w:after="40" w:line="240" w:before="40"/>
+              <w:ind w:left="0" w:right="0" w:firstLine="0"/>
+              <w:spacing w:before="40" w:after="40" w:lineRule="auto" w:line="240"/>
             </w:pPr>
             <w:r>
               <w:rPr>
@@ -4563,8 +4565,8 @@
             <w:pPr>
               <w:pStyle w:val="Compact"/>
               <w:jc w:val="left"/>
-              <w:ind w:left="0" w:firstLine="0" w:right="0"/>
-              <w:spacing w:lineRule="auto" w:after="40" w:line="240" w:before="40"/>
+              <w:ind w:left="0" w:right="0" w:firstLine="0"/>
+              <w:spacing w:before="40" w:after="40" w:lineRule="auto" w:line="240"/>
             </w:pPr>
             <w:r>
               <w:rPr>
@@ -4580,8 +4582,8 @@
             <w:pPr>
               <w:pStyle w:val="Compact"/>
               <w:jc w:val="left"/>
-              <w:ind w:left="0" w:firstLine="0" w:right="0"/>
-              <w:spacing w:lineRule="auto" w:after="40" w:line="240" w:before="40"/>
+              <w:ind w:left="0" w:right="0" w:firstLine="0"/>
+              <w:spacing w:before="40" w:after="40" w:lineRule="auto" w:line="240"/>
             </w:pPr>
             <w:r>
               <w:t xml:space="preserve">Overridden by</w:t>
@@ -4672,12 +4674,12 @@
     </w:p>
     <w:p>
       <w:pPr>
-        <w:spacing w:lineRule="exact" w:line="20" w:before="0" w:after="0"/>
+        <w:spacing w:line="20" w:lineRule="exact" w:after="0" w:before="0"/>
         <w:rPr>
           <w:sz w:val="2"/>
         </w:rPr>
       </w:pPr>
-      <w:bookmarkStart w:id="78709" w:name="listing-src-specification-pattern"/>
+      <w:bookmarkStart w:name="listing-src-specification-pattern" w:id="78709"/>
       <w:bookmarkEnd w:id="78709"/>
     </w:p>
     <w:p>
@@ -4763,12 +4765,12 @@
     </w:p>
     <w:p>
       <w:pPr>
-        <w:spacing w:lineRule="exact" w:line="20" w:before="0" w:after="0"/>
+        <w:spacing w:line="20" w:lineRule="exact" w:after="0" w:before="0"/>
         <w:rPr>
           <w:sz w:val="2"/>
         </w:rPr>
       </w:pPr>
-      <w:bookmarkStart w:id="57333" w:name="listing-src-object-pattern"/>
+      <w:bookmarkStart w:name="listing-src-object-pattern" w:id="57333"/>
       <w:bookmarkEnd w:id="57333"/>
     </w:p>
     <w:p>
@@ -4960,12 +4962,12 @@
     </w:p>
     <w:p>
       <w:pPr>
-        <w:spacing w:lineRule="exact" w:line="20" w:before="0" w:after="0"/>
+        <w:spacing w:line="20" w:lineRule="exact" w:after="0" w:before="0"/>
         <w:rPr>
           <w:sz w:val="2"/>
         </w:rPr>
       </w:pPr>
-      <w:bookmarkStart w:id="68927" w:name="listing-src-section-close"/>
+      <w:bookmarkStart w:name="listing-src-section-close" w:id="68927"/>
       <w:bookmarkEnd w:id="68927"/>
     </w:p>
     <w:p>
@@ -5146,12 +5148,12 @@
     </w:p>
     <w:p>
       <w:pPr>
-        <w:spacing w:lineRule="exact" w:line="20" w:before="0" w:after="0"/>
+        <w:spacing w:line="20" w:lineRule="exact" w:after="0" w:before="0"/>
         <w:rPr>
           <w:sz w:val="2"/>
         </w:rPr>
       </w:pPr>
-      <w:bookmarkStart w:id="89902" w:name="listing-src-attribute-pattern"/>
+      <w:bookmarkStart w:name="listing-src-attribute-pattern" w:id="89902"/>
       <w:bookmarkEnd w:id="89902"/>
     </w:p>
     <w:p>
@@ -5486,12 +5488,12 @@
     </w:p>
     <w:p>
       <w:pPr>
-        <w:spacing w:lineRule="exact" w:line="20" w:before="0" w:after="0"/>
+        <w:spacing w:line="20" w:lineRule="exact" w:after="0" w:before="0"/>
         <w:rPr>
           <w:sz w:val="2"/>
         </w:rPr>
       </w:pPr>
-      <w:bookmarkStart w:id="55431" w:name="listing-src-plantuml-float-syntax"/>
+      <w:bookmarkStart w:name="listing-src-plantuml-float-syntax" w:id="55431"/>
       <w:bookmarkEnd w:id="55431"/>
     </w:p>
     <w:p>
@@ -5593,12 +5595,12 @@
     </w:p>
     <w:p>
       <w:pPr>
-        <w:spacing w:lineRule="exact" w:line="20" w:before="0" w:after="0"/>
+        <w:spacing w:line="20" w:lineRule="exact" w:after="0" w:before="0"/>
         <w:rPr>
           <w:sz w:val="2"/>
         </w:rPr>
       </w:pPr>
-      <w:bookmarkStart w:id="10374" w:name="listing-src-table-float-syntax"/>
+      <w:bookmarkStart w:name="listing-src-table-float-syntax" w:id="10374"/>
       <w:bookmarkEnd w:id="10374"/>
     </w:p>
     <w:p>
@@ -5747,12 +5749,12 @@
     </w:p>
     <w:p>
       <w:pPr>
-        <w:spacing w:lineRule="exact" w:line="20" w:before="0" w:after="0"/>
+        <w:spacing w:line="20" w:lineRule="exact" w:after="0" w:before="0"/>
         <w:rPr>
           <w:sz w:val="2"/>
         </w:rPr>
       </w:pPr>
-      <w:bookmarkStart w:id="55086" w:name="listing-src-csv-float-syntax"/>
+      <w:bookmarkStart w:name="listing-src-csv-float-syntax" w:id="55086"/>
       <w:bookmarkEnd w:id="55086"/>
     </w:p>
     <w:p>
@@ -5930,12 +5932,12 @@
     </w:p>
     <w:p>
       <w:pPr>
-        <w:spacing w:lineRule="exact" w:line="20" w:before="0" w:after="0"/>
+        <w:spacing w:line="20" w:lineRule="exact" w:after="0" w:before="0"/>
         <w:rPr>
           <w:sz w:val="2"/>
         </w:rPr>
       </w:pPr>
-      <w:bookmarkStart w:id="69456" w:name="listing-src-listing-float-syntax"/>
+      <w:bookmarkStart w:name="listing-src-listing-float-syntax" w:id="69456"/>
       <w:bookmarkEnd w:id="69456"/>
     </w:p>
     <w:p>
@@ -6081,12 +6083,12 @@
     </w:p>
     <w:p>
       <w:pPr>
-        <w:spacing w:lineRule="exact" w:line="20" w:before="0" w:after="0"/>
+        <w:spacing w:line="20" w:lineRule="exact" w:after="0" w:before="0"/>
         <w:rPr>
           <w:sz w:val="2"/>
         </w:rPr>
       </w:pPr>
-      <w:bookmarkStart w:id="31094" w:name="listing-src-chart-float-syntax"/>
+      <w:bookmarkStart w:name="listing-src-chart-float-syntax" w:id="31094"/>
       <w:bookmarkEnd w:id="31094"/>
     </w:p>
     <w:p>
@@ -6257,12 +6259,12 @@
     </w:p>
     <w:p>
       <w:pPr>
-        <w:spacing w:lineRule="exact" w:line="20" w:before="0" w:after="0"/>
+        <w:spacing w:line="20" w:lineRule="exact" w:after="0" w:before="0"/>
         <w:rPr>
           <w:sz w:val="2"/>
         </w:rPr>
       </w:pPr>
-      <w:bookmarkStart w:id="22760" w:name="listing-src-math-float-syntax"/>
+      <w:bookmarkStart w:name="listing-src-math-float-syntax" w:id="22760"/>
       <w:bookmarkEnd w:id="22760"/>
     </w:p>
     <w:p>
@@ -6379,12 +6381,12 @@
     </w:p>
     <w:p>
       <w:pPr>
-        <w:spacing w:lineRule="exact" w:line="20" w:before="0" w:after="0"/>
+        <w:spacing w:line="20" w:lineRule="exact" w:after="0" w:before="0"/>
         <w:rPr>
           <w:sz w:val="2"/>
         </w:rPr>
       </w:pPr>
-      <w:bookmarkStart w:id="95403" w:name="csv-tbl-float-syntax"/>
+      <w:bookmarkStart w:name="csv-tbl-float-syntax" w:id="95403"/>
       <w:bookmarkEnd w:id="95403"/>
     </w:p>
     <w:p>
@@ -6421,12 +6423,12 @@
         <w:tblLook w:firstRow="1" w:lastRow="0" w:firstColumn="0" w:lastColumn="0" w:noHBand="0" w:noVBand="0" w:val="0020"/>
         <w:jc w:val="start"/>
         <w:tblBorders>
-          <w:top w:color="000000" w:sz="6" w:val="single" w:space="0"/>
-          <w:left w:color="000000" w:sz="6" w:val="single" w:space="0"/>
-          <w:bottom w:color="000000" w:sz="6" w:val="single" w:space="0"/>
-          <w:right w:color="000000" w:sz="6" w:val="single" w:space="0"/>
-          <w:insideH w:color="000000" w:sz="6" w:val="single" w:space="0"/>
-          <w:insideV w:color="000000" w:sz="6" w:val="single" w:space="0"/>
+          <w:top w:color="000000" w:val="single" w:space="0" w:sz="6"/>
+          <w:left w:color="000000" w:val="single" w:space="0" w:sz="6"/>
+          <w:bottom w:color="000000" w:val="single" w:space="0" w:sz="6"/>
+          <w:right w:color="000000" w:val="single" w:space="0" w:sz="6"/>
+          <w:insideH w:color="000000" w:val="single" w:space="0" w:sz="6"/>
+          <w:insideV w:color="000000" w:val="single" w:space="0" w:sz="6"/>
         </w:tblBorders>
         <w:tblCellMar>
           <w:top w:type="dxa" w:w="57"/>
@@ -6451,8 +6453,8 @@
             <w:pPr>
               <w:pStyle w:val="Compact"/>
               <w:jc w:val="left"/>
-              <w:ind w:left="0" w:firstLine="0" w:right="0"/>
-              <w:spacing w:lineRule="auto" w:after="40" w:line="240" w:before="40"/>
+              <w:ind w:left="0" w:right="0" w:firstLine="0"/>
+              <w:spacing w:before="40" w:after="40" w:lineRule="auto" w:line="240"/>
             </w:pPr>
             <w:r>
               <w:rPr>
@@ -6470,8 +6472,8 @@
             <w:pPr>
               <w:pStyle w:val="Compact"/>
               <w:jc w:val="left"/>
-              <w:ind w:left="0" w:firstLine="0" w:right="0"/>
-              <w:spacing w:lineRule="auto" w:after="40" w:line="240" w:before="40"/>
+              <w:ind w:left="0" w:right="0" w:firstLine="0"/>
+              <w:spacing w:before="40" w:after="40" w:lineRule="auto" w:line="240"/>
             </w:pPr>
             <w:r>
               <w:rPr>
@@ -6489,8 +6491,8 @@
             <w:pPr>
               <w:pStyle w:val="Compact"/>
               <w:jc w:val="left"/>
-              <w:ind w:left="0" w:firstLine="0" w:right="0"/>
-              <w:spacing w:lineRule="auto" w:after="40" w:line="240" w:before="40"/>
+              <w:ind w:left="0" w:right="0" w:firstLine="0"/>
+              <w:spacing w:before="40" w:after="40" w:lineRule="auto" w:line="240"/>
             </w:pPr>
             <w:r>
               <w:rPr>
@@ -6506,8 +6508,8 @@
             <w:pPr>
               <w:pStyle w:val="Compact"/>
               <w:jc w:val="left"/>
-              <w:ind w:left="0" w:firstLine="0" w:right="0"/>
-              <w:spacing w:lineRule="auto" w:after="40" w:line="240" w:before="40"/>
+              <w:ind w:left="0" w:right="0" w:firstLine="0"/>
+              <w:spacing w:before="40" w:after="40" w:lineRule="auto" w:line="240"/>
             </w:pPr>
             <w:r>
               <w:t xml:space="preserve">Float type identifier (for example</w:t>
@@ -6606,8 +6608,8 @@
             <w:pPr>
               <w:pStyle w:val="Compact"/>
               <w:jc w:val="left"/>
-              <w:ind w:left="0" w:firstLine="0" w:right="0"/>
-              <w:spacing w:lineRule="auto" w:after="40" w:line="240" w:before="40"/>
+              <w:ind w:left="0" w:right="0" w:firstLine="0"/>
+              <w:spacing w:before="40" w:after="40" w:lineRule="auto" w:line="240"/>
             </w:pPr>
             <w:r>
               <w:rPr>
@@ -6623,8 +6625,8 @@
             <w:pPr>
               <w:pStyle w:val="Compact"/>
               <w:jc w:val="left"/>
-              <w:ind w:left="0" w:firstLine="0" w:right="0"/>
-              <w:spacing w:lineRule="auto" w:after="40" w:line="240" w:before="40"/>
+              <w:ind w:left="0" w:right="0" w:firstLine="0"/>
+              <w:spacing w:before="40" w:after="40" w:lineRule="auto" w:line="240"/>
             </w:pPr>
             <w:r>
               <w:t xml:space="preserve">Optional language hint for syntax highlighting</w:t>
@@ -6639,8 +6641,8 @@
             <w:pPr>
               <w:pStyle w:val="Compact"/>
               <w:jc w:val="left"/>
-              <w:ind w:left="0" w:firstLine="0" w:right="0"/>
-              <w:spacing w:lineRule="auto" w:after="40" w:line="240" w:before="40"/>
+              <w:ind w:left="0" w:right="0" w:firstLine="0"/>
+              <w:spacing w:before="40" w:after="40" w:lineRule="auto" w:line="240"/>
             </w:pPr>
             <w:r>
               <w:rPr>
@@ -6656,8 +6658,8 @@
             <w:pPr>
               <w:pStyle w:val="Compact"/>
               <w:jc w:val="left"/>
-              <w:ind w:left="0" w:firstLine="0" w:right="0"/>
-              <w:spacing w:lineRule="auto" w:after="40" w:line="240" w:before="40"/>
+              <w:ind w:left="0" w:right="0" w:firstLine="0"/>
+              <w:spacing w:before="40" w:after="40" w:lineRule="auto" w:line="240"/>
             </w:pPr>
             <w:r>
               <w:t xml:space="preserve">Float label for cross-referencing; must be unique within the specification</w:t>
@@ -6672,8 +6674,8 @@
             <w:pPr>
               <w:pStyle w:val="Compact"/>
               <w:jc w:val="left"/>
-              <w:ind w:left="0" w:firstLine="0" w:right="0"/>
-              <w:spacing w:lineRule="auto" w:after="40" w:line="240" w:before="40"/>
+              <w:ind w:left="0" w:right="0" w:firstLine="0"/>
+              <w:spacing w:before="40" w:after="40" w:lineRule="auto" w:line="240"/>
             </w:pPr>
             <w:r>
               <w:rPr>
@@ -6689,8 +6691,8 @@
             <w:pPr>
               <w:pStyle w:val="Compact"/>
               <w:jc w:val="left"/>
-              <w:ind w:left="0" w:firstLine="0" w:right="0"/>
-              <w:spacing w:lineRule="auto" w:after="40" w:line="240" w:before="40"/>
+              <w:ind w:left="0" w:right="0" w:firstLine="0"/>
+              <w:spacing w:before="40" w:after="40" w:lineRule="auto" w:line="240"/>
             </w:pPr>
             <w:r>
               <w:t xml:space="preserve">Key-value attributes; common attribute:</w:t>
@@ -6791,12 +6793,12 @@
     </w:p>
     <w:p>
       <w:pPr>
-        <w:spacing w:lineRule="exact" w:line="20" w:before="0" w:after="0"/>
+        <w:spacing w:line="20" w:lineRule="exact" w:after="0" w:before="0"/>
         <w:rPr>
           <w:sz w:val="2"/>
         </w:rPr>
       </w:pPr>
-      <w:bookmarkStart w:id="48255" w:name="csv-tbl-selectors"/>
+      <w:bookmarkStart w:name="csv-tbl-selectors" w:id="48255"/>
       <w:bookmarkEnd w:id="48255"/>
     </w:p>
     <w:p>
@@ -6833,12 +6835,12 @@
         <w:tblLook w:firstRow="1" w:lastRow="0" w:firstColumn="0" w:lastColumn="0" w:noHBand="0" w:noVBand="0" w:val="0020"/>
         <w:jc w:val="start"/>
         <w:tblBorders>
-          <w:top w:color="000000" w:sz="6" w:val="single" w:space="0"/>
-          <w:left w:color="000000" w:sz="6" w:val="single" w:space="0"/>
-          <w:bottom w:color="000000" w:sz="6" w:val="single" w:space="0"/>
-          <w:right w:color="000000" w:sz="6" w:val="single" w:space="0"/>
-          <w:insideH w:color="000000" w:sz="6" w:val="single" w:space="0"/>
-          <w:insideV w:color="000000" w:sz="6" w:val="single" w:space="0"/>
+          <w:top w:color="000000" w:val="single" w:space="0" w:sz="6"/>
+          <w:left w:color="000000" w:val="single" w:space="0" w:sz="6"/>
+          <w:bottom w:color="000000" w:val="single" w:space="0" w:sz="6"/>
+          <w:right w:color="000000" w:val="single" w:space="0" w:sz="6"/>
+          <w:insideH w:color="000000" w:val="single" w:space="0" w:sz="6"/>
+          <w:insideV w:color="000000" w:val="single" w:space="0" w:sz="6"/>
         </w:tblBorders>
         <w:tblCellMar>
           <w:top w:type="dxa" w:w="57"/>
@@ -6864,8 +6866,8 @@
             <w:pPr>
               <w:pStyle w:val="Compact"/>
               <w:jc w:val="left"/>
-              <w:ind w:left="0" w:firstLine="0" w:right="0"/>
-              <w:spacing w:lineRule="auto" w:after="40" w:line="240" w:before="40"/>
+              <w:ind w:left="0" w:right="0" w:firstLine="0"/>
+              <w:spacing w:before="40" w:after="40" w:lineRule="auto" w:line="240"/>
             </w:pPr>
             <w:r>
               <w:rPr>
@@ -6883,8 +6885,8 @@
             <w:pPr>
               <w:pStyle w:val="Compact"/>
               <w:jc w:val="left"/>
-              <w:ind w:left="0" w:firstLine="0" w:right="0"/>
-              <w:spacing w:lineRule="auto" w:after="40" w:line="240" w:before="40"/>
+              <w:ind w:left="0" w:right="0" w:firstLine="0"/>
+              <w:spacing w:before="40" w:after="40" w:lineRule="auto" w:line="240"/>
             </w:pPr>
             <w:r>
               <w:rPr>
@@ -6902,8 +6904,8 @@
             <w:pPr>
               <w:pStyle w:val="Compact"/>
               <w:jc w:val="left"/>
-              <w:ind w:left="0" w:firstLine="0" w:right="0"/>
-              <w:spacing w:lineRule="auto" w:after="40" w:line="240" w:before="40"/>
+              <w:ind w:left="0" w:right="0" w:firstLine="0"/>
+              <w:spacing w:before="40" w:after="40" w:lineRule="auto" w:line="240"/>
             </w:pPr>
             <w:r>
               <w:rPr>
@@ -6921,8 +6923,8 @@
             <w:pPr>
               <w:pStyle w:val="Compact"/>
               <w:jc w:val="left"/>
-              <w:ind w:left="0" w:firstLine="0" w:right="0"/>
-              <w:spacing w:lineRule="auto" w:after="40" w:line="240" w:before="40"/>
+              <w:ind w:left="0" w:right="0" w:firstLine="0"/>
+              <w:spacing w:before="40" w:after="40" w:lineRule="auto" w:line="240"/>
             </w:pPr>
             <w:r>
               <w:rPr>
@@ -6938,8 +6940,8 @@
             <w:pPr>
               <w:pStyle w:val="Compact"/>
               <w:jc w:val="left"/>
-              <w:ind w:left="0" w:firstLine="0" w:right="0"/>
-              <w:spacing w:lineRule="auto" w:after="40" w:line="240" w:before="40"/>
+              <w:ind w:left="0" w:right="0" w:firstLine="0"/>
+              <w:spacing w:before="40" w:after="40" w:lineRule="auto" w:line="240"/>
             </w:pPr>
             <w:r>
               <w:rPr>
@@ -6961,8 +6963,8 @@
             <w:pPr>
               <w:pStyle w:val="Compact"/>
               <w:jc w:val="left"/>
-              <w:ind w:left="0" w:firstLine="0" w:right="0"/>
-              <w:spacing w:lineRule="auto" w:after="40" w:line="240" w:before="40"/>
+              <w:ind w:left="0" w:right="0" w:firstLine="0"/>
+              <w:spacing w:before="40" w:after="40" w:lineRule="auto" w:line="240"/>
             </w:pPr>
             <w:r>
               <w:t xml:space="preserve">PID lookup: same-spec first, then cross-document fallback</w:t>
@@ -6977,8 +6979,8 @@
             <w:pPr>
               <w:pStyle w:val="Compact"/>
               <w:jc w:val="left"/>
-              <w:ind w:left="0" w:firstLine="0" w:right="0"/>
-              <w:spacing w:lineRule="auto" w:after="40" w:line="240" w:before="40"/>
+              <w:ind w:left="0" w:right="0" w:firstLine="0"/>
+              <w:spacing w:before="40" w:after="40" w:lineRule="auto" w:line="240"/>
             </w:pPr>
             <w:r>
               <w:rPr>
@@ -6994,8 +6996,8 @@
             <w:pPr>
               <w:pStyle w:val="Compact"/>
               <w:jc w:val="left"/>
-              <w:ind w:left="0" w:firstLine="0" w:right="0"/>
-              <w:spacing w:lineRule="auto" w:after="40" w:line="240" w:before="40"/>
+              <w:ind w:left="0" w:right="0" w:firstLine="0"/>
+              <w:spacing w:before="40" w:after="40" w:lineRule="auto" w:line="240"/>
             </w:pPr>
             <w:r>
               <w:rPr>
@@ -7017,8 +7019,8 @@
             <w:pPr>
               <w:pStyle w:val="Compact"/>
               <w:jc w:val="left"/>
-              <w:ind w:left="0" w:firstLine="0" w:right="0"/>
-              <w:spacing w:lineRule="auto" w:after="40" w:line="240" w:before="40"/>
+              <w:ind w:left="0" w:right="0" w:firstLine="0"/>
+              <w:spacing w:before="40" w:after="40" w:lineRule="auto" w:line="240"/>
             </w:pPr>
             <w:r>
               <w:t xml:space="preserve">Scoped label resolution: local scope, then same-spec, then global</w:t>
@@ -7033,8 +7035,8 @@
             <w:pPr>
               <w:pStyle w:val="Compact"/>
               <w:jc w:val="left"/>
-              <w:ind w:left="0" w:firstLine="0" w:right="0"/>
-              <w:spacing w:lineRule="auto" w:after="40" w:line="240" w:before="40"/>
+              <w:ind w:left="0" w:right="0" w:firstLine="0"/>
+              <w:spacing w:before="40" w:after="40" w:lineRule="auto" w:line="240"/>
             </w:pPr>
             <w:r>
               <w:rPr>
@@ -7050,8 +7052,8 @@
             <w:pPr>
               <w:pStyle w:val="Compact"/>
               <w:jc w:val="left"/>
-              <w:ind w:left="0" w:firstLine="0" w:right="0"/>
-              <w:spacing w:lineRule="auto" w:after="40" w:line="240" w:before="40"/>
+              <w:ind w:left="0" w:right="0" w:firstLine="0"/>
+              <w:spacing w:before="40" w:after="40" w:lineRule="auto" w:line="240"/>
             </w:pPr>
             <w:r>
               <w:t xml:space="preserve">XREF_CITATION</w:t>
@@ -7064,8 +7066,8 @@
             <w:pPr>
               <w:pStyle w:val="Compact"/>
               <w:jc w:val="left"/>
-              <w:ind w:left="0" w:firstLine="0" w:right="0"/>
-              <w:spacing w:lineRule="auto" w:after="40" w:line="240" w:before="40"/>
+              <w:ind w:left="0" w:right="0" w:firstLine="0"/>
+              <w:spacing w:before="40" w:after="40" w:lineRule="auto" w:line="240"/>
             </w:pPr>
             <w:r>
               <w:t xml:space="preserve">Rewritten to pandoc Cite element (parenthetical)</w:t>
@@ -7080,8 +7082,8 @@
             <w:pPr>
               <w:pStyle w:val="Compact"/>
               <w:jc w:val="left"/>
-              <w:ind w:left="0" w:firstLine="0" w:right="0"/>
-              <w:spacing w:lineRule="auto" w:after="40" w:line="240" w:before="40"/>
+              <w:ind w:left="0" w:right="0" w:firstLine="0"/>
+              <w:spacing w:before="40" w:after="40" w:lineRule="auto" w:line="240"/>
             </w:pPr>
             <w:r>
               <w:rPr>
@@ -7097,8 +7099,8 @@
             <w:pPr>
               <w:pStyle w:val="Compact"/>
               <w:jc w:val="left"/>
-              <w:ind w:left="0" w:firstLine="0" w:right="0"/>
-              <w:spacing w:lineRule="auto" w:after="40" w:line="240" w:before="40"/>
+              <w:ind w:left="0" w:right="0" w:firstLine="0"/>
+              <w:spacing w:before="40" w:after="40" w:lineRule="auto" w:line="240"/>
             </w:pPr>
             <w:r>
               <w:t xml:space="preserve">XREF_CITATION</w:t>
@@ -7111,8 +7113,8 @@
             <w:pPr>
               <w:pStyle w:val="Compact"/>
               <w:jc w:val="left"/>
-              <w:ind w:left="0" w:firstLine="0" w:right="0"/>
-              <w:spacing w:lineRule="auto" w:after="40" w:line="240" w:before="40"/>
+              <w:ind w:left="0" w:right="0" w:firstLine="0"/>
+              <w:spacing w:before="40" w:after="40" w:lineRule="auto" w:line="240"/>
             </w:pPr>
             <w:r>
               <w:t xml:space="preserve">Rewritten to pandoc Cite element (in-text)</w:t>
@@ -7146,12 +7148,12 @@
     </w:p>
     <w:p>
       <w:pPr>
-        <w:spacing w:lineRule="exact" w:line="20" w:before="0" w:after="0"/>
+        <w:spacing w:line="20" w:lineRule="exact" w:after="0" w:before="0"/>
         <w:rPr>
           <w:sz w:val="2"/>
         </w:rPr>
       </w:pPr>
-      <w:bookmarkStart w:id="65471" w:name="csv-tbl-relation-syntax"/>
+      <w:bookmarkStart w:name="csv-tbl-relation-syntax" w:id="65471"/>
       <w:bookmarkEnd w:id="65471"/>
     </w:p>
     <w:p>
@@ -7188,12 +7190,12 @@
         <w:tblLook w:firstRow="1" w:lastRow="0" w:firstColumn="0" w:lastColumn="0" w:noHBand="0" w:noVBand="0" w:val="0020"/>
         <w:jc w:val="start"/>
         <w:tblBorders>
-          <w:top w:color="000000" w:sz="6" w:val="single" w:space="0"/>
-          <w:left w:color="000000" w:sz="6" w:val="single" w:space="0"/>
-          <w:bottom w:color="000000" w:sz="6" w:val="single" w:space="0"/>
-          <w:right w:color="000000" w:sz="6" w:val="single" w:space="0"/>
-          <w:insideH w:color="000000" w:sz="6" w:val="single" w:space="0"/>
-          <w:insideV w:color="000000" w:sz="6" w:val="single" w:space="0"/>
+          <w:top w:color="000000" w:val="single" w:space="0" w:sz="6"/>
+          <w:left w:color="000000" w:val="single" w:space="0" w:sz="6"/>
+          <w:bottom w:color="000000" w:val="single" w:space="0" w:sz="6"/>
+          <w:right w:color="000000" w:val="single" w:space="0" w:sz="6"/>
+          <w:insideH w:color="000000" w:val="single" w:space="0" w:sz="6"/>
+          <w:insideV w:color="000000" w:val="single" w:space="0" w:sz="6"/>
         </w:tblBorders>
         <w:tblCellMar>
           <w:top w:type="dxa" w:w="57"/>
@@ -7219,8 +7221,8 @@
             <w:pPr>
               <w:pStyle w:val="Compact"/>
               <w:jc w:val="left"/>
-              <w:ind w:left="0" w:firstLine="0" w:right="0"/>
-              <w:spacing w:lineRule="auto" w:after="40" w:line="240" w:before="40"/>
+              <w:ind w:left="0" w:right="0" w:firstLine="0"/>
+              <w:spacing w:before="40" w:after="40" w:lineRule="auto" w:line="240"/>
             </w:pPr>
             <w:r>
               <w:rPr>
@@ -7238,8 +7240,8 @@
             <w:pPr>
               <w:pStyle w:val="Compact"/>
               <w:jc w:val="left"/>
-              <w:ind w:left="0" w:firstLine="0" w:right="0"/>
-              <w:spacing w:lineRule="auto" w:after="40" w:line="240" w:before="40"/>
+              <w:ind w:left="0" w:right="0" w:firstLine="0"/>
+              <w:spacing w:before="40" w:after="40" w:lineRule="auto" w:line="240"/>
             </w:pPr>
             <w:r>
               <w:rPr>
@@ -7257,8 +7259,8 @@
             <w:pPr>
               <w:pStyle w:val="Compact"/>
               <w:jc w:val="left"/>
-              <w:ind w:left="0" w:firstLine="0" w:right="0"/>
-              <w:spacing w:lineRule="auto" w:after="40" w:line="240" w:before="40"/>
+              <w:ind w:left="0" w:right="0" w:firstLine="0"/>
+              <w:spacing w:before="40" w:after="40" w:lineRule="auto" w:line="240"/>
             </w:pPr>
             <w:r>
               <w:rPr>
@@ -7276,8 +7278,8 @@
             <w:pPr>
               <w:pStyle w:val="Compact"/>
               <w:jc w:val="left"/>
-              <w:ind w:left="0" w:firstLine="0" w:right="0"/>
-              <w:spacing w:lineRule="auto" w:after="40" w:line="240" w:before="40"/>
+              <w:ind w:left="0" w:right="0" w:firstLine="0"/>
+              <w:spacing w:before="40" w:after="40" w:lineRule="auto" w:line="240"/>
             </w:pPr>
             <w:r>
               <w:rPr>
@@ -7293,8 +7295,8 @@
             <w:pPr>
               <w:pStyle w:val="Compact"/>
               <w:jc w:val="left"/>
-              <w:ind w:left="0" w:firstLine="0" w:right="0"/>
-              <w:spacing w:lineRule="auto" w:after="40" w:line="240" w:before="40"/>
+              <w:ind w:left="0" w:right="0" w:firstLine="0"/>
+              <w:spacing w:before="40" w:after="40" w:lineRule="auto" w:line="240"/>
             </w:pPr>
             <w:r>
               <w:rPr>
@@ -7310,8 +7312,8 @@
             <w:pPr>
               <w:pStyle w:val="Compact"/>
               <w:jc w:val="left"/>
-              <w:ind w:left="0" w:firstLine="0" w:right="0"/>
-              <w:spacing w:lineRule="auto" w:after="40" w:line="240" w:before="40"/>
+              <w:ind w:left="0" w:right="0" w:firstLine="0"/>
+              <w:spacing w:before="40" w:after="40" w:lineRule="auto" w:line="240"/>
             </w:pPr>
             <w:r>
               <w:t xml:space="preserve">Reference by PID</w:t>
@@ -7326,8 +7328,8 @@
             <w:pPr>
               <w:pStyle w:val="Compact"/>
               <w:jc w:val="left"/>
-              <w:ind w:left="0" w:firstLine="0" w:right="0"/>
-              <w:spacing w:lineRule="auto" w:after="40" w:line="240" w:before="40"/>
+              <w:ind w:left="0" w:right="0" w:firstLine="0"/>
+              <w:spacing w:before="40" w:after="40" w:lineRule="auto" w:line="240"/>
             </w:pPr>
             <w:r>
               <w:rPr>
@@ -7343,8 +7345,8 @@
             <w:pPr>
               <w:pStyle w:val="Compact"/>
               <w:jc w:val="left"/>
-              <w:ind w:left="0" w:firstLine="0" w:right="0"/>
-              <w:spacing w:lineRule="auto" w:after="40" w:line="240" w:before="40"/>
+              <w:ind w:left="0" w:right="0" w:firstLine="0"/>
+              <w:spacing w:before="40" w:after="40" w:lineRule="auto" w:line="240"/>
             </w:pPr>
             <w:r>
               <w:rPr>
@@ -7360,8 +7362,8 @@
             <w:pPr>
               <w:pStyle w:val="Compact"/>
               <w:jc w:val="left"/>
-              <w:ind w:left="0" w:firstLine="0" w:right="0"/>
-              <w:spacing w:lineRule="auto" w:after="40" w:line="240" w:before="40"/>
+              <w:ind w:left="0" w:right="0" w:firstLine="0"/>
+              <w:spacing w:before="40" w:after="40" w:lineRule="auto" w:line="240"/>
             </w:pPr>
             <w:r>
               <w:t xml:space="preserve">Typed float reference</w:t>
@@ -7376,8 +7378,8 @@
             <w:pPr>
               <w:pStyle w:val="Compact"/>
               <w:jc w:val="left"/>
-              <w:ind w:left="0" w:firstLine="0" w:right="0"/>
-              <w:spacing w:lineRule="auto" w:after="40" w:line="240" w:before="40"/>
+              <w:ind w:left="0" w:right="0" w:firstLine="0"/>
+              <w:spacing w:before="40" w:after="40" w:lineRule="auto" w:line="240"/>
             </w:pPr>
             <w:r>
               <w:rPr>
@@ -7393,8 +7395,8 @@
             <w:pPr>
               <w:pStyle w:val="Compact"/>
               <w:jc w:val="left"/>
-              <w:ind w:left="0" w:firstLine="0" w:right="0"/>
-              <w:spacing w:lineRule="auto" w:after="40" w:line="240" w:before="40"/>
+              <w:ind w:left="0" w:right="0" w:firstLine="0"/>
+              <w:spacing w:before="40" w:after="40" w:lineRule="auto" w:line="240"/>
             </w:pPr>
             <w:r>
               <w:rPr>
@@ -7410,8 +7412,8 @@
             <w:pPr>
               <w:pStyle w:val="Compact"/>
               <w:jc w:val="left"/>
-              <w:ind w:left="0" w:firstLine="0" w:right="0"/>
-              <w:spacing w:lineRule="auto" w:after="40" w:line="240" w:before="40"/>
+              <w:ind w:left="0" w:right="0" w:firstLine="0"/>
+              <w:spacing w:before="40" w:after="40" w:lineRule="auto" w:line="240"/>
             </w:pPr>
             <w:r>
               <w:t xml:space="preserve">Scoped float reference</w:t>
@@ -7426,8 +7428,8 @@
             <w:pPr>
               <w:pStyle w:val="Compact"/>
               <w:jc w:val="left"/>
-              <w:ind w:left="0" w:firstLine="0" w:right="0"/>
-              <w:spacing w:lineRule="auto" w:after="40" w:line="240" w:before="40"/>
+              <w:ind w:left="0" w:right="0" w:firstLine="0"/>
+              <w:spacing w:before="40" w:after="40" w:lineRule="auto" w:line="240"/>
             </w:pPr>
             <w:r>
               <w:rPr>
@@ -7443,8 +7445,8 @@
             <w:pPr>
               <w:pStyle w:val="Compact"/>
               <w:jc w:val="left"/>
-              <w:ind w:left="0" w:firstLine="0" w:right="0"/>
-              <w:spacing w:lineRule="auto" w:after="40" w:line="240" w:before="40"/>
+              <w:ind w:left="0" w:right="0" w:firstLine="0"/>
+              <w:spacing w:before="40" w:after="40" w:lineRule="auto" w:line="240"/>
             </w:pPr>
             <w:r>
               <w:rPr>
@@ -7460,8 +7462,8 @@
             <w:pPr>
               <w:pStyle w:val="Compact"/>
               <w:jc w:val="left"/>
-              <w:ind w:left="0" w:firstLine="0" w:right="0"/>
-              <w:spacing w:lineRule="auto" w:after="40" w:line="240" w:before="40"/>
+              <w:ind w:left="0" w:right="0" w:firstLine="0"/>
+              <w:spacing w:before="40" w:after="40" w:lineRule="auto" w:line="240"/>
             </w:pPr>
             <w:r>
               <w:t xml:space="preserve">Parenthetical citation</w:t>
@@ -7476,8 +7478,8 @@
             <w:pPr>
               <w:pStyle w:val="Compact"/>
               <w:jc w:val="left"/>
-              <w:ind w:left="0" w:firstLine="0" w:right="0"/>
-              <w:spacing w:lineRule="auto" w:after="40" w:line="240" w:before="40"/>
+              <w:ind w:left="0" w:right="0" w:firstLine="0"/>
+              <w:spacing w:before="40" w:after="40" w:lineRule="auto" w:line="240"/>
             </w:pPr>
             <w:r>
               <w:rPr>
@@ -7493,8 +7495,8 @@
             <w:pPr>
               <w:pStyle w:val="Compact"/>
               <w:jc w:val="left"/>
-              <w:ind w:left="0" w:firstLine="0" w:right="0"/>
-              <w:spacing w:lineRule="auto" w:after="40" w:line="240" w:before="40"/>
+              <w:ind w:left="0" w:right="0" w:firstLine="0"/>
+              <w:spacing w:before="40" w:after="40" w:lineRule="auto" w:line="240"/>
             </w:pPr>
             <w:r>
               <w:rPr>
@@ -7510,8 +7512,8 @@
             <w:pPr>
               <w:pStyle w:val="Compact"/>
               <w:jc w:val="left"/>
-              <w:ind w:left="0" w:firstLine="0" w:right="0"/>
-              <w:spacing w:lineRule="auto" w:after="40" w:line="240" w:before="40"/>
+              <w:ind w:left="0" w:right="0" w:firstLine="0"/>
+              <w:spacing w:before="40" w:after="40" w:lineRule="auto" w:line="240"/>
             </w:pPr>
             <w:r>
               <w:t xml:space="preserve">In-text citation</w:t>
@@ -7547,8 +7549,8 @@
       </w:pPr>
       <w:pPr>
         <w:tabs>
-          <w:tab w:pos="4680" w:val="center"/>
-          <w:tab w:pos="9360" w:val="right"/>
+          <w:tab w:val="center" w:pos="4680"/>
+          <w:tab w:val="right" w:pos="9360"/>
         </w:tabs>
       </w:pPr>
       <w:r>
@@ -7661,7 +7663,7 @@
       <w:r>
         <w:tab/>
       </w:r>
-      <w:bookmarkStart w:id="23201" w:name="math-eq-specificity"/>
+      <w:bookmarkStart w:name="math-eq-specificity" w:id="23201"/>
       <w:r>
         <w:t>(</w:t>
       </w:r>
@@ -7749,12 +7751,12 @@
     </w:p>
     <w:p>
       <w:pPr>
-        <w:spacing w:lineRule="exact" w:line="20" w:before="0" w:after="0"/>
+        <w:spacing w:line="20" w:lineRule="exact" w:after="0" w:before="0"/>
         <w:rPr>
           <w:sz w:val="2"/>
         </w:rPr>
       </w:pPr>
-      <w:bookmarkStart w:id="55430" w:name="csv-tbl-inference-scoring"/>
+      <w:bookmarkStart w:name="csv-tbl-inference-scoring" w:id="55430"/>
       <w:bookmarkEnd w:id="55430"/>
     </w:p>
     <w:p>
@@ -7791,12 +7793,12 @@
         <w:tblLook w:firstRow="1" w:lastRow="0" w:firstColumn="0" w:lastColumn="0" w:noHBand="0" w:noVBand="0" w:val="0020"/>
         <w:jc w:val="start"/>
         <w:tblBorders>
-          <w:top w:color="000000" w:sz="6" w:val="single" w:space="0"/>
-          <w:left w:color="000000" w:sz="6" w:val="single" w:space="0"/>
-          <w:bottom w:color="000000" w:sz="6" w:val="single" w:space="0"/>
-          <w:right w:color="000000" w:sz="6" w:val="single" w:space="0"/>
-          <w:insideH w:color="000000" w:sz="6" w:val="single" w:space="0"/>
-          <w:insideV w:color="000000" w:sz="6" w:val="single" w:space="0"/>
+          <w:top w:color="000000" w:val="single" w:space="0" w:sz="6"/>
+          <w:left w:color="000000" w:val="single" w:space="0" w:sz="6"/>
+          <w:bottom w:color="000000" w:val="single" w:space="0" w:sz="6"/>
+          <w:right w:color="000000" w:val="single" w:space="0" w:sz="6"/>
+          <w:insideH w:color="000000" w:val="single" w:space="0" w:sz="6"/>
+          <w:insideV w:color="000000" w:val="single" w:space="0" w:sz="6"/>
         </w:tblBorders>
         <w:tblCellMar>
           <w:top w:type="dxa" w:w="57"/>
@@ -7823,8 +7825,8 @@
             <w:pPr>
               <w:pStyle w:val="Compact"/>
               <w:jc w:val="left"/>
-              <w:ind w:left="0" w:firstLine="0" w:right="0"/>
-              <w:spacing w:lineRule="auto" w:after="40" w:line="240" w:before="40"/>
+              <w:ind w:left="0" w:right="0" w:firstLine="0"/>
+              <w:spacing w:before="40" w:after="40" w:lineRule="auto" w:line="240"/>
             </w:pPr>
             <w:r>
               <w:rPr>
@@ -7842,8 +7844,8 @@
             <w:pPr>
               <w:pStyle w:val="Compact"/>
               <w:jc w:val="center"/>
-              <w:ind w:left="0" w:firstLine="0" w:right="0"/>
-              <w:spacing w:lineRule="auto" w:after="40" w:line="240" w:before="40"/>
+              <w:ind w:left="0" w:right="0" w:firstLine="0"/>
+              <w:spacing w:before="40" w:after="40" w:lineRule="auto" w:line="240"/>
             </w:pPr>
             <w:r>
               <w:rPr>
@@ -7861,8 +7863,8 @@
             <w:pPr>
               <w:pStyle w:val="Compact"/>
               <w:jc w:val="left"/>
-              <w:ind w:left="0" w:firstLine="0" w:right="0"/>
-              <w:spacing w:lineRule="auto" w:after="40" w:line="240" w:before="40"/>
+              <w:ind w:left="0" w:right="0" w:firstLine="0"/>
+              <w:spacing w:before="40" w:after="40" w:lineRule="auto" w:line="240"/>
             </w:pPr>
             <w:r>
               <w:rPr>
@@ -7880,8 +7882,8 @@
             <w:pPr>
               <w:pStyle w:val="Compact"/>
               <w:jc w:val="center"/>
-              <w:ind w:left="0" w:firstLine="0" w:right="0"/>
-              <w:spacing w:lineRule="auto" w:after="40" w:line="240" w:before="40"/>
+              <w:ind w:left="0" w:right="0" w:firstLine="0"/>
+              <w:spacing w:before="40" w:after="40" w:lineRule="auto" w:line="240"/>
             </w:pPr>
             <w:r>
               <w:rPr>
@@ -7899,8 +7901,8 @@
             <w:pPr>
               <w:pStyle w:val="Compact"/>
               <w:jc w:val="left"/>
-              <w:ind w:left="0" w:firstLine="0" w:right="0"/>
-              <w:spacing w:lineRule="auto" w:after="40" w:line="240" w:before="40"/>
+              <w:ind w:left="0" w:right="0" w:firstLine="0"/>
+              <w:spacing w:before="40" w:after="40" w:lineRule="auto" w:line="240"/>
             </w:pPr>
             <w:r>
               <w:rPr>
@@ -7956,8 +7958,8 @@
             <w:pPr>
               <w:pStyle w:val="Compact"/>
               <w:jc w:val="center"/>
-              <w:ind w:left="0" w:firstLine="0" w:right="0"/>
-              <w:spacing w:lineRule="auto" w:after="40" w:line="240" w:before="40"/>
+              <w:ind w:left="0" w:right="0" w:firstLine="0"/>
+              <w:spacing w:before="40" w:after="40" w:lineRule="auto" w:line="240"/>
             </w:pPr>
             <w:r>
               <w:t xml:space="preserve">+1</w:t>
@@ -7970,8 +7972,8 @@
             <w:pPr>
               <w:pStyle w:val="Compact"/>
               <w:jc w:val="left"/>
-              <w:ind w:left="0" w:firstLine="0" w:right="0"/>
-              <w:spacing w:lineRule="auto" w:after="40" w:line="240" w:before="40"/>
+              <w:ind w:left="0" w:right="0" w:firstLine="0"/>
+              <w:spacing w:before="40" w:after="40" w:lineRule="auto" w:line="240"/>
             </w:pPr>
             <w:r>
               <w:t xml:space="preserve">Eliminated</w:t>
@@ -7984,8 +7986,8 @@
             <w:pPr>
               <w:pStyle w:val="Compact"/>
               <w:jc w:val="center"/>
-              <w:ind w:left="0" w:firstLine="0" w:right="0"/>
-              <w:spacing w:lineRule="auto" w:after="40" w:line="240" w:before="40"/>
+              <w:ind w:left="0" w:right="0" w:firstLine="0"/>
+              <w:spacing w:before="40" w:after="40" w:lineRule="auto" w:line="240"/>
             </w:pPr>
             <w:r>
               <w:t xml:space="preserve">+0</w:t>
@@ -8000,8 +8002,8 @@
             <w:pPr>
               <w:pStyle w:val="Compact"/>
               <w:jc w:val="left"/>
-              <w:ind w:left="0" w:firstLine="0" w:right="0"/>
-              <w:spacing w:lineRule="auto" w:after="40" w:line="240" w:before="40"/>
+              <w:ind w:left="0" w:right="0" w:firstLine="0"/>
+              <w:spacing w:before="40" w:after="40" w:lineRule="auto" w:line="240"/>
             </w:pPr>
             <w:r>
               <w:rPr>
@@ -8018,8 +8020,8 @@
             <w:pPr>
               <w:pStyle w:val="Compact"/>
               <w:jc w:val="center"/>
-              <w:ind w:left="0" w:firstLine="0" w:right="0"/>
-              <w:spacing w:lineRule="auto" w:after="40" w:line="240" w:before="40"/>
+              <w:ind w:left="0" w:right="0" w:firstLine="0"/>
+              <w:spacing w:before="40" w:after="40" w:lineRule="auto" w:line="240"/>
             </w:pPr>
             <w:r>
               <w:t xml:space="preserve">+1</w:t>
@@ -8032,8 +8034,8 @@
             <w:pPr>
               <w:pStyle w:val="Compact"/>
               <w:jc w:val="left"/>
-              <w:ind w:left="0" w:firstLine="0" w:right="0"/>
-              <w:spacing w:lineRule="auto" w:after="40" w:line="240" w:before="40"/>
+              <w:ind w:left="0" w:right="0" w:firstLine="0"/>
+              <w:spacing w:before="40" w:after="40" w:lineRule="auto" w:line="240"/>
             </w:pPr>
             <w:r>
               <w:t xml:space="preserve">Eliminated</w:t>
@@ -8046,8 +8048,8 @@
             <w:pPr>
               <w:pStyle w:val="Compact"/>
               <w:jc w:val="center"/>
-              <w:ind w:left="0" w:firstLine="0" w:right="0"/>
-              <w:spacing w:lineRule="auto" w:after="40" w:line="240" w:before="40"/>
+              <w:ind w:left="0" w:right="0" w:firstLine="0"/>
+              <w:spacing w:before="40" w:after="40" w:lineRule="auto" w:line="240"/>
             </w:pPr>
             <w:r>
               <w:t xml:space="preserve">+0</w:t>
@@ -8062,8 +8064,8 @@
             <w:pPr>
               <w:pStyle w:val="Compact"/>
               <w:jc w:val="left"/>
-              <w:ind w:left="0" w:firstLine="0" w:right="0"/>
-              <w:spacing w:lineRule="auto" w:after="40" w:line="240" w:before="40"/>
+              <w:ind w:left="0" w:right="0" w:firstLine="0"/>
+              <w:spacing w:before="40" w:after="40" w:lineRule="auto" w:line="240"/>
             </w:pPr>
             <w:r>
               <w:rPr>
@@ -8080,8 +8082,8 @@
             <w:pPr>
               <w:pStyle w:val="Compact"/>
               <w:jc w:val="center"/>
-              <w:ind w:left="0" w:firstLine="0" w:right="0"/>
-              <w:spacing w:lineRule="auto" w:after="40" w:line="240" w:before="40"/>
+              <w:ind w:left="0" w:right="0" w:firstLine="0"/>
+              <w:spacing w:before="40" w:after="40" w:lineRule="auto" w:line="240"/>
             </w:pPr>
             <w:r>
               <w:t xml:space="preserve">+1</w:t>
@@ -8094,8 +8096,8 @@
             <w:pPr>
               <w:pStyle w:val="Compact"/>
               <w:jc w:val="left"/>
-              <w:ind w:left="0" w:firstLine="0" w:right="0"/>
-              <w:spacing w:lineRule="auto" w:after="40" w:line="240" w:before="40"/>
+              <w:ind w:left="0" w:right="0" w:firstLine="0"/>
+              <w:spacing w:before="40" w:after="40" w:lineRule="auto" w:line="240"/>
             </w:pPr>
             <w:r>
               <w:t xml:space="preserve">Eliminated</w:t>
@@ -8108,8 +8110,8 @@
             <w:pPr>
               <w:pStyle w:val="Compact"/>
               <w:jc w:val="center"/>
-              <w:ind w:left="0" w:firstLine="0" w:right="0"/>
-              <w:spacing w:lineRule="auto" w:after="40" w:line="240" w:before="40"/>
+              <w:ind w:left="0" w:right="0" w:firstLine="0"/>
+              <w:spacing w:before="40" w:after="40" w:lineRule="auto" w:line="240"/>
             </w:pPr>
             <w:r>
               <w:t xml:space="preserve">+0</w:t>
@@ -8124,8 +8126,8 @@
             <w:pPr>
               <w:pStyle w:val="Compact"/>
               <w:jc w:val="left"/>
-              <w:ind w:left="0" w:firstLine="0" w:right="0"/>
-              <w:spacing w:lineRule="auto" w:after="40" w:line="240" w:before="40"/>
+              <w:ind w:left="0" w:right="0" w:firstLine="0"/>
+              <w:spacing w:before="40" w:after="40" w:lineRule="auto" w:line="240"/>
             </w:pPr>
             <w:r>
               <w:rPr>
@@ -8142,8 +8144,8 @@
             <w:pPr>
               <w:pStyle w:val="Compact"/>
               <w:jc w:val="center"/>
-              <w:ind w:left="0" w:firstLine="0" w:right="0"/>
-              <w:spacing w:lineRule="auto" w:after="40" w:line="240" w:before="40"/>
+              <w:ind w:left="0" w:right="0" w:firstLine="0"/>
+              <w:spacing w:before="40" w:after="40" w:lineRule="auto" w:line="240"/>
             </w:pPr>
             <w:r>
               <w:t xml:space="preserve">+1</w:t>
@@ -8156,8 +8158,8 @@
             <w:pPr>
               <w:pStyle w:val="Compact"/>
               <w:jc w:val="left"/>
-              <w:ind w:left="0" w:firstLine="0" w:right="0"/>
-              <w:spacing w:lineRule="auto" w:after="40" w:line="240" w:before="40"/>
+              <w:ind w:left="0" w:right="0" w:firstLine="0"/>
+              <w:spacing w:before="40" w:after="40" w:lineRule="auto" w:line="240"/>
             </w:pPr>
             <w:r>
               <w:t xml:space="preserve">Eliminated</w:t>
@@ -8170,8 +8172,8 @@
             <w:pPr>
               <w:pStyle w:val="Compact"/>
               <w:jc w:val="center"/>
-              <w:ind w:left="0" w:firstLine="0" w:right="0"/>
-              <w:spacing w:lineRule="auto" w:after="40" w:line="240" w:before="40"/>
+              <w:ind w:left="0" w:right="0" w:firstLine="0"/>
+              <w:spacing w:before="40" w:after="40" w:lineRule="auto" w:line="240"/>
             </w:pPr>
             <w:r>
               <w:t xml:space="preserve">+0</w:t>
@@ -8313,12 +8315,12 @@
     </w:p>
     <w:p>
       <w:pPr>
-        <w:spacing w:lineRule="exact" w:line="20" w:before="0" w:after="0"/>
+        <w:spacing w:line="20" w:lineRule="exact" w:after="0" w:before="0"/>
         <w:rPr>
           <w:sz w:val="2"/>
         </w:rPr>
       </w:pPr>
-      <w:bookmarkStart w:id="69768" w:name="listing-src-inline-view"/>
+      <w:bookmarkStart w:name="listing-src-inline-view" w:id="69768"/>
       <w:bookmarkEnd w:id="69768"/>
     </w:p>
     <w:p>
@@ -8369,12 +8371,12 @@
     </w:p>
     <w:p>
       <w:pPr>
-        <w:spacing w:lineRule="exact" w:line="20" w:before="0" w:after="0"/>
+        <w:spacing w:line="20" w:lineRule="exact" w:after="0" w:before="0"/>
         <w:rPr>
           <w:sz w:val="2"/>
         </w:rPr>
       </w:pPr>
-      <w:bookmarkStart w:id="16648" w:name="csv-tbl-view-types"/>
+      <w:bookmarkStart w:name="csv-tbl-view-types" w:id="16648"/>
       <w:bookmarkEnd w:id="16648"/>
     </w:p>
     <w:p>
@@ -8411,12 +8413,12 @@
         <w:tblLook w:firstRow="1" w:lastRow="0" w:firstColumn="0" w:lastColumn="0" w:noHBand="0" w:noVBand="0" w:val="0020"/>
         <w:jc w:val="start"/>
         <w:tblBorders>
-          <w:top w:color="000000" w:sz="6" w:val="single" w:space="0"/>
-          <w:left w:color="000000" w:sz="6" w:val="single" w:space="0"/>
-          <w:bottom w:color="000000" w:sz="6" w:val="single" w:space="0"/>
-          <w:right w:color="000000" w:sz="6" w:val="single" w:space="0"/>
-          <w:insideH w:color="000000" w:sz="6" w:val="single" w:space="0"/>
-          <w:insideV w:color="000000" w:sz="6" w:val="single" w:space="0"/>
+          <w:top w:color="000000" w:val="single" w:space="0" w:sz="6"/>
+          <w:left w:color="000000" w:val="single" w:space="0" w:sz="6"/>
+          <w:bottom w:color="000000" w:val="single" w:space="0" w:sz="6"/>
+          <w:right w:color="000000" w:val="single" w:space="0" w:sz="6"/>
+          <w:insideH w:color="000000" w:val="single" w:space="0" w:sz="6"/>
+          <w:insideV w:color="000000" w:val="single" w:space="0" w:sz="6"/>
         </w:tblBorders>
         <w:tblCellMar>
           <w:top w:type="dxa" w:w="57"/>
@@ -8442,8 +8444,8 @@
             <w:pPr>
               <w:pStyle w:val="Compact"/>
               <w:jc w:val="left"/>
-              <w:ind w:left="0" w:firstLine="0" w:right="0"/>
-              <w:spacing w:lineRule="auto" w:after="40" w:line="240" w:before="40"/>
+              <w:ind w:left="0" w:right="0" w:firstLine="0"/>
+              <w:spacing w:before="40" w:after="40" w:lineRule="auto" w:line="240"/>
             </w:pPr>
             <w:r>
               <w:rPr>
@@ -8461,8 +8463,8 @@
             <w:pPr>
               <w:pStyle w:val="Compact"/>
               <w:jc w:val="left"/>
-              <w:ind w:left="0" w:firstLine="0" w:right="0"/>
-              <w:spacing w:lineRule="auto" w:after="40" w:line="240" w:before="40"/>
+              <w:ind w:left="0" w:right="0" w:firstLine="0"/>
+              <w:spacing w:before="40" w:after="40" w:lineRule="auto" w:line="240"/>
             </w:pPr>
             <w:r>
               <w:rPr>
@@ -8480,8 +8482,8 @@
             <w:pPr>
               <w:pStyle w:val="Compact"/>
               <w:jc w:val="left"/>
-              <w:ind w:left="0" w:firstLine="0" w:right="0"/>
-              <w:spacing w:lineRule="auto" w:after="40" w:line="240" w:before="40"/>
+              <w:ind w:left="0" w:right="0" w:firstLine="0"/>
+              <w:spacing w:before="40" w:after="40" w:lineRule="auto" w:line="240"/>
             </w:pPr>
             <w:r>
               <w:rPr>
@@ -8499,8 +8501,8 @@
             <w:pPr>
               <w:pStyle w:val="Compact"/>
               <w:jc w:val="left"/>
-              <w:ind w:left="0" w:firstLine="0" w:right="0"/>
-              <w:spacing w:lineRule="auto" w:after="40" w:line="240" w:before="40"/>
+              <w:ind w:left="0" w:right="0" w:firstLine="0"/>
+              <w:spacing w:before="40" w:after="40" w:lineRule="auto" w:line="240"/>
             </w:pPr>
             <w:r>
               <w:rPr>
@@ -8522,8 +8524,8 @@
             <w:pPr>
               <w:pStyle w:val="Compact"/>
               <w:jc w:val="left"/>
-              <w:ind w:left="0" w:firstLine="0" w:right="0"/>
-              <w:spacing w:lineRule="auto" w:after="40" w:line="240" w:before="40"/>
+              <w:ind w:left="0" w:right="0" w:firstLine="0"/>
+              <w:spacing w:before="40" w:after="40" w:lineRule="auto" w:line="240"/>
             </w:pPr>
             <w:r>
               <w:t xml:space="preserve">Table of Contents (TOC) from spec object headings</w:t>
@@ -8538,8 +8540,8 @@
             <w:pPr>
               <w:pStyle w:val="Compact"/>
               <w:jc w:val="left"/>
-              <w:ind w:left="0" w:firstLine="0" w:right="0"/>
-              <w:spacing w:lineRule="auto" w:after="40" w:line="240" w:before="40"/>
+              <w:ind w:left="0" w:right="0" w:firstLine="0"/>
+              <w:spacing w:before="40" w:after="40" w:lineRule="auto" w:line="240"/>
             </w:pPr>
             <w:r>
               <w:rPr>
@@ -8555,8 +8557,8 @@
             <w:pPr>
               <w:pStyle w:val="Compact"/>
               <w:jc w:val="left"/>
-              <w:ind w:left="0" w:firstLine="0" w:right="0"/>
-              <w:spacing w:lineRule="auto" w:after="40" w:line="240" w:before="40"/>
+              <w:ind w:left="0" w:right="0" w:firstLine="0"/>
+              <w:spacing w:before="40" w:after="40" w:lineRule="auto" w:line="240"/>
             </w:pPr>
             <w:r>
               <w:rPr>
@@ -8574,8 +8576,8 @@
             <w:pPr>
               <w:pStyle w:val="Compact"/>
               <w:jc w:val="left"/>
-              <w:ind w:left="0" w:firstLine="0" w:right="0"/>
-              <w:spacing w:lineRule="auto" w:after="40" w:line="240" w:before="40"/>
+              <w:ind w:left="0" w:right="0" w:firstLine="0"/>
+              <w:spacing w:before="40" w:after="40" w:lineRule="auto" w:line="240"/>
             </w:pPr>
             <w:r>
               <w:rPr>
@@ -8591,8 +8593,8 @@
             <w:pPr>
               <w:pStyle w:val="Compact"/>
               <w:jc w:val="left"/>
-              <w:ind w:left="0" w:firstLine="0" w:right="0"/>
-              <w:spacing w:lineRule="auto" w:after="40" w:line="240" w:before="40"/>
+              <w:ind w:left="0" w:right="0" w:firstLine="0"/>
+              <w:spacing w:before="40" w:after="40" w:lineRule="auto" w:line="240"/>
             </w:pPr>
             <w:r>
               <w:rPr>
@@ -8622,8 +8624,8 @@
             <w:pPr>
               <w:pStyle w:val="Compact"/>
               <w:jc w:val="left"/>
-              <w:ind w:left="0" w:firstLine="0" w:right="0"/>
-              <w:spacing w:lineRule="auto" w:after="40" w:line="240" w:before="40"/>
+              <w:ind w:left="0" w:right="0" w:firstLine="0"/>
+              <w:spacing w:before="40" w:after="40" w:lineRule="auto" w:line="240"/>
             </w:pPr>
             <w:r>
               <w:rPr>
@@ -8639,8 +8641,8 @@
             <w:pPr>
               <w:pStyle w:val="Compact"/>
               <w:jc w:val="left"/>
-              <w:ind w:left="0" w:firstLine="0" w:right="0"/>
-              <w:spacing w:lineRule="auto" w:after="40" w:line="240" w:before="40"/>
+              <w:ind w:left="0" w:right="0" w:firstLine="0"/>
+              <w:spacing w:before="40" w:after="40" w:lineRule="auto" w:line="240"/>
             </w:pPr>
             <w:r>
               <w:rPr>
@@ -8670,8 +8672,8 @@
             <w:pPr>
               <w:pStyle w:val="Compact"/>
               <w:jc w:val="left"/>
-              <w:ind w:left="0" w:firstLine="0" w:right="0"/>
-              <w:spacing w:lineRule="auto" w:after="40" w:line="240" w:before="40"/>
+              <w:ind w:left="0" w:right="0" w:firstLine="0"/>
+              <w:spacing w:before="40" w:after="40" w:lineRule="auto" w:line="240"/>
             </w:pPr>
             <w:r>
               <w:rPr>
@@ -8687,8 +8689,8 @@
             <w:pPr>
               <w:pStyle w:val="Compact"/>
               <w:jc w:val="left"/>
-              <w:ind w:left="0" w:firstLine="0" w:right="0"/>
-              <w:spacing w:lineRule="auto" w:after="40" w:line="240" w:before="40"/>
+              <w:ind w:left="0" w:right="0" w:firstLine="0"/>
+              <w:spacing w:before="40" w:after="40" w:lineRule="auto" w:line="240"/>
             </w:pPr>
             <w:r>
               <w:rPr>
@@ -8718,8 +8720,8 @@
             <w:pPr>
               <w:pStyle w:val="Compact"/>
               <w:jc w:val="left"/>
-              <w:ind w:left="0" w:firstLine="0" w:right="0"/>
-              <w:spacing w:lineRule="auto" w:after="40" w:line="240" w:before="40"/>
+              <w:ind w:left="0" w:right="0" w:firstLine="0"/>
+              <w:spacing w:before="40" w:after="40" w:lineRule="auto" w:line="240"/>
             </w:pPr>
             <w:r>
               <w:rPr>
@@ -8735,8 +8737,8 @@
             <w:pPr>
               <w:pStyle w:val="Compact"/>
               <w:jc w:val="left"/>
-              <w:ind w:left="0" w:firstLine="0" w:right="0"/>
-              <w:spacing w:lineRule="auto" w:after="40" w:line="240" w:before="40"/>
+              <w:ind w:left="0" w:right="0" w:firstLine="0"/>
+              <w:spacing w:before="40" w:after="40" w:lineRule="auto" w:line="240"/>
             </w:pPr>
             <w:r>
               <w:rPr>
@@ -8821,12 +8823,12 @@
     </w:p>
     <w:p>
       <w:pPr>
-        <w:spacing w:lineRule="exact" w:line="20" w:before="0" w:after="0"/>
+        <w:spacing w:line="20" w:lineRule="exact" w:after="0" w:before="0"/>
         <w:rPr>
           <w:sz w:val="2"/>
         </w:rPr>
       </w:pPr>
-      <w:bookmarkStart w:id="44202" w:name="listing-src-file-include"/>
+      <w:bookmarkStart w:name="listing-src-file-include" w:id="44202"/>
       <w:bookmarkEnd w:id="44202"/>
     </w:p>
     <w:p>
@@ -9019,12 +9021,12 @@
     </w:p>
     <w:p>
       <w:pPr>
-        <w:spacing w:lineRule="exact" w:line="20" w:before="0" w:after="0"/>
+        <w:spacing w:line="20" w:lineRule="exact" w:after="0" w:before="0"/>
         <w:rPr>
           <w:sz w:val="2"/>
         </w:rPr>
       </w:pPr>
-      <w:bookmarkStart w:id="60259" w:name="listing-src-include-level-shift"/>
+      <w:bookmarkStart w:name="listing-src-include-level-shift" w:id="60259"/>
       <w:bookmarkEnd w:id="60259"/>
     </w:p>
     <w:p>
@@ -9481,12 +9483,12 @@
     </w:p>
     <w:p>
       <w:pPr>
-        <w:spacing w:lineRule="exact" w:line="20" w:before="0" w:after="0"/>
+        <w:spacing w:line="20" w:lineRule="exact" w:after="0" w:before="0"/>
         <w:rPr>
           <w:sz w:val="2"/>
         </w:rPr>
       </w:pPr>
-      <w:bookmarkStart w:id="2748" w:name="puml-diag-layers"/>
+      <w:bookmarkStart w:name="puml-diag-layers" w:id="2748"/>
       <w:bookmarkEnd w:id="2748"/>
     </w:p>
     <w:p>
@@ -9580,12 +9582,12 @@
     </w:p>
     <w:p>
       <w:pPr>
-        <w:spacing w:lineRule="exact" w:line="20" w:before="0" w:after="0"/>
+        <w:spacing w:line="20" w:lineRule="exact" w:after="0" w:before="0"/>
         <w:rPr>
           <w:sz w:val="2"/>
         </w:rPr>
       </w:pPr>
-      <w:bookmarkStart w:id="61229" w:name="csv-tbl-components"/>
+      <w:bookmarkStart w:name="csv-tbl-components" w:id="61229"/>
       <w:bookmarkEnd w:id="61229"/>
     </w:p>
     <w:p>
@@ -9622,12 +9624,12 @@
         <w:tblLook w:firstRow="1" w:lastRow="0" w:firstColumn="0" w:lastColumn="0" w:noHBand="0" w:noVBand="0" w:val="0020"/>
         <w:jc w:val="start"/>
         <w:tblBorders>
-          <w:top w:color="000000" w:sz="6" w:val="single" w:space="0"/>
-          <w:left w:color="000000" w:sz="6" w:val="single" w:space="0"/>
-          <w:bottom w:color="000000" w:sz="6" w:val="single" w:space="0"/>
-          <w:right w:color="000000" w:sz="6" w:val="single" w:space="0"/>
-          <w:insideH w:color="000000" w:sz="6" w:val="single" w:space="0"/>
-          <w:insideV w:color="000000" w:sz="6" w:val="single" w:space="0"/>
+          <w:top w:color="000000" w:val="single" w:space="0" w:sz="6"/>
+          <w:left w:color="000000" w:val="single" w:space="0" w:sz="6"/>
+          <w:bottom w:color="000000" w:val="single" w:space="0" w:sz="6"/>
+          <w:right w:color="000000" w:val="single" w:space="0" w:sz="6"/>
+          <w:insideH w:color="000000" w:val="single" w:space="0" w:sz="6"/>
+          <w:insideV w:color="000000" w:val="single" w:space="0" w:sz="6"/>
         </w:tblBorders>
         <w:tblCellMar>
           <w:top w:type="dxa" w:w="57"/>
@@ -9653,8 +9655,8 @@
             <w:pPr>
               <w:pStyle w:val="Compact"/>
               <w:jc w:val="left"/>
-              <w:ind w:left="0" w:firstLine="0" w:right="0"/>
-              <w:spacing w:lineRule="auto" w:after="40" w:line="240" w:before="40"/>
+              <w:ind w:left="0" w:right="0" w:firstLine="0"/>
+              <w:spacing w:before="40" w:after="40" w:lineRule="auto" w:line="240"/>
             </w:pPr>
             <w:r>
               <w:rPr>
@@ -9672,8 +9674,8 @@
             <w:pPr>
               <w:pStyle w:val="Compact"/>
               <w:jc w:val="left"/>
-              <w:ind w:left="0" w:firstLine="0" w:right="0"/>
-              <w:spacing w:lineRule="auto" w:after="40" w:line="240" w:before="40"/>
+              <w:ind w:left="0" w:right="0" w:firstLine="0"/>
+              <w:spacing w:before="40" w:after="40" w:lineRule="auto" w:line="240"/>
             </w:pPr>
             <w:r>
               <w:rPr>
@@ -9691,8 +9693,8 @@
             <w:pPr>
               <w:pStyle w:val="Compact"/>
               <w:jc w:val="left"/>
-              <w:ind w:left="0" w:firstLine="0" w:right="0"/>
-              <w:spacing w:lineRule="auto" w:after="40" w:line="240" w:before="40"/>
+              <w:ind w:left="0" w:right="0" w:firstLine="0"/>
+              <w:spacing w:before="40" w:after="40" w:lineRule="auto" w:line="240"/>
             </w:pPr>
             <w:r>
               <w:rPr>
@@ -9710,8 +9712,8 @@
             <w:pPr>
               <w:pStyle w:val="Compact"/>
               <w:jc w:val="left"/>
-              <w:ind w:left="0" w:firstLine="0" w:right="0"/>
-              <w:spacing w:lineRule="auto" w:after="40" w:line="240" w:before="40"/>
+              <w:ind w:left="0" w:right="0" w:firstLine="0"/>
+              <w:spacing w:before="40" w:after="40" w:lineRule="auto" w:line="240"/>
             </w:pPr>
             <w:r>
               <w:t xml:space="preserve">Web UI</w:t>
@@ -9724,8 +9726,8 @@
             <w:pPr>
               <w:pStyle w:val="Compact"/>
               <w:jc w:val="left"/>
-              <w:ind w:left="0" w:firstLine="0" w:right="0"/>
-              <w:spacing w:lineRule="auto" w:after="40" w:line="240" w:before="40"/>
+              <w:ind w:left="0" w:right="0" w:firstLine="0"/>
+              <w:spacing w:before="40" w:after="40" w:lineRule="auto" w:line="240"/>
             </w:pPr>
             <w:r>
               <w:t xml:space="preserve">Presentation</w:t>
@@ -9738,8 +9740,8 @@
             <w:pPr>
               <w:pStyle w:val="Compact"/>
               <w:jc w:val="left"/>
-              <w:ind w:left="0" w:firstLine="0" w:right="0"/>
-              <w:spacing w:lineRule="auto" w:after="40" w:line="240" w:before="40"/>
+              <w:ind w:left="0" w:right="0" w:firstLine="0"/>
+              <w:spacing w:before="40" w:after="40" w:lineRule="auto" w:line="240"/>
             </w:pPr>
             <w:r>
               <w:t xml:space="preserve">React</w:t>
@@ -9754,8 +9756,8 @@
             <w:pPr>
               <w:pStyle w:val="Compact"/>
               <w:jc w:val="left"/>
-              <w:ind w:left="0" w:firstLine="0" w:right="0"/>
-              <w:spacing w:lineRule="auto" w:after="40" w:line="240" w:before="40"/>
+              <w:ind w:left="0" w:right="0" w:firstLine="0"/>
+              <w:spacing w:before="40" w:after="40" w:lineRule="auto" w:line="240"/>
             </w:pPr>
             <w:r>
               <w:t xml:space="preserve">Auth Service</w:t>
@@ -9768,8 +9770,8 @@
             <w:pPr>
               <w:pStyle w:val="Compact"/>
               <w:jc w:val="left"/>
-              <w:ind w:left="0" w:firstLine="0" w:right="0"/>
-              <w:spacing w:lineRule="auto" w:after="40" w:line="240" w:before="40"/>
+              <w:ind w:left="0" w:right="0" w:firstLine="0"/>
+              <w:spacing w:before="40" w:after="40" w:lineRule="auto" w:line="240"/>
             </w:pPr>
             <w:r>
               <w:t xml:space="preserve">Business Logic</w:t>
@@ -9782,8 +9784,8 @@
             <w:pPr>
               <w:pStyle w:val="Compact"/>
               <w:jc w:val="left"/>
-              <w:ind w:left="0" w:firstLine="0" w:right="0"/>
-              <w:spacing w:lineRule="auto" w:after="40" w:line="240" w:before="40"/>
+              <w:ind w:left="0" w:right="0" w:firstLine="0"/>
+              <w:spacing w:before="40" w:after="40" w:lineRule="auto" w:line="240"/>
             </w:pPr>
             <w:r>
               <w:t xml:space="preserve">Node.js</w:t>
@@ -9798,8 +9800,8 @@
             <w:pPr>
               <w:pStyle w:val="Compact"/>
               <w:jc w:val="left"/>
-              <w:ind w:left="0" w:firstLine="0" w:right="0"/>
-              <w:spacing w:lineRule="auto" w:after="40" w:line="240" w:before="40"/>
+              <w:ind w:left="0" w:right="0" w:firstLine="0"/>
+              <w:spacing w:before="40" w:after="40" w:lineRule="auto" w:line="240"/>
             </w:pPr>
             <w:r>
               <w:t xml:space="preserve">Data Service</w:t>
@@ -9812,8 +9814,8 @@
             <w:pPr>
               <w:pStyle w:val="Compact"/>
               <w:jc w:val="left"/>
-              <w:ind w:left="0" w:firstLine="0" w:right="0"/>
-              <w:spacing w:lineRule="auto" w:after="40" w:line="240" w:before="40"/>
+              <w:ind w:left="0" w:right="0" w:firstLine="0"/>
+              <w:spacing w:before="40" w:after="40" w:lineRule="auto" w:line="240"/>
             </w:pPr>
             <w:r>
               <w:t xml:space="preserve">Business Logic</w:t>
@@ -9826,8 +9828,8 @@
             <w:pPr>
               <w:pStyle w:val="Compact"/>
               <w:jc w:val="left"/>
-              <w:ind w:left="0" w:firstLine="0" w:right="0"/>
-              <w:spacing w:lineRule="auto" w:after="40" w:line="240" w:before="40"/>
+              <w:ind w:left="0" w:right="0" w:firstLine="0"/>
+              <w:spacing w:before="40" w:after="40" w:lineRule="auto" w:line="240"/>
             </w:pPr>
             <w:r>
               <w:t xml:space="preserve">Python</w:t>
@@ -9842,8 +9844,8 @@
             <w:pPr>
               <w:pStyle w:val="Compact"/>
               <w:jc w:val="left"/>
-              <w:ind w:left="0" w:firstLine="0" w:right="0"/>
-              <w:spacing w:lineRule="auto" w:after="40" w:line="240" w:before="40"/>
+              <w:ind w:left="0" w:right="0" w:firstLine="0"/>
+              <w:spacing w:before="40" w:after="40" w:lineRule="auto" w:line="240"/>
             </w:pPr>
             <w:r>
               <w:t xml:space="preserve">Database</w:t>
@@ -9856,8 +9858,8 @@
             <w:pPr>
               <w:pStyle w:val="Compact"/>
               <w:jc w:val="left"/>
-              <w:ind w:left="0" w:firstLine="0" w:right="0"/>
-              <w:spacing w:lineRule="auto" w:after="40" w:line="240" w:before="40"/>
+              <w:ind w:left="0" w:right="0" w:firstLine="0"/>
+              <w:spacing w:before="40" w:after="40" w:lineRule="auto" w:line="240"/>
             </w:pPr>
             <w:r>
               <w:t xml:space="preserve">Persistence</w:t>
@@ -9870,8 +9872,8 @@
             <w:pPr>
               <w:pStyle w:val="Compact"/>
               <w:jc w:val="left"/>
-              <w:ind w:left="0" w:firstLine="0" w:right="0"/>
-              <w:spacing w:lineRule="auto" w:after="40" w:line="240" w:before="40"/>
+              <w:ind w:left="0" w:right="0" w:firstLine="0"/>
+              <w:spacing w:before="40" w:after="40" w:lineRule="auto" w:line="240"/>
             </w:pPr>
             <w:r>
               <w:t xml:space="preserve">PostgreSQL</w:t>
@@ -9896,12 +9898,12 @@
     </w:p>
     <w:p>
       <w:pPr>
-        <w:spacing w:lineRule="exact" w:line="20" w:before="0" w:after="0"/>
+        <w:spacing w:line="20" w:lineRule="exact" w:after="0" w:before="0"/>
         <w:rPr>
           <w:sz w:val="2"/>
         </w:rPr>
       </w:pPr>
-      <w:bookmarkStart w:id="70414" w:name="csv-tbl-metrics"/>
+      <w:bookmarkStart w:name="csv-tbl-metrics" w:id="70414"/>
       <w:bookmarkEnd w:id="70414"/>
     </w:p>
     <w:p>
@@ -9938,12 +9940,12 @@
         <w:tblLook w:firstRow="1" w:lastRow="0" w:firstColumn="0" w:lastColumn="0" w:noHBand="0" w:noVBand="0" w:val="0020"/>
         <w:jc w:val="start"/>
         <w:tblBorders>
-          <w:top w:color="000000" w:sz="6" w:val="single" w:space="0"/>
-          <w:left w:color="000000" w:sz="6" w:val="single" w:space="0"/>
-          <w:bottom w:color="000000" w:sz="6" w:val="single" w:space="0"/>
-          <w:right w:color="000000" w:sz="6" w:val="single" w:space="0"/>
-          <w:insideH w:color="000000" w:sz="6" w:val="single" w:space="0"/>
-          <w:insideV w:color="000000" w:sz="6" w:val="single" w:space="0"/>
+          <w:top w:color="000000" w:val="single" w:space="0" w:sz="6"/>
+          <w:left w:color="000000" w:val="single" w:space="0" w:sz="6"/>
+          <w:bottom w:color="000000" w:val="single" w:space="0" w:sz="6"/>
+          <w:right w:color="000000" w:val="single" w:space="0" w:sz="6"/>
+          <w:insideH w:color="000000" w:val="single" w:space="0" w:sz="6"/>
+          <w:insideV w:color="000000" w:val="single" w:space="0" w:sz="6"/>
         </w:tblBorders>
         <w:tblCellMar>
           <w:top w:type="dxa" w:w="57"/>
@@ -9970,8 +9972,8 @@
             <w:pPr>
               <w:pStyle w:val="Compact"/>
               <w:jc w:val="left"/>
-              <w:ind w:left="0" w:firstLine="0" w:right="0"/>
-              <w:spacing w:lineRule="auto" w:after="40" w:line="240" w:before="40"/>
+              <w:ind w:left="0" w:right="0" w:firstLine="0"/>
+              <w:spacing w:before="40" w:after="40" w:lineRule="auto" w:line="240"/>
             </w:pPr>
             <w:r>
               <w:rPr>
@@ -9989,8 +9991,8 @@
             <w:pPr>
               <w:pStyle w:val="Compact"/>
               <w:jc w:val="left"/>
-              <w:ind w:left="0" w:firstLine="0" w:right="0"/>
-              <w:spacing w:lineRule="auto" w:after="40" w:line="240" w:before="40"/>
+              <w:ind w:left="0" w:right="0" w:firstLine="0"/>
+              <w:spacing w:before="40" w:after="40" w:lineRule="auto" w:line="240"/>
             </w:pPr>
             <w:r>
               <w:rPr>
@@ -10008,8 +10010,8 @@
             <w:pPr>
               <w:pStyle w:val="Compact"/>
               <w:jc w:val="left"/>
-              <w:ind w:left="0" w:firstLine="0" w:right="0"/>
-              <w:spacing w:lineRule="auto" w:after="40" w:line="240" w:before="40"/>
+              <w:ind w:left="0" w:right="0" w:firstLine="0"/>
+              <w:spacing w:before="40" w:after="40" w:lineRule="auto" w:line="240"/>
             </w:pPr>
             <w:r>
               <w:rPr>
@@ -10027,8 +10029,8 @@
             <w:pPr>
               <w:pStyle w:val="Compact"/>
               <w:jc w:val="left"/>
-              <w:ind w:left="0" w:firstLine="0" w:right="0"/>
-              <w:spacing w:lineRule="auto" w:after="40" w:line="240" w:before="40"/>
+              <w:ind w:left="0" w:right="0" w:firstLine="0"/>
+              <w:spacing w:before="40" w:after="40" w:lineRule="auto" w:line="240"/>
             </w:pPr>
             <w:r>
               <w:rPr>
@@ -10046,8 +10048,8 @@
             <w:pPr>
               <w:pStyle w:val="Compact"/>
               <w:jc w:val="left"/>
-              <w:ind w:left="0" w:firstLine="0" w:right="0"/>
-              <w:spacing w:lineRule="auto" w:after="40" w:line="240" w:before="40"/>
+              <w:ind w:left="0" w:right="0" w:firstLine="0"/>
+              <w:spacing w:before="40" w:after="40" w:lineRule="auto" w:line="240"/>
             </w:pPr>
             <w:r>
               <w:t xml:space="preserve">Response time (ms)</w:t>
@@ -10060,8 +10062,8 @@
             <w:pPr>
               <w:pStyle w:val="Compact"/>
               <w:jc w:val="left"/>
-              <w:ind w:left="0" w:firstLine="0" w:right="0"/>
-              <w:spacing w:lineRule="auto" w:after="40" w:line="240" w:before="40"/>
+              <w:ind w:left="0" w:right="0" w:firstLine="0"/>
+              <w:spacing w:before="40" w:after="40" w:lineRule="auto" w:line="240"/>
             </w:pPr>
             <w:r>
               <w:t xml:space="preserve">200</w:t>
@@ -10074,8 +10076,8 @@
             <w:pPr>
               <w:pStyle w:val="Compact"/>
               <w:jc w:val="left"/>
-              <w:ind w:left="0" w:firstLine="0" w:right="0"/>
-              <w:spacing w:lineRule="auto" w:after="40" w:line="240" w:before="40"/>
+              <w:ind w:left="0" w:right="0" w:firstLine="0"/>
+              <w:spacing w:before="40" w:after="40" w:lineRule="auto" w:line="240"/>
             </w:pPr>
             <w:r>
               <w:t xml:space="preserve">185</w:t>
@@ -10088,8 +10090,8 @@
             <w:pPr>
               <w:pStyle w:val="Compact"/>
               <w:jc w:val="left"/>
-              <w:ind w:left="0" w:firstLine="0" w:right="0"/>
-              <w:spacing w:lineRule="auto" w:after="40" w:line="240" w:before="40"/>
+              <w:ind w:left="0" w:right="0" w:firstLine="0"/>
+              <w:spacing w:before="40" w:after="40" w:lineRule="auto" w:line="240"/>
             </w:pPr>
             <w:r>
               <w:t xml:space="preserve">Pass</w:t>
@@ -10104,8 +10106,8 @@
             <w:pPr>
               <w:pStyle w:val="Compact"/>
               <w:jc w:val="left"/>
-              <w:ind w:left="0" w:firstLine="0" w:right="0"/>
-              <w:spacing w:lineRule="auto" w:after="40" w:line="240" w:before="40"/>
+              <w:ind w:left="0" w:right="0" w:firstLine="0"/>
+              <w:spacing w:before="40" w:after="40" w:lineRule="auto" w:line="240"/>
             </w:pPr>
             <w:r>
               <w:t xml:space="preserve">Throughput (req/s)</w:t>
@@ -10118,8 +10120,8 @@
             <w:pPr>
               <w:pStyle w:val="Compact"/>
               <w:jc w:val="left"/>
-              <w:ind w:left="0" w:firstLine="0" w:right="0"/>
-              <w:spacing w:lineRule="auto" w:after="40" w:line="240" w:before="40"/>
+              <w:ind w:left="0" w:right="0" w:firstLine="0"/>
+              <w:spacing w:before="40" w:after="40" w:lineRule="auto" w:line="240"/>
             </w:pPr>
             <w:r>
               <w:t xml:space="preserve">1000</w:t>
@@ -10132,8 +10134,8 @@
             <w:pPr>
               <w:pStyle w:val="Compact"/>
               <w:jc w:val="left"/>
-              <w:ind w:left="0" w:firstLine="0" w:right="0"/>
-              <w:spacing w:lineRule="auto" w:after="40" w:line="240" w:before="40"/>
+              <w:ind w:left="0" w:right="0" w:firstLine="0"/>
+              <w:spacing w:before="40" w:after="40" w:lineRule="auto" w:line="240"/>
             </w:pPr>
             <w:r>
               <w:t xml:space="preserve">1120</w:t>
@@ -10146,8 +10148,8 @@
             <w:pPr>
               <w:pStyle w:val="Compact"/>
               <w:jc w:val="left"/>
-              <w:ind w:left="0" w:firstLine="0" w:right="0"/>
-              <w:spacing w:lineRule="auto" w:after="40" w:line="240" w:before="40"/>
+              <w:ind w:left="0" w:right="0" w:firstLine="0"/>
+              <w:spacing w:before="40" w:after="40" w:lineRule="auto" w:line="240"/>
             </w:pPr>
             <w:r>
               <w:t xml:space="preserve">Pass</w:t>
@@ -10162,8 +10164,8 @@
             <w:pPr>
               <w:pStyle w:val="Compact"/>
               <w:jc w:val="left"/>
-              <w:ind w:left="0" w:firstLine="0" w:right="0"/>
-              <w:spacing w:lineRule="auto" w:after="40" w:line="240" w:before="40"/>
+              <w:ind w:left="0" w:right="0" w:firstLine="0"/>
+              <w:spacing w:before="40" w:after="40" w:lineRule="auto" w:line="240"/>
             </w:pPr>
             <w:r>
               <w:t xml:space="preserve">Error rate (%)</w:t>
@@ -10176,8 +10178,8 @@
             <w:pPr>
               <w:pStyle w:val="Compact"/>
               <w:jc w:val="left"/>
-              <w:ind w:left="0" w:firstLine="0" w:right="0"/>
-              <w:spacing w:lineRule="auto" w:after="40" w:line="240" w:before="40"/>
+              <w:ind w:left="0" w:right="0" w:firstLine="0"/>
+              <w:spacing w:before="40" w:after="40" w:lineRule="auto" w:line="240"/>
             </w:pPr>
             <w:r>
               <w:t xml:space="preserve">1.0</w:t>
@@ -10190,8 +10192,8 @@
             <w:pPr>
               <w:pStyle w:val="Compact"/>
               <w:jc w:val="left"/>
-              <w:ind w:left="0" w:firstLine="0" w:right="0"/>
-              <w:spacing w:lineRule="auto" w:after="40" w:line="240" w:before="40"/>
+              <w:ind w:left="0" w:right="0" w:firstLine="0"/>
+              <w:spacing w:before="40" w:after="40" w:lineRule="auto" w:line="240"/>
             </w:pPr>
             <w:r>
               <w:t xml:space="preserve">0.3</w:t>
@@ -10204,8 +10206,8 @@
             <w:pPr>
               <w:pStyle w:val="Compact"/>
               <w:jc w:val="left"/>
-              <w:ind w:left="0" w:firstLine="0" w:right="0"/>
-              <w:spacing w:lineRule="auto" w:after="40" w:line="240" w:before="40"/>
+              <w:ind w:left="0" w:right="0" w:firstLine="0"/>
+              <w:spacing w:before="40" w:after="40" w:lineRule="auto" w:line="240"/>
             </w:pPr>
             <w:r>
               <w:t xml:space="preserve">Pass</w:t>
@@ -10220,8 +10222,8 @@
             <w:pPr>
               <w:pStyle w:val="Compact"/>
               <w:jc w:val="left"/>
-              <w:ind w:left="0" w:firstLine="0" w:right="0"/>
-              <w:spacing w:lineRule="auto" w:after="40" w:line="240" w:before="40"/>
+              <w:ind w:left="0" w:right="0" w:firstLine="0"/>
+              <w:spacing w:before="40" w:after="40" w:lineRule="auto" w:line="240"/>
             </w:pPr>
             <w:r>
               <w:t xml:space="preserve">Memory usage (MB)</w:t>
@@ -10234,8 +10236,8 @@
             <w:pPr>
               <w:pStyle w:val="Compact"/>
               <w:jc w:val="left"/>
-              <w:ind w:left="0" w:firstLine="0" w:right="0"/>
-              <w:spacing w:lineRule="auto" w:after="40" w:line="240" w:before="40"/>
+              <w:ind w:left="0" w:right="0" w:firstLine="0"/>
+              <w:spacing w:before="40" w:after="40" w:lineRule="auto" w:line="240"/>
             </w:pPr>
             <w:r>
               <w:t xml:space="preserve">512</w:t>
@@ -10248,8 +10250,8 @@
             <w:pPr>
               <w:pStyle w:val="Compact"/>
               <w:jc w:val="left"/>
-              <w:ind w:left="0" w:firstLine="0" w:right="0"/>
-              <w:spacing w:lineRule="auto" w:after="40" w:line="240" w:before="40"/>
+              <w:ind w:left="0" w:right="0" w:firstLine="0"/>
+              <w:spacing w:before="40" w:after="40" w:lineRule="auto" w:line="240"/>
             </w:pPr>
             <w:r>
               <w:t xml:space="preserve">487</w:t>
@@ -10262,8 +10264,8 @@
             <w:pPr>
               <w:pStyle w:val="Compact"/>
               <w:jc w:val="left"/>
-              <w:ind w:left="0" w:firstLine="0" w:right="0"/>
-              <w:spacing w:lineRule="auto" w:after="40" w:line="240" w:before="40"/>
+              <w:ind w:left="0" w:right="0" w:firstLine="0"/>
+              <w:spacing w:before="40" w:after="40" w:lineRule="auto" w:line="240"/>
             </w:pPr>
             <w:r>
               <w:t xml:space="preserve">Pass</w:t>
@@ -10288,12 +10290,12 @@
     </w:p>
     <w:p>
       <w:pPr>
-        <w:spacing w:lineRule="exact" w:line="20" w:before="0" w:after="0"/>
+        <w:spacing w:line="20" w:lineRule="exact" w:after="0" w:before="0"/>
         <w:rPr>
           <w:sz w:val="2"/>
         </w:rPr>
       </w:pPr>
-      <w:bookmarkStart w:id="92378" w:name="listing-lst-init"/>
+      <w:bookmarkStart w:name="listing-lst-init" w:id="92378"/>
       <w:bookmarkEnd w:id="92378"/>
     </w:p>
     <w:p>
@@ -10435,8 +10437,8 @@
       </w:pPr>
       <w:pPr>
         <w:tabs>
-          <w:tab w:pos="4680" w:val="center"/>
-          <w:tab w:pos="9360" w:val="right"/>
+          <w:tab w:val="center" w:pos="4680"/>
+          <w:tab w:val="right" w:pos="9360"/>
         </w:tabs>
       </w:pPr>
       <w:r>
@@ -10549,7 +10551,7 @@
       <w:r>
         <w:tab/>
       </w:r>
-      <w:bookmarkStart w:id="22083" w:name="math-eq-latency"/>
+      <w:bookmarkStart w:name="math-eq-latency" w:id="22083"/>
       <w:r>
         <w:t>(</w:t>
       </w:r>
@@ -11369,12 +11371,12 @@
     </w:p>
     <w:p>
       <w:pPr>
-        <w:spacing w:lineRule="exact" w:line="20" w:before="0" w:after="0"/>
+        <w:spacing w:line="20" w:lineRule="exact" w:after="0" w:before="0"/>
         <w:rPr>
           <w:sz w:val="2"/>
         </w:rPr>
       </w:pPr>
-      <w:bookmarkStart w:id="68857" w:name="csv-tbl-xref-selectors"/>
+      <w:bookmarkStart w:name="csv-tbl-xref-selectors" w:id="68857"/>
       <w:bookmarkEnd w:id="68857"/>
     </w:p>
     <w:p>
@@ -11411,12 +11413,12 @@
         <w:tblLook w:firstRow="1" w:lastRow="0" w:firstColumn="0" w:lastColumn="0" w:noHBand="0" w:noVBand="0" w:val="0020"/>
         <w:jc w:val="start"/>
         <w:tblBorders>
-          <w:top w:color="000000" w:sz="6" w:val="single" w:space="0"/>
-          <w:left w:color="000000" w:sz="6" w:val="single" w:space="0"/>
-          <w:bottom w:color="000000" w:sz="6" w:val="single" w:space="0"/>
-          <w:right w:color="000000" w:sz="6" w:val="single" w:space="0"/>
-          <w:insideH w:color="000000" w:sz="6" w:val="single" w:space="0"/>
-          <w:insideV w:color="000000" w:sz="6" w:val="single" w:space="0"/>
+          <w:top w:color="000000" w:val="single" w:space="0" w:sz="6"/>
+          <w:left w:color="000000" w:val="single" w:space="0" w:sz="6"/>
+          <w:bottom w:color="000000" w:val="single" w:space="0" w:sz="6"/>
+          <w:right w:color="000000" w:val="single" w:space="0" w:sz="6"/>
+          <w:insideH w:color="000000" w:val="single" w:space="0" w:sz="6"/>
+          <w:insideV w:color="000000" w:val="single" w:space="0" w:sz="6"/>
         </w:tblBorders>
         <w:tblCellMar>
           <w:top w:type="dxa" w:w="57"/>
@@ -11442,8 +11444,8 @@
             <w:pPr>
               <w:pStyle w:val="Compact"/>
               <w:jc w:val="left"/>
-              <w:ind w:left="0" w:firstLine="0" w:right="0"/>
-              <w:spacing w:lineRule="auto" w:after="40" w:line="240" w:before="40"/>
+              <w:ind w:left="0" w:right="0" w:firstLine="0"/>
+              <w:spacing w:before="40" w:after="40" w:lineRule="auto" w:line="240"/>
             </w:pPr>
             <w:r>
               <w:rPr>
@@ -11461,8 +11463,8 @@
             <w:pPr>
               <w:pStyle w:val="Compact"/>
               <w:jc w:val="left"/>
-              <w:ind w:left="0" w:firstLine="0" w:right="0"/>
-              <w:spacing w:lineRule="auto" w:after="40" w:line="240" w:before="40"/>
+              <w:ind w:left="0" w:right="0" w:firstLine="0"/>
+              <w:spacing w:before="40" w:after="40" w:lineRule="auto" w:line="240"/>
             </w:pPr>
             <w:r>
               <w:rPr>
@@ -11480,8 +11482,8 @@
             <w:pPr>
               <w:pStyle w:val="Compact"/>
               <w:jc w:val="left"/>
-              <w:ind w:left="0" w:firstLine="0" w:right="0"/>
-              <w:spacing w:lineRule="auto" w:after="40" w:line="240" w:before="40"/>
+              <w:ind w:left="0" w:right="0" w:firstLine="0"/>
+              <w:spacing w:before="40" w:after="40" w:lineRule="auto" w:line="240"/>
             </w:pPr>
             <w:r>
               <w:rPr>
@@ -11499,8 +11501,8 @@
             <w:pPr>
               <w:pStyle w:val="Compact"/>
               <w:jc w:val="left"/>
-              <w:ind w:left="0" w:firstLine="0" w:right="0"/>
-              <w:spacing w:lineRule="auto" w:after="40" w:line="240" w:before="40"/>
+              <w:ind w:left="0" w:right="0" w:firstLine="0"/>
+              <w:spacing w:before="40" w:after="40" w:lineRule="auto" w:line="240"/>
             </w:pPr>
             <w:r>
               <w:rPr>
@@ -11522,8 +11524,8 @@
             <w:pPr>
               <w:pStyle w:val="Compact"/>
               <w:jc w:val="left"/>
-              <w:ind w:left="0" w:firstLine="0" w:right="0"/>
-              <w:spacing w:lineRule="auto" w:after="40" w:line="240" w:before="40"/>
+              <w:ind w:left="0" w:right="0" w:firstLine="0"/>
+              <w:spacing w:before="40" w:after="40" w:lineRule="auto" w:line="240"/>
             </w:pPr>
             <w:r>
               <w:rPr>
@@ -11539,8 +11541,8 @@
             <w:pPr>
               <w:pStyle w:val="Compact"/>
               <w:jc w:val="left"/>
-              <w:ind w:left="0" w:firstLine="0" w:right="0"/>
-              <w:spacing w:lineRule="auto" w:after="40" w:line="240" w:before="40"/>
+              <w:ind w:left="0" w:right="0" w:firstLine="0"/>
+              <w:spacing w:before="40" w:after="40" w:lineRule="auto" w:line="240"/>
             </w:pPr>
             <w:r>
               <w:t xml:space="preserve">Exact PID lookup. Same-spec first, then cross-document fallback. Never ambiguous.</w:t>
@@ -11555,8 +11557,8 @@
             <w:pPr>
               <w:pStyle w:val="Compact"/>
               <w:jc w:val="left"/>
-              <w:ind w:left="0" w:firstLine="0" w:right="0"/>
-              <w:spacing w:lineRule="auto" w:after="40" w:line="240" w:before="40"/>
+              <w:ind w:left="0" w:right="0" w:firstLine="0"/>
+              <w:spacing w:before="40" w:after="40" w:lineRule="auto" w:line="240"/>
             </w:pPr>
             <w:r>
               <w:rPr>
@@ -11578,8 +11580,8 @@
             <w:pPr>
               <w:pStyle w:val="Compact"/>
               <w:jc w:val="left"/>
-              <w:ind w:left="0" w:firstLine="0" w:right="0"/>
-              <w:spacing w:lineRule="auto" w:after="40" w:line="240" w:before="40"/>
+              <w:ind w:left="0" w:right="0" w:firstLine="0"/>
+              <w:spacing w:before="40" w:after="40" w:lineRule="auto" w:line="240"/>
             </w:pPr>
             <w:r>
               <w:rPr>
@@ -11595,8 +11597,8 @@
             <w:pPr>
               <w:pStyle w:val="Compact"/>
               <w:jc w:val="left"/>
-              <w:ind w:left="0" w:firstLine="0" w:right="0"/>
-              <w:spacing w:lineRule="auto" w:after="40" w:line="240" w:before="40"/>
+              <w:ind w:left="0" w:right="0" w:firstLine="0"/>
+              <w:spacing w:before="40" w:after="40" w:lineRule="auto" w:line="240"/>
             </w:pPr>
             <w:r>
               <w:t xml:space="preserve">Scoped resolution: local scope, then same specification, then global. May be ambiguous if multiple matches at the same scope level.</w:t>
@@ -12176,12 +12178,12 @@
     </w:p>
     <w:p>
       <w:pPr>
-        <w:spacing w:lineRule="exact" w:line="20" w:before="0" w:after="0"/>
+        <w:spacing w:line="20" w:lineRule="exact" w:after="0" w:before="0"/>
         <w:rPr>
           <w:sz w:val="2"/>
         </w:rPr>
       </w:pPr>
-      <w:bookmarkStart w:id="9127" w:name="listing-src-bib-config"/>
+      <w:bookmarkStart w:name="listing-src-bib-config" w:id="9127"/>
       <w:bookmarkEnd w:id="9127"/>
     </w:p>
     <w:p>
@@ -12284,12 +12286,12 @@
     </w:p>
     <w:p>
       <w:pPr>
-        <w:spacing w:lineRule="exact" w:line="20" w:before="0" w:after="0"/>
+        <w:spacing w:line="20" w:lineRule="exact" w:after="0" w:before="0"/>
         <w:rPr>
           <w:sz w:val="2"/>
         </w:rPr>
       </w:pPr>
-      <w:bookmarkStart w:id="72833" w:name="listing-src-bib-file"/>
+      <w:bookmarkStart w:name="listing-src-bib-file" w:id="72833"/>
       <w:bookmarkEnd w:id="72833"/>
     </w:p>
     <w:p>
@@ -12581,12 +12583,12 @@
     </w:p>
     <w:p>
       <w:pPr>
-        <w:spacing w:lineRule="exact" w:line="20" w:before="0" w:after="0"/>
+        <w:spacing w:line="20" w:lineRule="exact" w:after="0" w:before="0"/>
         <w:rPr>
           <w:sz w:val="2"/>
         </w:rPr>
       </w:pPr>
-      <w:bookmarkStart w:id="25784" w:name="listing-src-citation-syntax"/>
+      <w:bookmarkStart w:name="listing-src-citation-syntax" w:id="25784"/>
       <w:bookmarkEnd w:id="25784"/>
     </w:p>
     <w:p>
@@ -13324,12 +13326,12 @@
     </w:p>
     <w:p>
       <w:pPr>
-        <w:spacing w:lineRule="exact" w:line="20" w:before="0" w:after="0"/>
+        <w:spacing w:line="20" w:lineRule="exact" w:after="0" w:before="0"/>
         <w:rPr>
           <w:sz w:val="2"/>
         </w:rPr>
       </w:pPr>
-      <w:bookmarkStart w:id="70967" w:name="listing-src-chart-gauss-syntax"/>
+      <w:bookmarkStart w:name="listing-src-chart-gauss-syntax" w:id="70967"/>
       <w:bookmarkEnd w:id="70967"/>
     </w:p>
     <w:p>
@@ -13673,12 +13675,12 @@
     </w:p>
     <w:p>
       <w:pPr>
-        <w:spacing w:lineRule="exact" w:line="20" w:before="0" w:after="0"/>
+        <w:spacing w:line="20" w:lineRule="exact" w:after="0" w:before="0"/>
         <w:rPr>
           <w:sz w:val="2"/>
         </w:rPr>
       </w:pPr>
-      <w:bookmarkStart w:id="1073" w:name="listing-src-basic-usage"/>
+      <w:bookmarkStart w:name="listing-src-basic-usage" w:id="1073"/>
       <w:bookmarkEnd w:id="1073"/>
     </w:p>
     <w:p>
@@ -13788,12 +13790,12 @@
     </w:p>
     <w:p>
       <w:pPr>
-        <w:spacing w:lineRule="exact" w:line="20" w:before="0" w:after="0"/>
+        <w:spacing w:line="20" w:lineRule="exact" w:after="0" w:before="0"/>
         <w:rPr>
           <w:sz w:val="2"/>
         </w:rPr>
       </w:pPr>
-      <w:bookmarkStart w:id="23843" w:name="csv-tbl-env-vars"/>
+      <w:bookmarkStart w:name="csv-tbl-env-vars" w:id="23843"/>
       <w:bookmarkEnd w:id="23843"/>
     </w:p>
     <w:p>
@@ -13830,12 +13832,12 @@
         <w:tblLook w:firstRow="1" w:lastRow="0" w:firstColumn="0" w:lastColumn="0" w:noHBand="0" w:noVBand="0" w:val="0020"/>
         <w:jc w:val="start"/>
         <w:tblBorders>
-          <w:top w:color="000000" w:sz="6" w:val="single" w:space="0"/>
-          <w:left w:color="000000" w:sz="6" w:val="single" w:space="0"/>
-          <w:bottom w:color="000000" w:sz="6" w:val="single" w:space="0"/>
-          <w:right w:color="000000" w:sz="6" w:val="single" w:space="0"/>
-          <w:insideH w:color="000000" w:sz="6" w:val="single" w:space="0"/>
-          <w:insideV w:color="000000" w:sz="6" w:val="single" w:space="0"/>
+          <w:top w:color="000000" w:val="single" w:space="0" w:sz="6"/>
+          <w:left w:color="000000" w:val="single" w:space="0" w:sz="6"/>
+          <w:bottom w:color="000000" w:val="single" w:space="0" w:sz="6"/>
+          <w:right w:color="000000" w:val="single" w:space="0" w:sz="6"/>
+          <w:insideH w:color="000000" w:val="single" w:space="0" w:sz="6"/>
+          <w:insideV w:color="000000" w:val="single" w:space="0" w:sz="6"/>
         </w:tblBorders>
         <w:tblCellMar>
           <w:top w:type="dxa" w:w="57"/>
@@ -13861,8 +13863,8 @@
             <w:pPr>
               <w:pStyle w:val="Compact"/>
               <w:jc w:val="left"/>
-              <w:ind w:left="0" w:firstLine="0" w:right="0"/>
-              <w:spacing w:lineRule="auto" w:after="40" w:line="240" w:before="40"/>
+              <w:ind w:left="0" w:right="0" w:firstLine="0"/>
+              <w:spacing w:before="40" w:after="40" w:lineRule="auto" w:line="240"/>
             </w:pPr>
             <w:r>
               <w:rPr>
@@ -13880,8 +13882,8 @@
             <w:pPr>
               <w:pStyle w:val="Compact"/>
               <w:jc w:val="left"/>
-              <w:ind w:left="0" w:firstLine="0" w:right="0"/>
-              <w:spacing w:lineRule="auto" w:after="40" w:line="240" w:before="40"/>
+              <w:ind w:left="0" w:right="0" w:firstLine="0"/>
+              <w:spacing w:before="40" w:after="40" w:lineRule="auto" w:line="240"/>
             </w:pPr>
             <w:r>
               <w:rPr>
@@ -13899,8 +13901,8 @@
             <w:pPr>
               <w:pStyle w:val="Compact"/>
               <w:jc w:val="left"/>
-              <w:ind w:left="0" w:firstLine="0" w:right="0"/>
-              <w:spacing w:lineRule="auto" w:after="40" w:line="240" w:before="40"/>
+              <w:ind w:left="0" w:right="0" w:firstLine="0"/>
+              <w:spacing w:before="40" w:after="40" w:lineRule="auto" w:line="240"/>
             </w:pPr>
             <w:r>
               <w:rPr>
@@ -13918,8 +13920,8 @@
             <w:pPr>
               <w:pStyle w:val="Compact"/>
               <w:jc w:val="left"/>
-              <w:ind w:left="0" w:firstLine="0" w:right="0"/>
-              <w:spacing w:lineRule="auto" w:after="40" w:line="240" w:before="40"/>
+              <w:ind w:left="0" w:right="0" w:firstLine="0"/>
+              <w:spacing w:before="40" w:after="40" w:lineRule="auto" w:line="240"/>
             </w:pPr>
             <w:r>
               <w:rPr>
@@ -13935,8 +13937,8 @@
             <w:pPr>
               <w:pStyle w:val="Compact"/>
               <w:jc w:val="left"/>
-              <w:ind w:left="0" w:firstLine="0" w:right="0"/>
-              <w:spacing w:lineRule="auto" w:after="40" w:line="240" w:before="40"/>
+              <w:ind w:left="0" w:right="0" w:firstLine="0"/>
+              <w:spacing w:before="40" w:after="40" w:lineRule="auto" w:line="240"/>
             </w:pPr>
             <w:r>
               <w:rPr>
@@ -13952,8 +13954,8 @@
             <w:pPr>
               <w:pStyle w:val="Compact"/>
               <w:jc w:val="left"/>
-              <w:ind w:left="0" w:firstLine="0" w:right="0"/>
-              <w:spacing w:lineRule="auto" w:after="40" w:line="240" w:before="40"/>
+              <w:ind w:left="0" w:right="0" w:firstLine="0"/>
+              <w:spacing w:before="40" w:after="40" w:lineRule="auto" w:line="240"/>
             </w:pPr>
             <w:r>
               <w:t xml:space="preserve">Override log level:</w:t>
@@ -14013,8 +14015,8 @@
             <w:pPr>
               <w:pStyle w:val="Compact"/>
               <w:jc w:val="left"/>
-              <w:ind w:left="0" w:firstLine="0" w:right="0"/>
-              <w:spacing w:lineRule="auto" w:after="40" w:line="240" w:before="40"/>
+              <w:ind w:left="0" w:right="0" w:firstLine="0"/>
+              <w:spacing w:before="40" w:after="40" w:lineRule="auto" w:line="240"/>
             </w:pPr>
             <w:r>
               <w:rPr>
@@ -14030,8 +14032,8 @@
             <w:pPr>
               <w:pStyle w:val="Compact"/>
               <w:jc w:val="left"/>
-              <w:ind w:left="0" w:firstLine="0" w:right="0"/>
-              <w:spacing w:lineRule="auto" w:after="40" w:line="240" w:before="40"/>
+              <w:ind w:left="0" w:right="0" w:firstLine="0"/>
+              <w:spacing w:before="40" w:after="40" w:lineRule="auto" w:line="240"/>
             </w:pPr>
             <w:r>
               <w:rPr>
@@ -14047,8 +14049,8 @@
             <w:pPr>
               <w:pStyle w:val="Compact"/>
               <w:jc w:val="left"/>
-              <w:ind w:left="0" w:firstLine="0" w:right="0"/>
-              <w:spacing w:lineRule="auto" w:after="40" w:line="240" w:before="40"/>
+              <w:ind w:left="0" w:right="0" w:firstLine="0"/>
+              <w:spacing w:before="40" w:after="40" w:lineRule="auto" w:line="240"/>
             </w:pPr>
             <w:r>
               <w:t xml:space="preserve">SpecCompiler installation root (model and binary lookup)</w:t>
@@ -14063,8 +14065,8 @@
             <w:pPr>
               <w:pStyle w:val="Compact"/>
               <w:jc w:val="left"/>
-              <w:ind w:left="0" w:firstLine="0" w:right="0"/>
-              <w:spacing w:lineRule="auto" w:after="40" w:line="240" w:before="40"/>
+              <w:ind w:left="0" w:right="0" w:firstLine="0"/>
+              <w:spacing w:before="40" w:after="40" w:lineRule="auto" w:line="240"/>
             </w:pPr>
             <w:r>
               <w:rPr>
@@ -14080,8 +14082,8 @@
             <w:pPr>
               <w:pStyle w:val="Compact"/>
               <w:jc w:val="left"/>
-              <w:ind w:left="0" w:firstLine="0" w:right="0"/>
-              <w:spacing w:lineRule="auto" w:after="40" w:line="240" w:before="40"/>
+              <w:ind w:left="0" w:right="0" w:firstLine="0"/>
+              <w:spacing w:before="40" w:after="40" w:lineRule="auto" w:line="240"/>
             </w:pPr>
             <w:r>
               <w:rPr>
@@ -14097,8 +14099,8 @@
             <w:pPr>
               <w:pStyle w:val="Compact"/>
               <w:jc w:val="left"/>
-              <w:ind w:left="0" w:firstLine="0" w:right="0"/>
-              <w:spacing w:lineRule="auto" w:after="40" w:line="240" w:before="40"/>
+              <w:ind w:left="0" w:right="0" w:firstLine="0"/>
+              <w:spacing w:before="40" w:after="40" w:lineRule="auto" w:line="240"/>
             </w:pPr>
             <w:r>
               <w:t xml:space="preserve">Distribution root (used internally for external renderers)</w:t>
@@ -14113,8 +14115,8 @@
             <w:pPr>
               <w:pStyle w:val="Compact"/>
               <w:jc w:val="left"/>
-              <w:ind w:left="0" w:firstLine="0" w:right="0"/>
-              <w:spacing w:lineRule="auto" w:after="40" w:line="240" w:before="40"/>
+              <w:ind w:left="0" w:right="0" w:firstLine="0"/>
+              <w:spacing w:before="40" w:after="40" w:lineRule="auto" w:line="240"/>
             </w:pPr>
             <w:r>
               <w:rPr>
@@ -14130,8 +14132,8 @@
             <w:pPr>
               <w:pStyle w:val="Compact"/>
               <w:jc w:val="left"/>
-              <w:ind w:left="0" w:firstLine="0" w:right="0"/>
-              <w:spacing w:lineRule="auto" w:after="40" w:line="240" w:before="40"/>
+              <w:ind w:left="0" w:right="0" w:firstLine="0"/>
+              <w:spacing w:before="40" w:after="40" w:lineRule="auto" w:line="240"/>
             </w:pPr>
             <w:r>
               <w:rPr>
@@ -14147,8 +14149,8 @@
             <w:pPr>
               <w:pStyle w:val="Compact"/>
               <w:jc w:val="left"/>
-              <w:ind w:left="0" w:firstLine="0" w:right="0"/>
-              <w:spacing w:lineRule="auto" w:after="40" w:line="240" w:before="40"/>
+              <w:ind w:left="0" w:right="0" w:firstLine="0"/>
+              <w:spacing w:before="40" w:after="40" w:lineRule="auto" w:line="240"/>
             </w:pPr>
             <w:r>
               <w:t xml:space="preserve">Docker image reference (overrides default in wrapper)</w:t>
@@ -14163,8 +14165,8 @@
             <w:pPr>
               <w:pStyle w:val="Compact"/>
               <w:jc w:val="left"/>
-              <w:ind w:left="0" w:firstLine="0" w:right="0"/>
-              <w:spacing w:lineRule="auto" w:after="40" w:line="240" w:before="40"/>
+              <w:ind w:left="0" w:right="0" w:firstLine="0"/>
+              <w:spacing w:before="40" w:after="40" w:lineRule="auto" w:line="240"/>
             </w:pPr>
             <w:r>
               <w:rPr>
@@ -14180,8 +14182,8 @@
             <w:pPr>
               <w:pStyle w:val="Compact"/>
               <w:jc w:val="left"/>
-              <w:ind w:left="0" w:firstLine="0" w:right="0"/>
-              <w:spacing w:lineRule="auto" w:after="40" w:line="240" w:before="40"/>
+              <w:ind w:left="0" w:right="0" w:firstLine="0"/>
+              <w:spacing w:before="40" w:after="40" w:lineRule="auto" w:line="240"/>
             </w:pPr>
             <w:r>
               <w:t xml:space="preserve">(unset)</w:t>
@@ -14194,8 +14196,8 @@
             <w:pPr>
               <w:pStyle w:val="Compact"/>
               <w:jc w:val="left"/>
-              <w:ind w:left="0" w:firstLine="0" w:right="0"/>
-              <w:spacing w:lineRule="auto" w:after="40" w:line="240" w:before="40"/>
+              <w:ind w:left="0" w:right="0" w:firstLine="0"/>
+              <w:spacing w:before="40" w:after="40" w:lineRule="auto" w:line="240"/>
             </w:pPr>
             <w:r>
               <w:t xml:space="preserve">Disable ANSI color codes in output</w:t>
@@ -14220,12 +14222,12 @@
     </w:p>
     <w:p>
       <w:pPr>
-        <w:spacing w:lineRule="exact" w:line="20" w:before="0" w:after="0"/>
+        <w:spacing w:line="20" w:lineRule="exact" w:after="0" w:before="0"/>
         <w:rPr>
           <w:sz w:val="2"/>
         </w:rPr>
       </w:pPr>
-      <w:bookmarkStart w:id="82958" w:name="csv-tbl-exit-codes"/>
+      <w:bookmarkStart w:name="csv-tbl-exit-codes" w:id="82958"/>
       <w:bookmarkEnd w:id="82958"/>
     </w:p>
     <w:p>
@@ -14262,12 +14264,12 @@
         <w:tblLook w:firstRow="1" w:lastRow="0" w:firstColumn="0" w:lastColumn="0" w:noHBand="0" w:noVBand="0" w:val="0020"/>
         <w:jc w:val="start"/>
         <w:tblBorders>
-          <w:top w:color="000000" w:sz="6" w:val="single" w:space="0"/>
-          <w:left w:color="000000" w:sz="6" w:val="single" w:space="0"/>
-          <w:bottom w:color="000000" w:sz="6" w:val="single" w:space="0"/>
-          <w:right w:color="000000" w:sz="6" w:val="single" w:space="0"/>
-          <w:insideH w:color="000000" w:sz="6" w:val="single" w:space="0"/>
-          <w:insideV w:color="000000" w:sz="6" w:val="single" w:space="0"/>
+          <w:top w:color="000000" w:val="single" w:space="0" w:sz="6"/>
+          <w:left w:color="000000" w:val="single" w:space="0" w:sz="6"/>
+          <w:bottom w:color="000000" w:val="single" w:space="0" w:sz="6"/>
+          <w:right w:color="000000" w:val="single" w:space="0" w:sz="6"/>
+          <w:insideH w:color="000000" w:val="single" w:space="0" w:sz="6"/>
+          <w:insideV w:color="000000" w:val="single" w:space="0" w:sz="6"/>
         </w:tblBorders>
         <w:tblCellMar>
           <w:top w:type="dxa" w:w="57"/>
@@ -14292,8 +14294,8 @@
             <w:pPr>
               <w:pStyle w:val="Compact"/>
               <w:jc w:val="left"/>
-              <w:ind w:left="0" w:firstLine="0" w:right="0"/>
-              <w:spacing w:lineRule="auto" w:after="40" w:line="240" w:before="40"/>
+              <w:ind w:left="0" w:right="0" w:firstLine="0"/>
+              <w:spacing w:before="40" w:after="40" w:lineRule="auto" w:line="240"/>
             </w:pPr>
             <w:r>
               <w:rPr>
@@ -14311,8 +14313,8 @@
             <w:pPr>
               <w:pStyle w:val="Compact"/>
               <w:jc w:val="left"/>
-              <w:ind w:left="0" w:firstLine="0" w:right="0"/>
-              <w:spacing w:lineRule="auto" w:after="40" w:line="240" w:before="40"/>
+              <w:ind w:left="0" w:right="0" w:firstLine="0"/>
+              <w:spacing w:before="40" w:after="40" w:lineRule="auto" w:line="240"/>
             </w:pPr>
             <w:r>
               <w:rPr>
@@ -14330,8 +14332,8 @@
             <w:pPr>
               <w:pStyle w:val="Compact"/>
               <w:jc w:val="left"/>
-              <w:ind w:left="0" w:firstLine="0" w:right="0"/>
-              <w:spacing w:lineRule="auto" w:after="40" w:line="240" w:before="40"/>
+              <w:ind w:left="0" w:right="0" w:firstLine="0"/>
+              <w:spacing w:before="40" w:after="40" w:lineRule="auto" w:line="240"/>
             </w:pPr>
             <w:r>
               <w:t xml:space="preserve">0</w:t>
@@ -14344,8 +14346,8 @@
             <w:pPr>
               <w:pStyle w:val="Compact"/>
               <w:jc w:val="left"/>
-              <w:ind w:left="0" w:firstLine="0" w:right="0"/>
-              <w:spacing w:lineRule="auto" w:after="40" w:line="240" w:before="40"/>
+              <w:ind w:left="0" w:right="0" w:firstLine="0"/>
+              <w:spacing w:before="40" w:after="40" w:lineRule="auto" w:line="240"/>
             </w:pPr>
             <w:r>
               <w:t xml:space="preserve">Success: all documents processed and outputs generated</w:t>
@@ -14360,8 +14362,8 @@
             <w:pPr>
               <w:pStyle w:val="Compact"/>
               <w:jc w:val="left"/>
-              <w:ind w:left="0" w:firstLine="0" w:right="0"/>
-              <w:spacing w:lineRule="auto" w:after="40" w:line="240" w:before="40"/>
+              <w:ind w:left="0" w:right="0" w:firstLine="0"/>
+              <w:spacing w:before="40" w:after="40" w:lineRule="auto" w:line="240"/>
             </w:pPr>
             <w:r>
               <w:t xml:space="preserve">1</w:t>
@@ -14374,8 +14376,8 @@
             <w:pPr>
               <w:pStyle w:val="Compact"/>
               <w:jc w:val="left"/>
-              <w:ind w:left="0" w:firstLine="0" w:right="0"/>
-              <w:spacing w:lineRule="auto" w:after="40" w:line="240" w:before="40"/>
+              <w:ind w:left="0" w:right="0" w:firstLine="0"/>
+              <w:spacing w:before="40" w:after="40" w:lineRule="auto" w:line="240"/>
             </w:pPr>
             <w:r>
               <w:t xml:space="preserve">Failure: Docker unavailable or configuration or pipeline error</w:t>
@@ -14390,8 +14392,8 @@
             <w:pPr>
               <w:pStyle w:val="Compact"/>
               <w:jc w:val="left"/>
-              <w:ind w:left="0" w:firstLine="0" w:right="0"/>
-              <w:spacing w:lineRule="auto" w:after="40" w:line="240" w:before="40"/>
+              <w:ind w:left="0" w:right="0" w:firstLine="0"/>
+              <w:spacing w:before="40" w:after="40" w:lineRule="auto" w:line="240"/>
             </w:pPr>
             <w:r>
               <w:t xml:space="preserve">2</w:t>
@@ -14404,8 +14406,8 @@
             <w:pPr>
               <w:pStyle w:val="Compact"/>
               <w:jc w:val="left"/>
-              <w:ind w:left="0" w:firstLine="0" w:right="0"/>
-              <w:spacing w:lineRule="auto" w:after="40" w:line="240" w:before="40"/>
+              <w:ind w:left="0" w:right="0" w:firstLine="0"/>
+              <w:spacing w:before="40" w:after="40" w:lineRule="auto" w:line="240"/>
             </w:pPr>
             <w:r>
               <w:t xml:space="preserve">Blocking diagnostics: analysis reported one or more errors</w:t>
@@ -14575,12 +14577,12 @@
     </w:p>
     <w:p>
       <w:pPr>
-        <w:spacing w:lineRule="exact" w:line="20" w:before="0" w:after="0"/>
+        <w:spacing w:line="20" w:lineRule="exact" w:after="0" w:before="0"/>
         <w:rPr>
           <w:sz w:val="2"/>
         </w:rPr>
       </w:pPr>
-      <w:bookmarkStart w:id="92230" w:name="csv-tbl-html5-options"/>
+      <w:bookmarkStart w:name="csv-tbl-html5-options" w:id="92230"/>
       <w:bookmarkEnd w:id="92230"/>
     </w:p>
     <w:p>
@@ -14617,12 +14619,12 @@
         <w:tblLook w:firstRow="1" w:lastRow="0" w:firstColumn="0" w:lastColumn="0" w:noHBand="0" w:noVBand="0" w:val="0020"/>
         <w:jc w:val="start"/>
         <w:tblBorders>
-          <w:top w:color="000000" w:sz="6" w:val="single" w:space="0"/>
-          <w:left w:color="000000" w:sz="6" w:val="single" w:space="0"/>
-          <w:bottom w:color="000000" w:sz="6" w:val="single" w:space="0"/>
-          <w:right w:color="000000" w:sz="6" w:val="single" w:space="0"/>
-          <w:insideH w:color="000000" w:sz="6" w:val="single" w:space="0"/>
-          <w:insideV w:color="000000" w:sz="6" w:val="single" w:space="0"/>
+          <w:top w:color="000000" w:val="single" w:space="0" w:sz="6"/>
+          <w:left w:color="000000" w:val="single" w:space="0" w:sz="6"/>
+          <w:bottom w:color="000000" w:val="single" w:space="0" w:sz="6"/>
+          <w:right w:color="000000" w:val="single" w:space="0" w:sz="6"/>
+          <w:insideH w:color="000000" w:val="single" w:space="0" w:sz="6"/>
+          <w:insideV w:color="000000" w:val="single" w:space="0" w:sz="6"/>
         </w:tblBorders>
         <w:tblCellMar>
           <w:top w:type="dxa" w:w="57"/>
@@ -14649,8 +14651,8 @@
             <w:pPr>
               <w:pStyle w:val="Compact"/>
               <w:jc w:val="left"/>
-              <w:ind w:left="0" w:firstLine="0" w:right="0"/>
-              <w:spacing w:lineRule="auto" w:after="40" w:line="240" w:before="40"/>
+              <w:ind w:left="0" w:right="0" w:firstLine="0"/>
+              <w:spacing w:before="40" w:after="40" w:lineRule="auto" w:line="240"/>
             </w:pPr>
             <w:r>
               <w:rPr>
@@ -14668,8 +14670,8 @@
             <w:pPr>
               <w:pStyle w:val="Compact"/>
               <w:jc w:val="left"/>
-              <w:ind w:left="0" w:firstLine="0" w:right="0"/>
-              <w:spacing w:lineRule="auto" w:after="40" w:line="240" w:before="40"/>
+              <w:ind w:left="0" w:right="0" w:firstLine="0"/>
+              <w:spacing w:before="40" w:after="40" w:lineRule="auto" w:line="240"/>
             </w:pPr>
             <w:r>
               <w:rPr>
@@ -14687,8 +14689,8 @@
             <w:pPr>
               <w:pStyle w:val="Compact"/>
               <w:jc w:val="left"/>
-              <w:ind w:left="0" w:firstLine="0" w:right="0"/>
-              <w:spacing w:lineRule="auto" w:after="40" w:line="240" w:before="40"/>
+              <w:ind w:left="0" w:right="0" w:firstLine="0"/>
+              <w:spacing w:before="40" w:after="40" w:lineRule="auto" w:line="240"/>
             </w:pPr>
             <w:r>
               <w:rPr>
@@ -14706,8 +14708,8 @@
             <w:pPr>
               <w:pStyle w:val="Compact"/>
               <w:jc w:val="left"/>
-              <w:ind w:left="0" w:firstLine="0" w:right="0"/>
-              <w:spacing w:lineRule="auto" w:after="40" w:line="240" w:before="40"/>
+              <w:ind w:left="0" w:right="0" w:firstLine="0"/>
+              <w:spacing w:before="40" w:after="40" w:lineRule="auto" w:line="240"/>
             </w:pPr>
             <w:r>
               <w:rPr>
@@ -14725,8 +14727,8 @@
             <w:pPr>
               <w:pStyle w:val="Compact"/>
               <w:jc w:val="left"/>
-              <w:ind w:left="0" w:firstLine="0" w:right="0"/>
-              <w:spacing w:lineRule="auto" w:after="40" w:line="240" w:before="40"/>
+              <w:ind w:left="0" w:right="0" w:firstLine="0"/>
+              <w:spacing w:before="40" w:after="40" w:lineRule="auto" w:line="240"/>
             </w:pPr>
             <w:r>
               <w:rPr>
@@ -14742,8 +14744,8 @@
             <w:pPr>
               <w:pStyle w:val="Compact"/>
               <w:jc w:val="left"/>
-              <w:ind w:left="0" w:firstLine="0" w:right="0"/>
-              <w:spacing w:lineRule="auto" w:after="40" w:line="240" w:before="40"/>
+              <w:ind w:left="0" w:right="0" w:firstLine="0"/>
+              <w:spacing w:before="40" w:after="40" w:lineRule="auto" w:line="240"/>
             </w:pPr>
             <w:r>
               <w:t xml:space="preserve">boolean</w:t>
@@ -14756,8 +14758,8 @@
             <w:pPr>
               <w:pStyle w:val="Compact"/>
               <w:jc w:val="left"/>
-              <w:ind w:left="0" w:firstLine="0" w:right="0"/>
-              <w:spacing w:lineRule="auto" w:after="40" w:line="240" w:before="40"/>
+              <w:ind w:left="0" w:right="0" w:firstLine="0"/>
+              <w:spacing w:before="40" w:after="40" w:lineRule="auto" w:line="240"/>
             </w:pPr>
             <w:r>
               <w:t xml:space="preserve">false</w:t>
@@ -14770,8 +14772,8 @@
             <w:pPr>
               <w:pStyle w:val="Compact"/>
               <w:jc w:val="left"/>
-              <w:ind w:left="0" w:firstLine="0" w:right="0"/>
-              <w:spacing w:lineRule="auto" w:after="40" w:line="240" w:before="40"/>
+              <w:ind w:left="0" w:right="0" w:firstLine="0"/>
+              <w:spacing w:before="40" w:after="40" w:lineRule="auto" w:line="240"/>
             </w:pPr>
             <w:r>
               <w:t xml:space="preserve">Add section numbering</w:t>
@@ -14786,8 +14788,8 @@
             <w:pPr>
               <w:pStyle w:val="Compact"/>
               <w:jc w:val="left"/>
-              <w:ind w:left="0" w:firstLine="0" w:right="0"/>
-              <w:spacing w:lineRule="auto" w:after="40" w:line="240" w:before="40"/>
+              <w:ind w:left="0" w:right="0" w:firstLine="0"/>
+              <w:spacing w:before="40" w:after="40" w:lineRule="auto" w:line="240"/>
             </w:pPr>
             <w:r>
               <w:rPr>
@@ -14803,8 +14805,8 @@
             <w:pPr>
               <w:pStyle w:val="Compact"/>
               <w:jc w:val="left"/>
-              <w:ind w:left="0" w:firstLine="0" w:right="0"/>
-              <w:spacing w:lineRule="auto" w:after="40" w:line="240" w:before="40"/>
+              <w:ind w:left="0" w:right="0" w:firstLine="0"/>
+              <w:spacing w:before="40" w:after="40" w:lineRule="auto" w:line="240"/>
             </w:pPr>
             <w:r>
               <w:t xml:space="preserve">boolean</w:t>
@@ -14817,8 +14819,8 @@
             <w:pPr>
               <w:pStyle w:val="Compact"/>
               <w:jc w:val="left"/>
-              <w:ind w:left="0" w:firstLine="0" w:right="0"/>
-              <w:spacing w:lineRule="auto" w:after="40" w:line="240" w:before="40"/>
+              <w:ind w:left="0" w:right="0" w:firstLine="0"/>
+              <w:spacing w:before="40" w:after="40" w:lineRule="auto" w:line="240"/>
             </w:pPr>
             <w:r>
               <w:t xml:space="preserve">false</w:t>
@@ -14831,8 +14833,8 @@
             <w:pPr>
               <w:pStyle w:val="Compact"/>
               <w:jc w:val="left"/>
-              <w:ind w:left="0" w:firstLine="0" w:right="0"/>
-              <w:spacing w:lineRule="auto" w:after="40" w:line="240" w:before="40"/>
+              <w:ind w:left="0" w:right="0" w:firstLine="0"/>
+              <w:spacing w:before="40" w:after="40" w:lineRule="auto" w:line="240"/>
             </w:pPr>
             <w:r>
               <w:t xml:space="preserve">Generate table of contents</w:t>
@@ -14847,8 +14849,8 @@
             <w:pPr>
               <w:pStyle w:val="Compact"/>
               <w:jc w:val="left"/>
-              <w:ind w:left="0" w:firstLine="0" w:right="0"/>
-              <w:spacing w:lineRule="auto" w:after="40" w:line="240" w:before="40"/>
+              <w:ind w:left="0" w:right="0" w:firstLine="0"/>
+              <w:spacing w:before="40" w:after="40" w:lineRule="auto" w:line="240"/>
             </w:pPr>
             <w:r>
               <w:rPr>
@@ -14864,8 +14866,8 @@
             <w:pPr>
               <w:pStyle w:val="Compact"/>
               <w:jc w:val="left"/>
-              <w:ind w:left="0" w:firstLine="0" w:right="0"/>
-              <w:spacing w:lineRule="auto" w:after="40" w:line="240" w:before="40"/>
+              <w:ind w:left="0" w:right="0" w:firstLine="0"/>
+              <w:spacing w:before="40" w:after="40" w:lineRule="auto" w:line="240"/>
             </w:pPr>
             <w:r>
               <w:t xml:space="preserve">integer</w:t>
@@ -14878,8 +14880,8 @@
             <w:pPr>
               <w:pStyle w:val="Compact"/>
               <w:jc w:val="left"/>
-              <w:ind w:left="0" w:firstLine="0" w:right="0"/>
-              <w:spacing w:lineRule="auto" w:after="40" w:line="240" w:before="40"/>
+              <w:ind w:left="0" w:right="0" w:firstLine="0"/>
+              <w:spacing w:before="40" w:after="40" w:lineRule="auto" w:line="240"/>
             </w:pPr>
             <w:r>
               <w:t xml:space="preserve">3</w:t>
@@ -14892,8 +14894,8 @@
             <w:pPr>
               <w:pStyle w:val="Compact"/>
               <w:jc w:val="left"/>
-              <w:ind w:left="0" w:firstLine="0" w:right="0"/>
-              <w:spacing w:lineRule="auto" w:after="40" w:line="240" w:before="40"/>
+              <w:ind w:left="0" w:right="0" w:firstLine="0"/>
+              <w:spacing w:before="40" w:after="40" w:lineRule="auto" w:line="240"/>
             </w:pPr>
             <w:r>
               <w:t xml:space="preserve">Heading depth for TOC</w:t>
@@ -14908,8 +14910,8 @@
             <w:pPr>
               <w:pStyle w:val="Compact"/>
               <w:jc w:val="left"/>
-              <w:ind w:left="0" w:firstLine="0" w:right="0"/>
-              <w:spacing w:lineRule="auto" w:after="40" w:line="240" w:before="40"/>
+              <w:ind w:left="0" w:right="0" w:firstLine="0"/>
+              <w:spacing w:before="40" w:after="40" w:lineRule="auto" w:line="240"/>
             </w:pPr>
             <w:r>
               <w:rPr>
@@ -14925,8 +14927,8 @@
             <w:pPr>
               <w:pStyle w:val="Compact"/>
               <w:jc w:val="left"/>
-              <w:ind w:left="0" w:firstLine="0" w:right="0"/>
-              <w:spacing w:lineRule="auto" w:after="40" w:line="240" w:before="40"/>
+              <w:ind w:left="0" w:right="0" w:firstLine="0"/>
+              <w:spacing w:before="40" w:after="40" w:lineRule="auto" w:line="240"/>
             </w:pPr>
             <w:r>
               <w:t xml:space="preserve">boolean</w:t>
@@ -14939,8 +14941,8 @@
             <w:pPr>
               <w:pStyle w:val="Compact"/>
               <w:jc w:val="left"/>
-              <w:ind w:left="0" w:firstLine="0" w:right="0"/>
-              <w:spacing w:lineRule="auto" w:after="40" w:line="240" w:before="40"/>
+              <w:ind w:left="0" w:right="0" w:firstLine="0"/>
+              <w:spacing w:before="40" w:after="40" w:lineRule="auto" w:line="240"/>
             </w:pPr>
             <w:r>
               <w:t xml:space="preserve">false</w:t>
@@ -14953,8 +14955,8 @@
             <w:pPr>
               <w:pStyle w:val="Compact"/>
               <w:jc w:val="left"/>
-              <w:ind w:left="0" w:firstLine="0" w:right="0"/>
-              <w:spacing w:lineRule="auto" w:after="40" w:line="240" w:before="40"/>
+              <w:ind w:left="0" w:right="0" w:firstLine="0"/>
+              <w:spacing w:before="40" w:after="40" w:lineRule="auto" w:line="240"/>
             </w:pPr>
             <w:r>
               <w:t xml:space="preserve">Produce complete HTML document</w:t>
@@ -14969,8 +14971,8 @@
             <w:pPr>
               <w:pStyle w:val="Compact"/>
               <w:jc w:val="left"/>
-              <w:ind w:left="0" w:firstLine="0" w:right="0"/>
-              <w:spacing w:lineRule="auto" w:after="40" w:line="240" w:before="40"/>
+              <w:ind w:left="0" w:right="0" w:firstLine="0"/>
+              <w:spacing w:before="40" w:after="40" w:lineRule="auto" w:line="240"/>
             </w:pPr>
             <w:r>
               <w:rPr>
@@ -14986,8 +14988,8 @@
             <w:pPr>
               <w:pStyle w:val="Compact"/>
               <w:jc w:val="left"/>
-              <w:ind w:left="0" w:firstLine="0" w:right="0"/>
-              <w:spacing w:lineRule="auto" w:after="40" w:line="240" w:before="40"/>
+              <w:ind w:left="0" w:right="0" w:firstLine="0"/>
+              <w:spacing w:before="40" w:after="40" w:lineRule="auto" w:line="240"/>
             </w:pPr>
             <w:r>
               <w:t xml:space="preserve">boolean</w:t>
@@ -15000,8 +15002,8 @@
             <w:pPr>
               <w:pStyle w:val="Compact"/>
               <w:jc w:val="left"/>
-              <w:ind w:left="0" w:firstLine="0" w:right="0"/>
-              <w:spacing w:lineRule="auto" w:after="40" w:line="240" w:before="40"/>
+              <w:ind w:left="0" w:right="0" w:firstLine="0"/>
+              <w:spacing w:before="40" w:after="40" w:lineRule="auto" w:line="240"/>
             </w:pPr>
             <w:r>
               <w:t xml:space="preserve">false</w:t>
@@ -15014,8 +15016,8 @@
             <w:pPr>
               <w:pStyle w:val="Compact"/>
               <w:jc w:val="left"/>
-              <w:ind w:left="0" w:firstLine="0" w:right="0"/>
-              <w:spacing w:lineRule="auto" w:after="40" w:line="240" w:before="40"/>
+              <w:ind w:left="0" w:right="0" w:firstLine="0"/>
+              <w:spacing w:before="40" w:after="40" w:lineRule="auto" w:line="240"/>
             </w:pPr>
             <w:r>
               <w:t xml:space="preserve">Embed CSS and images inline</w:t>
@@ -15106,12 +15108,12 @@
     </w:p>
     <w:p>
       <w:pPr>
-        <w:spacing w:lineRule="exact" w:line="20" w:before="0" w:after="0"/>
+        <w:spacing w:line="20" w:lineRule="exact" w:after="0" w:before="0"/>
         <w:rPr>
           <w:sz w:val="2"/>
         </w:rPr>
       </w:pPr>
-      <w:bookmarkStart w:id="24499" w:name="listing-src-diagnostic-ndjson"/>
+      <w:bookmarkStart w:name="listing-src-diagnostic-ndjson" w:id="24499"/>
       <w:bookmarkEnd w:id="24499"/>
     </w:p>
     <w:p>
@@ -15264,12 +15266,12 @@
     </w:p>
     <w:p>
       <w:pPr>
-        <w:spacing w:lineRule="exact" w:line="20" w:before="0" w:after="0"/>
+        <w:spacing w:line="20" w:lineRule="exact" w:after="0" w:before="0"/>
         <w:rPr>
           <w:sz w:val="2"/>
         </w:rPr>
       </w:pPr>
-      <w:bookmarkStart w:id="98060" w:name="csv-tbl-error-codes"/>
+      <w:bookmarkStart w:name="csv-tbl-error-codes" w:id="98060"/>
       <w:bookmarkEnd w:id="98060"/>
     </w:p>
     <w:p>
@@ -15306,12 +15308,12 @@
         <w:tblLook w:firstRow="1" w:lastRow="0" w:firstColumn="0" w:lastColumn="0" w:noHBand="0" w:noVBand="0" w:val="0020"/>
         <w:jc w:val="start"/>
         <w:tblBorders>
-          <w:top w:color="000000" w:sz="6" w:val="single" w:space="0"/>
-          <w:left w:color="000000" w:sz="6" w:val="single" w:space="0"/>
-          <w:bottom w:color="000000" w:sz="6" w:val="single" w:space="0"/>
-          <w:right w:color="000000" w:sz="6" w:val="single" w:space="0"/>
-          <w:insideH w:color="000000" w:sz="6" w:val="single" w:space="0"/>
-          <w:insideV w:color="000000" w:sz="6" w:val="single" w:space="0"/>
+          <w:top w:color="000000" w:val="single" w:space="0" w:sz="6"/>
+          <w:left w:color="000000" w:val="single" w:space="0" w:sz="6"/>
+          <w:bottom w:color="000000" w:val="single" w:space="0" w:sz="6"/>
+          <w:right w:color="000000" w:val="single" w:space="0" w:sz="6"/>
+          <w:insideH w:color="000000" w:val="single" w:space="0" w:sz="6"/>
+          <w:insideV w:color="000000" w:val="single" w:space="0" w:sz="6"/>
         </w:tblBorders>
         <w:tblCellMar>
           <w:top w:type="dxa" w:w="57"/>
@@ -15336,8 +15338,8 @@
             <w:pPr>
               <w:pStyle w:val="Compact"/>
               <w:jc w:val="left"/>
-              <w:ind w:left="0" w:firstLine="0" w:right="0"/>
-              <w:spacing w:lineRule="auto" w:after="40" w:line="240" w:before="40"/>
+              <w:ind w:left="0" w:right="0" w:firstLine="0"/>
+              <w:spacing w:before="40" w:after="40" w:lineRule="auto" w:line="240"/>
             </w:pPr>
             <w:r>
               <w:rPr>
@@ -15355,8 +15357,8 @@
             <w:pPr>
               <w:pStyle w:val="Compact"/>
               <w:jc w:val="left"/>
-              <w:ind w:left="0" w:firstLine="0" w:right="0"/>
-              <w:spacing w:lineRule="auto" w:after="40" w:line="240" w:before="40"/>
+              <w:ind w:left="0" w:right="0" w:firstLine="0"/>
+              <w:spacing w:before="40" w:after="40" w:lineRule="auto" w:line="240"/>
             </w:pPr>
             <w:r>
               <w:rPr>
@@ -15374,8 +15376,8 @@
             <w:pPr>
               <w:pStyle w:val="Compact"/>
               <w:jc w:val="left"/>
-              <w:ind w:left="0" w:firstLine="0" w:right="0"/>
-              <w:spacing w:lineRule="auto" w:after="40" w:line="240" w:before="40"/>
+              <w:ind w:left="0" w:right="0" w:firstLine="0"/>
+              <w:spacing w:before="40" w:after="40" w:lineRule="auto" w:line="240"/>
             </w:pPr>
             <w:r>
               <w:rPr>
@@ -15391,8 +15393,8 @@
             <w:pPr>
               <w:pStyle w:val="Compact"/>
               <w:jc w:val="left"/>
-              <w:ind w:left="0" w:firstLine="0" w:right="0"/>
-              <w:spacing w:lineRule="auto" w:after="40" w:line="240" w:before="40"/>
+              <w:ind w:left="0" w:right="0" w:firstLine="0"/>
+              <w:spacing w:before="40" w:after="40" w:lineRule="auto" w:line="240"/>
             </w:pPr>
             <w:r>
               <w:t xml:space="preserve">Specification missing required attribute</w:t>
@@ -15407,8 +15409,8 @@
             <w:pPr>
               <w:pStyle w:val="Compact"/>
               <w:jc w:val="left"/>
-              <w:ind w:left="0" w:firstLine="0" w:right="0"/>
-              <w:spacing w:lineRule="auto" w:after="40" w:line="240" w:before="40"/>
+              <w:ind w:left="0" w:right="0" w:firstLine="0"/>
+              <w:spacing w:before="40" w:after="40" w:lineRule="auto" w:line="240"/>
             </w:pPr>
             <w:r>
               <w:rPr>
@@ -15424,8 +15426,8 @@
             <w:pPr>
               <w:pStyle w:val="Compact"/>
               <w:jc w:val="left"/>
-              <w:ind w:left="0" w:firstLine="0" w:right="0"/>
-              <w:spacing w:lineRule="auto" w:after="40" w:line="240" w:before="40"/>
+              <w:ind w:left="0" w:right="0" w:firstLine="0"/>
+              <w:spacing w:before="40" w:after="40" w:lineRule="auto" w:line="240"/>
             </w:pPr>
             <w:r>
               <w:t xml:space="preserve">Invalid specification type reference</w:t>
@@ -15440,8 +15442,8 @@
             <w:pPr>
               <w:pStyle w:val="Compact"/>
               <w:jc w:val="left"/>
-              <w:ind w:left="0" w:firstLine="0" w:right="0"/>
-              <w:spacing w:lineRule="auto" w:after="40" w:line="240" w:before="40"/>
+              <w:ind w:left="0" w:right="0" w:firstLine="0"/>
+              <w:spacing w:before="40" w:after="40" w:lineRule="auto" w:line="240"/>
             </w:pPr>
             <w:r>
               <w:rPr>
@@ -15457,8 +15459,8 @@
             <w:pPr>
               <w:pStyle w:val="Compact"/>
               <w:jc w:val="left"/>
-              <w:ind w:left="0" w:firstLine="0" w:right="0"/>
-              <w:spacing w:lineRule="auto" w:after="40" w:line="240" w:before="40"/>
+              <w:ind w:left="0" w:right="0" w:firstLine="0"/>
+              <w:spacing w:before="40" w:after="40" w:lineRule="auto" w:line="240"/>
             </w:pPr>
             <w:r>
               <w:t xml:space="preserve">Spec object missing required attribute</w:t>
@@ -15473,8 +15475,8 @@
             <w:pPr>
               <w:pStyle w:val="Compact"/>
               <w:jc w:val="left"/>
-              <w:ind w:left="0" w:firstLine="0" w:right="0"/>
-              <w:spacing w:lineRule="auto" w:after="40" w:line="240" w:before="40"/>
+              <w:ind w:left="0" w:right="0" w:firstLine="0"/>
+              <w:spacing w:before="40" w:after="40" w:lineRule="auto" w:line="240"/>
             </w:pPr>
             <w:r>
               <w:rPr>
@@ -15490,8 +15492,8 @@
             <w:pPr>
               <w:pStyle w:val="Compact"/>
               <w:jc w:val="left"/>
-              <w:ind w:left="0" w:firstLine="0" w:right="0"/>
-              <w:spacing w:lineRule="auto" w:after="40" w:line="240" w:before="40"/>
+              <w:ind w:left="0" w:right="0" w:firstLine="0"/>
+              <w:spacing w:before="40" w:after="40" w:lineRule="auto" w:line="240"/>
             </w:pPr>
             <w:r>
               <w:t xml:space="preserve">Attribute cardinality exceeded</w:t>
@@ -15506,8 +15508,8 @@
             <w:pPr>
               <w:pStyle w:val="Compact"/>
               <w:jc w:val="left"/>
-              <w:ind w:left="0" w:firstLine="0" w:right="0"/>
-              <w:spacing w:lineRule="auto" w:after="40" w:line="240" w:before="40"/>
+              <w:ind w:left="0" w:right="0" w:firstLine="0"/>
+              <w:spacing w:before="40" w:after="40" w:lineRule="auto" w:line="240"/>
             </w:pPr>
             <w:r>
               <w:rPr>
@@ -15523,8 +15525,8 @@
             <w:pPr>
               <w:pStyle w:val="Compact"/>
               <w:jc w:val="left"/>
-              <w:ind w:left="0" w:firstLine="0" w:right="0"/>
-              <w:spacing w:lineRule="auto" w:after="40" w:line="240" w:before="40"/>
+              <w:ind w:left="0" w:right="0" w:firstLine="0"/>
+              <w:spacing w:before="40" w:after="40" w:lineRule="auto" w:line="240"/>
             </w:pPr>
             <w:r>
               <w:t xml:space="preserve">Attribute type cast failure</w:t>
@@ -15539,8 +15541,8 @@
             <w:pPr>
               <w:pStyle w:val="Compact"/>
               <w:jc w:val="left"/>
-              <w:ind w:left="0" w:firstLine="0" w:right="0"/>
-              <w:spacing w:lineRule="auto" w:after="40" w:line="240" w:before="40"/>
+              <w:ind w:left="0" w:right="0" w:firstLine="0"/>
+              <w:spacing w:before="40" w:after="40" w:lineRule="auto" w:line="240"/>
             </w:pPr>
             <w:r>
               <w:rPr>
@@ -15556,8 +15558,8 @@
             <w:pPr>
               <w:pStyle w:val="Compact"/>
               <w:jc w:val="left"/>
-              <w:ind w:left="0" w:firstLine="0" w:right="0"/>
-              <w:spacing w:lineRule="auto" w:after="40" w:line="240" w:before="40"/>
+              <w:ind w:left="0" w:right="0" w:firstLine="0"/>
+              <w:spacing w:before="40" w:after="40" w:lineRule="auto" w:line="240"/>
             </w:pPr>
             <w:r>
               <w:t xml:space="preserve">Invalid enum value</w:t>
@@ -15572,8 +15574,8 @@
             <w:pPr>
               <w:pStyle w:val="Compact"/>
               <w:jc w:val="left"/>
-              <w:ind w:left="0" w:firstLine="0" w:right="0"/>
-              <w:spacing w:lineRule="auto" w:after="40" w:line="240" w:before="40"/>
+              <w:ind w:left="0" w:right="0" w:firstLine="0"/>
+              <w:spacing w:before="40" w:after="40" w:lineRule="auto" w:line="240"/>
             </w:pPr>
             <w:r>
               <w:rPr>
@@ -15589,8 +15591,8 @@
             <w:pPr>
               <w:pStyle w:val="Compact"/>
               <w:jc w:val="left"/>
-              <w:ind w:left="0" w:firstLine="0" w:right="0"/>
-              <w:spacing w:lineRule="auto" w:after="40" w:line="240" w:before="40"/>
+              <w:ind w:left="0" w:right="0" w:firstLine="0"/>
+              <w:spacing w:before="40" w:after="40" w:lineRule="auto" w:line="240"/>
             </w:pPr>
             <w:r>
               <w:t xml:space="preserve">Invalid date format (expected YYYY-MM-DD)</w:t>
@@ -15605,8 +15607,8 @@
             <w:pPr>
               <w:pStyle w:val="Compact"/>
               <w:jc w:val="left"/>
-              <w:ind w:left="0" w:firstLine="0" w:right="0"/>
-              <w:spacing w:lineRule="auto" w:after="40" w:line="240" w:before="40"/>
+              <w:ind w:left="0" w:right="0" w:firstLine="0"/>
+              <w:spacing w:before="40" w:after="40" w:lineRule="auto" w:line="240"/>
             </w:pPr>
             <w:r>
               <w:rPr>
@@ -15622,8 +15624,8 @@
             <w:pPr>
               <w:pStyle w:val="Compact"/>
               <w:jc w:val="left"/>
-              <w:ind w:left="0" w:firstLine="0" w:right="0"/>
-              <w:spacing w:lineRule="auto" w:after="40" w:line="240" w:before="40"/>
+              <w:ind w:left="0" w:right="0" w:firstLine="0"/>
+              <w:spacing w:before="40" w:after="40" w:lineRule="auto" w:line="240"/>
             </w:pPr>
             <w:r>
               <w:t xml:space="preserve">Value outside declared bounds</w:t>
@@ -15638,8 +15640,8 @@
             <w:pPr>
               <w:pStyle w:val="Compact"/>
               <w:jc w:val="left"/>
-              <w:ind w:left="0" w:firstLine="0" w:right="0"/>
-              <w:spacing w:lineRule="auto" w:after="40" w:line="240" w:before="40"/>
+              <w:ind w:left="0" w:right="0" w:firstLine="0"/>
+              <w:spacing w:before="40" w:after="40" w:lineRule="auto" w:line="240"/>
             </w:pPr>
             <w:r>
               <w:rPr>
@@ -15655,8 +15657,8 @@
             <w:pPr>
               <w:pStyle w:val="Compact"/>
               <w:jc w:val="left"/>
-              <w:ind w:left="0" w:firstLine="0" w:right="0"/>
-              <w:spacing w:lineRule="auto" w:after="40" w:line="240" w:before="40"/>
+              <w:ind w:left="0" w:right="0" w:firstLine="0"/>
+              <w:spacing w:before="40" w:after="40" w:lineRule="auto" w:line="240"/>
             </w:pPr>
             <w:r>
               <w:t xml:space="preserve">Duplicate PID across spec objects</w:t>
@@ -15671,8 +15673,8 @@
             <w:pPr>
               <w:pStyle w:val="Compact"/>
               <w:jc w:val="left"/>
-              <w:ind w:left="0" w:firstLine="0" w:right="0"/>
-              <w:spacing w:lineRule="auto" w:after="40" w:line="240" w:before="40"/>
+              <w:ind w:left="0" w:right="0" w:firstLine="0"/>
+              <w:spacing w:before="40" w:after="40" w:lineRule="auto" w:line="240"/>
             </w:pPr>
             <w:r>
               <w:rPr>
@@ -15688,8 +15690,8 @@
             <w:pPr>
               <w:pStyle w:val="Compact"/>
               <w:jc w:val="left"/>
-              <w:ind w:left="0" w:firstLine="0" w:right="0"/>
-              <w:spacing w:lineRule="auto" w:after="40" w:line="240" w:before="40"/>
+              <w:ind w:left="0" w:right="0" w:firstLine="0"/>
+              <w:spacing w:before="40" w:after="40" w:lineRule="auto" w:line="240"/>
             </w:pPr>
             <w:r>
               <w:t xml:space="preserve">Float has no parent object (orphan)</w:t>
@@ -15704,8 +15706,8 @@
             <w:pPr>
               <w:pStyle w:val="Compact"/>
               <w:jc w:val="left"/>
-              <w:ind w:left="0" w:firstLine="0" w:right="0"/>
-              <w:spacing w:lineRule="auto" w:after="40" w:line="240" w:before="40"/>
+              <w:ind w:left="0" w:right="0" w:firstLine="0"/>
+              <w:spacing w:before="40" w:after="40" w:lineRule="auto" w:line="240"/>
             </w:pPr>
             <w:r>
               <w:rPr>
@@ -15721,8 +15723,8 @@
             <w:pPr>
               <w:pStyle w:val="Compact"/>
               <w:jc w:val="left"/>
-              <w:ind w:left="0" w:firstLine="0" w:right="0"/>
-              <w:spacing w:lineRule="auto" w:after="40" w:line="240" w:before="40"/>
+              <w:ind w:left="0" w:right="0" w:firstLine="0"/>
+              <w:spacing w:before="40" w:after="40" w:lineRule="auto" w:line="240"/>
             </w:pPr>
             <w:r>
               <w:t xml:space="preserve">Duplicate float label in specification</w:t>
@@ -15737,8 +15739,8 @@
             <w:pPr>
               <w:pStyle w:val="Compact"/>
               <w:jc w:val="left"/>
-              <w:ind w:left="0" w:firstLine="0" w:right="0"/>
-              <w:spacing w:lineRule="auto" w:after="40" w:line="240" w:before="40"/>
+              <w:ind w:left="0" w:right="0" w:firstLine="0"/>
+              <w:spacing w:before="40" w:after="40" w:lineRule="auto" w:line="240"/>
             </w:pPr>
             <w:r>
               <w:rPr>
@@ -15754,8 +15756,8 @@
             <w:pPr>
               <w:pStyle w:val="Compact"/>
               <w:jc w:val="left"/>
-              <w:ind w:left="0" w:firstLine="0" w:right="0"/>
-              <w:spacing w:lineRule="auto" w:after="40" w:line="240" w:before="40"/>
+              <w:ind w:left="0" w:right="0" w:firstLine="0"/>
+              <w:spacing w:before="40" w:after="40" w:lineRule="auto" w:line="240"/>
             </w:pPr>
             <w:r>
               <w:t xml:space="preserve">External render failure</w:t>
@@ -15770,8 +15772,8 @@
             <w:pPr>
               <w:pStyle w:val="Compact"/>
               <w:jc w:val="left"/>
-              <w:ind w:left="0" w:firstLine="0" w:right="0"/>
-              <w:spacing w:lineRule="auto" w:after="40" w:line="240" w:before="40"/>
+              <w:ind w:left="0" w:right="0" w:firstLine="0"/>
+              <w:spacing w:before="40" w:after="40" w:lineRule="auto" w:line="240"/>
             </w:pPr>
             <w:r>
               <w:rPr>
@@ -15787,8 +15789,8 @@
             <w:pPr>
               <w:pStyle w:val="Compact"/>
               <w:jc w:val="left"/>
-              <w:ind w:left="0" w:firstLine="0" w:right="0"/>
-              <w:spacing w:lineRule="auto" w:after="40" w:line="240" w:before="40"/>
+              <w:ind w:left="0" w:right="0" w:firstLine="0"/>
+              <w:spacing w:before="40" w:after="40" w:lineRule="auto" w:line="240"/>
             </w:pPr>
             <w:r>
               <w:t xml:space="preserve">Invalid float type reference</w:t>
@@ -15803,8 +15805,8 @@
             <w:pPr>
               <w:pStyle w:val="Compact"/>
               <w:jc w:val="left"/>
-              <w:ind w:left="0" w:firstLine="0" w:right="0"/>
-              <w:spacing w:lineRule="auto" w:after="40" w:line="240" w:before="40"/>
+              <w:ind w:left="0" w:right="0" w:firstLine="0"/>
+              <w:spacing w:before="40" w:after="40" w:lineRule="auto" w:line="240"/>
             </w:pPr>
             <w:r>
               <w:rPr>
@@ -15820,8 +15822,8 @@
             <w:pPr>
               <w:pStyle w:val="Compact"/>
               <w:jc w:val="left"/>
-              <w:ind w:left="0" w:firstLine="0" w:right="0"/>
-              <w:spacing w:lineRule="auto" w:after="40" w:line="240" w:before="40"/>
+              <w:ind w:left="0" w:right="0" w:firstLine="0"/>
+              <w:spacing w:before="40" w:after="40" w:lineRule="auto" w:line="240"/>
             </w:pPr>
             <w:r>
               <w:t xml:space="preserve">Unresolved link (PIDs are case-sensitive)</w:t>
@@ -15836,8 +15838,8 @@
             <w:pPr>
               <w:pStyle w:val="Compact"/>
               <w:jc w:val="left"/>
-              <w:ind w:left="0" w:firstLine="0" w:right="0"/>
-              <w:spacing w:lineRule="auto" w:after="40" w:line="240" w:before="40"/>
+              <w:ind w:left="0" w:right="0" w:firstLine="0"/>
+              <w:spacing w:before="40" w:after="40" w:lineRule="auto" w:line="240"/>
             </w:pPr>
             <w:r>
               <w:rPr>
@@ -15853,8 +15855,8 @@
             <w:pPr>
               <w:pStyle w:val="Compact"/>
               <w:jc w:val="left"/>
-              <w:ind w:left="0" w:firstLine="0" w:right="0"/>
-              <w:spacing w:lineRule="auto" w:after="40" w:line="240" w:before="40"/>
+              <w:ind w:left="0" w:right="0" w:firstLine="0"/>
+              <w:spacing w:before="40" w:after="40" w:lineRule="auto" w:line="240"/>
             </w:pPr>
             <w:r>
               <w:t xml:space="preserve">Dangling relation (target not found)</w:t>
@@ -15869,8 +15871,8 @@
             <w:pPr>
               <w:pStyle w:val="Compact"/>
               <w:jc w:val="left"/>
-              <w:ind w:left="0" w:firstLine="0" w:right="0"/>
-              <w:spacing w:lineRule="auto" w:after="40" w:line="240" w:before="40"/>
+              <w:ind w:left="0" w:right="0" w:firstLine="0"/>
+              <w:spacing w:before="40" w:after="40" w:lineRule="auto" w:line="240"/>
             </w:pPr>
             <w:r>
               <w:rPr>
@@ -15886,8 +15888,8 @@
             <w:pPr>
               <w:pStyle w:val="Compact"/>
               <w:jc w:val="left"/>
-              <w:ind w:left="0" w:firstLine="0" w:right="0"/>
-              <w:spacing w:lineRule="auto" w:after="40" w:line="240" w:before="40"/>
+              <w:ind w:left="0" w:right="0" w:firstLine="0"/>
+              <w:spacing w:before="40" w:after="40" w:lineRule="auto" w:line="240"/>
             </w:pPr>
             <w:r>
               <w:t xml:space="preserve">Ambiguous float reference</w:t>
@@ -15902,8 +15904,8 @@
             <w:pPr>
               <w:pStyle w:val="Compact"/>
               <w:jc w:val="left"/>
-              <w:ind w:left="0" w:firstLine="0" w:right="0"/>
-              <w:spacing w:lineRule="auto" w:after="40" w:line="240" w:before="40"/>
+              <w:ind w:left="0" w:right="0" w:firstLine="0"/>
+              <w:spacing w:before="40" w:after="40" w:lineRule="auto" w:line="240"/>
             </w:pPr>
             <w:r>
               <w:rPr>
@@ -15919,8 +15921,8 @@
             <w:pPr>
               <w:pStyle w:val="Compact"/>
               <w:jc w:val="left"/>
-              <w:ind w:left="0" w:firstLine="0" w:right="0"/>
-              <w:spacing w:lineRule="auto" w:after="40" w:line="240" w:before="40"/>
+              <w:ind w:left="0" w:right="0" w:firstLine="0"/>
+              <w:spacing w:before="40" w:after="40" w:lineRule="auto" w:line="240"/>
             </w:pPr>
             <w:r>
               <w:t xml:space="preserve">View materialization failure</w:t>
@@ -15985,12 +15987,12 @@
     </w:p>
     <w:p>
       <w:pPr>
-        <w:spacing w:lineRule="exact" w:line="20" w:before="0" w:after="0"/>
+        <w:spacing w:line="20" w:lineRule="exact" w:after="0" w:before="0"/>
         <w:rPr>
           <w:sz w:val="2"/>
         </w:rPr>
       </w:pPr>
-      <w:bookmarkStart w:id="14565" w:name="listing-src-suppress-example"/>
+      <w:bookmarkStart w:name="listing-src-suppress-example" w:id="14565"/>
       <w:bookmarkEnd w:id="14565"/>
     </w:p>
     <w:p>
@@ -16315,12 +16317,12 @@
     </w:p>
     <w:p>
       <w:pPr>
-        <w:spacing w:lineRule="exact" w:line="20" w:before="0" w:after="0"/>
+        <w:spacing w:line="20" w:lineRule="exact" w:after="0" w:before="0"/>
         <w:rPr>
           <w:sz w:val="2"/>
         </w:rPr>
       </w:pPr>
-      <w:bookmarkStart w:id="55656" w:name="listing-src-force-rebuild"/>
+      <w:bookmarkStart w:name="listing-src-force-rebuild" w:id="55656"/>
       <w:bookmarkEnd w:id="55656"/>
     </w:p>
     <w:p>
@@ -17137,12 +17139,12 @@
     </w:p>
     <w:p>
       <w:pPr>
-        <w:spacing w:lineRule="exact" w:line="20" w:before="0" w:after="0"/>
+        <w:spacing w:line="20" w:lineRule="exact" w:after="0" w:before="0"/>
         <w:rPr>
           <w:sz w:val="2"/>
         </w:rPr>
       </w:pPr>
-      <w:bookmarkStart w:id="2501" w:name="listing-src-clean-stale-build"/>
+      <w:bookmarkStart w:name="listing-src-clean-stale-build" w:id="2501"/>
       <w:bookmarkEnd w:id="2501"/>
     </w:p>
     <w:p>
@@ -17220,12 +17222,12 @@
     </w:p>
     <w:p>
       <w:pPr>
-        <w:spacing w:lineRule="exact" w:line="20" w:before="0" w:after="0"/>
+        <w:spacing w:line="20" w:lineRule="exact" w:after="0" w:before="0"/>
         <w:rPr>
           <w:sz w:val="2"/>
         </w:rPr>
       </w:pPr>
-      <w:bookmarkStart w:id="88848" w:name="listing-src-debug-log-level"/>
+      <w:bookmarkStart w:name="listing-src-debug-log-level" w:id="88848"/>
       <w:bookmarkEnd w:id="88848"/>
     </w:p>
     <w:p>
@@ -18336,12 +18338,12 @@
         <w:tblLook w:firstRow="0" w:lastRow="0" w:firstColumn="0" w:lastColumn="0" w:noHBand="0" w:noVBand="0" w:val="0000"/>
         <w:jc w:val="start"/>
         <w:tblBorders>
-          <w:top w:color="000000" w:sz="6" w:val="single" w:space="0"/>
-          <w:left w:color="000000" w:sz="6" w:val="single" w:space="0"/>
-          <w:bottom w:color="000000" w:sz="6" w:val="single" w:space="0"/>
-          <w:right w:color="000000" w:sz="6" w:val="single" w:space="0"/>
-          <w:insideH w:color="000000" w:sz="6" w:val="single" w:space="0"/>
-          <w:insideV w:color="000000" w:sz="6" w:val="single" w:space="0"/>
+          <w:top w:color="000000" w:val="single" w:space="0" w:sz="6"/>
+          <w:left w:color="000000" w:val="single" w:space="0" w:sz="6"/>
+          <w:bottom w:color="000000" w:val="single" w:space="0" w:sz="6"/>
+          <w:right w:color="000000" w:val="single" w:space="0" w:sz="6"/>
+          <w:insideH w:color="000000" w:val="single" w:space="0" w:sz="6"/>
+          <w:insideV w:color="000000" w:val="single" w:space="0" w:sz="6"/>
         </w:tblBorders>
         <w:tblCellMar>
           <w:top w:type="dxa" w:w="57"/>
@@ -18361,8 +18363,8 @@
             <w:pPr>
               <w:pStyle w:val="Compact"/>
               <w:jc w:val="left"/>
-              <w:ind w:left="0" w:firstLine="0" w:right="0"/>
-              <w:spacing w:lineRule="auto" w:after="40" w:line="240" w:before="40"/>
+              <w:ind w:left="0" w:right="0" w:firstLine="0"/>
+              <w:spacing w:before="40" w:after="40" w:lineRule="auto" w:line="240"/>
             </w:pPr>
             <w:r>
               <w:rPr>
@@ -18379,8 +18381,8 @@
             <w:pPr>
               <w:pStyle w:val="Compact"/>
               <w:jc w:val="left"/>
-              <w:ind w:left="0" w:firstLine="0" w:right="0"/>
-              <w:spacing w:lineRule="auto" w:after="40" w:line="240" w:before="40"/>
+              <w:ind w:left="0" w:right="0" w:firstLine="0"/>
+              <w:spacing w:before="40" w:after="40" w:lineRule="auto" w:line="240"/>
             </w:pPr>
             <w:r>
               <w:t xml:space="preserve">Pandoc Abstract Syntax Tree</w:t>
@@ -18395,8 +18397,8 @@
             <w:pPr>
               <w:pStyle w:val="Compact"/>
               <w:jc w:val="left"/>
-              <w:ind w:left="0" w:firstLine="0" w:right="0"/>
-              <w:spacing w:lineRule="auto" w:after="40" w:line="240" w:before="40"/>
+              <w:ind w:left="0" w:right="0" w:firstLine="0"/>
+              <w:spacing w:before="40" w:after="40" w:lineRule="auto" w:line="240"/>
             </w:pPr>
             <w:r>
               <w:rPr>
@@ -18413,8 +18415,8 @@
             <w:pPr>
               <w:pStyle w:val="Compact"/>
               <w:jc w:val="left"/>
-              <w:ind w:left="0" w:firstLine="0" w:right="0"/>
-              <w:spacing w:lineRule="auto" w:after="40" w:line="240" w:before="40"/>
+              <w:ind w:left="0" w:right="0" w:firstLine="0"/>
+              <w:spacing w:before="40" w:after="40" w:lineRule="auto" w:line="240"/>
             </w:pPr>
             <w:r>
               <w:t xml:space="preserve">Command-Line Interface</w:t>
@@ -18429,8 +18431,8 @@
             <w:pPr>
               <w:pStyle w:val="Compact"/>
               <w:jc w:val="left"/>
-              <w:ind w:left="0" w:firstLine="0" w:right="0"/>
-              <w:spacing w:lineRule="auto" w:after="40" w:line="240" w:before="40"/>
+              <w:ind w:left="0" w:right="0" w:firstLine="0"/>
+              <w:spacing w:before="40" w:after="40" w:lineRule="auto" w:line="240"/>
             </w:pPr>
             <w:r>
               <w:rPr>
@@ -18447,8 +18449,8 @@
             <w:pPr>
               <w:pStyle w:val="Compact"/>
               <w:jc w:val="left"/>
-              <w:ind w:left="0" w:firstLine="0" w:right="0"/>
-              <w:spacing w:lineRule="auto" w:after="40" w:line="240" w:before="40"/>
+              <w:ind w:left="0" w:right="0" w:firstLine="0"/>
+              <w:spacing w:before="40" w:after="40" w:lineRule="auto" w:line="240"/>
             </w:pPr>
             <w:r>
               <w:t xml:space="preserve">Comma-Separated Values</w:t>
@@ -18463,8 +18465,8 @@
             <w:pPr>
               <w:pStyle w:val="Compact"/>
               <w:jc w:val="left"/>
-              <w:ind w:left="0" w:firstLine="0" w:right="0"/>
-              <w:spacing w:lineRule="auto" w:after="40" w:line="240" w:before="40"/>
+              <w:ind w:left="0" w:right="0" w:firstLine="0"/>
+              <w:spacing w:before="40" w:after="40" w:lineRule="auto" w:line="240"/>
             </w:pPr>
             <w:r>
               <w:rPr>
@@ -18481,8 +18483,8 @@
             <w:pPr>
               <w:pStyle w:val="Compact"/>
               <w:jc w:val="left"/>
-              <w:ind w:left="0" w:firstLine="0" w:right="0"/>
-              <w:spacing w:lineRule="auto" w:after="40" w:line="240" w:before="40"/>
+              <w:ind w:left="0" w:right="0" w:firstLine="0"/>
+              <w:spacing w:before="40" w:after="40" w:lineRule="auto" w:line="240"/>
             </w:pPr>
             <w:r>
               <w:t xml:space="preserve">Entity-Attribute-Value</w:t>
@@ -18497,8 +18499,8 @@
             <w:pPr>
               <w:pStyle w:val="Compact"/>
               <w:jc w:val="left"/>
-              <w:ind w:left="0" w:firstLine="0" w:right="0"/>
-              <w:spacing w:lineRule="auto" w:after="40" w:line="240" w:before="40"/>
+              <w:ind w:left="0" w:right="0" w:firstLine="0"/>
+              <w:spacing w:before="40" w:after="40" w:lineRule="auto" w:line="240"/>
             </w:pPr>
             <w:r>
               <w:rPr>
@@ -18515,8 +18517,8 @@
             <w:pPr>
               <w:pStyle w:val="Compact"/>
               <w:jc w:val="left"/>
-              <w:ind w:left="0" w:firstLine="0" w:right="0"/>
-              <w:spacing w:lineRule="auto" w:after="40" w:line="240" w:before="40"/>
+              <w:ind w:left="0" w:right="0" w:firstLine="0"/>
+              <w:spacing w:before="40" w:after="40" w:lineRule="auto" w:line="240"/>
             </w:pPr>
             <w:r>
               <w:t xml:space="preserve">GitHub-Flavored Markdown</w:t>
@@ -18531,8 +18533,8 @@
             <w:pPr>
               <w:pStyle w:val="Compact"/>
               <w:jc w:val="left"/>
-              <w:ind w:left="0" w:firstLine="0" w:right="0"/>
-              <w:spacing w:lineRule="auto" w:after="40" w:line="240" w:before="40"/>
+              <w:ind w:left="0" w:right="0" w:firstLine="0"/>
+              <w:spacing w:before="40" w:after="40" w:lineRule="auto" w:line="240"/>
             </w:pPr>
             <w:r>
               <w:rPr>
@@ -18549,8 +18551,8 @@
             <w:pPr>
               <w:pStyle w:val="Compact"/>
               <w:jc w:val="left"/>
-              <w:ind w:left="0" w:firstLine="0" w:right="0"/>
-              <w:spacing w:lineRule="auto" w:after="40" w:line="240" w:before="40"/>
+              <w:ind w:left="0" w:right="0" w:firstLine="0"/>
+              <w:spacing w:before="40" w:after="40" w:lineRule="auto" w:line="240"/>
             </w:pPr>
             <w:r>
               <w:t xml:space="preserve">Newline-Delimited JSON</w:t>
@@ -18565,8 +18567,8 @@
             <w:pPr>
               <w:pStyle w:val="Compact"/>
               <w:jc w:val="left"/>
-              <w:ind w:left="0" w:firstLine="0" w:right="0"/>
-              <w:spacing w:lineRule="auto" w:after="40" w:line="240" w:before="40"/>
+              <w:ind w:left="0" w:right="0" w:firstLine="0"/>
+              <w:spacing w:before="40" w:after="40" w:lineRule="auto" w:line="240"/>
             </w:pPr>
             <w:r>
               <w:rPr>
@@ -18583,8 +18585,8 @@
             <w:pPr>
               <w:pStyle w:val="Compact"/>
               <w:jc w:val="left"/>
-              <w:ind w:left="0" w:firstLine="0" w:right="0"/>
-              <w:spacing w:lineRule="auto" w:after="40" w:line="240" w:before="40"/>
+              <w:ind w:left="0" w:right="0" w:firstLine="0"/>
+              <w:spacing w:before="40" w:after="40" w:lineRule="auto" w:line="240"/>
             </w:pPr>
             <w:r>
               <w:t xml:space="preserve">Project Identifier</w:t>
@@ -18599,8 +18601,8 @@
             <w:pPr>
               <w:pStyle w:val="Compact"/>
               <w:jc w:val="left"/>
-              <w:ind w:left="0" w:firstLine="0" w:right="0"/>
-              <w:spacing w:lineRule="auto" w:after="40" w:line="240" w:before="40"/>
+              <w:ind w:left="0" w:right="0" w:firstLine="0"/>
+              <w:spacing w:before="40" w:after="40" w:lineRule="auto" w:line="240"/>
             </w:pPr>
             <w:r>
               <w:rPr>
@@ -18617,8 +18619,8 @@
             <w:pPr>
               <w:pStyle w:val="Compact"/>
               <w:jc w:val="left"/>
-              <w:ind w:left="0" w:firstLine="0" w:right="0"/>
-              <w:spacing w:lineRule="auto" w:after="40" w:line="240" w:before="40"/>
+              <w:ind w:left="0" w:right="0" w:firstLine="0"/>
+              <w:spacing w:before="40" w:after="40" w:lineRule="auto" w:line="240"/>
             </w:pPr>
             <w:r>
               <w:t xml:space="preserve">Specification Intermediate Representation</w:t>
@@ -18633,8 +18635,8 @@
             <w:pPr>
               <w:pStyle w:val="Compact"/>
               <w:jc w:val="left"/>
-              <w:ind w:left="0" w:firstLine="0" w:right="0"/>
-              <w:spacing w:lineRule="auto" w:after="40" w:line="240" w:before="40"/>
+              <w:ind w:left="0" w:right="0" w:firstLine="0"/>
+              <w:spacing w:before="40" w:after="40" w:lineRule="auto" w:line="240"/>
             </w:pPr>
             <w:r>
               <w:rPr>
@@ -18651,8 +18653,8 @@
             <w:pPr>
               <w:pStyle w:val="Compact"/>
               <w:jc w:val="left"/>
-              <w:ind w:left="0" w:firstLine="0" w:right="0"/>
-              <w:spacing w:lineRule="auto" w:after="40" w:line="240" w:before="40"/>
+              <w:ind w:left="0" w:right="0" w:firstLine="0"/>
+              <w:spacing w:before="40" w:after="40" w:lineRule="auto" w:line="240"/>
             </w:pPr>
             <w:r>
               <w:t xml:space="preserve">Structured Query Language</w:t>
@@ -18667,8 +18669,8 @@
             <w:pPr>
               <w:pStyle w:val="Compact"/>
               <w:jc w:val="left"/>
-              <w:ind w:left="0" w:firstLine="0" w:right="0"/>
-              <w:spacing w:lineRule="auto" w:after="40" w:line="240" w:before="40"/>
+              <w:ind w:left="0" w:right="0" w:firstLine="0"/>
+              <w:spacing w:before="40" w:after="40" w:lineRule="auto" w:line="240"/>
             </w:pPr>
             <w:r>
               <w:rPr>
@@ -18685,8 +18687,8 @@
             <w:pPr>
               <w:pStyle w:val="Compact"/>
               <w:jc w:val="left"/>
-              <w:ind w:left="0" w:firstLine="0" w:right="0"/>
-              <w:spacing w:lineRule="auto" w:after="40" w:line="240" w:before="40"/>
+              <w:ind w:left="0" w:right="0" w:firstLine="0"/>
+              <w:spacing w:before="40" w:after="40" w:lineRule="auto" w:line="240"/>
             </w:pPr>
             <w:r>
               <w:t xml:space="preserve">SQLite Database</w:t>
@@ -18697,9 +18699,9 @@
     </w:tbl>
     <w:bookmarkEnd w:id="111"/>
     <w:sectPr>
-      <w:footerReference w:type="default" r:id="rId9200"/>
-      <w:headerReference w:type="default" r:id="rId9101"/>
-      <w:headerReference w:type="first" r:id="rId9100"/>
+      <w:footerReference r:id="rId9200" w:type="default"/>
+      <w:headerReference r:id="rId9101" w:type="default"/>
+      <w:headerReference r:id="rId9100" w:type="first"/>
       <w:titlePg/>
     </w:sectPr>
   </w:body>
@@ -18711,17 +18713,17 @@
 </file>
 
 <file path=word/footer1.xml><?xml version="1.0" encoding="utf-8"?>
-<w:ftr xmlns:w="http://schemas.openxmlformats.org/wordprocessingml/2006/main" xmlns:r="http://schemas.openxmlformats.org/officeDocument/2006/relationships">
+<w:ftr xmlns:r="http://schemas.openxmlformats.org/officeDocument/2006/relationships" xmlns:w="http://schemas.openxmlformats.org/wordprocessingml/2006/main">
   <w:tbl>
     <w:tblPr>
       <w:tblW w:type="pct" w:w="5000"/>
       <w:tblBorders>
-        <w:top w:color="CCCCCC" w:sz="4" w:val="single" w:space="1"/>
-        <w:bottom w:color="auto" w:sz="0" w:val="none" w:space="0"/>
-        <w:left w:color="auto" w:sz="0" w:val="none" w:space="0"/>
-        <w:right w:color="auto" w:sz="0" w:val="none" w:space="0"/>
-        <w:insideH w:color="auto" w:sz="0" w:val="none" w:space="0"/>
-        <w:insideV w:color="auto" w:sz="0" w:val="none" w:space="0"/>
+        <w:top w:color="CCCCCC" w:val="single" w:space="1" w:sz="4"/>
+        <w:bottom w:color="auto" w:val="none" w:space="0" w:sz="0"/>
+        <w:left w:color="auto" w:val="none" w:space="0" w:sz="0"/>
+        <w:right w:color="auto" w:val="none" w:space="0" w:sz="0"/>
+        <w:insideH w:color="auto" w:val="none" w:space="0" w:sz="0"/>
+        <w:insideV w:color="auto" w:val="none" w:space="0" w:sz="0"/>
       </w:tblBorders>
       <w:tblLayout w:type="fixed"/>
     </w:tblPr>
@@ -18837,7 +18839,7 @@
 </file>
 
 <file path=word/header1.xml><?xml version="1.0" encoding="utf-8"?>
-<w:hdr xmlns:w="http://schemas.openxmlformats.org/wordprocessingml/2006/main" xmlns:r="http://schemas.openxmlformats.org/officeDocument/2006/relationships">
+<w:hdr xmlns:r="http://schemas.openxmlformats.org/officeDocument/2006/relationships" xmlns:w="http://schemas.openxmlformats.org/wordprocessingml/2006/main">
   <w:p>
     <w:pPr>
       <w:pStyle w:val="Header"/>
@@ -18847,7 +18849,7 @@
 </file>
 
 <file path=word/header2.xml><?xml version="1.0" encoding="utf-8"?>
-<w:hdr xmlns:w="http://schemas.openxmlformats.org/wordprocessingml/2006/main" xmlns:r="http://schemas.openxmlformats.org/officeDocument/2006/relationships">
+<w:hdr xmlns:r="http://schemas.openxmlformats.org/officeDocument/2006/relationships" xmlns:w="http://schemas.openxmlformats.org/wordprocessingml/2006/main">
   <w:p>
     <w:pPr>
       <w:pStyle w:val="Header"/>
@@ -18890,7 +18892,7 @@
       <w:lvlText w:val="%1"/>
       <w:lvlJc w:val="left"/>
       <w:pPr>
-        <w:ind w:left="0" w:hanging="0"/>
+        <w:ind w:hanging="0" w:left="0"/>
       </w:pPr>
     </w:lvl>
     <w:lvl w:ilvl="1">
@@ -18902,7 +18904,7 @@
       <w:lvlText w:val="%1.%2"/>
       <w:lvlJc w:val="left"/>
       <w:pPr>
-        <w:ind w:left="0" w:hanging="0"/>
+        <w:ind w:hanging="0" w:left="0"/>
       </w:pPr>
     </w:lvl>
     <w:lvl w:ilvl="2">
@@ -18914,7 +18916,7 @@
       <w:lvlText w:val="%1.%2.%3"/>
       <w:lvlJc w:val="left"/>
       <w:pPr>
-        <w:ind w:left="0" w:hanging="0"/>
+        <w:ind w:hanging="0" w:left="0"/>
       </w:pPr>
     </w:lvl>
     <w:lvl w:ilvl="3">
@@ -18926,7 +18928,7 @@
       <w:lvlText w:val="%1.%2.%3.%4"/>
       <w:lvlJc w:val="left"/>
       <w:pPr>
-        <w:ind w:left="0" w:hanging="0"/>
+        <w:ind w:hanging="0" w:left="0"/>
       </w:pPr>
     </w:lvl>
     <w:lvl w:ilvl="4">
@@ -18938,7 +18940,7 @@
       <w:lvlText w:val="%1.%2.%3.%4.%5"/>
       <w:lvlJc w:val="left"/>
       <w:pPr>
-        <w:ind w:left="0" w:hanging="0"/>
+        <w:ind w:hanging="0" w:left="0"/>
       </w:pPr>
     </w:lvl>
   </w:abstractNum>
@@ -20017,18 +20019,18 @@
     <w:basedOn w:val="VerbatimChar"/>
     <w:rPr/>
   </w:style>
-  <w:style w:type="paragraph" w:customStyle="1" w:styleId="SpecObjectHeader">
+  <w:style w:customStyle="1" w:styleId="SpecObjectHeader" w:type="paragraph">
     <w:name w:val="Spec Object Header"/>
     <w:basedOn w:val="Normal"/>
     <w:next w:val="FirstParagraph"/>
     <w:qFormat/>
     <w:pPr>
       <w:keepNext/>
-      <w:spacing w:lineRule="auto" w:after="120" w:line="276" w:before="280"/>
+      <w:spacing w:before="280" w:after="120" w:lineRule="auto" w:line="276"/>
       <w:outlineLvl w:val="0"/>
     </w:pPr>
     <w:rPr>
-      <w:rFonts w:ascii="Calibri Light" w:cs="Calibri Light" w:hAnsi="Calibri Light"/>
+      <w:rFonts w:ascii="Calibri Light" w:hAnsi="Calibri Light" w:cs="Calibri Light"/>
       <w:b/>
       <w:bCs/>
       <w:color w:val="0F4C64"/>

--- a/manual/downloads/manual.docx
+++ b/manual/downloads/manual.docx
@@ -74,7 +74,7 @@
       <w:pPr>
         <w:pStyle w:val="TOCHeading"/>
       </w:pPr>
-      <w:bookmarkStart w:name="MANUAL-sec1" w:id="24456"/>
+      <w:bookmarkStart w:id="24456" w:name="MANUAL-sec1"/>
       <w:r>
         <w:rPr>
           <w:color w:val="000000"/>
@@ -606,12 +606,12 @@
     </w:p>
     <w:p>
       <w:pPr>
-        <w:spacing w:line="20" w:lineRule="exact" w:after="0" w:before="0"/>
+        <w:spacing w:lineRule="exact" w:before="0" w:after="0" w:line="20"/>
         <w:rPr>
           <w:sz w:val="2"/>
         </w:rPr>
       </w:pPr>
-      <w:bookmarkStart w:name="puml-diag-pipeline" w:id="78556"/>
+      <w:bookmarkStart w:id="78556" w:name="puml-diag-pipeline"/>
       <w:bookmarkEnd w:id="78556"/>
     </w:p>
     <w:p>
@@ -1373,12 +1373,12 @@
     </w:p>
     <w:p>
       <w:pPr>
-        <w:spacing w:line="20" w:lineRule="exact" w:after="0" w:before="0"/>
+        <w:spacing w:lineRule="exact" w:before="0" w:after="0" w:line="20"/>
         <w:rPr>
           <w:sz w:val="2"/>
         </w:rPr>
       </w:pPr>
-      <w:bookmarkStart w:name="csv-tbl-prerequisites" w:id="54024"/>
+      <w:bookmarkStart w:id="54024" w:name="csv-tbl-prerequisites"/>
       <w:bookmarkEnd w:id="54024"/>
     </w:p>
     <w:p>
@@ -1415,18 +1415,18 @@
         <w:tblLook w:firstRow="1" w:lastRow="0" w:firstColumn="0" w:lastColumn="0" w:noHBand="0" w:noVBand="0" w:val="0020"/>
         <w:jc w:val="start"/>
         <w:tblBorders>
-          <w:top w:color="000000" w:val="single" w:space="0" w:sz="6"/>
-          <w:left w:color="000000" w:val="single" w:space="0" w:sz="6"/>
-          <w:bottom w:color="000000" w:val="single" w:space="0" w:sz="6"/>
-          <w:right w:color="000000" w:val="single" w:space="0" w:sz="6"/>
-          <w:insideH w:color="000000" w:val="single" w:space="0" w:sz="6"/>
-          <w:insideV w:color="000000" w:val="single" w:space="0" w:sz="6"/>
+          <w:top w:color="000000" w:space="0" w:val="single" w:sz="6"/>
+          <w:left w:color="000000" w:space="0" w:val="single" w:sz="6"/>
+          <w:bottom w:color="000000" w:space="0" w:val="single" w:sz="6"/>
+          <w:right w:color="000000" w:space="0" w:val="single" w:sz="6"/>
+          <w:insideH w:color="000000" w:space="0" w:val="single" w:sz="6"/>
+          <w:insideV w:color="000000" w:space="0" w:val="single" w:sz="6"/>
         </w:tblBorders>
         <w:tblCellMar>
-          <w:top w:type="dxa" w:w="57"/>
-          <w:left w:type="dxa" w:w="108"/>
-          <w:bottom w:type="dxa" w:w="57"/>
-          <w:right w:type="dxa" w:w="108"/>
+          <w:top w:w="57" w:type="dxa"/>
+          <w:left w:w="108" w:type="dxa"/>
+          <w:bottom w:w="57" w:type="dxa"/>
+          <w:right w:w="108" w:type="dxa"/>
         </w:tblCellMar>
       </w:tblPr>
       <w:tblGrid>
@@ -1446,8 +1446,8 @@
             <w:pPr>
               <w:pStyle w:val="Compact"/>
               <w:jc w:val="left"/>
-              <w:ind w:left="0" w:right="0" w:firstLine="0"/>
-              <w:spacing w:before="40" w:after="40" w:lineRule="auto" w:line="240"/>
+              <w:ind w:right="0" w:left="0" w:firstLine="0"/>
+              <w:spacing w:after="40" w:line="240" w:lineRule="auto" w:before="40"/>
             </w:pPr>
             <w:r>
               <w:rPr>
@@ -1465,8 +1465,8 @@
             <w:pPr>
               <w:pStyle w:val="Compact"/>
               <w:jc w:val="left"/>
-              <w:ind w:left="0" w:right="0" w:firstLine="0"/>
-              <w:spacing w:before="40" w:after="40" w:lineRule="auto" w:line="240"/>
+              <w:ind w:right="0" w:left="0" w:firstLine="0"/>
+              <w:spacing w:after="40" w:line="240" w:lineRule="auto" w:before="40"/>
             </w:pPr>
             <w:r>
               <w:rPr>
@@ -1484,8 +1484,8 @@
             <w:pPr>
               <w:pStyle w:val="Compact"/>
               <w:jc w:val="left"/>
-              <w:ind w:left="0" w:right="0" w:firstLine="0"/>
-              <w:spacing w:before="40" w:after="40" w:lineRule="auto" w:line="240"/>
+              <w:ind w:right="0" w:left="0" w:firstLine="0"/>
+              <w:spacing w:after="40" w:line="240" w:lineRule="auto" w:before="40"/>
             </w:pPr>
             <w:r>
               <w:rPr>
@@ -1503,8 +1503,8 @@
             <w:pPr>
               <w:pStyle w:val="Compact"/>
               <w:jc w:val="left"/>
-              <w:ind w:left="0" w:right="0" w:firstLine="0"/>
-              <w:spacing w:before="40" w:after="40" w:lineRule="auto" w:line="240"/>
+              <w:ind w:right="0" w:left="0" w:firstLine="0"/>
+              <w:spacing w:after="40" w:line="240" w:lineRule="auto" w:before="40"/>
             </w:pPr>
             <w:r>
               <w:t xml:space="preserve">Container engine</w:t>
@@ -1517,8 +1517,8 @@
             <w:pPr>
               <w:pStyle w:val="Compact"/>
               <w:jc w:val="left"/>
-              <w:ind w:left="0" w:right="0" w:firstLine="0"/>
-              <w:spacing w:before="40" w:after="40" w:lineRule="auto" w:line="240"/>
+              <w:ind w:right="0" w:left="0" w:firstLine="0"/>
+              <w:spacing w:after="40" w:line="240" w:lineRule="auto" w:before="40"/>
             </w:pPr>
             <w:r>
               <w:t xml:space="preserve">Docker 20.10+ or Podman 4+</w:t>
@@ -1531,8 +1531,8 @@
             <w:pPr>
               <w:pStyle w:val="Compact"/>
               <w:jc w:val="left"/>
-              <w:ind w:left="0" w:right="0" w:firstLine="0"/>
-              <w:spacing w:before="40" w:after="40" w:lineRule="auto" w:line="240"/>
+              <w:ind w:right="0" w:left="0" w:firstLine="0"/>
+              <w:spacing w:after="40" w:line="240" w:lineRule="auto" w:before="40"/>
             </w:pPr>
             <w:r>
               <w:t xml:space="preserve">Docker Desktop, Docker Engine, or Podman (daemon/VM must be running)</w:t>
@@ -1547,8 +1547,8 @@
             <w:pPr>
               <w:pStyle w:val="Compact"/>
               <w:jc w:val="left"/>
-              <w:ind w:left="0" w:right="0" w:firstLine="0"/>
-              <w:spacing w:before="40" w:after="40" w:lineRule="auto" w:line="240"/>
+              <w:ind w:right="0" w:left="0" w:firstLine="0"/>
+              <w:spacing w:after="40" w:line="240" w:lineRule="auto" w:before="40"/>
             </w:pPr>
             <w:r>
               <w:t xml:space="preserve">Disk space</w:t>
@@ -1561,8 +1561,8 @@
             <w:pPr>
               <w:pStyle w:val="Compact"/>
               <w:jc w:val="left"/>
-              <w:ind w:left="0" w:right="0" w:firstLine="0"/>
-              <w:spacing w:before="40" w:after="40" w:lineRule="auto" w:line="240"/>
+              <w:ind w:right="0" w:left="0" w:firstLine="0"/>
+              <w:spacing w:after="40" w:line="240" w:lineRule="auto" w:before="40"/>
             </w:pPr>
             <w:r>
               <w:t xml:space="preserve">2 GB</w:t>
@@ -1575,8 +1575,8 @@
             <w:pPr>
               <w:pStyle w:val="Compact"/>
               <w:jc w:val="left"/>
-              <w:ind w:left="0" w:right="0" w:firstLine="0"/>
-              <w:spacing w:before="40" w:after="40" w:lineRule="auto" w:line="240"/>
+              <w:ind w:right="0" w:left="0" w:firstLine="0"/>
+              <w:spacing w:after="40" w:line="240" w:lineRule="auto" w:before="40"/>
             </w:pPr>
             <w:r>
               <w:t xml:space="preserve">For the container image and build artifacts</w:t>
@@ -1591,8 +1591,8 @@
             <w:pPr>
               <w:pStyle w:val="Compact"/>
               <w:jc w:val="left"/>
-              <w:ind w:left="0" w:right="0" w:firstLine="0"/>
-              <w:spacing w:before="40" w:after="40" w:lineRule="auto" w:line="240"/>
+              <w:ind w:right="0" w:left="0" w:firstLine="0"/>
+              <w:spacing w:after="40" w:line="240" w:lineRule="auto" w:before="40"/>
             </w:pPr>
             <w:r>
               <w:t xml:space="preserve">Host OS</w:t>
@@ -1605,8 +1605,8 @@
             <w:pPr>
               <w:pStyle w:val="Compact"/>
               <w:jc w:val="left"/>
-              <w:ind w:left="0" w:right="0" w:firstLine="0"/>
-              <w:spacing w:before="40" w:after="40" w:lineRule="auto" w:line="240"/>
+              <w:ind w:right="0" w:left="0" w:firstLine="0"/>
+              <w:spacing w:after="40" w:line="240" w:lineRule="auto" w:before="40"/>
             </w:pPr>
             <w:r>
               <w:t xml:space="preserve">Linux, macOS, or Windows</w:t>
@@ -1619,8 +1619,8 @@
             <w:pPr>
               <w:pStyle w:val="Compact"/>
               <w:jc w:val="left"/>
-              <w:ind w:left="0" w:right="0" w:firstLine="0"/>
-              <w:spacing w:before="40" w:after="40" w:lineRule="auto" w:line="240"/>
+              <w:ind w:right="0" w:left="0" w:firstLine="0"/>
+              <w:spacing w:after="40" w:line="240" w:lineRule="auto" w:before="40"/>
             </w:pPr>
             <w:r>
               <w:t xml:space="preserve">The container runs Ubuntu 24.04</w:t>
@@ -1673,12 +1673,12 @@
     </w:p>
     <w:p>
       <w:pPr>
-        <w:spacing w:line="20" w:lineRule="exact" w:after="0" w:before="0"/>
+        <w:spacing w:lineRule="exact" w:before="0" w:after="0" w:line="20"/>
         <w:rPr>
           <w:sz w:val="2"/>
         </w:rPr>
       </w:pPr>
-      <w:bookmarkStart w:name="listing-src-install-oneliner" w:id="85565"/>
+      <w:bookmarkStart w:id="85565" w:name="listing-src-install-oneliner"/>
       <w:bookmarkEnd w:id="85565"/>
     </w:p>
     <w:p>
@@ -1765,12 +1765,12 @@
     </w:p>
     <w:p>
       <w:pPr>
-        <w:spacing w:line="20" w:lineRule="exact" w:after="0" w:before="0"/>
+        <w:spacing w:lineRule="exact" w:before="0" w:after="0" w:line="20"/>
         <w:rPr>
           <w:sz w:val="2"/>
         </w:rPr>
       </w:pPr>
-      <w:bookmarkStart w:name="listing-src-install-windows" w:id="40064"/>
+      <w:bookmarkStart w:id="40064" w:name="listing-src-install-windows"/>
       <w:bookmarkEnd w:id="40064"/>
     </w:p>
     <w:p>
@@ -1987,12 +1987,12 @@
     </w:p>
     <w:p>
       <w:pPr>
-        <w:spacing w:line="20" w:lineRule="exact" w:after="0" w:before="0"/>
+        <w:spacing w:lineRule="exact" w:before="0" w:after="0" w:line="20"/>
         <w:rPr>
           <w:sz w:val="2"/>
         </w:rPr>
       </w:pPr>
-      <w:bookmarkStart w:name="listing-src-build-image" w:id="25099"/>
+      <w:bookmarkStart w:id="25099" w:name="listing-src-build-image"/>
       <w:bookmarkEnd w:id="25099"/>
     </w:p>
     <w:p>
@@ -2090,12 +2090,12 @@
     </w:p>
     <w:p>
       <w:pPr>
-        <w:spacing w:line="20" w:lineRule="exact" w:after="0" w:before="0"/>
+        <w:spacing w:lineRule="exact" w:before="0" w:after="0" w:line="20"/>
         <w:rPr>
           <w:sz w:val="2"/>
         </w:rPr>
       </w:pPr>
-      <w:bookmarkStart w:name="listing-src-verify-image" w:id="32282"/>
+      <w:bookmarkStart w:id="32282" w:name="listing-src-verify-image"/>
       <w:bookmarkEnd w:id="32282"/>
     </w:p>
     <w:p>
@@ -2167,12 +2167,12 @@
     </w:p>
     <w:p>
       <w:pPr>
-        <w:spacing w:line="20" w:lineRule="exact" w:after="0" w:before="0"/>
+        <w:spacing w:lineRule="exact" w:before="0" w:after="0" w:line="20"/>
         <w:rPr>
           <w:sz w:val="2"/>
         </w:rPr>
       </w:pPr>
-      <w:bookmarkStart w:name="listing-src-run-wrapper" w:id="13056"/>
+      <w:bookmarkStart w:id="13056" w:name="listing-src-run-wrapper"/>
       <w:bookmarkEnd w:id="13056"/>
     </w:p>
     <w:p>
@@ -2270,12 +2270,12 @@
     </w:p>
     <w:p>
       <w:pPr>
-        <w:spacing w:line="20" w:lineRule="exact" w:after="0" w:before="0"/>
+        <w:spacing w:lineRule="exact" w:before="0" w:after="0" w:line="20"/>
         <w:rPr>
           <w:sz w:val="2"/>
         </w:rPr>
       </w:pPr>
-      <w:bookmarkStart w:name="csv-tbl-wrapper-modes" w:id="62465"/>
+      <w:bookmarkStart w:id="62465" w:name="csv-tbl-wrapper-modes"/>
       <w:bookmarkEnd w:id="62465"/>
     </w:p>
     <w:p>
@@ -2312,18 +2312,18 @@
         <w:tblLook w:firstRow="1" w:lastRow="0" w:firstColumn="0" w:lastColumn="0" w:noHBand="0" w:noVBand="0" w:val="0020"/>
         <w:jc w:val="start"/>
         <w:tblBorders>
-          <w:top w:color="000000" w:val="single" w:space="0" w:sz="6"/>
-          <w:left w:color="000000" w:val="single" w:space="0" w:sz="6"/>
-          <w:bottom w:color="000000" w:val="single" w:space="0" w:sz="6"/>
-          <w:right w:color="000000" w:val="single" w:space="0" w:sz="6"/>
-          <w:insideH w:color="000000" w:val="single" w:space="0" w:sz="6"/>
-          <w:insideV w:color="000000" w:val="single" w:space="0" w:sz="6"/>
+          <w:top w:color="000000" w:space="0" w:val="single" w:sz="6"/>
+          <w:left w:color="000000" w:space="0" w:val="single" w:sz="6"/>
+          <w:bottom w:color="000000" w:space="0" w:val="single" w:sz="6"/>
+          <w:right w:color="000000" w:space="0" w:val="single" w:sz="6"/>
+          <w:insideH w:color="000000" w:space="0" w:val="single" w:sz="6"/>
+          <w:insideV w:color="000000" w:space="0" w:val="single" w:sz="6"/>
         </w:tblBorders>
         <w:tblCellMar>
-          <w:top w:type="dxa" w:w="57"/>
-          <w:left w:type="dxa" w:w="108"/>
-          <w:bottom w:type="dxa" w:w="57"/>
-          <w:right w:type="dxa" w:w="108"/>
+          <w:top w:w="57" w:type="dxa"/>
+          <w:left w:w="108" w:type="dxa"/>
+          <w:bottom w:w="57" w:type="dxa"/>
+          <w:right w:w="108" w:type="dxa"/>
         </w:tblCellMar>
       </w:tblPr>
       <w:tblGrid>
@@ -2342,8 +2342,8 @@
             <w:pPr>
               <w:pStyle w:val="Compact"/>
               <w:jc w:val="left"/>
-              <w:ind w:left="0" w:right="0" w:firstLine="0"/>
-              <w:spacing w:before="40" w:after="40" w:lineRule="auto" w:line="240"/>
+              <w:ind w:right="0" w:left="0" w:firstLine="0"/>
+              <w:spacing w:after="40" w:line="240" w:lineRule="auto" w:before="40"/>
             </w:pPr>
             <w:r>
               <w:rPr>
@@ -2361,8 +2361,8 @@
             <w:pPr>
               <w:pStyle w:val="Compact"/>
               <w:jc w:val="left"/>
-              <w:ind w:left="0" w:right="0" w:firstLine="0"/>
-              <w:spacing w:before="40" w:after="40" w:lineRule="auto" w:line="240"/>
+              <w:ind w:right="0" w:left="0" w:firstLine="0"/>
+              <w:spacing w:after="40" w:line="240" w:lineRule="auto" w:before="40"/>
             </w:pPr>
             <w:r>
               <w:rPr>
@@ -2380,8 +2380,8 @@
             <w:pPr>
               <w:pStyle w:val="Compact"/>
               <w:jc w:val="left"/>
-              <w:ind w:left="0" w:right="0" w:firstLine="0"/>
-              <w:spacing w:before="40" w:after="40" w:lineRule="auto" w:line="240"/>
+              <w:ind w:right="0" w:left="0" w:firstLine="0"/>
+              <w:spacing w:after="40" w:line="240" w:lineRule="auto" w:before="40"/>
             </w:pPr>
             <w:r>
               <w:rPr>
@@ -2397,8 +2397,8 @@
             <w:pPr>
               <w:pStyle w:val="Compact"/>
               <w:jc w:val="left"/>
-              <w:ind w:left="0" w:right="0" w:firstLine="0"/>
-              <w:spacing w:before="40" w:after="40" w:lineRule="auto" w:line="240"/>
+              <w:ind w:right="0" w:left="0" w:firstLine="0"/>
+              <w:spacing w:after="40" w:line="240" w:lineRule="auto" w:before="40"/>
             </w:pPr>
             <w:r>
               <w:t xml:space="preserve">Runs the container image via docker or podman (written by</w:t>
@@ -2425,8 +2425,8 @@
             <w:pPr>
               <w:pStyle w:val="Compact"/>
               <w:jc w:val="left"/>
-              <w:ind w:left="0" w:right="0" w:firstLine="0"/>
-              <w:spacing w:before="40" w:after="40" w:lineRule="auto" w:line="240"/>
+              <w:ind w:right="0" w:left="0" w:firstLine="0"/>
+              <w:spacing w:after="40" w:line="240" w:lineRule="auto" w:before="40"/>
             </w:pPr>
             <w:r>
               <w:rPr>
@@ -2442,8 +2442,8 @@
             <w:pPr>
               <w:pStyle w:val="Compact"/>
               <w:jc w:val="left"/>
-              <w:ind w:left="0" w:right="0" w:firstLine="0"/>
-              <w:spacing w:before="40" w:after="40" w:lineRule="auto" w:line="240"/>
+              <w:ind w:right="0" w:left="0" w:firstLine="0"/>
+              <w:spacing w:after="40" w:line="240" w:lineRule="auto" w:before="40"/>
             </w:pPr>
             <w:r>
               <w:t xml:space="preserve">Invokes the host pandoc with the compiled extensions (written by</w:t>
@@ -2688,12 +2688,12 @@
     </w:p>
     <w:p>
       <w:pPr>
-        <w:spacing w:line="20" w:lineRule="exact" w:after="0" w:before="0"/>
+        <w:spacing w:lineRule="exact" w:before="0" w:after="0" w:line="20"/>
         <w:rPr>
           <w:sz w:val="2"/>
         </w:rPr>
       </w:pPr>
-      <w:bookmarkStart w:name="listing-src-project-yaml" w:id="30190"/>
+      <w:bookmarkStart w:id="30190" w:name="listing-src-project-yaml"/>
       <w:bookmarkEnd w:id="30190"/>
     </w:p>
     <w:p>
@@ -4028,12 +4028,12 @@
     </w:p>
     <w:p>
       <w:pPr>
-        <w:spacing w:line="20" w:lineRule="exact" w:after="0" w:before="0"/>
+        <w:spacing w:lineRule="exact" w:before="0" w:after="0" w:line="20"/>
         <w:rPr>
           <w:sz w:val="2"/>
         </w:rPr>
       </w:pPr>
-      <w:bookmarkStart w:name="csv-tbl-required-fields" w:id="21586"/>
+      <w:bookmarkStart w:id="21586" w:name="csv-tbl-required-fields"/>
       <w:bookmarkEnd w:id="21586"/>
     </w:p>
     <w:p>
@@ -4070,18 +4070,18 @@
         <w:tblLook w:firstRow="1" w:lastRow="0" w:firstColumn="0" w:lastColumn="0" w:noHBand="0" w:noVBand="0" w:val="0020"/>
         <w:jc w:val="start"/>
         <w:tblBorders>
-          <w:top w:color="000000" w:val="single" w:space="0" w:sz="6"/>
-          <w:left w:color="000000" w:val="single" w:space="0" w:sz="6"/>
-          <w:bottom w:color="000000" w:val="single" w:space="0" w:sz="6"/>
-          <w:right w:color="000000" w:val="single" w:space="0" w:sz="6"/>
-          <w:insideH w:color="000000" w:val="single" w:space="0" w:sz="6"/>
-          <w:insideV w:color="000000" w:val="single" w:space="0" w:sz="6"/>
+          <w:top w:color="000000" w:space="0" w:val="single" w:sz="6"/>
+          <w:left w:color="000000" w:space="0" w:val="single" w:sz="6"/>
+          <w:bottom w:color="000000" w:space="0" w:val="single" w:sz="6"/>
+          <w:right w:color="000000" w:space="0" w:val="single" w:sz="6"/>
+          <w:insideH w:color="000000" w:space="0" w:val="single" w:sz="6"/>
+          <w:insideV w:color="000000" w:space="0" w:val="single" w:sz="6"/>
         </w:tblBorders>
         <w:tblCellMar>
-          <w:top w:type="dxa" w:w="57"/>
-          <w:left w:type="dxa" w:w="108"/>
-          <w:bottom w:type="dxa" w:w="57"/>
-          <w:right w:type="dxa" w:w="108"/>
+          <w:top w:w="57" w:type="dxa"/>
+          <w:left w:w="108" w:type="dxa"/>
+          <w:bottom w:w="57" w:type="dxa"/>
+          <w:right w:w="108" w:type="dxa"/>
         </w:tblCellMar>
       </w:tblPr>
       <w:tblGrid>
@@ -4101,8 +4101,8 @@
             <w:pPr>
               <w:pStyle w:val="Compact"/>
               <w:jc w:val="left"/>
-              <w:ind w:left="0" w:right="0" w:firstLine="0"/>
-              <w:spacing w:before="40" w:after="40" w:lineRule="auto" w:line="240"/>
+              <w:ind w:right="0" w:left="0" w:firstLine="0"/>
+              <w:spacing w:after="40" w:line="240" w:lineRule="auto" w:before="40"/>
             </w:pPr>
             <w:r>
               <w:rPr>
@@ -4120,8 +4120,8 @@
             <w:pPr>
               <w:pStyle w:val="Compact"/>
               <w:jc w:val="left"/>
-              <w:ind w:left="0" w:right="0" w:firstLine="0"/>
-              <w:spacing w:before="40" w:after="40" w:lineRule="auto" w:line="240"/>
+              <w:ind w:right="0" w:left="0" w:firstLine="0"/>
+              <w:spacing w:after="40" w:line="240" w:lineRule="auto" w:before="40"/>
             </w:pPr>
             <w:r>
               <w:rPr>
@@ -4139,8 +4139,8 @@
             <w:pPr>
               <w:pStyle w:val="Compact"/>
               <w:jc w:val="left"/>
-              <w:ind w:left="0" w:right="0" w:firstLine="0"/>
-              <w:spacing w:before="40" w:after="40" w:lineRule="auto" w:line="240"/>
+              <w:ind w:right="0" w:left="0" w:firstLine="0"/>
+              <w:spacing w:after="40" w:line="240" w:lineRule="auto" w:before="40"/>
             </w:pPr>
             <w:r>
               <w:rPr>
@@ -4158,8 +4158,8 @@
             <w:pPr>
               <w:pStyle w:val="Compact"/>
               <w:jc w:val="left"/>
-              <w:ind w:left="0" w:right="0" w:firstLine="0"/>
-              <w:spacing w:before="40" w:after="40" w:lineRule="auto" w:line="240"/>
+              <w:ind w:right="0" w:left="0" w:firstLine="0"/>
+              <w:spacing w:after="40" w:line="240" w:lineRule="auto" w:before="40"/>
             </w:pPr>
             <w:r>
               <w:rPr>
@@ -4175,8 +4175,8 @@
             <w:pPr>
               <w:pStyle w:val="Compact"/>
               <w:jc w:val="left"/>
-              <w:ind w:left="0" w:right="0" w:firstLine="0"/>
-              <w:spacing w:before="40" w:after="40" w:lineRule="auto" w:line="240"/>
+              <w:ind w:right="0" w:left="0" w:firstLine="0"/>
+              <w:spacing w:after="40" w:line="240" w:lineRule="auto" w:before="40"/>
             </w:pPr>
             <w:r>
               <w:t xml:space="preserve">string</w:t>
@@ -4189,8 +4189,8 @@
             <w:pPr>
               <w:pStyle w:val="Compact"/>
               <w:jc w:val="left"/>
-              <w:ind w:left="0" w:right="0" w:firstLine="0"/>
-              <w:spacing w:before="40" w:after="40" w:lineRule="auto" w:line="240"/>
+              <w:ind w:right="0" w:left="0" w:firstLine="0"/>
+              <w:spacing w:after="40" w:line="240" w:lineRule="auto" w:before="40"/>
             </w:pPr>
             <w:r>
               <w:t xml:space="preserve">Project code identifier</w:t>
@@ -4205,8 +4205,8 @@
             <w:pPr>
               <w:pStyle w:val="Compact"/>
               <w:jc w:val="left"/>
-              <w:ind w:left="0" w:right="0" w:firstLine="0"/>
-              <w:spacing w:before="40" w:after="40" w:lineRule="auto" w:line="240"/>
+              <w:ind w:right="0" w:left="0" w:firstLine="0"/>
+              <w:spacing w:after="40" w:line="240" w:lineRule="auto" w:before="40"/>
             </w:pPr>
             <w:r>
               <w:rPr>
@@ -4222,8 +4222,8 @@
             <w:pPr>
               <w:pStyle w:val="Compact"/>
               <w:jc w:val="left"/>
-              <w:ind w:left="0" w:right="0" w:firstLine="0"/>
-              <w:spacing w:before="40" w:after="40" w:lineRule="auto" w:line="240"/>
+              <w:ind w:right="0" w:left="0" w:firstLine="0"/>
+              <w:spacing w:after="40" w:line="240" w:lineRule="auto" w:before="40"/>
             </w:pPr>
             <w:r>
               <w:t xml:space="preserve">string</w:t>
@@ -4236,8 +4236,8 @@
             <w:pPr>
               <w:pStyle w:val="Compact"/>
               <w:jc w:val="left"/>
-              <w:ind w:left="0" w:right="0" w:firstLine="0"/>
-              <w:spacing w:before="40" w:after="40" w:lineRule="auto" w:line="240"/>
+              <w:ind w:right="0" w:left="0" w:firstLine="0"/>
+              <w:spacing w:after="40" w:line="240" w:lineRule="auto" w:before="40"/>
             </w:pPr>
             <w:r>
               <w:t xml:space="preserve">Human-readable project name</w:t>
@@ -4252,8 +4252,8 @@
             <w:pPr>
               <w:pStyle w:val="Compact"/>
               <w:jc w:val="left"/>
-              <w:ind w:left="0" w:right="0" w:firstLine="0"/>
-              <w:spacing w:before="40" w:after="40" w:lineRule="auto" w:line="240"/>
+              <w:ind w:right="0" w:left="0" w:firstLine="0"/>
+              <w:spacing w:after="40" w:line="240" w:lineRule="auto" w:before="40"/>
             </w:pPr>
             <w:r>
               <w:rPr>
@@ -4269,8 +4269,8 @@
             <w:pPr>
               <w:pStyle w:val="Compact"/>
               <w:jc w:val="left"/>
-              <w:ind w:left="0" w:right="0" w:firstLine="0"/>
-              <w:spacing w:before="40" w:after="40" w:lineRule="auto" w:line="240"/>
+              <w:ind w:right="0" w:left="0" w:firstLine="0"/>
+              <w:spacing w:after="40" w:line="240" w:lineRule="auto" w:before="40"/>
             </w:pPr>
             <w:r>
               <w:t xml:space="preserve">list</w:t>
@@ -4283,8 +4283,8 @@
             <w:pPr>
               <w:pStyle w:val="Compact"/>
               <w:jc w:val="left"/>
-              <w:ind w:left="0" w:right="0" w:firstLine="0"/>
-              <w:spacing w:before="40" w:after="40" w:lineRule="auto" w:line="240"/>
+              <w:ind w:right="0" w:left="0" w:firstLine="0"/>
+              <w:spacing w:after="40" w:line="240" w:lineRule="auto" w:before="40"/>
             </w:pPr>
             <w:r>
               <w:t xml:space="preserve">One or more Markdown file paths to process</w:t>
@@ -4309,12 +4309,12 @@
     </w:p>
     <w:p>
       <w:pPr>
-        <w:spacing w:line="20" w:lineRule="exact" w:after="0" w:before="0"/>
+        <w:spacing w:lineRule="exact" w:before="0" w:after="0" w:line="20"/>
         <w:rPr>
           <w:sz w:val="2"/>
         </w:rPr>
       </w:pPr>
-      <w:bookmarkStart w:name="csv-tbl-default-values" w:id="72517"/>
+      <w:bookmarkStart w:id="72517" w:name="csv-tbl-default-values"/>
       <w:bookmarkEnd w:id="72517"/>
     </w:p>
     <w:p>
@@ -4351,18 +4351,18 @@
         <w:tblLook w:firstRow="1" w:lastRow="0" w:firstColumn="0" w:lastColumn="0" w:noHBand="0" w:noVBand="0" w:val="0020"/>
         <w:jc w:val="start"/>
         <w:tblBorders>
-          <w:top w:color="000000" w:val="single" w:space="0" w:sz="6"/>
-          <w:left w:color="000000" w:val="single" w:space="0" w:sz="6"/>
-          <w:bottom w:color="000000" w:val="single" w:space="0" w:sz="6"/>
-          <w:right w:color="000000" w:val="single" w:space="0" w:sz="6"/>
-          <w:insideH w:color="000000" w:val="single" w:space="0" w:sz="6"/>
-          <w:insideV w:color="000000" w:val="single" w:space="0" w:sz="6"/>
+          <w:top w:color="000000" w:space="0" w:val="single" w:sz="6"/>
+          <w:left w:color="000000" w:space="0" w:val="single" w:sz="6"/>
+          <w:bottom w:color="000000" w:space="0" w:val="single" w:sz="6"/>
+          <w:right w:color="000000" w:space="0" w:val="single" w:sz="6"/>
+          <w:insideH w:color="000000" w:space="0" w:val="single" w:sz="6"/>
+          <w:insideV w:color="000000" w:space="0" w:val="single" w:sz="6"/>
         </w:tblBorders>
         <w:tblCellMar>
-          <w:top w:type="dxa" w:w="57"/>
-          <w:left w:type="dxa" w:w="108"/>
-          <w:bottom w:type="dxa" w:w="57"/>
-          <w:right w:type="dxa" w:w="108"/>
+          <w:top w:w="57" w:type="dxa"/>
+          <w:left w:w="108" w:type="dxa"/>
+          <w:bottom w:w="57" w:type="dxa"/>
+          <w:right w:w="108" w:type="dxa"/>
         </w:tblCellMar>
       </w:tblPr>
       <w:tblGrid>
@@ -4382,8 +4382,8 @@
             <w:pPr>
               <w:pStyle w:val="Compact"/>
               <w:jc w:val="left"/>
-              <w:ind w:left="0" w:right="0" w:firstLine="0"/>
-              <w:spacing w:before="40" w:after="40" w:lineRule="auto" w:line="240"/>
+              <w:ind w:right="0" w:left="0" w:firstLine="0"/>
+              <w:spacing w:after="40" w:line="240" w:lineRule="auto" w:before="40"/>
             </w:pPr>
             <w:r>
               <w:rPr>
@@ -4401,8 +4401,8 @@
             <w:pPr>
               <w:pStyle w:val="Compact"/>
               <w:jc w:val="left"/>
-              <w:ind w:left="0" w:right="0" w:firstLine="0"/>
-              <w:spacing w:before="40" w:after="40" w:lineRule="auto" w:line="240"/>
+              <w:ind w:right="0" w:left="0" w:firstLine="0"/>
+              <w:spacing w:after="40" w:line="240" w:lineRule="auto" w:before="40"/>
             </w:pPr>
             <w:r>
               <w:rPr>
@@ -4420,8 +4420,8 @@
             <w:pPr>
               <w:pStyle w:val="Compact"/>
               <w:jc w:val="left"/>
-              <w:ind w:left="0" w:right="0" w:firstLine="0"/>
-              <w:spacing w:before="40" w:after="40" w:lineRule="auto" w:line="240"/>
+              <w:ind w:right="0" w:left="0" w:firstLine="0"/>
+              <w:spacing w:after="40" w:line="240" w:lineRule="auto" w:before="40"/>
             </w:pPr>
             <w:r>
               <w:rPr>
@@ -4439,8 +4439,8 @@
             <w:pPr>
               <w:pStyle w:val="Compact"/>
               <w:jc w:val="left"/>
-              <w:ind w:left="0" w:right="0" w:firstLine="0"/>
-              <w:spacing w:before="40" w:after="40" w:lineRule="auto" w:line="240"/>
+              <w:ind w:right="0" w:left="0" w:firstLine="0"/>
+              <w:spacing w:after="40" w:line="240" w:lineRule="auto" w:before="40"/>
             </w:pPr>
             <w:r>
               <w:rPr>
@@ -4456,8 +4456,8 @@
             <w:pPr>
               <w:pStyle w:val="Compact"/>
               <w:jc w:val="left"/>
-              <w:ind w:left="0" w:right="0" w:firstLine="0"/>
-              <w:spacing w:before="40" w:after="40" w:lineRule="auto" w:line="240"/>
+              <w:ind w:right="0" w:left="0" w:firstLine="0"/>
+              <w:spacing w:after="40" w:line="240" w:lineRule="auto" w:before="40"/>
             </w:pPr>
             <w:r>
               <w:rPr>
@@ -4473,8 +4473,8 @@
             <w:pPr>
               <w:pStyle w:val="Compact"/>
               <w:jc w:val="left"/>
-              <w:ind w:left="0" w:right="0" w:firstLine="0"/>
-              <w:spacing w:before="40" w:after="40" w:lineRule="auto" w:line="240"/>
+              <w:ind w:right="0" w:left="0" w:firstLine="0"/>
+              <w:spacing w:after="40" w:line="240" w:lineRule="auto" w:before="40"/>
             </w:pPr>
             <w:r>
               <w:t xml:space="preserve">Built-in base model is always loaded</w:t>
@@ -4489,8 +4489,8 @@
             <w:pPr>
               <w:pStyle w:val="Compact"/>
               <w:jc w:val="left"/>
-              <w:ind w:left="0" w:right="0" w:firstLine="0"/>
-              <w:spacing w:before="40" w:after="40" w:lineRule="auto" w:line="240"/>
+              <w:ind w:right="0" w:left="0" w:firstLine="0"/>
+              <w:spacing w:after="40" w:line="240" w:lineRule="auto" w:before="40"/>
             </w:pPr>
             <w:r>
               <w:rPr>
@@ -4506,8 +4506,8 @@
             <w:pPr>
               <w:pStyle w:val="Compact"/>
               <w:jc w:val="left"/>
-              <w:ind w:left="0" w:right="0" w:firstLine="0"/>
-              <w:spacing w:before="40" w:after="40" w:lineRule="auto" w:line="240"/>
+              <w:ind w:right="0" w:left="0" w:firstLine="0"/>
+              <w:spacing w:after="40" w:line="240" w:lineRule="auto" w:before="40"/>
             </w:pPr>
             <w:r>
               <w:rPr>
@@ -4523,8 +4523,8 @@
             <w:pPr>
               <w:pStyle w:val="Compact"/>
               <w:jc w:val="left"/>
-              <w:ind w:left="0" w:right="0" w:firstLine="0"/>
-              <w:spacing w:before="40" w:after="40" w:lineRule="auto" w:line="240"/>
+              <w:ind w:right="0" w:left="0" w:firstLine="0"/>
+              <w:spacing w:after="40" w:line="240" w:lineRule="auto" w:before="40"/>
             </w:pPr>
             <w:r>
               <w:t xml:space="preserve">Also stores</w:t>
@@ -4548,8 +4548,8 @@
             <w:pPr>
               <w:pStyle w:val="Compact"/>
               <w:jc w:val="left"/>
-              <w:ind w:left="0" w:right="0" w:firstLine="0"/>
-              <w:spacing w:before="40" w:after="40" w:lineRule="auto" w:line="240"/>
+              <w:ind w:right="0" w:left="0" w:firstLine="0"/>
+              <w:spacing w:after="40" w:line="240" w:lineRule="auto" w:before="40"/>
             </w:pPr>
             <w:r>
               <w:rPr>
@@ -4565,8 +4565,8 @@
             <w:pPr>
               <w:pStyle w:val="Compact"/>
               <w:jc w:val="left"/>
-              <w:ind w:left="0" w:right="0" w:firstLine="0"/>
-              <w:spacing w:before="40" w:after="40" w:lineRule="auto" w:line="240"/>
+              <w:ind w:right="0" w:left="0" w:firstLine="0"/>
+              <w:spacing w:after="40" w:line="240" w:lineRule="auto" w:before="40"/>
             </w:pPr>
             <w:r>
               <w:rPr>
@@ -4582,8 +4582,8 @@
             <w:pPr>
               <w:pStyle w:val="Compact"/>
               <w:jc w:val="left"/>
-              <w:ind w:left="0" w:right="0" w:firstLine="0"/>
-              <w:spacing w:before="40" w:after="40" w:lineRule="auto" w:line="240"/>
+              <w:ind w:right="0" w:left="0" w:firstLine="0"/>
+              <w:spacing w:after="40" w:line="240" w:lineRule="auto" w:before="40"/>
             </w:pPr>
             <w:r>
               <w:t xml:space="preserve">Overridden by</w:t>
@@ -4674,12 +4674,12 @@
     </w:p>
     <w:p>
       <w:pPr>
-        <w:spacing w:line="20" w:lineRule="exact" w:after="0" w:before="0"/>
+        <w:spacing w:lineRule="exact" w:before="0" w:after="0" w:line="20"/>
         <w:rPr>
           <w:sz w:val="2"/>
         </w:rPr>
       </w:pPr>
-      <w:bookmarkStart w:name="listing-src-specification-pattern" w:id="78709"/>
+      <w:bookmarkStart w:id="78709" w:name="listing-src-specification-pattern"/>
       <w:bookmarkEnd w:id="78709"/>
     </w:p>
     <w:p>
@@ -4765,12 +4765,12 @@
     </w:p>
     <w:p>
       <w:pPr>
-        <w:spacing w:line="20" w:lineRule="exact" w:after="0" w:before="0"/>
+        <w:spacing w:lineRule="exact" w:before="0" w:after="0" w:line="20"/>
         <w:rPr>
           <w:sz w:val="2"/>
         </w:rPr>
       </w:pPr>
-      <w:bookmarkStart w:name="listing-src-object-pattern" w:id="57333"/>
+      <w:bookmarkStart w:id="57333" w:name="listing-src-object-pattern"/>
       <w:bookmarkEnd w:id="57333"/>
     </w:p>
     <w:p>
@@ -4962,12 +4962,12 @@
     </w:p>
     <w:p>
       <w:pPr>
-        <w:spacing w:line="20" w:lineRule="exact" w:after="0" w:before="0"/>
+        <w:spacing w:lineRule="exact" w:before="0" w:after="0" w:line="20"/>
         <w:rPr>
           <w:sz w:val="2"/>
         </w:rPr>
       </w:pPr>
-      <w:bookmarkStart w:name="listing-src-section-close" w:id="68927"/>
+      <w:bookmarkStart w:id="68927" w:name="listing-src-section-close"/>
       <w:bookmarkEnd w:id="68927"/>
     </w:p>
     <w:p>
@@ -5148,12 +5148,12 @@
     </w:p>
     <w:p>
       <w:pPr>
-        <w:spacing w:line="20" w:lineRule="exact" w:after="0" w:before="0"/>
+        <w:spacing w:lineRule="exact" w:before="0" w:after="0" w:line="20"/>
         <w:rPr>
           <w:sz w:val="2"/>
         </w:rPr>
       </w:pPr>
-      <w:bookmarkStart w:name="listing-src-attribute-pattern" w:id="89902"/>
+      <w:bookmarkStart w:id="89902" w:name="listing-src-attribute-pattern"/>
       <w:bookmarkEnd w:id="89902"/>
     </w:p>
     <w:p>
@@ -5488,12 +5488,12 @@
     </w:p>
     <w:p>
       <w:pPr>
-        <w:spacing w:line="20" w:lineRule="exact" w:after="0" w:before="0"/>
+        <w:spacing w:lineRule="exact" w:before="0" w:after="0" w:line="20"/>
         <w:rPr>
           <w:sz w:val="2"/>
         </w:rPr>
       </w:pPr>
-      <w:bookmarkStart w:name="listing-src-plantuml-float-syntax" w:id="55431"/>
+      <w:bookmarkStart w:id="55431" w:name="listing-src-plantuml-float-syntax"/>
       <w:bookmarkEnd w:id="55431"/>
     </w:p>
     <w:p>
@@ -5595,12 +5595,12 @@
     </w:p>
     <w:p>
       <w:pPr>
-        <w:spacing w:line="20" w:lineRule="exact" w:after="0" w:before="0"/>
+        <w:spacing w:lineRule="exact" w:before="0" w:after="0" w:line="20"/>
         <w:rPr>
           <w:sz w:val="2"/>
         </w:rPr>
       </w:pPr>
-      <w:bookmarkStart w:name="listing-src-table-float-syntax" w:id="10374"/>
+      <w:bookmarkStart w:id="10374" w:name="listing-src-table-float-syntax"/>
       <w:bookmarkEnd w:id="10374"/>
     </w:p>
     <w:p>
@@ -5749,12 +5749,12 @@
     </w:p>
     <w:p>
       <w:pPr>
-        <w:spacing w:line="20" w:lineRule="exact" w:after="0" w:before="0"/>
+        <w:spacing w:lineRule="exact" w:before="0" w:after="0" w:line="20"/>
         <w:rPr>
           <w:sz w:val="2"/>
         </w:rPr>
       </w:pPr>
-      <w:bookmarkStart w:name="listing-src-csv-float-syntax" w:id="55086"/>
+      <w:bookmarkStart w:id="55086" w:name="listing-src-csv-float-syntax"/>
       <w:bookmarkEnd w:id="55086"/>
     </w:p>
     <w:p>
@@ -5932,12 +5932,12 @@
     </w:p>
     <w:p>
       <w:pPr>
-        <w:spacing w:line="20" w:lineRule="exact" w:after="0" w:before="0"/>
+        <w:spacing w:lineRule="exact" w:before="0" w:after="0" w:line="20"/>
         <w:rPr>
           <w:sz w:val="2"/>
         </w:rPr>
       </w:pPr>
-      <w:bookmarkStart w:name="listing-src-listing-float-syntax" w:id="69456"/>
+      <w:bookmarkStart w:id="69456" w:name="listing-src-listing-float-syntax"/>
       <w:bookmarkEnd w:id="69456"/>
     </w:p>
     <w:p>
@@ -6083,12 +6083,12 @@
     </w:p>
     <w:p>
       <w:pPr>
-        <w:spacing w:line="20" w:lineRule="exact" w:after="0" w:before="0"/>
+        <w:spacing w:lineRule="exact" w:before="0" w:after="0" w:line="20"/>
         <w:rPr>
           <w:sz w:val="2"/>
         </w:rPr>
       </w:pPr>
-      <w:bookmarkStart w:name="listing-src-chart-float-syntax" w:id="31094"/>
+      <w:bookmarkStart w:id="31094" w:name="listing-src-chart-float-syntax"/>
       <w:bookmarkEnd w:id="31094"/>
     </w:p>
     <w:p>
@@ -6259,12 +6259,12 @@
     </w:p>
     <w:p>
       <w:pPr>
-        <w:spacing w:line="20" w:lineRule="exact" w:after="0" w:before="0"/>
+        <w:spacing w:lineRule="exact" w:before="0" w:after="0" w:line="20"/>
         <w:rPr>
           <w:sz w:val="2"/>
         </w:rPr>
       </w:pPr>
-      <w:bookmarkStart w:name="listing-src-math-float-syntax" w:id="22760"/>
+      <w:bookmarkStart w:id="22760" w:name="listing-src-math-float-syntax"/>
       <w:bookmarkEnd w:id="22760"/>
     </w:p>
     <w:p>
@@ -6381,12 +6381,12 @@
     </w:p>
     <w:p>
       <w:pPr>
-        <w:spacing w:line="20" w:lineRule="exact" w:after="0" w:before="0"/>
+        <w:spacing w:lineRule="exact" w:before="0" w:after="0" w:line="20"/>
         <w:rPr>
           <w:sz w:val="2"/>
         </w:rPr>
       </w:pPr>
-      <w:bookmarkStart w:name="csv-tbl-float-syntax" w:id="95403"/>
+      <w:bookmarkStart w:id="95403" w:name="csv-tbl-float-syntax"/>
       <w:bookmarkEnd w:id="95403"/>
     </w:p>
     <w:p>
@@ -6423,18 +6423,18 @@
         <w:tblLook w:firstRow="1" w:lastRow="0" w:firstColumn="0" w:lastColumn="0" w:noHBand="0" w:noVBand="0" w:val="0020"/>
         <w:jc w:val="start"/>
         <w:tblBorders>
-          <w:top w:color="000000" w:val="single" w:space="0" w:sz="6"/>
-          <w:left w:color="000000" w:val="single" w:space="0" w:sz="6"/>
-          <w:bottom w:color="000000" w:val="single" w:space="0" w:sz="6"/>
-          <w:right w:color="000000" w:val="single" w:space="0" w:sz="6"/>
-          <w:insideH w:color="000000" w:val="single" w:space="0" w:sz="6"/>
-          <w:insideV w:color="000000" w:val="single" w:space="0" w:sz="6"/>
+          <w:top w:color="000000" w:space="0" w:val="single" w:sz="6"/>
+          <w:left w:color="000000" w:space="0" w:val="single" w:sz="6"/>
+          <w:bottom w:color="000000" w:space="0" w:val="single" w:sz="6"/>
+          <w:right w:color="000000" w:space="0" w:val="single" w:sz="6"/>
+          <w:insideH w:color="000000" w:space="0" w:val="single" w:sz="6"/>
+          <w:insideV w:color="000000" w:space="0" w:val="single" w:sz="6"/>
         </w:tblBorders>
         <w:tblCellMar>
-          <w:top w:type="dxa" w:w="57"/>
-          <w:left w:type="dxa" w:w="108"/>
-          <w:bottom w:type="dxa" w:w="57"/>
-          <w:right w:type="dxa" w:w="108"/>
+          <w:top w:w="57" w:type="dxa"/>
+          <w:left w:w="108" w:type="dxa"/>
+          <w:bottom w:w="57" w:type="dxa"/>
+          <w:right w:w="108" w:type="dxa"/>
         </w:tblCellMar>
       </w:tblPr>
       <w:tblGrid>
@@ -6453,8 +6453,8 @@
             <w:pPr>
               <w:pStyle w:val="Compact"/>
               <w:jc w:val="left"/>
-              <w:ind w:left="0" w:right="0" w:firstLine="0"/>
-              <w:spacing w:before="40" w:after="40" w:lineRule="auto" w:line="240"/>
+              <w:ind w:right="0" w:left="0" w:firstLine="0"/>
+              <w:spacing w:after="40" w:line="240" w:lineRule="auto" w:before="40"/>
             </w:pPr>
             <w:r>
               <w:rPr>
@@ -6472,8 +6472,8 @@
             <w:pPr>
               <w:pStyle w:val="Compact"/>
               <w:jc w:val="left"/>
-              <w:ind w:left="0" w:right="0" w:firstLine="0"/>
-              <w:spacing w:before="40" w:after="40" w:lineRule="auto" w:line="240"/>
+              <w:ind w:right="0" w:left="0" w:firstLine="0"/>
+              <w:spacing w:after="40" w:line="240" w:lineRule="auto" w:before="40"/>
             </w:pPr>
             <w:r>
               <w:rPr>
@@ -6491,8 +6491,8 @@
             <w:pPr>
               <w:pStyle w:val="Compact"/>
               <w:jc w:val="left"/>
-              <w:ind w:left="0" w:right="0" w:firstLine="0"/>
-              <w:spacing w:before="40" w:after="40" w:lineRule="auto" w:line="240"/>
+              <w:ind w:right="0" w:left="0" w:firstLine="0"/>
+              <w:spacing w:after="40" w:line="240" w:lineRule="auto" w:before="40"/>
             </w:pPr>
             <w:r>
               <w:rPr>
@@ -6508,8 +6508,8 @@
             <w:pPr>
               <w:pStyle w:val="Compact"/>
               <w:jc w:val="left"/>
-              <w:ind w:left="0" w:right="0" w:firstLine="0"/>
-              <w:spacing w:before="40" w:after="40" w:lineRule="auto" w:line="240"/>
+              <w:ind w:right="0" w:left="0" w:firstLine="0"/>
+              <w:spacing w:after="40" w:line="240" w:lineRule="auto" w:before="40"/>
             </w:pPr>
             <w:r>
               <w:t xml:space="preserve">Float type identifier (for example</w:t>
@@ -6608,8 +6608,8 @@
             <w:pPr>
               <w:pStyle w:val="Compact"/>
               <w:jc w:val="left"/>
-              <w:ind w:left="0" w:right="0" w:firstLine="0"/>
-              <w:spacing w:before="40" w:after="40" w:lineRule="auto" w:line="240"/>
+              <w:ind w:right="0" w:left="0" w:firstLine="0"/>
+              <w:spacing w:after="40" w:line="240" w:lineRule="auto" w:before="40"/>
             </w:pPr>
             <w:r>
               <w:rPr>
@@ -6625,8 +6625,8 @@
             <w:pPr>
               <w:pStyle w:val="Compact"/>
               <w:jc w:val="left"/>
-              <w:ind w:left="0" w:right="0" w:firstLine="0"/>
-              <w:spacing w:before="40" w:after="40" w:lineRule="auto" w:line="240"/>
+              <w:ind w:right="0" w:left="0" w:firstLine="0"/>
+              <w:spacing w:after="40" w:line="240" w:lineRule="auto" w:before="40"/>
             </w:pPr>
             <w:r>
               <w:t xml:space="preserve">Optional language hint for syntax highlighting</w:t>
@@ -6641,8 +6641,8 @@
             <w:pPr>
               <w:pStyle w:val="Compact"/>
               <w:jc w:val="left"/>
-              <w:ind w:left="0" w:right="0" w:firstLine="0"/>
-              <w:spacing w:before="40" w:after="40" w:lineRule="auto" w:line="240"/>
+              <w:ind w:right="0" w:left="0" w:firstLine="0"/>
+              <w:spacing w:after="40" w:line="240" w:lineRule="auto" w:before="40"/>
             </w:pPr>
             <w:r>
               <w:rPr>
@@ -6658,8 +6658,8 @@
             <w:pPr>
               <w:pStyle w:val="Compact"/>
               <w:jc w:val="left"/>
-              <w:ind w:left="0" w:right="0" w:firstLine="0"/>
-              <w:spacing w:before="40" w:after="40" w:lineRule="auto" w:line="240"/>
+              <w:ind w:right="0" w:left="0" w:firstLine="0"/>
+              <w:spacing w:after="40" w:line="240" w:lineRule="auto" w:before="40"/>
             </w:pPr>
             <w:r>
               <w:t xml:space="preserve">Float label for cross-referencing; must be unique within the specification</w:t>
@@ -6674,8 +6674,8 @@
             <w:pPr>
               <w:pStyle w:val="Compact"/>
               <w:jc w:val="left"/>
-              <w:ind w:left="0" w:right="0" w:firstLine="0"/>
-              <w:spacing w:before="40" w:after="40" w:lineRule="auto" w:line="240"/>
+              <w:ind w:right="0" w:left="0" w:firstLine="0"/>
+              <w:spacing w:after="40" w:line="240" w:lineRule="auto" w:before="40"/>
             </w:pPr>
             <w:r>
               <w:rPr>
@@ -6691,8 +6691,8 @@
             <w:pPr>
               <w:pStyle w:val="Compact"/>
               <w:jc w:val="left"/>
-              <w:ind w:left="0" w:right="0" w:firstLine="0"/>
-              <w:spacing w:before="40" w:after="40" w:lineRule="auto" w:line="240"/>
+              <w:ind w:right="0" w:left="0" w:firstLine="0"/>
+              <w:spacing w:after="40" w:line="240" w:lineRule="auto" w:before="40"/>
             </w:pPr>
             <w:r>
               <w:t xml:space="preserve">Key-value attributes; common attribute:</w:t>
@@ -6793,12 +6793,12 @@
     </w:p>
     <w:p>
       <w:pPr>
-        <w:spacing w:line="20" w:lineRule="exact" w:after="0" w:before="0"/>
+        <w:spacing w:lineRule="exact" w:before="0" w:after="0" w:line="20"/>
         <w:rPr>
           <w:sz w:val="2"/>
         </w:rPr>
       </w:pPr>
-      <w:bookmarkStart w:name="csv-tbl-selectors" w:id="48255"/>
+      <w:bookmarkStart w:id="48255" w:name="csv-tbl-selectors"/>
       <w:bookmarkEnd w:id="48255"/>
     </w:p>
     <w:p>
@@ -6835,18 +6835,18 @@
         <w:tblLook w:firstRow="1" w:lastRow="0" w:firstColumn="0" w:lastColumn="0" w:noHBand="0" w:noVBand="0" w:val="0020"/>
         <w:jc w:val="start"/>
         <w:tblBorders>
-          <w:top w:color="000000" w:val="single" w:space="0" w:sz="6"/>
-          <w:left w:color="000000" w:val="single" w:space="0" w:sz="6"/>
-          <w:bottom w:color="000000" w:val="single" w:space="0" w:sz="6"/>
-          <w:right w:color="000000" w:val="single" w:space="0" w:sz="6"/>
-          <w:insideH w:color="000000" w:val="single" w:space="0" w:sz="6"/>
-          <w:insideV w:color="000000" w:val="single" w:space="0" w:sz="6"/>
+          <w:top w:color="000000" w:space="0" w:val="single" w:sz="6"/>
+          <w:left w:color="000000" w:space="0" w:val="single" w:sz="6"/>
+          <w:bottom w:color="000000" w:space="0" w:val="single" w:sz="6"/>
+          <w:right w:color="000000" w:space="0" w:val="single" w:sz="6"/>
+          <w:insideH w:color="000000" w:space="0" w:val="single" w:sz="6"/>
+          <w:insideV w:color="000000" w:space="0" w:val="single" w:sz="6"/>
         </w:tblBorders>
         <w:tblCellMar>
-          <w:top w:type="dxa" w:w="57"/>
-          <w:left w:type="dxa" w:w="108"/>
-          <w:bottom w:type="dxa" w:w="57"/>
-          <w:right w:type="dxa" w:w="108"/>
+          <w:top w:w="57" w:type="dxa"/>
+          <w:left w:w="108" w:type="dxa"/>
+          <w:bottom w:w="57" w:type="dxa"/>
+          <w:right w:w="108" w:type="dxa"/>
         </w:tblCellMar>
       </w:tblPr>
       <w:tblGrid>
@@ -6866,8 +6866,8 @@
             <w:pPr>
               <w:pStyle w:val="Compact"/>
               <w:jc w:val="left"/>
-              <w:ind w:left="0" w:right="0" w:firstLine="0"/>
-              <w:spacing w:before="40" w:after="40" w:lineRule="auto" w:line="240"/>
+              <w:ind w:right="0" w:left="0" w:firstLine="0"/>
+              <w:spacing w:after="40" w:line="240" w:lineRule="auto" w:before="40"/>
             </w:pPr>
             <w:r>
               <w:rPr>
@@ -6885,8 +6885,8 @@
             <w:pPr>
               <w:pStyle w:val="Compact"/>
               <w:jc w:val="left"/>
-              <w:ind w:left="0" w:right="0" w:firstLine="0"/>
-              <w:spacing w:before="40" w:after="40" w:lineRule="auto" w:line="240"/>
+              <w:ind w:right="0" w:left="0" w:firstLine="0"/>
+              <w:spacing w:after="40" w:line="240" w:lineRule="auto" w:before="40"/>
             </w:pPr>
             <w:r>
               <w:rPr>
@@ -6904,8 +6904,8 @@
             <w:pPr>
               <w:pStyle w:val="Compact"/>
               <w:jc w:val="left"/>
-              <w:ind w:left="0" w:right="0" w:firstLine="0"/>
-              <w:spacing w:before="40" w:after="40" w:lineRule="auto" w:line="240"/>
+              <w:ind w:right="0" w:left="0" w:firstLine="0"/>
+              <w:spacing w:after="40" w:line="240" w:lineRule="auto" w:before="40"/>
             </w:pPr>
             <w:r>
               <w:rPr>
@@ -6923,8 +6923,8 @@
             <w:pPr>
               <w:pStyle w:val="Compact"/>
               <w:jc w:val="left"/>
-              <w:ind w:left="0" w:right="0" w:firstLine="0"/>
-              <w:spacing w:before="40" w:after="40" w:lineRule="auto" w:line="240"/>
+              <w:ind w:right="0" w:left="0" w:firstLine="0"/>
+              <w:spacing w:after="40" w:line="240" w:lineRule="auto" w:before="40"/>
             </w:pPr>
             <w:r>
               <w:rPr>
@@ -6940,8 +6940,8 @@
             <w:pPr>
               <w:pStyle w:val="Compact"/>
               <w:jc w:val="left"/>
-              <w:ind w:left="0" w:right="0" w:firstLine="0"/>
-              <w:spacing w:before="40" w:after="40" w:lineRule="auto" w:line="240"/>
+              <w:ind w:right="0" w:left="0" w:firstLine="0"/>
+              <w:spacing w:after="40" w:line="240" w:lineRule="auto" w:before="40"/>
             </w:pPr>
             <w:r>
               <w:rPr>
@@ -6963,8 +6963,8 @@
             <w:pPr>
               <w:pStyle w:val="Compact"/>
               <w:jc w:val="left"/>
-              <w:ind w:left="0" w:right="0" w:firstLine="0"/>
-              <w:spacing w:before="40" w:after="40" w:lineRule="auto" w:line="240"/>
+              <w:ind w:right="0" w:left="0" w:firstLine="0"/>
+              <w:spacing w:after="40" w:line="240" w:lineRule="auto" w:before="40"/>
             </w:pPr>
             <w:r>
               <w:t xml:space="preserve">PID lookup: same-spec first, then cross-document fallback</w:t>
@@ -6979,8 +6979,8 @@
             <w:pPr>
               <w:pStyle w:val="Compact"/>
               <w:jc w:val="left"/>
-              <w:ind w:left="0" w:right="0" w:firstLine="0"/>
-              <w:spacing w:before="40" w:after="40" w:lineRule="auto" w:line="240"/>
+              <w:ind w:right="0" w:left="0" w:firstLine="0"/>
+              <w:spacing w:after="40" w:line="240" w:lineRule="auto" w:before="40"/>
             </w:pPr>
             <w:r>
               <w:rPr>
@@ -6996,8 +6996,8 @@
             <w:pPr>
               <w:pStyle w:val="Compact"/>
               <w:jc w:val="left"/>
-              <w:ind w:left="0" w:right="0" w:firstLine="0"/>
-              <w:spacing w:before="40" w:after="40" w:lineRule="auto" w:line="240"/>
+              <w:ind w:right="0" w:left="0" w:firstLine="0"/>
+              <w:spacing w:after="40" w:line="240" w:lineRule="auto" w:before="40"/>
             </w:pPr>
             <w:r>
               <w:rPr>
@@ -7019,8 +7019,8 @@
             <w:pPr>
               <w:pStyle w:val="Compact"/>
               <w:jc w:val="left"/>
-              <w:ind w:left="0" w:right="0" w:firstLine="0"/>
-              <w:spacing w:before="40" w:after="40" w:lineRule="auto" w:line="240"/>
+              <w:ind w:right="0" w:left="0" w:firstLine="0"/>
+              <w:spacing w:after="40" w:line="240" w:lineRule="auto" w:before="40"/>
             </w:pPr>
             <w:r>
               <w:t xml:space="preserve">Scoped label resolution: local scope, then same-spec, then global</w:t>
@@ -7035,8 +7035,8 @@
             <w:pPr>
               <w:pStyle w:val="Compact"/>
               <w:jc w:val="left"/>
-              <w:ind w:left="0" w:right="0" w:firstLine="0"/>
-              <w:spacing w:before="40" w:after="40" w:lineRule="auto" w:line="240"/>
+              <w:ind w:right="0" w:left="0" w:firstLine="0"/>
+              <w:spacing w:after="40" w:line="240" w:lineRule="auto" w:before="40"/>
             </w:pPr>
             <w:r>
               <w:rPr>
@@ -7052,8 +7052,8 @@
             <w:pPr>
               <w:pStyle w:val="Compact"/>
               <w:jc w:val="left"/>
-              <w:ind w:left="0" w:right="0" w:firstLine="0"/>
-              <w:spacing w:before="40" w:after="40" w:lineRule="auto" w:line="240"/>
+              <w:ind w:right="0" w:left="0" w:firstLine="0"/>
+              <w:spacing w:after="40" w:line="240" w:lineRule="auto" w:before="40"/>
             </w:pPr>
             <w:r>
               <w:t xml:space="preserve">XREF_CITATION</w:t>
@@ -7066,8 +7066,8 @@
             <w:pPr>
               <w:pStyle w:val="Compact"/>
               <w:jc w:val="left"/>
-              <w:ind w:left="0" w:right="0" w:firstLine="0"/>
-              <w:spacing w:before="40" w:after="40" w:lineRule="auto" w:line="240"/>
+              <w:ind w:right="0" w:left="0" w:firstLine="0"/>
+              <w:spacing w:after="40" w:line="240" w:lineRule="auto" w:before="40"/>
             </w:pPr>
             <w:r>
               <w:t xml:space="preserve">Rewritten to pandoc Cite element (parenthetical)</w:t>
@@ -7082,8 +7082,8 @@
             <w:pPr>
               <w:pStyle w:val="Compact"/>
               <w:jc w:val="left"/>
-              <w:ind w:left="0" w:right="0" w:firstLine="0"/>
-              <w:spacing w:before="40" w:after="40" w:lineRule="auto" w:line="240"/>
+              <w:ind w:right="0" w:left="0" w:firstLine="0"/>
+              <w:spacing w:after="40" w:line="240" w:lineRule="auto" w:before="40"/>
             </w:pPr>
             <w:r>
               <w:rPr>
@@ -7099,8 +7099,8 @@
             <w:pPr>
               <w:pStyle w:val="Compact"/>
               <w:jc w:val="left"/>
-              <w:ind w:left="0" w:right="0" w:firstLine="0"/>
-              <w:spacing w:before="40" w:after="40" w:lineRule="auto" w:line="240"/>
+              <w:ind w:right="0" w:left="0" w:firstLine="0"/>
+              <w:spacing w:after="40" w:line="240" w:lineRule="auto" w:before="40"/>
             </w:pPr>
             <w:r>
               <w:t xml:space="preserve">XREF_CITATION</w:t>
@@ -7113,8 +7113,8 @@
             <w:pPr>
               <w:pStyle w:val="Compact"/>
               <w:jc w:val="left"/>
-              <w:ind w:left="0" w:right="0" w:firstLine="0"/>
-              <w:spacing w:before="40" w:after="40" w:lineRule="auto" w:line="240"/>
+              <w:ind w:right="0" w:left="0" w:firstLine="0"/>
+              <w:spacing w:after="40" w:line="240" w:lineRule="auto" w:before="40"/>
             </w:pPr>
             <w:r>
               <w:t xml:space="preserve">Rewritten to pandoc Cite element (in-text)</w:t>
@@ -7148,12 +7148,12 @@
     </w:p>
     <w:p>
       <w:pPr>
-        <w:spacing w:line="20" w:lineRule="exact" w:after="0" w:before="0"/>
+        <w:spacing w:lineRule="exact" w:before="0" w:after="0" w:line="20"/>
         <w:rPr>
           <w:sz w:val="2"/>
         </w:rPr>
       </w:pPr>
-      <w:bookmarkStart w:name="csv-tbl-relation-syntax" w:id="65471"/>
+      <w:bookmarkStart w:id="65471" w:name="csv-tbl-relation-syntax"/>
       <w:bookmarkEnd w:id="65471"/>
     </w:p>
     <w:p>
@@ -7190,18 +7190,18 @@
         <w:tblLook w:firstRow="1" w:lastRow="0" w:firstColumn="0" w:lastColumn="0" w:noHBand="0" w:noVBand="0" w:val="0020"/>
         <w:jc w:val="start"/>
         <w:tblBorders>
-          <w:top w:color="000000" w:val="single" w:space="0" w:sz="6"/>
-          <w:left w:color="000000" w:val="single" w:space="0" w:sz="6"/>
-          <w:bottom w:color="000000" w:val="single" w:space="0" w:sz="6"/>
-          <w:right w:color="000000" w:val="single" w:space="0" w:sz="6"/>
-          <w:insideH w:color="000000" w:val="single" w:space="0" w:sz="6"/>
-          <w:insideV w:color="000000" w:val="single" w:space="0" w:sz="6"/>
+          <w:top w:color="000000" w:space="0" w:val="single" w:sz="6"/>
+          <w:left w:color="000000" w:space="0" w:val="single" w:sz="6"/>
+          <w:bottom w:color="000000" w:space="0" w:val="single" w:sz="6"/>
+          <w:right w:color="000000" w:space="0" w:val="single" w:sz="6"/>
+          <w:insideH w:color="000000" w:space="0" w:val="single" w:sz="6"/>
+          <w:insideV w:color="000000" w:space="0" w:val="single" w:sz="6"/>
         </w:tblBorders>
         <w:tblCellMar>
-          <w:top w:type="dxa" w:w="57"/>
-          <w:left w:type="dxa" w:w="108"/>
-          <w:bottom w:type="dxa" w:w="57"/>
-          <w:right w:type="dxa" w:w="108"/>
+          <w:top w:w="57" w:type="dxa"/>
+          <w:left w:w="108" w:type="dxa"/>
+          <w:bottom w:w="57" w:type="dxa"/>
+          <w:right w:w="108" w:type="dxa"/>
         </w:tblCellMar>
       </w:tblPr>
       <w:tblGrid>
@@ -7221,8 +7221,8 @@
             <w:pPr>
               <w:pStyle w:val="Compact"/>
               <w:jc w:val="left"/>
-              <w:ind w:left="0" w:right="0" w:firstLine="0"/>
-              <w:spacing w:before="40" w:after="40" w:lineRule="auto" w:line="240"/>
+              <w:ind w:right="0" w:left="0" w:firstLine="0"/>
+              <w:spacing w:after="40" w:line="240" w:lineRule="auto" w:before="40"/>
             </w:pPr>
             <w:r>
               <w:rPr>
@@ -7240,8 +7240,8 @@
             <w:pPr>
               <w:pStyle w:val="Compact"/>
               <w:jc w:val="left"/>
-              <w:ind w:left="0" w:right="0" w:firstLine="0"/>
-              <w:spacing w:before="40" w:after="40" w:lineRule="auto" w:line="240"/>
+              <w:ind w:right="0" w:left="0" w:firstLine="0"/>
+              <w:spacing w:after="40" w:line="240" w:lineRule="auto" w:before="40"/>
             </w:pPr>
             <w:r>
               <w:rPr>
@@ -7259,8 +7259,8 @@
             <w:pPr>
               <w:pStyle w:val="Compact"/>
               <w:jc w:val="left"/>
-              <w:ind w:left="0" w:right="0" w:firstLine="0"/>
-              <w:spacing w:before="40" w:after="40" w:lineRule="auto" w:line="240"/>
+              <w:ind w:right="0" w:left="0" w:firstLine="0"/>
+              <w:spacing w:after="40" w:line="240" w:lineRule="auto" w:before="40"/>
             </w:pPr>
             <w:r>
               <w:rPr>
@@ -7278,8 +7278,8 @@
             <w:pPr>
               <w:pStyle w:val="Compact"/>
               <w:jc w:val="left"/>
-              <w:ind w:left="0" w:right="0" w:firstLine="0"/>
-              <w:spacing w:before="40" w:after="40" w:lineRule="auto" w:line="240"/>
+              <w:ind w:right="0" w:left="0" w:firstLine="0"/>
+              <w:spacing w:after="40" w:line="240" w:lineRule="auto" w:before="40"/>
             </w:pPr>
             <w:r>
               <w:rPr>
@@ -7295,8 +7295,8 @@
             <w:pPr>
               <w:pStyle w:val="Compact"/>
               <w:jc w:val="left"/>
-              <w:ind w:left="0" w:right="0" w:firstLine="0"/>
-              <w:spacing w:before="40" w:after="40" w:lineRule="auto" w:line="240"/>
+              <w:ind w:right="0" w:left="0" w:firstLine="0"/>
+              <w:spacing w:after="40" w:line="240" w:lineRule="auto" w:before="40"/>
             </w:pPr>
             <w:r>
               <w:rPr>
@@ -7312,8 +7312,8 @@
             <w:pPr>
               <w:pStyle w:val="Compact"/>
               <w:jc w:val="left"/>
-              <w:ind w:left="0" w:right="0" w:firstLine="0"/>
-              <w:spacing w:before="40" w:after="40" w:lineRule="auto" w:line="240"/>
+              <w:ind w:right="0" w:left="0" w:firstLine="0"/>
+              <w:spacing w:after="40" w:line="240" w:lineRule="auto" w:before="40"/>
             </w:pPr>
             <w:r>
               <w:t xml:space="preserve">Reference by PID</w:t>
@@ -7328,8 +7328,8 @@
             <w:pPr>
               <w:pStyle w:val="Compact"/>
               <w:jc w:val="left"/>
-              <w:ind w:left="0" w:right="0" w:firstLine="0"/>
-              <w:spacing w:before="40" w:after="40" w:lineRule="auto" w:line="240"/>
+              <w:ind w:right="0" w:left="0" w:firstLine="0"/>
+              <w:spacing w:after="40" w:line="240" w:lineRule="auto" w:before="40"/>
             </w:pPr>
             <w:r>
               <w:rPr>
@@ -7345,8 +7345,8 @@
             <w:pPr>
               <w:pStyle w:val="Compact"/>
               <w:jc w:val="left"/>
-              <w:ind w:left="0" w:right="0" w:firstLine="0"/>
-              <w:spacing w:before="40" w:after="40" w:lineRule="auto" w:line="240"/>
+              <w:ind w:right="0" w:left="0" w:firstLine="0"/>
+              <w:spacing w:after="40" w:line="240" w:lineRule="auto" w:before="40"/>
             </w:pPr>
             <w:r>
               <w:rPr>
@@ -7362,8 +7362,8 @@
             <w:pPr>
               <w:pStyle w:val="Compact"/>
               <w:jc w:val="left"/>
-              <w:ind w:left="0" w:right="0" w:firstLine="0"/>
-              <w:spacing w:before="40" w:after="40" w:lineRule="auto" w:line="240"/>
+              <w:ind w:right="0" w:left="0" w:firstLine="0"/>
+              <w:spacing w:after="40" w:line="240" w:lineRule="auto" w:before="40"/>
             </w:pPr>
             <w:r>
               <w:t xml:space="preserve">Typed float reference</w:t>
@@ -7378,8 +7378,8 @@
             <w:pPr>
               <w:pStyle w:val="Compact"/>
               <w:jc w:val="left"/>
-              <w:ind w:left="0" w:right="0" w:firstLine="0"/>
-              <w:spacing w:before="40" w:after="40" w:lineRule="auto" w:line="240"/>
+              <w:ind w:right="0" w:left="0" w:firstLine="0"/>
+              <w:spacing w:after="40" w:line="240" w:lineRule="auto" w:before="40"/>
             </w:pPr>
             <w:r>
               <w:rPr>
@@ -7395,8 +7395,8 @@
             <w:pPr>
               <w:pStyle w:val="Compact"/>
               <w:jc w:val="left"/>
-              <w:ind w:left="0" w:right="0" w:firstLine="0"/>
-              <w:spacing w:before="40" w:after="40" w:lineRule="auto" w:line="240"/>
+              <w:ind w:right="0" w:left="0" w:firstLine="0"/>
+              <w:spacing w:after="40" w:line="240" w:lineRule="auto" w:before="40"/>
             </w:pPr>
             <w:r>
               <w:rPr>
@@ -7412,8 +7412,8 @@
             <w:pPr>
               <w:pStyle w:val="Compact"/>
               <w:jc w:val="left"/>
-              <w:ind w:left="0" w:right="0" w:firstLine="0"/>
-              <w:spacing w:before="40" w:after="40" w:lineRule="auto" w:line="240"/>
+              <w:ind w:right="0" w:left="0" w:firstLine="0"/>
+              <w:spacing w:after="40" w:line="240" w:lineRule="auto" w:before="40"/>
             </w:pPr>
             <w:r>
               <w:t xml:space="preserve">Scoped float reference</w:t>
@@ -7428,8 +7428,8 @@
             <w:pPr>
               <w:pStyle w:val="Compact"/>
               <w:jc w:val="left"/>
-              <w:ind w:left="0" w:right="0" w:firstLine="0"/>
-              <w:spacing w:before="40" w:after="40" w:lineRule="auto" w:line="240"/>
+              <w:ind w:right="0" w:left="0" w:firstLine="0"/>
+              <w:spacing w:after="40" w:line="240" w:lineRule="auto" w:before="40"/>
             </w:pPr>
             <w:r>
               <w:rPr>
@@ -7445,8 +7445,8 @@
             <w:pPr>
               <w:pStyle w:val="Compact"/>
               <w:jc w:val="left"/>
-              <w:ind w:left="0" w:right="0" w:firstLine="0"/>
-              <w:spacing w:before="40" w:after="40" w:lineRule="auto" w:line="240"/>
+              <w:ind w:right="0" w:left="0" w:firstLine="0"/>
+              <w:spacing w:after="40" w:line="240" w:lineRule="auto" w:before="40"/>
             </w:pPr>
             <w:r>
               <w:rPr>
@@ -7462,8 +7462,8 @@
             <w:pPr>
               <w:pStyle w:val="Compact"/>
               <w:jc w:val="left"/>
-              <w:ind w:left="0" w:right="0" w:firstLine="0"/>
-              <w:spacing w:before="40" w:after="40" w:lineRule="auto" w:line="240"/>
+              <w:ind w:right="0" w:left="0" w:firstLine="0"/>
+              <w:spacing w:after="40" w:line="240" w:lineRule="auto" w:before="40"/>
             </w:pPr>
             <w:r>
               <w:t xml:space="preserve">Parenthetical citation</w:t>
@@ -7478,8 +7478,8 @@
             <w:pPr>
               <w:pStyle w:val="Compact"/>
               <w:jc w:val="left"/>
-              <w:ind w:left="0" w:right="0" w:firstLine="0"/>
-              <w:spacing w:before="40" w:after="40" w:lineRule="auto" w:line="240"/>
+              <w:ind w:right="0" w:left="0" w:firstLine="0"/>
+              <w:spacing w:after="40" w:line="240" w:lineRule="auto" w:before="40"/>
             </w:pPr>
             <w:r>
               <w:rPr>
@@ -7495,8 +7495,8 @@
             <w:pPr>
               <w:pStyle w:val="Compact"/>
               <w:jc w:val="left"/>
-              <w:ind w:left="0" w:right="0" w:firstLine="0"/>
-              <w:spacing w:before="40" w:after="40" w:lineRule="auto" w:line="240"/>
+              <w:ind w:right="0" w:left="0" w:firstLine="0"/>
+              <w:spacing w:after="40" w:line="240" w:lineRule="auto" w:before="40"/>
             </w:pPr>
             <w:r>
               <w:rPr>
@@ -7512,8 +7512,8 @@
             <w:pPr>
               <w:pStyle w:val="Compact"/>
               <w:jc w:val="left"/>
-              <w:ind w:left="0" w:right="0" w:firstLine="0"/>
-              <w:spacing w:before="40" w:after="40" w:lineRule="auto" w:line="240"/>
+              <w:ind w:right="0" w:left="0" w:firstLine="0"/>
+              <w:spacing w:after="40" w:line="240" w:lineRule="auto" w:before="40"/>
             </w:pPr>
             <w:r>
               <w:t xml:space="preserve">In-text citation</w:t>
@@ -7663,7 +7663,7 @@
       <w:r>
         <w:tab/>
       </w:r>
-      <w:bookmarkStart w:name="math-eq-specificity" w:id="23201"/>
+      <w:bookmarkStart w:id="23201" w:name="math-eq-specificity"/>
       <w:r>
         <w:t>(</w:t>
       </w:r>
@@ -7751,12 +7751,12 @@
     </w:p>
     <w:p>
       <w:pPr>
-        <w:spacing w:line="20" w:lineRule="exact" w:after="0" w:before="0"/>
+        <w:spacing w:lineRule="exact" w:before="0" w:after="0" w:line="20"/>
         <w:rPr>
           <w:sz w:val="2"/>
         </w:rPr>
       </w:pPr>
-      <w:bookmarkStart w:name="csv-tbl-inference-scoring" w:id="55430"/>
+      <w:bookmarkStart w:id="55430" w:name="csv-tbl-inference-scoring"/>
       <w:bookmarkEnd w:id="55430"/>
     </w:p>
     <w:p>
@@ -7793,18 +7793,18 @@
         <w:tblLook w:firstRow="1" w:lastRow="0" w:firstColumn="0" w:lastColumn="0" w:noHBand="0" w:noVBand="0" w:val="0020"/>
         <w:jc w:val="start"/>
         <w:tblBorders>
-          <w:top w:color="000000" w:val="single" w:space="0" w:sz="6"/>
-          <w:left w:color="000000" w:val="single" w:space="0" w:sz="6"/>
-          <w:bottom w:color="000000" w:val="single" w:space="0" w:sz="6"/>
-          <w:right w:color="000000" w:val="single" w:space="0" w:sz="6"/>
-          <w:insideH w:color="000000" w:val="single" w:space="0" w:sz="6"/>
-          <w:insideV w:color="000000" w:val="single" w:space="0" w:sz="6"/>
+          <w:top w:color="000000" w:space="0" w:val="single" w:sz="6"/>
+          <w:left w:color="000000" w:space="0" w:val="single" w:sz="6"/>
+          <w:bottom w:color="000000" w:space="0" w:val="single" w:sz="6"/>
+          <w:right w:color="000000" w:space="0" w:val="single" w:sz="6"/>
+          <w:insideH w:color="000000" w:space="0" w:val="single" w:sz="6"/>
+          <w:insideV w:color="000000" w:space="0" w:val="single" w:sz="6"/>
         </w:tblBorders>
         <w:tblCellMar>
-          <w:top w:type="dxa" w:w="57"/>
-          <w:left w:type="dxa" w:w="108"/>
-          <w:bottom w:type="dxa" w:w="57"/>
-          <w:right w:type="dxa" w:w="108"/>
+          <w:top w:w="57" w:type="dxa"/>
+          <w:left w:w="108" w:type="dxa"/>
+          <w:bottom w:w="57" w:type="dxa"/>
+          <w:right w:w="108" w:type="dxa"/>
         </w:tblCellMar>
       </w:tblPr>
       <w:tblGrid>
@@ -7825,8 +7825,8 @@
             <w:pPr>
               <w:pStyle w:val="Compact"/>
               <w:jc w:val="left"/>
-              <w:ind w:left="0" w:right="0" w:firstLine="0"/>
-              <w:spacing w:before="40" w:after="40" w:lineRule="auto" w:line="240"/>
+              <w:ind w:right="0" w:left="0" w:firstLine="0"/>
+              <w:spacing w:after="40" w:line="240" w:lineRule="auto" w:before="40"/>
             </w:pPr>
             <w:r>
               <w:rPr>
@@ -7844,8 +7844,8 @@
             <w:pPr>
               <w:pStyle w:val="Compact"/>
               <w:jc w:val="center"/>
-              <w:ind w:left="0" w:right="0" w:firstLine="0"/>
-              <w:spacing w:before="40" w:after="40" w:lineRule="auto" w:line="240"/>
+              <w:ind w:right="0" w:left="0" w:firstLine="0"/>
+              <w:spacing w:after="40" w:line="240" w:lineRule="auto" w:before="40"/>
             </w:pPr>
             <w:r>
               <w:rPr>
@@ -7863,8 +7863,8 @@
             <w:pPr>
               <w:pStyle w:val="Compact"/>
               <w:jc w:val="left"/>
-              <w:ind w:left="0" w:right="0" w:firstLine="0"/>
-              <w:spacing w:before="40" w:after="40" w:lineRule="auto" w:line="240"/>
+              <w:ind w:right="0" w:left="0" w:firstLine="0"/>
+              <w:spacing w:after="40" w:line="240" w:lineRule="auto" w:before="40"/>
             </w:pPr>
             <w:r>
               <w:rPr>
@@ -7882,8 +7882,8 @@
             <w:pPr>
               <w:pStyle w:val="Compact"/>
               <w:jc w:val="center"/>
-              <w:ind w:left="0" w:right="0" w:firstLine="0"/>
-              <w:spacing w:before="40" w:after="40" w:lineRule="auto" w:line="240"/>
+              <w:ind w:right="0" w:left="0" w:firstLine="0"/>
+              <w:spacing w:after="40" w:line="240" w:lineRule="auto" w:before="40"/>
             </w:pPr>
             <w:r>
               <w:rPr>
@@ -7901,8 +7901,8 @@
             <w:pPr>
               <w:pStyle w:val="Compact"/>
               <w:jc w:val="left"/>
-              <w:ind w:left="0" w:right="0" w:firstLine="0"/>
-              <w:spacing w:before="40" w:after="40" w:lineRule="auto" w:line="240"/>
+              <w:ind w:right="0" w:left="0" w:firstLine="0"/>
+              <w:spacing w:after="40" w:line="240" w:lineRule="auto" w:before="40"/>
             </w:pPr>
             <w:r>
               <w:rPr>
@@ -7958,8 +7958,8 @@
             <w:pPr>
               <w:pStyle w:val="Compact"/>
               <w:jc w:val="center"/>
-              <w:ind w:left="0" w:right="0" w:firstLine="0"/>
-              <w:spacing w:before="40" w:after="40" w:lineRule="auto" w:line="240"/>
+              <w:ind w:right="0" w:left="0" w:firstLine="0"/>
+              <w:spacing w:after="40" w:line="240" w:lineRule="auto" w:before="40"/>
             </w:pPr>
             <w:r>
               <w:t xml:space="preserve">+1</w:t>
@@ -7972,8 +7972,8 @@
             <w:pPr>
               <w:pStyle w:val="Compact"/>
               <w:jc w:val="left"/>
-              <w:ind w:left="0" w:right="0" w:firstLine="0"/>
-              <w:spacing w:before="40" w:after="40" w:lineRule="auto" w:line="240"/>
+              <w:ind w:right="0" w:left="0" w:firstLine="0"/>
+              <w:spacing w:after="40" w:line="240" w:lineRule="auto" w:before="40"/>
             </w:pPr>
             <w:r>
               <w:t xml:space="preserve">Eliminated</w:t>
@@ -7986,8 +7986,8 @@
             <w:pPr>
               <w:pStyle w:val="Compact"/>
               <w:jc w:val="center"/>
-              <w:ind w:left="0" w:right="0" w:firstLine="0"/>
-              <w:spacing w:before="40" w:after="40" w:lineRule="auto" w:line="240"/>
+              <w:ind w:right="0" w:left="0" w:firstLine="0"/>
+              <w:spacing w:after="40" w:line="240" w:lineRule="auto" w:before="40"/>
             </w:pPr>
             <w:r>
               <w:t xml:space="preserve">+0</w:t>
@@ -8002,8 +8002,8 @@
             <w:pPr>
               <w:pStyle w:val="Compact"/>
               <w:jc w:val="left"/>
-              <w:ind w:left="0" w:right="0" w:firstLine="0"/>
-              <w:spacing w:before="40" w:after="40" w:lineRule="auto" w:line="240"/>
+              <w:ind w:right="0" w:left="0" w:firstLine="0"/>
+              <w:spacing w:after="40" w:line="240" w:lineRule="auto" w:before="40"/>
             </w:pPr>
             <w:r>
               <w:rPr>
@@ -8020,8 +8020,8 @@
             <w:pPr>
               <w:pStyle w:val="Compact"/>
               <w:jc w:val="center"/>
-              <w:ind w:left="0" w:right="0" w:firstLine="0"/>
-              <w:spacing w:before="40" w:after="40" w:lineRule="auto" w:line="240"/>
+              <w:ind w:right="0" w:left="0" w:firstLine="0"/>
+              <w:spacing w:after="40" w:line="240" w:lineRule="auto" w:before="40"/>
             </w:pPr>
             <w:r>
               <w:t xml:space="preserve">+1</w:t>
@@ -8034,8 +8034,8 @@
             <w:pPr>
               <w:pStyle w:val="Compact"/>
               <w:jc w:val="left"/>
-              <w:ind w:left="0" w:right="0" w:firstLine="0"/>
-              <w:spacing w:before="40" w:after="40" w:lineRule="auto" w:line="240"/>
+              <w:ind w:right="0" w:left="0" w:firstLine="0"/>
+              <w:spacing w:after="40" w:line="240" w:lineRule="auto" w:before="40"/>
             </w:pPr>
             <w:r>
               <w:t xml:space="preserve">Eliminated</w:t>
@@ -8048,8 +8048,8 @@
             <w:pPr>
               <w:pStyle w:val="Compact"/>
               <w:jc w:val="center"/>
-              <w:ind w:left="0" w:right="0" w:firstLine="0"/>
-              <w:spacing w:before="40" w:after="40" w:lineRule="auto" w:line="240"/>
+              <w:ind w:right="0" w:left="0" w:firstLine="0"/>
+              <w:spacing w:after="40" w:line="240" w:lineRule="auto" w:before="40"/>
             </w:pPr>
             <w:r>
               <w:t xml:space="preserve">+0</w:t>
@@ -8064,8 +8064,8 @@
             <w:pPr>
               <w:pStyle w:val="Compact"/>
               <w:jc w:val="left"/>
-              <w:ind w:left="0" w:right="0" w:firstLine="0"/>
-              <w:spacing w:before="40" w:after="40" w:lineRule="auto" w:line="240"/>
+              <w:ind w:right="0" w:left="0" w:firstLine="0"/>
+              <w:spacing w:after="40" w:line="240" w:lineRule="auto" w:before="40"/>
             </w:pPr>
             <w:r>
               <w:rPr>
@@ -8082,8 +8082,8 @@
             <w:pPr>
               <w:pStyle w:val="Compact"/>
               <w:jc w:val="center"/>
-              <w:ind w:left="0" w:right="0" w:firstLine="0"/>
-              <w:spacing w:before="40" w:after="40" w:lineRule="auto" w:line="240"/>
+              <w:ind w:right="0" w:left="0" w:firstLine="0"/>
+              <w:spacing w:after="40" w:line="240" w:lineRule="auto" w:before="40"/>
             </w:pPr>
             <w:r>
               <w:t xml:space="preserve">+1</w:t>
@@ -8096,8 +8096,8 @@
             <w:pPr>
               <w:pStyle w:val="Compact"/>
               <w:jc w:val="left"/>
-              <w:ind w:left="0" w:right="0" w:firstLine="0"/>
-              <w:spacing w:before="40" w:after="40" w:lineRule="auto" w:line="240"/>
+              <w:ind w:right="0" w:left="0" w:firstLine="0"/>
+              <w:spacing w:after="40" w:line="240" w:lineRule="auto" w:before="40"/>
             </w:pPr>
             <w:r>
               <w:t xml:space="preserve">Eliminated</w:t>
@@ -8110,8 +8110,8 @@
             <w:pPr>
               <w:pStyle w:val="Compact"/>
               <w:jc w:val="center"/>
-              <w:ind w:left="0" w:right="0" w:firstLine="0"/>
-              <w:spacing w:before="40" w:after="40" w:lineRule="auto" w:line="240"/>
+              <w:ind w:right="0" w:left="0" w:firstLine="0"/>
+              <w:spacing w:after="40" w:line="240" w:lineRule="auto" w:before="40"/>
             </w:pPr>
             <w:r>
               <w:t xml:space="preserve">+0</w:t>
@@ -8126,8 +8126,8 @@
             <w:pPr>
               <w:pStyle w:val="Compact"/>
               <w:jc w:val="left"/>
-              <w:ind w:left="0" w:right="0" w:firstLine="0"/>
-              <w:spacing w:before="40" w:after="40" w:lineRule="auto" w:line="240"/>
+              <w:ind w:right="0" w:left="0" w:firstLine="0"/>
+              <w:spacing w:after="40" w:line="240" w:lineRule="auto" w:before="40"/>
             </w:pPr>
             <w:r>
               <w:rPr>
@@ -8144,8 +8144,8 @@
             <w:pPr>
               <w:pStyle w:val="Compact"/>
               <w:jc w:val="center"/>
-              <w:ind w:left="0" w:right="0" w:firstLine="0"/>
-              <w:spacing w:before="40" w:after="40" w:lineRule="auto" w:line="240"/>
+              <w:ind w:right="0" w:left="0" w:firstLine="0"/>
+              <w:spacing w:after="40" w:line="240" w:lineRule="auto" w:before="40"/>
             </w:pPr>
             <w:r>
               <w:t xml:space="preserve">+1</w:t>
@@ -8158,8 +8158,8 @@
             <w:pPr>
               <w:pStyle w:val="Compact"/>
               <w:jc w:val="left"/>
-              <w:ind w:left="0" w:right="0" w:firstLine="0"/>
-              <w:spacing w:before="40" w:after="40" w:lineRule="auto" w:line="240"/>
+              <w:ind w:right="0" w:left="0" w:firstLine="0"/>
+              <w:spacing w:after="40" w:line="240" w:lineRule="auto" w:before="40"/>
             </w:pPr>
             <w:r>
               <w:t xml:space="preserve">Eliminated</w:t>
@@ -8172,8 +8172,8 @@
             <w:pPr>
               <w:pStyle w:val="Compact"/>
               <w:jc w:val="center"/>
-              <w:ind w:left="0" w:right="0" w:firstLine="0"/>
-              <w:spacing w:before="40" w:after="40" w:lineRule="auto" w:line="240"/>
+              <w:ind w:right="0" w:left="0" w:firstLine="0"/>
+              <w:spacing w:after="40" w:line="240" w:lineRule="auto" w:before="40"/>
             </w:pPr>
             <w:r>
               <w:t xml:space="preserve">+0</w:t>
@@ -8315,12 +8315,12 @@
     </w:p>
     <w:p>
       <w:pPr>
-        <w:spacing w:line="20" w:lineRule="exact" w:after="0" w:before="0"/>
+        <w:spacing w:lineRule="exact" w:before="0" w:after="0" w:line="20"/>
         <w:rPr>
           <w:sz w:val="2"/>
         </w:rPr>
       </w:pPr>
-      <w:bookmarkStart w:name="listing-src-inline-view" w:id="69768"/>
+      <w:bookmarkStart w:id="69768" w:name="listing-src-inline-view"/>
       <w:bookmarkEnd w:id="69768"/>
     </w:p>
     <w:p>
@@ -8371,12 +8371,12 @@
     </w:p>
     <w:p>
       <w:pPr>
-        <w:spacing w:line="20" w:lineRule="exact" w:after="0" w:before="0"/>
+        <w:spacing w:lineRule="exact" w:before="0" w:after="0" w:line="20"/>
         <w:rPr>
           <w:sz w:val="2"/>
         </w:rPr>
       </w:pPr>
-      <w:bookmarkStart w:name="csv-tbl-view-types" w:id="16648"/>
+      <w:bookmarkStart w:id="16648" w:name="csv-tbl-view-types"/>
       <w:bookmarkEnd w:id="16648"/>
     </w:p>
     <w:p>
@@ -8413,18 +8413,18 @@
         <w:tblLook w:firstRow="1" w:lastRow="0" w:firstColumn="0" w:lastColumn="0" w:noHBand="0" w:noVBand="0" w:val="0020"/>
         <w:jc w:val="start"/>
         <w:tblBorders>
-          <w:top w:color="000000" w:val="single" w:space="0" w:sz="6"/>
-          <w:left w:color="000000" w:val="single" w:space="0" w:sz="6"/>
-          <w:bottom w:color="000000" w:val="single" w:space="0" w:sz="6"/>
-          <w:right w:color="000000" w:val="single" w:space="0" w:sz="6"/>
-          <w:insideH w:color="000000" w:val="single" w:space="0" w:sz="6"/>
-          <w:insideV w:color="000000" w:val="single" w:space="0" w:sz="6"/>
+          <w:top w:color="000000" w:space="0" w:val="single" w:sz="6"/>
+          <w:left w:color="000000" w:space="0" w:val="single" w:sz="6"/>
+          <w:bottom w:color="000000" w:space="0" w:val="single" w:sz="6"/>
+          <w:right w:color="000000" w:space="0" w:val="single" w:sz="6"/>
+          <w:insideH w:color="000000" w:space="0" w:val="single" w:sz="6"/>
+          <w:insideV w:color="000000" w:space="0" w:val="single" w:sz="6"/>
         </w:tblBorders>
         <w:tblCellMar>
-          <w:top w:type="dxa" w:w="57"/>
-          <w:left w:type="dxa" w:w="108"/>
-          <w:bottom w:type="dxa" w:w="57"/>
-          <w:right w:type="dxa" w:w="108"/>
+          <w:top w:w="57" w:type="dxa"/>
+          <w:left w:w="108" w:type="dxa"/>
+          <w:bottom w:w="57" w:type="dxa"/>
+          <w:right w:w="108" w:type="dxa"/>
         </w:tblCellMar>
       </w:tblPr>
       <w:tblGrid>
@@ -8444,8 +8444,8 @@
             <w:pPr>
               <w:pStyle w:val="Compact"/>
               <w:jc w:val="left"/>
-              <w:ind w:left="0" w:right="0" w:firstLine="0"/>
-              <w:spacing w:before="40" w:after="40" w:lineRule="auto" w:line="240"/>
+              <w:ind w:right="0" w:left="0" w:firstLine="0"/>
+              <w:spacing w:after="40" w:line="240" w:lineRule="auto" w:before="40"/>
             </w:pPr>
             <w:r>
               <w:rPr>
@@ -8463,8 +8463,8 @@
             <w:pPr>
               <w:pStyle w:val="Compact"/>
               <w:jc w:val="left"/>
-              <w:ind w:left="0" w:right="0" w:firstLine="0"/>
-              <w:spacing w:before="40" w:after="40" w:lineRule="auto" w:line="240"/>
+              <w:ind w:right="0" w:left="0" w:firstLine="0"/>
+              <w:spacing w:after="40" w:line="240" w:lineRule="auto" w:before="40"/>
             </w:pPr>
             <w:r>
               <w:rPr>
@@ -8482,8 +8482,8 @@
             <w:pPr>
               <w:pStyle w:val="Compact"/>
               <w:jc w:val="left"/>
-              <w:ind w:left="0" w:right="0" w:firstLine="0"/>
-              <w:spacing w:before="40" w:after="40" w:lineRule="auto" w:line="240"/>
+              <w:ind w:right="0" w:left="0" w:firstLine="0"/>
+              <w:spacing w:after="40" w:line="240" w:lineRule="auto" w:before="40"/>
             </w:pPr>
             <w:r>
               <w:rPr>
@@ -8501,8 +8501,8 @@
             <w:pPr>
               <w:pStyle w:val="Compact"/>
               <w:jc w:val="left"/>
-              <w:ind w:left="0" w:right="0" w:firstLine="0"/>
-              <w:spacing w:before="40" w:after="40" w:lineRule="auto" w:line="240"/>
+              <w:ind w:right="0" w:left="0" w:firstLine="0"/>
+              <w:spacing w:after="40" w:line="240" w:lineRule="auto" w:before="40"/>
             </w:pPr>
             <w:r>
               <w:rPr>
@@ -8524,8 +8524,8 @@
             <w:pPr>
               <w:pStyle w:val="Compact"/>
               <w:jc w:val="left"/>
-              <w:ind w:left="0" w:right="0" w:firstLine="0"/>
-              <w:spacing w:before="40" w:after="40" w:lineRule="auto" w:line="240"/>
+              <w:ind w:right="0" w:left="0" w:firstLine="0"/>
+              <w:spacing w:after="40" w:line="240" w:lineRule="auto" w:before="40"/>
             </w:pPr>
             <w:r>
               <w:t xml:space="preserve">Table of Contents (TOC) from spec object headings</w:t>
@@ -8540,8 +8540,8 @@
             <w:pPr>
               <w:pStyle w:val="Compact"/>
               <w:jc w:val="left"/>
-              <w:ind w:left="0" w:right="0" w:firstLine="0"/>
-              <w:spacing w:before="40" w:after="40" w:lineRule="auto" w:line="240"/>
+              <w:ind w:right="0" w:left="0" w:firstLine="0"/>
+              <w:spacing w:after="40" w:line="240" w:lineRule="auto" w:before="40"/>
             </w:pPr>
             <w:r>
               <w:rPr>
@@ -8557,8 +8557,8 @@
             <w:pPr>
               <w:pStyle w:val="Compact"/>
               <w:jc w:val="left"/>
-              <w:ind w:left="0" w:right="0" w:firstLine="0"/>
-              <w:spacing w:before="40" w:after="40" w:lineRule="auto" w:line="240"/>
+              <w:ind w:right="0" w:left="0" w:firstLine="0"/>
+              <w:spacing w:after="40" w:line="240" w:lineRule="auto" w:before="40"/>
             </w:pPr>
             <w:r>
               <w:rPr>
@@ -8576,8 +8576,8 @@
             <w:pPr>
               <w:pStyle w:val="Compact"/>
               <w:jc w:val="left"/>
-              <w:ind w:left="0" w:right="0" w:firstLine="0"/>
-              <w:spacing w:before="40" w:after="40" w:lineRule="auto" w:line="240"/>
+              <w:ind w:right="0" w:left="0" w:firstLine="0"/>
+              <w:spacing w:after="40" w:line="240" w:lineRule="auto" w:before="40"/>
             </w:pPr>
             <w:r>
               <w:rPr>
@@ -8593,8 +8593,8 @@
             <w:pPr>
               <w:pStyle w:val="Compact"/>
               <w:jc w:val="left"/>
-              <w:ind w:left="0" w:right="0" w:firstLine="0"/>
-              <w:spacing w:before="40" w:after="40" w:lineRule="auto" w:line="240"/>
+              <w:ind w:right="0" w:left="0" w:firstLine="0"/>
+              <w:spacing w:after="40" w:line="240" w:lineRule="auto" w:before="40"/>
             </w:pPr>
             <w:r>
               <w:rPr>
@@ -8624,8 +8624,8 @@
             <w:pPr>
               <w:pStyle w:val="Compact"/>
               <w:jc w:val="left"/>
-              <w:ind w:left="0" w:right="0" w:firstLine="0"/>
-              <w:spacing w:before="40" w:after="40" w:lineRule="auto" w:line="240"/>
+              <w:ind w:right="0" w:left="0" w:firstLine="0"/>
+              <w:spacing w:after="40" w:line="240" w:lineRule="auto" w:before="40"/>
             </w:pPr>
             <w:r>
               <w:rPr>
@@ -8641,8 +8641,8 @@
             <w:pPr>
               <w:pStyle w:val="Compact"/>
               <w:jc w:val="left"/>
-              <w:ind w:left="0" w:right="0" w:firstLine="0"/>
-              <w:spacing w:before="40" w:after="40" w:lineRule="auto" w:line="240"/>
+              <w:ind w:right="0" w:left="0" w:firstLine="0"/>
+              <w:spacing w:after="40" w:line="240" w:lineRule="auto" w:before="40"/>
             </w:pPr>
             <w:r>
               <w:rPr>
@@ -8672,8 +8672,8 @@
             <w:pPr>
               <w:pStyle w:val="Compact"/>
               <w:jc w:val="left"/>
-              <w:ind w:left="0" w:right="0" w:firstLine="0"/>
-              <w:spacing w:before="40" w:after="40" w:lineRule="auto" w:line="240"/>
+              <w:ind w:right="0" w:left="0" w:firstLine="0"/>
+              <w:spacing w:after="40" w:line="240" w:lineRule="auto" w:before="40"/>
             </w:pPr>
             <w:r>
               <w:rPr>
@@ -8689,8 +8689,8 @@
             <w:pPr>
               <w:pStyle w:val="Compact"/>
               <w:jc w:val="left"/>
-              <w:ind w:left="0" w:right="0" w:firstLine="0"/>
-              <w:spacing w:before="40" w:after="40" w:lineRule="auto" w:line="240"/>
+              <w:ind w:right="0" w:left="0" w:firstLine="0"/>
+              <w:spacing w:after="40" w:line="240" w:lineRule="auto" w:before="40"/>
             </w:pPr>
             <w:r>
               <w:rPr>
@@ -8720,8 +8720,8 @@
             <w:pPr>
               <w:pStyle w:val="Compact"/>
               <w:jc w:val="left"/>
-              <w:ind w:left="0" w:right="0" w:firstLine="0"/>
-              <w:spacing w:before="40" w:after="40" w:lineRule="auto" w:line="240"/>
+              <w:ind w:right="0" w:left="0" w:firstLine="0"/>
+              <w:spacing w:after="40" w:line="240" w:lineRule="auto" w:before="40"/>
             </w:pPr>
             <w:r>
               <w:rPr>
@@ -8737,8 +8737,8 @@
             <w:pPr>
               <w:pStyle w:val="Compact"/>
               <w:jc w:val="left"/>
-              <w:ind w:left="0" w:right="0" w:firstLine="0"/>
-              <w:spacing w:before="40" w:after="40" w:lineRule="auto" w:line="240"/>
+              <w:ind w:right="0" w:left="0" w:firstLine="0"/>
+              <w:spacing w:after="40" w:line="240" w:lineRule="auto" w:before="40"/>
             </w:pPr>
             <w:r>
               <w:rPr>
@@ -8823,12 +8823,12 @@
     </w:p>
     <w:p>
       <w:pPr>
-        <w:spacing w:line="20" w:lineRule="exact" w:after="0" w:before="0"/>
+        <w:spacing w:lineRule="exact" w:before="0" w:after="0" w:line="20"/>
         <w:rPr>
           <w:sz w:val="2"/>
         </w:rPr>
       </w:pPr>
-      <w:bookmarkStart w:name="listing-src-file-include" w:id="44202"/>
+      <w:bookmarkStart w:id="44202" w:name="listing-src-file-include"/>
       <w:bookmarkEnd w:id="44202"/>
     </w:p>
     <w:p>
@@ -9021,12 +9021,12 @@
     </w:p>
     <w:p>
       <w:pPr>
-        <w:spacing w:line="20" w:lineRule="exact" w:after="0" w:before="0"/>
+        <w:spacing w:lineRule="exact" w:before="0" w:after="0" w:line="20"/>
         <w:rPr>
           <w:sz w:val="2"/>
         </w:rPr>
       </w:pPr>
-      <w:bookmarkStart w:name="listing-src-include-level-shift" w:id="60259"/>
+      <w:bookmarkStart w:id="60259" w:name="listing-src-include-level-shift"/>
       <w:bookmarkEnd w:id="60259"/>
     </w:p>
     <w:p>
@@ -9483,12 +9483,12 @@
     </w:p>
     <w:p>
       <w:pPr>
-        <w:spacing w:line="20" w:lineRule="exact" w:after="0" w:before="0"/>
+        <w:spacing w:lineRule="exact" w:before="0" w:after="0" w:line="20"/>
         <w:rPr>
           <w:sz w:val="2"/>
         </w:rPr>
       </w:pPr>
-      <w:bookmarkStart w:name="puml-diag-layers" w:id="2748"/>
+      <w:bookmarkStart w:id="2748" w:name="puml-diag-layers"/>
       <w:bookmarkEnd w:id="2748"/>
     </w:p>
     <w:p>
@@ -9582,12 +9582,12 @@
     </w:p>
     <w:p>
       <w:pPr>
-        <w:spacing w:line="20" w:lineRule="exact" w:after="0" w:before="0"/>
+        <w:spacing w:lineRule="exact" w:before="0" w:after="0" w:line="20"/>
         <w:rPr>
           <w:sz w:val="2"/>
         </w:rPr>
       </w:pPr>
-      <w:bookmarkStart w:name="csv-tbl-components" w:id="61229"/>
+      <w:bookmarkStart w:id="61229" w:name="csv-tbl-components"/>
       <w:bookmarkEnd w:id="61229"/>
     </w:p>
     <w:p>
@@ -9624,18 +9624,18 @@
         <w:tblLook w:firstRow="1" w:lastRow="0" w:firstColumn="0" w:lastColumn="0" w:noHBand="0" w:noVBand="0" w:val="0020"/>
         <w:jc w:val="start"/>
         <w:tblBorders>
-          <w:top w:color="000000" w:val="single" w:space="0" w:sz="6"/>
-          <w:left w:color="000000" w:val="single" w:space="0" w:sz="6"/>
-          <w:bottom w:color="000000" w:val="single" w:space="0" w:sz="6"/>
-          <w:right w:color="000000" w:val="single" w:space="0" w:sz="6"/>
-          <w:insideH w:color="000000" w:val="single" w:space="0" w:sz="6"/>
-          <w:insideV w:color="000000" w:val="single" w:space="0" w:sz="6"/>
+          <w:top w:color="000000" w:space="0" w:val="single" w:sz="6"/>
+          <w:left w:color="000000" w:space="0" w:val="single" w:sz="6"/>
+          <w:bottom w:color="000000" w:space="0" w:val="single" w:sz="6"/>
+          <w:right w:color="000000" w:space="0" w:val="single" w:sz="6"/>
+          <w:insideH w:color="000000" w:space="0" w:val="single" w:sz="6"/>
+          <w:insideV w:color="000000" w:space="0" w:val="single" w:sz="6"/>
         </w:tblBorders>
         <w:tblCellMar>
-          <w:top w:type="dxa" w:w="57"/>
-          <w:left w:type="dxa" w:w="108"/>
-          <w:bottom w:type="dxa" w:w="57"/>
-          <w:right w:type="dxa" w:w="108"/>
+          <w:top w:w="57" w:type="dxa"/>
+          <w:left w:w="108" w:type="dxa"/>
+          <w:bottom w:w="57" w:type="dxa"/>
+          <w:right w:w="108" w:type="dxa"/>
         </w:tblCellMar>
       </w:tblPr>
       <w:tblGrid>
@@ -9655,8 +9655,8 @@
             <w:pPr>
               <w:pStyle w:val="Compact"/>
               <w:jc w:val="left"/>
-              <w:ind w:left="0" w:right="0" w:firstLine="0"/>
-              <w:spacing w:before="40" w:after="40" w:lineRule="auto" w:line="240"/>
+              <w:ind w:right="0" w:left="0" w:firstLine="0"/>
+              <w:spacing w:after="40" w:line="240" w:lineRule="auto" w:before="40"/>
             </w:pPr>
             <w:r>
               <w:rPr>
@@ -9674,8 +9674,8 @@
             <w:pPr>
               <w:pStyle w:val="Compact"/>
               <w:jc w:val="left"/>
-              <w:ind w:left="0" w:right="0" w:firstLine="0"/>
-              <w:spacing w:before="40" w:after="40" w:lineRule="auto" w:line="240"/>
+              <w:ind w:right="0" w:left="0" w:firstLine="0"/>
+              <w:spacing w:after="40" w:line="240" w:lineRule="auto" w:before="40"/>
             </w:pPr>
             <w:r>
               <w:rPr>
@@ -9693,8 +9693,8 @@
             <w:pPr>
               <w:pStyle w:val="Compact"/>
               <w:jc w:val="left"/>
-              <w:ind w:left="0" w:right="0" w:firstLine="0"/>
-              <w:spacing w:before="40" w:after="40" w:lineRule="auto" w:line="240"/>
+              <w:ind w:right="0" w:left="0" w:firstLine="0"/>
+              <w:spacing w:after="40" w:line="240" w:lineRule="auto" w:before="40"/>
             </w:pPr>
             <w:r>
               <w:rPr>
@@ -9712,8 +9712,8 @@
             <w:pPr>
               <w:pStyle w:val="Compact"/>
               <w:jc w:val="left"/>
-              <w:ind w:left="0" w:right="0" w:firstLine="0"/>
-              <w:spacing w:before="40" w:after="40" w:lineRule="auto" w:line="240"/>
+              <w:ind w:right="0" w:left="0" w:firstLine="0"/>
+              <w:spacing w:after="40" w:line="240" w:lineRule="auto" w:before="40"/>
             </w:pPr>
             <w:r>
               <w:t xml:space="preserve">Web UI</w:t>
@@ -9726,8 +9726,8 @@
             <w:pPr>
               <w:pStyle w:val="Compact"/>
               <w:jc w:val="left"/>
-              <w:ind w:left="0" w:right="0" w:firstLine="0"/>
-              <w:spacing w:before="40" w:after="40" w:lineRule="auto" w:line="240"/>
+              <w:ind w:right="0" w:left="0" w:firstLine="0"/>
+              <w:spacing w:after="40" w:line="240" w:lineRule="auto" w:before="40"/>
             </w:pPr>
             <w:r>
               <w:t xml:space="preserve">Presentation</w:t>
@@ -9740,8 +9740,8 @@
             <w:pPr>
               <w:pStyle w:val="Compact"/>
               <w:jc w:val="left"/>
-              <w:ind w:left="0" w:right="0" w:firstLine="0"/>
-              <w:spacing w:before="40" w:after="40" w:lineRule="auto" w:line="240"/>
+              <w:ind w:right="0" w:left="0" w:firstLine="0"/>
+              <w:spacing w:after="40" w:line="240" w:lineRule="auto" w:before="40"/>
             </w:pPr>
             <w:r>
               <w:t xml:space="preserve">React</w:t>
@@ -9756,8 +9756,8 @@
             <w:pPr>
               <w:pStyle w:val="Compact"/>
               <w:jc w:val="left"/>
-              <w:ind w:left="0" w:right="0" w:firstLine="0"/>
-              <w:spacing w:before="40" w:after="40" w:lineRule="auto" w:line="240"/>
+              <w:ind w:right="0" w:left="0" w:firstLine="0"/>
+              <w:spacing w:after="40" w:line="240" w:lineRule="auto" w:before="40"/>
             </w:pPr>
             <w:r>
               <w:t xml:space="preserve">Auth Service</w:t>
@@ -9770,8 +9770,8 @@
             <w:pPr>
               <w:pStyle w:val="Compact"/>
               <w:jc w:val="left"/>
-              <w:ind w:left="0" w:right="0" w:firstLine="0"/>
-              <w:spacing w:before="40" w:after="40" w:lineRule="auto" w:line="240"/>
+              <w:ind w:right="0" w:left="0" w:firstLine="0"/>
+              <w:spacing w:after="40" w:line="240" w:lineRule="auto" w:before="40"/>
             </w:pPr>
             <w:r>
               <w:t xml:space="preserve">Business Logic</w:t>
@@ -9784,8 +9784,8 @@
             <w:pPr>
               <w:pStyle w:val="Compact"/>
               <w:jc w:val="left"/>
-              <w:ind w:left="0" w:right="0" w:firstLine="0"/>
-              <w:spacing w:before="40" w:after="40" w:lineRule="auto" w:line="240"/>
+              <w:ind w:right="0" w:left="0" w:firstLine="0"/>
+              <w:spacing w:after="40" w:line="240" w:lineRule="auto" w:before="40"/>
             </w:pPr>
             <w:r>
               <w:t xml:space="preserve">Node.js</w:t>
@@ -9800,8 +9800,8 @@
             <w:pPr>
               <w:pStyle w:val="Compact"/>
               <w:jc w:val="left"/>
-              <w:ind w:left="0" w:right="0" w:firstLine="0"/>
-              <w:spacing w:before="40" w:after="40" w:lineRule="auto" w:line="240"/>
+              <w:ind w:right="0" w:left="0" w:firstLine="0"/>
+              <w:spacing w:after="40" w:line="240" w:lineRule="auto" w:before="40"/>
             </w:pPr>
             <w:r>
               <w:t xml:space="preserve">Data Service</w:t>
@@ -9814,8 +9814,8 @@
             <w:pPr>
               <w:pStyle w:val="Compact"/>
               <w:jc w:val="left"/>
-              <w:ind w:left="0" w:right="0" w:firstLine="0"/>
-              <w:spacing w:before="40" w:after="40" w:lineRule="auto" w:line="240"/>
+              <w:ind w:right="0" w:left="0" w:firstLine="0"/>
+              <w:spacing w:after="40" w:line="240" w:lineRule="auto" w:before="40"/>
             </w:pPr>
             <w:r>
               <w:t xml:space="preserve">Business Logic</w:t>
@@ -9828,8 +9828,8 @@
             <w:pPr>
               <w:pStyle w:val="Compact"/>
               <w:jc w:val="left"/>
-              <w:ind w:left="0" w:right="0" w:firstLine="0"/>
-              <w:spacing w:before="40" w:after="40" w:lineRule="auto" w:line="240"/>
+              <w:ind w:right="0" w:left="0" w:firstLine="0"/>
+              <w:spacing w:after="40" w:line="240" w:lineRule="auto" w:before="40"/>
             </w:pPr>
             <w:r>
               <w:t xml:space="preserve">Python</w:t>
@@ -9844,8 +9844,8 @@
             <w:pPr>
               <w:pStyle w:val="Compact"/>
               <w:jc w:val="left"/>
-              <w:ind w:left="0" w:right="0" w:firstLine="0"/>
-              <w:spacing w:before="40" w:after="40" w:lineRule="auto" w:line="240"/>
+              <w:ind w:right="0" w:left="0" w:firstLine="0"/>
+              <w:spacing w:after="40" w:line="240" w:lineRule="auto" w:before="40"/>
             </w:pPr>
             <w:r>
               <w:t xml:space="preserve">Database</w:t>
@@ -9858,8 +9858,8 @@
             <w:pPr>
               <w:pStyle w:val="Compact"/>
               <w:jc w:val="left"/>
-              <w:ind w:left="0" w:right="0" w:firstLine="0"/>
-              <w:spacing w:before="40" w:after="40" w:lineRule="auto" w:line="240"/>
+              <w:ind w:right="0" w:left="0" w:firstLine="0"/>
+              <w:spacing w:after="40" w:line="240" w:lineRule="auto" w:before="40"/>
             </w:pPr>
             <w:r>
               <w:t xml:space="preserve">Persistence</w:t>
@@ -9872,8 +9872,8 @@
             <w:pPr>
               <w:pStyle w:val="Compact"/>
               <w:jc w:val="left"/>
-              <w:ind w:left="0" w:right="0" w:firstLine="0"/>
-              <w:spacing w:before="40" w:after="40" w:lineRule="auto" w:line="240"/>
+              <w:ind w:right="0" w:left="0" w:firstLine="0"/>
+              <w:spacing w:after="40" w:line="240" w:lineRule="auto" w:before="40"/>
             </w:pPr>
             <w:r>
               <w:t xml:space="preserve">PostgreSQL</w:t>
@@ -9898,12 +9898,12 @@
     </w:p>
     <w:p>
       <w:pPr>
-        <w:spacing w:line="20" w:lineRule="exact" w:after="0" w:before="0"/>
+        <w:spacing w:lineRule="exact" w:before="0" w:after="0" w:line="20"/>
         <w:rPr>
           <w:sz w:val="2"/>
         </w:rPr>
       </w:pPr>
-      <w:bookmarkStart w:name="csv-tbl-metrics" w:id="70414"/>
+      <w:bookmarkStart w:id="70414" w:name="csv-tbl-metrics"/>
       <w:bookmarkEnd w:id="70414"/>
     </w:p>
     <w:p>
@@ -9940,18 +9940,18 @@
         <w:tblLook w:firstRow="1" w:lastRow="0" w:firstColumn="0" w:lastColumn="0" w:noHBand="0" w:noVBand="0" w:val="0020"/>
         <w:jc w:val="start"/>
         <w:tblBorders>
-          <w:top w:color="000000" w:val="single" w:space="0" w:sz="6"/>
-          <w:left w:color="000000" w:val="single" w:space="0" w:sz="6"/>
-          <w:bottom w:color="000000" w:val="single" w:space="0" w:sz="6"/>
-          <w:right w:color="000000" w:val="single" w:space="0" w:sz="6"/>
-          <w:insideH w:color="000000" w:val="single" w:space="0" w:sz="6"/>
-          <w:insideV w:color="000000" w:val="single" w:space="0" w:sz="6"/>
+          <w:top w:color="000000" w:space="0" w:val="single" w:sz="6"/>
+          <w:left w:color="000000" w:space="0" w:val="single" w:sz="6"/>
+          <w:bottom w:color="000000" w:space="0" w:val="single" w:sz="6"/>
+          <w:right w:color="000000" w:space="0" w:val="single" w:sz="6"/>
+          <w:insideH w:color="000000" w:space="0" w:val="single" w:sz="6"/>
+          <w:insideV w:color="000000" w:space="0" w:val="single" w:sz="6"/>
         </w:tblBorders>
         <w:tblCellMar>
-          <w:top w:type="dxa" w:w="57"/>
-          <w:left w:type="dxa" w:w="108"/>
-          <w:bottom w:type="dxa" w:w="57"/>
-          <w:right w:type="dxa" w:w="108"/>
+          <w:top w:w="57" w:type="dxa"/>
+          <w:left w:w="108" w:type="dxa"/>
+          <w:bottom w:w="57" w:type="dxa"/>
+          <w:right w:w="108" w:type="dxa"/>
         </w:tblCellMar>
       </w:tblPr>
       <w:tblGrid>
@@ -9972,8 +9972,8 @@
             <w:pPr>
               <w:pStyle w:val="Compact"/>
               <w:jc w:val="left"/>
-              <w:ind w:left="0" w:right="0" w:firstLine="0"/>
-              <w:spacing w:before="40" w:after="40" w:lineRule="auto" w:line="240"/>
+              <w:ind w:right="0" w:left="0" w:firstLine="0"/>
+              <w:spacing w:after="40" w:line="240" w:lineRule="auto" w:before="40"/>
             </w:pPr>
             <w:r>
               <w:rPr>
@@ -9991,8 +9991,8 @@
             <w:pPr>
               <w:pStyle w:val="Compact"/>
               <w:jc w:val="left"/>
-              <w:ind w:left="0" w:right="0" w:firstLine="0"/>
-              <w:spacing w:before="40" w:after="40" w:lineRule="auto" w:line="240"/>
+              <w:ind w:right="0" w:left="0" w:firstLine="0"/>
+              <w:spacing w:after="40" w:line="240" w:lineRule="auto" w:before="40"/>
             </w:pPr>
             <w:r>
               <w:rPr>
@@ -10010,8 +10010,8 @@
             <w:pPr>
               <w:pStyle w:val="Compact"/>
               <w:jc w:val="left"/>
-              <w:ind w:left="0" w:right="0" w:firstLine="0"/>
-              <w:spacing w:before="40" w:after="40" w:lineRule="auto" w:line="240"/>
+              <w:ind w:right="0" w:left="0" w:firstLine="0"/>
+              <w:spacing w:after="40" w:line="240" w:lineRule="auto" w:before="40"/>
             </w:pPr>
             <w:r>
               <w:rPr>
@@ -10029,8 +10029,8 @@
             <w:pPr>
               <w:pStyle w:val="Compact"/>
               <w:jc w:val="left"/>
-              <w:ind w:left="0" w:right="0" w:firstLine="0"/>
-              <w:spacing w:before="40" w:after="40" w:lineRule="auto" w:line="240"/>
+              <w:ind w:right="0" w:left="0" w:firstLine="0"/>
+              <w:spacing w:after="40" w:line="240" w:lineRule="auto" w:before="40"/>
             </w:pPr>
             <w:r>
               <w:rPr>
@@ -10048,8 +10048,8 @@
             <w:pPr>
               <w:pStyle w:val="Compact"/>
               <w:jc w:val="left"/>
-              <w:ind w:left="0" w:right="0" w:firstLine="0"/>
-              <w:spacing w:before="40" w:after="40" w:lineRule="auto" w:line="240"/>
+              <w:ind w:right="0" w:left="0" w:firstLine="0"/>
+              <w:spacing w:after="40" w:line="240" w:lineRule="auto" w:before="40"/>
             </w:pPr>
             <w:r>
               <w:t xml:space="preserve">Response time (ms)</w:t>
@@ -10062,8 +10062,8 @@
             <w:pPr>
               <w:pStyle w:val="Compact"/>
               <w:jc w:val="left"/>
-              <w:ind w:left="0" w:right="0" w:firstLine="0"/>
-              <w:spacing w:before="40" w:after="40" w:lineRule="auto" w:line="240"/>
+              <w:ind w:right="0" w:left="0" w:firstLine="0"/>
+              <w:spacing w:after="40" w:line="240" w:lineRule="auto" w:before="40"/>
             </w:pPr>
             <w:r>
               <w:t xml:space="preserve">200</w:t>
@@ -10076,8 +10076,8 @@
             <w:pPr>
               <w:pStyle w:val="Compact"/>
               <w:jc w:val="left"/>
-              <w:ind w:left="0" w:right="0" w:firstLine="0"/>
-              <w:spacing w:before="40" w:after="40" w:lineRule="auto" w:line="240"/>
+              <w:ind w:right="0" w:left="0" w:firstLine="0"/>
+              <w:spacing w:after="40" w:line="240" w:lineRule="auto" w:before="40"/>
             </w:pPr>
             <w:r>
               <w:t xml:space="preserve">185</w:t>
@@ -10090,8 +10090,8 @@
             <w:pPr>
               <w:pStyle w:val="Compact"/>
               <w:jc w:val="left"/>
-              <w:ind w:left="0" w:right="0" w:firstLine="0"/>
-              <w:spacing w:before="40" w:after="40" w:lineRule="auto" w:line="240"/>
+              <w:ind w:right="0" w:left="0" w:firstLine="0"/>
+              <w:spacing w:after="40" w:line="240" w:lineRule="auto" w:before="40"/>
             </w:pPr>
             <w:r>
               <w:t xml:space="preserve">Pass</w:t>
@@ -10106,8 +10106,8 @@
             <w:pPr>
               <w:pStyle w:val="Compact"/>
               <w:jc w:val="left"/>
-              <w:ind w:left="0" w:right="0" w:firstLine="0"/>
-              <w:spacing w:before="40" w:after="40" w:lineRule="auto" w:line="240"/>
+              <w:ind w:right="0" w:left="0" w:firstLine="0"/>
+              <w:spacing w:after="40" w:line="240" w:lineRule="auto" w:before="40"/>
             </w:pPr>
             <w:r>
               <w:t xml:space="preserve">Throughput (req/s)</w:t>
@@ -10120,8 +10120,8 @@
             <w:pPr>
               <w:pStyle w:val="Compact"/>
               <w:jc w:val="left"/>
-              <w:ind w:left="0" w:right="0" w:firstLine="0"/>
-              <w:spacing w:before="40" w:after="40" w:lineRule="auto" w:line="240"/>
+              <w:ind w:right="0" w:left="0" w:firstLine="0"/>
+              <w:spacing w:after="40" w:line="240" w:lineRule="auto" w:before="40"/>
             </w:pPr>
             <w:r>
               <w:t xml:space="preserve">1000</w:t>
@@ -10134,8 +10134,8 @@
             <w:pPr>
               <w:pStyle w:val="Compact"/>
               <w:jc w:val="left"/>
-              <w:ind w:left="0" w:right="0" w:firstLine="0"/>
-              <w:spacing w:before="40" w:after="40" w:lineRule="auto" w:line="240"/>
+              <w:ind w:right="0" w:left="0" w:firstLine="0"/>
+              <w:spacing w:after="40" w:line="240" w:lineRule="auto" w:before="40"/>
             </w:pPr>
             <w:r>
               <w:t xml:space="preserve">1120</w:t>
@@ -10148,8 +10148,8 @@
             <w:pPr>
               <w:pStyle w:val="Compact"/>
               <w:jc w:val="left"/>
-              <w:ind w:left="0" w:right="0" w:firstLine="0"/>
-              <w:spacing w:before="40" w:after="40" w:lineRule="auto" w:line="240"/>
+              <w:ind w:right="0" w:left="0" w:firstLine="0"/>
+              <w:spacing w:after="40" w:line="240" w:lineRule="auto" w:before="40"/>
             </w:pPr>
             <w:r>
               <w:t xml:space="preserve">Pass</w:t>
@@ -10164,8 +10164,8 @@
             <w:pPr>
               <w:pStyle w:val="Compact"/>
               <w:jc w:val="left"/>
-              <w:ind w:left="0" w:right="0" w:firstLine="0"/>
-              <w:spacing w:before="40" w:after="40" w:lineRule="auto" w:line="240"/>
+              <w:ind w:right="0" w:left="0" w:firstLine="0"/>
+              <w:spacing w:after="40" w:line="240" w:lineRule="auto" w:before="40"/>
             </w:pPr>
             <w:r>
               <w:t xml:space="preserve">Error rate (%)</w:t>
@@ -10178,8 +10178,8 @@
             <w:pPr>
               <w:pStyle w:val="Compact"/>
               <w:jc w:val="left"/>
-              <w:ind w:left="0" w:right="0" w:firstLine="0"/>
-              <w:spacing w:before="40" w:after="40" w:lineRule="auto" w:line="240"/>
+              <w:ind w:right="0" w:left="0" w:firstLine="0"/>
+              <w:spacing w:after="40" w:line="240" w:lineRule="auto" w:before="40"/>
             </w:pPr>
             <w:r>
               <w:t xml:space="preserve">1.0</w:t>
@@ -10192,8 +10192,8 @@
             <w:pPr>
               <w:pStyle w:val="Compact"/>
               <w:jc w:val="left"/>
-              <w:ind w:left="0" w:right="0" w:firstLine="0"/>
-              <w:spacing w:before="40" w:after="40" w:lineRule="auto" w:line="240"/>
+              <w:ind w:right="0" w:left="0" w:firstLine="0"/>
+              <w:spacing w:after="40" w:line="240" w:lineRule="auto" w:before="40"/>
             </w:pPr>
             <w:r>
               <w:t xml:space="preserve">0.3</w:t>
@@ -10206,8 +10206,8 @@
             <w:pPr>
               <w:pStyle w:val="Compact"/>
               <w:jc w:val="left"/>
-              <w:ind w:left="0" w:right="0" w:firstLine="0"/>
-              <w:spacing w:before="40" w:after="40" w:lineRule="auto" w:line="240"/>
+              <w:ind w:right="0" w:left="0" w:firstLine="0"/>
+              <w:spacing w:after="40" w:line="240" w:lineRule="auto" w:before="40"/>
             </w:pPr>
             <w:r>
               <w:t xml:space="preserve">Pass</w:t>
@@ -10222,8 +10222,8 @@
             <w:pPr>
               <w:pStyle w:val="Compact"/>
               <w:jc w:val="left"/>
-              <w:ind w:left="0" w:right="0" w:firstLine="0"/>
-              <w:spacing w:before="40" w:after="40" w:lineRule="auto" w:line="240"/>
+              <w:ind w:right="0" w:left="0" w:firstLine="0"/>
+              <w:spacing w:after="40" w:line="240" w:lineRule="auto" w:before="40"/>
             </w:pPr>
             <w:r>
               <w:t xml:space="preserve">Memory usage (MB)</w:t>
@@ -10236,8 +10236,8 @@
             <w:pPr>
               <w:pStyle w:val="Compact"/>
               <w:jc w:val="left"/>
-              <w:ind w:left="0" w:right="0" w:firstLine="0"/>
-              <w:spacing w:before="40" w:after="40" w:lineRule="auto" w:line="240"/>
+              <w:ind w:right="0" w:left="0" w:firstLine="0"/>
+              <w:spacing w:after="40" w:line="240" w:lineRule="auto" w:before="40"/>
             </w:pPr>
             <w:r>
               <w:t xml:space="preserve">512</w:t>
@@ -10250,8 +10250,8 @@
             <w:pPr>
               <w:pStyle w:val="Compact"/>
               <w:jc w:val="left"/>
-              <w:ind w:left="0" w:right="0" w:firstLine="0"/>
-              <w:spacing w:before="40" w:after="40" w:lineRule="auto" w:line="240"/>
+              <w:ind w:right="0" w:left="0" w:firstLine="0"/>
+              <w:spacing w:after="40" w:line="240" w:lineRule="auto" w:before="40"/>
             </w:pPr>
             <w:r>
               <w:t xml:space="preserve">487</w:t>
@@ -10264,8 +10264,8 @@
             <w:pPr>
               <w:pStyle w:val="Compact"/>
               <w:jc w:val="left"/>
-              <w:ind w:left="0" w:right="0" w:firstLine="0"/>
-              <w:spacing w:before="40" w:after="40" w:lineRule="auto" w:line="240"/>
+              <w:ind w:right="0" w:left="0" w:firstLine="0"/>
+              <w:spacing w:after="40" w:line="240" w:lineRule="auto" w:before="40"/>
             </w:pPr>
             <w:r>
               <w:t xml:space="preserve">Pass</w:t>
@@ -10290,12 +10290,12 @@
     </w:p>
     <w:p>
       <w:pPr>
-        <w:spacing w:line="20" w:lineRule="exact" w:after="0" w:before="0"/>
+        <w:spacing w:lineRule="exact" w:before="0" w:after="0" w:line="20"/>
         <w:rPr>
           <w:sz w:val="2"/>
         </w:rPr>
       </w:pPr>
-      <w:bookmarkStart w:name="listing-lst-init" w:id="92378"/>
+      <w:bookmarkStart w:id="92378" w:name="listing-lst-init"/>
       <w:bookmarkEnd w:id="92378"/>
     </w:p>
     <w:p>
@@ -10551,7 +10551,7 @@
       <w:r>
         <w:tab/>
       </w:r>
-      <w:bookmarkStart w:name="math-eq-latency" w:id="22083"/>
+      <w:bookmarkStart w:id="22083" w:name="math-eq-latency"/>
       <w:r>
         <w:t>(</w:t>
       </w:r>
@@ -11371,12 +11371,12 @@
     </w:p>
     <w:p>
       <w:pPr>
-        <w:spacing w:line="20" w:lineRule="exact" w:after="0" w:before="0"/>
+        <w:spacing w:lineRule="exact" w:before="0" w:after="0" w:line="20"/>
         <w:rPr>
           <w:sz w:val="2"/>
         </w:rPr>
       </w:pPr>
-      <w:bookmarkStart w:name="csv-tbl-xref-selectors" w:id="68857"/>
+      <w:bookmarkStart w:id="68857" w:name="csv-tbl-xref-selectors"/>
       <w:bookmarkEnd w:id="68857"/>
     </w:p>
     <w:p>
@@ -11413,18 +11413,18 @@
         <w:tblLook w:firstRow="1" w:lastRow="0" w:firstColumn="0" w:lastColumn="0" w:noHBand="0" w:noVBand="0" w:val="0020"/>
         <w:jc w:val="start"/>
         <w:tblBorders>
-          <w:top w:color="000000" w:val="single" w:space="0" w:sz="6"/>
-          <w:left w:color="000000" w:val="single" w:space="0" w:sz="6"/>
-          <w:bottom w:color="000000" w:val="single" w:space="0" w:sz="6"/>
-          <w:right w:color="000000" w:val="single" w:space="0" w:sz="6"/>
-          <w:insideH w:color="000000" w:val="single" w:space="0" w:sz="6"/>
-          <w:insideV w:color="000000" w:val="single" w:space="0" w:sz="6"/>
+          <w:top w:color="000000" w:space="0" w:val="single" w:sz="6"/>
+          <w:left w:color="000000" w:space="0" w:val="single" w:sz="6"/>
+          <w:bottom w:color="000000" w:space="0" w:val="single" w:sz="6"/>
+          <w:right w:color="000000" w:space="0" w:val="single" w:sz="6"/>
+          <w:insideH w:color="000000" w:space="0" w:val="single" w:sz="6"/>
+          <w:insideV w:color="000000" w:space="0" w:val="single" w:sz="6"/>
         </w:tblBorders>
         <w:tblCellMar>
-          <w:top w:type="dxa" w:w="57"/>
-          <w:left w:type="dxa" w:w="108"/>
-          <w:bottom w:type="dxa" w:w="57"/>
-          <w:right w:type="dxa" w:w="108"/>
+          <w:top w:w="57" w:type="dxa"/>
+          <w:left w:w="108" w:type="dxa"/>
+          <w:bottom w:w="57" w:type="dxa"/>
+          <w:right w:w="108" w:type="dxa"/>
         </w:tblCellMar>
       </w:tblPr>
       <w:tblGrid>
@@ -11444,8 +11444,8 @@
             <w:pPr>
               <w:pStyle w:val="Compact"/>
               <w:jc w:val="left"/>
-              <w:ind w:left="0" w:right="0" w:firstLine="0"/>
-              <w:spacing w:before="40" w:after="40" w:lineRule="auto" w:line="240"/>
+              <w:ind w:right="0" w:left="0" w:firstLine="0"/>
+              <w:spacing w:after="40" w:line="240" w:lineRule="auto" w:before="40"/>
             </w:pPr>
             <w:r>
               <w:rPr>
@@ -11463,8 +11463,8 @@
             <w:pPr>
               <w:pStyle w:val="Compact"/>
               <w:jc w:val="left"/>
-              <w:ind w:left="0" w:right="0" w:firstLine="0"/>
-              <w:spacing w:before="40" w:after="40" w:lineRule="auto" w:line="240"/>
+              <w:ind w:right="0" w:left="0" w:firstLine="0"/>
+              <w:spacing w:after="40" w:line="240" w:lineRule="auto" w:before="40"/>
             </w:pPr>
             <w:r>
               <w:rPr>
@@ -11482,8 +11482,8 @@
             <w:pPr>
               <w:pStyle w:val="Compact"/>
               <w:jc w:val="left"/>
-              <w:ind w:left="0" w:right="0" w:firstLine="0"/>
-              <w:spacing w:before="40" w:after="40" w:lineRule="auto" w:line="240"/>
+              <w:ind w:right="0" w:left="0" w:firstLine="0"/>
+              <w:spacing w:after="40" w:line="240" w:lineRule="auto" w:before="40"/>
             </w:pPr>
             <w:r>
               <w:rPr>
@@ -11501,8 +11501,8 @@
             <w:pPr>
               <w:pStyle w:val="Compact"/>
               <w:jc w:val="left"/>
-              <w:ind w:left="0" w:right="0" w:firstLine="0"/>
-              <w:spacing w:before="40" w:after="40" w:lineRule="auto" w:line="240"/>
+              <w:ind w:right="0" w:left="0" w:firstLine="0"/>
+              <w:spacing w:after="40" w:line="240" w:lineRule="auto" w:before="40"/>
             </w:pPr>
             <w:r>
               <w:rPr>
@@ -11524,8 +11524,8 @@
             <w:pPr>
               <w:pStyle w:val="Compact"/>
               <w:jc w:val="left"/>
-              <w:ind w:left="0" w:right="0" w:firstLine="0"/>
-              <w:spacing w:before="40" w:after="40" w:lineRule="auto" w:line="240"/>
+              <w:ind w:right="0" w:left="0" w:firstLine="0"/>
+              <w:spacing w:after="40" w:line="240" w:lineRule="auto" w:before="40"/>
             </w:pPr>
             <w:r>
               <w:rPr>
@@ -11541,8 +11541,8 @@
             <w:pPr>
               <w:pStyle w:val="Compact"/>
               <w:jc w:val="left"/>
-              <w:ind w:left="0" w:right="0" w:firstLine="0"/>
-              <w:spacing w:before="40" w:after="40" w:lineRule="auto" w:line="240"/>
+              <w:ind w:right="0" w:left="0" w:firstLine="0"/>
+              <w:spacing w:after="40" w:line="240" w:lineRule="auto" w:before="40"/>
             </w:pPr>
             <w:r>
               <w:t xml:space="preserve">Exact PID lookup. Same-spec first, then cross-document fallback. Never ambiguous.</w:t>
@@ -11557,8 +11557,8 @@
             <w:pPr>
               <w:pStyle w:val="Compact"/>
               <w:jc w:val="left"/>
-              <w:ind w:left="0" w:right="0" w:firstLine="0"/>
-              <w:spacing w:before="40" w:after="40" w:lineRule="auto" w:line="240"/>
+              <w:ind w:right="0" w:left="0" w:firstLine="0"/>
+              <w:spacing w:after="40" w:line="240" w:lineRule="auto" w:before="40"/>
             </w:pPr>
             <w:r>
               <w:rPr>
@@ -11580,8 +11580,8 @@
             <w:pPr>
               <w:pStyle w:val="Compact"/>
               <w:jc w:val="left"/>
-              <w:ind w:left="0" w:right="0" w:firstLine="0"/>
-              <w:spacing w:before="40" w:after="40" w:lineRule="auto" w:line="240"/>
+              <w:ind w:right="0" w:left="0" w:firstLine="0"/>
+              <w:spacing w:after="40" w:line="240" w:lineRule="auto" w:before="40"/>
             </w:pPr>
             <w:r>
               <w:rPr>
@@ -11597,8 +11597,8 @@
             <w:pPr>
               <w:pStyle w:val="Compact"/>
               <w:jc w:val="left"/>
-              <w:ind w:left="0" w:right="0" w:firstLine="0"/>
-              <w:spacing w:before="40" w:after="40" w:lineRule="auto" w:line="240"/>
+              <w:ind w:right="0" w:left="0" w:firstLine="0"/>
+              <w:spacing w:after="40" w:line="240" w:lineRule="auto" w:before="40"/>
             </w:pPr>
             <w:r>
               <w:t xml:space="preserve">Scoped resolution: local scope, then same specification, then global. May be ambiguous if multiple matches at the same scope level.</w:t>
@@ -12178,12 +12178,12 @@
     </w:p>
     <w:p>
       <w:pPr>
-        <w:spacing w:line="20" w:lineRule="exact" w:after="0" w:before="0"/>
+        <w:spacing w:lineRule="exact" w:before="0" w:after="0" w:line="20"/>
         <w:rPr>
           <w:sz w:val="2"/>
         </w:rPr>
       </w:pPr>
-      <w:bookmarkStart w:name="listing-src-bib-config" w:id="9127"/>
+      <w:bookmarkStart w:id="9127" w:name="listing-src-bib-config"/>
       <w:bookmarkEnd w:id="9127"/>
     </w:p>
     <w:p>
@@ -12286,12 +12286,12 @@
     </w:p>
     <w:p>
       <w:pPr>
-        <w:spacing w:line="20" w:lineRule="exact" w:after="0" w:before="0"/>
+        <w:spacing w:lineRule="exact" w:before="0" w:after="0" w:line="20"/>
         <w:rPr>
           <w:sz w:val="2"/>
         </w:rPr>
       </w:pPr>
-      <w:bookmarkStart w:name="listing-src-bib-file" w:id="72833"/>
+      <w:bookmarkStart w:id="72833" w:name="listing-src-bib-file"/>
       <w:bookmarkEnd w:id="72833"/>
     </w:p>
     <w:p>
@@ -12583,12 +12583,12 @@
     </w:p>
     <w:p>
       <w:pPr>
-        <w:spacing w:line="20" w:lineRule="exact" w:after="0" w:before="0"/>
+        <w:spacing w:lineRule="exact" w:before="0" w:after="0" w:line="20"/>
         <w:rPr>
           <w:sz w:val="2"/>
         </w:rPr>
       </w:pPr>
-      <w:bookmarkStart w:name="listing-src-citation-syntax" w:id="25784"/>
+      <w:bookmarkStart w:id="25784" w:name="listing-src-citation-syntax"/>
       <w:bookmarkEnd w:id="25784"/>
     </w:p>
     <w:p>
@@ -13326,12 +13326,12 @@
     </w:p>
     <w:p>
       <w:pPr>
-        <w:spacing w:line="20" w:lineRule="exact" w:after="0" w:before="0"/>
+        <w:spacing w:lineRule="exact" w:before="0" w:after="0" w:line="20"/>
         <w:rPr>
           <w:sz w:val="2"/>
         </w:rPr>
       </w:pPr>
-      <w:bookmarkStart w:name="listing-src-chart-gauss-syntax" w:id="70967"/>
+      <w:bookmarkStart w:id="70967" w:name="listing-src-chart-gauss-syntax"/>
       <w:bookmarkEnd w:id="70967"/>
     </w:p>
     <w:p>
@@ -13675,12 +13675,12 @@
     </w:p>
     <w:p>
       <w:pPr>
-        <w:spacing w:line="20" w:lineRule="exact" w:after="0" w:before="0"/>
+        <w:spacing w:lineRule="exact" w:before="0" w:after="0" w:line="20"/>
         <w:rPr>
           <w:sz w:val="2"/>
         </w:rPr>
       </w:pPr>
-      <w:bookmarkStart w:name="listing-src-basic-usage" w:id="1073"/>
+      <w:bookmarkStart w:id="1073" w:name="listing-src-basic-usage"/>
       <w:bookmarkEnd w:id="1073"/>
     </w:p>
     <w:p>
@@ -13790,12 +13790,12 @@
     </w:p>
     <w:p>
       <w:pPr>
-        <w:spacing w:line="20" w:lineRule="exact" w:after="0" w:before="0"/>
+        <w:spacing w:lineRule="exact" w:before="0" w:after="0" w:line="20"/>
         <w:rPr>
           <w:sz w:val="2"/>
         </w:rPr>
       </w:pPr>
-      <w:bookmarkStart w:name="csv-tbl-env-vars" w:id="23843"/>
+      <w:bookmarkStart w:id="23843" w:name="csv-tbl-env-vars"/>
       <w:bookmarkEnd w:id="23843"/>
     </w:p>
     <w:p>
@@ -13832,18 +13832,18 @@
         <w:tblLook w:firstRow="1" w:lastRow="0" w:firstColumn="0" w:lastColumn="0" w:noHBand="0" w:noVBand="0" w:val="0020"/>
         <w:jc w:val="start"/>
         <w:tblBorders>
-          <w:top w:color="000000" w:val="single" w:space="0" w:sz="6"/>
-          <w:left w:color="000000" w:val="single" w:space="0" w:sz="6"/>
-          <w:bottom w:color="000000" w:val="single" w:space="0" w:sz="6"/>
-          <w:right w:color="000000" w:val="single" w:space="0" w:sz="6"/>
-          <w:insideH w:color="000000" w:val="single" w:space="0" w:sz="6"/>
-          <w:insideV w:color="000000" w:val="single" w:space="0" w:sz="6"/>
+          <w:top w:color="000000" w:space="0" w:val="single" w:sz="6"/>
+          <w:left w:color="000000" w:space="0" w:val="single" w:sz="6"/>
+          <w:bottom w:color="000000" w:space="0" w:val="single" w:sz="6"/>
+          <w:right w:color="000000" w:space="0" w:val="single" w:sz="6"/>
+          <w:insideH w:color="000000" w:space="0" w:val="single" w:sz="6"/>
+          <w:insideV w:color="000000" w:space="0" w:val="single" w:sz="6"/>
         </w:tblBorders>
         <w:tblCellMar>
-          <w:top w:type="dxa" w:w="57"/>
-          <w:left w:type="dxa" w:w="108"/>
-          <w:bottom w:type="dxa" w:w="57"/>
-          <w:right w:type="dxa" w:w="108"/>
+          <w:top w:w="57" w:type="dxa"/>
+          <w:left w:w="108" w:type="dxa"/>
+          <w:bottom w:w="57" w:type="dxa"/>
+          <w:right w:w="108" w:type="dxa"/>
         </w:tblCellMar>
       </w:tblPr>
       <w:tblGrid>
@@ -13863,8 +13863,8 @@
             <w:pPr>
               <w:pStyle w:val="Compact"/>
               <w:jc w:val="left"/>
-              <w:ind w:left="0" w:right="0" w:firstLine="0"/>
-              <w:spacing w:before="40" w:after="40" w:lineRule="auto" w:line="240"/>
+              <w:ind w:right="0" w:left="0" w:firstLine="0"/>
+              <w:spacing w:after="40" w:line="240" w:lineRule="auto" w:before="40"/>
             </w:pPr>
             <w:r>
               <w:rPr>
@@ -13882,8 +13882,8 @@
             <w:pPr>
               <w:pStyle w:val="Compact"/>
               <w:jc w:val="left"/>
-              <w:ind w:left="0" w:right="0" w:firstLine="0"/>
-              <w:spacing w:before="40" w:after="40" w:lineRule="auto" w:line="240"/>
+              <w:ind w:right="0" w:left="0" w:firstLine="0"/>
+              <w:spacing w:after="40" w:line="240" w:lineRule="auto" w:before="40"/>
             </w:pPr>
             <w:r>
               <w:rPr>
@@ -13901,8 +13901,8 @@
             <w:pPr>
               <w:pStyle w:val="Compact"/>
               <w:jc w:val="left"/>
-              <w:ind w:left="0" w:right="0" w:firstLine="0"/>
-              <w:spacing w:before="40" w:after="40" w:lineRule="auto" w:line="240"/>
+              <w:ind w:right="0" w:left="0" w:firstLine="0"/>
+              <w:spacing w:after="40" w:line="240" w:lineRule="auto" w:before="40"/>
             </w:pPr>
             <w:r>
               <w:rPr>
@@ -13920,8 +13920,8 @@
             <w:pPr>
               <w:pStyle w:val="Compact"/>
               <w:jc w:val="left"/>
-              <w:ind w:left="0" w:right="0" w:firstLine="0"/>
-              <w:spacing w:before="40" w:after="40" w:lineRule="auto" w:line="240"/>
+              <w:ind w:right="0" w:left="0" w:firstLine="0"/>
+              <w:spacing w:after="40" w:line="240" w:lineRule="auto" w:before="40"/>
             </w:pPr>
             <w:r>
               <w:rPr>
@@ -13937,8 +13937,8 @@
             <w:pPr>
               <w:pStyle w:val="Compact"/>
               <w:jc w:val="left"/>
-              <w:ind w:left="0" w:right="0" w:firstLine="0"/>
-              <w:spacing w:before="40" w:after="40" w:lineRule="auto" w:line="240"/>
+              <w:ind w:right="0" w:left="0" w:firstLine="0"/>
+              <w:spacing w:after="40" w:line="240" w:lineRule="auto" w:before="40"/>
             </w:pPr>
             <w:r>
               <w:rPr>
@@ -13954,8 +13954,8 @@
             <w:pPr>
               <w:pStyle w:val="Compact"/>
               <w:jc w:val="left"/>
-              <w:ind w:left="0" w:right="0" w:firstLine="0"/>
-              <w:spacing w:before="40" w:after="40" w:lineRule="auto" w:line="240"/>
+              <w:ind w:right="0" w:left="0" w:firstLine="0"/>
+              <w:spacing w:after="40" w:line="240" w:lineRule="auto" w:before="40"/>
             </w:pPr>
             <w:r>
               <w:t xml:space="preserve">Override log level:</w:t>
@@ -14015,8 +14015,8 @@
             <w:pPr>
               <w:pStyle w:val="Compact"/>
               <w:jc w:val="left"/>
-              <w:ind w:left="0" w:right="0" w:firstLine="0"/>
-              <w:spacing w:before="40" w:after="40" w:lineRule="auto" w:line="240"/>
+              <w:ind w:right="0" w:left="0" w:firstLine="0"/>
+              <w:spacing w:after="40" w:line="240" w:lineRule="auto" w:before="40"/>
             </w:pPr>
             <w:r>
               <w:rPr>
@@ -14032,8 +14032,8 @@
             <w:pPr>
               <w:pStyle w:val="Compact"/>
               <w:jc w:val="left"/>
-              <w:ind w:left="0" w:right="0" w:firstLine="0"/>
-              <w:spacing w:before="40" w:after="40" w:lineRule="auto" w:line="240"/>
+              <w:ind w:right="0" w:left="0" w:firstLine="0"/>
+              <w:spacing w:after="40" w:line="240" w:lineRule="auto" w:before="40"/>
             </w:pPr>
             <w:r>
               <w:rPr>
@@ -14049,8 +14049,8 @@
             <w:pPr>
               <w:pStyle w:val="Compact"/>
               <w:jc w:val="left"/>
-              <w:ind w:left="0" w:right="0" w:firstLine="0"/>
-              <w:spacing w:before="40" w:after="40" w:lineRule="auto" w:line="240"/>
+              <w:ind w:right="0" w:left="0" w:firstLine="0"/>
+              <w:spacing w:after="40" w:line="240" w:lineRule="auto" w:before="40"/>
             </w:pPr>
             <w:r>
               <w:t xml:space="preserve">SpecCompiler installation root (model and binary lookup)</w:t>
@@ -14065,8 +14065,8 @@
             <w:pPr>
               <w:pStyle w:val="Compact"/>
               <w:jc w:val="left"/>
-              <w:ind w:left="0" w:right="0" w:firstLine="0"/>
-              <w:spacing w:before="40" w:after="40" w:lineRule="auto" w:line="240"/>
+              <w:ind w:right="0" w:left="0" w:firstLine="0"/>
+              <w:spacing w:after="40" w:line="240" w:lineRule="auto" w:before="40"/>
             </w:pPr>
             <w:r>
               <w:rPr>
@@ -14082,8 +14082,8 @@
             <w:pPr>
               <w:pStyle w:val="Compact"/>
               <w:jc w:val="left"/>
-              <w:ind w:left="0" w:right="0" w:firstLine="0"/>
-              <w:spacing w:before="40" w:after="40" w:lineRule="auto" w:line="240"/>
+              <w:ind w:right="0" w:left="0" w:firstLine="0"/>
+              <w:spacing w:after="40" w:line="240" w:lineRule="auto" w:before="40"/>
             </w:pPr>
             <w:r>
               <w:rPr>
@@ -14099,8 +14099,8 @@
             <w:pPr>
               <w:pStyle w:val="Compact"/>
               <w:jc w:val="left"/>
-              <w:ind w:left="0" w:right="0" w:firstLine="0"/>
-              <w:spacing w:before="40" w:after="40" w:lineRule="auto" w:line="240"/>
+              <w:ind w:right="0" w:left="0" w:firstLine="0"/>
+              <w:spacing w:after="40" w:line="240" w:lineRule="auto" w:before="40"/>
             </w:pPr>
             <w:r>
               <w:t xml:space="preserve">Distribution root (used internally for external renderers)</w:t>
@@ -14115,8 +14115,8 @@
             <w:pPr>
               <w:pStyle w:val="Compact"/>
               <w:jc w:val="left"/>
-              <w:ind w:left="0" w:right="0" w:firstLine="0"/>
-              <w:spacing w:before="40" w:after="40" w:lineRule="auto" w:line="240"/>
+              <w:ind w:right="0" w:left="0" w:firstLine="0"/>
+              <w:spacing w:after="40" w:line="240" w:lineRule="auto" w:before="40"/>
             </w:pPr>
             <w:r>
               <w:rPr>
@@ -14132,8 +14132,8 @@
             <w:pPr>
               <w:pStyle w:val="Compact"/>
               <w:jc w:val="left"/>
-              <w:ind w:left="0" w:right="0" w:firstLine="0"/>
-              <w:spacing w:before="40" w:after="40" w:lineRule="auto" w:line="240"/>
+              <w:ind w:right="0" w:left="0" w:firstLine="0"/>
+              <w:spacing w:after="40" w:line="240" w:lineRule="auto" w:before="40"/>
             </w:pPr>
             <w:r>
               <w:rPr>
@@ -14149,8 +14149,8 @@
             <w:pPr>
               <w:pStyle w:val="Compact"/>
               <w:jc w:val="left"/>
-              <w:ind w:left="0" w:right="0" w:firstLine="0"/>
-              <w:spacing w:before="40" w:after="40" w:lineRule="auto" w:line="240"/>
+              <w:ind w:right="0" w:left="0" w:firstLine="0"/>
+              <w:spacing w:after="40" w:line="240" w:lineRule="auto" w:before="40"/>
             </w:pPr>
             <w:r>
               <w:t xml:space="preserve">Docker image reference (overrides default in wrapper)</w:t>
@@ -14165,8 +14165,8 @@
             <w:pPr>
               <w:pStyle w:val="Compact"/>
               <w:jc w:val="left"/>
-              <w:ind w:left="0" w:right="0" w:firstLine="0"/>
-              <w:spacing w:before="40" w:after="40" w:lineRule="auto" w:line="240"/>
+              <w:ind w:right="0" w:left="0" w:firstLine="0"/>
+              <w:spacing w:after="40" w:line="240" w:lineRule="auto" w:before="40"/>
             </w:pPr>
             <w:r>
               <w:rPr>
@@ -14182,8 +14182,8 @@
             <w:pPr>
               <w:pStyle w:val="Compact"/>
               <w:jc w:val="left"/>
-              <w:ind w:left="0" w:right="0" w:firstLine="0"/>
-              <w:spacing w:before="40" w:after="40" w:lineRule="auto" w:line="240"/>
+              <w:ind w:right="0" w:left="0" w:firstLine="0"/>
+              <w:spacing w:after="40" w:line="240" w:lineRule="auto" w:before="40"/>
             </w:pPr>
             <w:r>
               <w:t xml:space="preserve">(unset)</w:t>
@@ -14196,8 +14196,8 @@
             <w:pPr>
               <w:pStyle w:val="Compact"/>
               <w:jc w:val="left"/>
-              <w:ind w:left="0" w:right="0" w:firstLine="0"/>
-              <w:spacing w:before="40" w:after="40" w:lineRule="auto" w:line="240"/>
+              <w:ind w:right="0" w:left="0" w:firstLine="0"/>
+              <w:spacing w:after="40" w:line="240" w:lineRule="auto" w:before="40"/>
             </w:pPr>
             <w:r>
               <w:t xml:space="preserve">Disable ANSI color codes in output</w:t>
@@ -14222,12 +14222,12 @@
     </w:p>
     <w:p>
       <w:pPr>
-        <w:spacing w:line="20" w:lineRule="exact" w:after="0" w:before="0"/>
+        <w:spacing w:lineRule="exact" w:before="0" w:after="0" w:line="20"/>
         <w:rPr>
           <w:sz w:val="2"/>
         </w:rPr>
       </w:pPr>
-      <w:bookmarkStart w:name="csv-tbl-exit-codes" w:id="82958"/>
+      <w:bookmarkStart w:id="82958" w:name="csv-tbl-exit-codes"/>
       <w:bookmarkEnd w:id="82958"/>
     </w:p>
     <w:p>
@@ -14264,18 +14264,18 @@
         <w:tblLook w:firstRow="1" w:lastRow="0" w:firstColumn="0" w:lastColumn="0" w:noHBand="0" w:noVBand="0" w:val="0020"/>
         <w:jc w:val="start"/>
         <w:tblBorders>
-          <w:top w:color="000000" w:val="single" w:space="0" w:sz="6"/>
-          <w:left w:color="000000" w:val="single" w:space="0" w:sz="6"/>
-          <w:bottom w:color="000000" w:val="single" w:space="0" w:sz="6"/>
-          <w:right w:color="000000" w:val="single" w:space="0" w:sz="6"/>
-          <w:insideH w:color="000000" w:val="single" w:space="0" w:sz="6"/>
-          <w:insideV w:color="000000" w:val="single" w:space="0" w:sz="6"/>
+          <w:top w:color="000000" w:space="0" w:val="single" w:sz="6"/>
+          <w:left w:color="000000" w:space="0" w:val="single" w:sz="6"/>
+          <w:bottom w:color="000000" w:space="0" w:val="single" w:sz="6"/>
+          <w:right w:color="000000" w:space="0" w:val="single" w:sz="6"/>
+          <w:insideH w:color="000000" w:space="0" w:val="single" w:sz="6"/>
+          <w:insideV w:color="000000" w:space="0" w:val="single" w:sz="6"/>
         </w:tblBorders>
         <w:tblCellMar>
-          <w:top w:type="dxa" w:w="57"/>
-          <w:left w:type="dxa" w:w="108"/>
-          <w:bottom w:type="dxa" w:w="57"/>
-          <w:right w:type="dxa" w:w="108"/>
+          <w:top w:w="57" w:type="dxa"/>
+          <w:left w:w="108" w:type="dxa"/>
+          <w:bottom w:w="57" w:type="dxa"/>
+          <w:right w:w="108" w:type="dxa"/>
         </w:tblCellMar>
       </w:tblPr>
       <w:tblGrid>
@@ -14294,8 +14294,8 @@
             <w:pPr>
               <w:pStyle w:val="Compact"/>
               <w:jc w:val="left"/>
-              <w:ind w:left="0" w:right="0" w:firstLine="0"/>
-              <w:spacing w:before="40" w:after="40" w:lineRule="auto" w:line="240"/>
+              <w:ind w:right="0" w:left="0" w:firstLine="0"/>
+              <w:spacing w:after="40" w:line="240" w:lineRule="auto" w:before="40"/>
             </w:pPr>
             <w:r>
               <w:rPr>
@@ -14313,8 +14313,8 @@
             <w:pPr>
               <w:pStyle w:val="Compact"/>
               <w:jc w:val="left"/>
-              <w:ind w:left="0" w:right="0" w:firstLine="0"/>
-              <w:spacing w:before="40" w:after="40" w:lineRule="auto" w:line="240"/>
+              <w:ind w:right="0" w:left="0" w:firstLine="0"/>
+              <w:spacing w:after="40" w:line="240" w:lineRule="auto" w:before="40"/>
             </w:pPr>
             <w:r>
               <w:rPr>
@@ -14332,8 +14332,8 @@
             <w:pPr>
               <w:pStyle w:val="Compact"/>
               <w:jc w:val="left"/>
-              <w:ind w:left="0" w:right="0" w:firstLine="0"/>
-              <w:spacing w:before="40" w:after="40" w:lineRule="auto" w:line="240"/>
+              <w:ind w:right="0" w:left="0" w:firstLine="0"/>
+              <w:spacing w:after="40" w:line="240" w:lineRule="auto" w:before="40"/>
             </w:pPr>
             <w:r>
               <w:t xml:space="preserve">0</w:t>
@@ -14346,8 +14346,8 @@
             <w:pPr>
               <w:pStyle w:val="Compact"/>
               <w:jc w:val="left"/>
-              <w:ind w:left="0" w:right="0" w:firstLine="0"/>
-              <w:spacing w:before="40" w:after="40" w:lineRule="auto" w:line="240"/>
+              <w:ind w:right="0" w:left="0" w:firstLine="0"/>
+              <w:spacing w:after="40" w:line="240" w:lineRule="auto" w:before="40"/>
             </w:pPr>
             <w:r>
               <w:t xml:space="preserve">Success: all documents processed and outputs generated</w:t>
@@ -14362,8 +14362,8 @@
             <w:pPr>
               <w:pStyle w:val="Compact"/>
               <w:jc w:val="left"/>
-              <w:ind w:left="0" w:right="0" w:firstLine="0"/>
-              <w:spacing w:before="40" w:after="40" w:lineRule="auto" w:line="240"/>
+              <w:ind w:right="0" w:left="0" w:firstLine="0"/>
+              <w:spacing w:after="40" w:line="240" w:lineRule="auto" w:before="40"/>
             </w:pPr>
             <w:r>
               <w:t xml:space="preserve">1</w:t>
@@ -14376,8 +14376,8 @@
             <w:pPr>
               <w:pStyle w:val="Compact"/>
               <w:jc w:val="left"/>
-              <w:ind w:left="0" w:right="0" w:firstLine="0"/>
-              <w:spacing w:before="40" w:after="40" w:lineRule="auto" w:line="240"/>
+              <w:ind w:right="0" w:left="0" w:firstLine="0"/>
+              <w:spacing w:after="40" w:line="240" w:lineRule="auto" w:before="40"/>
             </w:pPr>
             <w:r>
               <w:t xml:space="preserve">Failure: Docker unavailable or configuration or pipeline error</w:t>
@@ -14392,8 +14392,8 @@
             <w:pPr>
               <w:pStyle w:val="Compact"/>
               <w:jc w:val="left"/>
-              <w:ind w:left="0" w:right="0" w:firstLine="0"/>
-              <w:spacing w:before="40" w:after="40" w:lineRule="auto" w:line="240"/>
+              <w:ind w:right="0" w:left="0" w:firstLine="0"/>
+              <w:spacing w:after="40" w:line="240" w:lineRule="auto" w:before="40"/>
             </w:pPr>
             <w:r>
               <w:t xml:space="preserve">2</w:t>
@@ -14406,8 +14406,8 @@
             <w:pPr>
               <w:pStyle w:val="Compact"/>
               <w:jc w:val="left"/>
-              <w:ind w:left="0" w:right="0" w:firstLine="0"/>
-              <w:spacing w:before="40" w:after="40" w:lineRule="auto" w:line="240"/>
+              <w:ind w:right="0" w:left="0" w:firstLine="0"/>
+              <w:spacing w:after="40" w:line="240" w:lineRule="auto" w:before="40"/>
             </w:pPr>
             <w:r>
               <w:t xml:space="preserve">Blocking diagnostics: analysis reported one or more errors</w:t>
@@ -14577,12 +14577,12 @@
     </w:p>
     <w:p>
       <w:pPr>
-        <w:spacing w:line="20" w:lineRule="exact" w:after="0" w:before="0"/>
+        <w:spacing w:lineRule="exact" w:before="0" w:after="0" w:line="20"/>
         <w:rPr>
           <w:sz w:val="2"/>
         </w:rPr>
       </w:pPr>
-      <w:bookmarkStart w:name="csv-tbl-html5-options" w:id="92230"/>
+      <w:bookmarkStart w:id="92230" w:name="csv-tbl-html5-options"/>
       <w:bookmarkEnd w:id="92230"/>
     </w:p>
     <w:p>
@@ -14619,18 +14619,18 @@
         <w:tblLook w:firstRow="1" w:lastRow="0" w:firstColumn="0" w:lastColumn="0" w:noHBand="0" w:noVBand="0" w:val="0020"/>
         <w:jc w:val="start"/>
         <w:tblBorders>
-          <w:top w:color="000000" w:val="single" w:space="0" w:sz="6"/>
-          <w:left w:color="000000" w:val="single" w:space="0" w:sz="6"/>
-          <w:bottom w:color="000000" w:val="single" w:space="0" w:sz="6"/>
-          <w:right w:color="000000" w:val="single" w:space="0" w:sz="6"/>
-          <w:insideH w:color="000000" w:val="single" w:space="0" w:sz="6"/>
-          <w:insideV w:color="000000" w:val="single" w:space="0" w:sz="6"/>
+          <w:top w:color="000000" w:space="0" w:val="single" w:sz="6"/>
+          <w:left w:color="000000" w:space="0" w:val="single" w:sz="6"/>
+          <w:bottom w:color="000000" w:space="0" w:val="single" w:sz="6"/>
+          <w:right w:color="000000" w:space="0" w:val="single" w:sz="6"/>
+          <w:insideH w:color="000000" w:space="0" w:val="single" w:sz="6"/>
+          <w:insideV w:color="000000" w:space="0" w:val="single" w:sz="6"/>
         </w:tblBorders>
         <w:tblCellMar>
-          <w:top w:type="dxa" w:w="57"/>
-          <w:left w:type="dxa" w:w="108"/>
-          <w:bottom w:type="dxa" w:w="57"/>
-          <w:right w:type="dxa" w:w="108"/>
+          <w:top w:w="57" w:type="dxa"/>
+          <w:left w:w="108" w:type="dxa"/>
+          <w:bottom w:w="57" w:type="dxa"/>
+          <w:right w:w="108" w:type="dxa"/>
         </w:tblCellMar>
       </w:tblPr>
       <w:tblGrid>
@@ -14651,8 +14651,8 @@
             <w:pPr>
               <w:pStyle w:val="Compact"/>
               <w:jc w:val="left"/>
-              <w:ind w:left="0" w:right="0" w:firstLine="0"/>
-              <w:spacing w:before="40" w:after="40" w:lineRule="auto" w:line="240"/>
+              <w:ind w:right="0" w:left="0" w:firstLine="0"/>
+              <w:spacing w:after="40" w:line="240" w:lineRule="auto" w:before="40"/>
             </w:pPr>
             <w:r>
               <w:rPr>
@@ -14670,8 +14670,8 @@
             <w:pPr>
               <w:pStyle w:val="Compact"/>
               <w:jc w:val="left"/>
-              <w:ind w:left="0" w:right="0" w:firstLine="0"/>
-              <w:spacing w:before="40" w:after="40" w:lineRule="auto" w:line="240"/>
+              <w:ind w:right="0" w:left="0" w:firstLine="0"/>
+              <w:spacing w:after="40" w:line="240" w:lineRule="auto" w:before="40"/>
             </w:pPr>
             <w:r>
               <w:rPr>
@@ -14689,8 +14689,8 @@
             <w:pPr>
               <w:pStyle w:val="Compact"/>
               <w:jc w:val="left"/>
-              <w:ind w:left="0" w:right="0" w:firstLine="0"/>
-              <w:spacing w:before="40" w:after="40" w:lineRule="auto" w:line="240"/>
+              <w:ind w:right="0" w:left="0" w:firstLine="0"/>
+              <w:spacing w:after="40" w:line="240" w:lineRule="auto" w:before="40"/>
             </w:pPr>
             <w:r>
               <w:rPr>
@@ -14708,8 +14708,8 @@
             <w:pPr>
               <w:pStyle w:val="Compact"/>
               <w:jc w:val="left"/>
-              <w:ind w:left="0" w:right="0" w:firstLine="0"/>
-              <w:spacing w:before="40" w:after="40" w:lineRule="auto" w:line="240"/>
+              <w:ind w:right="0" w:left="0" w:firstLine="0"/>
+              <w:spacing w:after="40" w:line="240" w:lineRule="auto" w:before="40"/>
             </w:pPr>
             <w:r>
               <w:rPr>
@@ -14727,8 +14727,8 @@
             <w:pPr>
               <w:pStyle w:val="Compact"/>
               <w:jc w:val="left"/>
-              <w:ind w:left="0" w:right="0" w:firstLine="0"/>
-              <w:spacing w:before="40" w:after="40" w:lineRule="auto" w:line="240"/>
+              <w:ind w:right="0" w:left="0" w:firstLine="0"/>
+              <w:spacing w:after="40" w:line="240" w:lineRule="auto" w:before="40"/>
             </w:pPr>
             <w:r>
               <w:rPr>
@@ -14744,8 +14744,8 @@
             <w:pPr>
               <w:pStyle w:val="Compact"/>
               <w:jc w:val="left"/>
-              <w:ind w:left="0" w:right="0" w:firstLine="0"/>
-              <w:spacing w:before="40" w:after="40" w:lineRule="auto" w:line="240"/>
+              <w:ind w:right="0" w:left="0" w:firstLine="0"/>
+              <w:spacing w:after="40" w:line="240" w:lineRule="auto" w:before="40"/>
             </w:pPr>
             <w:r>
               <w:t xml:space="preserve">boolean</w:t>
@@ -14758,8 +14758,8 @@
             <w:pPr>
               <w:pStyle w:val="Compact"/>
               <w:jc w:val="left"/>
-              <w:ind w:left="0" w:right="0" w:firstLine="0"/>
-              <w:spacing w:before="40" w:after="40" w:lineRule="auto" w:line="240"/>
+              <w:ind w:right="0" w:left="0" w:firstLine="0"/>
+              <w:spacing w:after="40" w:line="240" w:lineRule="auto" w:before="40"/>
             </w:pPr>
             <w:r>
               <w:t xml:space="preserve">false</w:t>
@@ -14772,8 +14772,8 @@
             <w:pPr>
               <w:pStyle w:val="Compact"/>
               <w:jc w:val="left"/>
-              <w:ind w:left="0" w:right="0" w:firstLine="0"/>
-              <w:spacing w:before="40" w:after="40" w:lineRule="auto" w:line="240"/>
+              <w:ind w:right="0" w:left="0" w:firstLine="0"/>
+              <w:spacing w:after="40" w:line="240" w:lineRule="auto" w:before="40"/>
             </w:pPr>
             <w:r>
               <w:t xml:space="preserve">Add section numbering</w:t>
@@ -14788,8 +14788,8 @@
             <w:pPr>
               <w:pStyle w:val="Compact"/>
               <w:jc w:val="left"/>
-              <w:ind w:left="0" w:right="0" w:firstLine="0"/>
-              <w:spacing w:before="40" w:after="40" w:lineRule="auto" w:line="240"/>
+              <w:ind w:right="0" w:left="0" w:firstLine="0"/>
+              <w:spacing w:after="40" w:line="240" w:lineRule="auto" w:before="40"/>
             </w:pPr>
             <w:r>
               <w:rPr>
@@ -14805,8 +14805,8 @@
             <w:pPr>
               <w:pStyle w:val="Compact"/>
               <w:jc w:val="left"/>
-              <w:ind w:left="0" w:right="0" w:firstLine="0"/>
-              <w:spacing w:before="40" w:after="40" w:lineRule="auto" w:line="240"/>
+              <w:ind w:right="0" w:left="0" w:firstLine="0"/>
+              <w:spacing w:after="40" w:line="240" w:lineRule="auto" w:before="40"/>
             </w:pPr>
             <w:r>
               <w:t xml:space="preserve">boolean</w:t>
@@ -14819,8 +14819,8 @@
             <w:pPr>
               <w:pStyle w:val="Compact"/>
               <w:jc w:val="left"/>
-              <w:ind w:left="0" w:right="0" w:firstLine="0"/>
-              <w:spacing w:before="40" w:after="40" w:lineRule="auto" w:line="240"/>
+              <w:ind w:right="0" w:left="0" w:firstLine="0"/>
+              <w:spacing w:after="40" w:line="240" w:lineRule="auto" w:before="40"/>
             </w:pPr>
             <w:r>
               <w:t xml:space="preserve">false</w:t>
@@ -14833,8 +14833,8 @@
             <w:pPr>
               <w:pStyle w:val="Compact"/>
               <w:jc w:val="left"/>
-              <w:ind w:left="0" w:right="0" w:firstLine="0"/>
-              <w:spacing w:before="40" w:after="40" w:lineRule="auto" w:line="240"/>
+              <w:ind w:right="0" w:left="0" w:firstLine="0"/>
+              <w:spacing w:after="40" w:line="240" w:lineRule="auto" w:before="40"/>
             </w:pPr>
             <w:r>
               <w:t xml:space="preserve">Generate table of contents</w:t>
@@ -14849,8 +14849,8 @@
             <w:pPr>
               <w:pStyle w:val="Compact"/>
               <w:jc w:val="left"/>
-              <w:ind w:left="0" w:right="0" w:firstLine="0"/>
-              <w:spacing w:before="40" w:after="40" w:lineRule="auto" w:line="240"/>
+              <w:ind w:right="0" w:left="0" w:firstLine="0"/>
+              <w:spacing w:after="40" w:line="240" w:lineRule="auto" w:before="40"/>
             </w:pPr>
             <w:r>
               <w:rPr>
@@ -14866,8 +14866,8 @@
             <w:pPr>
               <w:pStyle w:val="Compact"/>
               <w:jc w:val="left"/>
-              <w:ind w:left="0" w:right="0" w:firstLine="0"/>
-              <w:spacing w:before="40" w:after="40" w:lineRule="auto" w:line="240"/>
+              <w:ind w:right="0" w:left="0" w:firstLine="0"/>
+              <w:spacing w:after="40" w:line="240" w:lineRule="auto" w:before="40"/>
             </w:pPr>
             <w:r>
               <w:t xml:space="preserve">integer</w:t>
@@ -14880,8 +14880,8 @@
             <w:pPr>
               <w:pStyle w:val="Compact"/>
               <w:jc w:val="left"/>
-              <w:ind w:left="0" w:right="0" w:firstLine="0"/>
-              <w:spacing w:before="40" w:after="40" w:lineRule="auto" w:line="240"/>
+              <w:ind w:right="0" w:left="0" w:firstLine="0"/>
+              <w:spacing w:after="40" w:line="240" w:lineRule="auto" w:before="40"/>
             </w:pPr>
             <w:r>
               <w:t xml:space="preserve">3</w:t>
@@ -14894,8 +14894,8 @@
             <w:pPr>
               <w:pStyle w:val="Compact"/>
               <w:jc w:val="left"/>
-              <w:ind w:left="0" w:right="0" w:firstLine="0"/>
-              <w:spacing w:before="40" w:after="40" w:lineRule="auto" w:line="240"/>
+              <w:ind w:right="0" w:left="0" w:firstLine="0"/>
+              <w:spacing w:after="40" w:line="240" w:lineRule="auto" w:before="40"/>
             </w:pPr>
             <w:r>
               <w:t xml:space="preserve">Heading depth for TOC</w:t>
@@ -14910,8 +14910,8 @@
             <w:pPr>
               <w:pStyle w:val="Compact"/>
               <w:jc w:val="left"/>
-              <w:ind w:left="0" w:right="0" w:firstLine="0"/>
-              <w:spacing w:before="40" w:after="40" w:lineRule="auto" w:line="240"/>
+              <w:ind w:right="0" w:left="0" w:firstLine="0"/>
+              <w:spacing w:after="40" w:line="240" w:lineRule="auto" w:before="40"/>
             </w:pPr>
             <w:r>
               <w:rPr>
@@ -14927,8 +14927,8 @@
             <w:pPr>
               <w:pStyle w:val="Compact"/>
               <w:jc w:val="left"/>
-              <w:ind w:left="0" w:right="0" w:firstLine="0"/>
-              <w:spacing w:before="40" w:after="40" w:lineRule="auto" w:line="240"/>
+              <w:ind w:right="0" w:left="0" w:firstLine="0"/>
+              <w:spacing w:after="40" w:line="240" w:lineRule="auto" w:before="40"/>
             </w:pPr>
             <w:r>
               <w:t xml:space="preserve">boolean</w:t>
@@ -14941,8 +14941,8 @@
             <w:pPr>
               <w:pStyle w:val="Compact"/>
               <w:jc w:val="left"/>
-              <w:ind w:left="0" w:right="0" w:firstLine="0"/>
-              <w:spacing w:before="40" w:after="40" w:lineRule="auto" w:line="240"/>
+              <w:ind w:right="0" w:left="0" w:firstLine="0"/>
+              <w:spacing w:after="40" w:line="240" w:lineRule="auto" w:before="40"/>
             </w:pPr>
             <w:r>
               <w:t xml:space="preserve">false</w:t>
@@ -14955,8 +14955,8 @@
             <w:pPr>
               <w:pStyle w:val="Compact"/>
               <w:jc w:val="left"/>
-              <w:ind w:left="0" w:right="0" w:firstLine="0"/>
-              <w:spacing w:before="40" w:after="40" w:lineRule="auto" w:line="240"/>
+              <w:ind w:right="0" w:left="0" w:firstLine="0"/>
+              <w:spacing w:after="40" w:line="240" w:lineRule="auto" w:before="40"/>
             </w:pPr>
             <w:r>
               <w:t xml:space="preserve">Produce complete HTML document</w:t>
@@ -14971,8 +14971,8 @@
             <w:pPr>
               <w:pStyle w:val="Compact"/>
               <w:jc w:val="left"/>
-              <w:ind w:left="0" w:right="0" w:firstLine="0"/>
-              <w:spacing w:before="40" w:after="40" w:lineRule="auto" w:line="240"/>
+              <w:ind w:right="0" w:left="0" w:firstLine="0"/>
+              <w:spacing w:after="40" w:line="240" w:lineRule="auto" w:before="40"/>
             </w:pPr>
             <w:r>
               <w:rPr>
@@ -14988,8 +14988,8 @@
             <w:pPr>
               <w:pStyle w:val="Compact"/>
               <w:jc w:val="left"/>
-              <w:ind w:left="0" w:right="0" w:firstLine="0"/>
-              <w:spacing w:before="40" w:after="40" w:lineRule="auto" w:line="240"/>
+              <w:ind w:right="0" w:left="0" w:firstLine="0"/>
+              <w:spacing w:after="40" w:line="240" w:lineRule="auto" w:before="40"/>
             </w:pPr>
             <w:r>
               <w:t xml:space="preserve">boolean</w:t>
@@ -15002,8 +15002,8 @@
             <w:pPr>
               <w:pStyle w:val="Compact"/>
               <w:jc w:val="left"/>
-              <w:ind w:left="0" w:right="0" w:firstLine="0"/>
-              <w:spacing w:before="40" w:after="40" w:lineRule="auto" w:line="240"/>
+              <w:ind w:right="0" w:left="0" w:firstLine="0"/>
+              <w:spacing w:after="40" w:line="240" w:lineRule="auto" w:before="40"/>
             </w:pPr>
             <w:r>
               <w:t xml:space="preserve">false</w:t>
@@ -15016,8 +15016,8 @@
             <w:pPr>
               <w:pStyle w:val="Compact"/>
               <w:jc w:val="left"/>
-              <w:ind w:left="0" w:right="0" w:firstLine="0"/>
-              <w:spacing w:before="40" w:after="40" w:lineRule="auto" w:line="240"/>
+              <w:ind w:right="0" w:left="0" w:firstLine="0"/>
+              <w:spacing w:after="40" w:line="240" w:lineRule="auto" w:before="40"/>
             </w:pPr>
             <w:r>
               <w:t xml:space="preserve">Embed CSS and images inline</w:t>
@@ -15108,12 +15108,12 @@
     </w:p>
     <w:p>
       <w:pPr>
-        <w:spacing w:line="20" w:lineRule="exact" w:after="0" w:before="0"/>
+        <w:spacing w:lineRule="exact" w:before="0" w:after="0" w:line="20"/>
         <w:rPr>
           <w:sz w:val="2"/>
         </w:rPr>
       </w:pPr>
-      <w:bookmarkStart w:name="listing-src-diagnostic-ndjson" w:id="24499"/>
+      <w:bookmarkStart w:id="24499" w:name="listing-src-diagnostic-ndjson"/>
       <w:bookmarkEnd w:id="24499"/>
     </w:p>
     <w:p>
@@ -15266,12 +15266,12 @@
     </w:p>
     <w:p>
       <w:pPr>
-        <w:spacing w:line="20" w:lineRule="exact" w:after="0" w:before="0"/>
+        <w:spacing w:lineRule="exact" w:before="0" w:after="0" w:line="20"/>
         <w:rPr>
           <w:sz w:val="2"/>
         </w:rPr>
       </w:pPr>
-      <w:bookmarkStart w:name="csv-tbl-error-codes" w:id="98060"/>
+      <w:bookmarkStart w:id="98060" w:name="csv-tbl-error-codes"/>
       <w:bookmarkEnd w:id="98060"/>
     </w:p>
     <w:p>
@@ -15308,18 +15308,18 @@
         <w:tblLook w:firstRow="1" w:lastRow="0" w:firstColumn="0" w:lastColumn="0" w:noHBand="0" w:noVBand="0" w:val="0020"/>
         <w:jc w:val="start"/>
         <w:tblBorders>
-          <w:top w:color="000000" w:val="single" w:space="0" w:sz="6"/>
-          <w:left w:color="000000" w:val="single" w:space="0" w:sz="6"/>
-          <w:bottom w:color="000000" w:val="single" w:space="0" w:sz="6"/>
-          <w:right w:color="000000" w:val="single" w:space="0" w:sz="6"/>
-          <w:insideH w:color="000000" w:val="single" w:space="0" w:sz="6"/>
-          <w:insideV w:color="000000" w:val="single" w:space="0" w:sz="6"/>
+          <w:top w:color="000000" w:space="0" w:val="single" w:sz="6"/>
+          <w:left w:color="000000" w:space="0" w:val="single" w:sz="6"/>
+          <w:bottom w:color="000000" w:space="0" w:val="single" w:sz="6"/>
+          <w:right w:color="000000" w:space="0" w:val="single" w:sz="6"/>
+          <w:insideH w:color="000000" w:space="0" w:val="single" w:sz="6"/>
+          <w:insideV w:color="000000" w:space="0" w:val="single" w:sz="6"/>
         </w:tblBorders>
         <w:tblCellMar>
-          <w:top w:type="dxa" w:w="57"/>
-          <w:left w:type="dxa" w:w="108"/>
-          <w:bottom w:type="dxa" w:w="57"/>
-          <w:right w:type="dxa" w:w="108"/>
+          <w:top w:w="57" w:type="dxa"/>
+          <w:left w:w="108" w:type="dxa"/>
+          <w:bottom w:w="57" w:type="dxa"/>
+          <w:right w:w="108" w:type="dxa"/>
         </w:tblCellMar>
       </w:tblPr>
       <w:tblGrid>
@@ -15338,8 +15338,8 @@
             <w:pPr>
               <w:pStyle w:val="Compact"/>
               <w:jc w:val="left"/>
-              <w:ind w:left="0" w:right="0" w:firstLine="0"/>
-              <w:spacing w:before="40" w:after="40" w:lineRule="auto" w:line="240"/>
+              <w:ind w:right="0" w:left="0" w:firstLine="0"/>
+              <w:spacing w:after="40" w:line="240" w:lineRule="auto" w:before="40"/>
             </w:pPr>
             <w:r>
               <w:rPr>
@@ -15357,8 +15357,8 @@
             <w:pPr>
               <w:pStyle w:val="Compact"/>
               <w:jc w:val="left"/>
-              <w:ind w:left="0" w:right="0" w:firstLine="0"/>
-              <w:spacing w:before="40" w:after="40" w:lineRule="auto" w:line="240"/>
+              <w:ind w:right="0" w:left="0" w:firstLine="0"/>
+              <w:spacing w:after="40" w:line="240" w:lineRule="auto" w:before="40"/>
             </w:pPr>
             <w:r>
               <w:rPr>
@@ -15376,8 +15376,8 @@
             <w:pPr>
               <w:pStyle w:val="Compact"/>
               <w:jc w:val="left"/>
-              <w:ind w:left="0" w:right="0" w:firstLine="0"/>
-              <w:spacing w:before="40" w:after="40" w:lineRule="auto" w:line="240"/>
+              <w:ind w:right="0" w:left="0" w:firstLine="0"/>
+              <w:spacing w:after="40" w:line="240" w:lineRule="auto" w:before="40"/>
             </w:pPr>
             <w:r>
               <w:rPr>
@@ -15393,8 +15393,8 @@
             <w:pPr>
               <w:pStyle w:val="Compact"/>
               <w:jc w:val="left"/>
-              <w:ind w:left="0" w:right="0" w:firstLine="0"/>
-              <w:spacing w:before="40" w:after="40" w:lineRule="auto" w:line="240"/>
+              <w:ind w:right="0" w:left="0" w:firstLine="0"/>
+              <w:spacing w:after="40" w:line="240" w:lineRule="auto" w:before="40"/>
             </w:pPr>
             <w:r>
               <w:t xml:space="preserve">Specification missing required attribute</w:t>
@@ -15409,8 +15409,8 @@
             <w:pPr>
               <w:pStyle w:val="Compact"/>
               <w:jc w:val="left"/>
-              <w:ind w:left="0" w:right="0" w:firstLine="0"/>
-              <w:spacing w:before="40" w:after="40" w:lineRule="auto" w:line="240"/>
+              <w:ind w:right="0" w:left="0" w:firstLine="0"/>
+              <w:spacing w:after="40" w:line="240" w:lineRule="auto" w:before="40"/>
             </w:pPr>
             <w:r>
               <w:rPr>
@@ -15426,8 +15426,8 @@
             <w:pPr>
               <w:pStyle w:val="Compact"/>
               <w:jc w:val="left"/>
-              <w:ind w:left="0" w:right="0" w:firstLine="0"/>
-              <w:spacing w:before="40" w:after="40" w:lineRule="auto" w:line="240"/>
+              <w:ind w:right="0" w:left="0" w:firstLine="0"/>
+              <w:spacing w:after="40" w:line="240" w:lineRule="auto" w:before="40"/>
             </w:pPr>
             <w:r>
               <w:t xml:space="preserve">Invalid specification type reference</w:t>
@@ -15442,8 +15442,8 @@
             <w:pPr>
               <w:pStyle w:val="Compact"/>
               <w:jc w:val="left"/>
-              <w:ind w:left="0" w:right="0" w:firstLine="0"/>
-              <w:spacing w:before="40" w:after="40" w:lineRule="auto" w:line="240"/>
+              <w:ind w:right="0" w:left="0" w:firstLine="0"/>
+              <w:spacing w:after="40" w:line="240" w:lineRule="auto" w:before="40"/>
             </w:pPr>
             <w:r>
               <w:rPr>
@@ -15459,8 +15459,8 @@
             <w:pPr>
               <w:pStyle w:val="Compact"/>
               <w:jc w:val="left"/>
-              <w:ind w:left="0" w:right="0" w:firstLine="0"/>
-              <w:spacing w:before="40" w:after="40" w:lineRule="auto" w:line="240"/>
+              <w:ind w:right="0" w:left="0" w:firstLine="0"/>
+              <w:spacing w:after="40" w:line="240" w:lineRule="auto" w:before="40"/>
             </w:pPr>
             <w:r>
               <w:t xml:space="preserve">Spec object missing required attribute</w:t>
@@ -15475,8 +15475,8 @@
             <w:pPr>
               <w:pStyle w:val="Compact"/>
               <w:jc w:val="left"/>
-              <w:ind w:left="0" w:right="0" w:firstLine="0"/>
-              <w:spacing w:before="40" w:after="40" w:lineRule="auto" w:line="240"/>
+              <w:ind w:right="0" w:left="0" w:firstLine="0"/>
+              <w:spacing w:after="40" w:line="240" w:lineRule="auto" w:before="40"/>
             </w:pPr>
             <w:r>
               <w:rPr>
@@ -15492,8 +15492,8 @@
             <w:pPr>
               <w:pStyle w:val="Compact"/>
               <w:jc w:val="left"/>
-              <w:ind w:left="0" w:right="0" w:firstLine="0"/>
-              <w:spacing w:before="40" w:after="40" w:lineRule="auto" w:line="240"/>
+              <w:ind w:right="0" w:left="0" w:firstLine="0"/>
+              <w:spacing w:after="40" w:line="240" w:lineRule="auto" w:before="40"/>
             </w:pPr>
             <w:r>
               <w:t xml:space="preserve">Attribute cardinality exceeded</w:t>
@@ -15508,8 +15508,8 @@
             <w:pPr>
               <w:pStyle w:val="Compact"/>
               <w:jc w:val="left"/>
-              <w:ind w:left="0" w:right="0" w:firstLine="0"/>
-              <w:spacing w:before="40" w:after="40" w:lineRule="auto" w:line="240"/>
+              <w:ind w:right="0" w:left="0" w:firstLine="0"/>
+              <w:spacing w:after="40" w:line="240" w:lineRule="auto" w:before="40"/>
             </w:pPr>
             <w:r>
               <w:rPr>
@@ -15525,8 +15525,8 @@
             <w:pPr>
               <w:pStyle w:val="Compact"/>
               <w:jc w:val="left"/>
-              <w:ind w:left="0" w:right="0" w:firstLine="0"/>
-              <w:spacing w:before="40" w:after="40" w:lineRule="auto" w:line="240"/>
+              <w:ind w:right="0" w:left="0" w:firstLine="0"/>
+              <w:spacing w:after="40" w:line="240" w:lineRule="auto" w:before="40"/>
             </w:pPr>
             <w:r>
               <w:t xml:space="preserve">Attribute type cast failure</w:t>
@@ -15541,8 +15541,8 @@
             <w:pPr>
               <w:pStyle w:val="Compact"/>
               <w:jc w:val="left"/>
-              <w:ind w:left="0" w:right="0" w:firstLine="0"/>
-              <w:spacing w:before="40" w:after="40" w:lineRule="auto" w:line="240"/>
+              <w:ind w:right="0" w:left="0" w:firstLine="0"/>
+              <w:spacing w:after="40" w:line="240" w:lineRule="auto" w:before="40"/>
             </w:pPr>
             <w:r>
               <w:rPr>
@@ -15558,8 +15558,8 @@
             <w:pPr>
               <w:pStyle w:val="Compact"/>
               <w:jc w:val="left"/>
-              <w:ind w:left="0" w:right="0" w:firstLine="0"/>
-              <w:spacing w:before="40" w:after="40" w:lineRule="auto" w:line="240"/>
+              <w:ind w:right="0" w:left="0" w:firstLine="0"/>
+              <w:spacing w:after="40" w:line="240" w:lineRule="auto" w:before="40"/>
             </w:pPr>
             <w:r>
               <w:t xml:space="preserve">Invalid enum value</w:t>
@@ -15574,8 +15574,8 @@
             <w:pPr>
               <w:pStyle w:val="Compact"/>
               <w:jc w:val="left"/>
-              <w:ind w:left="0" w:right="0" w:firstLine="0"/>
-              <w:spacing w:before="40" w:after="40" w:lineRule="auto" w:line="240"/>
+              <w:ind w:right="0" w:left="0" w:firstLine="0"/>
+              <w:spacing w:after="40" w:line="240" w:lineRule="auto" w:before="40"/>
             </w:pPr>
             <w:r>
               <w:rPr>
@@ -15591,8 +15591,8 @@
             <w:pPr>
               <w:pStyle w:val="Compact"/>
               <w:jc w:val="left"/>
-              <w:ind w:left="0" w:right="0" w:firstLine="0"/>
-              <w:spacing w:before="40" w:after="40" w:lineRule="auto" w:line="240"/>
+              <w:ind w:right="0" w:left="0" w:firstLine="0"/>
+              <w:spacing w:after="40" w:line="240" w:lineRule="auto" w:before="40"/>
             </w:pPr>
             <w:r>
               <w:t xml:space="preserve">Invalid date format (expected YYYY-MM-DD)</w:t>
@@ -15607,8 +15607,8 @@
             <w:pPr>
               <w:pStyle w:val="Compact"/>
               <w:jc w:val="left"/>
-              <w:ind w:left="0" w:right="0" w:firstLine="0"/>
-              <w:spacing w:before="40" w:after="40" w:lineRule="auto" w:line="240"/>
+              <w:ind w:right="0" w:left="0" w:firstLine="0"/>
+              <w:spacing w:after="40" w:line="240" w:lineRule="auto" w:before="40"/>
             </w:pPr>
             <w:r>
               <w:rPr>
@@ -15624,8 +15624,8 @@
             <w:pPr>
               <w:pStyle w:val="Compact"/>
               <w:jc w:val="left"/>
-              <w:ind w:left="0" w:right="0" w:firstLine="0"/>
-              <w:spacing w:before="40" w:after="40" w:lineRule="auto" w:line="240"/>
+              <w:ind w:right="0" w:left="0" w:firstLine="0"/>
+              <w:spacing w:after="40" w:line="240" w:lineRule="auto" w:before="40"/>
             </w:pPr>
             <w:r>
               <w:t xml:space="preserve">Value outside declared bounds</w:t>
@@ -15640,8 +15640,8 @@
             <w:pPr>
               <w:pStyle w:val="Compact"/>
               <w:jc w:val="left"/>
-              <w:ind w:left="0" w:right="0" w:firstLine="0"/>
-              <w:spacing w:before="40" w:after="40" w:lineRule="auto" w:line="240"/>
+              <w:ind w:right="0" w:left="0" w:firstLine="0"/>
+              <w:spacing w:after="40" w:line="240" w:lineRule="auto" w:before="40"/>
             </w:pPr>
             <w:r>
               <w:rPr>
@@ -15657,8 +15657,8 @@
             <w:pPr>
               <w:pStyle w:val="Compact"/>
               <w:jc w:val="left"/>
-              <w:ind w:left="0" w:right="0" w:firstLine="0"/>
-              <w:spacing w:before="40" w:after="40" w:lineRule="auto" w:line="240"/>
+              <w:ind w:right="0" w:left="0" w:firstLine="0"/>
+              <w:spacing w:after="40" w:line="240" w:lineRule="auto" w:before="40"/>
             </w:pPr>
             <w:r>
               <w:t xml:space="preserve">Duplicate PID across spec objects</w:t>
@@ -15673,8 +15673,8 @@
             <w:pPr>
               <w:pStyle w:val="Compact"/>
               <w:jc w:val="left"/>
-              <w:ind w:left="0" w:right="0" w:firstLine="0"/>
-              <w:spacing w:before="40" w:after="40" w:lineRule="auto" w:line="240"/>
+              <w:ind w:right="0" w:left="0" w:firstLine="0"/>
+              <w:spacing w:after="40" w:line="240" w:lineRule="auto" w:before="40"/>
             </w:pPr>
             <w:r>
               <w:rPr>
@@ -15690,8 +15690,8 @@
             <w:pPr>
               <w:pStyle w:val="Compact"/>
               <w:jc w:val="left"/>
-              <w:ind w:left="0" w:right="0" w:firstLine="0"/>
-              <w:spacing w:before="40" w:after="40" w:lineRule="auto" w:line="240"/>
+              <w:ind w:right="0" w:left="0" w:firstLine="0"/>
+              <w:spacing w:after="40" w:line="240" w:lineRule="auto" w:before="40"/>
             </w:pPr>
             <w:r>
               <w:t xml:space="preserve">Float has no parent object (orphan)</w:t>
@@ -15706,8 +15706,8 @@
             <w:pPr>
               <w:pStyle w:val="Compact"/>
               <w:jc w:val="left"/>
-              <w:ind w:left="0" w:right="0" w:firstLine="0"/>
-              <w:spacing w:before="40" w:after="40" w:lineRule="auto" w:line="240"/>
+              <w:ind w:right="0" w:left="0" w:firstLine="0"/>
+              <w:spacing w:after="40" w:line="240" w:lineRule="auto" w:before="40"/>
             </w:pPr>
             <w:r>
               <w:rPr>
@@ -15723,8 +15723,8 @@
             <w:pPr>
               <w:pStyle w:val="Compact"/>
               <w:jc w:val="left"/>
-              <w:ind w:left="0" w:right="0" w:firstLine="0"/>
-              <w:spacing w:before="40" w:after="40" w:lineRule="auto" w:line="240"/>
+              <w:ind w:right="0" w:left="0" w:firstLine="0"/>
+              <w:spacing w:after="40" w:line="240" w:lineRule="auto" w:before="40"/>
             </w:pPr>
             <w:r>
               <w:t xml:space="preserve">Duplicate float label in specification</w:t>
@@ -15739,8 +15739,8 @@
             <w:pPr>
               <w:pStyle w:val="Compact"/>
               <w:jc w:val="left"/>
-              <w:ind w:left="0" w:right="0" w:firstLine="0"/>
-              <w:spacing w:before="40" w:after="40" w:lineRule="auto" w:line="240"/>
+              <w:ind w:right="0" w:left="0" w:firstLine="0"/>
+              <w:spacing w:after="40" w:line="240" w:lineRule="auto" w:before="40"/>
             </w:pPr>
             <w:r>
               <w:rPr>
@@ -15756,8 +15756,8 @@
             <w:pPr>
               <w:pStyle w:val="Compact"/>
               <w:jc w:val="left"/>
-              <w:ind w:left="0" w:right="0" w:firstLine="0"/>
-              <w:spacing w:before="40" w:after="40" w:lineRule="auto" w:line="240"/>
+              <w:ind w:right="0" w:left="0" w:firstLine="0"/>
+              <w:spacing w:after="40" w:line="240" w:lineRule="auto" w:before="40"/>
             </w:pPr>
             <w:r>
               <w:t xml:space="preserve">External render failure</w:t>
@@ -15772,8 +15772,8 @@
             <w:pPr>
               <w:pStyle w:val="Compact"/>
               <w:jc w:val="left"/>
-              <w:ind w:left="0" w:right="0" w:firstLine="0"/>
-              <w:spacing w:before="40" w:after="40" w:lineRule="auto" w:line="240"/>
+              <w:ind w:right="0" w:left="0" w:firstLine="0"/>
+              <w:spacing w:after="40" w:line="240" w:lineRule="auto" w:before="40"/>
             </w:pPr>
             <w:r>
               <w:rPr>
@@ -15789,8 +15789,8 @@
             <w:pPr>
               <w:pStyle w:val="Compact"/>
               <w:jc w:val="left"/>
-              <w:ind w:left="0" w:right="0" w:firstLine="0"/>
-              <w:spacing w:before="40" w:after="40" w:lineRule="auto" w:line="240"/>
+              <w:ind w:right="0" w:left="0" w:firstLine="0"/>
+              <w:spacing w:after="40" w:line="240" w:lineRule="auto" w:before="40"/>
             </w:pPr>
             <w:r>
               <w:t xml:space="preserve">Invalid float type reference</w:t>
@@ -15805,8 +15805,8 @@
             <w:pPr>
               <w:pStyle w:val="Compact"/>
               <w:jc w:val="left"/>
-              <w:ind w:left="0" w:right="0" w:firstLine="0"/>
-              <w:spacing w:before="40" w:after="40" w:lineRule="auto" w:line="240"/>
+              <w:ind w:right="0" w:left="0" w:firstLine="0"/>
+              <w:spacing w:after="40" w:line="240" w:lineRule="auto" w:before="40"/>
             </w:pPr>
             <w:r>
               <w:rPr>
@@ -15822,8 +15822,8 @@
             <w:pPr>
               <w:pStyle w:val="Compact"/>
               <w:jc w:val="left"/>
-              <w:ind w:left="0" w:right="0" w:firstLine="0"/>
-              <w:spacing w:before="40" w:after="40" w:lineRule="auto" w:line="240"/>
+              <w:ind w:right="0" w:left="0" w:firstLine="0"/>
+              <w:spacing w:after="40" w:line="240" w:lineRule="auto" w:before="40"/>
             </w:pPr>
             <w:r>
               <w:t xml:space="preserve">Unresolved link (PIDs are case-sensitive)</w:t>
@@ -15838,8 +15838,8 @@
             <w:pPr>
               <w:pStyle w:val="Compact"/>
               <w:jc w:val="left"/>
-              <w:ind w:left="0" w:right="0" w:firstLine="0"/>
-              <w:spacing w:before="40" w:after="40" w:lineRule="auto" w:line="240"/>
+              <w:ind w:right="0" w:left="0" w:firstLine="0"/>
+              <w:spacing w:after="40" w:line="240" w:lineRule="auto" w:before="40"/>
             </w:pPr>
             <w:r>
               <w:rPr>
@@ -15855,8 +15855,8 @@
             <w:pPr>
               <w:pStyle w:val="Compact"/>
               <w:jc w:val="left"/>
-              <w:ind w:left="0" w:right="0" w:firstLine="0"/>
-              <w:spacing w:before="40" w:after="40" w:lineRule="auto" w:line="240"/>
+              <w:ind w:right="0" w:left="0" w:firstLine="0"/>
+              <w:spacing w:after="40" w:line="240" w:lineRule="auto" w:before="40"/>
             </w:pPr>
             <w:r>
               <w:t xml:space="preserve">Dangling relation (target not found)</w:t>
@@ -15871,8 +15871,8 @@
             <w:pPr>
               <w:pStyle w:val="Compact"/>
               <w:jc w:val="left"/>
-              <w:ind w:left="0" w:right="0" w:firstLine="0"/>
-              <w:spacing w:before="40" w:after="40" w:lineRule="auto" w:line="240"/>
+              <w:ind w:right="0" w:left="0" w:firstLine="0"/>
+              <w:spacing w:after="40" w:line="240" w:lineRule="auto" w:before="40"/>
             </w:pPr>
             <w:r>
               <w:rPr>
@@ -15888,8 +15888,8 @@
             <w:pPr>
               <w:pStyle w:val="Compact"/>
               <w:jc w:val="left"/>
-              <w:ind w:left="0" w:right="0" w:firstLine="0"/>
-              <w:spacing w:before="40" w:after="40" w:lineRule="auto" w:line="240"/>
+              <w:ind w:right="0" w:left="0" w:firstLine="0"/>
+              <w:spacing w:after="40" w:line="240" w:lineRule="auto" w:before="40"/>
             </w:pPr>
             <w:r>
               <w:t xml:space="preserve">Ambiguous float reference</w:t>
@@ -15904,8 +15904,8 @@
             <w:pPr>
               <w:pStyle w:val="Compact"/>
               <w:jc w:val="left"/>
-              <w:ind w:left="0" w:right="0" w:firstLine="0"/>
-              <w:spacing w:before="40" w:after="40" w:lineRule="auto" w:line="240"/>
+              <w:ind w:right="0" w:left="0" w:firstLine="0"/>
+              <w:spacing w:after="40" w:line="240" w:lineRule="auto" w:before="40"/>
             </w:pPr>
             <w:r>
               <w:rPr>
@@ -15921,8 +15921,8 @@
             <w:pPr>
               <w:pStyle w:val="Compact"/>
               <w:jc w:val="left"/>
-              <w:ind w:left="0" w:right="0" w:firstLine="0"/>
-              <w:spacing w:before="40" w:after="40" w:lineRule="auto" w:line="240"/>
+              <w:ind w:right="0" w:left="0" w:firstLine="0"/>
+              <w:spacing w:after="40" w:line="240" w:lineRule="auto" w:before="40"/>
             </w:pPr>
             <w:r>
               <w:t xml:space="preserve">View materialization failure</w:t>
@@ -15987,12 +15987,12 @@
     </w:p>
     <w:p>
       <w:pPr>
-        <w:spacing w:line="20" w:lineRule="exact" w:after="0" w:before="0"/>
+        <w:spacing w:lineRule="exact" w:before="0" w:after="0" w:line="20"/>
         <w:rPr>
           <w:sz w:val="2"/>
         </w:rPr>
       </w:pPr>
-      <w:bookmarkStart w:name="listing-src-suppress-example" w:id="14565"/>
+      <w:bookmarkStart w:id="14565" w:name="listing-src-suppress-example"/>
       <w:bookmarkEnd w:id="14565"/>
     </w:p>
     <w:p>
@@ -16317,12 +16317,12 @@
     </w:p>
     <w:p>
       <w:pPr>
-        <w:spacing w:line="20" w:lineRule="exact" w:after="0" w:before="0"/>
+        <w:spacing w:lineRule="exact" w:before="0" w:after="0" w:line="20"/>
         <w:rPr>
           <w:sz w:val="2"/>
         </w:rPr>
       </w:pPr>
-      <w:bookmarkStart w:name="listing-src-force-rebuild" w:id="55656"/>
+      <w:bookmarkStart w:id="55656" w:name="listing-src-force-rebuild"/>
       <w:bookmarkEnd w:id="55656"/>
     </w:p>
     <w:p>
@@ -17139,12 +17139,12 @@
     </w:p>
     <w:p>
       <w:pPr>
-        <w:spacing w:line="20" w:lineRule="exact" w:after="0" w:before="0"/>
+        <w:spacing w:lineRule="exact" w:before="0" w:after="0" w:line="20"/>
         <w:rPr>
           <w:sz w:val="2"/>
         </w:rPr>
       </w:pPr>
-      <w:bookmarkStart w:name="listing-src-clean-stale-build" w:id="2501"/>
+      <w:bookmarkStart w:id="2501" w:name="listing-src-clean-stale-build"/>
       <w:bookmarkEnd w:id="2501"/>
     </w:p>
     <w:p>
@@ -17222,12 +17222,12 @@
     </w:p>
     <w:p>
       <w:pPr>
-        <w:spacing w:line="20" w:lineRule="exact" w:after="0" w:before="0"/>
+        <w:spacing w:lineRule="exact" w:before="0" w:after="0" w:line="20"/>
         <w:rPr>
           <w:sz w:val="2"/>
         </w:rPr>
       </w:pPr>
-      <w:bookmarkStart w:name="listing-src-debug-log-level" w:id="88848"/>
+      <w:bookmarkStart w:id="88848" w:name="listing-src-debug-log-level"/>
       <w:bookmarkEnd w:id="88848"/>
     </w:p>
     <w:p>
@@ -18338,18 +18338,18 @@
         <w:tblLook w:firstRow="0" w:lastRow="0" w:firstColumn="0" w:lastColumn="0" w:noHBand="0" w:noVBand="0" w:val="0000"/>
         <w:jc w:val="start"/>
         <w:tblBorders>
-          <w:top w:color="000000" w:val="single" w:space="0" w:sz="6"/>
-          <w:left w:color="000000" w:val="single" w:space="0" w:sz="6"/>
-          <w:bottom w:color="000000" w:val="single" w:space="0" w:sz="6"/>
-          <w:right w:color="000000" w:val="single" w:space="0" w:sz="6"/>
-          <w:insideH w:color="000000" w:val="single" w:space="0" w:sz="6"/>
-          <w:insideV w:color="000000" w:val="single" w:space="0" w:sz="6"/>
+          <w:top w:color="000000" w:space="0" w:val="single" w:sz="6"/>
+          <w:left w:color="000000" w:space="0" w:val="single" w:sz="6"/>
+          <w:bottom w:color="000000" w:space="0" w:val="single" w:sz="6"/>
+          <w:right w:color="000000" w:space="0" w:val="single" w:sz="6"/>
+          <w:insideH w:color="000000" w:space="0" w:val="single" w:sz="6"/>
+          <w:insideV w:color="000000" w:space="0" w:val="single" w:sz="6"/>
         </w:tblBorders>
         <w:tblCellMar>
-          <w:top w:type="dxa" w:w="57"/>
-          <w:left w:type="dxa" w:w="108"/>
-          <w:bottom w:type="dxa" w:w="57"/>
-          <w:right w:type="dxa" w:w="108"/>
+          <w:top w:w="57" w:type="dxa"/>
+          <w:left w:w="108" w:type="dxa"/>
+          <w:bottom w:w="57" w:type="dxa"/>
+          <w:right w:w="108" w:type="dxa"/>
         </w:tblCellMar>
       </w:tblPr>
       <w:tblGrid>
@@ -18363,8 +18363,8 @@
             <w:pPr>
               <w:pStyle w:val="Compact"/>
               <w:jc w:val="left"/>
-              <w:ind w:left="0" w:right="0" w:firstLine="0"/>
-              <w:spacing w:before="40" w:after="40" w:lineRule="auto" w:line="240"/>
+              <w:ind w:right="0" w:left="0" w:firstLine="0"/>
+              <w:spacing w:after="40" w:line="240" w:lineRule="auto" w:before="40"/>
             </w:pPr>
             <w:r>
               <w:rPr>
@@ -18381,8 +18381,8 @@
             <w:pPr>
               <w:pStyle w:val="Compact"/>
               <w:jc w:val="left"/>
-              <w:ind w:left="0" w:right="0" w:firstLine="0"/>
-              <w:spacing w:before="40" w:after="40" w:lineRule="auto" w:line="240"/>
+              <w:ind w:right="0" w:left="0" w:firstLine="0"/>
+              <w:spacing w:after="40" w:line="240" w:lineRule="auto" w:before="40"/>
             </w:pPr>
             <w:r>
               <w:t xml:space="preserve">Pandoc Abstract Syntax Tree</w:t>
@@ -18397,8 +18397,8 @@
             <w:pPr>
               <w:pStyle w:val="Compact"/>
               <w:jc w:val="left"/>
-              <w:ind w:left="0" w:right="0" w:firstLine="0"/>
-              <w:spacing w:before="40" w:after="40" w:lineRule="auto" w:line="240"/>
+              <w:ind w:right="0" w:left="0" w:firstLine="0"/>
+              <w:spacing w:after="40" w:line="240" w:lineRule="auto" w:before="40"/>
             </w:pPr>
             <w:r>
               <w:rPr>
@@ -18415,8 +18415,8 @@
             <w:pPr>
               <w:pStyle w:val="Compact"/>
               <w:jc w:val="left"/>
-              <w:ind w:left="0" w:right="0" w:firstLine="0"/>
-              <w:spacing w:before="40" w:after="40" w:lineRule="auto" w:line="240"/>
+              <w:ind w:right="0" w:left="0" w:firstLine="0"/>
+              <w:spacing w:after="40" w:line="240" w:lineRule="auto" w:before="40"/>
             </w:pPr>
             <w:r>
               <w:t xml:space="preserve">Command-Line Interface</w:t>
@@ -18431,8 +18431,8 @@
             <w:pPr>
               <w:pStyle w:val="Compact"/>
               <w:jc w:val="left"/>
-              <w:ind w:left="0" w:right="0" w:firstLine="0"/>
-              <w:spacing w:before="40" w:after="40" w:lineRule="auto" w:line="240"/>
+              <w:ind w:right="0" w:left="0" w:firstLine="0"/>
+              <w:spacing w:after="40" w:line="240" w:lineRule="auto" w:before="40"/>
             </w:pPr>
             <w:r>
               <w:rPr>
@@ -18449,8 +18449,8 @@
             <w:pPr>
               <w:pStyle w:val="Compact"/>
               <w:jc w:val="left"/>
-              <w:ind w:left="0" w:right="0" w:firstLine="0"/>
-              <w:spacing w:before="40" w:after="40" w:lineRule="auto" w:line="240"/>
+              <w:ind w:right="0" w:left="0" w:firstLine="0"/>
+              <w:spacing w:after="40" w:line="240" w:lineRule="auto" w:before="40"/>
             </w:pPr>
             <w:r>
               <w:t xml:space="preserve">Comma-Separated Values</w:t>
@@ -18465,8 +18465,8 @@
             <w:pPr>
               <w:pStyle w:val="Compact"/>
               <w:jc w:val="left"/>
-              <w:ind w:left="0" w:right="0" w:firstLine="0"/>
-              <w:spacing w:before="40" w:after="40" w:lineRule="auto" w:line="240"/>
+              <w:ind w:right="0" w:left="0" w:firstLine="0"/>
+              <w:spacing w:after="40" w:line="240" w:lineRule="auto" w:before="40"/>
             </w:pPr>
             <w:r>
               <w:rPr>
@@ -18483,8 +18483,8 @@
             <w:pPr>
               <w:pStyle w:val="Compact"/>
               <w:jc w:val="left"/>
-              <w:ind w:left="0" w:right="0" w:firstLine="0"/>
-              <w:spacing w:before="40" w:after="40" w:lineRule="auto" w:line="240"/>
+              <w:ind w:right="0" w:left="0" w:firstLine="0"/>
+              <w:spacing w:after="40" w:line="240" w:lineRule="auto" w:before="40"/>
             </w:pPr>
             <w:r>
               <w:t xml:space="preserve">Entity-Attribute-Value</w:t>
@@ -18499,8 +18499,8 @@
             <w:pPr>
               <w:pStyle w:val="Compact"/>
               <w:jc w:val="left"/>
-              <w:ind w:left="0" w:right="0" w:firstLine="0"/>
-              <w:spacing w:before="40" w:after="40" w:lineRule="auto" w:line="240"/>
+              <w:ind w:right="0" w:left="0" w:firstLine="0"/>
+              <w:spacing w:after="40" w:line="240" w:lineRule="auto" w:before="40"/>
             </w:pPr>
             <w:r>
               <w:rPr>
@@ -18517,8 +18517,8 @@
             <w:pPr>
               <w:pStyle w:val="Compact"/>
               <w:jc w:val="left"/>
-              <w:ind w:left="0" w:right="0" w:firstLine="0"/>
-              <w:spacing w:before="40" w:after="40" w:lineRule="auto" w:line="240"/>
+              <w:ind w:right="0" w:left="0" w:firstLine="0"/>
+              <w:spacing w:after="40" w:line="240" w:lineRule="auto" w:before="40"/>
             </w:pPr>
             <w:r>
               <w:t xml:space="preserve">GitHub-Flavored Markdown</w:t>
@@ -18533,8 +18533,8 @@
             <w:pPr>
               <w:pStyle w:val="Compact"/>
               <w:jc w:val="left"/>
-              <w:ind w:left="0" w:right="0" w:firstLine="0"/>
-              <w:spacing w:before="40" w:after="40" w:lineRule="auto" w:line="240"/>
+              <w:ind w:right="0" w:left="0" w:firstLine="0"/>
+              <w:spacing w:after="40" w:line="240" w:lineRule="auto" w:before="40"/>
             </w:pPr>
             <w:r>
               <w:rPr>
@@ -18551,8 +18551,8 @@
             <w:pPr>
               <w:pStyle w:val="Compact"/>
               <w:jc w:val="left"/>
-              <w:ind w:left="0" w:right="0" w:firstLine="0"/>
-              <w:spacing w:before="40" w:after="40" w:lineRule="auto" w:line="240"/>
+              <w:ind w:right="0" w:left="0" w:firstLine="0"/>
+              <w:spacing w:after="40" w:line="240" w:lineRule="auto" w:before="40"/>
             </w:pPr>
             <w:r>
               <w:t xml:space="preserve">Newline-Delimited JSON</w:t>
@@ -18567,8 +18567,8 @@
             <w:pPr>
               <w:pStyle w:val="Compact"/>
               <w:jc w:val="left"/>
-              <w:ind w:left="0" w:right="0" w:firstLine="0"/>
-              <w:spacing w:before="40" w:after="40" w:lineRule="auto" w:line="240"/>
+              <w:ind w:right="0" w:left="0" w:firstLine="0"/>
+              <w:spacing w:after="40" w:line="240" w:lineRule="auto" w:before="40"/>
             </w:pPr>
             <w:r>
               <w:rPr>
@@ -18585,8 +18585,8 @@
             <w:pPr>
               <w:pStyle w:val="Compact"/>
               <w:jc w:val="left"/>
-              <w:ind w:left="0" w:right="0" w:firstLine="0"/>
-              <w:spacing w:before="40" w:after="40" w:lineRule="auto" w:line="240"/>
+              <w:ind w:right="0" w:left="0" w:firstLine="0"/>
+              <w:spacing w:after="40" w:line="240" w:lineRule="auto" w:before="40"/>
             </w:pPr>
             <w:r>
               <w:t xml:space="preserve">Project Identifier</w:t>
@@ -18601,8 +18601,8 @@
             <w:pPr>
               <w:pStyle w:val="Compact"/>
               <w:jc w:val="left"/>
-              <w:ind w:left="0" w:right="0" w:firstLine="0"/>
-              <w:spacing w:before="40" w:after="40" w:lineRule="auto" w:line="240"/>
+              <w:ind w:right="0" w:left="0" w:firstLine="0"/>
+              <w:spacing w:after="40" w:line="240" w:lineRule="auto" w:before="40"/>
             </w:pPr>
             <w:r>
               <w:rPr>
@@ -18619,8 +18619,8 @@
             <w:pPr>
               <w:pStyle w:val="Compact"/>
               <w:jc w:val="left"/>
-              <w:ind w:left="0" w:right="0" w:firstLine="0"/>
-              <w:spacing w:before="40" w:after="40" w:lineRule="auto" w:line="240"/>
+              <w:ind w:right="0" w:left="0" w:firstLine="0"/>
+              <w:spacing w:after="40" w:line="240" w:lineRule="auto" w:before="40"/>
             </w:pPr>
             <w:r>
               <w:t xml:space="preserve">Specification Intermediate Representation</w:t>
@@ -18635,8 +18635,8 @@
             <w:pPr>
               <w:pStyle w:val="Compact"/>
               <w:jc w:val="left"/>
-              <w:ind w:left="0" w:right="0" w:firstLine="0"/>
-              <w:spacing w:before="40" w:after="40" w:lineRule="auto" w:line="240"/>
+              <w:ind w:right="0" w:left="0" w:firstLine="0"/>
+              <w:spacing w:after="40" w:line="240" w:lineRule="auto" w:before="40"/>
             </w:pPr>
             <w:r>
               <w:rPr>
@@ -18653,8 +18653,8 @@
             <w:pPr>
               <w:pStyle w:val="Compact"/>
               <w:jc w:val="left"/>
-              <w:ind w:left="0" w:right="0" w:firstLine="0"/>
-              <w:spacing w:before="40" w:after="40" w:lineRule="auto" w:line="240"/>
+              <w:ind w:right="0" w:left="0" w:firstLine="0"/>
+              <w:spacing w:after="40" w:line="240" w:lineRule="auto" w:before="40"/>
             </w:pPr>
             <w:r>
               <w:t xml:space="preserve">Structured Query Language</w:t>
@@ -18669,8 +18669,8 @@
             <w:pPr>
               <w:pStyle w:val="Compact"/>
               <w:jc w:val="left"/>
-              <w:ind w:left="0" w:right="0" w:firstLine="0"/>
-              <w:spacing w:before="40" w:after="40" w:lineRule="auto" w:line="240"/>
+              <w:ind w:right="0" w:left="0" w:firstLine="0"/>
+              <w:spacing w:after="40" w:line="240" w:lineRule="auto" w:before="40"/>
             </w:pPr>
             <w:r>
               <w:rPr>
@@ -18687,8 +18687,8 @@
             <w:pPr>
               <w:pStyle w:val="Compact"/>
               <w:jc w:val="left"/>
-              <w:ind w:left="0" w:right="0" w:firstLine="0"/>
-              <w:spacing w:before="40" w:after="40" w:lineRule="auto" w:line="240"/>
+              <w:ind w:right="0" w:left="0" w:firstLine="0"/>
+              <w:spacing w:after="40" w:line="240" w:lineRule="auto" w:before="40"/>
             </w:pPr>
             <w:r>
               <w:t xml:space="preserve">SQLite Database</w:t>
@@ -18716,14 +18716,14 @@
 <w:ftr xmlns:r="http://schemas.openxmlformats.org/officeDocument/2006/relationships" xmlns:w="http://schemas.openxmlformats.org/wordprocessingml/2006/main">
   <w:tbl>
     <w:tblPr>
-      <w:tblW w:type="pct" w:w="5000"/>
+      <w:tblW w:w="5000" w:type="pct"/>
       <w:tblBorders>
-        <w:top w:color="CCCCCC" w:val="single" w:space="1" w:sz="4"/>
-        <w:bottom w:color="auto" w:val="none" w:space="0" w:sz="0"/>
-        <w:left w:color="auto" w:val="none" w:space="0" w:sz="0"/>
-        <w:right w:color="auto" w:val="none" w:space="0" w:sz="0"/>
-        <w:insideH w:color="auto" w:val="none" w:space="0" w:sz="0"/>
-        <w:insideV w:color="auto" w:val="none" w:space="0" w:sz="0"/>
+        <w:top w:color="CCCCCC" w:space="1" w:val="single" w:sz="4"/>
+        <w:bottom w:color="auto" w:space="0" w:val="none" w:sz="0"/>
+        <w:left w:color="auto" w:space="0" w:val="none" w:sz="0"/>
+        <w:right w:color="auto" w:space="0" w:val="none" w:sz="0"/>
+        <w:insideH w:color="auto" w:space="0" w:val="none" w:sz="0"/>
+        <w:insideV w:color="auto" w:space="0" w:val="none" w:sz="0"/>
       </w:tblBorders>
       <w:tblLayout w:type="fixed"/>
     </w:tblPr>
@@ -18735,7 +18735,7 @@
     <w:tr>
       <w:tc>
         <w:tcPr>
-          <w:tcW w:type="pct" w:w="1667"/>
+          <w:tcW w:w="1667" w:type="pct"/>
         </w:tcPr>
         <w:p>
           <w:pPr>
@@ -18749,7 +18749,7 @@
       </w:tc>
       <w:tc>
         <w:tcPr>
-          <w:tcW w:type="pct" w:w="1667"/>
+          <w:tcW w:w="1667" w:type="pct"/>
         </w:tcPr>
         <w:p>
           <w:pPr>
@@ -18763,7 +18763,7 @@
       </w:tc>
       <w:tc>
         <w:tcPr>
-          <w:tcW w:type="pct" w:w="1667"/>
+          <w:tcW w:w="1667" w:type="pct"/>
         </w:tcPr>
         <w:p>
           <w:pPr>
@@ -20019,18 +20019,18 @@
     <w:basedOn w:val="VerbatimChar"/>
     <w:rPr/>
   </w:style>
-  <w:style w:customStyle="1" w:styleId="SpecObjectHeader" w:type="paragraph">
+  <w:style w:styleId="SpecObjectHeader" w:customStyle="1" w:type="paragraph">
     <w:name w:val="Spec Object Header"/>
     <w:basedOn w:val="Normal"/>
     <w:next w:val="FirstParagraph"/>
     <w:qFormat/>
     <w:pPr>
       <w:keepNext/>
-      <w:spacing w:before="280" w:after="120" w:lineRule="auto" w:line="276"/>
+      <w:spacing w:after="120" w:line="276" w:lineRule="auto" w:before="280"/>
       <w:outlineLvl w:val="0"/>
     </w:pPr>
     <w:rPr>
-      <w:rFonts w:ascii="Calibri Light" w:hAnsi="Calibri Light" w:cs="Calibri Light"/>
+      <w:rFonts w:cs="Calibri Light" w:hAnsi="Calibri Light" w:ascii="Calibri Light"/>
       <w:b/>
       <w:bCs/>
       <w:color w:val="0F4C64"/>

--- a/manual/downloads/manual.docx
+++ b/manual/downloads/manual.docx
@@ -74,7 +74,7 @@
       <w:pPr>
         <w:pStyle w:val="TOCHeading"/>
       </w:pPr>
-      <w:bookmarkStart w:id="24456" w:name="MANUAL-sec1"/>
+      <w:bookmarkStart w:name="MANUAL-sec1" w:id="24456"/>
       <w:r>
         <w:rPr>
           <w:color w:val="000000"/>
@@ -606,12 +606,12 @@
     </w:p>
     <w:p>
       <w:pPr>
-        <w:spacing w:lineRule="exact" w:before="0" w:after="0" w:line="20"/>
+        <w:spacing w:before="0" w:after="0" w:lineRule="exact" w:line="20"/>
         <w:rPr>
           <w:sz w:val="2"/>
         </w:rPr>
       </w:pPr>
-      <w:bookmarkStart w:id="78556" w:name="puml-diag-pipeline"/>
+      <w:bookmarkStart w:name="puml-diag-pipeline" w:id="78556"/>
       <w:bookmarkEnd w:id="78556"/>
     </w:p>
     <w:p>
@@ -1373,12 +1373,12 @@
     </w:p>
     <w:p>
       <w:pPr>
-        <w:spacing w:lineRule="exact" w:before="0" w:after="0" w:line="20"/>
+        <w:spacing w:before="0" w:after="0" w:lineRule="exact" w:line="20"/>
         <w:rPr>
           <w:sz w:val="2"/>
         </w:rPr>
       </w:pPr>
-      <w:bookmarkStart w:id="54024" w:name="csv-tbl-prerequisites"/>
+      <w:bookmarkStart w:name="csv-tbl-prerequisites" w:id="54024"/>
       <w:bookmarkEnd w:id="54024"/>
     </w:p>
     <w:p>
@@ -1415,18 +1415,18 @@
         <w:tblLook w:firstRow="1" w:lastRow="0" w:firstColumn="0" w:lastColumn="0" w:noHBand="0" w:noVBand="0" w:val="0020"/>
         <w:jc w:val="start"/>
         <w:tblBorders>
-          <w:top w:color="000000" w:space="0" w:val="single" w:sz="6"/>
-          <w:left w:color="000000" w:space="0" w:val="single" w:sz="6"/>
-          <w:bottom w:color="000000" w:space="0" w:val="single" w:sz="6"/>
-          <w:right w:color="000000" w:space="0" w:val="single" w:sz="6"/>
-          <w:insideH w:color="000000" w:space="0" w:val="single" w:sz="6"/>
-          <w:insideV w:color="000000" w:space="0" w:val="single" w:sz="6"/>
+          <w:top w:val="single" w:sz="6" w:color="000000" w:space="0"/>
+          <w:left w:val="single" w:sz="6" w:color="000000" w:space="0"/>
+          <w:bottom w:val="single" w:sz="6" w:color="000000" w:space="0"/>
+          <w:right w:val="single" w:sz="6" w:color="000000" w:space="0"/>
+          <w:insideH w:val="single" w:sz="6" w:color="000000" w:space="0"/>
+          <w:insideV w:val="single" w:sz="6" w:color="000000" w:space="0"/>
         </w:tblBorders>
         <w:tblCellMar>
-          <w:top w:w="57" w:type="dxa"/>
-          <w:left w:w="108" w:type="dxa"/>
-          <w:bottom w:w="57" w:type="dxa"/>
-          <w:right w:w="108" w:type="dxa"/>
+          <w:top w:type="dxa" w:w="57"/>
+          <w:left w:type="dxa" w:w="108"/>
+          <w:bottom w:type="dxa" w:w="57"/>
+          <w:right w:type="dxa" w:w="108"/>
         </w:tblCellMar>
       </w:tblPr>
       <w:tblGrid>
@@ -1440,14 +1440,14 @@
         </w:trPr>
         <w:tc>
           <w:tcPr>
-            <w:shd w:color="auto" w:val="clear" w:fill="E8E8E8"/>
+            <w:shd w:val="clear" w:color="auto" w:fill="E8E8E8"/>
           </w:tcPr>
           <w:p>
             <w:pPr>
               <w:pStyle w:val="Compact"/>
               <w:jc w:val="left"/>
-              <w:ind w:right="0" w:left="0" w:firstLine="0"/>
-              <w:spacing w:after="40" w:line="240" w:lineRule="auto" w:before="40"/>
+              <w:ind w:left="0" w:right="0" w:firstLine="0"/>
+              <w:spacing w:lineRule="auto" w:before="40" w:line="240" w:after="40"/>
             </w:pPr>
             <w:r>
               <w:rPr>
@@ -1459,14 +1459,14 @@
         </w:tc>
         <w:tc>
           <w:tcPr>
-            <w:shd w:color="auto" w:val="clear" w:fill="E8E8E8"/>
+            <w:shd w:val="clear" w:color="auto" w:fill="E8E8E8"/>
           </w:tcPr>
           <w:p>
             <w:pPr>
               <w:pStyle w:val="Compact"/>
               <w:jc w:val="left"/>
-              <w:ind w:right="0" w:left="0" w:firstLine="0"/>
-              <w:spacing w:after="40" w:line="240" w:lineRule="auto" w:before="40"/>
+              <w:ind w:left="0" w:right="0" w:firstLine="0"/>
+              <w:spacing w:lineRule="auto" w:before="40" w:line="240" w:after="40"/>
             </w:pPr>
             <w:r>
               <w:rPr>
@@ -1478,14 +1478,14 @@
         </w:tc>
         <w:tc>
           <w:tcPr>
-            <w:shd w:color="auto" w:val="clear" w:fill="E8E8E8"/>
+            <w:shd w:val="clear" w:color="auto" w:fill="E8E8E8"/>
           </w:tcPr>
           <w:p>
             <w:pPr>
               <w:pStyle w:val="Compact"/>
               <w:jc w:val="left"/>
-              <w:ind w:right="0" w:left="0" w:firstLine="0"/>
-              <w:spacing w:after="40" w:line="240" w:lineRule="auto" w:before="40"/>
+              <w:ind w:left="0" w:right="0" w:firstLine="0"/>
+              <w:spacing w:lineRule="auto" w:before="40" w:line="240" w:after="40"/>
             </w:pPr>
             <w:r>
               <w:rPr>
@@ -1503,8 +1503,8 @@
             <w:pPr>
               <w:pStyle w:val="Compact"/>
               <w:jc w:val="left"/>
-              <w:ind w:right="0" w:left="0" w:firstLine="0"/>
-              <w:spacing w:after="40" w:line="240" w:lineRule="auto" w:before="40"/>
+              <w:ind w:left="0" w:right="0" w:firstLine="0"/>
+              <w:spacing w:lineRule="auto" w:before="40" w:line="240" w:after="40"/>
             </w:pPr>
             <w:r>
               <w:t xml:space="preserve">Container engine</w:t>
@@ -1517,8 +1517,8 @@
             <w:pPr>
               <w:pStyle w:val="Compact"/>
               <w:jc w:val="left"/>
-              <w:ind w:right="0" w:left="0" w:firstLine="0"/>
-              <w:spacing w:after="40" w:line="240" w:lineRule="auto" w:before="40"/>
+              <w:ind w:left="0" w:right="0" w:firstLine="0"/>
+              <w:spacing w:lineRule="auto" w:before="40" w:line="240" w:after="40"/>
             </w:pPr>
             <w:r>
               <w:t xml:space="preserve">Docker 20.10+ or Podman 4+</w:t>
@@ -1531,8 +1531,8 @@
             <w:pPr>
               <w:pStyle w:val="Compact"/>
               <w:jc w:val="left"/>
-              <w:ind w:right="0" w:left="0" w:firstLine="0"/>
-              <w:spacing w:after="40" w:line="240" w:lineRule="auto" w:before="40"/>
+              <w:ind w:left="0" w:right="0" w:firstLine="0"/>
+              <w:spacing w:lineRule="auto" w:before="40" w:line="240" w:after="40"/>
             </w:pPr>
             <w:r>
               <w:t xml:space="preserve">Docker Desktop, Docker Engine, or Podman (daemon/VM must be running)</w:t>
@@ -1547,8 +1547,8 @@
             <w:pPr>
               <w:pStyle w:val="Compact"/>
               <w:jc w:val="left"/>
-              <w:ind w:right="0" w:left="0" w:firstLine="0"/>
-              <w:spacing w:after="40" w:line="240" w:lineRule="auto" w:before="40"/>
+              <w:ind w:left="0" w:right="0" w:firstLine="0"/>
+              <w:spacing w:lineRule="auto" w:before="40" w:line="240" w:after="40"/>
             </w:pPr>
             <w:r>
               <w:t xml:space="preserve">Disk space</w:t>
@@ -1561,8 +1561,8 @@
             <w:pPr>
               <w:pStyle w:val="Compact"/>
               <w:jc w:val="left"/>
-              <w:ind w:right="0" w:left="0" w:firstLine="0"/>
-              <w:spacing w:after="40" w:line="240" w:lineRule="auto" w:before="40"/>
+              <w:ind w:left="0" w:right="0" w:firstLine="0"/>
+              <w:spacing w:lineRule="auto" w:before="40" w:line="240" w:after="40"/>
             </w:pPr>
             <w:r>
               <w:t xml:space="preserve">2 GB</w:t>
@@ -1575,8 +1575,8 @@
             <w:pPr>
               <w:pStyle w:val="Compact"/>
               <w:jc w:val="left"/>
-              <w:ind w:right="0" w:left="0" w:firstLine="0"/>
-              <w:spacing w:after="40" w:line="240" w:lineRule="auto" w:before="40"/>
+              <w:ind w:left="0" w:right="0" w:firstLine="0"/>
+              <w:spacing w:lineRule="auto" w:before="40" w:line="240" w:after="40"/>
             </w:pPr>
             <w:r>
               <w:t xml:space="preserve">For the container image and build artifacts</w:t>
@@ -1591,8 +1591,8 @@
             <w:pPr>
               <w:pStyle w:val="Compact"/>
               <w:jc w:val="left"/>
-              <w:ind w:right="0" w:left="0" w:firstLine="0"/>
-              <w:spacing w:after="40" w:line="240" w:lineRule="auto" w:before="40"/>
+              <w:ind w:left="0" w:right="0" w:firstLine="0"/>
+              <w:spacing w:lineRule="auto" w:before="40" w:line="240" w:after="40"/>
             </w:pPr>
             <w:r>
               <w:t xml:space="preserve">Host OS</w:t>
@@ -1605,8 +1605,8 @@
             <w:pPr>
               <w:pStyle w:val="Compact"/>
               <w:jc w:val="left"/>
-              <w:ind w:right="0" w:left="0" w:firstLine="0"/>
-              <w:spacing w:after="40" w:line="240" w:lineRule="auto" w:before="40"/>
+              <w:ind w:left="0" w:right="0" w:firstLine="0"/>
+              <w:spacing w:lineRule="auto" w:before="40" w:line="240" w:after="40"/>
             </w:pPr>
             <w:r>
               <w:t xml:space="preserve">Linux, macOS, or Windows</w:t>
@@ -1619,8 +1619,8 @@
             <w:pPr>
               <w:pStyle w:val="Compact"/>
               <w:jc w:val="left"/>
-              <w:ind w:right="0" w:left="0" w:firstLine="0"/>
-              <w:spacing w:after="40" w:line="240" w:lineRule="auto" w:before="40"/>
+              <w:ind w:left="0" w:right="0" w:firstLine="0"/>
+              <w:spacing w:lineRule="auto" w:before="40" w:line="240" w:after="40"/>
             </w:pPr>
             <w:r>
               <w:t xml:space="preserve">The container runs Ubuntu 24.04</w:t>
@@ -1673,12 +1673,12 @@
     </w:p>
     <w:p>
       <w:pPr>
-        <w:spacing w:lineRule="exact" w:before="0" w:after="0" w:line="20"/>
+        <w:spacing w:before="0" w:after="0" w:lineRule="exact" w:line="20"/>
         <w:rPr>
           <w:sz w:val="2"/>
         </w:rPr>
       </w:pPr>
-      <w:bookmarkStart w:id="85565" w:name="listing-src-install-oneliner"/>
+      <w:bookmarkStart w:name="listing-src-install-oneliner" w:id="85565"/>
       <w:bookmarkEnd w:id="85565"/>
     </w:p>
     <w:p>
@@ -1765,12 +1765,12 @@
     </w:p>
     <w:p>
       <w:pPr>
-        <w:spacing w:lineRule="exact" w:before="0" w:after="0" w:line="20"/>
+        <w:spacing w:before="0" w:after="0" w:lineRule="exact" w:line="20"/>
         <w:rPr>
           <w:sz w:val="2"/>
         </w:rPr>
       </w:pPr>
-      <w:bookmarkStart w:id="40064" w:name="listing-src-install-windows"/>
+      <w:bookmarkStart w:name="listing-src-install-windows" w:id="40064"/>
       <w:bookmarkEnd w:id="40064"/>
     </w:p>
     <w:p>
@@ -1987,12 +1987,12 @@
     </w:p>
     <w:p>
       <w:pPr>
-        <w:spacing w:lineRule="exact" w:before="0" w:after="0" w:line="20"/>
+        <w:spacing w:before="0" w:after="0" w:lineRule="exact" w:line="20"/>
         <w:rPr>
           <w:sz w:val="2"/>
         </w:rPr>
       </w:pPr>
-      <w:bookmarkStart w:id="25099" w:name="listing-src-build-image"/>
+      <w:bookmarkStart w:name="listing-src-build-image" w:id="25099"/>
       <w:bookmarkEnd w:id="25099"/>
     </w:p>
     <w:p>
@@ -2090,12 +2090,12 @@
     </w:p>
     <w:p>
       <w:pPr>
-        <w:spacing w:lineRule="exact" w:before="0" w:after="0" w:line="20"/>
+        <w:spacing w:before="0" w:after="0" w:lineRule="exact" w:line="20"/>
         <w:rPr>
           <w:sz w:val="2"/>
         </w:rPr>
       </w:pPr>
-      <w:bookmarkStart w:id="32282" w:name="listing-src-verify-image"/>
+      <w:bookmarkStart w:name="listing-src-verify-image" w:id="32282"/>
       <w:bookmarkEnd w:id="32282"/>
     </w:p>
     <w:p>
@@ -2167,12 +2167,12 @@
     </w:p>
     <w:p>
       <w:pPr>
-        <w:spacing w:lineRule="exact" w:before="0" w:after="0" w:line="20"/>
+        <w:spacing w:before="0" w:after="0" w:lineRule="exact" w:line="20"/>
         <w:rPr>
           <w:sz w:val="2"/>
         </w:rPr>
       </w:pPr>
-      <w:bookmarkStart w:id="13056" w:name="listing-src-run-wrapper"/>
+      <w:bookmarkStart w:name="listing-src-run-wrapper" w:id="13056"/>
       <w:bookmarkEnd w:id="13056"/>
     </w:p>
     <w:p>
@@ -2270,12 +2270,12 @@
     </w:p>
     <w:p>
       <w:pPr>
-        <w:spacing w:lineRule="exact" w:before="0" w:after="0" w:line="20"/>
+        <w:spacing w:before="0" w:after="0" w:lineRule="exact" w:line="20"/>
         <w:rPr>
           <w:sz w:val="2"/>
         </w:rPr>
       </w:pPr>
-      <w:bookmarkStart w:id="62465" w:name="csv-tbl-wrapper-modes"/>
+      <w:bookmarkStart w:name="csv-tbl-wrapper-modes" w:id="62465"/>
       <w:bookmarkEnd w:id="62465"/>
     </w:p>
     <w:p>
@@ -2312,18 +2312,18 @@
         <w:tblLook w:firstRow="1" w:lastRow="0" w:firstColumn="0" w:lastColumn="0" w:noHBand="0" w:noVBand="0" w:val="0020"/>
         <w:jc w:val="start"/>
         <w:tblBorders>
-          <w:top w:color="000000" w:space="0" w:val="single" w:sz="6"/>
-          <w:left w:color="000000" w:space="0" w:val="single" w:sz="6"/>
-          <w:bottom w:color="000000" w:space="0" w:val="single" w:sz="6"/>
-          <w:right w:color="000000" w:space="0" w:val="single" w:sz="6"/>
-          <w:insideH w:color="000000" w:space="0" w:val="single" w:sz="6"/>
-          <w:insideV w:color="000000" w:space="0" w:val="single" w:sz="6"/>
+          <w:top w:val="single" w:sz="6" w:color="000000" w:space="0"/>
+          <w:left w:val="single" w:sz="6" w:color="000000" w:space="0"/>
+          <w:bottom w:val="single" w:sz="6" w:color="000000" w:space="0"/>
+          <w:right w:val="single" w:sz="6" w:color="000000" w:space="0"/>
+          <w:insideH w:val="single" w:sz="6" w:color="000000" w:space="0"/>
+          <w:insideV w:val="single" w:sz="6" w:color="000000" w:space="0"/>
         </w:tblBorders>
         <w:tblCellMar>
-          <w:top w:w="57" w:type="dxa"/>
-          <w:left w:w="108" w:type="dxa"/>
-          <w:bottom w:w="57" w:type="dxa"/>
-          <w:right w:w="108" w:type="dxa"/>
+          <w:top w:type="dxa" w:w="57"/>
+          <w:left w:type="dxa" w:w="108"/>
+          <w:bottom w:type="dxa" w:w="57"/>
+          <w:right w:type="dxa" w:w="108"/>
         </w:tblCellMar>
       </w:tblPr>
       <w:tblGrid>
@@ -2336,14 +2336,14 @@
         </w:trPr>
         <w:tc>
           <w:tcPr>
-            <w:shd w:color="auto" w:val="clear" w:fill="E8E8E8"/>
+            <w:shd w:val="clear" w:color="auto" w:fill="E8E8E8"/>
           </w:tcPr>
           <w:p>
             <w:pPr>
               <w:pStyle w:val="Compact"/>
               <w:jc w:val="left"/>
-              <w:ind w:right="0" w:left="0" w:firstLine="0"/>
-              <w:spacing w:after="40" w:line="240" w:lineRule="auto" w:before="40"/>
+              <w:ind w:left="0" w:right="0" w:firstLine="0"/>
+              <w:spacing w:lineRule="auto" w:before="40" w:line="240" w:after="40"/>
             </w:pPr>
             <w:r>
               <w:rPr>
@@ -2355,14 +2355,14 @@
         </w:tc>
         <w:tc>
           <w:tcPr>
-            <w:shd w:color="auto" w:val="clear" w:fill="E8E8E8"/>
+            <w:shd w:val="clear" w:color="auto" w:fill="E8E8E8"/>
           </w:tcPr>
           <w:p>
             <w:pPr>
               <w:pStyle w:val="Compact"/>
               <w:jc w:val="left"/>
-              <w:ind w:right="0" w:left="0" w:firstLine="0"/>
-              <w:spacing w:after="40" w:line="240" w:lineRule="auto" w:before="40"/>
+              <w:ind w:left="0" w:right="0" w:firstLine="0"/>
+              <w:spacing w:lineRule="auto" w:before="40" w:line="240" w:after="40"/>
             </w:pPr>
             <w:r>
               <w:rPr>
@@ -2380,8 +2380,8 @@
             <w:pPr>
               <w:pStyle w:val="Compact"/>
               <w:jc w:val="left"/>
-              <w:ind w:right="0" w:left="0" w:firstLine="0"/>
-              <w:spacing w:after="40" w:line="240" w:lineRule="auto" w:before="40"/>
+              <w:ind w:left="0" w:right="0" w:firstLine="0"/>
+              <w:spacing w:lineRule="auto" w:before="40" w:line="240" w:after="40"/>
             </w:pPr>
             <w:r>
               <w:rPr>
@@ -2397,8 +2397,8 @@
             <w:pPr>
               <w:pStyle w:val="Compact"/>
               <w:jc w:val="left"/>
-              <w:ind w:right="0" w:left="0" w:firstLine="0"/>
-              <w:spacing w:after="40" w:line="240" w:lineRule="auto" w:before="40"/>
+              <w:ind w:left="0" w:right="0" w:firstLine="0"/>
+              <w:spacing w:lineRule="auto" w:before="40" w:line="240" w:after="40"/>
             </w:pPr>
             <w:r>
               <w:t xml:space="preserve">Runs the container image via docker or podman (written by</w:t>
@@ -2425,8 +2425,8 @@
             <w:pPr>
               <w:pStyle w:val="Compact"/>
               <w:jc w:val="left"/>
-              <w:ind w:right="0" w:left="0" w:firstLine="0"/>
-              <w:spacing w:after="40" w:line="240" w:lineRule="auto" w:before="40"/>
+              <w:ind w:left="0" w:right="0" w:firstLine="0"/>
+              <w:spacing w:lineRule="auto" w:before="40" w:line="240" w:after="40"/>
             </w:pPr>
             <w:r>
               <w:rPr>
@@ -2442,8 +2442,8 @@
             <w:pPr>
               <w:pStyle w:val="Compact"/>
               <w:jc w:val="left"/>
-              <w:ind w:right="0" w:left="0" w:firstLine="0"/>
-              <w:spacing w:after="40" w:line="240" w:lineRule="auto" w:before="40"/>
+              <w:ind w:left="0" w:right="0" w:firstLine="0"/>
+              <w:spacing w:lineRule="auto" w:before="40" w:line="240" w:after="40"/>
             </w:pPr>
             <w:r>
               <w:t xml:space="preserve">Invokes the host pandoc with the compiled extensions (written by</w:t>
@@ -2688,12 +2688,12 @@
     </w:p>
     <w:p>
       <w:pPr>
-        <w:spacing w:lineRule="exact" w:before="0" w:after="0" w:line="20"/>
+        <w:spacing w:before="0" w:after="0" w:lineRule="exact" w:line="20"/>
         <w:rPr>
           <w:sz w:val="2"/>
         </w:rPr>
       </w:pPr>
-      <w:bookmarkStart w:id="30190" w:name="listing-src-project-yaml"/>
+      <w:bookmarkStart w:name="listing-src-project-yaml" w:id="30190"/>
       <w:bookmarkEnd w:id="30190"/>
     </w:p>
     <w:p>
@@ -4028,12 +4028,12 @@
     </w:p>
     <w:p>
       <w:pPr>
-        <w:spacing w:lineRule="exact" w:before="0" w:after="0" w:line="20"/>
+        <w:spacing w:before="0" w:after="0" w:lineRule="exact" w:line="20"/>
         <w:rPr>
           <w:sz w:val="2"/>
         </w:rPr>
       </w:pPr>
-      <w:bookmarkStart w:id="21586" w:name="csv-tbl-required-fields"/>
+      <w:bookmarkStart w:name="csv-tbl-required-fields" w:id="21586"/>
       <w:bookmarkEnd w:id="21586"/>
     </w:p>
     <w:p>
@@ -4070,18 +4070,18 @@
         <w:tblLook w:firstRow="1" w:lastRow="0" w:firstColumn="0" w:lastColumn="0" w:noHBand="0" w:noVBand="0" w:val="0020"/>
         <w:jc w:val="start"/>
         <w:tblBorders>
-          <w:top w:color="000000" w:space="0" w:val="single" w:sz="6"/>
-          <w:left w:color="000000" w:space="0" w:val="single" w:sz="6"/>
-          <w:bottom w:color="000000" w:space="0" w:val="single" w:sz="6"/>
-          <w:right w:color="000000" w:space="0" w:val="single" w:sz="6"/>
-          <w:insideH w:color="000000" w:space="0" w:val="single" w:sz="6"/>
-          <w:insideV w:color="000000" w:space="0" w:val="single" w:sz="6"/>
+          <w:top w:val="single" w:sz="6" w:color="000000" w:space="0"/>
+          <w:left w:val="single" w:sz="6" w:color="000000" w:space="0"/>
+          <w:bottom w:val="single" w:sz="6" w:color="000000" w:space="0"/>
+          <w:right w:val="single" w:sz="6" w:color="000000" w:space="0"/>
+          <w:insideH w:val="single" w:sz="6" w:color="000000" w:space="0"/>
+          <w:insideV w:val="single" w:sz="6" w:color="000000" w:space="0"/>
         </w:tblBorders>
         <w:tblCellMar>
-          <w:top w:w="57" w:type="dxa"/>
-          <w:left w:w="108" w:type="dxa"/>
-          <w:bottom w:w="57" w:type="dxa"/>
-          <w:right w:w="108" w:type="dxa"/>
+          <w:top w:type="dxa" w:w="57"/>
+          <w:left w:type="dxa" w:w="108"/>
+          <w:bottom w:type="dxa" w:w="57"/>
+          <w:right w:type="dxa" w:w="108"/>
         </w:tblCellMar>
       </w:tblPr>
       <w:tblGrid>
@@ -4095,14 +4095,14 @@
         </w:trPr>
         <w:tc>
           <w:tcPr>
-            <w:shd w:color="auto" w:val="clear" w:fill="E8E8E8"/>
+            <w:shd w:val="clear" w:color="auto" w:fill="E8E8E8"/>
           </w:tcPr>
           <w:p>
             <w:pPr>
               <w:pStyle w:val="Compact"/>
               <w:jc w:val="left"/>
-              <w:ind w:right="0" w:left="0" w:firstLine="0"/>
-              <w:spacing w:after="40" w:line="240" w:lineRule="auto" w:before="40"/>
+              <w:ind w:left="0" w:right="0" w:firstLine="0"/>
+              <w:spacing w:lineRule="auto" w:before="40" w:line="240" w:after="40"/>
             </w:pPr>
             <w:r>
               <w:rPr>
@@ -4114,14 +4114,14 @@
         </w:tc>
         <w:tc>
           <w:tcPr>
-            <w:shd w:color="auto" w:val="clear" w:fill="E8E8E8"/>
+            <w:shd w:val="clear" w:color="auto" w:fill="E8E8E8"/>
           </w:tcPr>
           <w:p>
             <w:pPr>
               <w:pStyle w:val="Compact"/>
               <w:jc w:val="left"/>
-              <w:ind w:right="0" w:left="0" w:firstLine="0"/>
-              <w:spacing w:after="40" w:line="240" w:lineRule="auto" w:before="40"/>
+              <w:ind w:left="0" w:right="0" w:firstLine="0"/>
+              <w:spacing w:lineRule="auto" w:before="40" w:line="240" w:after="40"/>
             </w:pPr>
             <w:r>
               <w:rPr>
@@ -4133,14 +4133,14 @@
         </w:tc>
         <w:tc>
           <w:tcPr>
-            <w:shd w:color="auto" w:val="clear" w:fill="E8E8E8"/>
+            <w:shd w:val="clear" w:color="auto" w:fill="E8E8E8"/>
           </w:tcPr>
           <w:p>
             <w:pPr>
               <w:pStyle w:val="Compact"/>
               <w:jc w:val="left"/>
-              <w:ind w:right="0" w:left="0" w:firstLine="0"/>
-              <w:spacing w:after="40" w:line="240" w:lineRule="auto" w:before="40"/>
+              <w:ind w:left="0" w:right="0" w:firstLine="0"/>
+              <w:spacing w:lineRule="auto" w:before="40" w:line="240" w:after="40"/>
             </w:pPr>
             <w:r>
               <w:rPr>
@@ -4158,8 +4158,8 @@
             <w:pPr>
               <w:pStyle w:val="Compact"/>
               <w:jc w:val="left"/>
-              <w:ind w:right="0" w:left="0" w:firstLine="0"/>
-              <w:spacing w:after="40" w:line="240" w:lineRule="auto" w:before="40"/>
+              <w:ind w:left="0" w:right="0" w:firstLine="0"/>
+              <w:spacing w:lineRule="auto" w:before="40" w:line="240" w:after="40"/>
             </w:pPr>
             <w:r>
               <w:rPr>
@@ -4175,8 +4175,8 @@
             <w:pPr>
               <w:pStyle w:val="Compact"/>
               <w:jc w:val="left"/>
-              <w:ind w:right="0" w:left="0" w:firstLine="0"/>
-              <w:spacing w:after="40" w:line="240" w:lineRule="auto" w:before="40"/>
+              <w:ind w:left="0" w:right="0" w:firstLine="0"/>
+              <w:spacing w:lineRule="auto" w:before="40" w:line="240" w:after="40"/>
             </w:pPr>
             <w:r>
               <w:t xml:space="preserve">string</w:t>
@@ -4189,8 +4189,8 @@
             <w:pPr>
               <w:pStyle w:val="Compact"/>
               <w:jc w:val="left"/>
-              <w:ind w:right="0" w:left="0" w:firstLine="0"/>
-              <w:spacing w:after="40" w:line="240" w:lineRule="auto" w:before="40"/>
+              <w:ind w:left="0" w:right="0" w:firstLine="0"/>
+              <w:spacing w:lineRule="auto" w:before="40" w:line="240" w:after="40"/>
             </w:pPr>
             <w:r>
               <w:t xml:space="preserve">Project code identifier</w:t>
@@ -4205,8 +4205,8 @@
             <w:pPr>
               <w:pStyle w:val="Compact"/>
               <w:jc w:val="left"/>
-              <w:ind w:right="0" w:left="0" w:firstLine="0"/>
-              <w:spacing w:after="40" w:line="240" w:lineRule="auto" w:before="40"/>
+              <w:ind w:left="0" w:right="0" w:firstLine="0"/>
+              <w:spacing w:lineRule="auto" w:before="40" w:line="240" w:after="40"/>
             </w:pPr>
             <w:r>
               <w:rPr>
@@ -4222,8 +4222,8 @@
             <w:pPr>
               <w:pStyle w:val="Compact"/>
               <w:jc w:val="left"/>
-              <w:ind w:right="0" w:left="0" w:firstLine="0"/>
-              <w:spacing w:after="40" w:line="240" w:lineRule="auto" w:before="40"/>
+              <w:ind w:left="0" w:right="0" w:firstLine="0"/>
+              <w:spacing w:lineRule="auto" w:before="40" w:line="240" w:after="40"/>
             </w:pPr>
             <w:r>
               <w:t xml:space="preserve">string</w:t>
@@ -4236,8 +4236,8 @@
             <w:pPr>
               <w:pStyle w:val="Compact"/>
               <w:jc w:val="left"/>
-              <w:ind w:right="0" w:left="0" w:firstLine="0"/>
-              <w:spacing w:after="40" w:line="240" w:lineRule="auto" w:before="40"/>
+              <w:ind w:left="0" w:right="0" w:firstLine="0"/>
+              <w:spacing w:lineRule="auto" w:before="40" w:line="240" w:after="40"/>
             </w:pPr>
             <w:r>
               <w:t xml:space="preserve">Human-readable project name</w:t>
@@ -4252,8 +4252,8 @@
             <w:pPr>
               <w:pStyle w:val="Compact"/>
               <w:jc w:val="left"/>
-              <w:ind w:right="0" w:left="0" w:firstLine="0"/>
-              <w:spacing w:after="40" w:line="240" w:lineRule="auto" w:before="40"/>
+              <w:ind w:left="0" w:right="0" w:firstLine="0"/>
+              <w:spacing w:lineRule="auto" w:before="40" w:line="240" w:after="40"/>
             </w:pPr>
             <w:r>
               <w:rPr>
@@ -4269,8 +4269,8 @@
             <w:pPr>
               <w:pStyle w:val="Compact"/>
               <w:jc w:val="left"/>
-              <w:ind w:right="0" w:left="0" w:firstLine="0"/>
-              <w:spacing w:after="40" w:line="240" w:lineRule="auto" w:before="40"/>
+              <w:ind w:left="0" w:right="0" w:firstLine="0"/>
+              <w:spacing w:lineRule="auto" w:before="40" w:line="240" w:after="40"/>
             </w:pPr>
             <w:r>
               <w:t xml:space="preserve">list</w:t>
@@ -4283,8 +4283,8 @@
             <w:pPr>
               <w:pStyle w:val="Compact"/>
               <w:jc w:val="left"/>
-              <w:ind w:right="0" w:left="0" w:firstLine="0"/>
-              <w:spacing w:after="40" w:line="240" w:lineRule="auto" w:before="40"/>
+              <w:ind w:left="0" w:right="0" w:firstLine="0"/>
+              <w:spacing w:lineRule="auto" w:before="40" w:line="240" w:after="40"/>
             </w:pPr>
             <w:r>
               <w:t xml:space="preserve">One or more Markdown file paths to process</w:t>
@@ -4309,12 +4309,12 @@
     </w:p>
     <w:p>
       <w:pPr>
-        <w:spacing w:lineRule="exact" w:before="0" w:after="0" w:line="20"/>
+        <w:spacing w:before="0" w:after="0" w:lineRule="exact" w:line="20"/>
         <w:rPr>
           <w:sz w:val="2"/>
         </w:rPr>
       </w:pPr>
-      <w:bookmarkStart w:id="72517" w:name="csv-tbl-default-values"/>
+      <w:bookmarkStart w:name="csv-tbl-default-values" w:id="72517"/>
       <w:bookmarkEnd w:id="72517"/>
     </w:p>
     <w:p>
@@ -4351,18 +4351,18 @@
         <w:tblLook w:firstRow="1" w:lastRow="0" w:firstColumn="0" w:lastColumn="0" w:noHBand="0" w:noVBand="0" w:val="0020"/>
         <w:jc w:val="start"/>
         <w:tblBorders>
-          <w:top w:color="000000" w:space="0" w:val="single" w:sz="6"/>
-          <w:left w:color="000000" w:space="0" w:val="single" w:sz="6"/>
-          <w:bottom w:color="000000" w:space="0" w:val="single" w:sz="6"/>
-          <w:right w:color="000000" w:space="0" w:val="single" w:sz="6"/>
-          <w:insideH w:color="000000" w:space="0" w:val="single" w:sz="6"/>
-          <w:insideV w:color="000000" w:space="0" w:val="single" w:sz="6"/>
+          <w:top w:val="single" w:sz="6" w:color="000000" w:space="0"/>
+          <w:left w:val="single" w:sz="6" w:color="000000" w:space="0"/>
+          <w:bottom w:val="single" w:sz="6" w:color="000000" w:space="0"/>
+          <w:right w:val="single" w:sz="6" w:color="000000" w:space="0"/>
+          <w:insideH w:val="single" w:sz="6" w:color="000000" w:space="0"/>
+          <w:insideV w:val="single" w:sz="6" w:color="000000" w:space="0"/>
         </w:tblBorders>
         <w:tblCellMar>
-          <w:top w:w="57" w:type="dxa"/>
-          <w:left w:w="108" w:type="dxa"/>
-          <w:bottom w:w="57" w:type="dxa"/>
-          <w:right w:w="108" w:type="dxa"/>
+          <w:top w:type="dxa" w:w="57"/>
+          <w:left w:type="dxa" w:w="108"/>
+          <w:bottom w:type="dxa" w:w="57"/>
+          <w:right w:type="dxa" w:w="108"/>
         </w:tblCellMar>
       </w:tblPr>
       <w:tblGrid>
@@ -4376,14 +4376,14 @@
         </w:trPr>
         <w:tc>
           <w:tcPr>
-            <w:shd w:color="auto" w:val="clear" w:fill="E8E8E8"/>
+            <w:shd w:val="clear" w:color="auto" w:fill="E8E8E8"/>
           </w:tcPr>
           <w:p>
             <w:pPr>
               <w:pStyle w:val="Compact"/>
               <w:jc w:val="left"/>
-              <w:ind w:right="0" w:left="0" w:firstLine="0"/>
-              <w:spacing w:after="40" w:line="240" w:lineRule="auto" w:before="40"/>
+              <w:ind w:left="0" w:right="0" w:firstLine="0"/>
+              <w:spacing w:lineRule="auto" w:before="40" w:line="240" w:after="40"/>
             </w:pPr>
             <w:r>
               <w:rPr>
@@ -4395,14 +4395,14 @@
         </w:tc>
         <w:tc>
           <w:tcPr>
-            <w:shd w:color="auto" w:val="clear" w:fill="E8E8E8"/>
+            <w:shd w:val="clear" w:color="auto" w:fill="E8E8E8"/>
           </w:tcPr>
           <w:p>
             <w:pPr>
               <w:pStyle w:val="Compact"/>
               <w:jc w:val="left"/>
-              <w:ind w:right="0" w:left="0" w:firstLine="0"/>
-              <w:spacing w:after="40" w:line="240" w:lineRule="auto" w:before="40"/>
+              <w:ind w:left="0" w:right="0" w:firstLine="0"/>
+              <w:spacing w:lineRule="auto" w:before="40" w:line="240" w:after="40"/>
             </w:pPr>
             <w:r>
               <w:rPr>
@@ -4414,14 +4414,14 @@
         </w:tc>
         <w:tc>
           <w:tcPr>
-            <w:shd w:color="auto" w:val="clear" w:fill="E8E8E8"/>
+            <w:shd w:val="clear" w:color="auto" w:fill="E8E8E8"/>
           </w:tcPr>
           <w:p>
             <w:pPr>
               <w:pStyle w:val="Compact"/>
               <w:jc w:val="left"/>
-              <w:ind w:right="0" w:left="0" w:firstLine="0"/>
-              <w:spacing w:after="40" w:line="240" w:lineRule="auto" w:before="40"/>
+              <w:ind w:left="0" w:right="0" w:firstLine="0"/>
+              <w:spacing w:lineRule="auto" w:before="40" w:line="240" w:after="40"/>
             </w:pPr>
             <w:r>
               <w:rPr>
@@ -4439,8 +4439,8 @@
             <w:pPr>
               <w:pStyle w:val="Compact"/>
               <w:jc w:val="left"/>
-              <w:ind w:right="0" w:left="0" w:firstLine="0"/>
-              <w:spacing w:after="40" w:line="240" w:lineRule="auto" w:before="40"/>
+              <w:ind w:left="0" w:right="0" w:firstLine="0"/>
+              <w:spacing w:lineRule="auto" w:before="40" w:line="240" w:after="40"/>
             </w:pPr>
             <w:r>
               <w:rPr>
@@ -4456,8 +4456,8 @@
             <w:pPr>
               <w:pStyle w:val="Compact"/>
               <w:jc w:val="left"/>
-              <w:ind w:right="0" w:left="0" w:firstLine="0"/>
-              <w:spacing w:after="40" w:line="240" w:lineRule="auto" w:before="40"/>
+              <w:ind w:left="0" w:right="0" w:firstLine="0"/>
+              <w:spacing w:lineRule="auto" w:before="40" w:line="240" w:after="40"/>
             </w:pPr>
             <w:r>
               <w:rPr>
@@ -4473,8 +4473,8 @@
             <w:pPr>
               <w:pStyle w:val="Compact"/>
               <w:jc w:val="left"/>
-              <w:ind w:right="0" w:left="0" w:firstLine="0"/>
-              <w:spacing w:after="40" w:line="240" w:lineRule="auto" w:before="40"/>
+              <w:ind w:left="0" w:right="0" w:firstLine="0"/>
+              <w:spacing w:lineRule="auto" w:before="40" w:line="240" w:after="40"/>
             </w:pPr>
             <w:r>
               <w:t xml:space="preserve">Built-in base model is always loaded</w:t>
@@ -4489,8 +4489,8 @@
             <w:pPr>
               <w:pStyle w:val="Compact"/>
               <w:jc w:val="left"/>
-              <w:ind w:right="0" w:left="0" w:firstLine="0"/>
-              <w:spacing w:after="40" w:line="240" w:lineRule="auto" w:before="40"/>
+              <w:ind w:left="0" w:right="0" w:firstLine="0"/>
+              <w:spacing w:lineRule="auto" w:before="40" w:line="240" w:after="40"/>
             </w:pPr>
             <w:r>
               <w:rPr>
@@ -4506,8 +4506,8 @@
             <w:pPr>
               <w:pStyle w:val="Compact"/>
               <w:jc w:val="left"/>
-              <w:ind w:right="0" w:left="0" w:firstLine="0"/>
-              <w:spacing w:after="40" w:line="240" w:lineRule="auto" w:before="40"/>
+              <w:ind w:left="0" w:right="0" w:firstLine="0"/>
+              <w:spacing w:lineRule="auto" w:before="40" w:line="240" w:after="40"/>
             </w:pPr>
             <w:r>
               <w:rPr>
@@ -4523,8 +4523,8 @@
             <w:pPr>
               <w:pStyle w:val="Compact"/>
               <w:jc w:val="left"/>
-              <w:ind w:right="0" w:left="0" w:firstLine="0"/>
-              <w:spacing w:after="40" w:line="240" w:lineRule="auto" w:before="40"/>
+              <w:ind w:left="0" w:right="0" w:firstLine="0"/>
+              <w:spacing w:lineRule="auto" w:before="40" w:line="240" w:after="40"/>
             </w:pPr>
             <w:r>
               <w:t xml:space="preserve">Also stores</w:t>
@@ -4548,8 +4548,8 @@
             <w:pPr>
               <w:pStyle w:val="Compact"/>
               <w:jc w:val="left"/>
-              <w:ind w:right="0" w:left="0" w:firstLine="0"/>
-              <w:spacing w:after="40" w:line="240" w:lineRule="auto" w:before="40"/>
+              <w:ind w:left="0" w:right="0" w:firstLine="0"/>
+              <w:spacing w:lineRule="auto" w:before="40" w:line="240" w:after="40"/>
             </w:pPr>
             <w:r>
               <w:rPr>
@@ -4565,8 +4565,8 @@
             <w:pPr>
               <w:pStyle w:val="Compact"/>
               <w:jc w:val="left"/>
-              <w:ind w:right="0" w:left="0" w:firstLine="0"/>
-              <w:spacing w:after="40" w:line="240" w:lineRule="auto" w:before="40"/>
+              <w:ind w:left="0" w:right="0" w:firstLine="0"/>
+              <w:spacing w:lineRule="auto" w:before="40" w:line="240" w:after="40"/>
             </w:pPr>
             <w:r>
               <w:rPr>
@@ -4582,8 +4582,8 @@
             <w:pPr>
               <w:pStyle w:val="Compact"/>
               <w:jc w:val="left"/>
-              <w:ind w:right="0" w:left="0" w:firstLine="0"/>
-              <w:spacing w:after="40" w:line="240" w:lineRule="auto" w:before="40"/>
+              <w:ind w:left="0" w:right="0" w:firstLine="0"/>
+              <w:spacing w:lineRule="auto" w:before="40" w:line="240" w:after="40"/>
             </w:pPr>
             <w:r>
               <w:t xml:space="preserve">Overridden by</w:t>
@@ -4674,12 +4674,12 @@
     </w:p>
     <w:p>
       <w:pPr>
-        <w:spacing w:lineRule="exact" w:before="0" w:after="0" w:line="20"/>
+        <w:spacing w:before="0" w:after="0" w:lineRule="exact" w:line="20"/>
         <w:rPr>
           <w:sz w:val="2"/>
         </w:rPr>
       </w:pPr>
-      <w:bookmarkStart w:id="78709" w:name="listing-src-specification-pattern"/>
+      <w:bookmarkStart w:name="listing-src-specification-pattern" w:id="78709"/>
       <w:bookmarkEnd w:id="78709"/>
     </w:p>
     <w:p>
@@ -4765,12 +4765,12 @@
     </w:p>
     <w:p>
       <w:pPr>
-        <w:spacing w:lineRule="exact" w:before="0" w:after="0" w:line="20"/>
+        <w:spacing w:before="0" w:after="0" w:lineRule="exact" w:line="20"/>
         <w:rPr>
           <w:sz w:val="2"/>
         </w:rPr>
       </w:pPr>
-      <w:bookmarkStart w:id="57333" w:name="listing-src-object-pattern"/>
+      <w:bookmarkStart w:name="listing-src-object-pattern" w:id="57333"/>
       <w:bookmarkEnd w:id="57333"/>
     </w:p>
     <w:p>
@@ -4962,12 +4962,12 @@
     </w:p>
     <w:p>
       <w:pPr>
-        <w:spacing w:lineRule="exact" w:before="0" w:after="0" w:line="20"/>
+        <w:spacing w:before="0" w:after="0" w:lineRule="exact" w:line="20"/>
         <w:rPr>
           <w:sz w:val="2"/>
         </w:rPr>
       </w:pPr>
-      <w:bookmarkStart w:id="68927" w:name="listing-src-section-close"/>
+      <w:bookmarkStart w:name="listing-src-section-close" w:id="68927"/>
       <w:bookmarkEnd w:id="68927"/>
     </w:p>
     <w:p>
@@ -5148,12 +5148,12 @@
     </w:p>
     <w:p>
       <w:pPr>
-        <w:spacing w:lineRule="exact" w:before="0" w:after="0" w:line="20"/>
+        <w:spacing w:before="0" w:after="0" w:lineRule="exact" w:line="20"/>
         <w:rPr>
           <w:sz w:val="2"/>
         </w:rPr>
       </w:pPr>
-      <w:bookmarkStart w:id="89902" w:name="listing-src-attribute-pattern"/>
+      <w:bookmarkStart w:name="listing-src-attribute-pattern" w:id="89902"/>
       <w:bookmarkEnd w:id="89902"/>
     </w:p>
     <w:p>
@@ -5488,12 +5488,12 @@
     </w:p>
     <w:p>
       <w:pPr>
-        <w:spacing w:lineRule="exact" w:before="0" w:after="0" w:line="20"/>
+        <w:spacing w:before="0" w:after="0" w:lineRule="exact" w:line="20"/>
         <w:rPr>
           <w:sz w:val="2"/>
         </w:rPr>
       </w:pPr>
-      <w:bookmarkStart w:id="55431" w:name="listing-src-plantuml-float-syntax"/>
+      <w:bookmarkStart w:name="listing-src-plantuml-float-syntax" w:id="55431"/>
       <w:bookmarkEnd w:id="55431"/>
     </w:p>
     <w:p>
@@ -5595,12 +5595,12 @@
     </w:p>
     <w:p>
       <w:pPr>
-        <w:spacing w:lineRule="exact" w:before="0" w:after="0" w:line="20"/>
+        <w:spacing w:before="0" w:after="0" w:lineRule="exact" w:line="20"/>
         <w:rPr>
           <w:sz w:val="2"/>
         </w:rPr>
       </w:pPr>
-      <w:bookmarkStart w:id="10374" w:name="listing-src-table-float-syntax"/>
+      <w:bookmarkStart w:name="listing-src-table-float-syntax" w:id="10374"/>
       <w:bookmarkEnd w:id="10374"/>
     </w:p>
     <w:p>
@@ -5749,12 +5749,12 @@
     </w:p>
     <w:p>
       <w:pPr>
-        <w:spacing w:lineRule="exact" w:before="0" w:after="0" w:line="20"/>
+        <w:spacing w:before="0" w:after="0" w:lineRule="exact" w:line="20"/>
         <w:rPr>
           <w:sz w:val="2"/>
         </w:rPr>
       </w:pPr>
-      <w:bookmarkStart w:id="55086" w:name="listing-src-csv-float-syntax"/>
+      <w:bookmarkStart w:name="listing-src-csv-float-syntax" w:id="55086"/>
       <w:bookmarkEnd w:id="55086"/>
     </w:p>
     <w:p>
@@ -5932,12 +5932,12 @@
     </w:p>
     <w:p>
       <w:pPr>
-        <w:spacing w:lineRule="exact" w:before="0" w:after="0" w:line="20"/>
+        <w:spacing w:before="0" w:after="0" w:lineRule="exact" w:line="20"/>
         <w:rPr>
           <w:sz w:val="2"/>
         </w:rPr>
       </w:pPr>
-      <w:bookmarkStart w:id="69456" w:name="listing-src-listing-float-syntax"/>
+      <w:bookmarkStart w:name="listing-src-listing-float-syntax" w:id="69456"/>
       <w:bookmarkEnd w:id="69456"/>
     </w:p>
     <w:p>
@@ -6083,12 +6083,12 @@
     </w:p>
     <w:p>
       <w:pPr>
-        <w:spacing w:lineRule="exact" w:before="0" w:after="0" w:line="20"/>
+        <w:spacing w:before="0" w:after="0" w:lineRule="exact" w:line="20"/>
         <w:rPr>
           <w:sz w:val="2"/>
         </w:rPr>
       </w:pPr>
-      <w:bookmarkStart w:id="31094" w:name="listing-src-chart-float-syntax"/>
+      <w:bookmarkStart w:name="listing-src-chart-float-syntax" w:id="31094"/>
       <w:bookmarkEnd w:id="31094"/>
     </w:p>
     <w:p>
@@ -6259,12 +6259,12 @@
     </w:p>
     <w:p>
       <w:pPr>
-        <w:spacing w:lineRule="exact" w:before="0" w:after="0" w:line="20"/>
+        <w:spacing w:before="0" w:after="0" w:lineRule="exact" w:line="20"/>
         <w:rPr>
           <w:sz w:val="2"/>
         </w:rPr>
       </w:pPr>
-      <w:bookmarkStart w:id="22760" w:name="listing-src-math-float-syntax"/>
+      <w:bookmarkStart w:name="listing-src-math-float-syntax" w:id="22760"/>
       <w:bookmarkEnd w:id="22760"/>
     </w:p>
     <w:p>
@@ -6381,12 +6381,12 @@
     </w:p>
     <w:p>
       <w:pPr>
-        <w:spacing w:lineRule="exact" w:before="0" w:after="0" w:line="20"/>
+        <w:spacing w:before="0" w:after="0" w:lineRule="exact" w:line="20"/>
         <w:rPr>
           <w:sz w:val="2"/>
         </w:rPr>
       </w:pPr>
-      <w:bookmarkStart w:id="95403" w:name="csv-tbl-float-syntax"/>
+      <w:bookmarkStart w:name="csv-tbl-float-syntax" w:id="95403"/>
       <w:bookmarkEnd w:id="95403"/>
     </w:p>
     <w:p>
@@ -6423,18 +6423,18 @@
         <w:tblLook w:firstRow="1" w:lastRow="0" w:firstColumn="0" w:lastColumn="0" w:noHBand="0" w:noVBand="0" w:val="0020"/>
         <w:jc w:val="start"/>
         <w:tblBorders>
-          <w:top w:color="000000" w:space="0" w:val="single" w:sz="6"/>
-          <w:left w:color="000000" w:space="0" w:val="single" w:sz="6"/>
-          <w:bottom w:color="000000" w:space="0" w:val="single" w:sz="6"/>
-          <w:right w:color="000000" w:space="0" w:val="single" w:sz="6"/>
-          <w:insideH w:color="000000" w:space="0" w:val="single" w:sz="6"/>
-          <w:insideV w:color="000000" w:space="0" w:val="single" w:sz="6"/>
+          <w:top w:val="single" w:sz="6" w:color="000000" w:space="0"/>
+          <w:left w:val="single" w:sz="6" w:color="000000" w:space="0"/>
+          <w:bottom w:val="single" w:sz="6" w:color="000000" w:space="0"/>
+          <w:right w:val="single" w:sz="6" w:color="000000" w:space="0"/>
+          <w:insideH w:val="single" w:sz="6" w:color="000000" w:space="0"/>
+          <w:insideV w:val="single" w:sz="6" w:color="000000" w:space="0"/>
         </w:tblBorders>
         <w:tblCellMar>
-          <w:top w:w="57" w:type="dxa"/>
-          <w:left w:w="108" w:type="dxa"/>
-          <w:bottom w:w="57" w:type="dxa"/>
-          <w:right w:w="108" w:type="dxa"/>
+          <w:top w:type="dxa" w:w="57"/>
+          <w:left w:type="dxa" w:w="108"/>
+          <w:bottom w:type="dxa" w:w="57"/>
+          <w:right w:type="dxa" w:w="108"/>
         </w:tblCellMar>
       </w:tblPr>
       <w:tblGrid>
@@ -6447,14 +6447,14 @@
         </w:trPr>
         <w:tc>
           <w:tcPr>
-            <w:shd w:color="auto" w:val="clear" w:fill="E8E8E8"/>
+            <w:shd w:val="clear" w:color="auto" w:fill="E8E8E8"/>
           </w:tcPr>
           <w:p>
             <w:pPr>
               <w:pStyle w:val="Compact"/>
               <w:jc w:val="left"/>
-              <w:ind w:right="0" w:left="0" w:firstLine="0"/>
-              <w:spacing w:after="40" w:line="240" w:lineRule="auto" w:before="40"/>
+              <w:ind w:left="0" w:right="0" w:firstLine="0"/>
+              <w:spacing w:lineRule="auto" w:before="40" w:line="240" w:after="40"/>
             </w:pPr>
             <w:r>
               <w:rPr>
@@ -6466,14 +6466,14 @@
         </w:tc>
         <w:tc>
           <w:tcPr>
-            <w:shd w:color="auto" w:val="clear" w:fill="E8E8E8"/>
+            <w:shd w:val="clear" w:color="auto" w:fill="E8E8E8"/>
           </w:tcPr>
           <w:p>
             <w:pPr>
               <w:pStyle w:val="Compact"/>
               <w:jc w:val="left"/>
-              <w:ind w:right="0" w:left="0" w:firstLine="0"/>
-              <w:spacing w:after="40" w:line="240" w:lineRule="auto" w:before="40"/>
+              <w:ind w:left="0" w:right="0" w:firstLine="0"/>
+              <w:spacing w:lineRule="auto" w:before="40" w:line="240" w:after="40"/>
             </w:pPr>
             <w:r>
               <w:rPr>
@@ -6491,8 +6491,8 @@
             <w:pPr>
               <w:pStyle w:val="Compact"/>
               <w:jc w:val="left"/>
-              <w:ind w:right="0" w:left="0" w:firstLine="0"/>
-              <w:spacing w:after="40" w:line="240" w:lineRule="auto" w:before="40"/>
+              <w:ind w:left="0" w:right="0" w:firstLine="0"/>
+              <w:spacing w:lineRule="auto" w:before="40" w:line="240" w:after="40"/>
             </w:pPr>
             <w:r>
               <w:rPr>
@@ -6508,8 +6508,8 @@
             <w:pPr>
               <w:pStyle w:val="Compact"/>
               <w:jc w:val="left"/>
-              <w:ind w:right="0" w:left="0" w:firstLine="0"/>
-              <w:spacing w:after="40" w:line="240" w:lineRule="auto" w:before="40"/>
+              <w:ind w:left="0" w:right="0" w:firstLine="0"/>
+              <w:spacing w:lineRule="auto" w:before="40" w:line="240" w:after="40"/>
             </w:pPr>
             <w:r>
               <w:t xml:space="preserve">Float type identifier (for example</w:t>
@@ -6608,8 +6608,8 @@
             <w:pPr>
               <w:pStyle w:val="Compact"/>
               <w:jc w:val="left"/>
-              <w:ind w:right="0" w:left="0" w:firstLine="0"/>
-              <w:spacing w:after="40" w:line="240" w:lineRule="auto" w:before="40"/>
+              <w:ind w:left="0" w:right="0" w:firstLine="0"/>
+              <w:spacing w:lineRule="auto" w:before="40" w:line="240" w:after="40"/>
             </w:pPr>
             <w:r>
               <w:rPr>
@@ -6625,8 +6625,8 @@
             <w:pPr>
               <w:pStyle w:val="Compact"/>
               <w:jc w:val="left"/>
-              <w:ind w:right="0" w:left="0" w:firstLine="0"/>
-              <w:spacing w:after="40" w:line="240" w:lineRule="auto" w:before="40"/>
+              <w:ind w:left="0" w:right="0" w:firstLine="0"/>
+              <w:spacing w:lineRule="auto" w:before="40" w:line="240" w:after="40"/>
             </w:pPr>
             <w:r>
               <w:t xml:space="preserve">Optional language hint for syntax highlighting</w:t>
@@ -6641,8 +6641,8 @@
             <w:pPr>
               <w:pStyle w:val="Compact"/>
               <w:jc w:val="left"/>
-              <w:ind w:right="0" w:left="0" w:firstLine="0"/>
-              <w:spacing w:after="40" w:line="240" w:lineRule="auto" w:before="40"/>
+              <w:ind w:left="0" w:right="0" w:firstLine="0"/>
+              <w:spacing w:lineRule="auto" w:before="40" w:line="240" w:after="40"/>
             </w:pPr>
             <w:r>
               <w:rPr>
@@ -6658,8 +6658,8 @@
             <w:pPr>
               <w:pStyle w:val="Compact"/>
               <w:jc w:val="left"/>
-              <w:ind w:right="0" w:left="0" w:firstLine="0"/>
-              <w:spacing w:after="40" w:line="240" w:lineRule="auto" w:before="40"/>
+              <w:ind w:left="0" w:right="0" w:firstLine="0"/>
+              <w:spacing w:lineRule="auto" w:before="40" w:line="240" w:after="40"/>
             </w:pPr>
             <w:r>
               <w:t xml:space="preserve">Float label for cross-referencing; must be unique within the specification</w:t>
@@ -6674,8 +6674,8 @@
             <w:pPr>
               <w:pStyle w:val="Compact"/>
               <w:jc w:val="left"/>
-              <w:ind w:right="0" w:left="0" w:firstLine="0"/>
-              <w:spacing w:after="40" w:line="240" w:lineRule="auto" w:before="40"/>
+              <w:ind w:left="0" w:right="0" w:firstLine="0"/>
+              <w:spacing w:lineRule="auto" w:before="40" w:line="240" w:after="40"/>
             </w:pPr>
             <w:r>
               <w:rPr>
@@ -6691,8 +6691,8 @@
             <w:pPr>
               <w:pStyle w:val="Compact"/>
               <w:jc w:val="left"/>
-              <w:ind w:right="0" w:left="0" w:firstLine="0"/>
-              <w:spacing w:after="40" w:line="240" w:lineRule="auto" w:before="40"/>
+              <w:ind w:left="0" w:right="0" w:firstLine="0"/>
+              <w:spacing w:lineRule="auto" w:before="40" w:line="240" w:after="40"/>
             </w:pPr>
             <w:r>
               <w:t xml:space="preserve">Key-value attributes; common attribute:</w:t>
@@ -6793,12 +6793,12 @@
     </w:p>
     <w:p>
       <w:pPr>
-        <w:spacing w:lineRule="exact" w:before="0" w:after="0" w:line="20"/>
+        <w:spacing w:before="0" w:after="0" w:lineRule="exact" w:line="20"/>
         <w:rPr>
           <w:sz w:val="2"/>
         </w:rPr>
       </w:pPr>
-      <w:bookmarkStart w:id="48255" w:name="csv-tbl-selectors"/>
+      <w:bookmarkStart w:name="csv-tbl-selectors" w:id="48255"/>
       <w:bookmarkEnd w:id="48255"/>
     </w:p>
     <w:p>
@@ -6835,18 +6835,18 @@
         <w:tblLook w:firstRow="1" w:lastRow="0" w:firstColumn="0" w:lastColumn="0" w:noHBand="0" w:noVBand="0" w:val="0020"/>
         <w:jc w:val="start"/>
         <w:tblBorders>
-          <w:top w:color="000000" w:space="0" w:val="single" w:sz="6"/>
-          <w:left w:color="000000" w:space="0" w:val="single" w:sz="6"/>
-          <w:bottom w:color="000000" w:space="0" w:val="single" w:sz="6"/>
-          <w:right w:color="000000" w:space="0" w:val="single" w:sz="6"/>
-          <w:insideH w:color="000000" w:space="0" w:val="single" w:sz="6"/>
-          <w:insideV w:color="000000" w:space="0" w:val="single" w:sz="6"/>
+          <w:top w:val="single" w:sz="6" w:color="000000" w:space="0"/>
+          <w:left w:val="single" w:sz="6" w:color="000000" w:space="0"/>
+          <w:bottom w:val="single" w:sz="6" w:color="000000" w:space="0"/>
+          <w:right w:val="single" w:sz="6" w:color="000000" w:space="0"/>
+          <w:insideH w:val="single" w:sz="6" w:color="000000" w:space="0"/>
+          <w:insideV w:val="single" w:sz="6" w:color="000000" w:space="0"/>
         </w:tblBorders>
         <w:tblCellMar>
-          <w:top w:w="57" w:type="dxa"/>
-          <w:left w:w="108" w:type="dxa"/>
-          <w:bottom w:w="57" w:type="dxa"/>
-          <w:right w:w="108" w:type="dxa"/>
+          <w:top w:type="dxa" w:w="57"/>
+          <w:left w:type="dxa" w:w="108"/>
+          <w:bottom w:type="dxa" w:w="57"/>
+          <w:right w:type="dxa" w:w="108"/>
         </w:tblCellMar>
       </w:tblPr>
       <w:tblGrid>
@@ -6860,14 +6860,14 @@
         </w:trPr>
         <w:tc>
           <w:tcPr>
-            <w:shd w:color="auto" w:val="clear" w:fill="E8E8E8"/>
+            <w:shd w:val="clear" w:color="auto" w:fill="E8E8E8"/>
           </w:tcPr>
           <w:p>
             <w:pPr>
               <w:pStyle w:val="Compact"/>
               <w:jc w:val="left"/>
-              <w:ind w:right="0" w:left="0" w:firstLine="0"/>
-              <w:spacing w:after="40" w:line="240" w:lineRule="auto" w:before="40"/>
+              <w:ind w:left="0" w:right="0" w:firstLine="0"/>
+              <w:spacing w:lineRule="auto" w:before="40" w:line="240" w:after="40"/>
             </w:pPr>
             <w:r>
               <w:rPr>
@@ -6879,14 +6879,14 @@
         </w:tc>
         <w:tc>
           <w:tcPr>
-            <w:shd w:color="auto" w:val="clear" w:fill="E8E8E8"/>
+            <w:shd w:val="clear" w:color="auto" w:fill="E8E8E8"/>
           </w:tcPr>
           <w:p>
             <w:pPr>
               <w:pStyle w:val="Compact"/>
               <w:jc w:val="left"/>
-              <w:ind w:right="0" w:left="0" w:firstLine="0"/>
-              <w:spacing w:after="40" w:line="240" w:lineRule="auto" w:before="40"/>
+              <w:ind w:left="0" w:right="0" w:firstLine="0"/>
+              <w:spacing w:lineRule="auto" w:before="40" w:line="240" w:after="40"/>
             </w:pPr>
             <w:r>
               <w:rPr>
@@ -6898,14 +6898,14 @@
         </w:tc>
         <w:tc>
           <w:tcPr>
-            <w:shd w:color="auto" w:val="clear" w:fill="E8E8E8"/>
+            <w:shd w:val="clear" w:color="auto" w:fill="E8E8E8"/>
           </w:tcPr>
           <w:p>
             <w:pPr>
               <w:pStyle w:val="Compact"/>
               <w:jc w:val="left"/>
-              <w:ind w:right="0" w:left="0" w:firstLine="0"/>
-              <w:spacing w:after="40" w:line="240" w:lineRule="auto" w:before="40"/>
+              <w:ind w:left="0" w:right="0" w:firstLine="0"/>
+              <w:spacing w:lineRule="auto" w:before="40" w:line="240" w:after="40"/>
             </w:pPr>
             <w:r>
               <w:rPr>
@@ -6923,8 +6923,8 @@
             <w:pPr>
               <w:pStyle w:val="Compact"/>
               <w:jc w:val="left"/>
-              <w:ind w:right="0" w:left="0" w:firstLine="0"/>
-              <w:spacing w:after="40" w:line="240" w:lineRule="auto" w:before="40"/>
+              <w:ind w:left="0" w:right="0" w:firstLine="0"/>
+              <w:spacing w:lineRule="auto" w:before="40" w:line="240" w:after="40"/>
             </w:pPr>
             <w:r>
               <w:rPr>
@@ -6940,8 +6940,8 @@
             <w:pPr>
               <w:pStyle w:val="Compact"/>
               <w:jc w:val="left"/>
-              <w:ind w:right="0" w:left="0" w:firstLine="0"/>
-              <w:spacing w:after="40" w:line="240" w:lineRule="auto" w:before="40"/>
+              <w:ind w:left="0" w:right="0" w:firstLine="0"/>
+              <w:spacing w:lineRule="auto" w:before="40" w:line="240" w:after="40"/>
             </w:pPr>
             <w:r>
               <w:rPr>
@@ -6963,8 +6963,8 @@
             <w:pPr>
               <w:pStyle w:val="Compact"/>
               <w:jc w:val="left"/>
-              <w:ind w:right="0" w:left="0" w:firstLine="0"/>
-              <w:spacing w:after="40" w:line="240" w:lineRule="auto" w:before="40"/>
+              <w:ind w:left="0" w:right="0" w:firstLine="0"/>
+              <w:spacing w:lineRule="auto" w:before="40" w:line="240" w:after="40"/>
             </w:pPr>
             <w:r>
               <w:t xml:space="preserve">PID lookup: same-spec first, then cross-document fallback</w:t>
@@ -6979,8 +6979,8 @@
             <w:pPr>
               <w:pStyle w:val="Compact"/>
               <w:jc w:val="left"/>
-              <w:ind w:right="0" w:left="0" w:firstLine="0"/>
-              <w:spacing w:after="40" w:line="240" w:lineRule="auto" w:before="40"/>
+              <w:ind w:left="0" w:right="0" w:firstLine="0"/>
+              <w:spacing w:lineRule="auto" w:before="40" w:line="240" w:after="40"/>
             </w:pPr>
             <w:r>
               <w:rPr>
@@ -6996,8 +6996,8 @@
             <w:pPr>
               <w:pStyle w:val="Compact"/>
               <w:jc w:val="left"/>
-              <w:ind w:right="0" w:left="0" w:firstLine="0"/>
-              <w:spacing w:after="40" w:line="240" w:lineRule="auto" w:before="40"/>
+              <w:ind w:left="0" w:right="0" w:firstLine="0"/>
+              <w:spacing w:lineRule="auto" w:before="40" w:line="240" w:after="40"/>
             </w:pPr>
             <w:r>
               <w:rPr>
@@ -7019,8 +7019,8 @@
             <w:pPr>
               <w:pStyle w:val="Compact"/>
               <w:jc w:val="left"/>
-              <w:ind w:right="0" w:left="0" w:firstLine="0"/>
-              <w:spacing w:after="40" w:line="240" w:lineRule="auto" w:before="40"/>
+              <w:ind w:left="0" w:right="0" w:firstLine="0"/>
+              <w:spacing w:lineRule="auto" w:before="40" w:line="240" w:after="40"/>
             </w:pPr>
             <w:r>
               <w:t xml:space="preserve">Scoped label resolution: local scope, then same-spec, then global</w:t>
@@ -7035,8 +7035,8 @@
             <w:pPr>
               <w:pStyle w:val="Compact"/>
               <w:jc w:val="left"/>
-              <w:ind w:right="0" w:left="0" w:firstLine="0"/>
-              <w:spacing w:after="40" w:line="240" w:lineRule="auto" w:before="40"/>
+              <w:ind w:left="0" w:right="0" w:firstLine="0"/>
+              <w:spacing w:lineRule="auto" w:before="40" w:line="240" w:after="40"/>
             </w:pPr>
             <w:r>
               <w:rPr>
@@ -7052,8 +7052,8 @@
             <w:pPr>
               <w:pStyle w:val="Compact"/>
               <w:jc w:val="left"/>
-              <w:ind w:right="0" w:left="0" w:firstLine="0"/>
-              <w:spacing w:after="40" w:line="240" w:lineRule="auto" w:before="40"/>
+              <w:ind w:left="0" w:right="0" w:firstLine="0"/>
+              <w:spacing w:lineRule="auto" w:before="40" w:line="240" w:after="40"/>
             </w:pPr>
             <w:r>
               <w:t xml:space="preserve">XREF_CITATION</w:t>
@@ -7066,8 +7066,8 @@
             <w:pPr>
               <w:pStyle w:val="Compact"/>
               <w:jc w:val="left"/>
-              <w:ind w:right="0" w:left="0" w:firstLine="0"/>
-              <w:spacing w:after="40" w:line="240" w:lineRule="auto" w:before="40"/>
+              <w:ind w:left="0" w:right="0" w:firstLine="0"/>
+              <w:spacing w:lineRule="auto" w:before="40" w:line="240" w:after="40"/>
             </w:pPr>
             <w:r>
               <w:t xml:space="preserve">Rewritten to pandoc Cite element (parenthetical)</w:t>
@@ -7082,8 +7082,8 @@
             <w:pPr>
               <w:pStyle w:val="Compact"/>
               <w:jc w:val="left"/>
-              <w:ind w:right="0" w:left="0" w:firstLine="0"/>
-              <w:spacing w:after="40" w:line="240" w:lineRule="auto" w:before="40"/>
+              <w:ind w:left="0" w:right="0" w:firstLine="0"/>
+              <w:spacing w:lineRule="auto" w:before="40" w:line="240" w:after="40"/>
             </w:pPr>
             <w:r>
               <w:rPr>
@@ -7099,8 +7099,8 @@
             <w:pPr>
               <w:pStyle w:val="Compact"/>
               <w:jc w:val="left"/>
-              <w:ind w:right="0" w:left="0" w:firstLine="0"/>
-              <w:spacing w:after="40" w:line="240" w:lineRule="auto" w:before="40"/>
+              <w:ind w:left="0" w:right="0" w:firstLine="0"/>
+              <w:spacing w:lineRule="auto" w:before="40" w:line="240" w:after="40"/>
             </w:pPr>
             <w:r>
               <w:t xml:space="preserve">XREF_CITATION</w:t>
@@ -7113,8 +7113,8 @@
             <w:pPr>
               <w:pStyle w:val="Compact"/>
               <w:jc w:val="left"/>
-              <w:ind w:right="0" w:left="0" w:firstLine="0"/>
-              <w:spacing w:after="40" w:line="240" w:lineRule="auto" w:before="40"/>
+              <w:ind w:left="0" w:right="0" w:firstLine="0"/>
+              <w:spacing w:lineRule="auto" w:before="40" w:line="240" w:after="40"/>
             </w:pPr>
             <w:r>
               <w:t xml:space="preserve">Rewritten to pandoc Cite element (in-text)</w:t>
@@ -7148,12 +7148,12 @@
     </w:p>
     <w:p>
       <w:pPr>
-        <w:spacing w:lineRule="exact" w:before="0" w:after="0" w:line="20"/>
+        <w:spacing w:before="0" w:after="0" w:lineRule="exact" w:line="20"/>
         <w:rPr>
           <w:sz w:val="2"/>
         </w:rPr>
       </w:pPr>
-      <w:bookmarkStart w:id="65471" w:name="csv-tbl-relation-syntax"/>
+      <w:bookmarkStart w:name="csv-tbl-relation-syntax" w:id="65471"/>
       <w:bookmarkEnd w:id="65471"/>
     </w:p>
     <w:p>
@@ -7190,18 +7190,18 @@
         <w:tblLook w:firstRow="1" w:lastRow="0" w:firstColumn="0" w:lastColumn="0" w:noHBand="0" w:noVBand="0" w:val="0020"/>
         <w:jc w:val="start"/>
         <w:tblBorders>
-          <w:top w:color="000000" w:space="0" w:val="single" w:sz="6"/>
-          <w:left w:color="000000" w:space="0" w:val="single" w:sz="6"/>
-          <w:bottom w:color="000000" w:space="0" w:val="single" w:sz="6"/>
-          <w:right w:color="000000" w:space="0" w:val="single" w:sz="6"/>
-          <w:insideH w:color="000000" w:space="0" w:val="single" w:sz="6"/>
-          <w:insideV w:color="000000" w:space="0" w:val="single" w:sz="6"/>
+          <w:top w:val="single" w:sz="6" w:color="000000" w:space="0"/>
+          <w:left w:val="single" w:sz="6" w:color="000000" w:space="0"/>
+          <w:bottom w:val="single" w:sz="6" w:color="000000" w:space="0"/>
+          <w:right w:val="single" w:sz="6" w:color="000000" w:space="0"/>
+          <w:insideH w:val="single" w:sz="6" w:color="000000" w:space="0"/>
+          <w:insideV w:val="single" w:sz="6" w:color="000000" w:space="0"/>
         </w:tblBorders>
         <w:tblCellMar>
-          <w:top w:w="57" w:type="dxa"/>
-          <w:left w:w="108" w:type="dxa"/>
-          <w:bottom w:w="57" w:type="dxa"/>
-          <w:right w:w="108" w:type="dxa"/>
+          <w:top w:type="dxa" w:w="57"/>
+          <w:left w:type="dxa" w:w="108"/>
+          <w:bottom w:type="dxa" w:w="57"/>
+          <w:right w:type="dxa" w:w="108"/>
         </w:tblCellMar>
       </w:tblPr>
       <w:tblGrid>
@@ -7215,14 +7215,14 @@
         </w:trPr>
         <w:tc>
           <w:tcPr>
-            <w:shd w:color="auto" w:val="clear" w:fill="E8E8E8"/>
+            <w:shd w:val="clear" w:color="auto" w:fill="E8E8E8"/>
           </w:tcPr>
           <w:p>
             <w:pPr>
               <w:pStyle w:val="Compact"/>
               <w:jc w:val="left"/>
-              <w:ind w:right="0" w:left="0" w:firstLine="0"/>
-              <w:spacing w:after="40" w:line="240" w:lineRule="auto" w:before="40"/>
+              <w:ind w:left="0" w:right="0" w:firstLine="0"/>
+              <w:spacing w:lineRule="auto" w:before="40" w:line="240" w:after="40"/>
             </w:pPr>
             <w:r>
               <w:rPr>
@@ -7234,14 +7234,14 @@
         </w:tc>
         <w:tc>
           <w:tcPr>
-            <w:shd w:color="auto" w:val="clear" w:fill="E8E8E8"/>
+            <w:shd w:val="clear" w:color="auto" w:fill="E8E8E8"/>
           </w:tcPr>
           <w:p>
             <w:pPr>
               <w:pStyle w:val="Compact"/>
               <w:jc w:val="left"/>
-              <w:ind w:right="0" w:left="0" w:firstLine="0"/>
-              <w:spacing w:after="40" w:line="240" w:lineRule="auto" w:before="40"/>
+              <w:ind w:left="0" w:right="0" w:firstLine="0"/>
+              <w:spacing w:lineRule="auto" w:before="40" w:line="240" w:after="40"/>
             </w:pPr>
             <w:r>
               <w:rPr>
@@ -7253,14 +7253,14 @@
         </w:tc>
         <w:tc>
           <w:tcPr>
-            <w:shd w:color="auto" w:val="clear" w:fill="E8E8E8"/>
+            <w:shd w:val="clear" w:color="auto" w:fill="E8E8E8"/>
           </w:tcPr>
           <w:p>
             <w:pPr>
               <w:pStyle w:val="Compact"/>
               <w:jc w:val="left"/>
-              <w:ind w:right="0" w:left="0" w:firstLine="0"/>
-              <w:spacing w:after="40" w:line="240" w:lineRule="auto" w:before="40"/>
+              <w:ind w:left="0" w:right="0" w:firstLine="0"/>
+              <w:spacing w:lineRule="auto" w:before="40" w:line="240" w:after="40"/>
             </w:pPr>
             <w:r>
               <w:rPr>
@@ -7278,8 +7278,8 @@
             <w:pPr>
               <w:pStyle w:val="Compact"/>
               <w:jc w:val="left"/>
-              <w:ind w:right="0" w:left="0" w:firstLine="0"/>
-              <w:spacing w:after="40" w:line="240" w:lineRule="auto" w:before="40"/>
+              <w:ind w:left="0" w:right="0" w:firstLine="0"/>
+              <w:spacing w:lineRule="auto" w:before="40" w:line="240" w:after="40"/>
             </w:pPr>
             <w:r>
               <w:rPr>
@@ -7295,8 +7295,8 @@
             <w:pPr>
               <w:pStyle w:val="Compact"/>
               <w:jc w:val="left"/>
-              <w:ind w:right="0" w:left="0" w:firstLine="0"/>
-              <w:spacing w:after="40" w:line="240" w:lineRule="auto" w:before="40"/>
+              <w:ind w:left="0" w:right="0" w:firstLine="0"/>
+              <w:spacing w:lineRule="auto" w:before="40" w:line="240" w:after="40"/>
             </w:pPr>
             <w:r>
               <w:rPr>
@@ -7312,8 +7312,8 @@
             <w:pPr>
               <w:pStyle w:val="Compact"/>
               <w:jc w:val="left"/>
-              <w:ind w:right="0" w:left="0" w:firstLine="0"/>
-              <w:spacing w:after="40" w:line="240" w:lineRule="auto" w:before="40"/>
+              <w:ind w:left="0" w:right="0" w:firstLine="0"/>
+              <w:spacing w:lineRule="auto" w:before="40" w:line="240" w:after="40"/>
             </w:pPr>
             <w:r>
               <w:t xml:space="preserve">Reference by PID</w:t>
@@ -7328,8 +7328,8 @@
             <w:pPr>
               <w:pStyle w:val="Compact"/>
               <w:jc w:val="left"/>
-              <w:ind w:right="0" w:left="0" w:firstLine="0"/>
-              <w:spacing w:after="40" w:line="240" w:lineRule="auto" w:before="40"/>
+              <w:ind w:left="0" w:right="0" w:firstLine="0"/>
+              <w:spacing w:lineRule="auto" w:before="40" w:line="240" w:after="40"/>
             </w:pPr>
             <w:r>
               <w:rPr>
@@ -7345,8 +7345,8 @@
             <w:pPr>
               <w:pStyle w:val="Compact"/>
               <w:jc w:val="left"/>
-              <w:ind w:right="0" w:left="0" w:firstLine="0"/>
-              <w:spacing w:after="40" w:line="240" w:lineRule="auto" w:before="40"/>
+              <w:ind w:left="0" w:right="0" w:firstLine="0"/>
+              <w:spacing w:lineRule="auto" w:before="40" w:line="240" w:after="40"/>
             </w:pPr>
             <w:r>
               <w:rPr>
@@ -7362,8 +7362,8 @@
             <w:pPr>
               <w:pStyle w:val="Compact"/>
               <w:jc w:val="left"/>
-              <w:ind w:right="0" w:left="0" w:firstLine="0"/>
-              <w:spacing w:after="40" w:line="240" w:lineRule="auto" w:before="40"/>
+              <w:ind w:left="0" w:right="0" w:firstLine="0"/>
+              <w:spacing w:lineRule="auto" w:before="40" w:line="240" w:after="40"/>
             </w:pPr>
             <w:r>
               <w:t xml:space="preserve">Typed float reference</w:t>
@@ -7378,8 +7378,8 @@
             <w:pPr>
               <w:pStyle w:val="Compact"/>
               <w:jc w:val="left"/>
-              <w:ind w:right="0" w:left="0" w:firstLine="0"/>
-              <w:spacing w:after="40" w:line="240" w:lineRule="auto" w:before="40"/>
+              <w:ind w:left="0" w:right="0" w:firstLine="0"/>
+              <w:spacing w:lineRule="auto" w:before="40" w:line="240" w:after="40"/>
             </w:pPr>
             <w:r>
               <w:rPr>
@@ -7395,8 +7395,8 @@
             <w:pPr>
               <w:pStyle w:val="Compact"/>
               <w:jc w:val="left"/>
-              <w:ind w:right="0" w:left="0" w:firstLine="0"/>
-              <w:spacing w:after="40" w:line="240" w:lineRule="auto" w:before="40"/>
+              <w:ind w:left="0" w:right="0" w:firstLine="0"/>
+              <w:spacing w:lineRule="auto" w:before="40" w:line="240" w:after="40"/>
             </w:pPr>
             <w:r>
               <w:rPr>
@@ -7412,8 +7412,8 @@
             <w:pPr>
               <w:pStyle w:val="Compact"/>
               <w:jc w:val="left"/>
-              <w:ind w:right="0" w:left="0" w:firstLine="0"/>
-              <w:spacing w:after="40" w:line="240" w:lineRule="auto" w:before="40"/>
+              <w:ind w:left="0" w:right="0" w:firstLine="0"/>
+              <w:spacing w:lineRule="auto" w:before="40" w:line="240" w:after="40"/>
             </w:pPr>
             <w:r>
               <w:t xml:space="preserve">Scoped float reference</w:t>
@@ -7428,8 +7428,8 @@
             <w:pPr>
               <w:pStyle w:val="Compact"/>
               <w:jc w:val="left"/>
-              <w:ind w:right="0" w:left="0" w:firstLine="0"/>
-              <w:spacing w:after="40" w:line="240" w:lineRule="auto" w:before="40"/>
+              <w:ind w:left="0" w:right="0" w:firstLine="0"/>
+              <w:spacing w:lineRule="auto" w:before="40" w:line="240" w:after="40"/>
             </w:pPr>
             <w:r>
               <w:rPr>
@@ -7445,8 +7445,8 @@
             <w:pPr>
               <w:pStyle w:val="Compact"/>
               <w:jc w:val="left"/>
-              <w:ind w:right="0" w:left="0" w:firstLine="0"/>
-              <w:spacing w:after="40" w:line="240" w:lineRule="auto" w:before="40"/>
+              <w:ind w:left="0" w:right="0" w:firstLine="0"/>
+              <w:spacing w:lineRule="auto" w:before="40" w:line="240" w:after="40"/>
             </w:pPr>
             <w:r>
               <w:rPr>
@@ -7462,8 +7462,8 @@
             <w:pPr>
               <w:pStyle w:val="Compact"/>
               <w:jc w:val="left"/>
-              <w:ind w:right="0" w:left="0" w:firstLine="0"/>
-              <w:spacing w:after="40" w:line="240" w:lineRule="auto" w:before="40"/>
+              <w:ind w:left="0" w:right="0" w:firstLine="0"/>
+              <w:spacing w:lineRule="auto" w:before="40" w:line="240" w:after="40"/>
             </w:pPr>
             <w:r>
               <w:t xml:space="preserve">Parenthetical citation</w:t>
@@ -7478,8 +7478,8 @@
             <w:pPr>
               <w:pStyle w:val="Compact"/>
               <w:jc w:val="left"/>
-              <w:ind w:right="0" w:left="0" w:firstLine="0"/>
-              <w:spacing w:after="40" w:line="240" w:lineRule="auto" w:before="40"/>
+              <w:ind w:left="0" w:right="0" w:firstLine="0"/>
+              <w:spacing w:lineRule="auto" w:before="40" w:line="240" w:after="40"/>
             </w:pPr>
             <w:r>
               <w:rPr>
@@ -7495,8 +7495,8 @@
             <w:pPr>
               <w:pStyle w:val="Compact"/>
               <w:jc w:val="left"/>
-              <w:ind w:right="0" w:left="0" w:firstLine="0"/>
-              <w:spacing w:after="40" w:line="240" w:lineRule="auto" w:before="40"/>
+              <w:ind w:left="0" w:right="0" w:firstLine="0"/>
+              <w:spacing w:lineRule="auto" w:before="40" w:line="240" w:after="40"/>
             </w:pPr>
             <w:r>
               <w:rPr>
@@ -7512,8 +7512,8 @@
             <w:pPr>
               <w:pStyle w:val="Compact"/>
               <w:jc w:val="left"/>
-              <w:ind w:right="0" w:left="0" w:firstLine="0"/>
-              <w:spacing w:after="40" w:line="240" w:lineRule="auto" w:before="40"/>
+              <w:ind w:left="0" w:right="0" w:firstLine="0"/>
+              <w:spacing w:lineRule="auto" w:before="40" w:line="240" w:after="40"/>
             </w:pPr>
             <w:r>
               <w:t xml:space="preserve">In-text citation</w:t>
@@ -7549,8 +7549,8 @@
       </w:pPr>
       <w:pPr>
         <w:tabs>
-          <w:tab w:val="center" w:pos="4680"/>
-          <w:tab w:val="right" w:pos="9360"/>
+          <w:tab w:pos="4680" w:val="center"/>
+          <w:tab w:pos="9360" w:val="right"/>
         </w:tabs>
       </w:pPr>
       <w:r>
@@ -7663,7 +7663,7 @@
       <w:r>
         <w:tab/>
       </w:r>
-      <w:bookmarkStart w:id="23201" w:name="math-eq-specificity"/>
+      <w:bookmarkStart w:name="math-eq-specificity" w:id="23201"/>
       <w:r>
         <w:t>(</w:t>
       </w:r>
@@ -7751,12 +7751,12 @@
     </w:p>
     <w:p>
       <w:pPr>
-        <w:spacing w:lineRule="exact" w:before="0" w:after="0" w:line="20"/>
+        <w:spacing w:before="0" w:after="0" w:lineRule="exact" w:line="20"/>
         <w:rPr>
           <w:sz w:val="2"/>
         </w:rPr>
       </w:pPr>
-      <w:bookmarkStart w:id="55430" w:name="csv-tbl-inference-scoring"/>
+      <w:bookmarkStart w:name="csv-tbl-inference-scoring" w:id="55430"/>
       <w:bookmarkEnd w:id="55430"/>
     </w:p>
     <w:p>
@@ -7793,18 +7793,18 @@
         <w:tblLook w:firstRow="1" w:lastRow="0" w:firstColumn="0" w:lastColumn="0" w:noHBand="0" w:noVBand="0" w:val="0020"/>
         <w:jc w:val="start"/>
         <w:tblBorders>
-          <w:top w:color="000000" w:space="0" w:val="single" w:sz="6"/>
-          <w:left w:color="000000" w:space="0" w:val="single" w:sz="6"/>
-          <w:bottom w:color="000000" w:space="0" w:val="single" w:sz="6"/>
-          <w:right w:color="000000" w:space="0" w:val="single" w:sz="6"/>
-          <w:insideH w:color="000000" w:space="0" w:val="single" w:sz="6"/>
-          <w:insideV w:color="000000" w:space="0" w:val="single" w:sz="6"/>
+          <w:top w:val="single" w:sz="6" w:color="000000" w:space="0"/>
+          <w:left w:val="single" w:sz="6" w:color="000000" w:space="0"/>
+          <w:bottom w:val="single" w:sz="6" w:color="000000" w:space="0"/>
+          <w:right w:val="single" w:sz="6" w:color="000000" w:space="0"/>
+          <w:insideH w:val="single" w:sz="6" w:color="000000" w:space="0"/>
+          <w:insideV w:val="single" w:sz="6" w:color="000000" w:space="0"/>
         </w:tblBorders>
         <w:tblCellMar>
-          <w:top w:w="57" w:type="dxa"/>
-          <w:left w:w="108" w:type="dxa"/>
-          <w:bottom w:w="57" w:type="dxa"/>
-          <w:right w:w="108" w:type="dxa"/>
+          <w:top w:type="dxa" w:w="57"/>
+          <w:left w:type="dxa" w:w="108"/>
+          <w:bottom w:type="dxa" w:w="57"/>
+          <w:right w:type="dxa" w:w="108"/>
         </w:tblCellMar>
       </w:tblPr>
       <w:tblGrid>
@@ -7819,14 +7819,14 @@
         </w:trPr>
         <w:tc>
           <w:tcPr>
-            <w:shd w:color="auto" w:val="clear" w:fill="E8E8E8"/>
+            <w:shd w:val="clear" w:color="auto" w:fill="E8E8E8"/>
           </w:tcPr>
           <w:p>
             <w:pPr>
               <w:pStyle w:val="Compact"/>
               <w:jc w:val="left"/>
-              <w:ind w:right="0" w:left="0" w:firstLine="0"/>
-              <w:spacing w:after="40" w:line="240" w:lineRule="auto" w:before="40"/>
+              <w:ind w:left="0" w:right="0" w:firstLine="0"/>
+              <w:spacing w:lineRule="auto" w:before="40" w:line="240" w:after="40"/>
             </w:pPr>
             <w:r>
               <w:rPr>
@@ -7838,14 +7838,14 @@
         </w:tc>
         <w:tc>
           <w:tcPr>
-            <w:shd w:color="auto" w:val="clear" w:fill="E8E8E8"/>
+            <w:shd w:val="clear" w:color="auto" w:fill="E8E8E8"/>
           </w:tcPr>
           <w:p>
             <w:pPr>
               <w:pStyle w:val="Compact"/>
               <w:jc w:val="center"/>
-              <w:ind w:right="0" w:left="0" w:firstLine="0"/>
-              <w:spacing w:after="40" w:line="240" w:lineRule="auto" w:before="40"/>
+              <w:ind w:left="0" w:right="0" w:firstLine="0"/>
+              <w:spacing w:lineRule="auto" w:before="40" w:line="240" w:after="40"/>
             </w:pPr>
             <w:r>
               <w:rPr>
@@ -7857,14 +7857,14 @@
         </w:tc>
         <w:tc>
           <w:tcPr>
-            <w:shd w:color="auto" w:val="clear" w:fill="E8E8E8"/>
+            <w:shd w:val="clear" w:color="auto" w:fill="E8E8E8"/>
           </w:tcPr>
           <w:p>
             <w:pPr>
               <w:pStyle w:val="Compact"/>
               <w:jc w:val="left"/>
-              <w:ind w:right="0" w:left="0" w:firstLine="0"/>
-              <w:spacing w:after="40" w:line="240" w:lineRule="auto" w:before="40"/>
+              <w:ind w:left="0" w:right="0" w:firstLine="0"/>
+              <w:spacing w:lineRule="auto" w:before="40" w:line="240" w:after="40"/>
             </w:pPr>
             <w:r>
               <w:rPr>
@@ -7876,14 +7876,14 @@
         </w:tc>
         <w:tc>
           <w:tcPr>
-            <w:shd w:color="auto" w:val="clear" w:fill="E8E8E8"/>
+            <w:shd w:val="clear" w:color="auto" w:fill="E8E8E8"/>
           </w:tcPr>
           <w:p>
             <w:pPr>
               <w:pStyle w:val="Compact"/>
               <w:jc w:val="center"/>
-              <w:ind w:right="0" w:left="0" w:firstLine="0"/>
-              <w:spacing w:after="40" w:line="240" w:lineRule="auto" w:before="40"/>
+              <w:ind w:left="0" w:right="0" w:firstLine="0"/>
+              <w:spacing w:lineRule="auto" w:before="40" w:line="240" w:after="40"/>
             </w:pPr>
             <w:r>
               <w:rPr>
@@ -7901,8 +7901,8 @@
             <w:pPr>
               <w:pStyle w:val="Compact"/>
               <w:jc w:val="left"/>
-              <w:ind w:right="0" w:left="0" w:firstLine="0"/>
-              <w:spacing w:after="40" w:line="240" w:lineRule="auto" w:before="40"/>
+              <w:ind w:left="0" w:right="0" w:firstLine="0"/>
+              <w:spacing w:lineRule="auto" w:before="40" w:line="240" w:after="40"/>
             </w:pPr>
             <w:r>
               <w:rPr>
@@ -7958,8 +7958,8 @@
             <w:pPr>
               <w:pStyle w:val="Compact"/>
               <w:jc w:val="center"/>
-              <w:ind w:right="0" w:left="0" w:firstLine="0"/>
-              <w:spacing w:after="40" w:line="240" w:lineRule="auto" w:before="40"/>
+              <w:ind w:left="0" w:right="0" w:firstLine="0"/>
+              <w:spacing w:lineRule="auto" w:before="40" w:line="240" w:after="40"/>
             </w:pPr>
             <w:r>
               <w:t xml:space="preserve">+1</w:t>
@@ -7972,8 +7972,8 @@
             <w:pPr>
               <w:pStyle w:val="Compact"/>
               <w:jc w:val="left"/>
-              <w:ind w:right="0" w:left="0" w:firstLine="0"/>
-              <w:spacing w:after="40" w:line="240" w:lineRule="auto" w:before="40"/>
+              <w:ind w:left="0" w:right="0" w:firstLine="0"/>
+              <w:spacing w:lineRule="auto" w:before="40" w:line="240" w:after="40"/>
             </w:pPr>
             <w:r>
               <w:t xml:space="preserve">Eliminated</w:t>
@@ -7986,8 +7986,8 @@
             <w:pPr>
               <w:pStyle w:val="Compact"/>
               <w:jc w:val="center"/>
-              <w:ind w:right="0" w:left="0" w:firstLine="0"/>
-              <w:spacing w:after="40" w:line="240" w:lineRule="auto" w:before="40"/>
+              <w:ind w:left="0" w:right="0" w:firstLine="0"/>
+              <w:spacing w:lineRule="auto" w:before="40" w:line="240" w:after="40"/>
             </w:pPr>
             <w:r>
               <w:t xml:space="preserve">+0</w:t>
@@ -8002,8 +8002,8 @@
             <w:pPr>
               <w:pStyle w:val="Compact"/>
               <w:jc w:val="left"/>
-              <w:ind w:right="0" w:left="0" w:firstLine="0"/>
-              <w:spacing w:after="40" w:line="240" w:lineRule="auto" w:before="40"/>
+              <w:ind w:left="0" w:right="0" w:firstLine="0"/>
+              <w:spacing w:lineRule="auto" w:before="40" w:line="240" w:after="40"/>
             </w:pPr>
             <w:r>
               <w:rPr>
@@ -8020,8 +8020,8 @@
             <w:pPr>
               <w:pStyle w:val="Compact"/>
               <w:jc w:val="center"/>
-              <w:ind w:right="0" w:left="0" w:firstLine="0"/>
-              <w:spacing w:after="40" w:line="240" w:lineRule="auto" w:before="40"/>
+              <w:ind w:left="0" w:right="0" w:firstLine="0"/>
+              <w:spacing w:lineRule="auto" w:before="40" w:line="240" w:after="40"/>
             </w:pPr>
             <w:r>
               <w:t xml:space="preserve">+1</w:t>
@@ -8034,8 +8034,8 @@
             <w:pPr>
               <w:pStyle w:val="Compact"/>
               <w:jc w:val="left"/>
-              <w:ind w:right="0" w:left="0" w:firstLine="0"/>
-              <w:spacing w:after="40" w:line="240" w:lineRule="auto" w:before="40"/>
+              <w:ind w:left="0" w:right="0" w:firstLine="0"/>
+              <w:spacing w:lineRule="auto" w:before="40" w:line="240" w:after="40"/>
             </w:pPr>
             <w:r>
               <w:t xml:space="preserve">Eliminated</w:t>
@@ -8048,8 +8048,8 @@
             <w:pPr>
               <w:pStyle w:val="Compact"/>
               <w:jc w:val="center"/>
-              <w:ind w:right="0" w:left="0" w:firstLine="0"/>
-              <w:spacing w:after="40" w:line="240" w:lineRule="auto" w:before="40"/>
+              <w:ind w:left="0" w:right="0" w:firstLine="0"/>
+              <w:spacing w:lineRule="auto" w:before="40" w:line="240" w:after="40"/>
             </w:pPr>
             <w:r>
               <w:t xml:space="preserve">+0</w:t>
@@ -8064,8 +8064,8 @@
             <w:pPr>
               <w:pStyle w:val="Compact"/>
               <w:jc w:val="left"/>
-              <w:ind w:right="0" w:left="0" w:firstLine="0"/>
-              <w:spacing w:after="40" w:line="240" w:lineRule="auto" w:before="40"/>
+              <w:ind w:left="0" w:right="0" w:firstLine="0"/>
+              <w:spacing w:lineRule="auto" w:before="40" w:line="240" w:after="40"/>
             </w:pPr>
             <w:r>
               <w:rPr>
@@ -8082,8 +8082,8 @@
             <w:pPr>
               <w:pStyle w:val="Compact"/>
               <w:jc w:val="center"/>
-              <w:ind w:right="0" w:left="0" w:firstLine="0"/>
-              <w:spacing w:after="40" w:line="240" w:lineRule="auto" w:before="40"/>
+              <w:ind w:left="0" w:right="0" w:firstLine="0"/>
+              <w:spacing w:lineRule="auto" w:before="40" w:line="240" w:after="40"/>
             </w:pPr>
             <w:r>
               <w:t xml:space="preserve">+1</w:t>
@@ -8096,8 +8096,8 @@
             <w:pPr>
               <w:pStyle w:val="Compact"/>
               <w:jc w:val="left"/>
-              <w:ind w:right="0" w:left="0" w:firstLine="0"/>
-              <w:spacing w:after="40" w:line="240" w:lineRule="auto" w:before="40"/>
+              <w:ind w:left="0" w:right="0" w:firstLine="0"/>
+              <w:spacing w:lineRule="auto" w:before="40" w:line="240" w:after="40"/>
             </w:pPr>
             <w:r>
               <w:t xml:space="preserve">Eliminated</w:t>
@@ -8110,8 +8110,8 @@
             <w:pPr>
               <w:pStyle w:val="Compact"/>
               <w:jc w:val="center"/>
-              <w:ind w:right="0" w:left="0" w:firstLine="0"/>
-              <w:spacing w:after="40" w:line="240" w:lineRule="auto" w:before="40"/>
+              <w:ind w:left="0" w:right="0" w:firstLine="0"/>
+              <w:spacing w:lineRule="auto" w:before="40" w:line="240" w:after="40"/>
             </w:pPr>
             <w:r>
               <w:t xml:space="preserve">+0</w:t>
@@ -8126,8 +8126,8 @@
             <w:pPr>
               <w:pStyle w:val="Compact"/>
               <w:jc w:val="left"/>
-              <w:ind w:right="0" w:left="0" w:firstLine="0"/>
-              <w:spacing w:after="40" w:line="240" w:lineRule="auto" w:before="40"/>
+              <w:ind w:left="0" w:right="0" w:firstLine="0"/>
+              <w:spacing w:lineRule="auto" w:before="40" w:line="240" w:after="40"/>
             </w:pPr>
             <w:r>
               <w:rPr>
@@ -8144,8 +8144,8 @@
             <w:pPr>
               <w:pStyle w:val="Compact"/>
               <w:jc w:val="center"/>
-              <w:ind w:right="0" w:left="0" w:firstLine="0"/>
-              <w:spacing w:after="40" w:line="240" w:lineRule="auto" w:before="40"/>
+              <w:ind w:left="0" w:right="0" w:firstLine="0"/>
+              <w:spacing w:lineRule="auto" w:before="40" w:line="240" w:after="40"/>
             </w:pPr>
             <w:r>
               <w:t xml:space="preserve">+1</w:t>
@@ -8158,8 +8158,8 @@
             <w:pPr>
               <w:pStyle w:val="Compact"/>
               <w:jc w:val="left"/>
-              <w:ind w:right="0" w:left="0" w:firstLine="0"/>
-              <w:spacing w:after="40" w:line="240" w:lineRule="auto" w:before="40"/>
+              <w:ind w:left="0" w:right="0" w:firstLine="0"/>
+              <w:spacing w:lineRule="auto" w:before="40" w:line="240" w:after="40"/>
             </w:pPr>
             <w:r>
               <w:t xml:space="preserve">Eliminated</w:t>
@@ -8172,8 +8172,8 @@
             <w:pPr>
               <w:pStyle w:val="Compact"/>
               <w:jc w:val="center"/>
-              <w:ind w:right="0" w:left="0" w:firstLine="0"/>
-              <w:spacing w:after="40" w:line="240" w:lineRule="auto" w:before="40"/>
+              <w:ind w:left="0" w:right="0" w:firstLine="0"/>
+              <w:spacing w:lineRule="auto" w:before="40" w:line="240" w:after="40"/>
             </w:pPr>
             <w:r>
               <w:t xml:space="preserve">+0</w:t>
@@ -8315,12 +8315,12 @@
     </w:p>
     <w:p>
       <w:pPr>
-        <w:spacing w:lineRule="exact" w:before="0" w:after="0" w:line="20"/>
+        <w:spacing w:before="0" w:after="0" w:lineRule="exact" w:line="20"/>
         <w:rPr>
           <w:sz w:val="2"/>
         </w:rPr>
       </w:pPr>
-      <w:bookmarkStart w:id="69768" w:name="listing-src-inline-view"/>
+      <w:bookmarkStart w:name="listing-src-inline-view" w:id="69768"/>
       <w:bookmarkEnd w:id="69768"/>
     </w:p>
     <w:p>
@@ -8371,12 +8371,12 @@
     </w:p>
     <w:p>
       <w:pPr>
-        <w:spacing w:lineRule="exact" w:before="0" w:after="0" w:line="20"/>
+        <w:spacing w:before="0" w:after="0" w:lineRule="exact" w:line="20"/>
         <w:rPr>
           <w:sz w:val="2"/>
         </w:rPr>
       </w:pPr>
-      <w:bookmarkStart w:id="16648" w:name="csv-tbl-view-types"/>
+      <w:bookmarkStart w:name="csv-tbl-view-types" w:id="16648"/>
       <w:bookmarkEnd w:id="16648"/>
     </w:p>
     <w:p>
@@ -8413,18 +8413,18 @@
         <w:tblLook w:firstRow="1" w:lastRow="0" w:firstColumn="0" w:lastColumn="0" w:noHBand="0" w:noVBand="0" w:val="0020"/>
         <w:jc w:val="start"/>
         <w:tblBorders>
-          <w:top w:color="000000" w:space="0" w:val="single" w:sz="6"/>
-          <w:left w:color="000000" w:space="0" w:val="single" w:sz="6"/>
-          <w:bottom w:color="000000" w:space="0" w:val="single" w:sz="6"/>
-          <w:right w:color="000000" w:space="0" w:val="single" w:sz="6"/>
-          <w:insideH w:color="000000" w:space="0" w:val="single" w:sz="6"/>
-          <w:insideV w:color="000000" w:space="0" w:val="single" w:sz="6"/>
+          <w:top w:val="single" w:sz="6" w:color="000000" w:space="0"/>
+          <w:left w:val="single" w:sz="6" w:color="000000" w:space="0"/>
+          <w:bottom w:val="single" w:sz="6" w:color="000000" w:space="0"/>
+          <w:right w:val="single" w:sz="6" w:color="000000" w:space="0"/>
+          <w:insideH w:val="single" w:sz="6" w:color="000000" w:space="0"/>
+          <w:insideV w:val="single" w:sz="6" w:color="000000" w:space="0"/>
         </w:tblBorders>
         <w:tblCellMar>
-          <w:top w:w="57" w:type="dxa"/>
-          <w:left w:w="108" w:type="dxa"/>
-          <w:bottom w:w="57" w:type="dxa"/>
-          <w:right w:w="108" w:type="dxa"/>
+          <w:top w:type="dxa" w:w="57"/>
+          <w:left w:type="dxa" w:w="108"/>
+          <w:bottom w:type="dxa" w:w="57"/>
+          <w:right w:type="dxa" w:w="108"/>
         </w:tblCellMar>
       </w:tblPr>
       <w:tblGrid>
@@ -8438,14 +8438,14 @@
         </w:trPr>
         <w:tc>
           <w:tcPr>
-            <w:shd w:color="auto" w:val="clear" w:fill="E8E8E8"/>
+            <w:shd w:val="clear" w:color="auto" w:fill="E8E8E8"/>
           </w:tcPr>
           <w:p>
             <w:pPr>
               <w:pStyle w:val="Compact"/>
               <w:jc w:val="left"/>
-              <w:ind w:right="0" w:left="0" w:firstLine="0"/>
-              <w:spacing w:after="40" w:line="240" w:lineRule="auto" w:before="40"/>
+              <w:ind w:left="0" w:right="0" w:firstLine="0"/>
+              <w:spacing w:lineRule="auto" w:before="40" w:line="240" w:after="40"/>
             </w:pPr>
             <w:r>
               <w:rPr>
@@ -8457,14 +8457,14 @@
         </w:tc>
         <w:tc>
           <w:tcPr>
-            <w:shd w:color="auto" w:val="clear" w:fill="E8E8E8"/>
+            <w:shd w:val="clear" w:color="auto" w:fill="E8E8E8"/>
           </w:tcPr>
           <w:p>
             <w:pPr>
               <w:pStyle w:val="Compact"/>
               <w:jc w:val="left"/>
-              <w:ind w:right="0" w:left="0" w:firstLine="0"/>
-              <w:spacing w:after="40" w:line="240" w:lineRule="auto" w:before="40"/>
+              <w:ind w:left="0" w:right="0" w:firstLine="0"/>
+              <w:spacing w:lineRule="auto" w:before="40" w:line="240" w:after="40"/>
             </w:pPr>
             <w:r>
               <w:rPr>
@@ -8476,14 +8476,14 @@
         </w:tc>
         <w:tc>
           <w:tcPr>
-            <w:shd w:color="auto" w:val="clear" w:fill="E8E8E8"/>
+            <w:shd w:val="clear" w:color="auto" w:fill="E8E8E8"/>
           </w:tcPr>
           <w:p>
             <w:pPr>
               <w:pStyle w:val="Compact"/>
               <w:jc w:val="left"/>
-              <w:ind w:right="0" w:left="0" w:firstLine="0"/>
-              <w:spacing w:after="40" w:line="240" w:lineRule="auto" w:before="40"/>
+              <w:ind w:left="0" w:right="0" w:firstLine="0"/>
+              <w:spacing w:lineRule="auto" w:before="40" w:line="240" w:after="40"/>
             </w:pPr>
             <w:r>
               <w:rPr>
@@ -8501,8 +8501,8 @@
             <w:pPr>
               <w:pStyle w:val="Compact"/>
               <w:jc w:val="left"/>
-              <w:ind w:right="0" w:left="0" w:firstLine="0"/>
-              <w:spacing w:after="40" w:line="240" w:lineRule="auto" w:before="40"/>
+              <w:ind w:left="0" w:right="0" w:firstLine="0"/>
+              <w:spacing w:lineRule="auto" w:before="40" w:line="240" w:after="40"/>
             </w:pPr>
             <w:r>
               <w:rPr>
@@ -8524,8 +8524,8 @@
             <w:pPr>
               <w:pStyle w:val="Compact"/>
               <w:jc w:val="left"/>
-              <w:ind w:right="0" w:left="0" w:firstLine="0"/>
-              <w:spacing w:after="40" w:line="240" w:lineRule="auto" w:before="40"/>
+              <w:ind w:left="0" w:right="0" w:firstLine="0"/>
+              <w:spacing w:lineRule="auto" w:before="40" w:line="240" w:after="40"/>
             </w:pPr>
             <w:r>
               <w:t xml:space="preserve">Table of Contents (TOC) from spec object headings</w:t>
@@ -8540,8 +8540,8 @@
             <w:pPr>
               <w:pStyle w:val="Compact"/>
               <w:jc w:val="left"/>
-              <w:ind w:right="0" w:left="0" w:firstLine="0"/>
-              <w:spacing w:after="40" w:line="240" w:lineRule="auto" w:before="40"/>
+              <w:ind w:left="0" w:right="0" w:firstLine="0"/>
+              <w:spacing w:lineRule="auto" w:before="40" w:line="240" w:after="40"/>
             </w:pPr>
             <w:r>
               <w:rPr>
@@ -8557,8 +8557,8 @@
             <w:pPr>
               <w:pStyle w:val="Compact"/>
               <w:jc w:val="left"/>
-              <w:ind w:right="0" w:left="0" w:firstLine="0"/>
-              <w:spacing w:after="40" w:line="240" w:lineRule="auto" w:before="40"/>
+              <w:ind w:left="0" w:right="0" w:firstLine="0"/>
+              <w:spacing w:lineRule="auto" w:before="40" w:line="240" w:after="40"/>
             </w:pPr>
             <w:r>
               <w:rPr>
@@ -8576,8 +8576,8 @@
             <w:pPr>
               <w:pStyle w:val="Compact"/>
               <w:jc w:val="left"/>
-              <w:ind w:right="0" w:left="0" w:firstLine="0"/>
-              <w:spacing w:after="40" w:line="240" w:lineRule="auto" w:before="40"/>
+              <w:ind w:left="0" w:right="0" w:firstLine="0"/>
+              <w:spacing w:lineRule="auto" w:before="40" w:line="240" w:after="40"/>
             </w:pPr>
             <w:r>
               <w:rPr>
@@ -8593,8 +8593,8 @@
             <w:pPr>
               <w:pStyle w:val="Compact"/>
               <w:jc w:val="left"/>
-              <w:ind w:right="0" w:left="0" w:firstLine="0"/>
-              <w:spacing w:after="40" w:line="240" w:lineRule="auto" w:before="40"/>
+              <w:ind w:left="0" w:right="0" w:firstLine="0"/>
+              <w:spacing w:lineRule="auto" w:before="40" w:line="240" w:after="40"/>
             </w:pPr>
             <w:r>
               <w:rPr>
@@ -8624,8 +8624,8 @@
             <w:pPr>
               <w:pStyle w:val="Compact"/>
               <w:jc w:val="left"/>
-              <w:ind w:right="0" w:left="0" w:firstLine="0"/>
-              <w:spacing w:after="40" w:line="240" w:lineRule="auto" w:before="40"/>
+              <w:ind w:left="0" w:right="0" w:firstLine="0"/>
+              <w:spacing w:lineRule="auto" w:before="40" w:line="240" w:after="40"/>
             </w:pPr>
             <w:r>
               <w:rPr>
@@ -8641,8 +8641,8 @@
             <w:pPr>
               <w:pStyle w:val="Compact"/>
               <w:jc w:val="left"/>
-              <w:ind w:right="0" w:left="0" w:firstLine="0"/>
-              <w:spacing w:after="40" w:line="240" w:lineRule="auto" w:before="40"/>
+              <w:ind w:left="0" w:right="0" w:firstLine="0"/>
+              <w:spacing w:lineRule="auto" w:before="40" w:line="240" w:after="40"/>
             </w:pPr>
             <w:r>
               <w:rPr>
@@ -8672,8 +8672,8 @@
             <w:pPr>
               <w:pStyle w:val="Compact"/>
               <w:jc w:val="left"/>
-              <w:ind w:right="0" w:left="0" w:firstLine="0"/>
-              <w:spacing w:after="40" w:line="240" w:lineRule="auto" w:before="40"/>
+              <w:ind w:left="0" w:right="0" w:firstLine="0"/>
+              <w:spacing w:lineRule="auto" w:before="40" w:line="240" w:after="40"/>
             </w:pPr>
             <w:r>
               <w:rPr>
@@ -8689,8 +8689,8 @@
             <w:pPr>
               <w:pStyle w:val="Compact"/>
               <w:jc w:val="left"/>
-              <w:ind w:right="0" w:left="0" w:firstLine="0"/>
-              <w:spacing w:after="40" w:line="240" w:lineRule="auto" w:before="40"/>
+              <w:ind w:left="0" w:right="0" w:firstLine="0"/>
+              <w:spacing w:lineRule="auto" w:before="40" w:line="240" w:after="40"/>
             </w:pPr>
             <w:r>
               <w:rPr>
@@ -8720,8 +8720,8 @@
             <w:pPr>
               <w:pStyle w:val="Compact"/>
               <w:jc w:val="left"/>
-              <w:ind w:right="0" w:left="0" w:firstLine="0"/>
-              <w:spacing w:after="40" w:line="240" w:lineRule="auto" w:before="40"/>
+              <w:ind w:left="0" w:right="0" w:firstLine="0"/>
+              <w:spacing w:lineRule="auto" w:before="40" w:line="240" w:after="40"/>
             </w:pPr>
             <w:r>
               <w:rPr>
@@ -8737,8 +8737,8 @@
             <w:pPr>
               <w:pStyle w:val="Compact"/>
               <w:jc w:val="left"/>
-              <w:ind w:right="0" w:left="0" w:firstLine="0"/>
-              <w:spacing w:after="40" w:line="240" w:lineRule="auto" w:before="40"/>
+              <w:ind w:left="0" w:right="0" w:firstLine="0"/>
+              <w:spacing w:lineRule="auto" w:before="40" w:line="240" w:after="40"/>
             </w:pPr>
             <w:r>
               <w:rPr>
@@ -8823,12 +8823,12 @@
     </w:p>
     <w:p>
       <w:pPr>
-        <w:spacing w:lineRule="exact" w:before="0" w:after="0" w:line="20"/>
+        <w:spacing w:before="0" w:after="0" w:lineRule="exact" w:line="20"/>
         <w:rPr>
           <w:sz w:val="2"/>
         </w:rPr>
       </w:pPr>
-      <w:bookmarkStart w:id="44202" w:name="listing-src-file-include"/>
+      <w:bookmarkStart w:name="listing-src-file-include" w:id="44202"/>
       <w:bookmarkEnd w:id="44202"/>
     </w:p>
     <w:p>
@@ -9021,12 +9021,12 @@
     </w:p>
     <w:p>
       <w:pPr>
-        <w:spacing w:lineRule="exact" w:before="0" w:after="0" w:line="20"/>
+        <w:spacing w:before="0" w:after="0" w:lineRule="exact" w:line="20"/>
         <w:rPr>
           <w:sz w:val="2"/>
         </w:rPr>
       </w:pPr>
-      <w:bookmarkStart w:id="60259" w:name="listing-src-include-level-shift"/>
+      <w:bookmarkStart w:name="listing-src-include-level-shift" w:id="60259"/>
       <w:bookmarkEnd w:id="60259"/>
     </w:p>
     <w:p>
@@ -9483,12 +9483,12 @@
     </w:p>
     <w:p>
       <w:pPr>
-        <w:spacing w:lineRule="exact" w:before="0" w:after="0" w:line="20"/>
+        <w:spacing w:before="0" w:after="0" w:lineRule="exact" w:line="20"/>
         <w:rPr>
           <w:sz w:val="2"/>
         </w:rPr>
       </w:pPr>
-      <w:bookmarkStart w:id="2748" w:name="puml-diag-layers"/>
+      <w:bookmarkStart w:name="puml-diag-layers" w:id="2748"/>
       <w:bookmarkEnd w:id="2748"/>
     </w:p>
     <w:p>
@@ -9582,12 +9582,12 @@
     </w:p>
     <w:p>
       <w:pPr>
-        <w:spacing w:lineRule="exact" w:before="0" w:after="0" w:line="20"/>
+        <w:spacing w:before="0" w:after="0" w:lineRule="exact" w:line="20"/>
         <w:rPr>
           <w:sz w:val="2"/>
         </w:rPr>
       </w:pPr>
-      <w:bookmarkStart w:id="61229" w:name="csv-tbl-components"/>
+      <w:bookmarkStart w:name="csv-tbl-components" w:id="61229"/>
       <w:bookmarkEnd w:id="61229"/>
     </w:p>
     <w:p>
@@ -9624,18 +9624,18 @@
         <w:tblLook w:firstRow="1" w:lastRow="0" w:firstColumn="0" w:lastColumn="0" w:noHBand="0" w:noVBand="0" w:val="0020"/>
         <w:jc w:val="start"/>
         <w:tblBorders>
-          <w:top w:color="000000" w:space="0" w:val="single" w:sz="6"/>
-          <w:left w:color="000000" w:space="0" w:val="single" w:sz="6"/>
-          <w:bottom w:color="000000" w:space="0" w:val="single" w:sz="6"/>
-          <w:right w:color="000000" w:space="0" w:val="single" w:sz="6"/>
-          <w:insideH w:color="000000" w:space="0" w:val="single" w:sz="6"/>
-          <w:insideV w:color="000000" w:space="0" w:val="single" w:sz="6"/>
+          <w:top w:val="single" w:sz="6" w:color="000000" w:space="0"/>
+          <w:left w:val="single" w:sz="6" w:color="000000" w:space="0"/>
+          <w:bottom w:val="single" w:sz="6" w:color="000000" w:space="0"/>
+          <w:right w:val="single" w:sz="6" w:color="000000" w:space="0"/>
+          <w:insideH w:val="single" w:sz="6" w:color="000000" w:space="0"/>
+          <w:insideV w:val="single" w:sz="6" w:color="000000" w:space="0"/>
         </w:tblBorders>
         <w:tblCellMar>
-          <w:top w:w="57" w:type="dxa"/>
-          <w:left w:w="108" w:type="dxa"/>
-          <w:bottom w:w="57" w:type="dxa"/>
-          <w:right w:w="108" w:type="dxa"/>
+          <w:top w:type="dxa" w:w="57"/>
+          <w:left w:type="dxa" w:w="108"/>
+          <w:bottom w:type="dxa" w:w="57"/>
+          <w:right w:type="dxa" w:w="108"/>
         </w:tblCellMar>
       </w:tblPr>
       <w:tblGrid>
@@ -9649,14 +9649,14 @@
         </w:trPr>
         <w:tc>
           <w:tcPr>
-            <w:shd w:color="auto" w:val="clear" w:fill="E8E8E8"/>
+            <w:shd w:val="clear" w:color="auto" w:fill="E8E8E8"/>
           </w:tcPr>
           <w:p>
             <w:pPr>
               <w:pStyle w:val="Compact"/>
               <w:jc w:val="left"/>
-              <w:ind w:right="0" w:left="0" w:firstLine="0"/>
-              <w:spacing w:after="40" w:line="240" w:lineRule="auto" w:before="40"/>
+              <w:ind w:left="0" w:right="0" w:firstLine="0"/>
+              <w:spacing w:lineRule="auto" w:before="40" w:line="240" w:after="40"/>
             </w:pPr>
             <w:r>
               <w:rPr>
@@ -9668,14 +9668,14 @@
         </w:tc>
         <w:tc>
           <w:tcPr>
-            <w:shd w:color="auto" w:val="clear" w:fill="E8E8E8"/>
+            <w:shd w:val="clear" w:color="auto" w:fill="E8E8E8"/>
           </w:tcPr>
           <w:p>
             <w:pPr>
               <w:pStyle w:val="Compact"/>
               <w:jc w:val="left"/>
-              <w:ind w:right="0" w:left="0" w:firstLine="0"/>
-              <w:spacing w:after="40" w:line="240" w:lineRule="auto" w:before="40"/>
+              <w:ind w:left="0" w:right="0" w:firstLine="0"/>
+              <w:spacing w:lineRule="auto" w:before="40" w:line="240" w:after="40"/>
             </w:pPr>
             <w:r>
               <w:rPr>
@@ -9687,14 +9687,14 @@
         </w:tc>
         <w:tc>
           <w:tcPr>
-            <w:shd w:color="auto" w:val="clear" w:fill="E8E8E8"/>
+            <w:shd w:val="clear" w:color="auto" w:fill="E8E8E8"/>
           </w:tcPr>
           <w:p>
             <w:pPr>
               <w:pStyle w:val="Compact"/>
               <w:jc w:val="left"/>
-              <w:ind w:right="0" w:left="0" w:firstLine="0"/>
-              <w:spacing w:after="40" w:line="240" w:lineRule="auto" w:before="40"/>
+              <w:ind w:left="0" w:right="0" w:firstLine="0"/>
+              <w:spacing w:lineRule="auto" w:before="40" w:line="240" w:after="40"/>
             </w:pPr>
             <w:r>
               <w:rPr>
@@ -9712,8 +9712,8 @@
             <w:pPr>
               <w:pStyle w:val="Compact"/>
               <w:jc w:val="left"/>
-              <w:ind w:right="0" w:left="0" w:firstLine="0"/>
-              <w:spacing w:after="40" w:line="240" w:lineRule="auto" w:before="40"/>
+              <w:ind w:left="0" w:right="0" w:firstLine="0"/>
+              <w:spacing w:lineRule="auto" w:before="40" w:line="240" w:after="40"/>
             </w:pPr>
             <w:r>
               <w:t xml:space="preserve">Web UI</w:t>
@@ -9726,8 +9726,8 @@
             <w:pPr>
               <w:pStyle w:val="Compact"/>
               <w:jc w:val="left"/>
-              <w:ind w:right="0" w:left="0" w:firstLine="0"/>
-              <w:spacing w:after="40" w:line="240" w:lineRule="auto" w:before="40"/>
+              <w:ind w:left="0" w:right="0" w:firstLine="0"/>
+              <w:spacing w:lineRule="auto" w:before="40" w:line="240" w:after="40"/>
             </w:pPr>
             <w:r>
               <w:t xml:space="preserve">Presentation</w:t>
@@ -9740,8 +9740,8 @@
             <w:pPr>
               <w:pStyle w:val="Compact"/>
               <w:jc w:val="left"/>
-              <w:ind w:right="0" w:left="0" w:firstLine="0"/>
-              <w:spacing w:after="40" w:line="240" w:lineRule="auto" w:before="40"/>
+              <w:ind w:left="0" w:right="0" w:firstLine="0"/>
+              <w:spacing w:lineRule="auto" w:before="40" w:line="240" w:after="40"/>
             </w:pPr>
             <w:r>
               <w:t xml:space="preserve">React</w:t>
@@ -9756,8 +9756,8 @@
             <w:pPr>
               <w:pStyle w:val="Compact"/>
               <w:jc w:val="left"/>
-              <w:ind w:right="0" w:left="0" w:firstLine="0"/>
-              <w:spacing w:after="40" w:line="240" w:lineRule="auto" w:before="40"/>
+              <w:ind w:left="0" w:right="0" w:firstLine="0"/>
+              <w:spacing w:lineRule="auto" w:before="40" w:line="240" w:after="40"/>
             </w:pPr>
             <w:r>
               <w:t xml:space="preserve">Auth Service</w:t>
@@ -9770,8 +9770,8 @@
             <w:pPr>
               <w:pStyle w:val="Compact"/>
               <w:jc w:val="left"/>
-              <w:ind w:right="0" w:left="0" w:firstLine="0"/>
-              <w:spacing w:after="40" w:line="240" w:lineRule="auto" w:before="40"/>
+              <w:ind w:left="0" w:right="0" w:firstLine="0"/>
+              <w:spacing w:lineRule="auto" w:before="40" w:line="240" w:after="40"/>
             </w:pPr>
             <w:r>
               <w:t xml:space="preserve">Business Logic</w:t>
@@ -9784,8 +9784,8 @@
             <w:pPr>
               <w:pStyle w:val="Compact"/>
               <w:jc w:val="left"/>
-              <w:ind w:right="0" w:left="0" w:firstLine="0"/>
-              <w:spacing w:after="40" w:line="240" w:lineRule="auto" w:before="40"/>
+              <w:ind w:left="0" w:right="0" w:firstLine="0"/>
+              <w:spacing w:lineRule="auto" w:before="40" w:line="240" w:after="40"/>
             </w:pPr>
             <w:r>
               <w:t xml:space="preserve">Node.js</w:t>
@@ -9800,8 +9800,8 @@
             <w:pPr>
               <w:pStyle w:val="Compact"/>
               <w:jc w:val="left"/>
-              <w:ind w:right="0" w:left="0" w:firstLine="0"/>
-              <w:spacing w:after="40" w:line="240" w:lineRule="auto" w:before="40"/>
+              <w:ind w:left="0" w:right="0" w:firstLine="0"/>
+              <w:spacing w:lineRule="auto" w:before="40" w:line="240" w:after="40"/>
             </w:pPr>
             <w:r>
               <w:t xml:space="preserve">Data Service</w:t>
@@ -9814,8 +9814,8 @@
             <w:pPr>
               <w:pStyle w:val="Compact"/>
               <w:jc w:val="left"/>
-              <w:ind w:right="0" w:left="0" w:firstLine="0"/>
-              <w:spacing w:after="40" w:line="240" w:lineRule="auto" w:before="40"/>
+              <w:ind w:left="0" w:right="0" w:firstLine="0"/>
+              <w:spacing w:lineRule="auto" w:before="40" w:line="240" w:after="40"/>
             </w:pPr>
             <w:r>
               <w:t xml:space="preserve">Business Logic</w:t>
@@ -9828,8 +9828,8 @@
             <w:pPr>
               <w:pStyle w:val="Compact"/>
               <w:jc w:val="left"/>
-              <w:ind w:right="0" w:left="0" w:firstLine="0"/>
-              <w:spacing w:after="40" w:line="240" w:lineRule="auto" w:before="40"/>
+              <w:ind w:left="0" w:right="0" w:firstLine="0"/>
+              <w:spacing w:lineRule="auto" w:before="40" w:line="240" w:after="40"/>
             </w:pPr>
             <w:r>
               <w:t xml:space="preserve">Python</w:t>
@@ -9844,8 +9844,8 @@
             <w:pPr>
               <w:pStyle w:val="Compact"/>
               <w:jc w:val="left"/>
-              <w:ind w:right="0" w:left="0" w:firstLine="0"/>
-              <w:spacing w:after="40" w:line="240" w:lineRule="auto" w:before="40"/>
+              <w:ind w:left="0" w:right="0" w:firstLine="0"/>
+              <w:spacing w:lineRule="auto" w:before="40" w:line="240" w:after="40"/>
             </w:pPr>
             <w:r>
               <w:t xml:space="preserve">Database</w:t>
@@ -9858,8 +9858,8 @@
             <w:pPr>
               <w:pStyle w:val="Compact"/>
               <w:jc w:val="left"/>
-              <w:ind w:right="0" w:left="0" w:firstLine="0"/>
-              <w:spacing w:after="40" w:line="240" w:lineRule="auto" w:before="40"/>
+              <w:ind w:left="0" w:right="0" w:firstLine="0"/>
+              <w:spacing w:lineRule="auto" w:before="40" w:line="240" w:after="40"/>
             </w:pPr>
             <w:r>
               <w:t xml:space="preserve">Persistence</w:t>
@@ -9872,8 +9872,8 @@
             <w:pPr>
               <w:pStyle w:val="Compact"/>
               <w:jc w:val="left"/>
-              <w:ind w:right="0" w:left="0" w:firstLine="0"/>
-              <w:spacing w:after="40" w:line="240" w:lineRule="auto" w:before="40"/>
+              <w:ind w:left="0" w:right="0" w:firstLine="0"/>
+              <w:spacing w:lineRule="auto" w:before="40" w:line="240" w:after="40"/>
             </w:pPr>
             <w:r>
               <w:t xml:space="preserve">PostgreSQL</w:t>
@@ -9898,12 +9898,12 @@
     </w:p>
     <w:p>
       <w:pPr>
-        <w:spacing w:lineRule="exact" w:before="0" w:after="0" w:line="20"/>
+        <w:spacing w:before="0" w:after="0" w:lineRule="exact" w:line="20"/>
         <w:rPr>
           <w:sz w:val="2"/>
         </w:rPr>
       </w:pPr>
-      <w:bookmarkStart w:id="70414" w:name="csv-tbl-metrics"/>
+      <w:bookmarkStart w:name="csv-tbl-metrics" w:id="70414"/>
       <w:bookmarkEnd w:id="70414"/>
     </w:p>
     <w:p>
@@ -9940,18 +9940,18 @@
         <w:tblLook w:firstRow="1" w:lastRow="0" w:firstColumn="0" w:lastColumn="0" w:noHBand="0" w:noVBand="0" w:val="0020"/>
         <w:jc w:val="start"/>
         <w:tblBorders>
-          <w:top w:color="000000" w:space="0" w:val="single" w:sz="6"/>
-          <w:left w:color="000000" w:space="0" w:val="single" w:sz="6"/>
-          <w:bottom w:color="000000" w:space="0" w:val="single" w:sz="6"/>
-          <w:right w:color="000000" w:space="0" w:val="single" w:sz="6"/>
-          <w:insideH w:color="000000" w:space="0" w:val="single" w:sz="6"/>
-          <w:insideV w:color="000000" w:space="0" w:val="single" w:sz="6"/>
+          <w:top w:val="single" w:sz="6" w:color="000000" w:space="0"/>
+          <w:left w:val="single" w:sz="6" w:color="000000" w:space="0"/>
+          <w:bottom w:val="single" w:sz="6" w:color="000000" w:space="0"/>
+          <w:right w:val="single" w:sz="6" w:color="000000" w:space="0"/>
+          <w:insideH w:val="single" w:sz="6" w:color="000000" w:space="0"/>
+          <w:insideV w:val="single" w:sz="6" w:color="000000" w:space="0"/>
         </w:tblBorders>
         <w:tblCellMar>
-          <w:top w:w="57" w:type="dxa"/>
-          <w:left w:w="108" w:type="dxa"/>
-          <w:bottom w:w="57" w:type="dxa"/>
-          <w:right w:w="108" w:type="dxa"/>
+          <w:top w:type="dxa" w:w="57"/>
+          <w:left w:type="dxa" w:w="108"/>
+          <w:bottom w:type="dxa" w:w="57"/>
+          <w:right w:type="dxa" w:w="108"/>
         </w:tblCellMar>
       </w:tblPr>
       <w:tblGrid>
@@ -9966,14 +9966,14 @@
         </w:trPr>
         <w:tc>
           <w:tcPr>
-            <w:shd w:color="auto" w:val="clear" w:fill="E8E8E8"/>
+            <w:shd w:val="clear" w:color="auto" w:fill="E8E8E8"/>
           </w:tcPr>
           <w:p>
             <w:pPr>
               <w:pStyle w:val="Compact"/>
               <w:jc w:val="left"/>
-              <w:ind w:right="0" w:left="0" w:firstLine="0"/>
-              <w:spacing w:after="40" w:line="240" w:lineRule="auto" w:before="40"/>
+              <w:ind w:left="0" w:right="0" w:firstLine="0"/>
+              <w:spacing w:lineRule="auto" w:before="40" w:line="240" w:after="40"/>
             </w:pPr>
             <w:r>
               <w:rPr>
@@ -9985,14 +9985,14 @@
         </w:tc>
         <w:tc>
           <w:tcPr>
-            <w:shd w:color="auto" w:val="clear" w:fill="E8E8E8"/>
+            <w:shd w:val="clear" w:color="auto" w:fill="E8E8E8"/>
           </w:tcPr>
           <w:p>
             <w:pPr>
               <w:pStyle w:val="Compact"/>
               <w:jc w:val="left"/>
-              <w:ind w:right="0" w:left="0" w:firstLine="0"/>
-              <w:spacing w:after="40" w:line="240" w:lineRule="auto" w:before="40"/>
+              <w:ind w:left="0" w:right="0" w:firstLine="0"/>
+              <w:spacing w:lineRule="auto" w:before="40" w:line="240" w:after="40"/>
             </w:pPr>
             <w:r>
               <w:rPr>
@@ -10004,14 +10004,14 @@
         </w:tc>
         <w:tc>
           <w:tcPr>
-            <w:shd w:color="auto" w:val="clear" w:fill="E8E8E8"/>
+            <w:shd w:val="clear" w:color="auto" w:fill="E8E8E8"/>
           </w:tcPr>
           <w:p>
             <w:pPr>
               <w:pStyle w:val="Compact"/>
               <w:jc w:val="left"/>
-              <w:ind w:right="0" w:left="0" w:firstLine="0"/>
-              <w:spacing w:after="40" w:line="240" w:lineRule="auto" w:before="40"/>
+              <w:ind w:left="0" w:right="0" w:firstLine="0"/>
+              <w:spacing w:lineRule="auto" w:before="40" w:line="240" w:after="40"/>
             </w:pPr>
             <w:r>
               <w:rPr>
@@ -10023,14 +10023,14 @@
         </w:tc>
         <w:tc>
           <w:tcPr>
-            <w:shd w:color="auto" w:val="clear" w:fill="E8E8E8"/>
+            <w:shd w:val="clear" w:color="auto" w:fill="E8E8E8"/>
           </w:tcPr>
           <w:p>
             <w:pPr>
               <w:pStyle w:val="Compact"/>
               <w:jc w:val="left"/>
-              <w:ind w:right="0" w:left="0" w:firstLine="0"/>
-              <w:spacing w:after="40" w:line="240" w:lineRule="auto" w:before="40"/>
+              <w:ind w:left="0" w:right="0" w:firstLine="0"/>
+              <w:spacing w:lineRule="auto" w:before="40" w:line="240" w:after="40"/>
             </w:pPr>
             <w:r>
               <w:rPr>
@@ -10048,8 +10048,8 @@
             <w:pPr>
               <w:pStyle w:val="Compact"/>
               <w:jc w:val="left"/>
-              <w:ind w:right="0" w:left="0" w:firstLine="0"/>
-              <w:spacing w:after="40" w:line="240" w:lineRule="auto" w:before="40"/>
+              <w:ind w:left="0" w:right="0" w:firstLine="0"/>
+              <w:spacing w:lineRule="auto" w:before="40" w:line="240" w:after="40"/>
             </w:pPr>
             <w:r>
               <w:t xml:space="preserve">Response time (ms)</w:t>
@@ -10062,8 +10062,8 @@
             <w:pPr>
               <w:pStyle w:val="Compact"/>
               <w:jc w:val="left"/>
-              <w:ind w:right="0" w:left="0" w:firstLine="0"/>
-              <w:spacing w:after="40" w:line="240" w:lineRule="auto" w:before="40"/>
+              <w:ind w:left="0" w:right="0" w:firstLine="0"/>
+              <w:spacing w:lineRule="auto" w:before="40" w:line="240" w:after="40"/>
             </w:pPr>
             <w:r>
               <w:t xml:space="preserve">200</w:t>
@@ -10076,8 +10076,8 @@
             <w:pPr>
               <w:pStyle w:val="Compact"/>
               <w:jc w:val="left"/>
-              <w:ind w:right="0" w:left="0" w:firstLine="0"/>
-              <w:spacing w:after="40" w:line="240" w:lineRule="auto" w:before="40"/>
+              <w:ind w:left="0" w:right="0" w:firstLine="0"/>
+              <w:spacing w:lineRule="auto" w:before="40" w:line="240" w:after="40"/>
             </w:pPr>
             <w:r>
               <w:t xml:space="preserve">185</w:t>
@@ -10090,8 +10090,8 @@
             <w:pPr>
               <w:pStyle w:val="Compact"/>
               <w:jc w:val="left"/>
-              <w:ind w:right="0" w:left="0" w:firstLine="0"/>
-              <w:spacing w:after="40" w:line="240" w:lineRule="auto" w:before="40"/>
+              <w:ind w:left="0" w:right="0" w:firstLine="0"/>
+              <w:spacing w:lineRule="auto" w:before="40" w:line="240" w:after="40"/>
             </w:pPr>
             <w:r>
               <w:t xml:space="preserve">Pass</w:t>
@@ -10106,8 +10106,8 @@
             <w:pPr>
               <w:pStyle w:val="Compact"/>
               <w:jc w:val="left"/>
-              <w:ind w:right="0" w:left="0" w:firstLine="0"/>
-              <w:spacing w:after="40" w:line="240" w:lineRule="auto" w:before="40"/>
+              <w:ind w:left="0" w:right="0" w:firstLine="0"/>
+              <w:spacing w:lineRule="auto" w:before="40" w:line="240" w:after="40"/>
             </w:pPr>
             <w:r>
               <w:t xml:space="preserve">Throughput (req/s)</w:t>
@@ -10120,8 +10120,8 @@
             <w:pPr>
               <w:pStyle w:val="Compact"/>
               <w:jc w:val="left"/>
-              <w:ind w:right="0" w:left="0" w:firstLine="0"/>
-              <w:spacing w:after="40" w:line="240" w:lineRule="auto" w:before="40"/>
+              <w:ind w:left="0" w:right="0" w:firstLine="0"/>
+              <w:spacing w:lineRule="auto" w:before="40" w:line="240" w:after="40"/>
             </w:pPr>
             <w:r>
               <w:t xml:space="preserve">1000</w:t>
@@ -10134,8 +10134,8 @@
             <w:pPr>
               <w:pStyle w:val="Compact"/>
               <w:jc w:val="left"/>
-              <w:ind w:right="0" w:left="0" w:firstLine="0"/>
-              <w:spacing w:after="40" w:line="240" w:lineRule="auto" w:before="40"/>
+              <w:ind w:left="0" w:right="0" w:firstLine="0"/>
+              <w:spacing w:lineRule="auto" w:before="40" w:line="240" w:after="40"/>
             </w:pPr>
             <w:r>
               <w:t xml:space="preserve">1120</w:t>
@@ -10148,8 +10148,8 @@
             <w:pPr>
               <w:pStyle w:val="Compact"/>
               <w:jc w:val="left"/>
-              <w:ind w:right="0" w:left="0" w:firstLine="0"/>
-              <w:spacing w:after="40" w:line="240" w:lineRule="auto" w:before="40"/>
+              <w:ind w:left="0" w:right="0" w:firstLine="0"/>
+              <w:spacing w:lineRule="auto" w:before="40" w:line="240" w:after="40"/>
             </w:pPr>
             <w:r>
               <w:t xml:space="preserve">Pass</w:t>
@@ -10164,8 +10164,8 @@
             <w:pPr>
               <w:pStyle w:val="Compact"/>
               <w:jc w:val="left"/>
-              <w:ind w:right="0" w:left="0" w:firstLine="0"/>
-              <w:spacing w:after="40" w:line="240" w:lineRule="auto" w:before="40"/>
+              <w:ind w:left="0" w:right="0" w:firstLine="0"/>
+              <w:spacing w:lineRule="auto" w:before="40" w:line="240" w:after="40"/>
             </w:pPr>
             <w:r>
               <w:t xml:space="preserve">Error rate (%)</w:t>
@@ -10178,8 +10178,8 @@
             <w:pPr>
               <w:pStyle w:val="Compact"/>
               <w:jc w:val="left"/>
-              <w:ind w:right="0" w:left="0" w:firstLine="0"/>
-              <w:spacing w:after="40" w:line="240" w:lineRule="auto" w:before="40"/>
+              <w:ind w:left="0" w:right="0" w:firstLine="0"/>
+              <w:spacing w:lineRule="auto" w:before="40" w:line="240" w:after="40"/>
             </w:pPr>
             <w:r>
               <w:t xml:space="preserve">1.0</w:t>
@@ -10192,8 +10192,8 @@
             <w:pPr>
               <w:pStyle w:val="Compact"/>
               <w:jc w:val="left"/>
-              <w:ind w:right="0" w:left="0" w:firstLine="0"/>
-              <w:spacing w:after="40" w:line="240" w:lineRule="auto" w:before="40"/>
+              <w:ind w:left="0" w:right="0" w:firstLine="0"/>
+              <w:spacing w:lineRule="auto" w:before="40" w:line="240" w:after="40"/>
             </w:pPr>
             <w:r>
               <w:t xml:space="preserve">0.3</w:t>
@@ -10206,8 +10206,8 @@
             <w:pPr>
               <w:pStyle w:val="Compact"/>
               <w:jc w:val="left"/>
-              <w:ind w:right="0" w:left="0" w:firstLine="0"/>
-              <w:spacing w:after="40" w:line="240" w:lineRule="auto" w:before="40"/>
+              <w:ind w:left="0" w:right="0" w:firstLine="0"/>
+              <w:spacing w:lineRule="auto" w:before="40" w:line="240" w:after="40"/>
             </w:pPr>
             <w:r>
               <w:t xml:space="preserve">Pass</w:t>
@@ -10222,8 +10222,8 @@
             <w:pPr>
               <w:pStyle w:val="Compact"/>
               <w:jc w:val="left"/>
-              <w:ind w:right="0" w:left="0" w:firstLine="0"/>
-              <w:spacing w:after="40" w:line="240" w:lineRule="auto" w:before="40"/>
+              <w:ind w:left="0" w:right="0" w:firstLine="0"/>
+              <w:spacing w:lineRule="auto" w:before="40" w:line="240" w:after="40"/>
             </w:pPr>
             <w:r>
               <w:t xml:space="preserve">Memory usage (MB)</w:t>
@@ -10236,8 +10236,8 @@
             <w:pPr>
               <w:pStyle w:val="Compact"/>
               <w:jc w:val="left"/>
-              <w:ind w:right="0" w:left="0" w:firstLine="0"/>
-              <w:spacing w:after="40" w:line="240" w:lineRule="auto" w:before="40"/>
+              <w:ind w:left="0" w:right="0" w:firstLine="0"/>
+              <w:spacing w:lineRule="auto" w:before="40" w:line="240" w:after="40"/>
             </w:pPr>
             <w:r>
               <w:t xml:space="preserve">512</w:t>
@@ -10250,8 +10250,8 @@
             <w:pPr>
               <w:pStyle w:val="Compact"/>
               <w:jc w:val="left"/>
-              <w:ind w:right="0" w:left="0" w:firstLine="0"/>
-              <w:spacing w:after="40" w:line="240" w:lineRule="auto" w:before="40"/>
+              <w:ind w:left="0" w:right="0" w:firstLine="0"/>
+              <w:spacing w:lineRule="auto" w:before="40" w:line="240" w:after="40"/>
             </w:pPr>
             <w:r>
               <w:t xml:space="preserve">487</w:t>
@@ -10264,8 +10264,8 @@
             <w:pPr>
               <w:pStyle w:val="Compact"/>
               <w:jc w:val="left"/>
-              <w:ind w:right="0" w:left="0" w:firstLine="0"/>
-              <w:spacing w:after="40" w:line="240" w:lineRule="auto" w:before="40"/>
+              <w:ind w:left="0" w:right="0" w:firstLine="0"/>
+              <w:spacing w:lineRule="auto" w:before="40" w:line="240" w:after="40"/>
             </w:pPr>
             <w:r>
               <w:t xml:space="preserve">Pass</w:t>
@@ -10290,12 +10290,12 @@
     </w:p>
     <w:p>
       <w:pPr>
-        <w:spacing w:lineRule="exact" w:before="0" w:after="0" w:line="20"/>
+        <w:spacing w:before="0" w:after="0" w:lineRule="exact" w:line="20"/>
         <w:rPr>
           <w:sz w:val="2"/>
         </w:rPr>
       </w:pPr>
-      <w:bookmarkStart w:id="92378" w:name="listing-lst-init"/>
+      <w:bookmarkStart w:name="listing-lst-init" w:id="92378"/>
       <w:bookmarkEnd w:id="92378"/>
     </w:p>
     <w:p>
@@ -10437,8 +10437,8 @@
       </w:pPr>
       <w:pPr>
         <w:tabs>
-          <w:tab w:val="center" w:pos="4680"/>
-          <w:tab w:val="right" w:pos="9360"/>
+          <w:tab w:pos="4680" w:val="center"/>
+          <w:tab w:pos="9360" w:val="right"/>
         </w:tabs>
       </w:pPr>
       <w:r>
@@ -10551,7 +10551,7 @@
       <w:r>
         <w:tab/>
       </w:r>
-      <w:bookmarkStart w:id="22083" w:name="math-eq-latency"/>
+      <w:bookmarkStart w:name="math-eq-latency" w:id="22083"/>
       <w:r>
         <w:t>(</w:t>
       </w:r>
@@ -11371,12 +11371,12 @@
     </w:p>
     <w:p>
       <w:pPr>
-        <w:spacing w:lineRule="exact" w:before="0" w:after="0" w:line="20"/>
+        <w:spacing w:before="0" w:after="0" w:lineRule="exact" w:line="20"/>
         <w:rPr>
           <w:sz w:val="2"/>
         </w:rPr>
       </w:pPr>
-      <w:bookmarkStart w:id="68857" w:name="csv-tbl-xref-selectors"/>
+      <w:bookmarkStart w:name="csv-tbl-xref-selectors" w:id="68857"/>
       <w:bookmarkEnd w:id="68857"/>
     </w:p>
     <w:p>
@@ -11413,18 +11413,18 @@
         <w:tblLook w:firstRow="1" w:lastRow="0" w:firstColumn="0" w:lastColumn="0" w:noHBand="0" w:noVBand="0" w:val="0020"/>
         <w:jc w:val="start"/>
         <w:tblBorders>
-          <w:top w:color="000000" w:space="0" w:val="single" w:sz="6"/>
-          <w:left w:color="000000" w:space="0" w:val="single" w:sz="6"/>
-          <w:bottom w:color="000000" w:space="0" w:val="single" w:sz="6"/>
-          <w:right w:color="000000" w:space="0" w:val="single" w:sz="6"/>
-          <w:insideH w:color="000000" w:space="0" w:val="single" w:sz="6"/>
-          <w:insideV w:color="000000" w:space="0" w:val="single" w:sz="6"/>
+          <w:top w:val="single" w:sz="6" w:color="000000" w:space="0"/>
+          <w:left w:val="single" w:sz="6" w:color="000000" w:space="0"/>
+          <w:bottom w:val="single" w:sz="6" w:color="000000" w:space="0"/>
+          <w:right w:val="single" w:sz="6" w:color="000000" w:space="0"/>
+          <w:insideH w:val="single" w:sz="6" w:color="000000" w:space="0"/>
+          <w:insideV w:val="single" w:sz="6" w:color="000000" w:space="0"/>
         </w:tblBorders>
         <w:tblCellMar>
-          <w:top w:w="57" w:type="dxa"/>
-          <w:left w:w="108" w:type="dxa"/>
-          <w:bottom w:w="57" w:type="dxa"/>
-          <w:right w:w="108" w:type="dxa"/>
+          <w:top w:type="dxa" w:w="57"/>
+          <w:left w:type="dxa" w:w="108"/>
+          <w:bottom w:type="dxa" w:w="57"/>
+          <w:right w:type="dxa" w:w="108"/>
         </w:tblCellMar>
       </w:tblPr>
       <w:tblGrid>
@@ -11438,14 +11438,14 @@
         </w:trPr>
         <w:tc>
           <w:tcPr>
-            <w:shd w:color="auto" w:val="clear" w:fill="E8E8E8"/>
+            <w:shd w:val="clear" w:color="auto" w:fill="E8E8E8"/>
           </w:tcPr>
           <w:p>
             <w:pPr>
               <w:pStyle w:val="Compact"/>
               <w:jc w:val="left"/>
-              <w:ind w:right="0" w:left="0" w:firstLine="0"/>
-              <w:spacing w:after="40" w:line="240" w:lineRule="auto" w:before="40"/>
+              <w:ind w:left="0" w:right="0" w:firstLine="0"/>
+              <w:spacing w:lineRule="auto" w:before="40" w:line="240" w:after="40"/>
             </w:pPr>
             <w:r>
               <w:rPr>
@@ -11457,14 +11457,14 @@
         </w:tc>
         <w:tc>
           <w:tcPr>
-            <w:shd w:color="auto" w:val="clear" w:fill="E8E8E8"/>
+            <w:shd w:val="clear" w:color="auto" w:fill="E8E8E8"/>
           </w:tcPr>
           <w:p>
             <w:pPr>
               <w:pStyle w:val="Compact"/>
               <w:jc w:val="left"/>
-              <w:ind w:right="0" w:left="0" w:firstLine="0"/>
-              <w:spacing w:after="40" w:line="240" w:lineRule="auto" w:before="40"/>
+              <w:ind w:left="0" w:right="0" w:firstLine="0"/>
+              <w:spacing w:lineRule="auto" w:before="40" w:line="240" w:after="40"/>
             </w:pPr>
             <w:r>
               <w:rPr>
@@ -11476,14 +11476,14 @@
         </w:tc>
         <w:tc>
           <w:tcPr>
-            <w:shd w:color="auto" w:val="clear" w:fill="E8E8E8"/>
+            <w:shd w:val="clear" w:color="auto" w:fill="E8E8E8"/>
           </w:tcPr>
           <w:p>
             <w:pPr>
               <w:pStyle w:val="Compact"/>
               <w:jc w:val="left"/>
-              <w:ind w:right="0" w:left="0" w:firstLine="0"/>
-              <w:spacing w:after="40" w:line="240" w:lineRule="auto" w:before="40"/>
+              <w:ind w:left="0" w:right="0" w:firstLine="0"/>
+              <w:spacing w:lineRule="auto" w:before="40" w:line="240" w:after="40"/>
             </w:pPr>
             <w:r>
               <w:rPr>
@@ -11501,8 +11501,8 @@
             <w:pPr>
               <w:pStyle w:val="Compact"/>
               <w:jc w:val="left"/>
-              <w:ind w:right="0" w:left="0" w:firstLine="0"/>
-              <w:spacing w:after="40" w:line="240" w:lineRule="auto" w:before="40"/>
+              <w:ind w:left="0" w:right="0" w:firstLine="0"/>
+              <w:spacing w:lineRule="auto" w:before="40" w:line="240" w:after="40"/>
             </w:pPr>
             <w:r>
               <w:rPr>
@@ -11524,8 +11524,8 @@
             <w:pPr>
               <w:pStyle w:val="Compact"/>
               <w:jc w:val="left"/>
-              <w:ind w:right="0" w:left="0" w:firstLine="0"/>
-              <w:spacing w:after="40" w:line="240" w:lineRule="auto" w:before="40"/>
+              <w:ind w:left="0" w:right="0" w:firstLine="0"/>
+              <w:spacing w:lineRule="auto" w:before="40" w:line="240" w:after="40"/>
             </w:pPr>
             <w:r>
               <w:rPr>
@@ -11541,8 +11541,8 @@
             <w:pPr>
               <w:pStyle w:val="Compact"/>
               <w:jc w:val="left"/>
-              <w:ind w:right="0" w:left="0" w:firstLine="0"/>
-              <w:spacing w:after="40" w:line="240" w:lineRule="auto" w:before="40"/>
+              <w:ind w:left="0" w:right="0" w:firstLine="0"/>
+              <w:spacing w:lineRule="auto" w:before="40" w:line="240" w:after="40"/>
             </w:pPr>
             <w:r>
               <w:t xml:space="preserve">Exact PID lookup. Same-spec first, then cross-document fallback. Never ambiguous.</w:t>
@@ -11557,8 +11557,8 @@
             <w:pPr>
               <w:pStyle w:val="Compact"/>
               <w:jc w:val="left"/>
-              <w:ind w:right="0" w:left="0" w:firstLine="0"/>
-              <w:spacing w:after="40" w:line="240" w:lineRule="auto" w:before="40"/>
+              <w:ind w:left="0" w:right="0" w:firstLine="0"/>
+              <w:spacing w:lineRule="auto" w:before="40" w:line="240" w:after="40"/>
             </w:pPr>
             <w:r>
               <w:rPr>
@@ -11580,8 +11580,8 @@
             <w:pPr>
               <w:pStyle w:val="Compact"/>
               <w:jc w:val="left"/>
-              <w:ind w:right="0" w:left="0" w:firstLine="0"/>
-              <w:spacing w:after="40" w:line="240" w:lineRule="auto" w:before="40"/>
+              <w:ind w:left="0" w:right="0" w:firstLine="0"/>
+              <w:spacing w:lineRule="auto" w:before="40" w:line="240" w:after="40"/>
             </w:pPr>
             <w:r>
               <w:rPr>
@@ -11597,8 +11597,8 @@
             <w:pPr>
               <w:pStyle w:val="Compact"/>
               <w:jc w:val="left"/>
-              <w:ind w:right="0" w:left="0" w:firstLine="0"/>
-              <w:spacing w:after="40" w:line="240" w:lineRule="auto" w:before="40"/>
+              <w:ind w:left="0" w:right="0" w:firstLine="0"/>
+              <w:spacing w:lineRule="auto" w:before="40" w:line="240" w:after="40"/>
             </w:pPr>
             <w:r>
               <w:t xml:space="preserve">Scoped resolution: local scope, then same specification, then global. May be ambiguous if multiple matches at the same scope level.</w:t>
@@ -12178,12 +12178,12 @@
     </w:p>
     <w:p>
       <w:pPr>
-        <w:spacing w:lineRule="exact" w:before="0" w:after="0" w:line="20"/>
+        <w:spacing w:before="0" w:after="0" w:lineRule="exact" w:line="20"/>
         <w:rPr>
           <w:sz w:val="2"/>
         </w:rPr>
       </w:pPr>
-      <w:bookmarkStart w:id="9127" w:name="listing-src-bib-config"/>
+      <w:bookmarkStart w:name="listing-src-bib-config" w:id="9127"/>
       <w:bookmarkEnd w:id="9127"/>
     </w:p>
     <w:p>
@@ -12286,12 +12286,12 @@
     </w:p>
     <w:p>
       <w:pPr>
-        <w:spacing w:lineRule="exact" w:before="0" w:after="0" w:line="20"/>
+        <w:spacing w:before="0" w:after="0" w:lineRule="exact" w:line="20"/>
         <w:rPr>
           <w:sz w:val="2"/>
         </w:rPr>
       </w:pPr>
-      <w:bookmarkStart w:id="72833" w:name="listing-src-bib-file"/>
+      <w:bookmarkStart w:name="listing-src-bib-file" w:id="72833"/>
       <w:bookmarkEnd w:id="72833"/>
     </w:p>
     <w:p>
@@ -12583,12 +12583,12 @@
     </w:p>
     <w:p>
       <w:pPr>
-        <w:spacing w:lineRule="exact" w:before="0" w:after="0" w:line="20"/>
+        <w:spacing w:before="0" w:after="0" w:lineRule="exact" w:line="20"/>
         <w:rPr>
           <w:sz w:val="2"/>
         </w:rPr>
       </w:pPr>
-      <w:bookmarkStart w:id="25784" w:name="listing-src-citation-syntax"/>
+      <w:bookmarkStart w:name="listing-src-citation-syntax" w:id="25784"/>
       <w:bookmarkEnd w:id="25784"/>
     </w:p>
     <w:p>
@@ -13326,12 +13326,12 @@
     </w:p>
     <w:p>
       <w:pPr>
-        <w:spacing w:lineRule="exact" w:before="0" w:after="0" w:line="20"/>
+        <w:spacing w:before="0" w:after="0" w:lineRule="exact" w:line="20"/>
         <w:rPr>
           <w:sz w:val="2"/>
         </w:rPr>
       </w:pPr>
-      <w:bookmarkStart w:id="70967" w:name="listing-src-chart-gauss-syntax"/>
+      <w:bookmarkStart w:name="listing-src-chart-gauss-syntax" w:id="70967"/>
       <w:bookmarkEnd w:id="70967"/>
     </w:p>
     <w:p>
@@ -13675,12 +13675,12 @@
     </w:p>
     <w:p>
       <w:pPr>
-        <w:spacing w:lineRule="exact" w:before="0" w:after="0" w:line="20"/>
+        <w:spacing w:before="0" w:after="0" w:lineRule="exact" w:line="20"/>
         <w:rPr>
           <w:sz w:val="2"/>
         </w:rPr>
       </w:pPr>
-      <w:bookmarkStart w:id="1073" w:name="listing-src-basic-usage"/>
+      <w:bookmarkStart w:name="listing-src-basic-usage" w:id="1073"/>
       <w:bookmarkEnd w:id="1073"/>
     </w:p>
     <w:p>
@@ -13790,12 +13790,12 @@
     </w:p>
     <w:p>
       <w:pPr>
-        <w:spacing w:lineRule="exact" w:before="0" w:after="0" w:line="20"/>
+        <w:spacing w:before="0" w:after="0" w:lineRule="exact" w:line="20"/>
         <w:rPr>
           <w:sz w:val="2"/>
         </w:rPr>
       </w:pPr>
-      <w:bookmarkStart w:id="23843" w:name="csv-tbl-env-vars"/>
+      <w:bookmarkStart w:name="csv-tbl-env-vars" w:id="23843"/>
       <w:bookmarkEnd w:id="23843"/>
     </w:p>
     <w:p>
@@ -13832,18 +13832,18 @@
         <w:tblLook w:firstRow="1" w:lastRow="0" w:firstColumn="0" w:lastColumn="0" w:noHBand="0" w:noVBand="0" w:val="0020"/>
         <w:jc w:val="start"/>
         <w:tblBorders>
-          <w:top w:color="000000" w:space="0" w:val="single" w:sz="6"/>
-          <w:left w:color="000000" w:space="0" w:val="single" w:sz="6"/>
-          <w:bottom w:color="000000" w:space="0" w:val="single" w:sz="6"/>
-          <w:right w:color="000000" w:space="0" w:val="single" w:sz="6"/>
-          <w:insideH w:color="000000" w:space="0" w:val="single" w:sz="6"/>
-          <w:insideV w:color="000000" w:space="0" w:val="single" w:sz="6"/>
+          <w:top w:val="single" w:sz="6" w:color="000000" w:space="0"/>
+          <w:left w:val="single" w:sz="6" w:color="000000" w:space="0"/>
+          <w:bottom w:val="single" w:sz="6" w:color="000000" w:space="0"/>
+          <w:right w:val="single" w:sz="6" w:color="000000" w:space="0"/>
+          <w:insideH w:val="single" w:sz="6" w:color="000000" w:space="0"/>
+          <w:insideV w:val="single" w:sz="6" w:color="000000" w:space="0"/>
         </w:tblBorders>
         <w:tblCellMar>
-          <w:top w:w="57" w:type="dxa"/>
-          <w:left w:w="108" w:type="dxa"/>
-          <w:bottom w:w="57" w:type="dxa"/>
-          <w:right w:w="108" w:type="dxa"/>
+          <w:top w:type="dxa" w:w="57"/>
+          <w:left w:type="dxa" w:w="108"/>
+          <w:bottom w:type="dxa" w:w="57"/>
+          <w:right w:type="dxa" w:w="108"/>
         </w:tblCellMar>
       </w:tblPr>
       <w:tblGrid>
@@ -13857,14 +13857,14 @@
         </w:trPr>
         <w:tc>
           <w:tcPr>
-            <w:shd w:color="auto" w:val="clear" w:fill="E8E8E8"/>
+            <w:shd w:val="clear" w:color="auto" w:fill="E8E8E8"/>
           </w:tcPr>
           <w:p>
             <w:pPr>
               <w:pStyle w:val="Compact"/>
               <w:jc w:val="left"/>
-              <w:ind w:right="0" w:left="0" w:firstLine="0"/>
-              <w:spacing w:after="40" w:line="240" w:lineRule="auto" w:before="40"/>
+              <w:ind w:left="0" w:right="0" w:firstLine="0"/>
+              <w:spacing w:lineRule="auto" w:before="40" w:line="240" w:after="40"/>
             </w:pPr>
             <w:r>
               <w:rPr>
@@ -13876,14 +13876,14 @@
         </w:tc>
         <w:tc>
           <w:tcPr>
-            <w:shd w:color="auto" w:val="clear" w:fill="E8E8E8"/>
+            <w:shd w:val="clear" w:color="auto" w:fill="E8E8E8"/>
           </w:tcPr>
           <w:p>
             <w:pPr>
               <w:pStyle w:val="Compact"/>
               <w:jc w:val="left"/>
-              <w:ind w:right="0" w:left="0" w:firstLine="0"/>
-              <w:spacing w:after="40" w:line="240" w:lineRule="auto" w:before="40"/>
+              <w:ind w:left="0" w:right="0" w:firstLine="0"/>
+              <w:spacing w:lineRule="auto" w:before="40" w:line="240" w:after="40"/>
             </w:pPr>
             <w:r>
               <w:rPr>
@@ -13895,14 +13895,14 @@
         </w:tc>
         <w:tc>
           <w:tcPr>
-            <w:shd w:color="auto" w:val="clear" w:fill="E8E8E8"/>
+            <w:shd w:val="clear" w:color="auto" w:fill="E8E8E8"/>
           </w:tcPr>
           <w:p>
             <w:pPr>
               <w:pStyle w:val="Compact"/>
               <w:jc w:val="left"/>
-              <w:ind w:right="0" w:left="0" w:firstLine="0"/>
-              <w:spacing w:after="40" w:line="240" w:lineRule="auto" w:before="40"/>
+              <w:ind w:left="0" w:right="0" w:firstLine="0"/>
+              <w:spacing w:lineRule="auto" w:before="40" w:line="240" w:after="40"/>
             </w:pPr>
             <w:r>
               <w:rPr>
@@ -13920,8 +13920,8 @@
             <w:pPr>
               <w:pStyle w:val="Compact"/>
               <w:jc w:val="left"/>
-              <w:ind w:right="0" w:left="0" w:firstLine="0"/>
-              <w:spacing w:after="40" w:line="240" w:lineRule="auto" w:before="40"/>
+              <w:ind w:left="0" w:right="0" w:firstLine="0"/>
+              <w:spacing w:lineRule="auto" w:before="40" w:line="240" w:after="40"/>
             </w:pPr>
             <w:r>
               <w:rPr>
@@ -13937,8 +13937,8 @@
             <w:pPr>
               <w:pStyle w:val="Compact"/>
               <w:jc w:val="left"/>
-              <w:ind w:right="0" w:left="0" w:firstLine="0"/>
-              <w:spacing w:after="40" w:line="240" w:lineRule="auto" w:before="40"/>
+              <w:ind w:left="0" w:right="0" w:firstLine="0"/>
+              <w:spacing w:lineRule="auto" w:before="40" w:line="240" w:after="40"/>
             </w:pPr>
             <w:r>
               <w:rPr>
@@ -13954,8 +13954,8 @@
             <w:pPr>
               <w:pStyle w:val="Compact"/>
               <w:jc w:val="left"/>
-              <w:ind w:right="0" w:left="0" w:firstLine="0"/>
-              <w:spacing w:after="40" w:line="240" w:lineRule="auto" w:before="40"/>
+              <w:ind w:left="0" w:right="0" w:firstLine="0"/>
+              <w:spacing w:lineRule="auto" w:before="40" w:line="240" w:after="40"/>
             </w:pPr>
             <w:r>
               <w:t xml:space="preserve">Override log level:</w:t>
@@ -14015,8 +14015,8 @@
             <w:pPr>
               <w:pStyle w:val="Compact"/>
               <w:jc w:val="left"/>
-              <w:ind w:right="0" w:left="0" w:firstLine="0"/>
-              <w:spacing w:after="40" w:line="240" w:lineRule="auto" w:before="40"/>
+              <w:ind w:left="0" w:right="0" w:firstLine="0"/>
+              <w:spacing w:lineRule="auto" w:before="40" w:line="240" w:after="40"/>
             </w:pPr>
             <w:r>
               <w:rPr>
@@ -14032,8 +14032,8 @@
             <w:pPr>
               <w:pStyle w:val="Compact"/>
               <w:jc w:val="left"/>
-              <w:ind w:right="0" w:left="0" w:firstLine="0"/>
-              <w:spacing w:after="40" w:line="240" w:lineRule="auto" w:before="40"/>
+              <w:ind w:left="0" w:right="0" w:firstLine="0"/>
+              <w:spacing w:lineRule="auto" w:before="40" w:line="240" w:after="40"/>
             </w:pPr>
             <w:r>
               <w:rPr>
@@ -14049,8 +14049,8 @@
             <w:pPr>
               <w:pStyle w:val="Compact"/>
               <w:jc w:val="left"/>
-              <w:ind w:right="0" w:left="0" w:firstLine="0"/>
-              <w:spacing w:after="40" w:line="240" w:lineRule="auto" w:before="40"/>
+              <w:ind w:left="0" w:right="0" w:firstLine="0"/>
+              <w:spacing w:lineRule="auto" w:before="40" w:line="240" w:after="40"/>
             </w:pPr>
             <w:r>
               <w:t xml:space="preserve">SpecCompiler installation root (model and binary lookup)</w:t>
@@ -14065,8 +14065,8 @@
             <w:pPr>
               <w:pStyle w:val="Compact"/>
               <w:jc w:val="left"/>
-              <w:ind w:right="0" w:left="0" w:firstLine="0"/>
-              <w:spacing w:after="40" w:line="240" w:lineRule="auto" w:before="40"/>
+              <w:ind w:left="0" w:right="0" w:firstLine="0"/>
+              <w:spacing w:lineRule="auto" w:before="40" w:line="240" w:after="40"/>
             </w:pPr>
             <w:r>
               <w:rPr>
@@ -14082,8 +14082,8 @@
             <w:pPr>
               <w:pStyle w:val="Compact"/>
               <w:jc w:val="left"/>
-              <w:ind w:right="0" w:left="0" w:firstLine="0"/>
-              <w:spacing w:after="40" w:line="240" w:lineRule="auto" w:before="40"/>
+              <w:ind w:left="0" w:right="0" w:firstLine="0"/>
+              <w:spacing w:lineRule="auto" w:before="40" w:line="240" w:after="40"/>
             </w:pPr>
             <w:r>
               <w:rPr>
@@ -14099,8 +14099,8 @@
             <w:pPr>
               <w:pStyle w:val="Compact"/>
               <w:jc w:val="left"/>
-              <w:ind w:right="0" w:left="0" w:firstLine="0"/>
-              <w:spacing w:after="40" w:line="240" w:lineRule="auto" w:before="40"/>
+              <w:ind w:left="0" w:right="0" w:firstLine="0"/>
+              <w:spacing w:lineRule="auto" w:before="40" w:line="240" w:after="40"/>
             </w:pPr>
             <w:r>
               <w:t xml:space="preserve">Distribution root (used internally for external renderers)</w:t>
@@ -14115,8 +14115,8 @@
             <w:pPr>
               <w:pStyle w:val="Compact"/>
               <w:jc w:val="left"/>
-              <w:ind w:right="0" w:left="0" w:firstLine="0"/>
-              <w:spacing w:after="40" w:line="240" w:lineRule="auto" w:before="40"/>
+              <w:ind w:left="0" w:right="0" w:firstLine="0"/>
+              <w:spacing w:lineRule="auto" w:before="40" w:line="240" w:after="40"/>
             </w:pPr>
             <w:r>
               <w:rPr>
@@ -14132,8 +14132,8 @@
             <w:pPr>
               <w:pStyle w:val="Compact"/>
               <w:jc w:val="left"/>
-              <w:ind w:right="0" w:left="0" w:firstLine="0"/>
-              <w:spacing w:after="40" w:line="240" w:lineRule="auto" w:before="40"/>
+              <w:ind w:left="0" w:right="0" w:firstLine="0"/>
+              <w:spacing w:lineRule="auto" w:before="40" w:line="240" w:after="40"/>
             </w:pPr>
             <w:r>
               <w:rPr>
@@ -14149,8 +14149,8 @@
             <w:pPr>
               <w:pStyle w:val="Compact"/>
               <w:jc w:val="left"/>
-              <w:ind w:right="0" w:left="0" w:firstLine="0"/>
-              <w:spacing w:after="40" w:line="240" w:lineRule="auto" w:before="40"/>
+              <w:ind w:left="0" w:right="0" w:firstLine="0"/>
+              <w:spacing w:lineRule="auto" w:before="40" w:line="240" w:after="40"/>
             </w:pPr>
             <w:r>
               <w:t xml:space="preserve">Docker image reference (overrides default in wrapper)</w:t>
@@ -14165,8 +14165,8 @@
             <w:pPr>
               <w:pStyle w:val="Compact"/>
               <w:jc w:val="left"/>
-              <w:ind w:right="0" w:left="0" w:firstLine="0"/>
-              <w:spacing w:after="40" w:line="240" w:lineRule="auto" w:before="40"/>
+              <w:ind w:left="0" w:right="0" w:firstLine="0"/>
+              <w:spacing w:lineRule="auto" w:before="40" w:line="240" w:after="40"/>
             </w:pPr>
             <w:r>
               <w:rPr>
@@ -14182,8 +14182,8 @@
             <w:pPr>
               <w:pStyle w:val="Compact"/>
               <w:jc w:val="left"/>
-              <w:ind w:right="0" w:left="0" w:firstLine="0"/>
-              <w:spacing w:after="40" w:line="240" w:lineRule="auto" w:before="40"/>
+              <w:ind w:left="0" w:right="0" w:firstLine="0"/>
+              <w:spacing w:lineRule="auto" w:before="40" w:line="240" w:after="40"/>
             </w:pPr>
             <w:r>
               <w:t xml:space="preserve">(unset)</w:t>
@@ -14196,8 +14196,8 @@
             <w:pPr>
               <w:pStyle w:val="Compact"/>
               <w:jc w:val="left"/>
-              <w:ind w:right="0" w:left="0" w:firstLine="0"/>
-              <w:spacing w:after="40" w:line="240" w:lineRule="auto" w:before="40"/>
+              <w:ind w:left="0" w:right="0" w:firstLine="0"/>
+              <w:spacing w:lineRule="auto" w:before="40" w:line="240" w:after="40"/>
             </w:pPr>
             <w:r>
               <w:t xml:space="preserve">Disable ANSI color codes in output</w:t>
@@ -14222,12 +14222,12 @@
     </w:p>
     <w:p>
       <w:pPr>
-        <w:spacing w:lineRule="exact" w:before="0" w:after="0" w:line="20"/>
+        <w:spacing w:before="0" w:after="0" w:lineRule="exact" w:line="20"/>
         <w:rPr>
           <w:sz w:val="2"/>
         </w:rPr>
       </w:pPr>
-      <w:bookmarkStart w:id="82958" w:name="csv-tbl-exit-codes"/>
+      <w:bookmarkStart w:name="csv-tbl-exit-codes" w:id="82958"/>
       <w:bookmarkEnd w:id="82958"/>
     </w:p>
     <w:p>
@@ -14264,18 +14264,18 @@
         <w:tblLook w:firstRow="1" w:lastRow="0" w:firstColumn="0" w:lastColumn="0" w:noHBand="0" w:noVBand="0" w:val="0020"/>
         <w:jc w:val="start"/>
         <w:tblBorders>
-          <w:top w:color="000000" w:space="0" w:val="single" w:sz="6"/>
-          <w:left w:color="000000" w:space="0" w:val="single" w:sz="6"/>
-          <w:bottom w:color="000000" w:space="0" w:val="single" w:sz="6"/>
-          <w:right w:color="000000" w:space="0" w:val="single" w:sz="6"/>
-          <w:insideH w:color="000000" w:space="0" w:val="single" w:sz="6"/>
-          <w:insideV w:color="000000" w:space="0" w:val="single" w:sz="6"/>
+          <w:top w:val="single" w:sz="6" w:color="000000" w:space="0"/>
+          <w:left w:val="single" w:sz="6" w:color="000000" w:space="0"/>
+          <w:bottom w:val="single" w:sz="6" w:color="000000" w:space="0"/>
+          <w:right w:val="single" w:sz="6" w:color="000000" w:space="0"/>
+          <w:insideH w:val="single" w:sz="6" w:color="000000" w:space="0"/>
+          <w:insideV w:val="single" w:sz="6" w:color="000000" w:space="0"/>
         </w:tblBorders>
         <w:tblCellMar>
-          <w:top w:w="57" w:type="dxa"/>
-          <w:left w:w="108" w:type="dxa"/>
-          <w:bottom w:w="57" w:type="dxa"/>
-          <w:right w:w="108" w:type="dxa"/>
+          <w:top w:type="dxa" w:w="57"/>
+          <w:left w:type="dxa" w:w="108"/>
+          <w:bottom w:type="dxa" w:w="57"/>
+          <w:right w:type="dxa" w:w="108"/>
         </w:tblCellMar>
       </w:tblPr>
       <w:tblGrid>
@@ -14288,14 +14288,14 @@
         </w:trPr>
         <w:tc>
           <w:tcPr>
-            <w:shd w:color="auto" w:val="clear" w:fill="E8E8E8"/>
+            <w:shd w:val="clear" w:color="auto" w:fill="E8E8E8"/>
           </w:tcPr>
           <w:p>
             <w:pPr>
               <w:pStyle w:val="Compact"/>
               <w:jc w:val="left"/>
-              <w:ind w:right="0" w:left="0" w:firstLine="0"/>
-              <w:spacing w:after="40" w:line="240" w:lineRule="auto" w:before="40"/>
+              <w:ind w:left="0" w:right="0" w:firstLine="0"/>
+              <w:spacing w:lineRule="auto" w:before="40" w:line="240" w:after="40"/>
             </w:pPr>
             <w:r>
               <w:rPr>
@@ -14307,14 +14307,14 @@
         </w:tc>
         <w:tc>
           <w:tcPr>
-            <w:shd w:color="auto" w:val="clear" w:fill="E8E8E8"/>
+            <w:shd w:val="clear" w:color="auto" w:fill="E8E8E8"/>
           </w:tcPr>
           <w:p>
             <w:pPr>
               <w:pStyle w:val="Compact"/>
               <w:jc w:val="left"/>
-              <w:ind w:right="0" w:left="0" w:firstLine="0"/>
-              <w:spacing w:after="40" w:line="240" w:lineRule="auto" w:before="40"/>
+              <w:ind w:left="0" w:right="0" w:firstLine="0"/>
+              <w:spacing w:lineRule="auto" w:before="40" w:line="240" w:after="40"/>
             </w:pPr>
             <w:r>
               <w:rPr>
@@ -14332,8 +14332,8 @@
             <w:pPr>
               <w:pStyle w:val="Compact"/>
               <w:jc w:val="left"/>
-              <w:ind w:right="0" w:left="0" w:firstLine="0"/>
-              <w:spacing w:after="40" w:line="240" w:lineRule="auto" w:before="40"/>
+              <w:ind w:left="0" w:right="0" w:firstLine="0"/>
+              <w:spacing w:lineRule="auto" w:before="40" w:line="240" w:after="40"/>
             </w:pPr>
             <w:r>
               <w:t xml:space="preserve">0</w:t>
@@ -14346,8 +14346,8 @@
             <w:pPr>
               <w:pStyle w:val="Compact"/>
               <w:jc w:val="left"/>
-              <w:ind w:right="0" w:left="0" w:firstLine="0"/>
-              <w:spacing w:after="40" w:line="240" w:lineRule="auto" w:before="40"/>
+              <w:ind w:left="0" w:right="0" w:firstLine="0"/>
+              <w:spacing w:lineRule="auto" w:before="40" w:line="240" w:after="40"/>
             </w:pPr>
             <w:r>
               <w:t xml:space="preserve">Success: all documents processed and outputs generated</w:t>
@@ -14362,8 +14362,8 @@
             <w:pPr>
               <w:pStyle w:val="Compact"/>
               <w:jc w:val="left"/>
-              <w:ind w:right="0" w:left="0" w:firstLine="0"/>
-              <w:spacing w:after="40" w:line="240" w:lineRule="auto" w:before="40"/>
+              <w:ind w:left="0" w:right="0" w:firstLine="0"/>
+              <w:spacing w:lineRule="auto" w:before="40" w:line="240" w:after="40"/>
             </w:pPr>
             <w:r>
               <w:t xml:space="preserve">1</w:t>
@@ -14376,8 +14376,8 @@
             <w:pPr>
               <w:pStyle w:val="Compact"/>
               <w:jc w:val="left"/>
-              <w:ind w:right="0" w:left="0" w:firstLine="0"/>
-              <w:spacing w:after="40" w:line="240" w:lineRule="auto" w:before="40"/>
+              <w:ind w:left="0" w:right="0" w:firstLine="0"/>
+              <w:spacing w:lineRule="auto" w:before="40" w:line="240" w:after="40"/>
             </w:pPr>
             <w:r>
               <w:t xml:space="preserve">Failure: Docker unavailable or configuration or pipeline error</w:t>
@@ -14392,8 +14392,8 @@
             <w:pPr>
               <w:pStyle w:val="Compact"/>
               <w:jc w:val="left"/>
-              <w:ind w:right="0" w:left="0" w:firstLine="0"/>
-              <w:spacing w:after="40" w:line="240" w:lineRule="auto" w:before="40"/>
+              <w:ind w:left="0" w:right="0" w:firstLine="0"/>
+              <w:spacing w:lineRule="auto" w:before="40" w:line="240" w:after="40"/>
             </w:pPr>
             <w:r>
               <w:t xml:space="preserve">2</w:t>
@@ -14406,8 +14406,8 @@
             <w:pPr>
               <w:pStyle w:val="Compact"/>
               <w:jc w:val="left"/>
-              <w:ind w:right="0" w:left="0" w:firstLine="0"/>
-              <w:spacing w:after="40" w:line="240" w:lineRule="auto" w:before="40"/>
+              <w:ind w:left="0" w:right="0" w:firstLine="0"/>
+              <w:spacing w:lineRule="auto" w:before="40" w:line="240" w:after="40"/>
             </w:pPr>
             <w:r>
               <w:t xml:space="preserve">Blocking diagnostics: analysis reported one or more errors</w:t>
@@ -14577,12 +14577,12 @@
     </w:p>
     <w:p>
       <w:pPr>
-        <w:spacing w:lineRule="exact" w:before="0" w:after="0" w:line="20"/>
+        <w:spacing w:before="0" w:after="0" w:lineRule="exact" w:line="20"/>
         <w:rPr>
           <w:sz w:val="2"/>
         </w:rPr>
       </w:pPr>
-      <w:bookmarkStart w:id="92230" w:name="csv-tbl-html5-options"/>
+      <w:bookmarkStart w:name="csv-tbl-html5-options" w:id="92230"/>
       <w:bookmarkEnd w:id="92230"/>
     </w:p>
     <w:p>
@@ -14619,18 +14619,18 @@
         <w:tblLook w:firstRow="1" w:lastRow="0" w:firstColumn="0" w:lastColumn="0" w:noHBand="0" w:noVBand="0" w:val="0020"/>
         <w:jc w:val="start"/>
         <w:tblBorders>
-          <w:top w:color="000000" w:space="0" w:val="single" w:sz="6"/>
-          <w:left w:color="000000" w:space="0" w:val="single" w:sz="6"/>
-          <w:bottom w:color="000000" w:space="0" w:val="single" w:sz="6"/>
-          <w:right w:color="000000" w:space="0" w:val="single" w:sz="6"/>
-          <w:insideH w:color="000000" w:space="0" w:val="single" w:sz="6"/>
-          <w:insideV w:color="000000" w:space="0" w:val="single" w:sz="6"/>
+          <w:top w:val="single" w:sz="6" w:color="000000" w:space="0"/>
+          <w:left w:val="single" w:sz="6" w:color="000000" w:space="0"/>
+          <w:bottom w:val="single" w:sz="6" w:color="000000" w:space="0"/>
+          <w:right w:val="single" w:sz="6" w:color="000000" w:space="0"/>
+          <w:insideH w:val="single" w:sz="6" w:color="000000" w:space="0"/>
+          <w:insideV w:val="single" w:sz="6" w:color="000000" w:space="0"/>
         </w:tblBorders>
         <w:tblCellMar>
-          <w:top w:w="57" w:type="dxa"/>
-          <w:left w:w="108" w:type="dxa"/>
-          <w:bottom w:w="57" w:type="dxa"/>
-          <w:right w:w="108" w:type="dxa"/>
+          <w:top w:type="dxa" w:w="57"/>
+          <w:left w:type="dxa" w:w="108"/>
+          <w:bottom w:type="dxa" w:w="57"/>
+          <w:right w:type="dxa" w:w="108"/>
         </w:tblCellMar>
       </w:tblPr>
       <w:tblGrid>
@@ -14645,14 +14645,14 @@
         </w:trPr>
         <w:tc>
           <w:tcPr>
-            <w:shd w:color="auto" w:val="clear" w:fill="E8E8E8"/>
+            <w:shd w:val="clear" w:color="auto" w:fill="E8E8E8"/>
           </w:tcPr>
           <w:p>
             <w:pPr>
               <w:pStyle w:val="Compact"/>
               <w:jc w:val="left"/>
-              <w:ind w:right="0" w:left="0" w:firstLine="0"/>
-              <w:spacing w:after="40" w:line="240" w:lineRule="auto" w:before="40"/>
+              <w:ind w:left="0" w:right="0" w:firstLine="0"/>
+              <w:spacing w:lineRule="auto" w:before="40" w:line="240" w:after="40"/>
             </w:pPr>
             <w:r>
               <w:rPr>
@@ -14664,14 +14664,14 @@
         </w:tc>
         <w:tc>
           <w:tcPr>
-            <w:shd w:color="auto" w:val="clear" w:fill="E8E8E8"/>
+            <w:shd w:val="clear" w:color="auto" w:fill="E8E8E8"/>
           </w:tcPr>
           <w:p>
             <w:pPr>
               <w:pStyle w:val="Compact"/>
               <w:jc w:val="left"/>
-              <w:ind w:right="0" w:left="0" w:firstLine="0"/>
-              <w:spacing w:after="40" w:line="240" w:lineRule="auto" w:before="40"/>
+              <w:ind w:left="0" w:right="0" w:firstLine="0"/>
+              <w:spacing w:lineRule="auto" w:before="40" w:line="240" w:after="40"/>
             </w:pPr>
             <w:r>
               <w:rPr>
@@ -14683,14 +14683,14 @@
         </w:tc>
         <w:tc>
           <w:tcPr>
-            <w:shd w:color="auto" w:val="clear" w:fill="E8E8E8"/>
+            <w:shd w:val="clear" w:color="auto" w:fill="E8E8E8"/>
           </w:tcPr>
           <w:p>
             <w:pPr>
               <w:pStyle w:val="Compact"/>
               <w:jc w:val="left"/>
-              <w:ind w:right="0" w:left="0" w:firstLine="0"/>
-              <w:spacing w:after="40" w:line="240" w:lineRule="auto" w:before="40"/>
+              <w:ind w:left="0" w:right="0" w:firstLine="0"/>
+              <w:spacing w:lineRule="auto" w:before="40" w:line="240" w:after="40"/>
             </w:pPr>
             <w:r>
               <w:rPr>
@@ -14702,14 +14702,14 @@
         </w:tc>
         <w:tc>
           <w:tcPr>
-            <w:shd w:color="auto" w:val="clear" w:fill="E8E8E8"/>
+            <w:shd w:val="clear" w:color="auto" w:fill="E8E8E8"/>
           </w:tcPr>
           <w:p>
             <w:pPr>
               <w:pStyle w:val="Compact"/>
               <w:jc w:val="left"/>
-              <w:ind w:right="0" w:left="0" w:firstLine="0"/>
-              <w:spacing w:after="40" w:line="240" w:lineRule="auto" w:before="40"/>
+              <w:ind w:left="0" w:right="0" w:firstLine="0"/>
+              <w:spacing w:lineRule="auto" w:before="40" w:line="240" w:after="40"/>
             </w:pPr>
             <w:r>
               <w:rPr>
@@ -14727,8 +14727,8 @@
             <w:pPr>
               <w:pStyle w:val="Compact"/>
               <w:jc w:val="left"/>
-              <w:ind w:right="0" w:left="0" w:firstLine="0"/>
-              <w:spacing w:after="40" w:line="240" w:lineRule="auto" w:before="40"/>
+              <w:ind w:left="0" w:right="0" w:firstLine="0"/>
+              <w:spacing w:lineRule="auto" w:before="40" w:line="240" w:after="40"/>
             </w:pPr>
             <w:r>
               <w:rPr>
@@ -14744,8 +14744,8 @@
             <w:pPr>
               <w:pStyle w:val="Compact"/>
               <w:jc w:val="left"/>
-              <w:ind w:right="0" w:left="0" w:firstLine="0"/>
-              <w:spacing w:after="40" w:line="240" w:lineRule="auto" w:before="40"/>
+              <w:ind w:left="0" w:right="0" w:firstLine="0"/>
+              <w:spacing w:lineRule="auto" w:before="40" w:line="240" w:after="40"/>
             </w:pPr>
             <w:r>
               <w:t xml:space="preserve">boolean</w:t>
@@ -14758,8 +14758,8 @@
             <w:pPr>
               <w:pStyle w:val="Compact"/>
               <w:jc w:val="left"/>
-              <w:ind w:right="0" w:left="0" w:firstLine="0"/>
-              <w:spacing w:after="40" w:line="240" w:lineRule="auto" w:before="40"/>
+              <w:ind w:left="0" w:right="0" w:firstLine="0"/>
+              <w:spacing w:lineRule="auto" w:before="40" w:line="240" w:after="40"/>
             </w:pPr>
             <w:r>
               <w:t xml:space="preserve">false</w:t>
@@ -14772,8 +14772,8 @@
             <w:pPr>
               <w:pStyle w:val="Compact"/>
               <w:jc w:val="left"/>
-              <w:ind w:right="0" w:left="0" w:firstLine="0"/>
-              <w:spacing w:after="40" w:line="240" w:lineRule="auto" w:before="40"/>
+              <w:ind w:left="0" w:right="0" w:firstLine="0"/>
+              <w:spacing w:lineRule="auto" w:before="40" w:line="240" w:after="40"/>
             </w:pPr>
             <w:r>
               <w:t xml:space="preserve">Add section numbering</w:t>
@@ -14788,8 +14788,8 @@
             <w:pPr>
               <w:pStyle w:val="Compact"/>
               <w:jc w:val="left"/>
-              <w:ind w:right="0" w:left="0" w:firstLine="0"/>
-              <w:spacing w:after="40" w:line="240" w:lineRule="auto" w:before="40"/>
+              <w:ind w:left="0" w:right="0" w:firstLine="0"/>
+              <w:spacing w:lineRule="auto" w:before="40" w:line="240" w:after="40"/>
             </w:pPr>
             <w:r>
               <w:rPr>
@@ -14805,8 +14805,8 @@
             <w:pPr>
               <w:pStyle w:val="Compact"/>
               <w:jc w:val="left"/>
-              <w:ind w:right="0" w:left="0" w:firstLine="0"/>
-              <w:spacing w:after="40" w:line="240" w:lineRule="auto" w:before="40"/>
+              <w:ind w:left="0" w:right="0" w:firstLine="0"/>
+              <w:spacing w:lineRule="auto" w:before="40" w:line="240" w:after="40"/>
             </w:pPr>
             <w:r>
               <w:t xml:space="preserve">boolean</w:t>
@@ -14819,8 +14819,8 @@
             <w:pPr>
               <w:pStyle w:val="Compact"/>
               <w:jc w:val="left"/>
-              <w:ind w:right="0" w:left="0" w:firstLine="0"/>
-              <w:spacing w:after="40" w:line="240" w:lineRule="auto" w:before="40"/>
+              <w:ind w:left="0" w:right="0" w:firstLine="0"/>
+              <w:spacing w:lineRule="auto" w:before="40" w:line="240" w:after="40"/>
             </w:pPr>
             <w:r>
               <w:t xml:space="preserve">false</w:t>
@@ -14833,8 +14833,8 @@
             <w:pPr>
               <w:pStyle w:val="Compact"/>
               <w:jc w:val="left"/>
-              <w:ind w:right="0" w:left="0" w:firstLine="0"/>
-              <w:spacing w:after="40" w:line="240" w:lineRule="auto" w:before="40"/>
+              <w:ind w:left="0" w:right="0" w:firstLine="0"/>
+              <w:spacing w:lineRule="auto" w:before="40" w:line="240" w:after="40"/>
             </w:pPr>
             <w:r>
               <w:t xml:space="preserve">Generate table of contents</w:t>
@@ -14849,8 +14849,8 @@
             <w:pPr>
               <w:pStyle w:val="Compact"/>
               <w:jc w:val="left"/>
-              <w:ind w:right="0" w:left="0" w:firstLine="0"/>
-              <w:spacing w:after="40" w:line="240" w:lineRule="auto" w:before="40"/>
+              <w:ind w:left="0" w:right="0" w:firstLine="0"/>
+              <w:spacing w:lineRule="auto" w:before="40" w:line="240" w:after="40"/>
             </w:pPr>
             <w:r>
               <w:rPr>
@@ -14866,8 +14866,8 @@
             <w:pPr>
               <w:pStyle w:val="Compact"/>
               <w:jc w:val="left"/>
-              <w:ind w:right="0" w:left="0" w:firstLine="0"/>
-              <w:spacing w:after="40" w:line="240" w:lineRule="auto" w:before="40"/>
+              <w:ind w:left="0" w:right="0" w:firstLine="0"/>
+              <w:spacing w:lineRule="auto" w:before="40" w:line="240" w:after="40"/>
             </w:pPr>
             <w:r>
               <w:t xml:space="preserve">integer</w:t>
@@ -14880,8 +14880,8 @@
             <w:pPr>
               <w:pStyle w:val="Compact"/>
               <w:jc w:val="left"/>
-              <w:ind w:right="0" w:left="0" w:firstLine="0"/>
-              <w:spacing w:after="40" w:line="240" w:lineRule="auto" w:before="40"/>
+              <w:ind w:left="0" w:right="0" w:firstLine="0"/>
+              <w:spacing w:lineRule="auto" w:before="40" w:line="240" w:after="40"/>
             </w:pPr>
             <w:r>
               <w:t xml:space="preserve">3</w:t>
@@ -14894,8 +14894,8 @@
             <w:pPr>
               <w:pStyle w:val="Compact"/>
               <w:jc w:val="left"/>
-              <w:ind w:right="0" w:left="0" w:firstLine="0"/>
-              <w:spacing w:after="40" w:line="240" w:lineRule="auto" w:before="40"/>
+              <w:ind w:left="0" w:right="0" w:firstLine="0"/>
+              <w:spacing w:lineRule="auto" w:before="40" w:line="240" w:after="40"/>
             </w:pPr>
             <w:r>
               <w:t xml:space="preserve">Heading depth for TOC</w:t>
@@ -14910,8 +14910,8 @@
             <w:pPr>
               <w:pStyle w:val="Compact"/>
               <w:jc w:val="left"/>
-              <w:ind w:right="0" w:left="0" w:firstLine="0"/>
-              <w:spacing w:after="40" w:line="240" w:lineRule="auto" w:before="40"/>
+              <w:ind w:left="0" w:right="0" w:firstLine="0"/>
+              <w:spacing w:lineRule="auto" w:before="40" w:line="240" w:after="40"/>
             </w:pPr>
             <w:r>
               <w:rPr>
@@ -14927,8 +14927,8 @@
             <w:pPr>
               <w:pStyle w:val="Compact"/>
               <w:jc w:val="left"/>
-              <w:ind w:right="0" w:left="0" w:firstLine="0"/>
-              <w:spacing w:after="40" w:line="240" w:lineRule="auto" w:before="40"/>
+              <w:ind w:left="0" w:right="0" w:firstLine="0"/>
+              <w:spacing w:lineRule="auto" w:before="40" w:line="240" w:after="40"/>
             </w:pPr>
             <w:r>
               <w:t xml:space="preserve">boolean</w:t>
@@ -14941,8 +14941,8 @@
             <w:pPr>
               <w:pStyle w:val="Compact"/>
               <w:jc w:val="left"/>
-              <w:ind w:right="0" w:left="0" w:firstLine="0"/>
-              <w:spacing w:after="40" w:line="240" w:lineRule="auto" w:before="40"/>
+              <w:ind w:left="0" w:right="0" w:firstLine="0"/>
+              <w:spacing w:lineRule="auto" w:before="40" w:line="240" w:after="40"/>
             </w:pPr>
             <w:r>
               <w:t xml:space="preserve">false</w:t>
@@ -14955,8 +14955,8 @@
             <w:pPr>
               <w:pStyle w:val="Compact"/>
               <w:jc w:val="left"/>
-              <w:ind w:right="0" w:left="0" w:firstLine="0"/>
-              <w:spacing w:after="40" w:line="240" w:lineRule="auto" w:before="40"/>
+              <w:ind w:left="0" w:right="0" w:firstLine="0"/>
+              <w:spacing w:lineRule="auto" w:before="40" w:line="240" w:after="40"/>
             </w:pPr>
             <w:r>
               <w:t xml:space="preserve">Produce complete HTML document</w:t>
@@ -14971,8 +14971,8 @@
             <w:pPr>
               <w:pStyle w:val="Compact"/>
               <w:jc w:val="left"/>
-              <w:ind w:right="0" w:left="0" w:firstLine="0"/>
-              <w:spacing w:after="40" w:line="240" w:lineRule="auto" w:before="40"/>
+              <w:ind w:left="0" w:right="0" w:firstLine="0"/>
+              <w:spacing w:lineRule="auto" w:before="40" w:line="240" w:after="40"/>
             </w:pPr>
             <w:r>
               <w:rPr>
@@ -14988,8 +14988,8 @@
             <w:pPr>
               <w:pStyle w:val="Compact"/>
               <w:jc w:val="left"/>
-              <w:ind w:right="0" w:left="0" w:firstLine="0"/>
-              <w:spacing w:after="40" w:line="240" w:lineRule="auto" w:before="40"/>
+              <w:ind w:left="0" w:right="0" w:firstLine="0"/>
+              <w:spacing w:lineRule="auto" w:before="40" w:line="240" w:after="40"/>
             </w:pPr>
             <w:r>
               <w:t xml:space="preserve">boolean</w:t>
@@ -15002,8 +15002,8 @@
             <w:pPr>
               <w:pStyle w:val="Compact"/>
               <w:jc w:val="left"/>
-              <w:ind w:right="0" w:left="0" w:firstLine="0"/>
-              <w:spacing w:after="40" w:line="240" w:lineRule="auto" w:before="40"/>
+              <w:ind w:left="0" w:right="0" w:firstLine="0"/>
+              <w:spacing w:lineRule="auto" w:before="40" w:line="240" w:after="40"/>
             </w:pPr>
             <w:r>
               <w:t xml:space="preserve">false</w:t>
@@ -15016,8 +15016,8 @@
             <w:pPr>
               <w:pStyle w:val="Compact"/>
               <w:jc w:val="left"/>
-              <w:ind w:right="0" w:left="0" w:firstLine="0"/>
-              <w:spacing w:after="40" w:line="240" w:lineRule="auto" w:before="40"/>
+              <w:ind w:left="0" w:right="0" w:firstLine="0"/>
+              <w:spacing w:lineRule="auto" w:before="40" w:line="240" w:after="40"/>
             </w:pPr>
             <w:r>
               <w:t xml:space="preserve">Embed CSS and images inline</w:t>
@@ -15108,12 +15108,12 @@
     </w:p>
     <w:p>
       <w:pPr>
-        <w:spacing w:lineRule="exact" w:before="0" w:after="0" w:line="20"/>
+        <w:spacing w:before="0" w:after="0" w:lineRule="exact" w:line="20"/>
         <w:rPr>
           <w:sz w:val="2"/>
         </w:rPr>
       </w:pPr>
-      <w:bookmarkStart w:id="24499" w:name="listing-src-diagnostic-ndjson"/>
+      <w:bookmarkStart w:name="listing-src-diagnostic-ndjson" w:id="24499"/>
       <w:bookmarkEnd w:id="24499"/>
     </w:p>
     <w:p>
@@ -15266,12 +15266,12 @@
     </w:p>
     <w:p>
       <w:pPr>
-        <w:spacing w:lineRule="exact" w:before="0" w:after="0" w:line="20"/>
+        <w:spacing w:before="0" w:after="0" w:lineRule="exact" w:line="20"/>
         <w:rPr>
           <w:sz w:val="2"/>
         </w:rPr>
       </w:pPr>
-      <w:bookmarkStart w:id="98060" w:name="csv-tbl-error-codes"/>
+      <w:bookmarkStart w:name="csv-tbl-error-codes" w:id="98060"/>
       <w:bookmarkEnd w:id="98060"/>
     </w:p>
     <w:p>
@@ -15308,18 +15308,18 @@
         <w:tblLook w:firstRow="1" w:lastRow="0" w:firstColumn="0" w:lastColumn="0" w:noHBand="0" w:noVBand="0" w:val="0020"/>
         <w:jc w:val="start"/>
         <w:tblBorders>
-          <w:top w:color="000000" w:space="0" w:val="single" w:sz="6"/>
-          <w:left w:color="000000" w:space="0" w:val="single" w:sz="6"/>
-          <w:bottom w:color="000000" w:space="0" w:val="single" w:sz="6"/>
-          <w:right w:color="000000" w:space="0" w:val="single" w:sz="6"/>
-          <w:insideH w:color="000000" w:space="0" w:val="single" w:sz="6"/>
-          <w:insideV w:color="000000" w:space="0" w:val="single" w:sz="6"/>
+          <w:top w:val="single" w:sz="6" w:color="000000" w:space="0"/>
+          <w:left w:val="single" w:sz="6" w:color="000000" w:space="0"/>
+          <w:bottom w:val="single" w:sz="6" w:color="000000" w:space="0"/>
+          <w:right w:val="single" w:sz="6" w:color="000000" w:space="0"/>
+          <w:insideH w:val="single" w:sz="6" w:color="000000" w:space="0"/>
+          <w:insideV w:val="single" w:sz="6" w:color="000000" w:space="0"/>
         </w:tblBorders>
         <w:tblCellMar>
-          <w:top w:w="57" w:type="dxa"/>
-          <w:left w:w="108" w:type="dxa"/>
-          <w:bottom w:w="57" w:type="dxa"/>
-          <w:right w:w="108" w:type="dxa"/>
+          <w:top w:type="dxa" w:w="57"/>
+          <w:left w:type="dxa" w:w="108"/>
+          <w:bottom w:type="dxa" w:w="57"/>
+          <w:right w:type="dxa" w:w="108"/>
         </w:tblCellMar>
       </w:tblPr>
       <w:tblGrid>
@@ -15332,14 +15332,14 @@
         </w:trPr>
         <w:tc>
           <w:tcPr>
-            <w:shd w:color="auto" w:val="clear" w:fill="E8E8E8"/>
+            <w:shd w:val="clear" w:color="auto" w:fill="E8E8E8"/>
           </w:tcPr>
           <w:p>
             <w:pPr>
               <w:pStyle w:val="Compact"/>
               <w:jc w:val="left"/>
-              <w:ind w:right="0" w:left="0" w:firstLine="0"/>
-              <w:spacing w:after="40" w:line="240" w:lineRule="auto" w:before="40"/>
+              <w:ind w:left="0" w:right="0" w:firstLine="0"/>
+              <w:spacing w:lineRule="auto" w:before="40" w:line="240" w:after="40"/>
             </w:pPr>
             <w:r>
               <w:rPr>
@@ -15351,14 +15351,14 @@
         </w:tc>
         <w:tc>
           <w:tcPr>
-            <w:shd w:color="auto" w:val="clear" w:fill="E8E8E8"/>
+            <w:shd w:val="clear" w:color="auto" w:fill="E8E8E8"/>
           </w:tcPr>
           <w:p>
             <w:pPr>
               <w:pStyle w:val="Compact"/>
               <w:jc w:val="left"/>
-              <w:ind w:right="0" w:left="0" w:firstLine="0"/>
-              <w:spacing w:after="40" w:line="240" w:lineRule="auto" w:before="40"/>
+              <w:ind w:left="0" w:right="0" w:firstLine="0"/>
+              <w:spacing w:lineRule="auto" w:before="40" w:line="240" w:after="40"/>
             </w:pPr>
             <w:r>
               <w:rPr>
@@ -15376,8 +15376,8 @@
             <w:pPr>
               <w:pStyle w:val="Compact"/>
               <w:jc w:val="left"/>
-              <w:ind w:right="0" w:left="0" w:firstLine="0"/>
-              <w:spacing w:after="40" w:line="240" w:lineRule="auto" w:before="40"/>
+              <w:ind w:left="0" w:right="0" w:firstLine="0"/>
+              <w:spacing w:lineRule="auto" w:before="40" w:line="240" w:after="40"/>
             </w:pPr>
             <w:r>
               <w:rPr>
@@ -15393,8 +15393,8 @@
             <w:pPr>
               <w:pStyle w:val="Compact"/>
               <w:jc w:val="left"/>
-              <w:ind w:right="0" w:left="0" w:firstLine="0"/>
-              <w:spacing w:after="40" w:line="240" w:lineRule="auto" w:before="40"/>
+              <w:ind w:left="0" w:right="0" w:firstLine="0"/>
+              <w:spacing w:lineRule="auto" w:before="40" w:line="240" w:after="40"/>
             </w:pPr>
             <w:r>
               <w:t xml:space="preserve">Specification missing required attribute</w:t>
@@ -15409,8 +15409,8 @@
             <w:pPr>
               <w:pStyle w:val="Compact"/>
               <w:jc w:val="left"/>
-              <w:ind w:right="0" w:left="0" w:firstLine="0"/>
-              <w:spacing w:after="40" w:line="240" w:lineRule="auto" w:before="40"/>
+              <w:ind w:left="0" w:right="0" w:firstLine="0"/>
+              <w:spacing w:lineRule="auto" w:before="40" w:line="240" w:after="40"/>
             </w:pPr>
             <w:r>
               <w:rPr>
@@ -15426,8 +15426,8 @@
             <w:pPr>
               <w:pStyle w:val="Compact"/>
               <w:jc w:val="left"/>
-              <w:ind w:right="0" w:left="0" w:firstLine="0"/>
-              <w:spacing w:after="40" w:line="240" w:lineRule="auto" w:before="40"/>
+              <w:ind w:left="0" w:right="0" w:firstLine="0"/>
+              <w:spacing w:lineRule="auto" w:before="40" w:line="240" w:after="40"/>
             </w:pPr>
             <w:r>
               <w:t xml:space="preserve">Invalid specification type reference</w:t>
@@ -15442,8 +15442,8 @@
             <w:pPr>
               <w:pStyle w:val="Compact"/>
               <w:jc w:val="left"/>
-              <w:ind w:right="0" w:left="0" w:firstLine="0"/>
-              <w:spacing w:after="40" w:line="240" w:lineRule="auto" w:before="40"/>
+              <w:ind w:left="0" w:right="0" w:firstLine="0"/>
+              <w:spacing w:lineRule="auto" w:before="40" w:line="240" w:after="40"/>
             </w:pPr>
             <w:r>
               <w:rPr>
@@ -15459,8 +15459,8 @@
             <w:pPr>
               <w:pStyle w:val="Compact"/>
               <w:jc w:val="left"/>
-              <w:ind w:right="0" w:left="0" w:firstLine="0"/>
-              <w:spacing w:after="40" w:line="240" w:lineRule="auto" w:before="40"/>
+              <w:ind w:left="0" w:right="0" w:firstLine="0"/>
+              <w:spacing w:lineRule="auto" w:before="40" w:line="240" w:after="40"/>
             </w:pPr>
             <w:r>
               <w:t xml:space="preserve">Spec object missing required attribute</w:t>
@@ -15475,8 +15475,8 @@
             <w:pPr>
               <w:pStyle w:val="Compact"/>
               <w:jc w:val="left"/>
-              <w:ind w:right="0" w:left="0" w:firstLine="0"/>
-              <w:spacing w:after="40" w:line="240" w:lineRule="auto" w:before="40"/>
+              <w:ind w:left="0" w:right="0" w:firstLine="0"/>
+              <w:spacing w:lineRule="auto" w:before="40" w:line="240" w:after="40"/>
             </w:pPr>
             <w:r>
               <w:rPr>
@@ -15492,8 +15492,8 @@
             <w:pPr>
               <w:pStyle w:val="Compact"/>
               <w:jc w:val="left"/>
-              <w:ind w:right="0" w:left="0" w:firstLine="0"/>
-              <w:spacing w:after="40" w:line="240" w:lineRule="auto" w:before="40"/>
+              <w:ind w:left="0" w:right="0" w:firstLine="0"/>
+              <w:spacing w:lineRule="auto" w:before="40" w:line="240" w:after="40"/>
             </w:pPr>
             <w:r>
               <w:t xml:space="preserve">Attribute cardinality exceeded</w:t>
@@ -15508,8 +15508,8 @@
             <w:pPr>
               <w:pStyle w:val="Compact"/>
               <w:jc w:val="left"/>
-              <w:ind w:right="0" w:left="0" w:firstLine="0"/>
-              <w:spacing w:after="40" w:line="240" w:lineRule="auto" w:before="40"/>
+              <w:ind w:left="0" w:right="0" w:firstLine="0"/>
+              <w:spacing w:lineRule="auto" w:before="40" w:line="240" w:after="40"/>
             </w:pPr>
             <w:r>
               <w:rPr>
@@ -15525,8 +15525,8 @@
             <w:pPr>
               <w:pStyle w:val="Compact"/>
               <w:jc w:val="left"/>
-              <w:ind w:right="0" w:left="0" w:firstLine="0"/>
-              <w:spacing w:after="40" w:line="240" w:lineRule="auto" w:before="40"/>
+              <w:ind w:left="0" w:right="0" w:firstLine="0"/>
+              <w:spacing w:lineRule="auto" w:before="40" w:line="240" w:after="40"/>
             </w:pPr>
             <w:r>
               <w:t xml:space="preserve">Attribute type cast failure</w:t>
@@ -15541,8 +15541,8 @@
             <w:pPr>
               <w:pStyle w:val="Compact"/>
               <w:jc w:val="left"/>
-              <w:ind w:right="0" w:left="0" w:firstLine="0"/>
-              <w:spacing w:after="40" w:line="240" w:lineRule="auto" w:before="40"/>
+              <w:ind w:left="0" w:right="0" w:firstLine="0"/>
+              <w:spacing w:lineRule="auto" w:before="40" w:line="240" w:after="40"/>
             </w:pPr>
             <w:r>
               <w:rPr>
@@ -15558,8 +15558,8 @@
             <w:pPr>
               <w:pStyle w:val="Compact"/>
               <w:jc w:val="left"/>
-              <w:ind w:right="0" w:left="0" w:firstLine="0"/>
-              <w:spacing w:after="40" w:line="240" w:lineRule="auto" w:before="40"/>
+              <w:ind w:left="0" w:right="0" w:firstLine="0"/>
+              <w:spacing w:lineRule="auto" w:before="40" w:line="240" w:after="40"/>
             </w:pPr>
             <w:r>
               <w:t xml:space="preserve">Invalid enum value</w:t>
@@ -15574,8 +15574,8 @@
             <w:pPr>
               <w:pStyle w:val="Compact"/>
               <w:jc w:val="left"/>
-              <w:ind w:right="0" w:left="0" w:firstLine="0"/>
-              <w:spacing w:after="40" w:line="240" w:lineRule="auto" w:before="40"/>
+              <w:ind w:left="0" w:right="0" w:firstLine="0"/>
+              <w:spacing w:lineRule="auto" w:before="40" w:line="240" w:after="40"/>
             </w:pPr>
             <w:r>
               <w:rPr>
@@ -15591,8 +15591,8 @@
             <w:pPr>
               <w:pStyle w:val="Compact"/>
               <w:jc w:val="left"/>
-              <w:ind w:right="0" w:left="0" w:firstLine="0"/>
-              <w:spacing w:after="40" w:line="240" w:lineRule="auto" w:before="40"/>
+              <w:ind w:left="0" w:right="0" w:firstLine="0"/>
+              <w:spacing w:lineRule="auto" w:before="40" w:line="240" w:after="40"/>
             </w:pPr>
             <w:r>
               <w:t xml:space="preserve">Invalid date format (expected YYYY-MM-DD)</w:t>
@@ -15607,8 +15607,8 @@
             <w:pPr>
               <w:pStyle w:val="Compact"/>
               <w:jc w:val="left"/>
-              <w:ind w:right="0" w:left="0" w:firstLine="0"/>
-              <w:spacing w:after="40" w:line="240" w:lineRule="auto" w:before="40"/>
+              <w:ind w:left="0" w:right="0" w:firstLine="0"/>
+              <w:spacing w:lineRule="auto" w:before="40" w:line="240" w:after="40"/>
             </w:pPr>
             <w:r>
               <w:rPr>
@@ -15624,8 +15624,8 @@
             <w:pPr>
               <w:pStyle w:val="Compact"/>
               <w:jc w:val="left"/>
-              <w:ind w:right="0" w:left="0" w:firstLine="0"/>
-              <w:spacing w:after="40" w:line="240" w:lineRule="auto" w:before="40"/>
+              <w:ind w:left="0" w:right="0" w:firstLine="0"/>
+              <w:spacing w:lineRule="auto" w:before="40" w:line="240" w:after="40"/>
             </w:pPr>
             <w:r>
               <w:t xml:space="preserve">Value outside declared bounds</w:t>
@@ -15640,8 +15640,8 @@
             <w:pPr>
               <w:pStyle w:val="Compact"/>
               <w:jc w:val="left"/>
-              <w:ind w:right="0" w:left="0" w:firstLine="0"/>
-              <w:spacing w:after="40" w:line="240" w:lineRule="auto" w:before="40"/>
+              <w:ind w:left="0" w:right="0" w:firstLine="0"/>
+              <w:spacing w:lineRule="auto" w:before="40" w:line="240" w:after="40"/>
             </w:pPr>
             <w:r>
               <w:rPr>
@@ -15657,8 +15657,8 @@
             <w:pPr>
               <w:pStyle w:val="Compact"/>
               <w:jc w:val="left"/>
-              <w:ind w:right="0" w:left="0" w:firstLine="0"/>
-              <w:spacing w:after="40" w:line="240" w:lineRule="auto" w:before="40"/>
+              <w:ind w:left="0" w:right="0" w:firstLine="0"/>
+              <w:spacing w:lineRule="auto" w:before="40" w:line="240" w:after="40"/>
             </w:pPr>
             <w:r>
               <w:t xml:space="preserve">Duplicate PID across spec objects</w:t>
@@ -15673,8 +15673,8 @@
             <w:pPr>
               <w:pStyle w:val="Compact"/>
               <w:jc w:val="left"/>
-              <w:ind w:right="0" w:left="0" w:firstLine="0"/>
-              <w:spacing w:after="40" w:line="240" w:lineRule="auto" w:before="40"/>
+              <w:ind w:left="0" w:right="0" w:firstLine="0"/>
+              <w:spacing w:lineRule="auto" w:before="40" w:line="240" w:after="40"/>
             </w:pPr>
             <w:r>
               <w:rPr>
@@ -15690,8 +15690,8 @@
             <w:pPr>
               <w:pStyle w:val="Compact"/>
               <w:jc w:val="left"/>
-              <w:ind w:right="0" w:left="0" w:firstLine="0"/>
-              <w:spacing w:after="40" w:line="240" w:lineRule="auto" w:before="40"/>
+              <w:ind w:left="0" w:right="0" w:firstLine="0"/>
+              <w:spacing w:lineRule="auto" w:before="40" w:line="240" w:after="40"/>
             </w:pPr>
             <w:r>
               <w:t xml:space="preserve">Float has no parent object (orphan)</w:t>
@@ -15706,8 +15706,8 @@
             <w:pPr>
               <w:pStyle w:val="Compact"/>
               <w:jc w:val="left"/>
-              <w:ind w:right="0" w:left="0" w:firstLine="0"/>
-              <w:spacing w:after="40" w:line="240" w:lineRule="auto" w:before="40"/>
+              <w:ind w:left="0" w:right="0" w:firstLine="0"/>
+              <w:spacing w:lineRule="auto" w:before="40" w:line="240" w:after="40"/>
             </w:pPr>
             <w:r>
               <w:rPr>
@@ -15723,8 +15723,8 @@
             <w:pPr>
               <w:pStyle w:val="Compact"/>
               <w:jc w:val="left"/>
-              <w:ind w:right="0" w:left="0" w:firstLine="0"/>
-              <w:spacing w:after="40" w:line="240" w:lineRule="auto" w:before="40"/>
+              <w:ind w:left="0" w:right="0" w:firstLine="0"/>
+              <w:spacing w:lineRule="auto" w:before="40" w:line="240" w:after="40"/>
             </w:pPr>
             <w:r>
               <w:t xml:space="preserve">Duplicate float label in specification</w:t>
@@ -15739,8 +15739,8 @@
             <w:pPr>
               <w:pStyle w:val="Compact"/>
               <w:jc w:val="left"/>
-              <w:ind w:right="0" w:left="0" w:firstLine="0"/>
-              <w:spacing w:after="40" w:line="240" w:lineRule="auto" w:before="40"/>
+              <w:ind w:left="0" w:right="0" w:firstLine="0"/>
+              <w:spacing w:lineRule="auto" w:before="40" w:line="240" w:after="40"/>
             </w:pPr>
             <w:r>
               <w:rPr>
@@ -15756,8 +15756,8 @@
             <w:pPr>
               <w:pStyle w:val="Compact"/>
               <w:jc w:val="left"/>
-              <w:ind w:right="0" w:left="0" w:firstLine="0"/>
-              <w:spacing w:after="40" w:line="240" w:lineRule="auto" w:before="40"/>
+              <w:ind w:left="0" w:right="0" w:firstLine="0"/>
+              <w:spacing w:lineRule="auto" w:before="40" w:line="240" w:after="40"/>
             </w:pPr>
             <w:r>
               <w:t xml:space="preserve">External render failure</w:t>
@@ -15772,8 +15772,8 @@
             <w:pPr>
               <w:pStyle w:val="Compact"/>
               <w:jc w:val="left"/>
-              <w:ind w:right="0" w:left="0" w:firstLine="0"/>
-              <w:spacing w:after="40" w:line="240" w:lineRule="auto" w:before="40"/>
+              <w:ind w:left="0" w:right="0" w:firstLine="0"/>
+              <w:spacing w:lineRule="auto" w:before="40" w:line="240" w:after="40"/>
             </w:pPr>
             <w:r>
               <w:rPr>
@@ -15789,8 +15789,8 @@
             <w:pPr>
               <w:pStyle w:val="Compact"/>
               <w:jc w:val="left"/>
-              <w:ind w:right="0" w:left="0" w:firstLine="0"/>
-              <w:spacing w:after="40" w:line="240" w:lineRule="auto" w:before="40"/>
+              <w:ind w:left="0" w:right="0" w:firstLine="0"/>
+              <w:spacing w:lineRule="auto" w:before="40" w:line="240" w:after="40"/>
             </w:pPr>
             <w:r>
               <w:t xml:space="preserve">Invalid float type reference</w:t>
@@ -15805,8 +15805,8 @@
             <w:pPr>
               <w:pStyle w:val="Compact"/>
               <w:jc w:val="left"/>
-              <w:ind w:right="0" w:left="0" w:firstLine="0"/>
-              <w:spacing w:after="40" w:line="240" w:lineRule="auto" w:before="40"/>
+              <w:ind w:left="0" w:right="0" w:firstLine="0"/>
+              <w:spacing w:lineRule="auto" w:before="40" w:line="240" w:after="40"/>
             </w:pPr>
             <w:r>
               <w:rPr>
@@ -15822,8 +15822,8 @@
             <w:pPr>
               <w:pStyle w:val="Compact"/>
               <w:jc w:val="left"/>
-              <w:ind w:right="0" w:left="0" w:firstLine="0"/>
-              <w:spacing w:after="40" w:line="240" w:lineRule="auto" w:before="40"/>
+              <w:ind w:left="0" w:right="0" w:firstLine="0"/>
+              <w:spacing w:lineRule="auto" w:before="40" w:line="240" w:after="40"/>
             </w:pPr>
             <w:r>
               <w:t xml:space="preserve">Unresolved link (PIDs are case-sensitive)</w:t>
@@ -15838,8 +15838,8 @@
             <w:pPr>
               <w:pStyle w:val="Compact"/>
               <w:jc w:val="left"/>
-              <w:ind w:right="0" w:left="0" w:firstLine="0"/>
-              <w:spacing w:after="40" w:line="240" w:lineRule="auto" w:before="40"/>
+              <w:ind w:left="0" w:right="0" w:firstLine="0"/>
+              <w:spacing w:lineRule="auto" w:before="40" w:line="240" w:after="40"/>
             </w:pPr>
             <w:r>
               <w:rPr>
@@ -15855,8 +15855,8 @@
             <w:pPr>
               <w:pStyle w:val="Compact"/>
               <w:jc w:val="left"/>
-              <w:ind w:right="0" w:left="0" w:firstLine="0"/>
-              <w:spacing w:after="40" w:line="240" w:lineRule="auto" w:before="40"/>
+              <w:ind w:left="0" w:right="0" w:firstLine="0"/>
+              <w:spacing w:lineRule="auto" w:before="40" w:line="240" w:after="40"/>
             </w:pPr>
             <w:r>
               <w:t xml:space="preserve">Dangling relation (target not found)</w:t>
@@ -15871,8 +15871,8 @@
             <w:pPr>
               <w:pStyle w:val="Compact"/>
               <w:jc w:val="left"/>
-              <w:ind w:right="0" w:left="0" w:firstLine="0"/>
-              <w:spacing w:after="40" w:line="240" w:lineRule="auto" w:before="40"/>
+              <w:ind w:left="0" w:right="0" w:firstLine="0"/>
+              <w:spacing w:lineRule="auto" w:before="40" w:line="240" w:after="40"/>
             </w:pPr>
             <w:r>
               <w:rPr>
@@ -15888,8 +15888,8 @@
             <w:pPr>
               <w:pStyle w:val="Compact"/>
               <w:jc w:val="left"/>
-              <w:ind w:right="0" w:left="0" w:firstLine="0"/>
-              <w:spacing w:after="40" w:line="240" w:lineRule="auto" w:before="40"/>
+              <w:ind w:left="0" w:right="0" w:firstLine="0"/>
+              <w:spacing w:lineRule="auto" w:before="40" w:line="240" w:after="40"/>
             </w:pPr>
             <w:r>
               <w:t xml:space="preserve">Ambiguous float reference</w:t>
@@ -15904,8 +15904,8 @@
             <w:pPr>
               <w:pStyle w:val="Compact"/>
               <w:jc w:val="left"/>
-              <w:ind w:right="0" w:left="0" w:firstLine="0"/>
-              <w:spacing w:after="40" w:line="240" w:lineRule="auto" w:before="40"/>
+              <w:ind w:left="0" w:right="0" w:firstLine="0"/>
+              <w:spacing w:lineRule="auto" w:before="40" w:line="240" w:after="40"/>
             </w:pPr>
             <w:r>
               <w:rPr>
@@ -15921,8 +15921,8 @@
             <w:pPr>
               <w:pStyle w:val="Compact"/>
               <w:jc w:val="left"/>
-              <w:ind w:right="0" w:left="0" w:firstLine="0"/>
-              <w:spacing w:after="40" w:line="240" w:lineRule="auto" w:before="40"/>
+              <w:ind w:left="0" w:right="0" w:firstLine="0"/>
+              <w:spacing w:lineRule="auto" w:before="40" w:line="240" w:after="40"/>
             </w:pPr>
             <w:r>
               <w:t xml:space="preserve">View materialization failure</w:t>
@@ -15987,12 +15987,12 @@
     </w:p>
     <w:p>
       <w:pPr>
-        <w:spacing w:lineRule="exact" w:before="0" w:after="0" w:line="20"/>
+        <w:spacing w:before="0" w:after="0" w:lineRule="exact" w:line="20"/>
         <w:rPr>
           <w:sz w:val="2"/>
         </w:rPr>
       </w:pPr>
-      <w:bookmarkStart w:id="14565" w:name="listing-src-suppress-example"/>
+      <w:bookmarkStart w:name="listing-src-suppress-example" w:id="14565"/>
       <w:bookmarkEnd w:id="14565"/>
     </w:p>
     <w:p>
@@ -16317,12 +16317,12 @@
     </w:p>
     <w:p>
       <w:pPr>
-        <w:spacing w:lineRule="exact" w:before="0" w:after="0" w:line="20"/>
+        <w:spacing w:before="0" w:after="0" w:lineRule="exact" w:line="20"/>
         <w:rPr>
           <w:sz w:val="2"/>
         </w:rPr>
       </w:pPr>
-      <w:bookmarkStart w:id="55656" w:name="listing-src-force-rebuild"/>
+      <w:bookmarkStart w:name="listing-src-force-rebuild" w:id="55656"/>
       <w:bookmarkEnd w:id="55656"/>
     </w:p>
     <w:p>
@@ -17139,12 +17139,12 @@
     </w:p>
     <w:p>
       <w:pPr>
-        <w:spacing w:lineRule="exact" w:before="0" w:after="0" w:line="20"/>
+        <w:spacing w:before="0" w:after="0" w:lineRule="exact" w:line="20"/>
         <w:rPr>
           <w:sz w:val="2"/>
         </w:rPr>
       </w:pPr>
-      <w:bookmarkStart w:id="2501" w:name="listing-src-clean-stale-build"/>
+      <w:bookmarkStart w:name="listing-src-clean-stale-build" w:id="2501"/>
       <w:bookmarkEnd w:id="2501"/>
     </w:p>
     <w:p>
@@ -17222,12 +17222,12 @@
     </w:p>
     <w:p>
       <w:pPr>
-        <w:spacing w:lineRule="exact" w:before="0" w:after="0" w:line="20"/>
+        <w:spacing w:before="0" w:after="0" w:lineRule="exact" w:line="20"/>
         <w:rPr>
           <w:sz w:val="2"/>
         </w:rPr>
       </w:pPr>
-      <w:bookmarkStart w:id="88848" w:name="listing-src-debug-log-level"/>
+      <w:bookmarkStart w:name="listing-src-debug-log-level" w:id="88848"/>
       <w:bookmarkEnd w:id="88848"/>
     </w:p>
     <w:p>
@@ -18338,18 +18338,18 @@
         <w:tblLook w:firstRow="0" w:lastRow="0" w:firstColumn="0" w:lastColumn="0" w:noHBand="0" w:noVBand="0" w:val="0000"/>
         <w:jc w:val="start"/>
         <w:tblBorders>
-          <w:top w:color="000000" w:space="0" w:val="single" w:sz="6"/>
-          <w:left w:color="000000" w:space="0" w:val="single" w:sz="6"/>
-          <w:bottom w:color="000000" w:space="0" w:val="single" w:sz="6"/>
-          <w:right w:color="000000" w:space="0" w:val="single" w:sz="6"/>
-          <w:insideH w:color="000000" w:space="0" w:val="single" w:sz="6"/>
-          <w:insideV w:color="000000" w:space="0" w:val="single" w:sz="6"/>
+          <w:top w:val="single" w:sz="6" w:color="000000" w:space="0"/>
+          <w:left w:val="single" w:sz="6" w:color="000000" w:space="0"/>
+          <w:bottom w:val="single" w:sz="6" w:color="000000" w:space="0"/>
+          <w:right w:val="single" w:sz="6" w:color="000000" w:space="0"/>
+          <w:insideH w:val="single" w:sz="6" w:color="000000" w:space="0"/>
+          <w:insideV w:val="single" w:sz="6" w:color="000000" w:space="0"/>
         </w:tblBorders>
         <w:tblCellMar>
-          <w:top w:w="57" w:type="dxa"/>
-          <w:left w:w="108" w:type="dxa"/>
-          <w:bottom w:w="57" w:type="dxa"/>
-          <w:right w:w="108" w:type="dxa"/>
+          <w:top w:type="dxa" w:w="57"/>
+          <w:left w:type="dxa" w:w="108"/>
+          <w:bottom w:type="dxa" w:w="57"/>
+          <w:right w:type="dxa" w:w="108"/>
         </w:tblCellMar>
       </w:tblPr>
       <w:tblGrid>
@@ -18363,8 +18363,8 @@
             <w:pPr>
               <w:pStyle w:val="Compact"/>
               <w:jc w:val="left"/>
-              <w:ind w:right="0" w:left="0" w:firstLine="0"/>
-              <w:spacing w:after="40" w:line="240" w:lineRule="auto" w:before="40"/>
+              <w:ind w:left="0" w:right="0" w:firstLine="0"/>
+              <w:spacing w:lineRule="auto" w:before="40" w:line="240" w:after="40"/>
             </w:pPr>
             <w:r>
               <w:rPr>
@@ -18381,8 +18381,8 @@
             <w:pPr>
               <w:pStyle w:val="Compact"/>
               <w:jc w:val="left"/>
-              <w:ind w:right="0" w:left="0" w:firstLine="0"/>
-              <w:spacing w:after="40" w:line="240" w:lineRule="auto" w:before="40"/>
+              <w:ind w:left="0" w:right="0" w:firstLine="0"/>
+              <w:spacing w:lineRule="auto" w:before="40" w:line="240" w:after="40"/>
             </w:pPr>
             <w:r>
               <w:t xml:space="preserve">Pandoc Abstract Syntax Tree</w:t>
@@ -18397,8 +18397,8 @@
             <w:pPr>
               <w:pStyle w:val="Compact"/>
               <w:jc w:val="left"/>
-              <w:ind w:right="0" w:left="0" w:firstLine="0"/>
-              <w:spacing w:after="40" w:line="240" w:lineRule="auto" w:before="40"/>
+              <w:ind w:left="0" w:right="0" w:firstLine="0"/>
+              <w:spacing w:lineRule="auto" w:before="40" w:line="240" w:after="40"/>
             </w:pPr>
             <w:r>
               <w:rPr>
@@ -18415,8 +18415,8 @@
             <w:pPr>
               <w:pStyle w:val="Compact"/>
               <w:jc w:val="left"/>
-              <w:ind w:right="0" w:left="0" w:firstLine="0"/>
-              <w:spacing w:after="40" w:line="240" w:lineRule="auto" w:before="40"/>
+              <w:ind w:left="0" w:right="0" w:firstLine="0"/>
+              <w:spacing w:lineRule="auto" w:before="40" w:line="240" w:after="40"/>
             </w:pPr>
             <w:r>
               <w:t xml:space="preserve">Command-Line Interface</w:t>
@@ -18431,8 +18431,8 @@
             <w:pPr>
               <w:pStyle w:val="Compact"/>
               <w:jc w:val="left"/>
-              <w:ind w:right="0" w:left="0" w:firstLine="0"/>
-              <w:spacing w:after="40" w:line="240" w:lineRule="auto" w:before="40"/>
+              <w:ind w:left="0" w:right="0" w:firstLine="0"/>
+              <w:spacing w:lineRule="auto" w:before="40" w:line="240" w:after="40"/>
             </w:pPr>
             <w:r>
               <w:rPr>
@@ -18449,8 +18449,8 @@
             <w:pPr>
               <w:pStyle w:val="Compact"/>
               <w:jc w:val="left"/>
-              <w:ind w:right="0" w:left="0" w:firstLine="0"/>
-              <w:spacing w:after="40" w:line="240" w:lineRule="auto" w:before="40"/>
+              <w:ind w:left="0" w:right="0" w:firstLine="0"/>
+              <w:spacing w:lineRule="auto" w:before="40" w:line="240" w:after="40"/>
             </w:pPr>
             <w:r>
               <w:t xml:space="preserve">Comma-Separated Values</w:t>
@@ -18465,8 +18465,8 @@
             <w:pPr>
               <w:pStyle w:val="Compact"/>
               <w:jc w:val="left"/>
-              <w:ind w:right="0" w:left="0" w:firstLine="0"/>
-              <w:spacing w:after="40" w:line="240" w:lineRule="auto" w:before="40"/>
+              <w:ind w:left="0" w:right="0" w:firstLine="0"/>
+              <w:spacing w:lineRule="auto" w:before="40" w:line="240" w:after="40"/>
             </w:pPr>
             <w:r>
               <w:rPr>
@@ -18483,8 +18483,8 @@
             <w:pPr>
               <w:pStyle w:val="Compact"/>
               <w:jc w:val="left"/>
-              <w:ind w:right="0" w:left="0" w:firstLine="0"/>
-              <w:spacing w:after="40" w:line="240" w:lineRule="auto" w:before="40"/>
+              <w:ind w:left="0" w:right="0" w:firstLine="0"/>
+              <w:spacing w:lineRule="auto" w:before="40" w:line="240" w:after="40"/>
             </w:pPr>
             <w:r>
               <w:t xml:space="preserve">Entity-Attribute-Value</w:t>
@@ -18499,8 +18499,8 @@
             <w:pPr>
               <w:pStyle w:val="Compact"/>
               <w:jc w:val="left"/>
-              <w:ind w:right="0" w:left="0" w:firstLine="0"/>
-              <w:spacing w:after="40" w:line="240" w:lineRule="auto" w:before="40"/>
+              <w:ind w:left="0" w:right="0" w:firstLine="0"/>
+              <w:spacing w:lineRule="auto" w:before="40" w:line="240" w:after="40"/>
             </w:pPr>
             <w:r>
               <w:rPr>
@@ -18517,8 +18517,8 @@
             <w:pPr>
               <w:pStyle w:val="Compact"/>
               <w:jc w:val="left"/>
-              <w:ind w:right="0" w:left="0" w:firstLine="0"/>
-              <w:spacing w:after="40" w:line="240" w:lineRule="auto" w:before="40"/>
+              <w:ind w:left="0" w:right="0" w:firstLine="0"/>
+              <w:spacing w:lineRule="auto" w:before="40" w:line="240" w:after="40"/>
             </w:pPr>
             <w:r>
               <w:t xml:space="preserve">GitHub-Flavored Markdown</w:t>
@@ -18533,8 +18533,8 @@
             <w:pPr>
               <w:pStyle w:val="Compact"/>
               <w:jc w:val="left"/>
-              <w:ind w:right="0" w:left="0" w:firstLine="0"/>
-              <w:spacing w:after="40" w:line="240" w:lineRule="auto" w:before="40"/>
+              <w:ind w:left="0" w:right="0" w:firstLine="0"/>
+              <w:spacing w:lineRule="auto" w:before="40" w:line="240" w:after="40"/>
             </w:pPr>
             <w:r>
               <w:rPr>
@@ -18551,8 +18551,8 @@
             <w:pPr>
               <w:pStyle w:val="Compact"/>
               <w:jc w:val="left"/>
-              <w:ind w:right="0" w:left="0" w:firstLine="0"/>
-              <w:spacing w:after="40" w:line="240" w:lineRule="auto" w:before="40"/>
+              <w:ind w:left="0" w:right="0" w:firstLine="0"/>
+              <w:spacing w:lineRule="auto" w:before="40" w:line="240" w:after="40"/>
             </w:pPr>
             <w:r>
               <w:t xml:space="preserve">Newline-Delimited JSON</w:t>
@@ -18567,8 +18567,8 @@
             <w:pPr>
               <w:pStyle w:val="Compact"/>
               <w:jc w:val="left"/>
-              <w:ind w:right="0" w:left="0" w:firstLine="0"/>
-              <w:spacing w:after="40" w:line="240" w:lineRule="auto" w:before="40"/>
+              <w:ind w:left="0" w:right="0" w:firstLine="0"/>
+              <w:spacing w:lineRule="auto" w:before="40" w:line="240" w:after="40"/>
             </w:pPr>
             <w:r>
               <w:rPr>
@@ -18585,8 +18585,8 @@
             <w:pPr>
               <w:pStyle w:val="Compact"/>
               <w:jc w:val="left"/>
-              <w:ind w:right="0" w:left="0" w:firstLine="0"/>
-              <w:spacing w:after="40" w:line="240" w:lineRule="auto" w:before="40"/>
+              <w:ind w:left="0" w:right="0" w:firstLine="0"/>
+              <w:spacing w:lineRule="auto" w:before="40" w:line="240" w:after="40"/>
             </w:pPr>
             <w:r>
               <w:t xml:space="preserve">Project Identifier</w:t>
@@ -18601,8 +18601,8 @@
             <w:pPr>
               <w:pStyle w:val="Compact"/>
               <w:jc w:val="left"/>
-              <w:ind w:right="0" w:left="0" w:firstLine="0"/>
-              <w:spacing w:after="40" w:line="240" w:lineRule="auto" w:before="40"/>
+              <w:ind w:left="0" w:right="0" w:firstLine="0"/>
+              <w:spacing w:lineRule="auto" w:before="40" w:line="240" w:after="40"/>
             </w:pPr>
             <w:r>
               <w:rPr>
@@ -18619,8 +18619,8 @@
             <w:pPr>
               <w:pStyle w:val="Compact"/>
               <w:jc w:val="left"/>
-              <w:ind w:right="0" w:left="0" w:firstLine="0"/>
-              <w:spacing w:after="40" w:line="240" w:lineRule="auto" w:before="40"/>
+              <w:ind w:left="0" w:right="0" w:firstLine="0"/>
+              <w:spacing w:lineRule="auto" w:before="40" w:line="240" w:after="40"/>
             </w:pPr>
             <w:r>
               <w:t xml:space="preserve">Specification Intermediate Representation</w:t>
@@ -18635,8 +18635,8 @@
             <w:pPr>
               <w:pStyle w:val="Compact"/>
               <w:jc w:val="left"/>
-              <w:ind w:right="0" w:left="0" w:firstLine="0"/>
-              <w:spacing w:after="40" w:line="240" w:lineRule="auto" w:before="40"/>
+              <w:ind w:left="0" w:right="0" w:firstLine="0"/>
+              <w:spacing w:lineRule="auto" w:before="40" w:line="240" w:after="40"/>
             </w:pPr>
             <w:r>
               <w:rPr>
@@ -18653,8 +18653,8 @@
             <w:pPr>
               <w:pStyle w:val="Compact"/>
               <w:jc w:val="left"/>
-              <w:ind w:right="0" w:left="0" w:firstLine="0"/>
-              <w:spacing w:after="40" w:line="240" w:lineRule="auto" w:before="40"/>
+              <w:ind w:left="0" w:right="0" w:firstLine="0"/>
+              <w:spacing w:lineRule="auto" w:before="40" w:line="240" w:after="40"/>
             </w:pPr>
             <w:r>
               <w:t xml:space="preserve">Structured Query Language</w:t>
@@ -18669,8 +18669,8 @@
             <w:pPr>
               <w:pStyle w:val="Compact"/>
               <w:jc w:val="left"/>
-              <w:ind w:right="0" w:left="0" w:firstLine="0"/>
-              <w:spacing w:after="40" w:line="240" w:lineRule="auto" w:before="40"/>
+              <w:ind w:left="0" w:right="0" w:firstLine="0"/>
+              <w:spacing w:lineRule="auto" w:before="40" w:line="240" w:after="40"/>
             </w:pPr>
             <w:r>
               <w:rPr>
@@ -18687,8 +18687,8 @@
             <w:pPr>
               <w:pStyle w:val="Compact"/>
               <w:jc w:val="left"/>
-              <w:ind w:right="0" w:left="0" w:firstLine="0"/>
-              <w:spacing w:after="40" w:line="240" w:lineRule="auto" w:before="40"/>
+              <w:ind w:left="0" w:right="0" w:firstLine="0"/>
+              <w:spacing w:lineRule="auto" w:before="40" w:line="240" w:after="40"/>
             </w:pPr>
             <w:r>
               <w:t xml:space="preserve">SQLite Database</w:t>
@@ -18716,14 +18716,14 @@
 <w:ftr xmlns:r="http://schemas.openxmlformats.org/officeDocument/2006/relationships" xmlns:w="http://schemas.openxmlformats.org/wordprocessingml/2006/main">
   <w:tbl>
     <w:tblPr>
-      <w:tblW w:w="5000" w:type="pct"/>
+      <w:tblW w:type="pct" w:w="5000"/>
       <w:tblBorders>
-        <w:top w:color="CCCCCC" w:space="1" w:val="single" w:sz="4"/>
-        <w:bottom w:color="auto" w:space="0" w:val="none" w:sz="0"/>
-        <w:left w:color="auto" w:space="0" w:val="none" w:sz="0"/>
-        <w:right w:color="auto" w:space="0" w:val="none" w:sz="0"/>
-        <w:insideH w:color="auto" w:space="0" w:val="none" w:sz="0"/>
-        <w:insideV w:color="auto" w:space="0" w:val="none" w:sz="0"/>
+        <w:top w:val="single" w:sz="4" w:color="CCCCCC" w:space="1"/>
+        <w:bottom w:val="none" w:sz="0" w:color="auto" w:space="0"/>
+        <w:left w:val="none" w:sz="0" w:color="auto" w:space="0"/>
+        <w:right w:val="none" w:sz="0" w:color="auto" w:space="0"/>
+        <w:insideH w:val="none" w:sz="0" w:color="auto" w:space="0"/>
+        <w:insideV w:val="none" w:sz="0" w:color="auto" w:space="0"/>
       </w:tblBorders>
       <w:tblLayout w:type="fixed"/>
     </w:tblPr>
@@ -18735,7 +18735,7 @@
     <w:tr>
       <w:tc>
         <w:tcPr>
-          <w:tcW w:w="1667" w:type="pct"/>
+          <w:tcW w:type="pct" w:w="1667"/>
         </w:tcPr>
         <w:p>
           <w:pPr>
@@ -18749,7 +18749,7 @@
       </w:tc>
       <w:tc>
         <w:tcPr>
-          <w:tcW w:w="1667" w:type="pct"/>
+          <w:tcW w:type="pct" w:w="1667"/>
         </w:tcPr>
         <w:p>
           <w:pPr>
@@ -18763,7 +18763,7 @@
       </w:tc>
       <w:tc>
         <w:tcPr>
-          <w:tcW w:w="1667" w:type="pct"/>
+          <w:tcW w:type="pct" w:w="1667"/>
         </w:tcPr>
         <w:p>
           <w:pPr>
@@ -20019,18 +20019,18 @@
     <w:basedOn w:val="VerbatimChar"/>
     <w:rPr/>
   </w:style>
-  <w:style w:styleId="SpecObjectHeader" w:customStyle="1" w:type="paragraph">
+  <w:style w:styleId="SpecObjectHeader" w:type="paragraph" w:customStyle="1">
     <w:name w:val="Spec Object Header"/>
     <w:basedOn w:val="Normal"/>
     <w:next w:val="FirstParagraph"/>
     <w:qFormat/>
     <w:pPr>
       <w:keepNext/>
-      <w:spacing w:after="120" w:line="276" w:lineRule="auto" w:before="280"/>
+      <w:spacing w:lineRule="auto" w:before="280" w:line="276" w:after="120"/>
       <w:outlineLvl w:val="0"/>
     </w:pPr>
     <w:rPr>
-      <w:rFonts w:cs="Calibri Light" w:hAnsi="Calibri Light" w:ascii="Calibri Light"/>
+      <w:rFonts w:hAnsi="Calibri Light" w:ascii="Calibri Light" w:cs="Calibri Light"/>
       <w:b/>
       <w:bCs/>
       <w:color w:val="0F4C64"/>
